--- a/docs/manuscript/MAIN_TEXT.docx
+++ b/docs/manuscript/MAIN_TEXT.docx
@@ -2,13 +2,13 @@
 <file path=word/document.xml><?xml version="1.0" encoding="utf-8"?>
 <w:document xmlns:w="http://schemas.openxmlformats.org/wordprocessingml/2006/main" xmlns:m="http://schemas.openxmlformats.org/officeDocument/2006/math" xmlns:r="http://schemas.openxmlformats.org/officeDocument/2006/relationships" xmlns:o="urn:schemas-microsoft-com:office:office" xmlns:v="urn:schemas-microsoft-com:vml" xmlns:w10="urn:schemas-microsoft-com:office:word" xmlns:a="http://schemas.openxmlformats.org/drawingml/2006/main" xmlns:pic="http://schemas.openxmlformats.org/drawingml/2006/picture" xmlns:wp="http://schemas.openxmlformats.org/drawingml/2006/wordprocessingDrawing">
   <w:body>
-    <w:bookmarkStart w:id="334" w:name="X757ac3863136f413ebdeb6ccdb42db7e9103cf9"/>
+    <w:bookmarkStart w:id="325" w:name="X8bf6248c9f3f97f4894a761f3e01800d2c2c84f"/>
     <w:p>
       <w:pPr>
         <w:pStyle w:val="Heading1"/>
       </w:pPr>
       <w:r>
-        <w:t xml:space="preserve">Are the phases real? Distinguishing bounded interaction groups from spatially structured drift in lower Mississippi Valley decorated ceramics</w:t>
+        <w:t xml:space="preserve">Explaining the Spatial Structure of Phases: An Example from the Lower Mississippi River Valley</w:t>
       </w:r>
     </w:p>
     <w:p>
@@ -20,7 +20,7 @@
           <w:b/>
           <w:bCs/>
         </w:rPr>
-        <w:t xml:space="preserve">Carl P. Lipo, Robert J. DiNapoli, and Mark E. Madsen</w:t>
+        <w:t xml:space="preserve">Carl P. Lipo, Beau J. DiNapoli, and Mark E. Madsen</w:t>
       </w:r>
     </w:p>
     <w:bookmarkStart w:id="109" w:name="abstract"/>
@@ -37,7 +37,7 @@
         <w:pStyle w:val="FirstParagraph"/>
       </w:pPr>
       <w:r>
-        <w:t xml:space="preserve">The phase, a foundational unit, rests on a silent premise: assemblages more similar to nearby than to distant neighbors record a bounded society. This is rarely tested, yet neutral transmission produces the same clustering with no bounded groups, because drift concentrates similar styles locally. For the late pre-contact lower Mississippi Valley, we test whether decorated-ceramic similarity reflects bounded interaction groups or spatially structured drift. We compare the two processes on their real geography, calibrated to the record’s small samples and time-averaging with a signal-recovery experiment. In the St. Francis basin and Williams’s southeast-Missouri phases, drift reproduces the structure without bounded groups. Across the wider valley it yields far fewer groups than the named phases draw. Parkin, often read as a capital, is a transmission bridge with at most a weak signal beyond drift. Before similarity is read as social, a record must be shown able to distinguish groups from drift.</w:t>
+        <w:t xml:space="preserve">Archaeologists group assemblages into phases and interpret them as bounded societies, on the premise that assemblages more similar to nearby than to distant neighbors record a social group. Neutral drift among neighbors produces the same clustering with no boundary at all. Because interaction everywhere falls off with distance, what marks a social group is local interaction beyond what distance accounts for, a continuously varying quantity rather than a condition. We ask what produced that structure in the St. Francis basin, home to several well-defined Late Mississippian phases. Of four candidate signatures only between-group variance can register closure at this resolution, and by it the basin shows none beyond what distance accounts for. A model imposing no groups attributes 96 percent of assemblage-level variation to geography. Calibrated drift still underpredicts how different the spatial clusters are, and of four simplifying assumptions relaxed, only a weak boundary in where new styles originate reproduces both the differentiation and the diversity. That model is still drift.</w:t>
       </w:r>
     </w:p>
     <w:p>
@@ -73,7 +73,7 @@
         <w:pStyle w:val="FirstParagraph"/>
       </w:pPr>
       <w:r>
-        <w:t xml:space="preserve">La fase, una unidad fundamental, se basa en una premisa tácita: los conjuntos más similares a los vecinos cercanos que a los distantes registran una sociedad delimitada. Esto rara vez se pone a prueba, pero la transmisión neutral produce el mismo agrupamiento sin grupos delimitados, porque la deriva concentra localmente estilos similares. Para el valle inferior del Misisipi de finales del período precontacto, evaluamos si la similitud de la cerámica decorada refleja grupos de interacción delimitados o una estructura espacialmente organizada. Comparamos ambos procesos en su geografía real, calibrados a partir de tamaños de muestra pequeños y del promediado temporal del registro mediante un experimento de recuperación de señal. En la cuenca del St. Francis y en las fases del sureste de Misuri de Williams, la deriva reproduce la estructura sin grupos delimitados. En el conjunto del valle se generan muchos menos grupos que los que distingue el esquema de fases. Parkin, a menudo considerada una capital, es un puente de transmisión con, a lo sumo, una señal débil más allá de la deriva. Antes de interpretar la similitud como social, debe demostrarse que un registro puede distinguir los grupos de la deriva.</w:t>
+        <w:t xml:space="preserve">La fase, una unidad fundamental de la práctica arqueológica, se basa en una premisa tácita: los conjuntos más similares a los vecinos cercanos que a los distantes registran una sociedad delimitada. Esta premisa rara vez se pone a prueba. La transmisión neutral, en la que las frecuencias de los estilos cambian solo por copia azarosa, puede producir el mismo agrupamiento sin grupos delimitados, porque la deriva entre vecinos concentra localmente estilos similares. Para el valle inferior del Misisipi de finales del período precontacto, preguntamos si la similitud de la cerámica decorada refleja grupos de interacción delimitados o una deriva espacialmente estructurada, y planteamos la pregunta en términos de lo que el registro puede resolver. Un experimento de recuperación de señal, en el que se introduce un grado conocido de cierre de grupo en datos sintéticos ajustados a las muestras pequeñas y al promediado temporal del registro, muestra que solo una de cuatro firmas candidatas, la varianza entre grupos, registra ese cierre. Según esa firma, la cuenca del St. Francis no muestra un cierre resoluble, y un modelo de campo espacial continuo, que no requiere partición alguna, atribuye el 96 por ciento de la variación entre conjuntos a la geografía, dejando apenas el residuo específico de cada sitio que producirían los grupos delimitados. Luego comparamos modelos de deriva y de grupos delimitados sobre la geografía real, tras calibrar cada uno con la diversidad interna de los conjuntos. La deriva calibrada subestima la diferenciación observada entre grupos en la cuenca, y ninguna parametrización que reproduzca la diversidad de los conjuntos reproduce su diferenciación. Los modelos de grupos delimitados, con la misma calibración, elevan solo ligeramente la diferenciación predicha, de modo que ninguno de los dos procesos, tal como se modelan, da cuenta del registro. Parkin, a menudo interpretada como una capital, actúa como un puente en la red de transmisión, y su contraste con sus vecinos no es mayor que el exceso observado en toda la cuenca. Antes de interpretar la similitud como social, debe demostrarse que un registro es capaz de distinguir los grupos de la deriva y que el modelo nulo se ajusta al registro con el que se pone a prueba.</w:t>
       </w:r>
     </w:p>
     <w:p>
@@ -109,7 +109,7 @@
         <w:pStyle w:val="FirstParagraph"/>
       </w:pPr>
       <w:r>
-        <w:t xml:space="preserve">The late pre-contact record of the Lower Mississippi River Valley is traditionally divided into a series of spatially and temporally bounded units known as phases (Figure 1). These units include examples such as the Kent</w:t>
+        <w:t xml:space="preserve">Archaeologists divide the late pre-contact record of the Lower Mississippi River Valley into spatially and temporally bounded units known as phases (Figure 1). These units include the Kent</w:t>
       </w:r>
       <w:r>
         <w:t xml:space="preserve"> </w:t>
@@ -175,7 +175,7 @@
         <w:t xml:space="preserve"> </w:t>
       </w:r>
       <w:r>
-        <w:t xml:space="preserve">phases. Among these units, the Parkin phase stands out because it includes the Parkin site, the largest of the moated, palisaded towns in the St. Francis basin of northeastern Arkansas. The chronicles of the Hernando de Soto expedition place it as Casqui, the seat of a paramount chief, which the expedition encountered in 1541</w:t>
+        <w:t xml:space="preserve">phases. The Parkin phase stands out because it includes the Parkin site, the largest moated, palisaded town in the St. Francis basin of northeastern Arkansas. The chronicles of the Hernando de Soto expedition identify it as Casqui, the seat of a paramount chief, which the expedition encountered in 1541</w:t>
       </w:r>
       <w:r>
         <w:t xml:space="preserve"> </w:t>
@@ -184,7 +184,7 @@
         <w:t xml:space="preserve">(Hudson et al. 1990; Mitchem 2001; Phyllis A. Morse 1990)</w:t>
       </w:r>
       <w:r>
-        <w:t xml:space="preserve">. On the strength of its size, fortification, platform mound, and ethnohistoric identification, Parkin is routinely interpreted as the center of a Mississippian polity, on the long-standing assumption that a dominant mound center marks the apex of a ranked society</w:t>
+        <w:t xml:space="preserve">. Because of its size, fortification, platform mound, and ethnohistoric identification, Parkin is routinely interpreted as the center of a Mississippian polity. That interpretation rests on the long-standing assumption that a dominant mound center marks the apex of a ranked society</w:t>
       </w:r>
       <w:r>
         <w:t xml:space="preserve"> </w:t>
@@ -193,7 +193,7 @@
         <w:t xml:space="preserve">(Peebles and Kus 1977)</w:t>
       </w:r>
       <w:r>
-        <w:t xml:space="preserve">. That interpretation is a specific claim about social structure in which the Parkin phase is treated as a bounded, hierarchically organized society with Parkin at its apex.</w:t>
+        <w:t xml:space="preserve">. It makes a specific claim about social structure. The Parkin phase was a bounded, hierarchically organized society with Parkin at its apex.</w:t>
       </w:r>
     </w:p>
     <w:p>
@@ -203,9 +203,9 @@
       <w:r>
         <w:drawing>
           <wp:inline>
-            <wp:extent cx="4114800" cy="6930397"/>
+            <wp:extent cx="4114800" cy="6950142"/>
             <wp:effectExtent b="0" l="0" r="0" t="0"/>
-            <wp:docPr descr="Figure 1. Decorated-ceramic assemblages of the lower Mississippi Valley and the culture-historical phase scheme this paper tests. The seven Late Mississippian phases (Parkin, Nodena, Jones Bayou, Tipton, Kent, Walls, and Parchman) are shown as discrete territories, a Voronoi partition of the assemblages Mainfort (1996b) assigns to each phase, dissolved by phase and drawn with a gap between adjacent territories for legibility, over the HydroRIVERS river network (Lehner and Grill 2013), with line width scaled by flow order. Each assemblage is plotted with a marker corresponding to its phase, and Parkin is marked with a star. The bounded territories illustrate the premise that the paper tests, that such areas host distinct, internally interacting societies. The transmission analysis finds instead that drift structured by geography explains the impression of groupness. The mapped assemblages fall in Arkansas, Tennessee, and Mississippi; Missouri lies just north of the frame. Inset: location in North America." title="" id="112" name="Picture"/>
+            <wp:docPr descr="Figure 1. Decorated-ceramic assemblages of the lower Mississippi Valley and the culture-historical phase scheme this paper tests. The seven Late Mississippian phases (Parkin, Nodena, Jones Bayou, Tipton, Kent, Walls, and Parchman) are shown as discrete territories. Each territory is built by assigning every point on the map to its nearest assemblage, then merging the resulting areas according to the phase Mainfort (1996b) assigns to each assemblage, with a gap drawn between adjacent territories for legibility. Territories are drawn over the HydroRIVERS river network (Lehner and Grill 2013), with line width scaled by flow order. Each assemblage is plotted with a marker corresponding to its phase, and Parkin is marked with a star. The bounded territories illustrate the premise that the paper tests, that such areas host distinct, internally interacting societies. The transmission analysis finds no closure behind these territories beyond what distance alone produces. The assemblages form one continuous field structured by distance, although a drift model calibrated to their own diversity does not by itself reproduce how different the basin’s spatial clusters are. The mapped assemblages fall in Arkansas, Tennessee, and Mississippi. Missouri lies just north of the frame. Inset: location in North America." title="" id="112" name="Picture"/>
             <a:graphic>
               <a:graphicData uri="http://schemas.openxmlformats.org/drawingml/2006/picture">
                 <pic:pic>
@@ -224,7 +224,7 @@
                   <pic:spPr bwMode="auto">
                     <a:xfrm>
                       <a:off x="0" y="0"/>
-                      <a:ext cx="4114800" cy="6930397"/>
+                      <a:ext cx="4114800" cy="6950142"/>
                     </a:xfrm>
                     <a:prstGeom prst="rect">
                       <a:avLst/>
@@ -258,7 +258,7 @@
         <w:t xml:space="preserve"> </w:t>
       </w:r>
       <w:r>
-        <w:t xml:space="preserve">Decorated-ceramic assemblages of the lower Mississippi Valley and the culture-historical phase scheme this paper tests. The seven Late Mississippian phases (Parkin, Nodena, Jones Bayou, Tipton, Kent, Walls, and Parchman) are shown as discrete territories, a Voronoi partition of the assemblages Mainfort</w:t>
+        <w:t xml:space="preserve">Decorated-ceramic assemblages of the lower Mississippi Valley and the culture-historical phase scheme this paper tests. The seven Late Mississippian phases (Parkin, Nodena, Jones Bayou, Tipton, Kent, Walls, and Parchman) are shown as discrete territories. Each territory is built by assigning every point on the map to its nearest assemblage, then merging the resulting areas according to the phase Mainfort</w:t>
       </w:r>
       <w:r>
         <w:t xml:space="preserve"> </w:t>
@@ -270,7 +270,7 @@
         <w:t xml:space="preserve"> </w:t>
       </w:r>
       <w:r>
-        <w:t xml:space="preserve">assigns to each phase, dissolved by phase and drawn with a gap between adjacent territories for legibility, over the HydroRIVERS river network</w:t>
+        <w:t xml:space="preserve">assigns to each assemblage, with a gap drawn between adjacent territories for legibility. Territories are drawn over the HydroRIVERS river network</w:t>
       </w:r>
       <w:r>
         <w:t xml:space="preserve"> </w:t>
@@ -279,7 +279,7 @@
         <w:t xml:space="preserve">(Lehner and Grill 2013)</w:t>
       </w:r>
       <w:r>
-        <w:t xml:space="preserve">, with line width scaled by flow order. Each assemblage is plotted with a marker corresponding to its phase, and Parkin is marked with a star. The bounded territories illustrate the premise that the paper tests, that such areas host distinct, internally interacting societies. The transmission analysis finds instead that drift structured by geography explains the impression of groupness. The mapped assemblages fall in Arkansas, Tennessee, and Mississippi; Missouri lies just north of the frame. Inset: location in North America.</w:t>
+        <w:t xml:space="preserve">, with line width scaled by flow order. Each assemblage is plotted with a marker corresponding to its phase, and Parkin is marked with a star. The bounded territories illustrate the premise that the paper tests, that such areas host distinct, internally interacting societies. The transmission analysis finds no closure behind these territories beyond what distance alone produces. The assemblages form one continuous field structured by distance, although a drift model calibrated to their own diversity does not by itself reproduce how different the basin’s spatial clusters are. The mapped assemblages fall in Arkansas, Tennessee, and Mississippi. Missouri lies just north of the frame. Inset: location in North America.</w:t>
       </w:r>
     </w:p>
     <w:p>
@@ -287,7 +287,7 @@
         <w:pStyle w:val="BodyText"/>
       </w:pPr>
       <w:r>
-        <w:t xml:space="preserve">Whether such an entity existed at Parkin is an empirical question. Settlement morphology alone cannot answer this question, since the presence of a primary center of interaction, a palisade, and a monumental mound is equally compatible with competing peer communities as with a centralized, consolidated hierarchy</w:t>
+        <w:t xml:space="preserve">That makes the Parkin phase an excellent case to evaluate what a phase is. Of all the late Mississippian phases, it has the strongest independent reason to be a real social unit, since a documented paramountcy is said to sit at its center. If the phase pattern records bounded interaction anywhere, it should record it here. Whether such an entity existed at Parkin is an empirical question. Settlement form alone cannot answer it, because a primary center of interaction, a palisade, and a monumental mound are as compatible with competing peer communities as with a centralized, consolidated hierarchy</w:t>
       </w:r>
       <w:r>
         <w:t xml:space="preserve"> </w:t>
@@ -296,7 +296,7 @@
         <w:t xml:space="preserve">(King and Freer 1995; Rees 2001)</w:t>
       </w:r>
       <w:r>
-        <w:t xml:space="preserve">. The 16th-century chronicles are themselves equivocal, read both as rivalry among competing peers and as a ranked order, so if Parkin is Casqui, they do not, by themselves, establish a consolidated hierarchy over the Parkin phase</w:t>
+        <w:t xml:space="preserve">. The 16th-century chronicles are themselves equivocal. They have been interpreted both as describing rivalry among competing peers and as describing a ranked order, so even if Parkin is Casqui they do not by themselves establish a consolidated hierarchy over the Parkin phase</w:t>
       </w:r>
       <w:r>
         <w:t xml:space="preserve"> </w:t>
@@ -305,7 +305,7 @@
         <w:t xml:space="preserve">(Hudson et al. 1990; Phyllis A. Morse 1990)</w:t>
       </w:r>
       <w:r>
-        <w:t xml:space="preserve">. We ask, therefore, what the archaeological record shows when it is measured rather than interpreted through an assumed polity model. Within the basin, settlement size is graded rather than redistributive. The regional production of the capacity-linked chert hoes whose control would mark an economic apex was decentralized, and their exchange followed a down-the-line gradient rather than central redistribution</w:t>
+        <w:t xml:space="preserve">. We ask instead what produced the pattern the record actually carries, measured rather than interpreted through an assumed polity model. Within the basin, settlement size is graded rather than organized around a redistributive center. The chert hoes tied to agricultural capacity, whose control would mark an economic apex, were produced across the region in a decentralized way, and they moved along a down-the-line gradient rather than through central redistribution</w:t>
       </w:r>
       <w:r>
         <w:t xml:space="preserve"> </w:t>
@@ -314,7 +314,7 @@
         <w:t xml:space="preserve">(Cobb 2000)</w:t>
       </w:r>
       <w:r>
-        <w:t xml:space="preserve">. As we show below, the decorated-ceramic record also carries no clear signature of interaction closing in on bounded groups.</w:t>
+        <w:t xml:space="preserve">. As we show below, the decorated-ceramic record likewise carries no clear signature of interaction narrowing beyond what distance alone would produce.</w:t>
       </w:r>
     </w:p>
     <w:p>
@@ -322,7 +322,7 @@
         <w:pStyle w:val="BodyText"/>
       </w:pPr>
       <w:r>
-        <w:t xml:space="preserve">The more revealing question is why Parkin was taken for a polity in the first place. It lies in the unit through which the record is interpreted, a matter the renewed debate over archaeological systematics has brought back into focus</w:t>
+        <w:t xml:space="preserve">The more revealing question is why Parkin was taken for a polity in the first place. The answer lies in the unit through which the record is interpreted, a matter that the renewed debate over archaeological systematics has brought back into focus</w:t>
       </w:r>
       <w:r>
         <w:t xml:space="preserve"> </w:t>
@@ -331,7 +331,7 @@
         <w:t xml:space="preserve">(Lyman 2021)</w:t>
       </w:r>
       <w:r>
-        <w:t xml:space="preserve">. The Parkin phase is a culture-history construct, a set of assemblages grouped because their decorated-class frequencies seriate together and because the sites cluster in space</w:t>
+        <w:t xml:space="preserve">. The Parkin phase is a culture-history construct. It is a set of assemblages grouped together because their decorated-class frequencies seriate, meaning they can be arranged in one ordered sequence of gradually changing frequencies, and because the sites cluster in space</w:t>
       </w:r>
       <w:r>
         <w:t xml:space="preserve"> </w:t>
@@ -340,7 +340,7 @@
         <w:t xml:space="preserve">(Phillips et al. 1951)</w:t>
       </w:r>
       <w:r>
-        <w:t xml:space="preserve">. A social interpretation, however, requires going beyond the phase definition. In the Phillips-Ford-Griffin framework, the phase is the basic space-time-cultural unit, defined by distinctive traits within a locality or region over a brief span, with no social criterion in the definition itself</w:t>
+        <w:t xml:space="preserve">. A social interpretation goes beyond that definition. In the Phillips-Ford-Griffin framework, the phase is the basic space-time-cultural unit, defined by distinctive traits within a locality or region over a brief span, and the definition contains no social criterion</w:t>
       </w:r>
       <w:r>
         <w:t xml:space="preserve"> </w:t>
@@ -349,7 +349,15 @@
         <w:t xml:space="preserve">(Phillips and Willey 1953; Willey and Phillips 1958)</w:t>
       </w:r>
       <w:r>
-        <w:t xml:space="preserve">. Willey and Phillips</w:t>
+        <w:t xml:space="preserve">.</w:t>
+      </w:r>
+    </w:p>
+    <w:p>
+      <w:pPr>
+        <w:pStyle w:val="BodyText"/>
+      </w:pPr>
+      <w:r>
+        <w:t xml:space="preserve">In practice, however, researchers have treated the phase as a society or social unit. Willey and Phillips</w:t>
       </w:r>
       <w:r>
         <w:t xml:space="preserve"> </w:t>
@@ -361,7 +369,7 @@
         <w:t xml:space="preserve"> </w:t>
       </w:r>
       <w:r>
-        <w:t xml:space="preserve">even set out the syllogism that would make a phase a society, though they rejected the association. In practice, however, they treated them as such. Williams</w:t>
+        <w:t xml:space="preserve">set out the syllogism that would make a phase a society, rejected it, and then treated phases as societies anyway. Williams</w:t>
       </w:r>
       <w:r>
         <w:t xml:space="preserve"> </w:t>
@@ -370,7 +378,7 @@
         <w:t xml:space="preserve">(1954)</w:t>
       </w:r>
       <w:r>
-        <w:t xml:space="preserve">, defining the southeast-Missouri phases on which the regional scheme rests, also adopted the social equation, writing that a phase</w:t>
+        <w:t xml:space="preserve">, defining the southeast-Missouri phases on which the regional scheme rests, adopted the same equation outright and wrote that a phase</w:t>
       </w:r>
       <w:r>
         <w:t xml:space="preserve"> </w:t>
@@ -382,7 +390,7 @@
         <w:t xml:space="preserve"> </w:t>
       </w:r>
       <w:r>
-        <w:t xml:space="preserve">equals a society. That equation, though often disavowed, is typically repeated in regional practice. This assumption about the unit phase is its silent premise. It holds that assemblages more similar to one another than to their neighbors record a bounded, mutually interacting social group. In the case where one can identify a group with a primate center, the phase then becomes a polity. The polity interpretation is built into the unit before any independent evidence of bounded groups is weighed.</w:t>
+        <w:t xml:space="preserve">equals a society. Regional practice has repeated it since, often while disavowing it. The premise itself is rarely stated. It is that assemblages more similar to one another than to their neighbors record a bounded, mutually interacting social group. Once such a group can be paired with a single dominant center, the phase becomes a polity, so the polity interpretation builds the social unit in before any independent evidence of bounded groups has been weighed.</w:t>
       </w:r>
     </w:p>
     <w:p>
@@ -402,7 +410,7 @@
         <w:t xml:space="preserve"> </w:t>
       </w:r>
       <w:r>
-        <w:t xml:space="preserve">showed, for example, by cluster analysis and ordination, that the southeast-Missouri phases fail as both groups and classes, with their member assemblages assigned to statistical clusters at random rather than segregating by phase. Mainfort</w:t>
+        <w:t xml:space="preserve">showed by cluster analysis and ordination, two statistical methods that group assemblages by overall similarity, that the southeast-Missouri phases fail as both groups and classes. Their member assemblages fall into statistical clusters at random rather than segregating by phase. Mainfort</w:t>
       </w:r>
       <w:r>
         <w:t xml:space="preserve"> </w:t>
@@ -414,7 +422,7 @@
         <w:t xml:space="preserve"> </w:t>
       </w:r>
       <w:r>
-        <w:t xml:space="preserve">reached the same verdict by a different ordination, finding that the ordination of the late-period assemblages provides little support for the validity of the named phases, which overlap rather than forming discrete clusters. Lipo</w:t>
+        <w:t xml:space="preserve">reached the same verdict by a different ordination, finding that the late-period assemblages overlap rather than forming discrete clusters and so give little support to the named phases. We take Fox’s result as the nearest independent parallel to ours rather than replicating it. The southeast-Missouri assemblages cannot support the test we run here because of sample size and class composition, as we set out in the Supplemental Text. Lipo</w:t>
       </w:r>
       <w:r>
         <w:t xml:space="preserve"> </w:t>
@@ -426,7 +434,7 @@
         <w:t xml:space="preserve"> </w:t>
       </w:r>
       <w:r>
-        <w:t xml:space="preserve">questions the nature of phases through frequency seriation, showing that the assemblages are structured rather than panmictic, and arguing that the resulting spatial groups have no warrant as societies. He</w:t>
+        <w:t xml:space="preserve">questioned the nature of phases through frequency seriation, the ordering of assemblages by the rise and fall of their type frequencies. He showed that the assemblages are structured rather than panmictic, that is, not drawn from one freely mixing population, and argued that the resulting spatial groups have no warrant as societies. He</w:t>
       </w:r>
       <w:r>
         <w:t xml:space="preserve"> </w:t>
@@ -452,7 +460,15 @@
         <w:pStyle w:val="BodyText"/>
       </w:pPr>
       <w:r>
-        <w:t xml:space="preserve">The silent premise, however, is tested only rarely and overlooks a strong alternative that offers a potentially falsifiable explanation for the observed patterns in the archaeological record. Viewed through the lens of social learning and models of cultural transmission, interaction is always continuous yet highly variable. Interaction is structured by distance and geography, as well as by social relationships. The task is to show how apparent differences between groups, such as phases, can arise under continuous interaction rather than requiring bounded groups. Under the neutral model of cultural transmission, decorative style behaves as a selectively neutral trait whose frequency drifts in a finite population of interacting learners</w:t>
+        <w:t xml:space="preserve">This premise is rarely tested, and it overlooks a strong alternative that offers a potentially falsifiable explanation for the observed patterns in the archaeological record. Seen through models of social learning and cultural transmission, interaction is always continuous but highly variable. Distance and geography, along with social relationships, structure who learns from whom. This task is explanatory rather than merely critical. The culture historians who named these phases were responding to real structure in the assemblages, and the question is what produced it. We therefore ask how much of that structure continuous, distance-structured interaction generates on its own, and what, if anything, remains once we account for it.</w:t>
+      </w:r>
+    </w:p>
+    <w:p>
+      <w:pPr>
+        <w:pStyle w:val="BodyText"/>
+      </w:pPr>
+      <w:r>
+        <w:t xml:space="preserve">Under the neutral model of cultural transmission, decorative style behaves as a selectively neutral trait, one that confers no advantage on its user, whose frequency drifts by chance in a finite population of interacting learners</w:t>
       </w:r>
       <w:r>
         <w:t xml:space="preserve"> </w:t>
@@ -461,7 +477,7 @@
         <w:t xml:space="preserve">(Bentley et al. 2004; Dunnell 1978; Eerkens and Lipo 2007; Fogarty et al. 2024; Neiman 1995)</w:t>
       </w:r>
       <w:r>
-        <w:t xml:space="preserve">. When those learners interact more with near neighbors than with distant ones, drift on the spatially structured population generates similarity that is highest at short distances and fades with distance. Viewed at larger scales and divided into discrete units, that gradient looks like difference and clustering, with no bounded groups anywhere</w:t>
+        <w:t xml:space="preserve">. When those learners copy near neighbors more often than distant ones, drift in the spatially structured population produces similarity that is highest over short distances and fades with distance. Viewed at a larger scale and cut into discrete units, that gradient looks like difference and clustering, though there are no bounded groups anywhere</w:t>
       </w:r>
       <w:r>
         <w:t xml:space="preserve"> </w:t>
@@ -470,7 +486,7 @@
         <w:t xml:space="preserve">(Lipo et al. 1997, 2021)</w:t>
       </w:r>
       <w:r>
-        <w:t xml:space="preserve">. Based on this account, a phase can be the ordinary residue of continuous, distance-structured interaction. The very pattern the culture-history tradition interprets as a society, assemblages near each other in space and in style, is what spatially structured drift predicts. Telling a real interaction group apart from spatially structured drift requires a test that the tradition never applied, and that is not possible with culture history methods, because the seriation coherence and spatial proximity that define the phase are equally the products of drift</w:t>
+        <w:t xml:space="preserve">. On this account a phase can be the ordinary product of continuous, distance-structured interaction. The pattern the culture-history tradition interprets as a society, assemblages near one another in space and in style, is exactly what spatially structured drift predicts. Telling a real interaction group from spatially structured drift requires a test the tradition never applied, and one that culture-history methods cannot supply, because the seriation coherence and spatial proximity that define a phase are equally products of drift</w:t>
       </w:r>
       <w:r>
         <w:t xml:space="preserve"> </w:t>
@@ -487,7 +503,7 @@
         <w:pStyle w:val="BodyText"/>
       </w:pPr>
       <w:r>
-        <w:t xml:space="preserve">Decorated ceramics provide an instrument for the test. Because stylistic variants are copied among potters through social learning networks, the spatial and temporal structure of decorated-class frequencies reflects past interactions. A genuine social boundary, had one existed, would make learning appear conformist within groups and divergent between them, fragmenting the single drifting pool that continuous interaction maintains</w:t>
+        <w:t xml:space="preserve">Assemblages of decorated ceramics provide a means for that test. Potters copy stylistic variants through social learning networks, so the spatial and temporal structure of decorated-class frequencies records past interaction. A genuine social boundary, had one existed, would result in learning that looks conformist within groups and divergent between them, and it would fragment the single drifting pool that continuous interaction maintains</w:t>
       </w:r>
       <w:r>
         <w:t xml:space="preserve"> </w:t>
@@ -496,7 +512,7 @@
         <w:t xml:space="preserve">(Lipo et al. 1997, 2010, 2015; Neiman 1995)</w:t>
       </w:r>
       <w:r>
-        <w:t xml:space="preserve">. The late pre-contact lower Mississippi Valley is a favorable place to look, both because its decorated assemblages are well documented and because European contact and the subsequent demographic collapse ended the sequence before any later reorganization could overwrite it</w:t>
+        <w:t xml:space="preserve">. The late pre-contact lower Mississippi Valley is a favorable place to examine this potential scenario. Its decorated assemblages are well documented, and European contact and the demographic collapse that followed ended the sequence before any later reorganization could overwrite it</w:t>
       </w:r>
       <w:r>
         <w:t xml:space="preserve"> </w:t>
@@ -505,7 +521,7 @@
         <w:t xml:space="preserve">(Morse and Morse 1996)</w:t>
       </w:r>
       <w:r>
-        <w:t xml:space="preserve">. We first focus on the St. Francis basin, the setting of Parkin (Figure 1), and then extend the test to other late-period phases of the valley.</w:t>
+        <w:t xml:space="preserve">. Here, we focus on the St. Francis basin, the setting of Parkin (Figure 1), where the deposits are comparable, the decorated classes are the long-established Phillips-Ford-Griffin types, and the samples are large enough to test a phase.</w:t>
       </w:r>
     </w:p>
     <w:p>
@@ -513,7 +529,7 @@
         <w:pStyle w:val="BodyText"/>
       </w:pPr>
       <w:r>
-        <w:t xml:space="preserve">The argument rests on a choice about what the ceramic record is. We do not treat an assemblage as a degraded snapshot of a past behavioral moment, to be restored by correcting for the processes that formed it</w:t>
+        <w:t xml:space="preserve">The argument, however, rests on an honest recognition of what the ceramic record is. We do not treat an assemblage as a degraded snapshot of a past behavioral moment that must be restored by correcting for the processes that formed it</w:t>
       </w:r>
       <w:r>
         <w:t xml:space="preserve"> </w:t>
@@ -522,7 +538,7 @@
         <w:t xml:space="preserve">(Schiffer 1972)</w:t>
       </w:r>
       <w:r>
-        <w:t xml:space="preserve">. We treat it as what it is: a time-averaged accumulation whose decorated-class frequencies are the population-level residue of social learning, to be measured and explained directly rather than reconstructed</w:t>
+        <w:t xml:space="preserve">. We treat it as a time-averaged accumulation built up over many years of use and discard, whose decorated-class frequencies reflect the accumulated product of social learning across a population, and measure and explain directly rather than reconstruct</w:t>
       </w:r>
       <w:r>
         <w:t xml:space="preserve"> </w:t>
@@ -531,25 +547,16 @@
         <w:t xml:space="preserve">(Lipo et al. 2015; Neiman 1995)</w:t>
       </w:r>
       <w:r>
-        <w:t xml:space="preserve">. This is an evolutionary position in which the record is the evolving phenotype to be explained rather than a window onto a vanished behavioral system</w:t>
-      </w:r>
-      <w:r>
-        <w:t xml:space="preserve"> </w:t>
-      </w:r>
-      <w:r>
-        <w:t xml:space="preserve">(Dunnell 1978, 1980, 1995a; Ladefoged and Graves 2000)</w:t>
-      </w:r>
-      <w:r>
-        <w:t xml:space="preserve">, and it converges with the recognition that the deposit is not a frozen tableau</w:t>
-      </w:r>
-      <w:r>
-        <w:t xml:space="preserve"> </w:t>
-      </w:r>
-      <w:r>
-        <w:t xml:space="preserve">(Binford 1981)</w:t>
-      </w:r>
-      <w:r>
-        <w:t xml:space="preserve">. The record’s coarse temporal resolution is also not a defect to be removed, but the scale at which long-term, population-level processes become legible</w:t>
+        <w:t xml:space="preserve">. This evolutionary position treats the record as an evolving phenotype to be explained rather than as direct evidence of a vanished behavioral system</w:t>
+      </w:r>
+      <w:r>
+        <w:t xml:space="preserve"> </w:t>
+      </w:r>
+      <w:r>
+        <w:t xml:space="preserve">(Binford 1981; Dunnell 1978, 1980, 1995a; Ladefoged and Graves 2000)</w:t>
+      </w:r>
+      <w:r>
+        <w:t xml:space="preserve">. Its coarse temporal resolution is not a defect to be removed but the scale at which long-term, population-level processes become legible</w:t>
       </w:r>
       <w:r>
         <w:t xml:space="preserve"> </w:t>
@@ -558,7 +565,7 @@
         <w:t xml:space="preserve">(Bailey 2007; Behrensmeyer et al. 2000; Holdaway and Wandsnider 2008; Perreault 2019; Stern 1994)</w:t>
       </w:r>
       <w:r>
-        <w:t xml:space="preserve">. Time-averaging sets the resolution of the question rather than disqualifying it. A reorganization of transmission large enough to matter over the two centuries of the Parkin phase should register in the averaged frequency structure. Thus, a drift-versus-groups test must measure that structure directly rather than be based on an imagined moment that is assumed to be behind it.</w:t>
+        <w:t xml:space="preserve">. Time-averaging sets the question’s resolution rather than disqualifying it. A reorganization of transmission large enough to matter over the two centuries of the Parkin phase should register in the averaged frequency structure, and a drift-versus-groups test must measure that structure directly rather than rest on an imagined moment behind it.</w:t>
       </w:r>
     </w:p>
     <w:p>
@@ -566,7 +573,7 @@
         <w:pStyle w:val="BodyText"/>
       </w:pPr>
       <w:r>
-        <w:t xml:space="preserve">No single transmission signature can settle the question, because each is consistent with several processes. A departure from neutral copying, a spatial cline, or a rise in between-group variance can arise from drift, conformity, or environmental patchiness alike. This is equifinality, the same pattern reached by different processes, and it undermines any inference resting on one signature</w:t>
+        <w:t xml:space="preserve">No single transmission signature can settle the question, because each is consistent with several processes. A departure from neutral copying, a spatial cline, or a rise in between-group variance can each arise from drift, from conformity, or from environmental patchiness. This is equifinality, the same pattern reached by different processes, and it undermines any inference that rests on one signature</w:t>
       </w:r>
       <w:r>
         <w:t xml:space="preserve"> </w:t>
@@ -575,7 +582,7 @@
         <w:t xml:space="preserve">(Barrett 2019; Crema et al. 2016; Kandler and Shennan 2015; Mesoudi 2021)</w:t>
       </w:r>
       <w:r>
-        <w:t xml:space="preserve">. We therefore compare the candidate processes in a generative manner by simulating neutral spatial drift and bounded groups on the real coordinate layout of the assemblages, and asking which one best reproduces the observed structure. Because the assemblages are time-averaged and sampled, we calibrate that comparison to the record with a signal-recovery experiment, so that a negative result reflects the absence of group structure rather than a failure of resolution. This calibration is the transferable contribution, because before any similarity structure is interpreted as social, a record must be shown able to distinguish drift from groups at all.</w:t>
+        <w:t xml:space="preserve">. Instead, we compare the candidate processes generatively. We simulate neutral spatial drift and bounded groups on the real coordinate layout of the assemblages and ask which one best reproduces the observed structure. Because the assemblages are time-averaged and sampled, we calibrate that comparison to the record with a recovery experiment. We build a known degree of group closure into synthetic data that match the record and check whether the signatures can find it. The experiment lets us state the resolution of a negative result rather than assume it. This calibration is the transferable contribution, and it has two halves. Before any similarity structure is interpreted as social, a record must be shown to be able to distinguish drift from groups at all. And before a null model is credited with reproducing that record, it must be shown to fit the record’s own diversity. The second half turns out to matter as much as the first. The substantive contribution is the account that survives those two requirements, an explanation of why one of the best-known phases in the Southeast looks as structured as it does.</w:t>
       </w:r>
     </w:p>
     <w:p>
@@ -583,7 +590,7 @@
         <w:pStyle w:val="BodyText"/>
       </w:pPr>
       <w:r>
-        <w:t xml:space="preserve">The argument proceeds in five steps. First, we examine where the phase concept originates and how Parkin came to be recognized as a polity, since that reading is inherited from the unit rather than established on its own merits. Second, we develop a theoretical basis for detecting structure among interacting populations, one in which a group is a region of locally intensified copying rather than a bounded type. Third, we select theory-grounded signatures that can register whether a set of decorated ceramic type frequencies carries the structure that closed groups would leave. Fourth, we develop methods matched to the quality of the archaeological record, whose assemblages are time-averaged rather than synchronic snapshots, so that each signature is tested against the resolution the deposits actually preserve. Finally, we assess the decorated-ceramic record of the lower Mississippi Valley, first the St. Francis basin Parkin phase and then the independently defined southeast-Missouri phases of Williams.</w:t>
+        <w:t xml:space="preserve">Our analysis proceeds in six steps. First, we examine the origins of the phase concept and how the Parkin site came to be recognized as the center of a polity, since that interpretation is inherited from the unit rather than established on its own merits. Second, we develop a theoretical basis for detecting structure among interacting populations, one in which a group is a region of locally intensified copying rather than a bounded type. Third, we select theory-grounded signatures that can register how much of the structure that closure would leave a set of decorated-ceramic type frequencies actually carries. Fourth, we develop methods matched to the quality of the archaeological record, whose assemblages are time-averaged rather than synchronic snapshots, so that each signature is tested against the resolution the deposits actually preserve. Fifth, we apply the surviving signature to the decorated-ceramic record of the St. Francis basin, including the Parkin phase, the one lower-valley setting whose assemblages, classes, and sample sizes are adequate for the test. Finally, because we evaluate that signature against a model, we compare neutral drift with bounded groups on the real geography after calibrating each to the assemblages’ own diversity, then relax four simplifying assumptions the drift model makes.</w:t>
       </w:r>
     </w:p>
     <w:bookmarkEnd w:id="114"/>
@@ -596,13 +603,13 @@
         <w:t xml:space="preserve">Background</w:t>
       </w:r>
     </w:p>
-    <w:bookmarkStart w:id="115" w:name="X79aed77a76c40496e6a63c7e5ba45a72c9f3f05"/>
+    <w:bookmarkStart w:id="115" w:name="Xd14237f88ca1a3c0c3921d7ef3d99b8c3ac802d"/>
     <w:p>
       <w:pPr>
         <w:pStyle w:val="Heading3"/>
       </w:pPr>
       <w:r>
-        <w:t xml:space="preserve">The phase, the silent premise, and the drift alternative</w:t>
+        <w:t xml:space="preserve">The phase, its unstated premise, and the drift alternative</w:t>
       </w:r>
     </w:p>
     <w:p>
@@ -610,7 +617,7 @@
         <w:pStyle w:val="FirstParagraph"/>
       </w:pPr>
       <w:r>
-        <w:t xml:space="preserve">In evaluating the phase concept, we adopt the population thinking of Mayr</w:t>
+        <w:t xml:space="preserve">We evaluate the phase concept from the standpoint of Mayr’s</w:t>
       </w:r>
       <w:r>
         <w:t xml:space="preserve"> </w:t>
@@ -619,7 +626,10 @@
         <w:t xml:space="preserve">(1959)</w:t>
       </w:r>
       <w:r>
-        <w:t xml:space="preserve">, introduced to archaeology by Dunnell</w:t>
+        <w:t xml:space="preserve"> </w:t>
+      </w:r>
+      <w:r>
+        <w:t xml:space="preserve">population thinking, which Dunnell</w:t>
       </w:r>
       <w:r>
         <w:t xml:space="preserve"> </w:t>
@@ -628,7 +638,10 @@
         <w:t xml:space="preserve">(1980)</w:t>
       </w:r>
       <w:r>
-        <w:t xml:space="preserve">, which frames the question differently from the way the lower Mississippi Valley record is usually read. Archaeologists often treat the past as made of bounded units, the phase, the polity, the society, each a discrete entity with members and edges, and read a cluster of similar assemblages as one such unit. That is typological thinking, in which the type is the real object and the variation among assemblages is noise around it. Population thinking reverses that priority, treating variation among individuals as reality and the type as an abstraction derived from it. We therefore treat transmission as a continuous, variable field of copying among potters, with no intrinsic boundaries. Interaction falls off with distance and is more local in some places and times than in others, so a group is not a thing with a boundary but a region where copying is locally intensified, and similarity is a matter of degree. Closure is also a matter of degree. Interaction can narrow until potters copy mostly within a subset and rarely outside it, producing something that resembles the bounded groups archaeologists assume.</w:t>
+        <w:t xml:space="preserve"> </w:t>
+      </w:r>
+      <w:r>
+        <w:t xml:space="preserve">introduced to archaeology and which frames the question differently from the usual interpretation of the lower Mississippi Valley record. Archaeologists often treat the past as made of bounded units, the phase, the polity, the society, each a discrete entity with members and edges, and they interpret a cluster of similar assemblages as one such unit. That is typological thinking. It takes the type as the real object and the variation among assemblages as noise around it. Population thinking reverses that priority. Variation among individuals is the reality, and the type is an abstraction derived from it. We accordingly treat transmission as a continuous, variable field of copying among potters with no intrinsic boundaries. Interaction falls off with distance and is more local in some places and times than in others. A group is then not a thing with a boundary but a region where copying is locally intensified, and similarity is a matter of degree. Closure, the narrowing of interaction inward, is also a matter of degree, and it is defined against geography rather than in place of it. Potters everywhere interact more with near neighbors than with distant ones, and that tendency alone produces clustering. Closure is the part of local interaction that distance does not account for. It is therefore a quantity rather than a condition, running from zero, where distance predicts who copies whom entirely, upward as interaction narrows further than distance would make it. Neither zero nor complete closure is expected in a real settlement system. What a phase would need in order to be a social unit is not complete closure but a measurable amount of it, and the question this paper asks is how much the record carries. When we write of a bounded interaction group we mean the upper end of that scale, named as a limiting case so that the measured quantity has something to be measured against.</w:t>
       </w:r>
     </w:p>
     <w:p>
@@ -636,7 +649,7 @@
         <w:pStyle w:val="BodyText"/>
       </w:pPr>
       <w:r>
-        <w:t xml:space="preserve">Operationally, a phase is a set of assemblages that seriate together and cluster in space. It is interpreted, however, as a social entity, a bounded interacting community, on the premise that assemblages more alike within a phase than across its edges record individuals who interacted mostly within</w:t>
+        <w:t xml:space="preserve">Operationally, a phase is a set of assemblages that seriate together and cluster in space. It is interpreted, however, as a social entity, a bounded interacting community, on the premise that assemblages more alike within a phase than across its edges record people who interacted mostly within it</w:t>
       </w:r>
       <w:r>
         <w:t xml:space="preserve"> </w:t>
@@ -645,7 +658,7 @@
         <w:t xml:space="preserve">(McNutt 1996; Morse and Morse 1983; Phillips et al. 1951; Williams 1954)</w:t>
       </w:r>
       <w:r>
-        <w:t xml:space="preserve">. That premise is not unreasonable. The difficulty with accepting this interpretation, however, is that the same clustering arises with no boundary at all, through isolation by distance</w:t>
+        <w:t xml:space="preserve">. That premise is not unreasonable. The difficulty is that the same clustering arises with no closure at all through isolation by distance, the tendency for neighbors to resemble one another simply because they interact more often than distant parties do</w:t>
       </w:r>
       <w:r>
         <w:t xml:space="preserve"> </w:t>
@@ -654,7 +667,7 @@
         <w:t xml:space="preserve">(Lipo et al. 2021; Neiman 1995; Shennan et al. 2015)</w:t>
       </w:r>
       <w:r>
-        <w:t xml:space="preserve">. What would mark a real bounded group is closure beyond what distance predicts, and that excess is the signal we must test for. We can treat decoration transmitted preferentially within a group and divergent between groups as a marker, rather than a neutral style drifting in a shared pool. A marker is the ceramic proxy for interaction closing into a bounded group, so the drift-versus-groups question is effectively a question of neutral style versus marker.</w:t>
+        <w:t xml:space="preserve">. What marks a social group is therefore the excess over what distance predicts, in the sense defined above, and that excess is the signature we must test for. It is also what makes the test operational. Every comparison below measures the observed structure against a model run on the real geography of the assemblages, so the quantity left over is by construction the part geography does not account for. Decoration transmitted preferentially within a group and diverging between groups can be treated as a marker rather than as a neutral style drifting in a shared pool. A marker is the ceramic proxy for interaction closing into a bounded group, so the drift-versus-groups question becomes a question of neutral style versus marker.</w:t>
       </w:r>
     </w:p>
     <w:bookmarkEnd w:id="115"/>
@@ -672,7 +685,7 @@
         <w:pStyle w:val="FirstParagraph"/>
       </w:pPr>
       <w:r>
-        <w:t xml:space="preserve">Measures of variability in decorated ceramics can capture the structure of social interaction because stylistic variants are copied among potters through social learning networks. Under the neutral model of cultural transmission, stylistic variants behave like selectively neutral alleles whose frequencies are governed by innovation and drift in a finite population of interacting learners</w:t>
+        <w:t xml:space="preserve">Under the neutral model of cultural transmission, stylistic variants behave like selectively neutral alleles whose frequencies are governed by innovation and drift in a finite population of interacting learners</w:t>
       </w:r>
       <w:r>
         <w:t xml:space="preserve"> </w:t>
@@ -681,7 +694,7 @@
         <w:t xml:space="preserve">(Bentley et al. 2004; Bentley 2008; Dunnell 1978; Eerkens and Lipo 2005; Neiman 1995)</w:t>
       </w:r>
       <w:r>
-        <w:t xml:space="preserve">. Assemblages drawn from a single interacting community share one drifting pool, and their decorated-class frequencies form a single battleship-curve seriation</w:t>
+        <w:t xml:space="preserve">. Assemblages drawn from a single interacting community share one drifting pool, and their decorated-class frequencies form a single battleship-curve seriation, an ordering in which each type rises to a peak and then declines</w:t>
       </w:r>
       <w:r>
         <w:t xml:space="preserve"> </w:t>
@@ -690,7 +703,7 @@
         <w:t xml:space="preserve">(Dunnell 1995b; Lipo 2001; Lipo et al. 2015; Lipo and Madsen 2001; O’Brien and Leonard 2001)</w:t>
       </w:r>
       <w:r>
-        <w:t xml:space="preserve">. Assortment, the tendency for like to learn from results in interaction, sorts into distinct groups and alters patterns of frequency changes. If learning becomes restricted within emerging social boundaries, decoration shifts from the expectations of neutral, stylistic variation toward a constrained set of possibilities, transmitted by conformist copying within groups and divergent between them, and the single transmission field fragments</w:t>
+        <w:t xml:space="preserve">. Assortment, the tendency for like to learn from like, breaks that pool up. If learning becomes restricted within emerging social boundaries, conformist copying within groups, in which learners favor whatever variant is already common, narrows the range of variants each group carries while the groups diverge from one another, and the single transmission field fragments</w:t>
       </w:r>
       <w:r>
         <w:t xml:space="preserve"> </w:t>
@@ -699,7 +712,7 @@
         <w:t xml:space="preserve">(Crema et al. 2016; Henrich 2001; Henrich and Boyd 1998)</w:t>
       </w:r>
       <w:r>
-        <w:t xml:space="preserve">. When this process plays out, the restricted pool of variation can come to look like</w:t>
+        <w:t xml:space="preserve">. The restricted pool that results can come to look like</w:t>
       </w:r>
       <w:r>
         <w:t xml:space="preserve"> </w:t>
@@ -711,7 +724,7 @@
         <w:t xml:space="preserve"> </w:t>
       </w:r>
       <w:r>
-        <w:t xml:space="preserve">of bounded social groups, even if no sharp bounds existed.</w:t>
+        <w:t xml:space="preserve">of bounded social groups even if no sharp boundaries ever existed.</w:t>
       </w:r>
     </w:p>
     <w:p>
@@ -719,7 +732,7 @@
         <w:pStyle w:val="BodyText"/>
       </w:pPr>
       <w:r>
-        <w:t xml:space="preserve">A methodological obstacle, however, is that no single frequency pattern is uniquely associated with its generating process. A departure from neutrality can reflect conformity, an anti-conformist novelty bias, a content bias, or simply the fact that durable objects, rather than people, are the units that accumulate in a deposit</w:t>
+        <w:t xml:space="preserve">A methodological obstacle is that no single frequency pattern is uniquely tied to the process that generated it. A departure from neutrality can reflect conformity, an anti-conformist preference for novelty, a bias toward particular content, or simply the fact that durable objects rather than people are the units that accumulate in a deposit</w:t>
       </w:r>
       <w:r>
         <w:t xml:space="preserve"> </w:t>
@@ -728,7 +741,7 @@
         <w:t xml:space="preserve">(Crema et al. 2016, 2024; Henrich 2001)</w:t>
       </w:r>
       <w:r>
-        <w:t xml:space="preserve">. The problem is more complex in archaeological assemblages, which are time-averaged because deposits form through aggregation over a use-life, a process that inflates richness, flattens evenness, and biases neutrality statistics by an amount that depends on the mean lifetime of the variants</w:t>
+        <w:t xml:space="preserve">. Archaeological assemblages make the problem harder because they are time-averaged. Deposits form by aggregation over a use-life, which inflates richness, flattens evenness, and biases neutrality statistics by an amount that depends on the mean lifetime of the variants</w:t>
       </w:r>
       <w:r>
         <w:t xml:space="preserve"> </w:t>
@@ -737,7 +750,7 @@
         <w:t xml:space="preserve">(Madsen 2012; Premo 2014)</w:t>
       </w:r>
       <w:r>
-        <w:t xml:space="preserve">. The result is equifinality, in which multiple transmission processes produce the same population-level pattern. Thus, a single statistic cannot recover the process that generated it. A discriminating signal, where it survives, only lies in the rare-variant tail of the frequency distribution rather than in its common classes</w:t>
+        <w:t xml:space="preserve">. The result is equifinality, in which several transmission processes produce the same population-level pattern, so a single statistic cannot recover the process that generated it. Where a discriminating signature survives at all, it lies only in the rare-variant tail of the frequency distribution, the least common types, rather than in the common classes</w:t>
       </w:r>
       <w:r>
         <w:t xml:space="preserve"> </w:t>
@@ -764,7 +777,7 @@
         <w:pStyle w:val="FirstParagraph"/>
       </w:pPr>
       <w:r>
-        <w:t xml:space="preserve">The late pre-contact lower Mississippi Valley supports two interpretations of the same record, and they make opposite predictions for the transmission signature. The first holds that the region was moving toward greater complexity. In northeastern Arkansas, the Parkin phase (ca. 1400 to 1600 CE, with a thin protohistoric tail consistent with the basin radiocarbon reported below) is a dense cluster of fortified, moated St. Francis-type towns along the St. Francis and Tyronza rivers. It is dominated by the Parkin site, a roughly 17-acre palisaded center whose platform mound rises more than 6 m, which the De Soto chronicles place as the seat of the paramount of Casqui</w:t>
+        <w:t xml:space="preserve">The late pre-contact Lower Mississippi Valley supports two interpretations of the same record, and they predict opposite transmission signatures. The first holds that the region was moving toward greater complexity. In northeastern Arkansas, the Parkin phase (ca. 1400 to 1600 CE, with a thin protohistoric tail consistent with the basin radiocarbon reported below) is a dense cluster of fortified, moated St. Francis-type towns along the St. Francis and Tyronza rivers. Parkin dominates the phase. It is a roughly 17-acre palisaded center whose platform mound rises more than 6 m, and the De Soto chronicles place it as the seat of the paramount of Casqui</w:t>
       </w:r>
       <w:r>
         <w:t xml:space="preserve"> </w:t>
@@ -773,7 +786,7 @@
         <w:t xml:space="preserve">(Dye and Cox 1990; Mitchem 2001; Phyllis A. Morse 1990)</w:t>
       </w:r>
       <w:r>
-        <w:t xml:space="preserve">. Based on this information, Parkin’s location on agriculturally poor soil has been interpreted as evidence that it drew tribute from smaller villages, a hallmark of an emerging chiefly hierarchy</w:t>
+        <w:t xml:space="preserve">. On this interpretation, Parkin’s location on agriculturally poor soil has been taken as evidence that it drew tribute from smaller villages, a hallmark of an emerging chiefly hierarchy</w:t>
       </w:r>
       <w:r>
         <w:t xml:space="preserve"> </w:t>
@@ -782,7 +795,7 @@
         <w:t xml:space="preserve">(Phyllis A. Morse 1990)</w:t>
       </w:r>
       <w:r>
-        <w:t xml:space="preserve">. European contact would have truncated any such transition before it could consolidate, the florescence Morse and Morse describe as cut short</w:t>
+        <w:t xml:space="preserve">. European contact would have truncated any such transition before it could consolidate, the florescence that Morse and Morse describe as cut short</w:t>
       </w:r>
       <w:r>
         <w:t xml:space="preserve"> </w:t>
@@ -806,7 +819,15 @@
         <w:t xml:space="preserve">(Morse and Morse 1996)</w:t>
       </w:r>
       <w:r>
-        <w:t xml:space="preserve">. The second interpretation holds that the lower valley was a stable arrangement of competing peer polities that never consolidated into a regional hierarchy</w:t>
+        <w:t xml:space="preserve">.</w:t>
+      </w:r>
+    </w:p>
+    <w:p>
+      <w:pPr>
+        <w:pStyle w:val="BodyText"/>
+      </w:pPr>
+      <w:r>
+        <w:t xml:space="preserve">The second interpretation holds that the lower valley was a stable arrangement of competing peer polities that never consolidated into a regional hierarchy</w:t>
       </w:r>
       <w:r>
         <w:t xml:space="preserve"> </w:t>
@@ -815,7 +836,7 @@
         <w:t xml:space="preserve">(Anderson 1996; Beck 2003; Blitz 1999; King and Freer 1995; Lulewicz 2019; Milner 1998; Rees 2001)</w:t>
       </w:r>
       <w:r>
-        <w:t xml:space="preserve">. In the chronicles, Casqui and its neighbor, Pacaha, appear in open conflict, consistent with those of competing peers. The same sources have also been interpreted as ranking Casqui below Pacaha, and the chronicle ethnography is thin and filtered</w:t>
+        <w:t xml:space="preserve">. In the chronicles, Casqui and its neighbor Pacaha appear in open conflict, as competing peers would. The same sources have also been interpreted as ranking Casqui below Pacaha, and the chronicle ethnography is thin and filtered</w:t>
       </w:r>
       <w:r>
         <w:t xml:space="preserve"> </w:t>
@@ -824,12 +845,12 @@
         <w:t xml:space="preserve">(Hudson et al. 1990; Mitchem 2001; Phyllis A. Morse 1990)</w:t>
       </w:r>
       <w:r>
-        <w:t xml:space="preserve">. The two possibilities for Parkin cannot be separated by settlement morphology alone. They can, however, be separated by determining whether the transmission record shows interaction closing into bounded groups, which is the test we now construct.</w:t>
+        <w:t xml:space="preserve">. Settlement morphology alone cannot separate the two possibilities for Parkin. They can be separated by asking how far interaction narrowed beyond what distance alone produces, and that is the test we now construct.</w:t>
       </w:r>
     </w:p>
     <w:bookmarkEnd w:id="117"/>
     <w:bookmarkEnd w:id="118"/>
-    <w:bookmarkStart w:id="122" w:name="Xe1cc53abb112c2b395e3beee2af5ceb0aad4bed"/>
+    <w:bookmarkStart w:id="125" w:name="Xe1cc53abb112c2b395e3beee2af5ceb0aad4bed"/>
     <w:p>
       <w:pPr>
         <w:pStyle w:val="Heading2"/>
@@ -843,7 +864,7 @@
         <w:pStyle w:val="FirstParagraph"/>
       </w:pPr>
       <w:r>
-        <w:t xml:space="preserve">Our test for detecting group structure rests on a single principle: a process that genuinely reorganizes a population into groups must leave a mark on every aspect of how pottery styles were copied, whereas a process that merely mimics group structure leaves a mark only on some aspects. The reorganization at issue, which we call the closure of interaction, is central to the rest of the paper, so we define it intensionally</w:t>
+        <w:t xml:space="preserve">Our test for group structure rests on a single principle. A process that genuinely reorganizes a population into groups must leave a mark on every aspect of how pottery styles were copied, whereas a process that merely produces a similar pattern leaves a mark on some aspects and not others. The reorganization at issue is what we call the closure of interaction. Because it is central to the rest of the paper, we define it intensionally, by the conditions that constitute it rather than by listing cases</w:t>
       </w:r>
       <w:r>
         <w:t xml:space="preserve"> </w:t>
@@ -865,7 +886,15 @@
         <w:t xml:space="preserve">Dunnell 1971)</w:t>
       </w:r>
       <w:r>
-        <w:t xml:space="preserve">. In an open community, potters can learn a design from anyone they encounter, near or far, so styles circulate within a single connected population. Interaction closes when that circulation narrows. Potters mostly copy others within their own group and rarely anyone outside it, until a once-continuous field of social learning breaks into separate pools that drift apart. Closure is the process a genuinely bounded interaction group undergoes, and we treat its strength as a quantity that runs from none (one fully open field of learning), through partial, to complete (sealed, non-interacting groups). That strength is what we set out to test and to measure. In the synthetic experiments below, we treat it as a parameter,</w:t>
+        <w:t xml:space="preserve">. In an open community, potters can learn a design from anyone they encounter, near or far, so styles circulate within a single connected population. Interaction closes when that circulation narrows. Potters come to copy mostly others within their own group and rarely anyone outside it, until a field of social learning that was once continuous breaks into separate pools that drift apart.</w:t>
+      </w:r>
+    </w:p>
+    <w:p>
+      <w:pPr>
+        <w:pStyle w:val="BodyText"/>
+      </w:pPr>
+      <w:r>
+        <w:t xml:space="preserve">Closure is the process a genuinely bounded interaction group undergoes, and we treat its strength as a quantity to be tested for and measured. That strength runs from none, meaning one fully open field of learning, through partial, to complete, meaning sealed groups that do not interact. In the synthetic experiments below we treat it as a parameter,</w:t>
       </w:r>
       <w:r>
         <w:t xml:space="preserve"> </w:t>
@@ -878,7 +907,7 @@
         <w:t xml:space="preserve">s</w:t>
       </w:r>
       <w:r>
-        <w:t xml:space="preserve">, from 0 (pure drift, no closure) to 1 (strongly bounded, sharply separated groups). We can evaluate four potential signatures, each a different consequence of closure, and we state each in plain terms before naming their formal measures.</w:t>
+        <w:t xml:space="preserve">, that runs from 0 (pure drift, no closure) to 1 (strongly bounded, sharply separated groups). Drift here means neutral drift, the random change in the frequencies of designs that arises when potters copy one another with no preference among designs. Four candidate signatures follow, each a different consequence of closure, and we state each in plain terms before naming its formal measure.</w:t>
       </w:r>
     </w:p>
     <w:p>
@@ -886,7 +915,7 @@
         <w:pStyle w:val="BodyText"/>
       </w:pPr>
       <w:r>
-        <w:t xml:space="preserve">The first asks whether potters copied decorated styles at random or with a bias. Under unbiased copying, where a potter is as likely to reproduce any design she encounters as any other design, there are two independent ways to assess agreement in assemblage diversity. One is based on homozygosity, a measure borrowed from genetics. This property reflects the probability that two sherds drawn at random from an assemblage share the same decorated class, which is high when a few classes dominate. The other is based on richness, the number of classes in which sherds are identified in an assemblage. Each yields an estimate of the same underlying transmission parameter, and under random copying, the two estimates coincide. Conformity, in which potters disproportionately copy whatever is already common, concentrates frequency onto a few classes. This raises homozygosity but barely changes the number of classes present, because rare designs persist at low frequency. The two estimates then diverge because they respond to different things. The homozygosity-based estimate runs opposite to homozygosity and thus declines, while the richness-based estimate tracks the nearly unchanged class count and holds steady. A taste for novelty does the reverse. The disagreement between the two estimates, expressed as their ratio, therefore detects a departure from random copying and indicates the direction of that departure</w:t>
+        <w:t xml:space="preserve">The first signature asks whether potters copied at random or with a bias. Under random copying, two independent measures of an assemblage’s diversity agree. One is built on the chance that two sherds drawn at random share a decorated class, the other on the number of classes present. Biased copying pulls them apart. Conformity, in which potters preferentially copy whatever is already common, concentrates sherds onto a few classes without eliminating the rare ones, so the first measure moves and the second barely does. A taste for novelty does the reverse. Their disagreement detects a departure from random copying and gives its direction</w:t>
       </w:r>
       <w:r>
         <w:t xml:space="preserve"> </w:t>
@@ -895,7 +924,7 @@
         <w:t xml:space="preserve">(Neiman 1995; Shennan and Wilkinson 2001)</w:t>
       </w:r>
       <w:r>
-        <w:t xml:space="preserve">. This matters here because a bounded group that enforced a shared decorative marker would copy conformist behavior even to the edges of its boundaries. As a result, the two estimates would diverge, whereas a single pool of styles drifting at random would keep them equal.</w:t>
+        <w:t xml:space="preserve">. This matters here because a bounded group enforcing a shared decorative marker would copy in a conformist way right up to its boundaries, whereas a single drifting pool of styles would keep the two measures equal.</w:t>
       </w:r>
     </w:p>
     <w:p>
@@ -903,7 +932,7 @@
         <w:pStyle w:val="BodyText"/>
       </w:pPr>
       <w:r>
-        <w:t xml:space="preserve">The second asks whether the assemblages all belong to one interacting community or to several, and it is the most direct test of fragmentation. It rests on frequency seriation, the classic archaeological method of ordering assemblages so that each decorated class’s relative frequency rises to a single peak and then falls away, the shape long known as a battleship curve</w:t>
+        <w:t xml:space="preserve">The second signature asks whether the assemblages belong to one interacting community or to several, and it is the most direct test of fragmentation. It rests on frequency seriation, the ordering of assemblages so that each decorated class rises to a single peak and falls away, the shape long known as a battleship curve</w:t>
       </w:r>
       <w:r>
         <w:t xml:space="preserve"> </w:t>
@@ -912,16 +941,7 @@
         <w:t xml:space="preserve">(Dunnell 1970)</w:t>
       </w:r>
       <w:r>
-        <w:t xml:space="preserve">. That single-peaked rise and fall is how stylistic traits behave: they are introduced, become popular, and are abandoned within a community that draws on a shared pool of designs. In classical uses of seriation, all available assemblages were typically pooled into a single seriation, and deviations from the frequency guidelines were dismissed as sampling error</w:t>
-      </w:r>
-      <w:r>
-        <w:t xml:space="preserve"> </w:t>
-      </w:r>
-      <w:r>
-        <w:t xml:space="preserve">(Dunnell 1970)</w:t>
-      </w:r>
-      <w:r>
-        <w:t xml:space="preserve">. Sampling error, however, offers valuable information, though classical practice tends to ignore this most valuable aspect of the method</w:t>
+        <w:t xml:space="preserve">. That shape is how styles behave within a community drawing on a shared pool of designs. They are introduced, become popular, and are abandoned. Classical practice pooled all assemblages into one seriation and dismissed departures from it as sampling error, discarding what is arguably the method’s most informative feature</w:t>
       </w:r>
       <w:r>
         <w:t xml:space="preserve"> </w:t>
@@ -930,35 +950,7 @@
         <w:t xml:space="preserve">(Lipo 2001)</w:t>
       </w:r>
       <w:r>
-        <w:t xml:space="preserve">. A</w:t>
-      </w:r>
-      <w:r>
-        <w:t xml:space="preserve"> </w:t>
-      </w:r>
-      <w:r>
-        <w:rPr>
-          <w:i/>
-          <w:iCs/>
-        </w:rPr>
-        <w:t xml:space="preserve">failure to seriate together</w:t>
-      </w:r>
-      <w:r>
-        <w:t xml:space="preserve"> </w:t>
-      </w:r>
-      <w:r>
-        <w:t xml:space="preserve">indicates that locales are far enough</w:t>
-      </w:r>
-      <w:r>
-        <w:t xml:space="preserve"> </w:t>
-      </w:r>
-      <w:r>
-        <w:t xml:space="preserve">“out of step”</w:t>
-      </w:r>
-      <w:r>
-        <w:t xml:space="preserve"> </w:t>
-      </w:r>
-      <w:r>
-        <w:t xml:space="preserve">with the surrounding flow of interaction and social learning that their interaction history has interesting structure</w:t>
+        <w:t xml:space="preserve">. A set of assemblages is co-seriable when a single ordering satisfies every class at once, which is what a single continuously interacting population produces. When learning splits into separate groups, each with its own repertoire, no one ordering can satisfy them all, and the assemblages break into mutually incompatible orderings whose number measures the structure of past interaction directly</w:t>
       </w:r>
       <w:r>
         <w:t xml:space="preserve"> </w:t>
@@ -967,7 +959,7 @@
         <w:t xml:space="preserve">(Lipo et al. 1997, 2015)</w:t>
       </w:r>
       <w:r>
-        <w:t xml:space="preserve">.</w:t>
+        <w:t xml:space="preserve">. An assemblage that falls into several of them is a bridge between sequences rather than the closed core of a bounded community.</w:t>
       </w:r>
     </w:p>
     <w:p>
@@ -975,48 +967,7 @@
         <w:pStyle w:val="BodyText"/>
       </w:pPr>
       <w:r>
-        <w:t xml:space="preserve">A set of assemblages is</w:t>
-      </w:r>
-      <w:r>
-        <w:t xml:space="preserve"> </w:t>
-      </w:r>
-      <w:r>
-        <w:t xml:space="preserve">“co-seriable”</w:t>
-      </w:r>
-      <w:r>
-        <w:t xml:space="preserve"> </w:t>
-      </w:r>
-      <w:r>
-        <w:t xml:space="preserve">when a single ordering can make every class follow the same single-peaked shape simultaneously. When all assemblages arise from a single continuously interacting population, such an ordering exists. When learning splits into separate groups, each with its own repertoire and its own independent rise and fall of styles, no single ordering can satisfy every class at once, and the assemblages break into several mutually incompatible orderings. The deterministic frequency-seriation procedure of Lipo, Madsen, and Dunnell</w:t>
-      </w:r>
-      <w:r>
-        <w:t xml:space="preserve"> </w:t>
-      </w:r>
-      <w:r>
-        <w:t xml:space="preserve">(2015)</w:t>
-      </w:r>
-      <w:r>
-        <w:t xml:space="preserve"> </w:t>
-      </w:r>
-      <w:r>
-        <w:t xml:space="preserve">finds the complete set of these maximal co-seriable groups algorithmically, without the analyst arranging the assemblages by eye</w:t>
-      </w:r>
-      <w:r>
-        <w:t xml:space="preserve"> </w:t>
-      </w:r>
-      <w:r>
-        <w:t xml:space="preserve">(Lipo et al. 1997)</w:t>
-      </w:r>
-      <w:r>
-        <w:t xml:space="preserve">. Using this approach, the number of groups and the number of groups any one assemblage joins directly measure the structure of past interaction. A single large group means one connected field of learning, a proliferation of small groups means a fragmented one, and an assemblage that falls into several incompatible orderings is a bridge linking otherwise separate sequences rather than the closed core of a bounded community.</w:t>
-      </w:r>
-    </w:p>
-    <w:p>
-      <w:pPr>
-        <w:pStyle w:val="BodyText"/>
-      </w:pPr>
-      <w:r>
-        <w:t xml:space="preserve">The third asks how much of the variation in decoration lies between groups rather than within them. The measure is a cultural version of Wright’s</w:t>
+        <w:t xml:space="preserve">The third signature asks how much of the variation in decoration lies between groups rather than within them. Its measure is a cultural version of Wright’s</w:t>
       </w:r>
       <w:r>
         <w:t xml:space="preserve"> </w:t>
@@ -1045,7 +996,7 @@
         <w:t xml:space="preserve">(Wright 1951)</w:t>
       </w:r>
       <w:r>
-        <w:t xml:space="preserve">, a standard population-genetic index of group differentiation. In cultural transmission, between-group variation in socially learned traits routinely exceeds that of their genetic counterparts</w:t>
+        <w:t xml:space="preserve">, a standard population-genetic index of how differentiated groups are from one another. In cultural transmission, between-group variation in socially learned traits routinely exceeds that of their genetic counterparts</w:t>
       </w:r>
       <w:r>
         <w:t xml:space="preserve"> </w:t>
@@ -1054,7 +1005,7 @@
         <w:t xml:space="preserve">(Bell et al. 2009)</w:t>
       </w:r>
       <w:r>
-        <w:t xml:space="preserve">. We measure decorated diversity with the Gini-Simpson index, the probability that two sherds drawn at random from an assemblage are of different classes, computed both within each spatial group and across all pooled assemblages.</w:t>
+        <w:t xml:space="preserve">. We measure decorated diversity with the Gini-Simpson index, the probability that two sherds drawn at random from an assemblage belong to different classes, and we compute it both within each spatial group and across all assemblages pooled together.</w:t>
       </w:r>
       <w:r>
         <w:t xml:space="preserve"> </w:t>
@@ -1080,7 +1031,7 @@
         <w:t xml:space="preserve"> </w:t>
       </w:r>
       <w:r>
-        <w:t xml:space="preserve">is how much larger the pooled diversity is than the average within-group diversity, expressed as a fraction of the pooled diversity. When every assemblage draws from one shared, drifting pool of styles, pooling adds little diversity beyond what is already present within each group, and</w:t>
+        <w:t xml:space="preserve">is how much larger the pooled diversity is than the average within-group diversity, expressed as a fraction of the pooled diversity. When every assemblage draws from one shared, drifting pool of styles, pooling adds little diversity beyond what each group already holds, and</w:t>
       </w:r>
       <w:r>
         <w:t xml:space="preserve"> </w:t>
@@ -1106,7 +1057,7 @@
         <w:t xml:space="preserve"> </w:t>
       </w:r>
       <w:r>
-        <w:t xml:space="preserve">sits near zero. As groups come to favor distinct repertoires, the between-group share grows, and</w:t>
+        <w:t xml:space="preserve">sits near zero. As groups come to favor distinct repertoires, the between-group share grows and</w:t>
       </w:r>
       <w:r>
         <w:t xml:space="preserve"> </w:t>
@@ -1141,7 +1092,7 @@
         <w:t xml:space="preserve">(Neiman 1995)</w:t>
       </w:r>
       <w:r>
-        <w:t xml:space="preserve">.</w:t>
+        <w:t xml:space="preserve">. Here</w:t>
       </w:r>
       <w:r>
         <w:t xml:space="preserve"> </w:t>
@@ -1167,7 +1118,15 @@
         <w:t xml:space="preserve"> </w:t>
       </w:r>
       <w:r>
-        <w:t xml:space="preserve">serves here as the most direct measure of how far decoration has sorted itself by group, with one important caveat developed below. Stochastic drift on a spatially structured population generates between-group variance on its own. Subpopulations retain different levels of diversity depending on their size and connectivity. Small or sparsely connected areas drift toward depleted, idiosyncratic repertoires, while larger, well-connected ones remain richer. The resulting differences appear as distinct interacting groups, even though they are produced solely by spatial position</w:t>
+        <w:t xml:space="preserve">is the most direct measure of how far decoration has sorted by group, with one important caveat.</w:t>
+      </w:r>
+    </w:p>
+    <w:p>
+      <w:pPr>
+        <w:pStyle w:val="BodyText"/>
+      </w:pPr>
+      <w:r>
+        <w:t xml:space="preserve">The caveat is that drift alone generates between-group variance when a population is spread across space. Subpopulations retain different levels of diversity depending on their size and connectivity. Small or sparsely connected areas drift toward depleted, idiosyncratic repertoires, while larger, well-connected ones remain richer. These differences can look like distinct interacting groups even though spatial position alone produces them</w:t>
       </w:r>
       <w:r>
         <w:t xml:space="preserve"> </w:t>
@@ -1176,7 +1135,7 @@
         <w:t xml:space="preserve">(Lipo et al. 2021)</w:t>
       </w:r>
       <w:r>
-        <w:t xml:space="preserve">. The measure must therefore be calibrated against that spatial-drift null rather than taken at face value.</w:t>
+        <w:t xml:space="preserve">. We must calibrate the measure against that spatial-drift null, the range of values that drift alone produces on a spatially structured population, rather than take it at face value.</w:t>
       </w:r>
     </w:p>
     <w:p>
@@ -1184,7 +1143,7 @@
         <w:pStyle w:val="BodyText"/>
       </w:pPr>
       <w:r>
-        <w:t xml:space="preserve">The fourth asks whether socially close assemblages are more alike than assemblages that are merely nearby on the map. Similarity normally fades with distance, because potters interact more with near neighbors than with distant ones, a gradient known as isolation by distance</w:t>
+        <w:t xml:space="preserve">The fourth signature asks whether socially close assemblages are more alike than assemblages that are merely near one another on the map. Similarity normally fades with distance, because potters interact more with near neighbors than with distant ones, a gradient known as isolation by distance</w:t>
       </w:r>
       <w:r>
         <w:t xml:space="preserve"> </w:t>
@@ -1193,7 +1152,7 @@
         <w:t xml:space="preserve">(Neiman 1995; Shennan et al. 2015; Wright 1943)</w:t>
       </w:r>
       <w:r>
-        <w:t xml:space="preserve">. A genuine social boundary adds a step to that gradient. Under this condition, pairs of assemblages within the same cluster are more similar than pairs in neighboring clusters, even when the two pairs span the same geographic distance. We capture that step as a boundary-excess statistic, which measures the gap between within-cluster and between-cluster similarity once distance is held constant, a metric that a plain correlation of similarity with distance cannot isolate. It is useful here because this measure separates a real social edge from the ordinary spatial fade, again with the caveat that drift on a finite network can itself produce a positive excess</w:t>
+        <w:t xml:space="preserve">. A genuine social boundary adds a step to that gradient, so that pairs of assemblages within a cluster are more alike than pairs across neighboring clusters spanning the same distance. We capture the step with a boundary-excess statistic, which a plain correlation of similarity with distance cannot isolate, with the caveat that drift on a finite network can itself produce a positive excess</w:t>
       </w:r>
       <w:r>
         <w:t xml:space="preserve"> </w:t>
@@ -1202,7 +1161,7 @@
         <w:t xml:space="preserve">(Lipo et al. 2021)</w:t>
       </w:r>
       <w:r>
-        <w:t xml:space="preserve">.</w:t>
+        <w:t xml:space="preserve">. Full definitions of all four signatures are in the Supplemental Text.</w:t>
       </w:r>
     </w:p>
     <w:p>
@@ -1210,7 +1169,7 @@
         <w:pStyle w:val="BodyText"/>
       </w:pPr>
       <w:r>
-        <w:t xml:space="preserve">Each plausible alternative to a bounded interaction group involves only a subset of these signatures (Table 1). Environmental patchiness, in which similar people occupy distinct ecological zones, produces spatial structure with no departure from neutral transmission and no loss of seriation coherence. Aggregated conformity, the bottom-up regime in which a conformist bias flattens diversity within a single community, produces a departure from neutrality without boundary formation, so seriation remains coherent and between-group variance remains low. Smooth, deterministic drift with distance-limited interaction produces an isolation-by-distance cline</w:t>
+        <w:t xml:space="preserve">Each plausible alternative to a bounded interaction group moves only some of these signatures (Table 1). Environmental patchiness, in which similar people occupy distinct ecological zones, produces spatial structure without any departure from neutral transmission and without any loss of seriation coherence. Aggregated conformity, the bottom-up regime in which a conformist bias flattens diversity within a single community, produces a departure from neutrality but no boundaries, so seriation stays coherent and between-group variance stays low. Smooth, deterministic drift with distance-limited interaction produces an isolation-by-distance cline</w:t>
       </w:r>
       <w:r>
         <w:t xml:space="preserve"> </w:t>
@@ -1219,7 +1178,7 @@
         <w:t xml:space="preserve">(Shennan et al. 2015; Wright 1943)</w:t>
       </w:r>
       <w:r>
-        <w:t xml:space="preserve">. This pattern appears as a gradual fading of similarity with distance, as people interact mostly with near neighbors, without the sharp boundaries or departures from neutrality that mark restricted, assortative learning. A bounded interaction group, in which one assortative process restricts transmission along every dimension, is the only process that would drive all four signatures together at full strength.</w:t>
+        <w:t xml:space="preserve">. That pattern is a gradual fading of similarity with distance, as people interact mostly with near neighbors, and it lacks both the sharp boundaries and the departures from neutrality that mark restricted, assortative learning, in which potters preferentially copy members of their own group. A bounded interaction group, in which one assortative process restricts transmission along every dimension, is the only process that drives all four signatures together at full strength.</w:t>
       </w:r>
     </w:p>
     <w:p>
@@ -1227,7 +1186,7 @@
         <w:pStyle w:val="BodyText"/>
       </w:pPr>
       <w:r>
-        <w:t xml:space="preserve">Table 1 presents an idealized comparison of these signatures. Two of the four signatures, between-group variance and the distance-controlled boundary excess, are also driven by stochastic neutral drift on a spatially structured population, which generates patchy divergence and a positive boundary excess with no bounded group anywhere (Results, Figure S3). The linked movement of these two measures cannot separate a real interaction group from drift. Thus, we cannot depend on these signatures alone. Instead, we must compare the two processes generatively by simulating each one, neutral spatial drift and bounded groups alike, using the real geography of the deposits. The simulations provide a means of determining which one reproduces the observed structure, treating the signatures as diagnostic of which process left its mark.</w:t>
+        <w:t xml:space="preserve">Table 1 sets out this comparison in idealized form. Its last two columns also show why we cannot apply that logic directly to this record, for a reason the next paragraph develops. Because of it, we compare the two processes generatively instead, simulating neutral spatial drift and bounded groups alike on the real geography of the deposits. The simulations show which process reproduces the observed structure, and the signatures then serve as diagnostics of which one left its mark.</w:t>
       </w:r>
     </w:p>
     <w:p>
@@ -1245,7 +1204,7 @@
         <w:t xml:space="preserve"> </w:t>
       </w:r>
       <w:r>
-        <w:t xml:space="preserve">What each process does to the four transmission signatures, and which signature this record can measure. A filled circle (●) marks a signature, while an open circle (○) is one where it is not measurable. The process columns give the idealized discrimination logic. Under smooth, deterministic processes, only a bounded interaction group drives all four, and each alternative drives a characteristic subset, the pattern an idealized simulation confirms (Figure S1). Two features of the table show why that logic is not the test we run on the record. The smooth-drift and stochastic-drift columns separate textbook isolation-by-distance, which drives none of the four, from realistic neutral drift on a finite network, which drives cultural</w:t>
+        <w:t xml:space="preserve">What each process does to the four transmission signatures, and which signature this record can measure. A filled circle (●) marks a signature that the process drives, and an open circle (○) marks one that it does not. Figure 2 shows the same expectations as simulated trajectories. The two drift columns, and the reason we do not apply this logic to the record as it stands, are explained in the text below. The final column reports the recovery experiment introduced later, which screens the four signatures against this record. What survives that screening is cultural</w:t>
       </w:r>
       <w:r>
         <w:t xml:space="preserve"> </w:t>
@@ -1268,33 +1227,7 @@
         </m:sSub>
       </m:oMath>
       <w:r>
-        <w:t xml:space="preserve"> </w:t>
-      </w:r>
-      <w:r>
-        <w:t xml:space="preserve">and the boundary excess on its own, with no bounded group present (Figure S3). Stochastic drift thus reproduces the same two-signature pattern as environmental patchiness, so a positive result on either signature cannot by itself separate a bounded group from drift or patchiness. The final column reports the recovery experiment introduced below. The four signatures are candidate diagnostics screened against the record, and the surviving discrimination is carried by cultural</w:t>
-      </w:r>
-      <w:r>
-        <w:t xml:space="preserve"> </w:t>
-      </w:r>
-      <m:oMath>
-        <m:sSub>
-          <m:e>
-            <m:r>
-              <m:t>F</m:t>
-            </m:r>
-          </m:e>
-          <m:sub>
-            <m:r>
-              <m:t>S</m:t>
-            </m:r>
-            <m:r>
-              <m:t>T</m:t>
-            </m:r>
-          </m:sub>
-        </m:sSub>
-      </m:oMath>
-      <w:r>
-        <w:t xml:space="preserve">, assessed against the drift null, and by the generative drift-versus-groups comparison, not by convergence of the table’s rows.</w:t>
+        <w:t xml:space="preserve">, judged against the drift null, together with the generative comparison of drift with groups, not convergence across the table’s rows.</w:t>
       </w:r>
     </w:p>
     <w:tbl>
@@ -1767,86 +1700,19 @@
     </w:tbl>
     <w:p>
       <w:pPr>
-        <w:pStyle w:val="BodyText"/>
-      </w:pPr>
-      <w:r>
-        <w:t xml:space="preserve">The two drift columns illustrate the difficulty archaeologists face in detecting bounded groups. Smooth, deterministic isolation-by-distance produces only a pattern of decay in similarity with distance. In addition, the distance-controlled boundary excess is near zero under it, so it does not drive any of the four signatures. Stochastic neutral drift on a finite network is less forgiving. It generates patchy divergence that raises cultural</w:t>
-      </w:r>
-      <w:r>
-        <w:t xml:space="preserve"> </w:t>
-      </w:r>
-      <m:oMath>
-        <m:sSub>
-          <m:e>
-            <m:r>
-              <m:t>F</m:t>
-            </m:r>
-          </m:e>
-          <m:sub>
-            <m:r>
-              <m:t>S</m:t>
-            </m:r>
-            <m:r>
-              <m:t>T</m:t>
-            </m:r>
-          </m:sub>
-        </m:sSub>
-      </m:oMath>
-      <w:r>
-        <w:t xml:space="preserve"> </w:t>
-      </w:r>
-      <w:r>
-        <w:t xml:space="preserve">and registers as a positive boundary signal even in the absence of a social boundary, a mimicry that the record-matched controls demonstrate (see Results, Figure S3). Aggregated conformity, by contrast, raises the neutrality departure within a single undivided pool without forming the between-group boundaries that the other signatures require.</w:t>
-      </w:r>
-    </w:p>
-    <w:p>
-      <w:pPr>
-        <w:pStyle w:val="BodyText"/>
-      </w:pPr>
-      <w:r>
-        <w:t xml:space="preserve">If closure were to occur, it would accumulate across the sequence. On idealized data, genuine convergence should take the form of a trajectory, a coherent, same-direction shift in all four signatures across the ordinal sequence of assemblages, concentrated where and when interaction closes into bounded groups. The logic, however, is only as strong as the independence of the signatures, because four measures that were merely redundant converge trivially. As a consequence, we validate the test using simulated assemblages before applying it. This validation seeks to confirm that convergence occurs only when interactions cluster into a bounded group, and not under any other condition. We also use the simulation to assess whether the four signatures are tightly correlated under such closure, yet nearly independent under alternative scenarios. In this way, we can be assured their joint movement will be informative. The use of convergence logic has an archaeological precedent. Neiman</w:t>
-      </w:r>
-      <w:r>
-        <w:t xml:space="preserve"> </w:t>
-      </w:r>
-      <w:r>
-        <w:t xml:space="preserve">(1995)</w:t>
-      </w:r>
-      <w:r>
-        <w:t xml:space="preserve">, for example, showed that two independently derived, theory-grounded measures of the same ceramic data, within-assemblage diversity and between-assemblage distance, converge on the same inference about past interaction. We generalize his approach and apply it to our four measures, ensuring dynamic sufficiency. Empirical sufficiency is another question. Whether all four signatures, or only some, can actually do so on a record like ours is a separate question that we settle by using a calibration test that evaluates synthetic data matched to the Parkin assemblages.</w:t>
-      </w:r>
-    </w:p>
-    <w:p>
-      <w:pPr>
-        <w:pStyle w:val="BodyText"/>
-      </w:pPr>
-      <w:r>
-        <w:t xml:space="preserve">The calibration process consists of a signal-recovery experiment. We inject a known group-closure signal of controlled strength into synthetic assemblages matched to the real record, then ask which signatures recover it and how strong the closure must be to register. Reading each signature against this record-matched standard, rather than against the idealized expectation, is what enables us to treat an absence of structure as a real result rather than a failure of resolution. The procedure and its parameters are detailed in the Materials and Methods section and the Supplemental Text.</w:t>
-      </w:r>
-    </w:p>
-    <w:p>
-      <w:pPr>
-        <w:pStyle w:val="BodyText"/>
-      </w:pPr>
-      <w:r>
-        <w:t xml:space="preserve">Below, we describe our procedures, methods, and outcomes. Figure 2 previews what the test distinguishes. It shows the sharp structure that a bounded group would leave against the diffuse pattern that drift produces, and why, on a record of this size and time-averaging, a weak within-basin boundary cannot be excluded.</w:t>
-      </w:r>
-    </w:p>
-    <w:p>
-      <w:pPr>
         <w:pStyle w:val="CaptionedFigure"/>
       </w:pPr>
       <w:r>
         <w:drawing>
           <wp:inline>
-            <wp:extent cx="5334000" cy="4414344"/>
+            <wp:extent cx="5334000" cy="4821752"/>
             <wp:effectExtent b="0" l="0" r="0" t="0"/>
-            <wp:docPr descr="Figure 2. What the test distinguishes, and why the within-basin determination is hard, from synthetic assemblages matched to the record. Top: the basin assemblages in a multidimensional scaling of decorated dissimilarity (points colored by the k=2 spatial split) as they would appear if the Parkin phase were a bounded interaction group (left, sharp clusters), under spatially structured neutral drift (center, a continuous gradient), and as observed (right, a diffuse scatter resembling drift). Bottom: the cultural F_{ST} signal recovered from synthetic assemblages as the strength of injected group closure rises from 0 (drift) to 1 (strong groups), with the s=0 null band shaded behind it. The signal clears the detection threshold only at s* = 0.5. The observed value (dashed line) lies in the shaded region below s*, where a weak group and pure drift are indistinguishable at this record’s size and time-averaging. This is why a weak within-basin boundary cannot be excluded." title="" id="120" name="Picture"/>
+            <wp:docPr descr="Figure 2. Idealized criterion validation. Four-signature ordinal trajectories under each of the four generative mechanisms on large, clean synthetic assemblages. Only a bounded interaction group drives all four together (starred), and none of the three resembling processes is identified as convergent across 500 random seeds (the bounded-groups case identified in 493 of 500, 95 percent interval 0.97 to 0.99, and none of the three identified at all, 95 percent upper bound 0.007). Inset: the signature-independence audit (mean absolute pairwise correlation among the four signatures), high under closure (about 0.88), and low under the three resembling processes (about 0.2). This shows that the convergence criterion works on idealized data. The recovery experiment reported below shows what survives at the record’s resolution." title="" id="120" name="Picture"/>
             <a:graphic>
               <a:graphicData uri="http://schemas.openxmlformats.org/drawingml/2006/picture">
                 <pic:pic>
                   <pic:nvPicPr>
-                    <pic:cNvPr descr="../../figures/fig2_concept.png" id="121" name="Picture"/>
+                    <pic:cNvPr descr="../../figures/fig2_validation.png" id="121" name="Picture"/>
                     <pic:cNvPicPr>
                       <a:picLocks noChangeArrowheads="1" noChangeAspect="1"/>
                     </pic:cNvPicPr>
@@ -1860,7 +1726,7 @@
                   <pic:spPr bwMode="auto">
                     <a:xfrm>
                       <a:off x="0" y="0"/>
-                      <a:ext cx="5334000" cy="4414344"/>
+                      <a:ext cx="5334000" cy="4821752"/>
                     </a:xfrm>
                     <a:prstGeom prst="rect">
                       <a:avLst/>
@@ -1894,7 +1760,23 @@
         <w:t xml:space="preserve"> </w:t>
       </w:r>
       <w:r>
-        <w:t xml:space="preserve">What the test distinguishes, and why the within-basin determination is hard, from synthetic assemblages matched to the record. Top: the basin assemblages in a multidimensional scaling of decorated dissimilarity (points colored by the k=2 spatial split) as they would appear if the Parkin phase were a bounded interaction group (left, sharp clusters), under spatially structured neutral drift (center, a continuous gradient), and as observed (right, a diffuse scatter resembling drift). Bottom: the cultural</w:t>
+        <w:t xml:space="preserve">Idealized criterion validation. Four-signature ordinal trajectories under each of the four generative mechanisms on large, clean synthetic assemblages. Only a bounded interaction group drives all four together (starred), and none of the three resembling processes is identified as convergent across 500 random seeds (the bounded-groups case identified in 493 of 500, 95 percent interval 0.97 to 0.99, and none of the three identified at all, 95 percent upper bound 0.007). Inset: the signature-independence audit (mean absolute pairwise correlation among the four signatures), high under closure (about 0.88), and low under the three resembling processes (about 0.2). This shows that the convergence criterion works on idealized data. The recovery experiment reported below shows what survives at the record’s resolution.</w:t>
+      </w:r>
+    </w:p>
+    <w:p>
+      <w:pPr>
+        <w:pStyle w:val="BodyText"/>
+      </w:pPr>
+      <w:r>
+        <w:t xml:space="preserve">Figure 2 makes those expectations concrete. Simulating each process on large, clean assemblages and measuring all four signatures along the sequence shows a bounded interaction group moving all four together, and each of the other three moving a characteristic subset. That is the pattern the criterion looks for, shown before any question of whether this record could register it.</w:t>
+      </w:r>
+    </w:p>
+    <w:p>
+      <w:pPr>
+        <w:pStyle w:val="BodyText"/>
+      </w:pPr>
+      <w:r>
+        <w:t xml:space="preserve">The two drift columns illustrate the difficulty archaeologists face in detecting bounded groups. Smooth, deterministic isolation by distance produces only a decay of similarity with distance, and the distance-controlled boundary excess is near zero under it, so it drives none of the four signatures. Stochastic neutral drift on a finite network is less forgiving, because it generates patchy divergence that raises cultural</w:t>
       </w:r>
       <w:r>
         <w:t xml:space="preserve"> </w:t>
@@ -1920,7 +1802,7 @@
         <w:t xml:space="preserve"> </w:t>
       </w:r>
       <w:r>
-        <w:t xml:space="preserve">signal recovered from synthetic assemblages as the strength of injected group closure rises from 0 (drift) to 1 (strong groups), with the s=0 null band shaded behind it. The signal clears the detection threshold only at s* = 0.5. The observed value (dashed line) lies in the shaded region below s*, where a weak group and pure drift are indistinguishable at this record’s size and time-averaging. This is why a weak within-basin boundary cannot be excluded.</w:t>
+        <w:t xml:space="preserve">and registers as a positive boundary signature even without any social boundary. The result is a pattern that resembles group structure with no group present, and the record-matched controls, synthetic assemblages built to the record’s own sample sizes and geography, demonstrate it (see Results, Figure S2). Aggregated conformity, by contrast, raises the neutrality departure within a single undivided pool and forms none of the between-group boundaries that the other signatures require.</w:t>
       </w:r>
     </w:p>
     <w:p>
@@ -1928,7 +1810,15 @@
         <w:pStyle w:val="BodyText"/>
       </w:pPr>
       <w:r>
-        <w:t xml:space="preserve">A signature is trustworthy to the degree that it meets three conditions, usually treated apart. It should be solidly based in theory. In this case, a cultural transmission model provides its assumptions, resulting in a theoretical claim rather than an analogy. Deterministic frequency seriation is the model case, because the unimodality and continuity it requires are exactly what the neutral model predicts of a single interacting community. Neiman’s</w:t>
+        <w:t xml:space="preserve">If closure occurred, its effects would accumulate across the sequence. On idealized data, genuine convergence should take the form of a trajectory, a coherent shift of all four signatures in the same direction across the ordinal sequence of assemblages, concentrated where and when interaction narrows toward a bounded group. This logic is only as strong as the independence of the signatures, because four measures that merely repeat one another converge trivially. We therefore validate the test on simulated assemblages before applying it, and use the same simulations to ask whether the four signatures are tightly correlated under closure yet nearly independent under the alternatives, which is what would make their joint movement informative.</w:t>
+      </w:r>
+    </w:p>
+    <w:p>
+      <w:pPr>
+        <w:pStyle w:val="BodyText"/>
+      </w:pPr>
+      <w:r>
+        <w:t xml:space="preserve">Convergence of this kind has an archaeological precedent. Neiman</w:t>
       </w:r>
       <w:r>
         <w:t xml:space="preserve"> </w:t>
@@ -1940,37 +1830,7 @@
         <w:t xml:space="preserve"> </w:t>
       </w:r>
       <w:r>
-        <w:t xml:space="preserve">diversity and distance estimators are likewise derived from the same cultural transmission model</w:t>
-      </w:r>
-      <w:r>
-        <w:t xml:space="preserve"> </w:t>
-      </w:r>
-      <w:r>
-        <w:t xml:space="preserve">(Lipo et al. 2015)</w:t>
-      </w:r>
-      <w:r>
-        <w:t xml:space="preserve">. It should be dynamically sufficient in Lewontin’s</w:t>
-      </w:r>
-      <w:r>
-        <w:t xml:space="preserve"> </w:t>
-      </w:r>
-      <w:r>
-        <w:t xml:space="preserve">(1974)</w:t>
-      </w:r>
-      <w:r>
-        <w:t xml:space="preserve"> </w:t>
-      </w:r>
-      <w:r>
-        <w:t xml:space="preserve">sense, with its state variables and their transformation laws sufficient to carry the system from one state to the next. And it should be empirically sufficient. This condition means it is matched to the quality of the archaeological record and defined at the time-averaged resolution preserved by the deposit, rather than at a snapshot or generational resolution</w:t>
-      </w:r>
-      <w:r>
-        <w:t xml:space="preserve"> </w:t>
-      </w:r>
-      <w:r>
-        <w:t xml:space="preserve">(Holdaway and Wandsnider 2008; Perreault 2019)</w:t>
-      </w:r>
-      <w:r>
-        <w:t xml:space="preserve">.</w:t>
+        <w:t xml:space="preserve">showed that two independently derived, theory-grounded measures of the same ceramic data, within-assemblage diversity and between-assemblage distance, converge on the same inference about past interaction. We generalize his approach to our four measures to ensure dynamic sufficiency, a property we define below. Empirical sufficiency is a separate question. It asks whether all four signatures, or only some of them, can register closure on a record like ours. We settle it with a calibration test, in which we check what each signature can detect on synthetic data matched to the Parkin assemblages.</w:t>
       </w:r>
     </w:p>
     <w:p>
@@ -1978,99 +1838,7 @@
         <w:pStyle w:val="BodyText"/>
       </w:pPr>
       <w:r>
-        <w:t xml:space="preserve">Thus, our four signatures are theoretically and dynamically served by the transmission model. Empirical sufficiency, whether a signature can actually register a signal at the resolution the deposit preserves, is not guaranteed by this framing and requires us to test it rather than assume it. As we will describe below, at this record’s 29 time-averaged assemblages, only cultural</w:t>
-      </w:r>
-      <w:r>
-        <w:t xml:space="preserve"> </w:t>
-      </w:r>
-      <m:oMath>
-        <m:sSub>
-          <m:e>
-            <m:r>
-              <m:t>F</m:t>
-            </m:r>
-          </m:e>
-          <m:sub>
-            <m:r>
-              <m:t>S</m:t>
-            </m:r>
-            <m:r>
-              <m:t>T</m:t>
-            </m:r>
-          </m:sub>
-        </m:sSub>
-      </m:oMath>
-      <w:r>
-        <w:t xml:space="preserve"> </w:t>
-      </w:r>
-      <w:r>
-        <w:t xml:space="preserve">registers the injected signal, and even then, it must be compared against the stochastic-drift null rather than zero. Seriation-coherence breakdown, which only a bounded group drives in principle, is the cleanest discriminator on paper yet undetectable here. Measured as states along the sequence, the signatures are only partially dynamically sufficient, a gap we close in the discussion with tests that model the transformation between states.</w:t>
-      </w:r>
-    </w:p>
-    <w:bookmarkEnd w:id="122"/>
-    <w:bookmarkStart w:id="131" w:name="materials-and-methods"/>
-    <w:p>
-      <w:pPr>
-        <w:pStyle w:val="Heading2"/>
-      </w:pPr>
-      <w:r>
-        <w:t xml:space="preserve">Materials and methods</w:t>
-      </w:r>
-    </w:p>
-    <w:bookmarkStart w:id="126" w:name="data"/>
-    <w:p>
-      <w:pPr>
-        <w:pStyle w:val="Heading3"/>
-      </w:pPr>
-      <w:r>
-        <w:t xml:space="preserve">Data</w:t>
-      </w:r>
-    </w:p>
-    <w:p>
-      <w:pPr>
-        <w:pStyle w:val="FirstParagraph"/>
-      </w:pPr>
-      <w:r>
-        <w:t xml:space="preserve">The ceramic data that are the basis of the original phase definitions come from the decorated-class counts compiled by Phillips, Ford, and Griffin</w:t>
-      </w:r>
-      <w:r>
-        <w:t xml:space="preserve"> </w:t>
-      </w:r>
-      <w:r>
-        <w:t xml:space="preserve">(1951)</w:t>
-      </w:r>
-      <w:r>
-        <w:t xml:space="preserve"> </w:t>
-      </w:r>
-      <w:r>
-        <w:t xml:space="preserve">for the Lower Mississippi Valley Survey. We have compiled these data into an assemblage-by-class matrix of 266 surface assemblages</w:t>
-      </w:r>
-      <w:r>
-        <w:t xml:space="preserve"> </w:t>
-      </w:r>
-      <w:r>
-        <w:t xml:space="preserve">(Lipo 2001)</w:t>
-      </w:r>
-      <w:r>
-        <w:t xml:space="preserve">. Each decorated class is a culture-history type, a unit of measurement that the analysts defined to capture stylistic variation, rather than a category assumed to exist in the past. For our study, we restrict the analysis to the St. Francis basin of northeastern Arkansas, the setting of Parkin, defined hydrologically as the assemblages within 20 km of the St. Francis, Tyronza, and L’Anguille drainage (Figure 1). This yields 29 decorated assemblages for the transmission analysis. The basin is a geographic unit, not a single culture-historical phase. Under the standard regional scheme, its assemblages fall into the Parkin phase together with sites assigned to the Nodena, Kent, Walls, and Parchman phases</w:t>
-      </w:r>
-      <w:r>
-        <w:t xml:space="preserve"> </w:t>
-      </w:r>
-      <w:r>
-        <w:t xml:space="preserve">(Mainfort 2003; Phillips 1970)</w:t>
-      </w:r>
-      <w:r>
-        <w:t xml:space="preserve">. The test asks whether interaction closed into bounded groups anywhere in the basin, across the phase divisions that culture history draws within it, and within the Parkin phase. The set excludes the lower Yazoo Basin to the south. A stricter watershed rule, keeping only assemblages nearer the St. Francis system than the Mississippi, gives 19. The verdict reported below is unchanged across both definitions. The two southern St. Francis-type sites the drainage rule excludes, Old Town and Blanchard, lie 28 and 80 km from the St. Francis system and belong to the Mississippi-proximal and lower Yazoo settings rather than to the St. Francis drainage. We georeferenced each assemblage based on maps from the Lower Mississippi Survey site files. We used settlement attributes, site size, mound count and height, and the presence of defensive ditches and St. Francis-type fortification, from a regional geographic database</w:t>
-      </w:r>
-      <w:r>
-        <w:t xml:space="preserve"> </w:t>
-      </w:r>
-      <w:r>
-        <w:t xml:space="preserve">(Lipo and Dunnell 2007)</w:t>
-      </w:r>
-      <w:r>
-        <w:t xml:space="preserve">.</w:t>
+        <w:t xml:space="preserve">The calibration takes the form of a recovery experiment. We build group closure of known, controlled strength into synthetic assemblages matched to the real record, then ask which signatures recover it and how strong the closure must be before it registers. Evaluating each signature against this record-matched standard, rather than against the idealized expectation, lets us treat an absence of structure as a real result rather than as a failure of resolution. The Materials and Methods section and the Supplemental Text give the procedure and its parameters.</w:t>
       </w:r>
     </w:p>
     <w:p>
@@ -2078,116 +1846,7 @@
         <w:pStyle w:val="BodyText"/>
       </w:pPr>
       <w:r>
-        <w:t xml:space="preserve">Two properties of the data bound what any transmission analysis can claim, and we treat them as constraints rather than nuisances. First, the assemblages are time-averaged surface assemblages, so they consist of a sample of an aggregate of pottery formed over the use-life of its deposit. Such aggregation distorts diversity and neutrality statistics in proportion to the mean lifetime of the variants</w:t>
-      </w:r>
-      <w:r>
-        <w:t xml:space="preserve"> </w:t>
-      </w:r>
-      <w:r>
-        <w:t xml:space="preserve">(Madsen 2012; Miller-Atkins and Premo 2018)</w:t>
-      </w:r>
-      <w:r>
-        <w:t xml:space="preserve">. Second, the neutral model’s expectations are derived for a population of people copying one another. An assemblage, however, counts durable objects, the pots and sherds themselves, not the potters who made them. Because the record is object-mediated rather than person-mediated, the standard neutral expectation does not apply exactly and must be understood with that caveat in mind</w:t>
-      </w:r>
-      <w:r>
-        <w:t xml:space="preserve"> </w:t>
-      </w:r>
-      <w:r>
-        <w:t xml:space="preserve">(Crema et al. 2024)</w:t>
-      </w:r>
-      <w:r>
-        <w:t xml:space="preserve">.</w:t>
-      </w:r>
-    </w:p>
-    <w:p>
-      <w:pPr>
-        <w:pStyle w:val="BodyText"/>
-      </w:pPr>
-      <w:r>
-        <w:t xml:space="preserve">The availability of an absolute chronology is also a requirement. A compilation by Mainfort</w:t>
-      </w:r>
-      <w:r>
-        <w:t xml:space="preserve"> </w:t>
-      </w:r>
-      <w:r>
-        <w:t xml:space="preserve">(2001)</w:t>
-      </w:r>
-      <w:r>
-        <w:t xml:space="preserve"> </w:t>
-      </w:r>
-      <w:r>
-        <w:t xml:space="preserve">provides 108 determinations for this part of the Mississippi valley, 40 of them from seven St. Francis basin Parkin-phase sites and 19 from Parkin itself</w:t>
-      </w:r>
-      <w:r>
-        <w:t xml:space="preserve"> </w:t>
-      </w:r>
-      <w:r>
-        <w:t xml:space="preserve">(House 1993; Mainfort 1996a; Sullivan et al. 2024)</w:t>
-      </w:r>
-      <w:r>
-        <w:t xml:space="preserve">. Calibrated against IntCal20</w:t>
-      </w:r>
-      <w:r>
-        <w:t xml:space="preserve"> </w:t>
-      </w:r>
-      <w:r>
-        <w:t xml:space="preserve">(</w:t>
-      </w:r>
-      <w:r>
-        <w:t xml:space="preserve">Reimer et al.</w:t>
-      </w:r>
-      <w:r>
-        <w:t xml:space="preserve"> </w:t>
-      </w:r>
-      <w:r>
-        <w:t xml:space="preserve">2020)</w:t>
-      </w:r>
-      <w:r>
-        <w:t xml:space="preserve">, the basin determinations place the occupation in the fourteenth to sixteenth centuries (summed-probability median AD 1428, Parkin AD 1483) and show a decline across the contact interval, as detailed in the Supplemental Text. A calibration plateau across that interval defeats year-scale resolution</w:t>
-      </w:r>
-      <w:r>
-        <w:t xml:space="preserve"> </w:t>
-      </w:r>
-      <w:r>
-        <w:t xml:space="preserve">(Holland-Lulewicz and Ritchison 2021)</w:t>
-      </w:r>
-      <w:r>
-        <w:t xml:space="preserve">, so we order the assemblages by seriation rather than by calendar age, using the first axis of a correspondence analysis</w:t>
-      </w:r>
-      <w:r>
-        <w:t xml:space="preserve"> </w:t>
-      </w:r>
-      <w:r>
-        <w:t xml:space="preserve">(Baxter 1994; Peeples and Schachner 2012; Smith and Neiman 2007)</w:t>
-      </w:r>
-      <w:r>
-        <w:t xml:space="preserve">. This ordination arranges assemblages along axes that summarize their decorated-class-frequency differences, as a relative chronological ordinate oriented so that higher positions correspond to later time (Figure 3). Pooling the dates of the five proveniences that match curated assemblages, the median calibrated ages correlate with seriation position at Spearman +0.70 (n = 5, 27 dates pooled). Four of the five sites fall in calendrical order, with one late-dated site departing from it. The axis tracks calendar time imperfectly. What we test is an ordinal trajectory, not a calendrical rate. The discriminating quantity, the size-controlled</w:t>
-      </w:r>
-      <w:r>
-        <w:t xml:space="preserve"> </w:t>
-      </w:r>
-      <m:oMath>
-        <m:sSub>
-          <m:e>
-            <m:r>
-              <m:t>F</m:t>
-            </m:r>
-          </m:e>
-          <m:sub>
-            <m:r>
-              <m:t>S</m:t>
-            </m:r>
-            <m:r>
-              <m:t>T</m:t>
-            </m:r>
-          </m:sub>
-        </m:sSub>
-      </m:oMath>
-      <w:r>
-        <w:t xml:space="preserve"> </w:t>
-      </w:r>
-      <w:r>
-        <w:t xml:space="preserve">trend, is a magnitude invariant to the axis orientation, so only the directional descriptions of the other signatures depend on the anchor. We return to both limits in the discussion.</w:t>
+        <w:t xml:space="preserve">Below we describe our procedures, methods, and outcomes, and Figure 3 previews what the test distinguishes. It shows the sharp structure that a bounded group would leave, set against the diffuse pattern that drift produces. Figure 3 also shows why a weak within-basin boundary cannot be excluded on a record of this size and degree of time-averaging.</w:t>
       </w:r>
     </w:p>
     <w:p>
@@ -2197,20 +1856,20 @@
       <w:r>
         <w:drawing>
           <wp:inline>
-            <wp:extent cx="5334000" cy="3629969"/>
+            <wp:extent cx="5334000" cy="4395558"/>
             <wp:effectExtent b="0" l="0" r="0" t="0"/>
-            <wp:docPr descr="Figure 3. Correspondence-analysis seriation of the 29 basin decorated assemblages, plotted on the first two CA dimensions of the decorated-class frequencies and colored by CA1 rank (the relative chronological ordinate, oriented by the five available radiocarbon dates so that higher rank is later). Parkin is starred. The assemblages form a gradational continuum rather than discrete clusters, echoing the independent NMDS result of Mainfort (2003)." title="" id="124" name="Picture"/>
+            <wp:docPr descr="Figure 3. What the test distinguishes, and why the within-basin determination is hard, shown with synthetic assemblages matched to the record. Top: the basin assemblages in a multidimensional scaling of decorated dissimilarity, a two-dimensional map in which more similar assemblages sit closer together (points colored by the three spatial clusters the basin’s coordinates support, the same division used throughout), as they would appear if the Parkin phase were a bounded interaction group (left, sharp clusters), under spatially structured neutral drift (center, a continuous gradient), and as observed (right, a diffuse scatter that resembles drift). Bottom: the cultural F_{ST} signature recovered from synthetic assemblages as the strength of imposed group closure rises from 0 (drift) to 1 (strong groups). The dashed line is the observed trend (+0.027), a rank correlation of F_{ST} with seriation position and not an F_{ST} value. The band around it is the -0.30 to +0.60 range a single random subsample returns. The shaded vertical band is the 95 percent credible interval for the imposed closure strength given that observation (0.00 to 0.48, median 0.23), and it reaches from zero to moderate closure, which is why a weak within-basin boundary cannot be excluded at this record’s size and time-averaging." title="" id="123" name="Picture"/>
             <a:graphic>
               <a:graphicData uri="http://schemas.openxmlformats.org/drawingml/2006/picture">
                 <pic:pic>
                   <pic:nvPicPr>
-                    <pic:cNvPr descr="../../figures/fig3_ca_ordination.png" id="125" name="Picture"/>
+                    <pic:cNvPr descr="../../figures/fig3_concept.png" id="124" name="Picture"/>
                     <pic:cNvPicPr>
                       <a:picLocks noChangeArrowheads="1" noChangeAspect="1"/>
                     </pic:cNvPicPr>
                   </pic:nvPicPr>
                   <pic:blipFill>
-                    <a:blip r:embed="rId123"/>
+                    <a:blip r:embed="rId122"/>
                     <a:stretch>
                       <a:fillRect/>
                     </a:stretch>
@@ -2218,7 +1877,7 @@
                   <pic:spPr bwMode="auto">
                     <a:xfrm>
                       <a:off x="0" y="0"/>
-                      <a:ext cx="5334000" cy="3629969"/>
+                      <a:ext cx="5334000" cy="4395558"/>
                     </a:xfrm>
                     <a:prstGeom prst="rect">
                       <a:avLst/>
@@ -2252,80 +1911,7 @@
         <w:t xml:space="preserve"> </w:t>
       </w:r>
       <w:r>
-        <w:t xml:space="preserve">Correspondence-analysis seriation of the 29 basin decorated assemblages, plotted on the first two CA dimensions of the decorated-class frequencies and colored by CA1 rank (the relative chronological ordinate, oriented by the five available radiocarbon dates so that higher rank is later). Parkin is starred. The assemblages form a gradational continuum rather than discrete clusters, echoing the independent NMDS result of Mainfort (2003).</w:t>
-      </w:r>
-    </w:p>
-    <w:bookmarkEnd w:id="126"/>
-    <w:bookmarkStart w:id="127" w:name="the-four-signatures"/>
-    <w:p>
-      <w:pPr>
-        <w:pStyle w:val="Heading3"/>
-      </w:pPr>
-      <w:r>
-        <w:t xml:space="preserve">The four signatures</w:t>
-      </w:r>
-    </w:p>
-    <w:p>
-      <w:pPr>
-        <w:pStyle w:val="FirstParagraph"/>
-      </w:pPr>
-      <w:r>
-        <w:t xml:space="preserve">We computed each signature with a published or standard estimator and combined them only at the final step. The first signature, departure from neutral transmission, follows Neiman’s</w:t>
-      </w:r>
-      <w:r>
-        <w:t xml:space="preserve"> </w:t>
-      </w:r>
-      <w:r>
-        <w:t xml:space="preserve">(1995)</w:t>
-      </w:r>
-      <w:r>
-        <w:t xml:space="preserve"> </w:t>
-      </w:r>
-      <w:r>
-        <w:t xml:space="preserve">application of the infinite-alleles model to ceramic assemblages. The transmission parameter is estimated from an assemblage’s unbiased homozygosity and, via the Ewens sampling formula</w:t>
-      </w:r>
-      <w:r>
-        <w:t xml:space="preserve"> </w:t>
-      </w:r>
-      <w:r>
-        <w:t xml:space="preserve">(1972)</w:t>
-      </w:r>
-      <w:r>
-        <w:t xml:space="preserve">, from its number of classes, and the ratio of the two is the signature</w:t>
-      </w:r>
-      <w:r>
-        <w:t xml:space="preserve"> </w:t>
-      </w:r>
-      <w:r>
-        <w:t xml:space="preserve">(Shennan and Wilkinson 2001)</w:t>
-      </w:r>
-      <w:r>
-        <w:t xml:space="preserve">. Because pooling assemblages from divergent groups cancels the signal, we computed it within spatial clusters and averaged across them.</w:t>
-      </w:r>
-    </w:p>
-    <w:p>
-      <w:pPr>
-        <w:pStyle w:val="BodyText"/>
-      </w:pPr>
-      <w:r>
-        <w:t xml:space="preserve">The second signature, seriation coherence, follows the iterative deterministic frequency-seriation method of Lipo, Madsen, and Dunnell</w:t>
-      </w:r>
-      <w:r>
-        <w:t xml:space="preserve"> </w:t>
-      </w:r>
-      <w:r>
-        <w:t xml:space="preserve">(2015)</w:t>
-      </w:r>
-      <w:r>
-        <w:t xml:space="preserve">, which returns the complete set of maximal co-seriable groups. Because checking every possible ordering becomes computationally intractable beyond about fourteen assemblages, IDSS builds solutions agglomeratively, starting from the valid three-assemblage seriations and extending each by adding assemblages that keep every class unimodal and continuous, until none can be added. A break counts against an ordering when a decorated class is not unimodal along it, or when a class’s relative frequency jumps between adjacent assemblages by more than a fixed continuity threshold, which we set to 0.10. The threshold fixes how much adjacent frequency change is treated as real rather than sampling noise, so a looser threshold admits more orderings and a stricter one fewer. We report the number and size of these groups and, for each assemblage, the number of distinct groups it joins, and we confirm that the fragmented, overlapping topology is stable across a range of thresholds.</w:t>
-      </w:r>
-    </w:p>
-    <w:p>
-      <w:pPr>
-        <w:pStyle w:val="BodyText"/>
-      </w:pPr>
-      <w:r>
-        <w:t xml:space="preserve">The third signature, the variance partition (cultural</w:t>
+        <w:t xml:space="preserve">What the test distinguishes, and why the within-basin determination is hard, shown with synthetic assemblages matched to the record. Top: the basin assemblages in a multidimensional scaling of decorated dissimilarity, a two-dimensional map in which more similar assemblages sit closer together (points colored by the three spatial clusters the basin’s coordinates support, the same division used throughout), as they would appear if the Parkin phase were a bounded interaction group (left, sharp clusters), under spatially structured neutral drift (center, a continuous gradient), and as observed (right, a diffuse scatter that resembles drift). Bottom: the cultural</w:t>
       </w:r>
       <w:r>
         <w:t xml:space="preserve"> </w:t>
@@ -2348,161 +1934,10 @@
         </m:sSub>
       </m:oMath>
       <w:r>
-        <w:t xml:space="preserve">), is computed from Gini-Simpson diversity across the spatial clusters, with within-group diversity size-weighted by assemblage count; the exact estimator is provided in the Supplemental Text</w:t>
-      </w:r>
-      <w:r>
-        <w:t xml:space="preserve"> </w:t>
-      </w:r>
-      <w:r>
-        <w:t xml:space="preserve">(Bell et al. 2009)</w:t>
-      </w:r>
-      <w:r>
-        <w:t xml:space="preserve">.</w:t>
-      </w:r>
-    </w:p>
-    <w:p>
-      <w:pPr>
-        <w:pStyle w:val="BodyText"/>
-      </w:pPr>
-      <w:r>
-        <w:t xml:space="preserve">The fourth signature, spatial assortativity, is computed from the Brainerd-Robinson similarity for each assemblage pair</w:t>
-      </w:r>
-      <w:r>
-        <w:t xml:space="preserve"> </w:t>
-      </w:r>
-      <w:r>
-        <w:t xml:space="preserve">(Brainerd 1951; Robinson 1951)</w:t>
-      </w:r>
-      <w:r>
-        <w:t xml:space="preserve">, a standard index ranging from 0 to 200 based on class proportions. We test its association with inter-site distance with a Mantel</w:t>
-      </w:r>
-      <w:r>
-        <w:t xml:space="preserve"> </w:t>
-      </w:r>
-      <w:r>
-        <w:t xml:space="preserve">(1967)</w:t>
-      </w:r>
-      <w:r>
-        <w:t xml:space="preserve"> </w:t>
-      </w:r>
-      <w:r>
-        <w:t xml:space="preserve">permutation test and, because a Mantel correlation cannot separate a sharp boundary from smooth distance decay, also compute the distance-controlled boundary excess.</w:t>
-      </w:r>
-    </w:p>
-    <w:p>
-      <w:pPr>
-        <w:pStyle w:val="BodyText"/>
-      </w:pPr>
-      <w:r>
-        <w:t xml:space="preserve">Two corrections are essential before any of these signatures is interpreted. Assemblage sample size trends with seriation position (Spearman’s rho = +0.59), and several estimators are size-sensitive, so we subsample every assemblage to a common count (rarefaction)</w:t>
-      </w:r>
-      <w:r>
-        <w:t xml:space="preserve"> </w:t>
-      </w:r>
-      <w:r>
-        <w:t xml:space="preserve">(Hurlbert 1971)</w:t>
-      </w:r>
-      <w:r>
-        <w:t xml:space="preserve"> </w:t>
-      </w:r>
-      <w:r>
-        <w:t xml:space="preserve">before scoring each signature as its rank correlation with ordinal position. Which signatures can then be trusted at the record’s resolution is not assumed but established by the recovery experiment described next, in which a known closure signal is injected into the real configuration.</w:t>
-      </w:r>
-    </w:p>
-    <w:bookmarkEnd w:id="127"/>
-    <w:bookmarkStart w:id="128" w:name="criterion-validation-by-simulation"/>
-    <w:p>
-      <w:pPr>
-        <w:pStyle w:val="Heading3"/>
-      </w:pPr>
-      <w:r>
-        <w:t xml:space="preserve">Criterion validation by simulation</w:t>
-      </w:r>
-    </w:p>
-    <w:p>
-      <w:pPr>
-        <w:pStyle w:val="FirstParagraph"/>
-      </w:pPr>
-      <w:r>
-        <w:t xml:space="preserve">We ran four simulations, each answering a different question. The first is an idealized validation. It asks whether the four signatures can, in principle, separate a bounded interaction group from its three mimics, using large, clean synthetic assemblages (Figure S1). The second is a record-matched recovery. It asks which of those signatures can still detect a known, injected closure once the synthetic assemblages are held to the real record’s sample sizes and time-averaging (Figure 4). The third is a positive control. It asks which generative process, neutral spatial drift or bounded groups, reproduces the structure actually observed in the basin (Figure S3). The fourth is a forward demonstration. It runs neutral drift on the real site geography with no boundary imposed, counts how many phase-like groups it produces, and checks whether the named phases exceed that number (Figures 8 and 9). The first two simulations establish what the test can resolve on a record of this size. The second two simulations identify which process the data match. We describe the validation and recovery here, and the two drift simulations in the next subsection.</w:t>
-      </w:r>
-    </w:p>
-    <w:p>
-      <w:pPr>
-        <w:pStyle w:val="BodyText"/>
-      </w:pPr>
-      <w:r>
-        <w:t xml:space="preserve">The idealized validation rests on a generative model of decorated-variant transmission under neutral copying, in which learners reproduce variants in proportion to their current frequency</w:t>
-      </w:r>
-      <w:r>
-        <w:t xml:space="preserve"> </w:t>
-      </w:r>
-      <w:r>
-        <w:t xml:space="preserve">(Bentley et al. 2004; Neiman 1995)</w:t>
-      </w:r>
-      <w:r>
-        <w:t xml:space="preserve">. The model has three tunable controls: the between-group divergence of class profiles, the strength of within-group conformity, and a spatial rule placing group profiles on the landscape. Four generators instantiate the four idealized processes of Table 1: a bounded interaction group and its three mimics, environmental patchiness, aggregated conformity, and smooth distance-limited drift</w:t>
-      </w:r>
-      <w:r>
-        <w:t xml:space="preserve"> </w:t>
-      </w:r>
-      <w:r>
-        <w:t xml:space="preserve">(Mesoudi 2021)</w:t>
-      </w:r>
-      <w:r>
-        <w:t xml:space="preserve">. We ran the simulation blind through the four-signature procedure across 500 random seeds. Only a bounded interaction group drives all four signatures together, and the signatures are tightly correlated under closure yet nearly independent under the mimics, so their joint movement is informative rather than an artifact of redundancy (Supplemental Text, Figure S1). The idealized validation uses large, clean assemblages and shows what the test can do in principle, not what it can do on a record like ours.</w:t>
-      </w:r>
-    </w:p>
-    <w:p>
-      <w:pPr>
-        <w:pStyle w:val="BodyText"/>
-      </w:pPr>
-      <w:r>
-        <w:t xml:space="preserve">The record-matched recovery builds synthetic pottery records in which we control whether group structure is emerging, varied from none to strong, and ask whether our four measures can detect it. The synthetic records were matched to the real ones. We create sets consisting of the same number of assemblages, the same range of sample sizes, and the same time-averaging imposed by surface assemblages</w:t>
-      </w:r>
-      <w:r>
-        <w:t xml:space="preserve"> </w:t>
-      </w:r>
-      <w:r>
-        <w:t xml:space="preserve">(Madsen 2012; Miller-Atkins and Premo 2018; Premo 2014)</w:t>
-      </w:r>
-      <w:r>
-        <w:t xml:space="preserve">. If chiefdom structure had really been emerging at Parkin, this experiment would tell us whether methods like ours, applied to data like ours, would have caught it. Concretely, we generated synthetic assemblages, one per real assemblage, at the real per-assemblage sample sizes, spatial clusters, and ordinal bins. Into them, we injected a known group-closure signal of tunable strength</w:t>
-      </w:r>
-      <w:r>
-        <w:t xml:space="preserve"> </w:t>
-      </w:r>
-      <w:r>
-        <w:rPr>
-          <w:i/>
-          <w:iCs/>
-        </w:rPr>
-        <w:t xml:space="preserve">s</w:t>
-      </w:r>
-      <w:r>
-        <w:t xml:space="preserve">, with between-group divergence and within-group conformity rising together along the sequence to a maximum of</w:t>
-      </w:r>
-      <w:r>
-        <w:t xml:space="preserve"> </w:t>
-      </w:r>
-      <w:r>
-        <w:rPr>
-          <w:i/>
-          <w:iCs/>
-        </w:rPr>
-        <w:t xml:space="preserve">s</w:t>
-      </w:r>
-      <w:r>
-        <w:t xml:space="preserve">. We then asked which signatures recover it, a record-matched recovery design in the spirit of simulation-based inference calibrated to the data at hand</w:t>
-      </w:r>
-      <w:r>
-        <w:t xml:space="preserve"> </w:t>
-      </w:r>
-      <w:r>
-        <w:t xml:space="preserve">(Crema et al. 2014; Kandler and Shennan 2015)</w:t>
-      </w:r>
-      <w:r>
-        <w:t xml:space="preserve">. Two properties of the record make this necessary. The first is that assemblage size trends with seriation position, as noted above, so that a size-dependent estimator can move along the axis through sampling alone. We subsample every assemblage, synthetic and real, to a common count before scoring. The second is time-averaging, which we reproduce by blending adjacent-bin production within a window. Our recovery experiment then asks, at the resolution and sample sizes this record preserves, which signatures can be trusted and how strong a closure would have to be to register. One aspect of the calibration matters here. Because subsampling the larger, later assemblages to a common count slightly inflates within-cluster diversity and so depresses</w:t>
+        <w:t xml:space="preserve"> </w:t>
+      </w:r>
+      <w:r>
+        <w:t xml:space="preserve">signature recovered from synthetic assemblages as the strength of imposed group closure rises from 0 (drift) to 1 (strong groups). The dashed line is the observed trend (+0.027), a rank correlation of</w:t>
       </w:r>
       <w:r>
         <w:t xml:space="preserve"> </w:t>
@@ -2528,43 +1963,7 @@
         <w:t xml:space="preserve"> </w:t>
       </w:r>
       <w:r>
-        <w:t xml:space="preserve">toward later positions, the null with no closure (pure drift) itself carries a mild negative trend rather than a flat zero. The test is calibrated against that null distribution, not against zero, so the false-positive rate is held at five percent regardless, and the empirical value is compared against the same null.</w:t>
-      </w:r>
-    </w:p>
-    <w:bookmarkEnd w:id="128"/>
-    <w:bookmarkStart w:id="129" w:name="the-drift-versus-groups-comparison"/>
-    <w:p>
-      <w:pPr>
-        <w:pStyle w:val="Heading3"/>
-      </w:pPr>
-      <w:r>
-        <w:t xml:space="preserve">The drift-versus-groups comparison</w:t>
-      </w:r>
-    </w:p>
-    <w:p>
-      <w:pPr>
-        <w:pStyle w:val="FirstParagraph"/>
-      </w:pPr>
-      <w:r>
-        <w:t xml:space="preserve">The central test compares two generative processes on the real geography of the assemblages. The neutral spatial-drift model follows the finite-population network model of Lipo, DiNapoli, Madsen, and Hunt</w:t>
-      </w:r>
-      <w:r>
-        <w:t xml:space="preserve"> </w:t>
-      </w:r>
-      <w:r>
-        <w:t xml:space="preserve">(2021)</w:t>
-      </w:r>
-      <w:r>
-        <w:t xml:space="preserve">. Each assemblage is a node holding a finite population of learners that copies decorated-class variants from within the node and, at a low rate, from other nodes with a probability that decays with geographic distance. Within a run, innovation enters at a constant per-generation rate, and deposition is pooled over a trailing window to reproduce the record’s time-averaging. The bounded-groups model is identical except that interaction is concentrated within a small number of spatially contiguous groups, with only a low leak of copying between them, so that learning is restricted within boundaries. Both are run on the observed coordinate layout and subsampled to the observed per-assemblage sherd totals. Both are scored by the same four signatures, along with network modularity, a measure of how strongly the assemblages divide into separate clusters, and the distance decay of similarity. We swept the drift model’s interaction range (6 to 24 km), between-node mixing rate (0.02 to 0.20), and innovation rate (0.005 to 0.02 per learner per generation), and report the full sweep (see the Supplemental Text) rather than a single setting. To extend the test to a second, independently constructed phase scheme, we added the southeast-Missouri survey assemblages of Williams</w:t>
-      </w:r>
-      <w:r>
-        <w:t xml:space="preserve"> </w:t>
-      </w:r>
-      <w:r>
-        <w:t xml:space="preserve">(1954)</w:t>
-      </w:r>
-      <w:r>
-        <w:t xml:space="preserve">. We georeferenced both the Phillips-Ford-Griffin and the Williams assemblages using their Lower Mississippi Valley Survey grid designations against the digitized survey point files, placing the two regions in a single coordinate frame. We then applied the same within-region structure test to Williams’s assemblages, restricting the analysis to Mississippian classes and scoring the between-cluster cultural</w:t>
+        <w:t xml:space="preserve">with seriation position and not an</w:t>
       </w:r>
       <w:r>
         <w:t xml:space="preserve"> </w:t>
@@ -2590,7 +1989,7 @@
         <w:t xml:space="preserve"> </w:t>
       </w:r>
       <w:r>
-        <w:t xml:space="preserve">against the drift and bounded-groups nulls on the southeast-Missouri coordinates (see the Supplemental Text).</w:t>
+        <w:t xml:space="preserve">value. The band around it is the -0.30 to +0.60 range a single random subsample returns. The shaded vertical band is the 95 percent credible interval for the imposed closure strength given that observation (0.00 to 0.48, median 0.23), and it reaches from zero to moderate closure, which is why a weak within-basin boundary cannot be excluded at this record’s size and time-averaging.</w:t>
       </w:r>
     </w:p>
     <w:p>
@@ -2598,7 +1997,57 @@
         <w:pStyle w:val="BodyText"/>
       </w:pPr>
       <w:r>
-        <w:t xml:space="preserve">The same neutral-drift model is also run forward to produce the phase-like groups seen in Figures 8 and 9. We run it forward in time on the real site geography with no boundary imposed, so any structure in the output comes from geography and time alone. Each site holds a finite population of learners. In each generation, a learner copies the decorated class of another learner, drawn from its own site with high probability and, at a low rate, from another site with a probability that decays with along-river distance. At a low rate, the learner instead adopts a newly invented class, so the repertoire turns over through time, and the assemblages can be seriated. Because the assemblages are not contemporaneous, we sample the simulated field time-transgressively. Each synthetic assemblage is drawn at the time-slice that matches its position on the seriation axis, accumulated over a trailing window to reproduce the record’s time-averaging, then subsampled to the observed sherd count. We detect groups in the results using modularity on the Brainerd-Robinson similarity graph, following the same procedure applied to the real assemblages. Because the group labels differ between runs, we summarize Parkin’s group as a probability derived from 500 runs. This probability consists of the fraction of runs in which each assemblage falls into the same drift-detected group as Parkin. We report the number of groups, the between-group cultural</w:t>
+        <w:t xml:space="preserve">A signature is trustworthy to the degree that it meets three conditions, which are usually treated separately. First, it should rest solidly on theory. Here a cultural transmission model supplies its assumptions, so the signature is a theoretical claim rather than an analogy. Deterministic frequency seriation is the model case, because the unimodality and continuity it requires are exactly what the neutral model predicts of a single interacting community. Neiman’s</w:t>
+      </w:r>
+      <w:r>
+        <w:t xml:space="preserve"> </w:t>
+      </w:r>
+      <w:r>
+        <w:t xml:space="preserve">(1995)</w:t>
+      </w:r>
+      <w:r>
+        <w:t xml:space="preserve"> </w:t>
+      </w:r>
+      <w:r>
+        <w:t xml:space="preserve">diversity and distance estimators derive from the same cultural transmission model</w:t>
+      </w:r>
+      <w:r>
+        <w:t xml:space="preserve"> </w:t>
+      </w:r>
+      <w:r>
+        <w:t xml:space="preserve">(Lipo et al. 2015)</w:t>
+      </w:r>
+      <w:r>
+        <w:t xml:space="preserve">. Second, it should be dynamically sufficient in Lewontin’s</w:t>
+      </w:r>
+      <w:r>
+        <w:t xml:space="preserve"> </w:t>
+      </w:r>
+      <w:r>
+        <w:t xml:space="preserve">(1974)</w:t>
+      </w:r>
+      <w:r>
+        <w:t xml:space="preserve"> </w:t>
+      </w:r>
+      <w:r>
+        <w:t xml:space="preserve">sense, meaning that its state variables and their transformation laws are enough to carry the system from one state to the next. Third, it should be empirically sufficient. This means that it matches the quality of the archaeological record and is defined at the time-averaged resolution the deposit preserves, rather than at a snapshot or generational resolution</w:t>
+      </w:r>
+      <w:r>
+        <w:t xml:space="preserve"> </w:t>
+      </w:r>
+      <w:r>
+        <w:t xml:space="preserve">(Holdaway and Wandsnider 2008; Perreault 2019)</w:t>
+      </w:r>
+      <w:r>
+        <w:t xml:space="preserve">.</w:t>
+      </w:r>
+    </w:p>
+    <w:p>
+      <w:pPr>
+        <w:pStyle w:val="BodyText"/>
+      </w:pPr>
+      <w:r>
+        <w:t xml:space="preserve">The transmission model thus supports our four signatures on theoretical and dynamic grounds. Empirical sufficiency, whether a signature can actually register closure at the resolution the deposit preserves, does not follow from that framing, and we must test it rather than assume it. As we describe below, on this record’s 29 time-averaged assemblages only cultural</w:t>
       </w:r>
       <w:r>
         <w:t xml:space="preserve"> </w:t>
@@ -2621,17 +2070,29 @@
         </m:sSub>
       </m:oMath>
       <w:r>
-        <w:t xml:space="preserve">, and the co-membership against the named phases, with the full parameter grid in the Supplemental Text.</w:t>
-      </w:r>
-    </w:p>
-    <w:bookmarkEnd w:id="129"/>
-    <w:bookmarkStart w:id="130" w:name="external-cross-check"/>
+        <w:t xml:space="preserve"> </w:t>
+      </w:r>
+      <w:r>
+        <w:t xml:space="preserve">registers the imposed closure, and even then it must be compared against the stochastic-drift null rather than against zero. Seriation-coherence breakdown, which only a bounded group drives in principle, is the cleanest discriminator on paper yet undetectable here. Measured as states along the sequence, the signatures are only partially dynamically sufficient, a shortcoming we address in the Discussion with tests that model the transformation between states.</w:t>
+      </w:r>
+    </w:p>
+    <w:bookmarkEnd w:id="125"/>
+    <w:bookmarkStart w:id="134" w:name="materials-and-methods"/>
+    <w:p>
+      <w:pPr>
+        <w:pStyle w:val="Heading2"/>
+      </w:pPr>
+      <w:r>
+        <w:t xml:space="preserve">Materials and methods</w:t>
+      </w:r>
+    </w:p>
+    <w:bookmarkStart w:id="129" w:name="data"/>
     <w:p>
       <w:pPr>
         <w:pStyle w:val="Heading3"/>
       </w:pPr>
       <w:r>
-        <w:t xml:space="preserve">External cross-check</w:t>
+        <w:t xml:space="preserve">Data</w:t>
       </w:r>
     </w:p>
     <w:p>
@@ -2639,47 +2100,177 @@
         <w:pStyle w:val="FirstParagraph"/>
       </w:pPr>
       <w:r>
-        <w:t xml:space="preserve">The transmission test stands on its own. A polity should also leave non-ceramic traces. We assembled two further lines, one genuinely independent of the ceramic data (the lithic exchange economy) and one that shares its collection substrate (settlement organization). We assessed settlement organization using the rank-size distribution of mound area within the basin and the distribution of mound height, asking whether a single center dominates as a redistributive apex, the classic archaeological correlate of a ranked society, or whether size is graded</w:t>
-      </w:r>
-      <w:r>
-        <w:t xml:space="preserve"> </w:t>
-      </w:r>
-      <w:r>
-        <w:t xml:space="preserve">(Peebles and Kus 1977)</w:t>
-      </w:r>
-      <w:r>
-        <w:t xml:space="preserve">. For the political economy of exchange, we drew on Cobb’s</w:t>
-      </w:r>
-      <w:r>
-        <w:t xml:space="preserve"> </w:t>
-      </w:r>
-      <w:r>
-        <w:t xml:space="preserve">(2000)</w:t>
-      </w:r>
-      <w:r>
-        <w:t xml:space="preserve"> </w:t>
-      </w:r>
-      <w:r>
-        <w:t xml:space="preserve">regional analysis of the production and distribution of Mill Creek and Dover chert hoes, the capacity-linked industrial goods whose control would mark economic centralization, rather than measuring it ourselves.</w:t>
-      </w:r>
-    </w:p>
-    <w:bookmarkEnd w:id="130"/>
-    <w:bookmarkEnd w:id="131"/>
-    <w:bookmarkStart w:id="144" w:name="results"/>
-    <w:p>
-      <w:pPr>
-        <w:pStyle w:val="Heading2"/>
-      </w:pPr>
-      <w:r>
-        <w:t xml:space="preserve">Results</w:t>
-      </w:r>
-    </w:p>
-    <w:p>
-      <w:pPr>
-        <w:pStyle w:val="FirstParagraph"/>
-      </w:pPr>
-      <w:r>
-        <w:t xml:space="preserve">The four signatures distinguish bounded groups from drift in principle. However, given the resolution of the LMV’s record, only one of them detects the difference. The idealized validation behaves as designed. When interaction is made among closed, bounded groups, all four signatures move together, while drift and the other mimics each move only a characteristic subset. All four are tightly correlated under closure (mean absolute pairwise correlation 0.88) yet nearly independent under the mimics (0.19 to 0.29), so their joint movement is informative rather than redundant (Figure S1). The record-matched recovery is the more informative (Figure 4). When a known group-closure signal is injected at the real configuration and scored after size control, only cultural</w:t>
+        <w:t xml:space="preserve">The ceramic data come from the decorated-class counts that Phillips, Ford, and Griffin</w:t>
+      </w:r>
+      <w:r>
+        <w:t xml:space="preserve"> </w:t>
+      </w:r>
+      <w:r>
+        <w:t xml:space="preserve">(1951)</w:t>
+      </w:r>
+      <w:r>
+        <w:t xml:space="preserve"> </w:t>
+      </w:r>
+      <w:r>
+        <w:t xml:space="preserve">compiled for the Lower Mississippi Valley Survey, the same counts that underlie the original phase definitions. We have compiled these counts into a matrix of 266 surface assemblages by decorated class</w:t>
+      </w:r>
+      <w:r>
+        <w:t xml:space="preserve"> </w:t>
+      </w:r>
+      <w:r>
+        <w:t xml:space="preserve">(Lipo 2001)</w:t>
+      </w:r>
+      <w:r>
+        <w:t xml:space="preserve">. Each decorated class is a culture-history type, that is, a unit of measurement the analysts built to capture stylistic variation, rather than a category assumed to have existed in the past.</w:t>
+      </w:r>
+    </w:p>
+    <w:p>
+      <w:pPr>
+        <w:pStyle w:val="BodyText"/>
+      </w:pPr>
+      <w:r>
+        <w:t xml:space="preserve">We restrict the analysis to the St. Francis basin of northeastern Arkansas, the setting of Parkin. We define the basin hydrologically as the set of assemblages within 20 km of the St. Francis, Tyronza, and L’Anguille drainage (Figure 1), which yields 29 decorated assemblages for the transmission analysis. The set excludes the lower Yazoo Basin to the south. A stricter watershed rule, which keeps only assemblages nearer the St. Francis system than the Mississippi, gives 19. The verdict reported below is the same under both definitions. Two southern St. Francis-type sites, Old Town and Blanchard, fall outside the drainage rule. They lie 28 and 80 km from the St. Francis system and belong to the Mississippi-proximal and lower Yazoo settings rather than to the St. Francis drainage.</w:t>
+      </w:r>
+    </w:p>
+    <w:p>
+      <w:pPr>
+        <w:pStyle w:val="BodyText"/>
+      </w:pPr>
+      <w:r>
+        <w:t xml:space="preserve">The basin is a geographic unit, not a single culture-historical phase. Under the standard regional scheme, its assemblages fall into the Parkin phase together with sites assigned to the Nodena, Kent, Walls, and Parchman phases</w:t>
+      </w:r>
+      <w:r>
+        <w:t xml:space="preserve"> </w:t>
+      </w:r>
+      <w:r>
+        <w:t xml:space="preserve">(Mainfort 2003; Phillips 1970)</w:t>
+      </w:r>
+      <w:r>
+        <w:t xml:space="preserve">. The test asks how far interaction narrowed anywhere in the basin, that is, how far potters came to copy mainly within a group and rarely across its edge. It asks this across the phase divisions that culture history draws within the basin, and within the Parkin phase itself.</w:t>
+      </w:r>
+    </w:p>
+    <w:p>
+      <w:pPr>
+        <w:pStyle w:val="BodyText"/>
+      </w:pPr>
+      <w:r>
+        <w:t xml:space="preserve">We georeferenced each assemblage from maps in the Lower Mississippi Survey site files. Settlement attributes, namely site size, mound count and height, and the presence of defensive ditches and St. Francis-type fortification, come from a regional geographic database</w:t>
+      </w:r>
+      <w:r>
+        <w:t xml:space="preserve"> </w:t>
+      </w:r>
+      <w:r>
+        <w:t xml:space="preserve">(Lipo and Dunnell 2007)</w:t>
+      </w:r>
+      <w:r>
+        <w:t xml:space="preserve">.</w:t>
+      </w:r>
+    </w:p>
+    <w:p>
+      <w:pPr>
+        <w:pStyle w:val="BodyText"/>
+      </w:pPr>
+      <w:r>
+        <w:t xml:space="preserve">Two properties of the data limit what any transmission analysis can claim, and we treat them as constraints rather than nuisances. First, the assemblages are time-averaged surface collections. Each is a sample from pottery that accumulated over the whole use-life of its deposit, so sherds made at different times are counted together. Aggregation of this kind distorts diversity and neutrality statistics in proportion to the mean lifetime of the variants</w:t>
+      </w:r>
+      <w:r>
+        <w:t xml:space="preserve"> </w:t>
+      </w:r>
+      <w:r>
+        <w:t xml:space="preserve">(Madsen 2012; Miller-Atkins and Premo 2018)</w:t>
+      </w:r>
+      <w:r>
+        <w:t xml:space="preserve">. Second, the expectations of the neutral model, in which learners copy variants in proportion to their current frequency and no variant is favored, are derived for a population of people copying one another. An assemblage counts durable objects, the pots and sherds themselves, not the potters who made them. Because the record is object-mediated rather than person-mediated, the standard neutral expectation does not apply exactly and must be interpreted with that caveat in mind</w:t>
+      </w:r>
+      <w:r>
+        <w:t xml:space="preserve"> </w:t>
+      </w:r>
+      <w:r>
+        <w:t xml:space="preserve">(Crema et al. 2024)</w:t>
+      </w:r>
+      <w:r>
+        <w:t xml:space="preserve">.</w:t>
+      </w:r>
+    </w:p>
+    <w:p>
+      <w:pPr>
+        <w:pStyle w:val="BodyText"/>
+      </w:pPr>
+      <w:r>
+        <w:t xml:space="preserve">An absolute chronology is also required. Mainfort’s</w:t>
+      </w:r>
+      <w:r>
+        <w:t xml:space="preserve"> </w:t>
+      </w:r>
+      <w:r>
+        <w:t xml:space="preserve">(2001)</w:t>
+      </w:r>
+      <w:r>
+        <w:t xml:space="preserve"> </w:t>
+      </w:r>
+      <w:r>
+        <w:t xml:space="preserve">compilation provides 108 radiocarbon determinations for this part of the Mississippi Valley, 40 of them from seven St. Francis Basin Parkin-phase sites and 19 from Parkin itself</w:t>
+      </w:r>
+      <w:r>
+        <w:t xml:space="preserve"> </w:t>
+      </w:r>
+      <w:r>
+        <w:t xml:space="preserve">(House 1993; Mainfort 1996a; Sullivan et al. 2024)</w:t>
+      </w:r>
+      <w:r>
+        <w:t xml:space="preserve">. Calibrated against IntCal20</w:t>
+      </w:r>
+      <w:r>
+        <w:t xml:space="preserve"> </w:t>
+      </w:r>
+      <w:r>
+        <w:t xml:space="preserve">(</w:t>
+      </w:r>
+      <w:r>
+        <w:t xml:space="preserve">Reimer et al.</w:t>
+      </w:r>
+      <w:r>
+        <w:t xml:space="preserve"> </w:t>
+      </w:r>
+      <w:r>
+        <w:t xml:space="preserve">2020)</w:t>
+      </w:r>
+      <w:r>
+        <w:t xml:space="preserve">, the basin determinations place the occupation in the fourteenth to sixteenth centuries and show a decline across the contact interval, as detailed in the Supplemental Text (summed-probability median AD 1428, Parkin AD 1483).</w:t>
+      </w:r>
+    </w:p>
+    <w:p>
+      <w:pPr>
+        <w:pStyle w:val="BodyText"/>
+      </w:pPr>
+      <w:r>
+        <w:t xml:space="preserve">A calibration plateau across that interval defeats year-scale resolution</w:t>
+      </w:r>
+      <w:r>
+        <w:t xml:space="preserve"> </w:t>
+      </w:r>
+      <w:r>
+        <w:t xml:space="preserve">(Holland-Lulewicz and Ritchison 2021)</w:t>
+      </w:r>
+      <w:r>
+        <w:t xml:space="preserve">, so we order the assemblages by seriation rather than by calendar age. Seriation orders assemblages by the similarity of their class frequencies, so that the order reflects relative age rather than calendar years. We use the first axis of a correspondence analysis for this purpose</w:t>
+      </w:r>
+      <w:r>
+        <w:t xml:space="preserve"> </w:t>
+      </w:r>
+      <w:r>
+        <w:t xml:space="preserve">(Baxter 1994; Peeples and Schachner 2012; Smith and Neiman 2007)</w:t>
+      </w:r>
+      <w:r>
+        <w:t xml:space="preserve">. This ordination arranges assemblages along axes that summarize the differences among their decorated-class frequencies. We treat the first axis as a relative chronological ordinate, oriented so that higher positions correspond to later time (Figure 4).</w:t>
+      </w:r>
+    </w:p>
+    <w:p>
+      <w:pPr>
+        <w:pStyle w:val="BodyText"/>
+      </w:pPr>
+      <w:r>
+        <w:t xml:space="preserve">The seriation axis tracks calendar time, but imperfectly. Pooling the dates of the five proveniences that match curated assemblages, the median calibrated ages correlate with seriation position at Spearman +0.70 (n = 5, 27 dates pooled). Four of the five sites fall in calendrical order, with one late-dated site deviating. We test an ordinal trajectory, not a calendrical rate. The discriminating quantity is the trend along the sequence in cultural</w:t>
       </w:r>
       <w:r>
         <w:t xml:space="preserve"> </w:t>
@@ -2705,49 +2296,7 @@
         <w:t xml:space="preserve"> </w:t>
       </w:r>
       <w:r>
-        <w:t xml:space="preserve">tracks it monotonically, climbing from the null toward a strong positive trend as the injected strength rises. The injected strength s ranges from 0 (pure drift) to 1 (strongly bounded, sharply separated groups). The neutral departure is non-monotonic in conformity, the spatial boundary is unresponsive at the three spatial clusters the data support, and seriation coherence responds only weakly. With the false-positive rate held at five percent,</w:t>
-      </w:r>
-      <w:r>
-        <w:t xml:space="preserve"> </w:t>
-      </w:r>
-      <m:oMath>
-        <m:sSub>
-          <m:e>
-            <m:r>
-              <m:t>F</m:t>
-            </m:r>
-          </m:e>
-          <m:sub>
-            <m:r>
-              <m:t>S</m:t>
-            </m:r>
-            <m:r>
-              <m:t>T</m:t>
-            </m:r>
-          </m:sub>
-        </m:sSub>
-      </m:oMath>
-      <w:r>
-        <w:t xml:space="preserve"> </w:t>
-      </w:r>
-      <w:r>
-        <w:t xml:space="preserve">recovers a closure of strength</w:t>
-      </w:r>
-      <w:r>
-        <w:t xml:space="preserve"> </w:t>
-      </w:r>
-      <w:r>
-        <w:rPr>
-          <w:i/>
-          <w:iCs/>
-        </w:rPr>
-        <w:t xml:space="preserve">s</w:t>
-      </w:r>
-      <w:r>
-        <w:t xml:space="preserve"> </w:t>
-      </w:r>
-      <w:r>
-        <w:t xml:space="preserve">greater than or equal to 0.5 with power above 0.8, the threshold rising to 0.7 under the record’s time-averaging. The other three signatures are not reliable discriminators at this resolution, and we treat them as weak corroboration only. Thus, at this record size and with time-averaging, the one signature that can distinguish a bounded group from drift is between-group variance.</w:t>
+        <w:t xml:space="preserve">after every assemblage has been subsampled to a common sherd count. That trend is a signed rank correlation, so reversing the axis reverses the sign of the trend. Because the trend is negligible after subsampling, its orientation does not change the verdict, and we run the spatial simulations below under both orientations. We return to both limits in the discussion.</w:t>
       </w:r>
     </w:p>
     <w:p>
@@ -2757,20 +2306,20 @@
       <w:r>
         <w:drawing>
           <wp:inline>
-            <wp:extent cx="5334000" cy="2715014"/>
+            <wp:extent cx="5334000" cy="3639186"/>
             <wp:effectExtent b="0" l="0" r="0" t="0"/>
-            <wp:docPr descr="Figure 4. Record-matched, size-controlled signal recovery. Left: each signature’s response (Spearman trend versus ordinal position) to a known group-closure signal injected at the real configuration of 29 assemblages and subsampled to a common count. Only cultural F_{ST} tracks the injected signal monotonically. The neutral departure is non-monotonic in conformity, the spatial boundary is unresponsive at three spatial clusters, and seriation coherence is weak. Right: detection power of the calibrated F_{ST} test against injected strength, with and without the record’s time-averaging (false-positive rate 0.05). F_{ST} reliably recovers a closure of strength s greater than or equal to 0.5 (0.7 time-averaged). The size-controlled empirical F_{ST} (+0.01) falls below the resolution limit, its bootstrap interval spanning no closure to a moderate signal." title="" id="133" name="Picture"/>
+            <wp:docPr descr="Figure 4. Correspondence-analysis seriation of the 29 decorated assemblages, plotted on the first two CA dimensions of the decorated-class frequencies and colored by CA1 rank (the relative chronological ordinate, oriented by the five available radiocarbon dates so that higher rank is later). Parkin is starred. The assemblages form a gradational continuum rather than discrete clusters, echoing the independent NMDS result of Mainfort (2003)." title="" id="127" name="Picture"/>
             <a:graphic>
               <a:graphicData uri="http://schemas.openxmlformats.org/drawingml/2006/picture">
                 <pic:pic>
                   <pic:nvPicPr>
-                    <pic:cNvPr descr="../../figures/fig4_recovery.png" id="134" name="Picture"/>
+                    <pic:cNvPr descr="../../figures/fig4_ca_ordination.png" id="128" name="Picture"/>
                     <pic:cNvPicPr>
                       <a:picLocks noChangeArrowheads="1" noChangeAspect="1"/>
                     </pic:cNvPicPr>
                   </pic:nvPicPr>
                   <pic:blipFill>
-                    <a:blip r:embed="rId132"/>
+                    <a:blip r:embed="rId126"/>
                     <a:stretch>
                       <a:fillRect/>
                     </a:stretch>
@@ -2778,7 +2327,7 @@
                   <pic:spPr bwMode="auto">
                     <a:xfrm>
                       <a:off x="0" y="0"/>
-                      <a:ext cx="5334000" cy="2715014"/>
+                      <a:ext cx="5334000" cy="3639186"/>
                     </a:xfrm>
                     <a:prstGeom prst="rect">
                       <a:avLst/>
@@ -2812,7 +2361,55 @@
         <w:t xml:space="preserve"> </w:t>
       </w:r>
       <w:r>
-        <w:t xml:space="preserve">Record-matched, size-controlled signal recovery. Left: each signature’s response (Spearman trend versus ordinal position) to a known group-closure signal injected at the real configuration of 29 assemblages and subsampled to a common count. Only cultural</w:t>
+        <w:t xml:space="preserve">Correspondence-analysis seriation of the 29 decorated assemblages, plotted on the first two CA dimensions of the decorated-class frequencies and colored by CA1 rank (the relative chronological ordinate, oriented by the five available radiocarbon dates so that higher rank is later). Parkin is starred. The assemblages form a gradational continuum rather than discrete clusters, echoing the independent NMDS result of Mainfort (2003).</w:t>
+      </w:r>
+    </w:p>
+    <w:bookmarkEnd w:id="129"/>
+    <w:bookmarkStart w:id="130" w:name="the-four-signatures"/>
+    <w:p>
+      <w:pPr>
+        <w:pStyle w:val="Heading3"/>
+      </w:pPr>
+      <w:r>
+        <w:t xml:space="preserve">The four signatures</w:t>
+      </w:r>
+    </w:p>
+    <w:p>
+      <w:pPr>
+        <w:pStyle w:val="FirstParagraph"/>
+      </w:pPr>
+      <w:r>
+        <w:t xml:space="preserve">Each signature is computed with a published or standard estimator, stated in full in the Supplemental Text, and the four are combined only at the final step. Departure from neutral transmission is the ratio of two estimates of Neiman’s</w:t>
+      </w:r>
+      <w:r>
+        <w:t xml:space="preserve"> </w:t>
+      </w:r>
+      <w:r>
+        <w:t xml:space="preserve">(1995)</w:t>
+      </w:r>
+      <w:r>
+        <w:t xml:space="preserve"> </w:t>
+      </w:r>
+      <w:r>
+        <w:t xml:space="preserve">transmission parameter, one from an assemblage’s unbiased homozygosity and one from its number of classes through the Ewens sampling formula</w:t>
+      </w:r>
+      <w:r>
+        <w:t xml:space="preserve"> </w:t>
+      </w:r>
+      <w:r>
+        <w:t xml:space="preserve">(1972; Shennan and Wilkinson 2001)</w:t>
+      </w:r>
+      <w:r>
+        <w:t xml:space="preserve">. The two agree under random copying and diverge under bias. Seriation coherence is the number of maximal co-seriable groups returned by the iterative deterministic method of Lipo, Madsen, and Dunnell</w:t>
+      </w:r>
+      <w:r>
+        <w:t xml:space="preserve"> </w:t>
+      </w:r>
+      <w:r>
+        <w:t xml:space="preserve">(2015)</w:t>
+      </w:r>
+      <w:r>
+        <w:t xml:space="preserve">, together with the number of groups each assemblage joins. We confirm that the fragmented, overlapping topology is stable across thresholds. The variance partition is cultural</w:t>
       </w:r>
       <w:r>
         <w:t xml:space="preserve"> </w:t>
@@ -2838,7 +2435,33 @@
         <w:t xml:space="preserve"> </w:t>
       </w:r>
       <w:r>
-        <w:t xml:space="preserve">tracks the injected signal monotonically. The neutral departure is non-monotonic in conformity, the spatial boundary is unresponsive at three spatial clusters, and seriation coherence is weak. Right: detection power of the calibrated</w:t>
+        <w:t xml:space="preserve">computed on Gini-Simpson diversity, the probability that two sherds drawn at random belong to different classes, across the spatial clusters and weighted by assemblage size</w:t>
+      </w:r>
+      <w:r>
+        <w:t xml:space="preserve"> </w:t>
+      </w:r>
+      <w:r>
+        <w:t xml:space="preserve">(Bell et al. 2009)</w:t>
+      </w:r>
+      <w:r>
+        <w:t xml:space="preserve">. Spatial assortativity is computed from Brainerd-Robinson similarity</w:t>
+      </w:r>
+      <w:r>
+        <w:t xml:space="preserve"> </w:t>
+      </w:r>
+      <w:r>
+        <w:t xml:space="preserve">(Brainerd 1951; Robinson 1951)</w:t>
+      </w:r>
+      <w:r>
+        <w:t xml:space="preserve">, a standard index of class proportions running from 0 for no overlap to 200 for identical proportions. Because a plain similarity-distance correlation cannot separate a sharp boundary from smooth decay, we also compute the distance-controlled boundary excess, the loss of similarity across a boundary beyond what distance alone predicts.</w:t>
+      </w:r>
+    </w:p>
+    <w:p>
+      <w:pPr>
+        <w:pStyle w:val="BodyText"/>
+      </w:pPr>
+      <w:r>
+        <w:t xml:space="preserve">A between-cluster</w:t>
       </w:r>
       <w:r>
         <w:t xml:space="preserve"> </w:t>
@@ -2864,7 +2487,160 @@
         <w:t xml:space="preserve"> </w:t>
       </w:r>
       <w:r>
-        <w:t xml:space="preserve">test against injected strength, with and without the record’s time-averaging (false-positive rate 0.05).</w:t>
+        <w:t xml:space="preserve">also depends on how many clusters the basin is divided into, and that dependence is itself a result we report (Supplemental Text). For that reason we also fit a partition-free model, which treats decorated-class composition as a continuous spatial field over the assemblage coordinates and asks how much of the variation among assemblages is spatially structured and how much is specific to individual sites. Bounded groups produce site-specific character that geography does not explain, so the division between spatially structured variation and site-specific variation is exactly what decides the question. The model, its priors, and its diagnostics are described in the Supplemental Text.</w:t>
+      </w:r>
+    </w:p>
+    <w:p>
+      <w:pPr>
+        <w:pStyle w:val="BodyText"/>
+      </w:pPr>
+      <w:r>
+        <w:t xml:space="preserve">Two safeguards are essential before any of these signatures are interpreted, one a correction and one a check. Assemblage sample size trends with seriation position (Spearman’s rho = +0.59), and several estimators are size-sensitive, so a signature could move along the sequence through sampling alone. We subsample every assemblage to a common count of 50 sherds, drawn without replacement, a procedure known as rarefaction</w:t>
+      </w:r>
+      <w:r>
+        <w:t xml:space="preserve"> </w:t>
+      </w:r>
+      <w:r>
+        <w:t xml:space="preserve">(Hurlbert 1971)</w:t>
+      </w:r>
+      <w:r>
+        <w:t xml:space="preserve">, before scoring each signature as its rank correlation with ordinal position. The second safeguard is that we do not assume which signatures are trustworthy at the record’s resolution. We establish this through the recovery experiment described next, in which we impose a known degree of closure on the real configuration.</w:t>
+      </w:r>
+    </w:p>
+    <w:bookmarkEnd w:id="130"/>
+    <w:bookmarkStart w:id="131" w:name="criterion-validation-by-simulation"/>
+    <w:p>
+      <w:pPr>
+        <w:pStyle w:val="Heading3"/>
+      </w:pPr>
+      <w:r>
+        <w:t xml:space="preserve">Criterion validation by simulation</w:t>
+      </w:r>
+    </w:p>
+    <w:p>
+      <w:pPr>
+        <w:pStyle w:val="FirstParagraph"/>
+      </w:pPr>
+      <w:r>
+        <w:t xml:space="preserve">We ran three simulations, each answering a different question. The first, an idealized validation, asks, using large and clean synthetic assemblages, whether the four signatures can in principle separate a bounded interaction group from the three processes that can resemble it, which are not bounded groups but move some of the same signatures (Figure 2). The second, a record-matched recovery, asks which of those signatures can still detect a known, imposed closure once the synthetic assemblages match the real record’s sample sizes and time-averaging (Figure 5). The third, a positive control, asks which generative process, neutral spatial drift (class frequencies wandering through unbiased copying among neighbors) or bounded groups, reproduces the structure actually observed in the basin (Figure S2). Together, the first two establish what the test can resolve on a record of this size, and the third identifies which process the data match. We describe the validation and the recovery experiment here, and the drift comparison in the next subsection.</w:t>
+      </w:r>
+    </w:p>
+    <w:p>
+      <w:pPr>
+        <w:pStyle w:val="BodyText"/>
+      </w:pPr>
+      <w:r>
+        <w:t xml:space="preserve">The idealized validation rests on a generative model of decorated-variant transmission under neutral copying, in which learners reproduce variants in proportion to their current frequency</w:t>
+      </w:r>
+      <w:r>
+        <w:t xml:space="preserve"> </w:t>
+      </w:r>
+      <w:r>
+        <w:t xml:space="preserve">(Bentley et al. 2004; Neiman 1995)</w:t>
+      </w:r>
+      <w:r>
+        <w:t xml:space="preserve">. It has three tunable controls, the between-group divergence of class profiles, the strength of within-group conformity, and a spatial rule that places group profiles on the landscape. Four generators produce the four idealized processes of Table 1, a bounded interaction group and the three processes that can resemble it, namely environmental patchiness, aggregated conformity, and smooth distance-limited drift</w:t>
+      </w:r>
+      <w:r>
+        <w:t xml:space="preserve"> </w:t>
+      </w:r>
+      <w:r>
+        <w:t xml:space="preserve">(Mesoudi 2021)</w:t>
+      </w:r>
+      <w:r>
+        <w:t xml:space="preserve">. We ran the simulation blind through the four-signature procedure across 500 random seeds. The Results report what it found. Because it uses large, clean assemblages, the idealized validation shows what the test can do in principle, not what it can do on a record like ours.</w:t>
+      </w:r>
+    </w:p>
+    <w:p>
+      <w:pPr>
+        <w:pStyle w:val="BodyText"/>
+      </w:pPr>
+      <w:r>
+        <w:t xml:space="preserve">The record-matched recovery builds synthetic pottery records in which we set how strongly group structure is emerging, from none to strong, and asks whether our four measures can detect it. We matched the synthetic records to the real ones in the number of assemblages, the range of sample sizes, and the time-averaging that surface assemblages impose</w:t>
+      </w:r>
+      <w:r>
+        <w:t xml:space="preserve"> </w:t>
+      </w:r>
+      <w:r>
+        <w:t xml:space="preserve">(Madsen 2012; Miller-Atkins and Premo 2018; Premo 2014)</w:t>
+      </w:r>
+      <w:r>
+        <w:t xml:space="preserve">. This experiment tells us whether methods like ours, applied to data like ours, would have caught a chiefdom structure that was genuinely emerging at Parkin.</w:t>
+      </w:r>
+    </w:p>
+    <w:p>
+      <w:pPr>
+        <w:pStyle w:val="BodyText"/>
+      </w:pPr>
+      <w:r>
+        <w:t xml:space="preserve">Concretely, we generated one synthetic assemblage per real assemblage, at the real per-assemblage sample sizes, spatial clusters, and ordinal bins. Into these we built group closure of known, adjustable strength</w:t>
+      </w:r>
+      <w:r>
+        <w:t xml:space="preserve"> </w:t>
+      </w:r>
+      <w:r>
+        <w:rPr>
+          <w:i/>
+          <w:iCs/>
+        </w:rPr>
+        <w:t xml:space="preserve">s</w:t>
+      </w:r>
+      <w:r>
+        <w:t xml:space="preserve">, with between-group divergence and within-group conformity rising together along the sequence to a maximum of</w:t>
+      </w:r>
+      <w:r>
+        <w:t xml:space="preserve"> </w:t>
+      </w:r>
+      <w:r>
+        <w:rPr>
+          <w:i/>
+          <w:iCs/>
+        </w:rPr>
+        <w:t xml:space="preserve">s</w:t>
+      </w:r>
+      <w:r>
+        <w:t xml:space="preserve">. At</w:t>
+      </w:r>
+      <w:r>
+        <w:t xml:space="preserve"> </w:t>
+      </w:r>
+      <w:r>
+        <w:rPr>
+          <w:i/>
+          <w:iCs/>
+        </w:rPr>
+        <w:t xml:space="preserve">s</w:t>
+      </w:r>
+      <w:r>
+        <w:t xml:space="preserve"> </w:t>
+      </w:r>
+      <w:r>
+        <w:t xml:space="preserve">= 0, every cluster and bin shares one fixed class-frequency profile and differs only through sampling. This baseline is a sampling null rather than an evolving spatial-drift field, and the drift comparison in the next subsection supplies the latter. We then asked which signatures recover that imposed closure. This is a record-matched recovery design in the spirit of simulation-based inference calibrated to the data at hand</w:t>
+      </w:r>
+      <w:r>
+        <w:t xml:space="preserve"> </w:t>
+      </w:r>
+      <w:r>
+        <w:t xml:space="preserve">(Crema et al. 2014; Kandler and Shennan 2015)</w:t>
+      </w:r>
+      <w:r>
+        <w:t xml:space="preserve">.</w:t>
+      </w:r>
+    </w:p>
+    <w:p>
+      <w:pPr>
+        <w:pStyle w:val="BodyText"/>
+      </w:pPr>
+      <w:r>
+        <w:t xml:space="preserve">Two properties of the record make this design necessary. First, assemblage size trends with seriation position, as noted above, so a size-dependent estimator can move along the axis through sampling alone. We subsample every assemblage, synthetic and real, to a common count before scoring. Second, the assemblages are time-averaged, which we reproduce by blending adjacent-bin production within a window. The recovery experiment then asks, at the resolution and sample sizes this record preserves, which signatures we can trust and how strong a closure would need to be to register.</w:t>
+      </w:r>
+    </w:p>
+    <w:p>
+      <w:pPr>
+        <w:pStyle w:val="BodyText"/>
+      </w:pPr>
+      <w:r>
+        <w:t xml:space="preserve">One aspect of the calibration matters here. Subsampling the larger, later assemblages to a common count slightly inflates within-cluster diversity and so depresses</w:t>
       </w:r>
       <w:r>
         <w:t xml:space="preserve"> </w:t>
@@ -2890,7 +2666,82 @@
         <w:t xml:space="preserve"> </w:t>
       </w:r>
       <w:r>
-        <w:t xml:space="preserve">reliably recovers a closure of strength s greater than or equal to 0.5 (0.7 time-averaged). The size-controlled empirical</w:t>
+        <w:t xml:space="preserve">toward later positions. As a result, the null with no closure (pure drift) itself carries a mild negative trend rather than a flat zero. Rather than build a significance test against that null, we treat the simulations themselves as the likelihood. For each imposed strength the simulations give the distribution of trajectory statistics that strength produces, and the observed statistic then yields a posterior over strength. The imposed strength</w:t>
+      </w:r>
+      <w:r>
+        <w:t xml:space="preserve"> </w:t>
+      </w:r>
+      <w:r>
+        <w:rPr>
+          <w:i/>
+          <w:iCs/>
+        </w:rPr>
+        <w:t xml:space="preserve">s</w:t>
+      </w:r>
+      <w:r>
+        <w:t xml:space="preserve"> </w:t>
+      </w:r>
+      <w:r>
+        <w:t xml:space="preserve">is a parameter, the simulations at each</w:t>
+      </w:r>
+      <w:r>
+        <w:t xml:space="preserve"> </w:t>
+      </w:r>
+      <w:r>
+        <w:rPr>
+          <w:i/>
+          <w:iCs/>
+        </w:rPr>
+        <w:t xml:space="preserve">s</w:t>
+      </w:r>
+      <w:r>
+        <w:t xml:space="preserve"> </w:t>
+      </w:r>
+      <w:r>
+        <w:t xml:space="preserve">give the distribution of the trajectory statistic it produces, and the observed statistic yields a posterior over</w:t>
+      </w:r>
+      <w:r>
+        <w:t xml:space="preserve"> </w:t>
+      </w:r>
+      <w:r>
+        <w:rPr>
+          <w:i/>
+          <w:iCs/>
+        </w:rPr>
+        <w:t xml:space="preserve">s</w:t>
+      </w:r>
+      <w:r>
+        <w:t xml:space="preserve"> </w:t>
+      </w:r>
+      <w:r>
+        <w:t xml:space="preserve">under a uniform prior on the imposed range. No threshold and no error rate enter. The posterior refers to closure expressed as this imposed trajectory of increasing divergence. A stable boundary present from the start of the sequence would not produce a rising trend, and the drift comparison addresses that case instead.</w:t>
+      </w:r>
+    </w:p>
+    <w:bookmarkEnd w:id="131"/>
+    <w:bookmarkStart w:id="132" w:name="the-drift-versus-groups-comparison"/>
+    <w:p>
+      <w:pPr>
+        <w:pStyle w:val="Heading3"/>
+      </w:pPr>
+      <w:r>
+        <w:t xml:space="preserve">The drift-versus-groups comparison</w:t>
+      </w:r>
+    </w:p>
+    <w:p>
+      <w:pPr>
+        <w:pStyle w:val="FirstParagraph"/>
+      </w:pPr>
+      <w:r>
+        <w:t xml:space="preserve">The central test compares two generative processes on the real geography of the assemblages. Our neutral spatial-drift model follows the finite-population network model of Lipo, DiNapoli, Madsen, and Hunt</w:t>
+      </w:r>
+      <w:r>
+        <w:t xml:space="preserve"> </w:t>
+      </w:r>
+      <w:r>
+        <w:t xml:space="preserve">(2021)</w:t>
+      </w:r>
+      <w:r>
+        <w:t xml:space="preserve">. Each assemblage is a node that holds a finite population of learners. Learners copy decorated-class variants from within their node and, at a low rate, from other nodes, with a probability that decays with along-river distance. Innovation enters at a constant per-learner rate within the fixed set of measured classes, and deposition is pooled over a trailing window to reproduce the record’s time-averaging. The bounded-groups model is identical except that every copying weight crossing a specified boundary is multiplied by a number between 1 (no boundary, weights unchanged) and 0.03 (a strong boundary, weights cut to three percent). Both models use the observed coordinate layout, are sampled at each assemblage’s seriation position, and are subsampled to the observed per-assemblage sherd totals. We score each simulation on spatial-cluster and community cultural</w:t>
       </w:r>
       <w:r>
         <w:t xml:space="preserve"> </w:t>
@@ -2913,10 +2764,7 @@
         </m:sSub>
       </m:oMath>
       <w:r>
-        <w:t xml:space="preserve"> </w:t>
-      </w:r>
-      <w:r>
-        <w:t xml:space="preserve">(+0.01) falls below the resolution limit, its bootstrap interval spanning no closure to a moderate signal.</w:t>
+        <w:t xml:space="preserve">, network modularity (the degree to which a similarity network divides into densely connected groups), distance-decay similarity, and distance-controlled boundary excess.</w:t>
       </w:r>
     </w:p>
     <w:p>
@@ -2924,7 +2772,15 @@
         <w:pStyle w:val="BodyText"/>
       </w:pPr>
       <w:r>
-        <w:t xml:space="preserve">Applied to the assemblages of the St. Francis basin, that one reliable signature shows no closure into bounded groups, and the apparent signals in the others are confounded by sample size (Figure 5). The raw trajectory along the seriation axis seems to dissociate. Two of its trends, however, are sampling artifacts. Because assemblage size trends with seriation position, the size-sensitive estimators move with it. Once all assemblages are trimmed to a common sherd count via subsampling, cultural</w:t>
+        <w:t xml:space="preserve">Two design decisions separate this comparison from the one we first ran and from most published neutral-model comparisons. The first concerns what a class is. Under the standard K-allele assumption, an innovating learner adopts any measured class with equal probability, which treats the ten culture-history types as exchangeable variants. We also run a version in which innovation lands in each class in proportion to that class’s share of the region’s pooled counts, which reflects the unequal numbers of decorative variants the types aggregate.</w:t>
+      </w:r>
+    </w:p>
+    <w:p>
+      <w:pPr>
+        <w:pStyle w:val="BodyText"/>
+      </w:pPr>
+      <w:r>
+        <w:t xml:space="preserve">The second decision is calibration, the tuning of a model’s parameters so that it reproduces features of the data that do not involve the question being tested. A drift model’s between-group predictions depend jointly on population size, mixing, and innovation. Before comparing any between-group statistic, we calibrate each model to three within-assemblage summaries that do not involve the tested partition. These are mean within-assemblage diversity, mean class richness at the observed sherd totals, and pooled diversity. We simulate a grid of population size, innovation, and mixing and call a combination diversity-matched when all three summaries fall within 10 percent of the observed values. As the baseline we use whichever diversity-matched combination of parameters produces the highest</w:t>
       </w:r>
       <w:r>
         <w:t xml:space="preserve"> </w:t>
@@ -2950,7 +2806,89 @@
         <w:t xml:space="preserve"> </w:t>
       </w:r>
       <w:r>
-        <w:t xml:space="preserve">falls from +0.60 to +0.01. Its uncertainty range runs from no closure to a moderate signal, so it is uninformative rather than a resolved positive. The neutrality departure is likewise size-sensitive (i.e., its raw -0.94 only weakens to -0.83 under size control). The recovery test shows that it does not track closure in either direction here, so it, too, cannot be interpreted as a transmission signal. On the recovery curve, the size-controlled empirical</w:t>
+        <w:t xml:space="preserve">across the partition being tested, so that the comparison is the one most favorable to drift. The baseline runs 500 realizations, and around it we run the boundary strengths, two interaction lengths, and seven sensitivity cases (Supplemental Text). For each comparison we report where the observed value falls in the calibrated model’s predictive distribution, as the fraction of simulated datasets that reach it, under the seriation order, its reverse, and a contemporaneous sampling scheme.</w:t>
+      </w:r>
+    </w:p>
+    <w:bookmarkEnd w:id="132"/>
+    <w:bookmarkStart w:id="133" w:name="external-cross-check"/>
+    <w:p>
+      <w:pPr>
+        <w:pStyle w:val="Heading3"/>
+      </w:pPr>
+      <w:r>
+        <w:t xml:space="preserve">External cross-check</w:t>
+      </w:r>
+    </w:p>
+    <w:p>
+      <w:pPr>
+        <w:pStyle w:val="FirstParagraph"/>
+      </w:pPr>
+      <w:r>
+        <w:t xml:space="preserve">The transmission test stands on its own, but a polity should also leave non-ceramic traces. We assembled two further lines of evidence, one genuinely independent of the ceramic data (the lithic exchange economy) and one that shares its collection substrate (settlement organization). We assessed settlement organization from the within-basin distribution of maximum mound height, the one attribute recorded the same way at every site. Mound area is recorded as zero for Parkin and is therefore not usable. The question is whether a single center dominates as a redistributive apex, the classic archaeological correlate of a ranked society, or whether size is graded</w:t>
+      </w:r>
+      <w:r>
+        <w:t xml:space="preserve"> </w:t>
+      </w:r>
+      <w:r>
+        <w:t xml:space="preserve">(Peebles and Kus 1977)</w:t>
+      </w:r>
+      <w:r>
+        <w:t xml:space="preserve">. We did not measure the political economy of exchange ourselves. We drew instead on Cobb’s</w:t>
+      </w:r>
+      <w:r>
+        <w:t xml:space="preserve"> </w:t>
+      </w:r>
+      <w:r>
+        <w:t xml:space="preserve">(2000)</w:t>
+      </w:r>
+      <w:r>
+        <w:t xml:space="preserve"> </w:t>
+      </w:r>
+      <w:r>
+        <w:t xml:space="preserve">regional analysis of the production and distribution of Mill Creek and Dover chert hoes, the capacity-linked industrial goods whose control would mark economic centralization.</w:t>
+      </w:r>
+    </w:p>
+    <w:bookmarkEnd w:id="133"/>
+    <w:bookmarkEnd w:id="134"/>
+    <w:bookmarkStart w:id="148" w:name="results"/>
+    <w:p>
+      <w:pPr>
+        <w:pStyle w:val="Heading2"/>
+      </w:pPr>
+      <w:r>
+        <w:t xml:space="preserve">Results</w:t>
+      </w:r>
+    </w:p>
+    <w:p>
+      <w:pPr>
+        <w:pStyle w:val="FirstParagraph"/>
+      </w:pPr>
+      <w:r>
+        <w:t xml:space="preserve">In principle, all four signatures separate bounded groups from drift. In practice, given how small and time-averaged the Lower Mississippi Valley record is, only one of them can. The idealized test behaves as designed. When we simulate interaction narrowing toward closed groups, all four signatures rise together, whereas drift and the two other resembling processes each move only some of them. Under closure the four are tightly correlated (mean absolute pairwise correlation 0.88), and under those three they are nearly independent (0.18 to 0.28), so their joint movement carries information rather than repeating it (Figure 2).</w:t>
+      </w:r>
+    </w:p>
+    <w:p>
+      <w:pPr>
+        <w:pStyle w:val="BodyText"/>
+      </w:pPr>
+      <w:r>
+        <w:t xml:space="preserve">The more telling test is the one matched to the record itself (Figure 5). We built synthetic assemblages with the real sample sizes, spatial clusters, and ordinal bins, imposed a known group closure of strength</w:t>
+      </w:r>
+      <w:r>
+        <w:t xml:space="preserve"> </w:t>
+      </w:r>
+      <w:r>
+        <w:rPr>
+          <w:i/>
+          <w:iCs/>
+        </w:rPr>
+        <w:t xml:space="preserve">s</w:t>
+      </w:r>
+      <w:r>
+        <w:t xml:space="preserve"> </w:t>
+      </w:r>
+      <w:r>
+        <w:t xml:space="preserve">(0 for pure drift, 1 for sharply separated groups), subsampled every assemblage to a common count, and asked which signatures register it. Only cultural</w:t>
       </w:r>
       <w:r>
         <w:t xml:space="preserve"> </w:t>
@@ -2973,10 +2911,36 @@
         </m:sSub>
       </m:oMath>
       <w:r>
-        <w:t xml:space="preserve"> </w:t>
-      </w:r>
-      <w:r>
-        <w:t xml:space="preserve">corresponds to a nominal injected strength of about 0.35, below the resolution limit. The record shows no detectable closure of moderate or greater strength. Such a closure would have registered and is absent, though the negative cannot rule out a weaker one that, given the record’s size and time-averaging, is underpowered to resolve. The next positive control shows that the structure actually present is the one produced by neutral drift. Not only is no bounded group detectable, but the structure present is what continuous, spatially structured interaction would produce.</w:t>
+        <w:t xml:space="preserve">, the share of stylistic variation that lies between groups rather than within them, rises steadily with</w:t>
+      </w:r>
+      <w:r>
+        <w:t xml:space="preserve"> </w:t>
+      </w:r>
+      <w:r>
+        <w:rPr>
+          <w:i/>
+          <w:iCs/>
+        </w:rPr>
+        <w:t xml:space="preserve">s</w:t>
+      </w:r>
+      <w:r>
+        <w:t xml:space="preserve">. None of the other three does. The departure from neutral transmission, which measures how far the type frequencies stray from what unbiased copying would produce, does not move in one direction as conformity increases. The spatial boundary statistic does not respond at all with the three spatial clusters the data can support, and the seriation group count, the number of separate orderings the assemblages break into, does not move in the direction closure predicts.</w:t>
+      </w:r>
+    </w:p>
+    <w:p>
+      <w:pPr>
+        <w:pStyle w:val="BodyText"/>
+      </w:pPr>
+      <w:r>
+        <w:t xml:space="preserve">Treating the simulation series as a likelihood turns the observed trajectory into a posterior for how much closure the basin could contain. That posterior has a median of 0.23 and a 95 percent credible interval of 0.00 to 0.48, with only 3 percent of its mass at strengths of 0.5 or more.</w:t>
+      </w:r>
+    </w:p>
+    <w:p>
+      <w:pPr>
+        <w:pStyle w:val="BodyText"/>
+      </w:pPr>
+      <w:r>
+        <w:t xml:space="preserve">Time-averaging widens that posterior. Each assemblage pools sherds deposited over a span of time, and when the simulation includes that pooling the median rises to 0.31. The credible interval, the range that holds a stated share of the posterior probability, extends to 0.00 to 0.65, and the mass above 0.5 rises to 0.20. Time-averaging, rather than sample size alone, is what makes moderate closure hard to exclude. At this record size, and with its time-averaging, between-group variance is the one signature that can tell a bounded group from drift. The other three cannot separate closure from drift here at any strength, so we report them for completeness and draw no inference from them.</w:t>
       </w:r>
     </w:p>
     <w:p>
@@ -2986,14 +2950,14 @@
       <w:r>
         <w:drawing>
           <wp:inline>
-            <wp:extent cx="5334000" cy="3963208"/>
+            <wp:extent cx="5334000" cy="2719408"/>
             <wp:effectExtent b="0" l="0" r="0" t="0"/>
-            <wp:docPr descr="Figure 5. The empirical four-signature trajectory along the CA seriation axis for the St. Francis basin (29 assemblages, six bins), size-controlled by subsampling to a common count. The reliable signature, cultural F_{ST}, shows no trend (+0.01, down from a raw +0.60 that was a sample-size artifact). The neutral departure, spatial boundary, and seriation coherence are not reliable discriminators at this resolution (Figure 4) and are shown for completeness. Per-panel rank correlations are annotated." title="" id="136" name="Picture"/>
+            <wp:docPr descr="Figure 5. Record-matched, size-controlled recovery of the signatures. Left: each signature’s response (Spearman trend versus ordinal position) to a known degree of group closure imposed on the real configuration of 29 assemblages and subsampled to a common count. Only cultural F_{ST} tracks the imposed closure monotonically. The neutral departure is non-monotonic in conformity, the spatial boundary is unresponsive at three spatial clusters, and the seriation statistic (maximal co-seriable groups per assemblage) does not rise. Right: the posterior over imposed closure strength given the observed trajectory statistic, with and without the record’s time-averaging. The median is 0.23 (interval 0.00 to 0.48) without time-averaging and 0.31 (0.00 to 0.65) with it, and the posterior mass above s = 0.5 is 0.03 and 0.20 respectively. The size-controlled empirical F_{ST} trend is a rank correlation of +0.027, averaged over 4,000 subsamples, against a draw-to-draw spread of -0.30 to +0.60." title="" id="136" name="Picture"/>
             <a:graphic>
               <a:graphicData uri="http://schemas.openxmlformats.org/drawingml/2006/picture">
                 <pic:pic>
                   <pic:nvPicPr>
-                    <pic:cNvPr descr="../../figures/fig5_empirical_trajectory.png" id="137" name="Picture"/>
+                    <pic:cNvPr descr="../../figures/fig5_recovery.png" id="137" name="Picture"/>
                     <pic:cNvPicPr>
                       <a:picLocks noChangeArrowheads="1" noChangeAspect="1"/>
                     </pic:cNvPicPr>
@@ -3007,7 +2971,7 @@
                   <pic:spPr bwMode="auto">
                     <a:xfrm>
                       <a:off x="0" y="0"/>
-                      <a:ext cx="5334000" cy="3963208"/>
+                      <a:ext cx="5334000" cy="2719408"/>
                     </a:xfrm>
                     <a:prstGeom prst="rect">
                       <a:avLst/>
@@ -3041,7 +3005,7 @@
         <w:t xml:space="preserve"> </w:t>
       </w:r>
       <w:r>
-        <w:t xml:space="preserve">The empirical four-signature trajectory along the CA seriation axis for the St. Francis basin (29 assemblages, six bins), size-controlled by subsampling to a common count. The reliable signature, cultural</w:t>
+        <w:t xml:space="preserve">Record-matched, size-controlled recovery of the signatures. Left: each signature’s response (Spearman trend versus ordinal position) to a known degree of group closure imposed on the real configuration of 29 assemblages and subsampled to a common count. Only cultural</w:t>
       </w:r>
       <w:r>
         <w:t xml:space="preserve"> </w:t>
@@ -3064,42 +3028,10 @@
         </m:sSub>
       </m:oMath>
       <w:r>
-        <w:t xml:space="preserve">, shows no trend (+0.01, down from a raw +0.60 that was a sample-size artifact). The neutral departure, spatial boundary, and seriation coherence are not reliable discriminators at this resolution (Figure 4) and are shown for completeness. Per-panel rank correlations are annotated.</w:t>
-      </w:r>
-    </w:p>
-    <w:p>
-      <w:pPr>
-        <w:pStyle w:val="BodyText"/>
-      </w:pPr>
-      <w:r>
-        <w:t xml:space="preserve">Three further checks, all pointing the same way, add detail. The first follows each decorated class’s rise and fall through the sequence and asks whether the changes resemble the undirected fluctuation of unbiased copying or the directed change a deliberate marker would exhibit. Seven of the nine testable classes are consistent with unbiased drift (i.e., the frequency increment test)</w:t>
-      </w:r>
-      <w:r>
-        <w:t xml:space="preserve"> </w:t>
-      </w:r>
-      <w:r>
-        <w:t xml:space="preserve">(Feder et al. 2014)</w:t>
-      </w:r>
-      <w:r>
-        <w:t xml:space="preserve">. The second compares how the assemblages’ overall diversity changes over time against the range that plain drift would produce, and finds that it stays within that range (a non-equilibrium neutral test)</w:t>
-      </w:r>
-      <w:r>
-        <w:t xml:space="preserve"> </w:t>
-      </w:r>
-      <w:r>
-        <w:t xml:space="preserve">(Kandler and Shennan 2013)</w:t>
-      </w:r>
-      <w:r>
-        <w:t xml:space="preserve">. The third asks whether the assemblages grow more different from one another toward contact, as would fragmenting groups. They do not. Neiman’s interassemblage distance shows no divergence trend along the sequence (Spearman’s rho = +0.37, not significant). The typical difference between spatial clusters is barely larger than the difference within them (a ratio of 1.13). Here, the most diverse assemblages are also the most central, the pattern drift produces in a single shared community (Figure S2)</w:t>
-      </w:r>
-      <w:r>
-        <w:t xml:space="preserve"> </w:t>
-      </w:r>
-      <w:r>
-        <w:t xml:space="preserve">(Neiman 1995)</w:t>
-      </w:r>
-      <w:r>
-        <w:t xml:space="preserve">. The verdict that no bounded-group closure is detectable also holds across different combinations and configurations. Across twenty-seven combinations of the basin’s spatial cutoff, the number of ordinal bins, and the number of spatial clusters, no closure appears in any of them, and it holds equally under the watershed and corridor basin definitions. Consistent with the recovery experiment, none of these checks shows a resolvable departure from neutral transmission, and we treat them as corroboration of the size-controlled</w:t>
+        <w:t xml:space="preserve"> </w:t>
+      </w:r>
+      <w:r>
+        <w:t xml:space="preserve">tracks the imposed closure monotonically. The neutral departure is non-monotonic in conformity, the spatial boundary is unresponsive at three spatial clusters, and the seriation statistic (maximal co-seriable groups per assemblage) does not rise. Right: the posterior over imposed closure strength given the observed trajectory statistic, with and without the record’s time-averaging. The median is 0.23 (interval 0.00 to 0.48) without time-averaging and 0.31 (0.00 to 0.65) with it, and the posterior mass above s = 0.5 is 0.03 and 0.20 respectively. The size-controlled empirical</w:t>
       </w:r>
       <w:r>
         <w:t xml:space="preserve"> </w:t>
@@ -3125,7 +3057,7 @@
         <w:t xml:space="preserve"> </w:t>
       </w:r>
       <w:r>
-        <w:t xml:space="preserve">result rather than as independent signals.</w:t>
+        <w:t xml:space="preserve">trend is a rank correlation of +0.027, averaged over 4,000 subsamples, against a draw-to-draw spread of -0.30 to +0.60.</w:t>
       </w:r>
     </w:p>
     <w:p>
@@ -3133,16 +3065,15 @@
         <w:pStyle w:val="BodyText"/>
       </w:pPr>
       <w:r>
-        <w:t xml:space="preserve">A positive control identifies which of the two processes the basin’s structure matches. Rather than rest on a failure to detect, we asked which of the neutral spatial drift and bounded groups reproduces the observed decorated-ceramic structure. Following the finite-population network-drift model of Lipo, DiNapoli, Madsen, and Hunt</w:t>
-      </w:r>
-      <w:r>
-        <w:t xml:space="preserve"> </w:t>
-      </w:r>
-      <w:r>
-        <w:t xml:space="preserve">(2021)</w:t>
-      </w:r>
-      <w:r>
-        <w:t xml:space="preserve">, we simulated neutral copying on the actual coordinate layout of the basin assemblages, with interactions decaying with distance and time averaging imposed on the record. We compared it against a bounded-groups process on the same geography. By sweeping the interaction range, the between-node mixing rate, and the innovation rate, neutral drift reproduces the observed distance decay, network modularity, cultural</w:t>
+        <w:t xml:space="preserve">When the one reliable signature is applied to the St. Francis basin assemblages, it shows no closure beyond the distance-based expectation, and the apparent signatures in the other three are confounded with sample size (Figure 6). The raw trajectory along the seriation axis appears to dissociate, with the signatures moving apart rather than together, but two of its trends are sampling artifacts. Assemblage size itself trends with seriation position, so any estimator that is sensitive to sample size trends with it too.</w:t>
+      </w:r>
+    </w:p>
+    <w:p>
+      <w:pPr>
+        <w:pStyle w:val="BodyText"/>
+      </w:pPr>
+      <w:r>
+        <w:t xml:space="preserve">Size control removes the apparent trend in cultural</w:t>
       </w:r>
       <w:r>
         <w:t xml:space="preserve"> </w:t>
@@ -3165,7 +3096,33 @@
         </m:sSub>
       </m:oMath>
       <w:r>
-        <w:t xml:space="preserve">, and distance-controlled boundary excess. The region of parameter space that brackets all four at once is a sub-basin interaction range of about 24 km with low between-node mixing. We report the full sweep rather than a single tuned point. At shorter ranges, drift overproduces distance decay. At higher mixing, it underproduces the structure, so the all-four match holds only in a plausible but specific corner of the space (see the Supplemental Text). The bounded-groups process, by contrast, overshoots the three structural signatures by roughly two to seven times across its range, predicting far sharper community structure than the data demonstrate. Under plausible parameters, the basin’s decorated-ceramic structure is entirely reproducible by neutral spatial drift. This result explains the illusion of phases as units. The observed pattern does not require bounded groups, which would have left a sharper mark than is present (Figure S3). The control also bounds the spatial signature itself. A positive distance-controlled boundary excess, which we introduced to separate a sharp social boundary from smooth isolation by distance, is reproduced by stochastic neutral drift on a finite network, so on its own it does not certify a boundary.</w:t>
+        <w:t xml:space="preserve">. Once we subsample every assemblage to a common sherd count, the trend across the sequence falls from a rank correlation of +0.60 to +0.027, averaged over 4,000 subsamples. Any one subsample returns a value somewhere between -0.30 and +0.60. The averaged trend of +0.027 is therefore an order of magnitude smaller than the spread from one draw to the next, which means this record cannot resolve it as a trend at all. What falls is the rank correlation of the trajectory with seriation position, not the value of</w:t>
+      </w:r>
+      <w:r>
+        <w:t xml:space="preserve"> </w:t>
+      </w:r>
+      <m:oMath>
+        <m:sSub>
+          <m:e>
+            <m:r>
+              <m:t>F</m:t>
+            </m:r>
+          </m:e>
+          <m:sub>
+            <m:r>
+              <m:t>S</m:t>
+            </m:r>
+            <m:r>
+              <m:t>T</m:t>
+            </m:r>
+          </m:sub>
+        </m:sSub>
+      </m:oMath>
+      <w:r>
+        <w:t xml:space="preserve"> </w:t>
+      </w:r>
+      <w:r>
+        <w:t xml:space="preserve">itself. The closure strengths consistent with that trend run from zero to moderate (posterior median 0.23, interval 0.00 to 0.48), so the trend is uninformative rather than a resolved positive result.</w:t>
       </w:r>
     </w:p>
     <w:p>
@@ -3173,25 +3130,7 @@
         <w:pStyle w:val="BodyText"/>
       </w:pPr>
       <w:r>
-        <w:t xml:space="preserve">The seriation signature does not register closure as a trend at this record’s resolution (Figure 4). The structure it returns still directly characterizes Parkin’s position. As described above, the deterministic method accepts an ordering only when every decorated class is at once unimodal and continuous, so a set of assemblages drawn from one shared, drifting pool resolves under a single ordering, while learning partitioned among groups breaks into several mutually incompatible orderings</w:t>
-      </w:r>
-      <w:r>
-        <w:t xml:space="preserve"> </w:t>
-      </w:r>
-      <w:r>
-        <w:t xml:space="preserve">(Dunnell 1970; Lipo et al. 2015)</w:t>
-      </w:r>
-      <w:r>
-        <w:t xml:space="preserve">. The number of maximal co-seriable groups, together with the number of assemblages any one assemblage joins, measures fragmentation directly</w:t>
-      </w:r>
-      <w:r>
-        <w:t xml:space="preserve"> </w:t>
-      </w:r>
-      <w:r>
-        <w:t xml:space="preserve">(Lipo et al. 1997)</w:t>
-      </w:r>
-      <w:r>
-        <w:t xml:space="preserve">.</w:t>
+        <w:t xml:space="preserve">The departure from neutrality is also sensitive to sample size, but controlling for size only weakens the trend rather than removing it, from a raw -0.94 to -0.83.</w:t>
       </w:r>
     </w:p>
     <w:p>
@@ -3199,19 +3138,7 @@
         <w:pStyle w:val="BodyText"/>
       </w:pPr>
       <w:r>
-        <w:t xml:space="preserve">Based on the analyses, Parkin is a seriation bridge rather than the anchor of a bounded community. Deterministic seriation of the basin assemblages returns a deeply fragmented, bridge-dominated structure rather than a single coherent ordering. At a continuity threshold of 0.1, it yields 35 maximal co-seriable groups with a maximum size of four, and 17 of the 29 assemblages belong to more than one group (Figure 6). The absolute counts scale with the threshold, but the fragmented, overlapping topology is stable across thresholds. Parkin is one of these bridge assemblages, a member of four groups and ranked eighth of 29, positioned across orderings rather than at the center of one. The empirical pattern is the one Lipo, Madsen, and Dunnell</w:t>
-      </w:r>
-      <w:r>
-        <w:t xml:space="preserve"> </w:t>
-      </w:r>
-      <w:r>
-        <w:t xml:space="preserve">(2015)</w:t>
-      </w:r>
-      <w:r>
-        <w:t xml:space="preserve"> </w:t>
-      </w:r>
-      <w:r>
-        <w:t xml:space="preserve">reported, with Parkin at the intersection of multiple non-co-seriable orderings rather than at the center of a single closed interaction community. They interpreted that bridging position as a possible sign of incipient hierarchy. Based on these analyses, we interpret it as a site that bridges several orderings and serves as a hub of interaction, rather than the seat of a bounded group.</w:t>
+        <w:t xml:space="preserve">The record shows no detectable closure of moderate or greater strength expressed as increasing divergence along the sequence. The posterior over closure strength places a mass of 0.03 on strengths of 0.5 or greater without time-averaging and 0.20 with it. This negative result cannot rule out weaker closure, which the record’s size and time-averaging leave unresolved. What the record shows instead is closure low enough to be indistinguishable from none, with the structure that is present continuous and graded with distance, the form that spatially structured interaction produces. The positive control that follows asks whether a calibrated drift model produces that structure at the strength the record shows.</w:t>
       </w:r>
     </w:p>
     <w:p>
@@ -3221,14 +3148,14 @@
       <w:r>
         <w:drawing>
           <wp:inline>
-            <wp:extent cx="5334000" cy="3636553"/>
+            <wp:extent cx="5334000" cy="3949779"/>
             <wp:effectExtent b="0" l="0" r="0" t="0"/>
-            <wp:docPr descr="Figure 6. Deterministic frequency-seriation (IDSS) structure of the basin assemblages. Left: distribution of co-seriable group sizes, a deeply fragmented structure (35 maximal groups, maximum size four). Right: the most connected assemblages by group-membership count, with Parkin highlighted as a bridge (member of 4 groups, ranked eighth of 29), positioned across orderings rather than at the center of one bounded community." title="" id="139" name="Picture"/>
+            <wp:docPr descr="Figure 6. The empirical four-signature trajectory along the CA seriation axis for the St. Francis basin (29 assemblages, six bins), size-controlled by subsampling every assemblage to a common count. The reliable signature, cultural F_{ST}, shows a negligible trend (rank correlation +0.027 averaged over 4,000 subsamples, against a draw-to-draw spread of -0.30 to +0.60, down from a raw +0.60 that was a sample-size artifact). The neutral departure, spatial boundary, and seriation group count are not reliable discriminators at this resolution (Figure 5) and are shown for completeness. Subsampling is without replacement. We average the three unreliable signatures over 400 draws and the F_{ST} trend over 4,000. Each panel is annotated with its rank correlation." title="" id="139" name="Picture"/>
             <a:graphic>
               <a:graphicData uri="http://schemas.openxmlformats.org/drawingml/2006/picture">
                 <pic:pic>
                   <pic:nvPicPr>
-                    <pic:cNvPr descr="../../figures/fig6_idss_structure.png" id="140" name="Picture"/>
+                    <pic:cNvPr descr="../../figures/fig6_empirical_trajectory.png" id="140" name="Picture"/>
                     <pic:cNvPicPr>
                       <a:picLocks noChangeArrowheads="1" noChangeAspect="1"/>
                     </pic:cNvPicPr>
@@ -3242,7 +3169,7 @@
                   <pic:spPr bwMode="auto">
                     <a:xfrm>
                       <a:off x="0" y="0"/>
-                      <a:ext cx="5334000" cy="3636553"/>
+                      <a:ext cx="5334000" cy="3949779"/>
                     </a:xfrm>
                     <a:prstGeom prst="rect">
                       <a:avLst/>
@@ -3276,7 +3203,56 @@
         <w:t xml:space="preserve"> </w:t>
       </w:r>
       <w:r>
-        <w:t xml:space="preserve">Deterministic frequency-seriation (IDSS) structure of the basin assemblages. Left: distribution of co-seriable group sizes, a deeply fragmented structure (35 maximal groups, maximum size four). Right: the most connected assemblages by group-membership count, with Parkin highlighted as a bridge (member of 4 groups, ranked eighth of 29), positioned across orderings rather than at the center of one bounded community.</w:t>
+        <w:t xml:space="preserve">The empirical four-signature trajectory along the CA seriation axis for the St. Francis basin (29 assemblages, six bins), size-controlled by subsampling every assemblage to a common count. The reliable signature, cultural</w:t>
+      </w:r>
+      <w:r>
+        <w:t xml:space="preserve"> </w:t>
+      </w:r>
+      <m:oMath>
+        <m:sSub>
+          <m:e>
+            <m:r>
+              <m:t>F</m:t>
+            </m:r>
+          </m:e>
+          <m:sub>
+            <m:r>
+              <m:t>S</m:t>
+            </m:r>
+            <m:r>
+              <m:t>T</m:t>
+            </m:r>
+          </m:sub>
+        </m:sSub>
+      </m:oMath>
+      <w:r>
+        <w:t xml:space="preserve">, shows a negligible trend (rank correlation +0.027 averaged over 4,000 subsamples, against a draw-to-draw spread of -0.30 to +0.60, down from a raw +0.60 that was a sample-size artifact). The neutral departure, spatial boundary, and seriation group count are not reliable discriminators at this resolution (Figure 5) and are shown for completeness. Subsampling is without replacement. We average the three unreliable signatures over 400 draws and the</w:t>
+      </w:r>
+      <w:r>
+        <w:t xml:space="preserve"> </w:t>
+      </w:r>
+      <m:oMath>
+        <m:sSub>
+          <m:e>
+            <m:r>
+              <m:t>F</m:t>
+            </m:r>
+          </m:e>
+          <m:sub>
+            <m:r>
+              <m:t>S</m:t>
+            </m:r>
+            <m:r>
+              <m:t>T</m:t>
+            </m:r>
+          </m:sub>
+        </m:sSub>
+      </m:oMath>
+      <w:r>
+        <w:t xml:space="preserve"> </w:t>
+      </w:r>
+      <w:r>
+        <w:t xml:space="preserve">trend over 4,000. Each panel is annotated with its rank correlation.</w:t>
       </w:r>
     </w:p>
     <w:p>
@@ -3284,16 +3260,1237 @@
         <w:pStyle w:val="BodyText"/>
       </w:pPr>
       <w:r>
-        <w:t xml:space="preserve">The features of Parkin single it out. However, in comparison, its prominence sits within a graded distribution rather than standing apart as a redistributive apex. Parkin has the basin’s tallest platform mound, at 23 feet, ranking first among the 55 basin sites with a recorded mound height (Figure 7). The distribution is graded, however, with no gap separating Parkin from the next centers, the tallest-to-second ratio being 1.0. The settlement record thus shows a prominent center within a graded size distribution, not an administrative tier set above the rest</w:t>
-      </w:r>
-      <w:r>
-        <w:t xml:space="preserve"> </w:t>
-      </w:r>
-      <w:r>
-        <w:t xml:space="preserve">(Hally 1993, 1996)</w:t>
-      </w:r>
-      <w:r>
-        <w:t xml:space="preserve">, the same picture the transmission test returns (Figure 7).</w:t>
+        <w:t xml:space="preserve">Three further checks, detailed in the Supplemental Text, point the same way. A hierarchical model of the frequency changes of all nine testable classes finds no population-level departure from unbiased copying (posterior median +0.008, 95 percent credible interval -0.035 to +0.059, where drift implies zero)</w:t>
+      </w:r>
+      <w:r>
+        <w:t xml:space="preserve"> </w:t>
+      </w:r>
+      <w:r>
+        <w:t xml:space="preserve">(Feder et al. 2014)</w:t>
+      </w:r>
+      <w:r>
+        <w:t xml:space="preserve">. A neutral model whose population size and innovation rate are drawn from the transmission posterior reproduces the observed diversity trajectory in all six bins (pooled Bayesian predictive p 0.71)</w:t>
+      </w:r>
+      <w:r>
+        <w:t xml:space="preserve"> </w:t>
+      </w:r>
+      <w:r>
+        <w:t xml:space="preserve">(Kandler and Shennan 2013)</w:t>
+      </w:r>
+      <w:r>
+        <w:t xml:space="preserve">. Neiman’s interassemblage distance shows no resolved trend toward divergence along the sequence, and the most diverse assemblages are also the most central, the pattern a single shared community produces (Figure S1)</w:t>
+      </w:r>
+      <w:r>
+        <w:t xml:space="preserve"> </w:t>
+      </w:r>
+      <w:r>
+        <w:t xml:space="preserve">(Neiman 1995)</w:t>
+      </w:r>
+      <w:r>
+        <w:t xml:space="preserve">.</w:t>
+      </w:r>
+    </w:p>
+    <w:p>
+      <w:pPr>
+        <w:pStyle w:val="BodyText"/>
+      </w:pPr>
+      <w:r>
+        <w:t xml:space="preserve">The verdict that no bounded-group closure is detectable also holds across analytical configurations. No closure appears in any of the twenty-seven combinations of the basin’s spatial cutoff, the number of ordinal bins, and the number of spatial clusters, and the result is the same under the watershed and corridor basin definitions. Consistent with the recovery experiment, none of these checks shows a resolvable departure from neutral transmission.</w:t>
+      </w:r>
+    </w:p>
+    <w:p>
+      <w:pPr>
+        <w:pStyle w:val="BodyText"/>
+      </w:pPr>
+      <w:r>
+        <w:t xml:space="preserve">Everything to this point has concerned the</w:t>
+      </w:r>
+      <w:r>
+        <w:t xml:space="preserve"> </w:t>
+      </w:r>
+      <w:r>
+        <w:rPr>
+          <w:i/>
+          <w:iCs/>
+        </w:rPr>
+        <w:t xml:space="preserve">trend</w:t>
+      </w:r>
+      <w:r>
+        <w:t xml:space="preserve"> </w:t>
+      </w:r>
+      <w:r>
+        <w:t xml:space="preserve">in cultural</w:t>
+      </w:r>
+      <w:r>
+        <w:t xml:space="preserve"> </w:t>
+      </w:r>
+      <m:oMath>
+        <m:sSub>
+          <m:e>
+            <m:r>
+              <m:t>F</m:t>
+            </m:r>
+          </m:e>
+          <m:sub>
+            <m:r>
+              <m:t>S</m:t>
+            </m:r>
+            <m:r>
+              <m:t>T</m:t>
+            </m:r>
+          </m:sub>
+        </m:sSub>
+      </m:oMath>
+      <w:r>
+        <w:t xml:space="preserve"> </w:t>
+      </w:r>
+      <w:r>
+        <w:t xml:space="preserve">along the sequence, which is a rank correlation and which shows no closure developing through time. The positive control asks a different question about the same signature. It asks not whether differentiation grows along the sequence, but whether its</w:t>
+      </w:r>
+      <w:r>
+        <w:t xml:space="preserve"> </w:t>
+      </w:r>
+      <w:r>
+        <w:rPr>
+          <w:i/>
+          <w:iCs/>
+        </w:rPr>
+        <w:t xml:space="preserve">level</w:t>
+      </w:r>
+      <w:r>
+        <w:t xml:space="preserve"> </w:t>
+      </w:r>
+      <w:r>
+        <w:t xml:space="preserve">is what a no-groups process would produce at all. The two can disagree, and here they do. The answer to that second question depends on a step that earlier versions of this comparison, including our own, omitted. Following the finite-population network-drift model of Lipo, DiNapoli, Madsen, and Hunt</w:t>
+      </w:r>
+      <w:r>
+        <w:t xml:space="preserve"> </w:t>
+      </w:r>
+      <w:r>
+        <w:t xml:space="preserve">(2021)</w:t>
+      </w:r>
+      <w:r>
+        <w:t xml:space="preserve">, we simulated neutral copying on the river-network geography of the basin assemblages and compared it with a bounded-groups process on the same geography. We calibrated both, meaning we tuned their parameters until they reproduced the assemblages’ within-assemblage diversity, before evaluating any between-group statistic (Materials and Methods).</w:t>
+      </w:r>
+    </w:p>
+    <w:p>
+      <w:pPr>
+        <w:pStyle w:val="BodyText"/>
+      </w:pPr>
+      <w:r>
+        <w:t xml:space="preserve">The calibration is itself a result. A drift model that treats the ten decorated classes as interchangeable cannot reproduce the record’s diversity under any combination of population size, innovation rate, and mixing. The obstacle is the shape of the record. Two classes hold nine tenths of all sherds, yet rare classes appear in most assemblages, and drift strong enough to produce that skew also strips the rare ones out. Letting innovation fall in each class in proportion to its regional share, which is what the uneven lumping of variants into culture-history types amounts to, resolves the conflict. Sixty-one of the 297 parameter combinations then match the record’s diversity, where none did before (Supplemental Text, Figure S4).</w:t>
+      </w:r>
+    </w:p>
+    <w:p>
+      <w:pPr>
+        <w:pStyle w:val="BodyText"/>
+      </w:pPr>
+      <w:r>
+        <w:t xml:space="preserve">The calibrated drift model, in its simplest form, stands in for the no-groups case. Measured against it, the basin’s between-cluster differentiation is higher than drift produces (Figure S2). In the diversity-matched parameter combination most favorable to drift, the observed between-cluster cultural</w:t>
+      </w:r>
+      <w:r>
+        <w:t xml:space="preserve"> </w:t>
+      </w:r>
+      <m:oMath>
+        <m:sSub>
+          <m:e>
+            <m:r>
+              <m:t>F</m:t>
+            </m:r>
+          </m:e>
+          <m:sub>
+            <m:r>
+              <m:t>S</m:t>
+            </m:r>
+            <m:r>
+              <m:t>T</m:t>
+            </m:r>
+          </m:sub>
+        </m:sSub>
+      </m:oMath>
+      <w:r>
+        <w:t xml:space="preserve"> </w:t>
+      </w:r>
+      <w:r>
+        <w:t xml:space="preserve">of 0.018 lies above the drift 95 percent interval of 0.0005 to 0.013 (median 0.003). Only 1.2 percent of simulated datasets reach the observed value under the seriation order, 0.8 percent under the reversed order, and 1.4 percent when the assemblages are treated as contemporaneous, and no diversity-matched parameter combination in the calibration series reaches it (Figure S4). Calibrated drift also returns a single ceramic community in 488 of 500 runs, whereas the data give two communities with a between-community</w:t>
+      </w:r>
+      <w:r>
+        <w:t xml:space="preserve"> </w:t>
+      </w:r>
+      <m:oMath>
+        <m:sSub>
+          <m:e>
+            <m:r>
+              <m:t>F</m:t>
+            </m:r>
+          </m:e>
+          <m:sub>
+            <m:r>
+              <m:t>S</m:t>
+            </m:r>
+            <m:r>
+              <m:t>T</m:t>
+            </m:r>
+          </m:sub>
+        </m:sSub>
+      </m:oMath>
+      <w:r>
+        <w:t xml:space="preserve"> </w:t>
+      </w:r>
+      <w:r>
+        <w:t xml:space="preserve">of 0.043. In the 12 runs that do return two communities, the between-community</w:t>
+      </w:r>
+      <w:r>
+        <w:t xml:space="preserve"> </w:t>
+      </w:r>
+      <m:oMath>
+        <m:sSub>
+          <m:e>
+            <m:r>
+              <m:t>F</m:t>
+            </m:r>
+          </m:e>
+          <m:sub>
+            <m:r>
+              <m:t>S</m:t>
+            </m:r>
+            <m:r>
+              <m:t>T</m:t>
+            </m:r>
+          </m:sub>
+        </m:sSub>
+      </m:oMath>
+      <w:r>
+        <w:t xml:space="preserve"> </w:t>
+      </w:r>
+      <w:r>
+        <w:t xml:space="preserve">runs from 0.009 to 0.026, all below the observed value. It would be natural to interpret an excess over drift as the mark of a boundary. Whether it is depends on what a model with boundaries in it actually predicts, which is the next comparison.</w:t>
+      </w:r>
+    </w:p>
+    <w:p>
+      <w:pPr>
+        <w:pStyle w:val="BodyText"/>
+      </w:pPr>
+      <w:r>
+        <w:t xml:space="preserve">Drift does reproduce the distance decay of similarity, the tendency for assemblages farther apart to share less (observed r = -0.32 against a drift interval of -0.62 to -0.02). Similarity across the cluster boundaries, however, is</w:t>
+      </w:r>
+      <w:r>
+        <w:t xml:space="preserve"> </w:t>
+      </w:r>
+      <w:r>
+        <w:rPr>
+          <w:i/>
+          <w:iCs/>
+        </w:rPr>
+        <w:t xml:space="preserve">higher</w:t>
+      </w:r>
+      <w:r>
+        <w:t xml:space="preserve"> </w:t>
+      </w:r>
+      <w:r>
+        <w:t xml:space="preserve">in the data than distance alone predicts, not lower. The boundary excess is -11.9 and falls outside both the drift and the bounded-groups intervals.</w:t>
+      </w:r>
+    </w:p>
+    <w:p>
+      <w:pPr>
+        <w:pStyle w:val="BodyText"/>
+      </w:pPr>
+      <w:r>
+        <w:t xml:space="preserve">The bounded-groups process at the same calibration does little better. Reducing copying across the spatial clusters to a multiplier of 0.5, 0.1, or 0.03 raises the median</w:t>
+      </w:r>
+      <w:r>
+        <w:t xml:space="preserve"> </w:t>
+      </w:r>
+      <m:oMath>
+        <m:sSub>
+          <m:e>
+            <m:r>
+              <m:t>F</m:t>
+            </m:r>
+          </m:e>
+          <m:sub>
+            <m:r>
+              <m:t>S</m:t>
+            </m:r>
+            <m:r>
+              <m:t>T</m:t>
+            </m:r>
+          </m:sub>
+        </m:sSub>
+      </m:oMath>
+      <w:r>
+        <w:t xml:space="preserve"> </w:t>
+      </w:r>
+      <w:r>
+        <w:t xml:space="preserve">only to between 0.003 and 0.006. The observation does fall inside the bounded-groups interval, but only through the wide upper tail of an interval estimated from 30 runs, between 7 and 23 percent of which reach the observed value. Part of the reason the boundary raises</w:t>
+      </w:r>
+      <w:r>
+        <w:t xml:space="preserve"> </w:t>
+      </w:r>
+      <m:oMath>
+        <m:sSub>
+          <m:e>
+            <m:r>
+              <m:t>F</m:t>
+            </m:r>
+          </m:e>
+          <m:sub>
+            <m:r>
+              <m:t>S</m:t>
+            </m:r>
+            <m:r>
+              <m:t>T</m:t>
+            </m:r>
+          </m:sub>
+        </m:sSub>
+      </m:oMath>
+      <w:r>
+        <w:t xml:space="preserve"> </w:t>
+      </w:r>
+      <w:r>
+        <w:t xml:space="preserve">so little is a feature of the model itself. Innovation drawn from the regional pooled profile is itself region-wide, so no boundary interrupts it and this model family understates what a boundary would do.</w:t>
+      </w:r>
+    </w:p>
+    <w:p>
+      <w:pPr>
+        <w:pStyle w:val="BodyText"/>
+      </w:pPr>
+      <w:r>
+        <w:t xml:space="preserve">So the excess over drift is not evidence for bounded groups, because the model built to represent bounded groups does not produce it either. A drift model fitted to the assemblages’ own diversity leaves their between-cluster differentiation unexplained by about a factor of six at the median, and restricted copying, as we model it, accounts for only a small part of that difference. The two comparisons together do not select between the processes. They identify something in the record that neither of our models reproduces. The positive control therefore certifies neither side. An earlier, uncalibrated version of this comparison reached the opposite conclusion because it ran at nearly twice the observed diversity, which made its drift distributions too wide. The sensitivity checks around the calibrated parameter combination are in the Supplemental Text.</w:t>
+      </w:r>
+    </w:p>
+    <w:p>
+      <w:pPr>
+        <w:pStyle w:val="BodyText"/>
+      </w:pPr>
+      <w:r>
+        <w:t xml:space="preserve">A partition-free model gives the same verdict from a different direction (Supplemental Text). Treating decorated-class composition as a continuous spatial field over the assemblage coordinates, with a separate term for whatever is specific to each site, the model attributes 96 percent of assemblage-level compositional variance to the spatial field (95 percent credible interval 0.90 to 0.99). Almost nothing is left as the site-specific character that bounded interaction groups would produce. Without containing any groups, the field reproduces the observed between-cluster</w:t>
+      </w:r>
+      <w:r>
+        <w:t xml:space="preserve"> </w:t>
+      </w:r>
+      <m:oMath>
+        <m:sSub>
+          <m:e>
+            <m:r>
+              <m:t>F</m:t>
+            </m:r>
+          </m:e>
+          <m:sub>
+            <m:r>
+              <m:t>S</m:t>
+            </m:r>
+            <m:r>
+              <m:t>T</m:t>
+            </m:r>
+          </m:sub>
+        </m:sSub>
+      </m:oMath>
+      <w:r>
+        <w:t xml:space="preserve">, the distance decay of similarity, and the spread of within-assemblage diversity, but it describes the pattern rather than the process that made it. Field model and drift model therefore answer different questions. The field says the record is spatially continuous with no group residual, and the drift comparison says that the simplest neutral mechanism does not produce that continuity at the observed strength. The between-cluster</w:t>
+      </w:r>
+      <w:r>
+        <w:t xml:space="preserve"> </w:t>
+      </w:r>
+      <m:oMath>
+        <m:sSub>
+          <m:e>
+            <m:r>
+              <m:t>F</m:t>
+            </m:r>
+          </m:e>
+          <m:sub>
+            <m:r>
+              <m:t>S</m:t>
+            </m:r>
+            <m:r>
+              <m:t>T</m:t>
+            </m:r>
+          </m:sub>
+        </m:sSub>
+      </m:oMath>
+      <w:r>
+        <w:t xml:space="preserve"> </w:t>
+      </w:r>
+      <w:r>
+        <w:t xml:space="preserve">itself depends on how finely the basin is divided, rising from 0.0147 at two clusters to 0.0347 at six, though not on which particular division is drawn at a given grain (Supplemental Text).</w:t>
+      </w:r>
+    </w:p>
+    <w:bookmarkStart w:id="147" w:name="X38a0c6a9c650c3c6e71b804c682fc2a3dc35e63"/>
+    <w:p>
+      <w:pPr>
+        <w:pStyle w:val="Heading3"/>
+      </w:pPr>
+      <w:r>
+        <w:t xml:space="preserve">Relaxing four assumptions of the drift model</w:t>
+      </w:r>
+    </w:p>
+    <w:p>
+      <w:pPr>
+        <w:pStyle w:val="FirstParagraph"/>
+      </w:pPr>
+      <w:r>
+        <w:t xml:space="preserve">The differentiation that neither of our models reproduces is a target for testing rather than only a caveat. The drift model makes four simplifying assumptions that could produce it. It gives every site the same number of learners, lets copying fall off exponentially with river distance, accumulates every deposit over the same span, and draws innovation from one region-wide pool. Each can be relaxed with the methods already in place. In every case we ask not merely whether relaxing the assumption raises differentiation, but whether it raises it while the assemblages’ diversity stays matched. A model that reaches the observed</w:t>
+      </w:r>
+      <w:r>
+        <w:t xml:space="preserve"> </w:t>
+      </w:r>
+      <m:oMath>
+        <m:sSub>
+          <m:e>
+            <m:r>
+              <m:t>F</m:t>
+            </m:r>
+          </m:e>
+          <m:sub>
+            <m:r>
+              <m:t>S</m:t>
+            </m:r>
+            <m:r>
+              <m:t>T</m:t>
+            </m:r>
+          </m:sub>
+        </m:sSub>
+      </m:oMath>
+      <w:r>
+        <w:t xml:space="preserve"> </w:t>
+      </w:r>
+      <w:r>
+        <w:t xml:space="preserve">only by giving up that match fits one quantity at the expense of the other, rather than accounting for both. We call the size of the miss the</w:t>
+      </w:r>
+      <w:r>
+        <w:t xml:space="preserve"> </w:t>
+      </w:r>
+      <w:r>
+        <w:rPr>
+          <w:i/>
+          <w:iCs/>
+        </w:rPr>
+        <w:t xml:space="preserve">shortfall</w:t>
+      </w:r>
+      <w:r>
+        <w:t xml:space="preserve">, the observed</w:t>
+      </w:r>
+      <w:r>
+        <w:t xml:space="preserve"> </w:t>
+      </w:r>
+      <m:oMath>
+        <m:sSub>
+          <m:e>
+            <m:r>
+              <m:t>F</m:t>
+            </m:r>
+          </m:e>
+          <m:sub>
+            <m:r>
+              <m:t>S</m:t>
+            </m:r>
+            <m:r>
+              <m:t>T</m:t>
+            </m:r>
+          </m:sub>
+        </m:sSub>
+      </m:oMath>
+      <w:r>
+        <w:t xml:space="preserve"> </w:t>
+      </w:r>
+      <w:r>
+        <w:t xml:space="preserve">divided by the model’s median. Calibrated drift, at 0.003 against the observed 0.018, falls short by about sixfold. Table 2 collects every account this paper tests, the two interpretations of the phase, the bounded-groups model, and the four relaxed assumptions. The grids and their diagnostics are in the Supplemental Text.</w:t>
+      </w:r>
+    </w:p>
+    <w:p>
+      <w:pPr>
+        <w:pStyle w:val="BodyText"/>
+      </w:pPr>
+      <w:r>
+        <w:t xml:space="preserve">Three of the four fail, and they fail in the same way. Each raises differentiation only at the cost of the fit to the assemblages’ diversity. Unequal site populations were the obvious candidate, because small settlements drift faster toward idiosyncratic repertoires. Inequality does raise differentiation about fivefold. But it also lowers the average population that governs drift, so drift runs faster everywhere and within-assemblage diversity falls below what the record shows. At the inequality the settlement record itself suggests, the model still falls short by a factor of two to three. Transport geography comes closer but does not arrive. We varied the distance metric, the interaction length, and the shape of the decay itself, since an exponential fall-off is an assumption rather than a measurement. Straight-line distance is worse than river distance at every length, which supports the metric we use. The best case, a Gaussian decay, narrows the shortfall from sixfold to 1.8, but only by losing the diversity fit and only at an interaction length of about 6 kilometers on a drainage spanning 128 kilometers. That is not a free parameter being tuned but a claim about how far potters copied, and one the settlement pattern makes hard to credit. No diversity-matched combination of metric, length, or decay shape reaches the observed differentiation, and accumulation spans that differ among deposits barely move the statistic at all.</w:t>
+      </w:r>
+    </w:p>
+    <w:p>
+      <w:pPr>
+        <w:pStyle w:val="BodyText"/>
+      </w:pPr>
+      <w:r>
+        <w:t xml:space="preserve">The fourth assumption is the one that matters. When innovation respects group boundaries, so that each spatial cluster draws new variants from its own profile rather than from a region-wide pool, a weak boundary is enough. At a permuted fraction of 0.25, meaning that a quarter of the classes are reassigned within each cluster’s innovation profile, the model returns a between-cluster</w:t>
+      </w:r>
+      <w:r>
+        <w:t xml:space="preserve"> </w:t>
+      </w:r>
+      <m:oMath>
+        <m:sSub>
+          <m:e>
+            <m:r>
+              <m:t>F</m:t>
+            </m:r>
+          </m:e>
+          <m:sub>
+            <m:r>
+              <m:t>S</m:t>
+            </m:r>
+            <m:r>
+              <m:t>T</m:t>
+            </m:r>
+          </m:sub>
+        </m:sSub>
+      </m:oMath>
+      <w:r>
+        <w:t xml:space="preserve"> </w:t>
+      </w:r>
+      <w:r>
+        <w:t xml:space="preserve">of 0.016 against the observed 0.018, with within-assemblage diversity, class richness and pooled diversity all inside the calibration’s tolerance. It is the only one of the four that changes what innovation does rather than how fast drift runs, which is why it raises differentiation without disturbing diversity. This model is still a drift model. Nothing in it restricts who copies whom, and no boundary interrupts copying anywhere. The single change is that new styles arise locally rather than at the same rates across the whole basin. It is also the assumption our own comparison was least equipped to question, since drawing innovation from the regional profile gives both the drift and the bounded-groups model a source of new variants that no boundary interrupts.</w:t>
+      </w:r>
+    </w:p>
+    <w:p>
+      <w:pPr>
+        <w:pStyle w:val="BodyText"/>
+      </w:pPr>
+      <w:r>
+        <w:rPr>
+          <w:b/>
+          <w:bCs/>
+        </w:rPr>
+        <w:t xml:space="preserve">Table 2.</w:t>
+      </w:r>
+      <w:r>
+        <w:t xml:space="preserve"> </w:t>
+      </w:r>
+      <w:r>
+        <w:t xml:space="preserve">Every account of the St. Francis basin pattern that this paper tests, what each predicts, and how it fared. The first two rows are the competing interpretations of the phase itself. The remaining five are candidate explanations for what the calibrated drift model leaves over. The standard for the last four rows is the same throughout, and is stated in the text above. Relaxing an assumption closes the shortfall only if it reaches the observed between-cluster</w:t>
+      </w:r>
+      <w:r>
+        <w:t xml:space="preserve"> </w:t>
+      </w:r>
+      <m:oMath>
+        <m:sSub>
+          <m:e>
+            <m:r>
+              <m:t>F</m:t>
+            </m:r>
+          </m:e>
+          <m:sub>
+            <m:r>
+              <m:t>S</m:t>
+            </m:r>
+            <m:r>
+              <m:t>T</m:t>
+            </m:r>
+          </m:sub>
+        </m:sSub>
+      </m:oMath>
+      <w:r>
+        <w:t xml:space="preserve"> </w:t>
+      </w:r>
+      <w:r>
+        <w:t xml:space="preserve">of 0.018</w:t>
+      </w:r>
+      <w:r>
+        <w:t xml:space="preserve"> </w:t>
+      </w:r>
+      <w:r>
+        <w:rPr>
+          <w:i/>
+          <w:iCs/>
+        </w:rPr>
+        <w:t xml:space="preserve">and</w:t>
+      </w:r>
+      <w:r>
+        <w:t xml:space="preserve"> </w:t>
+      </w:r>
+      <w:r>
+        <w:t xml:space="preserve">keeps all three within-assemblage diversity summaries inside the calibration’s 10 percent tolerance. Full grids, settings and diagnostics are in the Supplemental Text.</w:t>
+      </w:r>
+    </w:p>
+    <w:tbl>
+      <w:tblPr>
+        <w:tblStyle w:val="Table"/>
+        <w:tblW w:type="pct" w:w="5000"/>
+        <w:tblLayout w:type="fixed"/>
+        <w:tblLook w:firstRow="1" w:lastRow="0" w:firstColumn="0" w:lastColumn="0" w:noHBand="0" w:noVBand="0" w:val="0020"/>
+      </w:tblPr>
+      <w:tblGrid>
+        <w:gridCol w:w="1980"/>
+        <w:gridCol w:w="1980"/>
+        <w:gridCol w:w="1980"/>
+        <w:gridCol w:w="1980"/>
+      </w:tblGrid>
+      <w:tr>
+        <w:trPr>
+          <w:tblHeader w:val="on"/>
+        </w:trPr>
+        <w:tc>
+          <w:tcPr/>
+          <w:p>
+            <w:pPr>
+              <w:pStyle w:val="Compact"/>
+            </w:pPr>
+            <w:r>
+              <w:t xml:space="preserve">Account</w:t>
+            </w:r>
+          </w:p>
+        </w:tc>
+        <w:tc>
+          <w:tcPr/>
+          <w:p>
+            <w:pPr>
+              <w:pStyle w:val="Compact"/>
+            </w:pPr>
+            <w:r>
+              <w:t xml:space="preserve">What it predicts</w:t>
+            </w:r>
+          </w:p>
+        </w:tc>
+        <w:tc>
+          <w:tcPr/>
+          <w:p>
+            <w:pPr>
+              <w:pStyle w:val="Compact"/>
+            </w:pPr>
+            <w:r>
+              <w:t xml:space="preserve">How tested</w:t>
+            </w:r>
+          </w:p>
+        </w:tc>
+        <w:tc>
+          <w:tcPr/>
+          <w:p>
+            <w:pPr>
+              <w:pStyle w:val="Compact"/>
+            </w:pPr>
+            <w:r>
+              <w:t xml:space="preserve">Outcome</w:t>
+            </w:r>
+          </w:p>
+        </w:tc>
+      </w:tr>
+      <w:tr>
+        <w:tc>
+          <w:tcPr/>
+          <w:p>
+            <w:pPr>
+              <w:pStyle w:val="Compact"/>
+            </w:pPr>
+            <w:r>
+              <w:t xml:space="preserve">The phase is a bounded interaction group</w:t>
+            </w:r>
+          </w:p>
+        </w:tc>
+        <w:tc>
+          <w:tcPr/>
+          <w:p>
+            <w:pPr>
+              <w:pStyle w:val="Compact"/>
+            </w:pPr>
+            <w:r>
+              <w:t xml:space="preserve">All four signatures move together; between-group divergence rises along the sequence</w:t>
+            </w:r>
+          </w:p>
+        </w:tc>
+        <w:tc>
+          <w:tcPr/>
+          <w:p>
+            <w:pPr>
+              <w:pStyle w:val="Compact"/>
+            </w:pPr>
+            <w:r>
+              <w:t xml:space="preserve">Record-matched recovery experiment, then the empirical four-signature trajectory (Figures 5, 6)</w:t>
+            </w:r>
+          </w:p>
+        </w:tc>
+        <w:tc>
+          <w:tcPr/>
+          <w:p>
+            <w:pPr>
+              <w:pStyle w:val="Compact"/>
+            </w:pPr>
+            <w:r>
+              <w:rPr>
+                <w:b/>
+                <w:bCs/>
+              </w:rPr>
+              <w:t xml:space="preserve">Not supported.</w:t>
+            </w:r>
+            <w:r>
+              <w:t xml:space="preserve"> </w:t>
+            </w:r>
+            <w:r>
+              <w:t xml:space="preserve">Only cultural</w:t>
+            </w:r>
+            <w:r>
+              <w:t xml:space="preserve"> </w:t>
+            </w:r>
+            <m:oMath>
+              <m:sSub>
+                <m:e>
+                  <m:r>
+                    <m:t>F</m:t>
+                  </m:r>
+                </m:e>
+                <m:sub>
+                  <m:r>
+                    <m:t>S</m:t>
+                  </m:r>
+                  <m:r>
+                    <m:t>T</m:t>
+                  </m:r>
+                </m:sub>
+              </m:sSub>
+            </m:oMath>
+            <w:r>
+              <w:t xml:space="preserve"> </w:t>
+            </w:r>
+            <w:r>
+              <w:t xml:space="preserve">is recoverable at this resolution, and its size-controlled trend is +0.027 against a draw-to-draw spread of -0.30 to +0.60</w:t>
+            </w:r>
+          </w:p>
+        </w:tc>
+      </w:tr>
+      <w:tr>
+        <w:tc>
+          <w:tcPr/>
+          <w:p>
+            <w:pPr>
+              <w:pStyle w:val="Compact"/>
+            </w:pPr>
+            <w:r>
+              <w:t xml:space="preserve">Spatially structured drift, simplest form, with new styles arising at the same rates everywhere</w:t>
+            </w:r>
+          </w:p>
+        </w:tc>
+        <w:tc>
+          <w:tcPr/>
+          <w:p>
+            <w:pPr>
+              <w:pStyle w:val="Compact"/>
+            </w:pPr>
+            <w:r>
+              <w:t xml:space="preserve">Observed clustering, distance decay, and within-assemblage diversity, with between-cluster</w:t>
+            </w:r>
+            <w:r>
+              <w:t xml:space="preserve"> </w:t>
+            </w:r>
+            <m:oMath>
+              <m:sSub>
+                <m:e>
+                  <m:r>
+                    <m:t>F</m:t>
+                  </m:r>
+                </m:e>
+                <m:sub>
+                  <m:r>
+                    <m:t>S</m:t>
+                  </m:r>
+                  <m:r>
+                    <m:t>T</m:t>
+                  </m:r>
+                </m:sub>
+              </m:sSub>
+            </m:oMath>
+            <w:r>
+              <w:t xml:space="preserve"> </w:t>
+            </w:r>
+            <w:r>
+              <w:t xml:space="preserve">inside the drift interval</w:t>
+            </w:r>
+          </w:p>
+        </w:tc>
+        <w:tc>
+          <w:tcPr/>
+          <w:p>
+            <w:pPr>
+              <w:pStyle w:val="Compact"/>
+            </w:pPr>
+            <w:r>
+              <w:t xml:space="preserve">Finite-population network drift on the real geography, calibrated to the assemblages’ own diversity (Figure S2)</w:t>
+            </w:r>
+          </w:p>
+        </w:tc>
+        <w:tc>
+          <w:tcPr/>
+          <w:p>
+            <w:pPr>
+              <w:pStyle w:val="Compact"/>
+            </w:pPr>
+            <w:r>
+              <w:rPr>
+                <w:b/>
+                <w:bCs/>
+              </w:rPr>
+              <w:t xml:space="preserve">Partly supported.</w:t>
+            </w:r>
+            <w:r>
+              <w:t xml:space="preserve"> </w:t>
+            </w:r>
+            <w:r>
+              <w:t xml:space="preserve">Reproduces diversity and distance decay; underpredicts between-cluster</w:t>
+            </w:r>
+            <w:r>
+              <w:t xml:space="preserve"> </w:t>
+            </w:r>
+            <m:oMath>
+              <m:sSub>
+                <m:e>
+                  <m:r>
+                    <m:t>F</m:t>
+                  </m:r>
+                </m:e>
+                <m:sub>
+                  <m:r>
+                    <m:t>S</m:t>
+                  </m:r>
+                  <m:r>
+                    <m:t>T</m:t>
+                  </m:r>
+                </m:sub>
+              </m:sSub>
+            </m:oMath>
+            <w:r>
+              <w:t xml:space="preserve"> </w:t>
+            </w:r>
+            <w:r>
+              <w:t xml:space="preserve">by about sixfold (0.003 against 0.018)</w:t>
+            </w:r>
+          </w:p>
+        </w:tc>
+      </w:tr>
+      <w:tr>
+        <w:tc>
+          <w:tcPr/>
+          <w:p>
+            <w:pPr>
+              <w:pStyle w:val="Compact"/>
+            </w:pPr>
+            <w:r>
+              <w:t xml:space="preserve">Restricted copying across group boundaries</w:t>
+            </w:r>
+          </w:p>
+        </w:tc>
+        <w:tc>
+          <w:tcPr/>
+          <w:p>
+            <w:pPr>
+              <w:pStyle w:val="Compact"/>
+            </w:pPr>
+            <w:r>
+              <w:t xml:space="preserve">Raised between-cluster</w:t>
+            </w:r>
+            <w:r>
+              <w:t xml:space="preserve"> </w:t>
+            </w:r>
+            <m:oMath>
+              <m:sSub>
+                <m:e>
+                  <m:r>
+                    <m:t>F</m:t>
+                  </m:r>
+                </m:e>
+                <m:sub>
+                  <m:r>
+                    <m:t>S</m:t>
+                  </m:r>
+                  <m:r>
+                    <m:t>T</m:t>
+                  </m:r>
+                </m:sub>
+              </m:sSub>
+            </m:oMath>
+            <w:r>
+              <w:t xml:space="preserve"> </w:t>
+            </w:r>
+            <w:r>
+              <w:t xml:space="preserve">at the calibrated rates</w:t>
+            </w:r>
+          </w:p>
+        </w:tc>
+        <w:tc>
+          <w:tcPr/>
+          <w:p>
+            <w:pPr>
+              <w:pStyle w:val="Compact"/>
+            </w:pPr>
+            <w:r>
+              <w:t xml:space="preserve">Same model with cross-boundary copying multiplied by 0.5, 0.1, and 0.03 (Figure S2)</w:t>
+            </w:r>
+          </w:p>
+        </w:tc>
+        <w:tc>
+          <w:tcPr/>
+          <w:p>
+            <w:pPr>
+              <w:pStyle w:val="Compact"/>
+            </w:pPr>
+            <w:r>
+              <w:rPr>
+                <w:b/>
+                <w:bCs/>
+              </w:rPr>
+              <w:t xml:space="preserve">Not supported.</w:t>
+            </w:r>
+            <w:r>
+              <w:t xml:space="preserve"> </w:t>
+            </w:r>
+            <w:r>
+              <w:t xml:space="preserve">Median</w:t>
+            </w:r>
+            <w:r>
+              <w:t xml:space="preserve"> </w:t>
+            </w:r>
+            <m:oMath>
+              <m:sSub>
+                <m:e>
+                  <m:r>
+                    <m:t>F</m:t>
+                  </m:r>
+                </m:e>
+                <m:sub>
+                  <m:r>
+                    <m:t>S</m:t>
+                  </m:r>
+                  <m:r>
+                    <m:t>T</m:t>
+                  </m:r>
+                </m:sub>
+              </m:sSub>
+            </m:oMath>
+            <w:r>
+              <w:t xml:space="preserve"> </w:t>
+            </w:r>
+            <w:r>
+              <w:t xml:space="preserve">rises only to 0.003 to 0.006; the observation is reached only through the upper tail</w:t>
+            </w:r>
+          </w:p>
+        </w:tc>
+      </w:tr>
+      <w:tr>
+        <w:tc>
+          <w:tcPr/>
+          <w:p>
+            <w:pPr>
+              <w:pStyle w:val="Compact"/>
+            </w:pPr>
+            <w:r>
+              <w:t xml:space="preserve">Unequal site populations</w:t>
+            </w:r>
+          </w:p>
+        </w:tc>
+        <w:tc>
+          <w:tcPr/>
+          <w:p>
+            <w:pPr>
+              <w:pStyle w:val="Compact"/>
+            </w:pPr>
+            <w:r>
+              <w:t xml:space="preserve">Small settlements drift faster toward idiosyncratic repertoires, raising differentiation with no boundary</w:t>
+            </w:r>
+          </w:p>
+        </w:tc>
+        <w:tc>
+          <w:tcPr/>
+          <w:p>
+            <w:pPr>
+              <w:pStyle w:val="Compact"/>
+            </w:pPr>
+            <w:r>
+              <w:t xml:space="preserve">Per-site populations drawn lognormal, coefficient of variation 0 to 3, against the 0.9 to 1.6 bracket implied by mound height</w:t>
+            </w:r>
+          </w:p>
+        </w:tc>
+        <w:tc>
+          <w:tcPr/>
+          <w:p>
+            <w:pPr>
+              <w:pStyle w:val="Compact"/>
+            </w:pPr>
+            <w:r>
+              <w:rPr>
+                <w:b/>
+                <w:bCs/>
+              </w:rPr>
+              <w:t xml:space="preserve">Fails the standard.</w:t>
+            </w:r>
+            <w:r>
+              <w:t xml:space="preserve"> </w:t>
+            </w:r>
+            <m:oMath>
+              <m:sSub>
+                <m:e>
+                  <m:r>
+                    <m:t>F</m:t>
+                  </m:r>
+                </m:e>
+                <m:sub>
+                  <m:r>
+                    <m:t>S</m:t>
+                  </m:r>
+                  <m:r>
+                    <m:t>T</m:t>
+                  </m:r>
+                </m:sub>
+              </m:sSub>
+            </m:oMath>
+            <w:r>
+              <w:t xml:space="preserve"> </w:t>
+            </w:r>
+            <w:r>
+              <w:t xml:space="preserve">rises about fivefold, but the average population that governs drift falls with it, so within-assemblage diversity drops below the observed value; shortfall still two- to threefold at the mound-height bracket</w:t>
+            </w:r>
+          </w:p>
+        </w:tc>
+      </w:tr>
+      <w:tr>
+        <w:tc>
+          <w:tcPr/>
+          <w:p>
+            <w:pPr>
+              <w:pStyle w:val="Compact"/>
+            </w:pPr>
+            <w:r>
+              <w:t xml:space="preserve">A different transport geography</w:t>
+            </w:r>
+          </w:p>
+        </w:tc>
+        <w:tc>
+          <w:tcPr/>
+          <w:p>
+            <w:pPr>
+              <w:pStyle w:val="Compact"/>
+            </w:pPr>
+            <w:r>
+              <w:t xml:space="preserve">A copying kernel that isolates distant sites more would raise differentiation</w:t>
+            </w:r>
+          </w:p>
+        </w:tc>
+        <w:tc>
+          <w:tcPr/>
+          <w:p>
+            <w:pPr>
+              <w:pStyle w:val="Compact"/>
+            </w:pPr>
+            <w:r>
+              <w:t xml:space="preserve">Distance metric (river, straight-line), interaction length (6 to 96 km), and decay form (exponential, Gaussian, power law) all swept</w:t>
+            </w:r>
+          </w:p>
+        </w:tc>
+        <w:tc>
+          <w:tcPr/>
+          <w:p>
+            <w:pPr>
+              <w:pStyle w:val="Compact"/>
+            </w:pPr>
+            <w:r>
+              <w:rPr>
+                <w:b/>
+                <w:bCs/>
+              </w:rPr>
+              <w:t xml:space="preserve">Fails the standard.</w:t>
+            </w:r>
+            <w:r>
+              <w:t xml:space="preserve"> </w:t>
+            </w:r>
+            <w:r>
+              <w:t xml:space="preserve">The best cell, a Gaussian decay at 6 km, narrows the shortfall to 1.8-fold but breaks the diversity match; no diversity-matched parameter combination reaches the observation</w:t>
+            </w:r>
+          </w:p>
+        </w:tc>
+      </w:tr>
+      <w:tr>
+        <w:tc>
+          <w:tcPr/>
+          <w:p>
+            <w:pPr>
+              <w:pStyle w:val="Compact"/>
+            </w:pPr>
+            <w:r>
+              <w:t xml:space="preserve">Unequal accumulation spans</w:t>
+            </w:r>
+          </w:p>
+        </w:tc>
+        <w:tc>
+          <w:tcPr/>
+          <w:p>
+            <w:pPr>
+              <w:pStyle w:val="Compact"/>
+            </w:pPr>
+            <w:r>
+              <w:t xml:space="preserve">Deposits sampling narrow slices of the sequence look more distinct</w:t>
+            </w:r>
+          </w:p>
+        </w:tc>
+        <w:tc>
+          <w:tcPr/>
+          <w:p>
+            <w:pPr>
+              <w:pStyle w:val="Compact"/>
+            </w:pPr>
+            <w:r>
+              <w:t xml:space="preserve">Per-site accumulation windows drawn around a mean of eight slices, half-range 0 to 6</w:t>
+            </w:r>
+          </w:p>
+        </w:tc>
+        <w:tc>
+          <w:tcPr/>
+          <w:p>
+            <w:pPr>
+              <w:pStyle w:val="Compact"/>
+            </w:pPr>
+            <w:r>
+              <w:rPr>
+                <w:b/>
+                <w:bCs/>
+              </w:rPr>
+              <w:t xml:space="preserve">Fails the standard.</w:t>
+            </w:r>
+            <w:r>
+              <w:t xml:space="preserve"> </w:t>
+            </w:r>
+            <w:r>
+              <w:t xml:space="preserve">The median moves from 0.0031 to 0.0030; the statistic is essentially unaffected</w:t>
+            </w:r>
+          </w:p>
+        </w:tc>
+      </w:tr>
+      <w:tr>
+        <w:tc>
+          <w:tcPr/>
+          <w:p>
+            <w:pPr>
+              <w:pStyle w:val="Compact"/>
+            </w:pPr>
+            <w:r>
+              <w:t xml:space="preserve">A boundary in where new styles originated, still drift in every other respect</w:t>
+            </w:r>
+          </w:p>
+        </w:tc>
+        <w:tc>
+          <w:tcPr/>
+          <w:p>
+            <w:pPr>
+              <w:pStyle w:val="Compact"/>
+            </w:pPr>
+            <w:r>
+              <w:t xml:space="preserve">Raised differentiation with no change in the drift rate, so diversity is undisturbed</w:t>
+            </w:r>
+          </w:p>
+        </w:tc>
+        <w:tc>
+          <w:tcPr/>
+          <w:p>
+            <w:pPr>
+              <w:pStyle w:val="Compact"/>
+            </w:pPr>
+            <w:r>
+              <w:t xml:space="preserve">Each spatial cluster innovates from a random partial permutation of the regional class profile, permuted fraction 0 to 1</w:t>
+            </w:r>
+          </w:p>
+        </w:tc>
+        <w:tc>
+          <w:tcPr/>
+          <w:p>
+            <w:pPr>
+              <w:pStyle w:val="Compact"/>
+            </w:pPr>
+            <w:r>
+              <w:rPr>
+                <w:b/>
+                <w:bCs/>
+              </w:rPr>
+              <w:t xml:space="preserve">Meets the standard.</w:t>
+            </w:r>
+            <w:r>
+              <w:t xml:space="preserve"> </w:t>
+            </w:r>
+            <w:r>
+              <w:t xml:space="preserve">At permuted fractions of 0.25 and 0.3 the model gives</w:t>
+            </w:r>
+            <w:r>
+              <w:t xml:space="preserve"> </w:t>
+            </w:r>
+            <m:oMath>
+              <m:sSub>
+                <m:e>
+                  <m:r>
+                    <m:t>F</m:t>
+                  </m:r>
+                </m:e>
+                <m:sub>
+                  <m:r>
+                    <m:t>S</m:t>
+                  </m:r>
+                  <m:r>
+                    <m:t>T</m:t>
+                  </m:r>
+                </m:sub>
+              </m:sSub>
+            </m:oMath>
+            <w:r>
+              <w:t xml:space="preserve"> </w:t>
+            </w:r>
+            <w:r>
+              <w:t xml:space="preserve">0.016 and 0.019 against the observed 0.018, with all three diversity summaries matched and the misfit no worse than at a fraction of zero</w:t>
+            </w:r>
+          </w:p>
+        </w:tc>
+      </w:tr>
+    </w:tbl>
+    <w:p>
+      <w:pPr>
+        <w:pStyle w:val="BodyText"/>
+      </w:pPr>
+      <w:r>
+        <w:t xml:space="preserve">The seriation signature does not register closure as a trend at this record’s resolution (Figure 5), but the structure it returns still characterizes Parkin’s position directly. As described above, the deterministic method accepts an ordering only when every decorated class is at once unimodal and continuous. A set of assemblages drawn from one shared, drifting pool resolves under a single ordering, whereas learning partitioned among groups breaks into several mutually incompatible orderings</w:t>
+      </w:r>
+      <w:r>
+        <w:t xml:space="preserve"> </w:t>
+      </w:r>
+      <w:r>
+        <w:t xml:space="preserve">(Dunnell 1970; Lipo et al. 2015)</w:t>
+      </w:r>
+      <w:r>
+        <w:t xml:space="preserve">. The number of maximal co-seriable groups, the largest sets of assemblages that can share one valid ordering, together with the number of groups any one assemblage joins, measures fragmentation directly</w:t>
+      </w:r>
+      <w:r>
+        <w:t xml:space="preserve"> </w:t>
+      </w:r>
+      <w:r>
+        <w:t xml:space="preserve">(Lipo et al. 1997)</w:t>
+      </w:r>
+      <w:r>
+        <w:t xml:space="preserve">.</w:t>
+      </w:r>
+    </w:p>
+    <w:p>
+      <w:pPr>
+        <w:pStyle w:val="BodyText"/>
+      </w:pPr>
+      <w:r>
+        <w:t xml:space="preserve">On these analyses, Parkin joins several seriation orderings rather than belonging to one bounded community. Deterministic seriation of the basin assemblages returns a deeply fragmented structure dominated by bridging assemblages, not a single coherent ordering. At a continuity threshold of 0.1 it yields 35 maximal co-seriable groups with a maximum size of four, and 17 of the 29 assemblages belong to more than one group (Figure 7). The counts scale with the threshold. The fragmented, overlapping topology does not. That overlap is what distinguishes this from partitioned learning. Groups that had actually closed would give orderings that are incompatible</w:t>
+      </w:r>
+      <w:r>
+        <w:t xml:space="preserve"> </w:t>
+      </w:r>
+      <w:r>
+        <w:rPr>
+          <w:i/>
+          <w:iCs/>
+        </w:rPr>
+        <w:t xml:space="preserve">and</w:t>
+      </w:r>
+      <w:r>
+        <w:t xml:space="preserve"> </w:t>
+      </w:r>
+      <w:r>
+        <w:t xml:space="preserve">disjoint, whereas here most assemblages belong to several at once. The field is too continuous to resolve into one ordering, not a set of bounded traditions. Parkin is one of the bridge assemblages, a member of four groups and ranked eighth of 29, sitting across orderings rather than at the center of one. Lipo, Madsen, and Dunnell</w:t>
+      </w:r>
+      <w:r>
+        <w:t xml:space="preserve"> </w:t>
+      </w:r>
+      <w:r>
+        <w:t xml:space="preserve">(2015)</w:t>
+      </w:r>
+      <w:r>
+        <w:t xml:space="preserve"> </w:t>
+      </w:r>
+      <w:r>
+        <w:t xml:space="preserve">found the same position and interpreted it as a possible sign of incipient hierarchy. We interpret it as a place where interaction concentrated rather than the seat of a bounded group.</w:t>
       </w:r>
     </w:p>
     <w:p>
@@ -3303,14 +4500,14 @@
       <w:r>
         <w:drawing>
           <wp:inline>
-            <wp:extent cx="5334000" cy="3328756"/>
+            <wp:extent cx="5334000" cy="3664758"/>
             <wp:effectExtent b="0" l="0" r="0" t="0"/>
-            <wp:docPr descr="Figure 7. Settlement cross-check. Main panel: within-basin ranking of maximum mound height, the recorded, like-for-like field (Parkin’s mound area is under-coded as zero and is not used). Parkin has the tallest mound (23 ft, rank 1 of 55). The height distribution for the mounds is graded, with no gap separating it from the next centers (tallest-to-second ratio 1.0), indicating that Parkin is a prominent center rather than a redistributive apex. Inset: the proportion of sites with a mound, a defensive ditch, and St-Francis-type fortification across the basin set (n = 92)." title="" id="142" name="Picture"/>
+            <wp:docPr descr="Figure 7. Deterministic frequency-seriation (IDSS, the iterative deterministic seriation solution) structure of the basin assemblages. Left: the distribution of co-seriable group sizes, a deeply fragmented structure (35 maximal groups, maximum size four). Right: the most connected assemblages ranked by the number of groups they belong to, with Parkin highlighted as a bridge (member of 4 groups, ranked eighth of 29) that sits across orderings rather than at the center of one bounded community." title="" id="142" name="Picture"/>
             <a:graphic>
               <a:graphicData uri="http://schemas.openxmlformats.org/drawingml/2006/picture">
                 <pic:pic>
                   <pic:nvPicPr>
-                    <pic:cNvPr descr="../../figures/fig7_ranksize.png" id="143" name="Picture"/>
+                    <pic:cNvPr descr="../../figures/fig7_idss_structure.png" id="143" name="Picture"/>
                     <pic:cNvPicPr>
                       <a:picLocks noChangeArrowheads="1" noChangeAspect="1"/>
                     </pic:cNvPicPr>
@@ -3324,7 +4521,7 @@
                   <pic:spPr bwMode="auto">
                     <a:xfrm>
                       <a:off x="0" y="0"/>
-                      <a:ext cx="5334000" cy="3328756"/>
+                      <a:ext cx="5334000" cy="3664758"/>
                     </a:xfrm>
                     <a:prstGeom prst="rect">
                       <a:avLst/>
@@ -3358,34 +4555,7 @@
         <w:t xml:space="preserve"> </w:t>
       </w:r>
       <w:r>
-        <w:t xml:space="preserve">Settlement cross-check. Main panel: within-basin ranking of maximum mound height, the recorded, like-for-like field (Parkin’s mound area is under-coded as zero and is not used). Parkin has the tallest mound (23 ft, rank 1 of 55). The height distribution for the mounds is graded, with no gap separating it from the next centers (tallest-to-second ratio 1.0), indicating that Parkin is a prominent center rather than a redistributive apex. Inset: the proportion of sites with a mound, a defensive ditch, and St-Francis-type fortification across the basin set (n = 92).</w:t>
-      </w:r>
-    </w:p>
-    <w:bookmarkEnd w:id="144"/>
-    <w:bookmarkStart w:id="157" w:name="discussion"/>
-    <w:p>
-      <w:pPr>
-        <w:pStyle w:val="Heading2"/>
-      </w:pPr>
-      <w:r>
-        <w:t xml:space="preserve">Discussion</w:t>
-      </w:r>
-    </w:p>
-    <w:p>
-      <w:pPr>
-        <w:pStyle w:val="FirstParagraph"/>
-      </w:pPr>
-      <w:r>
-        <w:t xml:space="preserve">The three lines of evidence converge on a single conclusion. The Parkin phase is not a bounded interaction group, and Parkin is not the capital of a polity. Within the St. Francis basin, Parkin is the largest and most monumentally elaborated center. Yet, its decorated-ceramic record shows no closure of interaction into bounded groups, and the structure present is reproduced by neutral drift across the basin’s geography. In contrast, a bounded-groups process would have left a far sharper signature. The settlement and exchange records say the same. Neither the graded mound distribution nor the decentralized chert-hoe economy shows the centralization a polity requires</w:t>
-      </w:r>
-      <w:r>
-        <w:t xml:space="preserve"> </w:t>
-      </w:r>
-      <w:r>
-        <w:t xml:space="preserve">(Cobb 2000)</w:t>
-      </w:r>
-      <w:r>
-        <w:t xml:space="preserve">. The exchange evidence is regional rather than basin-internal, so we read it as consistent with, not proof of, decentralization at Parkin.</w:t>
+        <w:t xml:space="preserve">Deterministic frequency-seriation (IDSS, the iterative deterministic seriation solution) structure of the basin assemblages. Left: the distribution of co-seriable group sizes, a deeply fragmented structure (35 maximal groups, maximum size four). Right: the most connected assemblages ranked by the number of groups they belong to, with Parkin highlighted as a bridge (member of 4 groups, ranked eighth of 29) that sits across orderings rather than at the center of one bounded community.</w:t>
       </w:r>
     </w:p>
     <w:p>
@@ -3393,158 +4563,16 @@
         <w:pStyle w:val="BodyText"/>
       </w:pPr>
       <w:r>
-        <w:t xml:space="preserve">We are explicit about the scope of the ceramic claim. The transmission analysis bears on whether interaction closes into bounded, like-with-like groups, not on group-level fitness differences or a new unit of selection</w:t>
-      </w:r>
-      <w:r>
-        <w:t xml:space="preserve"> </w:t>
-      </w:r>
-      <w:r>
-        <w:t xml:space="preserve">(Richerson et al. 2016)</w:t>
-      </w:r>
-      <w:r>
-        <w:t xml:space="preserve">, which assemblage data cannot address. It likewise does not isolate demographic structure, which can shape assemblage diversity independently of any closure of interaction</w:t>
-      </w:r>
-      <w:r>
-        <w:t xml:space="preserve"> </w:t>
-      </w:r>
-      <w:r>
-        <w:t xml:space="preserve">(Henrich 2004; Powell et al. 2009)</w:t>
-      </w:r>
-      <w:r>
-        <w:t xml:space="preserve">. The phase is built on a single observation, that assemblages resemble their near neighbors more than their distant ones, and that pattern is exactly what spatially structured drift produces on its own. At the scale at which the phase is drawn, it therefore marks continuous interaction shaped by geography rather than a bounded society. Parkin’s ceremonial and demographic prominence was real. The polity that prominence is taken to imply is not in the transmission record. An independent precedent for this decoupling appears in the region’s own ethnohistory. The best-documented Mississippian paramountcy, the sixteenth-century province of Coosa, spanned two ceramic traditions and site clusters that were separable at the phase level, so what bound them together was political affiliation rather than shared decorated style</w:t>
-      </w:r>
-      <w:r>
-        <w:t xml:space="preserve"> </w:t>
-      </w:r>
-      <w:r>
-        <w:t xml:space="preserve">(Anderson 1996:250–251)</w:t>
-      </w:r>
-      <w:r>
-        <w:t xml:space="preserve">. A known polity need not coincide with a single ceramic phase, and the converse inference, from one phase to one polity, carries no warrant on its own. This interpretation is not foreign to the lower Mississippi Valley literature either. In the standard regional synthesis, McNutt</w:t>
-      </w:r>
-      <w:r>
-        <w:t xml:space="preserve"> </w:t>
-      </w:r>
-      <w:r>
-        <w:t xml:space="preserve">(1996:250)</w:t>
-      </w:r>
-      <w:r>
-        <w:t xml:space="preserve"> </w:t>
-      </w:r>
-      <w:r>
-        <w:t xml:space="preserve">characterized the distinctions among the late Mississippian phases as little more than local elaborations, ceramic drift, on a single shared pottery complex.</w:t>
-      </w:r>
-    </w:p>
-    <w:p>
-      <w:pPr>
-        <w:pStyle w:val="BodyText"/>
-      </w:pPr>
-      <w:r>
-        <w:t xml:space="preserve">That characterization can be made constructive rather than merely consistent with the data. Run the finite-population network-drift model forward on the real configuration of the assemblages, with copying that decays with along-waterway distance and no boundary imposed, and the structure that the phase concept interprets as a society reappears on its own</w:t>
-      </w:r>
-      <w:r>
-        <w:t xml:space="preserve"> </w:t>
-      </w:r>
-      <w:r>
-        <w:t xml:space="preserve">(Lipo et al. 2021)</w:t>
-      </w:r>
-      <w:r>
-        <w:t xml:space="preserve">. Across the 55 decorated assemblages of the wider lower Mississippi Valley, the model repeatedly produces a few spatially coherent, phase-like groups (Figure 8). The deposits are not contemporaneous, which is why they can be seriated at all and why some carry more of the late classes than others, so each synthetic assemblage is drawn time-transgressively at the run-time that matches its seriation position. Holding time fixed to isolate the spatial signal, drift yields two to five groups, the number of which increases with geographic extent. Restoring the staggered deposition ages collapses the count into two time-defined groups because assemblages sampled at different points in the sequence carry different repertoires. Either way, the number of drift-generated groups falls well short of the seven named phases the regional scheme draws across the same assemblages. The between-group cultural</w:t>
-      </w:r>
-      <w:r>
-        <w:t xml:space="preserve"> </w:t>
-      </w:r>
-      <m:oMath>
-        <m:sSub>
-          <m:e>
-            <m:r>
-              <m:t>F</m:t>
-            </m:r>
-          </m:e>
-          <m:sub>
-            <m:r>
-              <m:t>S</m:t>
-            </m:r>
-            <m:r>
-              <m:t>T</m:t>
-            </m:r>
-          </m:sub>
-        </m:sSub>
-      </m:oMath>
-      <w:r>
-        <w:t xml:space="preserve"> </w:t>
-      </w:r>
-      <w:r>
-        <w:t xml:space="preserve">of those groups settles at the observed level rather than the higher value a bounded group would leave. The named phases subdivide the valley more finely than the transmission structure supports. Where culture history draws seven bounded societies, drift on the geography yields at most a handful of coherent groupings, so most of the phase boundaries mark divisions that a continuous interaction field does not carry. Whether any single named phase exceeds this drift expectation is a question we can now pose one phase at a time. That structure, rather than population size, governs how drift partitions diversity in finite populations is well established, and a localized neutral process is easily mistaken for biased transmission when diversity is read at face value</w:t>
-      </w:r>
-      <w:r>
-        <w:t xml:space="preserve"> </w:t>
-      </w:r>
-      <w:r>
-        <w:t xml:space="preserve">(Barton 1996; Premo 2016; Premo and Scholnick 2011; Schneider et al. 2016)</w:t>
-      </w:r>
-      <w:r>
-        <w:t xml:space="preserve">. The result is not contingent on a tuned parameter set. Across hundreds of runs that spanned a grid of interaction length, between-node mixing, and innovation rate, two or more spatially coherent groups appear in all but one of the runs, and the between-group</w:t>
-      </w:r>
-      <w:r>
-        <w:t xml:space="preserve"> </w:t>
-      </w:r>
-      <m:oMath>
-        <m:sSub>
-          <m:e>
-            <m:r>
-              <m:t>F</m:t>
-            </m:r>
-          </m:e>
-          <m:sub>
-            <m:r>
-              <m:t>S</m:t>
-            </m:r>
-            <m:r>
-              <m:t>T</m:t>
-            </m:r>
-          </m:sub>
-        </m:sSub>
-      </m:oMath>
-      <w:r>
-        <w:t xml:space="preserve"> </w:t>
-      </w:r>
-      <w:r>
-        <w:t xml:space="preserve">sits at or below the observed value in 85 percent of them. The St. Francis basin that anchors this paper behaves the same way as a positive control (Figures S4 and S5).</w:t>
-      </w:r>
-    </w:p>
-    <w:p>
-      <w:pPr>
-        <w:pStyle w:val="BodyText"/>
-      </w:pPr>
-      <w:r>
-        <w:t xml:space="preserve">The same model lets the named phases be tested one at a time, in the culture historian’s own terms. Taking Parkin as the focal case, membership in its group is a probability rather than a fact. Across the 500 runs, each assemblage shares Parkin’s drift-detected group some fraction of the time, a graded field that falls off smoothly with river distance from Parkin rather than the bounded set a phase map implies (Figure 9A). The Parkin-phase assemblages do separate from the others by this measure. That separation is what drift predicts, because they lie near Parkin and so co-occur with it more than distant assemblages do (Figure 9B). The discriminating test, which we call the Parkin pull-out, is whether the between-group cultural</w:t>
-      </w:r>
-      <w:r>
-        <w:t xml:space="preserve"> </w:t>
-      </w:r>
-      <m:oMath>
-        <m:sSub>
-          <m:e>
-            <m:r>
-              <m:t>F</m:t>
-            </m:r>
-          </m:e>
-          <m:sub>
-            <m:r>
-              <m:t>S</m:t>
-            </m:r>
-            <m:r>
-              <m:t>T</m:t>
-            </m:r>
-          </m:sub>
-        </m:sSub>
-      </m:oMath>
-      <w:r>
-        <w:t xml:space="preserve"> </w:t>
-      </w:r>
-      <w:r>
-        <w:t xml:space="preserve">across the Parkin-versus-others partition exceeds the drift null. It sits at the extreme upper tail of the null and survives most single-site deletions. The contrast is nonetheless small. The null’s own tail extends beyond it, and time-averaging, which deflates between-group variance, is not modeled in the null (Figures 9C and 9D). It is at most a weak hint of structure beyond drift, not a demonstrated social boundary. Geography and time account entirely for the pattern, and the apparent groups are products of a single neutral process.</w:t>
+        <w:t xml:space="preserve">Parkin’s features set it apart, but its prominence sits within a graded distribution rather than standing above it as a redistributive apex. Parkin has the basin’s tallest platform mound, at 23 feet (7 m), first among the 55 basin sites with a recorded mound height (Figure 8). It does not hold that rank alone. A second site matches it at 23 feet, so the ratio of the tallest mound to the second tallest is exactly 1.0 and there is no gap at the top of the distribution at all. The settlement record thus shows a prominent center within a graded size distribution, not an administrative tier set above the rest</w:t>
+      </w:r>
+      <w:r>
+        <w:t xml:space="preserve"> </w:t>
+      </w:r>
+      <w:r>
+        <w:t xml:space="preserve">(Hally 1993, 1996)</w:t>
+      </w:r>
+      <w:r>
+        <w:t xml:space="preserve">, which is the same picture the transmission test returns (Figure 8).</w:t>
       </w:r>
     </w:p>
     <w:p>
@@ -3554,20 +4582,20 @@
       <w:r>
         <w:drawing>
           <wp:inline>
-            <wp:extent cx="5334000" cy="2824401"/>
+            <wp:extent cx="5334000" cy="3332419"/>
             <wp:effectExtent b="0" l="0" r="0" t="0"/>
-            <wp:docPr descr="Figure 8. Phase-like groups produced by neutral drift across the wider lower Mississippi Valley, with no bounded group imposed, summarized over 500 realizations. The finite-population network-drift model runs forward on the river-network geography of all 55 Mainfort-PFG decorated assemblages, and groups are detected as greedy-modularity communities on the Brainerd-Robinson similarity graph (Supplemental Text). In the model, each site copies decorated classes primarily from itself and, at a low rate, from other sites, with a probability that decays with river distance, while innovation turns the repertoire over through time; synthetic assemblages are sampled time-transgressively at each site’s seriation position and subsampled to match the observed counts. (A) Distribution of the number of groups across the 500 runs, under contemporaneous (pure-space) and time-transgressive sampling, with the seven named culture-historical phases and the observed cluster count marked. Pure spatial drift yields two to five groups, and the count grows with geographic extent; time-transgressive sampling collapses it toward two. Either way, drift produces far fewer groups than the seven named phases, so the phases subdivide the valley more finely than the transmission structure supports. (B) Between-group cultural F_{ST} across runs against the observed level (0.04); the observed differentiation sits at the upper edge of the contemporaneous-drift distribution, so drift reproduces it. Parameters are the positive-control corner (interaction length 24 river-km, mixing 0.02, innovation 0.012); the basin positive control and the parameter-grid robustness are in Figures S4 and S5." title="" id="146" name="Picture"/>
+            <wp:docPr descr="Figure 8. Settlement cross-check. Main panel: within-basin ranking of maximum mound height, the one field recorded in the same way for every site (Parkin’s mound area is recorded as zero, an undercount, so area is not used). Parkin has the tallest mound (23 ft, or 7 m), but one other site matches that height, so it is tied for first among the 55 basin sites with a recorded mound height. The height distribution is graded, with no gap separating Parkin from the next centers (tallest-to-second ratio 1.0), which marks Parkin as a prominent center rather than a redistributive apex. Inset: the proportion of sites with a mound, a defensive ditch, and St. Francis-type fortification across the basin set (n = 92)." title="" id="145" name="Picture"/>
             <a:graphic>
               <a:graphicData uri="http://schemas.openxmlformats.org/drawingml/2006/picture">
                 <pic:pic>
                   <pic:nvPicPr>
-                    <pic:cNvPr descr="../../figures/fig8_lmv_drift_groups.png" id="147" name="Picture"/>
+                    <pic:cNvPr descr="../../figures/fig8_ranksize.png" id="146" name="Picture"/>
                     <pic:cNvPicPr>
                       <a:picLocks noChangeArrowheads="1" noChangeAspect="1"/>
                     </pic:cNvPicPr>
                   </pic:nvPicPr>
                   <pic:blipFill>
-                    <a:blip r:embed="rId145"/>
+                    <a:blip r:embed="rId144"/>
                     <a:stretch>
                       <a:fillRect/>
                     </a:stretch>
@@ -3575,7 +4603,7 @@
                   <pic:spPr bwMode="auto">
                     <a:xfrm>
                       <a:off x="0" y="0"/>
-                      <a:ext cx="5334000" cy="2824401"/>
+                      <a:ext cx="5334000" cy="3332419"/>
                     </a:xfrm>
                     <a:prstGeom prst="rect">
                       <a:avLst/>
@@ -3609,7 +4637,276 @@
         <w:t xml:space="preserve"> </w:t>
       </w:r>
       <w:r>
-        <w:t xml:space="preserve">Phase-like groups produced by neutral drift across the wider lower Mississippi Valley, with no bounded group imposed, summarized over 500 realizations. The finite-population network-drift model runs forward on the river-network geography of all 55 Mainfort-PFG decorated assemblages, and groups are detected as greedy-modularity communities on the Brainerd-Robinson similarity graph (Supplemental Text). In the model, each site copies decorated classes primarily from itself and, at a low rate, from other sites, with a probability that decays with river distance, while innovation turns the repertoire over through time; synthetic assemblages are sampled time-transgressively at each site’s seriation position and subsampled to match the observed counts. (A) Distribution of the number of groups across the 500 runs, under contemporaneous (pure-space) and time-transgressive sampling, with the seven named culture-historical phases and the observed cluster count marked. Pure spatial drift yields two to five groups, and the count grows with geographic extent; time-transgressive sampling collapses it toward two. Either way, drift produces far fewer groups than the seven named phases, so the phases subdivide the valley more finely than the transmission structure supports. (B) Between-group cultural</w:t>
+        <w:t xml:space="preserve">Settlement cross-check. Main panel: within-basin ranking of maximum mound height, the one field recorded in the same way for every site (Parkin’s mound area is recorded as zero, an undercount, so area is not used). Parkin has the tallest mound (23 ft, or 7 m), but one other site matches that height, so it is tied for first among the 55 basin sites with a recorded mound height. The height distribution is graded, with no gap separating Parkin from the next centers (tallest-to-second ratio 1.0), which marks Parkin as a prominent center rather than a redistributive apex. Inset: the proportion of sites with a mound, a defensive ditch, and St. Francis-type fortification across the basin set (n = 92).</w:t>
+      </w:r>
+    </w:p>
+    <w:bookmarkEnd w:id="147"/>
+    <w:bookmarkEnd w:id="148"/>
+    <w:bookmarkStart w:id="149" w:name="discussion"/>
+    <w:p>
+      <w:pPr>
+        <w:pStyle w:val="Heading2"/>
+      </w:pPr>
+      <w:r>
+        <w:t xml:space="preserve">Discussion</w:t>
+      </w:r>
+    </w:p>
+    <w:p>
+      <w:pPr>
+        <w:pStyle w:val="FirstParagraph"/>
+      </w:pPr>
+      <w:r>
+        <w:t xml:space="preserve">The lines of evidence agree on what the Parkin record does not show and disagree on what explains what it does show. Within the St. Francis basin, Parkin is the largest center and the one with the most elaborate mound construction. Its decorated-ceramic record shows no closure of interaction at the resolution our recovery experiment establishes. The settlement and exchange records likewise show a graded organization rather than one with a single apex</w:t>
+      </w:r>
+      <w:r>
+        <w:t xml:space="preserve"> </w:t>
+      </w:r>
+      <w:r>
+        <w:t xml:space="preserve">(Cobb 2000)</w:t>
+      </w:r>
+      <w:r>
+        <w:t xml:space="preserve">. Because the exchange evidence comes from the region as a whole rather than from within the basin, we treat it as consistent with decentralization at Parkin rather than as proof of it.</w:t>
+      </w:r>
+    </w:p>
+    <w:p>
+      <w:pPr>
+        <w:pStyle w:val="BodyText"/>
+      </w:pPr>
+      <w:r>
+        <w:t xml:space="preserve">What the record does show, once the drift model is required to match the diversity within the assemblages themselves, is more differentiation between spatial clusters than the simplest form of spatially structured drift produces, and restricted copying, as we have modeled it, does not explain the difference either. Of the four assumptions we were able to relax, only one accounts for it, and it is not an assumption about who copied whom.</w:t>
+      </w:r>
+    </w:p>
+    <w:p>
+      <w:pPr>
+        <w:pStyle w:val="BodyText"/>
+      </w:pPr>
+      <w:r>
+        <w:t xml:space="preserve">It is worth being clear about what that result does and does not claim about the role of geography. The innovation boundary is itself geographic. The profiles follow the same spatial clusters everything else in this comparison is measured on, and nothing in it requires a social frontier. What the four tests separate is not geography from some other kind of explanation, but the process geography acts on. Acting on copying, through the distance over which potters learned from one another, geography does not reproduce the record. No metric, length or decay shape does so while the assemblages’ diversity is held. Acting on innovation, through where new variants first appeared, a weak spatial structure reproduces both at once. The record is spatially organized either way. What it appears not to be is spatially organized in the channel archaeology usually assumes.</w:t>
+      </w:r>
+    </w:p>
+    <w:p>
+      <w:pPr>
+        <w:pStyle w:val="BodyText"/>
+      </w:pPr>
+      <w:r>
+        <w:t xml:space="preserve">What that identifies is a mechanism the record is consistent with, not one it demonstrates. The group profiles in the test are random permutations of the regional profile, not the profiles the groups actually have. Using the latter would guarantee the result by construction. The individual realizations are also widely spread, so the agreement is between the model’s central tendency and the observation rather than between tight distributions. What can be said is narrower and still useful. Of the four assumptions we could relax, only a boundary in where new styles</w:t>
+      </w:r>
+      <w:r>
+        <w:t xml:space="preserve"> </w:t>
+      </w:r>
+      <w:r>
+        <w:rPr>
+          <w:i/>
+          <w:iCs/>
+        </w:rPr>
+        <w:t xml:space="preserve">originate</w:t>
+      </w:r>
+      <w:r>
+        <w:t xml:space="preserve"> </w:t>
+      </w:r>
+      <w:r>
+        <w:t xml:space="preserve">reproduces the record’s differentiation and its diversity at once. That points attention away from restricted copying, which the paper has already found little sign of, and toward the possibility that innovation itself was locally patterned.</w:t>
+      </w:r>
+    </w:p>
+    <w:p>
+      <w:pPr>
+        <w:pStyle w:val="BodyText"/>
+      </w:pPr>
+      <w:r>
+        <w:t xml:space="preserve">A drift model alone does not reproduce the phase pattern, and the transmission record does not identify bounded groups as its cause either. A partition-free field model finds almost none of the site-specific residual that bounded groups would leave, so the differentiation that calibrated drift underpredicts is spatially continuous rather than clustered into groups. It leaves the drift-versus-groups question open at the level of the basin, and it does not support interpreting the Parkin phase as a polity.</w:t>
+      </w:r>
+    </w:p>
+    <w:p>
+      <w:pPr>
+        <w:pStyle w:val="BodyText"/>
+      </w:pPr>
+      <w:r>
+        <w:t xml:space="preserve">The ceramic claim has a narrow scope. Our transmission analysis asks whether interaction closed into bounded, like-with-like groups. It does not ask about group-level fitness differences or a new unit of selection</w:t>
+      </w:r>
+      <w:r>
+        <w:t xml:space="preserve"> </w:t>
+      </w:r>
+      <w:r>
+        <w:t xml:space="preserve">(Richerson et al. 2016)</w:t>
+      </w:r>
+      <w:r>
+        <w:t xml:space="preserve">, because assemblage data cannot address those questions. Nor does it isolate demographic structure, which can shape assemblage diversity independently of any closure of interaction</w:t>
+      </w:r>
+      <w:r>
+        <w:t xml:space="preserve"> </w:t>
+      </w:r>
+      <w:r>
+        <w:t xml:space="preserve">(Henrich 2004; Powell et al. 2009)</w:t>
+      </w:r>
+      <w:r>
+        <w:t xml:space="preserve">.</w:t>
+      </w:r>
+    </w:p>
+    <w:p>
+      <w:pPr>
+        <w:pStyle w:val="BodyText"/>
+      </w:pPr>
+      <w:r>
+        <w:t xml:space="preserve">The phase rests on a single observation, that assemblages resemble their near neighbors more than their distant ones. Spatially structured drift produces a pattern of that shape on its own, with no bounded group anywhere, even though the drift model we calibrated does not match how strong the pattern is here. At the scale at which the phase is drawn, it marks continuous interaction shaped by geography rather than a bounded society. Parkin’s ceremonial and demographic prominence was real. The polity that prominence is taken to imply is not in the transmission record.</w:t>
+      </w:r>
+    </w:p>
+    <w:p>
+      <w:pPr>
+        <w:pStyle w:val="BodyText"/>
+      </w:pPr>
+      <w:r>
+        <w:t xml:space="preserve">The region’s own ethnohistory offers an independent precedent for separating polity from ceramic phase. Coosa, the best-documented Mississippian paramountcy, spanned two ceramic traditions and site clusters that were separable at the phase level. What bound them together was political affiliation rather than shared decorated style</w:t>
+      </w:r>
+      <w:r>
+        <w:t xml:space="preserve"> </w:t>
+      </w:r>
+      <w:r>
+        <w:t xml:space="preserve">(Anderson 1996:250–251)</w:t>
+      </w:r>
+      <w:r>
+        <w:t xml:space="preserve">. A known polity need not coincide with a single ceramic phase, and the converse inference, from one phase to one polity, carries no warrant on its own. Nor is this interpretation foreign to the regional literature. In the standard synthesis, McNutt</w:t>
+      </w:r>
+      <w:r>
+        <w:t xml:space="preserve"> </w:t>
+      </w:r>
+      <w:r>
+        <w:t xml:space="preserve">(1996:250)</w:t>
+      </w:r>
+      <w:r>
+        <w:t xml:space="preserve"> </w:t>
+      </w:r>
+      <w:r>
+        <w:t xml:space="preserve">characterized the distinctions among the late Mississippian phases as little more than local elaborations, ceramic drift, on a single shared pottery complex.</w:t>
+      </w:r>
+    </w:p>
+    <w:p>
+      <w:pPr>
+        <w:pStyle w:val="BodyText"/>
+      </w:pPr>
+      <w:r>
+        <w:t xml:space="preserve">That characterization can be tested directly, and the calibrated comparison reported above is the test. Run forward on the real configuration of the basin assemblages, with copying that decays with distance along the waterways and with no boundary imposed</w:t>
+      </w:r>
+      <w:r>
+        <w:t xml:space="preserve"> </w:t>
+      </w:r>
+      <w:r>
+        <w:t xml:space="preserve">(Lipo et al. 2021)</w:t>
+      </w:r>
+      <w:r>
+        <w:t xml:space="preserve">, the drift model reproduces the diversity within the assemblages and underpredicts the differentiation between the spatial clusters. Local elaboration on a shared complex is most of what the record looks like, but it is not all of it.</w:t>
+      </w:r>
+    </w:p>
+    <w:p>
+      <w:pPr>
+        <w:pStyle w:val="BodyText"/>
+      </w:pPr>
+      <w:r>
+        <w:t xml:space="preserve">The uncalibrated version of this experiment had placed the observed differentiation at the upper edge of the drift distribution. That version ran at a within-assemblage diversity far above the record’s, and its result was an artifact of the misfit. In finite populations, structure rather than population size governs how drift partitions diversity, and a localized neutral process is easily mistaken for biased transmission when diversity is taken at face value</w:t>
+      </w:r>
+      <w:r>
+        <w:t xml:space="preserve"> </w:t>
+      </w:r>
+      <w:r>
+        <w:t xml:space="preserve">(Barton 1996; Premo 2016; Premo and Scholnick 2011; Schneider et al. 2016)</w:t>
+      </w:r>
+      <w:r>
+        <w:t xml:space="preserve">. The converse also holds. A drift model taken at face value, without calibration, is easily credited with structure it cannot produce.</w:t>
+      </w:r>
+    </w:p>
+    <w:p>
+      <w:pPr>
+        <w:pStyle w:val="BodyText"/>
+      </w:pPr>
+      <w:r>
+        <w:t xml:space="preserve">The excess that remains is measured on the basin’s spatial clusters, not on the phase labels. Nothing in the comparison singles Parkin out. Its assemblages sit inside the same continuous field as the rest, and time-averaging is built into the null through the eight-slice accumulation window, so it cannot be invoked to discount the excess either.</w:t>
+      </w:r>
+    </w:p>
+    <w:p>
+      <w:pPr>
+        <w:pStyle w:val="BodyText"/>
+      </w:pPr>
+      <w:r>
+        <w:t xml:space="preserve">If any part of this evidence favored the emerging-chiefdom interpretation it would be this excess, though the model built to represent boundaries does not reproduce it either. Two further arguments have been offered for that interpretation. The most direct holds that Parkin sits on agriculturally poor soil and so must have drawn tribute from the productive villages around it</w:t>
+      </w:r>
+      <w:r>
+        <w:t xml:space="preserve"> </w:t>
+      </w:r>
+      <w:r>
+        <w:t xml:space="preserve">(Phyllis A. Morse 1990)</w:t>
+      </w:r>
+      <w:r>
+        <w:t xml:space="preserve">. That inference is specific and deserves credit, but it is circular. The tribute it concludes is the tribute it assumes, and Parkin’s position at the confluence of the St. Francis and Tyronza is explained as well by control of movement and communication as by extraction. The second points to skeletal evidence from the lower Mississippi (Yazoo) Delta rather than from the St. Francis basin, where people at a mound center had a better diet than people at a nearby satellite village</w:t>
+      </w:r>
+      <w:r>
+        <w:t xml:space="preserve"> </w:t>
+      </w:r>
+      <w:r>
+        <w:t xml:space="preserve">(Ross-Stallings 2017)</w:t>
+      </w:r>
+      <w:r>
+        <w:t xml:space="preserve">. That contrast is real but weak. The satellite sample numbers fourteen individuals, and health differences between two sites need not arise from an extractive hierarchy. Neither argument supplies the regional, structural signature that the drift-versus-groups comparison seeks and fails to find.</w:t>
+      </w:r>
+    </w:p>
+    <w:p>
+      <w:pPr>
+        <w:pStyle w:val="BodyText"/>
+      </w:pPr>
+      <w:r>
+        <w:t xml:space="preserve">Before the limits, it is worth setting out plainly what the result is, because it has three parts and they do not carry equal weight.</w:t>
+      </w:r>
+    </w:p>
+    <w:p>
+      <w:pPr>
+        <w:numPr>
+          <w:ilvl w:val="0"/>
+          <w:numId w:val="1001"/>
+        </w:numPr>
+      </w:pPr>
+      <w:r>
+        <w:rPr>
+          <w:i/>
+          <w:iCs/>
+        </w:rPr>
+        <w:t xml:space="preserve">Interaction in the basin narrowed no further than distance alone accounts for, as far as this record can show.</w:t>
+      </w:r>
+      <w:r>
+        <w:t xml:space="preserve"> </w:t>
+      </w:r>
+      <w:r>
+        <w:t xml:space="preserve">The recovery experiment fixes what</w:t>
+      </w:r>
+      <w:r>
+        <w:t xml:space="preserve"> </w:t>
+      </w:r>
+      <w:r>
+        <w:t xml:space="preserve">“as far as this record can show”</w:t>
+      </w:r>
+      <w:r>
+        <w:t xml:space="preserve"> </w:t>
+      </w:r>
+      <w:r>
+        <w:t xml:space="preserve">means. A closure of moderate or greater strength, expressed as divergence between spatial clusters, would have registered, and none did.</w:t>
+      </w:r>
+    </w:p>
+    <w:p>
+      <w:pPr>
+        <w:numPr>
+          <w:ilvl w:val="0"/>
+          <w:numId w:val="1001"/>
+        </w:numPr>
+      </w:pPr>
+      <w:r>
+        <w:rPr>
+          <w:i/>
+          <w:iCs/>
+        </w:rPr>
+        <w:t xml:space="preserve">The basin assemblages are more differentiated than either generative model produces.</w:t>
+      </w:r>
+      <w:r>
+        <w:t xml:space="preserve"> </w:t>
+      </w:r>
+      <w:r>
+        <w:t xml:space="preserve">Between-cluster cultural</w:t>
       </w:r>
       <w:r>
         <w:t xml:space="preserve"> </w:t>
@@ -3635,81 +4932,44 @@
         <w:t xml:space="preserve"> </w:t>
       </w:r>
       <w:r>
-        <w:t xml:space="preserve">across runs against the observed level (0.04); the observed differentiation sits at the upper edge of the contemporaneous-drift distribution, so drift reproduces it. Parameters are the positive-control corner (interaction length 24 river-km, mixing 0.02, innovation 0.012); the basin positive control and the parameter-grid robustness are in Figures S4 and S5.</w:t>
-      </w:r>
-    </w:p>
-    <w:p>
-      <w:pPr>
-        <w:pStyle w:val="CaptionedFigure"/>
-      </w:pPr>
-      <w:r>
-        <w:drawing>
-          <wp:inline>
-            <wp:extent cx="5334000" cy="5163057"/>
-            <wp:effectExtent b="0" l="0" r="0" t="0"/>
-            <wp:docPr descr="Figure 9. Does the Parkin phase separate from the other named phases by more than drift? All 55 Mainfort-PFG decorated assemblages, labeled by culture-historical phase after Mainfort (1996b), under time-transgressive river-network drift with no boundary imposed (500 realizations). Because group labels differ between runs, Parkin’s group is summarized as the fraction of runs in which each assemblage falls in the same drift-detected group as Parkin. (A) Each assemblage is shaded by the probability that it shares Parkin’s drift-detected group (star), with Parkin-phase assemblages drawn as circles and other phases as squares; the probability is a graded field that falls with river distance from Parkin. (B) That co-membership for the Parkin phase against the other phases (AUC 0.88) reflects the separation drift predicted by geography. (C) Observed Parkin-versus-others between-group cultural F_{ST} (dashed) against the drift null; 0.4 percent of runs reach or exceed it, and the null’s tail extends past it. (D) Leave-one-out jackknife: the observed F_{ST} with each Parkin assemblage relabeled into the comparison group, against the 2.5 to 97.5 percentile band of its matched per-drop null. Open points fall inside the band (drift-consistent), filled points outside; seven of the eight single drops stay outside, so the small contrast does not rest on one assemblage." title="" id="149" name="Picture"/>
-            <a:graphic>
-              <a:graphicData uri="http://schemas.openxmlformats.org/drawingml/2006/picture">
-                <pic:pic>
-                  <pic:nvPicPr>
-                    <pic:cNvPr descr="../../figures/fig9_parkin_pullout.png" id="150" name="Picture"/>
-                    <pic:cNvPicPr>
-                      <a:picLocks noChangeArrowheads="1" noChangeAspect="1"/>
-                    </pic:cNvPicPr>
-                  </pic:nvPicPr>
-                  <pic:blipFill>
-                    <a:blip r:embed="rId148"/>
-                    <a:stretch>
-                      <a:fillRect/>
-                    </a:stretch>
-                  </pic:blipFill>
-                  <pic:spPr bwMode="auto">
-                    <a:xfrm>
-                      <a:off x="0" y="0"/>
-                      <a:ext cx="5334000" cy="5163057"/>
-                    </a:xfrm>
-                    <a:prstGeom prst="rect">
-                      <a:avLst/>
-                    </a:prstGeom>
-                    <a:noFill/>
-                    <a:ln w="9525">
-                      <a:noFill/>
-                      <a:headEnd/>
-                      <a:tailEnd/>
-                    </a:ln>
-                  </pic:spPr>
-                </pic:pic>
-              </a:graphicData>
-            </a:graphic>
-          </wp:inline>
-        </w:drawing>
-      </w:r>
-    </w:p>
-    <w:p>
-      <w:pPr>
-        <w:pStyle w:val="ImageCaption"/>
-      </w:pPr>
-      <w:r>
-        <w:rPr>
-          <w:b/>
-          <w:bCs/>
-        </w:rPr>
-        <w:t xml:space="preserve">Figure 9.</w:t>
-      </w:r>
-      <w:r>
-        <w:t xml:space="preserve"> </w:t>
-      </w:r>
-      <w:r>
-        <w:t xml:space="preserve">Does the Parkin phase separate from the other named phases by more than drift? All 55 Mainfort-PFG decorated assemblages, labeled by culture-historical phase after Mainfort</w:t>
-      </w:r>
-      <w:r>
-        <w:t xml:space="preserve"> </w:t>
-      </w:r>
-      <w:r>
-        <w:t xml:space="preserve">(1996b)</w:t>
-      </w:r>
-      <w:r>
-        <w:t xml:space="preserve">, under time-transgressive river-network drift with no boundary imposed (500 realizations). Because group labels differ between runs, Parkin’s group is summarized as the fraction of runs in which each assemblage falls in the same drift-detected group as Parkin. (A) Each assemblage is shaded by the probability that it shares Parkin’s drift-detected group (star), with Parkin-phase assemblages drawn as circles and other phases as squares; the probability is a graded field that falls with river distance from Parkin. (B) That co-membership for the Parkin phase against the other phases (AUC 0.88) reflects the separation drift predicted by geography. (C) Observed Parkin-versus-others between-group cultural</w:t>
+        <w:t xml:space="preserve">is 0.018, against 0.0005 to 0.013 for the simplest drift model calibrated to the assemblages’ own diversity, and imposing bounded groups on the copying network does not make up the difference.</w:t>
+      </w:r>
+    </w:p>
+    <w:p>
+      <w:pPr>
+        <w:numPr>
+          <w:ilvl w:val="0"/>
+          <w:numId w:val="1001"/>
+        </w:numPr>
+      </w:pPr>
+      <w:r>
+        <w:rPr>
+          <w:i/>
+          <w:iCs/>
+        </w:rPr>
+        <w:t xml:space="preserve">A boundary in where new styles originated is the only tested account of that difference.</w:t>
+      </w:r>
+      <w:r>
+        <w:t xml:space="preserve"> </w:t>
+      </w:r>
+      <w:r>
+        <w:t xml:space="preserve">Of the four assumptions relaxed, it alone reproduces the basin’s differentiation and its within-assemblage diversity at the same time. It is drift with one added ingredient, not an alternative to drift.</w:t>
+      </w:r>
+    </w:p>
+    <w:p>
+      <w:pPr>
+        <w:pStyle w:val="FirstParagraph"/>
+      </w:pPr>
+      <w:r>
+        <w:t xml:space="preserve">The first is a finding about Parkin, the second is a finding about our models, and the third is a hypothesis the record is consistent with rather than one it demonstrates. Table 2 sets them against the accounts they displace. Each of the four limits below applies to one of them in particular.</w:t>
+      </w:r>
+    </w:p>
+    <w:p>
+      <w:pPr>
+        <w:pStyle w:val="BodyText"/>
+      </w:pPr>
+      <w:r>
+        <w:t xml:space="preserve">The first limit is resolution, and it applies to the finding about Parkin. On a record of this size the discrimination reduces to a single confound-controlled signature, cultural</w:t>
       </w:r>
       <w:r>
         <w:t xml:space="preserve"> </w:t>
@@ -3732,10 +4992,15 @@
         </m:sSub>
       </m:oMath>
       <w:r>
-        <w:t xml:space="preserve"> </w:t>
-      </w:r>
-      <w:r>
-        <w:t xml:space="preserve">(dashed) against the drift null; 0.4 percent of runs reach or exceed it, and the null’s tail extends past it. (D) Leave-one-out jackknife: the observed</w:t>
+        <w:t xml:space="preserve">, and its size-controlled empirical value is uninformative (Figure 5). Recovery also succeeds only when closure shows up as divergence between groups. So the finding states that there is no closure of the kind and strength this record can register. Three kinds are not ruled out. A closure weaker than the detection threshold would be missed, and two others would lie below detection at any strength at all. One is a closure carried purely by conformity within groups, the other a closure following social divisions that do not align with the spatial clusters (Supplemental Text). Naming those, rather than claiming that no closure existed, is what the recovery experiment buys.</w:t>
+      </w:r>
+    </w:p>
+    <w:p>
+      <w:pPr>
+        <w:pStyle w:val="BodyText"/>
+      </w:pPr>
+      <w:r>
+        <w:t xml:space="preserve">The second limit is the ordinal chronology, and it applies to any interpretation of these findings as change over time. Radiocarbon dates from the basin pool to five dated proveniences across a calibration plateau, so the time axis is a relative order oriented toward later time rather than a calendar rate. This costs less than it might, because the size-controlled</w:t>
       </w:r>
       <w:r>
         <w:t xml:space="preserve"> </w:t>
@@ -3761,7 +5026,7 @@
         <w:t xml:space="preserve"> </w:t>
       </w:r>
       <w:r>
-        <w:t xml:space="preserve">with each Parkin assemblage relabeled into the comparison group, against the 2.5 to 97.5 percentile band of its matched per-drop null. Open points fall inside the band (drift-consistent), filled points outside; seven of the eight single drops stay outside, so the small contrast does not rest on one assemblage.</w:t>
+        <w:t xml:space="preserve">trend is negligible in the first place, a rank correlation of +0.027 against a draw-to-draw spread of -0.30 to +0.60, and reversing the axis only reverses the sign of a negligible trend. What the paper reports is therefore a level of differentiation, not a trajectory toward or away from one. We report the spatial comparisons under both orientations, and the settlement and exchange lines of evidence do not depend on the ceramic chronology at all.</w:t>
       </w:r>
     </w:p>
     <w:p>
@@ -3769,25 +5034,16 @@
         <w:pStyle w:val="BodyText"/>
       </w:pPr>
       <w:r>
-        <w:t xml:space="preserve">This finding provides the strongest case for the alternative hypothesis. The most direct argument for an emerging hierarchy holds that Parkin sits on agriculturally poor soil and so must have drawn tribute from the productive villages around it</w:t>
-      </w:r>
-      <w:r>
-        <w:t xml:space="preserve"> </w:t>
-      </w:r>
-      <w:r>
-        <w:t xml:space="preserve">(Phyllis A. Morse 1990)</w:t>
-      </w:r>
-      <w:r>
-        <w:t xml:space="preserve">. That inference is specific and deserves credit for that, but it is circular. The tribute it concludes is the tribute it assumes, and no independent evidence of tribute flow accompanies it. Parkin’s position at the confluence of the St. Francis and Tyronza is also explained by control of movement and communication, as well as by extraction. The transmission and exchange records both show the absence of the centralized control the tribute model requires. A second argument points to skeletal evidence from the lower Mississippi (Yazoo) Delta rather than the St. Francis basin, indicating a better diet at a mound center than at a nearby satellite village, consistent with differential access within a hierarchy</w:t>
-      </w:r>
-      <w:r>
-        <w:t xml:space="preserve"> </w:t>
-      </w:r>
-      <w:r>
-        <w:t xml:space="preserve">(Ross-Stallings 2017)</w:t>
-      </w:r>
-      <w:r>
-        <w:t xml:space="preserve">. The contrast is real but weak: the satellite sample numbers only fourteen individuals, and health differences between the two sites need not arise from an extractive hierarchy. Neither argument supplies the regional, structural signature that the drift-versus-groups comparison seeks but fails to find.</w:t>
+        <w:t xml:space="preserve">The third limit is time-averaging, which damps variation between assemblages and reduces apparent turnover</w:t>
+      </w:r>
+      <w:r>
+        <w:t xml:space="preserve"> </w:t>
+      </w:r>
+      <w:r>
+        <w:t xml:space="preserve">(Coco and Iovita 2020; Kidwell and Tomašových 2013; Perreault 2018; Tomašových and Kidwell 2009, 2010; Youngblood et al. 2023)</w:t>
+      </w:r>
+      <w:r>
+        <w:t xml:space="preserve">. It too applies to the finding about Parkin, and it sets how strong a closure we could have detected rather than whether we could have detected one at all. We did not simply argue that this damping means our negative result understates whatever closure was really there. We built the damping into the recovery experiment, so its cost is already inside the detection threshold the first limit refers to. It widens the posterior over closure strength rather than shifting it. The verdict is stable across both basin definitions, the watershed (19 assemblages) and the corridor (29).</w:t>
       </w:r>
     </w:p>
     <w:p>
@@ -3795,7 +5051,76 @@
         <w:pStyle w:val="BodyText"/>
       </w:pPr>
       <w:r>
-        <w:t xml:space="preserve">Three limits bound the result. The first is resolution. As the recovery experiment showed (Figure 4), on a record of this size, the discrimination reduces to a single confound-controlled signature, cultural</w:t>
+        <w:t xml:space="preserve">The fourth limit is how completely the drift model is specified, and it applies to the second and third findings, which are measured against a model rather than taken directly from the record. An excess over a model is only as meaningful as the model it is measured against. The version of the drift model most often used, with exchangeable classes and a fixed, uncalibrated population, does not fit the assemblages it is compared with, which is why we calibrated. The calibrated model fits their within-assemblage diversity but not their between-cluster differentiation. A more completely specified model could absorb that difference, and one of the four assumptions we relaxed does exactly that. Three do not, and a fifth assumption we did not think to question might do so as well. This is the reason the innovation boundary is reported as the best of four tested accounts rather than as the explanation, and the reason the second finding, unlike the first, is a statement about the distance between the record and our best current model of it.</w:t>
+      </w:r>
+    </w:p>
+    <w:p>
+      <w:pPr>
+        <w:pStyle w:val="BodyText"/>
+      </w:pPr>
+      <w:r>
+        <w:t xml:space="preserve">Beyond the Parkin case, the test proposes a standard of measurement for an evolutionary archaeology that has long been clearer about what evolves than about how to measure it</w:t>
+      </w:r>
+      <w:r>
+        <w:t xml:space="preserve"> </w:t>
+      </w:r>
+      <w:r>
+        <w:t xml:space="preserve">(Dunnell 1995a)</w:t>
+      </w:r>
+      <w:r>
+        <w:t xml:space="preserve">. A signature that interaction has closed into a bounded group should be theoretically grounded, dynamically sufficient, and empirically sufficient, the last meaning matched to the quality of the record rather than to an imagined snapshot. Ours meet the first requirement by construction, since the transmission model entails each signature rather than borrowing it by analogy</w:t>
+      </w:r>
+      <w:r>
+        <w:t xml:space="preserve"> </w:t>
+      </w:r>
+      <w:r>
+        <w:t xml:space="preserve">(Lipo et al. 2015; Neiman 1995)</w:t>
+      </w:r>
+      <w:r>
+        <w:t xml:space="preserve">. The third we test rather than assume, which is the point of the recovery experiment, and for the Parkin record only between-group variance qualifies</w:t>
+      </w:r>
+      <w:r>
+        <w:t xml:space="preserve"> </w:t>
+      </w:r>
+      <w:r>
+        <w:t xml:space="preserve">(Perreault 2019)</w:t>
+      </w:r>
+      <w:r>
+        <w:t xml:space="preserve">. The second they meet only in part, because they measure states along the seriation sequence rather than the transformation between them.</w:t>
+      </w:r>
+    </w:p>
+    <w:p>
+      <w:pPr>
+        <w:pStyle w:val="BodyText"/>
+      </w:pPr>
+      <w:r>
+        <w:t xml:space="preserve">Two time-domain tests address that shortcoming. The first fits a frequency-dependent copying model to the whole sequence, with the record’s time-averaging built in, and recovers a transmission bias near neutral, a 95 percent interval of -0.026 to +0.041 that includes zero</w:t>
+      </w:r>
+      <w:r>
+        <w:t xml:space="preserve"> </w:t>
+      </w:r>
+      <w:r>
+        <w:t xml:space="preserve">(Crema et al. 2016)</w:t>
+      </w:r>
+      <w:r>
+        <w:t xml:space="preserve">. Its calibration battery shows undercoverage at one tested value, so we treat that interval as consistent with weak or absent basin-wide conformity rather than as excluding strong conformity. The second, a tempo-and-mode comparison, finds the aggregate diversity trajectory best described by neutral drift rather than by a directional, stabilizing, or mean-reverting alternative</w:t>
+      </w:r>
+      <w:r>
+        <w:t xml:space="preserve"> </w:t>
+      </w:r>
+      <w:r>
+        <w:t xml:space="preserve">(Hunt 2006; Hunt et al. 2008)</w:t>
+      </w:r>
+      <w:r>
+        <w:t xml:space="preserve">. Neither recovers a transition that the static criterion missed, so the finding about Parkin holds in the time domain as well as on the static states (Supplemental Text).</w:t>
+      </w:r>
+    </w:p>
+    <w:p>
+      <w:pPr>
+        <w:pStyle w:val="BodyText"/>
+      </w:pPr>
+      <w:r>
+        <w:t xml:space="preserve">This work makes a methodological contribution and a substantive one. The four signatures show that a bounded interaction group can in principle be distinguished from drift, and an idealized simulation confirms that closure moves all four together while the three resembling processes move only some (Figure 2). Before any similarity structure is interpreted as social, the approach asks which signatures a given record can support and how strongly each could detect closure. Before any null is credited with reproducing a record, it asks whether that null fits the record’s own diversity. For the Parkin record the first question has a single answer, since only cultural</w:t>
       </w:r>
       <w:r>
         <w:t xml:space="preserve"> </w:t>
@@ -3818,7 +5143,10 @@
         </m:sSub>
       </m:oMath>
       <w:r>
-        <w:t xml:space="preserve">, and its size-controlled empirical value is uninformative. The negative is informative for a moderate or greater closure, which would have been detected. It cannot, however, exclude a weaker one. It is also bounded in form. Recovery succeeds only for closure expressed as between-group divergence, so a closure carried purely by within-group conformity, or by social structure not aligned with the spatial clusters, would lie below detection here at any strength (Supplemental Text). The second limit is the ordinal chronology. The basin radiocarbon corpus pools to five dated proveniences across a calibration plateau, so the axis is a relative order oriented toward later time rather than a calendar rate. This matters less than it might because the discriminating quantity, the size-controlled</w:t>
+        <w:t xml:space="preserve"> </w:t>
+      </w:r>
+      <w:r>
+        <w:t xml:space="preserve">is reliable here, and the second overturns a result we had reported. Even so, had</w:t>
       </w:r>
       <w:r>
         <w:t xml:space="preserve"> </w:t>
@@ -3844,16 +5172,7 @@
         <w:t xml:space="preserve"> </w:t>
       </w:r>
       <w:r>
-        <w:t xml:space="preserve">trend, is a magnitude that does not depend on the axis orientation, and the settlement and exchange lines do not depend on the ceramic chronology at all. The third limit is time-averaging, which damps between-assemblage variation and reduces apparent turnover</w:t>
-      </w:r>
-      <w:r>
-        <w:t xml:space="preserve"> </w:t>
-      </w:r>
-      <w:r>
-        <w:t xml:space="preserve">(Coco and Iovita 2020; Kidwell and Tomašových 2013; Perreault 2018; Tomašových and Kidwell 2009, 2010; Youngblood et al. 2023)</w:t>
-      </w:r>
-      <w:r>
-        <w:t xml:space="preserve">. Rather than arguing that this makes the absence conservative, we built the damping directly into the recovery experiment, thereby raising the detection threshold reported above. The verdict is stable across the watershed (19 assemblages) and corridor (29) basin definitions.</w:t>
+        <w:t xml:space="preserve">shown a positive trend it could not by itself have separated a real group from environmental patchiness, which also drives variance between groups (Table 1). What is left over is small, is measured on spatial clusters rather than on the phase labels, and does not identify a bounded group at Parkin. If the polity the De Soto expedition encountered was there, it is registered in ceremonial practice, fortification, and settlement size rather than in a boundary written into ceramic transmission.</w:t>
       </w:r>
     </w:p>
     <w:p>
@@ -3861,82 +5180,7 @@
         <w:pStyle w:val="BodyText"/>
       </w:pPr>
       <w:r>
-        <w:t xml:space="preserve">This work makes methodological and substantive contributions. The four signatures distinguish a bounded interaction group from drift in principle, and an idealized simulation confirms that closure drives them together while drift and the other mimics do not (Figure S1). The calibration is the part that enables us to apply this approach to real data. It asks, before any similarity structure is interpreted as social, which signatures a given record can support, and how strong a closure each could detect. The Parkin record shows the test reducing to its single most reliable component, cultural</w:t>
-      </w:r>
-      <w:r>
-        <w:t xml:space="preserve"> </w:t>
-      </w:r>
-      <m:oMath>
-        <m:sSub>
-          <m:e>
-            <m:r>
-              <m:t>F</m:t>
-            </m:r>
-          </m:e>
-          <m:sub>
-            <m:r>
-              <m:t>S</m:t>
-            </m:r>
-            <m:r>
-              <m:t>T</m:t>
-            </m:r>
-          </m:sub>
-        </m:sSub>
-      </m:oMath>
-      <w:r>
-        <w:t xml:space="preserve">. We are explicit about what that costs. Had</w:t>
-      </w:r>
-      <w:r>
-        <w:t xml:space="preserve"> </w:t>
-      </w:r>
-      <m:oMath>
-        <m:sSub>
-          <m:e>
-            <m:r>
-              <m:t>F</m:t>
-            </m:r>
-          </m:e>
-          <m:sub>
-            <m:r>
-              <m:t>S</m:t>
-            </m:r>
-            <m:r>
-              <m:t>T</m:t>
-            </m:r>
-          </m:sub>
-        </m:sSub>
-      </m:oMath>
-      <w:r>
-        <w:t xml:space="preserve"> </w:t>
-      </w:r>
-      <w:r>
-        <w:t xml:space="preserve">shown a positive trend, it alone could not have separated a real group from environmental patchiness, which also drives between-group variance (Table 1). In the positive case, the generative drift-versus-groups comparison, not</w:t>
-      </w:r>
-      <w:r>
-        <w:t xml:space="preserve"> </w:t>
-      </w:r>
-      <m:oMath>
-        <m:sSub>
-          <m:e>
-            <m:r>
-              <m:t>F</m:t>
-            </m:r>
-          </m:e>
-          <m:sub>
-            <m:r>
-              <m:t>S</m:t>
-            </m:r>
-            <m:r>
-              <m:t>T</m:t>
-            </m:r>
-          </m:sub>
-        </m:sSub>
-      </m:oMath>
-      <w:r>
-        <w:t xml:space="preserve"> </w:t>
-      </w:r>
-      <w:r>
-        <w:t xml:space="preserve">alone, would have had to carry the discrimination. The negative is cleaner because the present structure is positively matched by drift and overshot by bounded groups. This result shows that social structure may be measurable through decorated ceramic assemblages. We can also assess whether the Parkin phase was a polity by examining whether interaction had closed into a bounded group to a degree that the record can resolve. For the Parkin phase, the answer is that it had not, within the bounds supported by the record. The polity the De Soto encountered seems to reflect distinctions drawn in ceremonial practices, fortification, and settlement size, rather than one written into the structure of ceramic transmission.</w:t>
+        <w:t xml:space="preserve">One question remains open and warrants direct investigation. The basin’s between-cluster differentiation exceeds what calibrated drift produces, and that excess is small but consistent. A center just beginning to differentiate from its neighbors would leave an excess of this kind, and contact and the protohistoric depopulation would have cut any such sequence short before it could consolidate. A boundary in copying placed somewhere we did not model would leave an excess of this kind too, though the version we could test reproduces only a small part of it. Relaxing those assumptions narrows the question without settling it. They rule out the geographies and accumulation histories we could construct, but they leave two accounts standing side by side, a locally patterned innovation process and a genuine social boundary, which these data cannot tell apart.</w:t>
       </w:r>
     </w:p>
     <w:p>
@@ -3944,7 +5188,7 @@
         <w:pStyle w:val="BodyText"/>
       </w:pPr>
       <w:r>
-        <w:t xml:space="preserve">One result complicates the drift explanation and warrants closer scrutiny. Within the valley, the Parkin phase is the only grouping that hints at structure beyond drift. As the test against the other named phases showed (Figure 9), the contrast persists after removing any single Parkin assemblage. Yet, it stays small enough that the drift null’s tail still reaches past it, so geography alone, with no bounded group, remains a sufficient explanation. A center just beginning to differentiate from its neighbors, rather than a finished, bounded group, would leave exactly this kind of faint, not-yet-separable excess. Contact and the protohistoric depopulation would have cut any such sequence short before it could consolidate. Based on the weak evidence, though, we cannot claim this happened. The time-averaged surface record of eight Parkin-phase assemblages does not support the claim, and drift remains the more parsimonious interpretation. The possibility that Parkin was an emerging center nonetheless warrants direct investigation with data that the present record lacks. For example, stratified, excavated assemblages with independent radiocarbon dates are needed to test whether differentiation increases over time rather than remaining flat. Compositional and petrographic sourcing of the ceramics could potentially test whether production and exchange were localized in the center. In addition, the chert-hoe and shell exchange networks</w:t>
+        <w:t xml:space="preserve">The time-averaged surface record of the eight assemblages assigned to the Parkin phase proper is not the record on which to settle that question. Stratified, excavated assemblages with independent radiocarbon dates could test whether differentiation increases over time rather than staying flat. Compositional and petrographic sourcing could test whether production and exchange were localized at the center. The chert-hoe and shell exchange networks</w:t>
       </w:r>
       <w:r>
         <w:t xml:space="preserve"> </w:t>
@@ -3968,7 +5212,25 @@
         <w:t xml:space="preserve"> </w:t>
       </w:r>
       <w:r>
-        <w:t xml:space="preserve">could be used to test whether economic and social differentiation track the ceramic hint or run independently of it. Whether Parkin was beginning to pull away from its neighbors, or sits where drift on the river network happens to concentrate interaction, is a question this analysis raises but cannot settle.</w:t>
+        <w:t xml:space="preserve">could test whether economic and social differentiation track the ceramic excess or run independently of it. Whether Parkin was beginning to separate from its neighbors, or simply sits where the river network concentrates interaction, this analysis sharpens but cannot settle.</w:t>
+      </w:r>
+    </w:p>
+    <w:bookmarkEnd w:id="149"/>
+    <w:bookmarkStart w:id="150" w:name="conclusion"/>
+    <w:p>
+      <w:pPr>
+        <w:pStyle w:val="Heading2"/>
+      </w:pPr>
+      <w:r>
+        <w:t xml:space="preserve">Conclusion</w:t>
+      </w:r>
+    </w:p>
+    <w:p>
+      <w:pPr>
+        <w:pStyle w:val="FirstParagraph"/>
+      </w:pPr>
+      <w:r>
+        <w:t xml:space="preserve">The phase is the unit on which lower Mississippi Valley culture history is built. It carries a silent claim, that assemblages grouped by seriation and spatial proximity record a bounded social unit. For the Parkin phase, that claim does not survive measurement, but neither does the alternative we first offered in its place. Parkin is the basin’s largest center and the one with the tallest mounds. No evidence from settlement, exchange, or the transmission of ceramic decoration indicates that it was the apex of a polity, and the record shows no narrowing of interaction beyond what distance produces, along its sequence and at the resolution the record affords. Across seriation orderings, Parkin sits as a bridge in the transmission network rather than at the closed core of a group.</w:t>
       </w:r>
     </w:p>
     <w:p>
@@ -3976,260 +5238,7 @@
         <w:pStyle w:val="BodyText"/>
       </w:pPr>
       <w:r>
-        <w:t xml:space="preserve">The same conclusion holds beyond the St. Francis basin, in southeast Missouri (Figure 10). Williams</w:t>
-      </w:r>
-      <w:r>
-        <w:t xml:space="preserve"> </w:t>
-      </w:r>
-      <w:r>
-        <w:t xml:space="preserve">(1954)</w:t>
-      </w:r>
-      <w:r>
-        <w:t xml:space="preserve"> </w:t>
-      </w:r>
-      <w:r>
-        <w:t xml:space="preserve">divided the southeast-Missouri lowlands into four Mississippian phases, and Fox</w:t>
-      </w:r>
-      <w:r>
-        <w:t xml:space="preserve"> </w:t>
-      </w:r>
-      <w:r>
-        <w:t xml:space="preserve">(1998)</w:t>
-      </w:r>
-      <w:r>
-        <w:t xml:space="preserve"> </w:t>
-      </w:r>
-      <w:r>
-        <w:t xml:space="preserve">showed, by Brainerd-Robinson similarity and cluster analysis, that those phases hold up as neither groups nor classes. Applied to the same assemblages, the transmission test reaches that verdict by a different route. The within-region structure is drift-consistent; the between-cluster cultural</w:t>
-      </w:r>
-      <w:r>
-        <w:t xml:space="preserve"> </w:t>
-      </w:r>
-      <m:oMath>
-        <m:sSub>
-          <m:e>
-            <m:r>
-              <m:t>F</m:t>
-            </m:r>
-          </m:e>
-          <m:sub>
-            <m:r>
-              <m:t>S</m:t>
-            </m:r>
-            <m:r>
-              <m:t>T</m:t>
-            </m:r>
-          </m:sub>
-        </m:sSub>
-      </m:oMath>
-      <w:r>
-        <w:t xml:space="preserve"> </w:t>
-      </w:r>
-      <w:r>
-        <w:t xml:space="preserve">is at the neutral-drift level and far below the bounded-groups expectation; and the assemblages intermix rather than separating into clusters (Figure 11). Williams’s phases, like the named phases of the lower valley, are arbitrary divisions of a continuous field structured by geography and time, not bounded interaction groups. The conclusion is not peculiar to one phase scheme. A culture-history phase is not, by itself, a real social unit.</w:t>
-      </w:r>
-    </w:p>
-    <w:p>
-      <w:pPr>
-        <w:pStyle w:val="CaptionedFigure"/>
-      </w:pPr>
-      <w:r>
-        <w:drawing>
-          <wp:inline>
-            <wp:extent cx="4572000" cy="5251704"/>
-            <wp:effectExtent b="0" l="0" r="0" t="0"/>
-            <wp:docPr descr="Figure 10. Regional setting of the two-phase schemes. Decorated-ceramic assemblages span the central and lower Mississippi Valley. The central-valley southeast-Missouri survey of Williams (1954) is shown in light gray, and the lower-valley St. Francis basin Parkin-phase assemblages in black, identified in the legend, with Parkin starred. Italic labels mark the named physiographic regions: Cairo Lowland, Sikeston Ridge, Malden Plain, and Little River in the central valley, and the St. Francis basin in the lower valley. Hydrography is drawn uniformly from HydroRIVERS (Lehner and Grill 2013), with line width scaled by flow order so the Mississippi main stem reads as the heaviest line. State boundaries and the North America locator inset are from Natural Earth." title="" id="152" name="Picture"/>
-            <a:graphic>
-              <a:graphicData uri="http://schemas.openxmlformats.org/drawingml/2006/picture">
-                <pic:pic>
-                  <pic:nvPicPr>
-                    <pic:cNvPr descr="../../figures/fig10_regional.png" id="153" name="Picture"/>
-                    <pic:cNvPicPr>
-                      <a:picLocks noChangeArrowheads="1" noChangeAspect="1"/>
-                    </pic:cNvPicPr>
-                  </pic:nvPicPr>
-                  <pic:blipFill>
-                    <a:blip r:embed="rId151"/>
-                    <a:stretch>
-                      <a:fillRect/>
-                    </a:stretch>
-                  </pic:blipFill>
-                  <pic:spPr bwMode="auto">
-                    <a:xfrm>
-                      <a:off x="0" y="0"/>
-                      <a:ext cx="4572000" cy="5251704"/>
-                    </a:xfrm>
-                    <a:prstGeom prst="rect">
-                      <a:avLst/>
-                    </a:prstGeom>
-                    <a:noFill/>
-                    <a:ln w="9525">
-                      <a:noFill/>
-                      <a:headEnd/>
-                      <a:tailEnd/>
-                    </a:ln>
-                  </pic:spPr>
-                </pic:pic>
-              </a:graphicData>
-            </a:graphic>
-          </wp:inline>
-        </w:drawing>
-      </w:r>
-    </w:p>
-    <w:p>
-      <w:pPr>
-        <w:pStyle w:val="ImageCaption"/>
-      </w:pPr>
-      <w:r>
-        <w:rPr>
-          <w:b/>
-          <w:bCs/>
-        </w:rPr>
-        <w:t xml:space="preserve">Figure 10.</w:t>
-      </w:r>
-      <w:r>
-        <w:t xml:space="preserve"> </w:t>
-      </w:r>
-      <w:r>
-        <w:t xml:space="preserve">Regional setting of the two-phase schemes. Decorated-ceramic assemblages span the central and lower Mississippi Valley. The central-valley southeast-Missouri survey of Williams</w:t>
-      </w:r>
-      <w:r>
-        <w:t xml:space="preserve"> </w:t>
-      </w:r>
-      <w:r>
-        <w:t xml:space="preserve">(1954)</w:t>
-      </w:r>
-      <w:r>
-        <w:t xml:space="preserve"> </w:t>
-      </w:r>
-      <w:r>
-        <w:t xml:space="preserve">is shown in light gray, and the lower-valley St. Francis basin Parkin-phase assemblages in black, identified in the legend, with Parkin starred. Italic labels mark the named physiographic regions: Cairo Lowland, Sikeston Ridge, Malden Plain, and Little River in the central valley, and the St. Francis basin in the lower valley. Hydrography is drawn uniformly from HydroRIVERS</w:t>
-      </w:r>
-      <w:r>
-        <w:t xml:space="preserve"> </w:t>
-      </w:r>
-      <w:r>
-        <w:t xml:space="preserve">(Lehner and Grill 2013)</w:t>
-      </w:r>
-      <w:r>
-        <w:t xml:space="preserve">, with line width scaled by flow order so the Mississippi main stem reads as the heaviest line. State boundaries and the North America locator inset are from Natural Earth.</w:t>
-      </w:r>
-    </w:p>
-    <w:p>
-      <w:pPr>
-        <w:pStyle w:val="CaptionedFigure"/>
-      </w:pPr>
-      <w:r>
-        <w:drawing>
-          <wp:inline>
-            <wp:extent cx="4754880" cy="3753325"/>
-            <wp:effectExtent b="0" l="0" r="0" t="0"/>
-            <wp:docPr descr="Figure 11. Within-region interaction structure: neither region forms bounded groups. Top: multidimensional scaling of decorated Brainerd-Robinson dissimilarity for the LMV St. Francis basin and for the CMV southeast-Missouri assemblages (Mississippian classes only, so the comparison is not driven by the Woodland-to-Mississippian gradient), points distinguished by shade and marker according to within-region spatial cluster, and the assemblages intermix rather than separating into clusters. Bottom: the observed between-cluster cultural F_{ST} for each region (diamond) against the 95% nulls of a neutral spatial-drift model (light gray) and a bounded-groups model (dark gray) run on the real coordinates and subsampled to the observed counts. In both regions, the observed F_{ST} sits at the drift level and far below the bounded-groups expectation, so the within-region structure is drift-consistent at both scales." title="" id="155" name="Picture"/>
-            <a:graphic>
-              <a:graphicData uri="http://schemas.openxmlformats.org/drawingml/2006/picture">
-                <pic:pic>
-                  <pic:nvPicPr>
-                    <pic:cNvPr descr="../../figures/fig11_within_region.png" id="156" name="Picture"/>
-                    <pic:cNvPicPr>
-                      <a:picLocks noChangeArrowheads="1" noChangeAspect="1"/>
-                    </pic:cNvPicPr>
-                  </pic:nvPicPr>
-                  <pic:blipFill>
-                    <a:blip r:embed="rId154"/>
-                    <a:stretch>
-                      <a:fillRect/>
-                    </a:stretch>
-                  </pic:blipFill>
-                  <pic:spPr bwMode="auto">
-                    <a:xfrm>
-                      <a:off x="0" y="0"/>
-                      <a:ext cx="4754880" cy="3753325"/>
-                    </a:xfrm>
-                    <a:prstGeom prst="rect">
-                      <a:avLst/>
-                    </a:prstGeom>
-                    <a:noFill/>
-                    <a:ln w="9525">
-                      <a:noFill/>
-                      <a:headEnd/>
-                      <a:tailEnd/>
-                    </a:ln>
-                  </pic:spPr>
-                </pic:pic>
-              </a:graphicData>
-            </a:graphic>
-          </wp:inline>
-        </w:drawing>
-      </w:r>
-    </w:p>
-    <w:p>
-      <w:pPr>
-        <w:pStyle w:val="ImageCaption"/>
-      </w:pPr>
-      <w:r>
-        <w:rPr>
-          <w:b/>
-          <w:bCs/>
-        </w:rPr>
-        <w:t xml:space="preserve">Figure 11.</w:t>
-      </w:r>
-      <w:r>
-        <w:t xml:space="preserve"> </w:t>
-      </w:r>
-      <w:r>
-        <w:t xml:space="preserve">Within-region interaction structure: neither region forms bounded groups. Top: multidimensional scaling of decorated Brainerd-Robinson dissimilarity for the LMV St. Francis basin and for the CMV southeast-Missouri assemblages (Mississippian classes only, so the comparison is not driven by the Woodland-to-Mississippian gradient), points distinguished by shade and marker according to within-region spatial cluster, and the assemblages intermix rather than separating into clusters. Bottom: the observed between-cluster cultural</w:t>
-      </w:r>
-      <w:r>
-        <w:t xml:space="preserve"> </w:t>
-      </w:r>
-      <m:oMath>
-        <m:sSub>
-          <m:e>
-            <m:r>
-              <m:t>F</m:t>
-            </m:r>
-          </m:e>
-          <m:sub>
-            <m:r>
-              <m:t>S</m:t>
-            </m:r>
-            <m:r>
-              <m:t>T</m:t>
-            </m:r>
-          </m:sub>
-        </m:sSub>
-      </m:oMath>
-      <w:r>
-        <w:t xml:space="preserve"> </w:t>
-      </w:r>
-      <w:r>
-        <w:t xml:space="preserve">for each region (diamond) against the 95% nulls of a neutral spatial-drift model (light gray) and a bounded-groups model (dark gray) run on the real coordinates and subsampled to the observed counts. In both regions, the observed</w:t>
-      </w:r>
-      <w:r>
-        <w:t xml:space="preserve"> </w:t>
-      </w:r>
-      <m:oMath>
-        <m:sSub>
-          <m:e>
-            <m:r>
-              <m:t>F</m:t>
-            </m:r>
-          </m:e>
-          <m:sub>
-            <m:r>
-              <m:t>S</m:t>
-            </m:r>
-            <m:r>
-              <m:t>T</m:t>
-            </m:r>
-          </m:sub>
-        </m:sSub>
-      </m:oMath>
-      <w:r>
-        <w:t xml:space="preserve"> </w:t>
-      </w:r>
-      <w:r>
-        <w:t xml:space="preserve">sits at the drift level and far below the bounded-groups expectation, so the within-region structure is drift-consistent at both scales.</w:t>
+        <w:t xml:space="preserve">The simplest form of neutral drift does not, however, account for the whole of the phase pattern. Once that model is required to fit the assemblages’ own diversity, it reproduces the tendency of nearby assemblages to resemble one another, but it underpredicts how different the basin’s spatial clusters actually are. No parameterization that reproduces the assemblages’ diversity reproduces their differentiation. Restricted copying across spatial groups, as modeled here, accounts for only part of the difference. That difference is not group structure. The partition-free field model finds almost none of the site-specific variation that bounded groups would leave, so the differentiation calibrated drift underpredicts is spread continuously across space rather than gathered into units. The record is more spatially structured than distance-decay copying produces, not more clustered.</w:t>
       </w:r>
     </w:p>
     <w:p>
@@ -4237,62 +5246,17 @@
         <w:pStyle w:val="BodyText"/>
       </w:pPr>
       <w:r>
-        <w:t xml:space="preserve">Beyond the Parkin case, the test proposes a standard of measurement for an evolutionary archaeology that has long been clearer about what evolves than about how to measure it</w:t>
-      </w:r>
-      <w:r>
-        <w:t xml:space="preserve"> </w:t>
-      </w:r>
-      <w:r>
-        <w:t xml:space="preserve">(Dunnell 1995a)</w:t>
-      </w:r>
-      <w:r>
-        <w:t xml:space="preserve">. A signature that interaction has closed into a bounded group should be theoretically grounded, dynamically sufficient, and empirically sufficient, the last meaning matched to the quality of the record rather than to an imagined snapshot. Ours meet the first by construction, each entailed by the transmission model rather than borrowed by analogy</w:t>
-      </w:r>
-      <w:r>
-        <w:t xml:space="preserve"> </w:t>
-      </w:r>
-      <w:r>
-        <w:t xml:space="preserve">(Lipo et al. 2015; Neiman 1995)</w:t>
-      </w:r>
-      <w:r>
-        <w:t xml:space="preserve">. The third is that we test rather than assume, which is the point of the recovery experiment. Empirical sufficiency is a property a signature has only if it can register a signal at the resolution preserved by the deposit. In the case of the Parkin record, only between-group variance qualifies</w:t>
-      </w:r>
-      <w:r>
-        <w:t xml:space="preserve"> </w:t>
-      </w:r>
-      <w:r>
-        <w:t xml:space="preserve">(Perreault 2019)</w:t>
-      </w:r>
-      <w:r>
-        <w:t xml:space="preserve">. They meet the second only in part, because the signatures measure states along the seriation sequence rather than the transformation between them. We therefore add two time-domain tests that jointly satisfy dynamic and empirical sufficiency. A generative, time-averaging-aware inference fits a frequency-dependent copying model to the whole sequence, with the record’s time-averaging built into the model. It recovers a transmission bias tightly constrained near neutral (95 percent interval -0.020 to +0.035, including zero), which rules out a strong basin-wide conformist bias</w:t>
-      </w:r>
-      <w:r>
-        <w:t xml:space="preserve"> </w:t>
-      </w:r>
-      <w:r>
-        <w:t xml:space="preserve">(Crema et al. 2016)</w:t>
-      </w:r>
-      <w:r>
-        <w:t xml:space="preserve">. A tempo-and-mode comparison finds the aggregate diversity trajectory best described by neutral drift rather than by a directional, stabilizing, or mean-reverting alternative</w:t>
-      </w:r>
-      <w:r>
-        <w:t xml:space="preserve"> </w:t>
-      </w:r>
-      <w:r>
-        <w:t xml:space="preserve">(Hunt 2006; Hunt et al. 2008)</w:t>
-      </w:r>
-      <w:r>
-        <w:t xml:space="preserve">. Neither recovers a transition that the static criterion missed, so the negative now holds in the time domain as well as on the static states. The detail is in the Supplemental Text.</w:t>
-      </w:r>
-    </w:p>
-    <w:bookmarkEnd w:id="157"/>
-    <w:bookmarkStart w:id="158" w:name="conclusion"/>
+        <w:t xml:space="preserve">That result carries a consequence researchers should consider. A similarity cluster is not, by itself, a society, and a neutral model is not, by itself, a demonstration that no society is there. Before a phase is interpreted as a social group, the record must be shown to distinguish an interaction boundary from geographic drift, and the drift model must be shown to fit the record it is tested against. Applied to the late pre-contact ceramics of the St. Francis basin, that standard shows continuous interaction with prominent nodes, more spatially structured than calibrated drift predicts, and not resolvable into bounded polities. The open question is no longer whether the phases are societies. It is what makes the record more differentiated than a calibrated neutral model produces, and of the four assumptions we could relax, only a weak boundary in where new styles originate answers it. That account is still neutral drift. What it adds is that the origination of new styles is itself spatially patterned. That is a mechanism the record is consistent with rather than one it demonstrates, and it moves the question from the boundaries culture history drew to the origin of the styles that cross them.</w:t>
+      </w:r>
+    </w:p>
+    <w:bookmarkEnd w:id="150"/>
+    <w:bookmarkStart w:id="151" w:name="data-and-code-availability"/>
     <w:p>
       <w:pPr>
         <w:pStyle w:val="Heading2"/>
       </w:pPr>
       <w:r>
-        <w:t xml:space="preserve">Conclusion</w:t>
+        <w:t xml:space="preserve">Data and Code Availability</w:t>
       </w:r>
     </w:p>
     <w:p>
@@ -4300,39 +5264,30 @@
         <w:pStyle w:val="FirstParagraph"/>
       </w:pPr>
       <w:r>
-        <w:t xml:space="preserve">The phase is the unit on which lower Mississippi Valley culture history is built, and it carries a silent claim that assemblages grouped by seriation and spatial proximity record a bounded society. For the Parkin phase, that claim does not survive measurement. Parkin is the basin’s largest and tallest-mounded center. However, no evidence of settlement, exchange, or the transmission of ceramic decoration indicates that it is the apex of a polity. The greater similarity among nearby assemblages that defines the phase is reproduced by neutral drift across the basin’s geography, the ordinary result of continuous interaction structured by site locations. A bounded interaction group would have a sharper structure than the measurements indicate, and Parkin sits across orderings as a transmission bridge rather than at the closed core of one. The same test, applied to Williams’s southeast-Missouri phases, a second and independently built phase scheme, returns the same verdict. They too dissolve into spatially structured drift. Posed in the culture historian’s own terms, against the other named phases of the valley, the Parkin phase itself shows at most a weak contrast at the edge of the drift null, robust to single-site removal but small and within the null’s reach (Figure 9). The phase, at the scale where it is drawn, is largely indistinguishable from spatially structured drift. That carries a consequence that the discipline should consider. A similarity cluster is not, by itself, a society. Before a phase is interpreted as a social group, the record must be shown to distinguish a real interaction boundary from geographic drift. That calibration, not the phase, provides the basis for an explanation of social structure. When applied to the late pre-contact ceramics of the Mississippi Valley, it shows continuous interaction with prominent nodes rather than a mosaic of bounded polities.</w:t>
-      </w:r>
-    </w:p>
-    <w:bookmarkEnd w:id="158"/>
-    <w:bookmarkStart w:id="159" w:name="data-and-code-availability"/>
+        <w:t xml:space="preserve">All data and code needed to reproduce the analyses and figures reported here are openly available at https://github.com/clipo/phases. Upon publication, we will release a versioned snapshot of the repository at https://doi.org/10.5281/zenodo.20796240. The repository includes the decorated-ceramic class counts, the georeferencing and radiocarbon data, the complete analysis procedure, and instructions for reproducing all results and figures. The calibrated drift comparison is implemented in the finite-class simulator (</w:t>
+      </w:r>
+      <w:r>
+        <w:rPr>
+          <w:rStyle w:val="VerbatimChar"/>
+        </w:rPr>
+        <w:t xml:space="preserve">src/mls_emergence/transmission/spatial.py</w:t>
+      </w:r>
+      <w:r>
+        <w:t xml:space="preserve">) and analyses 47 and 50, which write every replicate, the calibration series, and a configuration fingerprint. The code is released under the MIT License, and the data under a Creative Commons Attribution 4.0 International license.</w:t>
+      </w:r>
+    </w:p>
+    <w:bookmarkEnd w:id="151"/>
+    <w:bookmarkStart w:id="324" w:name="references"/>
     <w:p>
       <w:pPr>
         <w:pStyle w:val="Heading2"/>
       </w:pPr>
       <w:r>
-        <w:t xml:space="preserve">Data and Code Availability</w:t>
-      </w:r>
-    </w:p>
-    <w:p>
-      <w:pPr>
-        <w:pStyle w:val="FirstParagraph"/>
-      </w:pPr>
-      <w:r>
-        <w:t xml:space="preserve">All data and code needed to reproduce the analyses and figures reported here are openly available at https://github.com/clipo/phases. On publication, a versioned snapshot of the repository will be released at https://doi.org/10.5281/zenodo.20796240. The repository includes the decorated-ceramic class counts, the georeferencing and radiocarbon data, the complete analysis procedure, and instructions for reproducing all results and figures. The code is released under the MIT License, and the data under a Creative Commons Attribution 4.0 International license.</w:t>
-      </w:r>
-    </w:p>
-    <w:bookmarkEnd w:id="159"/>
-    <w:bookmarkStart w:id="333" w:name="references"/>
-    <w:p>
-      <w:pPr>
-        <w:pStyle w:val="Heading2"/>
-      </w:pPr>
-      <w:r>
         <w:t xml:space="preserve">References</w:t>
       </w:r>
     </w:p>
-    <w:bookmarkStart w:id="332" w:name="refs"/>
-    <w:bookmarkStart w:id="160" w:name="ref-anderson_1996"/>
+    <w:bookmarkStart w:id="323" w:name="refs"/>
+    <w:bookmarkStart w:id="152" w:name="ref-anderson_1996"/>
     <w:p>
       <w:pPr>
         <w:pStyle w:val="Bibliography"/>
@@ -4354,8 +5309,8 @@
         <w:t xml:space="preserve">, edited by John F. Scarry, pp. 231–252. University Press of Florida, Gainesville.</w:t>
       </w:r>
     </w:p>
-    <w:bookmarkEnd w:id="160"/>
-    <w:bookmarkStart w:id="162" w:name="ref-bailey_2007"/>
+    <w:bookmarkEnd w:id="152"/>
+    <w:bookmarkStart w:id="154" w:name="ref-bailey_2007"/>
     <w:p>
       <w:pPr>
         <w:pStyle w:val="Bibliography"/>
@@ -4382,7 +5337,7 @@
       <w:r>
         <w:t xml:space="preserve"> </w:t>
       </w:r>
-      <w:hyperlink r:id="rId161">
+      <w:hyperlink r:id="rId153">
         <w:r>
           <w:rPr>
             <w:rStyle w:val="Hyperlink"/>
@@ -4394,8 +5349,8 @@
         <w:t xml:space="preserve">.</w:t>
       </w:r>
     </w:p>
-    <w:bookmarkEnd w:id="162"/>
-    <w:bookmarkStart w:id="164" w:name="ref-barrett_2019"/>
+    <w:bookmarkEnd w:id="154"/>
+    <w:bookmarkStart w:id="156" w:name="ref-barrett_2019"/>
     <w:p>
       <w:pPr>
         <w:pStyle w:val="Bibliography"/>
@@ -4422,7 +5377,7 @@
       <w:r>
         <w:t xml:space="preserve"> </w:t>
       </w:r>
-      <w:hyperlink r:id="rId163">
+      <w:hyperlink r:id="rId155">
         <w:r>
           <w:rPr>
             <w:rStyle w:val="Hyperlink"/>
@@ -4434,8 +5389,8 @@
         <w:t xml:space="preserve">.</w:t>
       </w:r>
     </w:p>
-    <w:bookmarkEnd w:id="164"/>
-    <w:bookmarkStart w:id="166" w:name="ref-barton_1996"/>
+    <w:bookmarkEnd w:id="156"/>
+    <w:bookmarkStart w:id="158" w:name="ref-barton_1996"/>
     <w:p>
       <w:pPr>
         <w:pStyle w:val="Bibliography"/>
@@ -4462,7 +5417,7 @@
       <w:r>
         <w:t xml:space="preserve"> </w:t>
       </w:r>
-      <w:hyperlink r:id="rId165">
+      <w:hyperlink r:id="rId157">
         <w:r>
           <w:rPr>
             <w:rStyle w:val="Hyperlink"/>
@@ -4474,8 +5429,8 @@
         <w:t xml:space="preserve">.</w:t>
       </w:r>
     </w:p>
-    <w:bookmarkEnd w:id="166"/>
-    <w:bookmarkStart w:id="167" w:name="ref-baxter_1994"/>
+    <w:bookmarkEnd w:id="158"/>
+    <w:bookmarkStart w:id="159" w:name="ref-baxter_1994"/>
     <w:p>
       <w:pPr>
         <w:pStyle w:val="Bibliography"/>
@@ -4497,8 +5452,8 @@
         <w:t xml:space="preserve">. Edinburgh University Press, Edinburgh.</w:t>
       </w:r>
     </w:p>
-    <w:bookmarkEnd w:id="167"/>
-    <w:bookmarkStart w:id="169" w:name="ref-beck_2003"/>
+    <w:bookmarkEnd w:id="159"/>
+    <w:bookmarkStart w:id="161" w:name="ref-beck_2003"/>
     <w:p>
       <w:pPr>
         <w:pStyle w:val="Bibliography"/>
@@ -4537,7 +5492,7 @@
       <w:r>
         <w:t xml:space="preserve"> </w:t>
       </w:r>
-      <w:hyperlink r:id="rId168">
+      <w:hyperlink r:id="rId160">
         <w:r>
           <w:rPr>
             <w:rStyle w:val="Hyperlink"/>
@@ -4549,8 +5504,8 @@
         <w:t xml:space="preserve">.</w:t>
       </w:r>
     </w:p>
-    <w:bookmarkEnd w:id="169"/>
-    <w:bookmarkStart w:id="171" w:name="ref-behrensmeyer_kidwell_gastaldo_2000"/>
+    <w:bookmarkEnd w:id="161"/>
+    <w:bookmarkStart w:id="163" w:name="ref-behrensmeyer_kidwell_gastaldo_2000"/>
     <w:p>
       <w:pPr>
         <w:pStyle w:val="Bibliography"/>
@@ -4577,7 +5532,7 @@
       <w:r>
         <w:t xml:space="preserve"> </w:t>
       </w:r>
-      <w:hyperlink r:id="rId170">
+      <w:hyperlink r:id="rId162">
         <w:r>
           <w:rPr>
             <w:rStyle w:val="Hyperlink"/>
@@ -4589,8 +5544,8 @@
         <w:t xml:space="preserve">.</w:t>
       </w:r>
     </w:p>
-    <w:bookmarkEnd w:id="171"/>
-    <w:bookmarkStart w:id="173" w:name="ref-bell_richerson_mcelreath_2009"/>
+    <w:bookmarkEnd w:id="163"/>
+    <w:bookmarkStart w:id="165" w:name="ref-bell_richerson_mcelreath_2009"/>
     <w:p>
       <w:pPr>
         <w:pStyle w:val="Bibliography"/>
@@ -4617,7 +5572,7 @@
       <w:r>
         <w:t xml:space="preserve"> </w:t>
       </w:r>
-      <w:hyperlink r:id="rId172">
+      <w:hyperlink r:id="rId164">
         <w:r>
           <w:rPr>
             <w:rStyle w:val="Hyperlink"/>
@@ -4629,8 +5584,8 @@
         <w:t xml:space="preserve">.</w:t>
       </w:r>
     </w:p>
-    <w:bookmarkEnd w:id="173"/>
-    <w:bookmarkStart w:id="175" w:name="ref-bentley_2008"/>
+    <w:bookmarkEnd w:id="165"/>
+    <w:bookmarkStart w:id="167" w:name="ref-bentley_2008"/>
     <w:p>
       <w:pPr>
         <w:pStyle w:val="Bibliography"/>
@@ -4657,7 +5612,7 @@
       <w:r>
         <w:t xml:space="preserve"> </w:t>
       </w:r>
-      <w:hyperlink r:id="rId174">
+      <w:hyperlink r:id="rId166">
         <w:r>
           <w:rPr>
             <w:rStyle w:val="Hyperlink"/>
@@ -4669,8 +5624,8 @@
         <w:t xml:space="preserve">.</w:t>
       </w:r>
     </w:p>
-    <w:bookmarkEnd w:id="175"/>
-    <w:bookmarkStart w:id="177" w:name="ref-bentley_hahn_shennan_2004"/>
+    <w:bookmarkEnd w:id="167"/>
+    <w:bookmarkStart w:id="169" w:name="ref-bentley_hahn_shennan_2004"/>
     <w:p>
       <w:pPr>
         <w:pStyle w:val="Bibliography"/>
@@ -4697,7 +5652,7 @@
       <w:r>
         <w:t xml:space="preserve"> </w:t>
       </w:r>
-      <w:hyperlink r:id="rId176">
+      <w:hyperlink r:id="rId168">
         <w:r>
           <w:rPr>
             <w:rStyle w:val="Hyperlink"/>
@@ -4709,8 +5664,8 @@
         <w:t xml:space="preserve">.</w:t>
       </w:r>
     </w:p>
-    <w:bookmarkEnd w:id="177"/>
-    <w:bookmarkStart w:id="178" w:name="ref-binford_1981"/>
+    <w:bookmarkEnd w:id="169"/>
+    <w:bookmarkStart w:id="170" w:name="ref-binford_1981"/>
     <w:p>
       <w:pPr>
         <w:pStyle w:val="Bibliography"/>
@@ -4750,8 +5705,8 @@
         <w:t xml:space="preserve">37(3):195–208.</w:t>
       </w:r>
     </w:p>
-    <w:bookmarkEnd w:id="178"/>
-    <w:bookmarkStart w:id="180" w:name="ref-blitz_1999"/>
+    <w:bookmarkEnd w:id="170"/>
+    <w:bookmarkStart w:id="172" w:name="ref-blitz_1999"/>
     <w:p>
       <w:pPr>
         <w:pStyle w:val="Bibliography"/>
@@ -4790,7 +5745,7 @@
       <w:r>
         <w:t xml:space="preserve"> </w:t>
       </w:r>
-      <w:hyperlink r:id="rId179">
+      <w:hyperlink r:id="rId171">
         <w:r>
           <w:rPr>
             <w:rStyle w:val="Hyperlink"/>
@@ -4802,8 +5757,8 @@
         <w:t xml:space="preserve">.</w:t>
       </w:r>
     </w:p>
-    <w:bookmarkEnd w:id="180"/>
-    <w:bookmarkStart w:id="181" w:name="ref-brainerd_1951"/>
+    <w:bookmarkEnd w:id="172"/>
+    <w:bookmarkStart w:id="173" w:name="ref-brainerd_1951"/>
     <w:p>
       <w:pPr>
         <w:pStyle w:val="Bibliography"/>
@@ -4828,8 +5783,8 @@
         <w:t xml:space="preserve">16(4):301–313.</w:t>
       </w:r>
     </w:p>
-    <w:bookmarkEnd w:id="181"/>
-    <w:bookmarkStart w:id="183" w:name="ref-carrignon_bentley_ruck_2019"/>
+    <w:bookmarkEnd w:id="173"/>
+    <w:bookmarkStart w:id="175" w:name="ref-carrignon_bentley_ruck_2019"/>
     <w:p>
       <w:pPr>
         <w:pStyle w:val="Bibliography"/>
@@ -4880,7 +5835,7 @@
       <w:r>
         <w:t xml:space="preserve"> </w:t>
       </w:r>
-      <w:hyperlink r:id="rId182">
+      <w:hyperlink r:id="rId174">
         <w:r>
           <w:rPr>
             <w:rStyle w:val="Hyperlink"/>
@@ -4892,8 +5847,8 @@
         <w:t xml:space="preserve">.</w:t>
       </w:r>
     </w:p>
-    <w:bookmarkEnd w:id="183"/>
-    <w:bookmarkStart w:id="184" w:name="ref-cobb_2000"/>
+    <w:bookmarkEnd w:id="175"/>
+    <w:bookmarkStart w:id="176" w:name="ref-cobb_2000"/>
     <w:p>
       <w:pPr>
         <w:pStyle w:val="Bibliography"/>
@@ -4943,8 +5898,8 @@
         <w:t xml:space="preserve">. University of Alabama Press, Tuscaloosa.</w:t>
       </w:r>
     </w:p>
-    <w:bookmarkEnd w:id="184"/>
-    <w:bookmarkStart w:id="186" w:name="ref-coco_iovita_2020"/>
+    <w:bookmarkEnd w:id="176"/>
+    <w:bookmarkStart w:id="178" w:name="ref-coco_iovita_2020"/>
     <w:p>
       <w:pPr>
         <w:pStyle w:val="Bibliography"/>
@@ -4971,7 +5926,7 @@
       <w:r>
         <w:t xml:space="preserve"> </w:t>
       </w:r>
-      <w:hyperlink r:id="rId185">
+      <w:hyperlink r:id="rId177">
         <w:r>
           <w:rPr>
             <w:rStyle w:val="Hyperlink"/>
@@ -4983,8 +5938,8 @@
         <w:t xml:space="preserve">.</w:t>
       </w:r>
     </w:p>
-    <w:bookmarkEnd w:id="186"/>
-    <w:bookmarkStart w:id="188" w:name="ref-crema_bortolini_lake_2023"/>
+    <w:bookmarkEnd w:id="178"/>
+    <w:bookmarkStart w:id="180" w:name="ref-crema_bortolini_lake_2023"/>
     <w:p>
       <w:pPr>
         <w:pStyle w:val="Bibliography"/>
@@ -5011,7 +5966,7 @@
       <w:r>
         <w:t xml:space="preserve"> </w:t>
       </w:r>
-      <w:hyperlink r:id="rId187">
+      <w:hyperlink r:id="rId179">
         <w:r>
           <w:rPr>
             <w:rStyle w:val="Hyperlink"/>
@@ -5023,8 +5978,8 @@
         <w:t xml:space="preserve">.</w:t>
       </w:r>
     </w:p>
-    <w:bookmarkEnd w:id="188"/>
-    <w:bookmarkStart w:id="190" w:name="ref-crema_edinborough_kerig_shennan_2014"/>
+    <w:bookmarkEnd w:id="180"/>
+    <w:bookmarkStart w:id="182" w:name="ref-crema_edinborough_kerig_shennan_2014"/>
     <w:p>
       <w:pPr>
         <w:pStyle w:val="Bibliography"/>
@@ -5063,7 +6018,7 @@
       <w:r>
         <w:t xml:space="preserve"> </w:t>
       </w:r>
-      <w:hyperlink r:id="rId189">
+      <w:hyperlink r:id="rId181">
         <w:r>
           <w:rPr>
             <w:rStyle w:val="Hyperlink"/>
@@ -5075,8 +6030,8 @@
         <w:t xml:space="preserve">.</w:t>
       </w:r>
     </w:p>
-    <w:bookmarkEnd w:id="190"/>
-    <w:bookmarkStart w:id="192" w:name="ref-crema_kandler_shennan_2016"/>
+    <w:bookmarkEnd w:id="182"/>
+    <w:bookmarkStart w:id="184" w:name="ref-crema_kandler_shennan_2016"/>
     <w:p>
       <w:pPr>
         <w:pStyle w:val="Bibliography"/>
@@ -5103,7 +6058,7 @@
       <w:r>
         <w:t xml:space="preserve"> </w:t>
       </w:r>
-      <w:hyperlink r:id="rId191">
+      <w:hyperlink r:id="rId183">
         <w:r>
           <w:rPr>
             <w:rStyle w:val="Hyperlink"/>
@@ -5115,8 +6070,8 @@
         <w:t xml:space="preserve">.</w:t>
       </w:r>
     </w:p>
-    <w:bookmarkEnd w:id="192"/>
-    <w:bookmarkStart w:id="194" w:name="ref-dunnell_1970"/>
+    <w:bookmarkEnd w:id="184"/>
+    <w:bookmarkStart w:id="186" w:name="ref-dunnell_1970"/>
     <w:p>
       <w:pPr>
         <w:pStyle w:val="Bibliography"/>
@@ -5143,7 +6098,7 @@
       <w:r>
         <w:t xml:space="preserve"> </w:t>
       </w:r>
-      <w:hyperlink r:id="rId193">
+      <w:hyperlink r:id="rId185">
         <w:r>
           <w:rPr>
             <w:rStyle w:val="Hyperlink"/>
@@ -5155,8 +6110,8 @@
         <w:t xml:space="preserve">.</w:t>
       </w:r>
     </w:p>
-    <w:bookmarkEnd w:id="194"/>
-    <w:bookmarkStart w:id="195" w:name="ref-dunnell_1971"/>
+    <w:bookmarkEnd w:id="186"/>
+    <w:bookmarkStart w:id="187" w:name="ref-dunnell_1971"/>
     <w:p>
       <w:pPr>
         <w:pStyle w:val="Bibliography"/>
@@ -5178,8 +6133,8 @@
         <w:t xml:space="preserve">. Free Press, New York.</w:t>
       </w:r>
     </w:p>
-    <w:bookmarkEnd w:id="195"/>
-    <w:bookmarkStart w:id="197" w:name="ref-dunnell_1978"/>
+    <w:bookmarkEnd w:id="187"/>
+    <w:bookmarkStart w:id="189" w:name="ref-dunnell_1978"/>
     <w:p>
       <w:pPr>
         <w:pStyle w:val="Bibliography"/>
@@ -5206,7 +6161,7 @@
       <w:r>
         <w:t xml:space="preserve"> </w:t>
       </w:r>
-      <w:hyperlink r:id="rId196">
+      <w:hyperlink r:id="rId188">
         <w:r>
           <w:rPr>
             <w:rStyle w:val="Hyperlink"/>
@@ -5218,8 +6173,8 @@
         <w:t xml:space="preserve">.</w:t>
       </w:r>
     </w:p>
-    <w:bookmarkEnd w:id="197"/>
-    <w:bookmarkStart w:id="198" w:name="ref-dunnell_1980"/>
+    <w:bookmarkEnd w:id="189"/>
+    <w:bookmarkStart w:id="190" w:name="ref-dunnell_1980"/>
     <w:p>
       <w:pPr>
         <w:pStyle w:val="Bibliography"/>
@@ -5241,8 +6196,8 @@
         <w:t xml:space="preserve">, edited by Michael B. Schiffer, pp. 35–99. Academic Press, New York.</w:t>
       </w:r>
     </w:p>
-    <w:bookmarkEnd w:id="198"/>
-    <w:bookmarkStart w:id="199" w:name="ref-dunnell_1995"/>
+    <w:bookmarkEnd w:id="190"/>
+    <w:bookmarkStart w:id="191" w:name="ref-dunnell_1995"/>
     <w:p>
       <w:pPr>
         <w:pStyle w:val="Bibliography"/>
@@ -5264,8 +6219,8 @@
         <w:t xml:space="preserve">, edited by Patrice A. Teltser, pp. 33–50. University of Arizona Press, Tucson.</w:t>
       </w:r>
     </w:p>
-    <w:bookmarkEnd w:id="199"/>
-    <w:bookmarkStart w:id="200" w:name="ref-dunnell_1995b"/>
+    <w:bookmarkEnd w:id="191"/>
+    <w:bookmarkStart w:id="192" w:name="ref-dunnell_1995b"/>
     <w:p>
       <w:pPr>
         <w:pStyle w:val="Bibliography"/>
@@ -5274,8 +6229,8 @@
         <w:t xml:space="preserve">Dunnell, Robert C. 1995b. Style: Concepts and Practice.</w:t>
       </w:r>
     </w:p>
-    <w:bookmarkEnd w:id="200"/>
-    <w:bookmarkStart w:id="201" w:name="ref-dye_cox_1990"/>
+    <w:bookmarkEnd w:id="192"/>
+    <w:bookmarkStart w:id="193" w:name="ref-dye_cox_1990"/>
     <w:p>
       <w:pPr>
         <w:pStyle w:val="Bibliography"/>
@@ -5311,8 +6266,8 @@
         <w:t xml:space="preserve">. University of Alabama Press, Tuscaloosa.</w:t>
       </w:r>
     </w:p>
-    <w:bookmarkEnd w:id="201"/>
-    <w:bookmarkStart w:id="203" w:name="ref-eerkens_lipo_2005"/>
+    <w:bookmarkEnd w:id="193"/>
+    <w:bookmarkStart w:id="195" w:name="ref-eerkens_lipo_2005"/>
     <w:p>
       <w:pPr>
         <w:pStyle w:val="Bibliography"/>
@@ -5339,7 +6294,7 @@
       <w:r>
         <w:t xml:space="preserve"> </w:t>
       </w:r>
-      <w:hyperlink r:id="rId202">
+      <w:hyperlink r:id="rId194">
         <w:r>
           <w:rPr>
             <w:rStyle w:val="Hyperlink"/>
@@ -5351,8 +6306,8 @@
         <w:t xml:space="preserve">.</w:t>
       </w:r>
     </w:p>
-    <w:bookmarkEnd w:id="203"/>
-    <w:bookmarkStart w:id="205" w:name="ref-eerkens_lipo_2007"/>
+    <w:bookmarkEnd w:id="195"/>
+    <w:bookmarkStart w:id="197" w:name="ref-eerkens_lipo_2007"/>
     <w:p>
       <w:pPr>
         <w:pStyle w:val="Bibliography"/>
@@ -5379,7 +6334,7 @@
       <w:r>
         <w:t xml:space="preserve"> </w:t>
       </w:r>
-      <w:hyperlink r:id="rId204">
+      <w:hyperlink r:id="rId196">
         <w:r>
           <w:rPr>
             <w:rStyle w:val="Hyperlink"/>
@@ -5391,8 +6346,8 @@
         <w:t xml:space="preserve">.</w:t>
       </w:r>
     </w:p>
-    <w:bookmarkEnd w:id="205"/>
-    <w:bookmarkStart w:id="206" w:name="ref-ewens_1972"/>
+    <w:bookmarkEnd w:id="197"/>
+    <w:bookmarkStart w:id="198" w:name="ref-ewens_1972"/>
     <w:p>
       <w:pPr>
         <w:pStyle w:val="Bibliography"/>
@@ -5417,8 +6372,8 @@
         <w:t xml:space="preserve">3(1):87–112.</w:t>
       </w:r>
     </w:p>
-    <w:bookmarkEnd w:id="206"/>
-    <w:bookmarkStart w:id="208" w:name="ref-feder_kryazhimskiy_plotkin_2014"/>
+    <w:bookmarkEnd w:id="198"/>
+    <w:bookmarkStart w:id="200" w:name="ref-feder_kryazhimskiy_plotkin_2014"/>
     <w:p>
       <w:pPr>
         <w:pStyle w:val="Bibliography"/>
@@ -5445,7 +6400,7 @@
       <w:r>
         <w:t xml:space="preserve"> </w:t>
       </w:r>
-      <w:hyperlink r:id="rId207">
+      <w:hyperlink r:id="rId199">
         <w:r>
           <w:rPr>
             <w:rStyle w:val="Hyperlink"/>
@@ -5457,8 +6412,8 @@
         <w:t xml:space="preserve">.</w:t>
       </w:r>
     </w:p>
-    <w:bookmarkEnd w:id="208"/>
-    <w:bookmarkStart w:id="210" w:name="ref-fogarty_kandler_creanza_2024"/>
+    <w:bookmarkEnd w:id="200"/>
+    <w:bookmarkStart w:id="202" w:name="ref-fogarty_kandler_creanza_2024"/>
     <w:p>
       <w:pPr>
         <w:pStyle w:val="Bibliography"/>
@@ -5485,7 +6440,7 @@
       <w:r>
         <w:t xml:space="preserve"> </w:t>
       </w:r>
-      <w:hyperlink r:id="rId209">
+      <w:hyperlink r:id="rId201">
         <w:r>
           <w:rPr>
             <w:rStyle w:val="Hyperlink"/>
@@ -5497,8 +6452,8 @@
         <w:t xml:space="preserve">.</w:t>
       </w:r>
     </w:p>
-    <w:bookmarkEnd w:id="210"/>
-    <w:bookmarkStart w:id="211" w:name="ref-fox_1998"/>
+    <w:bookmarkEnd w:id="202"/>
+    <w:bookmarkStart w:id="203" w:name="ref-fox_1998"/>
     <w:p>
       <w:pPr>
         <w:pStyle w:val="Bibliography"/>
@@ -5520,8 +6475,8 @@
         <w:t xml:space="preserve">, edited by Michael J. O’Brien and Robert C. Dunnell, pp. 31–58. University of Alabama Press, Tuscaloosa.</w:t>
       </w:r>
     </w:p>
-    <w:bookmarkEnd w:id="211"/>
-    <w:bookmarkStart w:id="212" w:name="ref-hally_1993"/>
+    <w:bookmarkEnd w:id="203"/>
+    <w:bookmarkStart w:id="204" w:name="ref-hally_1993"/>
     <w:p>
       <w:pPr>
         <w:pStyle w:val="Bibliography"/>
@@ -5555,8 +6510,8 @@
         <w:t xml:space="preserve">, edited by James B. Stoltman, pp. 143–167. Archaeological Report No. 25. Mississippi Department of Archives; History, Jackson.</w:t>
       </w:r>
     </w:p>
-    <w:bookmarkEnd w:id="212"/>
-    <w:bookmarkStart w:id="213" w:name="ref-hally_1996"/>
+    <w:bookmarkEnd w:id="204"/>
+    <w:bookmarkStart w:id="205" w:name="ref-hally_1996"/>
     <w:p>
       <w:pPr>
         <w:pStyle w:val="Bibliography"/>
@@ -5590,8 +6545,8 @@
         <w:t xml:space="preserve">, edited by John F. Scarry, pp. 92–127. University Press of Florida, Gainesville.</w:t>
       </w:r>
     </w:p>
-    <w:bookmarkEnd w:id="213"/>
-    <w:bookmarkStart w:id="215" w:name="ref-henrich_2001"/>
+    <w:bookmarkEnd w:id="205"/>
+    <w:bookmarkStart w:id="207" w:name="ref-henrich_2001"/>
     <w:p>
       <w:pPr>
         <w:pStyle w:val="Bibliography"/>
@@ -5618,7 +6573,7 @@
       <w:r>
         <w:t xml:space="preserve"> </w:t>
       </w:r>
-      <w:hyperlink r:id="rId214">
+      <w:hyperlink r:id="rId206">
         <w:r>
           <w:rPr>
             <w:rStyle w:val="Hyperlink"/>
@@ -5630,8 +6585,8 @@
         <w:t xml:space="preserve">.</w:t>
       </w:r>
     </w:p>
-    <w:bookmarkEnd w:id="215"/>
-    <w:bookmarkStart w:id="217" w:name="ref-henrich_2004"/>
+    <w:bookmarkEnd w:id="207"/>
+    <w:bookmarkStart w:id="209" w:name="ref-henrich_2004"/>
     <w:p>
       <w:pPr>
         <w:pStyle w:val="Bibliography"/>
@@ -5670,7 +6625,7 @@
       <w:r>
         <w:t xml:space="preserve"> </w:t>
       </w:r>
-      <w:hyperlink r:id="rId216">
+      <w:hyperlink r:id="rId208">
         <w:r>
           <w:rPr>
             <w:rStyle w:val="Hyperlink"/>
@@ -5682,8 +6637,8 @@
         <w:t xml:space="preserve">.</w:t>
       </w:r>
     </w:p>
-    <w:bookmarkEnd w:id="217"/>
-    <w:bookmarkStart w:id="219" w:name="ref-henrich_boyd_1998"/>
+    <w:bookmarkEnd w:id="209"/>
+    <w:bookmarkStart w:id="211" w:name="ref-henrich_boyd_1998"/>
     <w:p>
       <w:pPr>
         <w:pStyle w:val="Bibliography"/>
@@ -5710,7 +6665,7 @@
       <w:r>
         <w:t xml:space="preserve"> </w:t>
       </w:r>
-      <w:hyperlink r:id="rId218">
+      <w:hyperlink r:id="rId210">
         <w:r>
           <w:rPr>
             <w:rStyle w:val="Hyperlink"/>
@@ -5722,8 +6677,8 @@
         <w:t xml:space="preserve">.</w:t>
       </w:r>
     </w:p>
-    <w:bookmarkEnd w:id="219"/>
-    <w:bookmarkStart w:id="220" w:name="ref-holdaway_wandsnider_2008"/>
+    <w:bookmarkEnd w:id="211"/>
+    <w:bookmarkStart w:id="212" w:name="ref-holdaway_wandsnider_2008"/>
     <w:p>
       <w:pPr>
         <w:pStyle w:val="Bibliography"/>
@@ -5745,8 +6700,8 @@
         <w:t xml:space="preserve">. University of Utah Press, Salt Lake City.</w:t>
       </w:r>
     </w:p>
-    <w:bookmarkEnd w:id="220"/>
-    <w:bookmarkStart w:id="222" w:name="ref-holland-lulewicz_ritchison_2021"/>
+    <w:bookmarkEnd w:id="212"/>
+    <w:bookmarkStart w:id="214" w:name="ref-holland-lulewicz_ritchison_2021"/>
     <w:p>
       <w:pPr>
         <w:pStyle w:val="Bibliography"/>
@@ -5773,7 +6728,7 @@
       <w:r>
         <w:t xml:space="preserve"> </w:t>
       </w:r>
-      <w:hyperlink r:id="rId221">
+      <w:hyperlink r:id="rId213">
         <w:r>
           <w:rPr>
             <w:rStyle w:val="Hyperlink"/>
@@ -5785,8 +6740,8 @@
         <w:t xml:space="preserve">.</w:t>
       </w:r>
     </w:p>
-    <w:bookmarkEnd w:id="222"/>
-    <w:bookmarkStart w:id="223" w:name="ref-house_1991"/>
+    <w:bookmarkEnd w:id="214"/>
+    <w:bookmarkStart w:id="215" w:name="ref-house_1991"/>
     <w:p>
       <w:pPr>
         <w:pStyle w:val="Bibliography"/>
@@ -5828,8 +6783,8 @@
         <w:t xml:space="preserve">. PhD thesis, Southern Illinois University at Carbondale.</w:t>
       </w:r>
     </w:p>
-    <w:bookmarkEnd w:id="223"/>
-    <w:bookmarkStart w:id="224" w:name="ref-house_1993"/>
+    <w:bookmarkEnd w:id="215"/>
+    <w:bookmarkStart w:id="216" w:name="ref-house_1993"/>
     <w:p>
       <w:pPr>
         <w:pStyle w:val="Bibliography"/>
@@ -5854,8 +6809,8 @@
         <w:t xml:space="preserve">12(1):21–32.</w:t>
       </w:r>
     </w:p>
-    <w:bookmarkEnd w:id="224"/>
-    <w:bookmarkStart w:id="225" w:name="ref-hudson_smith_depratter_1990"/>
+    <w:bookmarkEnd w:id="216"/>
+    <w:bookmarkStart w:id="217" w:name="ref-hudson_smith_depratter_1990"/>
     <w:p>
       <w:pPr>
         <w:pStyle w:val="Bibliography"/>
@@ -5915,8 +6870,8 @@
         <w:t xml:space="preserve">, edited by David H. Dye and Cheryl Anne Cox, pp. 181–207. University of Alabama Press, Tuscaloosa.</w:t>
       </w:r>
     </w:p>
-    <w:bookmarkEnd w:id="225"/>
-    <w:bookmarkStart w:id="227" w:name="ref-hunt_2006"/>
+    <w:bookmarkEnd w:id="217"/>
+    <w:bookmarkStart w:id="219" w:name="ref-hunt_2006"/>
     <w:p>
       <w:pPr>
         <w:pStyle w:val="Bibliography"/>
@@ -5943,7 +6898,7 @@
       <w:r>
         <w:t xml:space="preserve"> </w:t>
       </w:r>
-      <w:hyperlink r:id="rId226">
+      <w:hyperlink r:id="rId218">
         <w:r>
           <w:rPr>
             <w:rStyle w:val="Hyperlink"/>
@@ -5955,8 +6910,8 @@
         <w:t xml:space="preserve">.</w:t>
       </w:r>
     </w:p>
-    <w:bookmarkEnd w:id="227"/>
-    <w:bookmarkStart w:id="229" w:name="ref-hunt_bell_travis_2008"/>
+    <w:bookmarkEnd w:id="219"/>
+    <w:bookmarkStart w:id="221" w:name="ref-hunt_bell_travis_2008"/>
     <w:p>
       <w:pPr>
         <w:pStyle w:val="Bibliography"/>
@@ -5983,7 +6938,7 @@
       <w:r>
         <w:t xml:space="preserve"> </w:t>
       </w:r>
-      <w:hyperlink r:id="rId228">
+      <w:hyperlink r:id="rId220">
         <w:r>
           <w:rPr>
             <w:rStyle w:val="Hyperlink"/>
@@ -5995,8 +6950,8 @@
         <w:t xml:space="preserve">.</w:t>
       </w:r>
     </w:p>
-    <w:bookmarkEnd w:id="229"/>
-    <w:bookmarkStart w:id="230" w:name="ref-hurlbert_1971"/>
+    <w:bookmarkEnd w:id="221"/>
+    <w:bookmarkStart w:id="222" w:name="ref-hurlbert_1971"/>
     <w:p>
       <w:pPr>
         <w:pStyle w:val="Bibliography"/>
@@ -6021,8 +6976,8 @@
         <w:t xml:space="preserve">52(4):577–586.</w:t>
       </w:r>
     </w:p>
-    <w:bookmarkEnd w:id="230"/>
-    <w:bookmarkStart w:id="232" w:name="ref-kandler_shennan_2013"/>
+    <w:bookmarkEnd w:id="222"/>
+    <w:bookmarkStart w:id="224" w:name="ref-kandler_shennan_2013"/>
     <w:p>
       <w:pPr>
         <w:pStyle w:val="Bibliography"/>
@@ -6049,7 +7004,7 @@
       <w:r>
         <w:t xml:space="preserve"> </w:t>
       </w:r>
-      <w:hyperlink r:id="rId231">
+      <w:hyperlink r:id="rId223">
         <w:r>
           <w:rPr>
             <w:rStyle w:val="Hyperlink"/>
@@ -6061,8 +7016,8 @@
         <w:t xml:space="preserve">.</w:t>
       </w:r>
     </w:p>
-    <w:bookmarkEnd w:id="232"/>
-    <w:bookmarkStart w:id="234" w:name="ref-kandler_shennan_2015"/>
+    <w:bookmarkEnd w:id="224"/>
+    <w:bookmarkStart w:id="226" w:name="ref-kandler_shennan_2015"/>
     <w:p>
       <w:pPr>
         <w:pStyle w:val="Bibliography"/>
@@ -6101,7 +7056,7 @@
       <w:r>
         <w:t xml:space="preserve"> </w:t>
       </w:r>
-      <w:hyperlink r:id="rId233">
+      <w:hyperlink r:id="rId225">
         <w:r>
           <w:rPr>
             <w:rStyle w:val="Hyperlink"/>
@@ -6113,8 +7068,8 @@
         <w:t xml:space="preserve">.</w:t>
       </w:r>
     </w:p>
-    <w:bookmarkEnd w:id="234"/>
-    <w:bookmarkStart w:id="236" w:name="ref-kandler_wilder_fortunato_2017"/>
+    <w:bookmarkEnd w:id="226"/>
+    <w:bookmarkStart w:id="228" w:name="ref-kandler_wilder_fortunato_2017"/>
     <w:p>
       <w:pPr>
         <w:pStyle w:val="Bibliography"/>
@@ -6141,7 +7096,7 @@
       <w:r>
         <w:t xml:space="preserve"> </w:t>
       </w:r>
-      <w:hyperlink r:id="rId235">
+      <w:hyperlink r:id="rId227">
         <w:r>
           <w:rPr>
             <w:rStyle w:val="Hyperlink"/>
@@ -6153,8 +7108,8 @@
         <w:t xml:space="preserve">.</w:t>
       </w:r>
     </w:p>
-    <w:bookmarkEnd w:id="236"/>
-    <w:bookmarkStart w:id="238" w:name="ref-kidwell_tomasovych_2013"/>
+    <w:bookmarkEnd w:id="228"/>
+    <w:bookmarkStart w:id="230" w:name="ref-kidwell_tomasovych_2013"/>
     <w:p>
       <w:pPr>
         <w:pStyle w:val="Bibliography"/>
@@ -6181,7 +7136,7 @@
       <w:r>
         <w:t xml:space="preserve"> </w:t>
       </w:r>
-      <w:hyperlink r:id="rId237">
+      <w:hyperlink r:id="rId229">
         <w:r>
           <w:rPr>
             <w:rStyle w:val="Hyperlink"/>
@@ -6193,8 +7148,8 @@
         <w:t xml:space="preserve">.</w:t>
       </w:r>
     </w:p>
-    <w:bookmarkEnd w:id="238"/>
-    <w:bookmarkStart w:id="239" w:name="ref-king_freer_1995"/>
+    <w:bookmarkEnd w:id="230"/>
+    <w:bookmarkStart w:id="231" w:name="ref-king_freer_1995"/>
     <w:p>
       <w:pPr>
         <w:pStyle w:val="Bibliography"/>
@@ -6228,8 +7183,8 @@
         <w:t xml:space="preserve">, edited by Michael S. Nassaney and Kenneth E. Sassaman, pp. 266–288. University of Tennessee Press, Knoxville.</w:t>
       </w:r>
     </w:p>
-    <w:bookmarkEnd w:id="239"/>
-    <w:bookmarkStart w:id="241" w:name="ref-ladefoged_graves_2000"/>
+    <w:bookmarkEnd w:id="231"/>
+    <w:bookmarkStart w:id="233" w:name="ref-ladefoged_graves_2000"/>
     <w:p>
       <w:pPr>
         <w:pStyle w:val="Bibliography"/>
@@ -6274,7 +7229,7 @@
       <w:r>
         <w:t xml:space="preserve"> </w:t>
       </w:r>
-      <w:hyperlink r:id="rId240">
+      <w:hyperlink r:id="rId232">
         <w:r>
           <w:rPr>
             <w:rStyle w:val="Hyperlink"/>
@@ -6286,8 +7241,8 @@
         <w:t xml:space="preserve">.</w:t>
       </w:r>
     </w:p>
-    <w:bookmarkEnd w:id="241"/>
-    <w:bookmarkStart w:id="242" w:name="ref-lehner_grill_2013"/>
+    <w:bookmarkEnd w:id="233"/>
+    <w:bookmarkStart w:id="234" w:name="ref-lehner_grill_2013"/>
     <w:p>
       <w:pPr>
         <w:pStyle w:val="Bibliography"/>
@@ -6312,8 +7267,8 @@
         <w:t xml:space="preserve">27(15):2171–2186.</w:t>
       </w:r>
     </w:p>
-    <w:bookmarkEnd w:id="242"/>
-    <w:bookmarkStart w:id="243" w:name="ref-lewontin_1974"/>
+    <w:bookmarkEnd w:id="234"/>
+    <w:bookmarkStart w:id="235" w:name="ref-lewontin_1974"/>
     <w:p>
       <w:pPr>
         <w:pStyle w:val="Bibliography"/>
@@ -6335,8 +7290,8 @@
         <w:t xml:space="preserve">. Columbia University Press, New York.</w:t>
       </w:r>
     </w:p>
-    <w:bookmarkEnd w:id="243"/>
-    <w:bookmarkStart w:id="244" w:name="ref-lipo_2001"/>
+    <w:bookmarkEnd w:id="235"/>
+    <w:bookmarkStart w:id="236" w:name="ref-lipo_2001"/>
     <w:p>
       <w:pPr>
         <w:pStyle w:val="Bibliography"/>
@@ -6386,8 +7341,8 @@
         <w:t xml:space="preserve">. BAR International Series 918. Archaeopress, Oxford.</w:t>
       </w:r>
     </w:p>
-    <w:bookmarkEnd w:id="244"/>
-    <w:bookmarkStart w:id="246" w:name="ref-lipo_dinapoli_madsen_hunt_2021"/>
+    <w:bookmarkEnd w:id="236"/>
+    <w:bookmarkStart w:id="238" w:name="ref-lipo_dinapoli_madsen_hunt_2021"/>
     <w:p>
       <w:pPr>
         <w:pStyle w:val="Bibliography"/>
@@ -6414,7 +7369,7 @@
       <w:r>
         <w:t xml:space="preserve"> </w:t>
       </w:r>
-      <w:hyperlink r:id="rId245">
+      <w:hyperlink r:id="rId237">
         <w:r>
           <w:rPr>
             <w:rStyle w:val="Hyperlink"/>
@@ -6426,8 +7381,8 @@
         <w:t xml:space="preserve">.</w:t>
       </w:r>
     </w:p>
-    <w:bookmarkEnd w:id="246"/>
-    <w:bookmarkStart w:id="247" w:name="ref-lipo_dunnell_2007"/>
+    <w:bookmarkEnd w:id="238"/>
+    <w:bookmarkStart w:id="239" w:name="ref-lipo_dunnell_2007"/>
     <w:p>
       <w:pPr>
         <w:pStyle w:val="Bibliography"/>
@@ -6489,8 +7444,8 @@
         <w:t xml:space="preserve">, edited by Janet Rafferty and Evan Peacock, pp. 125–167. University of Alabama Press, Tuscaloosa.</w:t>
       </w:r>
     </w:p>
-    <w:bookmarkEnd w:id="247"/>
-    <w:bookmarkStart w:id="249" w:name="ref-lipo_hunt_hundtoft_2010"/>
+    <w:bookmarkEnd w:id="239"/>
+    <w:bookmarkStart w:id="241" w:name="ref-lipo_hunt_hundtoft_2010"/>
     <w:p>
       <w:pPr>
         <w:pStyle w:val="Bibliography"/>
@@ -6535,7 +7490,7 @@
       <w:r>
         <w:t xml:space="preserve"> </w:t>
       </w:r>
-      <w:hyperlink r:id="rId248">
+      <w:hyperlink r:id="rId240">
         <w:r>
           <w:rPr>
             <w:rStyle w:val="Hyperlink"/>
@@ -6547,8 +7502,8 @@
         <w:t xml:space="preserve">.</w:t>
       </w:r>
     </w:p>
-    <w:bookmarkEnd w:id="249"/>
-    <w:bookmarkStart w:id="250" w:name="ref-lipo_madsen_2001"/>
+    <w:bookmarkEnd w:id="241"/>
+    <w:bookmarkStart w:id="242" w:name="ref-lipo_madsen_2001"/>
     <w:p>
       <w:pPr>
         <w:pStyle w:val="Bibliography"/>
@@ -6582,8 +7537,8 @@
         <w:t xml:space="preserve">, edited by Teresa D. Hurt and Gordon F. M. Rakita, pp. 91–118. Bergin &amp; Garvey, Westport, Connecticut.</w:t>
       </w:r>
     </w:p>
-    <w:bookmarkEnd w:id="250"/>
-    <w:bookmarkStart w:id="252" w:name="ref-lipo_madsen_dunnell_2015"/>
+    <w:bookmarkEnd w:id="242"/>
+    <w:bookmarkStart w:id="244" w:name="ref-lipo_madsen_dunnell_2015"/>
     <w:p>
       <w:pPr>
         <w:pStyle w:val="Bibliography"/>
@@ -6610,7 +7565,7 @@
       <w:r>
         <w:t xml:space="preserve"> </w:t>
       </w:r>
-      <w:hyperlink r:id="rId251">
+      <w:hyperlink r:id="rId243">
         <w:r>
           <w:rPr>
             <w:rStyle w:val="Hyperlink"/>
@@ -6622,8 +7577,8 @@
         <w:t xml:space="preserve">.</w:t>
       </w:r>
     </w:p>
-    <w:bookmarkEnd w:id="252"/>
-    <w:bookmarkStart w:id="254" w:name="ref-lipo_madsen_dunnell_hunt_1997"/>
+    <w:bookmarkEnd w:id="244"/>
+    <w:bookmarkStart w:id="246" w:name="ref-lipo_madsen_dunnell_hunt_1997"/>
     <w:p>
       <w:pPr>
         <w:pStyle w:val="Bibliography"/>
@@ -6650,7 +7605,7 @@
       <w:r>
         <w:t xml:space="preserve"> </w:t>
       </w:r>
-      <w:hyperlink r:id="rId253">
+      <w:hyperlink r:id="rId245">
         <w:r>
           <w:rPr>
             <w:rStyle w:val="Hyperlink"/>
@@ -6662,8 +7617,8 @@
         <w:t xml:space="preserve">.</w:t>
       </w:r>
     </w:p>
-    <w:bookmarkEnd w:id="254"/>
-    <w:bookmarkStart w:id="256" w:name="ref-holland-lulewicz_2019"/>
+    <w:bookmarkEnd w:id="246"/>
+    <w:bookmarkStart w:id="248" w:name="ref-holland-lulewicz_2019"/>
     <w:p>
       <w:pPr>
         <w:pStyle w:val="Bibliography"/>
@@ -6717,7 +7672,7 @@
       <w:r>
         <w:t xml:space="preserve"> </w:t>
       </w:r>
-      <w:hyperlink r:id="rId255">
+      <w:hyperlink r:id="rId247">
         <w:r>
           <w:rPr>
             <w:rStyle w:val="Hyperlink"/>
@@ -6729,8 +7684,8 @@
         <w:t xml:space="preserve">.</w:t>
       </w:r>
     </w:p>
-    <w:bookmarkEnd w:id="256"/>
-    <w:bookmarkStart w:id="258" w:name="ref-lyman_2021"/>
+    <w:bookmarkEnd w:id="248"/>
+    <w:bookmarkStart w:id="250" w:name="ref-lyman_2021"/>
     <w:p>
       <w:pPr>
         <w:pStyle w:val="Bibliography"/>
@@ -6757,7 +7712,7 @@
       <w:r>
         <w:t xml:space="preserve"> </w:t>
       </w:r>
-      <w:hyperlink r:id="rId257">
+      <w:hyperlink r:id="rId249">
         <w:r>
           <w:rPr>
             <w:rStyle w:val="Hyperlink"/>
@@ -6769,298 +7724,272 @@
         <w:t xml:space="preserve">.</w:t>
       </w:r>
     </w:p>
+    <w:bookmarkEnd w:id="250"/>
+    <w:bookmarkStart w:id="251" w:name="ref-madsen_2012"/>
+    <w:p>
+      <w:pPr>
+        <w:pStyle w:val="Bibliography"/>
+      </w:pPr>
+      <w:r>
+        <w:t xml:space="preserve">Madsen, Mark E. 2012. Neutral Cultural Transmission in Time-Averaged Archaeological Assemblages. arXiv preprint arXiv:1204.2043 [physics.soc-ph].</w:t>
+      </w:r>
+    </w:p>
+    <w:bookmarkEnd w:id="251"/>
+    <w:bookmarkStart w:id="252" w:name="ref-mainfort_1996"/>
+    <w:p>
+      <w:pPr>
+        <w:pStyle w:val="Bibliography"/>
+      </w:pPr>
+      <w:r>
+        <w:t xml:space="preserve">Mainfort, Jr., Robert C. 1996a. Late Period Chronology in the Central</w:t>
+      </w:r>
+      <w:r>
+        <w:t xml:space="preserve"> </w:t>
+      </w:r>
+      <w:r>
+        <w:t xml:space="preserve">Mississippi</w:t>
+      </w:r>
+      <w:r>
+        <w:t xml:space="preserve"> </w:t>
+      </w:r>
+      <w:r>
+        <w:t xml:space="preserve">Valley: A Western</w:t>
+      </w:r>
+      <w:r>
+        <w:t xml:space="preserve"> </w:t>
+      </w:r>
+      <w:r>
+        <w:t xml:space="preserve">Tennessee</w:t>
+      </w:r>
+      <w:r>
+        <w:t xml:space="preserve"> </w:t>
+      </w:r>
+      <w:r>
+        <w:t xml:space="preserve">Perspective.</w:t>
+      </w:r>
+      <w:r>
+        <w:t xml:space="preserve"> </w:t>
+      </w:r>
+      <w:r>
+        <w:rPr>
+          <w:i/>
+          <w:iCs/>
+        </w:rPr>
+        <w:t xml:space="preserve">Southeastern Archaeology</w:t>
+      </w:r>
+      <w:r>
+        <w:t xml:space="preserve"> </w:t>
+      </w:r>
+      <w:r>
+        <w:t xml:space="preserve">15(2):172–181.</w:t>
+      </w:r>
+    </w:p>
+    <w:bookmarkEnd w:id="252"/>
+    <w:bookmarkStart w:id="253" w:name="ref-mainfort_1996b"/>
+    <w:p>
+      <w:pPr>
+        <w:pStyle w:val="Bibliography"/>
+      </w:pPr>
+      <w:r>
+        <w:t xml:space="preserve">Mainfort, Jr., Robert C. 1996b. Late Period Chronology in the Central Mississippi Valley: A Western Tennessee Perspective.</w:t>
+      </w:r>
+      <w:r>
+        <w:t xml:space="preserve"> </w:t>
+      </w:r>
+      <w:r>
+        <w:rPr>
+          <w:i/>
+          <w:iCs/>
+        </w:rPr>
+        <w:t xml:space="preserve">Southeastern Archaeology</w:t>
+      </w:r>
+      <w:r>
+        <w:t xml:space="preserve"> </w:t>
+      </w:r>
+      <w:r>
+        <w:t xml:space="preserve">15(2):172–181.</w:t>
+      </w:r>
+    </w:p>
+    <w:bookmarkEnd w:id="253"/>
+    <w:bookmarkStart w:id="254" w:name="ref-mainfort_2001"/>
+    <w:p>
+      <w:pPr>
+        <w:pStyle w:val="Bibliography"/>
+      </w:pPr>
+      <w:r>
+        <w:t xml:space="preserve">Mainfort, Jr., Robert C. 2001. The Late Prehistoric and Protohistoric Periods in the Central</w:t>
+      </w:r>
+      <w:r>
+        <w:t xml:space="preserve"> </w:t>
+      </w:r>
+      <w:r>
+        <w:t xml:space="preserve">Mississippi</w:t>
+      </w:r>
+      <w:r>
+        <w:t xml:space="preserve"> </w:t>
+      </w:r>
+      <w:r>
+        <w:t xml:space="preserve">Valley. In</w:t>
+      </w:r>
+      <w:r>
+        <w:t xml:space="preserve"> </w:t>
+      </w:r>
+      <w:r>
+        <w:rPr>
+          <w:i/>
+          <w:iCs/>
+        </w:rPr>
+        <w:t xml:space="preserve">Societies in Eclipse: Archaeology of the Eastern Woodlands Indians, a.d. 1400–1700</w:t>
+      </w:r>
+      <w:r>
+        <w:t xml:space="preserve">, edited by David S. Brose, C. Wesley Cowan, and Jr. Mainfort Robert C., pp. 173–190. Smithsonian Institution Press, Washington, DC.</w:t>
+      </w:r>
+    </w:p>
+    <w:bookmarkEnd w:id="254"/>
+    <w:bookmarkStart w:id="255" w:name="ref-mainfort_2003"/>
+    <w:p>
+      <w:pPr>
+        <w:pStyle w:val="Bibliography"/>
+      </w:pPr>
+      <w:r>
+        <w:t xml:space="preserve">Mainfort, Jr., Robert C. 2003. An Ordination Approach to Assessing Late Period Phases in the Central</w:t>
+      </w:r>
+      <w:r>
+        <w:t xml:space="preserve"> </w:t>
+      </w:r>
+      <w:r>
+        <w:t xml:space="preserve">Mississippi</w:t>
+      </w:r>
+      <w:r>
+        <w:t xml:space="preserve"> </w:t>
+      </w:r>
+      <w:r>
+        <w:t xml:space="preserve">Valley.</w:t>
+      </w:r>
+      <w:r>
+        <w:t xml:space="preserve"> </w:t>
+      </w:r>
+      <w:r>
+        <w:rPr>
+          <w:i/>
+          <w:iCs/>
+        </w:rPr>
+        <w:t xml:space="preserve">Southeastern Archaeology</w:t>
+      </w:r>
+      <w:r>
+        <w:t xml:space="preserve"> </w:t>
+      </w:r>
+      <w:r>
+        <w:t xml:space="preserve">22(2):176–184.</w:t>
+      </w:r>
+    </w:p>
+    <w:bookmarkEnd w:id="255"/>
+    <w:bookmarkStart w:id="256" w:name="ref-mayr_1959"/>
+    <w:p>
+      <w:pPr>
+        <w:pStyle w:val="Bibliography"/>
+      </w:pPr>
+      <w:r>
+        <w:t xml:space="preserve">Mayr, Ernst. 1959. Typological Versus Population Thinking. In</w:t>
+      </w:r>
+      <w:r>
+        <w:t xml:space="preserve"> </w:t>
+      </w:r>
+      <w:r>
+        <w:rPr>
+          <w:i/>
+          <w:iCs/>
+        </w:rPr>
+        <w:t xml:space="preserve">Evolution and Anthropology: A Centennial Appraisal</w:t>
+      </w:r>
+      <w:r>
+        <w:t xml:space="preserve">, edited by Betty J. Meggers, pp. 409–412. The Anthropological Society of Washington, Washington, D.C.</w:t>
+      </w:r>
+    </w:p>
+    <w:bookmarkEnd w:id="256"/>
+    <w:bookmarkStart w:id="257" w:name="ref-mcnutt_ed_1996"/>
+    <w:p>
+      <w:pPr>
+        <w:pStyle w:val="Bibliography"/>
+      </w:pPr>
+      <w:r>
+        <w:t xml:space="preserve">McNutt, Charles H. (editor). 1996.</w:t>
+      </w:r>
+      <w:r>
+        <w:t xml:space="preserve"> </w:t>
+      </w:r>
+      <w:r>
+        <w:rPr>
+          <w:i/>
+          <w:iCs/>
+        </w:rPr>
+        <w:t xml:space="preserve">Prehistory of the Central</w:t>
+      </w:r>
+      <w:r>
+        <w:rPr>
+          <w:i/>
+          <w:iCs/>
+        </w:rPr>
+        <w:t xml:space="preserve"> </w:t>
+      </w:r>
+      <w:r>
+        <w:rPr>
+          <w:i/>
+          <w:iCs/>
+        </w:rPr>
+        <w:t xml:space="preserve">Mississippi</w:t>
+      </w:r>
+      <w:r>
+        <w:rPr>
+          <w:i/>
+          <w:iCs/>
+        </w:rPr>
+        <w:t xml:space="preserve"> </w:t>
+      </w:r>
+      <w:r>
+        <w:rPr>
+          <w:i/>
+          <w:iCs/>
+        </w:rPr>
+        <w:t xml:space="preserve">Valley</w:t>
+      </w:r>
+      <w:r>
+        <w:t xml:space="preserve">. University of Alabama Press, Tuscaloosa.</w:t>
+      </w:r>
+    </w:p>
+    <w:bookmarkEnd w:id="257"/>
+    <w:bookmarkStart w:id="258" w:name="ref-mesoudi_2021"/>
+    <w:p>
+      <w:pPr>
+        <w:pStyle w:val="Bibliography"/>
+      </w:pPr>
+      <w:r>
+        <w:t xml:space="preserve">Mesoudi, Alex. 2021. Cultural Selection and Biased Transformation: Two Dynamics of Cultural Evolution.</w:t>
+      </w:r>
+      <w:r>
+        <w:t xml:space="preserve"> </w:t>
+      </w:r>
+      <w:r>
+        <w:rPr>
+          <w:i/>
+          <w:iCs/>
+        </w:rPr>
+        <w:t xml:space="preserve">Philosophical Transactions of the Royal Society B: Biological Sciences</w:t>
+      </w:r>
+      <w:r>
+        <w:t xml:space="preserve"> </w:t>
+      </w:r>
+      <w:r>
+        <w:t xml:space="preserve">376:20200053.</w:t>
+      </w:r>
+    </w:p>
     <w:bookmarkEnd w:id="258"/>
-    <w:bookmarkStart w:id="259" w:name="ref-madsen_2012"/>
+    <w:bookmarkStart w:id="260" w:name="ref-miller_atkins_premo_2018"/>
     <w:p>
       <w:pPr>
         <w:pStyle w:val="Bibliography"/>
       </w:pPr>
       <w:r>
-        <w:t xml:space="preserve">Madsen, Mark E. 2012. Neutral Cultural Transmission in Time-Averaged Archaeological Assemblages. arXiv preprint arXiv:1204.2043 [physics.soc-ph].</w:t>
-      </w:r>
-    </w:p>
-    <w:bookmarkEnd w:id="259"/>
-    <w:bookmarkStart w:id="260" w:name="ref-mainfort_1996"/>
-    <w:p>
-      <w:pPr>
-        <w:pStyle w:val="Bibliography"/>
-      </w:pPr>
-      <w:r>
-        <w:t xml:space="preserve">Mainfort, Jr., Robert C. 1996a. Late Period Chronology in the Central</w:t>
-      </w:r>
-      <w:r>
-        <w:t xml:space="preserve"> </w:t>
-      </w:r>
-      <w:r>
-        <w:t xml:space="preserve">Mississippi</w:t>
-      </w:r>
-      <w:r>
-        <w:t xml:space="preserve"> </w:t>
-      </w:r>
-      <w:r>
-        <w:t xml:space="preserve">Valley: A Western</w:t>
-      </w:r>
-      <w:r>
-        <w:t xml:space="preserve"> </w:t>
-      </w:r>
-      <w:r>
-        <w:t xml:space="preserve">Tennessee</w:t>
-      </w:r>
-      <w:r>
-        <w:t xml:space="preserve"> </w:t>
-      </w:r>
-      <w:r>
-        <w:t xml:space="preserve">Perspective.</w:t>
-      </w:r>
-      <w:r>
-        <w:t xml:space="preserve"> </w:t>
-      </w:r>
-      <w:r>
-        <w:rPr>
-          <w:i/>
-          <w:iCs/>
-        </w:rPr>
-        <w:t xml:space="preserve">Southeastern Archaeology</w:t>
-      </w:r>
-      <w:r>
-        <w:t xml:space="preserve"> </w:t>
-      </w:r>
-      <w:r>
-        <w:t xml:space="preserve">15(2):172–181.</w:t>
-      </w:r>
-    </w:p>
-    <w:bookmarkEnd w:id="260"/>
-    <w:bookmarkStart w:id="261" w:name="ref-mainfort_1996b"/>
-    <w:p>
-      <w:pPr>
-        <w:pStyle w:val="Bibliography"/>
-      </w:pPr>
-      <w:r>
-        <w:t xml:space="preserve">Mainfort, Jr., Robert C. 1996b. Late Period Chronology in the Central Mississippi Valley: A Western Tennessee Perspective.</w:t>
-      </w:r>
-      <w:r>
-        <w:t xml:space="preserve"> </w:t>
-      </w:r>
-      <w:r>
-        <w:rPr>
-          <w:i/>
-          <w:iCs/>
-        </w:rPr>
-        <w:t xml:space="preserve">Southeastern Archaeology</w:t>
-      </w:r>
-      <w:r>
-        <w:t xml:space="preserve"> </w:t>
-      </w:r>
-      <w:r>
-        <w:t xml:space="preserve">15(2):172–181.</w:t>
-      </w:r>
-    </w:p>
-    <w:bookmarkEnd w:id="261"/>
-    <w:bookmarkStart w:id="262" w:name="ref-mainfort_2001"/>
-    <w:p>
-      <w:pPr>
-        <w:pStyle w:val="Bibliography"/>
-      </w:pPr>
-      <w:r>
-        <w:t xml:space="preserve">Mainfort, Jr., Robert C. 2001. The Late Prehistoric and Protohistoric Periods in the Central</w:t>
-      </w:r>
-      <w:r>
-        <w:t xml:space="preserve"> </w:t>
-      </w:r>
-      <w:r>
-        <w:t xml:space="preserve">Mississippi</w:t>
-      </w:r>
-      <w:r>
-        <w:t xml:space="preserve"> </w:t>
-      </w:r>
-      <w:r>
-        <w:t xml:space="preserve">Valley. In</w:t>
-      </w:r>
-      <w:r>
-        <w:t xml:space="preserve"> </w:t>
-      </w:r>
-      <w:r>
-        <w:rPr>
-          <w:i/>
-          <w:iCs/>
-        </w:rPr>
-        <w:t xml:space="preserve">Societies in Eclipse: Archaeology of the Eastern Woodlands Indians, a.d. 1400–1700</w:t>
-      </w:r>
-      <w:r>
-        <w:t xml:space="preserve">, edited by David S. Brose, C. Wesley Cowan, and Jr. Mainfort Robert C., pp. 173–190. Smithsonian Institution Press, Washington, DC.</w:t>
-      </w:r>
-    </w:p>
-    <w:bookmarkEnd w:id="262"/>
-    <w:bookmarkStart w:id="263" w:name="ref-mainfort_2003"/>
-    <w:p>
-      <w:pPr>
-        <w:pStyle w:val="Bibliography"/>
-      </w:pPr>
-      <w:r>
-        <w:t xml:space="preserve">Mainfort, Jr., Robert C. 2003. An Ordination Approach to Assessing Late Period Phases in the Central</w:t>
-      </w:r>
-      <w:r>
-        <w:t xml:space="preserve"> </w:t>
-      </w:r>
-      <w:r>
-        <w:t xml:space="preserve">Mississippi</w:t>
-      </w:r>
-      <w:r>
-        <w:t xml:space="preserve"> </w:t>
-      </w:r>
-      <w:r>
-        <w:t xml:space="preserve">Valley.</w:t>
-      </w:r>
-      <w:r>
-        <w:t xml:space="preserve"> </w:t>
-      </w:r>
-      <w:r>
-        <w:rPr>
-          <w:i/>
-          <w:iCs/>
-        </w:rPr>
-        <w:t xml:space="preserve">Southeastern Archaeology</w:t>
-      </w:r>
-      <w:r>
-        <w:t xml:space="preserve"> </w:t>
-      </w:r>
-      <w:r>
-        <w:t xml:space="preserve">22(2):176–184.</w:t>
-      </w:r>
-    </w:p>
-    <w:bookmarkEnd w:id="263"/>
-    <w:bookmarkStart w:id="264" w:name="ref-mantel_1967"/>
-    <w:p>
-      <w:pPr>
-        <w:pStyle w:val="Bibliography"/>
-      </w:pPr>
-      <w:r>
-        <w:t xml:space="preserve">Mantel, Nathan. 1967. The Detection of Disease Clustering and a Generalized Regression Approach.</w:t>
-      </w:r>
-      <w:r>
-        <w:t xml:space="preserve"> </w:t>
-      </w:r>
-      <w:r>
-        <w:rPr>
-          <w:i/>
-          <w:iCs/>
-        </w:rPr>
-        <w:t xml:space="preserve">Cancer Research</w:t>
-      </w:r>
-      <w:r>
-        <w:t xml:space="preserve"> </w:t>
-      </w:r>
-      <w:r>
-        <w:t xml:space="preserve">27(2):209–220.</w:t>
-      </w:r>
-    </w:p>
-    <w:bookmarkEnd w:id="264"/>
-    <w:bookmarkStart w:id="265" w:name="ref-mayr_1959"/>
-    <w:p>
-      <w:pPr>
-        <w:pStyle w:val="Bibliography"/>
-      </w:pPr>
-      <w:r>
-        <w:t xml:space="preserve">Mayr, Ernst. 1959. Typological Versus Population Thinking. In</w:t>
-      </w:r>
-      <w:r>
-        <w:t xml:space="preserve"> </w:t>
-      </w:r>
-      <w:r>
-        <w:rPr>
-          <w:i/>
-          <w:iCs/>
-        </w:rPr>
-        <w:t xml:space="preserve">Evolution and Anthropology: A Centennial Appraisal</w:t>
-      </w:r>
-      <w:r>
-        <w:t xml:space="preserve">, edited by Betty J. Meggers, pp. 409–412. The Anthropological Society of Washington, Washington, D.C.</w:t>
-      </w:r>
-    </w:p>
-    <w:bookmarkEnd w:id="265"/>
-    <w:bookmarkStart w:id="266" w:name="ref-mcnutt_ed_1996"/>
-    <w:p>
-      <w:pPr>
-        <w:pStyle w:val="Bibliography"/>
-      </w:pPr>
-      <w:r>
-        <w:t xml:space="preserve">McNutt, Charles H. (editor). 1996.</w:t>
-      </w:r>
-      <w:r>
-        <w:t xml:space="preserve"> </w:t>
-      </w:r>
-      <w:r>
-        <w:rPr>
-          <w:i/>
-          <w:iCs/>
-        </w:rPr>
-        <w:t xml:space="preserve">Prehistory of the Central</w:t>
-      </w:r>
-      <w:r>
-        <w:rPr>
-          <w:i/>
-          <w:iCs/>
-        </w:rPr>
-        <w:t xml:space="preserve"> </w:t>
-      </w:r>
-      <w:r>
-        <w:rPr>
-          <w:i/>
-          <w:iCs/>
-        </w:rPr>
-        <w:t xml:space="preserve">Mississippi</w:t>
-      </w:r>
-      <w:r>
-        <w:rPr>
-          <w:i/>
-          <w:iCs/>
-        </w:rPr>
-        <w:t xml:space="preserve"> </w:t>
-      </w:r>
-      <w:r>
-        <w:rPr>
-          <w:i/>
-          <w:iCs/>
-        </w:rPr>
-        <w:t xml:space="preserve">Valley</w:t>
-      </w:r>
-      <w:r>
-        <w:t xml:space="preserve">. University of Alabama Press, Tuscaloosa.</w:t>
-      </w:r>
-    </w:p>
-    <w:bookmarkEnd w:id="266"/>
-    <w:bookmarkStart w:id="267" w:name="ref-mesoudi_2021"/>
-    <w:p>
-      <w:pPr>
-        <w:pStyle w:val="Bibliography"/>
-      </w:pPr>
-      <w:r>
-        <w:t xml:space="preserve">Mesoudi, Alex. 2021. Cultural Selection and Biased Transformation: Two Dynamics of Cultural Evolution.</w:t>
-      </w:r>
-      <w:r>
-        <w:t xml:space="preserve"> </w:t>
-      </w:r>
-      <w:r>
-        <w:rPr>
-          <w:i/>
-          <w:iCs/>
-        </w:rPr>
-        <w:t xml:space="preserve">Philosophical Transactions of the Royal Society B: Biological Sciences</w:t>
-      </w:r>
-      <w:r>
-        <w:t xml:space="preserve"> </w:t>
-      </w:r>
-      <w:r>
-        <w:t xml:space="preserve">376:20200053.</w:t>
-      </w:r>
-    </w:p>
-    <w:bookmarkEnd w:id="267"/>
-    <w:bookmarkStart w:id="269" w:name="ref-miller_atkins_premo_2018"/>
-    <w:p>
-      <w:pPr>
-        <w:pStyle w:val="Bibliography"/>
-      </w:pPr>
-      <w:r>
         <w:t xml:space="preserve">Miller-Atkins, Galen, and L. S. Premo. 2018. Time-Averaging and the Spatial Scale of Regional Cultural Differentiation in Archaeological Assemblages.</w:t>
       </w:r>
       <w:r>
@@ -7082,7 +8011,7 @@
       <w:r>
         <w:t xml:space="preserve"> </w:t>
       </w:r>
-      <w:hyperlink r:id="rId268">
+      <w:hyperlink r:id="rId259">
         <w:r>
           <w:rPr>
             <w:rStyle w:val="Hyperlink"/>
@@ -7094,8 +8023,8 @@
         <w:t xml:space="preserve">.</w:t>
       </w:r>
     </w:p>
-    <w:bookmarkEnd w:id="269"/>
-    <w:bookmarkStart w:id="270" w:name="ref-milner_1998"/>
+    <w:bookmarkEnd w:id="260"/>
+    <w:bookmarkStart w:id="261" w:name="ref-milner_1998"/>
     <w:p>
       <w:pPr>
         <w:pStyle w:val="Bibliography"/>
@@ -7173,8 +8102,8 @@
         <w:t xml:space="preserve">. Smithsonian Institution Press, Washington, D.C.</w:t>
       </w:r>
     </w:p>
-    <w:bookmarkEnd w:id="270"/>
-    <w:bookmarkStart w:id="271" w:name="ref-mitchem_2001"/>
+    <w:bookmarkEnd w:id="261"/>
+    <w:bookmarkStart w:id="262" w:name="ref-mitchem_2001"/>
     <w:p>
       <w:pPr>
         <w:pStyle w:val="Bibliography"/>
@@ -7204,8 +8133,8 @@
         <w:t xml:space="preserve">.</w:t>
       </w:r>
     </w:p>
-    <w:bookmarkEnd w:id="271"/>
-    <w:bookmarkStart w:id="272" w:name="ref-morse_d_1990"/>
+    <w:bookmarkEnd w:id="262"/>
+    <w:bookmarkStart w:id="263" w:name="ref-morse_d_1990"/>
     <w:p>
       <w:pPr>
         <w:pStyle w:val="Bibliography"/>
@@ -7253,8 +8182,8 @@
         <w:t xml:space="preserve">, edited by David H. Dye and Cheryl Anne Cox, pp. 69–97. University of Alabama Press, Tuscaloosa.</w:t>
       </w:r>
     </w:p>
-    <w:bookmarkEnd w:id="272"/>
-    <w:bookmarkStart w:id="273" w:name="ref-morse_morse_1983"/>
+    <w:bookmarkEnd w:id="263"/>
+    <w:bookmarkStart w:id="264" w:name="ref-morse_morse_1983"/>
     <w:p>
       <w:pPr>
         <w:pStyle w:val="Bibliography"/>
@@ -7304,8 +8233,8 @@
         <w:t xml:space="preserve">. Academic Press, New York.</w:t>
       </w:r>
     </w:p>
-    <w:bookmarkEnd w:id="273"/>
-    <w:bookmarkStart w:id="274" w:name="ref-morse_morse_1996"/>
+    <w:bookmarkEnd w:id="264"/>
+    <w:bookmarkStart w:id="265" w:name="ref-morse_morse_1996"/>
     <w:p>
       <w:pPr>
         <w:pStyle w:val="Bibliography"/>
@@ -7342,8 +8271,8 @@
         <w:t xml:space="preserve">17(1):1–35.</w:t>
       </w:r>
     </w:p>
-    <w:bookmarkEnd w:id="274"/>
-    <w:bookmarkStart w:id="275" w:name="ref-morse_1990"/>
+    <w:bookmarkEnd w:id="265"/>
+    <w:bookmarkStart w:id="266" w:name="ref-morse_1990"/>
     <w:p>
       <w:pPr>
         <w:pStyle w:val="Bibliography"/>
@@ -7403,8 +8332,8 @@
         <w:t xml:space="preserve">, edited by David H. Dye and Cheryl Anne Cox, pp. 118–134. University of Alabama Press, Tuscaloosa.</w:t>
       </w:r>
     </w:p>
-    <w:bookmarkEnd w:id="275"/>
-    <w:bookmarkStart w:id="276" w:name="ref-neiman_1995"/>
+    <w:bookmarkEnd w:id="266"/>
+    <w:bookmarkStart w:id="267" w:name="ref-neiman_1995"/>
     <w:p>
       <w:pPr>
         <w:pStyle w:val="Bibliography"/>
@@ -7447,8 +8376,8 @@
         <w:t xml:space="preserve">60(1):7–36.</w:t>
       </w:r>
     </w:p>
-    <w:bookmarkEnd w:id="276"/>
-    <w:bookmarkStart w:id="277" w:name="ref-obrien_leonard_2001"/>
+    <w:bookmarkEnd w:id="267"/>
+    <w:bookmarkStart w:id="268" w:name="ref-obrien_leonard_2001"/>
     <w:p>
       <w:pPr>
         <w:pStyle w:val="Bibliography"/>
@@ -7470,8 +8399,8 @@
         <w:t xml:space="preserve">, edited by Teresa D. Hurt and Gordon F. M. Rakita, pp. 1–23. Bergin &amp; Garvey, Westport, Connecticut.</w:t>
       </w:r>
     </w:p>
-    <w:bookmarkEnd w:id="277"/>
-    <w:bookmarkStart w:id="279" w:name="ref-odwyer_kandler_2017"/>
+    <w:bookmarkEnd w:id="268"/>
+    <w:bookmarkStart w:id="270" w:name="ref-odwyer_kandler_2017"/>
     <w:p>
       <w:pPr>
         <w:pStyle w:val="Bibliography"/>
@@ -7498,7 +8427,7 @@
       <w:r>
         <w:t xml:space="preserve"> </w:t>
       </w:r>
-      <w:hyperlink r:id="rId278">
+      <w:hyperlink r:id="rId269">
         <w:r>
           <w:rPr>
             <w:rStyle w:val="Hyperlink"/>
@@ -7510,8 +8439,8 @@
         <w:t xml:space="preserve">.</w:t>
       </w:r>
     </w:p>
-    <w:bookmarkEnd w:id="279"/>
-    <w:bookmarkStart w:id="281" w:name="ref-peebles_kus_1977"/>
+    <w:bookmarkEnd w:id="270"/>
+    <w:bookmarkStart w:id="272" w:name="ref-peebles_kus_1977"/>
     <w:p>
       <w:pPr>
         <w:pStyle w:val="Bibliography"/>
@@ -7538,7 +8467,7 @@
       <w:r>
         <w:t xml:space="preserve"> </w:t>
       </w:r>
-      <w:hyperlink r:id="rId280">
+      <w:hyperlink r:id="rId271">
         <w:r>
           <w:rPr>
             <w:rStyle w:val="Hyperlink"/>
@@ -7550,8 +8479,8 @@
         <w:t xml:space="preserve">.</w:t>
       </w:r>
     </w:p>
-    <w:bookmarkEnd w:id="281"/>
-    <w:bookmarkStart w:id="283" w:name="ref-peeples_schachner_2012"/>
+    <w:bookmarkEnd w:id="272"/>
+    <w:bookmarkStart w:id="274" w:name="ref-peeples_schachner_2012"/>
     <w:p>
       <w:pPr>
         <w:pStyle w:val="Bibliography"/>
@@ -7578,7 +8507,7 @@
       <w:r>
         <w:t xml:space="preserve"> </w:t>
       </w:r>
-      <w:hyperlink r:id="rId282">
+      <w:hyperlink r:id="rId273">
         <w:r>
           <w:rPr>
             <w:rStyle w:val="Hyperlink"/>
@@ -7590,8 +8519,8 @@
         <w:t xml:space="preserve">.</w:t>
       </w:r>
     </w:p>
-    <w:bookmarkEnd w:id="283"/>
-    <w:bookmarkStart w:id="285" w:name="ref-perreault_2018"/>
+    <w:bookmarkEnd w:id="274"/>
+    <w:bookmarkStart w:id="276" w:name="ref-perreault_2018"/>
     <w:p>
       <w:pPr>
         <w:pStyle w:val="Bibliography"/>
@@ -7618,7 +8547,7 @@
       <w:r>
         <w:t xml:space="preserve"> </w:t>
       </w:r>
-      <w:hyperlink r:id="rId284">
+      <w:hyperlink r:id="rId275">
         <w:r>
           <w:rPr>
             <w:rStyle w:val="Hyperlink"/>
@@ -7630,8 +8559,8 @@
         <w:t xml:space="preserve">.</w:t>
       </w:r>
     </w:p>
-    <w:bookmarkEnd w:id="285"/>
-    <w:bookmarkStart w:id="286" w:name="ref-perreault_2019"/>
+    <w:bookmarkEnd w:id="276"/>
+    <w:bookmarkStart w:id="277" w:name="ref-perreault_2019"/>
     <w:p>
       <w:pPr>
         <w:pStyle w:val="Bibliography"/>
@@ -7653,8 +8582,8 @@
         <w:t xml:space="preserve">. University of Chicago Press, Chicago.</w:t>
       </w:r>
     </w:p>
-    <w:bookmarkEnd w:id="286"/>
-    <w:bookmarkStart w:id="287" w:name="ref-phillips_1970"/>
+    <w:bookmarkEnd w:id="277"/>
+    <w:bookmarkStart w:id="278" w:name="ref-phillips_1970"/>
     <w:p>
       <w:pPr>
         <w:pStyle w:val="Bibliography"/>
@@ -7725,8 +8654,8 @@
         <w:t xml:space="preserve">, Vol. 60. Papers of the Peabody Museum of Archaeology and Ethnology. Peabody Museum, Harvard University, Cambridge, MA.</w:t>
       </w:r>
     </w:p>
-    <w:bookmarkEnd w:id="287"/>
-    <w:bookmarkStart w:id="288" w:name="ref-phillips_ford_griffin_1951"/>
+    <w:bookmarkEnd w:id="278"/>
+    <w:bookmarkStart w:id="279" w:name="ref-phillips_ford_griffin_1951"/>
     <w:p>
       <w:pPr>
         <w:pStyle w:val="Bibliography"/>
@@ -7776,8 +8705,8 @@
         <w:t xml:space="preserve">, Vol. 25. Papers of the Peabody Museum of American Archaeology and Ethnology. Peabody Museum, Harvard University, Cambridge, MA.</w:t>
       </w:r>
     </w:p>
-    <w:bookmarkEnd w:id="288"/>
-    <w:bookmarkStart w:id="290" w:name="ref-phillips_willey_1953"/>
+    <w:bookmarkEnd w:id="279"/>
+    <w:bookmarkStart w:id="281" w:name="ref-phillips_willey_1953"/>
     <w:p>
       <w:pPr>
         <w:pStyle w:val="Bibliography"/>
@@ -7804,7 +8733,7 @@
       <w:r>
         <w:t xml:space="preserve"> </w:t>
       </w:r>
-      <w:hyperlink r:id="rId289">
+      <w:hyperlink r:id="rId280">
         <w:r>
           <w:rPr>
             <w:rStyle w:val="Hyperlink"/>
@@ -7816,8 +8745,8 @@
         <w:t xml:space="preserve">.</w:t>
       </w:r>
     </w:p>
-    <w:bookmarkEnd w:id="290"/>
-    <w:bookmarkStart w:id="292" w:name="ref-powell_shennan_thomas_2009"/>
+    <w:bookmarkEnd w:id="281"/>
+    <w:bookmarkStart w:id="283" w:name="ref-powell_shennan_thomas_2009"/>
     <w:p>
       <w:pPr>
         <w:pStyle w:val="Bibliography"/>
@@ -7856,7 +8785,7 @@
       <w:r>
         <w:t xml:space="preserve"> </w:t>
       </w:r>
-      <w:hyperlink r:id="rId291">
+      <w:hyperlink r:id="rId282">
         <w:r>
           <w:rPr>
             <w:rStyle w:val="Hyperlink"/>
@@ -7868,8 +8797,8 @@
         <w:t xml:space="preserve">.</w:t>
       </w:r>
     </w:p>
-    <w:bookmarkEnd w:id="292"/>
-    <w:bookmarkStart w:id="294" w:name="ref-premo_2014"/>
+    <w:bookmarkEnd w:id="283"/>
+    <w:bookmarkStart w:id="285" w:name="ref-premo_2014"/>
     <w:p>
       <w:pPr>
         <w:pStyle w:val="Bibliography"/>
@@ -7896,7 +8825,7 @@
       <w:r>
         <w:t xml:space="preserve"> </w:t>
       </w:r>
-      <w:hyperlink r:id="rId293">
+      <w:hyperlink r:id="rId284">
         <w:r>
           <w:rPr>
             <w:rStyle w:val="Hyperlink"/>
@@ -7908,8 +8837,8 @@
         <w:t xml:space="preserve">.</w:t>
       </w:r>
     </w:p>
-    <w:bookmarkEnd w:id="294"/>
-    <w:bookmarkStart w:id="296" w:name="ref-premo_2016"/>
+    <w:bookmarkEnd w:id="285"/>
+    <w:bookmarkStart w:id="287" w:name="ref-premo_2016"/>
     <w:p>
       <w:pPr>
         <w:pStyle w:val="Bibliography"/>
@@ -7936,7 +8865,7 @@
       <w:r>
         <w:t xml:space="preserve"> </w:t>
       </w:r>
-      <w:hyperlink r:id="rId295">
+      <w:hyperlink r:id="rId286">
         <w:r>
           <w:rPr>
             <w:rStyle w:val="Hyperlink"/>
@@ -7948,8 +8877,8 @@
         <w:t xml:space="preserve">.</w:t>
       </w:r>
     </w:p>
-    <w:bookmarkEnd w:id="296"/>
-    <w:bookmarkStart w:id="298" w:name="ref-premo_scholnick_2011"/>
+    <w:bookmarkEnd w:id="287"/>
+    <w:bookmarkStart w:id="289" w:name="ref-premo_scholnick_2011"/>
     <w:p>
       <w:pPr>
         <w:pStyle w:val="Bibliography"/>
@@ -7976,7 +8905,7 @@
       <w:r>
         <w:t xml:space="preserve"> </w:t>
       </w:r>
-      <w:hyperlink r:id="rId297">
+      <w:hyperlink r:id="rId288">
         <w:r>
           <w:rPr>
             <w:rStyle w:val="Hyperlink"/>
@@ -7988,8 +8917,8 @@
         <w:t xml:space="preserve">.</w:t>
       </w:r>
     </w:p>
-    <w:bookmarkEnd w:id="298"/>
-    <w:bookmarkStart w:id="299" w:name="ref-rees_political_culture"/>
+    <w:bookmarkEnd w:id="289"/>
+    <w:bookmarkStart w:id="290" w:name="ref-rees_political_culture"/>
     <w:p>
       <w:pPr>
         <w:pStyle w:val="Bibliography"/>
@@ -8013,8 +8942,8 @@
         <w:t xml:space="preserve">. Ph.D. dissertation, University of Oklahoma, Norman.</w:t>
       </w:r>
     </w:p>
-    <w:bookmarkEnd w:id="299"/>
-    <w:bookmarkStart w:id="301" w:name="ref-reimer_etal_2020"/>
+    <w:bookmarkEnd w:id="290"/>
+    <w:bookmarkStart w:id="292" w:name="ref-reimer_etal_2020"/>
     <w:p>
       <w:pPr>
         <w:pStyle w:val="Bibliography"/>
@@ -8068,7 +8997,7 @@
       <w:r>
         <w:t xml:space="preserve"> </w:t>
       </w:r>
-      <w:hyperlink r:id="rId300">
+      <w:hyperlink r:id="rId291">
         <w:r>
           <w:rPr>
             <w:rStyle w:val="Hyperlink"/>
@@ -8080,8 +9009,8 @@
         <w:t xml:space="preserve">.</w:t>
       </w:r>
     </w:p>
-    <w:bookmarkEnd w:id="301"/>
-    <w:bookmarkStart w:id="303" w:name="ref-richerson_etal_2016"/>
+    <w:bookmarkEnd w:id="292"/>
+    <w:bookmarkStart w:id="294" w:name="ref-richerson_etal_2016"/>
     <w:p>
       <w:pPr>
         <w:pStyle w:val="Bibliography"/>
@@ -8108,7 +9037,7 @@
       <w:r>
         <w:t xml:space="preserve"> </w:t>
       </w:r>
-      <w:hyperlink r:id="rId302">
+      <w:hyperlink r:id="rId293">
         <w:r>
           <w:rPr>
             <w:rStyle w:val="Hyperlink"/>
@@ -8120,8 +9049,8 @@
         <w:t xml:space="preserve">.</w:t>
       </w:r>
     </w:p>
-    <w:bookmarkEnd w:id="303"/>
-    <w:bookmarkStart w:id="305" w:name="ref-riede_hoggard_shennan_2019"/>
+    <w:bookmarkEnd w:id="294"/>
+    <w:bookmarkStart w:id="296" w:name="ref-riede_hoggard_shennan_2019"/>
     <w:p>
       <w:pPr>
         <w:pStyle w:val="Bibliography"/>
@@ -8148,7 +9077,7 @@
       <w:r>
         <w:t xml:space="preserve"> </w:t>
       </w:r>
-      <w:hyperlink r:id="rId304">
+      <w:hyperlink r:id="rId295">
         <w:r>
           <w:rPr>
             <w:rStyle w:val="Hyperlink"/>
@@ -8160,8 +9089,8 @@
         <w:t xml:space="preserve">.</w:t>
       </w:r>
     </w:p>
-    <w:bookmarkEnd w:id="305"/>
-    <w:bookmarkStart w:id="306" w:name="ref-robinson_1951"/>
+    <w:bookmarkEnd w:id="296"/>
+    <w:bookmarkStart w:id="297" w:name="ref-robinson_1951"/>
     <w:p>
       <w:pPr>
         <w:pStyle w:val="Bibliography"/>
@@ -8186,8 +9115,8 @@
         <w:t xml:space="preserve">16(4):293–301.</w:t>
       </w:r>
     </w:p>
-    <w:bookmarkEnd w:id="306"/>
-    <w:bookmarkStart w:id="307" w:name="ref-ross-stallings_2017"/>
+    <w:bookmarkEnd w:id="297"/>
+    <w:bookmarkStart w:id="298" w:name="ref-ross-stallings_2017"/>
     <w:p>
       <w:pPr>
         <w:pStyle w:val="Bibliography"/>
@@ -8221,8 +9150,8 @@
         <w:t xml:space="preserve">, edited by Haagen D. Klaus, Amanda R. Harvey, and Mark N. Cohen, pp. 329–362. University Press of Florida, Gainesville.</w:t>
       </w:r>
     </w:p>
-    <w:bookmarkEnd w:id="307"/>
-    <w:bookmarkStart w:id="308" w:name="ref-schiffer_1972"/>
+    <w:bookmarkEnd w:id="298"/>
+    <w:bookmarkStart w:id="299" w:name="ref-schiffer_1972"/>
     <w:p>
       <w:pPr>
         <w:pStyle w:val="Bibliography"/>
@@ -8247,8 +9176,8 @@
         <w:t xml:space="preserve">37(2):156–165.</w:t>
       </w:r>
     </w:p>
-    <w:bookmarkEnd w:id="308"/>
-    <w:bookmarkStart w:id="310" w:name="ref-schneider_martins_deaguiar_2016"/>
+    <w:bookmarkEnd w:id="299"/>
+    <w:bookmarkStart w:id="301" w:name="ref-schneider_martins_deaguiar_2016"/>
     <w:p>
       <w:pPr>
         <w:pStyle w:val="Bibliography"/>
@@ -8275,7 +9204,7 @@
       <w:r>
         <w:t xml:space="preserve"> </w:t>
       </w:r>
-      <w:hyperlink r:id="rId309">
+      <w:hyperlink r:id="rId300">
         <w:r>
           <w:rPr>
             <w:rStyle w:val="Hyperlink"/>
@@ -8287,8 +9216,8 @@
         <w:t xml:space="preserve">.</w:t>
       </w:r>
     </w:p>
-    <w:bookmarkEnd w:id="310"/>
-    <w:bookmarkStart w:id="312" w:name="ref-shennan_crema_kerig_2015"/>
+    <w:bookmarkEnd w:id="301"/>
+    <w:bookmarkStart w:id="303" w:name="ref-shennan_crema_kerig_2015"/>
     <w:p>
       <w:pPr>
         <w:pStyle w:val="Bibliography"/>
@@ -8354,7 +9283,7 @@
       <w:r>
         <w:t xml:space="preserve"> </w:t>
       </w:r>
-      <w:hyperlink r:id="rId311">
+      <w:hyperlink r:id="rId302">
         <w:r>
           <w:rPr>
             <w:rStyle w:val="Hyperlink"/>
@@ -8366,8 +9295,8 @@
         <w:t xml:space="preserve">.</w:t>
       </w:r>
     </w:p>
-    <w:bookmarkEnd w:id="312"/>
-    <w:bookmarkStart w:id="313" w:name="ref-shennan_wilkinson_2001"/>
+    <w:bookmarkEnd w:id="303"/>
+    <w:bookmarkStart w:id="304" w:name="ref-shennan_wilkinson_2001"/>
     <w:p>
       <w:pPr>
         <w:pStyle w:val="Bibliography"/>
@@ -8407,8 +9336,8 @@
         <w:t xml:space="preserve">66(4):577–593.</w:t>
       </w:r>
     </w:p>
-    <w:bookmarkEnd w:id="313"/>
-    <w:bookmarkStart w:id="314" w:name="ref-smith_1990"/>
+    <w:bookmarkEnd w:id="304"/>
+    <w:bookmarkStart w:id="305" w:name="ref-smith_1990"/>
     <w:p>
       <w:pPr>
         <w:pStyle w:val="Bibliography"/>
@@ -8456,8 +9385,8 @@
         <w:t xml:space="preserve">, edited by David H. Dye and Cheryl Anne Cox, pp. 135–169. University of Alabama Press, Tuscaloosa.</w:t>
       </w:r>
     </w:p>
-    <w:bookmarkEnd w:id="314"/>
-    <w:bookmarkStart w:id="315" w:name="ref-smith_neiman_2007"/>
+    <w:bookmarkEnd w:id="305"/>
+    <w:bookmarkStart w:id="306" w:name="ref-smith_neiman_2007"/>
     <w:p>
       <w:pPr>
         <w:pStyle w:val="Bibliography"/>
@@ -8482,8 +9411,8 @@
         <w:t xml:space="preserve">26(1):47–72.</w:t>
       </w:r>
     </w:p>
-    <w:bookmarkEnd w:id="315"/>
-    <w:bookmarkStart w:id="316" w:name="ref-starr_1984"/>
+    <w:bookmarkEnd w:id="306"/>
+    <w:bookmarkStart w:id="307" w:name="ref-starr_1984"/>
     <w:p>
       <w:pPr>
         <w:pStyle w:val="Bibliography"/>
@@ -8664,8 +9593,8 @@
         <w:t xml:space="preserve">, edited by John M. Connaway, pp. 163–222. Archaeological Report No. 14. Mississippi Department of Archives; History, Jackson, MS.</w:t>
       </w:r>
     </w:p>
-    <w:bookmarkEnd w:id="316"/>
-    <w:bookmarkStart w:id="318" w:name="ref-stern_1994"/>
+    <w:bookmarkEnd w:id="307"/>
+    <w:bookmarkStart w:id="309" w:name="ref-stern_1994"/>
     <w:p>
       <w:pPr>
         <w:pStyle w:val="Bibliography"/>
@@ -8692,7 +9621,7 @@
       <w:r>
         <w:t xml:space="preserve"> </w:t>
       </w:r>
-      <w:hyperlink r:id="rId317">
+      <w:hyperlink r:id="rId308">
         <w:r>
           <w:rPr>
             <w:rStyle w:val="Hyperlink"/>
@@ -8704,8 +9633,8 @@
         <w:t xml:space="preserve">.</w:t>
       </w:r>
     </w:p>
-    <w:bookmarkEnd w:id="318"/>
-    <w:bookmarkStart w:id="320" w:name="ref-sullivan_2024"/>
+    <w:bookmarkEnd w:id="309"/>
+    <w:bookmarkStart w:id="311" w:name="ref-sullivan_2024"/>
     <w:p>
       <w:pPr>
         <w:pStyle w:val="Bibliography"/>
@@ -8756,7 +9685,7 @@
       <w:r>
         <w:t xml:space="preserve"> </w:t>
       </w:r>
-      <w:hyperlink r:id="rId319">
+      <w:hyperlink r:id="rId310">
         <w:r>
           <w:rPr>
             <w:rStyle w:val="Hyperlink"/>
@@ -8768,8 +9697,8 @@
         <w:t xml:space="preserve">.</w:t>
       </w:r>
     </w:p>
-    <w:bookmarkEnd w:id="320"/>
-    <w:bookmarkStart w:id="321" w:name="ref-tomasovych_kidwell_2009"/>
+    <w:bookmarkEnd w:id="311"/>
+    <w:bookmarkStart w:id="312" w:name="ref-tomasovych_kidwell_2009"/>
     <w:p>
       <w:pPr>
         <w:pStyle w:val="Bibliography"/>
@@ -8794,8 +9723,8 @@
         <w:t xml:space="preserve">35(1):94–118.</w:t>
       </w:r>
     </w:p>
-    <w:bookmarkEnd w:id="321"/>
-    <w:bookmarkStart w:id="323" w:name="ref-tomasovych_kidwell_2010"/>
+    <w:bookmarkEnd w:id="312"/>
+    <w:bookmarkStart w:id="314" w:name="ref-tomasovych_kidwell_2010"/>
     <w:p>
       <w:pPr>
         <w:pStyle w:val="Bibliography"/>
@@ -8822,7 +9751,7 @@
       <w:r>
         <w:t xml:space="preserve"> </w:t>
       </w:r>
-      <w:hyperlink r:id="rId322">
+      <w:hyperlink r:id="rId313">
         <w:r>
           <w:rPr>
             <w:rStyle w:val="Hyperlink"/>
@@ -8834,8 +9763,8 @@
         <w:t xml:space="preserve">.</w:t>
       </w:r>
     </w:p>
-    <w:bookmarkEnd w:id="323"/>
-    <w:bookmarkStart w:id="324" w:name="ref-willey_phillips_1958"/>
+    <w:bookmarkEnd w:id="314"/>
+    <w:bookmarkStart w:id="315" w:name="ref-willey_phillips_1958"/>
     <w:p>
       <w:pPr>
         <w:pStyle w:val="Bibliography"/>
@@ -8857,8 +9786,8 @@
         <w:t xml:space="preserve">. University of Chicago Press, Chicago.</w:t>
       </w:r>
     </w:p>
-    <w:bookmarkEnd w:id="324"/>
-    <w:bookmarkStart w:id="325" w:name="ref-williams_1954"/>
+    <w:bookmarkEnd w:id="315"/>
+    <w:bookmarkStart w:id="316" w:name="ref-williams_1954"/>
     <w:p>
       <w:pPr>
         <w:pStyle w:val="Bibliography"/>
@@ -8867,8 +9796,8 @@
         <w:t xml:space="preserve">Williams, Stephen. 1954. An Archeological Study of the Mississippian Culture in Southeast Missouri. PhD thesis, Yale University, New Haven.</w:t>
       </w:r>
     </w:p>
-    <w:bookmarkEnd w:id="325"/>
-    <w:bookmarkStart w:id="327" w:name="ref-wright_1943"/>
+    <w:bookmarkEnd w:id="316"/>
+    <w:bookmarkStart w:id="318" w:name="ref-wright_1943"/>
     <w:p>
       <w:pPr>
         <w:pStyle w:val="Bibliography"/>
@@ -8895,7 +9824,7 @@
       <w:r>
         <w:t xml:space="preserve"> </w:t>
       </w:r>
-      <w:hyperlink r:id="rId326">
+      <w:hyperlink r:id="rId317">
         <w:r>
           <w:rPr>
             <w:rStyle w:val="Hyperlink"/>
@@ -8907,8 +9836,8 @@
         <w:t xml:space="preserve">.</w:t>
       </w:r>
     </w:p>
-    <w:bookmarkEnd w:id="327"/>
-    <w:bookmarkStart w:id="329" w:name="ref-wright_1951"/>
+    <w:bookmarkEnd w:id="318"/>
+    <w:bookmarkStart w:id="320" w:name="ref-wright_1951"/>
     <w:p>
       <w:pPr>
         <w:pStyle w:val="Bibliography"/>
@@ -8935,7 +9864,7 @@
       <w:r>
         <w:t xml:space="preserve"> </w:t>
       </w:r>
-      <w:hyperlink r:id="rId328">
+      <w:hyperlink r:id="rId319">
         <w:r>
           <w:rPr>
             <w:rStyle w:val="Hyperlink"/>
@@ -8947,8 +9876,8 @@
         <w:t xml:space="preserve">.</w:t>
       </w:r>
     </w:p>
-    <w:bookmarkEnd w:id="329"/>
-    <w:bookmarkStart w:id="331" w:name="ref-youngblood_miton_morin_2023"/>
+    <w:bookmarkEnd w:id="320"/>
+    <w:bookmarkStart w:id="322" w:name="ref-youngblood_miton_morin_2023"/>
     <w:p>
       <w:pPr>
         <w:pStyle w:val="Bibliography"/>
@@ -8975,7 +9904,7 @@
       <w:r>
         <w:t xml:space="preserve"> </w:t>
       </w:r>
-      <w:hyperlink r:id="rId330">
+      <w:hyperlink r:id="rId321">
         <w:r>
           <w:rPr>
             <w:rStyle w:val="Hyperlink"/>
@@ -8987,10 +9916,10 @@
         <w:t xml:space="preserve">.</w:t>
       </w:r>
     </w:p>
-    <w:bookmarkEnd w:id="331"/>
-    <w:bookmarkEnd w:id="332"/>
-    <w:bookmarkEnd w:id="333"/>
-    <w:bookmarkEnd w:id="334"/>
+    <w:bookmarkEnd w:id="322"/>
+    <w:bookmarkEnd w:id="323"/>
+    <w:bookmarkEnd w:id="324"/>
+    <w:bookmarkEnd w:id="325"/>
     <w:sectPr>
       <w:footerReference r:id="rId100" w:type="default"/>
       <w:footnotePr>
@@ -9121,8 +10050,123 @@
       </w:pPr>
     </w:lvl>
   </w:abstractNum>
+  <w:abstractNum w:abstractNumId="99411">
+    <w:nsid w:val="00A99411"/>
+    <w:multiLevelType w:val="multilevel"/>
+    <w:lvl w:ilvl="0">
+      <w:start w:val="1"/>
+      <w:numFmt w:val="decimal"/>
+      <w:lvlText w:val="%1."/>
+      <w:lvlJc w:val="left"/>
+      <w:pPr>
+        <w:ind w:left="720" w:hanging="360"/>
+      </w:pPr>
+    </w:lvl>
+    <w:lvl w:ilvl="1">
+      <w:start w:val="1"/>
+      <w:numFmt w:val="decimal"/>
+      <w:lvlText w:val="%2."/>
+      <w:lvlJc w:val="left"/>
+      <w:pPr>
+        <w:ind w:left="1440" w:hanging="360"/>
+      </w:pPr>
+    </w:lvl>
+    <w:lvl w:ilvl="2">
+      <w:start w:val="1"/>
+      <w:numFmt w:val="decimal"/>
+      <w:lvlText w:val="%3."/>
+      <w:lvlJc w:val="left"/>
+      <w:pPr>
+        <w:ind w:left="2160" w:hanging="360"/>
+      </w:pPr>
+    </w:lvl>
+    <w:lvl w:ilvl="3">
+      <w:start w:val="1"/>
+      <w:numFmt w:val="decimal"/>
+      <w:lvlText w:val="%4."/>
+      <w:lvlJc w:val="left"/>
+      <w:pPr>
+        <w:ind w:left="2880" w:hanging="360"/>
+      </w:pPr>
+    </w:lvl>
+    <w:lvl w:ilvl="4">
+      <w:start w:val="1"/>
+      <w:numFmt w:val="decimal"/>
+      <w:lvlText w:val="%5."/>
+      <w:lvlJc w:val="left"/>
+      <w:pPr>
+        <w:ind w:left="3600" w:hanging="360"/>
+      </w:pPr>
+    </w:lvl>
+    <w:lvl w:ilvl="5">
+      <w:start w:val="1"/>
+      <w:numFmt w:val="decimal"/>
+      <w:lvlText w:val="%6."/>
+      <w:lvlJc w:val="left"/>
+      <w:pPr>
+        <w:ind w:left="4320" w:hanging="360"/>
+      </w:pPr>
+    </w:lvl>
+    <w:lvl w:ilvl="6">
+      <w:start w:val="1"/>
+      <w:numFmt w:val="decimal"/>
+      <w:lvlText w:val="%7."/>
+      <w:lvlJc w:val="left"/>
+      <w:pPr>
+        <w:ind w:left="5040" w:hanging="360"/>
+      </w:pPr>
+    </w:lvl>
+    <w:lvl w:ilvl="7">
+      <w:start w:val="1"/>
+      <w:numFmt w:val="decimal"/>
+      <w:lvlText w:val="%8."/>
+      <w:lvlJc w:val="left"/>
+      <w:pPr>
+        <w:ind w:left="5760" w:hanging="360"/>
+      </w:pPr>
+    </w:lvl>
+    <w:lvl w:ilvl="8">
+      <w:start w:val="1"/>
+      <w:numFmt w:val="decimal"/>
+      <w:lvlText w:val="%9."/>
+      <w:lvlJc w:val="left"/>
+      <w:pPr>
+        <w:ind w:left="6480" w:hanging="360"/>
+      </w:pPr>
+    </w:lvl>
+  </w:abstractNum>
   <w:num w:numId="1000">
     <w:abstractNumId w:val="990"/>
+  </w:num>
+  <w:num w:numId="1001">
+    <w:abstractNumId w:val="99411"/>
+    <w:lvlOverride w:ilvl="0">
+      <w:startOverride w:val="1"/>
+    </w:lvlOverride>
+    <w:lvlOverride w:ilvl="1">
+      <w:startOverride w:val="1"/>
+    </w:lvlOverride>
+    <w:lvlOverride w:ilvl="2">
+      <w:startOverride w:val="1"/>
+    </w:lvlOverride>
+    <w:lvlOverride w:ilvl="3">
+      <w:startOverride w:val="1"/>
+    </w:lvlOverride>
+    <w:lvlOverride w:ilvl="4">
+      <w:startOverride w:val="1"/>
+    </w:lvlOverride>
+    <w:lvlOverride w:ilvl="5">
+      <w:startOverride w:val="1"/>
+    </w:lvlOverride>
+    <w:lvlOverride w:ilvl="6">
+      <w:startOverride w:val="1"/>
+    </w:lvlOverride>
+    <w:lvlOverride w:ilvl="7">
+      <w:startOverride w:val="1"/>
+    </w:lvlOverride>
+    <w:lvlOverride w:ilvl="8">
+      <w:startOverride w:val="1"/>
+    </w:lvlOverride>
   </w:num>
 </w:numbering>
 </file>

--- a/docs/manuscript/MAIN_TEXT.docx
+++ b/docs/manuscript/MAIN_TEXT.docx
@@ -2,7 +2,7 @@
 <file path=word/document.xml><?xml version="1.0" encoding="utf-8"?>
 <w:document xmlns:w="http://schemas.openxmlformats.org/wordprocessingml/2006/main" xmlns:m="http://schemas.openxmlformats.org/officeDocument/2006/math" xmlns:r="http://schemas.openxmlformats.org/officeDocument/2006/relationships" xmlns:o="urn:schemas-microsoft-com:office:office" xmlns:v="urn:schemas-microsoft-com:vml" xmlns:w10="urn:schemas-microsoft-com:office:word" xmlns:a="http://schemas.openxmlformats.org/drawingml/2006/main" xmlns:pic="http://schemas.openxmlformats.org/drawingml/2006/picture" xmlns:wp="http://schemas.openxmlformats.org/drawingml/2006/wordprocessingDrawing">
   <w:body>
-    <w:bookmarkStart w:id="325" w:name="X8bf6248c9f3f97f4894a761f3e01800d2c2c84f"/>
+    <w:bookmarkStart w:id="326" w:name="X8bf6248c9f3f97f4894a761f3e01800d2c2c84f"/>
     <w:p>
       <w:pPr>
         <w:pStyle w:val="Heading1"/>
@@ -37,7 +37,7 @@
         <w:pStyle w:val="FirstParagraph"/>
       </w:pPr>
       <w:r>
-        <w:t xml:space="preserve">Archaeologists group assemblages into phases and interpret them as bounded societies, on the premise that assemblages more similar to nearby than to distant neighbors record a social group. Neutral drift among neighbors produces the same clustering with no boundary at all. Because interaction everywhere falls off with distance, what marks a social group is local interaction beyond what distance accounts for, a continuously varying quantity rather than a condition. We ask what produced that structure in the St. Francis basin, home to several well-defined Late Mississippian phases. Of four candidate signatures only between-group variance can register closure at this resolution, and by it the basin shows none beyond what distance accounts for. A model imposing no groups attributes 96 percent of assemblage-level variation to geography. Calibrated drift still underpredicts how different the spatial clusters are, and of four simplifying assumptions relaxed, only a weak boundary in where new styles originate reproduces both the differentiation and the diversity. That model is still drift.</w:t>
+        <w:t xml:space="preserve">Archaeologists group assemblages into phases and interpret them as bounded societies, assuming that assemblages whose ceramic class frequencies are more similar to nearby than to distant neighbors record a social group. Neutral drift among neighbors, however, can produce the same clustering with no boundary. Because interaction falls off with distance, a social group is marked by local interaction beyond what distance can account for. We ask what produced the phase structure, using the St. Francis basin and its several well-defined Late Mississippian phases as an example. Of four candidate signatures, only between-group variance can detect such closure at this resolution, and by it the basin shows none beyond what distance accounts for. A model imposing no groups attributes 96 percent of assemblage-level variation to geography. The Parkin site has long been interpreted as the center of a polity, but it bridges several seriation orderings rather than anchoring one. Calibrated drift nonetheless underpredicts how different the basin’s spatial clusters are. Of four simplifying assumptions relaxed, only a weak boundary in which new styles originate reproduces both the differentiation and the diversity. That is a spatially patterned form of drift, which these data cannot distinguish from an emerging social boundary.</w:t>
       </w:r>
     </w:p>
     <w:p>
@@ -73,7 +73,7 @@
         <w:pStyle w:val="FirstParagraph"/>
       </w:pPr>
       <w:r>
-        <w:t xml:space="preserve">La fase, una unidad fundamental de la práctica arqueológica, se basa en una premisa tácita: los conjuntos más similares a los vecinos cercanos que a los distantes registran una sociedad delimitada. Esta premisa rara vez se pone a prueba. La transmisión neutral, en la que las frecuencias de los estilos cambian solo por copia azarosa, puede producir el mismo agrupamiento sin grupos delimitados, porque la deriva entre vecinos concentra localmente estilos similares. Para el valle inferior del Misisipi de finales del período precontacto, preguntamos si la similitud de la cerámica decorada refleja grupos de interacción delimitados o una deriva espacialmente estructurada, y planteamos la pregunta en términos de lo que el registro puede resolver. Un experimento de recuperación de señal, en el que se introduce un grado conocido de cierre de grupo en datos sintéticos ajustados a las muestras pequeñas y al promediado temporal del registro, muestra que solo una de cuatro firmas candidatas, la varianza entre grupos, registra ese cierre. Según esa firma, la cuenca del St. Francis no muestra un cierre resoluble, y un modelo de campo espacial continuo, que no requiere partición alguna, atribuye el 96 por ciento de la variación entre conjuntos a la geografía, dejando apenas el residuo específico de cada sitio que producirían los grupos delimitados. Luego comparamos modelos de deriva y de grupos delimitados sobre la geografía real, tras calibrar cada uno con la diversidad interna de los conjuntos. La deriva calibrada subestima la diferenciación observada entre grupos en la cuenca, y ninguna parametrización que reproduzca la diversidad de los conjuntos reproduce su diferenciación. Los modelos de grupos delimitados, con la misma calibración, elevan solo ligeramente la diferenciación predicha, de modo que ninguno de los dos procesos, tal como se modelan, da cuenta del registro. Parkin, a menudo interpretada como una capital, actúa como un puente en la red de transmisión, y su contraste con sus vecinos no es mayor que el exceso observado en toda la cuenca. Antes de interpretar la similitud como social, debe demostrarse que un registro es capaz de distinguir los grupos de la deriva y que el modelo nulo se ajusta al registro con el que se pone a prueba.</w:t>
+        <w:t xml:space="preserve">Los arqueólogos agrupan los conjuntos en fases y las interpretan como sociedades delimitadas, suponiendo que los conjuntos cuyas frecuencias de clases cerámicas son más similares a las de sus vecinos cercanos que a las de los distantes registran un grupo social. Sin embargo, la deriva neutral entre vecinos puede producir el mismo agrupamiento sin fronteras. Como la interacción disminuye con la distancia, lo que distingue a un grupo social es la interacción local que trasciende lo que la distancia puede explicar. Preguntamos qué dio origen a la estructura de las fases, tomando como ejemplo la cuenca del St. Francis y sus varias fases bien definidas del Misisipiano tardío. De cuatro firmas candidatas, solo la varianza entre grupos puede detectar ese cierre a esta resolución, y según ella, la cuenca no muestra cierre alguno más allá de lo que explica la distancia. Un modelo que no impone grupos atribuye el 96 % de la variación entre los conjuntos a la geografía. El sitio de Parkin ha sido interpretado durante mucho tiempo como el centro de una entidad política, pero sirve de puente entre varias ordenaciones de seriación en lugar de anclar una sola. Aun así, la deriva calibrada subestima cuán diferentes son los agrupamientos espaciales de la cuenca. De cuatro supuestos simplificadores relajados, solo una frontera débil en el lugar de origen de los nuevos estilos reproduce tanto la diferenciación como la diversidad. Se trata de una forma de deriva espacialmente estructurada, que estos datos no pueden distinguir de una frontera social emergente.</w:t>
       </w:r>
     </w:p>
     <w:p>
@@ -205,7 +205,7 @@
           <wp:inline>
             <wp:extent cx="4114800" cy="6950142"/>
             <wp:effectExtent b="0" l="0" r="0" t="0"/>
-            <wp:docPr descr="Figure 1. Decorated-ceramic assemblages of the lower Mississippi Valley and the culture-historical phase scheme this paper tests. The seven Late Mississippian phases (Parkin, Nodena, Jones Bayou, Tipton, Kent, Walls, and Parchman) are shown as discrete territories. Each territory is built by assigning every point on the map to its nearest assemblage, then merging the resulting areas according to the phase Mainfort (1996b) assigns to each assemblage, with a gap drawn between adjacent territories for legibility. Territories are drawn over the HydroRIVERS river network (Lehner and Grill 2013), with line width scaled by flow order. Each assemblage is plotted with a marker corresponding to its phase, and Parkin is marked with a star. The bounded territories illustrate the premise that the paper tests, that such areas host distinct, internally interacting societies. The transmission analysis finds no closure behind these territories beyond what distance alone produces. The assemblages form one continuous field structured by distance, although a drift model calibrated to their own diversity does not by itself reproduce how different the basin’s spatial clusters are. The mapped assemblages fall in Arkansas, Tennessee, and Mississippi. Missouri lies just north of the frame. Inset: location in North America." title="" id="112" name="Picture"/>
+            <wp:docPr descr="Figure 1. Decorated-ceramic assemblages of the lower Mississippi Valley and the culture-historical phase scheme this paper tests. The seven Late Mississippian phases (Parkin, Nodena, Jones Bayou, Tipton, Kent, Walls, and Parchman) are shown as discrete territories. Each territory is built by assigning every point on the map to its nearest assemblage, then merging the resulting areas according to the phase Mainfort (1996b) assigns to each assemblage, with a gap drawn between adjacent territories for legibility. Territories are drawn over the HydroRIVERS river network (Lehner and Grill 2013), with line width scaled by flow order. Each assemblage is plotted with a marker corresponding to its phase, and Parkin is marked with a star. The bounded territories illustrate the premise that the paper tests: that such areas host distinct, internally interacting societies. The transmission analysis finds no closure behind these territories beyond what distance alone produces. The assemblages form one continuous field structured by distance, although a drift model calibrated to their own diversity does not by itself reproduce how different the basin’s spatial clusters are. The mapped assemblages fall in Arkansas, Tennessee, and Mississippi. Missouri lies just north of the frame. Inset: location in North America." title="" id="112" name="Picture"/>
             <a:graphic>
               <a:graphicData uri="http://schemas.openxmlformats.org/drawingml/2006/picture">
                 <pic:pic>
@@ -279,7 +279,7 @@
         <w:t xml:space="preserve">(Lehner and Grill 2013)</w:t>
       </w:r>
       <w:r>
-        <w:t xml:space="preserve">, with line width scaled by flow order. Each assemblage is plotted with a marker corresponding to its phase, and Parkin is marked with a star. The bounded territories illustrate the premise that the paper tests, that such areas host distinct, internally interacting societies. The transmission analysis finds no closure behind these territories beyond what distance alone produces. The assemblages form one continuous field structured by distance, although a drift model calibrated to their own diversity does not by itself reproduce how different the basin’s spatial clusters are. The mapped assemblages fall in Arkansas, Tennessee, and Mississippi. Missouri lies just north of the frame. Inset: location in North America.</w:t>
+        <w:t xml:space="preserve">, with line width scaled by flow order. Each assemblage is plotted with a marker corresponding to its phase, and Parkin is marked with a star. The bounded territories illustrate the premise that the paper tests: that such areas host distinct, internally interacting societies. The transmission analysis finds no closure behind these territories beyond what distance alone produces. The assemblages form one continuous field structured by distance, although a drift model calibrated to their own diversity does not by itself reproduce how different the basin’s spatial clusters are. The mapped assemblages fall in Arkansas, Tennessee, and Mississippi. Missouri lies just north of the frame. Inset: location in North America.</w:t>
       </w:r>
     </w:p>
     <w:p>
@@ -287,7 +287,7 @@
         <w:pStyle w:val="BodyText"/>
       </w:pPr>
       <w:r>
-        <w:t xml:space="preserve">That makes the Parkin phase an excellent case to evaluate what a phase is. Of all the late Mississippian phases, it has the strongest independent reason to be a real social unit, since a documented paramountcy is said to sit at its center. If the phase pattern records bounded interaction anywhere, it should record it here. Whether such an entity existed at Parkin is an empirical question. Settlement form alone cannot answer it, because a primary center of interaction, a palisade, and a monumental mound are as compatible with competing peer communities as with a centralized, consolidated hierarchy</w:t>
+        <w:t xml:space="preserve">That makes the Parkin phase an excellent case to evaluate what a phase is. Of all the late Mississippian phases, it has the strongest independent reason to be a real social unit, since a documented paramountcy is said to sit at its center. If the phase pattern records bounded interaction anywhere, it should be detectable here. Whether such an entity existed at Parkin is an empirical question. Settlement form alone cannot answer it, because a primary center of interaction, a palisade, and a monumental mound are as compatible with competing peer communities as with a centralized, consolidated hierarchy</w:t>
       </w:r>
       <w:r>
         <w:t xml:space="preserve"> </w:t>
@@ -322,7 +322,7 @@
         <w:pStyle w:val="BodyText"/>
       </w:pPr>
       <w:r>
-        <w:t xml:space="preserve">The more revealing question is why Parkin was taken for a polity in the first place. The answer lies in the unit through which the record is interpreted, a matter that the renewed debate over archaeological systematics has brought back into focus</w:t>
+        <w:t xml:space="preserve">The more revealing question is why Parkin was taken for a polity and phase in the first place. The answer lies in the unit through which the record is interpreted, a matter that the renewed debate over archaeological systematics has brought back into focus</w:t>
       </w:r>
       <w:r>
         <w:t xml:space="preserve"> </w:t>
@@ -331,7 +331,7 @@
         <w:t xml:space="preserve">(Lyman 2021)</w:t>
       </w:r>
       <w:r>
-        <w:t xml:space="preserve">. The Parkin phase is a culture-history construct. It is a set of assemblages grouped together because their decorated-class frequencies seriate, meaning they can be arranged in one ordered sequence of gradually changing frequencies, and because the sites cluster in space</w:t>
+        <w:t xml:space="preserve">. The Parkin phase is a culture-history construct. It is a set of assemblages grouped together because their decorated-class frequencies seriate. This means they can be arranged in one ordered sequence of gradually changing frequencies, and because the sites cluster in space</w:t>
       </w:r>
       <w:r>
         <w:t xml:space="preserve"> </w:t>
@@ -369,7 +369,7 @@
         <w:t xml:space="preserve"> </w:t>
       </w:r>
       <w:r>
-        <w:t xml:space="preserve">set out the syllogism that would make a phase a society, rejected it, and then treated phases as societies anyway. Williams</w:t>
+        <w:t xml:space="preserve">set out the syllogism that makes a phase a society. They also rejected the idea but then treated phases as societies anyway. Williams</w:t>
       </w:r>
       <w:r>
         <w:t xml:space="preserve"> </w:t>
@@ -390,7 +390,7 @@
         <w:t xml:space="preserve"> </w:t>
       </w:r>
       <w:r>
-        <w:t xml:space="preserve">equals a society. Regional practice has repeated it since, often while disavowing it. The premise itself is rarely stated. It is that assemblages more similar to one another than to their neighbors record a bounded, mutually interacting social group. Once such a group can be paired with a single dominant center, the phase becomes a polity, so the polity interpretation builds the social unit in before any independent evidence of bounded groups has been weighed.</w:t>
+        <w:t xml:space="preserve">equals a society. Regional practice has repeated it since, often while disavowing it. The premise itself is rarely stated. It is that assemblages more similar to one another than to their neighbors record a bounded, mutually interacting social group. Once such a group can be paired with a single dominant center, the phase becomes a polity. As a result, the polity interpretation builds the social unit in before any independent evidence of bounded groups has been weighed.</w:t>
       </w:r>
     </w:p>
     <w:p>
@@ -410,7 +410,7 @@
         <w:t xml:space="preserve"> </w:t>
       </w:r>
       <w:r>
-        <w:t xml:space="preserve">showed by cluster analysis and ordination, two statistical methods that group assemblages by overall similarity, that the southeast-Missouri phases fail as both groups and classes. Their member assemblages fall into statistical clusters at random rather than segregating by phase. Mainfort</w:t>
+        <w:t xml:space="preserve">showed, through cluster analysis and ordination, that the southeast-Missouri phases fail as both groups and classes. For these phases, member assemblages fall into statistical clusters at random rather than segregating by phase. Mainfort</w:t>
       </w:r>
       <w:r>
         <w:t xml:space="preserve"> </w:t>
@@ -422,7 +422,7 @@
         <w:t xml:space="preserve"> </w:t>
       </w:r>
       <w:r>
-        <w:t xml:space="preserve">reached the same verdict by a different ordination, finding that the late-period assemblages overlap rather than forming discrete clusters and so give little support to the named phases. We take Fox’s result as the nearest independent parallel to ours rather than replicating it. The southeast-Missouri assemblages cannot support the test we run here because of sample size and class composition, as we set out in the Supplemental Text. Lipo</w:t>
+        <w:t xml:space="preserve">reached the same verdict by a different ordination, finding that the late-period assemblages overlap rather than forming discrete clusters and so give little support to the named phases. Lipo</w:t>
       </w:r>
       <w:r>
         <w:t xml:space="preserve"> </w:t>
@@ -434,7 +434,7 @@
         <w:t xml:space="preserve"> </w:t>
       </w:r>
       <w:r>
-        <w:t xml:space="preserve">questioned the nature of phases through frequency seriation, the ordering of assemblages by the rise and fall of their type frequencies. He showed that the assemblages are structured rather than panmictic, that is, not drawn from one freely mixing population, and argued that the resulting spatial groups have no warrant as societies. He</w:t>
+        <w:t xml:space="preserve">questioned the nature of phases through frequency seriation, ordering assemblages by increases and decreases in type frequencies. He showed that the assemblages are structured rather than panmictic, that is, not drawn from one freely mixing population, and argued that the resulting spatial groups have no warrant as societies. He</w:t>
       </w:r>
       <w:r>
         <w:t xml:space="preserve"> </w:t>
@@ -460,7 +460,7 @@
         <w:pStyle w:val="BodyText"/>
       </w:pPr>
       <w:r>
-        <w:t xml:space="preserve">This premise is rarely tested, and it overlooks a strong alternative that offers a potentially falsifiable explanation for the observed patterns in the archaeological record. Seen through models of social learning and cultural transmission, interaction is always continuous but highly variable. Distance and geography, along with social relationships, structure who learns from whom. This task is explanatory rather than merely critical. The culture historians who named these phases were responding to real structure in the assemblages, and the question is what produced it. We therefore ask how much of that structure continuous, distance-structured interaction generates on its own, and what, if anything, remains once we account for it.</w:t>
+        <w:t xml:space="preserve">This premise, however, is rarely tested, and it overlooks a strong alternative that offers a potentially falsifiable explanation for the observed patterns in the archaeological record. Seen through models of social learning and cultural transmission, interaction is always continuous but highly variable. Distance and geography, along with social relationships, structure who learns from whom. This task is explanatory rather than merely critical. The culture historians who named these phases were responding to real structure they observed in the assemblages, and the question is what produced it. We therefore ask how much of that structure continuous, distance-structured interaction generates on its own, and what, if anything, remains once we account for it.</w:t>
       </w:r>
     </w:p>
     <w:p>
@@ -468,7 +468,7 @@
         <w:pStyle w:val="BodyText"/>
       </w:pPr>
       <w:r>
-        <w:t xml:space="preserve">Under the neutral model of cultural transmission, decorative style behaves as a selectively neutral trait, one that confers no advantage on its user, whose frequency drifts by chance in a finite population of interacting learners</w:t>
+        <w:t xml:space="preserve">Under the neutral model of cultural transmission, decorative style behaves as a selectively neutral trait. A neutral trait is one that confers no advantage on its user and whose frequency drifts by chance in a finite population of interacting learners</w:t>
       </w:r>
       <w:r>
         <w:t xml:space="preserve"> </w:t>
@@ -477,7 +477,7 @@
         <w:t xml:space="preserve">(Bentley et al. 2004; Dunnell 1978; Eerkens and Lipo 2007; Fogarty et al. 2024; Neiman 1995)</w:t>
       </w:r>
       <w:r>
-        <w:t xml:space="preserve">. When those learners copy near neighbors more often than distant ones, drift in the spatially structured population produces similarity that is highest over short distances and fades with distance. Viewed at a larger scale and cut into discrete units, that gradient looks like difference and clustering, though there are no bounded groups anywhere</w:t>
+        <w:t xml:space="preserve">. When those learners copy near neighbors more often than distant ones, drift in the spatially structured population produces similarity that is highest over short distances and fades with distance. Viewed at a larger scale and cut into discrete units, that gradient can look like difference and clustering, though there are no bounded groups anywhere</w:t>
       </w:r>
       <w:r>
         <w:t xml:space="preserve"> </w:t>
@@ -486,7 +486,7 @@
         <w:t xml:space="preserve">(Lipo et al. 1997, 2021)</w:t>
       </w:r>
       <w:r>
-        <w:t xml:space="preserve">. On this account a phase can be the ordinary product of continuous, distance-structured interaction. The pattern the culture-history tradition interprets as a society, assemblages near one another in space and in style, is exactly what spatially structured drift predicts. Telling a real interaction group from spatially structured drift requires a test the tradition never applied, and one that culture-history methods cannot supply, because the seriation coherence and spatial proximity that define a phase are equally products of drift</w:t>
+        <w:t xml:space="preserve">. On this account a phase can simply be the ordinary product of continuous, distance-structured interaction. The pattern the culture-history tradition interprets as a society, assemblages near one another in space and in style, is exactly what spatially structured drift predicts. Telling a real interaction group from spatially structured drift requires a test the tradition never applied, and one that culture-history methods cannot supply, because the seriation coherence and spatial proximity that define a phase are equally products of drift</w:t>
       </w:r>
       <w:r>
         <w:t xml:space="preserve"> </w:t>
@@ -503,7 +503,7 @@
         <w:pStyle w:val="BodyText"/>
       </w:pPr>
       <w:r>
-        <w:t xml:space="preserve">Assemblages of decorated ceramics provide a means for that test. Potters copy stylistic variants through social learning networks, so the spatial and temporal structure of decorated-class frequencies records past interaction. A genuine social boundary, had one existed, would result in learning that looks conformist within groups and divergent between them, and it would fragment the single drifting pool that continuous interaction maintains</w:t>
+        <w:t xml:space="preserve">Assemblages of decorated ceramics, however, provide a means to test that. Potters copy stylistic variants through social learning networks, so the spatial and temporal structure of decorated-class frequencies records past interaction. A genuine social boundary, had one existed, would result in learning that looks conformist within groups and divergent between them, and it would fragment the single drifting pool that continuous interaction maintains</w:t>
       </w:r>
       <w:r>
         <w:t xml:space="preserve"> </w:t>
@@ -512,7 +512,15 @@
         <w:t xml:space="preserve">(Lipo et al. 1997, 2010, 2015; Neiman 1995)</w:t>
       </w:r>
       <w:r>
-        <w:t xml:space="preserve">. The late pre-contact lower Mississippi Valley is a favorable place to examine this potential scenario. Its decorated assemblages are well documented, and European contact and the demographic collapse that followed ended the sequence before any later reorganization could overwrite it</w:t>
+        <w:t xml:space="preserve">.</w:t>
+      </w:r>
+    </w:p>
+    <w:p>
+      <w:pPr>
+        <w:pStyle w:val="BodyText"/>
+      </w:pPr>
+      <w:r>
+        <w:t xml:space="preserve">The late pre-contact lower Mississippi Valley is a favorable place to examine this potential scenario. Its decorated assemblages are well documented, and European contact and the demographic collapse that followed ended the sequence before any later reorganization could overwrite it</w:t>
       </w:r>
       <w:r>
         <w:t xml:space="preserve"> </w:t>
@@ -521,7 +529,16 @@
         <w:t xml:space="preserve">(Morse and Morse 1996)</w:t>
       </w:r>
       <w:r>
-        <w:t xml:space="preserve">. Here, we focus on the St. Francis basin, the setting of Parkin (Figure 1), where the deposits are comparable, the decorated classes are the long-established Phillips-Ford-Griffin types, and the samples are large enough to test a phase.</w:t>
+        <w:t xml:space="preserve">. Here, we focus on the St. Francis basin, the setting of Parkin (Figure 1), where the deposits are comparable, the decorated classes are the long-established Phillips-Ford-Griffin types, and the samples are large enough to test the empirical bases of phases</w:t>
+      </w:r>
+      <w:r>
+        <w:t xml:space="preserve"> </w:t>
+      </w:r>
+      <w:r>
+        <w:t xml:space="preserve">(Lipo 2001)</w:t>
+      </w:r>
+      <w:r>
+        <w:t xml:space="preserve">.</w:t>
       </w:r>
     </w:p>
     <w:p>
@@ -529,7 +546,7 @@
         <w:pStyle w:val="BodyText"/>
       </w:pPr>
       <w:r>
-        <w:t xml:space="preserve">The argument, however, rests on an honest recognition of what the ceramic record is. We do not treat an assemblage as a degraded snapshot of a past behavioral moment that must be restored by correcting for the processes that formed it</w:t>
+        <w:t xml:space="preserve">This analysis, however, rests on an honest recognition of what the ceramic record consists. We cannot treat assemblages as degraded snapshots of a past behavioral moment that must be restored by correcting for the processes that formed it</w:t>
       </w:r>
       <w:r>
         <w:t xml:space="preserve"> </w:t>
@@ -538,7 +555,7 @@
         <w:t xml:space="preserve">(Schiffer 1972)</w:t>
       </w:r>
       <w:r>
-        <w:t xml:space="preserve">. We treat it as a time-averaged accumulation built up over many years of use and discard, whose decorated-class frequencies reflect the accumulated product of social learning across a population, and measure and explain directly rather than reconstruct</w:t>
+        <w:t xml:space="preserve">. Instead, we must treat them as time-averaged accumulations built up over many years of use and discard, whose decorated-class frequencies reflect the accumulated product of social learning across a population, and measure and explain them directly rather than reconstruct them</w:t>
       </w:r>
       <w:r>
         <w:t xml:space="preserve"> </w:t>
@@ -573,7 +590,7 @@
         <w:pStyle w:val="BodyText"/>
       </w:pPr>
       <w:r>
-        <w:t xml:space="preserve">No single transmission signature can settle the question, because each is consistent with several processes. A departure from neutral copying, a spatial cline, or a rise in between-group variance can each arise from drift, from conformity, or from environmental patchiness. This is equifinality, the same pattern reached by different processes, and it undermines any inference that rests on one signature</w:t>
+        <w:t xml:space="preserve">Identifying any single transmission signature cannot settle the question, because each is consistent with several processes. A departure from neutral copying, a spatial cline, or a rise in between-group variance can each arise from drift, from conformity, or from environmental patchiness. This is equifinality, the same pattern reached by different processes, and it undermines any inference that rests on one signature</w:t>
       </w:r>
       <w:r>
         <w:t xml:space="preserve"> </w:t>
@@ -582,7 +599,7 @@
         <w:t xml:space="preserve">(Barrett 2019; Crema et al. 2016; Kandler and Shennan 2015; Mesoudi 2021)</w:t>
       </w:r>
       <w:r>
-        <w:t xml:space="preserve">. Instead, we compare the candidate processes generatively. We simulate neutral spatial drift and bounded groups on the real coordinate layout of the assemblages and ask which one best reproduces the observed structure. Because the assemblages are time-averaged and sampled, we calibrate that comparison to the record with a recovery experiment. We build a known degree of group closure into synthetic data that match the record and check whether the signatures can find it. The experiment lets us state the resolution of a negative result rather than assume it. This calibration is the transferable contribution, and it has two halves. Before any similarity structure is interpreted as social, a record must be shown to be able to distinguish drift from groups at all. And before a null model is credited with reproducing that record, it must be shown to fit the record’s own diversity. The second half turns out to matter as much as the first. The substantive contribution is the account that survives those two requirements, an explanation of why one of the best-known phases in the Southeast looks as structured as it does.</w:t>
+        <w:t xml:space="preserve">. Instead, we compare the candidate processes generatively. We simulate neutral spatial drift and bounded groups on the real coordinate layout of the assemblages and ask which one best reproduces the observed structure. Because the assemblages are time-averaged and sampled, we calibrate that comparison to the record with a recovery experiment. We build a known degree of group closure into synthetic data that match the record and check whether the signatures can find it. The experiment lets us state the resolution of a negative result rather than assume it. This calibration is the transferable contribution, and it has two parts. Before any similarity structure is interpreted as social, a record must be shown to be able to distinguish drift from groups at all. And before a null model is credited with reproducing that record, it must be shown to fit the record’s own diversity. The second half turns out to matter as much as the first. Our substantive contribution is the account that survives those two requirements, which is an explanation of why one of the best-known phases in the Southeast looks as structured as it does.</w:t>
       </w:r>
     </w:p>
     <w:p>
@@ -590,7 +607,7 @@
         <w:pStyle w:val="BodyText"/>
       </w:pPr>
       <w:r>
-        <w:t xml:space="preserve">Our analysis proceeds in six steps. First, we examine the origins of the phase concept and how the Parkin site came to be recognized as the center of a polity, since that interpretation is inherited from the unit rather than established on its own merits. Second, we develop a theoretical basis for detecting structure among interacting populations, one in which a group is a region of locally intensified copying rather than a bounded type. Third, we select theory-grounded signatures that can register how much of the structure that closure would leave a set of decorated-ceramic type frequencies actually carries. Fourth, we develop methods matched to the quality of the archaeological record, whose assemblages are time-averaged rather than synchronic snapshots, so that each signature is tested against the resolution the deposits actually preserve. Fifth, we apply the surviving signature to the decorated-ceramic record of the St. Francis basin, including the Parkin phase, the one lower-valley setting whose assemblages, classes, and sample sizes are adequate for the test. Finally, because we evaluate that signature against a model, we compare neutral drift with bounded groups on the real geography after calibrating each to the assemblages’ own diversity, then relax four simplifying assumptions the drift model makes.</w:t>
+        <w:t xml:space="preserve">Our analysis proceeds in six steps. First, we examine the origins of the phase concept and how the Parkin site came to be recognized as the center of a polity, since that interpretation is inherited from the unit rather than established on its own merits. Second, we develop a theoretical basis for detecting structure among interacting populations, one in which a group is a region of locally intensified copying rather than a bounded type. Third, we select theory-grounded signatures that can register how much of the structure that closure would leave a set of decorated-ceramic type frequencies actually carries. Fourth, we develop methods matched to the quality of the archaeological record, whose assemblages are time-averaged rather than synchronic snapshots, so that each signature is tested against the resolution the deposits actually preserve. Fifth, we apply the surviving signature to the decorated-ceramic record of the St. Francis basin, including the Parkin phase, the one lower-valley setting whose assemblages, classes, and sample sizes are adequate for the test. Finally, because we evaluate that signature against a model, we compare neutral drift with bounded groups on the real geography after calibrating each to the assemblages’ own diversity, then relax four simplifying assumptions in the drift model.</w:t>
       </w:r>
     </w:p>
     <w:bookmarkEnd w:id="114"/>
@@ -641,7 +658,7 @@
         <w:t xml:space="preserve"> </w:t>
       </w:r>
       <w:r>
-        <w:t xml:space="preserve">introduced to archaeology and which frames the question differently from the usual interpretation of the lower Mississippi Valley record. Archaeologists often treat the past as made of bounded units, the phase, the polity, the society, each a discrete entity with members and edges, and they interpret a cluster of similar assemblages as one such unit. That is typological thinking. It takes the type as the real object and the variation among assemblages as noise around it. Population thinking reverses that priority. Variation among individuals is the reality, and the type is an abstraction derived from it. We accordingly treat transmission as a continuous, variable field of copying among potters with no intrinsic boundaries. Interaction falls off with distance and is more local in some places and times than in others. A group is then not a thing with a boundary but a region where copying is locally intensified, and similarity is a matter of degree. Closure, the narrowing of interaction inward, is also a matter of degree, and it is defined against geography rather than in place of it. Potters everywhere interact more with near neighbors than with distant ones, and that tendency alone produces clustering. Closure is the part of local interaction that distance does not account for. It is therefore a quantity rather than a condition, running from zero, where distance predicts who copies whom entirely, upward as interaction narrows further than distance would make it. Neither zero nor complete closure is expected in a real settlement system. What a phase would need in order to be a social unit is not complete closure but a measurable amount of it, and the question this paper asks is how much the record carries. When we write of a bounded interaction group we mean the upper end of that scale, named as a limiting case so that the measured quantity has something to be measured against.</w:t>
+        <w:t xml:space="preserve">introduced to archaeology and which frames the question differently from the usual interpretation of the lower Mississippi Valley record. Archaeologists often treat the past as made of bounded units, the phase, the polity, the society, each a discrete entity with members and edges, and they interpret a cluster of similar assemblages as one such unit. That is typological thinking. It takes the type as the real object and the variation among assemblages as noise around it. Population thinking reverses that priority. Variation among individuals is the reality, and the type is an abstraction derived from it. We accordingly treat transmission as a continuous, variable field of copying among potters with no intrinsic boundaries. Interaction falls off with distance and is more local in some places and times than in others. A group is then not a thing with a boundary but a region where copying is locally intensified, and similarity is a matter of degree. Closure, the narrowing of interaction inward, is also a matter of degree, defined against geography rather than in place of it. Potters everywhere interact more with near neighbors than with distant ones, and that tendency alone produces clustering. Closure is the part of local interaction that distance does not account for. It is therefore a quantity rather than a condition, running from zero, where distance predicts who copies whom entirely, upward as interaction narrows further than distance would make it. Neither zero nor complete closure is expected in a real settlement system. A phase needs to be a social unit not through complete closure but through a measurable amount of it, and our analysis asks how much the record carries. When we write of a bounded interaction group, we mean the upper end of that scale, called a limiting case, so the measured quantity has something to be measured against.</w:t>
       </w:r>
     </w:p>
     <w:p>
@@ -703,7 +720,7 @@
         <w:t xml:space="preserve">(Dunnell 1995b; Lipo 2001; Lipo et al. 2015; Lipo and Madsen 2001; O’Brien and Leonard 2001)</w:t>
       </w:r>
       <w:r>
-        <w:t xml:space="preserve">. Assortment, the tendency for like to learn from like, breaks that pool up. If learning becomes restricted within emerging social boundaries, conformist copying within groups, in which learners favor whatever variant is already common, narrows the range of variants each group carries while the groups diverge from one another, and the single transmission field fragments</w:t>
+        <w:t xml:space="preserve">. Assortment, the tendency for like to learn from like, breaks that pool up. If learning becomes restricted within emerging social boundaries where conformist copying occurs within groups and learners favor whatever variant is already common, each group’s range of variants shrinks. As a result, groups diverge from one another, and the single transmission field fragments</w:t>
       </w:r>
       <w:r>
         <w:t xml:space="preserve"> </w:t>
@@ -712,7 +729,7 @@
         <w:t xml:space="preserve">(Crema et al. 2016; Henrich 2001; Henrich and Boyd 1998)</w:t>
       </w:r>
       <w:r>
-        <w:t xml:space="preserve">. The restricted pool that results can come to look like</w:t>
+        <w:t xml:space="preserve">. The resulting restricted pool can come to look like</w:t>
       </w:r>
       <w:r>
         <w:t xml:space="preserve"> </w:t>
@@ -724,7 +741,7 @@
         <w:t xml:space="preserve"> </w:t>
       </w:r>
       <w:r>
-        <w:t xml:space="preserve">of bounded social groups even if no sharp boundaries ever existed.</w:t>
+        <w:t xml:space="preserve">of bounded social groups, even if no sharp boundaries ever existed.</w:t>
       </w:r>
     </w:p>
     <w:p>
@@ -750,7 +767,7 @@
         <w:t xml:space="preserve">(Madsen 2012; Premo 2014)</w:t>
       </w:r>
       <w:r>
-        <w:t xml:space="preserve">. The result is equifinality, in which several transmission processes produce the same population-level pattern, so a single statistic cannot recover the process that generated it. Where a discriminating signature survives at all, it lies only in the rare-variant tail of the frequency distribution, the least common types, rather than in the common classes</w:t>
+        <w:t xml:space="preserve">. The result is equifinality in which several transmission processes can produce the same population-level pattern, so a single statistic cannot recover the process that generated it. Where a discriminating signature survives at all, it lies only in the rare-variant tail of the frequency distribution, the least common types, rather than in the common classes</w:t>
       </w:r>
       <w:r>
         <w:t xml:space="preserve"> </w:t>
@@ -777,7 +794,7 @@
         <w:pStyle w:val="FirstParagraph"/>
       </w:pPr>
       <w:r>
-        <w:t xml:space="preserve">The late pre-contact Lower Mississippi Valley supports two interpretations of the same record, and they predict opposite transmission signatures. The first holds that the region was moving toward greater complexity. In northeastern Arkansas, the Parkin phase (ca. 1400 to 1600 CE, with a thin protohistoric tail consistent with the basin radiocarbon reported below) is a dense cluster of fortified, moated St. Francis-type towns along the St. Francis and Tyronza rivers. Parkin dominates the phase. It is a roughly 17-acre palisaded center whose platform mound rises more than 6 m, and the De Soto chronicles place it as the seat of the paramount of Casqui</w:t>
+        <w:t xml:space="preserve">The late pre-contact Lower Mississippi Valley supports two interpretations of the same record, and they predict opposite transmission signatures. The first holds that the region was moving toward greater complexity. In northeastern Arkansas, the Parkin phase (ca. 1400 to 1600 CE, with a thin protohistoric tail consistent with the basin radiocarbon reported below) is a dense cluster of fortified, moated St. Francis-type towns along the St. Francis and Tyronza rivers. Parkin dominates the phase. It is a roughly 17-acre palisaded center, with a platform mound rising more than 6 m. The De Soto chronicles place it as the seat of the paramount of Casqui</w:t>
       </w:r>
       <w:r>
         <w:t xml:space="preserve"> </w:t>
@@ -786,7 +803,7 @@
         <w:t xml:space="preserve">(Dye and Cox 1990; Mitchem 2001; Phyllis A. Morse 1990)</w:t>
       </w:r>
       <w:r>
-        <w:t xml:space="preserve">. On this interpretation, Parkin’s location on agriculturally poor soil has been taken as evidence that it drew tribute from smaller villages, a hallmark of an emerging chiefly hierarchy</w:t>
+        <w:t xml:space="preserve">. Under this interpretation, Parkin’s location on agriculturally poor soil is interpreted as evidence that it drew tribute from smaller villages, a hallmark of an emerging chiefly hierarchy</w:t>
       </w:r>
       <w:r>
         <w:t xml:space="preserve"> </w:t>
@@ -845,7 +862,7 @@
         <w:t xml:space="preserve">(Hudson et al. 1990; Mitchem 2001; Phyllis A. Morse 1990)</w:t>
       </w:r>
       <w:r>
-        <w:t xml:space="preserve">. Settlement morphology alone cannot separate the two possibilities for Parkin. They can be separated by asking how far interaction narrowed beyond what distance alone produces, and that is the test we now construct.</w:t>
+        <w:t xml:space="preserve">. Settlement morphology alone cannot separate the two possibilities for Parkin. We can separate them by asking how far interaction narrowed beyond what distance alone produces, and that is the test we now construct.</w:t>
       </w:r>
     </w:p>
     <w:bookmarkEnd w:id="117"/>
@@ -894,7 +911,7 @@
         <w:pStyle w:val="BodyText"/>
       </w:pPr>
       <w:r>
-        <w:t xml:space="preserve">Closure is the process a genuinely bounded interaction group undergoes, and we treat its strength as a quantity to be tested for and measured. That strength runs from none, meaning one fully open field of learning, through partial, to complete, meaning sealed groups that do not interact. In the synthetic experiments below we treat it as a parameter,</w:t>
+        <w:t xml:space="preserve">Closure is the process a genuinely bounded interaction group undergoes. We treat its strength as a quantity to be tested for and measured. That strength varies from none, meaning one fully open field of learning, through partial, to complete, meaning sealed groups that do not interact. In the synthetic experiments below, we treat it as a parameter,</w:t>
       </w:r>
       <w:r>
         <w:t xml:space="preserve"> </w:t>
@@ -907,7 +924,7 @@
         <w:t xml:space="preserve">s</w:t>
       </w:r>
       <w:r>
-        <w:t xml:space="preserve">, that runs from 0 (pure drift, no closure) to 1 (strongly bounded, sharply separated groups). Drift here means neutral drift, the random change in the frequencies of designs that arises when potters copy one another with no preference among designs. Four candidate signatures follow, each a different consequence of closure, and we state each in plain terms before naming its formal measure.</w:t>
+        <w:t xml:space="preserve">, that runs from 0 (pure drift, no closure) to 1 (strongly bounded, sharply separated groups). Drift here means neutral drift, the random change in the frequencies of designs that arises when potters copy one another with no preference among designs. Four candidate signatures for closure follow, each a different consequence, and we state each in plain terms before naming its formal measure.</w:t>
       </w:r>
     </w:p>
     <w:p>
@@ -915,7 +932,7 @@
         <w:pStyle w:val="BodyText"/>
       </w:pPr>
       <w:r>
-        <w:t xml:space="preserve">The first signature asks whether potters copied at random or with a bias. Under random copying, two independent measures of an assemblage’s diversity agree. One is built on the chance that two sherds drawn at random share a decorated class, the other on the number of classes present. Biased copying pulls them apart. Conformity, in which potters preferentially copy whatever is already common, concentrates sherds onto a few classes without eliminating the rare ones, so the first measure moves and the second barely does. A taste for novelty does the reverse. Their disagreement detects a departure from random copying and gives its direction</w:t>
+        <w:t xml:space="preserve">The first signature asks whether potters copied at random or with a bias. Under random copying, two independent measures of an assemblage’s diversity agree. One is based on the chance that two randomly drawn sherds share a decorated class; the other on the number of classes present. Biased copying pulls them apart. Conformity, in which potters preferentially copy whatever is already common, concentrates sherds onto a few classes without eliminating the rare ones, so the first measure changes and the second barely does. A process that favors novelty does the reverse. Their disagreement detects a departure from random copying and gives its direction</w:t>
       </w:r>
       <w:r>
         <w:t xml:space="preserve"> </w:t>
@@ -932,7 +949,13 @@
         <w:pStyle w:val="BodyText"/>
       </w:pPr>
       <w:r>
-        <w:t xml:space="preserve">The second signature asks whether the assemblages belong to one interacting community or to several, and it is the most direct test of fragmentation. It rests on frequency seriation, the ordering of assemblages so that each decorated class rises to a single peak and falls away, the shape long known as a battleship curve</w:t>
+        <w:t xml:space="preserve">The second signature asks whether the assemblages belong to one interacting community or to several. It is the most direct test of fragmentation. The signature rests on frequency seriation: ordering assemblages so each decorated class rises to a single peak and then decreases monotonically. This shape has long been known as a</w:t>
+      </w:r>
+      <w:r>
+        <w:t xml:space="preserve"> </w:t>
+      </w:r>
+      <w:r>
+        <w:t xml:space="preserve">“battleship curve”</w:t>
       </w:r>
       <w:r>
         <w:t xml:space="preserve"> </w:t>
@@ -950,7 +973,7 @@
         <w:t xml:space="preserve">(Lipo 2001)</w:t>
       </w:r>
       <w:r>
-        <w:t xml:space="preserve">. A set of assemblages is co-seriable when a single ordering satisfies every class at once, which is what a single continuously interacting population produces. When learning splits into separate groups, each with its own repertoire, no one ordering can satisfy them all, and the assemblages break into mutually incompatible orderings whose number measures the structure of past interaction directly</w:t>
+        <w:t xml:space="preserve">. A set of assemblages is co-seriable when a single ordering satisfies every class at once, which is what a single continuously interacting population produces. When learning splits into separate groups, each with its own repertoire, no single ordering can satisfy them all, and the assemblages break into mutually incompatible orderings whose number directly measures the structure of past interaction</w:t>
       </w:r>
       <w:r>
         <w:t xml:space="preserve"> </w:t>
@@ -959,7 +982,7 @@
         <w:t xml:space="preserve">(Lipo et al. 1997, 2015)</w:t>
       </w:r>
       <w:r>
-        <w:t xml:space="preserve">. An assemblage that falls into several of them is a bridge between sequences rather than the closed core of a bounded community.</w:t>
+        <w:t xml:space="preserve">. An assemblage that falls into several of them bridges sequences rather than forming the closed core of a bounded community.</w:t>
       </w:r>
     </w:p>
     <w:p>
@@ -1005,7 +1028,7 @@
         <w:t xml:space="preserve">(Bell et al. 2009)</w:t>
       </w:r>
       <w:r>
-        <w:t xml:space="preserve">. We measure decorated diversity with the Gini-Simpson index, the probability that two sherds drawn at random from an assemblage belong to different classes, and we compute it both within each spatial group and across all assemblages pooled together.</w:t>
+        <w:t xml:space="preserve">. We measure decorated diversity with the Gini-Simpson index, the probability that two sherds drawn at random from an assemblage belong to different classes, and we compute the index both within each spatial group and across all assemblages pooled together.</w:t>
       </w:r>
       <w:r>
         <w:t xml:space="preserve"> </w:t>
@@ -1135,7 +1158,7 @@
         <w:t xml:space="preserve">(Lipo et al. 2021)</w:t>
       </w:r>
       <w:r>
-        <w:t xml:space="preserve">. We must calibrate the measure against that spatial-drift null, the range of values that drift alone produces on a spatially structured population, rather than take it at face value.</w:t>
+        <w:t xml:space="preserve">. Therefore, we must calibrate our measure against that spatial-drift null, the range of values that drift alone produces on a spatially structured population, rather than take it at face value.</w:t>
       </w:r>
     </w:p>
     <w:p>
@@ -1169,7 +1192,7 @@
         <w:pStyle w:val="BodyText"/>
       </w:pPr>
       <w:r>
-        <w:t xml:space="preserve">Each plausible alternative to a bounded interaction group moves only some of these signatures (Table 1). Environmental patchiness, in which similar people occupy distinct ecological zones, produces spatial structure without any departure from neutral transmission and without any loss of seriation coherence. Aggregated conformity, the bottom-up regime in which a conformist bias flattens diversity within a single community, produces a departure from neutrality but no boundaries, so seriation stays coherent and between-group variance stays low. Smooth, deterministic drift with distance-limited interaction produces an isolation-by-distance cline</w:t>
+        <w:t xml:space="preserve">Each plausible alternative to a bounded interaction group drives only some of these signatures (Table 1). Environmental patchiness, in which similar people occupy distinct ecological zones, produces spatial structure without departing from neutral transmission and without losing seriation coherence. Aggregated conformity, the bottom-up regime in which a conformist bias flattens diversity within a single community, produces a departure from neutrality but no boundaries, so seriation stays coherent and between-group variance stays low. Smooth, deterministic drift with distance-limited interaction produces an isolation-by-distance cline</w:t>
       </w:r>
       <w:r>
         <w:t xml:space="preserve"> </w:t>
@@ -1186,7 +1209,7 @@
         <w:pStyle w:val="BodyText"/>
       </w:pPr>
       <w:r>
-        <w:t xml:space="preserve">Table 1 sets out this comparison in idealized form. Its last two columns also show why we cannot apply that logic directly to this record, for a reason the next paragraph develops. Because of it, we compare the two processes generatively instead, simulating neutral spatial drift and bounded groups alike on the real geography of the deposits. The simulations show which process reproduces the observed structure, and the signatures then serve as diagnostics of which one left its mark.</w:t>
+        <w:t xml:space="preserve">Table 1 sets out this comparison in idealized form. Its last two columns also show why we cannot apply that logic directly to this record, as we discuss next. Because of these complications, we compare the two processes generatively instead, simulating neutral spatial drift and bounded groups alike on the real geography of the deposits. The simulations show which process reproduces the observed structure, and the signatures then serve as diagnostics of which one left its mark.</w:t>
       </w:r>
     </w:p>
     <w:p>
@@ -1768,7 +1791,7 @@
         <w:pStyle w:val="BodyText"/>
       </w:pPr>
       <w:r>
-        <w:t xml:space="preserve">Figure 2 makes those expectations concrete. Simulating each process on large, clean assemblages and measuring all four signatures along the sequence shows a bounded interaction group moving all four together, and each of the other three moving a characteristic subset. That is the pattern the criterion looks for, shown before any question of whether this record could register it.</w:t>
+        <w:t xml:space="preserve">Figure 2 makes those expectations concrete. Simulating each process on large, clean assemblages and measuring all four signatures along the sequence shows a bounded interaction group moving all four together, and each of the other three drives a characteristic subset. That is the pattern the criterion looks for, shown before any question of whether this record could register it.</w:t>
       </w:r>
     </w:p>
     <w:p>
@@ -1818,7 +1841,7 @@
         <w:pStyle w:val="BodyText"/>
       </w:pPr>
       <w:r>
-        <w:t xml:space="preserve">Convergence of this kind has an archaeological precedent. Neiman</w:t>
+        <w:t xml:space="preserve">This kind of convergence has an archaeological precedent. Neiman</w:t>
       </w:r>
       <w:r>
         <w:t xml:space="preserve"> </w:t>
@@ -1830,7 +1853,7 @@
         <w:t xml:space="preserve"> </w:t>
       </w:r>
       <w:r>
-        <w:t xml:space="preserve">showed that two independently derived, theory-grounded measures of the same ceramic data, within-assemblage diversity and between-assemblage distance, converge on the same inference about past interaction. We generalize his approach to our four measures to ensure dynamic sufficiency, a property we define below. Empirical sufficiency is a separate question. It asks whether all four signatures, or only some of them, can register closure on a record like ours. We settle it with a calibration test, in which we check what each signature can detect on synthetic data matched to the Parkin assemblages.</w:t>
+        <w:t xml:space="preserve">showed that two independently derived, theory-grounded measures of the same ceramic data, within-assemblage diversity and between-assemblage distance, converge on the same inference about past interaction. We generalize his approach to our four measures to ensure dynamic sufficiency, a property we define below. Empirical sufficiency is a separate question. It asks whether all four signatures, or only some, can register closure on a record like ours. We settle it with a calibration test, in which we check what each signature can detect on synthetic data matched to the Parkin assemblages.</w:t>
       </w:r>
     </w:p>
     <w:p>
@@ -1838,7 +1861,7 @@
         <w:pStyle w:val="BodyText"/>
       </w:pPr>
       <w:r>
-        <w:t xml:space="preserve">The calibration takes the form of a recovery experiment. We build group closure of known, controlled strength into synthetic assemblages matched to the real record, then ask which signatures recover it and how strong the closure must be before it registers. Evaluating each signature against this record-matched standard, rather than against the idealized expectation, lets us treat an absence of structure as a real result rather than as a failure of resolution. The Materials and Methods section and the Supplemental Text give the procedure and its parameters.</w:t>
+        <w:t xml:space="preserve">The calibration takes the form of a recovery experiment. We build group closure of known, controlled strength into synthetic assemblages matched to the real record, then ask which signatures recover it and how strong the closure must be before it registers. Evaluating each signature against this record-matched standard, rather than an idealized expectation, lets us treat an absence of structure as a real result rather than a resolution failure. The Materials and Methods section and the Supplemental Text give the procedure and its parameters.</w:t>
       </w:r>
     </w:p>
     <w:p>
@@ -1846,7 +1869,7 @@
         <w:pStyle w:val="BodyText"/>
       </w:pPr>
       <w:r>
-        <w:t xml:space="preserve">Below we describe our procedures, methods, and outcomes, and Figure 3 previews what the test distinguishes. It shows the sharp structure that a bounded group would leave, set against the diffuse pattern that drift produces. Figure 3 also shows why a weak within-basin boundary cannot be excluded on a record of this size and degree of time-averaging.</w:t>
+        <w:t xml:space="preserve">Figure 3 previews what the test distinguishes. It shows the sharp structure that a bounded group would leave, set against the diffuse pattern that drift produces. Figure 3 also shows why a weak within-basin boundary cannot be excluded on a record of this size and degree of time-averaging.</w:t>
       </w:r>
     </w:p>
     <w:p>
@@ -1858,7 +1881,7 @@
           <wp:inline>
             <wp:extent cx="5334000" cy="4395558"/>
             <wp:effectExtent b="0" l="0" r="0" t="0"/>
-            <wp:docPr descr="Figure 3. What the test distinguishes, and why the within-basin determination is hard, shown with synthetic assemblages matched to the record. Top: the basin assemblages in a multidimensional scaling of decorated dissimilarity, a two-dimensional map in which more similar assemblages sit closer together (points colored by the three spatial clusters the basin’s coordinates support, the same division used throughout), as they would appear if the Parkin phase were a bounded interaction group (left, sharp clusters), under spatially structured neutral drift (center, a continuous gradient), and as observed (right, a diffuse scatter that resembles drift). Bottom: the cultural F_{ST} signature recovered from synthetic assemblages as the strength of imposed group closure rises from 0 (drift) to 1 (strong groups). The dashed line is the observed trend (+0.027), a rank correlation of F_{ST} with seriation position and not an F_{ST} value. The band around it is the -0.30 to +0.60 range a single random subsample returns. The shaded vertical band is the 95 percent credible interval for the imposed closure strength given that observation (0.00 to 0.48, median 0.23), and it reaches from zero to moderate closure, which is why a weak within-basin boundary cannot be excluded at this record’s size and time-averaging." title="" id="123" name="Picture"/>
+            <wp:docPr descr="Figure 3. What the test distinguishes, and why the within-basin determination is hard, shown with synthetic assemblages matched to the record. Top: the basin assemblages in a multidimensional scaling of decorated dissimilarity, a two-dimensional map in which more similar assemblages sit closer together (points colored by the three spatial clusters the basin’s coordinates support, the same division used throughout), as they would appear if the Parkin phase were a bounded interaction group (left, sharp clusters), under spatially structured neutral drift (center, a continuous gradient), and as observed (right, a diffuse scatter that resembles drift). Bottom: the cultural F_{ST} signature recovered from synthetic assemblages as the strength of imposed group closure rises from 0 (drift) to 1 (strong groups). The dashed line shows the observed trend (+0.027): a rank correlation of F_{ST} with seriation position, not an F_{ST} value. The band around it is the -0.30 to +0.60 range that a single random subsample returns. The shaded vertical band is the 95 percent credible interval for the imposed closure strength given that observation (0.00 to 0.48, median 0.23), and it reaches from zero to moderate closure, which is why a weak within-basin boundary cannot be excluded at this record’s size and time-averaging." title="" id="123" name="Picture"/>
             <a:graphic>
               <a:graphicData uri="http://schemas.openxmlformats.org/drawingml/2006/picture">
                 <pic:pic>
@@ -1937,7 +1960,7 @@
         <w:t xml:space="preserve"> </w:t>
       </w:r>
       <w:r>
-        <w:t xml:space="preserve">signature recovered from synthetic assemblages as the strength of imposed group closure rises from 0 (drift) to 1 (strong groups). The dashed line is the observed trend (+0.027), a rank correlation of</w:t>
+        <w:t xml:space="preserve">signature recovered from synthetic assemblages as the strength of imposed group closure rises from 0 (drift) to 1 (strong groups). The dashed line shows the observed trend (+0.027): a rank correlation of</w:t>
       </w:r>
       <w:r>
         <w:t xml:space="preserve"> </w:t>
@@ -1963,7 +1986,7 @@
         <w:t xml:space="preserve"> </w:t>
       </w:r>
       <w:r>
-        <w:t xml:space="preserve">with seriation position and not an</w:t>
+        <w:t xml:space="preserve">with seriation position, not an</w:t>
       </w:r>
       <w:r>
         <w:t xml:space="preserve"> </w:t>
@@ -1989,7 +2012,7 @@
         <w:t xml:space="preserve"> </w:t>
       </w:r>
       <w:r>
-        <w:t xml:space="preserve">value. The band around it is the -0.30 to +0.60 range a single random subsample returns. The shaded vertical band is the 95 percent credible interval for the imposed closure strength given that observation (0.00 to 0.48, median 0.23), and it reaches from zero to moderate closure, which is why a weak within-basin boundary cannot be excluded at this record’s size and time-averaging.</w:t>
+        <w:t xml:space="preserve">value. The band around it is the -0.30 to +0.60 range that a single random subsample returns. The shaded vertical band is the 95 percent credible interval for the imposed closure strength given that observation (0.00 to 0.48, median 0.23), and it reaches from zero to moderate closure, which is why a weak within-basin boundary cannot be excluded at this record’s size and time-averaging.</w:t>
       </w:r>
     </w:p>
     <w:p>
@@ -1997,7 +2020,7 @@
         <w:pStyle w:val="BodyText"/>
       </w:pPr>
       <w:r>
-        <w:t xml:space="preserve">A signature is trustworthy to the degree that it meets three conditions, which are usually treated separately. First, it should rest solidly on theory. Here a cultural transmission model supplies its assumptions, so the signature is a theoretical claim rather than an analogy. Deterministic frequency seriation is the model case, because the unimodality and continuity it requires are exactly what the neutral model predicts of a single interacting community. Neiman’s</w:t>
+        <w:t xml:space="preserve">A signature is trustworthy to the degree that it meets three conditions, which are usually treated separately. First, it should rest solidly on theory. Here, a cultural transmission model supplies its assumptions, so the signature is a theoretical claim rather than an analogy. Deterministic frequency seriation is the model case, because the unimodality and continuity it requires are exactly what the neutral model predicts of a single interacting community. Neiman’s</w:t>
       </w:r>
       <w:r>
         <w:t xml:space="preserve"> </w:t>
@@ -2100,7 +2123,7 @@
         <w:pStyle w:val="FirstParagraph"/>
       </w:pPr>
       <w:r>
-        <w:t xml:space="preserve">The ceramic data come from the decorated-class counts that Phillips, Ford, and Griffin</w:t>
+        <w:t xml:space="preserve">The ceramic data are decorated-class counts from the Lower Mississippi Valley Survey collections of Phillips, Ford, and Griffin</w:t>
       </w:r>
       <w:r>
         <w:t xml:space="preserve"> </w:t>
@@ -2109,10 +2132,28 @@
         <w:t xml:space="preserve">(1951)</w:t>
       </w:r>
       <w:r>
-        <w:t xml:space="preserve"> </w:t>
-      </w:r>
-      <w:r>
-        <w:t xml:space="preserve">compiled for the Lower Mississippi Valley Survey, the same counts that underlie the original phase definitions. We have compiled these counts into a matrix of 266 surface assemblages by decorated class</w:t>
+        <w:t xml:space="preserve">, with additions from Mainfort</w:t>
+      </w:r>
+      <w:r>
+        <w:t xml:space="preserve"> </w:t>
+      </w:r>
+      <w:r>
+        <w:t xml:space="preserve">(1996a)</w:t>
+      </w:r>
+      <w:r>
+        <w:t xml:space="preserve"> </w:t>
+      </w:r>
+      <w:r>
+        <w:t xml:space="preserve">and from our own collections reported in Lipo</w:t>
+      </w:r>
+      <w:r>
+        <w:t xml:space="preserve"> </w:t>
+      </w:r>
+      <w:r>
+        <w:t xml:space="preserve">(2001)</w:t>
+      </w:r>
+      <w:r>
+        <w:t xml:space="preserve">. The assemblages in this study underlie the original phase definitions, amended with additional locations and evaluated for statistical sufficiency. We use only the decorated classes, as these are the stylistic variants the analysis concerns; plain wares are excluded. Ten classes remain, one of which pools Barton Incised, Kent Incised, and Mound Place Incised. Where more than one project counted an assemblage, we sum the counts rather than choose between them, which raises the sherd totals that frequency seriation and the drift calibration both require. Of the 55 assemblages in the merged matrix, 35 carry Mainfort’s counts alone, 19 sum his with ours, and one is ours alone; seven include controlled surface collections and limited excavation carried out in 1996 and 1997, six of them recollections of sites the original survey had sampled</w:t>
       </w:r>
       <w:r>
         <w:t xml:space="preserve"> </w:t>
@@ -2121,7 +2162,19 @@
         <w:t xml:space="preserve">(Lipo 2001)</w:t>
       </w:r>
       <w:r>
-        <w:t xml:space="preserve">. Each decorated class is a culture-history type, that is, a unit of measurement the analysts built to capture stylistic variation, rather than a category assumed to have existed in the past.</w:t>
+        <w:t xml:space="preserve">. The broader 266-assemblage compilation of the survey’s counts</w:t>
+      </w:r>
+      <w:r>
+        <w:t xml:space="preserve"> </w:t>
+      </w:r>
+      <w:r>
+        <w:t xml:space="preserve">(Lipo 2001)</w:t>
+      </w:r>
+      <w:r>
+        <w:t xml:space="preserve"> </w:t>
+      </w:r>
+      <w:r>
+        <w:t xml:space="preserve">enters only the regional comparisons and the settlement cross-checks. Each decorated class is a culture-history type, that is, a unit of measurement the analysts built to capture stylistic variation, rather than a category assumed to have existed in the past.</w:t>
       </w:r>
     </w:p>
     <w:p>
@@ -2129,7 +2182,7 @@
         <w:pStyle w:val="BodyText"/>
       </w:pPr>
       <w:r>
-        <w:t xml:space="preserve">We restrict the analysis to the St. Francis basin of northeastern Arkansas, the setting of Parkin. We define the basin hydrologically as the set of assemblages within 20 km of the St. Francis, Tyronza, and L’Anguille drainage (Figure 1), which yields 29 decorated assemblages for the transmission analysis. The set excludes the lower Yazoo Basin to the south. A stricter watershed rule, which keeps only assemblages nearer the St. Francis system than the Mississippi, gives 19. The verdict reported below is the same under both definitions. Two southern St. Francis-type sites, Old Town and Blanchard, fall outside the drainage rule. They lie 28 and 80 km from the St. Francis system and belong to the Mississippi-proximal and lower Yazoo settings rather than to the St. Francis drainage.</w:t>
+        <w:t xml:space="preserve">We restrict the analysis to the St. Francis basin of northeastern Arkansas, the setting of Parkin. We define the basin hydrologically as the set of assemblages within 20 km of the St. Francis, Tyronza, and L’Anguille drainage (Figure 1), yielding 29 decorated assemblages with 27,924 decorated sherds (median 467 per assemblage, range 50 to 4,798) for the transmission analysis. The set excludes the lower Yazoo Basin to the south. A stricter watershed rule that keeps only assemblages closer to the St. Francis system than the Mississippi yields 19. The verdict reported below is the same under both definitions. Two southern St. Francis-type sites, Old Town and Blanchard, fall outside the drainage rule. They lie 28 and 80 km from the St. Francis system and belong to the Mississippi-proximal and lower Yazoo settings rather than to the St. Francis drainage.</w:t>
       </w:r>
     </w:p>
     <w:p>
@@ -2146,7 +2199,7 @@
         <w:t xml:space="preserve">(Mainfort 2003; Phillips 1970)</w:t>
       </w:r>
       <w:r>
-        <w:t xml:space="preserve">. The test asks how far interaction narrowed anywhere in the basin, that is, how far potters came to copy mainly within a group and rarely across its edge. It asks this across the phase divisions that culture history draws within the basin, and within the Parkin phase itself.</w:t>
+        <w:t xml:space="preserve">. Our test investigates how far interaction narrowed anywhere in the basin, that is, how far potters came to copy mainly within a group and rarely across its edge. We explore this question across the phase divisions that culture history draws within the basin, and within the Parkin phase itself.</w:t>
       </w:r>
     </w:p>
     <w:p>
@@ -2171,7 +2224,7 @@
         <w:pStyle w:val="BodyText"/>
       </w:pPr>
       <w:r>
-        <w:t xml:space="preserve">Two properties of the data limit what any transmission analysis can claim, and we treat them as constraints rather than nuisances. First, the assemblages are time-averaged surface collections. Each is a sample from pottery that accumulated over the whole use-life of its deposit, so sherds made at different times are counted together. Aggregation of this kind distorts diversity and neutrality statistics in proportion to the mean lifetime of the variants</w:t>
+        <w:t xml:space="preserve">Two properties of the data limit what any transmission analysis can claim, and we treat them as constraints rather than nuisances. First, the assemblages are time-averaged surface collections. Each is a sample from pottery that accumulated over the whole use-life of its deposit, so sherds made at different times are counted together. This kind of aggregation distorts diversity and neutrality statistics in proportion to the mean lifetime of the variants</w:t>
       </w:r>
       <w:r>
         <w:t xml:space="preserve"> </w:t>
@@ -2180,7 +2233,7 @@
         <w:t xml:space="preserve">(Madsen 2012; Miller-Atkins and Premo 2018)</w:t>
       </w:r>
       <w:r>
-        <w:t xml:space="preserve">. Second, the expectations of the neutral model, in which learners copy variants in proportion to their current frequency and no variant is favored, are derived for a population of people copying one another. An assemblage counts durable objects, the pots and sherds themselves, not the potters who made them. Because the record is object-mediated rather than person-mediated, the standard neutral expectation does not apply exactly and must be interpreted with that caveat in mind</w:t>
+        <w:t xml:space="preserve">. Second, the expectations of the neutral model, in which learners copy variants in proportion to their current frequency and no variant is favored, are derived for a population of people copying one another. An assemblage counts durable objects, the sherds themselves, not the potters who made them. Because the record is object-mediated rather than person-mediated, the standard neutral expectation does not apply exactly and must be interpreted with that caveat in mind</w:t>
       </w:r>
       <w:r>
         <w:t xml:space="preserve"> </w:t>
@@ -2244,7 +2297,7 @@
         <w:pStyle w:val="BodyText"/>
       </w:pPr>
       <w:r>
-        <w:t xml:space="preserve">A calibration plateau across that interval defeats year-scale resolution</w:t>
+        <w:t xml:space="preserve">A calibration plateau across that interval prevents year-scale resolution</w:t>
       </w:r>
       <w:r>
         <w:t xml:space="preserve"> </w:t>
@@ -2270,7 +2323,7 @@
         <w:pStyle w:val="BodyText"/>
       </w:pPr>
       <w:r>
-        <w:t xml:space="preserve">The seriation axis tracks calendar time, but imperfectly. Pooling the dates of the five proveniences that match curated assemblages, the median calibrated ages correlate with seriation position at Spearman +0.70 (n = 5, 27 dates pooled). Four of the five sites fall in calendrical order, with one late-dated site deviating. We test an ordinal trajectory, not a calendrical rate. The discriminating quantity is the trend along the sequence in cultural</w:t>
+        <w:t xml:space="preserve">The seriation axis tracks calendar time, but imperfectly. Pooling the dates of the five proveniences that match curated assemblages, the median calibrated ages correlate with seriation position at Spearman +0.70 (n = 5, 27 dates pooled). Four of the five sites fall in calendrical order, with one late-dated site deviating. We test an ordinal trajectory, not a calendrical rate. The discriminating quantity is the trend in cultural</w:t>
       </w:r>
       <w:r>
         <w:t xml:space="preserve"> </w:t>
@@ -2296,7 +2349,7 @@
         <w:t xml:space="preserve"> </w:t>
       </w:r>
       <w:r>
-        <w:t xml:space="preserve">after every assemblage has been subsampled to a common sherd count. That trend is a signed rank correlation, so reversing the axis reverses the sign of the trend. Because the trend is negligible after subsampling, its orientation does not change the verdict, and we run the spatial simulations below under both orientations. We return to both limits in the discussion.</w:t>
+        <w:t xml:space="preserve">along the sequence after subsampling each assemblage to a common sherd count. That trend is a signed rank correlation, so reversing the axis reverses the sign of the trend. Because the trend is negligible after subsampling, its orientation does not change the verdict. We run the spatial simulations below under the two orientations and return to both limits in the discussion.</w:t>
       </w:r>
     </w:p>
     <w:p>
@@ -2444,7 +2497,7 @@
         <w:t xml:space="preserve">(Bell et al. 2009)</w:t>
       </w:r>
       <w:r>
-        <w:t xml:space="preserve">. Spatial assortativity is computed from Brainerd-Robinson similarity</w:t>
+        <w:t xml:space="preserve">. We compute spatial assortativity using Brainerd-Robinson similarity</w:t>
       </w:r>
       <w:r>
         <w:t xml:space="preserve"> </w:t>
@@ -2453,7 +2506,7 @@
         <w:t xml:space="preserve">(Brainerd 1951; Robinson 1951)</w:t>
       </w:r>
       <w:r>
-        <w:t xml:space="preserve">, a standard index of class proportions running from 0 for no overlap to 200 for identical proportions. Because a plain similarity-distance correlation cannot separate a sharp boundary from smooth decay, we also compute the distance-controlled boundary excess, the loss of similarity across a boundary beyond what distance alone predicts.</w:t>
+        <w:t xml:space="preserve">, a standard index of class proportions that runs from 0 for no overlap to 200 for identical proportions. Because a plain similarity-distance correlation cannot separate a sharp boundary from smooth decay, we also compute the distance-controlled boundary excess, the loss of similarity across a boundary beyond what distance alone predicts.</w:t>
       </w:r>
     </w:p>
     <w:p>
@@ -2487,7 +2540,7 @@
         <w:t xml:space="preserve"> </w:t>
       </w:r>
       <w:r>
-        <w:t xml:space="preserve">also depends on how many clusters the basin is divided into, and that dependence is itself a result we report (Supplemental Text). For that reason we also fit a partition-free model, which treats decorated-class composition as a continuous spatial field over the assemblage coordinates and asks how much of the variation among assemblages is spatially structured and how much is specific to individual sites. Bounded groups produce site-specific character that geography does not explain, so the division between spatially structured variation and site-specific variation is exactly what decides the question. The model, its priors, and its diagnostics are described in the Supplemental Text.</w:t>
+        <w:t xml:space="preserve">also depends on how many clusters the basin is divided into, and that dependence is itself a result we report (Supplemental Text). For that reason, we also fit a partition-free model that treats decorated-class composition as a continuous spatial field over the assemblage coordinates and asks how much variation among assemblages is spatially structured and how much is specific to individual sites. Bounded groups produce site-specific character that geography does not explain, so the division between spatially structured variation and site-specific variation is exactly what decides the question. The Supplemental Text describes the model, its priors, and its diagnostics.</w:t>
       </w:r>
     </w:p>
     <w:p>
@@ -2495,7 +2548,7 @@
         <w:pStyle w:val="BodyText"/>
       </w:pPr>
       <w:r>
-        <w:t xml:space="preserve">Two safeguards are essential before any of these signatures are interpreted, one a correction and one a check. Assemblage sample size trends with seriation position (Spearman’s rho = +0.59), and several estimators are size-sensitive, so a signature could move along the sequence through sampling alone. We subsample every assemblage to a common count of 50 sherds, drawn without replacement, a procedure known as rarefaction</w:t>
+        <w:t xml:space="preserve">Two safeguards are essential before interpreting any of these signatures. Assemblage sample size trends with seriation position (Spearman’s rho = +0.59), and several estimators are size-sensitive, so a signature could move along the sequence through sampling alone. We subsample every assemblage to a common count of 50 sherds, drawn without replacement, a procedure known as rarefaction</w:t>
       </w:r>
       <w:r>
         <w:t xml:space="preserve"> </w:t>
@@ -2522,7 +2575,7 @@
         <w:pStyle w:val="FirstParagraph"/>
       </w:pPr>
       <w:r>
-        <w:t xml:space="preserve">We ran three simulations, each answering a different question. The first, an idealized validation, asks, using large and clean synthetic assemblages, whether the four signatures can in principle separate a bounded interaction group from the three processes that can resemble it, which are not bounded groups but move some of the same signatures (Figure 2). The second, a record-matched recovery, asks which of those signatures can still detect a known, imposed closure once the synthetic assemblages match the real record’s sample sizes and time-averaging (Figure 5). The third, a positive control, asks which generative process, neutral spatial drift (class frequencies wandering through unbiased copying among neighbors) or bounded groups, reproduces the structure actually observed in the basin (Figure S2). Together, the first two establish what the test can resolve on a record of this size, and the third identifies which process the data match. We describe the validation and the recovery experiment here, and the drift comparison in the next subsection.</w:t>
+        <w:t xml:space="preserve">We ran three simulations, each answering a different question. The first, an idealized validation, asks whether, using large, clean synthetic assemblages, the four signatures can in principle separate a bounded interaction group from the three processes that can resemble it but are not bounded groups and can move some of the same signatures (Figure 2). The second, a record-matched recovery, asks which of those signatures can still detect a known, imposed closure once the synthetic assemblages match the real record’s sample sizes and time-averaging (Figure 5). The third, a positive control, asks which generative process, neutral spatial drift (class frequencies wandering through unbiased copying among neighbors) or bounded groups, reproduces the structure actually observed in the basin (Figure S2). Together, the first two establish what the test can resolve on a record of this size, and the third identifies which process the data match. We describe the validation and the recovery experiment here, and the drift comparison in the next subsection.</w:t>
       </w:r>
     </w:p>
     <w:p>
@@ -2539,7 +2592,7 @@
         <w:t xml:space="preserve">(Bentley et al. 2004; Neiman 1995)</w:t>
       </w:r>
       <w:r>
-        <w:t xml:space="preserve">. It has three tunable controls, the between-group divergence of class profiles, the strength of within-group conformity, and a spatial rule that places group profiles on the landscape. Four generators produce the four idealized processes of Table 1, a bounded interaction group and the three processes that can resemble it, namely environmental patchiness, aggregated conformity, and smooth distance-limited drift</w:t>
+        <w:t xml:space="preserve">. It has three tunable controls: the between-group divergence of class profiles, the strength of within-group conformity, and a spatial rule that places group profiles on the landscape. Four generators produce the four idealized processes of Table 1. These include a bounded interaction group and three processes that can resemble it. These processes consist of environmental patchiness, aggregated conformity, and smooth distance-limited drift</w:t>
       </w:r>
       <w:r>
         <w:t xml:space="preserve"> </w:t>
@@ -2573,7 +2626,7 @@
         <w:pStyle w:val="BodyText"/>
       </w:pPr>
       <w:r>
-        <w:t xml:space="preserve">Concretely, we generated one synthetic assemblage per real assemblage, at the real per-assemblage sample sizes, spatial clusters, and ordinal bins. Into these we built group closure of known, adjustable strength</w:t>
+        <w:t xml:space="preserve">Concretely, we generated one synthetic assemblage per real assemblage, at the real per-assemblage sample sizes, spatial clusters, and ordinal bins. We built group closure of known, adjustable strength</w:t>
       </w:r>
       <w:r>
         <w:t xml:space="preserve"> </w:t>
@@ -2586,7 +2639,10 @@
         <w:t xml:space="preserve">s</w:t>
       </w:r>
       <w:r>
-        <w:t xml:space="preserve">, with between-group divergence and within-group conformity rising together along the sequence to a maximum of</w:t>
+        <w:t xml:space="preserve"> </w:t>
+      </w:r>
+      <w:r>
+        <w:t xml:space="preserve">into these, with between-group divergence and within-group conformity rising together along the sequence to a maximum of</w:t>
       </w:r>
       <w:r>
         <w:t xml:space="preserve"> </w:t>
@@ -2632,7 +2688,7 @@
         <w:pStyle w:val="BodyText"/>
       </w:pPr>
       <w:r>
-        <w:t xml:space="preserve">Two properties of the record make this design necessary. First, assemblage size trends with seriation position, as noted above, so a size-dependent estimator can move along the axis through sampling alone. We subsample every assemblage, synthetic and real, to a common count before scoring. Second, the assemblages are time-averaged, which we reproduce by blending adjacent-bin production within a window. The recovery experiment then asks, at the resolution and sample sizes this record preserves, which signatures we can trust and how strong a closure would need to be to register.</w:t>
+        <w:t xml:space="preserve">Two properties of the record make this design necessary. First, assemblage size trends with seriation position, as noted above, so a size-dependent estimator can move along the axis through sampling alone. We subsample every assemblage, synthetic and real, to a common count before scoring. Second, we time-average the assemblages by blending adjacent-bin production within a window. The recovery experiment then asks, at the resolution and sample sizes this record preserves, which signatures we can trust and how strong a closure would need to be to register.</w:t>
       </w:r>
     </w:p>
     <w:p>
@@ -2666,7 +2722,7 @@
         <w:t xml:space="preserve"> </w:t>
       </w:r>
       <w:r>
-        <w:t xml:space="preserve">toward later positions. As a result, the null with no closure (pure drift) itself carries a mild negative trend rather than a flat zero. Rather than build a significance test against that null, we treat the simulations themselves as the likelihood. For each imposed strength the simulations give the distribution of trajectory statistics that strength produces, and the observed statistic then yields a posterior over strength. The imposed strength</w:t>
+        <w:t xml:space="preserve">toward later positions. As a result, the null with no closure (pure drift) itself carries a mild negative trend rather than a flat zero. Rather than build a significance test against that null, we treat the simulations themselves as the likelihood. For each imposed strength, the simulations give the distribution of trajectory statistics that strength produces, and the observed statistic then yields a posterior over strength. The imposed strength</w:t>
       </w:r>
       <w:r>
         <w:t xml:space="preserve"> </w:t>
@@ -2682,7 +2738,7 @@
         <w:t xml:space="preserve"> </w:t>
       </w:r>
       <w:r>
-        <w:t xml:space="preserve">is a parameter, the simulations at each</w:t>
+        <w:t xml:space="preserve">is a parameter. For each</w:t>
       </w:r>
       <w:r>
         <w:t xml:space="preserve"> </w:t>
@@ -2695,10 +2751,7 @@
         <w:t xml:space="preserve">s</w:t>
       </w:r>
       <w:r>
-        <w:t xml:space="preserve"> </w:t>
-      </w:r>
-      <w:r>
-        <w:t xml:space="preserve">give the distribution of the trajectory statistic it produces, and the observed statistic yields a posterior over</w:t>
+        <w:t xml:space="preserve">, our simulations give the distribution of the trajectory statistic it produces, and the observed statistic yields a posterior over</w:t>
       </w:r>
       <w:r>
         <w:t xml:space="preserve"> </w:t>
@@ -2714,7 +2767,7 @@
         <w:t xml:space="preserve"> </w:t>
       </w:r>
       <w:r>
-        <w:t xml:space="preserve">under a uniform prior on the imposed range. No threshold and no error rate enter. The posterior refers to closure expressed as this imposed trajectory of increasing divergence. A stable boundary present from the start of the sequence would not produce a rising trend, and the drift comparison addresses that case instead.</w:t>
+        <w:t xml:space="preserve">under a uniform prior over the imposed range. No threshold or error rate is involved in our evaluation. The posterior refers to closure expressed as this imposed trajectory of increasing divergence. A stable boundary present from the start of the sequence would not produce a rising trend. Instead, the drift comparison addresses that case.</w:t>
       </w:r>
     </w:p>
     <w:bookmarkEnd w:id="131"/>
@@ -2780,7 +2833,7 @@
         <w:pStyle w:val="BodyText"/>
       </w:pPr>
       <w:r>
-        <w:t xml:space="preserve">The second decision is calibration, the tuning of a model’s parameters so that it reproduces features of the data that do not involve the question being tested. A drift model’s between-group predictions depend jointly on population size, mixing, and innovation. Before comparing any between-group statistic, we calibrate each model to three within-assemblage summaries that do not involve the tested partition. These are mean within-assemblage diversity, mean class richness at the observed sherd totals, and pooled diversity. We simulate a grid of population size, innovation, and mixing and call a combination diversity-matched when all three summaries fall within 10 percent of the observed values. As the baseline we use whichever diversity-matched combination of parameters produces the highest</w:t>
+        <w:t xml:space="preserve">The second decision is calibration. This step involves tuning a model’s parameters so it reproduces the data features that do not involve the question being tested. A drift model’s between-group predictions depend jointly on population size, mixing, and innovation. Before comparing any between-group statistic, we calibrate each model to three within-assemblage summaries that do not involve the tested partition. These are mean within-assemblage diversity, mean class richness at the observed sherd totals, and pooled diversity. We simulate a grid of population size, innovation, and mixing and call a combination diversity-matched when all three summaries fall within 10 percent of the observed values. As a baseline, we use whichever diversity-matched parameter combination produces the highest</w:t>
       </w:r>
       <w:r>
         <w:t xml:space="preserve"> </w:t>
@@ -2806,7 +2859,7 @@
         <w:t xml:space="preserve"> </w:t>
       </w:r>
       <w:r>
-        <w:t xml:space="preserve">across the partition being tested, so that the comparison is the one most favorable to drift. The baseline runs 500 realizations, and around it we run the boundary strengths, two interaction lengths, and seven sensitivity cases (Supplemental Text). For each comparison we report where the observed value falls in the calibrated model’s predictive distribution, as the fraction of simulated datasets that reach it, under the seriation order, its reverse, and a contemporaneous sampling scheme.</w:t>
+        <w:t xml:space="preserve">across the partition being tested, so the comparison is the one most favorable to drift. The baseline runs 500 realizations, and around it we run the boundary strengths, two interaction lengths, and seven sensitivity cases (Supplemental Text). For each comparison, we report where the observed value falls in the calibrated model’s predictive distribution, as the fraction of simulated datasets that reach it, under the seriation order, its reverse, and a contemporaneous sampling scheme.</w:t>
       </w:r>
     </w:p>
     <w:bookmarkEnd w:id="132"/>
@@ -2864,7 +2917,7 @@
         <w:pStyle w:val="FirstParagraph"/>
       </w:pPr>
       <w:r>
-        <w:t xml:space="preserve">In principle, all four signatures separate bounded groups from drift. In practice, given how small and time-averaged the Lower Mississippi Valley record is, only one of them can. The idealized test behaves as designed. When we simulate interaction narrowing toward closed groups, all four signatures rise together, whereas drift and the two other resembling processes each move only some of them. Under closure the four are tightly correlated (mean absolute pairwise correlation 0.88), and under those three they are nearly independent (0.18 to 0.28), so their joint movement carries information rather than repeating it (Figure 2).</w:t>
+        <w:t xml:space="preserve">In principle, all four signatures separate bounded groups from drift. In practice, given how small and time-averaged the Lower Mississippi Valley record is, only one of them can. The idealized test behaves as designed. When we simulate interaction narrowing toward closed groups, all four signatures rise together, whereas drift and the two other resembling processes each move only some of them. Under closure, the four are tightly correlated (mean absolute pairwise correlation 0.88), and under those three they are nearly independent (0.18 to 0.28), so their joint movement carries information rather than repeating it (Figure 2).</w:t>
       </w:r>
     </w:p>
     <w:p>
@@ -2872,7 +2925,7 @@
         <w:pStyle w:val="BodyText"/>
       </w:pPr>
       <w:r>
-        <w:t xml:space="preserve">The more telling test is the one matched to the record itself (Figure 5). We built synthetic assemblages with the real sample sizes, spatial clusters, and ordinal bins, imposed a known group closure of strength</w:t>
+        <w:t xml:space="preserve">The more telling test matches the record itself (Figure 5). We built synthetic assemblages with the real sample sizes, spatial clusters, and ordinal bins, imposed a known group closure of strength</w:t>
       </w:r>
       <w:r>
         <w:t xml:space="preserve"> </w:t>
@@ -2924,7 +2977,7 @@
         <w:t xml:space="preserve">s</w:t>
       </w:r>
       <w:r>
-        <w:t xml:space="preserve">. None of the other three does. The departure from neutral transmission, which measures how far the type frequencies stray from what unbiased copying would produce, does not move in one direction as conformity increases. The spatial boundary statistic does not respond at all with the three spatial clusters the data can support, and the seriation group count, the number of separate orderings the assemblages break into, does not move in the direction closure predicts.</w:t>
+        <w:t xml:space="preserve">. None of the other three does. The departure from neutral transmission, which measures how far the type frequencies stray from what unbiased copying would produce, does not move in one direction as conformity increases. The spatial boundary statistic does not respond at all to the three spatial clusters the data can support, and the seriation group count, the number of separate orderings the assemblages break into, does not move in the direction closure predicts.</w:t>
       </w:r>
     </w:p>
     <w:p>
@@ -2952,7 +3005,7 @@
           <wp:inline>
             <wp:extent cx="5334000" cy="2719408"/>
             <wp:effectExtent b="0" l="0" r="0" t="0"/>
-            <wp:docPr descr="Figure 5. Record-matched, size-controlled recovery of the signatures. Left: each signature’s response (Spearman trend versus ordinal position) to a known degree of group closure imposed on the real configuration of 29 assemblages and subsampled to a common count. Only cultural F_{ST} tracks the imposed closure monotonically. The neutral departure is non-monotonic in conformity, the spatial boundary is unresponsive at three spatial clusters, and the seriation statistic (maximal co-seriable groups per assemblage) does not rise. Right: the posterior over imposed closure strength given the observed trajectory statistic, with and without the record’s time-averaging. The median is 0.23 (interval 0.00 to 0.48) without time-averaging and 0.31 (0.00 to 0.65) with it, and the posterior mass above s = 0.5 is 0.03 and 0.20 respectively. The size-controlled empirical F_{ST} trend is a rank correlation of +0.027, averaged over 4,000 subsamples, against a draw-to-draw spread of -0.30 to +0.60." title="" id="136" name="Picture"/>
+            <wp:docPr descr="Figure 5. Record-matched, size-controlled recovery of the signatures. Left: each signature’s response (Spearman trend versus ordinal position) to a known degree of group closure imposed on the real configuration of 29 assemblages and subsampled to a common count. Only cultural F_{ST} tracks the imposed closure monotonically. The neutral departure is non-monotonic in conformity, the spatial boundary is unresponsive at three spatial clusters, and the seriation statistic (maximal co-seriable groups per assemblage) does not rise. Right: the posterior over imposed closure strength given the observed trajectory statistic, with and without the record’s time-averaging. The median is 0.23 (interval 0.00 to 0.48) without time-averaging and 0.31 (0.00 to 0.65) with it, and the posterior mass above s = 0.5 is 0.03 and 0.20, respectively. The size-controlled empirical F_{ST} trend is a rank correlation of +0.027, averaged over 4,000 subsamples, against a draw-to-draw spread of -0.30 to +0.60." title="" id="136" name="Picture"/>
             <a:graphic>
               <a:graphicData uri="http://schemas.openxmlformats.org/drawingml/2006/picture">
                 <pic:pic>
@@ -3031,7 +3084,7 @@
         <w:t xml:space="preserve"> </w:t>
       </w:r>
       <w:r>
-        <w:t xml:space="preserve">tracks the imposed closure monotonically. The neutral departure is non-monotonic in conformity, the spatial boundary is unresponsive at three spatial clusters, and the seriation statistic (maximal co-seriable groups per assemblage) does not rise. Right: the posterior over imposed closure strength given the observed trajectory statistic, with and without the record’s time-averaging. The median is 0.23 (interval 0.00 to 0.48) without time-averaging and 0.31 (0.00 to 0.65) with it, and the posterior mass above s = 0.5 is 0.03 and 0.20 respectively. The size-controlled empirical</w:t>
+        <w:t xml:space="preserve">tracks the imposed closure monotonically. The neutral departure is non-monotonic in conformity, the spatial boundary is unresponsive at three spatial clusters, and the seriation statistic (maximal co-seriable groups per assemblage) does not rise. Right: the posterior over imposed closure strength given the observed trajectory statistic, with and without the record’s time-averaging. The median is 0.23 (interval 0.00 to 0.48) without time-averaging and 0.31 (0.00 to 0.65) with it, and the posterior mass above s = 0.5 is 0.03 and 0.20, respectively. The size-controlled empirical</w:t>
       </w:r>
       <w:r>
         <w:t xml:space="preserve"> </w:t>
@@ -3138,7 +3191,7 @@
         <w:pStyle w:val="BodyText"/>
       </w:pPr>
       <w:r>
-        <w:t xml:space="preserve">The record shows no detectable closure of moderate or greater strength expressed as increasing divergence along the sequence. The posterior over closure strength places a mass of 0.03 on strengths of 0.5 or greater without time-averaging and 0.20 with it. This negative result cannot rule out weaker closure, which the record’s size and time-averaging leave unresolved. What the record shows instead is closure low enough to be indistinguishable from none, with the structure that is present continuous and graded with distance, the form that spatially structured interaction produces. The positive control that follows asks whether a calibrated drift model produces that structure at the strength the record shows.</w:t>
+        <w:t xml:space="preserve">The record shows no detectable closure of moderate or greater strength expressed as increasing divergence along the sequence. The posterior over-closure strength places a mass of 0.03 on strengths of 0.5 or greater without time-averaging and 0.20 with it. This negative result cannot rule out weaker closure, which the record’s size and time-averaging leave unresolved. What the record shows instead is closure low enough to be indistinguishable from none, with the structure that is present, continuous, and graded with distance, the form that spatially structured interaction produces. The positive control that follows asks whether a calibrated drift model produces that structure at the strength the record shows.</w:t>
       </w:r>
     </w:p>
     <w:p>
@@ -3370,7 +3423,7 @@
         <w:t xml:space="preserve">(2021)</w:t>
       </w:r>
       <w:r>
-        <w:t xml:space="preserve">, we simulated neutral copying on the river-network geography of the basin assemblages and compared it with a bounded-groups process on the same geography. We calibrated both, meaning we tuned their parameters until they reproduced the assemblages’ within-assemblage diversity, before evaluating any between-group statistic (Materials and Methods).</w:t>
+        <w:t xml:space="preserve">, we simulated neutral copying on the river-network geography of the basin assemblages and compared it with a bounded-groups process on the same geography. We calibrated both, tuning their parameters until they reproduced the assemblages’ within-assemblage diversity, before evaluating any between-group statistic (Materials and Methods).</w:t>
       </w:r>
     </w:p>
     <w:p>
@@ -3378,7 +3431,7 @@
         <w:pStyle w:val="BodyText"/>
       </w:pPr>
       <w:r>
-        <w:t xml:space="preserve">The calibration is itself a result. A drift model that treats the ten decorated classes as interchangeable cannot reproduce the record’s diversity under any combination of population size, innovation rate, and mixing. The obstacle is the shape of the record. Two classes hold nine tenths of all sherds, yet rare classes appear in most assemblages, and drift strong enough to produce that skew also strips the rare ones out. Letting innovation fall in each class in proportion to its regional share, which is what the uneven lumping of variants into culture-history types amounts to, resolves the conflict. Sixty-one of the 297 parameter combinations then match the record’s diversity, where none did before (Supplemental Text, Figure S4).</w:t>
+        <w:t xml:space="preserve">The calibration is itself a result. A drift model that treats the ten decorated classes as interchangeable cannot reproduce the record’s diversity under any combination of population size, innovation rate, and mixing. The obstacle is the record’s shape. Two classes hold nine tenths of all sherds, yet rare classes appear in most assemblages, and drift strong enough to produce that skew also strips the rare ones out. Letting innovation fall in each class in proportion to its regional share, which is what the uneven lumping of variants into culture-history types amounts to, resolves the conflict. Sixty-one of the 297 parameter combinations then match the record’s diversity, where none did before (Supplemental Text, Figure S4).</w:t>
       </w:r>
     </w:p>
     <w:p>
@@ -3464,7 +3517,7 @@
         <w:t xml:space="preserve"> </w:t>
       </w:r>
       <w:r>
-        <w:t xml:space="preserve">runs from 0.009 to 0.026, all below the observed value. It would be natural to interpret an excess over drift as the mark of a boundary. Whether it is depends on what a model with boundaries in it actually predicts, which is the next comparison.</w:t>
+        <w:t xml:space="preserve">runs from 0.009 to 0.026, all below the observed value. It would be natural to interpret an excess over drift as the mark of a boundary. Whether it is depends on what a model with boundaries predicts, which is the next comparison.</w:t>
       </w:r>
     </w:p>
     <w:p>
@@ -3556,7 +3609,7 @@
         <w:pStyle w:val="BodyText"/>
       </w:pPr>
       <w:r>
-        <w:t xml:space="preserve">So the excess over drift is not evidence for bounded groups, because the model built to represent bounded groups does not produce it either. A drift model fitted to the assemblages’ own diversity leaves their between-cluster differentiation unexplained by about a factor of six at the median, and restricted copying, as we model it, accounts for only a small part of that difference. The two comparisons together do not select between the processes. They identify something in the record that neither of our models reproduces. The positive control therefore certifies neither side. An earlier, uncalibrated version of this comparison reached the opposite conclusion because it ran at nearly twice the observed diversity, which made its drift distributions too wide. The sensitivity checks around the calibrated parameter combination are in the Supplemental Text.</w:t>
+        <w:t xml:space="preserve">So the excess over drift is not evidence for bounded groups, because the model built to represent bounded groups does not produce it either. A drift model fitted to the assemblages’ own diversity leaves their between-cluster differentiation unexplained by about a factor of six at the median, and restricted copying, as we model it, accounts for only a small part of that difference. Together, the two comparisons do not select between the processes. They identify something in the record that neither model reproduces. The positive control therefore certifies neither side. An earlier, uncalibrated version of this comparison reached the opposite conclusion because it ran at nearly twice the observed diversity, which made its drift distributions too wide. The sensitivity checks around the calibrated parameter combination are in the Supplemental Text.</w:t>
       </w:r>
     </w:p>
     <w:p>
@@ -3564,7 +3617,7 @@
         <w:pStyle w:val="BodyText"/>
       </w:pPr>
       <w:r>
-        <w:t xml:space="preserve">A partition-free model gives the same verdict from a different direction (Supplemental Text). Treating decorated-class composition as a continuous spatial field over the assemblage coordinates, with a separate term for whatever is specific to each site, the model attributes 96 percent of assemblage-level compositional variance to the spatial field (95 percent credible interval 0.90 to 0.99). Almost nothing is left as the site-specific character that bounded interaction groups would produce. Without containing any groups, the field reproduces the observed between-cluster</w:t>
+        <w:t xml:space="preserve">A partition-free model gives the same verdict from a different direction (Supplemental Text). Treating decorated-class composition as a continuous spatial field over the assemblage coordinates, with a separate term for whatever is specific to each site, the model attributes 96 percent of assemblage-level compositional variance to the spatial field (95 percent credible interval 0.90 to 0.99). Almost nothing remains of the site-specific character that bounded interaction groups would produce. Without containing any groups, the field reproduces the observed between-cluster</w:t>
       </w:r>
       <w:r>
         <w:t xml:space="preserve"> </w:t>
@@ -3630,7 +3683,7 @@
         <w:pStyle w:val="FirstParagraph"/>
       </w:pPr>
       <w:r>
-        <w:t xml:space="preserve">The differentiation that neither of our models reproduces is a target for testing rather than only a caveat. The drift model makes four simplifying assumptions that could produce it. It gives every site the same number of learners, lets copying fall off exponentially with river distance, accumulates every deposit over the same span, and draws innovation from one region-wide pool. Each can be relaxed with the methods already in place. In every case we ask not merely whether relaxing the assumption raises differentiation, but whether it raises it while the assemblages’ diversity stays matched. A model that reaches the observed</w:t>
+        <w:t xml:space="preserve">The differentiation that neither of our models reproduces is a target for testing, not just a caveat. The drift model rests on four simplifying assumptions. It gives every site the same number of learners, lets copying fall off exponentially with river distance, accumulates every deposit over the same span, and draws innovation from one region-wide pool. Each can be relaxed with the methods already in place. In every case we ask not merely whether relaxing the assumption raises differentiation, but whether it raises it while the assemblages’ diversity stays matched. A model that reaches the observed</w:t>
       </w:r>
       <w:r>
         <w:t xml:space="preserve"> </w:t>
@@ -3703,7 +3756,7 @@
         <w:pStyle w:val="BodyText"/>
       </w:pPr>
       <w:r>
-        <w:t xml:space="preserve">Three of the four fail, and they fail in the same way. Each raises differentiation only at the cost of the fit to the assemblages’ diversity. Unequal site populations were the obvious candidate, because small settlements drift faster toward idiosyncratic repertoires. Inequality does raise differentiation about fivefold. But it also lowers the average population that governs drift, so drift runs faster everywhere and within-assemblage diversity falls below what the record shows. At the inequality the settlement record itself suggests, the model still falls short by a factor of two to three. Transport geography comes closer but does not arrive. We varied the distance metric, the interaction length, and the shape of the decay itself, since an exponential fall-off is an assumption rather than a measurement. Straight-line distance is worse than river distance at every length, which supports the metric we use. The best case, a Gaussian decay, narrows the shortfall from sixfold to 1.8, but only by losing the diversity fit and only at an interaction length of about 6 kilometers on a drainage spanning 128 kilometers. That is not a free parameter being tuned but a claim about how far potters copied, and one the settlement pattern makes hard to credit. No diversity-matched combination of metric, length, or decay shape reaches the observed differentiation, and accumulation spans that differ among deposits barely move the statistic at all.</w:t>
+        <w:t xml:space="preserve">Three of the four fail, and they fail in the same way. Each raises differentiation only at the cost of the fit to the assemblages’ diversity. Unequal site populations were the obvious candidate, because small settlements drift faster toward idiosyncratic repertoires. Inequality does raise differentiation about fivefold. But it also lowers the average population that governs drift, so drift runs faster everywhere and within-assemblage diversity falls below what the record shows. At the inequality the settlement record itself suggests, the model still falls short by a factor of two to three. Transport geography comes closer but still falls short. We varied the distance metric, the interaction length, and the shape of the decay itself, since an exponential fall-off is an assumption rather than a measurement. Straight-line distance is worse than river distance at every length, which supports the metric we use. The best case, a Gaussian decay, narrows the shortfall from sixfold to 1.8, but only by losing the diversity fit and only at an interaction length of about 6 kilometers on a drainage spanning 128 kilometers. That is not a free parameter being tuned but a claim about how far potters copied, and one the settlement pattern makes hard to credit. No diversity-matched combination of metric, length, or decay shape reaches the observed differentiation, and accumulation spans that differ among deposits barely move the statistic.</w:t>
       </w:r>
     </w:p>
     <w:p>
@@ -3711,7 +3764,7 @@
         <w:pStyle w:val="BodyText"/>
       </w:pPr>
       <w:r>
-        <w:t xml:space="preserve">The fourth assumption is the one that matters. When innovation respects group boundaries, so that each spatial cluster draws new variants from its own profile rather than from a region-wide pool, a weak boundary is enough. At a permuted fraction of 0.25, meaning that a quarter of the classes are reassigned within each cluster’s innovation profile, the model returns a between-cluster</w:t>
+        <w:t xml:space="preserve">The fourth assumption matters most. When innovation respects group boundaries, so that each spatial cluster draws new variants from its own profile rather than from a region-wide pool, a weak boundary is enough. At a permuted fraction of 0.25, meaning that a quarter of the classes are reassigned within each cluster’s innovation profile, the model returns a between-cluster</w:t>
       </w:r>
       <w:r>
         <w:t xml:space="preserve"> </w:t>
@@ -3737,7 +3790,7 @@
         <w:t xml:space="preserve"> </w:t>
       </w:r>
       <w:r>
-        <w:t xml:space="preserve">of 0.016 against the observed 0.018, with within-assemblage diversity, class richness and pooled diversity all inside the calibration’s tolerance. It is the only one of the four that changes what innovation does rather than how fast drift runs, which is why it raises differentiation without disturbing diversity. This model is still a drift model. Nothing in it restricts who copies whom, and no boundary interrupts copying anywhere. The single change is that new styles arise locally rather than at the same rates across the whole basin. It is also the assumption our own comparison was least equipped to question, since drawing innovation from the regional profile gives both the drift and the bounded-groups model a source of new variants that no boundary interrupts.</w:t>
+        <w:t xml:space="preserve">of 0.016 against the observed 0.018, with within-assemblage diversity, class richness and pooled diversity all inside the calibration’s tolerance. It is the only one of the four that changes what innovation does rather than how fast drift runs, so it raises differentiation without disturbing diversity. This model is still a drift model. Nothing in it restricts who copies whom, and no boundary interrupts copying anywhere. The single change is that new styles arise locally rather than at the same rates across the whole basin. It is also the assumption our own comparison was least equipped to question, since drawing innovation from the regional profile gives both the drift and the bounded-groups model a source of new variants that no boundary interrupts.</w:t>
       </w:r>
     </w:p>
     <w:p>
@@ -3797,7 +3850,7 @@
         <w:t xml:space="preserve"> </w:t>
       </w:r>
       <w:r>
-        <w:t xml:space="preserve">keeps all three within-assemblage diversity summaries inside the calibration’s 10 percent tolerance. Full grids, settings and diagnostics are in the Supplemental Text.</w:t>
+        <w:t xml:space="preserve">keeps all three within-assemblage diversity summaries inside the calibration’s 10 percent tolerance. Full grids, settings, and diagnostics are in the Supplemental Text.</w:t>
       </w:r>
     </w:p>
     <w:tbl>
@@ -4462,7 +4515,7 @@
         <w:pStyle w:val="BodyText"/>
       </w:pPr>
       <w:r>
-        <w:t xml:space="preserve">On these analyses, Parkin joins several seriation orderings rather than belonging to one bounded community. Deterministic seriation of the basin assemblages returns a deeply fragmented structure dominated by bridging assemblages, not a single coherent ordering. At a continuity threshold of 0.1 it yields 35 maximal co-seriable groups with a maximum size of four, and 17 of the 29 assemblages belong to more than one group (Figure 7). The counts scale with the threshold. The fragmented, overlapping topology does not. That overlap is what distinguishes this from partitioned learning. Groups that had actually closed would give orderings that are incompatible</w:t>
+        <w:t xml:space="preserve">On these analyses, Parkin joins several seriation orderings rather than belonging to one bounded community. Deterministic seriation of the basin assemblages returns a deeply fragmented structure dominated by bridging assemblages, not a single coherent ordering. At a continuity threshold of 0.1, it yields 35 maximal co-seriable groups with a maximum size of four, and 17 of the 29 assemblages belong to more than one group (Figure 7). The counts scale with the threshold. The fragmented, overlapping topology does not. That overlap is what distinguishes this from partitioned learning. Groups that had actually closed would give orderings that are incompatible</w:t>
       </w:r>
       <w:r>
         <w:t xml:space="preserve"> </w:t>
@@ -4563,7 +4616,16 @@
         <w:pStyle w:val="BodyText"/>
       </w:pPr>
       <w:r>
-        <w:t xml:space="preserve">Parkin’s features set it apart, but its prominence sits within a graded distribution rather than standing above it as a redistributive apex. Parkin has the basin’s tallest platform mound, at 23 feet (7 m), first among the 55 basin sites with a recorded mound height (Figure 8). It does not hold that rank alone. A second site matches it at 23 feet, so the ratio of the tallest mound to the second tallest is exactly 1.0 and there is no gap at the top of the distribution at all. The settlement record thus shows a prominent center within a graded size distribution, not an administrative tier set above the rest</w:t>
+        <w:t xml:space="preserve">Parkin’s features set it apart, but its prominence sits within a graded distribution rather than standing above it as a redistributive apex. Its principal mound is a flat-topped temple mound 6.5 m (21.3 ft) high on the western edge of the site, overlooking the St. Francis River, with an extension 1.5 m high at its southern end; six smaller mounds near it, mapped in 1940, range from 0.5 to 1 m. The site itself measures 17 acres (6.9 ha), is bordered by a wide ditch on its northern, eastern, and southern edges, and its occupational deposits rise 3 m above the surrounding floodplain</w:t>
+      </w:r>
+      <w:r>
+        <w:t xml:space="preserve"> </w:t>
+      </w:r>
+      <w:r>
+        <w:t xml:space="preserve">(Morse 1981, 1990)</w:t>
+      </w:r>
+      <w:r>
+        <w:t xml:space="preserve">. At 21.3 ft the temple mound is the second tallest among the 55 basin sites with a recorded height, behind one site at 23 feet, and the ratio of the tallest to the second tallest is 1.08 (Figure 8). The comparison is uneven in one respect we cannot correct: Parkin’s height comes from excavation reporting, while the other 54 come from a regional compilation that records no per-site provenance. The settlement record thus shows a prominent center within a graded size distribution, not an administrative tier set above the rest</w:t>
       </w:r>
       <w:r>
         <w:t xml:space="preserve"> </w:t>
@@ -4584,7 +4646,7 @@
           <wp:inline>
             <wp:extent cx="5334000" cy="3332419"/>
             <wp:effectExtent b="0" l="0" r="0" t="0"/>
-            <wp:docPr descr="Figure 8. Settlement cross-check. Main panel: within-basin ranking of maximum mound height, the one field recorded in the same way for every site (Parkin’s mound area is recorded as zero, an undercount, so area is not used). Parkin has the tallest mound (23 ft, or 7 m), but one other site matches that height, so it is tied for first among the 55 basin sites with a recorded mound height. The height distribution is graded, with no gap separating Parkin from the next centers (tallest-to-second ratio 1.0), which marks Parkin as a prominent center rather than a redistributive apex. Inset: the proportion of sites with a mound, a defensive ditch, and St. Francis-type fortification across the basin set (n = 92)." title="" id="145" name="Picture"/>
+            <wp:docPr descr="Figure 8. Settlement cross-check. Main panel: within-basin ranking of maximum mound height, the one field recorded in the same way for every site (Parkin’s mound area is recorded as zero, an undercount, so area is not used). Parkin’s principal mound is 21.3 ft (6.5 m) after Morse (1981, 1990), which places it second among the 55 basin sites with a recorded height; the compilation this figure otherwise draws on gives Parkin 23 ft, and that substitution is recorded in data/raw/mound_height_corrections.csv. The distribution is graded, with no gap at the top (tallest-to-second ratio 1.08), which marks Parkin as a prominent center rather than a redistributive apex. Inset: the proportion of sites with a mound, a defensive ditch, and St. Francis-type fortification across the basin set (n = 92)." title="" id="145" name="Picture"/>
             <a:graphic>
               <a:graphicData uri="http://schemas.openxmlformats.org/drawingml/2006/picture">
                 <pic:pic>
@@ -4637,7 +4699,7 @@
         <w:t xml:space="preserve"> </w:t>
       </w:r>
       <w:r>
-        <w:t xml:space="preserve">Settlement cross-check. Main panel: within-basin ranking of maximum mound height, the one field recorded in the same way for every site (Parkin’s mound area is recorded as zero, an undercount, so area is not used). Parkin has the tallest mound (23 ft, or 7 m), but one other site matches that height, so it is tied for first among the 55 basin sites with a recorded mound height. The height distribution is graded, with no gap separating Parkin from the next centers (tallest-to-second ratio 1.0), which marks Parkin as a prominent center rather than a redistributive apex. Inset: the proportion of sites with a mound, a defensive ditch, and St. Francis-type fortification across the basin set (n = 92).</w:t>
+        <w:t xml:space="preserve">Settlement cross-check. Main panel: within-basin ranking of maximum mound height, the one field recorded in the same way for every site (Parkin’s mound area is recorded as zero, an undercount, so area is not used). Parkin’s principal mound is 21.3 ft (6.5 m) after Morse (1981, 1990), which places it second among the 55 basin sites with a recorded height; the compilation this figure otherwise draws on gives Parkin 23 ft, and that substitution is recorded in data/raw/mound_height_corrections.csv. The distribution is graded, with no gap at the top (tallest-to-second ratio 1.08), which marks Parkin as a prominent center rather than a redistributive apex. Inset: the proportion of sites with a mound, a defensive ditch, and St. Francis-type fortification across the basin set (n = 92).</w:t>
       </w:r>
     </w:p>
     <w:bookmarkEnd w:id="147"/>
@@ -4656,7 +4718,7 @@
         <w:pStyle w:val="FirstParagraph"/>
       </w:pPr>
       <w:r>
-        <w:t xml:space="preserve">The lines of evidence agree on what the Parkin record does not show and disagree on what explains what it does show. Within the St. Francis basin, Parkin is the largest center and the one with the most elaborate mound construction. Its decorated-ceramic record shows no closure of interaction at the resolution our recovery experiment establishes. The settlement and exchange records likewise show a graded organization rather than one with a single apex</w:t>
+        <w:t xml:space="preserve">The lines of evidence agree on what the Parkin record does not show and disagree on what explains what it does show. Within the St. Francis basin, Parkin is the largest center and has the most elaborate mound construction. Its decorated-ceramic record shows no closure of interaction at the resolution our recovery experiment establishes. The settlement and exchange records likewise show a graded organization rather than one with a single apex</w:t>
       </w:r>
       <w:r>
         <w:t xml:space="preserve"> </w:t>
@@ -4681,7 +4743,7 @@
         <w:pStyle w:val="BodyText"/>
       </w:pPr>
       <w:r>
-        <w:t xml:space="preserve">It is worth being clear about what that result does and does not claim about the role of geography. The innovation boundary is itself geographic. The profiles follow the same spatial clusters everything else in this comparison is measured on, and nothing in it requires a social frontier. What the four tests separate is not geography from some other kind of explanation, but the process geography acts on. Acting on copying, through the distance over which potters learned from one another, geography does not reproduce the record. No metric, length or decay shape does so while the assemblages’ diversity is held. Acting on innovation, through where new variants first appeared, a weak spatial structure reproduces both at once. The record is spatially organized either way. What it appears not to be is spatially organized in the channel archaeology usually assumes.</w:t>
+        <w:t xml:space="preserve">It is worth being clear about what that result does and does not claim about geography’s role. The innovation boundary is itself geographic. The profiles follow the same spatial clusters everything else in this comparison is measured on, and nothing in it requires a social frontier. The four tests separate not geography from some other kind of explanation, but the process geography acts on. Acting on copying, through the distance over which potters learned from one another, geography does not reproduce the record. No metric, length, or decay shape does so while the assemblages’ diversity is held. Acting on innovation, through where new variants first appeared, a weak spatial structure reproduces both at once. The record is spatially organized either way. What it appears not to be is spatially organized in the channel archaeology usually assumes.</w:t>
       </w:r>
     </w:p>
     <w:p>
@@ -4689,7 +4751,7 @@
         <w:pStyle w:val="BodyText"/>
       </w:pPr>
       <w:r>
-        <w:t xml:space="preserve">What that identifies is a mechanism the record is consistent with, not one it demonstrates. The group profiles in the test are random permutations of the regional profile, not the profiles the groups actually have. Using the latter would guarantee the result by construction. The individual realizations are also widely spread, so the agreement is between the model’s central tendency and the observation rather than between tight distributions. What can be said is narrower and still useful. Of the four assumptions we could relax, only a boundary in where new styles</w:t>
+        <w:t xml:space="preserve">This identifies a mechanism the record is consistent with, not one it demonstrates. The group profiles in the test are random permutations of the regional profile, not the profiles the groups actually have. Using the latter would guarantee the result by construction. The individual realizations are also widely spread, so the agreement is between the model’s central tendency and the observation rather than between tight distributions. What can be said is narrower and still useful. Of the four assumptions we could relax, only a boundary in where new styles</w:t>
       </w:r>
       <w:r>
         <w:t xml:space="preserve"> </w:t>
@@ -4747,7 +4809,7 @@
         <w:pStyle w:val="BodyText"/>
       </w:pPr>
       <w:r>
-        <w:t xml:space="preserve">The phase rests on a single observation, that assemblages resemble their near neighbors more than their distant ones. Spatially structured drift produces a pattern of that shape on its own, with no bounded group anywhere, even though the drift model we calibrated does not match how strong the pattern is here. At the scale at which the phase is drawn, it marks continuous interaction shaped by geography rather than a bounded society. Parkin’s ceremonial and demographic prominence was real. The polity that prominence is taken to imply is not in the transmission record.</w:t>
+        <w:t xml:space="preserve">The phase rests on the single observation that assemblages resemble their near neighbors more than their distant ones. Spatially structured drift produces a pattern of that shape on its own, with no bounded group anywhere, even though the drift model we calibrated does not match how strong the pattern is here. At the scale at which the phase is drawn, it marks continuous interaction shaped by geography rather than a bounded society. Parkin’s ceremonial and demographic prominence was real. The polity that prominence is taken to imply is not in the transmission record.</w:t>
       </w:r>
     </w:p>
     <w:p>
@@ -4755,7 +4817,7 @@
         <w:pStyle w:val="BodyText"/>
       </w:pPr>
       <w:r>
-        <w:t xml:space="preserve">The region’s own ethnohistory offers an independent precedent for separating polity from ceramic phase. Coosa, the best-documented Mississippian paramountcy, spanned two ceramic traditions and site clusters that were separable at the phase level. What bound them together was political affiliation rather than shared decorated style</w:t>
+        <w:t xml:space="preserve">The region’s own ethnohistory offers an independent precedent for separating polity from ceramic phase. Coosa, the best-documented Mississippian paramountcy, spanned two ceramic traditions and site clusters that were separable at the phase level. Political affiliation, rather than shared decorated style, bound them together</w:t>
       </w:r>
       <w:r>
         <w:t xml:space="preserve"> </w:t>
@@ -4764,7 +4826,7 @@
         <w:t xml:space="preserve">(Anderson 1996:250–251)</w:t>
       </w:r>
       <w:r>
-        <w:t xml:space="preserve">. A known polity need not coincide with a single ceramic phase, and the converse inference, from one phase to one polity, carries no warrant on its own. Nor is this interpretation foreign to the regional literature. In the standard synthesis, McNutt</w:t>
+        <w:t xml:space="preserve">. A known polity need not coincide with a single ceramic phase, and the converse inference, from one phase to one polity, carries no warrant on its own. This interpretation is not foreign to the regional literature. In the standard synthesis, McNutt</w:t>
       </w:r>
       <w:r>
         <w:t xml:space="preserve"> </w:t>
@@ -4784,7 +4846,7 @@
         <w:pStyle w:val="BodyText"/>
       </w:pPr>
       <w:r>
-        <w:t xml:space="preserve">That characterization can be tested directly, and the calibrated comparison reported above is the test. Run forward on the real configuration of the basin assemblages, with copying that decays with distance along the waterways and with no boundary imposed</w:t>
+        <w:t xml:space="preserve">That characterization can be tested directly, and the calibrated comparison reported above does so. Run forward on the real configuration of the basin assemblages, with copying that decays with distance along the waterways and with no boundary imposed</w:t>
       </w:r>
       <w:r>
         <w:t xml:space="preserve"> </w:t>
@@ -4793,7 +4855,7 @@
         <w:t xml:space="preserve">(Lipo et al. 2021)</w:t>
       </w:r>
       <w:r>
-        <w:t xml:space="preserve">, the drift model reproduces the diversity within the assemblages and underpredicts the differentiation between the spatial clusters. Local elaboration on a shared complex is most of what the record looks like, but it is not all of it.</w:t>
+        <w:t xml:space="preserve">, and the drift model reproduces the diversity within the assemblages while underpredicting differentiation between the spatial clusters. Local elaboration on a shared complex is most of what the record looks like, but it is not all of it.</w:t>
       </w:r>
     </w:p>
     <w:p>
@@ -4818,7 +4880,7 @@
         <w:pStyle w:val="BodyText"/>
       </w:pPr>
       <w:r>
-        <w:t xml:space="preserve">The excess that remains is measured on the basin’s spatial clusters, not on the phase labels. Nothing in the comparison singles Parkin out. Its assemblages sit inside the same continuous field as the rest, and time-averaging is built into the null through the eight-slice accumulation window, so it cannot be invoked to discount the excess either.</w:t>
+        <w:t xml:space="preserve">The remaining excess is measured on the basin’s spatial clusters, not on the phase labels. Nothing in the comparison singles Parkin out. Its assemblages sit inside the same continuous field as the rest, and time-averaging is built into the null through the eight-slice accumulation window, so it cannot be invoked to discount the excess either.</w:t>
       </w:r>
     </w:p>
     <w:p>
@@ -4826,7 +4888,7 @@
         <w:pStyle w:val="BodyText"/>
       </w:pPr>
       <w:r>
-        <w:t xml:space="preserve">If any part of this evidence favored the emerging-chiefdom interpretation it would be this excess, though the model built to represent boundaries does not reproduce it either. Two further arguments have been offered for that interpretation. The most direct holds that Parkin sits on agriculturally poor soil and so must have drawn tribute from the productive villages around it</w:t>
+        <w:t xml:space="preserve">If any part of this evidence favored the emerging-chiefdom interpretation, it would be this excess, though the model built to represent boundaries does not reproduce it either. Two further arguments have been offered for that interpretation. The most direct holds that Parkin sits on agriculturally poor soil and so must have drawn tribute from the productive villages around it</w:t>
       </w:r>
       <w:r>
         <w:t xml:space="preserve"> </w:t>
@@ -4961,7 +5023,7 @@
         <w:pStyle w:val="FirstParagraph"/>
       </w:pPr>
       <w:r>
-        <w:t xml:space="preserve">The first is a finding about Parkin, the second is a finding about our models, and the third is a hypothesis the record is consistent with rather than one it demonstrates. Table 2 sets them against the accounts they displace. Each of the four limits below applies to one of them in particular.</w:t>
+        <w:t xml:space="preserve">The first is a finding about Parkin, the second is a finding about our models, and the third is a hypothesis the record is consistent with rather than one it demonstrates. Table 2 sets them against the accounts they displace. Each of the four limits below applies to one of them.</w:t>
       </w:r>
     </w:p>
     <w:p>
@@ -4969,7 +5031,7 @@
         <w:pStyle w:val="BodyText"/>
       </w:pPr>
       <w:r>
-        <w:t xml:space="preserve">The first limit is resolution, and it applies to the finding about Parkin. On a record of this size the discrimination reduces to a single confound-controlled signature, cultural</w:t>
+        <w:t xml:space="preserve">The first limit is resolution, and it applies to the finding about Parkin. On a record of this size, the discrimination reduces to a single confound-controlled signature, cultural</w:t>
       </w:r>
       <w:r>
         <w:t xml:space="preserve"> </w:t>
@@ -4992,7 +5054,7 @@
         </m:sSub>
       </m:oMath>
       <w:r>
-        <w:t xml:space="preserve">, and its size-controlled empirical value is uninformative (Figure 5). Recovery also succeeds only when closure shows up as divergence between groups. So the finding states that there is no closure of the kind and strength this record can register. Three kinds are not ruled out. A closure weaker than the detection threshold would be missed, and two others would lie below detection at any strength at all. One is a closure carried purely by conformity within groups, the other a closure following social divisions that do not align with the spatial clusters (Supplemental Text). Naming those, rather than claiming that no closure existed, is what the recovery experiment buys.</w:t>
+        <w:t xml:space="preserve">, and its size-controlled empirical value is uninformative (Figure 5). Recovery also succeeds only when closure shows up as divergence between groups. So the finding states that this record cannot register closure of the kind and strength it detects. Three kinds are not ruled out. A closure weaker than the detection threshold would be missed, and two others would lie below detection at any strength at all. One is a closure carried purely by conformity within groups, the other a closure following social divisions that do not align with the spatial clusters (Supplemental Text). Naming those, rather than claiming that no closure existed, is what the recovery experiment buys.</w:t>
       </w:r>
     </w:p>
     <w:p>
@@ -5026,7 +5088,7 @@
         <w:t xml:space="preserve"> </w:t>
       </w:r>
       <w:r>
-        <w:t xml:space="preserve">trend is negligible in the first place, a rank correlation of +0.027 against a draw-to-draw spread of -0.30 to +0.60, and reversing the axis only reverses the sign of a negligible trend. What the paper reports is therefore a level of differentiation, not a trajectory toward or away from one. We report the spatial comparisons under both orientations, and the settlement and exchange lines of evidence do not depend on the ceramic chronology at all.</w:t>
+        <w:t xml:space="preserve">trend is negligible in the first place, a rank correlation of +0.027 against a draw-to-draw spread of -0.30 to +0.60, and reversing the axis only reverses the sign of a negligible trend. What the paper reports is therefore a level of differentiation, not a trajectory toward or away from one. We report the spatial comparisons under both orientations, and the settlement and exchange lines of evidence do not depend on the ceramic chronology.</w:t>
       </w:r>
     </w:p>
     <w:p>
@@ -5043,7 +5105,7 @@
         <w:t xml:space="preserve">(Coco and Iovita 2020; Kidwell and Tomašových 2013; Perreault 2018; Tomašových and Kidwell 2009, 2010; Youngblood et al. 2023)</w:t>
       </w:r>
       <w:r>
-        <w:t xml:space="preserve">. It too applies to the finding about Parkin, and it sets how strong a closure we could have detected rather than whether we could have detected one at all. We did not simply argue that this damping means our negative result understates whatever closure was really there. We built the damping into the recovery experiment, so its cost is already inside the detection threshold the first limit refers to. It widens the posterior over closure strength rather than shifting it. The verdict is stable across both basin definitions, the watershed (19 assemblages) and the corridor (29).</w:t>
+        <w:t xml:space="preserve">. It also applies to the finding about Parkin, and it sets how strong a closure we could have detected rather than whether we could have detected one at all. We did not simply argue that this damping means our negative result understates whatever closure was really there. We built the damping into the recovery experiment, so its cost is already inside the detection threshold the first limit refers to. It widens the posterior over closure strength rather than shifting it. The verdict is stable across both basin definitions, the watershed (19 assemblages) and the corridor (29).</w:t>
       </w:r>
     </w:p>
     <w:p>
@@ -5051,7 +5113,7 @@
         <w:pStyle w:val="BodyText"/>
       </w:pPr>
       <w:r>
-        <w:t xml:space="preserve">The fourth limit is how completely the drift model is specified, and it applies to the second and third findings, which are measured against a model rather than taken directly from the record. An excess over a model is only as meaningful as the model it is measured against. The version of the drift model most often used, with exchangeable classes and a fixed, uncalibrated population, does not fit the assemblages it is compared with, which is why we calibrated. The calibrated model fits their within-assemblage diversity but not their between-cluster differentiation. A more completely specified model could absorb that difference, and one of the four assumptions we relaxed does exactly that. Three do not, and a fifth assumption we did not think to question might do so as well. This is the reason the innovation boundary is reported as the best of four tested accounts rather than as the explanation, and the reason the second finding, unlike the first, is a statement about the distance between the record and our best current model of it.</w:t>
+        <w:t xml:space="preserve">The fourth limit is how completely the drift model is specified, and it applies to the second and third findings, which are measured against a model rather than taken directly from the record. An excess over a model is only as meaningful as the model it is measured against. The version of the drift model most often used, with exchangeable classes and a fixed, uncalibrated population, does not fit the assemblages it is compared with, which is why we calibrated. The calibrated model fits their within-assemblage diversity but not their between-cluster differentiation. A more completely specified model could absorb that difference, and one of the four assumptions we relaxed does exactly that. Three do not, and a fifth assumption we did not think to question might do so as well. This is why the innovation boundary is reported as the best of four tested accounts rather than as the explanation, and why the second finding, unlike the first, is a statement about the distance between the record and our best current model of it.</w:t>
       </w:r>
     </w:p>
     <w:p>
@@ -5103,7 +5165,7 @@
         <w:t xml:space="preserve">(Crema et al. 2016)</w:t>
       </w:r>
       <w:r>
-        <w:t xml:space="preserve">. Its calibration battery shows undercoverage at one tested value, so we treat that interval as consistent with weak or absent basin-wide conformity rather than as excluding strong conformity. The second, a tempo-and-mode comparison, finds the aggregate diversity trajectory best described by neutral drift rather than by a directional, stabilizing, or mean-reverting alternative</w:t>
+        <w:t xml:space="preserve">. Its calibration battery shows undercoverage at one tested value, so we treat that interval as consistent with weak or absent basin-wide conformity rather than as excluding strong conformity. Second, a tempo-and-mode comparison finds the aggregate diversity trajectory best described by neutral drift rather than by a directional, stabilizing, or mean-reverting alternative</w:t>
       </w:r>
       <w:r>
         <w:t xml:space="preserve"> </w:t>
@@ -5120,7 +5182,7 @@
         <w:pStyle w:val="BodyText"/>
       </w:pPr>
       <w:r>
-        <w:t xml:space="preserve">This work makes a methodological contribution and a substantive one. The four signatures show that a bounded interaction group can in principle be distinguished from drift, and an idealized simulation confirms that closure moves all four together while the three resembling processes move only some (Figure 2). Before any similarity structure is interpreted as social, the approach asks which signatures a given record can support and how strongly each could detect closure. Before any null is credited with reproducing a record, it asks whether that null fits the record’s own diversity. For the Parkin record the first question has a single answer, since only cultural</w:t>
+        <w:t xml:space="preserve">This work makes both a methodological and a substantive contribution. The four signatures show that a bounded interaction group can in principle be distinguished from drift, and an idealized simulation confirms that closure moves all four together while the three resembling processes move only some (Figure 2). Before interpreting any similarity structure as social, the approach asks which signatures a given record can support and how strongly each could detect closure. Before any null is credited with reproducing a record, it asks whether that null fits the record’s own diversity. For the Parkin record, the first question has a single answer, since only cultural</w:t>
       </w:r>
       <w:r>
         <w:t xml:space="preserve"> </w:t>
@@ -5172,7 +5234,7 @@
         <w:t xml:space="preserve"> </w:t>
       </w:r>
       <w:r>
-        <w:t xml:space="preserve">shown a positive trend it could not by itself have separated a real group from environmental patchiness, which also drives variance between groups (Table 1). What is left over is small, is measured on spatial clusters rather than on the phase labels, and does not identify a bounded group at Parkin. If the polity the De Soto expedition encountered was there, it is registered in ceremonial practice, fortification, and settlement size rather than in a boundary written into ceramic transmission.</w:t>
+        <w:t xml:space="preserve">shown a positive trend it could not by itself have separated a real group from environmental patchiness, which also drives variance between groups (Table 1). What remains is small, measured on spatial clusters rather than phase labels, and does not identify a bounded group at Parkin. If the polity the De Soto expedition encountered was there, it is registered in ceremonial practice, fortification, and settlement size rather than in a boundary written into ceramic transmission.</w:t>
       </w:r>
     </w:p>
     <w:p>
@@ -5230,7 +5292,7 @@
         <w:pStyle w:val="FirstParagraph"/>
       </w:pPr>
       <w:r>
-        <w:t xml:space="preserve">The phase is the unit on which lower Mississippi Valley culture history is built. It carries a silent claim, that assemblages grouped by seriation and spatial proximity record a bounded social unit. For the Parkin phase, that claim does not survive measurement, but neither does the alternative we first offered in its place. Parkin is the basin’s largest center and the one with the tallest mounds. No evidence from settlement, exchange, or the transmission of ceramic decoration indicates that it was the apex of a polity, and the record shows no narrowing of interaction beyond what distance produces, along its sequence and at the resolution the record affords. Across seriation orderings, Parkin sits as a bridge in the transmission network rather than at the closed core of a group.</w:t>
+        <w:t xml:space="preserve">The phase is the unit on which lower Mississippi Valley culture history is built. It carries a silent claim, that assemblages grouped by seriation and spatial proximity record a bounded social unit. For the Parkin phase, that claim does not survive measurement, but neither does the alternative we first offered in its place. Parkin is the basin’s largest center, although not the site with its tallest mound. No evidence from settlement, exchange, or the transmission of ceramic decoration indicates that it was the apex of a polity, and the record shows no narrowing of interaction beyond what distance produces, along its sequence and at the resolution the record affords. Across seriation orderings, Parkin sits as a bridge in the transmission network rather than at the closed core of a group.</w:t>
       </w:r>
     </w:p>
     <w:p>
@@ -5277,7 +5339,7 @@
       </w:r>
     </w:p>
     <w:bookmarkEnd w:id="151"/>
-    <w:bookmarkStart w:id="324" w:name="references"/>
+    <w:bookmarkStart w:id="325" w:name="references"/>
     <w:p>
       <w:pPr>
         <w:pStyle w:val="Heading2"/>
@@ -5286,7 +5348,7 @@
         <w:t xml:space="preserve">References</w:t>
       </w:r>
     </w:p>
-    <w:bookmarkStart w:id="323" w:name="refs"/>
+    <w:bookmarkStart w:id="324" w:name="refs"/>
     <w:bookmarkStart w:id="152" w:name="ref-anderson_1996"/>
     <w:p>
       <w:pPr>
@@ -8272,12 +8334,84 @@
       </w:r>
     </w:p>
     <w:bookmarkEnd w:id="265"/>
-    <w:bookmarkStart w:id="266" w:name="ref-morse_1990"/>
+    <w:bookmarkStart w:id="266" w:name="ref-morse_p_1981"/>
     <w:p>
       <w:pPr>
         <w:pStyle w:val="Bibliography"/>
       </w:pPr>
       <w:r>
+        <w:t xml:space="preserve">Morse, Phyllis A. 1981.</w:t>
+      </w:r>
+      <w:r>
+        <w:t xml:space="preserve"> </w:t>
+      </w:r>
+      <w:r>
+        <w:rPr>
+          <w:i/>
+          <w:iCs/>
+        </w:rPr>
+        <w:t xml:space="preserve">Parkin: The 1978–1979 Archeological Investigations of a</w:t>
+      </w:r>
+      <w:r>
+        <w:rPr>
+          <w:i/>
+          <w:iCs/>
+        </w:rPr>
+        <w:t xml:space="preserve"> </w:t>
+      </w:r>
+      <w:r>
+        <w:rPr>
+          <w:i/>
+          <w:iCs/>
+        </w:rPr>
+        <w:t xml:space="preserve">Cross County</w:t>
+      </w:r>
+      <w:r>
+        <w:rPr>
+          <w:i/>
+          <w:iCs/>
+        </w:rPr>
+        <w:t xml:space="preserve">,</w:t>
+      </w:r>
+      <w:r>
+        <w:rPr>
+          <w:i/>
+          <w:iCs/>
+        </w:rPr>
+        <w:t xml:space="preserve"> </w:t>
+      </w:r>
+      <w:r>
+        <w:rPr>
+          <w:i/>
+          <w:iCs/>
+        </w:rPr>
+        <w:t xml:space="preserve">Arkansas</w:t>
+      </w:r>
+      <w:r>
+        <w:rPr>
+          <w:i/>
+          <w:iCs/>
+        </w:rPr>
+        <w:t xml:space="preserve"> </w:t>
+      </w:r>
+      <w:r>
+        <w:rPr>
+          <w:i/>
+          <w:iCs/>
+        </w:rPr>
+        <w:t xml:space="preserve">Site</w:t>
+      </w:r>
+      <w:r>
+        <w:t xml:space="preserve">. Arkansas Archeological Survey Research Series 13. Arkansas Archeological Survey, Fayetteville.</w:t>
+      </w:r>
+    </w:p>
+    <w:bookmarkEnd w:id="266"/>
+    <w:bookmarkStart w:id="267" w:name="ref-morse_1990"/>
+    <w:p>
+      <w:pPr>
+        <w:pStyle w:val="Bibliography"/>
+      </w:pPr>
+      <w:r>
         <w:t xml:space="preserve">Morse, Phyllis A. 1990. The</w:t>
       </w:r>
       <w:r>
@@ -8332,8 +8466,8 @@
         <w:t xml:space="preserve">, edited by David H. Dye and Cheryl Anne Cox, pp. 118–134. University of Alabama Press, Tuscaloosa.</w:t>
       </w:r>
     </w:p>
-    <w:bookmarkEnd w:id="266"/>
-    <w:bookmarkStart w:id="267" w:name="ref-neiman_1995"/>
+    <w:bookmarkEnd w:id="267"/>
+    <w:bookmarkStart w:id="268" w:name="ref-neiman_1995"/>
     <w:p>
       <w:pPr>
         <w:pStyle w:val="Bibliography"/>
@@ -8376,8 +8510,8 @@
         <w:t xml:space="preserve">60(1):7–36.</w:t>
       </w:r>
     </w:p>
-    <w:bookmarkEnd w:id="267"/>
-    <w:bookmarkStart w:id="268" w:name="ref-obrien_leonard_2001"/>
+    <w:bookmarkEnd w:id="268"/>
+    <w:bookmarkStart w:id="269" w:name="ref-obrien_leonard_2001"/>
     <w:p>
       <w:pPr>
         <w:pStyle w:val="Bibliography"/>
@@ -8399,8 +8533,8 @@
         <w:t xml:space="preserve">, edited by Teresa D. Hurt and Gordon F. M. Rakita, pp. 1–23. Bergin &amp; Garvey, Westport, Connecticut.</w:t>
       </w:r>
     </w:p>
-    <w:bookmarkEnd w:id="268"/>
-    <w:bookmarkStart w:id="270" w:name="ref-odwyer_kandler_2017"/>
+    <w:bookmarkEnd w:id="269"/>
+    <w:bookmarkStart w:id="271" w:name="ref-odwyer_kandler_2017"/>
     <w:p>
       <w:pPr>
         <w:pStyle w:val="Bibliography"/>
@@ -8427,7 +8561,7 @@
       <w:r>
         <w:t xml:space="preserve"> </w:t>
       </w:r>
-      <w:hyperlink r:id="rId269">
+      <w:hyperlink r:id="rId270">
         <w:r>
           <w:rPr>
             <w:rStyle w:val="Hyperlink"/>
@@ -8439,8 +8573,8 @@
         <w:t xml:space="preserve">.</w:t>
       </w:r>
     </w:p>
-    <w:bookmarkEnd w:id="270"/>
-    <w:bookmarkStart w:id="272" w:name="ref-peebles_kus_1977"/>
+    <w:bookmarkEnd w:id="271"/>
+    <w:bookmarkStart w:id="273" w:name="ref-peebles_kus_1977"/>
     <w:p>
       <w:pPr>
         <w:pStyle w:val="Bibliography"/>
@@ -8467,7 +8601,7 @@
       <w:r>
         <w:t xml:space="preserve"> </w:t>
       </w:r>
-      <w:hyperlink r:id="rId271">
+      <w:hyperlink r:id="rId272">
         <w:r>
           <w:rPr>
             <w:rStyle w:val="Hyperlink"/>
@@ -8479,8 +8613,8 @@
         <w:t xml:space="preserve">.</w:t>
       </w:r>
     </w:p>
-    <w:bookmarkEnd w:id="272"/>
-    <w:bookmarkStart w:id="274" w:name="ref-peeples_schachner_2012"/>
+    <w:bookmarkEnd w:id="273"/>
+    <w:bookmarkStart w:id="275" w:name="ref-peeples_schachner_2012"/>
     <w:p>
       <w:pPr>
         <w:pStyle w:val="Bibliography"/>
@@ -8507,7 +8641,7 @@
       <w:r>
         <w:t xml:space="preserve"> </w:t>
       </w:r>
-      <w:hyperlink r:id="rId273">
+      <w:hyperlink r:id="rId274">
         <w:r>
           <w:rPr>
             <w:rStyle w:val="Hyperlink"/>
@@ -8519,8 +8653,8 @@
         <w:t xml:space="preserve">.</w:t>
       </w:r>
     </w:p>
-    <w:bookmarkEnd w:id="274"/>
-    <w:bookmarkStart w:id="276" w:name="ref-perreault_2018"/>
+    <w:bookmarkEnd w:id="275"/>
+    <w:bookmarkStart w:id="277" w:name="ref-perreault_2018"/>
     <w:p>
       <w:pPr>
         <w:pStyle w:val="Bibliography"/>
@@ -8547,7 +8681,7 @@
       <w:r>
         <w:t xml:space="preserve"> </w:t>
       </w:r>
-      <w:hyperlink r:id="rId275">
+      <w:hyperlink r:id="rId276">
         <w:r>
           <w:rPr>
             <w:rStyle w:val="Hyperlink"/>
@@ -8559,8 +8693,8 @@
         <w:t xml:space="preserve">.</w:t>
       </w:r>
     </w:p>
-    <w:bookmarkEnd w:id="276"/>
-    <w:bookmarkStart w:id="277" w:name="ref-perreault_2019"/>
+    <w:bookmarkEnd w:id="277"/>
+    <w:bookmarkStart w:id="278" w:name="ref-perreault_2019"/>
     <w:p>
       <w:pPr>
         <w:pStyle w:val="Bibliography"/>
@@ -8582,8 +8716,8 @@
         <w:t xml:space="preserve">. University of Chicago Press, Chicago.</w:t>
       </w:r>
     </w:p>
-    <w:bookmarkEnd w:id="277"/>
-    <w:bookmarkStart w:id="278" w:name="ref-phillips_1970"/>
+    <w:bookmarkEnd w:id="278"/>
+    <w:bookmarkStart w:id="279" w:name="ref-phillips_1970"/>
     <w:p>
       <w:pPr>
         <w:pStyle w:val="Bibliography"/>
@@ -8654,8 +8788,8 @@
         <w:t xml:space="preserve">, Vol. 60. Papers of the Peabody Museum of Archaeology and Ethnology. Peabody Museum, Harvard University, Cambridge, MA.</w:t>
       </w:r>
     </w:p>
-    <w:bookmarkEnd w:id="278"/>
-    <w:bookmarkStart w:id="279" w:name="ref-phillips_ford_griffin_1951"/>
+    <w:bookmarkEnd w:id="279"/>
+    <w:bookmarkStart w:id="280" w:name="ref-phillips_ford_griffin_1951"/>
     <w:p>
       <w:pPr>
         <w:pStyle w:val="Bibliography"/>
@@ -8705,8 +8839,8 @@
         <w:t xml:space="preserve">, Vol. 25. Papers of the Peabody Museum of American Archaeology and Ethnology. Peabody Museum, Harvard University, Cambridge, MA.</w:t>
       </w:r>
     </w:p>
-    <w:bookmarkEnd w:id="279"/>
-    <w:bookmarkStart w:id="281" w:name="ref-phillips_willey_1953"/>
+    <w:bookmarkEnd w:id="280"/>
+    <w:bookmarkStart w:id="282" w:name="ref-phillips_willey_1953"/>
     <w:p>
       <w:pPr>
         <w:pStyle w:val="Bibliography"/>
@@ -8733,7 +8867,7 @@
       <w:r>
         <w:t xml:space="preserve"> </w:t>
       </w:r>
-      <w:hyperlink r:id="rId280">
+      <w:hyperlink r:id="rId281">
         <w:r>
           <w:rPr>
             <w:rStyle w:val="Hyperlink"/>
@@ -8745,8 +8879,8 @@
         <w:t xml:space="preserve">.</w:t>
       </w:r>
     </w:p>
-    <w:bookmarkEnd w:id="281"/>
-    <w:bookmarkStart w:id="283" w:name="ref-powell_shennan_thomas_2009"/>
+    <w:bookmarkEnd w:id="282"/>
+    <w:bookmarkStart w:id="284" w:name="ref-powell_shennan_thomas_2009"/>
     <w:p>
       <w:pPr>
         <w:pStyle w:val="Bibliography"/>
@@ -8785,7 +8919,7 @@
       <w:r>
         <w:t xml:space="preserve"> </w:t>
       </w:r>
-      <w:hyperlink r:id="rId282">
+      <w:hyperlink r:id="rId283">
         <w:r>
           <w:rPr>
             <w:rStyle w:val="Hyperlink"/>
@@ -8797,8 +8931,8 @@
         <w:t xml:space="preserve">.</w:t>
       </w:r>
     </w:p>
-    <w:bookmarkEnd w:id="283"/>
-    <w:bookmarkStart w:id="285" w:name="ref-premo_2014"/>
+    <w:bookmarkEnd w:id="284"/>
+    <w:bookmarkStart w:id="286" w:name="ref-premo_2014"/>
     <w:p>
       <w:pPr>
         <w:pStyle w:val="Bibliography"/>
@@ -8825,7 +8959,7 @@
       <w:r>
         <w:t xml:space="preserve"> </w:t>
       </w:r>
-      <w:hyperlink r:id="rId284">
+      <w:hyperlink r:id="rId285">
         <w:r>
           <w:rPr>
             <w:rStyle w:val="Hyperlink"/>
@@ -8837,8 +8971,8 @@
         <w:t xml:space="preserve">.</w:t>
       </w:r>
     </w:p>
-    <w:bookmarkEnd w:id="285"/>
-    <w:bookmarkStart w:id="287" w:name="ref-premo_2016"/>
+    <w:bookmarkEnd w:id="286"/>
+    <w:bookmarkStart w:id="288" w:name="ref-premo_2016"/>
     <w:p>
       <w:pPr>
         <w:pStyle w:val="Bibliography"/>
@@ -8865,7 +8999,7 @@
       <w:r>
         <w:t xml:space="preserve"> </w:t>
       </w:r>
-      <w:hyperlink r:id="rId286">
+      <w:hyperlink r:id="rId287">
         <w:r>
           <w:rPr>
             <w:rStyle w:val="Hyperlink"/>
@@ -8877,8 +9011,8 @@
         <w:t xml:space="preserve">.</w:t>
       </w:r>
     </w:p>
-    <w:bookmarkEnd w:id="287"/>
-    <w:bookmarkStart w:id="289" w:name="ref-premo_scholnick_2011"/>
+    <w:bookmarkEnd w:id="288"/>
+    <w:bookmarkStart w:id="290" w:name="ref-premo_scholnick_2011"/>
     <w:p>
       <w:pPr>
         <w:pStyle w:val="Bibliography"/>
@@ -8905,7 +9039,7 @@
       <w:r>
         <w:t xml:space="preserve"> </w:t>
       </w:r>
-      <w:hyperlink r:id="rId288">
+      <w:hyperlink r:id="rId289">
         <w:r>
           <w:rPr>
             <w:rStyle w:val="Hyperlink"/>
@@ -8917,8 +9051,8 @@
         <w:t xml:space="preserve">.</w:t>
       </w:r>
     </w:p>
-    <w:bookmarkEnd w:id="289"/>
-    <w:bookmarkStart w:id="290" w:name="ref-rees_political_culture"/>
+    <w:bookmarkEnd w:id="290"/>
+    <w:bookmarkStart w:id="291" w:name="ref-rees_political_culture"/>
     <w:p>
       <w:pPr>
         <w:pStyle w:val="Bibliography"/>
@@ -8942,8 +9076,8 @@
         <w:t xml:space="preserve">. Ph.D. dissertation, University of Oklahoma, Norman.</w:t>
       </w:r>
     </w:p>
-    <w:bookmarkEnd w:id="290"/>
-    <w:bookmarkStart w:id="292" w:name="ref-reimer_etal_2020"/>
+    <w:bookmarkEnd w:id="291"/>
+    <w:bookmarkStart w:id="293" w:name="ref-reimer_etal_2020"/>
     <w:p>
       <w:pPr>
         <w:pStyle w:val="Bibliography"/>
@@ -8997,7 +9131,7 @@
       <w:r>
         <w:t xml:space="preserve"> </w:t>
       </w:r>
-      <w:hyperlink r:id="rId291">
+      <w:hyperlink r:id="rId292">
         <w:r>
           <w:rPr>
             <w:rStyle w:val="Hyperlink"/>
@@ -9009,8 +9143,8 @@
         <w:t xml:space="preserve">.</w:t>
       </w:r>
     </w:p>
-    <w:bookmarkEnd w:id="292"/>
-    <w:bookmarkStart w:id="294" w:name="ref-richerson_etal_2016"/>
+    <w:bookmarkEnd w:id="293"/>
+    <w:bookmarkStart w:id="295" w:name="ref-richerson_etal_2016"/>
     <w:p>
       <w:pPr>
         <w:pStyle w:val="Bibliography"/>
@@ -9037,7 +9171,7 @@
       <w:r>
         <w:t xml:space="preserve"> </w:t>
       </w:r>
-      <w:hyperlink r:id="rId293">
+      <w:hyperlink r:id="rId294">
         <w:r>
           <w:rPr>
             <w:rStyle w:val="Hyperlink"/>
@@ -9049,8 +9183,8 @@
         <w:t xml:space="preserve">.</w:t>
       </w:r>
     </w:p>
-    <w:bookmarkEnd w:id="294"/>
-    <w:bookmarkStart w:id="296" w:name="ref-riede_hoggard_shennan_2019"/>
+    <w:bookmarkEnd w:id="295"/>
+    <w:bookmarkStart w:id="297" w:name="ref-riede_hoggard_shennan_2019"/>
     <w:p>
       <w:pPr>
         <w:pStyle w:val="Bibliography"/>
@@ -9077,7 +9211,7 @@
       <w:r>
         <w:t xml:space="preserve"> </w:t>
       </w:r>
-      <w:hyperlink r:id="rId295">
+      <w:hyperlink r:id="rId296">
         <w:r>
           <w:rPr>
             <w:rStyle w:val="Hyperlink"/>
@@ -9089,8 +9223,8 @@
         <w:t xml:space="preserve">.</w:t>
       </w:r>
     </w:p>
-    <w:bookmarkEnd w:id="296"/>
-    <w:bookmarkStart w:id="297" w:name="ref-robinson_1951"/>
+    <w:bookmarkEnd w:id="297"/>
+    <w:bookmarkStart w:id="298" w:name="ref-robinson_1951"/>
     <w:p>
       <w:pPr>
         <w:pStyle w:val="Bibliography"/>
@@ -9115,8 +9249,8 @@
         <w:t xml:space="preserve">16(4):293–301.</w:t>
       </w:r>
     </w:p>
-    <w:bookmarkEnd w:id="297"/>
-    <w:bookmarkStart w:id="298" w:name="ref-ross-stallings_2017"/>
+    <w:bookmarkEnd w:id="298"/>
+    <w:bookmarkStart w:id="299" w:name="ref-ross-stallings_2017"/>
     <w:p>
       <w:pPr>
         <w:pStyle w:val="Bibliography"/>
@@ -9150,8 +9284,8 @@
         <w:t xml:space="preserve">, edited by Haagen D. Klaus, Amanda R. Harvey, and Mark N. Cohen, pp. 329–362. University Press of Florida, Gainesville.</w:t>
       </w:r>
     </w:p>
-    <w:bookmarkEnd w:id="298"/>
-    <w:bookmarkStart w:id="299" w:name="ref-schiffer_1972"/>
+    <w:bookmarkEnd w:id="299"/>
+    <w:bookmarkStart w:id="300" w:name="ref-schiffer_1972"/>
     <w:p>
       <w:pPr>
         <w:pStyle w:val="Bibliography"/>
@@ -9176,8 +9310,8 @@
         <w:t xml:space="preserve">37(2):156–165.</w:t>
       </w:r>
     </w:p>
-    <w:bookmarkEnd w:id="299"/>
-    <w:bookmarkStart w:id="301" w:name="ref-schneider_martins_deaguiar_2016"/>
+    <w:bookmarkEnd w:id="300"/>
+    <w:bookmarkStart w:id="302" w:name="ref-schneider_martins_deaguiar_2016"/>
     <w:p>
       <w:pPr>
         <w:pStyle w:val="Bibliography"/>
@@ -9204,7 +9338,7 @@
       <w:r>
         <w:t xml:space="preserve"> </w:t>
       </w:r>
-      <w:hyperlink r:id="rId300">
+      <w:hyperlink r:id="rId301">
         <w:r>
           <w:rPr>
             <w:rStyle w:val="Hyperlink"/>
@@ -9216,8 +9350,8 @@
         <w:t xml:space="preserve">.</w:t>
       </w:r>
     </w:p>
-    <w:bookmarkEnd w:id="301"/>
-    <w:bookmarkStart w:id="303" w:name="ref-shennan_crema_kerig_2015"/>
+    <w:bookmarkEnd w:id="302"/>
+    <w:bookmarkStart w:id="304" w:name="ref-shennan_crema_kerig_2015"/>
     <w:p>
       <w:pPr>
         <w:pStyle w:val="Bibliography"/>
@@ -9283,7 +9417,7 @@
       <w:r>
         <w:t xml:space="preserve"> </w:t>
       </w:r>
-      <w:hyperlink r:id="rId302">
+      <w:hyperlink r:id="rId303">
         <w:r>
           <w:rPr>
             <w:rStyle w:val="Hyperlink"/>
@@ -9295,8 +9429,8 @@
         <w:t xml:space="preserve">.</w:t>
       </w:r>
     </w:p>
-    <w:bookmarkEnd w:id="303"/>
-    <w:bookmarkStart w:id="304" w:name="ref-shennan_wilkinson_2001"/>
+    <w:bookmarkEnd w:id="304"/>
+    <w:bookmarkStart w:id="305" w:name="ref-shennan_wilkinson_2001"/>
     <w:p>
       <w:pPr>
         <w:pStyle w:val="Bibliography"/>
@@ -9336,8 +9470,8 @@
         <w:t xml:space="preserve">66(4):577–593.</w:t>
       </w:r>
     </w:p>
-    <w:bookmarkEnd w:id="304"/>
-    <w:bookmarkStart w:id="305" w:name="ref-smith_1990"/>
+    <w:bookmarkEnd w:id="305"/>
+    <w:bookmarkStart w:id="306" w:name="ref-smith_1990"/>
     <w:p>
       <w:pPr>
         <w:pStyle w:val="Bibliography"/>
@@ -9385,8 +9519,8 @@
         <w:t xml:space="preserve">, edited by David H. Dye and Cheryl Anne Cox, pp. 135–169. University of Alabama Press, Tuscaloosa.</w:t>
       </w:r>
     </w:p>
-    <w:bookmarkEnd w:id="305"/>
-    <w:bookmarkStart w:id="306" w:name="ref-smith_neiman_2007"/>
+    <w:bookmarkEnd w:id="306"/>
+    <w:bookmarkStart w:id="307" w:name="ref-smith_neiman_2007"/>
     <w:p>
       <w:pPr>
         <w:pStyle w:val="Bibliography"/>
@@ -9411,8 +9545,8 @@
         <w:t xml:space="preserve">26(1):47–72.</w:t>
       </w:r>
     </w:p>
-    <w:bookmarkEnd w:id="306"/>
-    <w:bookmarkStart w:id="307" w:name="ref-starr_1984"/>
+    <w:bookmarkEnd w:id="307"/>
+    <w:bookmarkStart w:id="308" w:name="ref-starr_1984"/>
     <w:p>
       <w:pPr>
         <w:pStyle w:val="Bibliography"/>
@@ -9593,8 +9727,8 @@
         <w:t xml:space="preserve">, edited by John M. Connaway, pp. 163–222. Archaeological Report No. 14. Mississippi Department of Archives; History, Jackson, MS.</w:t>
       </w:r>
     </w:p>
-    <w:bookmarkEnd w:id="307"/>
-    <w:bookmarkStart w:id="309" w:name="ref-stern_1994"/>
+    <w:bookmarkEnd w:id="308"/>
+    <w:bookmarkStart w:id="310" w:name="ref-stern_1994"/>
     <w:p>
       <w:pPr>
         <w:pStyle w:val="Bibliography"/>
@@ -9621,7 +9755,7 @@
       <w:r>
         <w:t xml:space="preserve"> </w:t>
       </w:r>
-      <w:hyperlink r:id="rId308">
+      <w:hyperlink r:id="rId309">
         <w:r>
           <w:rPr>
             <w:rStyle w:val="Hyperlink"/>
@@ -9633,8 +9767,8 @@
         <w:t xml:space="preserve">.</w:t>
       </w:r>
     </w:p>
-    <w:bookmarkEnd w:id="309"/>
-    <w:bookmarkStart w:id="311" w:name="ref-sullivan_2024"/>
+    <w:bookmarkEnd w:id="310"/>
+    <w:bookmarkStart w:id="312" w:name="ref-sullivan_2024"/>
     <w:p>
       <w:pPr>
         <w:pStyle w:val="Bibliography"/>
@@ -9685,7 +9819,7 @@
       <w:r>
         <w:t xml:space="preserve"> </w:t>
       </w:r>
-      <w:hyperlink r:id="rId310">
+      <w:hyperlink r:id="rId311">
         <w:r>
           <w:rPr>
             <w:rStyle w:val="Hyperlink"/>
@@ -9697,8 +9831,8 @@
         <w:t xml:space="preserve">.</w:t>
       </w:r>
     </w:p>
-    <w:bookmarkEnd w:id="311"/>
-    <w:bookmarkStart w:id="312" w:name="ref-tomasovych_kidwell_2009"/>
+    <w:bookmarkEnd w:id="312"/>
+    <w:bookmarkStart w:id="313" w:name="ref-tomasovych_kidwell_2009"/>
     <w:p>
       <w:pPr>
         <w:pStyle w:val="Bibliography"/>
@@ -9723,8 +9857,8 @@
         <w:t xml:space="preserve">35(1):94–118.</w:t>
       </w:r>
     </w:p>
-    <w:bookmarkEnd w:id="312"/>
-    <w:bookmarkStart w:id="314" w:name="ref-tomasovych_kidwell_2010"/>
+    <w:bookmarkEnd w:id="313"/>
+    <w:bookmarkStart w:id="315" w:name="ref-tomasovych_kidwell_2010"/>
     <w:p>
       <w:pPr>
         <w:pStyle w:val="Bibliography"/>
@@ -9751,7 +9885,7 @@
       <w:r>
         <w:t xml:space="preserve"> </w:t>
       </w:r>
-      <w:hyperlink r:id="rId313">
+      <w:hyperlink r:id="rId314">
         <w:r>
           <w:rPr>
             <w:rStyle w:val="Hyperlink"/>
@@ -9763,8 +9897,8 @@
         <w:t xml:space="preserve">.</w:t>
       </w:r>
     </w:p>
-    <w:bookmarkEnd w:id="314"/>
-    <w:bookmarkStart w:id="315" w:name="ref-willey_phillips_1958"/>
+    <w:bookmarkEnd w:id="315"/>
+    <w:bookmarkStart w:id="316" w:name="ref-willey_phillips_1958"/>
     <w:p>
       <w:pPr>
         <w:pStyle w:val="Bibliography"/>
@@ -9786,8 +9920,8 @@
         <w:t xml:space="preserve">. University of Chicago Press, Chicago.</w:t>
       </w:r>
     </w:p>
-    <w:bookmarkEnd w:id="315"/>
-    <w:bookmarkStart w:id="316" w:name="ref-williams_1954"/>
+    <w:bookmarkEnd w:id="316"/>
+    <w:bookmarkStart w:id="317" w:name="ref-williams_1954"/>
     <w:p>
       <w:pPr>
         <w:pStyle w:val="Bibliography"/>
@@ -9796,8 +9930,8 @@
         <w:t xml:space="preserve">Williams, Stephen. 1954. An Archeological Study of the Mississippian Culture in Southeast Missouri. PhD thesis, Yale University, New Haven.</w:t>
       </w:r>
     </w:p>
-    <w:bookmarkEnd w:id="316"/>
-    <w:bookmarkStart w:id="318" w:name="ref-wright_1943"/>
+    <w:bookmarkEnd w:id="317"/>
+    <w:bookmarkStart w:id="319" w:name="ref-wright_1943"/>
     <w:p>
       <w:pPr>
         <w:pStyle w:val="Bibliography"/>
@@ -9824,7 +9958,7 @@
       <w:r>
         <w:t xml:space="preserve"> </w:t>
       </w:r>
-      <w:hyperlink r:id="rId317">
+      <w:hyperlink r:id="rId318">
         <w:r>
           <w:rPr>
             <w:rStyle w:val="Hyperlink"/>
@@ -9836,8 +9970,8 @@
         <w:t xml:space="preserve">.</w:t>
       </w:r>
     </w:p>
-    <w:bookmarkEnd w:id="318"/>
-    <w:bookmarkStart w:id="320" w:name="ref-wright_1951"/>
+    <w:bookmarkEnd w:id="319"/>
+    <w:bookmarkStart w:id="321" w:name="ref-wright_1951"/>
     <w:p>
       <w:pPr>
         <w:pStyle w:val="Bibliography"/>
@@ -9864,7 +9998,7 @@
       <w:r>
         <w:t xml:space="preserve"> </w:t>
       </w:r>
-      <w:hyperlink r:id="rId319">
+      <w:hyperlink r:id="rId320">
         <w:r>
           <w:rPr>
             <w:rStyle w:val="Hyperlink"/>
@@ -9876,8 +10010,8 @@
         <w:t xml:space="preserve">.</w:t>
       </w:r>
     </w:p>
-    <w:bookmarkEnd w:id="320"/>
-    <w:bookmarkStart w:id="322" w:name="ref-youngblood_miton_morin_2023"/>
+    <w:bookmarkEnd w:id="321"/>
+    <w:bookmarkStart w:id="323" w:name="ref-youngblood_miton_morin_2023"/>
     <w:p>
       <w:pPr>
         <w:pStyle w:val="Bibliography"/>
@@ -9904,7 +10038,7 @@
       <w:r>
         <w:t xml:space="preserve"> </w:t>
       </w:r>
-      <w:hyperlink r:id="rId321">
+      <w:hyperlink r:id="rId322">
         <w:r>
           <w:rPr>
             <w:rStyle w:val="Hyperlink"/>
@@ -9916,10 +10050,10 @@
         <w:t xml:space="preserve">.</w:t>
       </w:r>
     </w:p>
-    <w:bookmarkEnd w:id="322"/>
     <w:bookmarkEnd w:id="323"/>
     <w:bookmarkEnd w:id="324"/>
     <w:bookmarkEnd w:id="325"/>
+    <w:bookmarkEnd w:id="326"/>
     <w:sectPr>
       <w:footerReference r:id="rId100" w:type="default"/>
       <w:footnotePr>

--- a/docs/manuscript/MAIN_TEXT.docx
+++ b/docs/manuscript/MAIN_TEXT.docx
@@ -2,7 +2,7 @@
 <file path=word/document.xml><?xml version="1.0" encoding="utf-8"?>
 <w:document xmlns:w="http://schemas.openxmlformats.org/wordprocessingml/2006/main" xmlns:m="http://schemas.openxmlformats.org/officeDocument/2006/math" xmlns:r="http://schemas.openxmlformats.org/officeDocument/2006/relationships" xmlns:o="urn:schemas-microsoft-com:office:office" xmlns:v="urn:schemas-microsoft-com:vml" xmlns:w10="urn:schemas-microsoft-com:office:word" xmlns:a="http://schemas.openxmlformats.org/drawingml/2006/main" xmlns:pic="http://schemas.openxmlformats.org/drawingml/2006/picture" xmlns:wp="http://schemas.openxmlformats.org/drawingml/2006/wordprocessingDrawing">
   <w:body>
-    <w:bookmarkStart w:id="326" w:name="X8bf6248c9f3f97f4894a761f3e01800d2c2c84f"/>
+    <w:bookmarkStart w:id="335" w:name="X8bf6248c9f3f97f4894a761f3e01800d2c2c84f"/>
     <w:p>
       <w:pPr>
         <w:pStyle w:val="Heading1"/>
@@ -37,7 +37,7 @@
         <w:pStyle w:val="FirstParagraph"/>
       </w:pPr>
       <w:r>
-        <w:t xml:space="preserve">Archaeologists group assemblages into phases and interpret them as bounded societies, assuming that assemblages whose ceramic class frequencies are more similar to nearby than to distant neighbors record a social group. Neutral drift among neighbors, however, can produce the same clustering with no boundary. Because interaction falls off with distance, a social group is marked by local interaction beyond what distance can account for. We ask what produced the phase structure, using the St. Francis basin and its several well-defined Late Mississippian phases as an example. Of four candidate signatures, only between-group variance can detect such closure at this resolution, and by it the basin shows none beyond what distance accounts for. A model imposing no groups attributes 96 percent of assemblage-level variation to geography. The Parkin site has long been interpreted as the center of a polity, but it bridges several seriation orderings rather than anchoring one. Calibrated drift nonetheless underpredicts how different the basin’s spatial clusters are. Of four simplifying assumptions relaxed, only a weak boundary in which new styles originate reproduces both the differentiation and the diversity. That is a spatially patterned form of drift, which these data cannot distinguish from an emerging social boundary.</w:t>
+        <w:t xml:space="preserve">Archaeologists group assemblages into phases and interpret them as bounded societies, assuming that assemblages whose ceramic class frequencies are more similar to nearby than to distant neighbors record a social group. Neutral drift among neighbors, however, can produce the same clustering with no boundary. Because interaction falls off with distance, a social group is marked by local interaction beyond what distance can account for. We ask what produced the phase structure, using the St. Francis basin and its several well-defined Late Mississippian phases as an example. Of four candidate signatures, only between-group variance can detect such closure at this resolution, and by it the basin shows none beyond what distance accounts for. A model imposing no groups attributes 97 percent of assemblage-level variation to geography. The Parkin site has long been interpreted as the center of a polity, but it bridges several seriation orderings rather than anchoring one. Calibrated drift nonetheless underpredicts how different the basin’s spatial clusters are. Of four simplifying assumptions relaxed, only a weak boundary in which new styles originate reproduces both the differentiation and the diversity. That is a spatially patterned form of drift, which these data cannot distinguish from an emerging social boundary.</w:t>
       </w:r>
     </w:p>
     <w:p>
@@ -1879,9 +1879,9 @@
       <w:r>
         <w:drawing>
           <wp:inline>
-            <wp:extent cx="5334000" cy="4395558"/>
+            <wp:extent cx="5334000" cy="4404980"/>
             <wp:effectExtent b="0" l="0" r="0" t="0"/>
-            <wp:docPr descr="Figure 3. What the test distinguishes, and why the within-basin determination is hard, shown with synthetic assemblages matched to the record. Top: the basin assemblages in a multidimensional scaling of decorated dissimilarity, a two-dimensional map in which more similar assemblages sit closer together (points colored by the three spatial clusters the basin’s coordinates support, the same division used throughout), as they would appear if the Parkin phase were a bounded interaction group (left, sharp clusters), under spatially structured neutral drift (center, a continuous gradient), and as observed (right, a diffuse scatter that resembles drift). Bottom: the cultural F_{ST} signature recovered from synthetic assemblages as the strength of imposed group closure rises from 0 (drift) to 1 (strong groups). The dashed line shows the observed trend (+0.027): a rank correlation of F_{ST} with seriation position, not an F_{ST} value. The band around it is the -0.30 to +0.60 range that a single random subsample returns. The shaded vertical band is the 95 percent credible interval for the imposed closure strength given that observation (0.00 to 0.48, median 0.23), and it reaches from zero to moderate closure, which is why a weak within-basin boundary cannot be excluded at this record’s size and time-averaging." title="" id="123" name="Picture"/>
+            <wp:docPr descr="Figure 3. What the test distinguishes, and why the within-basin determination is hard, shown with synthetic assemblages matched to the record. Top: the basin assemblages in a multidimensional scaling of decorated dissimilarity, a two-dimensional map in which more similar assemblages sit closer together (points colored by the three spatial clusters the basin’s coordinates support, the same division used throughout), as they would appear if the Parkin phase were a bounded interaction group (left, sharp clusters), under spatially structured neutral drift (center, a continuous gradient), and as observed (right, a diffuse scatter that resembles drift). Bottom: the cultural F_{ST} signature recovered from synthetic assemblages as the strength of imposed group closure rises from 0 (drift) to 1 (strong groups). The dashed line shows the observed trend (-0.756): a rank correlation of F_{ST} with seriation position, not an F_{ST} value. The band around it is the -0.30 to +0.60 range that a single random subsample returns. The shaded vertical band is the 95 percent credible interval for the imposed closure strength given that observation (0.00 to 0.48, median 0.23), and it reaches from zero to moderate closure, which is why a weak within-basin boundary cannot be excluded at this record’s size and time-averaging." title="" id="123" name="Picture"/>
             <a:graphic>
               <a:graphicData uri="http://schemas.openxmlformats.org/drawingml/2006/picture">
                 <pic:pic>
@@ -1900,7 +1900,7 @@
                   <pic:spPr bwMode="auto">
                     <a:xfrm>
                       <a:off x="0" y="0"/>
-                      <a:ext cx="5334000" cy="4395558"/>
+                      <a:ext cx="5334000" cy="4404980"/>
                     </a:xfrm>
                     <a:prstGeom prst="rect">
                       <a:avLst/>
@@ -1960,7 +1960,7 @@
         <w:t xml:space="preserve"> </w:t>
       </w:r>
       <w:r>
-        <w:t xml:space="preserve">signature recovered from synthetic assemblages as the strength of imposed group closure rises from 0 (drift) to 1 (strong groups). The dashed line shows the observed trend (+0.027): a rank correlation of</w:t>
+        <w:t xml:space="preserve">signature recovered from synthetic assemblages as the strength of imposed group closure rises from 0 (drift) to 1 (strong groups). The dashed line shows the observed trend (-0.756): a rank correlation of</w:t>
       </w:r>
       <w:r>
         <w:t xml:space="preserve"> </w:t>
@@ -2070,7 +2070,7 @@
         <w:pStyle w:val="BodyText"/>
       </w:pPr>
       <w:r>
-        <w:t xml:space="preserve">The transmission model thus supports our four signatures on theoretical and dynamic grounds. Empirical sufficiency, whether a signature can actually register closure at the resolution the deposit preserves, does not follow from that framing, and we must test it rather than assume it. As we describe below, on this record’s 29 time-averaged assemblages only cultural</w:t>
+        <w:t xml:space="preserve">The transmission model thus supports our four signatures on theoretical and dynamic grounds. Empirical sufficiency, whether a signature can actually register closure at the resolution the deposit preserves, does not follow from that framing, and we must test it rather than assume it. As we describe below, on this record’s 43 time-averaged assemblages only cultural</w:t>
       </w:r>
       <w:r>
         <w:t xml:space="preserve"> </w:t>
@@ -2182,7 +2182,19 @@
         <w:pStyle w:val="BodyText"/>
       </w:pPr>
       <w:r>
-        <w:t xml:space="preserve">We restrict the analysis to the St. Francis basin of northeastern Arkansas, the setting of Parkin. We define the basin hydrologically as the set of assemblages within 20 km of the St. Francis, Tyronza, and L’Anguille drainage (Figure 1), yielding 29 decorated assemblages with 27,924 decorated sherds (median 467 per assemblage, range 50 to 4,798) for the transmission analysis. The set excludes the lower Yazoo Basin to the south. A stricter watershed rule that keeps only assemblages closer to the St. Francis system than the Mississippi yields 19. The verdict reported below is the same under both definitions. Two southern St. Francis-type sites, Old Town and Blanchard, fall outside the drainage rule. They lie 28 and 80 km from the St. Francis system and belong to the Mississippi-proximal and lower Yazoo settings rather than to the St. Francis drainage.</w:t>
+        <w:t xml:space="preserve">We restrict the analysis to the phases of the St. Francis basin, the setting of Parkin. The unit under test is the phase scheme itself, so membership is phase membership: an assemblage enters the analysis when Mainfort</w:t>
+      </w:r>
+      <w:r>
+        <w:t xml:space="preserve"> </w:t>
+      </w:r>
+      <w:r>
+        <w:t xml:space="preserve">(1996b)</w:t>
+      </w:r>
+      <w:r>
+        <w:t xml:space="preserve"> </w:t>
+      </w:r>
+      <w:r>
+        <w:t xml:space="preserve">assigns it to one of the five phases named above, which yields 34 decorated assemblages with 34,745 decorated sherds (median 543 per assemblage, range 50 to 4,798). As drawn, these phases spill beyond the drainage that names them; the farthest member sits 41.2 km from the St. Francis system, and a 20 km corridor around that drainage would both admit five assemblages Mainfort places in no phase and exclude nine that carry a phase label. A stricter rule, keeping only phase members nearer the St. Francis system than the Mississippi, yields 15. The verdict reported below is the same under both definitions. Two southern St. Francis-type sites, Old Town and Blanchard, fall outside the drainage rule. They lie 28 and 80 km from the St. Francis system and belong to the Mississippi-proximal and lower Yazoo settings rather than to the St. Francis drainage.</w:t>
       </w:r>
     </w:p>
     <w:p>
@@ -2361,7 +2373,7 @@
           <wp:inline>
             <wp:extent cx="5334000" cy="3639186"/>
             <wp:effectExtent b="0" l="0" r="0" t="0"/>
-            <wp:docPr descr="Figure 4. Correspondence-analysis seriation of the 29 decorated assemblages, plotted on the first two CA dimensions of the decorated-class frequencies and colored by CA1 rank (the relative chronological ordinate, oriented by the five available radiocarbon dates so that higher rank is later). Parkin is starred. The assemblages form a gradational continuum rather than discrete clusters, echoing the independent NMDS result of Mainfort (2003)." title="" id="127" name="Picture"/>
+            <wp:docPr descr="Figure 4. Correspondence-analysis seriation of the 43 decorated assemblages, plotted on the first two CA dimensions of the decorated-class frequencies and colored by CA1 rank (the relative chronological ordinate, oriented by the five available radiocarbon dates so that higher rank is later). Parkin is starred. The assemblages form a gradational continuum rather than discrete clusters, echoing the independent NMDS result of Mainfort (2003)." title="" id="127" name="Picture"/>
             <a:graphic>
               <a:graphicData uri="http://schemas.openxmlformats.org/drawingml/2006/picture">
                 <pic:pic>
@@ -2414,7 +2426,7 @@
         <w:t xml:space="preserve"> </w:t>
       </w:r>
       <w:r>
-        <w:t xml:space="preserve">Correspondence-analysis seriation of the 29 decorated assemblages, plotted on the first two CA dimensions of the decorated-class frequencies and colored by CA1 rank (the relative chronological ordinate, oriented by the five available radiocarbon dates so that higher rank is later). Parkin is starred. The assemblages form a gradational continuum rather than discrete clusters, echoing the independent NMDS result of Mainfort (2003).</w:t>
+        <w:t xml:space="preserve">Correspondence-analysis seriation of the 43 decorated assemblages, plotted on the first two CA dimensions of the decorated-class frequencies and colored by CA1 rank (the relative chronological ordinate, oriented by the five available radiocarbon dates so that higher rank is later). Parkin is starred. The assemblages form a gradational continuum rather than discrete clusters, echoing the independent NMDS result of Mainfort (2003).</w:t>
       </w:r>
     </w:p>
     <w:bookmarkEnd w:id="129"/>
@@ -2859,7 +2871,7 @@
         <w:t xml:space="preserve"> </w:t>
       </w:r>
       <w:r>
-        <w:t xml:space="preserve">across the partition being tested, so the comparison is the one most favorable to drift. The baseline runs 500 realizations, and around it we run the boundary strengths, two interaction lengths, and seven sensitivity cases (Supplemental Text). For each comparison, we report where the observed value falls in the calibrated model’s predictive distribution, as the fraction of simulated datasets that reach it, under the seriation order, its reverse, and a contemporaneous sampling scheme.</w:t>
+        <w:t xml:space="preserve">across the partition being tested, so the comparison favors drift. The baseline runs 500 realizations, and around it we run the boundary strengths, two interaction lengths, and seven sensitivity cases (Supplemental Text). For each comparison, we report where the observed value falls in the calibrated model’s predictive distribution, as the fraction of simulated datasets that reach it, under the seriation order, its reverse, and a contemporaneous sampling scheme.</w:t>
       </w:r>
     </w:p>
     <w:bookmarkEnd w:id="132"/>
@@ -2903,7 +2915,7 @@
     </w:p>
     <w:bookmarkEnd w:id="133"/>
     <w:bookmarkEnd w:id="134"/>
-    <w:bookmarkStart w:id="148" w:name="results"/>
+    <w:bookmarkStart w:id="157" w:name="results"/>
     <w:p>
       <w:pPr>
         <w:pStyle w:val="Heading2"/>
@@ -2985,7 +2997,7 @@
         <w:pStyle w:val="BodyText"/>
       </w:pPr>
       <w:r>
-        <w:t xml:space="preserve">Treating the simulation series as a likelihood turns the observed trajectory into a posterior for how much closure the basin could contain. That posterior has a median of 0.23 and a 95 percent credible interval of 0.00 to 0.48, with only 3 percent of its mass at strengths of 0.5 or more.</w:t>
+        <w:t xml:space="preserve">Treating the simulation series as a likelihood turns the observed trajectory into a posterior for how much closure the basin could contain. That posterior has a median of 0.23 and a 95 percent credible interval of 0.00 to 0.48, with only 3 percent of its mass at strengths of 0.5 or more. Mass here is probability. A posterior spreads a total of one across the possible values, and the share sitting in a range is how much of that total the data and the model place there.</w:t>
       </w:r>
     </w:p>
     <w:p>
@@ -2993,7 +3005,7 @@
         <w:pStyle w:val="BodyText"/>
       </w:pPr>
       <w:r>
-        <w:t xml:space="preserve">Time-averaging widens that posterior. Each assemblage pools sherds deposited over a span of time, and when the simulation includes that pooling the median rises to 0.31. The credible interval, the range that holds a stated share of the posterior probability, extends to 0.00 to 0.65, and the mass above 0.5 rises to 0.20. Time-averaging, rather than sample size alone, is what makes moderate closure hard to exclude. At this record size, and with its time-averaging, between-group variance is the one signature that can tell a bounded group from drift. The other three cannot separate closure from drift here at any strength, so we report them for completeness and draw no inference from them.</w:t>
+        <w:t xml:space="preserve">Time-averaging widens that posterior. Each assemblage pools sherds deposited over time, and when the simulation includes that pooling, the median rises to 0.31. The credible interval, the range that holds a stated share of the posterior probability, extends from 0.00 to 0.65, and the mass above 0.5 rises to 0.20. Time-averaging, not sample size alone, makes moderate closure hard to exclude. At this record size, and with its time-averaging, between-group variance is the one signature that can tell a bounded group from drift. The other three cannot separate closure from drift here at any strength. We report them here for completeness but can draw no inference from them.</w:t>
       </w:r>
     </w:p>
     <w:p>
@@ -3003,9 +3015,9 @@
       <w:r>
         <w:drawing>
           <wp:inline>
-            <wp:extent cx="5334000" cy="2719408"/>
+            <wp:extent cx="5334000" cy="2692949"/>
             <wp:effectExtent b="0" l="0" r="0" t="0"/>
-            <wp:docPr descr="Figure 5. Record-matched, size-controlled recovery of the signatures. Left: each signature’s response (Spearman trend versus ordinal position) to a known degree of group closure imposed on the real configuration of 29 assemblages and subsampled to a common count. Only cultural F_{ST} tracks the imposed closure monotonically. The neutral departure is non-monotonic in conformity, the spatial boundary is unresponsive at three spatial clusters, and the seriation statistic (maximal co-seriable groups per assemblage) does not rise. Right: the posterior over imposed closure strength given the observed trajectory statistic, with and without the record’s time-averaging. The median is 0.23 (interval 0.00 to 0.48) without time-averaging and 0.31 (0.00 to 0.65) with it, and the posterior mass above s = 0.5 is 0.03 and 0.20, respectively. The size-controlled empirical F_{ST} trend is a rank correlation of +0.027, averaged over 4,000 subsamples, against a draw-to-draw spread of -0.30 to +0.60." title="" id="136" name="Picture"/>
+            <wp:docPr descr="Figure 5. Record-matched, size-controlled recovery of the signatures. Left: each signature’s response (Spearman trend versus ordinal position) to a known degree of group closure imposed on the real configuration of 43 assemblages and subsampled to a common count. Only cultural F_{ST} tracks the imposed closure monotonically. The neutral departure is non-monotonic in conformity, the spatial boundary is unresponsive at three spatial clusters, and the seriation statistic (maximal co-seriable groups per assemblage) does not rise. Right: the posterior over imposed closure strength given the observed trajectory statistic, with and without the record’s time-averaging. The median is 0.07 (interval 0.00 to 0.25) without time-averaging and 0.10 (0.00 to 0.31) with it, and the posterior mass above s = 0.5 is 0.000 in both. The size-controlled empirical F_{ST} trend is a rank correlation of -0.756, averaged over 4,000 subsamples, against a draw-to-draw spread of -0.83 to -0.60." title="" id="136" name="Picture"/>
             <a:graphic>
               <a:graphicData uri="http://schemas.openxmlformats.org/drawingml/2006/picture">
                 <pic:pic>
@@ -3024,7 +3036,7 @@
                   <pic:spPr bwMode="auto">
                     <a:xfrm>
                       <a:off x="0" y="0"/>
-                      <a:ext cx="5334000" cy="2719408"/>
+                      <a:ext cx="5334000" cy="2692949"/>
                     </a:xfrm>
                     <a:prstGeom prst="rect">
                       <a:avLst/>
@@ -3058,7 +3070,7 @@
         <w:t xml:space="preserve"> </w:t>
       </w:r>
       <w:r>
-        <w:t xml:space="preserve">Record-matched, size-controlled recovery of the signatures. Left: each signature’s response (Spearman trend versus ordinal position) to a known degree of group closure imposed on the real configuration of 29 assemblages and subsampled to a common count. Only cultural</w:t>
+        <w:t xml:space="preserve">Record-matched, size-controlled recovery of the signatures. Left: each signature’s response (Spearman trend versus ordinal position) to a known degree of group closure imposed on the real configuration of 43 assemblages and subsampled to a common count. Only cultural</w:t>
       </w:r>
       <w:r>
         <w:t xml:space="preserve"> </w:t>
@@ -3084,7 +3096,7 @@
         <w:t xml:space="preserve"> </w:t>
       </w:r>
       <w:r>
-        <w:t xml:space="preserve">tracks the imposed closure monotonically. The neutral departure is non-monotonic in conformity, the spatial boundary is unresponsive at three spatial clusters, and the seriation statistic (maximal co-seriable groups per assemblage) does not rise. Right: the posterior over imposed closure strength given the observed trajectory statistic, with and without the record’s time-averaging. The median is 0.23 (interval 0.00 to 0.48) without time-averaging and 0.31 (0.00 to 0.65) with it, and the posterior mass above s = 0.5 is 0.03 and 0.20, respectively. The size-controlled empirical</w:t>
+        <w:t xml:space="preserve">tracks the imposed closure monotonically. The neutral departure is non-monotonic in conformity, the spatial boundary is unresponsive at three spatial clusters, and the seriation statistic (maximal co-seriable groups per assemblage) does not rise. Right: the posterior over imposed closure strength given the observed trajectory statistic, with and without the record’s time-averaging. The median is 0.07 (interval 0.00 to 0.25) without time-averaging and 0.10 (0.00 to 0.31) with it, and the posterior mass above s = 0.5 is 0.000 in both. The size-controlled empirical</w:t>
       </w:r>
       <w:r>
         <w:t xml:space="preserve"> </w:t>
@@ -3110,7 +3122,7 @@
         <w:t xml:space="preserve"> </w:t>
       </w:r>
       <w:r>
-        <w:t xml:space="preserve">trend is a rank correlation of +0.027, averaged over 4,000 subsamples, against a draw-to-draw spread of -0.30 to +0.60.</w:t>
+        <w:t xml:space="preserve">trend is a rank correlation of -0.756, averaged over 4,000 subsamples, against a draw-to-draw spread of -0.83 to -0.60.</w:t>
       </w:r>
     </w:p>
     <w:p>
@@ -3118,7 +3130,7 @@
         <w:pStyle w:val="BodyText"/>
       </w:pPr>
       <w:r>
-        <w:t xml:space="preserve">When the one reliable signature is applied to the St. Francis basin assemblages, it shows no closure beyond the distance-based expectation, and the apparent signatures in the other three are confounded with sample size (Figure 6). The raw trajectory along the seriation axis appears to dissociate, with the signatures moving apart rather than together, but two of its trends are sampling artifacts. Assemblage size itself trends with seriation position, so any estimator that is sensitive to sample size trends with it too.</w:t>
+        <w:t xml:space="preserve">When the one reliable signature is applied to the St. Francis basin assemblages, it shows no closure beyond the distance-based expectation, and the apparent signatures in the other three are confounded with sample size (Figure 6). The raw trajectory along the seriation axis appears to dissociate, with the signatures becoming more disparate rather than moving together. Two of its trends, though, are sampling artifacts. Assemblage size itself trends with seriation position, so any estimator that is sensitive to sample size trends with it too.</w:t>
       </w:r>
     </w:p>
     <w:p>
@@ -3126,7 +3138,7 @@
         <w:pStyle w:val="BodyText"/>
       </w:pPr>
       <w:r>
-        <w:t xml:space="preserve">Size control removes the apparent trend in cultural</w:t>
+        <w:t xml:space="preserve">Size control reverses the apparent trend in cultural</w:t>
       </w:r>
       <w:r>
         <w:t xml:space="preserve"> </w:t>
@@ -3149,7 +3161,7 @@
         </m:sSub>
       </m:oMath>
       <w:r>
-        <w:t xml:space="preserve">. Once we subsample every assemblage to a common sherd count, the trend across the sequence falls from a rank correlation of +0.60 to +0.027, averaged over 4,000 subsamples. Any one subsample returns a value somewhere between -0.30 and +0.60. The averaged trend of +0.027 is therefore an order of magnitude smaller than the spread from one draw to the next, which means this record cannot resolve it as a trend at all. What falls is the rank correlation of the trajectory with seriation position, not the value of</w:t>
+        <w:t xml:space="preserve">. Once we subsample every assemblage to a common sherd count, the trend across the sequence falls from a rank correlation of +0.60 to -0.756, averaged over 4,000 subsamples, and a single subsample returns a value between -0.83 and -0.60. Unlike the smaller assemblage sets we worked with earlier, that spread excludes zero: differentiation does not merely fail to rise along the sequence, it declines. What falls is the rank correlation of the trajectory with seriation position, not the value of</w:t>
       </w:r>
       <w:r>
         <w:t xml:space="preserve"> </w:t>
@@ -3175,7 +3187,7 @@
         <w:t xml:space="preserve"> </w:t>
       </w:r>
       <w:r>
-        <w:t xml:space="preserve">itself. The closure strengths consistent with that trend run from zero to moderate (posterior median 0.23, interval 0.00 to 0.48), so the trend is uninformative rather than a resolved positive result.</w:t>
+        <w:t xml:space="preserve">itself. The closure strengths consistent with that trend are near zero (posterior median 0.07, interval 0.00 to 0.25; 0.10 and 0.00 to 0.31 once the record’s time-averaging is imposed), and no posterior mass sits above s = 0.5.</w:t>
       </w:r>
     </w:p>
     <w:p>
@@ -3201,9 +3213,9 @@
       <w:r>
         <w:drawing>
           <wp:inline>
-            <wp:extent cx="5334000" cy="3949779"/>
+            <wp:extent cx="5334000" cy="3952347"/>
             <wp:effectExtent b="0" l="0" r="0" t="0"/>
-            <wp:docPr descr="Figure 6. The empirical four-signature trajectory along the CA seriation axis for the St. Francis basin (29 assemblages, six bins), size-controlled by subsampling every assemblage to a common count. The reliable signature, cultural F_{ST}, shows a negligible trend (rank correlation +0.027 averaged over 4,000 subsamples, against a draw-to-draw spread of -0.30 to +0.60, down from a raw +0.60 that was a sample-size artifact). The neutral departure, spatial boundary, and seriation group count are not reliable discriminators at this resolution (Figure 5) and are shown for completeness. Subsampling is without replacement. We average the three unreliable signatures over 400 draws and the F_{ST} trend over 4,000. Each panel is annotated with its rank correlation." title="" id="139" name="Picture"/>
+            <wp:docPr descr="Figure 6. The empirical four-signature trajectory along the CA seriation axis for the St. Francis basin (43 assemblages, six bins), size-controlled by subsampling every assemblage to a common count. The reliable signature, cultural F_{ST}, trends downward (rank correlation -0.756 averaged over 4,000 subsamples, against a draw-to-draw spread of -0.83 to -0.60, reversed from a raw +0.60 that was a sample-size artifact). The neutral departure, spatial boundary, and seriation group count are not reliable discriminators at this resolution (Figure 5) and are shown for completeness. Subsampling is without replacement. We average the three unreliable signatures over 400 draws and the F_{ST} trend over 4,000. Each panel is annotated with its rank correlation." title="" id="139" name="Picture"/>
             <a:graphic>
               <a:graphicData uri="http://schemas.openxmlformats.org/drawingml/2006/picture">
                 <pic:pic>
@@ -3222,7 +3234,7 @@
                   <pic:spPr bwMode="auto">
                     <a:xfrm>
                       <a:off x="0" y="0"/>
-                      <a:ext cx="5334000" cy="3949779"/>
+                      <a:ext cx="5334000" cy="3952347"/>
                     </a:xfrm>
                     <a:prstGeom prst="rect">
                       <a:avLst/>
@@ -3256,7 +3268,7 @@
         <w:t xml:space="preserve"> </w:t>
       </w:r>
       <w:r>
-        <w:t xml:space="preserve">The empirical four-signature trajectory along the CA seriation axis for the St. Francis basin (29 assemblages, six bins), size-controlled by subsampling every assemblage to a common count. The reliable signature, cultural</w:t>
+        <w:t xml:space="preserve">The empirical four-signature trajectory along the CA seriation axis for the St. Francis basin (43 assemblages, six bins), size-controlled by subsampling every assemblage to a common count. The reliable signature, cultural</w:t>
       </w:r>
       <w:r>
         <w:t xml:space="preserve"> </w:t>
@@ -3279,7 +3291,7 @@
         </m:sSub>
       </m:oMath>
       <w:r>
-        <w:t xml:space="preserve">, shows a negligible trend (rank correlation +0.027 averaged over 4,000 subsamples, against a draw-to-draw spread of -0.30 to +0.60, down from a raw +0.60 that was a sample-size artifact). The neutral departure, spatial boundary, and seriation group count are not reliable discriminators at this resolution (Figure 5) and are shown for completeness. Subsampling is without replacement. We average the three unreliable signatures over 400 draws and the</w:t>
+        <w:t xml:space="preserve">, trends downward (rank correlation -0.756 averaged over 4,000 subsamples, against a draw-to-draw spread of -0.83 to -0.60, reversed from a raw +0.60 that was a sample-size artifact). The neutral departure, spatial boundary, and seriation group count are not reliable discriminators at this resolution (Figure 5) and are shown for completeness. Subsampling is without replacement. We average the three unreliable signatures over 400 draws and the</w:t>
       </w:r>
       <w:r>
         <w:t xml:space="preserve"> </w:t>
@@ -3398,7 +3410,7 @@
         <w:t xml:space="preserve"> </w:t>
       </w:r>
       <w:r>
-        <w:t xml:space="preserve">along the sequence, which is a rank correlation and which shows no closure developing through time. The positive control asks a different question about the same signature. It asks not whether differentiation grows along the sequence, but whether its</w:t>
+        <w:t xml:space="preserve">along the sequence, which is a rank correlation and which shows no closure developing through time. The positive control asks a different question about the same signature. It does not ask whether differentiation grows along the sequence, but whether its</w:t>
       </w:r>
       <w:r>
         <w:t xml:space="preserve"> </w:t>
@@ -3414,7 +3426,7 @@
         <w:t xml:space="preserve"> </w:t>
       </w:r>
       <w:r>
-        <w:t xml:space="preserve">is what a no-groups process would produce at all. The two can disagree, and here they do. The answer to that second question depends on a step that earlier versions of this comparison, including our own, omitted. Following the finite-population network-drift model of Lipo, DiNapoli, Madsen, and Hunt</w:t>
+        <w:t xml:space="preserve">is what a no-groups process would produce at all. The two can disagree, and here they do. The answer to that second question depends on a calibration step, without which a between-group comparison measures the model’s parameter choices as much as the record. Following the finite-population network-drift model of Lipo, DiNapoli, Madsen, and Hunt</w:t>
       </w:r>
       <w:r>
         <w:t xml:space="preserve"> </w:t>
@@ -3465,7 +3477,7 @@
         <w:t xml:space="preserve"> </w:t>
       </w:r>
       <w:r>
-        <w:t xml:space="preserve">of 0.018 lies above the drift 95 percent interval of 0.0005 to 0.013 (median 0.003). Only 1.2 percent of simulated datasets reach the observed value under the seriation order, 0.8 percent under the reversed order, and 1.4 percent when the assemblages are treated as contemporaneous, and no diversity-matched parameter combination in the calibration series reaches it (Figure S4). Calibrated drift also returns a single ceramic community in 488 of 500 runs, whereas the data give two communities with a between-community</w:t>
+        <w:t xml:space="preserve">of 0.021 lies above the drift 95 percent interval of 0.0007 to 0.018 (median 0.004). Only 2.4 percent of simulated datasets reach the observed value under the seriation order, 0.8 percent under the reversed order, and 1.4 percent when the assemblages are treated as contemporaneous, and no diversity-matched parameter combination in the calibration series reaches it (Figure S4). Calibrated drift also returns a single ceramic community in 395 of 500 runs, whereas the data give two communities with a between-community</w:t>
       </w:r>
       <w:r>
         <w:t xml:space="preserve"> </w:t>
@@ -3491,7 +3503,7 @@
         <w:t xml:space="preserve"> </w:t>
       </w:r>
       <w:r>
-        <w:t xml:space="preserve">of 0.043. In the 12 runs that do return two communities, the between-community</w:t>
+        <w:t xml:space="preserve">of 0.040. In the 105 runs that do return two or more, the between-community</w:t>
       </w:r>
       <w:r>
         <w:t xml:space="preserve"> </w:t>
@@ -3517,7 +3529,7 @@
         <w:t xml:space="preserve"> </w:t>
       </w:r>
       <w:r>
-        <w:t xml:space="preserve">runs from 0.009 to 0.026, all below the observed value. It would be natural to interpret an excess over drift as the mark of a boundary. Whether it is depends on what a model with boundaries predicts, which is the next comparison.</w:t>
+        <w:t xml:space="preserve">runs from 0.002 to 0.031, all below the observed value. That drift produces multiple communities in a fifth of runs is worth stating plainly: the number of communities is a weak discriminator here, and only their differentiation separates the record from the null. It would be natural to interpret an excess over drift as the mark of a boundary. Whether it is depends on what a model with boundaries predicts, which is the next comparison.</w:t>
       </w:r>
     </w:p>
     <w:p>
@@ -3617,7 +3629,7 @@
         <w:pStyle w:val="BodyText"/>
       </w:pPr>
       <w:r>
-        <w:t xml:space="preserve">A partition-free model gives the same verdict from a different direction (Supplemental Text). Treating decorated-class composition as a continuous spatial field over the assemblage coordinates, with a separate term for whatever is specific to each site, the model attributes 96 percent of assemblage-level compositional variance to the spatial field (95 percent credible interval 0.90 to 0.99). Almost nothing remains of the site-specific character that bounded interaction groups would produce. Without containing any groups, the field reproduces the observed between-cluster</w:t>
+        <w:t xml:space="preserve">A partition-free model gives the same verdict from a different direction (Supplemental Text). Treating decorated-class composition as a continuous spatial field over the assemblage coordinates, with a separate term for whatever is specific to each site, the model attributes 97 percent of assemblage-level compositional variance to the spatial field (95 percent credible interval 0.93 to 0.99). Almost nothing remains of the site-specific character that bounded interaction groups would produce. Without containing any groups, the field reproduces the observed between-cluster</w:t>
       </w:r>
       <w:r>
         <w:t xml:space="preserve"> </w:t>
@@ -3666,10 +3678,10 @@
         <w:t xml:space="preserve"> </w:t>
       </w:r>
       <w:r>
-        <w:t xml:space="preserve">itself depends on how finely the basin is divided, rising from 0.0147 at two clusters to 0.0347 at six, though not on which particular division is drawn at a given grain (Supplemental Text).</w:t>
-      </w:r>
-    </w:p>
-    <w:bookmarkStart w:id="147" w:name="X38a0c6a9c650c3c6e71b804c682fc2a3dc35e63"/>
+        <w:t xml:space="preserve">itself depends on how finely the basin is divided, rising from 0.0075 at two clusters to 0.0415 at six, though not on which particular division is drawn at a given grain (Supplemental Text).</w:t>
+      </w:r>
+    </w:p>
+    <w:bookmarkStart w:id="156" w:name="X38a0c6a9c650c3c6e71b804c682fc2a3dc35e63"/>
     <w:p>
       <w:pPr>
         <w:pStyle w:val="Heading3"/>
@@ -3748,7 +3760,7 @@
         <w:t xml:space="preserve"> </w:t>
       </w:r>
       <w:r>
-        <w:t xml:space="preserve">divided by the model’s median. Calibrated drift, at 0.003 against the observed 0.018, falls short by about sixfold. Table 2 collects every account this paper tests, the two interpretations of the phase, the bounded-groups model, and the four relaxed assumptions. The grids and their diagnostics are in the Supplemental Text.</w:t>
+        <w:t xml:space="preserve">divided by the model’s median. Calibrated drift, at 0.004 against the observed 0.021, falls short by about sixfold. Table 2 collects every account this paper tests, the two interpretations of the phase, the bounded-groups model, and the four relaxed assumptions. The grids and their diagnostics are in the Supplemental Text.</w:t>
       </w:r>
     </w:p>
     <w:p>
@@ -3764,7 +3776,25 @@
         <w:pStyle w:val="BodyText"/>
       </w:pPr>
       <w:r>
-        <w:t xml:space="preserve">The fourth assumption matters most. When innovation respects group boundaries, so that each spatial cluster draws new variants from its own profile rather than from a region-wide pool, a weak boundary is enough. At a permuted fraction of 0.25, meaning that a quarter of the classes are reassigned within each cluster’s innovation profile, the model returns a between-cluster</w:t>
+        <w:t xml:space="preserve">The fourth assumption matters most. When innovation respects group boundaries, so that each spatial cluster draws new variants from its own profile rather than from a region-wide pool, a weak boundary moves the statistic further than any other relaxation we tried. At a permuted fraction of 0.25, meaning that a quarter of the classes are reassigned within each cluster’s innovation profile, the shortfall falls from 7.2-fold to 1.9-fold with within-assemblage diversity, class richness and pooled diversity all inside the calibration’s tolerance. It is the only one of the four that changes what innovation does rather than how fast drift runs, so it raises differentiation without disturbing diversity. It does not, however, close the gap: the median is 0.0107 against the observed 0.0207, and every stronger setting breaks the diversity match. We report the value at 1,200 realizations per cell because at 250 this cell sits on the tolerance edge and is called the other way. This model is still a drift model. Nothing in it restricts who copies whom, and no boundary interrupts copying anywhere. The single change is that new styles arise locally rather than at the same rates across the whole basin. It is also the assumption our own comparison was least equipped to question, since drawing innovation from the regional profile gives both the drift and the bounded-groups model a source of new variants that no boundary interrupts.</w:t>
+      </w:r>
+    </w:p>
+    <w:p>
+      <w:pPr>
+        <w:pStyle w:val="BodyText"/>
+      </w:pPr>
+      <w:r>
+        <w:rPr>
+          <w:b/>
+          <w:bCs/>
+        </w:rPr>
+        <w:t xml:space="preserve">Table 2.</w:t>
+      </w:r>
+      <w:r>
+        <w:t xml:space="preserve"> </w:t>
+      </w:r>
+      <w:r>
+        <w:t xml:space="preserve">Every account of the St. Francis basin pattern that this paper tests, what each predicts, and how it fared. The first two rows are the competing interpretations of the phase itself. The remaining five are candidate explanations for what the calibrated drift model leaves over. The standard for the last four rows is the same throughout, and is stated in the text above. Relaxing an assumption closes the shortfall only if it reaches the observed between-cluster</w:t>
       </w:r>
       <w:r>
         <w:t xml:space="preserve"> </w:t>
@@ -3790,51 +3820,7 @@
         <w:t xml:space="preserve"> </w:t>
       </w:r>
       <w:r>
-        <w:t xml:space="preserve">of 0.016 against the observed 0.018, with within-assemblage diversity, class richness and pooled diversity all inside the calibration’s tolerance. It is the only one of the four that changes what innovation does rather than how fast drift runs, so it raises differentiation without disturbing diversity. This model is still a drift model. Nothing in it restricts who copies whom, and no boundary interrupts copying anywhere. The single change is that new styles arise locally rather than at the same rates across the whole basin. It is also the assumption our own comparison was least equipped to question, since drawing innovation from the regional profile gives both the drift and the bounded-groups model a source of new variants that no boundary interrupts.</w:t>
-      </w:r>
-    </w:p>
-    <w:p>
-      <w:pPr>
-        <w:pStyle w:val="BodyText"/>
-      </w:pPr>
-      <w:r>
-        <w:rPr>
-          <w:b/>
-          <w:bCs/>
-        </w:rPr>
-        <w:t xml:space="preserve">Table 2.</w:t>
-      </w:r>
-      <w:r>
-        <w:t xml:space="preserve"> </w:t>
-      </w:r>
-      <w:r>
-        <w:t xml:space="preserve">Every account of the St. Francis basin pattern that this paper tests, what each predicts, and how it fared. The first two rows are the competing interpretations of the phase itself. The remaining five are candidate explanations for what the calibrated drift model leaves over. The standard for the last four rows is the same throughout, and is stated in the text above. Relaxing an assumption closes the shortfall only if it reaches the observed between-cluster</w:t>
-      </w:r>
-      <w:r>
-        <w:t xml:space="preserve"> </w:t>
-      </w:r>
-      <m:oMath>
-        <m:sSub>
-          <m:e>
-            <m:r>
-              <m:t>F</m:t>
-            </m:r>
-          </m:e>
-          <m:sub>
-            <m:r>
-              <m:t>S</m:t>
-            </m:r>
-            <m:r>
-              <m:t>T</m:t>
-            </m:r>
-          </m:sub>
-        </m:sSub>
-      </m:oMath>
-      <w:r>
-        <w:t xml:space="preserve"> </w:t>
-      </w:r>
-      <w:r>
-        <w:t xml:space="preserve">of 0.018</w:t>
+        <w:t xml:space="preserve">of 0.021</w:t>
       </w:r>
       <w:r>
         <w:t xml:space="preserve"> </w:t>
@@ -3992,7 +3978,7 @@
               <w:t xml:space="preserve"> </w:t>
             </w:r>
             <w:r>
-              <w:t xml:space="preserve">is recoverable at this resolution, and its size-controlled trend is +0.027 against a draw-to-draw spread of -0.30 to +0.60</w:t>
+              <w:t xml:space="preserve">is recoverable at this resolution, and its size-controlled trend is -0.756 against a draw-to-draw spread of -0.83 to +0.60</w:t>
             </w:r>
           </w:p>
         </w:tc>
@@ -4100,7 +4086,7 @@
               <w:t xml:space="preserve"> </w:t>
             </w:r>
             <w:r>
-              <w:t xml:space="preserve">by about sixfold (0.003 against 0.018)</w:t>
+              <w:t xml:space="preserve">by about sixfold (0.004 against 0.021)</w:t>
             </w:r>
           </w:p>
         </w:tc>
@@ -4176,7 +4162,7 @@
                 <w:b/>
                 <w:bCs/>
               </w:rPr>
-              <w:t xml:space="preserve">Not supported.</w:t>
+              <w:t xml:space="preserve">Fails the standard.</w:t>
             </w:r>
             <w:r>
               <w:t xml:space="preserve"> </w:t>
@@ -4208,7 +4194,7 @@
               <w:t xml:space="preserve"> </w:t>
             </w:r>
             <w:r>
-              <w:t xml:space="preserve">rises only to 0.003 to 0.006; the observation is reached only through the upper tail</w:t>
+              <w:t xml:space="preserve">rises from 0.003 to 0.021, reaching the observation at the strongest restriction, but every cell breaks the diversity match: class richness falls 11 to 22 percent below the observed value</w:t>
             </w:r>
           </w:p>
         </w:tc>
@@ -4243,7 +4229,7 @@
               <w:pStyle w:val="Compact"/>
             </w:pPr>
             <w:r>
-              <w:t xml:space="preserve">Per-site populations drawn lognormal, coefficient of variation 0 to 3, against the 0.9 to 1.6 bracket implied by mound height</w:t>
+              <w:t xml:space="preserve">Per-site populations drawn lognormal, coefficient of variation 0 to 3, against the 0.9 to 1.9 bracket implied by mound height</w:t>
             </w:r>
           </w:p>
         </w:tc>
@@ -4284,7 +4270,7 @@
               <w:t xml:space="preserve"> </w:t>
             </w:r>
             <w:r>
-              <w:t xml:space="preserve">rises about fivefold, but the average population that governs drift falls with it, so within-assemblage diversity drops below the observed value; shortfall still two- to threefold at the mound-height bracket</w:t>
+              <w:t xml:space="preserve">rises from 0.0029 to 0.0167, but the average population that governs drift falls with it, and the diversity match breaks above a coefficient of variation of 1.0; shortfall fourfold at 1.0 and still twofold at 2.0, where the match is already gone</w:t>
             </w:r>
           </w:p>
         </w:tc>
@@ -4340,7 +4326,7 @@
               <w:t xml:space="preserve"> </w:t>
             </w:r>
             <w:r>
-              <w:t xml:space="preserve">The best cell, a Gaussian decay at 6 km, narrows the shortfall to 1.8-fold but breaks the diversity match; no diversity-matched parameter combination reaches the observation</w:t>
+              <w:t xml:space="preserve">The best cell, a Gaussian decay at 6 km, narrows the shortfall to 2.1-fold but breaks the diversity match; the best diversity-matched cell, an exponential decay at 12 km, leaves a fourfold shortfall</w:t>
             </w:r>
           </w:p>
         </w:tc>
@@ -4396,7 +4382,7 @@
               <w:t xml:space="preserve"> </w:t>
             </w:r>
             <w:r>
-              <w:t xml:space="preserve">The median moves from 0.0031 to 0.0030; the statistic is essentially unaffected</w:t>
+              <w:t xml:space="preserve">The median stays at 0.0029 at every half-range and the shortfall at 7.0 to 7.2-fold; the statistic is unaffected</w:t>
             </w:r>
           </w:p>
         </w:tc>
@@ -4431,7 +4417,7 @@
               <w:pStyle w:val="Compact"/>
             </w:pPr>
             <w:r>
-              <w:t xml:space="preserve">Each spatial cluster innovates from a random partial permutation of the regional class profile, permuted fraction 0 to 1</w:t>
+              <w:t xml:space="preserve">Each spatial cluster innovates from a random partial permutation of the regional class profile, permuted fraction 0 to 1, at 1,200 realizations per cell</w:t>
             </w:r>
           </w:p>
         </w:tc>
@@ -4446,39 +4432,13 @@
                 <w:b/>
                 <w:bCs/>
               </w:rPr>
-              <w:t xml:space="preserve">Meets the standard.</w:t>
+              <w:t xml:space="preserve">Comes closest, and still fails.</w:t>
             </w:r>
             <w:r>
               <w:t xml:space="preserve"> </w:t>
             </w:r>
             <w:r>
-              <w:t xml:space="preserve">At permuted fractions of 0.25 and 0.3 the model gives</w:t>
-            </w:r>
-            <w:r>
-              <w:t xml:space="preserve"> </w:t>
-            </w:r>
-            <m:oMath>
-              <m:sSub>
-                <m:e>
-                  <m:r>
-                    <m:t>F</m:t>
-                  </m:r>
-                </m:e>
-                <m:sub>
-                  <m:r>
-                    <m:t>S</m:t>
-                  </m:r>
-                  <m:r>
-                    <m:t>T</m:t>
-                  </m:r>
-                </m:sub>
-              </m:sSub>
-            </m:oMath>
-            <w:r>
-              <w:t xml:space="preserve"> </w:t>
-            </w:r>
-            <w:r>
-              <w:t xml:space="preserve">0.016 and 0.019 against the observed 0.018, with all three diversity summaries matched and the misfit no worse than at a fraction of zero</w:t>
+              <w:t xml:space="preserve">The shortfall falls from 7.2-fold to 1.9-fold while all three diversity summaries stay matched, the only departure to move the statistic substantially without breaking the calibration. But at a permuted fraction of 0.25 the median is 0.0107 against the observed 0.0207, and every stronger setting breaks the match</w:t>
             </w:r>
           </w:p>
         </w:tc>
@@ -4515,7 +4475,7 @@
         <w:pStyle w:val="BodyText"/>
       </w:pPr>
       <w:r>
-        <w:t xml:space="preserve">On these analyses, Parkin joins several seriation orderings rather than belonging to one bounded community. Deterministic seriation of the basin assemblages returns a deeply fragmented structure dominated by bridging assemblages, not a single coherent ordering. At a continuity threshold of 0.1, it yields 35 maximal co-seriable groups with a maximum size of four, and 17 of the 29 assemblages belong to more than one group (Figure 7). The counts scale with the threshold. The fragmented, overlapping topology does not. That overlap is what distinguishes this from partitioned learning. Groups that had actually closed would give orderings that are incompatible</w:t>
+        <w:t xml:space="preserve">On these analyses, Parkin joins several seriation orderings rather than belonging to one bounded community. Deterministic seriation of the basin assemblages returns a deeply fragmented structure dominated by bridging assemblages, not a single coherent ordering. At a continuity threshold of 0.1, it yields 90 maximal co-seriable groups with a maximum size of four, and 32 of the 43 assemblages belong to more than one group (Figure 7). The counts scale with the threshold. The fragmented, overlapping topology does not. That overlap is what distinguishes this from partitioned learning. Groups that had actually closed would give orderings that are incompatible</w:t>
       </w:r>
       <w:r>
         <w:t xml:space="preserve"> </w:t>
@@ -4531,7 +4491,7 @@
         <w:t xml:space="preserve"> </w:t>
       </w:r>
       <w:r>
-        <w:t xml:space="preserve">disjoint, whereas here most assemblages belong to several at once. The field is too continuous to resolve into one ordering, not a set of bounded traditions. Parkin is one of the bridge assemblages, a member of four groups and ranked eighth of 29, sitting across orderings rather than at the center of one. Lipo, Madsen, and Dunnell</w:t>
+        <w:t xml:space="preserve">disjoint, whereas here most assemblages belong to several at once. The field is too continuous to resolve into one ordering, not a set of bounded traditions. Parkin is one of the bridge assemblages, a member of fifteen groups and ranked third of 43, sitting across orderings rather than at the center of one. Lipo, Madsen, and Dunnell</w:t>
       </w:r>
       <w:r>
         <w:t xml:space="preserve"> </w:t>
@@ -4553,9 +4513,9 @@
       <w:r>
         <w:drawing>
           <wp:inline>
-            <wp:extent cx="5334000" cy="3664758"/>
+            <wp:extent cx="5334000" cy="3507669"/>
             <wp:effectExtent b="0" l="0" r="0" t="0"/>
-            <wp:docPr descr="Figure 7. Deterministic frequency-seriation (IDSS, the iterative deterministic seriation solution) structure of the basin assemblages. Left: the distribution of co-seriable group sizes, a deeply fragmented structure (35 maximal groups, maximum size four). Right: the most connected assemblages ranked by the number of groups they belong to, with Parkin highlighted as a bridge (member of 4 groups, ranked eighth of 29) that sits across orderings rather than at the center of one bounded community." title="" id="142" name="Picture"/>
+            <wp:docPr descr="Figure 7. Deterministic frequency-seriation (IDSS, the iterative deterministic seriation solution) structure of the basin assemblages. Left: the distribution of co-seriable group sizes, a deeply fragmented structure (90 maximal groups, maximum size four). Right: the most connected assemblages ranked by the number of groups they belong to, with Parkin highlighted as a bridge (member of 15 groups, ranked third of 43) that sits across orderings rather than at the center of one bounded community." title="" id="142" name="Picture"/>
             <a:graphic>
               <a:graphicData uri="http://schemas.openxmlformats.org/drawingml/2006/picture">
                 <pic:pic>
@@ -4574,7 +4534,7 @@
                   <pic:spPr bwMode="auto">
                     <a:xfrm>
                       <a:off x="0" y="0"/>
-                      <a:ext cx="5334000" cy="3664758"/>
+                      <a:ext cx="5334000" cy="3507669"/>
                     </a:xfrm>
                     <a:prstGeom prst="rect">
                       <a:avLst/>
@@ -4608,7 +4568,7 @@
         <w:t xml:space="preserve"> </w:t>
       </w:r>
       <w:r>
-        <w:t xml:space="preserve">Deterministic frequency-seriation (IDSS, the iterative deterministic seriation solution) structure of the basin assemblages. Left: the distribution of co-seriable group sizes, a deeply fragmented structure (35 maximal groups, maximum size four). Right: the most connected assemblages ranked by the number of groups they belong to, with Parkin highlighted as a bridge (member of 4 groups, ranked eighth of 29) that sits across orderings rather than at the center of one bounded community.</w:t>
+        <w:t xml:space="preserve">Deterministic frequency-seriation (IDSS, the iterative deterministic seriation solution) structure of the basin assemblages. Left: the distribution of co-seriable group sizes, a deeply fragmented structure (90 maximal groups, maximum size four). Right: the most connected assemblages ranked by the number of groups they belong to, with Parkin highlighted as a bridge (member of 15 groups, ranked third of 43) that sits across orderings rather than at the center of one bounded community.</w:t>
       </w:r>
     </w:p>
     <w:p>
@@ -4702,9 +4662,466 @@
         <w:t xml:space="preserve">Settlement cross-check. Main panel: within-basin ranking of maximum mound height, the one field recorded in the same way for every site (Parkin’s mound area is recorded as zero, an undercount, so area is not used). Parkin’s principal mound is 21.3 ft (6.5 m) after Morse (1981, 1990), which places it second among the 55 basin sites with a recorded height; the compilation this figure otherwise draws on gives Parkin 23 ft, and that substitution is recorded in data/raw/mound_height_corrections.csv. The distribution is graded, with no gap at the top (tallest-to-second ratio 1.08), which marks Parkin as a prominent center rather than a redistributive apex. Inset: the proportion of sites with a mound, a defensive ditch, and St. Francis-type fortification across the basin set (n = 92).</w:t>
       </w:r>
     </w:p>
-    <w:bookmarkEnd w:id="147"/>
-    <w:bookmarkEnd w:id="148"/>
-    <w:bookmarkStart w:id="149" w:name="discussion"/>
+    <w:p>
+      <w:pPr>
+        <w:pStyle w:val="BodyText"/>
+      </w:pPr>
+      <w:r>
+        <w:t xml:space="preserve">Everything above measures differentiation across a partition the analysis draws, which answers whether structure exists at a given grain. It does not answer the question the phases themselves pose, which is whether the boundaries culture history drew are where that structure lies. The phases are not arbitrary lines. They are where generations of workers thought they saw structure, so the question is what that perception was tracking.</w:t>
+      </w:r>
+    </w:p>
+    <w:p>
+      <w:pPr>
+        <w:pStyle w:val="BodyText"/>
+      </w:pPr>
+      <w:r>
+        <w:t xml:space="preserve">The answer depends first on grain, and that dependence is itself a result (Figure 12A). Calibrated drift produces much the same modest differentiation however finely the assemblages are grouped, its median between-cluster</w:t>
+      </w:r>
+      <w:r>
+        <w:t xml:space="preserve"> </w:t>
+      </w:r>
+      <m:oMath>
+        <m:sSub>
+          <m:e>
+            <m:r>
+              <m:t>F</m:t>
+            </m:r>
+          </m:e>
+          <m:sub>
+            <m:r>
+              <m:t>S</m:t>
+            </m:r>
+            <m:r>
+              <m:t>T</m:t>
+            </m:r>
+          </m:sub>
+        </m:sSub>
+      </m:oMath>
+      <w:r>
+        <w:t xml:space="preserve"> </w:t>
+      </w:r>
+      <w:r>
+        <w:t xml:space="preserve">rising only from 0.003 at two groups to 0.005 at six. The observed values do not behave that way. At two groups the record falls inside what drift produces; from three groups upward it exceeds the 95 percent interval, and the gap widens monotonically to roughly eightfold at six groups. Drift on the real geography accounts for the broad regional pattern and fails locally, and the finer the cut the worse it fails. No single</w:t>
+      </w:r>
+      <w:r>
+        <w:t xml:space="preserve"> </w:t>
+      </w:r>
+      <m:oMath>
+        <m:sSub>
+          <m:e>
+            <m:r>
+              <m:t>F</m:t>
+            </m:r>
+          </m:e>
+          <m:sub>
+            <m:r>
+              <m:t>S</m:t>
+            </m:r>
+            <m:r>
+              <m:t>T</m:t>
+            </m:r>
+          </m:sub>
+        </m:sSub>
+      </m:oMath>
+      <w:r>
+        <w:t xml:space="preserve"> </w:t>
+      </w:r>
+      <w:r>
+        <w:t xml:space="preserve">is therefore</w:t>
+      </w:r>
+      <w:r>
+        <w:t xml:space="preserve"> </w:t>
+      </w:r>
+      <w:r>
+        <w:rPr>
+          <w:i/>
+          <w:iCs/>
+        </w:rPr>
+        <w:t xml:space="preserve">the</w:t>
+      </w:r>
+      <w:r>
+        <w:t xml:space="preserve"> </w:t>
+      </w:r>
+      <w:r>
+        <w:t xml:space="preserve">value for this basin; the level is a property of the scale, and only the comparison against drift is stable across scales.</w:t>
+      </w:r>
+    </w:p>
+    <w:p>
+      <w:pPr>
+        <w:pStyle w:val="BodyText"/>
+      </w:pPr>
+      <w:r>
+        <w:t xml:space="preserve">We then computed the between-group</w:t>
+      </w:r>
+      <w:r>
+        <w:t xml:space="preserve"> </w:t>
+      </w:r>
+      <m:oMath>
+        <m:sSub>
+          <m:e>
+            <m:r>
+              <m:t>F</m:t>
+            </m:r>
+          </m:e>
+          <m:sub>
+            <m:r>
+              <m:t>S</m:t>
+            </m:r>
+            <m:r>
+              <m:t>T</m:t>
+            </m:r>
+          </m:sub>
+        </m:sSub>
+      </m:oMath>
+      <w:r>
+        <w:t xml:space="preserve"> </w:t>
+      </w:r>
+      <w:r>
+        <w:t xml:space="preserve">under the phase assignments themselves, 0.0259, and placed it against partitions that carry the phases’ own group sizes (10, 3, 4, 11, and 15 assemblages) but draw their boundaries elsewhere (Figure 12B, 12C). Against labels shuffled at random, which destroys geography, the phase partition exceeds 1,994 of 2,000 draws: assemblages near one another do resemble one another, as isolation by distance produces on its own. Against 1,000 partitions whose seed points fall at random, each assemblage assigned by exact minimum-cost matching under the phase group sizes, it sits at the 33rd percentile against a median of 0.0277. Against 1,000 partitions drawn instead to minimize within-group dispersion, it sits at the 22nd percentile against a median of 0.0290. Those percentiles are one-sided empirical percentiles; resampling the ensembles at the same draw count puts them at the 30th to 36th and the 20th to 25th.</w:t>
+      </w:r>
+    </w:p>
+    <w:p>
+      <w:pPr>
+        <w:pStyle w:val="BodyText"/>
+      </w:pPr>
+      <w:r>
+        <w:t xml:space="preserve">The phase boundaries therefore carry little more information about where ceramic differences lie than an uninformed division of the same ground into groups of the same sizes, and less than a division drawn to be spatially tight. A partition marking real interaction communities should behave otherwise: it should stand well above both, because its boundaries would be where the differences are. What the boundaries do track is spatial compactness, and closely. Their within-group dispersion, 161.8 km² per assemblage, is within 1.2 percent of the tightest five-way division of these assemblages at these group sizes that our search found, and a local search minimizing dispersion, which never sees a potsherd, returned the phase partition exactly in 6 of 1,000 random restarts. What the phase scheme appears to record is the gradient itself, real spatial structure read as edges.</w:t>
+      </w:r>
+    </w:p>
+    <w:p>
+      <w:pPr>
+        <w:pStyle w:val="BodyText"/>
+      </w:pPr>
+      <w:r>
+        <w:t xml:space="preserve">This comparison is internal to the partition and does not depend on the drift model, so the residual that model leaves does not bear on it. It does share the record’s central limitation. With an ordinal chronology derived from the same frequencies, a partition that is chronologically coherent will differentiate for reasons that are not spatial, and that applies to the phase partition and to every alternative it is judged against alike.</w:t>
+      </w:r>
+    </w:p>
+    <w:p>
+      <w:pPr>
+        <w:pStyle w:val="CaptionedFigure"/>
+      </w:pPr>
+      <w:r>
+        <w:drawing>
+          <wp:inline>
+            <wp:extent cx="5334000" cy="2584123"/>
+            <wp:effectExtent b="0" l="0" r="0" t="0"/>
+            <wp:docPr descr="Figure 12. Scale and boundaries. (A) Observed between-cluster cultural F_{ST} against the calibrated spatial-drift null as the basin is partitioned into two through six groups. The drift band is nearly flat; the observed values leave it from three groups upward and the gap widens with grain. (B) Within-group dispersion against cultural F_{ST} for 1,000 partitions carrying the phases’ group sizes with seed points placed at random (light) and 1,000 drawn to minimize dispersion (dark); the star is the phase partition. Differentiation is not a simple function of how tight the groups are (Spearman −0.05 and +0.23 within the two clouds), and the phases are tighter than every random-boundary draw and all but 11 of the 1,000 dispersion-minimizing ones. (C) The phase partition’s F_{ST} (solid line) against the dispersion-minimizing ensemble, in which it sits at the 22nd percentile." title="" id="148" name="Picture"/>
+            <a:graphic>
+              <a:graphicData uri="http://schemas.openxmlformats.org/drawingml/2006/picture">
+                <pic:pic>
+                  <pic:nvPicPr>
+                    <pic:cNvPr descr="../../figures/fig12_phase_partition.png" id="149" name="Picture"/>
+                    <pic:cNvPicPr>
+                      <a:picLocks noChangeArrowheads="1" noChangeAspect="1"/>
+                    </pic:cNvPicPr>
+                  </pic:nvPicPr>
+                  <pic:blipFill>
+                    <a:blip r:embed="rId147"/>
+                    <a:stretch>
+                      <a:fillRect/>
+                    </a:stretch>
+                  </pic:blipFill>
+                  <pic:spPr bwMode="auto">
+                    <a:xfrm>
+                      <a:off x="0" y="0"/>
+                      <a:ext cx="5334000" cy="2584123"/>
+                    </a:xfrm>
+                    <a:prstGeom prst="rect">
+                      <a:avLst/>
+                    </a:prstGeom>
+                    <a:noFill/>
+                    <a:ln w="9525">
+                      <a:noFill/>
+                      <a:headEnd/>
+                      <a:tailEnd/>
+                    </a:ln>
+                  </pic:spPr>
+                </pic:pic>
+              </a:graphicData>
+            </a:graphic>
+          </wp:inline>
+        </w:drawing>
+      </w:r>
+    </w:p>
+    <w:p>
+      <w:pPr>
+        <w:pStyle w:val="ImageCaption"/>
+      </w:pPr>
+      <w:r>
+        <w:rPr>
+          <w:b/>
+          <w:bCs/>
+        </w:rPr>
+        <w:t xml:space="preserve">Figure 12.</w:t>
+      </w:r>
+      <w:r>
+        <w:t xml:space="preserve"> </w:t>
+      </w:r>
+      <w:r>
+        <w:t xml:space="preserve">Scale and boundaries. (A) Observed between-cluster cultural</w:t>
+      </w:r>
+      <w:r>
+        <w:t xml:space="preserve"> </w:t>
+      </w:r>
+      <m:oMath>
+        <m:sSub>
+          <m:e>
+            <m:r>
+              <m:t>F</m:t>
+            </m:r>
+          </m:e>
+          <m:sub>
+            <m:r>
+              <m:t>S</m:t>
+            </m:r>
+            <m:r>
+              <m:t>T</m:t>
+            </m:r>
+          </m:sub>
+        </m:sSub>
+      </m:oMath>
+      <w:r>
+        <w:t xml:space="preserve"> </w:t>
+      </w:r>
+      <w:r>
+        <w:t xml:space="preserve">against the calibrated spatial-drift null as the basin is partitioned into two through six groups. The drift band is nearly flat; the observed values leave it from three groups upward and the gap widens with grain. (B) Within-group dispersion against cultural</w:t>
+      </w:r>
+      <w:r>
+        <w:t xml:space="preserve"> </w:t>
+      </w:r>
+      <m:oMath>
+        <m:sSub>
+          <m:e>
+            <m:r>
+              <m:t>F</m:t>
+            </m:r>
+          </m:e>
+          <m:sub>
+            <m:r>
+              <m:t>S</m:t>
+            </m:r>
+            <m:r>
+              <m:t>T</m:t>
+            </m:r>
+          </m:sub>
+        </m:sSub>
+      </m:oMath>
+      <w:r>
+        <w:t xml:space="preserve"> </w:t>
+      </w:r>
+      <w:r>
+        <w:t xml:space="preserve">for 1,000 partitions carrying the phases’ group sizes with seed points placed at random (light) and 1,000 drawn to minimize dispersion (dark); the star is the phase partition. Differentiation is not a simple function of how tight the groups are (Spearman −0.05 and +0.23 within the two clouds), and the phases are tighter than every random-boundary draw and all but 11 of the 1,000 dispersion-minimizing ones. (C) The phase partition’s</w:t>
+      </w:r>
+      <w:r>
+        <w:t xml:space="preserve"> </w:t>
+      </w:r>
+      <m:oMath>
+        <m:sSub>
+          <m:e>
+            <m:r>
+              <m:t>F</m:t>
+            </m:r>
+          </m:e>
+          <m:sub>
+            <m:r>
+              <m:t>S</m:t>
+            </m:r>
+            <m:r>
+              <m:t>T</m:t>
+            </m:r>
+          </m:sub>
+        </m:sSub>
+      </m:oMath>
+      <w:r>
+        <w:t xml:space="preserve"> </w:t>
+      </w:r>
+      <w:r>
+        <w:t xml:space="preserve">(solid line) against the dispersion-minimizing ensemble, in which it sits at the 22nd percentile.</w:t>
+      </w:r>
+    </w:p>
+    <w:p>
+      <w:pPr>
+        <w:pStyle w:val="BodyText"/>
+      </w:pPr>
+      <w:r>
+        <w:t xml:space="preserve">If the boundaries are not where the differences are, what does the scheme record? We clustered the assemblages in a joint space of site coordinates and decorated-class composition, varying how much weight composition carries, and scored each result against the published phase assignments with the adjusted Rand index, which is zero in expectation for unrelated partitions (Figure 14). The nine assemblages this study places by territory are excluded from that score, because a geographic fill rule measured against geography would manufacture the agreement it is meant to test; the remaining 34 are Mainfort’s own assignments. Partitions carrying the phases’ group sizes with their boundaries placed at random agree at 0.356, which is what the group sizes alone produce. The site coordinates alone reach a median of 0.678 over 40 k-means initializations, though they are unstable across them, ranging to 1.000. Adding composition at a weight of 0.1 to 0.25 raises the median to 0.815 and removes that instability, every initialization returning the same partition at a weight of 0.25. Weighting composition equally with the coordinates lowers the median to 0.737, and composition alone reaches 0.138. The phase scheme is therefore neither a partition of the map nor a reading of the pottery. It is the pottery seen through where the sites are, with geography carrying roughly four times the weight.</w:t>
+      </w:r>
+    </w:p>
+    <w:p>
+      <w:pPr>
+        <w:pStyle w:val="BodyText"/>
+      </w:pPr>
+      <w:r>
+        <w:t xml:space="preserve">That figure is reported under the chi-square transform because it is the only one of the three we ran that has no free parameter. Thirty-nine percent of the cells in this matrix are zero, so a log-ratio transform cannot be computed without deciding what a zero is worth, and that decision moves the agreement from 0.74 to a perfect 1.00 as absence is amplified harder. The sensitivity is reported in full in the Supplemental Text rather than resolved by a choice.</w:t>
+      </w:r>
+    </w:p>
+    <w:p>
+      <w:pPr>
+        <w:pStyle w:val="BodyText"/>
+      </w:pPr>
+      <w:r>
+        <w:t xml:space="preserve">The boundaries themselves give the same answer from a different direction. Treating decorated-class composition as a continuous field and taking its local gradient yields a rate of compositional turnover at every point in the basin, in proportion units per kilometer (Figure 13A). An edge between interaction communities would appear as a ridge in that field. The published boundaries do not lie on ridges. Median turnover along them is 0.0087 per kilometer against 0.0112 for boundaries built the same way from 200 partitions carrying the phases’ group sizes with their seeds placed at random, which puts the phase boundaries at the 3rd percentile (Figure 13B). They fall where composition changes unusually slowly, not unusually fast. We report that matched comparison rather than the more obvious one against the mapped area as a whole, which gives the 19th percentile and is an artifact: turnover falls where local support rises, and boundaries of this construction necessarily lie in the interior of the site distribution, where support is highest.</w:t>
+      </w:r>
+    </w:p>
+    <w:p>
+      <w:pPr>
+        <w:pStyle w:val="CaptionedFigure"/>
+      </w:pPr>
+      <w:r>
+        <w:drawing>
+          <wp:inline>
+            <wp:extent cx="5098009" cy="2911400"/>
+            <wp:effectExtent b="0" l="0" r="0" t="0"/>
+            <wp:docPr descr="Figure 13. Groupness as a continuous field. (A) Compositional turnover, the root sum of squares of the local weighted-least-squares gradient of the ten decorated-class proportions, on a 160 by 160 grid with a 15 km Gaussian bandwidth, masked where local support falls below two effective assemblages. Circles are assemblages. (B) The same field with the published phase boundaries drawn on it. Median turnover along those boundaries sits at the 3rd percentile of boundaries induced by 200 size-matched partitions with seeds placed at random. (C) Observed cultural F_{ST} against group radius in kilometers, with the calibrated drift band behind it; the axis runs from coarse to fine. The band is nearly flat while the observed value rises from 0.0076 at a 26 km radius to 0.0512 at 7 km. Past a radius of about 10 km the partition begins isolating single assemblages, so finer grains are shown but should not be read as structure." title="" id="151" name="Picture"/>
+            <a:graphic>
+              <a:graphicData uri="http://schemas.openxmlformats.org/drawingml/2006/picture">
+                <pic:pic>
+                  <pic:nvPicPr>
+                    <pic:cNvPr descr="../../figures/fig13_groupness_surface.png" id="152" name="Picture"/>
+                    <pic:cNvPicPr>
+                      <a:picLocks noChangeArrowheads="1" noChangeAspect="1"/>
+                    </pic:cNvPicPr>
+                  </pic:nvPicPr>
+                  <pic:blipFill>
+                    <a:blip r:embed="rId150"/>
+                    <a:stretch>
+                      <a:fillRect/>
+                    </a:stretch>
+                  </pic:blipFill>
+                  <pic:spPr bwMode="auto">
+                    <a:xfrm>
+                      <a:off x="0" y="0"/>
+                      <a:ext cx="5098009" cy="2911400"/>
+                    </a:xfrm>
+                    <a:prstGeom prst="rect">
+                      <a:avLst/>
+                    </a:prstGeom>
+                    <a:noFill/>
+                    <a:ln w="9525">
+                      <a:noFill/>
+                      <a:headEnd/>
+                      <a:tailEnd/>
+                    </a:ln>
+                  </pic:spPr>
+                </pic:pic>
+              </a:graphicData>
+            </a:graphic>
+          </wp:inline>
+        </w:drawing>
+      </w:r>
+    </w:p>
+    <w:p>
+      <w:pPr>
+        <w:pStyle w:val="ImageCaption"/>
+      </w:pPr>
+      <w:r>
+        <w:rPr>
+          <w:b/>
+          <w:bCs/>
+        </w:rPr>
+        <w:t xml:space="preserve">Figure 13.</w:t>
+      </w:r>
+      <w:r>
+        <w:t xml:space="preserve"> </w:t>
+      </w:r>
+      <w:r>
+        <w:t xml:space="preserve">Groupness as a continuous field. (A) Compositional turnover, the root sum of squares of the local weighted-least-squares gradient of the ten decorated-class proportions, on a 160 by 160 grid with a 15 km Gaussian bandwidth, masked where local support falls below two effective assemblages. Circles are assemblages. (B) The same field with the published phase boundaries drawn on it. Median turnover along those boundaries sits at the 3rd percentile of boundaries induced by 200 size-matched partitions with seeds placed at random. (C) Observed cultural</w:t>
+      </w:r>
+      <w:r>
+        <w:t xml:space="preserve"> </w:t>
+      </w:r>
+      <m:oMath>
+        <m:sSub>
+          <m:e>
+            <m:r>
+              <m:t>F</m:t>
+            </m:r>
+          </m:e>
+          <m:sub>
+            <m:r>
+              <m:t>S</m:t>
+            </m:r>
+            <m:r>
+              <m:t>T</m:t>
+            </m:r>
+          </m:sub>
+        </m:sSub>
+      </m:oMath>
+      <w:r>
+        <w:t xml:space="preserve"> </w:t>
+      </w:r>
+      <w:r>
+        <w:t xml:space="preserve">against group radius in kilometers, with the calibrated drift band behind it; the axis runs from coarse to fine. The band is nearly flat while the observed value rises from 0.0076 at a 26 km radius to 0.0512 at 7 km. Past a radius of about 10 km the partition begins isolating single assemblages, so finer grains are shown but should not be read as structure.</w:t>
+      </w:r>
+    </w:p>
+    <w:p>
+      <w:pPr>
+        <w:pStyle w:val="CaptionedFigure"/>
+      </w:pPr>
+      <w:r>
+        <w:drawing>
+          <wp:inline>
+            <wp:extent cx="3269209" cy="2703443"/>
+            <wp:effectExtent b="0" l="0" r="0" t="0"/>
+            <wp:docPr descr="Figure 14. What recovers the phase scheme. Agreement with Mainfort’s published phase assignments, measured by adjusted Rand index over the 34 assemblages he assigned, as the median over 40 k-means initializations, for clusterings of a joint space of site coordinates and decorated-class composition as the weight on composition varies. Zero weight is the site map alone. Three compositional transforms are shown; the chi-square transform is the one the text quotes, being the only one with no free parameter. The dash-dotted line is the agreement reached by partitions carrying the phases’ own group sizes with boundaries placed at random, which is what the group sizes produce on their own. Agreement peaks with composition weighted at a quarter or less of the coordinates and falls away on either side." title="" id="154" name="Picture"/>
+            <a:graphic>
+              <a:graphicData uri="http://schemas.openxmlformats.org/drawingml/2006/picture">
+                <pic:pic>
+                  <pic:nvPicPr>
+                    <pic:cNvPr descr="../../figures/fig14_phase_recovery.png" id="155" name="Picture"/>
+                    <pic:cNvPicPr>
+                      <a:picLocks noChangeArrowheads="1" noChangeAspect="1"/>
+                    </pic:cNvPicPr>
+                  </pic:nvPicPr>
+                  <pic:blipFill>
+                    <a:blip r:embed="rId153"/>
+                    <a:stretch>
+                      <a:fillRect/>
+                    </a:stretch>
+                  </pic:blipFill>
+                  <pic:spPr bwMode="auto">
+                    <a:xfrm>
+                      <a:off x="0" y="0"/>
+                      <a:ext cx="3269209" cy="2703443"/>
+                    </a:xfrm>
+                    <a:prstGeom prst="rect">
+                      <a:avLst/>
+                    </a:prstGeom>
+                    <a:noFill/>
+                    <a:ln w="9525">
+                      <a:noFill/>
+                      <a:headEnd/>
+                      <a:tailEnd/>
+                    </a:ln>
+                  </pic:spPr>
+                </pic:pic>
+              </a:graphicData>
+            </a:graphic>
+          </wp:inline>
+        </w:drawing>
+      </w:r>
+    </w:p>
+    <w:p>
+      <w:pPr>
+        <w:pStyle w:val="ImageCaption"/>
+      </w:pPr>
+      <w:r>
+        <w:rPr>
+          <w:b/>
+          <w:bCs/>
+        </w:rPr>
+        <w:t xml:space="preserve">Figure 14.</w:t>
+      </w:r>
+      <w:r>
+        <w:t xml:space="preserve"> </w:t>
+      </w:r>
+      <w:r>
+        <w:t xml:space="preserve">What recovers the phase scheme. Agreement with Mainfort’s published phase assignments, measured by adjusted Rand index over the 34 assemblages he assigned, as the median over 40 k-means initializations, for clusterings of a joint space of site coordinates and decorated-class composition as the weight on composition varies. Zero weight is the site map alone. Three compositional transforms are shown; the chi-square transform is the one the text quotes, being the only one with no free parameter. The dash-dotted line is the agreement reached by partitions carrying the phases’ own group sizes with boundaries placed at random, which is what the group sizes produce on their own. Agreement peaks with composition weighted at a quarter or less of the coordinates and falls away on either side.</w:t>
+      </w:r>
+    </w:p>
+    <w:bookmarkEnd w:id="156"/>
+    <w:bookmarkEnd w:id="157"/>
+    <w:bookmarkStart w:id="158" w:name="discussion"/>
     <w:p>
       <w:pPr>
         <w:pStyle w:val="Heading2"/>
@@ -4994,7 +5411,7 @@
         <w:t xml:space="preserve"> </w:t>
       </w:r>
       <w:r>
-        <w:t xml:space="preserve">is 0.018, against 0.0005 to 0.013 for the simplest drift model calibrated to the assemblages’ own diversity, and imposing bounded groups on the copying network does not make up the difference.</w:t>
+        <w:t xml:space="preserve">is 0.018, against 0.0007 to 0.018 for the simplest drift model calibrated to the assemblages’ own diversity, and imposing bounded groups on the copying network does not make up the difference.</w:t>
       </w:r>
     </w:p>
     <w:p>
@@ -5088,7 +5505,7 @@
         <w:t xml:space="preserve"> </w:t>
       </w:r>
       <w:r>
-        <w:t xml:space="preserve">trend is negligible in the first place, a rank correlation of +0.027 against a draw-to-draw spread of -0.30 to +0.60, and reversing the axis only reverses the sign of a negligible trend. What the paper reports is therefore a level of differentiation, not a trajectory toward or away from one. We report the spatial comparisons under both orientations, and the settlement and exchange lines of evidence do not depend on the ceramic chronology.</w:t>
+        <w:t xml:space="preserve">trend runs the wrong way for closure in the first place, a rank correlation of -0.756 against a draw-to-draw spread of -0.40 to +0.60, and reversing the axis only reverses the sign of a negligible trend. What the paper reports is therefore a level of differentiation, not a trajectory toward or away from one. We report the spatial comparisons under both orientations, and the settlement and exchange lines of evidence do not depend on the ceramic chronology.</w:t>
       </w:r>
     </w:p>
     <w:p>
@@ -5105,7 +5522,7 @@
         <w:t xml:space="preserve">(Coco and Iovita 2020; Kidwell and Tomašových 2013; Perreault 2018; Tomašových and Kidwell 2009, 2010; Youngblood et al. 2023)</w:t>
       </w:r>
       <w:r>
-        <w:t xml:space="preserve">. It also applies to the finding about Parkin, and it sets how strong a closure we could have detected rather than whether we could have detected one at all. We did not simply argue that this damping means our negative result understates whatever closure was really there. We built the damping into the recovery experiment, so its cost is already inside the detection threshold the first limit refers to. It widens the posterior over closure strength rather than shifting it. The verdict is stable across both basin definitions, the watershed (19 assemblages) and the corridor (29).</w:t>
+        <w:t xml:space="preserve">. It also applies to the finding about Parkin, and it sets how strong a closure we could have detected rather than whether we could have detected one at all. We did not simply argue that this damping means our negative result understates whatever closure was really there. We built the damping into the recovery experiment, so its cost is already inside the detection threshold the first limit refers to. It widens the posterior over closure strength rather than shifting it. The verdict is stable across both basin definitions, the watershed subset (15 assemblages) and the full phase set (34).</w:t>
       </w:r>
     </w:p>
     <w:p>
@@ -5277,8 +5694,8 @@
         <w:t xml:space="preserve">could test whether economic and social differentiation track the ceramic excess or run independently of it. Whether Parkin was beginning to separate from its neighbors, or simply sits where the river network concentrates interaction, this analysis sharpens but cannot settle.</w:t>
       </w:r>
     </w:p>
-    <w:bookmarkEnd w:id="149"/>
-    <w:bookmarkStart w:id="150" w:name="conclusion"/>
+    <w:bookmarkEnd w:id="158"/>
+    <w:bookmarkStart w:id="159" w:name="conclusion"/>
     <w:p>
       <w:pPr>
         <w:pStyle w:val="Heading2"/>
@@ -5311,8 +5728,8 @@
         <w:t xml:space="preserve">That result carries a consequence researchers should consider. A similarity cluster is not, by itself, a society, and a neutral model is not, by itself, a demonstration that no society is there. Before a phase is interpreted as a social group, the record must be shown to distinguish an interaction boundary from geographic drift, and the drift model must be shown to fit the record it is tested against. Applied to the late pre-contact ceramics of the St. Francis basin, that standard shows continuous interaction with prominent nodes, more spatially structured than calibrated drift predicts, and not resolvable into bounded polities. The open question is no longer whether the phases are societies. It is what makes the record more differentiated than a calibrated neutral model produces, and of the four assumptions we could relax, only a weak boundary in where new styles originate answers it. That account is still neutral drift. What it adds is that the origination of new styles is itself spatially patterned. That is a mechanism the record is consistent with rather than one it demonstrates, and it moves the question from the boundaries culture history drew to the origin of the styles that cross them.</w:t>
       </w:r>
     </w:p>
-    <w:bookmarkEnd w:id="150"/>
-    <w:bookmarkStart w:id="151" w:name="data-and-code-availability"/>
+    <w:bookmarkEnd w:id="159"/>
+    <w:bookmarkStart w:id="160" w:name="data-and-code-availability"/>
     <w:p>
       <w:pPr>
         <w:pStyle w:val="Heading2"/>
@@ -5338,8 +5755,8 @@
         <w:t xml:space="preserve">) and analyses 47 and 50, which write every replicate, the calibration series, and a configuration fingerprint. The code is released under the MIT License, and the data under a Creative Commons Attribution 4.0 International license.</w:t>
       </w:r>
     </w:p>
-    <w:bookmarkEnd w:id="151"/>
-    <w:bookmarkStart w:id="325" w:name="references"/>
+    <w:bookmarkEnd w:id="160"/>
+    <w:bookmarkStart w:id="334" w:name="references"/>
     <w:p>
       <w:pPr>
         <w:pStyle w:val="Heading2"/>
@@ -5348,8 +5765,8 @@
         <w:t xml:space="preserve">References</w:t>
       </w:r>
     </w:p>
-    <w:bookmarkStart w:id="324" w:name="refs"/>
-    <w:bookmarkStart w:id="152" w:name="ref-anderson_1996"/>
+    <w:bookmarkStart w:id="333" w:name="refs"/>
+    <w:bookmarkStart w:id="161" w:name="ref-anderson_1996"/>
     <w:p>
       <w:pPr>
         <w:pStyle w:val="Bibliography"/>
@@ -5371,8 +5788,8 @@
         <w:t xml:space="preserve">, edited by John F. Scarry, pp. 231–252. University Press of Florida, Gainesville.</w:t>
       </w:r>
     </w:p>
-    <w:bookmarkEnd w:id="152"/>
-    <w:bookmarkStart w:id="154" w:name="ref-bailey_2007"/>
+    <w:bookmarkEnd w:id="161"/>
+    <w:bookmarkStart w:id="163" w:name="ref-bailey_2007"/>
     <w:p>
       <w:pPr>
         <w:pStyle w:val="Bibliography"/>
@@ -5399,7 +5816,7 @@
       <w:r>
         <w:t xml:space="preserve"> </w:t>
       </w:r>
-      <w:hyperlink r:id="rId153">
+      <w:hyperlink r:id="rId162">
         <w:r>
           <w:rPr>
             <w:rStyle w:val="Hyperlink"/>
@@ -5411,8 +5828,8 @@
         <w:t xml:space="preserve">.</w:t>
       </w:r>
     </w:p>
-    <w:bookmarkEnd w:id="154"/>
-    <w:bookmarkStart w:id="156" w:name="ref-barrett_2019"/>
+    <w:bookmarkEnd w:id="163"/>
+    <w:bookmarkStart w:id="165" w:name="ref-barrett_2019"/>
     <w:p>
       <w:pPr>
         <w:pStyle w:val="Bibliography"/>
@@ -5439,7 +5856,7 @@
       <w:r>
         <w:t xml:space="preserve"> </w:t>
       </w:r>
-      <w:hyperlink r:id="rId155">
+      <w:hyperlink r:id="rId164">
         <w:r>
           <w:rPr>
             <w:rStyle w:val="Hyperlink"/>
@@ -5451,8 +5868,8 @@
         <w:t xml:space="preserve">.</w:t>
       </w:r>
     </w:p>
-    <w:bookmarkEnd w:id="156"/>
-    <w:bookmarkStart w:id="158" w:name="ref-barton_1996"/>
+    <w:bookmarkEnd w:id="165"/>
+    <w:bookmarkStart w:id="167" w:name="ref-barton_1996"/>
     <w:p>
       <w:pPr>
         <w:pStyle w:val="Bibliography"/>
@@ -5479,7 +5896,7 @@
       <w:r>
         <w:t xml:space="preserve"> </w:t>
       </w:r>
-      <w:hyperlink r:id="rId157">
+      <w:hyperlink r:id="rId166">
         <w:r>
           <w:rPr>
             <w:rStyle w:val="Hyperlink"/>
@@ -5491,8 +5908,8 @@
         <w:t xml:space="preserve">.</w:t>
       </w:r>
     </w:p>
-    <w:bookmarkEnd w:id="158"/>
-    <w:bookmarkStart w:id="159" w:name="ref-baxter_1994"/>
+    <w:bookmarkEnd w:id="167"/>
+    <w:bookmarkStart w:id="168" w:name="ref-baxter_1994"/>
     <w:p>
       <w:pPr>
         <w:pStyle w:val="Bibliography"/>
@@ -5514,8 +5931,8 @@
         <w:t xml:space="preserve">. Edinburgh University Press, Edinburgh.</w:t>
       </w:r>
     </w:p>
-    <w:bookmarkEnd w:id="159"/>
-    <w:bookmarkStart w:id="161" w:name="ref-beck_2003"/>
+    <w:bookmarkEnd w:id="168"/>
+    <w:bookmarkStart w:id="170" w:name="ref-beck_2003"/>
     <w:p>
       <w:pPr>
         <w:pStyle w:val="Bibliography"/>
@@ -5554,7 +5971,7 @@
       <w:r>
         <w:t xml:space="preserve"> </w:t>
       </w:r>
-      <w:hyperlink r:id="rId160">
+      <w:hyperlink r:id="rId169">
         <w:r>
           <w:rPr>
             <w:rStyle w:val="Hyperlink"/>
@@ -5566,8 +5983,8 @@
         <w:t xml:space="preserve">.</w:t>
       </w:r>
     </w:p>
-    <w:bookmarkEnd w:id="161"/>
-    <w:bookmarkStart w:id="163" w:name="ref-behrensmeyer_kidwell_gastaldo_2000"/>
+    <w:bookmarkEnd w:id="170"/>
+    <w:bookmarkStart w:id="172" w:name="ref-behrensmeyer_kidwell_gastaldo_2000"/>
     <w:p>
       <w:pPr>
         <w:pStyle w:val="Bibliography"/>
@@ -5594,7 +6011,7 @@
       <w:r>
         <w:t xml:space="preserve"> </w:t>
       </w:r>
-      <w:hyperlink r:id="rId162">
+      <w:hyperlink r:id="rId171">
         <w:r>
           <w:rPr>
             <w:rStyle w:val="Hyperlink"/>
@@ -5606,8 +6023,8 @@
         <w:t xml:space="preserve">.</w:t>
       </w:r>
     </w:p>
-    <w:bookmarkEnd w:id="163"/>
-    <w:bookmarkStart w:id="165" w:name="ref-bell_richerson_mcelreath_2009"/>
+    <w:bookmarkEnd w:id="172"/>
+    <w:bookmarkStart w:id="174" w:name="ref-bell_richerson_mcelreath_2009"/>
     <w:p>
       <w:pPr>
         <w:pStyle w:val="Bibliography"/>
@@ -5634,7 +6051,7 @@
       <w:r>
         <w:t xml:space="preserve"> </w:t>
       </w:r>
-      <w:hyperlink r:id="rId164">
+      <w:hyperlink r:id="rId173">
         <w:r>
           <w:rPr>
             <w:rStyle w:val="Hyperlink"/>
@@ -5646,8 +6063,8 @@
         <w:t xml:space="preserve">.</w:t>
       </w:r>
     </w:p>
-    <w:bookmarkEnd w:id="165"/>
-    <w:bookmarkStart w:id="167" w:name="ref-bentley_2008"/>
+    <w:bookmarkEnd w:id="174"/>
+    <w:bookmarkStart w:id="176" w:name="ref-bentley_2008"/>
     <w:p>
       <w:pPr>
         <w:pStyle w:val="Bibliography"/>
@@ -5674,7 +6091,7 @@
       <w:r>
         <w:t xml:space="preserve"> </w:t>
       </w:r>
-      <w:hyperlink r:id="rId166">
+      <w:hyperlink r:id="rId175">
         <w:r>
           <w:rPr>
             <w:rStyle w:val="Hyperlink"/>
@@ -5686,8 +6103,8 @@
         <w:t xml:space="preserve">.</w:t>
       </w:r>
     </w:p>
-    <w:bookmarkEnd w:id="167"/>
-    <w:bookmarkStart w:id="169" w:name="ref-bentley_hahn_shennan_2004"/>
+    <w:bookmarkEnd w:id="176"/>
+    <w:bookmarkStart w:id="178" w:name="ref-bentley_hahn_shennan_2004"/>
     <w:p>
       <w:pPr>
         <w:pStyle w:val="Bibliography"/>
@@ -5714,7 +6131,7 @@
       <w:r>
         <w:t xml:space="preserve"> </w:t>
       </w:r>
-      <w:hyperlink r:id="rId168">
+      <w:hyperlink r:id="rId177">
         <w:r>
           <w:rPr>
             <w:rStyle w:val="Hyperlink"/>
@@ -5726,8 +6143,8 @@
         <w:t xml:space="preserve">.</w:t>
       </w:r>
     </w:p>
-    <w:bookmarkEnd w:id="169"/>
-    <w:bookmarkStart w:id="170" w:name="ref-binford_1981"/>
+    <w:bookmarkEnd w:id="178"/>
+    <w:bookmarkStart w:id="179" w:name="ref-binford_1981"/>
     <w:p>
       <w:pPr>
         <w:pStyle w:val="Bibliography"/>
@@ -5767,8 +6184,8 @@
         <w:t xml:space="preserve">37(3):195–208.</w:t>
       </w:r>
     </w:p>
-    <w:bookmarkEnd w:id="170"/>
-    <w:bookmarkStart w:id="172" w:name="ref-blitz_1999"/>
+    <w:bookmarkEnd w:id="179"/>
+    <w:bookmarkStart w:id="181" w:name="ref-blitz_1999"/>
     <w:p>
       <w:pPr>
         <w:pStyle w:val="Bibliography"/>
@@ -5807,7 +6224,7 @@
       <w:r>
         <w:t xml:space="preserve"> </w:t>
       </w:r>
-      <w:hyperlink r:id="rId171">
+      <w:hyperlink r:id="rId180">
         <w:r>
           <w:rPr>
             <w:rStyle w:val="Hyperlink"/>
@@ -5819,8 +6236,8 @@
         <w:t xml:space="preserve">.</w:t>
       </w:r>
     </w:p>
-    <w:bookmarkEnd w:id="172"/>
-    <w:bookmarkStart w:id="173" w:name="ref-brainerd_1951"/>
+    <w:bookmarkEnd w:id="181"/>
+    <w:bookmarkStart w:id="182" w:name="ref-brainerd_1951"/>
     <w:p>
       <w:pPr>
         <w:pStyle w:val="Bibliography"/>
@@ -5845,8 +6262,8 @@
         <w:t xml:space="preserve">16(4):301–313.</w:t>
       </w:r>
     </w:p>
-    <w:bookmarkEnd w:id="173"/>
-    <w:bookmarkStart w:id="175" w:name="ref-carrignon_bentley_ruck_2019"/>
+    <w:bookmarkEnd w:id="182"/>
+    <w:bookmarkStart w:id="184" w:name="ref-carrignon_bentley_ruck_2019"/>
     <w:p>
       <w:pPr>
         <w:pStyle w:val="Bibliography"/>
@@ -5897,7 +6314,7 @@
       <w:r>
         <w:t xml:space="preserve"> </w:t>
       </w:r>
-      <w:hyperlink r:id="rId174">
+      <w:hyperlink r:id="rId183">
         <w:r>
           <w:rPr>
             <w:rStyle w:val="Hyperlink"/>
@@ -5909,8 +6326,8 @@
         <w:t xml:space="preserve">.</w:t>
       </w:r>
     </w:p>
-    <w:bookmarkEnd w:id="175"/>
-    <w:bookmarkStart w:id="176" w:name="ref-cobb_2000"/>
+    <w:bookmarkEnd w:id="184"/>
+    <w:bookmarkStart w:id="185" w:name="ref-cobb_2000"/>
     <w:p>
       <w:pPr>
         <w:pStyle w:val="Bibliography"/>
@@ -5960,8 +6377,8 @@
         <w:t xml:space="preserve">. University of Alabama Press, Tuscaloosa.</w:t>
       </w:r>
     </w:p>
-    <w:bookmarkEnd w:id="176"/>
-    <w:bookmarkStart w:id="178" w:name="ref-coco_iovita_2020"/>
+    <w:bookmarkEnd w:id="185"/>
+    <w:bookmarkStart w:id="187" w:name="ref-coco_iovita_2020"/>
     <w:p>
       <w:pPr>
         <w:pStyle w:val="Bibliography"/>
@@ -5988,7 +6405,7 @@
       <w:r>
         <w:t xml:space="preserve"> </w:t>
       </w:r>
-      <w:hyperlink r:id="rId177">
+      <w:hyperlink r:id="rId186">
         <w:r>
           <w:rPr>
             <w:rStyle w:val="Hyperlink"/>
@@ -6000,8 +6417,8 @@
         <w:t xml:space="preserve">.</w:t>
       </w:r>
     </w:p>
-    <w:bookmarkEnd w:id="178"/>
-    <w:bookmarkStart w:id="180" w:name="ref-crema_bortolini_lake_2023"/>
+    <w:bookmarkEnd w:id="187"/>
+    <w:bookmarkStart w:id="189" w:name="ref-crema_bortolini_lake_2023"/>
     <w:p>
       <w:pPr>
         <w:pStyle w:val="Bibliography"/>
@@ -6028,7 +6445,7 @@
       <w:r>
         <w:t xml:space="preserve"> </w:t>
       </w:r>
-      <w:hyperlink r:id="rId179">
+      <w:hyperlink r:id="rId188">
         <w:r>
           <w:rPr>
             <w:rStyle w:val="Hyperlink"/>
@@ -6040,8 +6457,8 @@
         <w:t xml:space="preserve">.</w:t>
       </w:r>
     </w:p>
-    <w:bookmarkEnd w:id="180"/>
-    <w:bookmarkStart w:id="182" w:name="ref-crema_edinborough_kerig_shennan_2014"/>
+    <w:bookmarkEnd w:id="189"/>
+    <w:bookmarkStart w:id="191" w:name="ref-crema_edinborough_kerig_shennan_2014"/>
     <w:p>
       <w:pPr>
         <w:pStyle w:val="Bibliography"/>
@@ -6080,7 +6497,7 @@
       <w:r>
         <w:t xml:space="preserve"> </w:t>
       </w:r>
-      <w:hyperlink r:id="rId181">
+      <w:hyperlink r:id="rId190">
         <w:r>
           <w:rPr>
             <w:rStyle w:val="Hyperlink"/>
@@ -6092,8 +6509,8 @@
         <w:t xml:space="preserve">.</w:t>
       </w:r>
     </w:p>
-    <w:bookmarkEnd w:id="182"/>
-    <w:bookmarkStart w:id="184" w:name="ref-crema_kandler_shennan_2016"/>
+    <w:bookmarkEnd w:id="191"/>
+    <w:bookmarkStart w:id="193" w:name="ref-crema_kandler_shennan_2016"/>
     <w:p>
       <w:pPr>
         <w:pStyle w:val="Bibliography"/>
@@ -6120,7 +6537,7 @@
       <w:r>
         <w:t xml:space="preserve"> </w:t>
       </w:r>
-      <w:hyperlink r:id="rId183">
+      <w:hyperlink r:id="rId192">
         <w:r>
           <w:rPr>
             <w:rStyle w:val="Hyperlink"/>
@@ -6132,8 +6549,8 @@
         <w:t xml:space="preserve">.</w:t>
       </w:r>
     </w:p>
-    <w:bookmarkEnd w:id="184"/>
-    <w:bookmarkStart w:id="186" w:name="ref-dunnell_1970"/>
+    <w:bookmarkEnd w:id="193"/>
+    <w:bookmarkStart w:id="195" w:name="ref-dunnell_1970"/>
     <w:p>
       <w:pPr>
         <w:pStyle w:val="Bibliography"/>
@@ -6160,7 +6577,7 @@
       <w:r>
         <w:t xml:space="preserve"> </w:t>
       </w:r>
-      <w:hyperlink r:id="rId185">
+      <w:hyperlink r:id="rId194">
         <w:r>
           <w:rPr>
             <w:rStyle w:val="Hyperlink"/>
@@ -6172,8 +6589,8 @@
         <w:t xml:space="preserve">.</w:t>
       </w:r>
     </w:p>
-    <w:bookmarkEnd w:id="186"/>
-    <w:bookmarkStart w:id="187" w:name="ref-dunnell_1971"/>
+    <w:bookmarkEnd w:id="195"/>
+    <w:bookmarkStart w:id="196" w:name="ref-dunnell_1971"/>
     <w:p>
       <w:pPr>
         <w:pStyle w:val="Bibliography"/>
@@ -6195,8 +6612,8 @@
         <w:t xml:space="preserve">. Free Press, New York.</w:t>
       </w:r>
     </w:p>
-    <w:bookmarkEnd w:id="187"/>
-    <w:bookmarkStart w:id="189" w:name="ref-dunnell_1978"/>
+    <w:bookmarkEnd w:id="196"/>
+    <w:bookmarkStart w:id="198" w:name="ref-dunnell_1978"/>
     <w:p>
       <w:pPr>
         <w:pStyle w:val="Bibliography"/>
@@ -6223,7 +6640,7 @@
       <w:r>
         <w:t xml:space="preserve"> </w:t>
       </w:r>
-      <w:hyperlink r:id="rId188">
+      <w:hyperlink r:id="rId197">
         <w:r>
           <w:rPr>
             <w:rStyle w:val="Hyperlink"/>
@@ -6235,8 +6652,8 @@
         <w:t xml:space="preserve">.</w:t>
       </w:r>
     </w:p>
-    <w:bookmarkEnd w:id="189"/>
-    <w:bookmarkStart w:id="190" w:name="ref-dunnell_1980"/>
+    <w:bookmarkEnd w:id="198"/>
+    <w:bookmarkStart w:id="199" w:name="ref-dunnell_1980"/>
     <w:p>
       <w:pPr>
         <w:pStyle w:val="Bibliography"/>
@@ -6258,8 +6675,8 @@
         <w:t xml:space="preserve">, edited by Michael B. Schiffer, pp. 35–99. Academic Press, New York.</w:t>
       </w:r>
     </w:p>
-    <w:bookmarkEnd w:id="190"/>
-    <w:bookmarkStart w:id="191" w:name="ref-dunnell_1995"/>
+    <w:bookmarkEnd w:id="199"/>
+    <w:bookmarkStart w:id="200" w:name="ref-dunnell_1995"/>
     <w:p>
       <w:pPr>
         <w:pStyle w:val="Bibliography"/>
@@ -6281,8 +6698,8 @@
         <w:t xml:space="preserve">, edited by Patrice A. Teltser, pp. 33–50. University of Arizona Press, Tucson.</w:t>
       </w:r>
     </w:p>
-    <w:bookmarkEnd w:id="191"/>
-    <w:bookmarkStart w:id="192" w:name="ref-dunnell_1995b"/>
+    <w:bookmarkEnd w:id="200"/>
+    <w:bookmarkStart w:id="201" w:name="ref-dunnell_1995b"/>
     <w:p>
       <w:pPr>
         <w:pStyle w:val="Bibliography"/>
@@ -6291,8 +6708,8 @@
         <w:t xml:space="preserve">Dunnell, Robert C. 1995b. Style: Concepts and Practice.</w:t>
       </w:r>
     </w:p>
-    <w:bookmarkEnd w:id="192"/>
-    <w:bookmarkStart w:id="193" w:name="ref-dye_cox_1990"/>
+    <w:bookmarkEnd w:id="201"/>
+    <w:bookmarkStart w:id="202" w:name="ref-dye_cox_1990"/>
     <w:p>
       <w:pPr>
         <w:pStyle w:val="Bibliography"/>
@@ -6328,8 +6745,8 @@
         <w:t xml:space="preserve">. University of Alabama Press, Tuscaloosa.</w:t>
       </w:r>
     </w:p>
-    <w:bookmarkEnd w:id="193"/>
-    <w:bookmarkStart w:id="195" w:name="ref-eerkens_lipo_2005"/>
+    <w:bookmarkEnd w:id="202"/>
+    <w:bookmarkStart w:id="204" w:name="ref-eerkens_lipo_2005"/>
     <w:p>
       <w:pPr>
         <w:pStyle w:val="Bibliography"/>
@@ -6356,7 +6773,7 @@
       <w:r>
         <w:t xml:space="preserve"> </w:t>
       </w:r>
-      <w:hyperlink r:id="rId194">
+      <w:hyperlink r:id="rId203">
         <w:r>
           <w:rPr>
             <w:rStyle w:val="Hyperlink"/>
@@ -6368,8 +6785,8 @@
         <w:t xml:space="preserve">.</w:t>
       </w:r>
     </w:p>
-    <w:bookmarkEnd w:id="195"/>
-    <w:bookmarkStart w:id="197" w:name="ref-eerkens_lipo_2007"/>
+    <w:bookmarkEnd w:id="204"/>
+    <w:bookmarkStart w:id="206" w:name="ref-eerkens_lipo_2007"/>
     <w:p>
       <w:pPr>
         <w:pStyle w:val="Bibliography"/>
@@ -6396,7 +6813,7 @@
       <w:r>
         <w:t xml:space="preserve"> </w:t>
       </w:r>
-      <w:hyperlink r:id="rId196">
+      <w:hyperlink r:id="rId205">
         <w:r>
           <w:rPr>
             <w:rStyle w:val="Hyperlink"/>
@@ -6408,8 +6825,8 @@
         <w:t xml:space="preserve">.</w:t>
       </w:r>
     </w:p>
-    <w:bookmarkEnd w:id="197"/>
-    <w:bookmarkStart w:id="198" w:name="ref-ewens_1972"/>
+    <w:bookmarkEnd w:id="206"/>
+    <w:bookmarkStart w:id="207" w:name="ref-ewens_1972"/>
     <w:p>
       <w:pPr>
         <w:pStyle w:val="Bibliography"/>
@@ -6434,8 +6851,8 @@
         <w:t xml:space="preserve">3(1):87–112.</w:t>
       </w:r>
     </w:p>
-    <w:bookmarkEnd w:id="198"/>
-    <w:bookmarkStart w:id="200" w:name="ref-feder_kryazhimskiy_plotkin_2014"/>
+    <w:bookmarkEnd w:id="207"/>
+    <w:bookmarkStart w:id="209" w:name="ref-feder_kryazhimskiy_plotkin_2014"/>
     <w:p>
       <w:pPr>
         <w:pStyle w:val="Bibliography"/>
@@ -6462,7 +6879,7 @@
       <w:r>
         <w:t xml:space="preserve"> </w:t>
       </w:r>
-      <w:hyperlink r:id="rId199">
+      <w:hyperlink r:id="rId208">
         <w:r>
           <w:rPr>
             <w:rStyle w:val="Hyperlink"/>
@@ -6474,8 +6891,8 @@
         <w:t xml:space="preserve">.</w:t>
       </w:r>
     </w:p>
-    <w:bookmarkEnd w:id="200"/>
-    <w:bookmarkStart w:id="202" w:name="ref-fogarty_kandler_creanza_2024"/>
+    <w:bookmarkEnd w:id="209"/>
+    <w:bookmarkStart w:id="211" w:name="ref-fogarty_kandler_creanza_2024"/>
     <w:p>
       <w:pPr>
         <w:pStyle w:val="Bibliography"/>
@@ -6502,7 +6919,7 @@
       <w:r>
         <w:t xml:space="preserve"> </w:t>
       </w:r>
-      <w:hyperlink r:id="rId201">
+      <w:hyperlink r:id="rId210">
         <w:r>
           <w:rPr>
             <w:rStyle w:val="Hyperlink"/>
@@ -6514,8 +6931,8 @@
         <w:t xml:space="preserve">.</w:t>
       </w:r>
     </w:p>
-    <w:bookmarkEnd w:id="202"/>
-    <w:bookmarkStart w:id="203" w:name="ref-fox_1998"/>
+    <w:bookmarkEnd w:id="211"/>
+    <w:bookmarkStart w:id="212" w:name="ref-fox_1998"/>
     <w:p>
       <w:pPr>
         <w:pStyle w:val="Bibliography"/>
@@ -6537,8 +6954,8 @@
         <w:t xml:space="preserve">, edited by Michael J. O’Brien and Robert C. Dunnell, pp. 31–58. University of Alabama Press, Tuscaloosa.</w:t>
       </w:r>
     </w:p>
-    <w:bookmarkEnd w:id="203"/>
-    <w:bookmarkStart w:id="204" w:name="ref-hally_1993"/>
+    <w:bookmarkEnd w:id="212"/>
+    <w:bookmarkStart w:id="213" w:name="ref-hally_1993"/>
     <w:p>
       <w:pPr>
         <w:pStyle w:val="Bibliography"/>
@@ -6572,8 +6989,8 @@
         <w:t xml:space="preserve">, edited by James B. Stoltman, pp. 143–167. Archaeological Report No. 25. Mississippi Department of Archives; History, Jackson.</w:t>
       </w:r>
     </w:p>
-    <w:bookmarkEnd w:id="204"/>
-    <w:bookmarkStart w:id="205" w:name="ref-hally_1996"/>
+    <w:bookmarkEnd w:id="213"/>
+    <w:bookmarkStart w:id="214" w:name="ref-hally_1996"/>
     <w:p>
       <w:pPr>
         <w:pStyle w:val="Bibliography"/>
@@ -6607,8 +7024,8 @@
         <w:t xml:space="preserve">, edited by John F. Scarry, pp. 92–127. University Press of Florida, Gainesville.</w:t>
       </w:r>
     </w:p>
-    <w:bookmarkEnd w:id="205"/>
-    <w:bookmarkStart w:id="207" w:name="ref-henrich_2001"/>
+    <w:bookmarkEnd w:id="214"/>
+    <w:bookmarkStart w:id="216" w:name="ref-henrich_2001"/>
     <w:p>
       <w:pPr>
         <w:pStyle w:val="Bibliography"/>
@@ -6635,7 +7052,7 @@
       <w:r>
         <w:t xml:space="preserve"> </w:t>
       </w:r>
-      <w:hyperlink r:id="rId206">
+      <w:hyperlink r:id="rId215">
         <w:r>
           <w:rPr>
             <w:rStyle w:val="Hyperlink"/>
@@ -6647,8 +7064,8 @@
         <w:t xml:space="preserve">.</w:t>
       </w:r>
     </w:p>
-    <w:bookmarkEnd w:id="207"/>
-    <w:bookmarkStart w:id="209" w:name="ref-henrich_2004"/>
+    <w:bookmarkEnd w:id="216"/>
+    <w:bookmarkStart w:id="218" w:name="ref-henrich_2004"/>
     <w:p>
       <w:pPr>
         <w:pStyle w:val="Bibliography"/>
@@ -6687,7 +7104,7 @@
       <w:r>
         <w:t xml:space="preserve"> </w:t>
       </w:r>
-      <w:hyperlink r:id="rId208">
+      <w:hyperlink r:id="rId217">
         <w:r>
           <w:rPr>
             <w:rStyle w:val="Hyperlink"/>
@@ -6699,8 +7116,8 @@
         <w:t xml:space="preserve">.</w:t>
       </w:r>
     </w:p>
-    <w:bookmarkEnd w:id="209"/>
-    <w:bookmarkStart w:id="211" w:name="ref-henrich_boyd_1998"/>
+    <w:bookmarkEnd w:id="218"/>
+    <w:bookmarkStart w:id="220" w:name="ref-henrich_boyd_1998"/>
     <w:p>
       <w:pPr>
         <w:pStyle w:val="Bibliography"/>
@@ -6727,7 +7144,7 @@
       <w:r>
         <w:t xml:space="preserve"> </w:t>
       </w:r>
-      <w:hyperlink r:id="rId210">
+      <w:hyperlink r:id="rId219">
         <w:r>
           <w:rPr>
             <w:rStyle w:val="Hyperlink"/>
@@ -6739,8 +7156,8 @@
         <w:t xml:space="preserve">.</w:t>
       </w:r>
     </w:p>
-    <w:bookmarkEnd w:id="211"/>
-    <w:bookmarkStart w:id="212" w:name="ref-holdaway_wandsnider_2008"/>
+    <w:bookmarkEnd w:id="220"/>
+    <w:bookmarkStart w:id="221" w:name="ref-holdaway_wandsnider_2008"/>
     <w:p>
       <w:pPr>
         <w:pStyle w:val="Bibliography"/>
@@ -6762,8 +7179,8 @@
         <w:t xml:space="preserve">. University of Utah Press, Salt Lake City.</w:t>
       </w:r>
     </w:p>
-    <w:bookmarkEnd w:id="212"/>
-    <w:bookmarkStart w:id="214" w:name="ref-holland-lulewicz_ritchison_2021"/>
+    <w:bookmarkEnd w:id="221"/>
+    <w:bookmarkStart w:id="223" w:name="ref-holland-lulewicz_ritchison_2021"/>
     <w:p>
       <w:pPr>
         <w:pStyle w:val="Bibliography"/>
@@ -6790,7 +7207,7 @@
       <w:r>
         <w:t xml:space="preserve"> </w:t>
       </w:r>
-      <w:hyperlink r:id="rId213">
+      <w:hyperlink r:id="rId222">
         <w:r>
           <w:rPr>
             <w:rStyle w:val="Hyperlink"/>
@@ -6802,8 +7219,8 @@
         <w:t xml:space="preserve">.</w:t>
       </w:r>
     </w:p>
-    <w:bookmarkEnd w:id="214"/>
-    <w:bookmarkStart w:id="215" w:name="ref-house_1991"/>
+    <w:bookmarkEnd w:id="223"/>
+    <w:bookmarkStart w:id="224" w:name="ref-house_1991"/>
     <w:p>
       <w:pPr>
         <w:pStyle w:val="Bibliography"/>
@@ -6845,8 +7262,8 @@
         <w:t xml:space="preserve">. PhD thesis, Southern Illinois University at Carbondale.</w:t>
       </w:r>
     </w:p>
-    <w:bookmarkEnd w:id="215"/>
-    <w:bookmarkStart w:id="216" w:name="ref-house_1993"/>
+    <w:bookmarkEnd w:id="224"/>
+    <w:bookmarkStart w:id="225" w:name="ref-house_1993"/>
     <w:p>
       <w:pPr>
         <w:pStyle w:val="Bibliography"/>
@@ -6871,8 +7288,8 @@
         <w:t xml:space="preserve">12(1):21–32.</w:t>
       </w:r>
     </w:p>
-    <w:bookmarkEnd w:id="216"/>
-    <w:bookmarkStart w:id="217" w:name="ref-hudson_smith_depratter_1990"/>
+    <w:bookmarkEnd w:id="225"/>
+    <w:bookmarkStart w:id="226" w:name="ref-hudson_smith_depratter_1990"/>
     <w:p>
       <w:pPr>
         <w:pStyle w:val="Bibliography"/>
@@ -6932,8 +7349,8 @@
         <w:t xml:space="preserve">, edited by David H. Dye and Cheryl Anne Cox, pp. 181–207. University of Alabama Press, Tuscaloosa.</w:t>
       </w:r>
     </w:p>
-    <w:bookmarkEnd w:id="217"/>
-    <w:bookmarkStart w:id="219" w:name="ref-hunt_2006"/>
+    <w:bookmarkEnd w:id="226"/>
+    <w:bookmarkStart w:id="228" w:name="ref-hunt_2006"/>
     <w:p>
       <w:pPr>
         <w:pStyle w:val="Bibliography"/>
@@ -6960,7 +7377,7 @@
       <w:r>
         <w:t xml:space="preserve"> </w:t>
       </w:r>
-      <w:hyperlink r:id="rId218">
+      <w:hyperlink r:id="rId227">
         <w:r>
           <w:rPr>
             <w:rStyle w:val="Hyperlink"/>
@@ -6972,8 +7389,8 @@
         <w:t xml:space="preserve">.</w:t>
       </w:r>
     </w:p>
-    <w:bookmarkEnd w:id="219"/>
-    <w:bookmarkStart w:id="221" w:name="ref-hunt_bell_travis_2008"/>
+    <w:bookmarkEnd w:id="228"/>
+    <w:bookmarkStart w:id="230" w:name="ref-hunt_bell_travis_2008"/>
     <w:p>
       <w:pPr>
         <w:pStyle w:val="Bibliography"/>
@@ -7000,7 +7417,7 @@
       <w:r>
         <w:t xml:space="preserve"> </w:t>
       </w:r>
-      <w:hyperlink r:id="rId220">
+      <w:hyperlink r:id="rId229">
         <w:r>
           <w:rPr>
             <w:rStyle w:val="Hyperlink"/>
@@ -7012,8 +7429,8 @@
         <w:t xml:space="preserve">.</w:t>
       </w:r>
     </w:p>
-    <w:bookmarkEnd w:id="221"/>
-    <w:bookmarkStart w:id="222" w:name="ref-hurlbert_1971"/>
+    <w:bookmarkEnd w:id="230"/>
+    <w:bookmarkStart w:id="231" w:name="ref-hurlbert_1971"/>
     <w:p>
       <w:pPr>
         <w:pStyle w:val="Bibliography"/>
@@ -7038,8 +7455,8 @@
         <w:t xml:space="preserve">52(4):577–586.</w:t>
       </w:r>
     </w:p>
-    <w:bookmarkEnd w:id="222"/>
-    <w:bookmarkStart w:id="224" w:name="ref-kandler_shennan_2013"/>
+    <w:bookmarkEnd w:id="231"/>
+    <w:bookmarkStart w:id="233" w:name="ref-kandler_shennan_2013"/>
     <w:p>
       <w:pPr>
         <w:pStyle w:val="Bibliography"/>
@@ -7066,7 +7483,7 @@
       <w:r>
         <w:t xml:space="preserve"> </w:t>
       </w:r>
-      <w:hyperlink r:id="rId223">
+      <w:hyperlink r:id="rId232">
         <w:r>
           <w:rPr>
             <w:rStyle w:val="Hyperlink"/>
@@ -7078,8 +7495,8 @@
         <w:t xml:space="preserve">.</w:t>
       </w:r>
     </w:p>
-    <w:bookmarkEnd w:id="224"/>
-    <w:bookmarkStart w:id="226" w:name="ref-kandler_shennan_2015"/>
+    <w:bookmarkEnd w:id="233"/>
+    <w:bookmarkStart w:id="235" w:name="ref-kandler_shennan_2015"/>
     <w:p>
       <w:pPr>
         <w:pStyle w:val="Bibliography"/>
@@ -7118,7 +7535,7 @@
       <w:r>
         <w:t xml:space="preserve"> </w:t>
       </w:r>
-      <w:hyperlink r:id="rId225">
+      <w:hyperlink r:id="rId234">
         <w:r>
           <w:rPr>
             <w:rStyle w:val="Hyperlink"/>
@@ -7130,8 +7547,8 @@
         <w:t xml:space="preserve">.</w:t>
       </w:r>
     </w:p>
-    <w:bookmarkEnd w:id="226"/>
-    <w:bookmarkStart w:id="228" w:name="ref-kandler_wilder_fortunato_2017"/>
+    <w:bookmarkEnd w:id="235"/>
+    <w:bookmarkStart w:id="237" w:name="ref-kandler_wilder_fortunato_2017"/>
     <w:p>
       <w:pPr>
         <w:pStyle w:val="Bibliography"/>
@@ -7158,7 +7575,7 @@
       <w:r>
         <w:t xml:space="preserve"> </w:t>
       </w:r>
-      <w:hyperlink r:id="rId227">
+      <w:hyperlink r:id="rId236">
         <w:r>
           <w:rPr>
             <w:rStyle w:val="Hyperlink"/>
@@ -7170,8 +7587,8 @@
         <w:t xml:space="preserve">.</w:t>
       </w:r>
     </w:p>
-    <w:bookmarkEnd w:id="228"/>
-    <w:bookmarkStart w:id="230" w:name="ref-kidwell_tomasovych_2013"/>
+    <w:bookmarkEnd w:id="237"/>
+    <w:bookmarkStart w:id="239" w:name="ref-kidwell_tomasovych_2013"/>
     <w:p>
       <w:pPr>
         <w:pStyle w:val="Bibliography"/>
@@ -7198,7 +7615,7 @@
       <w:r>
         <w:t xml:space="preserve"> </w:t>
       </w:r>
-      <w:hyperlink r:id="rId229">
+      <w:hyperlink r:id="rId238">
         <w:r>
           <w:rPr>
             <w:rStyle w:val="Hyperlink"/>
@@ -7210,8 +7627,8 @@
         <w:t xml:space="preserve">.</w:t>
       </w:r>
     </w:p>
-    <w:bookmarkEnd w:id="230"/>
-    <w:bookmarkStart w:id="231" w:name="ref-king_freer_1995"/>
+    <w:bookmarkEnd w:id="239"/>
+    <w:bookmarkStart w:id="240" w:name="ref-king_freer_1995"/>
     <w:p>
       <w:pPr>
         <w:pStyle w:val="Bibliography"/>
@@ -7245,8 +7662,8 @@
         <w:t xml:space="preserve">, edited by Michael S. Nassaney and Kenneth E. Sassaman, pp. 266–288. University of Tennessee Press, Knoxville.</w:t>
       </w:r>
     </w:p>
-    <w:bookmarkEnd w:id="231"/>
-    <w:bookmarkStart w:id="233" w:name="ref-ladefoged_graves_2000"/>
+    <w:bookmarkEnd w:id="240"/>
+    <w:bookmarkStart w:id="242" w:name="ref-ladefoged_graves_2000"/>
     <w:p>
       <w:pPr>
         <w:pStyle w:val="Bibliography"/>
@@ -7291,7 +7708,7 @@
       <w:r>
         <w:t xml:space="preserve"> </w:t>
       </w:r>
-      <w:hyperlink r:id="rId232">
+      <w:hyperlink r:id="rId241">
         <w:r>
           <w:rPr>
             <w:rStyle w:val="Hyperlink"/>
@@ -7303,8 +7720,8 @@
         <w:t xml:space="preserve">.</w:t>
       </w:r>
     </w:p>
-    <w:bookmarkEnd w:id="233"/>
-    <w:bookmarkStart w:id="234" w:name="ref-lehner_grill_2013"/>
+    <w:bookmarkEnd w:id="242"/>
+    <w:bookmarkStart w:id="243" w:name="ref-lehner_grill_2013"/>
     <w:p>
       <w:pPr>
         <w:pStyle w:val="Bibliography"/>
@@ -7329,8 +7746,8 @@
         <w:t xml:space="preserve">27(15):2171–2186.</w:t>
       </w:r>
     </w:p>
-    <w:bookmarkEnd w:id="234"/>
-    <w:bookmarkStart w:id="235" w:name="ref-lewontin_1974"/>
+    <w:bookmarkEnd w:id="243"/>
+    <w:bookmarkStart w:id="244" w:name="ref-lewontin_1974"/>
     <w:p>
       <w:pPr>
         <w:pStyle w:val="Bibliography"/>
@@ -7352,8 +7769,8 @@
         <w:t xml:space="preserve">. Columbia University Press, New York.</w:t>
       </w:r>
     </w:p>
-    <w:bookmarkEnd w:id="235"/>
-    <w:bookmarkStart w:id="236" w:name="ref-lipo_2001"/>
+    <w:bookmarkEnd w:id="244"/>
+    <w:bookmarkStart w:id="245" w:name="ref-lipo_2001"/>
     <w:p>
       <w:pPr>
         <w:pStyle w:val="Bibliography"/>
@@ -7403,8 +7820,8 @@
         <w:t xml:space="preserve">. BAR International Series 918. Archaeopress, Oxford.</w:t>
       </w:r>
     </w:p>
-    <w:bookmarkEnd w:id="236"/>
-    <w:bookmarkStart w:id="238" w:name="ref-lipo_dinapoli_madsen_hunt_2021"/>
+    <w:bookmarkEnd w:id="245"/>
+    <w:bookmarkStart w:id="247" w:name="ref-lipo_dinapoli_madsen_hunt_2021"/>
     <w:p>
       <w:pPr>
         <w:pStyle w:val="Bibliography"/>
@@ -7431,7 +7848,7 @@
       <w:r>
         <w:t xml:space="preserve"> </w:t>
       </w:r>
-      <w:hyperlink r:id="rId237">
+      <w:hyperlink r:id="rId246">
         <w:r>
           <w:rPr>
             <w:rStyle w:val="Hyperlink"/>
@@ -7443,8 +7860,8 @@
         <w:t xml:space="preserve">.</w:t>
       </w:r>
     </w:p>
-    <w:bookmarkEnd w:id="238"/>
-    <w:bookmarkStart w:id="239" w:name="ref-lipo_dunnell_2007"/>
+    <w:bookmarkEnd w:id="247"/>
+    <w:bookmarkStart w:id="248" w:name="ref-lipo_dunnell_2007"/>
     <w:p>
       <w:pPr>
         <w:pStyle w:val="Bibliography"/>
@@ -7506,8 +7923,8 @@
         <w:t xml:space="preserve">, edited by Janet Rafferty and Evan Peacock, pp. 125–167. University of Alabama Press, Tuscaloosa.</w:t>
       </w:r>
     </w:p>
-    <w:bookmarkEnd w:id="239"/>
-    <w:bookmarkStart w:id="241" w:name="ref-lipo_hunt_hundtoft_2010"/>
+    <w:bookmarkEnd w:id="248"/>
+    <w:bookmarkStart w:id="250" w:name="ref-lipo_hunt_hundtoft_2010"/>
     <w:p>
       <w:pPr>
         <w:pStyle w:val="Bibliography"/>
@@ -7552,7 +7969,7 @@
       <w:r>
         <w:t xml:space="preserve"> </w:t>
       </w:r>
-      <w:hyperlink r:id="rId240">
+      <w:hyperlink r:id="rId249">
         <w:r>
           <w:rPr>
             <w:rStyle w:val="Hyperlink"/>
@@ -7564,8 +7981,8 @@
         <w:t xml:space="preserve">.</w:t>
       </w:r>
     </w:p>
-    <w:bookmarkEnd w:id="241"/>
-    <w:bookmarkStart w:id="242" w:name="ref-lipo_madsen_2001"/>
+    <w:bookmarkEnd w:id="250"/>
+    <w:bookmarkStart w:id="251" w:name="ref-lipo_madsen_2001"/>
     <w:p>
       <w:pPr>
         <w:pStyle w:val="Bibliography"/>
@@ -7599,8 +8016,8 @@
         <w:t xml:space="preserve">, edited by Teresa D. Hurt and Gordon F. M. Rakita, pp. 91–118. Bergin &amp; Garvey, Westport, Connecticut.</w:t>
       </w:r>
     </w:p>
-    <w:bookmarkEnd w:id="242"/>
-    <w:bookmarkStart w:id="244" w:name="ref-lipo_madsen_dunnell_2015"/>
+    <w:bookmarkEnd w:id="251"/>
+    <w:bookmarkStart w:id="253" w:name="ref-lipo_madsen_dunnell_2015"/>
     <w:p>
       <w:pPr>
         <w:pStyle w:val="Bibliography"/>
@@ -7627,7 +8044,7 @@
       <w:r>
         <w:t xml:space="preserve"> </w:t>
       </w:r>
-      <w:hyperlink r:id="rId243">
+      <w:hyperlink r:id="rId252">
         <w:r>
           <w:rPr>
             <w:rStyle w:val="Hyperlink"/>
@@ -7639,8 +8056,8 @@
         <w:t xml:space="preserve">.</w:t>
       </w:r>
     </w:p>
-    <w:bookmarkEnd w:id="244"/>
-    <w:bookmarkStart w:id="246" w:name="ref-lipo_madsen_dunnell_hunt_1997"/>
+    <w:bookmarkEnd w:id="253"/>
+    <w:bookmarkStart w:id="255" w:name="ref-lipo_madsen_dunnell_hunt_1997"/>
     <w:p>
       <w:pPr>
         <w:pStyle w:val="Bibliography"/>
@@ -7667,7 +8084,7 @@
       <w:r>
         <w:t xml:space="preserve"> </w:t>
       </w:r>
-      <w:hyperlink r:id="rId245">
+      <w:hyperlink r:id="rId254">
         <w:r>
           <w:rPr>
             <w:rStyle w:val="Hyperlink"/>
@@ -7679,8 +8096,8 @@
         <w:t xml:space="preserve">.</w:t>
       </w:r>
     </w:p>
-    <w:bookmarkEnd w:id="246"/>
-    <w:bookmarkStart w:id="248" w:name="ref-holland-lulewicz_2019"/>
+    <w:bookmarkEnd w:id="255"/>
+    <w:bookmarkStart w:id="257" w:name="ref-holland-lulewicz_2019"/>
     <w:p>
       <w:pPr>
         <w:pStyle w:val="Bibliography"/>
@@ -7734,7 +8151,7 @@
       <w:r>
         <w:t xml:space="preserve"> </w:t>
       </w:r>
-      <w:hyperlink r:id="rId247">
+      <w:hyperlink r:id="rId256">
         <w:r>
           <w:rPr>
             <w:rStyle w:val="Hyperlink"/>
@@ -7746,8 +8163,8 @@
         <w:t xml:space="preserve">.</w:t>
       </w:r>
     </w:p>
-    <w:bookmarkEnd w:id="248"/>
-    <w:bookmarkStart w:id="250" w:name="ref-lyman_2021"/>
+    <w:bookmarkEnd w:id="257"/>
+    <w:bookmarkStart w:id="259" w:name="ref-lyman_2021"/>
     <w:p>
       <w:pPr>
         <w:pStyle w:val="Bibliography"/>
@@ -7774,7 +8191,7 @@
       <w:r>
         <w:t xml:space="preserve"> </w:t>
       </w:r>
-      <w:hyperlink r:id="rId249">
+      <w:hyperlink r:id="rId258">
         <w:r>
           <w:rPr>
             <w:rStyle w:val="Hyperlink"/>
@@ -7786,8 +8203,8 @@
         <w:t xml:space="preserve">.</w:t>
       </w:r>
     </w:p>
-    <w:bookmarkEnd w:id="250"/>
-    <w:bookmarkStart w:id="251" w:name="ref-madsen_2012"/>
+    <w:bookmarkEnd w:id="259"/>
+    <w:bookmarkStart w:id="260" w:name="ref-madsen_2012"/>
     <w:p>
       <w:pPr>
         <w:pStyle w:val="Bibliography"/>
@@ -7796,8 +8213,8 @@
         <w:t xml:space="preserve">Madsen, Mark E. 2012. Neutral Cultural Transmission in Time-Averaged Archaeological Assemblages. arXiv preprint arXiv:1204.2043 [physics.soc-ph].</w:t>
       </w:r>
     </w:p>
-    <w:bookmarkEnd w:id="251"/>
-    <w:bookmarkStart w:id="252" w:name="ref-mainfort_1996"/>
+    <w:bookmarkEnd w:id="260"/>
+    <w:bookmarkStart w:id="261" w:name="ref-mainfort_1996"/>
     <w:p>
       <w:pPr>
         <w:pStyle w:val="Bibliography"/>
@@ -7846,8 +8263,8 @@
         <w:t xml:space="preserve">15(2):172–181.</w:t>
       </w:r>
     </w:p>
-    <w:bookmarkEnd w:id="252"/>
-    <w:bookmarkStart w:id="253" w:name="ref-mainfort_1996b"/>
+    <w:bookmarkEnd w:id="261"/>
+    <w:bookmarkStart w:id="262" w:name="ref-mainfort_1996b"/>
     <w:p>
       <w:pPr>
         <w:pStyle w:val="Bibliography"/>
@@ -7872,8 +8289,8 @@
         <w:t xml:space="preserve">15(2):172–181.</w:t>
       </w:r>
     </w:p>
-    <w:bookmarkEnd w:id="253"/>
-    <w:bookmarkStart w:id="254" w:name="ref-mainfort_2001"/>
+    <w:bookmarkEnd w:id="262"/>
+    <w:bookmarkStart w:id="263" w:name="ref-mainfort_2001"/>
     <w:p>
       <w:pPr>
         <w:pStyle w:val="Bibliography"/>
@@ -7907,8 +8324,8 @@
         <w:t xml:space="preserve">, edited by David S. Brose, C. Wesley Cowan, and Jr. Mainfort Robert C., pp. 173–190. Smithsonian Institution Press, Washington, DC.</w:t>
       </w:r>
     </w:p>
-    <w:bookmarkEnd w:id="254"/>
-    <w:bookmarkStart w:id="255" w:name="ref-mainfort_2003"/>
+    <w:bookmarkEnd w:id="263"/>
+    <w:bookmarkStart w:id="264" w:name="ref-mainfort_2003"/>
     <w:p>
       <w:pPr>
         <w:pStyle w:val="Bibliography"/>
@@ -7945,8 +8362,8 @@
         <w:t xml:space="preserve">22(2):176–184.</w:t>
       </w:r>
     </w:p>
-    <w:bookmarkEnd w:id="255"/>
-    <w:bookmarkStart w:id="256" w:name="ref-mayr_1959"/>
+    <w:bookmarkEnd w:id="264"/>
+    <w:bookmarkStart w:id="265" w:name="ref-mayr_1959"/>
     <w:p>
       <w:pPr>
         <w:pStyle w:val="Bibliography"/>
@@ -7968,8 +8385,8 @@
         <w:t xml:space="preserve">, edited by Betty J. Meggers, pp. 409–412. The Anthropological Society of Washington, Washington, D.C.</w:t>
       </w:r>
     </w:p>
-    <w:bookmarkEnd w:id="256"/>
-    <w:bookmarkStart w:id="257" w:name="ref-mcnutt_ed_1996"/>
+    <w:bookmarkEnd w:id="265"/>
+    <w:bookmarkStart w:id="266" w:name="ref-mcnutt_ed_1996"/>
     <w:p>
       <w:pPr>
         <w:pStyle w:val="Bibliography"/>
@@ -8019,8 +8436,8 @@
         <w:t xml:space="preserve">. University of Alabama Press, Tuscaloosa.</w:t>
       </w:r>
     </w:p>
-    <w:bookmarkEnd w:id="257"/>
-    <w:bookmarkStart w:id="258" w:name="ref-mesoudi_2021"/>
+    <w:bookmarkEnd w:id="266"/>
+    <w:bookmarkStart w:id="267" w:name="ref-mesoudi_2021"/>
     <w:p>
       <w:pPr>
         <w:pStyle w:val="Bibliography"/>
@@ -8045,8 +8462,8 @@
         <w:t xml:space="preserve">376:20200053.</w:t>
       </w:r>
     </w:p>
-    <w:bookmarkEnd w:id="258"/>
-    <w:bookmarkStart w:id="260" w:name="ref-miller_atkins_premo_2018"/>
+    <w:bookmarkEnd w:id="267"/>
+    <w:bookmarkStart w:id="269" w:name="ref-miller_atkins_premo_2018"/>
     <w:p>
       <w:pPr>
         <w:pStyle w:val="Bibliography"/>
@@ -8073,7 +8490,7 @@
       <w:r>
         <w:t xml:space="preserve"> </w:t>
       </w:r>
-      <w:hyperlink r:id="rId259">
+      <w:hyperlink r:id="rId268">
         <w:r>
           <w:rPr>
             <w:rStyle w:val="Hyperlink"/>
@@ -8085,8 +8502,8 @@
         <w:t xml:space="preserve">.</w:t>
       </w:r>
     </w:p>
-    <w:bookmarkEnd w:id="260"/>
-    <w:bookmarkStart w:id="261" w:name="ref-milner_1998"/>
+    <w:bookmarkEnd w:id="269"/>
+    <w:bookmarkStart w:id="270" w:name="ref-milner_1998"/>
     <w:p>
       <w:pPr>
         <w:pStyle w:val="Bibliography"/>
@@ -8164,8 +8581,8 @@
         <w:t xml:space="preserve">. Smithsonian Institution Press, Washington, D.C.</w:t>
       </w:r>
     </w:p>
-    <w:bookmarkEnd w:id="261"/>
-    <w:bookmarkStart w:id="262" w:name="ref-mitchem_2001"/>
+    <w:bookmarkEnd w:id="270"/>
+    <w:bookmarkStart w:id="271" w:name="ref-mitchem_2001"/>
     <w:p>
       <w:pPr>
         <w:pStyle w:val="Bibliography"/>
@@ -8195,8 +8612,8 @@
         <w:t xml:space="preserve">.</w:t>
       </w:r>
     </w:p>
-    <w:bookmarkEnd w:id="262"/>
-    <w:bookmarkStart w:id="263" w:name="ref-morse_d_1990"/>
+    <w:bookmarkEnd w:id="271"/>
+    <w:bookmarkStart w:id="272" w:name="ref-morse_d_1990"/>
     <w:p>
       <w:pPr>
         <w:pStyle w:val="Bibliography"/>
@@ -8244,8 +8661,8 @@
         <w:t xml:space="preserve">, edited by David H. Dye and Cheryl Anne Cox, pp. 69–97. University of Alabama Press, Tuscaloosa.</w:t>
       </w:r>
     </w:p>
-    <w:bookmarkEnd w:id="263"/>
-    <w:bookmarkStart w:id="264" w:name="ref-morse_morse_1983"/>
+    <w:bookmarkEnd w:id="272"/>
+    <w:bookmarkStart w:id="273" w:name="ref-morse_morse_1983"/>
     <w:p>
       <w:pPr>
         <w:pStyle w:val="Bibliography"/>
@@ -8295,8 +8712,8 @@
         <w:t xml:space="preserve">. Academic Press, New York.</w:t>
       </w:r>
     </w:p>
-    <w:bookmarkEnd w:id="264"/>
-    <w:bookmarkStart w:id="265" w:name="ref-morse_morse_1996"/>
+    <w:bookmarkEnd w:id="273"/>
+    <w:bookmarkStart w:id="274" w:name="ref-morse_morse_1996"/>
     <w:p>
       <w:pPr>
         <w:pStyle w:val="Bibliography"/>
@@ -8333,8 +8750,8 @@
         <w:t xml:space="preserve">17(1):1–35.</w:t>
       </w:r>
     </w:p>
-    <w:bookmarkEnd w:id="265"/>
-    <w:bookmarkStart w:id="266" w:name="ref-morse_p_1981"/>
+    <w:bookmarkEnd w:id="274"/>
+    <w:bookmarkStart w:id="275" w:name="ref-morse_p_1981"/>
     <w:p>
       <w:pPr>
         <w:pStyle w:val="Bibliography"/>
@@ -8405,8 +8822,8 @@
         <w:t xml:space="preserve">. Arkansas Archeological Survey Research Series 13. Arkansas Archeological Survey, Fayetteville.</w:t>
       </w:r>
     </w:p>
-    <w:bookmarkEnd w:id="266"/>
-    <w:bookmarkStart w:id="267" w:name="ref-morse_1990"/>
+    <w:bookmarkEnd w:id="275"/>
+    <w:bookmarkStart w:id="276" w:name="ref-morse_1990"/>
     <w:p>
       <w:pPr>
         <w:pStyle w:val="Bibliography"/>
@@ -8466,8 +8883,8 @@
         <w:t xml:space="preserve">, edited by David H. Dye and Cheryl Anne Cox, pp. 118–134. University of Alabama Press, Tuscaloosa.</w:t>
       </w:r>
     </w:p>
-    <w:bookmarkEnd w:id="267"/>
-    <w:bookmarkStart w:id="268" w:name="ref-neiman_1995"/>
+    <w:bookmarkEnd w:id="276"/>
+    <w:bookmarkStart w:id="277" w:name="ref-neiman_1995"/>
     <w:p>
       <w:pPr>
         <w:pStyle w:val="Bibliography"/>
@@ -8510,8 +8927,8 @@
         <w:t xml:space="preserve">60(1):7–36.</w:t>
       </w:r>
     </w:p>
-    <w:bookmarkEnd w:id="268"/>
-    <w:bookmarkStart w:id="269" w:name="ref-obrien_leonard_2001"/>
+    <w:bookmarkEnd w:id="277"/>
+    <w:bookmarkStart w:id="278" w:name="ref-obrien_leonard_2001"/>
     <w:p>
       <w:pPr>
         <w:pStyle w:val="Bibliography"/>
@@ -8533,8 +8950,8 @@
         <w:t xml:space="preserve">, edited by Teresa D. Hurt and Gordon F. M. Rakita, pp. 1–23. Bergin &amp; Garvey, Westport, Connecticut.</w:t>
       </w:r>
     </w:p>
-    <w:bookmarkEnd w:id="269"/>
-    <w:bookmarkStart w:id="271" w:name="ref-odwyer_kandler_2017"/>
+    <w:bookmarkEnd w:id="278"/>
+    <w:bookmarkStart w:id="280" w:name="ref-odwyer_kandler_2017"/>
     <w:p>
       <w:pPr>
         <w:pStyle w:val="Bibliography"/>
@@ -8561,7 +8978,7 @@
       <w:r>
         <w:t xml:space="preserve"> </w:t>
       </w:r>
-      <w:hyperlink r:id="rId270">
+      <w:hyperlink r:id="rId279">
         <w:r>
           <w:rPr>
             <w:rStyle w:val="Hyperlink"/>
@@ -8573,8 +8990,8 @@
         <w:t xml:space="preserve">.</w:t>
       </w:r>
     </w:p>
-    <w:bookmarkEnd w:id="271"/>
-    <w:bookmarkStart w:id="273" w:name="ref-peebles_kus_1977"/>
+    <w:bookmarkEnd w:id="280"/>
+    <w:bookmarkStart w:id="282" w:name="ref-peebles_kus_1977"/>
     <w:p>
       <w:pPr>
         <w:pStyle w:val="Bibliography"/>
@@ -8601,7 +9018,7 @@
       <w:r>
         <w:t xml:space="preserve"> </w:t>
       </w:r>
-      <w:hyperlink r:id="rId272">
+      <w:hyperlink r:id="rId281">
         <w:r>
           <w:rPr>
             <w:rStyle w:val="Hyperlink"/>
@@ -8613,8 +9030,8 @@
         <w:t xml:space="preserve">.</w:t>
       </w:r>
     </w:p>
-    <w:bookmarkEnd w:id="273"/>
-    <w:bookmarkStart w:id="275" w:name="ref-peeples_schachner_2012"/>
+    <w:bookmarkEnd w:id="282"/>
+    <w:bookmarkStart w:id="284" w:name="ref-peeples_schachner_2012"/>
     <w:p>
       <w:pPr>
         <w:pStyle w:val="Bibliography"/>
@@ -8641,7 +9058,7 @@
       <w:r>
         <w:t xml:space="preserve"> </w:t>
       </w:r>
-      <w:hyperlink r:id="rId274">
+      <w:hyperlink r:id="rId283">
         <w:r>
           <w:rPr>
             <w:rStyle w:val="Hyperlink"/>
@@ -8653,8 +9070,8 @@
         <w:t xml:space="preserve">.</w:t>
       </w:r>
     </w:p>
-    <w:bookmarkEnd w:id="275"/>
-    <w:bookmarkStart w:id="277" w:name="ref-perreault_2018"/>
+    <w:bookmarkEnd w:id="284"/>
+    <w:bookmarkStart w:id="286" w:name="ref-perreault_2018"/>
     <w:p>
       <w:pPr>
         <w:pStyle w:val="Bibliography"/>
@@ -8681,7 +9098,7 @@
       <w:r>
         <w:t xml:space="preserve"> </w:t>
       </w:r>
-      <w:hyperlink r:id="rId276">
+      <w:hyperlink r:id="rId285">
         <w:r>
           <w:rPr>
             <w:rStyle w:val="Hyperlink"/>
@@ -8693,8 +9110,8 @@
         <w:t xml:space="preserve">.</w:t>
       </w:r>
     </w:p>
-    <w:bookmarkEnd w:id="277"/>
-    <w:bookmarkStart w:id="278" w:name="ref-perreault_2019"/>
+    <w:bookmarkEnd w:id="286"/>
+    <w:bookmarkStart w:id="287" w:name="ref-perreault_2019"/>
     <w:p>
       <w:pPr>
         <w:pStyle w:val="Bibliography"/>
@@ -8716,8 +9133,8 @@
         <w:t xml:space="preserve">. University of Chicago Press, Chicago.</w:t>
       </w:r>
     </w:p>
-    <w:bookmarkEnd w:id="278"/>
-    <w:bookmarkStart w:id="279" w:name="ref-phillips_1970"/>
+    <w:bookmarkEnd w:id="287"/>
+    <w:bookmarkStart w:id="288" w:name="ref-phillips_1970"/>
     <w:p>
       <w:pPr>
         <w:pStyle w:val="Bibliography"/>
@@ -8788,8 +9205,8 @@
         <w:t xml:space="preserve">, Vol. 60. Papers of the Peabody Museum of Archaeology and Ethnology. Peabody Museum, Harvard University, Cambridge, MA.</w:t>
       </w:r>
     </w:p>
-    <w:bookmarkEnd w:id="279"/>
-    <w:bookmarkStart w:id="280" w:name="ref-phillips_ford_griffin_1951"/>
+    <w:bookmarkEnd w:id="288"/>
+    <w:bookmarkStart w:id="289" w:name="ref-phillips_ford_griffin_1951"/>
     <w:p>
       <w:pPr>
         <w:pStyle w:val="Bibliography"/>
@@ -8839,8 +9256,8 @@
         <w:t xml:space="preserve">, Vol. 25. Papers of the Peabody Museum of American Archaeology and Ethnology. Peabody Museum, Harvard University, Cambridge, MA.</w:t>
       </w:r>
     </w:p>
-    <w:bookmarkEnd w:id="280"/>
-    <w:bookmarkStart w:id="282" w:name="ref-phillips_willey_1953"/>
+    <w:bookmarkEnd w:id="289"/>
+    <w:bookmarkStart w:id="291" w:name="ref-phillips_willey_1953"/>
     <w:p>
       <w:pPr>
         <w:pStyle w:val="Bibliography"/>
@@ -8867,7 +9284,7 @@
       <w:r>
         <w:t xml:space="preserve"> </w:t>
       </w:r>
-      <w:hyperlink r:id="rId281">
+      <w:hyperlink r:id="rId290">
         <w:r>
           <w:rPr>
             <w:rStyle w:val="Hyperlink"/>
@@ -8879,8 +9296,8 @@
         <w:t xml:space="preserve">.</w:t>
       </w:r>
     </w:p>
-    <w:bookmarkEnd w:id="282"/>
-    <w:bookmarkStart w:id="284" w:name="ref-powell_shennan_thomas_2009"/>
+    <w:bookmarkEnd w:id="291"/>
+    <w:bookmarkStart w:id="293" w:name="ref-powell_shennan_thomas_2009"/>
     <w:p>
       <w:pPr>
         <w:pStyle w:val="Bibliography"/>
@@ -8919,7 +9336,7 @@
       <w:r>
         <w:t xml:space="preserve"> </w:t>
       </w:r>
-      <w:hyperlink r:id="rId283">
+      <w:hyperlink r:id="rId292">
         <w:r>
           <w:rPr>
             <w:rStyle w:val="Hyperlink"/>
@@ -8931,8 +9348,8 @@
         <w:t xml:space="preserve">.</w:t>
       </w:r>
     </w:p>
-    <w:bookmarkEnd w:id="284"/>
-    <w:bookmarkStart w:id="286" w:name="ref-premo_2014"/>
+    <w:bookmarkEnd w:id="293"/>
+    <w:bookmarkStart w:id="295" w:name="ref-premo_2014"/>
     <w:p>
       <w:pPr>
         <w:pStyle w:val="Bibliography"/>
@@ -8959,7 +9376,7 @@
       <w:r>
         <w:t xml:space="preserve"> </w:t>
       </w:r>
-      <w:hyperlink r:id="rId285">
+      <w:hyperlink r:id="rId294">
         <w:r>
           <w:rPr>
             <w:rStyle w:val="Hyperlink"/>
@@ -8971,8 +9388,8 @@
         <w:t xml:space="preserve">.</w:t>
       </w:r>
     </w:p>
-    <w:bookmarkEnd w:id="286"/>
-    <w:bookmarkStart w:id="288" w:name="ref-premo_2016"/>
+    <w:bookmarkEnd w:id="295"/>
+    <w:bookmarkStart w:id="297" w:name="ref-premo_2016"/>
     <w:p>
       <w:pPr>
         <w:pStyle w:val="Bibliography"/>
@@ -8999,7 +9416,7 @@
       <w:r>
         <w:t xml:space="preserve"> </w:t>
       </w:r>
-      <w:hyperlink r:id="rId287">
+      <w:hyperlink r:id="rId296">
         <w:r>
           <w:rPr>
             <w:rStyle w:val="Hyperlink"/>
@@ -9011,8 +9428,8 @@
         <w:t xml:space="preserve">.</w:t>
       </w:r>
     </w:p>
-    <w:bookmarkEnd w:id="288"/>
-    <w:bookmarkStart w:id="290" w:name="ref-premo_scholnick_2011"/>
+    <w:bookmarkEnd w:id="297"/>
+    <w:bookmarkStart w:id="299" w:name="ref-premo_scholnick_2011"/>
     <w:p>
       <w:pPr>
         <w:pStyle w:val="Bibliography"/>
@@ -9039,7 +9456,7 @@
       <w:r>
         <w:t xml:space="preserve"> </w:t>
       </w:r>
-      <w:hyperlink r:id="rId289">
+      <w:hyperlink r:id="rId298">
         <w:r>
           <w:rPr>
             <w:rStyle w:val="Hyperlink"/>
@@ -9051,8 +9468,8 @@
         <w:t xml:space="preserve">.</w:t>
       </w:r>
     </w:p>
-    <w:bookmarkEnd w:id="290"/>
-    <w:bookmarkStart w:id="291" w:name="ref-rees_political_culture"/>
+    <w:bookmarkEnd w:id="299"/>
+    <w:bookmarkStart w:id="300" w:name="ref-rees_political_culture"/>
     <w:p>
       <w:pPr>
         <w:pStyle w:val="Bibliography"/>
@@ -9076,8 +9493,8 @@
         <w:t xml:space="preserve">. Ph.D. dissertation, University of Oklahoma, Norman.</w:t>
       </w:r>
     </w:p>
-    <w:bookmarkEnd w:id="291"/>
-    <w:bookmarkStart w:id="293" w:name="ref-reimer_etal_2020"/>
+    <w:bookmarkEnd w:id="300"/>
+    <w:bookmarkStart w:id="302" w:name="ref-reimer_etal_2020"/>
     <w:p>
       <w:pPr>
         <w:pStyle w:val="Bibliography"/>
@@ -9131,7 +9548,7 @@
       <w:r>
         <w:t xml:space="preserve"> </w:t>
       </w:r>
-      <w:hyperlink r:id="rId292">
+      <w:hyperlink r:id="rId301">
         <w:r>
           <w:rPr>
             <w:rStyle w:val="Hyperlink"/>
@@ -9143,8 +9560,8 @@
         <w:t xml:space="preserve">.</w:t>
       </w:r>
     </w:p>
-    <w:bookmarkEnd w:id="293"/>
-    <w:bookmarkStart w:id="295" w:name="ref-richerson_etal_2016"/>
+    <w:bookmarkEnd w:id="302"/>
+    <w:bookmarkStart w:id="304" w:name="ref-richerson_etal_2016"/>
     <w:p>
       <w:pPr>
         <w:pStyle w:val="Bibliography"/>
@@ -9171,7 +9588,7 @@
       <w:r>
         <w:t xml:space="preserve"> </w:t>
       </w:r>
-      <w:hyperlink r:id="rId294">
+      <w:hyperlink r:id="rId303">
         <w:r>
           <w:rPr>
             <w:rStyle w:val="Hyperlink"/>
@@ -9183,8 +9600,8 @@
         <w:t xml:space="preserve">.</w:t>
       </w:r>
     </w:p>
-    <w:bookmarkEnd w:id="295"/>
-    <w:bookmarkStart w:id="297" w:name="ref-riede_hoggard_shennan_2019"/>
+    <w:bookmarkEnd w:id="304"/>
+    <w:bookmarkStart w:id="306" w:name="ref-riede_hoggard_shennan_2019"/>
     <w:p>
       <w:pPr>
         <w:pStyle w:val="Bibliography"/>
@@ -9211,7 +9628,7 @@
       <w:r>
         <w:t xml:space="preserve"> </w:t>
       </w:r>
-      <w:hyperlink r:id="rId296">
+      <w:hyperlink r:id="rId305">
         <w:r>
           <w:rPr>
             <w:rStyle w:val="Hyperlink"/>
@@ -9223,8 +9640,8 @@
         <w:t xml:space="preserve">.</w:t>
       </w:r>
     </w:p>
-    <w:bookmarkEnd w:id="297"/>
-    <w:bookmarkStart w:id="298" w:name="ref-robinson_1951"/>
+    <w:bookmarkEnd w:id="306"/>
+    <w:bookmarkStart w:id="307" w:name="ref-robinson_1951"/>
     <w:p>
       <w:pPr>
         <w:pStyle w:val="Bibliography"/>
@@ -9249,8 +9666,8 @@
         <w:t xml:space="preserve">16(4):293–301.</w:t>
       </w:r>
     </w:p>
-    <w:bookmarkEnd w:id="298"/>
-    <w:bookmarkStart w:id="299" w:name="ref-ross-stallings_2017"/>
+    <w:bookmarkEnd w:id="307"/>
+    <w:bookmarkStart w:id="308" w:name="ref-ross-stallings_2017"/>
     <w:p>
       <w:pPr>
         <w:pStyle w:val="Bibliography"/>
@@ -9284,8 +9701,8 @@
         <w:t xml:space="preserve">, edited by Haagen D. Klaus, Amanda R. Harvey, and Mark N. Cohen, pp. 329–362. University Press of Florida, Gainesville.</w:t>
       </w:r>
     </w:p>
-    <w:bookmarkEnd w:id="299"/>
-    <w:bookmarkStart w:id="300" w:name="ref-schiffer_1972"/>
+    <w:bookmarkEnd w:id="308"/>
+    <w:bookmarkStart w:id="309" w:name="ref-schiffer_1972"/>
     <w:p>
       <w:pPr>
         <w:pStyle w:val="Bibliography"/>
@@ -9310,8 +9727,8 @@
         <w:t xml:space="preserve">37(2):156–165.</w:t>
       </w:r>
     </w:p>
-    <w:bookmarkEnd w:id="300"/>
-    <w:bookmarkStart w:id="302" w:name="ref-schneider_martins_deaguiar_2016"/>
+    <w:bookmarkEnd w:id="309"/>
+    <w:bookmarkStart w:id="311" w:name="ref-schneider_martins_deaguiar_2016"/>
     <w:p>
       <w:pPr>
         <w:pStyle w:val="Bibliography"/>
@@ -9338,7 +9755,7 @@
       <w:r>
         <w:t xml:space="preserve"> </w:t>
       </w:r>
-      <w:hyperlink r:id="rId301">
+      <w:hyperlink r:id="rId310">
         <w:r>
           <w:rPr>
             <w:rStyle w:val="Hyperlink"/>
@@ -9350,8 +9767,8 @@
         <w:t xml:space="preserve">.</w:t>
       </w:r>
     </w:p>
-    <w:bookmarkEnd w:id="302"/>
-    <w:bookmarkStart w:id="304" w:name="ref-shennan_crema_kerig_2015"/>
+    <w:bookmarkEnd w:id="311"/>
+    <w:bookmarkStart w:id="313" w:name="ref-shennan_crema_kerig_2015"/>
     <w:p>
       <w:pPr>
         <w:pStyle w:val="Bibliography"/>
@@ -9417,7 +9834,7 @@
       <w:r>
         <w:t xml:space="preserve"> </w:t>
       </w:r>
-      <w:hyperlink r:id="rId303">
+      <w:hyperlink r:id="rId312">
         <w:r>
           <w:rPr>
             <w:rStyle w:val="Hyperlink"/>
@@ -9429,8 +9846,8 @@
         <w:t xml:space="preserve">.</w:t>
       </w:r>
     </w:p>
-    <w:bookmarkEnd w:id="304"/>
-    <w:bookmarkStart w:id="305" w:name="ref-shennan_wilkinson_2001"/>
+    <w:bookmarkEnd w:id="313"/>
+    <w:bookmarkStart w:id="314" w:name="ref-shennan_wilkinson_2001"/>
     <w:p>
       <w:pPr>
         <w:pStyle w:val="Bibliography"/>
@@ -9470,8 +9887,8 @@
         <w:t xml:space="preserve">66(4):577–593.</w:t>
       </w:r>
     </w:p>
-    <w:bookmarkEnd w:id="305"/>
-    <w:bookmarkStart w:id="306" w:name="ref-smith_1990"/>
+    <w:bookmarkEnd w:id="314"/>
+    <w:bookmarkStart w:id="315" w:name="ref-smith_1990"/>
     <w:p>
       <w:pPr>
         <w:pStyle w:val="Bibliography"/>
@@ -9519,8 +9936,8 @@
         <w:t xml:space="preserve">, edited by David H. Dye and Cheryl Anne Cox, pp. 135–169. University of Alabama Press, Tuscaloosa.</w:t>
       </w:r>
     </w:p>
-    <w:bookmarkEnd w:id="306"/>
-    <w:bookmarkStart w:id="307" w:name="ref-smith_neiman_2007"/>
+    <w:bookmarkEnd w:id="315"/>
+    <w:bookmarkStart w:id="316" w:name="ref-smith_neiman_2007"/>
     <w:p>
       <w:pPr>
         <w:pStyle w:val="Bibliography"/>
@@ -9545,8 +9962,8 @@
         <w:t xml:space="preserve">26(1):47–72.</w:t>
       </w:r>
     </w:p>
-    <w:bookmarkEnd w:id="307"/>
-    <w:bookmarkStart w:id="308" w:name="ref-starr_1984"/>
+    <w:bookmarkEnd w:id="316"/>
+    <w:bookmarkStart w:id="317" w:name="ref-starr_1984"/>
     <w:p>
       <w:pPr>
         <w:pStyle w:val="Bibliography"/>
@@ -9727,8 +10144,8 @@
         <w:t xml:space="preserve">, edited by John M. Connaway, pp. 163–222. Archaeological Report No. 14. Mississippi Department of Archives; History, Jackson, MS.</w:t>
       </w:r>
     </w:p>
-    <w:bookmarkEnd w:id="308"/>
-    <w:bookmarkStart w:id="310" w:name="ref-stern_1994"/>
+    <w:bookmarkEnd w:id="317"/>
+    <w:bookmarkStart w:id="319" w:name="ref-stern_1994"/>
     <w:p>
       <w:pPr>
         <w:pStyle w:val="Bibliography"/>
@@ -9755,7 +10172,7 @@
       <w:r>
         <w:t xml:space="preserve"> </w:t>
       </w:r>
-      <w:hyperlink r:id="rId309">
+      <w:hyperlink r:id="rId318">
         <w:r>
           <w:rPr>
             <w:rStyle w:val="Hyperlink"/>
@@ -9767,8 +10184,8 @@
         <w:t xml:space="preserve">.</w:t>
       </w:r>
     </w:p>
-    <w:bookmarkEnd w:id="310"/>
-    <w:bookmarkStart w:id="312" w:name="ref-sullivan_2024"/>
+    <w:bookmarkEnd w:id="319"/>
+    <w:bookmarkStart w:id="321" w:name="ref-sullivan_2024"/>
     <w:p>
       <w:pPr>
         <w:pStyle w:val="Bibliography"/>
@@ -9819,7 +10236,7 @@
       <w:r>
         <w:t xml:space="preserve"> </w:t>
       </w:r>
-      <w:hyperlink r:id="rId311">
+      <w:hyperlink r:id="rId320">
         <w:r>
           <w:rPr>
             <w:rStyle w:val="Hyperlink"/>
@@ -9831,8 +10248,8 @@
         <w:t xml:space="preserve">.</w:t>
       </w:r>
     </w:p>
-    <w:bookmarkEnd w:id="312"/>
-    <w:bookmarkStart w:id="313" w:name="ref-tomasovych_kidwell_2009"/>
+    <w:bookmarkEnd w:id="321"/>
+    <w:bookmarkStart w:id="322" w:name="ref-tomasovych_kidwell_2009"/>
     <w:p>
       <w:pPr>
         <w:pStyle w:val="Bibliography"/>
@@ -9857,8 +10274,8 @@
         <w:t xml:space="preserve">35(1):94–118.</w:t>
       </w:r>
     </w:p>
-    <w:bookmarkEnd w:id="313"/>
-    <w:bookmarkStart w:id="315" w:name="ref-tomasovych_kidwell_2010"/>
+    <w:bookmarkEnd w:id="322"/>
+    <w:bookmarkStart w:id="324" w:name="ref-tomasovych_kidwell_2010"/>
     <w:p>
       <w:pPr>
         <w:pStyle w:val="Bibliography"/>
@@ -9885,7 +10302,7 @@
       <w:r>
         <w:t xml:space="preserve"> </w:t>
       </w:r>
-      <w:hyperlink r:id="rId314">
+      <w:hyperlink r:id="rId323">
         <w:r>
           <w:rPr>
             <w:rStyle w:val="Hyperlink"/>
@@ -9897,8 +10314,8 @@
         <w:t xml:space="preserve">.</w:t>
       </w:r>
     </w:p>
-    <w:bookmarkEnd w:id="315"/>
-    <w:bookmarkStart w:id="316" w:name="ref-willey_phillips_1958"/>
+    <w:bookmarkEnd w:id="324"/>
+    <w:bookmarkStart w:id="325" w:name="ref-willey_phillips_1958"/>
     <w:p>
       <w:pPr>
         <w:pStyle w:val="Bibliography"/>
@@ -9920,8 +10337,8 @@
         <w:t xml:space="preserve">. University of Chicago Press, Chicago.</w:t>
       </w:r>
     </w:p>
-    <w:bookmarkEnd w:id="316"/>
-    <w:bookmarkStart w:id="317" w:name="ref-williams_1954"/>
+    <w:bookmarkEnd w:id="325"/>
+    <w:bookmarkStart w:id="326" w:name="ref-williams_1954"/>
     <w:p>
       <w:pPr>
         <w:pStyle w:val="Bibliography"/>
@@ -9930,8 +10347,8 @@
         <w:t xml:space="preserve">Williams, Stephen. 1954. An Archeological Study of the Mississippian Culture in Southeast Missouri. PhD thesis, Yale University, New Haven.</w:t>
       </w:r>
     </w:p>
-    <w:bookmarkEnd w:id="317"/>
-    <w:bookmarkStart w:id="319" w:name="ref-wright_1943"/>
+    <w:bookmarkEnd w:id="326"/>
+    <w:bookmarkStart w:id="328" w:name="ref-wright_1943"/>
     <w:p>
       <w:pPr>
         <w:pStyle w:val="Bibliography"/>
@@ -9958,7 +10375,7 @@
       <w:r>
         <w:t xml:space="preserve"> </w:t>
       </w:r>
-      <w:hyperlink r:id="rId318">
+      <w:hyperlink r:id="rId327">
         <w:r>
           <w:rPr>
             <w:rStyle w:val="Hyperlink"/>
@@ -9970,8 +10387,8 @@
         <w:t xml:space="preserve">.</w:t>
       </w:r>
     </w:p>
-    <w:bookmarkEnd w:id="319"/>
-    <w:bookmarkStart w:id="321" w:name="ref-wright_1951"/>
+    <w:bookmarkEnd w:id="328"/>
+    <w:bookmarkStart w:id="330" w:name="ref-wright_1951"/>
     <w:p>
       <w:pPr>
         <w:pStyle w:val="Bibliography"/>
@@ -9998,7 +10415,7 @@
       <w:r>
         <w:t xml:space="preserve"> </w:t>
       </w:r>
-      <w:hyperlink r:id="rId320">
+      <w:hyperlink r:id="rId329">
         <w:r>
           <w:rPr>
             <w:rStyle w:val="Hyperlink"/>
@@ -10010,8 +10427,8 @@
         <w:t xml:space="preserve">.</w:t>
       </w:r>
     </w:p>
-    <w:bookmarkEnd w:id="321"/>
-    <w:bookmarkStart w:id="323" w:name="ref-youngblood_miton_morin_2023"/>
+    <w:bookmarkEnd w:id="330"/>
+    <w:bookmarkStart w:id="332" w:name="ref-youngblood_miton_morin_2023"/>
     <w:p>
       <w:pPr>
         <w:pStyle w:val="Bibliography"/>
@@ -10038,7 +10455,7 @@
       <w:r>
         <w:t xml:space="preserve"> </w:t>
       </w:r>
-      <w:hyperlink r:id="rId322">
+      <w:hyperlink r:id="rId331">
         <w:r>
           <w:rPr>
             <w:rStyle w:val="Hyperlink"/>
@@ -10050,10 +10467,10 @@
         <w:t xml:space="preserve">.</w:t>
       </w:r>
     </w:p>
-    <w:bookmarkEnd w:id="323"/>
-    <w:bookmarkEnd w:id="324"/>
-    <w:bookmarkEnd w:id="325"/>
-    <w:bookmarkEnd w:id="326"/>
+    <w:bookmarkEnd w:id="332"/>
+    <w:bookmarkEnd w:id="333"/>
+    <w:bookmarkEnd w:id="334"/>
+    <w:bookmarkEnd w:id="335"/>
     <w:sectPr>
       <w:footerReference r:id="rId100" w:type="default"/>
       <w:footnotePr>

--- a/docs/manuscript/MAIN_TEXT.docx
+++ b/docs/manuscript/MAIN_TEXT.docx
@@ -2,7 +2,7 @@
 <file path=word/document.xml><?xml version="1.0" encoding="utf-8"?>
 <w:document xmlns:w="http://schemas.openxmlformats.org/wordprocessingml/2006/main" xmlns:m="http://schemas.openxmlformats.org/officeDocument/2006/math" xmlns:r="http://schemas.openxmlformats.org/officeDocument/2006/relationships" xmlns:o="urn:schemas-microsoft-com:office:office" xmlns:v="urn:schemas-microsoft-com:vml" xmlns:w10="urn:schemas-microsoft-com:office:word" xmlns:a="http://schemas.openxmlformats.org/drawingml/2006/main" xmlns:pic="http://schemas.openxmlformats.org/drawingml/2006/picture" xmlns:wp="http://schemas.openxmlformats.org/drawingml/2006/wordprocessingDrawing">
   <w:body>
-    <w:bookmarkStart w:id="335" w:name="X8bf6248c9f3f97f4894a761f3e01800d2c2c84f"/>
+    <w:bookmarkStart w:id="345" w:name="X8bf6248c9f3f97f4894a761f3e01800d2c2c84f"/>
     <w:p>
       <w:pPr>
         <w:pStyle w:val="Heading1"/>
@@ -37,7 +37,7 @@
         <w:pStyle w:val="FirstParagraph"/>
       </w:pPr>
       <w:r>
-        <w:t xml:space="preserve">Archaeologists group assemblages into phases and interpret them as bounded societies, assuming that assemblages whose ceramic class frequencies are more similar to nearby than to distant neighbors record a social group. Neutral drift among neighbors, however, can produce the same clustering with no boundary. Because interaction falls off with distance, a social group is marked by local interaction beyond what distance can account for. We ask what produced the phase structure, using the St. Francis basin and its several well-defined Late Mississippian phases as an example. Of four candidate signatures, only between-group variance can detect such closure at this resolution, and by it the basin shows none beyond what distance accounts for. A model imposing no groups attributes 97 percent of assemblage-level variation to geography. The Parkin site has long been interpreted as the center of a polity, but it bridges several seriation orderings rather than anchoring one. Calibrated drift nonetheless underpredicts how different the basin’s spatial clusters are. Of four simplifying assumptions relaxed, only a weak boundary in which new styles originate reproduces both the differentiation and the diversity. That is a spatially patterned form of drift, which these data cannot distinguish from an emerging social boundary.</w:t>
+        <w:t xml:space="preserve">Archaeologists group assemblages into phases and interpret them as bounded societies, assuming that assemblages more like their near than their distant neighbors record a social group. Neutral drift among neighbors can produce the same clustering with no boundary; a social group is marked by local interaction beyond what distance accounts for. We ask what produced the phase structure, using the St. Francis basin’s Late Mississippian phases as the case. Of four candidate signatures, only between-group variance can detect such closure at this resolution, and by it the basin shows none the record can resolve. A model imposing no groups attributes 99 percent of assemblage-level variation to geography. The published phases are recovered mostly from site locations, and their boundaries fall where composition changes slowly. Parkin, long read as the center of a polity, bridges several seriation orderings rather than anchoring one. At the grain the data select, calibrated drift reproduces the basin’s between-cluster differentiation; finer cuts exceed it by three- to fivefold, and drift’s pottery is sorted into the published phases as readily as the real pottery. What drift leaves sits in the smallest samples, not at Parkin, and a weak locality in where new styles originate reproduces it.</w:t>
       </w:r>
     </w:p>
     <w:p>
@@ -73,7 +73,7 @@
         <w:pStyle w:val="FirstParagraph"/>
       </w:pPr>
       <w:r>
-        <w:t xml:space="preserve">Los arqueólogos agrupan los conjuntos en fases y las interpretan como sociedades delimitadas, suponiendo que los conjuntos cuyas frecuencias de clases cerámicas son más similares a las de sus vecinos cercanos que a las de los distantes registran un grupo social. Sin embargo, la deriva neutral entre vecinos puede producir el mismo agrupamiento sin fronteras. Como la interacción disminuye con la distancia, lo que distingue a un grupo social es la interacción local que trasciende lo que la distancia puede explicar. Preguntamos qué dio origen a la estructura de las fases, tomando como ejemplo la cuenca del St. Francis y sus varias fases bien definidas del Misisipiano tardío. De cuatro firmas candidatas, solo la varianza entre grupos puede detectar ese cierre a esta resolución, y según ella, la cuenca no muestra cierre alguno más allá de lo que explica la distancia. Un modelo que no impone grupos atribuye el 96 % de la variación entre los conjuntos a la geografía. El sitio de Parkin ha sido interpretado durante mucho tiempo como el centro de una entidad política, pero sirve de puente entre varias ordenaciones de seriación en lugar de anclar una sola. Aun así, la deriva calibrada subestima cuán diferentes son los agrupamientos espaciales de la cuenca. De cuatro supuestos simplificadores relajados, solo una frontera débil en el lugar de origen de los nuevos estilos reproduce tanto la diferenciación como la diversidad. Se trata de una forma de deriva espacialmente estructurada, que estos datos no pueden distinguir de una frontera social emergente.</w:t>
+        <w:t xml:space="preserve">Los arqueólogos agrupan los conjuntos en fases y las interpretan como sociedades delimitadas, suponiendo que los conjuntos cuyas frecuencias de clases cerámicas son más similares a las de sus vecinos cercanos que a las de los distantes registran un grupo social. Sin embargo, la deriva neutral entre vecinos puede producir el mismo agrupamiento sin fronteras. Lo que distingue a un grupo social es la interacción local que trasciende lo que la distancia puede explicar. Preguntamos qué dio origen a la estructura de las fases, tomando como ejemplo la cuenca del St. Francis y sus varias fases bien definidas del Misisipiano tardío. De cuatro firmas candidatas, solo la varianza entre grupos puede detectar ese cierre a esta resolución, y según ella, la cuenca no muestra ningún cierre que el registro pueda resolver. Un modelo que no impone grupos atribuye el 99 % de la variación entre los conjuntos a la geografía. Las fases publicadas se recuperan en su mayor parte a partir de la ubicación de los sitios, y sus límites caen donde la composición cambia lentamente. Parkin, interpretado durante mucho tiempo como el centro de una entidad política, sirve de puente entre varias ordenaciones de seriación en lugar de anclar una sola. En la escala que los datos seleccionan, la deriva calibrada reproduce la diferenciación entre los agrupamientos espaciales de la cuenca; los cortes más finos la superan entre tres y cinco veces, y la cerámica que la deriva genera se clasifica en las fases publicadas con la misma facilidad que la cerámica real. Lo que la deriva deja sin explicar se concentra en las muestras más pequeñas, no en Parkin, y una débil localidad en el origen de los nuevos estilos lo reproduce.</w:t>
       </w:r>
     </w:p>
     <w:p>
@@ -203,7 +203,7 @@
       <w:r>
         <w:drawing>
           <wp:inline>
-            <wp:extent cx="4114800" cy="6950142"/>
+            <wp:extent cx="4114800" cy="8028878"/>
             <wp:effectExtent b="0" l="0" r="0" t="0"/>
             <wp:docPr descr="Figure 1. Decorated-ceramic assemblages of the lower Mississippi Valley and the culture-historical phase scheme this paper tests. The seven Late Mississippian phases (Parkin, Nodena, Jones Bayou, Tipton, Kent, Walls, and Parchman) are shown as discrete territories. Each territory is built by assigning every point on the map to its nearest assemblage, then merging the resulting areas according to the phase Mainfort (1996b) assigns to each assemblage, with a gap drawn between adjacent territories for legibility. Territories are drawn over the HydroRIVERS river network (Lehner and Grill 2013), with line width scaled by flow order. Each assemblage is plotted with a marker corresponding to its phase, and Parkin is marked with a star. The bounded territories illustrate the premise that the paper tests: that such areas host distinct, internally interacting societies. The transmission analysis finds no closure behind these territories beyond what distance alone produces. The assemblages form one continuous field structured by distance, although a drift model calibrated to their own diversity does not by itself reproduce how different the basin’s spatial clusters are. The mapped assemblages fall in Arkansas, Tennessee, and Mississippi. Missouri lies just north of the frame. Inset: location in North America." title="" id="112" name="Picture"/>
             <a:graphic>
@@ -224,7 +224,7 @@
                   <pic:spPr bwMode="auto">
                     <a:xfrm>
                       <a:off x="0" y="0"/>
-                      <a:ext cx="4114800" cy="6950142"/>
+                      <a:ext cx="4114800" cy="8028878"/>
                     </a:xfrm>
                     <a:prstGeom prst="rect">
                       <a:avLst/>
@@ -422,7 +422,88 @@
         <w:t xml:space="preserve"> </w:t>
       </w:r>
       <w:r>
-        <w:t xml:space="preserve">reached the same verdict by a different ordination, finding that the late-period assemblages overlap rather than forming discrete clusters and so give little support to the named phases. Lipo</w:t>
+        <w:t xml:space="preserve">put the question to very nearly the record we use. He assembled counts of ten decorated types for 39 sites with at least 800 sherds each, transcribed in large part from the Lower Mississippi Valley Survey records, and ordinated them by nonmetric multidimensional scaling, a method that imposes no groups on the data. The result, he wrote,</w:t>
+      </w:r>
+      <w:r>
+        <w:t xml:space="preserve"> </w:t>
+      </w:r>
+      <w:r>
+        <w:t xml:space="preserve">“provides little evidence for the integrity of the traditional late period phases in the study area and little support for their existence as currently formulated. No clear grouping is evident, although in a general sense most sites assigned to most phases are located in the general vicinity of each other in ordination space”</w:t>
+      </w:r>
+      <w:r>
+        <w:t xml:space="preserve"> </w:t>
+      </w:r>
+      <w:r>
+        <w:t xml:space="preserve">(Mainfort 2003:180)</w:t>
+      </w:r>
+      <w:r>
+        <w:t xml:space="preserve">. Phase by phase the verdict was the same. The Parkin phase sites plot near one another</w:t>
+      </w:r>
+      <w:r>
+        <w:t xml:space="preserve"> </w:t>
+      </w:r>
+      <w:r>
+        <w:t xml:space="preserve">“but are by no means isolated from sites assigned to other phases,”</w:t>
+      </w:r>
+      <w:r>
+        <w:t xml:space="preserve"> </w:t>
+      </w:r>
+      <w:r>
+        <w:t xml:space="preserve">the Nodena sites give</w:t>
+      </w:r>
+      <w:r>
+        <w:t xml:space="preserve"> </w:t>
+      </w:r>
+      <w:r>
+        <w:t xml:space="preserve">“no basis for viewing the Nodena phase as a definable group or a class,”</w:t>
+      </w:r>
+      <w:r>
+        <w:t xml:space="preserve"> </w:t>
+      </w:r>
+      <w:r>
+        <w:t xml:space="preserve">and the Kent phase</w:t>
+      </w:r>
+      <w:r>
+        <w:t xml:space="preserve"> </w:t>
+      </w:r>
+      <w:r>
+        <w:t xml:space="preserve">“fares perhaps the worst”</w:t>
+      </w:r>
+      <w:r>
+        <w:t xml:space="preserve"> </w:t>
+      </w:r>
+      <w:r>
+        <w:t xml:space="preserve">(Mainfort 2003:181)</w:t>
+      </w:r>
+      <w:r>
+        <w:t xml:space="preserve">. Mainfort closed by observing that since Phillips’s synthesis</w:t>
+      </w:r>
+      <w:r>
+        <w:t xml:space="preserve"> </w:t>
+      </w:r>
+      <w:r>
+        <w:t xml:space="preserve">“attempts to group archaeological sites into culture-historical units (phases) have not been accompanied by either theoretical or methodological advances,”</w:t>
+      </w:r>
+      <w:r>
+        <w:t xml:space="preserve"> </w:t>
+      </w:r>
+      <w:r>
+        <w:t xml:space="preserve">and that the patterns an ordination produces</w:t>
+      </w:r>
+      <w:r>
+        <w:t xml:space="preserve"> </w:t>
+      </w:r>
+      <w:r>
+        <w:t xml:space="preserve">“require interpretation”</w:t>
+      </w:r>
+      <w:r>
+        <w:t xml:space="preserve"> </w:t>
+      </w:r>
+      <w:r>
+        <w:t xml:space="preserve">(Mainfort 2003:182)</w:t>
+      </w:r>
+      <w:r>
+        <w:t xml:space="preserve">. Both remarks mark where this paper begins. An ordination shows that the phases do not separate. It cannot say what produced the structure that is there, since assemblages sorting loosely by phase in ordination space is what bounded groups would give and also what unbounded copying across distance would give. Deciding between them takes a model of the process and a statement of what each process predicts. Lipo</w:t>
       </w:r>
       <w:r>
         <w:t xml:space="preserve"> </w:t>
@@ -1881,7 +1962,7 @@
           <wp:inline>
             <wp:extent cx="5334000" cy="4404980"/>
             <wp:effectExtent b="0" l="0" r="0" t="0"/>
-            <wp:docPr descr="Figure 3. What the test distinguishes, and why the within-basin determination is hard, shown with synthetic assemblages matched to the record. Top: the basin assemblages in a multidimensional scaling of decorated dissimilarity, a two-dimensional map in which more similar assemblages sit closer together (points colored by the three spatial clusters the basin’s coordinates support, the same division used throughout), as they would appear if the Parkin phase were a bounded interaction group (left, sharp clusters), under spatially structured neutral drift (center, a continuous gradient), and as observed (right, a diffuse scatter that resembles drift). Bottom: the cultural F_{ST} signature recovered from synthetic assemblages as the strength of imposed group closure rises from 0 (drift) to 1 (strong groups). The dashed line shows the observed trend (-0.756): a rank correlation of F_{ST} with seriation position, not an F_{ST} value. The band around it is the -0.30 to +0.60 range that a single random subsample returns. The shaded vertical band is the 95 percent credible interval for the imposed closure strength given that observation (0.00 to 0.48, median 0.23), and it reaches from zero to moderate closure, which is why a weak within-basin boundary cannot be excluded at this record’s size and time-averaging." title="" id="123" name="Picture"/>
+            <wp:docPr descr="Figure 3. What the test distinguishes, and why the within-basin determination is hard, shown with synthetic assemblages matched to the record. Top: the basin assemblages in a multidimensional scaling of decorated dissimilarity, a two-dimensional map in which more similar assemblages sit closer together (points colored by the two spatial clusters the basin’s coordinates support, the same division used throughout), as they would appear if the Parkin phase were a bounded interaction group (left, sharp clusters), under spatially structured neutral drift (center, a continuous gradient), and as observed (right, a diffuse scatter that resembles drift). Bottom: the cultural F_{ST} signature recovered from synthetic assemblages as the strength of imposed group closure rises from 0 (drift) to 1 (strong groups). The dashed line shows the observed trend (-0.048): a rank correlation of F_{ST} with seriation position, not an F_{ST} value. The band around it is the -0.80 to +0.40 range that a single random subsample returns. The shaded vertical band is the 95 percent credible interval for the imposed closure strength given that observation (0.00 to 0.36, median 0.15), and it reaches from zero to moderate closure, which is why a weak within-basin boundary cannot be excluded at this record’s size and time-averaging." title="" id="123" name="Picture"/>
             <a:graphic>
               <a:graphicData uri="http://schemas.openxmlformats.org/drawingml/2006/picture">
                 <pic:pic>
@@ -1934,7 +2015,7 @@
         <w:t xml:space="preserve"> </w:t>
       </w:r>
       <w:r>
-        <w:t xml:space="preserve">What the test distinguishes, and why the within-basin determination is hard, shown with synthetic assemblages matched to the record. Top: the basin assemblages in a multidimensional scaling of decorated dissimilarity, a two-dimensional map in which more similar assemblages sit closer together (points colored by the three spatial clusters the basin’s coordinates support, the same division used throughout), as they would appear if the Parkin phase were a bounded interaction group (left, sharp clusters), under spatially structured neutral drift (center, a continuous gradient), and as observed (right, a diffuse scatter that resembles drift). Bottom: the cultural</w:t>
+        <w:t xml:space="preserve">What the test distinguishes, and why the within-basin determination is hard, shown with synthetic assemblages matched to the record. Top: the basin assemblages in a multidimensional scaling of decorated dissimilarity, a two-dimensional map in which more similar assemblages sit closer together (points colored by the two spatial clusters the basin’s coordinates support, the same division used throughout), as they would appear if the Parkin phase were a bounded interaction group (left, sharp clusters), under spatially structured neutral drift (center, a continuous gradient), and as observed (right, a diffuse scatter that resembles drift). Bottom: the cultural</w:t>
       </w:r>
       <w:r>
         <w:t xml:space="preserve"> </w:t>
@@ -1960,7 +2041,7 @@
         <w:t xml:space="preserve"> </w:t>
       </w:r>
       <w:r>
-        <w:t xml:space="preserve">signature recovered from synthetic assemblages as the strength of imposed group closure rises from 0 (drift) to 1 (strong groups). The dashed line shows the observed trend (-0.756): a rank correlation of</w:t>
+        <w:t xml:space="preserve">signature recovered from synthetic assemblages as the strength of imposed group closure rises from 0 (drift) to 1 (strong groups). The dashed line shows the observed trend (-0.048): a rank correlation of</w:t>
       </w:r>
       <w:r>
         <w:t xml:space="preserve"> </w:t>
@@ -2012,7 +2093,7 @@
         <w:t xml:space="preserve"> </w:t>
       </w:r>
       <w:r>
-        <w:t xml:space="preserve">value. The band around it is the -0.30 to +0.60 range that a single random subsample returns. The shaded vertical band is the 95 percent credible interval for the imposed closure strength given that observation (0.00 to 0.48, median 0.23), and it reaches from zero to moderate closure, which is why a weak within-basin boundary cannot be excluded at this record’s size and time-averaging.</w:t>
+        <w:t xml:space="preserve">value. The band around it is the -0.80 to +0.40 range that a single random subsample returns. The shaded vertical band is the 95 percent credible interval for the imposed closure strength given that observation (0.00 to 0.36, median 0.15), and it reaches from zero to moderate closure, which is why a weak within-basin boundary cannot be excluded at this record’s size and time-averaging.</w:t>
       </w:r>
     </w:p>
     <w:p>
@@ -2132,19 +2213,7 @@
         <w:t xml:space="preserve">(1951)</w:t>
       </w:r>
       <w:r>
-        <w:t xml:space="preserve">, with additions from Mainfort</w:t>
-      </w:r>
-      <w:r>
-        <w:t xml:space="preserve"> </w:t>
-      </w:r>
-      <w:r>
-        <w:t xml:space="preserve">(1996a)</w:t>
-      </w:r>
-      <w:r>
-        <w:t xml:space="preserve"> </w:t>
-      </w:r>
-      <w:r>
-        <w:t xml:space="preserve">and from our own collections reported in Lipo</w:t>
+        <w:t xml:space="preserve">, as compiled by Lipo</w:t>
       </w:r>
       <w:r>
         <w:t xml:space="preserve"> </w:t>
@@ -2153,7 +2222,28 @@
         <w:t xml:space="preserve">(2001)</w:t>
       </w:r>
       <w:r>
-        <w:t xml:space="preserve">. The assemblages in this study underlie the original phase definitions, amended with additional locations and evaluated for statistical sufficiency. We use only the decorated classes, as these are the stylistic variants the analysis concerns; plain wares are excluded. Ten classes remain, one of which pools Barton Incised, Kent Incised, and Mound Place Incised. Where more than one project counted an assemblage, we sum the counts rather than choose between them, which raises the sherd totals that frequency seriation and the drift calibration both require. Of the 55 assemblages in the merged matrix, 35 carry Mainfort’s counts alone, 19 sum his with ours, and one is ours alone; seven include controlled surface collections and limited excavation carried out in 1996 and 1997, six of them recollections of sites the original survey had sampled</w:t>
+        <w:t xml:space="preserve"> </w:t>
+      </w:r>
+      <w:r>
+        <w:t xml:space="preserve">together with the collections reported there. The assemblages in this study underlie the original phase definitions, amended with additional locations and evaluated for statistical sufficiency. We restrict the analysis to decorated classes on theoretical grounds. The expectations of neutral transmission apply to stylistic variation, meaning variants that carry no difference in performance and whose frequencies therefore change through copying and chance alone</w:t>
+      </w:r>
+      <w:r>
+        <w:t xml:space="preserve"> </w:t>
+      </w:r>
+      <w:r>
+        <w:t xml:space="preserve">(Dunnell 1978; Neiman 1995)</w:t>
+      </w:r>
+      <w:r>
+        <w:t xml:space="preserve">. Plain wares are everything else, that is, all sherds without stylistic decorative elements. Their abundance tracks vessel function, paste technology, and the activities carried out at a site, none of which a drift model represents. Mississippi Plain and Bell Plain, which differ from one another only in paste, make up 87 percent of the sherds in the one published table for this region that reports them</w:t>
+      </w:r>
+      <w:r>
+        <w:t xml:space="preserve"> </w:t>
+      </w:r>
+      <w:r>
+        <w:t xml:space="preserve">(Mainfort 2003)</w:t>
+      </w:r>
+      <w:r>
+        <w:t xml:space="preserve">. They are excluded. Ten decorated classes remain. One pools Barton Incised, Kent Incised, and Mound Place Incised, and one pools the painted types Old Town Red, Nodena Red and White, and Avenue Polychrome. Every assemblage takes its counts from a single source, and no counts are summed across sources. Of the 38 assemblages, 20 come from Lipo’s compilation, which adds controlled surface collections and limited excavation carried out in 1996 and 1997 at seven of them, six being recollections of sites the original survey had sampled and one, Holden Lake, a new collection</w:t>
       </w:r>
       <w:r>
         <w:t xml:space="preserve"> </w:t>
@@ -2162,7 +2252,28 @@
         <w:t xml:space="preserve">(Lipo 2001)</w:t>
       </w:r>
       <w:r>
-        <w:t xml:space="preserve">. The broader 266-assemblage compilation of the survey’s counts</w:t>
+        <w:t xml:space="preserve">. The other 18 carry the survey’s counts alone. Mainfort</w:t>
+      </w:r>
+      <w:r>
+        <w:t xml:space="preserve"> </w:t>
+      </w:r>
+      <w:r>
+        <w:t xml:space="preserve">(2003)</w:t>
+      </w:r>
+      <w:r>
+        <w:t xml:space="preserve"> </w:t>
+      </w:r>
+      <w:r>
+        <w:t xml:space="preserve">assembled an overlapping table of 39 sites with at least 800 sherds each, transcribed largely from the same survey files. His counts are therefore not independent of ours. They match the survey’s at 11 of the 21 sites the two share and exceed them at the other ten. His acknowledgments report that collections housed at the C. H. Nash Museum at Chucalissa were analyzed for the study</w:t>
+      </w:r>
+      <w:r>
+        <w:t xml:space="preserve"> </w:t>
+      </w:r>
+      <w:r>
+        <w:t xml:space="preserve">(Mainfort 2003:182)</w:t>
+      </w:r>
+      <w:r>
+        <w:t xml:space="preserve">, and six of those ten sites (Walls, Irby, Woodlyn, Beck, Belle Meade, and Mound Place) lie in the Memphis locality, so we infer that the excess is later collections from those sites. He does not itemize sources by site, and the inference is ours. We do not combine his counts with ours. We use his table for a second, separate analysis reported at the end of the Results, because he assigned his sites to phases under a configuration that differs from the one in Figure 1, and two schemes drawn through the same sites are the material for asking whether either set of lines is where anything changes. The broader 266-assemblage compilation of the survey’s counts</w:t>
       </w:r>
       <w:r>
         <w:t xml:space="preserve"> </w:t>
@@ -2194,7 +2305,80 @@
         <w:t xml:space="preserve"> </w:t>
       </w:r>
       <w:r>
-        <w:t xml:space="preserve">assigns it to one of the five phases named above, which yields 34 decorated assemblages with 34,745 decorated sherds (median 543 per assemblage, range 50 to 4,798). As drawn, these phases spill beyond the drainage that names them; the farthest member sits 41.2 km from the St. Francis system, and a 20 km corridor around that drainage would both admit five assemblages Mainfort places in no phase and exclude nine that carry a phase label. A stricter rule, keeping only phase members nearer the St. Francis system than the Mississippi, yields 15. The verdict reported below is the same under both definitions. Two southern St. Francis-type sites, Old Town and Blanchard, fall outside the drainage rule. They lie 28 and 80 km from the St. Francis system and belong to the Mississippi-proximal and lower Yazoo settings rather than to the St. Francis drainage.</w:t>
+        <w:t xml:space="preserve">assigns it to one of the five phases named above, or when the assemblage falls inside the territory his assignments define. Two further rules apply. The Parchman phase is excluded on geography: its three assemblages lie across the Mississippi in Coahoma County, 30 to 46 km from the nearest other assemblage and 77 km from the centroid of the rest, and no definition of the St. Francis basin reaches them. And an assemblage enters only with at least 75 decorated sherds. That number is chosen by measurement rather than convention. The cultural</w:t>
+      </w:r>
+      <w:r>
+        <w:t xml:space="preserve"> </w:t>
+      </w:r>
+      <m:oMath>
+        <m:sSub>
+          <m:e>
+            <m:r>
+              <m:t>F</m:t>
+            </m:r>
+          </m:e>
+          <m:sub>
+            <m:r>
+              <m:t>S</m:t>
+            </m:r>
+            <m:r>
+              <m:t>T</m:t>
+            </m:r>
+          </m:sub>
+        </m:sSub>
+      </m:oMath>
+      <w:r>
+        <w:t xml:space="preserve"> </w:t>
+      </w:r>
+      <w:r>
+        <w:t xml:space="preserve">we use is a plug-in estimator, and sampling alone manufactures differentiation between two assemblages drawn from one and the same population of pots, in rough proportion to one over the sample size. Drawing pairs of samples from the basin’s pooled class profile, so that everything between them is sampling, gives a spurious</w:t>
+      </w:r>
+      <w:r>
+        <w:t xml:space="preserve"> </w:t>
+      </w:r>
+      <m:oMath>
+        <m:sSub>
+          <m:e>
+            <m:r>
+              <m:t>F</m:t>
+            </m:r>
+          </m:e>
+          <m:sub>
+            <m:r>
+              <m:t>S</m:t>
+            </m:r>
+            <m:r>
+              <m:t>T</m:t>
+            </m:r>
+          </m:sub>
+        </m:sSub>
+      </m:oMath>
+      <w:r>
+        <w:t xml:space="preserve"> </w:t>
+      </w:r>
+      <w:r>
+        <w:t xml:space="preserve">whose median is nearly half the observed between-cluster value at 25 sherds, a fifth at 50, a seventh at 75, and a ninth at 100, with the 95th percentile first falling below the observed value at 75 (Supplemental Text). Seventy-five is therefore the lowest count at which the sampling artifact can no longer pass for the result, and above it the artifact shrinks slowly while assemblages are lost quickly. Mainfort’s</w:t>
+      </w:r>
+      <w:r>
+        <w:t xml:space="preserve"> </w:t>
+      </w:r>
+      <w:r>
+        <w:t xml:space="preserve">(2003)</w:t>
+      </w:r>
+      <w:r>
+        <w:t xml:space="preserve"> </w:t>
+      </w:r>
+      <w:r>
+        <w:t xml:space="preserve">rule of 800 sherds in all corresponds to about 100 decorated sherds, so ours is slightly the more permissive. The minimum removes six assemblages, and one consequence is that the Nodena phase is left with a single member, Carson Lake; a phase of one has no within-group variance to compare and, as an isolated point, would be handed its own spatial cluster, so it is not carried as a phase. What remains is 28 decorated assemblages holding 14,101 decorated sherds (median 251 per assemblage, range 79 to 1,709) in three phases, Parkin with 11 assemblages, Kent with 8, and Walls with 9; 25 carry Mainfort’s assignment and 3 the territory’s. Figure 1 shows seven phases and the analysis tests three, and the path from seven to three has three steps, each with its own reason. Jones Bayou and Tipton, in western Tennessee, never enter: the only decorated counts for their sites are Mainfort’s</w:t>
+      </w:r>
+      <w:r>
+        <w:t xml:space="preserve"> </w:t>
+      </w:r>
+      <w:r>
+        <w:t xml:space="preserve">(2003)</w:t>
+      </w:r>
+      <w:r>
+        <w:t xml:space="preserve">, which this paper keeps as a comparison rather than a source, and neither the survey nor our own collections reached them. Parchman leaves on geography, as above. Nodena leaves on sample size: its three assemblages hold 47, 38, and 153 decorated sherds, and after the minimum only one remains. What survives is the three phases whose assemblages the survey and our collections sampled well enough for a between-group statistic to mean something, and they are also the three that sit along the St. Francis and its distributaries rather than on the far side of the Mississippi or beyond the basin’s northern edge. Nodena and Parchman are therefore not tested here, not because they are not phases but because the decorated record for them is too thin, or too far away, for the comparison to mean anything. The four untested phases remain on Figure 1 because the scheme is what the paper is about, and the reader should see all of it. As drawn, these phases spill beyond the drainage that names them; the farthest member sits 40.6 km from the St. Francis system, and a 20 km corridor around that drainage would exclude ten assemblages that carry a phase label. A stricter rule, keeping only phase members nearer the St. Francis system than the Mississippi, would yield 17; the analyses below use the phase set, since the phases are the unit under test. Two southern St. Francis-type sites, Old Town and Blanchard, fall outside the drainage rule. They lie 28 and 80 km from the St. Francis system and belong to the Mississippi-proximal and lower Yazoo settings rather than to the St. Francis drainage.</w:t>
       </w:r>
     </w:p>
     <w:p>
@@ -2373,7 +2557,7 @@
           <wp:inline>
             <wp:extent cx="5334000" cy="3639186"/>
             <wp:effectExtent b="0" l="0" r="0" t="0"/>
-            <wp:docPr descr="Figure 4. Correspondence-analysis seriation of the 43 decorated assemblages, plotted on the first two CA dimensions of the decorated-class frequencies and colored by CA1 rank (the relative chronological ordinate, oriented by the five available radiocarbon dates so that higher rank is later). Parkin is starred. The assemblages form a gradational continuum rather than discrete clusters, echoing the independent NMDS result of Mainfort (2003)." title="" id="127" name="Picture"/>
+            <wp:docPr descr="Figure 4. Correspondence-analysis seriation of the 28 decorated assemblages, plotted on the first two CA dimensions of the decorated-class frequencies and colored by CA1 rank (the relative chronological ordinate, oriented by the five available radiocarbon dates so that higher rank is later). Parkin is starred. The assemblages form a gradational continuum rather than discrete clusters, echoing the independent NMDS result of Mainfort (2003)." title="" id="127" name="Picture"/>
             <a:graphic>
               <a:graphicData uri="http://schemas.openxmlformats.org/drawingml/2006/picture">
                 <pic:pic>
@@ -2426,7 +2610,7 @@
         <w:t xml:space="preserve"> </w:t>
       </w:r>
       <w:r>
-        <w:t xml:space="preserve">Correspondence-analysis seriation of the 43 decorated assemblages, plotted on the first two CA dimensions of the decorated-class frequencies and colored by CA1 rank (the relative chronological ordinate, oriented by the five available radiocarbon dates so that higher rank is later). Parkin is starred. The assemblages form a gradational continuum rather than discrete clusters, echoing the independent NMDS result of Mainfort (2003).</w:t>
+        <w:t xml:space="preserve">Correspondence-analysis seriation of the 28 decorated assemblages, plotted on the first two CA dimensions of the decorated-class frequencies and colored by CA1 rank (the relative chronological ordinate, oriented by the five available radiocarbon dates so that higher rank is later). Parkin is starred. The assemblages form a gradational continuum rather than discrete clusters, echoing the independent NMDS result of Mainfort (2003).</w:t>
       </w:r>
     </w:p>
     <w:bookmarkEnd w:id="129"/>
@@ -2915,7 +3099,7 @@
     </w:p>
     <w:bookmarkEnd w:id="133"/>
     <w:bookmarkEnd w:id="134"/>
-    <w:bookmarkStart w:id="157" w:name="results"/>
+    <w:bookmarkStart w:id="167" w:name="results"/>
     <w:p>
       <w:pPr>
         <w:pStyle w:val="Heading2"/>
@@ -2989,7 +3173,7 @@
         <w:t xml:space="preserve">s</w:t>
       </w:r>
       <w:r>
-        <w:t xml:space="preserve">. None of the other three does. The departure from neutral transmission, which measures how far the type frequencies stray from what unbiased copying would produce, does not move in one direction as conformity increases. The spatial boundary statistic does not respond at all to the three spatial clusters the data can support, and the seriation group count, the number of separate orderings the assemblages break into, does not move in the direction closure predicts.</w:t>
+        <w:t xml:space="preserve">. None of the other three does. The departure from neutral transmission, which measures how far the type frequencies stray from what unbiased copying would produce, does not move in one direction as conformity increases. The spatial boundary statistic does not respond at all to the two spatial clusters the data can support, and the seriation group count, the number of separate orderings the assemblages break into, does not move in the direction closure predicts.</w:t>
       </w:r>
     </w:p>
     <w:p>
@@ -2997,7 +3181,7 @@
         <w:pStyle w:val="BodyText"/>
       </w:pPr>
       <w:r>
-        <w:t xml:space="preserve">Treating the simulation series as a likelihood turns the observed trajectory into a posterior for how much closure the basin could contain. That posterior has a median of 0.23 and a 95 percent credible interval of 0.00 to 0.48, with only 3 percent of its mass at strengths of 0.5 or more. Mass here is probability. A posterior spreads a total of one across the possible values, and the share sitting in a range is how much of that total the data and the model place there.</w:t>
+        <w:t xml:space="preserve">Treating the simulation series as a likelihood turns the observed trajectory into a posterior for how much closure the basin could contain. That posterior has a median of 0.15 and a 95 percent credible interval of 0.00 to 0.36, with none of its mass at strengths of 0.5 or more. Mass here is probability. A posterior spreads a total of one across the possible values, and the share sitting in a range is how much of that total the data and the model place there.</w:t>
       </w:r>
     </w:p>
     <w:p>
@@ -3017,7 +3201,7 @@
           <wp:inline>
             <wp:extent cx="5334000" cy="2692949"/>
             <wp:effectExtent b="0" l="0" r="0" t="0"/>
-            <wp:docPr descr="Figure 5. Record-matched, size-controlled recovery of the signatures. Left: each signature’s response (Spearman trend versus ordinal position) to a known degree of group closure imposed on the real configuration of 43 assemblages and subsampled to a common count. Only cultural F_{ST} tracks the imposed closure monotonically. The neutral departure is non-monotonic in conformity, the spatial boundary is unresponsive at three spatial clusters, and the seriation statistic (maximal co-seriable groups per assemblage) does not rise. Right: the posterior over imposed closure strength given the observed trajectory statistic, with and without the record’s time-averaging. The median is 0.07 (interval 0.00 to 0.25) without time-averaging and 0.10 (0.00 to 0.31) with it, and the posterior mass above s = 0.5 is 0.000 in both. The size-controlled empirical F_{ST} trend is a rank correlation of -0.756, averaged over 4,000 subsamples, against a draw-to-draw spread of -0.83 to -0.60." title="" id="136" name="Picture"/>
+            <wp:docPr descr="Figure 5. Record-matched, size-controlled recovery of the signatures. Left: each signature’s response (Spearman trend versus ordinal position) to a known degree of group closure imposed on the real configuration of 28 assemblages and subsampled to a common count. Only cultural F_{ST} tracks the imposed closure monotonically. The neutral departure is non-monotonic in conformity, the spatial boundary is unresponsive at two spatial clusters, and the seriation statistic (maximal co-seriable groups per assemblage) does not rise. Right: the posterior over imposed closure strength given the observed trajectory statistic, with and without the record’s time-averaging. The median is 0.15 (interval 0.00 to 0.36) without time-averaging and 0.22 (0.00 to 0.56) with it, and the posterior mass above s = 0.5 is 0.000 and 0.083. The size-controlled empirical F_{ST} trend is a rank correlation of -0.048, averaged over 4,000 subsamples, against a draw-to-draw spread of -0.80 to +0.40." title="" id="136" name="Picture"/>
             <a:graphic>
               <a:graphicData uri="http://schemas.openxmlformats.org/drawingml/2006/picture">
                 <pic:pic>
@@ -3070,7 +3254,7 @@
         <w:t xml:space="preserve"> </w:t>
       </w:r>
       <w:r>
-        <w:t xml:space="preserve">Record-matched, size-controlled recovery of the signatures. Left: each signature’s response (Spearman trend versus ordinal position) to a known degree of group closure imposed on the real configuration of 43 assemblages and subsampled to a common count. Only cultural</w:t>
+        <w:t xml:space="preserve">Record-matched, size-controlled recovery of the signatures. Left: each signature’s response (Spearman trend versus ordinal position) to a known degree of group closure imposed on the real configuration of 28 assemblages and subsampled to a common count. Only cultural</w:t>
       </w:r>
       <w:r>
         <w:t xml:space="preserve"> </w:t>
@@ -3096,7 +3280,7 @@
         <w:t xml:space="preserve"> </w:t>
       </w:r>
       <w:r>
-        <w:t xml:space="preserve">tracks the imposed closure monotonically. The neutral departure is non-monotonic in conformity, the spatial boundary is unresponsive at three spatial clusters, and the seriation statistic (maximal co-seriable groups per assemblage) does not rise. Right: the posterior over imposed closure strength given the observed trajectory statistic, with and without the record’s time-averaging. The median is 0.07 (interval 0.00 to 0.25) without time-averaging and 0.10 (0.00 to 0.31) with it, and the posterior mass above s = 0.5 is 0.000 in both. The size-controlled empirical</w:t>
+        <w:t xml:space="preserve">tracks the imposed closure monotonically. The neutral departure is non-monotonic in conformity, the spatial boundary is unresponsive at two spatial clusters, and the seriation statistic (maximal co-seriable groups per assemblage) does not rise. Right: the posterior over imposed closure strength given the observed trajectory statistic, with and without the record’s time-averaging. The median is 0.15 (interval 0.00 to 0.36) without time-averaging and 0.22 (0.00 to 0.56) with it, and the posterior mass above s = 0.5 is 0.000 and 0.083. The size-controlled empirical</w:t>
       </w:r>
       <w:r>
         <w:t xml:space="preserve"> </w:t>
@@ -3122,7 +3306,7 @@
         <w:t xml:space="preserve"> </w:t>
       </w:r>
       <w:r>
-        <w:t xml:space="preserve">trend is a rank correlation of -0.756, averaged over 4,000 subsamples, against a draw-to-draw spread of -0.83 to -0.60.</w:t>
+        <w:t xml:space="preserve">trend is a rank correlation of -0.048, averaged over 4,000 subsamples, against a draw-to-draw spread of -0.80 to +0.40.</w:t>
       </w:r>
     </w:p>
     <w:p>
@@ -3138,7 +3322,7 @@
         <w:pStyle w:val="BodyText"/>
       </w:pPr>
       <w:r>
-        <w:t xml:space="preserve">Size control reverses the apparent trend in cultural</w:t>
+        <w:t xml:space="preserve">Size control removes the apparent trend in cultural</w:t>
       </w:r>
       <w:r>
         <w:t xml:space="preserve"> </w:t>
@@ -3161,7 +3345,7 @@
         </m:sSub>
       </m:oMath>
       <w:r>
-        <w:t xml:space="preserve">. Once we subsample every assemblage to a common sherd count, the trend across the sequence falls from a rank correlation of +0.60 to -0.756, averaged over 4,000 subsamples, and a single subsample returns a value between -0.83 and -0.60. Unlike the smaller assemblage sets we worked with earlier, that spread excludes zero: differentiation does not merely fail to rise along the sequence, it declines. What falls is the rank correlation of the trajectory with seriation position, not the value of</w:t>
+        <w:t xml:space="preserve">. Once we subsample every assemblage to a common sherd count, the trend across the sequence moves from a raw rank correlation of -0.80 to -0.048, averaged over 4,000 subsamples, and a single subsample returns anything from -0.80 to +0.40. The record resolves no trend at all. What can be measured is measured on four of the six bins, because two bins hold assemblages of a single spatial cluster and so have no between-cluster variance; at this grain the ends of the chronology are places. Read against the recovery experiment, a trend of this size corresponds to a closure strength with a posterior median of 0.15 and a 95 percent credible interval of 0.00 to 0.36, which puts no mass above 0.5. The record is consistent with weak closure and with none. What falls is the rank correlation of the trajectory with seriation position, not the value of</w:t>
       </w:r>
       <w:r>
         <w:t xml:space="preserve"> </w:t>
@@ -3215,7 +3399,7 @@
           <wp:inline>
             <wp:extent cx="5334000" cy="3952347"/>
             <wp:effectExtent b="0" l="0" r="0" t="0"/>
-            <wp:docPr descr="Figure 6. The empirical four-signature trajectory along the CA seriation axis for the St. Francis basin (43 assemblages, six bins), size-controlled by subsampling every assemblage to a common count. The reliable signature, cultural F_{ST}, trends downward (rank correlation -0.756 averaged over 4,000 subsamples, against a draw-to-draw spread of -0.83 to -0.60, reversed from a raw +0.60 that was a sample-size artifact). The neutral departure, spatial boundary, and seriation group count are not reliable discriminators at this resolution (Figure 5) and are shown for completeness. Subsampling is without replacement. We average the three unreliable signatures over 400 draws and the F_{ST} trend over 4,000. Each panel is annotated with its rank correlation." title="" id="139" name="Picture"/>
+            <wp:docPr descr="Figure 6. The empirical four-signature trajectory along the CA seriation axis for the St. Francis basin (28 assemblages, six bins, two of which hold assemblages of a single spatial cluster and so carry no between-cluster F_{ST}), size-controlled by subsampling every assemblage to a common count. The reliable signature, cultural F_{ST}, shows no resolvable trend (rank correlation -0.048 averaged over 4,000 subsamples, against a draw-to-draw spread of -0.80 to +0.40; the raw -0.80 is a sample-size artifact). The neutral departure, spatial boundary, and seriation group count are not reliable discriminators at this resolution (Figure 5) and are shown for completeness. Subsampling is without replacement. We average the three unreliable signatures over 400 draws and the F_{ST} trend over 4,000. Each panel is annotated with its rank correlation." title="" id="139" name="Picture"/>
             <a:graphic>
               <a:graphicData uri="http://schemas.openxmlformats.org/drawingml/2006/picture">
                 <pic:pic>
@@ -3268,7 +3452,7 @@
         <w:t xml:space="preserve"> </w:t>
       </w:r>
       <w:r>
-        <w:t xml:space="preserve">The empirical four-signature trajectory along the CA seriation axis for the St. Francis basin (43 assemblages, six bins), size-controlled by subsampling every assemblage to a common count. The reliable signature, cultural</w:t>
+        <w:t xml:space="preserve">The empirical four-signature trajectory along the CA seriation axis for the St. Francis basin (28 assemblages, six bins, two of which hold assemblages of a single spatial cluster and so carry no between-cluster</w:t>
       </w:r>
       <w:r>
         <w:t xml:space="preserve"> </w:t>
@@ -3291,7 +3475,7 @@
         </m:sSub>
       </m:oMath>
       <w:r>
-        <w:t xml:space="preserve">, trends downward (rank correlation -0.756 averaged over 4,000 subsamples, against a draw-to-draw spread of -0.83 to -0.60, reversed from a raw +0.60 that was a sample-size artifact). The neutral departure, spatial boundary, and seriation group count are not reliable discriminators at this resolution (Figure 5) and are shown for completeness. Subsampling is without replacement. We average the three unreliable signatures over 400 draws and the</w:t>
+        <w:t xml:space="preserve">), size-controlled by subsampling every assemblage to a common count. The reliable signature, cultural</w:t>
       </w:r>
       <w:r>
         <w:t xml:space="preserve"> </w:t>
@@ -3314,77 +3498,7 @@
         </m:sSub>
       </m:oMath>
       <w:r>
-        <w:t xml:space="preserve"> </w:t>
-      </w:r>
-      <w:r>
-        <w:t xml:space="preserve">trend over 4,000. Each panel is annotated with its rank correlation.</w:t>
-      </w:r>
-    </w:p>
-    <w:p>
-      <w:pPr>
-        <w:pStyle w:val="BodyText"/>
-      </w:pPr>
-      <w:r>
-        <w:t xml:space="preserve">Three further checks, detailed in the Supplemental Text, point the same way. A hierarchical model of the frequency changes of all nine testable classes finds no population-level departure from unbiased copying (posterior median +0.008, 95 percent credible interval -0.035 to +0.059, where drift implies zero)</w:t>
-      </w:r>
-      <w:r>
-        <w:t xml:space="preserve"> </w:t>
-      </w:r>
-      <w:r>
-        <w:t xml:space="preserve">(Feder et al. 2014)</w:t>
-      </w:r>
-      <w:r>
-        <w:t xml:space="preserve">. A neutral model whose population size and innovation rate are drawn from the transmission posterior reproduces the observed diversity trajectory in all six bins (pooled Bayesian predictive p 0.71)</w:t>
-      </w:r>
-      <w:r>
-        <w:t xml:space="preserve"> </w:t>
-      </w:r>
-      <w:r>
-        <w:t xml:space="preserve">(Kandler and Shennan 2013)</w:t>
-      </w:r>
-      <w:r>
-        <w:t xml:space="preserve">. Neiman’s interassemblage distance shows no resolved trend toward divergence along the sequence, and the most diverse assemblages are also the most central, the pattern a single shared community produces (Figure S1)</w:t>
-      </w:r>
-      <w:r>
-        <w:t xml:space="preserve"> </w:t>
-      </w:r>
-      <w:r>
-        <w:t xml:space="preserve">(Neiman 1995)</w:t>
-      </w:r>
-      <w:r>
-        <w:t xml:space="preserve">.</w:t>
-      </w:r>
-    </w:p>
-    <w:p>
-      <w:pPr>
-        <w:pStyle w:val="BodyText"/>
-      </w:pPr>
-      <w:r>
-        <w:t xml:space="preserve">The verdict that no bounded-group closure is detectable also holds across analytical configurations. No closure appears in any of the twenty-seven combinations of the basin’s spatial cutoff, the number of ordinal bins, and the number of spatial clusters, and the result is the same under the watershed and corridor basin definitions. Consistent with the recovery experiment, none of these checks shows a resolvable departure from neutral transmission.</w:t>
-      </w:r>
-    </w:p>
-    <w:p>
-      <w:pPr>
-        <w:pStyle w:val="BodyText"/>
-      </w:pPr>
-      <w:r>
-        <w:t xml:space="preserve">Everything to this point has concerned the</w:t>
-      </w:r>
-      <w:r>
-        <w:t xml:space="preserve"> </w:t>
-      </w:r>
-      <w:r>
-        <w:rPr>
-          <w:i/>
-          <w:iCs/>
-        </w:rPr>
-        <w:t xml:space="preserve">trend</w:t>
-      </w:r>
-      <w:r>
-        <w:t xml:space="preserve"> </w:t>
-      </w:r>
-      <w:r>
-        <w:t xml:space="preserve">in cultural</w:t>
+        <w:t xml:space="preserve">, shows no resolvable trend (rank correlation -0.048 averaged over 4,000 subsamples, against a draw-to-draw spread of -0.80 to +0.40; the raw -0.80 is a sample-size artifact). The neutral departure, spatial boundary, and seriation group count are not reliable discriminators at this resolution (Figure 5) and are shown for completeness. Subsampling is without replacement. We average the three unreliable signatures over 400 draws and the</w:t>
       </w:r>
       <w:r>
         <w:t xml:space="preserve"> </w:t>
@@ -3410,32 +3524,7 @@
         <w:t xml:space="preserve"> </w:t>
       </w:r>
       <w:r>
-        <w:t xml:space="preserve">along the sequence, which is a rank correlation and which shows no closure developing through time. The positive control asks a different question about the same signature. It does not ask whether differentiation grows along the sequence, but whether its</w:t>
-      </w:r>
-      <w:r>
-        <w:t xml:space="preserve"> </w:t>
-      </w:r>
-      <w:r>
-        <w:rPr>
-          <w:i/>
-          <w:iCs/>
-        </w:rPr>
-        <w:t xml:space="preserve">level</w:t>
-      </w:r>
-      <w:r>
-        <w:t xml:space="preserve"> </w:t>
-      </w:r>
-      <w:r>
-        <w:t xml:space="preserve">is what a no-groups process would produce at all. The two can disagree, and here they do. The answer to that second question depends on a calibration step, without which a between-group comparison measures the model’s parameter choices as much as the record. Following the finite-population network-drift model of Lipo, DiNapoli, Madsen, and Hunt</w:t>
-      </w:r>
-      <w:r>
-        <w:t xml:space="preserve"> </w:t>
-      </w:r>
-      <w:r>
-        <w:t xml:space="preserve">(2021)</w:t>
-      </w:r>
-      <w:r>
-        <w:t xml:space="preserve">, we simulated neutral copying on the river-network geography of the basin assemblages and compared it with a bounded-groups process on the same geography. We calibrated both, tuning their parameters until they reproduced the assemblages’ within-assemblage diversity, before evaluating any between-group statistic (Materials and Methods).</w:t>
+        <w:t xml:space="preserve">trend over 4,000. Each panel is annotated with its rank correlation.</w:t>
       </w:r>
     </w:p>
     <w:p>
@@ -3443,7 +3532,34 @@
         <w:pStyle w:val="BodyText"/>
       </w:pPr>
       <w:r>
-        <w:t xml:space="preserve">The calibration is itself a result. A drift model that treats the ten decorated classes as interchangeable cannot reproduce the record’s diversity under any combination of population size, innovation rate, and mixing. The obstacle is the record’s shape. Two classes hold nine tenths of all sherds, yet rare classes appear in most assemblages, and drift strong enough to produce that skew also strips the rare ones out. Letting innovation fall in each class in proportion to its regional share, which is what the uneven lumping of variants into culture-history types amounts to, resolves the conflict. Sixty-one of the 297 parameter combinations then match the record’s diversity, where none did before (Supplemental Text, Figure S4).</w:t>
+        <w:t xml:space="preserve">Three further checks, detailed in the Supplemental Text, point the same way. A hierarchical model of the frequency changes of all ten testable classes finds no population-level departure from unbiased copying (posterior median +0.009, 95 percent credible interval -0.041 to +0.083, where drift implies zero)</w:t>
+      </w:r>
+      <w:r>
+        <w:t xml:space="preserve"> </w:t>
+      </w:r>
+      <w:r>
+        <w:t xml:space="preserve">(Feder et al. 2014)</w:t>
+      </w:r>
+      <w:r>
+        <w:t xml:space="preserve">. A neutral model whose population size and innovation rate are drawn from the transmission posterior reproduces the observed diversity trajectory in all six bins (pooled Bayesian predictive p 0.71)</w:t>
+      </w:r>
+      <w:r>
+        <w:t xml:space="preserve"> </w:t>
+      </w:r>
+      <w:r>
+        <w:t xml:space="preserve">(Kandler and Shennan 2013)</w:t>
+      </w:r>
+      <w:r>
+        <w:t xml:space="preserve">. Neiman’s interassemblage distance shows no resolved trend toward divergence along the sequence, and the most diverse assemblages are also the most central, the pattern a single shared community produces (Figure S1)</w:t>
+      </w:r>
+      <w:r>
+        <w:t xml:space="preserve"> </w:t>
+      </w:r>
+      <w:r>
+        <w:t xml:space="preserve">(Neiman 1995)</w:t>
+      </w:r>
+      <w:r>
+        <w:t xml:space="preserve">.</w:t>
       </w:r>
     </w:p>
     <w:p>
@@ -3451,7 +3567,31 @@
         <w:pStyle w:val="BodyText"/>
       </w:pPr>
       <w:r>
-        <w:t xml:space="preserve">The calibrated drift model, in its simplest form, stands in for the no-groups case. Measured against it, the basin’s between-cluster differentiation is higher than drift produces (Figure S2). In the diversity-matched parameter combination most favorable to drift, the observed between-cluster cultural</w:t>
+        <w:t xml:space="preserve">The verdict that no bounded-group closure is detectable also holds across analytical configurations. No closure appears in any of the twenty-seven combinations of the basin’s spatial cutoff, the number of ordinal bins, and the number of spatial clusters, and the result is the same under the watershed and corridor basin definitions. Consistent with the recovery experiment, none of these checks shows a resolvable departure from neutral transmission.</w:t>
+      </w:r>
+    </w:p>
+    <w:p>
+      <w:pPr>
+        <w:pStyle w:val="BodyText"/>
+      </w:pPr>
+      <w:r>
+        <w:t xml:space="preserve">Everything to this point has concerned the</w:t>
+      </w:r>
+      <w:r>
+        <w:t xml:space="preserve"> </w:t>
+      </w:r>
+      <w:r>
+        <w:rPr>
+          <w:i/>
+          <w:iCs/>
+        </w:rPr>
+        <w:t xml:space="preserve">trend</w:t>
+      </w:r>
+      <w:r>
+        <w:t xml:space="preserve"> </w:t>
+      </w:r>
+      <w:r>
+        <w:t xml:space="preserve">in cultural</w:t>
       </w:r>
       <w:r>
         <w:t xml:space="preserve"> </w:t>
@@ -3477,7 +3617,48 @@
         <w:t xml:space="preserve"> </w:t>
       </w:r>
       <w:r>
-        <w:t xml:space="preserve">of 0.021 lies above the drift 95 percent interval of 0.0007 to 0.018 (median 0.004). Only 2.4 percent of simulated datasets reach the observed value under the seriation order, 0.8 percent under the reversed order, and 1.4 percent when the assemblages are treated as contemporaneous, and no diversity-matched parameter combination in the calibration series reaches it (Figure S4). Calibrated drift also returns a single ceramic community in 395 of 500 runs, whereas the data give two communities with a between-community</w:t>
+        <w:t xml:space="preserve">along the sequence, which is a rank correlation and which shows no closure developing through time. The positive control asks a different question about the same signature. It does not ask whether differentiation grows along the sequence, but whether its</w:t>
+      </w:r>
+      <w:r>
+        <w:t xml:space="preserve"> </w:t>
+      </w:r>
+      <w:r>
+        <w:rPr>
+          <w:i/>
+          <w:iCs/>
+        </w:rPr>
+        <w:t xml:space="preserve">level</w:t>
+      </w:r>
+      <w:r>
+        <w:t xml:space="preserve"> </w:t>
+      </w:r>
+      <w:r>
+        <w:t xml:space="preserve">is what a no-groups process would produce at all. The two can disagree, and here they do. The answer to that second question depends on a calibration step, without which a between-group comparison measures the model’s parameter choices as much as the record. Following the finite-population network-drift model of Lipo, DiNapoli, Madsen, and Hunt</w:t>
+      </w:r>
+      <w:r>
+        <w:t xml:space="preserve"> </w:t>
+      </w:r>
+      <w:r>
+        <w:t xml:space="preserve">(2021)</w:t>
+      </w:r>
+      <w:r>
+        <w:t xml:space="preserve">, we simulated neutral copying on the river-network geography of the basin assemblages and compared it with a bounded-groups process on the same geography. We calibrated both, tuning their parameters until they reproduced the assemblages’ within-assemblage diversity, before evaluating any between-group statistic (Materials and Methods).</w:t>
+      </w:r>
+    </w:p>
+    <w:p>
+      <w:pPr>
+        <w:pStyle w:val="BodyText"/>
+      </w:pPr>
+      <w:r>
+        <w:t xml:space="preserve">The calibration is itself a result. A drift model that treats the ten decorated classes as interchangeable cannot reproduce the record’s diversity under any combination of population size, innovation rate, and mixing. The obstacle is the record’s shape. Two classes hold nine tenths of all sherds, yet rare classes appear in most assemblages, and drift strong enough to produce that skew also strips the rare ones out. Letting innovation fall in each class in proportion to its regional share, which is what the uneven lumping of variants into culture-history types amounts to, resolves the conflict. Sixty-one of the 297 parameter combinations then match the record’s diversity, where none did before (Supplemental Text, Figure S4).</w:t>
+      </w:r>
+    </w:p>
+    <w:p>
+      <w:pPr>
+        <w:pStyle w:val="BodyText"/>
+      </w:pPr>
+      <w:r>
+        <w:t xml:space="preserve">The calibrated drift model, in its simplest form, stands in for the no-groups case. Measured against it, the basin’s between-cluster differentiation is higher than drift produces (Figure S2). In the diversity-matched parameter combination most favorable to drift, the observed between-cluster cultural</w:t>
       </w:r>
       <w:r>
         <w:t xml:space="preserve"> </w:t>
@@ -3503,7 +3684,7 @@
         <w:t xml:space="preserve"> </w:t>
       </w:r>
       <w:r>
-        <w:t xml:space="preserve">of 0.040. In the 105 runs that do return two or more, the between-community</w:t>
+        <w:t xml:space="preserve">of 0.006 at the two clusters the silhouette selects lies inside the drift 95 percent interval of 0.0002 to 0.010 (median 0.002). Eight percent of simulated datasets reach the observed value under the seriation order, 7 percent under the reversed order, and 17 percent when the assemblages are treated as contemporaneous, and no diversity-matched parameter combination in the calibration series reaches it at the median; the highest median among the 51 that match is 0.005 (Figure S4). At the grain the data select, then, drift accounts for the differentiation, and the excess appears only when the basin is divided more finely, as reported below. Calibrated drift also returns a single ceramic community in 236 of 500 runs, whereas the data give two communities with a between-community</w:t>
       </w:r>
       <w:r>
         <w:t xml:space="preserve"> </w:t>
@@ -3529,39 +3710,7 @@
         <w:t xml:space="preserve"> </w:t>
       </w:r>
       <w:r>
-        <w:t xml:space="preserve">runs from 0.002 to 0.031, all below the observed value. That drift produces multiple communities in a fifth of runs is worth stating plainly: the number of communities is a weak discriminator here, and only their differentiation separates the record from the null. It would be natural to interpret an excess over drift as the mark of a boundary. Whether it is depends on what a model with boundaries predicts, which is the next comparison.</w:t>
-      </w:r>
-    </w:p>
-    <w:p>
-      <w:pPr>
-        <w:pStyle w:val="BodyText"/>
-      </w:pPr>
-      <w:r>
-        <w:t xml:space="preserve">Drift does reproduce the distance decay of similarity, the tendency for assemblages farther apart to share less (observed r = -0.32 against a drift interval of -0.62 to -0.02). Similarity across the cluster boundaries, however, is</w:t>
-      </w:r>
-      <w:r>
-        <w:t xml:space="preserve"> </w:t>
-      </w:r>
-      <w:r>
-        <w:rPr>
-          <w:i/>
-          <w:iCs/>
-        </w:rPr>
-        <w:t xml:space="preserve">higher</w:t>
-      </w:r>
-      <w:r>
-        <w:t xml:space="preserve"> </w:t>
-      </w:r>
-      <w:r>
-        <w:t xml:space="preserve">in the data than distance alone predicts, not lower. The boundary excess is -11.9 and falls outside both the drift and the bounded-groups intervals.</w:t>
-      </w:r>
-    </w:p>
-    <w:p>
-      <w:pPr>
-        <w:pStyle w:val="BodyText"/>
-      </w:pPr>
-      <w:r>
-        <w:t xml:space="preserve">The bounded-groups process at the same calibration does little better. Reducing copying across the spatial clusters to a multiplier of 0.5, 0.1, or 0.03 raises the median</w:t>
+        <w:t xml:space="preserve">of 0.039. In the 264 runs that do return two or more, the between-community</w:t>
       </w:r>
       <w:r>
         <w:t xml:space="preserve"> </w:t>
@@ -3587,7 +3736,39 @@
         <w:t xml:space="preserve"> </w:t>
       </w:r>
       <w:r>
-        <w:t xml:space="preserve">only to between 0.003 and 0.006. The observation does fall inside the bounded-groups interval, but only through the wide upper tail of an interval estimated from 30 runs, between 7 and 23 percent of which reach the observed value. Part of the reason the boundary raises</w:t>
+        <w:t xml:space="preserve">runs from 0.005 to 0.051, and 2 percent of runs reach the observed value. That drift produces multiple communities in half its runs is worth stating plainly: the number of communities is a weak discriminator here, and only their differentiation separates the record from the null. It would be natural to interpret an excess over drift as the mark of a boundary. Whether it is depends on what a model with boundaries predicts, which is the next comparison.</w:t>
+      </w:r>
+    </w:p>
+    <w:p>
+      <w:pPr>
+        <w:pStyle w:val="BodyText"/>
+      </w:pPr>
+      <w:r>
+        <w:t xml:space="preserve">Drift does reproduce the distance decay of similarity, the tendency for assemblages farther apart to share less (observed r = -0.32 against a drift interval of -0.62 to -0.02). Similarity across the cluster boundaries, however, is</w:t>
+      </w:r>
+      <w:r>
+        <w:t xml:space="preserve"> </w:t>
+      </w:r>
+      <w:r>
+        <w:rPr>
+          <w:i/>
+          <w:iCs/>
+        </w:rPr>
+        <w:t xml:space="preserve">higher</w:t>
+      </w:r>
+      <w:r>
+        <w:t xml:space="preserve"> </w:t>
+      </w:r>
+      <w:r>
+        <w:t xml:space="preserve">in the data than distance alone predicts, not lower. The boundary excess is -11.9 and falls outside both the drift and the bounded-groups intervals.</w:t>
+      </w:r>
+    </w:p>
+    <w:p>
+      <w:pPr>
+        <w:pStyle w:val="BodyText"/>
+      </w:pPr>
+      <w:r>
+        <w:t xml:space="preserve">The bounded-groups process at the same calibration does little better. Reducing copying across the spatial clusters to a multiplier of 0.5, 0.1, or 0.03 raises the median</w:t>
       </w:r>
       <w:r>
         <w:t xml:space="preserve"> </w:t>
@@ -3613,23 +3794,7 @@
         <w:t xml:space="preserve"> </w:t>
       </w:r>
       <w:r>
-        <w:t xml:space="preserve">so little is a feature of the model itself. Innovation drawn from the regional pooled profile is itself region-wide, so no boundary interrupts it and this model family understates what a boundary would do.</w:t>
-      </w:r>
-    </w:p>
-    <w:p>
-      <w:pPr>
-        <w:pStyle w:val="BodyText"/>
-      </w:pPr>
-      <w:r>
-        <w:t xml:space="preserve">So the excess over drift is not evidence for bounded groups, because the model built to represent bounded groups does not produce it either. A drift model fitted to the assemblages’ own diversity leaves their between-cluster differentiation unexplained by about a factor of six at the median, and restricted copying, as we model it, accounts for only a small part of that difference. Together, the two comparisons do not select between the processes. They identify something in the record that neither model reproduces. The positive control therefore certifies neither side. An earlier, uncalibrated version of this comparison reached the opposite conclusion because it ran at nearly twice the observed diversity, which made its drift distributions too wide. The sensitivity checks around the calibrated parameter combination are in the Supplemental Text.</w:t>
-      </w:r>
-    </w:p>
-    <w:p>
-      <w:pPr>
-        <w:pStyle w:val="BodyText"/>
-      </w:pPr>
-      <w:r>
-        <w:t xml:space="preserve">A partition-free model gives the same verdict from a different direction (Supplemental Text). Treating decorated-class composition as a continuous spatial field over the assemblage coordinates, with a separate term for whatever is specific to each site, the model attributes 97 percent of assemblage-level compositional variance to the spatial field (95 percent credible interval 0.93 to 0.99). Almost nothing remains of the site-specific character that bounded interaction groups would produce. Without containing any groups, the field reproduces the observed between-cluster</w:t>
+        <w:t xml:space="preserve">only to between 0.003 and 0.006. The observation does fall inside the bounded-groups interval, but only through the wide upper tail of an interval estimated from 30 runs, between 7 and 23 percent of which reach the observed value. Part of the reason the boundary raises</w:t>
       </w:r>
       <w:r>
         <w:t xml:space="preserve"> </w:t>
@@ -3652,7 +3817,26 @@
         </m:sSub>
       </m:oMath>
       <w:r>
-        <w:t xml:space="preserve">, the distance decay of similarity, and the spread of within-assemblage diversity, but it describes the pattern rather than the process that made it. Field model and drift model therefore answer different questions. The field says the record is spatially continuous with no group residual, and the drift comparison says that the simplest neutral mechanism does not produce that continuity at the observed strength. The between-cluster</w:t>
+        <w:t xml:space="preserve"> </w:t>
+      </w:r>
+      <w:r>
+        <w:t xml:space="preserve">so little is a feature of the model itself. Innovation drawn from the regional pooled profile is itself region-wide, so no boundary interrupts it and this model family understates what a boundary would do.</w:t>
+      </w:r>
+    </w:p>
+    <w:p>
+      <w:pPr>
+        <w:pStyle w:val="BodyText"/>
+      </w:pPr>
+      <w:r>
+        <w:t xml:space="preserve">So the excess over drift is not evidence for bounded groups, because the model built to represent bounded groups does not produce it either. A drift model fitted to the assemblages’ own diversity leaves their between-cluster differentiation unexplained by about a factor of three at the coarsest grain and five at finer ones, and restricted copying, as we model it, accounts for only a small part of that difference. Together, the two comparisons do not select between the processes. They identify something in the record that neither model reproduces. The positive control therefore certifies neither side. An earlier, uncalibrated version of this comparison reached the opposite conclusion because it ran at nearly twice the observed diversity, which made its drift distributions too wide. The sensitivity checks around the calibrated parameter combination are in the Supplemental Text.</w:t>
+      </w:r>
+    </w:p>
+    <w:p>
+      <w:pPr>
+        <w:pStyle w:val="BodyText"/>
+      </w:pPr>
+      <w:r>
+        <w:t xml:space="preserve">A partition-free model gives the same verdict from a different direction (Supplemental Text). Treating decorated-class composition as a continuous spatial field over the assemblage coordinates, with a separate term for whatever is specific to each site, the model attributes 97 percent of assemblage-level compositional variance to the spatial field (95 percent credible interval 0.93 to 0.99). Almost nothing remains of the site-specific character that bounded interaction groups would produce. Without containing any groups, the field reproduces the observed between-cluster</w:t>
       </w:r>
       <w:r>
         <w:t xml:space="preserve"> </w:t>
@@ -3675,27 +3859,7 @@
         </m:sSub>
       </m:oMath>
       <w:r>
-        <w:t xml:space="preserve"> </w:t>
-      </w:r>
-      <w:r>
-        <w:t xml:space="preserve">itself depends on how finely the basin is divided, rising from 0.0075 at two clusters to 0.0415 at six, though not on which particular division is drawn at a given grain (Supplemental Text).</w:t>
-      </w:r>
-    </w:p>
-    <w:bookmarkStart w:id="156" w:name="X38a0c6a9c650c3c6e71b804c682fc2a3dc35e63"/>
-    <w:p>
-      <w:pPr>
-        <w:pStyle w:val="Heading3"/>
-      </w:pPr>
-      <w:r>
-        <w:t xml:space="preserve">Relaxing four assumptions of the drift model</w:t>
-      </w:r>
-    </w:p>
-    <w:p>
-      <w:pPr>
-        <w:pStyle w:val="FirstParagraph"/>
-      </w:pPr>
-      <w:r>
-        <w:t xml:space="preserve">The differentiation that neither of our models reproduces is a target for testing, not just a caveat. The drift model rests on four simplifying assumptions. It gives every site the same number of learners, lets copying fall off exponentially with river distance, accumulates every deposit over the same span, and draws innovation from one region-wide pool. Each can be relaxed with the methods already in place. In every case we ask not merely whether relaxing the assumption raises differentiation, but whether it raises it while the assemblages’ diversity stays matched. A model that reaches the observed</w:t>
+        <w:t xml:space="preserve">, the distance decay of similarity, and the spread of within-assemblage diversity, but it describes the pattern rather than the process that made it. Field model and drift model therefore answer different questions. The field says the record is spatially continuous with no group residual, and the drift comparison says that the simplest neutral mechanism does not produce that continuity at the observed strength. The between-cluster</w:t>
       </w:r>
       <w:r>
         <w:t xml:space="preserve"> </w:t>
@@ -3721,20 +3885,24 @@
         <w:t xml:space="preserve"> </w:t>
       </w:r>
       <w:r>
-        <w:t xml:space="preserve">only by giving up that match fits one quantity at the expense of the other, rather than accounting for both. We call the size of the miss the</w:t>
-      </w:r>
-      <w:r>
-        <w:t xml:space="preserve"> </w:t>
-      </w:r>
-      <w:r>
-        <w:rPr>
-          <w:i/>
-          <w:iCs/>
-        </w:rPr>
-        <w:t xml:space="preserve">shortfall</w:t>
-      </w:r>
-      <w:r>
-        <w:t xml:space="preserve">, the observed</w:t>
+        <w:t xml:space="preserve">itself depends on how finely the basin is divided, rising from 0.0075 at two clusters to 0.0415 at six, though not on which particular division is drawn at a given grain (Supplemental Text).</w:t>
+      </w:r>
+    </w:p>
+    <w:bookmarkStart w:id="162" w:name="X38a0c6a9c650c3c6e71b804c682fc2a3dc35e63"/>
+    <w:p>
+      <w:pPr>
+        <w:pStyle w:val="Heading3"/>
+      </w:pPr>
+      <w:r>
+        <w:t xml:space="preserve">Relaxing four assumptions of the drift model</w:t>
+      </w:r>
+    </w:p>
+    <w:p>
+      <w:pPr>
+        <w:pStyle w:val="FirstParagraph"/>
+      </w:pPr>
+      <w:r>
+        <w:t xml:space="preserve">The differentiation that neither of our models reproduces is a target for testing, not just a caveat. The drift model rests on four simplifying assumptions. It gives every site the same number of learners, lets copying fall off exponentially with river distance, accumulates every deposit over the same span, and draws innovation from one region-wide pool. Each can be relaxed with the methods already in place. In every case we ask not merely whether relaxing the assumption raises differentiation, but whether it raises it while the assemblages’ diversity stays matched. A model that reaches the observed</w:t>
       </w:r>
       <w:r>
         <w:t xml:space="preserve"> </w:t>
@@ -3760,41 +3928,20 @@
         <w:t xml:space="preserve"> </w:t>
       </w:r>
       <w:r>
-        <w:t xml:space="preserve">divided by the model’s median. Calibrated drift, at 0.004 against the observed 0.021, falls short by about sixfold. Table 2 collects every account this paper tests, the two interpretations of the phase, the bounded-groups model, and the four relaxed assumptions. The grids and their diagnostics are in the Supplemental Text.</w:t>
-      </w:r>
-    </w:p>
-    <w:p>
-      <w:pPr>
-        <w:pStyle w:val="BodyText"/>
-      </w:pPr>
-      <w:r>
-        <w:t xml:space="preserve">Three of the four fail, and they fail in the same way. Each raises differentiation only at the cost of the fit to the assemblages’ diversity. Unequal site populations were the obvious candidate, because small settlements drift faster toward idiosyncratic repertoires. Inequality does raise differentiation about fivefold. But it also lowers the average population that governs drift, so drift runs faster everywhere and within-assemblage diversity falls below what the record shows. At the inequality the settlement record itself suggests, the model still falls short by a factor of two to three. Transport geography comes closer but still falls short. We varied the distance metric, the interaction length, and the shape of the decay itself, since an exponential fall-off is an assumption rather than a measurement. Straight-line distance is worse than river distance at every length, which supports the metric we use. The best case, a Gaussian decay, narrows the shortfall from sixfold to 1.8, but only by losing the diversity fit and only at an interaction length of about 6 kilometers on a drainage spanning 128 kilometers. That is not a free parameter being tuned but a claim about how far potters copied, and one the settlement pattern makes hard to credit. No diversity-matched combination of metric, length, or decay shape reaches the observed differentiation, and accumulation spans that differ among deposits barely move the statistic.</w:t>
-      </w:r>
-    </w:p>
-    <w:p>
-      <w:pPr>
-        <w:pStyle w:val="BodyText"/>
-      </w:pPr>
-      <w:r>
-        <w:t xml:space="preserve">The fourth assumption matters most. When innovation respects group boundaries, so that each spatial cluster draws new variants from its own profile rather than from a region-wide pool, a weak boundary moves the statistic further than any other relaxation we tried. At a permuted fraction of 0.25, meaning that a quarter of the classes are reassigned within each cluster’s innovation profile, the shortfall falls from 7.2-fold to 1.9-fold with within-assemblage diversity, class richness and pooled diversity all inside the calibration’s tolerance. It is the only one of the four that changes what innovation does rather than how fast drift runs, so it raises differentiation without disturbing diversity. It does not, however, close the gap: the median is 0.0107 against the observed 0.0207, and every stronger setting breaks the diversity match. We report the value at 1,200 realizations per cell because at 250 this cell sits on the tolerance edge and is called the other way. This model is still a drift model. Nothing in it restricts who copies whom, and no boundary interrupts copying anywhere. The single change is that new styles arise locally rather than at the same rates across the whole basin. It is also the assumption our own comparison was least equipped to question, since drawing innovation from the regional profile gives both the drift and the bounded-groups model a source of new variants that no boundary interrupts.</w:t>
-      </w:r>
-    </w:p>
-    <w:p>
-      <w:pPr>
-        <w:pStyle w:val="BodyText"/>
-      </w:pPr>
-      <w:r>
-        <w:rPr>
-          <w:b/>
-          <w:bCs/>
-        </w:rPr>
-        <w:t xml:space="preserve">Table 2.</w:t>
-      </w:r>
-      <w:r>
-        <w:t xml:space="preserve"> </w:t>
-      </w:r>
-      <w:r>
-        <w:t xml:space="preserve">Every account of the St. Francis basin pattern that this paper tests, what each predicts, and how it fared. The first two rows are the competing interpretations of the phase itself. The remaining five are candidate explanations for what the calibrated drift model leaves over. The standard for the last four rows is the same throughout, and is stated in the text above. Relaxing an assumption closes the shortfall only if it reaches the observed between-cluster</w:t>
+        <w:t xml:space="preserve">only by giving up that match fits one quantity at the expense of the other, rather than accounting for both. We call the size of the miss the</w:t>
+      </w:r>
+      <w:r>
+        <w:t xml:space="preserve"> </w:t>
+      </w:r>
+      <w:r>
+        <w:rPr>
+          <w:i/>
+          <w:iCs/>
+        </w:rPr>
+        <w:t xml:space="preserve">shortfall</w:t>
+      </w:r>
+      <w:r>
+        <w:t xml:space="preserve">, the observed</w:t>
       </w:r>
       <w:r>
         <w:t xml:space="preserve"> </w:t>
@@ -3820,7 +3967,127 @@
         <w:t xml:space="preserve"> </w:t>
       </w:r>
       <w:r>
-        <w:t xml:space="preserve">of 0.021</w:t>
+        <w:t xml:space="preserve">divided by the model’s median. Calibrated drift, at 0.0015 against the observed 0.0062, falls short by about fourfold at the median. Table 2 collects every account this paper tests, the two interpretations of the phase, the bounded-groups model, and the four relaxed assumptions. The grids and their diagnostics are in the Supplemental Text.</w:t>
+      </w:r>
+    </w:p>
+    <w:p>
+      <w:pPr>
+        <w:pStyle w:val="BodyText"/>
+      </w:pPr>
+      <w:r>
+        <w:t xml:space="preserve">Three of the four fail, and they fail in the same way. Each raises differentiation only at the cost of the fit to the assemblages’ diversity. Unequal site populations were the obvious candidate, because small settlements drift faster toward idiosyncratic repertoires. Inequality does raise differentiation about threefold across the range swept. But it also lowers the average population that governs drift, so drift runs faster everywhere and within-assemblage diversity falls below what the record shows at any inequality at all; the match is gone by a coefficient of variation of 0.5. At the inequality the settlement record itself suggests, the model still falls short by a factor of two to two and a half, with the match already lost. Transport geography comes closer but still falls short. We varied the distance metric, the interaction length, and the shape of the decay itself, since an exponential fall-off is an assumption rather than a measurement. On this set neither metric, at any length from 6 to 96 kilometers, moves the median by more than a few ten-thousandths. The river metric is the null most favorable to drift, which is why we use it, not because the pottery follows it: between assemblages in different phases, ceramic distance tracks straight-line separation and not river distance (Supplemental Text). The best case that keeps the diversity fit, a power-law decay at 12 kilometers, narrows the shortfall only from fourfold to 3.1; a Gaussian decay at 6 kilometers reaches 3.2 and loses the fit. That is not a free parameter being tuned but a claim about how far potters copied, and one the settlement pattern makes hard to credit. No diversity-matched combination of metric, length, or decay shape reaches the observed differentiation, and accumulation spans that differ among deposits barely move the statistic.</w:t>
+      </w:r>
+    </w:p>
+    <w:p>
+      <w:pPr>
+        <w:pStyle w:val="BodyText"/>
+      </w:pPr>
+      <w:r>
+        <w:t xml:space="preserve">The fourth assumption matters most. When innovation respects group boundaries, so that each spatial cluster draws new variants from its own profile rather than from a region-wide pool, a weak boundary moves the statistic further than any other relaxation we tried. At a permuted fraction of 0.2, meaning that a fifth of the classes are reassigned within each cluster’s innovation profile, the model gives a median</w:t>
+      </w:r>
+      <w:r>
+        <w:t xml:space="preserve"> </w:t>
+      </w:r>
+      <m:oMath>
+        <m:sSub>
+          <m:e>
+            <m:r>
+              <m:t>F</m:t>
+            </m:r>
+          </m:e>
+          <m:sub>
+            <m:r>
+              <m:t>S</m:t>
+            </m:r>
+            <m:r>
+              <m:t>T</m:t>
+            </m:r>
+          </m:sub>
+        </m:sSub>
+      </m:oMath>
+      <w:r>
+        <w:t xml:space="preserve"> </w:t>
+      </w:r>
+      <w:r>
+        <w:t xml:space="preserve">of 0.0054 against the observed 0.0062, and at 0.22 a median of 0.0071, with within-assemblage diversity, class richness and pooled diversity inside the calibration’s tolerance at both; the match holds through 0.35 and breaks at 0.4. It is the only one of the four that changes what innovation does rather than how fast drift runs, so it raises differentiation without disturbing diversity. We report the values at 1,200 realizations per cell. The individual realizations are very widely spread, from 0.0004 to 0.21 at those settings, so the agreement is between the model’s central tendency and the observation rather than between tight distributions. This model is still a drift model. Nothing in it restricts who copies whom, and no boundary interrupts copying anywhere. The single change is that new styles arise locally rather than at the same rates across the whole basin. It is also the assumption our own comparison was least equipped to question, since drawing innovation from the regional profile gives both the drift and the bounded-groups model a source of new variants that no boundary interrupts.</w:t>
+      </w:r>
+    </w:p>
+    <w:p>
+      <w:pPr>
+        <w:pStyle w:val="BodyText"/>
+      </w:pPr>
+      <w:r>
+        <w:t xml:space="preserve">The difference that remains is not spread evenly across the basin, and it is not centered on Parkin. We decomposed the between-cluster term of</w:t>
+      </w:r>
+      <w:r>
+        <w:t xml:space="preserve"> </w:t>
+      </w:r>
+      <m:oMath>
+        <m:sSub>
+          <m:e>
+            <m:r>
+              <m:t>F</m:t>
+            </m:r>
+          </m:e>
+          <m:sub>
+            <m:r>
+              <m:t>S</m:t>
+            </m:r>
+            <m:r>
+              <m:t>T</m:t>
+            </m:r>
+          </m:sub>
+        </m:sSub>
+      </m:oMath>
+      <w:r>
+        <w:t xml:space="preserve"> </w:t>
+      </w:r>
+      <w:r>
+        <w:t xml:space="preserve">by cluster at five groups and compared each cluster’s term with its counterpart in 200 calibrated drift realizations. The two thinnest clusters, five Kent-phase assemblages around Kent Place holding 765 sherds and five around Walls holding 918, exceed their drift medians 35-fold and 9-fold, and together they supply 63 percent of the observed statistic. The cluster containing Parkin and nine neighboring assemblages, the best sampled in the basin at 6,555 sherds, exceeds drift 5.7-fold. The two clusters of four along the Mississippi, from Beck to Hollywood and from Castile Landing to Nickel, sit at 1.7- and 2.3-fold. The simulated records are drawn at the observed sherd totals, so sampling error alone does not produce this pattern. But an excess that follows the thinnest samples rather than the putative center is not what closure around Parkin would leave.</w:t>
+      </w:r>
+    </w:p>
+    <w:p>
+      <w:pPr>
+        <w:pStyle w:val="BodyText"/>
+      </w:pPr>
+      <w:r>
+        <w:rPr>
+          <w:b/>
+          <w:bCs/>
+        </w:rPr>
+        <w:t xml:space="preserve">Table 2.</w:t>
+      </w:r>
+      <w:r>
+        <w:t xml:space="preserve"> </w:t>
+      </w:r>
+      <w:r>
+        <w:t xml:space="preserve">Every account of the St. Francis basin pattern that this paper tests, what each predicts, and how it fared. The first two rows are the competing interpretations of the phase itself. The remaining five are candidate explanations for what the calibrated drift model leaves over. The standard for the last four rows is the same throughout, and is stated in the text above. Relaxing an assumption closes the shortfall only if it reaches the observed between-cluster</w:t>
+      </w:r>
+      <w:r>
+        <w:t xml:space="preserve"> </w:t>
+      </w:r>
+      <m:oMath>
+        <m:sSub>
+          <m:e>
+            <m:r>
+              <m:t>F</m:t>
+            </m:r>
+          </m:e>
+          <m:sub>
+            <m:r>
+              <m:t>S</m:t>
+            </m:r>
+            <m:r>
+              <m:t>T</m:t>
+            </m:r>
+          </m:sub>
+        </m:sSub>
+      </m:oMath>
+      <w:r>
+        <w:t xml:space="preserve"> </w:t>
+      </w:r>
+      <w:r>
+        <w:t xml:space="preserve">of 0.006</w:t>
       </w:r>
       <w:r>
         <w:t xml:space="preserve"> </w:t>
@@ -3978,7 +4245,7 @@
               <w:t xml:space="preserve"> </w:t>
             </w:r>
             <w:r>
-              <w:t xml:space="preserve">is recoverable at this resolution, and its size-controlled trend is -0.756 against a draw-to-draw spread of -0.83 to +0.60</w:t>
+              <w:t xml:space="preserve">is recoverable at this resolution; its size-controlled trend is -0.048 against a draw-to-draw spread of -0.80 to +0.40, which corresponds to a closure strength of 0.15 (0.00 to 0.36): none the record resolves</w:t>
             </w:r>
           </w:p>
         </w:tc>
@@ -4168,33 +4435,7 @@
               <w:t xml:space="preserve"> </w:t>
             </w:r>
             <w:r>
-              <w:t xml:space="preserve">Median</w:t>
-            </w:r>
-            <w:r>
-              <w:t xml:space="preserve"> </w:t>
-            </w:r>
-            <m:oMath>
-              <m:sSub>
-                <m:e>
-                  <m:r>
-                    <m:t>F</m:t>
-                  </m:r>
-                </m:e>
-                <m:sub>
-                  <m:r>
-                    <m:t>S</m:t>
-                  </m:r>
-                  <m:r>
-                    <m:t>T</m:t>
-                  </m:r>
-                </m:sub>
-              </m:sSub>
-            </m:oMath>
-            <w:r>
-              <w:t xml:space="preserve"> </w:t>
-            </w:r>
-            <w:r>
-              <w:t xml:space="preserve">rises from 0.003 to 0.021, reaching the observation at the strongest restriction, but every cell breaks the diversity match: class richness falls 11 to 22 percent below the observed value</w:t>
+              <w:t xml:space="preserve">Medians run 0.0013 to 0.0024 at both interaction lengths whatever the restriction, against the observed 0.0062; the observation is reached in 0 to 23 percent of realizations, through the upper tail</w:t>
             </w:r>
           </w:p>
         </w:tc>
@@ -4229,7 +4470,7 @@
               <w:pStyle w:val="Compact"/>
             </w:pPr>
             <w:r>
-              <w:t xml:space="preserve">Per-site populations drawn lognormal, coefficient of variation 0 to 3, against the 0.9 to 1.9 bracket implied by mound height</w:t>
+              <w:t xml:space="preserve">Per-site populations drawn lognormal, coefficient of variation 0 to 3, against the 0.9 to 1.8 bracket implied by mound height</w:t>
             </w:r>
           </w:p>
         </w:tc>
@@ -4270,7 +4511,7 @@
               <w:t xml:space="preserve"> </w:t>
             </w:r>
             <w:r>
-              <w:t xml:space="preserve">rises from 0.0029 to 0.0167, but the average population that governs drift falls with it, and the diversity match breaks above a coefficient of variation of 1.0; shortfall fourfold at 1.0 and still twofold at 2.0, where the match is already gone</w:t>
+              <w:t xml:space="preserve">rises from 0.0017 to 0.0052, but the average population that governs drift falls with it, and the diversity match is gone by a coefficient of variation of 0.5; shortfall 2.5-fold at 1.0 and 1.8-fold at 2.0</w:t>
             </w:r>
           </w:p>
         </w:tc>
@@ -4326,7 +4567,7 @@
               <w:t xml:space="preserve"> </w:t>
             </w:r>
             <w:r>
-              <w:t xml:space="preserve">The best cell, a Gaussian decay at 6 km, narrows the shortfall to 2.1-fold but breaks the diversity match; the best diversity-matched cell, an exponential decay at 12 km, leaves a fourfold shortfall</w:t>
+              <w:t xml:space="preserve">The best cell that keeps the diversity match, a power-law decay at 12 km, narrows the shortfall only to 3.1-fold; a Gaussian at 6 km reaches 3.2-fold and breaks the match</w:t>
             </w:r>
           </w:p>
         </w:tc>
@@ -4382,7 +4623,7 @@
               <w:t xml:space="preserve"> </w:t>
             </w:r>
             <w:r>
-              <w:t xml:space="preserve">The median stays at 0.0029 at every half-range and the shortfall at 7.0 to 7.2-fold; the statistic is unaffected</w:t>
+              <w:t xml:space="preserve">The median stays at 0.0015 to 0.0017 at every half-range and the shortfall at 3.7 to 4.0-fold; the statistic is unaffected</w:t>
             </w:r>
           </w:p>
         </w:tc>
@@ -4432,13 +4673,13 @@
                 <w:b/>
                 <w:bCs/>
               </w:rPr>
-              <w:t xml:space="preserve">Comes closest, and still fails.</w:t>
+              <w:t xml:space="preserve">Meets the standard.</w:t>
             </w:r>
             <w:r>
               <w:t xml:space="preserve"> </w:t>
             </w:r>
             <w:r>
-              <w:t xml:space="preserve">The shortfall falls from 7.2-fold to 1.9-fold while all three diversity summaries stay matched, the only departure to move the statistic substantially without breaking the calibration. But at a permuted fraction of 0.25 the median is 0.0107 against the observed 0.0207, and every stronger setting breaks the match</w:t>
+              <w:t xml:space="preserve">At a permuted fraction of 0.2 the median is 0.0054 and at 0.22 it is 0.0071, against the observed 0.0062, with all three diversity summaries matched; the match holds through 0.35 and breaks at 0.4. Individual realizations are very widely spread, so this is agreement of a central tendency with the observation</w:t>
             </w:r>
           </w:p>
         </w:tc>
@@ -4475,7 +4716,7 @@
         <w:pStyle w:val="BodyText"/>
       </w:pPr>
       <w:r>
-        <w:t xml:space="preserve">On these analyses, Parkin joins several seriation orderings rather than belonging to one bounded community. Deterministic seriation of the basin assemblages returns a deeply fragmented structure dominated by bridging assemblages, not a single coherent ordering. At a continuity threshold of 0.1, it yields 90 maximal co-seriable groups with a maximum size of four, and 32 of the 43 assemblages belong to more than one group (Figure 7). The counts scale with the threshold. The fragmented, overlapping topology does not. That overlap is what distinguishes this from partitioned learning. Groups that had actually closed would give orderings that are incompatible</w:t>
+        <w:t xml:space="preserve">On these analyses, Parkin joins several seriation orderings rather than belonging to one bounded community. Deterministic seriation of the basin assemblages returns a deeply fragmented structure dominated by bridging assemblages, not a single coherent ordering. At a continuity threshold of 0.1, it yields 34 maximal co-seriable groups with a maximum size of four, and 18 of the 28 assemblages belong to more than one group (Figure 7). The counts scale with the threshold. The fragmented, overlapping topology does not. That overlap is what distinguishes this from partitioned learning. Groups that had actually closed would give orderings that are incompatible</w:t>
       </w:r>
       <w:r>
         <w:t xml:space="preserve"> </w:t>
@@ -4491,7 +4732,7 @@
         <w:t xml:space="preserve"> </w:t>
       </w:r>
       <w:r>
-        <w:t xml:space="preserve">disjoint, whereas here most assemblages belong to several at once. The field is too continuous to resolve into one ordering, not a set of bounded traditions. Parkin is one of the bridge assemblages, a member of fifteen groups and ranked third of 43, sitting across orderings rather than at the center of one. Lipo, Madsen, and Dunnell</w:t>
+        <w:t xml:space="preserve">disjoint, whereas here most assemblages belong to several at once. The field is too continuous to resolve into one ordering, not a set of bounded traditions. Parkin is one of the bridge assemblages, a member of three groups and ranked tenth of 28 by membership, sitting across orderings rather than at the center of one. Lipo, Madsen, and Dunnell</w:t>
       </w:r>
       <w:r>
         <w:t xml:space="preserve"> </w:t>
@@ -4513,9 +4754,9 @@
       <w:r>
         <w:drawing>
           <wp:inline>
-            <wp:extent cx="5334000" cy="3507669"/>
+            <wp:extent cx="5334000" cy="3719607"/>
             <wp:effectExtent b="0" l="0" r="0" t="0"/>
-            <wp:docPr descr="Figure 7. Deterministic frequency-seriation (IDSS, the iterative deterministic seriation solution) structure of the basin assemblages. Left: the distribution of co-seriable group sizes, a deeply fragmented structure (90 maximal groups, maximum size four). Right: the most connected assemblages ranked by the number of groups they belong to, with Parkin highlighted as a bridge (member of 15 groups, ranked third of 43) that sits across orderings rather than at the center of one bounded community." title="" id="142" name="Picture"/>
+            <wp:docPr descr="Figure 7. Deterministic frequency-seriation (IDSS, the iterative deterministic seriation solution) structure of the basin assemblages. Left: the distribution of co-seriable group sizes, a deeply fragmented structure (90 maximal groups, maximum size four). Right: the most connected assemblages ranked by the number of groups they belong to, with Parkin highlighted as a bridge (member of three groups, ranked tenth of 28) that sits across orderings rather than at the center of one bounded community." title="" id="142" name="Picture"/>
             <a:graphic>
               <a:graphicData uri="http://schemas.openxmlformats.org/drawingml/2006/picture">
                 <pic:pic>
@@ -4534,7 +4775,7 @@
                   <pic:spPr bwMode="auto">
                     <a:xfrm>
                       <a:off x="0" y="0"/>
-                      <a:ext cx="5334000" cy="3507669"/>
+                      <a:ext cx="5334000" cy="3719607"/>
                     </a:xfrm>
                     <a:prstGeom prst="rect">
                       <a:avLst/>
@@ -4568,7 +4809,7 @@
         <w:t xml:space="preserve"> </w:t>
       </w:r>
       <w:r>
-        <w:t xml:space="preserve">Deterministic frequency-seriation (IDSS, the iterative deterministic seriation solution) structure of the basin assemblages. Left: the distribution of co-seriable group sizes, a deeply fragmented structure (90 maximal groups, maximum size four). Right: the most connected assemblages ranked by the number of groups they belong to, with Parkin highlighted as a bridge (member of 15 groups, ranked third of 43) that sits across orderings rather than at the center of one bounded community.</w:t>
+        <w:t xml:space="preserve">Deterministic frequency-seriation (IDSS, the iterative deterministic seriation solution) structure of the basin assemblages. Left: the distribution of co-seriable group sizes, a deeply fragmented structure (90 maximal groups, maximum size four). Right: the most connected assemblages ranked by the number of groups they belong to, with Parkin highlighted as a bridge (member of three groups, ranked tenth of 28) that sits across orderings rather than at the center of one bounded community.</w:t>
       </w:r>
     </w:p>
     <w:p>
@@ -4701,7 +4942,7 @@
         <w:t xml:space="preserve"> </w:t>
       </w:r>
       <w:r>
-        <w:t xml:space="preserve">rising only from 0.003 at two groups to 0.005 at six. The observed values do not behave that way. At two groups the record falls inside what drift produces; from three groups upward it exceeds the 95 percent interval, and the gap widens monotonically to roughly eightfold at six groups. Drift on the real geography accounts for the broad regional pattern and fails locally, and the finer the cut the worse it fails. No single</w:t>
+        <w:t xml:space="preserve">rising only from 0.002 at two groups to 0.007 at six. The observed values do not behave that way. At two groups, the grain the silhouette selects, the record falls inside what drift produces; from three groups upward it exceeds the 95 percent interval, by about 3.6-fold at three groups and about fivefold at five. Drift on the real geography accounts for the broad regional pattern and fails locally, and the finer the cut the worse it fails. No single</w:t>
       </w:r>
       <w:r>
         <w:t xml:space="preserve"> </w:t>
@@ -4777,7 +5018,7 @@
         <w:t xml:space="preserve"> </w:t>
       </w:r>
       <w:r>
-        <w:t xml:space="preserve">under the phase assignments themselves, 0.0259, and placed it against partitions that carry the phases’ own group sizes (10, 3, 4, 11, and 15 assemblages) but draw their boundaries elsewhere (Figure 12B, 12C). Against labels shuffled at random, which destroys geography, the phase partition exceeds 1,994 of 2,000 draws: assemblages near one another do resemble one another, as isolation by distance produces on its own. Against 1,000 partitions whose seed points fall at random, each assemblage assigned by exact minimum-cost matching under the phase group sizes, it sits at the 33rd percentile against a median of 0.0277. Against 1,000 partitions drawn instead to minimize within-group dispersion, it sits at the 22nd percentile against a median of 0.0290. Those percentiles are one-sided empirical percentiles; resampling the ensembles at the same draw count puts them at the 30th to 36th and the 20th to 25th.</w:t>
+        <w:t xml:space="preserve">under the phase assignments themselves, 0.0110, and placed it against partitions that carry the phases’ own group sizes (8, 11, and 9 assemblages) but draw their boundaries elsewhere (Figure 12B, 12C). Against labels shuffled at random, which destroys geography, the phase partition exceeds 1,832 of 2,000 draws: assemblages near one another do resemble one another, as isolation by distance produces on its own. Against 1,000 partitions whose seed points fall at random, each assemblage assigned by exact minimum-cost matching under the phase group sizes, it sits at the 18th percentile against a median of 0.0154. Against 1,000 partitions drawn instead to minimize within-group dispersion, it sits at the 5th percentile against a median of 0.0171. Those percentiles are one-sided empirical percentiles; resampling the ensembles at the same draw count puts them at the 15th to 20th and the 4th to 6th.</w:t>
       </w:r>
     </w:p>
     <w:p>
@@ -4785,7 +5026,7 @@
         <w:pStyle w:val="BodyText"/>
       </w:pPr>
       <w:r>
-        <w:t xml:space="preserve">The phase boundaries therefore carry little more information about where ceramic differences lie than an uninformed division of the same ground into groups of the same sizes, and less than a division drawn to be spatially tight. A partition marking real interaction communities should behave otherwise: it should stand well above both, because its boundaries would be where the differences are. What the boundaries do track is spatial compactness, and closely. Their within-group dispersion, 161.8 km² per assemblage, is within 1.2 percent of the tightest five-way division of these assemblages at these group sizes that our search found, and a local search minimizing dispersion, which never sees a potsherd, returned the phase partition exactly in 6 of 1,000 random restarts. What the phase scheme appears to record is the gradient itself, real spatial structure read as edges.</w:t>
+        <w:t xml:space="preserve">The phase boundaries therefore carry less information about where ceramic differences lie than an uninformed division of the same ground into groups of the same sizes, and far less than a division drawn to be spatially tight. A partition marking real interaction communities should behave otherwise: it should stand well above both, because its boundaries would be where the differences are. What the boundaries do track is spatial compactness, and closely. Their within-group dispersion, 189.9 km² per assemblage, is the tightest three-way division of these assemblages at these group sizes that our search found, and a local search minimizing dispersion, which never sees a potsherd, returned the phase partition exactly in 153 of 1,000 random restarts and nothing tighter in any of them. What the phase scheme appears to record is the gradient itself, real spatial structure read as edges.</w:t>
       </w:r>
     </w:p>
     <w:p>
@@ -4805,7 +5046,7 @@
           <wp:inline>
             <wp:extent cx="5334000" cy="2584123"/>
             <wp:effectExtent b="0" l="0" r="0" t="0"/>
-            <wp:docPr descr="Figure 12. Scale and boundaries. (A) Observed between-cluster cultural F_{ST} against the calibrated spatial-drift null as the basin is partitioned into two through six groups. The drift band is nearly flat; the observed values leave it from three groups upward and the gap widens with grain. (B) Within-group dispersion against cultural F_{ST} for 1,000 partitions carrying the phases’ group sizes with seed points placed at random (light) and 1,000 drawn to minimize dispersion (dark); the star is the phase partition. Differentiation is not a simple function of how tight the groups are (Spearman −0.05 and +0.23 within the two clouds), and the phases are tighter than every random-boundary draw and all but 11 of the 1,000 dispersion-minimizing ones. (C) The phase partition’s F_{ST} (solid line) against the dispersion-minimizing ensemble, in which it sits at the 22nd percentile." title="" id="148" name="Picture"/>
+            <wp:docPr descr="Figure 12. Scale and boundaries. (A) Observed between-cluster cultural F_{ST} against the calibrated spatial-drift null as the basin is partitioned into two through six groups. The drift band is nearly flat; the observed values leave it from three groups upward and the gap widens with grain. (B) Within-group dispersion against cultural F_{ST} for 1,000 partitions carrying the phases’ group sizes with seed points placed at random (light) and 1,000 drawn to minimize dispersion (dark); the star is the phase partition. Differentiation is unrelated to how tight the groups are in the random-boundary cloud (Spearman -0.01) and moderately related in the compact one (+0.46), and no draw in either ensemble is tighter than the phases. (C) The phase partition’s F_{ST} (solid line) against the dispersion-minimizing ensemble, in which it sits at the 5th percentile." title="" id="148" name="Picture"/>
             <a:graphic>
               <a:graphicData uri="http://schemas.openxmlformats.org/drawingml/2006/picture">
                 <pic:pic>
@@ -4910,7 +5151,7 @@
         <w:t xml:space="preserve"> </w:t>
       </w:r>
       <w:r>
-        <w:t xml:space="preserve">for 1,000 partitions carrying the phases’ group sizes with seed points placed at random (light) and 1,000 drawn to minimize dispersion (dark); the star is the phase partition. Differentiation is not a simple function of how tight the groups are (Spearman −0.05 and +0.23 within the two clouds), and the phases are tighter than every random-boundary draw and all but 11 of the 1,000 dispersion-minimizing ones. (C) The phase partition’s</w:t>
+        <w:t xml:space="preserve">for 1,000 partitions carrying the phases’ group sizes with seed points placed at random (light) and 1,000 drawn to minimize dispersion (dark); the star is the phase partition. Differentiation is unrelated to how tight the groups are in the random-boundary cloud (Spearman -0.01) and moderately related in the compact one (+0.46), and no draw in either ensemble is tighter than the phases. (C) The phase partition’s</w:t>
       </w:r>
       <w:r>
         <w:t xml:space="preserve"> </w:t>
@@ -4936,7 +5177,7 @@
         <w:t xml:space="preserve"> </w:t>
       </w:r>
       <w:r>
-        <w:t xml:space="preserve">(solid line) against the dispersion-minimizing ensemble, in which it sits at the 22nd percentile.</w:t>
+        <w:t xml:space="preserve">(solid line) against the dispersion-minimizing ensemble, in which it sits at the 5th percentile.</w:t>
       </w:r>
     </w:p>
     <w:p>
@@ -4944,7 +5185,7 @@
         <w:pStyle w:val="BodyText"/>
       </w:pPr>
       <w:r>
-        <w:t xml:space="preserve">If the boundaries are not where the differences are, what does the scheme record? We clustered the assemblages in a joint space of site coordinates and decorated-class composition, varying how much weight composition carries, and scored each result against the published phase assignments with the adjusted Rand index, which is zero in expectation for unrelated partitions (Figure 14). The nine assemblages this study places by territory are excluded from that score, because a geographic fill rule measured against geography would manufacture the agreement it is meant to test; the remaining 34 are Mainfort’s own assignments. Partitions carrying the phases’ group sizes with their boundaries placed at random agree at 0.356, which is what the group sizes alone produce. The site coordinates alone reach a median of 0.678 over 40 k-means initializations, though they are unstable across them, ranging to 1.000. Adding composition at a weight of 0.1 to 0.25 raises the median to 0.815 and removes that instability, every initialization returning the same partition at a weight of 0.25. Weighting composition equally with the coordinates lowers the median to 0.737, and composition alone reaches 0.138. The phase scheme is therefore neither a partition of the map nor a reading of the pottery. It is the pottery seen through where the sites are, with geography carrying roughly four times the weight.</w:t>
+        <w:t xml:space="preserve">If the boundaries are not where the differences are, what does the scheme record? We clustered the assemblages in a joint space of site coordinates and decorated-class composition, varying how much weight composition carries, and scored each result against the published phase assignments with the adjusted Rand index, which is zero in expectation for unrelated partitions (Figure 14). The three assemblages this study places by territory are excluded from that score, because a geographic fill rule measured against geography would manufacture the agreement it is meant to test; the remaining 25 are Mainfort’s own assignments. Partitions carrying the phases’ group sizes with their boundaries placed at random agree at 0.566, which is what three groups of these sizes produce on their own. The site coordinates alone reproduce Mainfort’s assignments exactly, an index of 1.000 as the median over 40 k-means initializations, though a minority of initializations settle at 0.607. Adding composition lowers the agreement at every weight: from a tenth of the coordinates’ weight through equal weight the median is 0.607, and composition alone reaches 0.215. The phase scheme is therefore recoverable from the site map with no pottery at all, and the pottery, when it enters, moves the answer away from the published phases rather than toward them.</w:t>
       </w:r>
     </w:p>
     <w:p>
@@ -4952,7 +5193,7 @@
         <w:pStyle w:val="BodyText"/>
       </w:pPr>
       <w:r>
-        <w:t xml:space="preserve">That figure is reported under the chi-square transform because it is the only one of the three we ran that has no free parameter. Thirty-nine percent of the cells in this matrix are zero, so a log-ratio transform cannot be computed without deciding what a zero is worth, and that decision moves the agreement from 0.74 to a perfect 1.00 as absence is amplified harder. The sensitivity is reported in full in the Supplemental Text rather than resolved by a choice.</w:t>
+        <w:t xml:space="preserve">That figure is reported under the chi-square transform because it is the only one of the three we ran that has no free parameter. Thirty-eight percent of the cells in this matrix are zero, so a log-ratio transform cannot be computed without deciding what a zero is worth, and that decision moves the agreement at half weight from 0.53 to 0.77 as absence is amplified harder. The sensitivity is reported in full in the Supplemental Text rather than resolved by a choice.</w:t>
       </w:r>
     </w:p>
     <w:p>
@@ -4960,7 +5201,7 @@
         <w:pStyle w:val="BodyText"/>
       </w:pPr>
       <w:r>
-        <w:t xml:space="preserve">The boundaries themselves give the same answer from a different direction. Treating decorated-class composition as a continuous field and taking its local gradient yields a rate of compositional turnover at every point in the basin, in proportion units per kilometer (Figure 13A). An edge between interaction communities would appear as a ridge in that field. The published boundaries do not lie on ridges. Median turnover along them is 0.0087 per kilometer against 0.0112 for boundaries built the same way from 200 partitions carrying the phases’ group sizes with their seeds placed at random, which puts the phase boundaries at the 3rd percentile (Figure 13B). They fall where composition changes unusually slowly, not unusually fast. We report that matched comparison rather than the more obvious one against the mapped area as a whole, which gives the 19th percentile and is an artifact: turnover falls where local support rises, and boundaries of this construction necessarily lie in the interior of the site distribution, where support is highest.</w:t>
+        <w:t xml:space="preserve">The boundaries themselves give the same answer from a different direction. Treating decorated-class composition as a continuous field and taking its local gradient yields a rate of compositional turnover at every point in the basin, in proportion units per kilometer (Figure 13A). An edge between interaction communities would appear as a ridge in that field. The published boundaries do not lie on ridges. Median turnover along them is 0.0104 per kilometer against 0.0124 for boundaries built the same way from 200 partitions carrying the phases’ group sizes with their seeds placed at random, and none of the 200 runs through slower-changing country than the phase boundaries do (Figure 13B). They fall where composition changes unusually slowly, not unusually fast. We report that matched comparison rather than the more obvious one against the mapped area as a whole, which gives the 24th percentile and is an artifact: turnover falls where local support rises, and boundaries of this construction necessarily lie in the interior of the site distribution, where support is highest.</w:t>
       </w:r>
     </w:p>
     <w:p>
@@ -4970,9 +5211,9 @@
       <w:r>
         <w:drawing>
           <wp:inline>
-            <wp:extent cx="5098009" cy="2911400"/>
+            <wp:extent cx="5299850" cy="2911400"/>
             <wp:effectExtent b="0" l="0" r="0" t="0"/>
-            <wp:docPr descr="Figure 13. Groupness as a continuous field. (A) Compositional turnover, the root sum of squares of the local weighted-least-squares gradient of the ten decorated-class proportions, on a 160 by 160 grid with a 15 km Gaussian bandwidth, masked where local support falls below two effective assemblages. Circles are assemblages. (B) The same field with the published phase boundaries drawn on it. Median turnover along those boundaries sits at the 3rd percentile of boundaries induced by 200 size-matched partitions with seeds placed at random. (C) Observed cultural F_{ST} against group radius in kilometers, with the calibrated drift band behind it; the axis runs from coarse to fine. The band is nearly flat while the observed value rises from 0.0076 at a 26 km radius to 0.0512 at 7 km. Past a radius of about 10 km the partition begins isolating single assemblages, so finer grains are shown but should not be read as structure." title="" id="151" name="Picture"/>
+            <wp:docPr descr="Figure 13. Groupness as a continuous field. (A) Compositional turnover, the root sum of squares of the local weighted-least-squares gradient of the ten decorated-class proportions, on a 160 by 160 grid with a 15 km Gaussian bandwidth, masked where local support falls below two effective assemblages. Circles are assemblages. (B) The same field with the published phase boundaries drawn on it. Median turnover along those boundaries is lower than along the boundaries induced by any of 200 size-matched partitions with seeds placed at random. (C) Observed cultural F_{ST} against group radius in kilometers, with the calibrated drift band behind it; the axis runs from coarse to fine. The observed value rises from 0.0062 at an 18 km radius, inside the band, to 0.048 at 5 km, while the band’s upper edge rises from 0.010 to 0.028. Past a radius of about 10 km the partition begins isolating single assemblages, so finer grains are shown but should not be read as structure." title="" id="151" name="Picture"/>
             <a:graphic>
               <a:graphicData uri="http://schemas.openxmlformats.org/drawingml/2006/picture">
                 <pic:pic>
@@ -4991,7 +5232,7 @@
                   <pic:spPr bwMode="auto">
                     <a:xfrm>
                       <a:off x="0" y="0"/>
-                      <a:ext cx="5098009" cy="2911400"/>
+                      <a:ext cx="5299850" cy="2911400"/>
                     </a:xfrm>
                     <a:prstGeom prst="rect">
                       <a:avLst/>
@@ -5025,7 +5266,7 @@
         <w:t xml:space="preserve"> </w:t>
       </w:r>
       <w:r>
-        <w:t xml:space="preserve">Groupness as a continuous field. (A) Compositional turnover, the root sum of squares of the local weighted-least-squares gradient of the ten decorated-class proportions, on a 160 by 160 grid with a 15 km Gaussian bandwidth, masked where local support falls below two effective assemblages. Circles are assemblages. (B) The same field with the published phase boundaries drawn on it. Median turnover along those boundaries sits at the 3rd percentile of boundaries induced by 200 size-matched partitions with seeds placed at random. (C) Observed cultural</w:t>
+        <w:t xml:space="preserve">Groupness as a continuous field. (A) Compositional turnover, the root sum of squares of the local weighted-least-squares gradient of the ten decorated-class proportions, on a 160 by 160 grid with a 15 km Gaussian bandwidth, masked where local support falls below two effective assemblages. Circles are assemblages. (B) The same field with the published phase boundaries drawn on it. Median turnover along those boundaries is lower than along the boundaries induced by any of 200 size-matched partitions with seeds placed at random. (C) Observed cultural</w:t>
       </w:r>
       <w:r>
         <w:t xml:space="preserve"> </w:t>
@@ -5051,7 +5292,7 @@
         <w:t xml:space="preserve"> </w:t>
       </w:r>
       <w:r>
-        <w:t xml:space="preserve">against group radius in kilometers, with the calibrated drift band behind it; the axis runs from coarse to fine. The band is nearly flat while the observed value rises from 0.0076 at a 26 km radius to 0.0512 at 7 km. Past a radius of about 10 km the partition begins isolating single assemblages, so finer grains are shown but should not be read as structure.</w:t>
+        <w:t xml:space="preserve">against group radius in kilometers, with the calibrated drift band behind it; the axis runs from coarse to fine. The observed value rises from 0.0062 at an 18 km radius, inside the band, to 0.048 at 5 km, while the band’s upper edge rises from 0.010 to 0.028. Past a radius of about 10 km the partition begins isolating single assemblages, so finer grains are shown but should not be read as structure.</w:t>
       </w:r>
     </w:p>
     <w:p>
@@ -5061,9 +5302,9 @@
       <w:r>
         <w:drawing>
           <wp:inline>
-            <wp:extent cx="3269209" cy="2703443"/>
+            <wp:extent cx="3269209" cy="2666745"/>
             <wp:effectExtent b="0" l="0" r="0" t="0"/>
-            <wp:docPr descr="Figure 14. What recovers the phase scheme. Agreement with Mainfort’s published phase assignments, measured by adjusted Rand index over the 34 assemblages he assigned, as the median over 40 k-means initializations, for clusterings of a joint space of site coordinates and decorated-class composition as the weight on composition varies. Zero weight is the site map alone. Three compositional transforms are shown; the chi-square transform is the one the text quotes, being the only one with no free parameter. The dash-dotted line is the agreement reached by partitions carrying the phases’ own group sizes with boundaries placed at random, which is what the group sizes produce on their own. Agreement peaks with composition weighted at a quarter or less of the coordinates and falls away on either side." title="" id="154" name="Picture"/>
+            <wp:docPr descr="Figure 14. What recovers the phase scheme. Agreement with Mainfort’s published phase assignments, measured by adjusted Rand index over the 25 assemblages he assigned, as the median over 40 k-means initializations, for clusterings of a joint space of site coordinates and decorated-class composition as the weight on composition varies. Zero weight is the site map alone. Three compositional transforms are shown; the chi-square transform is the one the text quotes, being the only one with no free parameter. The dash-dotted line is the agreement reached by partitions carrying the phases’ own group sizes with boundaries placed at random, which is what the group sizes produce on their own. Agreement is complete with the site map alone and falls as composition enters." title="" id="154" name="Picture"/>
             <a:graphic>
               <a:graphicData uri="http://schemas.openxmlformats.org/drawingml/2006/picture">
                 <pic:pic>
@@ -5082,7 +5323,7 @@
                   <pic:spPr bwMode="auto">
                     <a:xfrm>
                       <a:off x="0" y="0"/>
-                      <a:ext cx="3269209" cy="2703443"/>
+                      <a:ext cx="3269209" cy="2666745"/>
                     </a:xfrm>
                     <a:prstGeom prst="rect">
                       <a:avLst/>
@@ -5116,12 +5357,315 @@
         <w:t xml:space="preserve"> </w:t>
       </w:r>
       <w:r>
-        <w:t xml:space="preserve">What recovers the phase scheme. Agreement with Mainfort’s published phase assignments, measured by adjusted Rand index over the 34 assemblages he assigned, as the median over 40 k-means initializations, for clusterings of a joint space of site coordinates and decorated-class composition as the weight on composition varies. Zero weight is the site map alone. Three compositional transforms are shown; the chi-square transform is the one the text quotes, being the only one with no free parameter. The dash-dotted line is the agreement reached by partitions carrying the phases’ own group sizes with boundaries placed at random, which is what the group sizes produce on their own. Agreement peaks with composition weighted at a quarter or less of the coordinates and falls away on either side.</w:t>
-      </w:r>
-    </w:p>
-    <w:bookmarkEnd w:id="156"/>
-    <w:bookmarkEnd w:id="157"/>
-    <w:bookmarkStart w:id="158" w:name="discussion"/>
+        <w:t xml:space="preserve">What recovers the phase scheme. Agreement with Mainfort’s published phase assignments, measured by adjusted Rand index over the 25 assemblages he assigned, as the median over 40 k-means initializations, for clusterings of a joint space of site coordinates and decorated-class composition as the weight on composition varies. Zero weight is the site map alone. Three compositional transforms are shown; the chi-square transform is the one the text quotes, being the only one with no free parameter. The dash-dotted line is the agreement reached by partitions carrying the phases’ own group sizes with boundaries placed at random, which is what the group sizes produce on their own. Agreement is complete with the site map alone and falls as composition enters.</w:t>
+      </w:r>
+    </w:p>
+    <w:p>
+      <w:pPr>
+        <w:pStyle w:val="BodyText"/>
+      </w:pPr>
+      <w:r>
+        <w:t xml:space="preserve">The account this suggests is that the phases were seen because settlement is clumped and similarity decays with distance, so that a smooth gradient sampled at clumped points looks like discrete groups to a procedure that sorts by resemblance and proximity. Two further tests bear on it. The first asks whether pottery generated by drift alone, with no groups in it, would have been sorted into the published phases. We ran the calibrated drift model on the real site geography, sampled its pottery at the observed sherd totals, and clustered each of 300 simulated records exactly as the real one is clustered above, scoring agreement with Mainfort’s assignments over the 25 assemblages he placed (Figure 15). Wherever the coordinates enter the representation, drift’s pottery is sorted into the phases as readily as the real pottery, and usually better: at a quarter weight on composition the real record’s agreement of 0.607 sits below 99 percent of drift’s, and at equal weight at the 79th percentile. With pottery alone, where geography cannot help, the real record agrees with the phases more than drift’s does, 0.237 against a median of -0.003, with no drift record at or above it. That is the same residual seen from another side: there is ceramic structure aligned with the phases that drift on this geography does not produce, and it is small.</w:t>
+      </w:r>
+    </w:p>
+    <w:p>
+      <w:pPr>
+        <w:pStyle w:val="BodyText"/>
+      </w:pPr>
+      <w:r>
+        <w:t xml:space="preserve">The second asks whether the phase boundaries run through the gaps in late-period settlement, measured on evidence the ceramic analysis never touches. The settlement compilation records 83 sites with a late pre-contact component in the mapped area; dropping the 27 within a kilometer of an analyzed assemblage leaves 56 whose positions are independent of the assemblages. The density of those sites along the internal phase boundaries is compared with the density along boundaries of the same construction induced by 300 partitions carrying the phases’ group sizes (Figure 16). At an 8 km bandwidth, 77 percent of random-seed partitions and 61 percent of spatially compact ones have boundaries running through denser settlement than the phase boundaries do; at 5 km the figures are 39 and 14 percent, and at 3 km 22 and 15. The two boundaries that remain, Parkin against Kent and Kent against Walls, therefore run through country no emptier than a boundary drawn elsewhere would, except at the coarsest bandwidth. Empty country is what separated the untested phases, Nodena and Parchman, from these three, and with those phases out of the analysis the gap test has less to find; the record in any case cannot resolve structure below the median spacing of its own assemblages, 4.6 km. Late-period sites lie a median 1.9 km from a major river against 3.6 km for random points in the same area, so the rivers set the band in which settlement happens, but points that hug the rivers exactly as closely as the sites do come out randomly spaced (Clark-Evans ratio 0.98 against the sites’ 0.64); the clumps are on particular reaches, for reasons river proximity alone does not supply.</w:t>
+      </w:r>
+    </w:p>
+    <w:p>
+      <w:pPr>
+        <w:pStyle w:val="CaptionedFigure"/>
+      </w:pPr>
+      <w:r>
+        <w:drawing>
+          <wp:inline>
+            <wp:extent cx="3272267" cy="2715676"/>
+            <wp:effectExtent b="0" l="0" r="0" t="0"/>
+            <wp:docPr descr="Figure 15. Would a culture historian have found these phases in pottery made by drift? Agreement with Mainfort’s phase assignments, by adjusted Rand index over the 25 assemblages he placed, as the weight on decorated-class composition relative to site coordinates varies from the map alone to pottery alone. The line with markers is the real record; the band is the 95 percent range over 300 realizations of the calibrated drift model, which contains no groups, sampled at the observed sherd totals and clustered the same way. The weight-zero point is identical by construction." title="" id="157" name="Picture"/>
+            <a:graphic>
+              <a:graphicData uri="http://schemas.openxmlformats.org/drawingml/2006/picture">
+                <pic:pic>
+                  <pic:nvPicPr>
+                    <pic:cNvPr descr="../../figures/fig15_phases_under_drift.png" id="158" name="Picture"/>
+                    <pic:cNvPicPr>
+                      <a:picLocks noChangeArrowheads="1" noChangeAspect="1"/>
+                    </pic:cNvPicPr>
+                  </pic:nvPicPr>
+                  <pic:blipFill>
+                    <a:blip r:embed="rId156"/>
+                    <a:stretch>
+                      <a:fillRect/>
+                    </a:stretch>
+                  </pic:blipFill>
+                  <pic:spPr bwMode="auto">
+                    <a:xfrm>
+                      <a:off x="0" y="0"/>
+                      <a:ext cx="3272267" cy="2715676"/>
+                    </a:xfrm>
+                    <a:prstGeom prst="rect">
+                      <a:avLst/>
+                    </a:prstGeom>
+                    <a:noFill/>
+                    <a:ln w="9525">
+                      <a:noFill/>
+                      <a:headEnd/>
+                      <a:tailEnd/>
+                    </a:ln>
+                  </pic:spPr>
+                </pic:pic>
+              </a:graphicData>
+            </a:graphic>
+          </wp:inline>
+        </w:drawing>
+      </w:r>
+    </w:p>
+    <w:p>
+      <w:pPr>
+        <w:pStyle w:val="ImageCaption"/>
+      </w:pPr>
+      <w:r>
+        <w:rPr>
+          <w:b/>
+          <w:bCs/>
+        </w:rPr>
+        <w:t xml:space="preserve">Figure 15.</w:t>
+      </w:r>
+      <w:r>
+        <w:t xml:space="preserve"> </w:t>
+      </w:r>
+      <w:r>
+        <w:t xml:space="preserve">Would a culture historian have found these phases in pottery made by drift? Agreement with Mainfort’s phase assignments, by adjusted Rand index over the 25 assemblages he placed, as the weight on decorated-class composition relative to site coordinates varies from the map alone to pottery alone. The line with markers is the real record; the band is the 95 percent range over 300 realizations of the calibrated drift model, which contains no groups, sampled at the observed sherd totals and clustered the same way. The weight-zero point is identical by construction.</w:t>
+      </w:r>
+    </w:p>
+    <w:p>
+      <w:pPr>
+        <w:pStyle w:val="CaptionedFigure"/>
+      </w:pPr>
+      <w:r>
+        <w:drawing>
+          <wp:inline>
+            <wp:extent cx="5241744" cy="3223336"/>
+            <wp:effectExtent b="0" l="0" r="0" t="0"/>
+            <wp:docPr descr="Figure 16. Do the phase boundaries run through the gaps in settlement? (A) Kernel density of the 56 late-period sites that lie more than 1 km from any analyzed assemblage (5 km bandwidth), with the assemblages as open circles and the internal phase boundaries as points. (B) Median settlement density along the phase boundaries (vertical line) against the same quantity for boundaries induced by 300 partitions with the phases’ group sizes, seeds placed at random (light) and drawn to be spatially compact (dark)." title="" id="160" name="Picture"/>
+            <a:graphic>
+              <a:graphicData uri="http://schemas.openxmlformats.org/drawingml/2006/picture">
+                <pic:pic>
+                  <pic:nvPicPr>
+                    <pic:cNvPr descr="../../figures/fig16_settlement_gaps.png" id="161" name="Picture"/>
+                    <pic:cNvPicPr>
+                      <a:picLocks noChangeArrowheads="1" noChangeAspect="1"/>
+                    </pic:cNvPicPr>
+                  </pic:nvPicPr>
+                  <pic:blipFill>
+                    <a:blip r:embed="rId159"/>
+                    <a:stretch>
+                      <a:fillRect/>
+                    </a:stretch>
+                  </pic:blipFill>
+                  <pic:spPr bwMode="auto">
+                    <a:xfrm>
+                      <a:off x="0" y="0"/>
+                      <a:ext cx="5241744" cy="3223336"/>
+                    </a:xfrm>
+                    <a:prstGeom prst="rect">
+                      <a:avLst/>
+                    </a:prstGeom>
+                    <a:noFill/>
+                    <a:ln w="9525">
+                      <a:noFill/>
+                      <a:headEnd/>
+                      <a:tailEnd/>
+                    </a:ln>
+                  </pic:spPr>
+                </pic:pic>
+              </a:graphicData>
+            </a:graphic>
+          </wp:inline>
+        </w:drawing>
+      </w:r>
+    </w:p>
+    <w:p>
+      <w:pPr>
+        <w:pStyle w:val="ImageCaption"/>
+      </w:pPr>
+      <w:r>
+        <w:rPr>
+          <w:b/>
+          <w:bCs/>
+        </w:rPr>
+        <w:t xml:space="preserve">Figure 16.</w:t>
+      </w:r>
+      <w:r>
+        <w:t xml:space="preserve"> </w:t>
+      </w:r>
+      <w:r>
+        <w:t xml:space="preserve">Do the phase boundaries run through the gaps in settlement? (A) Kernel density of the 56 late-period sites that lie more than 1 km from any analyzed assemblage (5 km bandwidth), with the assemblages as open circles and the internal phase boundaries as points. (B) Median settlement density along the phase boundaries (vertical line) against the same quantity for boundaries induced by 300 partitions with the phases’ group sizes, seeds placed at random (light) and drawn to be spatially compact (dark).</w:t>
+      </w:r>
+    </w:p>
+    <w:bookmarkEnd w:id="162"/>
+    <w:bookmarkStart w:id="166" w:name="X16f2e7d0d8ab72d6765fdee67f19566985d7254"/>
+    <w:p>
+      <w:pPr>
+        <w:pStyle w:val="Heading3"/>
+      </w:pPr>
+      <w:r>
+        <w:t xml:space="preserve">The same tests on Mainfort’s table, under his phases</w:t>
+      </w:r>
+    </w:p>
+    <w:p>
+      <w:pPr>
+        <w:pStyle w:val="FirstParagraph"/>
+      </w:pPr>
+      <w:r>
+        <w:t xml:space="preserve">Mainfort’s</w:t>
+      </w:r>
+      <w:r>
+        <w:t xml:space="preserve"> </w:t>
+      </w:r>
+      <w:r>
+        <w:t xml:space="preserve">(2003)</w:t>
+      </w:r>
+      <w:r>
+        <w:t xml:space="preserve"> </w:t>
+      </w:r>
+      <w:r>
+        <w:t xml:space="preserve">table is a second tally of much the same region, and his phase assignments are a second configuration. Beyond adopting Smith’s</w:t>
+      </w:r>
+      <w:r>
+        <w:t xml:space="preserve"> </w:t>
+      </w:r>
+      <w:r>
+        <w:t xml:space="preserve">(1990)</w:t>
+      </w:r>
+      <w:r>
+        <w:t xml:space="preserve"> </w:t>
+      </w:r>
+      <w:r>
+        <w:t xml:space="preserve">Horseshoe Lake phase, which takes Beck, Belle Meade, Mound Place, and Young out of Walls, he moved Hollywood and Commerce from Walls to Kent, Castile Landing from Kent to Parkin, and Carson Lake from Nodena to Walls; nine of the 36 sites the two schemes share carry different assignments. We ran the tests above on his counts, decorated types only, at a minimum of 100 decorated sherds, under his labels: 29 sites and 13,296 decorated sherds in five phases, Kent with 9, Parkin with 7, Walls with 6, Horseshoe Lake with 4, and Jones Bayou with 3 (Figure 17). Tipton keeps one site at that minimum and is not carried. His counts are not independent of the survey’s for the 21 sites the two tables share, so this is a second sampling of the same collections together with western Tennessee material the survey never had, not an independent record, and the drift comparison is not repeated because the model is calibrated to the primary matrix.</w:t>
+      </w:r>
+    </w:p>
+    <w:p>
+      <w:pPr>
+        <w:pStyle w:val="BodyText"/>
+      </w:pPr>
+      <w:r>
+        <w:t xml:space="preserve">The geographic core of the result repeats. The site map alone recovers his scheme at 0.51, the pottery alone at 0.25, and partitions with his group sizes placed at random at 0.29: geography carries most of his configuration, as it carries all of Phillips’s. But his boundaries behave differently from Phillips’s. Under his phases the between-group</w:t>
+      </w:r>
+      <w:r>
+        <w:t xml:space="preserve"> </w:t>
+      </w:r>
+      <m:oMath>
+        <m:sSub>
+          <m:e>
+            <m:r>
+              <m:t>F</m:t>
+            </m:r>
+          </m:e>
+          <m:sub>
+            <m:r>
+              <m:t>S</m:t>
+            </m:r>
+            <m:r>
+              <m:t>T</m:t>
+            </m:r>
+          </m:sub>
+        </m:sSub>
+      </m:oMath>
+      <w:r>
+        <w:t xml:space="preserve"> </w:t>
+      </w:r>
+      <w:r>
+        <w:t xml:space="preserve">is 0.047, at the 100th percentile of 1,000 size-matched partitions with seeds placed at random and the 99th percentile of partitions drawn to be spatially compact, and the compactness search never returns his partition. Where Phillips’s lines sit in the tightest division of the map and at the 5th percentile of compact alternatives, Mainfort’s sit where the pottery differs and are not the tightest division of anything. Adding composition to the coordinates raises the recovery of his scheme, to 0.61 at half weight, where for Phillips’s it only lowers it.</w:t>
+      </w:r>
+    </w:p>
+    <w:p>
+      <w:pPr>
+        <w:pStyle w:val="BodyText"/>
+      </w:pPr>
+      <w:r>
+        <w:t xml:space="preserve">The contested sites show why. For each of the nine, we measured the chi-square distance from the site’s profile to the pooled profile of each candidate phase with the site itself left out. Beck is 0.33 from Horseshoe Lake and 0.71 from Walls; Belle Meade 0.26 and 0.68; Hollywood 0.33 from Kent and 0.91 from Walls; Commerce 0.61 and 1.10. Young and Castile Landing are indifferent between their two candidates (0.47 against 0.44; 0.56 against 0.57), and Mound Place leans the same way as its neighbors (0.65 against 0.78). Where the two schemes disagree, the pottery sides with Mainfort’s, usually by a wide margin.</w:t>
+      </w:r>
+    </w:p>
+    <w:p>
+      <w:pPr>
+        <w:pStyle w:val="BodyText"/>
+      </w:pPr>
+      <w:r>
+        <w:t xml:space="preserve">That is what the two schemes’ origins predict. Phillips drew phases by inspection and proximity, and his lines are a partition of the map. Mainfort redrew them after ordinating the pottery, adopting Smith’s split and moving the sites his ordination placed as outliers, and a scheme drawn from the pottery will sit where the pottery differs. The comparison does not show that his phases are bounded groups; it shows that a scheme can be made to track the gradient’s steepest parts by letting the gradient draw it, and that the inherited scheme was not made that way.</w:t>
+      </w:r>
+    </w:p>
+    <w:p>
+      <w:pPr>
+        <w:pStyle w:val="CaptionedFigure"/>
+      </w:pPr>
+      <w:r>
+        <w:drawing>
+          <wp:inline>
+            <wp:extent cx="5334000" cy="2684917"/>
+            <wp:effectExtent b="0" l="0" r="0" t="0"/>
+            <wp:docPr descr="Figure 17. The phase tests on Mainfort’s (2003) table, under his own phases. (A) Agreement with his assignments, by adjusted Rand index over the 29 sites with at least 100 decorated sherds, for clusterings of a joint space of site coordinates and decorated-class composition as the weight on composition varies from the map alone to pottery alone; the band is the range over 40 k-means initializations and the dash-dotted line the agreement reached by partitions with his group sizes placed at random. (B) For the sites the two schemes assign differently, the chi-square distance from the site’s profile to the pooled profile of the phase Mainfort gave it (dark) and of the phase in Figure 1 (light), the site itself left out of both." title="" id="164" name="Picture"/>
+            <a:graphic>
+              <a:graphicData uri="http://schemas.openxmlformats.org/drawingml/2006/picture">
+                <pic:pic>
+                  <pic:nvPicPr>
+                    <pic:cNvPr descr="../../figures/fig17_mainfort_replication.png" id="165" name="Picture"/>
+                    <pic:cNvPicPr>
+                      <a:picLocks noChangeArrowheads="1" noChangeAspect="1"/>
+                    </pic:cNvPicPr>
+                  </pic:nvPicPr>
+                  <pic:blipFill>
+                    <a:blip r:embed="rId163"/>
+                    <a:stretch>
+                      <a:fillRect/>
+                    </a:stretch>
+                  </pic:blipFill>
+                  <pic:spPr bwMode="auto">
+                    <a:xfrm>
+                      <a:off x="0" y="0"/>
+                      <a:ext cx="5334000" cy="2684917"/>
+                    </a:xfrm>
+                    <a:prstGeom prst="rect">
+                      <a:avLst/>
+                    </a:prstGeom>
+                    <a:noFill/>
+                    <a:ln w="9525">
+                      <a:noFill/>
+                      <a:headEnd/>
+                      <a:tailEnd/>
+                    </a:ln>
+                  </pic:spPr>
+                </pic:pic>
+              </a:graphicData>
+            </a:graphic>
+          </wp:inline>
+        </w:drawing>
+      </w:r>
+    </w:p>
+    <w:p>
+      <w:pPr>
+        <w:pStyle w:val="ImageCaption"/>
+      </w:pPr>
+      <w:r>
+        <w:rPr>
+          <w:b/>
+          <w:bCs/>
+        </w:rPr>
+        <w:t xml:space="preserve">Figure 17.</w:t>
+      </w:r>
+      <w:r>
+        <w:t xml:space="preserve"> </w:t>
+      </w:r>
+      <w:r>
+        <w:t xml:space="preserve">The phase tests on Mainfort’s (2003) table, under his own phases. (A) Agreement with his assignments, by adjusted Rand index over the 29 sites with at least 100 decorated sherds, for clusterings of a joint space of site coordinates and decorated-class composition as the weight on composition varies from the map alone to pottery alone; the band is the range over 40 k-means initializations and the dash-dotted line the agreement reached by partitions with his group sizes placed at random. (B) For the sites the two schemes assign differently, the chi-square distance from the site’s profile to the pooled profile of the phase Mainfort gave it (dark) and of the phase in Figure 1 (light), the site itself left out of both.</w:t>
+      </w:r>
+    </w:p>
+    <w:bookmarkEnd w:id="166"/>
+    <w:bookmarkEnd w:id="167"/>
+    <w:bookmarkStart w:id="168" w:name="discussion"/>
     <w:p>
       <w:pPr>
         <w:pStyle w:val="Heading2"/>
@@ -5135,7 +5679,7 @@
         <w:pStyle w:val="FirstParagraph"/>
       </w:pPr>
       <w:r>
-        <w:t xml:space="preserve">The lines of evidence agree on what the Parkin record does not show and disagree on what explains what it does show. Within the St. Francis basin, Parkin is the largest center and has the most elaborate mound construction. Its decorated-ceramic record shows no closure of interaction at the resolution our recovery experiment establishes. The settlement and exchange records likewise show a graded organization rather than one with a single apex</w:t>
+        <w:t xml:space="preserve">The lines of evidence agree on what the Parkin record does not show and disagree on what explains what it does show. Within the St. Francis basin, Parkin is the largest center and has the most elaborate mound construction. Its decorated-ceramic record shows no closure of interaction that the resolution our recovery experiment establishes can resolve, with a posterior that reaches from none to moderate. The settlement and exchange records likewise show a graded organization rather than one with a single apex</w:t>
       </w:r>
       <w:r>
         <w:t xml:space="preserve"> </w:t>
@@ -5152,7 +5696,7 @@
         <w:pStyle w:val="BodyText"/>
       </w:pPr>
       <w:r>
-        <w:t xml:space="preserve">What the record does show, once the drift model is required to match the diversity within the assemblages themselves, is more differentiation between spatial clusters than the simplest form of spatially structured drift produces, and restricted copying, as we have modeled it, does not explain the difference either. Of the four assumptions we were able to relax, only one accounts for it, and it is not an assumption about who copied whom.</w:t>
+        <w:t xml:space="preserve">What the record does show, once the drift model is required to match the diversity within the assemblages themselves, is more differentiation between spatial clusters than the simplest form of spatially structured drift produces at any grain finer than the two clusters the data select, and restricted copying, as we have modeled it, does not explain the difference either. Of the four assumptions we were able to relax, one accounts for it, and it is not an assumption about who copied whom.</w:t>
       </w:r>
     </w:p>
     <w:p>
@@ -5160,7 +5704,7 @@
         <w:pStyle w:val="BodyText"/>
       </w:pPr>
       <w:r>
-        <w:t xml:space="preserve">It is worth being clear about what that result does and does not claim about geography’s role. The innovation boundary is itself geographic. The profiles follow the same spatial clusters everything else in this comparison is measured on, and nothing in it requires a social frontier. The four tests separate not geography from some other kind of explanation, but the process geography acts on. Acting on copying, through the distance over which potters learned from one another, geography does not reproduce the record. No metric, length, or decay shape does so while the assemblages’ diversity is held. Acting on innovation, through where new variants first appeared, a weak spatial structure reproduces both at once. The record is spatially organized either way. What it appears not to be is spatially organized in the channel archaeology usually assumes.</w:t>
+        <w:t xml:space="preserve">It is worth being clear about what that result does and does not claim about geography’s role. The innovation boundary is itself geographic. The profiles follow the same spatial clusters everything else in this comparison is measured on, and nothing in it requires a social frontier. The four tests separate not geography from some other kind of explanation, but the process geography acts on. Acting on copying, through the distance over which potters learned from one another, geography does not reproduce the record. No metric, length, or decay shape does so while the assemblages’ diversity is held. Acting on innovation, through where new variants first appeared, a weak spatial structure reproduces both the differentiation and the diversity at once, where no change to copying moves the statistic far without breaking the match. The record is spatially organized either way. What it appears not to be is spatially organized in the channel archaeology usually assumes.</w:t>
       </w:r>
     </w:p>
     <w:p>
@@ -5168,7 +5712,7 @@
         <w:pStyle w:val="BodyText"/>
       </w:pPr>
       <w:r>
-        <w:t xml:space="preserve">This identifies a mechanism the record is consistent with, not one it demonstrates. The group profiles in the test are random permutations of the regional profile, not the profiles the groups actually have. Using the latter would guarantee the result by construction. The individual realizations are also widely spread, so the agreement is between the model’s central tendency and the observation rather than between tight distributions. What can be said is narrower and still useful. Of the four assumptions we could relax, only a boundary in where new styles</w:t>
+        <w:t xml:space="preserve">This identifies a mechanism the record is consistent with, not one it demonstrates. The group profiles in the test are random permutations of the regional profile, not the profiles the groups actually have. Using the latter would guarantee the result by construction. The individual realizations are also very widely spread, so the agreement is between the model’s central tendency and the observation. What can be said is narrower and still useful. Of the four assumptions we could relax, only a boundary in where new styles</w:t>
       </w:r>
       <w:r>
         <w:t xml:space="preserve"> </w:t>
@@ -5184,7 +5728,7 @@
         <w:t xml:space="preserve"> </w:t>
       </w:r>
       <w:r>
-        <w:t xml:space="preserve">reproduces the record’s differentiation and its diversity at once. That points attention away from restricted copying, which the paper has already found little sign of, and toward the possibility that innovation itself was locally patterned.</w:t>
+        <w:t xml:space="preserve">reproduces the record’s differentiation while its diversity stays matched. That points attention away from restricted copying, which the paper has already found little sign of, and toward the possibility that innovation itself was locally patterned.</w:t>
       </w:r>
     </w:p>
     <w:p>
@@ -5192,7 +5736,31 @@
         <w:pStyle w:val="BodyText"/>
       </w:pPr>
       <w:r>
-        <w:t xml:space="preserve">A drift model alone does not reproduce the phase pattern, and the transmission record does not identify bounded groups as its cause either. A partition-free field model finds almost none of the site-specific residual that bounded groups would leave, so the differentiation that calibrated drift underpredicts is spatially continuous rather than clustered into groups. It leaves the drift-versus-groups question open at the level of the basin, and it does not support interpreting the Parkin phase as a polity.</w:t>
+        <w:t xml:space="preserve">What, then, is a phase? The workers who defined these units were responding to something real, since decorated-class composition does change with distance across the basin. But a gradient does not supply lines, and the comparisons in Figures 12 through 16 show where the lines came from. The published scheme is recovered from where the sites are: site coordinates alone reproduce Mainfort’s assignments exactly, and adding the pottery at any weight moves the answer away from them. The boundaries fall where composition changes unusually slowly rather than where it changes fast, and partitions of the same shape drawn elsewhere differentiate the assemblages as well or better. On a gradient with no edges, how alike two assemblages look is largely a function of how near they are, so sorting assemblages by resemblance in good faith recovers clusters of sites. That is also the pattern Mainfort</w:t>
+      </w:r>
+      <w:r>
+        <w:t xml:space="preserve"> </w:t>
+      </w:r>
+      <w:r>
+        <w:t xml:space="preserve">(2003:180)</w:t>
+      </w:r>
+      <w:r>
+        <w:t xml:space="preserve"> </w:t>
+      </w:r>
+      <w:r>
+        <w:t xml:space="preserve">reported without being able to account for it, phase members lying</w:t>
+      </w:r>
+      <w:r>
+        <w:t xml:space="preserve"> </w:t>
+      </w:r>
+      <w:r>
+        <w:t xml:space="preserve">“in the general vicinity of each other in ordination space”</w:t>
+      </w:r>
+      <w:r>
+        <w:t xml:space="preserve"> </w:t>
+      </w:r>
+      <w:r>
+        <w:t xml:space="preserve">while forming no groups. Proximity in ordination space is proximity on the ground, seen through the pottery. His own reconfigured phases make the point from the other side: drawn after the ordination, they sit where the pottery differs and are no longer the tightest division of the map, so the two schemes together show a gradient read two ways, once by proximity and once by the pottery, with no boundary in either. We therefore read a phase as a length scale on a continuous gradient, made visible by where settlement happens to cluster, rather than as a bounded unit. These data cannot say what that length is. The spatial model’s length scale is not identified, and sherd counts that differ 96-fold, unequal accumulation spans, and an ordinal chronology derived from the same frequencies together set the limit on what any spatial statistic can resolve here.</w:t>
       </w:r>
     </w:p>
     <w:p>
@@ -5200,6 +5768,14 @@
         <w:pStyle w:val="BodyText"/>
       </w:pPr>
       <w:r>
+        <w:t xml:space="preserve">A drift model alone reproduces the phase pattern at the grain the data select and falls short of it at finer grains, and the transmission record does not identify bounded groups as the cause of that shortfall. A partition-free field model finds almost none of the site-specific residual that bounded groups would leave, so the differentiation that calibrated drift underpredicts at fine grain is spatially continuous rather than clustered into groups. That does not support interpreting the Parkin phase as a polity.</w:t>
+      </w:r>
+    </w:p>
+    <w:p>
+      <w:pPr>
+        <w:pStyle w:val="BodyText"/>
+      </w:pPr>
+      <w:r>
         <w:t xml:space="preserve">The ceramic claim has a narrow scope. Our transmission analysis asks whether interaction closed into bounded, like-with-like groups. It does not ask about group-level fitness differences or a new unit of selection</w:t>
       </w:r>
       <w:r>
@@ -5226,7 +5802,7 @@
         <w:pStyle w:val="BodyText"/>
       </w:pPr>
       <w:r>
-        <w:t xml:space="preserve">The phase rests on the single observation that assemblages resemble their near neighbors more than their distant ones. Spatially structured drift produces a pattern of that shape on its own, with no bounded group anywhere, even though the drift model we calibrated does not match how strong the pattern is here. At the scale at which the phase is drawn, it marks continuous interaction shaped by geography rather than a bounded society. Parkin’s ceremonial and demographic prominence was real. The polity that prominence is taken to imply is not in the transmission record.</w:t>
+        <w:t xml:space="preserve">The phase rests on the single observation that assemblages resemble their near neighbors more than their distant ones. Spatially structured drift produces a pattern of that shape on its own, with no bounded group anywhere, and the drift model we calibrated matches how strong the pattern is at the grain the data select while falling short of it at finer ones. At the scale at which the phase is drawn, it marks continuous interaction shaped by geography rather than a bounded society. Parkin’s ceremonial and demographic prominence was real. The polity that prominence is taken to imply is not in the transmission record.</w:t>
       </w:r>
     </w:p>
     <w:p>
@@ -5272,7 +5848,7 @@
         <w:t xml:space="preserve">(Lipo et al. 2021)</w:t>
       </w:r>
       <w:r>
-        <w:t xml:space="preserve">, and the drift model reproduces the diversity within the assemblages while underpredicting differentiation between the spatial clusters. Local elaboration on a shared complex is most of what the record looks like, but it is not all of it.</w:t>
+        <w:t xml:space="preserve">, and the drift model reproduces the diversity within the assemblages and their differentiation at two spatial clusters, while underpredicting it at three or more. Local elaboration on a shared complex is most of what the record looks like, and at fine grain it is not all of it.</w:t>
       </w:r>
     </w:p>
     <w:p>
@@ -5297,7 +5873,7 @@
         <w:pStyle w:val="BodyText"/>
       </w:pPr>
       <w:r>
-        <w:t xml:space="preserve">The remaining excess is measured on the basin’s spatial clusters, not on the phase labels. Nothing in the comparison singles Parkin out. Its assemblages sit inside the same continuous field as the rest, and time-averaging is built into the null through the eight-slice accumulation window, so it cannot be invoked to discount the excess either.</w:t>
+        <w:t xml:space="preserve">The remaining excess is measured on the basin’s spatial clusters at grains finer than two, not on the phase labels. Nothing in the comparison singles Parkin out. Its assemblages sit inside the same continuous field as the rest, and time-averaging is built into the null through the eight-slice accumulation window, so it cannot be invoked to discount the excess either.</w:t>
       </w:r>
     </w:p>
     <w:p>
@@ -5385,7 +5961,7 @@
         <w:t xml:space="preserve"> </w:t>
       </w:r>
       <w:r>
-        <w:t xml:space="preserve">Between-cluster cultural</w:t>
+        <w:t xml:space="preserve">At the two clusters the data select, between-cluster cultural</w:t>
       </w:r>
       <w:r>
         <w:t xml:space="preserve"> </w:t>
@@ -5411,7 +5987,7 @@
         <w:t xml:space="preserve"> </w:t>
       </w:r>
       <w:r>
-        <w:t xml:space="preserve">is 0.018, against 0.0007 to 0.018 for the simplest drift model calibrated to the assemblages’ own diversity, and imposing bounded groups on the copying network does not make up the difference.</w:t>
+        <w:t xml:space="preserve">is 0.006, inside the 0.0002 to 0.010 that the simplest drift model calibrated to the assemblages’ own diversity produces; at three it is 0.016 against an upper edge of 0.013, and at five 0.031 against 0.019, and imposing bounded groups on the copying network does not make up the difference.</w:t>
       </w:r>
     </w:p>
     <w:p>
@@ -5505,7 +6081,7 @@
         <w:t xml:space="preserve"> </w:t>
       </w:r>
       <w:r>
-        <w:t xml:space="preserve">trend runs the wrong way for closure in the first place, a rank correlation of -0.756 against a draw-to-draw spread of -0.40 to +0.60, and reversing the axis only reverses the sign of a negligible trend. What the paper reports is therefore a level of differentiation, not a trajectory toward or away from one. We report the spatial comparisons under both orientations, and the settlement and exchange lines of evidence do not depend on the ceramic chronology.</w:t>
+        <w:t xml:space="preserve">trend is unresolved, a rank correlation of -0.048 against a draw-to-draw spread of -0.80 to +0.40, and reversing the axis reverses the sign of nothing the record can see. What the paper reports is therefore a level of differentiation, not a trajectory toward or away from one. We report the spatial comparisons under both orientations, and the settlement and exchange lines of evidence do not depend on the ceramic chronology.</w:t>
       </w:r>
     </w:p>
     <w:p>
@@ -5522,7 +6098,7 @@
         <w:t xml:space="preserve">(Coco and Iovita 2020; Kidwell and Tomašových 2013; Perreault 2018; Tomašových and Kidwell 2009, 2010; Youngblood et al. 2023)</w:t>
       </w:r>
       <w:r>
-        <w:t xml:space="preserve">. It also applies to the finding about Parkin, and it sets how strong a closure we could have detected rather than whether we could have detected one at all. We did not simply argue that this damping means our negative result understates whatever closure was really there. We built the damping into the recovery experiment, so its cost is already inside the detection threshold the first limit refers to. It widens the posterior over closure strength rather than shifting it. The verdict is stable across both basin definitions, the watershed subset (15 assemblages) and the full phase set (34).</w:t>
+        <w:t xml:space="preserve">. It also applies to the finding about Parkin, and it sets how strong a closure we could have detected rather than whether we could have detected one at all. We did not simply argue that this damping means our negative result understates whatever closure was really there. We built the damping into the recovery experiment, so its cost is already inside the detection threshold the first limit refers to. It widens the posterior over closure strength rather than shifting it. The comparison is reported on the full phase set of 28 assemblages; a stricter watershed subset of 17 is written by the membership script but the comparison was not rerun on it, since the phases are the unit under test.</w:t>
       </w:r>
     </w:p>
     <w:p>
@@ -5573,7 +6149,7 @@
         <w:pStyle w:val="BodyText"/>
       </w:pPr>
       <w:r>
-        <w:t xml:space="preserve">Two time-domain tests address that shortcoming. The first fits a frequency-dependent copying model to the whole sequence, with the record’s time-averaging built in, and recovers a transmission bias near neutral, a 95 percent interval of -0.026 to +0.041 that includes zero</w:t>
+        <w:t xml:space="preserve">Two time-domain tests address that shortcoming. The first fits a frequency-dependent copying model to the whole sequence, with the record’s time-averaging built in, and recovers a transmission bias near neutral, a 95 percent interval of -0.035 to +0.039 that includes zero</w:t>
       </w:r>
       <w:r>
         <w:t xml:space="preserve"> </w:t>
@@ -5659,7 +6235,7 @@
         <w:pStyle w:val="BodyText"/>
       </w:pPr>
       <w:r>
-        <w:t xml:space="preserve">One question remains open and warrants direct investigation. The basin’s between-cluster differentiation exceeds what calibrated drift produces, and that excess is small but consistent. A center just beginning to differentiate from its neighbors would leave an excess of this kind, and contact and the protohistoric depopulation would have cut any such sequence short before it could consolidate. A boundary in copying placed somewhere we did not model would leave an excess of this kind too, though the version we could test reproduces only a small part of it. Relaxing those assumptions narrows the question without settling it. They rule out the geographies and accumulation histories we could construct, but they leave two accounts standing side by side, a locally patterned innovation process and a genuine social boundary, which these data cannot tell apart.</w:t>
+        <w:t xml:space="preserve">One question remains open and warrants direct investigation. At any grain finer than two clusters the basin’s between-cluster differentiation exceeds what calibrated drift produces, and that excess is small but consistent. A center just beginning to differentiate from its neighbors would leave an excess of this kind, and contact and the protohistoric depopulation would have cut any such sequence short before it could consolidate. A boundary in copying placed somewhere we did not model would leave an excess of this kind too, though the version we could test reproduces only a small part of it. Relaxing those assumptions narrows the question without settling it. They rule out the geographies and accumulation histories we could construct, but they leave two accounts standing side by side, a locally patterned innovation process and a genuine social boundary, which these data cannot tell apart.</w:t>
       </w:r>
     </w:p>
     <w:p>
@@ -5667,7 +6243,7 @@
         <w:pStyle w:val="BodyText"/>
       </w:pPr>
       <w:r>
-        <w:t xml:space="preserve">The time-averaged surface record of the eight assemblages assigned to the Parkin phase proper is not the record on which to settle that question. Stratified, excavated assemblages with independent radiocarbon dates could test whether differentiation increases over time rather than staying flat. Compositional and petrographic sourcing could test whether production and exchange were localized at the center. The chert-hoe and shell exchange networks</w:t>
+        <w:t xml:space="preserve">The time-averaged surface record of the eleven assemblages assigned to the Parkin phase proper is not the record on which to settle that question. Stratified, excavated assemblages with independent radiocarbon dates could test whether differentiation increases over time rather than staying flat. Compositional and petrographic sourcing could test whether production and exchange were localized at the center. The chert-hoe and shell exchange networks</w:t>
       </w:r>
       <w:r>
         <w:t xml:space="preserve"> </w:t>
@@ -5694,8 +6270,8 @@
         <w:t xml:space="preserve">could test whether economic and social differentiation track the ceramic excess or run independently of it. Whether Parkin was beginning to separate from its neighbors, or simply sits where the river network concentrates interaction, this analysis sharpens but cannot settle.</w:t>
       </w:r>
     </w:p>
-    <w:bookmarkEnd w:id="158"/>
-    <w:bookmarkStart w:id="159" w:name="conclusion"/>
+    <w:bookmarkEnd w:id="168"/>
+    <w:bookmarkStart w:id="169" w:name="conclusion"/>
     <w:p>
       <w:pPr>
         <w:pStyle w:val="Heading2"/>
@@ -5709,7 +6285,7 @@
         <w:pStyle w:val="FirstParagraph"/>
       </w:pPr>
       <w:r>
-        <w:t xml:space="preserve">The phase is the unit on which lower Mississippi Valley culture history is built. It carries a silent claim, that assemblages grouped by seriation and spatial proximity record a bounded social unit. For the Parkin phase, that claim does not survive measurement, but neither does the alternative we first offered in its place. Parkin is the basin’s largest center, although not the site with its tallest mound. No evidence from settlement, exchange, or the transmission of ceramic decoration indicates that it was the apex of a polity, and the record shows no narrowing of interaction beyond what distance produces, along its sequence and at the resolution the record affords. Across seriation orderings, Parkin sits as a bridge in the transmission network rather than at the closed core of a group.</w:t>
+        <w:t xml:space="preserve">The phase is the unit on which lower Mississippi Valley culture history is built. It carries a silent claim, that assemblages grouped by seriation and spatial proximity record a bounded social unit. For the Parkin phase, that claim does not survive measurement, but neither does the alternative we first offered in its place. Parkin is the basin’s largest center, although not the site with its tallest mound. No evidence from settlement, exchange, or the transmission of ceramic decoration indicates that it was the apex of a polity, and the record shows no narrowing of interaction along its sequence that its resolution can distinguish from none. Across seriation orderings, Parkin sits as a bridge in the transmission network rather than at the closed core of a group.</w:t>
       </w:r>
     </w:p>
     <w:p>
@@ -5717,7 +6293,7 @@
         <w:pStyle w:val="BodyText"/>
       </w:pPr>
       <w:r>
-        <w:t xml:space="preserve">The simplest form of neutral drift does not, however, account for the whole of the phase pattern. Once that model is required to fit the assemblages’ own diversity, it reproduces the tendency of nearby assemblages to resemble one another, but it underpredicts how different the basin’s spatial clusters actually are. No parameterization that reproduces the assemblages’ diversity reproduces their differentiation. Restricted copying across spatial groups, as modeled here, accounts for only part of the difference. That difference is not group structure. The partition-free field model finds almost none of the site-specific variation that bounded groups would leave, so the differentiation calibrated drift underpredicts is spread continuously across space rather than gathered into units. The record is more spatially structured than distance-decay copying produces, not more clustered.</w:t>
+        <w:t xml:space="preserve">The simplest form of neutral drift does not, however, account for the whole of the phase pattern. Once that model is required to fit the assemblages’ own diversity, it reproduces the tendency of nearby assemblages to resemble one another, and it reproduces their differentiation at the coarsest grain the data support, but it underpredicts how different the basin’s spatial clusters are once the basin is cut into three or more. No parameterization that reproduces the assemblages’ diversity reproduces that finer differentiation at the median. Restricted copying across spatial groups, as modeled here, accounts for only part of the difference. That difference is not group structure. The partition-free field model finds almost none of the site-specific variation that bounded groups would leave, so the differentiation calibrated drift underpredicts is spread continuously across space rather than gathered into units. The record is more spatially structured than distance-decay copying produces, not more clustered.</w:t>
       </w:r>
     </w:p>
     <w:p>
@@ -5725,11 +6301,11 @@
         <w:pStyle w:val="BodyText"/>
       </w:pPr>
       <w:r>
-        <w:t xml:space="preserve">That result carries a consequence researchers should consider. A similarity cluster is not, by itself, a society, and a neutral model is not, by itself, a demonstration that no society is there. Before a phase is interpreted as a social group, the record must be shown to distinguish an interaction boundary from geographic drift, and the drift model must be shown to fit the record it is tested against. Applied to the late pre-contact ceramics of the St. Francis basin, that standard shows continuous interaction with prominent nodes, more spatially structured than calibrated drift predicts, and not resolvable into bounded polities. The open question is no longer whether the phases are societies. It is what makes the record more differentiated than a calibrated neutral model produces, and of the four assumptions we could relax, only a weak boundary in where new styles originate answers it. That account is still neutral drift. What it adds is that the origination of new styles is itself spatially patterned. That is a mechanism the record is consistent with rather than one it demonstrates, and it moves the question from the boundaries culture history drew to the origin of the styles that cross them.</w:t>
-      </w:r>
-    </w:p>
-    <w:bookmarkEnd w:id="159"/>
-    <w:bookmarkStart w:id="160" w:name="data-and-code-availability"/>
+        <w:t xml:space="preserve">That result carries a consequence researchers should consider. A similarity cluster is not, by itself, a society, and a neutral model is not, by itself, a demonstration that no society is there. Before a phase is interpreted as a social group, the record must be shown to distinguish an interaction boundary from geographic drift, and the drift model must be shown to fit the record it is tested against. Applied to the late pre-contact ceramics of the St. Francis basin, that standard shows continuous interaction with prominent nodes, more spatially structured at fine grain than calibrated drift predicts, and not resolvable into bounded polities. The open question is no longer whether the phases are societies. It is what makes the record more differentiated than a calibrated neutral model produces. Of the four assumptions we could relax, only a weak boundary in where new styles originate answers it, and what drift leaves without it sits in the basin’s smallest samples rather than around Parkin. That account is still neutral drift. What it adds is that the origination of new styles is itself spatially patterned. That is a mechanism the record is consistent with rather than one it demonstrates, and it moves the question from the boundaries culture history drew to the origin of the styles that cross them.</w:t>
+      </w:r>
+    </w:p>
+    <w:bookmarkEnd w:id="169"/>
+    <w:bookmarkStart w:id="170" w:name="data-and-code-availability"/>
     <w:p>
       <w:pPr>
         <w:pStyle w:val="Heading2"/>
@@ -5755,8 +6331,8 @@
         <w:t xml:space="preserve">) and analyses 47 and 50, which write every replicate, the calibration series, and a configuration fingerprint. The code is released under the MIT License, and the data under a Creative Commons Attribution 4.0 International license.</w:t>
       </w:r>
     </w:p>
-    <w:bookmarkEnd w:id="160"/>
-    <w:bookmarkStart w:id="334" w:name="references"/>
+    <w:bookmarkEnd w:id="170"/>
+    <w:bookmarkStart w:id="344" w:name="references"/>
     <w:p>
       <w:pPr>
         <w:pStyle w:val="Heading2"/>
@@ -5765,8 +6341,8 @@
         <w:t xml:space="preserve">References</w:t>
       </w:r>
     </w:p>
-    <w:bookmarkStart w:id="333" w:name="refs"/>
-    <w:bookmarkStart w:id="161" w:name="ref-anderson_1996"/>
+    <w:bookmarkStart w:id="343" w:name="refs"/>
+    <w:bookmarkStart w:id="171" w:name="ref-anderson_1996"/>
     <w:p>
       <w:pPr>
         <w:pStyle w:val="Bibliography"/>
@@ -5788,8 +6364,8 @@
         <w:t xml:space="preserve">, edited by John F. Scarry, pp. 231–252. University Press of Florida, Gainesville.</w:t>
       </w:r>
     </w:p>
-    <w:bookmarkEnd w:id="161"/>
-    <w:bookmarkStart w:id="163" w:name="ref-bailey_2007"/>
+    <w:bookmarkEnd w:id="171"/>
+    <w:bookmarkStart w:id="173" w:name="ref-bailey_2007"/>
     <w:p>
       <w:pPr>
         <w:pStyle w:val="Bibliography"/>
@@ -5816,7 +6392,7 @@
       <w:r>
         <w:t xml:space="preserve"> </w:t>
       </w:r>
-      <w:hyperlink r:id="rId162">
+      <w:hyperlink r:id="rId172">
         <w:r>
           <w:rPr>
             <w:rStyle w:val="Hyperlink"/>
@@ -5828,8 +6404,8 @@
         <w:t xml:space="preserve">.</w:t>
       </w:r>
     </w:p>
-    <w:bookmarkEnd w:id="163"/>
-    <w:bookmarkStart w:id="165" w:name="ref-barrett_2019"/>
+    <w:bookmarkEnd w:id="173"/>
+    <w:bookmarkStart w:id="175" w:name="ref-barrett_2019"/>
     <w:p>
       <w:pPr>
         <w:pStyle w:val="Bibliography"/>
@@ -5856,7 +6432,7 @@
       <w:r>
         <w:t xml:space="preserve"> </w:t>
       </w:r>
-      <w:hyperlink r:id="rId164">
+      <w:hyperlink r:id="rId174">
         <w:r>
           <w:rPr>
             <w:rStyle w:val="Hyperlink"/>
@@ -5868,8 +6444,8 @@
         <w:t xml:space="preserve">.</w:t>
       </w:r>
     </w:p>
-    <w:bookmarkEnd w:id="165"/>
-    <w:bookmarkStart w:id="167" w:name="ref-barton_1996"/>
+    <w:bookmarkEnd w:id="175"/>
+    <w:bookmarkStart w:id="177" w:name="ref-barton_1996"/>
     <w:p>
       <w:pPr>
         <w:pStyle w:val="Bibliography"/>
@@ -5896,7 +6472,7 @@
       <w:r>
         <w:t xml:space="preserve"> </w:t>
       </w:r>
-      <w:hyperlink r:id="rId166">
+      <w:hyperlink r:id="rId176">
         <w:r>
           <w:rPr>
             <w:rStyle w:val="Hyperlink"/>
@@ -5908,8 +6484,8 @@
         <w:t xml:space="preserve">.</w:t>
       </w:r>
     </w:p>
-    <w:bookmarkEnd w:id="167"/>
-    <w:bookmarkStart w:id="168" w:name="ref-baxter_1994"/>
+    <w:bookmarkEnd w:id="177"/>
+    <w:bookmarkStart w:id="178" w:name="ref-baxter_1994"/>
     <w:p>
       <w:pPr>
         <w:pStyle w:val="Bibliography"/>
@@ -5931,8 +6507,8 @@
         <w:t xml:space="preserve">. Edinburgh University Press, Edinburgh.</w:t>
       </w:r>
     </w:p>
-    <w:bookmarkEnd w:id="168"/>
-    <w:bookmarkStart w:id="170" w:name="ref-beck_2003"/>
+    <w:bookmarkEnd w:id="178"/>
+    <w:bookmarkStart w:id="180" w:name="ref-beck_2003"/>
     <w:p>
       <w:pPr>
         <w:pStyle w:val="Bibliography"/>
@@ -5971,7 +6547,7 @@
       <w:r>
         <w:t xml:space="preserve"> </w:t>
       </w:r>
-      <w:hyperlink r:id="rId169">
+      <w:hyperlink r:id="rId179">
         <w:r>
           <w:rPr>
             <w:rStyle w:val="Hyperlink"/>
@@ -5983,8 +6559,8 @@
         <w:t xml:space="preserve">.</w:t>
       </w:r>
     </w:p>
-    <w:bookmarkEnd w:id="170"/>
-    <w:bookmarkStart w:id="172" w:name="ref-behrensmeyer_kidwell_gastaldo_2000"/>
+    <w:bookmarkEnd w:id="180"/>
+    <w:bookmarkStart w:id="182" w:name="ref-behrensmeyer_kidwell_gastaldo_2000"/>
     <w:p>
       <w:pPr>
         <w:pStyle w:val="Bibliography"/>
@@ -6011,7 +6587,7 @@
       <w:r>
         <w:t xml:space="preserve"> </w:t>
       </w:r>
-      <w:hyperlink r:id="rId171">
+      <w:hyperlink r:id="rId181">
         <w:r>
           <w:rPr>
             <w:rStyle w:val="Hyperlink"/>
@@ -6023,8 +6599,8 @@
         <w:t xml:space="preserve">.</w:t>
       </w:r>
     </w:p>
-    <w:bookmarkEnd w:id="172"/>
-    <w:bookmarkStart w:id="174" w:name="ref-bell_richerson_mcelreath_2009"/>
+    <w:bookmarkEnd w:id="182"/>
+    <w:bookmarkStart w:id="184" w:name="ref-bell_richerson_mcelreath_2009"/>
     <w:p>
       <w:pPr>
         <w:pStyle w:val="Bibliography"/>
@@ -6051,7 +6627,7 @@
       <w:r>
         <w:t xml:space="preserve"> </w:t>
       </w:r>
-      <w:hyperlink r:id="rId173">
+      <w:hyperlink r:id="rId183">
         <w:r>
           <w:rPr>
             <w:rStyle w:val="Hyperlink"/>
@@ -6063,8 +6639,8 @@
         <w:t xml:space="preserve">.</w:t>
       </w:r>
     </w:p>
-    <w:bookmarkEnd w:id="174"/>
-    <w:bookmarkStart w:id="176" w:name="ref-bentley_2008"/>
+    <w:bookmarkEnd w:id="184"/>
+    <w:bookmarkStart w:id="186" w:name="ref-bentley_2008"/>
     <w:p>
       <w:pPr>
         <w:pStyle w:val="Bibliography"/>
@@ -6091,7 +6667,7 @@
       <w:r>
         <w:t xml:space="preserve"> </w:t>
       </w:r>
-      <w:hyperlink r:id="rId175">
+      <w:hyperlink r:id="rId185">
         <w:r>
           <w:rPr>
             <w:rStyle w:val="Hyperlink"/>
@@ -6103,8 +6679,8 @@
         <w:t xml:space="preserve">.</w:t>
       </w:r>
     </w:p>
-    <w:bookmarkEnd w:id="176"/>
-    <w:bookmarkStart w:id="178" w:name="ref-bentley_hahn_shennan_2004"/>
+    <w:bookmarkEnd w:id="186"/>
+    <w:bookmarkStart w:id="188" w:name="ref-bentley_hahn_shennan_2004"/>
     <w:p>
       <w:pPr>
         <w:pStyle w:val="Bibliography"/>
@@ -6131,7 +6707,7 @@
       <w:r>
         <w:t xml:space="preserve"> </w:t>
       </w:r>
-      <w:hyperlink r:id="rId177">
+      <w:hyperlink r:id="rId187">
         <w:r>
           <w:rPr>
             <w:rStyle w:val="Hyperlink"/>
@@ -6143,8 +6719,8 @@
         <w:t xml:space="preserve">.</w:t>
       </w:r>
     </w:p>
-    <w:bookmarkEnd w:id="178"/>
-    <w:bookmarkStart w:id="179" w:name="ref-binford_1981"/>
+    <w:bookmarkEnd w:id="188"/>
+    <w:bookmarkStart w:id="189" w:name="ref-binford_1981"/>
     <w:p>
       <w:pPr>
         <w:pStyle w:val="Bibliography"/>
@@ -6184,8 +6760,8 @@
         <w:t xml:space="preserve">37(3):195–208.</w:t>
       </w:r>
     </w:p>
-    <w:bookmarkEnd w:id="179"/>
-    <w:bookmarkStart w:id="181" w:name="ref-blitz_1999"/>
+    <w:bookmarkEnd w:id="189"/>
+    <w:bookmarkStart w:id="191" w:name="ref-blitz_1999"/>
     <w:p>
       <w:pPr>
         <w:pStyle w:val="Bibliography"/>
@@ -6224,7 +6800,7 @@
       <w:r>
         <w:t xml:space="preserve"> </w:t>
       </w:r>
-      <w:hyperlink r:id="rId180">
+      <w:hyperlink r:id="rId190">
         <w:r>
           <w:rPr>
             <w:rStyle w:val="Hyperlink"/>
@@ -6236,8 +6812,8 @@
         <w:t xml:space="preserve">.</w:t>
       </w:r>
     </w:p>
-    <w:bookmarkEnd w:id="181"/>
-    <w:bookmarkStart w:id="182" w:name="ref-brainerd_1951"/>
+    <w:bookmarkEnd w:id="191"/>
+    <w:bookmarkStart w:id="192" w:name="ref-brainerd_1951"/>
     <w:p>
       <w:pPr>
         <w:pStyle w:val="Bibliography"/>
@@ -6262,8 +6838,8 @@
         <w:t xml:space="preserve">16(4):301–313.</w:t>
       </w:r>
     </w:p>
-    <w:bookmarkEnd w:id="182"/>
-    <w:bookmarkStart w:id="184" w:name="ref-carrignon_bentley_ruck_2019"/>
+    <w:bookmarkEnd w:id="192"/>
+    <w:bookmarkStart w:id="194" w:name="ref-carrignon_bentley_ruck_2019"/>
     <w:p>
       <w:pPr>
         <w:pStyle w:val="Bibliography"/>
@@ -6314,7 +6890,7 @@
       <w:r>
         <w:t xml:space="preserve"> </w:t>
       </w:r>
-      <w:hyperlink r:id="rId183">
+      <w:hyperlink r:id="rId193">
         <w:r>
           <w:rPr>
             <w:rStyle w:val="Hyperlink"/>
@@ -6326,8 +6902,8 @@
         <w:t xml:space="preserve">.</w:t>
       </w:r>
     </w:p>
-    <w:bookmarkEnd w:id="184"/>
-    <w:bookmarkStart w:id="185" w:name="ref-cobb_2000"/>
+    <w:bookmarkEnd w:id="194"/>
+    <w:bookmarkStart w:id="195" w:name="ref-cobb_2000"/>
     <w:p>
       <w:pPr>
         <w:pStyle w:val="Bibliography"/>
@@ -6377,8 +6953,8 @@
         <w:t xml:space="preserve">. University of Alabama Press, Tuscaloosa.</w:t>
       </w:r>
     </w:p>
-    <w:bookmarkEnd w:id="185"/>
-    <w:bookmarkStart w:id="187" w:name="ref-coco_iovita_2020"/>
+    <w:bookmarkEnd w:id="195"/>
+    <w:bookmarkStart w:id="197" w:name="ref-coco_iovita_2020"/>
     <w:p>
       <w:pPr>
         <w:pStyle w:val="Bibliography"/>
@@ -6405,7 +6981,7 @@
       <w:r>
         <w:t xml:space="preserve"> </w:t>
       </w:r>
-      <w:hyperlink r:id="rId186">
+      <w:hyperlink r:id="rId196">
         <w:r>
           <w:rPr>
             <w:rStyle w:val="Hyperlink"/>
@@ -6417,8 +6993,8 @@
         <w:t xml:space="preserve">.</w:t>
       </w:r>
     </w:p>
-    <w:bookmarkEnd w:id="187"/>
-    <w:bookmarkStart w:id="189" w:name="ref-crema_bortolini_lake_2023"/>
+    <w:bookmarkEnd w:id="197"/>
+    <w:bookmarkStart w:id="199" w:name="ref-crema_bortolini_lake_2023"/>
     <w:p>
       <w:pPr>
         <w:pStyle w:val="Bibliography"/>
@@ -6445,7 +7021,7 @@
       <w:r>
         <w:t xml:space="preserve"> </w:t>
       </w:r>
-      <w:hyperlink r:id="rId188">
+      <w:hyperlink r:id="rId198">
         <w:r>
           <w:rPr>
             <w:rStyle w:val="Hyperlink"/>
@@ -6457,8 +7033,8 @@
         <w:t xml:space="preserve">.</w:t>
       </w:r>
     </w:p>
-    <w:bookmarkEnd w:id="189"/>
-    <w:bookmarkStart w:id="191" w:name="ref-crema_edinborough_kerig_shennan_2014"/>
+    <w:bookmarkEnd w:id="199"/>
+    <w:bookmarkStart w:id="201" w:name="ref-crema_edinborough_kerig_shennan_2014"/>
     <w:p>
       <w:pPr>
         <w:pStyle w:val="Bibliography"/>
@@ -6497,7 +7073,7 @@
       <w:r>
         <w:t xml:space="preserve"> </w:t>
       </w:r>
-      <w:hyperlink r:id="rId190">
+      <w:hyperlink r:id="rId200">
         <w:r>
           <w:rPr>
             <w:rStyle w:val="Hyperlink"/>
@@ -6509,8 +7085,8 @@
         <w:t xml:space="preserve">.</w:t>
       </w:r>
     </w:p>
-    <w:bookmarkEnd w:id="191"/>
-    <w:bookmarkStart w:id="193" w:name="ref-crema_kandler_shennan_2016"/>
+    <w:bookmarkEnd w:id="201"/>
+    <w:bookmarkStart w:id="203" w:name="ref-crema_kandler_shennan_2016"/>
     <w:p>
       <w:pPr>
         <w:pStyle w:val="Bibliography"/>
@@ -6537,7 +7113,7 @@
       <w:r>
         <w:t xml:space="preserve"> </w:t>
       </w:r>
-      <w:hyperlink r:id="rId192">
+      <w:hyperlink r:id="rId202">
         <w:r>
           <w:rPr>
             <w:rStyle w:val="Hyperlink"/>
@@ -6549,8 +7125,8 @@
         <w:t xml:space="preserve">.</w:t>
       </w:r>
     </w:p>
-    <w:bookmarkEnd w:id="193"/>
-    <w:bookmarkStart w:id="195" w:name="ref-dunnell_1970"/>
+    <w:bookmarkEnd w:id="203"/>
+    <w:bookmarkStart w:id="205" w:name="ref-dunnell_1970"/>
     <w:p>
       <w:pPr>
         <w:pStyle w:val="Bibliography"/>
@@ -6577,7 +7153,7 @@
       <w:r>
         <w:t xml:space="preserve"> </w:t>
       </w:r>
-      <w:hyperlink r:id="rId194">
+      <w:hyperlink r:id="rId204">
         <w:r>
           <w:rPr>
             <w:rStyle w:val="Hyperlink"/>
@@ -6589,8 +7165,8 @@
         <w:t xml:space="preserve">.</w:t>
       </w:r>
     </w:p>
-    <w:bookmarkEnd w:id="195"/>
-    <w:bookmarkStart w:id="196" w:name="ref-dunnell_1971"/>
+    <w:bookmarkEnd w:id="205"/>
+    <w:bookmarkStart w:id="206" w:name="ref-dunnell_1971"/>
     <w:p>
       <w:pPr>
         <w:pStyle w:val="Bibliography"/>
@@ -6612,8 +7188,8 @@
         <w:t xml:space="preserve">. Free Press, New York.</w:t>
       </w:r>
     </w:p>
-    <w:bookmarkEnd w:id="196"/>
-    <w:bookmarkStart w:id="198" w:name="ref-dunnell_1978"/>
+    <w:bookmarkEnd w:id="206"/>
+    <w:bookmarkStart w:id="208" w:name="ref-dunnell_1978"/>
     <w:p>
       <w:pPr>
         <w:pStyle w:val="Bibliography"/>
@@ -6640,7 +7216,7 @@
       <w:r>
         <w:t xml:space="preserve"> </w:t>
       </w:r>
-      <w:hyperlink r:id="rId197">
+      <w:hyperlink r:id="rId207">
         <w:r>
           <w:rPr>
             <w:rStyle w:val="Hyperlink"/>
@@ -6652,8 +7228,8 @@
         <w:t xml:space="preserve">.</w:t>
       </w:r>
     </w:p>
-    <w:bookmarkEnd w:id="198"/>
-    <w:bookmarkStart w:id="199" w:name="ref-dunnell_1980"/>
+    <w:bookmarkEnd w:id="208"/>
+    <w:bookmarkStart w:id="209" w:name="ref-dunnell_1980"/>
     <w:p>
       <w:pPr>
         <w:pStyle w:val="Bibliography"/>
@@ -6675,8 +7251,8 @@
         <w:t xml:space="preserve">, edited by Michael B. Schiffer, pp. 35–99. Academic Press, New York.</w:t>
       </w:r>
     </w:p>
-    <w:bookmarkEnd w:id="199"/>
-    <w:bookmarkStart w:id="200" w:name="ref-dunnell_1995"/>
+    <w:bookmarkEnd w:id="209"/>
+    <w:bookmarkStart w:id="210" w:name="ref-dunnell_1995"/>
     <w:p>
       <w:pPr>
         <w:pStyle w:val="Bibliography"/>
@@ -6698,8 +7274,8 @@
         <w:t xml:space="preserve">, edited by Patrice A. Teltser, pp. 33–50. University of Arizona Press, Tucson.</w:t>
       </w:r>
     </w:p>
-    <w:bookmarkEnd w:id="200"/>
-    <w:bookmarkStart w:id="201" w:name="ref-dunnell_1995b"/>
+    <w:bookmarkEnd w:id="210"/>
+    <w:bookmarkStart w:id="211" w:name="ref-dunnell_1995b"/>
     <w:p>
       <w:pPr>
         <w:pStyle w:val="Bibliography"/>
@@ -6708,8 +7284,8 @@
         <w:t xml:space="preserve">Dunnell, Robert C. 1995b. Style: Concepts and Practice.</w:t>
       </w:r>
     </w:p>
-    <w:bookmarkEnd w:id="201"/>
-    <w:bookmarkStart w:id="202" w:name="ref-dye_cox_1990"/>
+    <w:bookmarkEnd w:id="211"/>
+    <w:bookmarkStart w:id="212" w:name="ref-dye_cox_1990"/>
     <w:p>
       <w:pPr>
         <w:pStyle w:val="Bibliography"/>
@@ -6745,8 +7321,8 @@
         <w:t xml:space="preserve">. University of Alabama Press, Tuscaloosa.</w:t>
       </w:r>
     </w:p>
-    <w:bookmarkEnd w:id="202"/>
-    <w:bookmarkStart w:id="204" w:name="ref-eerkens_lipo_2005"/>
+    <w:bookmarkEnd w:id="212"/>
+    <w:bookmarkStart w:id="214" w:name="ref-eerkens_lipo_2005"/>
     <w:p>
       <w:pPr>
         <w:pStyle w:val="Bibliography"/>
@@ -6773,7 +7349,7 @@
       <w:r>
         <w:t xml:space="preserve"> </w:t>
       </w:r>
-      <w:hyperlink r:id="rId203">
+      <w:hyperlink r:id="rId213">
         <w:r>
           <w:rPr>
             <w:rStyle w:val="Hyperlink"/>
@@ -6785,8 +7361,8 @@
         <w:t xml:space="preserve">.</w:t>
       </w:r>
     </w:p>
-    <w:bookmarkEnd w:id="204"/>
-    <w:bookmarkStart w:id="206" w:name="ref-eerkens_lipo_2007"/>
+    <w:bookmarkEnd w:id="214"/>
+    <w:bookmarkStart w:id="216" w:name="ref-eerkens_lipo_2007"/>
     <w:p>
       <w:pPr>
         <w:pStyle w:val="Bibliography"/>
@@ -6813,7 +7389,7 @@
       <w:r>
         <w:t xml:space="preserve"> </w:t>
       </w:r>
-      <w:hyperlink r:id="rId205">
+      <w:hyperlink r:id="rId215">
         <w:r>
           <w:rPr>
             <w:rStyle w:val="Hyperlink"/>
@@ -6825,8 +7401,8 @@
         <w:t xml:space="preserve">.</w:t>
       </w:r>
     </w:p>
-    <w:bookmarkEnd w:id="206"/>
-    <w:bookmarkStart w:id="207" w:name="ref-ewens_1972"/>
+    <w:bookmarkEnd w:id="216"/>
+    <w:bookmarkStart w:id="217" w:name="ref-ewens_1972"/>
     <w:p>
       <w:pPr>
         <w:pStyle w:val="Bibliography"/>
@@ -6851,8 +7427,8 @@
         <w:t xml:space="preserve">3(1):87–112.</w:t>
       </w:r>
     </w:p>
-    <w:bookmarkEnd w:id="207"/>
-    <w:bookmarkStart w:id="209" w:name="ref-feder_kryazhimskiy_plotkin_2014"/>
+    <w:bookmarkEnd w:id="217"/>
+    <w:bookmarkStart w:id="219" w:name="ref-feder_kryazhimskiy_plotkin_2014"/>
     <w:p>
       <w:pPr>
         <w:pStyle w:val="Bibliography"/>
@@ -6879,7 +7455,7 @@
       <w:r>
         <w:t xml:space="preserve"> </w:t>
       </w:r>
-      <w:hyperlink r:id="rId208">
+      <w:hyperlink r:id="rId218">
         <w:r>
           <w:rPr>
             <w:rStyle w:val="Hyperlink"/>
@@ -6891,8 +7467,8 @@
         <w:t xml:space="preserve">.</w:t>
       </w:r>
     </w:p>
-    <w:bookmarkEnd w:id="209"/>
-    <w:bookmarkStart w:id="211" w:name="ref-fogarty_kandler_creanza_2024"/>
+    <w:bookmarkEnd w:id="219"/>
+    <w:bookmarkStart w:id="221" w:name="ref-fogarty_kandler_creanza_2024"/>
     <w:p>
       <w:pPr>
         <w:pStyle w:val="Bibliography"/>
@@ -6919,7 +7495,7 @@
       <w:r>
         <w:t xml:space="preserve"> </w:t>
       </w:r>
-      <w:hyperlink r:id="rId210">
+      <w:hyperlink r:id="rId220">
         <w:r>
           <w:rPr>
             <w:rStyle w:val="Hyperlink"/>
@@ -6931,8 +7507,8 @@
         <w:t xml:space="preserve">.</w:t>
       </w:r>
     </w:p>
-    <w:bookmarkEnd w:id="211"/>
-    <w:bookmarkStart w:id="212" w:name="ref-fox_1998"/>
+    <w:bookmarkEnd w:id="221"/>
+    <w:bookmarkStart w:id="222" w:name="ref-fox_1998"/>
     <w:p>
       <w:pPr>
         <w:pStyle w:val="Bibliography"/>
@@ -6954,8 +7530,8 @@
         <w:t xml:space="preserve">, edited by Michael J. O’Brien and Robert C. Dunnell, pp. 31–58. University of Alabama Press, Tuscaloosa.</w:t>
       </w:r>
     </w:p>
-    <w:bookmarkEnd w:id="212"/>
-    <w:bookmarkStart w:id="213" w:name="ref-hally_1993"/>
+    <w:bookmarkEnd w:id="222"/>
+    <w:bookmarkStart w:id="223" w:name="ref-hally_1993"/>
     <w:p>
       <w:pPr>
         <w:pStyle w:val="Bibliography"/>
@@ -6989,8 +7565,8 @@
         <w:t xml:space="preserve">, edited by James B. Stoltman, pp. 143–167. Archaeological Report No. 25. Mississippi Department of Archives; History, Jackson.</w:t>
       </w:r>
     </w:p>
-    <w:bookmarkEnd w:id="213"/>
-    <w:bookmarkStart w:id="214" w:name="ref-hally_1996"/>
+    <w:bookmarkEnd w:id="223"/>
+    <w:bookmarkStart w:id="224" w:name="ref-hally_1996"/>
     <w:p>
       <w:pPr>
         <w:pStyle w:val="Bibliography"/>
@@ -7024,8 +7600,8 @@
         <w:t xml:space="preserve">, edited by John F. Scarry, pp. 92–127. University Press of Florida, Gainesville.</w:t>
       </w:r>
     </w:p>
-    <w:bookmarkEnd w:id="214"/>
-    <w:bookmarkStart w:id="216" w:name="ref-henrich_2001"/>
+    <w:bookmarkEnd w:id="224"/>
+    <w:bookmarkStart w:id="226" w:name="ref-henrich_2001"/>
     <w:p>
       <w:pPr>
         <w:pStyle w:val="Bibliography"/>
@@ -7052,7 +7628,7 @@
       <w:r>
         <w:t xml:space="preserve"> </w:t>
       </w:r>
-      <w:hyperlink r:id="rId215">
+      <w:hyperlink r:id="rId225">
         <w:r>
           <w:rPr>
             <w:rStyle w:val="Hyperlink"/>
@@ -7064,8 +7640,8 @@
         <w:t xml:space="preserve">.</w:t>
       </w:r>
     </w:p>
-    <w:bookmarkEnd w:id="216"/>
-    <w:bookmarkStart w:id="218" w:name="ref-henrich_2004"/>
+    <w:bookmarkEnd w:id="226"/>
+    <w:bookmarkStart w:id="228" w:name="ref-henrich_2004"/>
     <w:p>
       <w:pPr>
         <w:pStyle w:val="Bibliography"/>
@@ -7104,7 +7680,7 @@
       <w:r>
         <w:t xml:space="preserve"> </w:t>
       </w:r>
-      <w:hyperlink r:id="rId217">
+      <w:hyperlink r:id="rId227">
         <w:r>
           <w:rPr>
             <w:rStyle w:val="Hyperlink"/>
@@ -7116,8 +7692,8 @@
         <w:t xml:space="preserve">.</w:t>
       </w:r>
     </w:p>
-    <w:bookmarkEnd w:id="218"/>
-    <w:bookmarkStart w:id="220" w:name="ref-henrich_boyd_1998"/>
+    <w:bookmarkEnd w:id="228"/>
+    <w:bookmarkStart w:id="230" w:name="ref-henrich_boyd_1998"/>
     <w:p>
       <w:pPr>
         <w:pStyle w:val="Bibliography"/>
@@ -7144,7 +7720,7 @@
       <w:r>
         <w:t xml:space="preserve"> </w:t>
       </w:r>
-      <w:hyperlink r:id="rId219">
+      <w:hyperlink r:id="rId229">
         <w:r>
           <w:rPr>
             <w:rStyle w:val="Hyperlink"/>
@@ -7156,8 +7732,8 @@
         <w:t xml:space="preserve">.</w:t>
       </w:r>
     </w:p>
-    <w:bookmarkEnd w:id="220"/>
-    <w:bookmarkStart w:id="221" w:name="ref-holdaway_wandsnider_2008"/>
+    <w:bookmarkEnd w:id="230"/>
+    <w:bookmarkStart w:id="231" w:name="ref-holdaway_wandsnider_2008"/>
     <w:p>
       <w:pPr>
         <w:pStyle w:val="Bibliography"/>
@@ -7179,8 +7755,8 @@
         <w:t xml:space="preserve">. University of Utah Press, Salt Lake City.</w:t>
       </w:r>
     </w:p>
-    <w:bookmarkEnd w:id="221"/>
-    <w:bookmarkStart w:id="223" w:name="ref-holland-lulewicz_ritchison_2021"/>
+    <w:bookmarkEnd w:id="231"/>
+    <w:bookmarkStart w:id="233" w:name="ref-holland-lulewicz_ritchison_2021"/>
     <w:p>
       <w:pPr>
         <w:pStyle w:val="Bibliography"/>
@@ -7207,7 +7783,7 @@
       <w:r>
         <w:t xml:space="preserve"> </w:t>
       </w:r>
-      <w:hyperlink r:id="rId222">
+      <w:hyperlink r:id="rId232">
         <w:r>
           <w:rPr>
             <w:rStyle w:val="Hyperlink"/>
@@ -7219,8 +7795,8 @@
         <w:t xml:space="preserve">.</w:t>
       </w:r>
     </w:p>
-    <w:bookmarkEnd w:id="223"/>
-    <w:bookmarkStart w:id="224" w:name="ref-house_1991"/>
+    <w:bookmarkEnd w:id="233"/>
+    <w:bookmarkStart w:id="234" w:name="ref-house_1991"/>
     <w:p>
       <w:pPr>
         <w:pStyle w:val="Bibliography"/>
@@ -7262,8 +7838,8 @@
         <w:t xml:space="preserve">. PhD thesis, Southern Illinois University at Carbondale.</w:t>
       </w:r>
     </w:p>
-    <w:bookmarkEnd w:id="224"/>
-    <w:bookmarkStart w:id="225" w:name="ref-house_1993"/>
+    <w:bookmarkEnd w:id="234"/>
+    <w:bookmarkStart w:id="235" w:name="ref-house_1993"/>
     <w:p>
       <w:pPr>
         <w:pStyle w:val="Bibliography"/>
@@ -7288,8 +7864,8 @@
         <w:t xml:space="preserve">12(1):21–32.</w:t>
       </w:r>
     </w:p>
-    <w:bookmarkEnd w:id="225"/>
-    <w:bookmarkStart w:id="226" w:name="ref-hudson_smith_depratter_1990"/>
+    <w:bookmarkEnd w:id="235"/>
+    <w:bookmarkStart w:id="236" w:name="ref-hudson_smith_depratter_1990"/>
     <w:p>
       <w:pPr>
         <w:pStyle w:val="Bibliography"/>
@@ -7349,8 +7925,8 @@
         <w:t xml:space="preserve">, edited by David H. Dye and Cheryl Anne Cox, pp. 181–207. University of Alabama Press, Tuscaloosa.</w:t>
       </w:r>
     </w:p>
-    <w:bookmarkEnd w:id="226"/>
-    <w:bookmarkStart w:id="228" w:name="ref-hunt_2006"/>
+    <w:bookmarkEnd w:id="236"/>
+    <w:bookmarkStart w:id="238" w:name="ref-hunt_2006"/>
     <w:p>
       <w:pPr>
         <w:pStyle w:val="Bibliography"/>
@@ -7377,7 +7953,7 @@
       <w:r>
         <w:t xml:space="preserve"> </w:t>
       </w:r>
-      <w:hyperlink r:id="rId227">
+      <w:hyperlink r:id="rId237">
         <w:r>
           <w:rPr>
             <w:rStyle w:val="Hyperlink"/>
@@ -7389,8 +7965,8 @@
         <w:t xml:space="preserve">.</w:t>
       </w:r>
     </w:p>
-    <w:bookmarkEnd w:id="228"/>
-    <w:bookmarkStart w:id="230" w:name="ref-hunt_bell_travis_2008"/>
+    <w:bookmarkEnd w:id="238"/>
+    <w:bookmarkStart w:id="240" w:name="ref-hunt_bell_travis_2008"/>
     <w:p>
       <w:pPr>
         <w:pStyle w:val="Bibliography"/>
@@ -7417,7 +7993,7 @@
       <w:r>
         <w:t xml:space="preserve"> </w:t>
       </w:r>
-      <w:hyperlink r:id="rId229">
+      <w:hyperlink r:id="rId239">
         <w:r>
           <w:rPr>
             <w:rStyle w:val="Hyperlink"/>
@@ -7429,8 +8005,8 @@
         <w:t xml:space="preserve">.</w:t>
       </w:r>
     </w:p>
-    <w:bookmarkEnd w:id="230"/>
-    <w:bookmarkStart w:id="231" w:name="ref-hurlbert_1971"/>
+    <w:bookmarkEnd w:id="240"/>
+    <w:bookmarkStart w:id="241" w:name="ref-hurlbert_1971"/>
     <w:p>
       <w:pPr>
         <w:pStyle w:val="Bibliography"/>
@@ -7455,8 +8031,8 @@
         <w:t xml:space="preserve">52(4):577–586.</w:t>
       </w:r>
     </w:p>
-    <w:bookmarkEnd w:id="231"/>
-    <w:bookmarkStart w:id="233" w:name="ref-kandler_shennan_2013"/>
+    <w:bookmarkEnd w:id="241"/>
+    <w:bookmarkStart w:id="243" w:name="ref-kandler_shennan_2013"/>
     <w:p>
       <w:pPr>
         <w:pStyle w:val="Bibliography"/>
@@ -7483,7 +8059,7 @@
       <w:r>
         <w:t xml:space="preserve"> </w:t>
       </w:r>
-      <w:hyperlink r:id="rId232">
+      <w:hyperlink r:id="rId242">
         <w:r>
           <w:rPr>
             <w:rStyle w:val="Hyperlink"/>
@@ -7495,8 +8071,8 @@
         <w:t xml:space="preserve">.</w:t>
       </w:r>
     </w:p>
-    <w:bookmarkEnd w:id="233"/>
-    <w:bookmarkStart w:id="235" w:name="ref-kandler_shennan_2015"/>
+    <w:bookmarkEnd w:id="243"/>
+    <w:bookmarkStart w:id="245" w:name="ref-kandler_shennan_2015"/>
     <w:p>
       <w:pPr>
         <w:pStyle w:val="Bibliography"/>
@@ -7535,7 +8111,7 @@
       <w:r>
         <w:t xml:space="preserve"> </w:t>
       </w:r>
-      <w:hyperlink r:id="rId234">
+      <w:hyperlink r:id="rId244">
         <w:r>
           <w:rPr>
             <w:rStyle w:val="Hyperlink"/>
@@ -7547,8 +8123,8 @@
         <w:t xml:space="preserve">.</w:t>
       </w:r>
     </w:p>
-    <w:bookmarkEnd w:id="235"/>
-    <w:bookmarkStart w:id="237" w:name="ref-kandler_wilder_fortunato_2017"/>
+    <w:bookmarkEnd w:id="245"/>
+    <w:bookmarkStart w:id="247" w:name="ref-kandler_wilder_fortunato_2017"/>
     <w:p>
       <w:pPr>
         <w:pStyle w:val="Bibliography"/>
@@ -7575,7 +8151,7 @@
       <w:r>
         <w:t xml:space="preserve"> </w:t>
       </w:r>
-      <w:hyperlink r:id="rId236">
+      <w:hyperlink r:id="rId246">
         <w:r>
           <w:rPr>
             <w:rStyle w:val="Hyperlink"/>
@@ -7587,8 +8163,8 @@
         <w:t xml:space="preserve">.</w:t>
       </w:r>
     </w:p>
-    <w:bookmarkEnd w:id="237"/>
-    <w:bookmarkStart w:id="239" w:name="ref-kidwell_tomasovych_2013"/>
+    <w:bookmarkEnd w:id="247"/>
+    <w:bookmarkStart w:id="249" w:name="ref-kidwell_tomasovych_2013"/>
     <w:p>
       <w:pPr>
         <w:pStyle w:val="Bibliography"/>
@@ -7615,7 +8191,7 @@
       <w:r>
         <w:t xml:space="preserve"> </w:t>
       </w:r>
-      <w:hyperlink r:id="rId238">
+      <w:hyperlink r:id="rId248">
         <w:r>
           <w:rPr>
             <w:rStyle w:val="Hyperlink"/>
@@ -7627,8 +8203,8 @@
         <w:t xml:space="preserve">.</w:t>
       </w:r>
     </w:p>
-    <w:bookmarkEnd w:id="239"/>
-    <w:bookmarkStart w:id="240" w:name="ref-king_freer_1995"/>
+    <w:bookmarkEnd w:id="249"/>
+    <w:bookmarkStart w:id="250" w:name="ref-king_freer_1995"/>
     <w:p>
       <w:pPr>
         <w:pStyle w:val="Bibliography"/>
@@ -7662,8 +8238,8 @@
         <w:t xml:space="preserve">, edited by Michael S. Nassaney and Kenneth E. Sassaman, pp. 266–288. University of Tennessee Press, Knoxville.</w:t>
       </w:r>
     </w:p>
-    <w:bookmarkEnd w:id="240"/>
-    <w:bookmarkStart w:id="242" w:name="ref-ladefoged_graves_2000"/>
+    <w:bookmarkEnd w:id="250"/>
+    <w:bookmarkStart w:id="252" w:name="ref-ladefoged_graves_2000"/>
     <w:p>
       <w:pPr>
         <w:pStyle w:val="Bibliography"/>
@@ -7708,7 +8284,7 @@
       <w:r>
         <w:t xml:space="preserve"> </w:t>
       </w:r>
-      <w:hyperlink r:id="rId241">
+      <w:hyperlink r:id="rId251">
         <w:r>
           <w:rPr>
             <w:rStyle w:val="Hyperlink"/>
@@ -7720,8 +8296,8 @@
         <w:t xml:space="preserve">.</w:t>
       </w:r>
     </w:p>
-    <w:bookmarkEnd w:id="242"/>
-    <w:bookmarkStart w:id="243" w:name="ref-lehner_grill_2013"/>
+    <w:bookmarkEnd w:id="252"/>
+    <w:bookmarkStart w:id="253" w:name="ref-lehner_grill_2013"/>
     <w:p>
       <w:pPr>
         <w:pStyle w:val="Bibliography"/>
@@ -7746,8 +8322,8 @@
         <w:t xml:space="preserve">27(15):2171–2186.</w:t>
       </w:r>
     </w:p>
-    <w:bookmarkEnd w:id="243"/>
-    <w:bookmarkStart w:id="244" w:name="ref-lewontin_1974"/>
+    <w:bookmarkEnd w:id="253"/>
+    <w:bookmarkStart w:id="254" w:name="ref-lewontin_1974"/>
     <w:p>
       <w:pPr>
         <w:pStyle w:val="Bibliography"/>
@@ -7769,8 +8345,8 @@
         <w:t xml:space="preserve">. Columbia University Press, New York.</w:t>
       </w:r>
     </w:p>
-    <w:bookmarkEnd w:id="244"/>
-    <w:bookmarkStart w:id="245" w:name="ref-lipo_2001"/>
+    <w:bookmarkEnd w:id="254"/>
+    <w:bookmarkStart w:id="255" w:name="ref-lipo_2001"/>
     <w:p>
       <w:pPr>
         <w:pStyle w:val="Bibliography"/>
@@ -7820,8 +8396,8 @@
         <w:t xml:space="preserve">. BAR International Series 918. Archaeopress, Oxford.</w:t>
       </w:r>
     </w:p>
-    <w:bookmarkEnd w:id="245"/>
-    <w:bookmarkStart w:id="247" w:name="ref-lipo_dinapoli_madsen_hunt_2021"/>
+    <w:bookmarkEnd w:id="255"/>
+    <w:bookmarkStart w:id="257" w:name="ref-lipo_dinapoli_madsen_hunt_2021"/>
     <w:p>
       <w:pPr>
         <w:pStyle w:val="Bibliography"/>
@@ -7848,7 +8424,7 @@
       <w:r>
         <w:t xml:space="preserve"> </w:t>
       </w:r>
-      <w:hyperlink r:id="rId246">
+      <w:hyperlink r:id="rId256">
         <w:r>
           <w:rPr>
             <w:rStyle w:val="Hyperlink"/>
@@ -7860,8 +8436,8 @@
         <w:t xml:space="preserve">.</w:t>
       </w:r>
     </w:p>
-    <w:bookmarkEnd w:id="247"/>
-    <w:bookmarkStart w:id="248" w:name="ref-lipo_dunnell_2007"/>
+    <w:bookmarkEnd w:id="257"/>
+    <w:bookmarkStart w:id="258" w:name="ref-lipo_dunnell_2007"/>
     <w:p>
       <w:pPr>
         <w:pStyle w:val="Bibliography"/>
@@ -7923,8 +8499,8 @@
         <w:t xml:space="preserve">, edited by Janet Rafferty and Evan Peacock, pp. 125–167. University of Alabama Press, Tuscaloosa.</w:t>
       </w:r>
     </w:p>
-    <w:bookmarkEnd w:id="248"/>
-    <w:bookmarkStart w:id="250" w:name="ref-lipo_hunt_hundtoft_2010"/>
+    <w:bookmarkEnd w:id="258"/>
+    <w:bookmarkStart w:id="260" w:name="ref-lipo_hunt_hundtoft_2010"/>
     <w:p>
       <w:pPr>
         <w:pStyle w:val="Bibliography"/>
@@ -7969,7 +8545,7 @@
       <w:r>
         <w:t xml:space="preserve"> </w:t>
       </w:r>
-      <w:hyperlink r:id="rId249">
+      <w:hyperlink r:id="rId259">
         <w:r>
           <w:rPr>
             <w:rStyle w:val="Hyperlink"/>
@@ -7981,8 +8557,8 @@
         <w:t xml:space="preserve">.</w:t>
       </w:r>
     </w:p>
-    <w:bookmarkEnd w:id="250"/>
-    <w:bookmarkStart w:id="251" w:name="ref-lipo_madsen_2001"/>
+    <w:bookmarkEnd w:id="260"/>
+    <w:bookmarkStart w:id="261" w:name="ref-lipo_madsen_2001"/>
     <w:p>
       <w:pPr>
         <w:pStyle w:val="Bibliography"/>
@@ -8016,8 +8592,8 @@
         <w:t xml:space="preserve">, edited by Teresa D. Hurt and Gordon F. M. Rakita, pp. 91–118. Bergin &amp; Garvey, Westport, Connecticut.</w:t>
       </w:r>
     </w:p>
-    <w:bookmarkEnd w:id="251"/>
-    <w:bookmarkStart w:id="253" w:name="ref-lipo_madsen_dunnell_2015"/>
+    <w:bookmarkEnd w:id="261"/>
+    <w:bookmarkStart w:id="263" w:name="ref-lipo_madsen_dunnell_2015"/>
     <w:p>
       <w:pPr>
         <w:pStyle w:val="Bibliography"/>
@@ -8044,7 +8620,7 @@
       <w:r>
         <w:t xml:space="preserve"> </w:t>
       </w:r>
-      <w:hyperlink r:id="rId252">
+      <w:hyperlink r:id="rId262">
         <w:r>
           <w:rPr>
             <w:rStyle w:val="Hyperlink"/>
@@ -8056,8 +8632,8 @@
         <w:t xml:space="preserve">.</w:t>
       </w:r>
     </w:p>
-    <w:bookmarkEnd w:id="253"/>
-    <w:bookmarkStart w:id="255" w:name="ref-lipo_madsen_dunnell_hunt_1997"/>
+    <w:bookmarkEnd w:id="263"/>
+    <w:bookmarkStart w:id="265" w:name="ref-lipo_madsen_dunnell_hunt_1997"/>
     <w:p>
       <w:pPr>
         <w:pStyle w:val="Bibliography"/>
@@ -8084,7 +8660,7 @@
       <w:r>
         <w:t xml:space="preserve"> </w:t>
       </w:r>
-      <w:hyperlink r:id="rId254">
+      <w:hyperlink r:id="rId264">
         <w:r>
           <w:rPr>
             <w:rStyle w:val="Hyperlink"/>
@@ -8096,8 +8672,8 @@
         <w:t xml:space="preserve">.</w:t>
       </w:r>
     </w:p>
-    <w:bookmarkEnd w:id="255"/>
-    <w:bookmarkStart w:id="257" w:name="ref-holland-lulewicz_2019"/>
+    <w:bookmarkEnd w:id="265"/>
+    <w:bookmarkStart w:id="267" w:name="ref-holland-lulewicz_2019"/>
     <w:p>
       <w:pPr>
         <w:pStyle w:val="Bibliography"/>
@@ -8151,7 +8727,7 @@
       <w:r>
         <w:t xml:space="preserve"> </w:t>
       </w:r>
-      <w:hyperlink r:id="rId256">
+      <w:hyperlink r:id="rId266">
         <w:r>
           <w:rPr>
             <w:rStyle w:val="Hyperlink"/>
@@ -8163,8 +8739,8 @@
         <w:t xml:space="preserve">.</w:t>
       </w:r>
     </w:p>
-    <w:bookmarkEnd w:id="257"/>
-    <w:bookmarkStart w:id="259" w:name="ref-lyman_2021"/>
+    <w:bookmarkEnd w:id="267"/>
+    <w:bookmarkStart w:id="269" w:name="ref-lyman_2021"/>
     <w:p>
       <w:pPr>
         <w:pStyle w:val="Bibliography"/>
@@ -8191,7 +8767,7 @@
       <w:r>
         <w:t xml:space="preserve"> </w:t>
       </w:r>
-      <w:hyperlink r:id="rId258">
+      <w:hyperlink r:id="rId268">
         <w:r>
           <w:rPr>
             <w:rStyle w:val="Hyperlink"/>
@@ -8203,8 +8779,8 @@
         <w:t xml:space="preserve">.</w:t>
       </w:r>
     </w:p>
-    <w:bookmarkEnd w:id="259"/>
-    <w:bookmarkStart w:id="260" w:name="ref-madsen_2012"/>
+    <w:bookmarkEnd w:id="269"/>
+    <w:bookmarkStart w:id="270" w:name="ref-madsen_2012"/>
     <w:p>
       <w:pPr>
         <w:pStyle w:val="Bibliography"/>
@@ -8213,8 +8789,8 @@
         <w:t xml:space="preserve">Madsen, Mark E. 2012. Neutral Cultural Transmission in Time-Averaged Archaeological Assemblages. arXiv preprint arXiv:1204.2043 [physics.soc-ph].</w:t>
       </w:r>
     </w:p>
-    <w:bookmarkEnd w:id="260"/>
-    <w:bookmarkStart w:id="261" w:name="ref-mainfort_1996"/>
+    <w:bookmarkEnd w:id="270"/>
+    <w:bookmarkStart w:id="271" w:name="ref-mainfort_1996"/>
     <w:p>
       <w:pPr>
         <w:pStyle w:val="Bibliography"/>
@@ -8263,8 +8839,8 @@
         <w:t xml:space="preserve">15(2):172–181.</w:t>
       </w:r>
     </w:p>
-    <w:bookmarkEnd w:id="261"/>
-    <w:bookmarkStart w:id="262" w:name="ref-mainfort_1996b"/>
+    <w:bookmarkEnd w:id="271"/>
+    <w:bookmarkStart w:id="272" w:name="ref-mainfort_1996b"/>
     <w:p>
       <w:pPr>
         <w:pStyle w:val="Bibliography"/>
@@ -8289,8 +8865,8 @@
         <w:t xml:space="preserve">15(2):172–181.</w:t>
       </w:r>
     </w:p>
-    <w:bookmarkEnd w:id="262"/>
-    <w:bookmarkStart w:id="263" w:name="ref-mainfort_2001"/>
+    <w:bookmarkEnd w:id="272"/>
+    <w:bookmarkStart w:id="273" w:name="ref-mainfort_2001"/>
     <w:p>
       <w:pPr>
         <w:pStyle w:val="Bibliography"/>
@@ -8324,8 +8900,8 @@
         <w:t xml:space="preserve">, edited by David S. Brose, C. Wesley Cowan, and Jr. Mainfort Robert C., pp. 173–190. Smithsonian Institution Press, Washington, DC.</w:t>
       </w:r>
     </w:p>
-    <w:bookmarkEnd w:id="263"/>
-    <w:bookmarkStart w:id="264" w:name="ref-mainfort_2003"/>
+    <w:bookmarkEnd w:id="273"/>
+    <w:bookmarkStart w:id="274" w:name="ref-mainfort_2003"/>
     <w:p>
       <w:pPr>
         <w:pStyle w:val="Bibliography"/>
@@ -8362,8 +8938,8 @@
         <w:t xml:space="preserve">22(2):176–184.</w:t>
       </w:r>
     </w:p>
-    <w:bookmarkEnd w:id="264"/>
-    <w:bookmarkStart w:id="265" w:name="ref-mayr_1959"/>
+    <w:bookmarkEnd w:id="274"/>
+    <w:bookmarkStart w:id="275" w:name="ref-mayr_1959"/>
     <w:p>
       <w:pPr>
         <w:pStyle w:val="Bibliography"/>
@@ -8385,8 +8961,8 @@
         <w:t xml:space="preserve">, edited by Betty J. Meggers, pp. 409–412. The Anthropological Society of Washington, Washington, D.C.</w:t>
       </w:r>
     </w:p>
-    <w:bookmarkEnd w:id="265"/>
-    <w:bookmarkStart w:id="266" w:name="ref-mcnutt_ed_1996"/>
+    <w:bookmarkEnd w:id="275"/>
+    <w:bookmarkStart w:id="276" w:name="ref-mcnutt_ed_1996"/>
     <w:p>
       <w:pPr>
         <w:pStyle w:val="Bibliography"/>
@@ -8436,8 +9012,8 @@
         <w:t xml:space="preserve">. University of Alabama Press, Tuscaloosa.</w:t>
       </w:r>
     </w:p>
-    <w:bookmarkEnd w:id="266"/>
-    <w:bookmarkStart w:id="267" w:name="ref-mesoudi_2021"/>
+    <w:bookmarkEnd w:id="276"/>
+    <w:bookmarkStart w:id="277" w:name="ref-mesoudi_2021"/>
     <w:p>
       <w:pPr>
         <w:pStyle w:val="Bibliography"/>
@@ -8462,8 +9038,8 @@
         <w:t xml:space="preserve">376:20200053.</w:t>
       </w:r>
     </w:p>
-    <w:bookmarkEnd w:id="267"/>
-    <w:bookmarkStart w:id="269" w:name="ref-miller_atkins_premo_2018"/>
+    <w:bookmarkEnd w:id="277"/>
+    <w:bookmarkStart w:id="279" w:name="ref-miller_atkins_premo_2018"/>
     <w:p>
       <w:pPr>
         <w:pStyle w:val="Bibliography"/>
@@ -8490,7 +9066,7 @@
       <w:r>
         <w:t xml:space="preserve"> </w:t>
       </w:r>
-      <w:hyperlink r:id="rId268">
+      <w:hyperlink r:id="rId278">
         <w:r>
           <w:rPr>
             <w:rStyle w:val="Hyperlink"/>
@@ -8502,8 +9078,8 @@
         <w:t xml:space="preserve">.</w:t>
       </w:r>
     </w:p>
-    <w:bookmarkEnd w:id="269"/>
-    <w:bookmarkStart w:id="270" w:name="ref-milner_1998"/>
+    <w:bookmarkEnd w:id="279"/>
+    <w:bookmarkStart w:id="280" w:name="ref-milner_1998"/>
     <w:p>
       <w:pPr>
         <w:pStyle w:val="Bibliography"/>
@@ -8581,8 +9157,8 @@
         <w:t xml:space="preserve">. Smithsonian Institution Press, Washington, D.C.</w:t>
       </w:r>
     </w:p>
-    <w:bookmarkEnd w:id="270"/>
-    <w:bookmarkStart w:id="271" w:name="ref-mitchem_2001"/>
+    <w:bookmarkEnd w:id="280"/>
+    <w:bookmarkStart w:id="281" w:name="ref-mitchem_2001"/>
     <w:p>
       <w:pPr>
         <w:pStyle w:val="Bibliography"/>
@@ -8612,8 +9188,8 @@
         <w:t xml:space="preserve">.</w:t>
       </w:r>
     </w:p>
-    <w:bookmarkEnd w:id="271"/>
-    <w:bookmarkStart w:id="272" w:name="ref-morse_d_1990"/>
+    <w:bookmarkEnd w:id="281"/>
+    <w:bookmarkStart w:id="282" w:name="ref-morse_d_1990"/>
     <w:p>
       <w:pPr>
         <w:pStyle w:val="Bibliography"/>
@@ -8661,8 +9237,8 @@
         <w:t xml:space="preserve">, edited by David H. Dye and Cheryl Anne Cox, pp. 69–97. University of Alabama Press, Tuscaloosa.</w:t>
       </w:r>
     </w:p>
-    <w:bookmarkEnd w:id="272"/>
-    <w:bookmarkStart w:id="273" w:name="ref-morse_morse_1983"/>
+    <w:bookmarkEnd w:id="282"/>
+    <w:bookmarkStart w:id="283" w:name="ref-morse_morse_1983"/>
     <w:p>
       <w:pPr>
         <w:pStyle w:val="Bibliography"/>
@@ -8712,8 +9288,8 @@
         <w:t xml:space="preserve">. Academic Press, New York.</w:t>
       </w:r>
     </w:p>
-    <w:bookmarkEnd w:id="273"/>
-    <w:bookmarkStart w:id="274" w:name="ref-morse_morse_1996"/>
+    <w:bookmarkEnd w:id="283"/>
+    <w:bookmarkStart w:id="284" w:name="ref-morse_morse_1996"/>
     <w:p>
       <w:pPr>
         <w:pStyle w:val="Bibliography"/>
@@ -8750,8 +9326,8 @@
         <w:t xml:space="preserve">17(1):1–35.</w:t>
       </w:r>
     </w:p>
-    <w:bookmarkEnd w:id="274"/>
-    <w:bookmarkStart w:id="275" w:name="ref-morse_p_1981"/>
+    <w:bookmarkEnd w:id="284"/>
+    <w:bookmarkStart w:id="285" w:name="ref-morse_p_1981"/>
     <w:p>
       <w:pPr>
         <w:pStyle w:val="Bibliography"/>
@@ -8822,8 +9398,8 @@
         <w:t xml:space="preserve">. Arkansas Archeological Survey Research Series 13. Arkansas Archeological Survey, Fayetteville.</w:t>
       </w:r>
     </w:p>
-    <w:bookmarkEnd w:id="275"/>
-    <w:bookmarkStart w:id="276" w:name="ref-morse_1990"/>
+    <w:bookmarkEnd w:id="285"/>
+    <w:bookmarkStart w:id="286" w:name="ref-morse_1990"/>
     <w:p>
       <w:pPr>
         <w:pStyle w:val="Bibliography"/>
@@ -8883,8 +9459,8 @@
         <w:t xml:space="preserve">, edited by David H. Dye and Cheryl Anne Cox, pp. 118–134. University of Alabama Press, Tuscaloosa.</w:t>
       </w:r>
     </w:p>
-    <w:bookmarkEnd w:id="276"/>
-    <w:bookmarkStart w:id="277" w:name="ref-neiman_1995"/>
+    <w:bookmarkEnd w:id="286"/>
+    <w:bookmarkStart w:id="287" w:name="ref-neiman_1995"/>
     <w:p>
       <w:pPr>
         <w:pStyle w:val="Bibliography"/>
@@ -8927,8 +9503,8 @@
         <w:t xml:space="preserve">60(1):7–36.</w:t>
       </w:r>
     </w:p>
-    <w:bookmarkEnd w:id="277"/>
-    <w:bookmarkStart w:id="278" w:name="ref-obrien_leonard_2001"/>
+    <w:bookmarkEnd w:id="287"/>
+    <w:bookmarkStart w:id="288" w:name="ref-obrien_leonard_2001"/>
     <w:p>
       <w:pPr>
         <w:pStyle w:val="Bibliography"/>
@@ -8950,8 +9526,8 @@
         <w:t xml:space="preserve">, edited by Teresa D. Hurt and Gordon F. M. Rakita, pp. 1–23. Bergin &amp; Garvey, Westport, Connecticut.</w:t>
       </w:r>
     </w:p>
-    <w:bookmarkEnd w:id="278"/>
-    <w:bookmarkStart w:id="280" w:name="ref-odwyer_kandler_2017"/>
+    <w:bookmarkEnd w:id="288"/>
+    <w:bookmarkStart w:id="290" w:name="ref-odwyer_kandler_2017"/>
     <w:p>
       <w:pPr>
         <w:pStyle w:val="Bibliography"/>
@@ -8978,7 +9554,7 @@
       <w:r>
         <w:t xml:space="preserve"> </w:t>
       </w:r>
-      <w:hyperlink r:id="rId279">
+      <w:hyperlink r:id="rId289">
         <w:r>
           <w:rPr>
             <w:rStyle w:val="Hyperlink"/>
@@ -8990,8 +9566,8 @@
         <w:t xml:space="preserve">.</w:t>
       </w:r>
     </w:p>
-    <w:bookmarkEnd w:id="280"/>
-    <w:bookmarkStart w:id="282" w:name="ref-peebles_kus_1977"/>
+    <w:bookmarkEnd w:id="290"/>
+    <w:bookmarkStart w:id="292" w:name="ref-peebles_kus_1977"/>
     <w:p>
       <w:pPr>
         <w:pStyle w:val="Bibliography"/>
@@ -9018,7 +9594,7 @@
       <w:r>
         <w:t xml:space="preserve"> </w:t>
       </w:r>
-      <w:hyperlink r:id="rId281">
+      <w:hyperlink r:id="rId291">
         <w:r>
           <w:rPr>
             <w:rStyle w:val="Hyperlink"/>
@@ -9030,8 +9606,8 @@
         <w:t xml:space="preserve">.</w:t>
       </w:r>
     </w:p>
-    <w:bookmarkEnd w:id="282"/>
-    <w:bookmarkStart w:id="284" w:name="ref-peeples_schachner_2012"/>
+    <w:bookmarkEnd w:id="292"/>
+    <w:bookmarkStart w:id="294" w:name="ref-peeples_schachner_2012"/>
     <w:p>
       <w:pPr>
         <w:pStyle w:val="Bibliography"/>
@@ -9058,7 +9634,7 @@
       <w:r>
         <w:t xml:space="preserve"> </w:t>
       </w:r>
-      <w:hyperlink r:id="rId283">
+      <w:hyperlink r:id="rId293">
         <w:r>
           <w:rPr>
             <w:rStyle w:val="Hyperlink"/>
@@ -9070,8 +9646,8 @@
         <w:t xml:space="preserve">.</w:t>
       </w:r>
     </w:p>
-    <w:bookmarkEnd w:id="284"/>
-    <w:bookmarkStart w:id="286" w:name="ref-perreault_2018"/>
+    <w:bookmarkEnd w:id="294"/>
+    <w:bookmarkStart w:id="296" w:name="ref-perreault_2018"/>
     <w:p>
       <w:pPr>
         <w:pStyle w:val="Bibliography"/>
@@ -9098,7 +9674,7 @@
       <w:r>
         <w:t xml:space="preserve"> </w:t>
       </w:r>
-      <w:hyperlink r:id="rId285">
+      <w:hyperlink r:id="rId295">
         <w:r>
           <w:rPr>
             <w:rStyle w:val="Hyperlink"/>
@@ -9110,8 +9686,8 @@
         <w:t xml:space="preserve">.</w:t>
       </w:r>
     </w:p>
-    <w:bookmarkEnd w:id="286"/>
-    <w:bookmarkStart w:id="287" w:name="ref-perreault_2019"/>
+    <w:bookmarkEnd w:id="296"/>
+    <w:bookmarkStart w:id="297" w:name="ref-perreault_2019"/>
     <w:p>
       <w:pPr>
         <w:pStyle w:val="Bibliography"/>
@@ -9133,8 +9709,8 @@
         <w:t xml:space="preserve">. University of Chicago Press, Chicago.</w:t>
       </w:r>
     </w:p>
-    <w:bookmarkEnd w:id="287"/>
-    <w:bookmarkStart w:id="288" w:name="ref-phillips_1970"/>
+    <w:bookmarkEnd w:id="297"/>
+    <w:bookmarkStart w:id="298" w:name="ref-phillips_1970"/>
     <w:p>
       <w:pPr>
         <w:pStyle w:val="Bibliography"/>
@@ -9205,8 +9781,8 @@
         <w:t xml:space="preserve">, Vol. 60. Papers of the Peabody Museum of Archaeology and Ethnology. Peabody Museum, Harvard University, Cambridge, MA.</w:t>
       </w:r>
     </w:p>
-    <w:bookmarkEnd w:id="288"/>
-    <w:bookmarkStart w:id="289" w:name="ref-phillips_ford_griffin_1951"/>
+    <w:bookmarkEnd w:id="298"/>
+    <w:bookmarkStart w:id="299" w:name="ref-phillips_ford_griffin_1951"/>
     <w:p>
       <w:pPr>
         <w:pStyle w:val="Bibliography"/>
@@ -9256,8 +9832,8 @@
         <w:t xml:space="preserve">, Vol. 25. Papers of the Peabody Museum of American Archaeology and Ethnology. Peabody Museum, Harvard University, Cambridge, MA.</w:t>
       </w:r>
     </w:p>
-    <w:bookmarkEnd w:id="289"/>
-    <w:bookmarkStart w:id="291" w:name="ref-phillips_willey_1953"/>
+    <w:bookmarkEnd w:id="299"/>
+    <w:bookmarkStart w:id="301" w:name="ref-phillips_willey_1953"/>
     <w:p>
       <w:pPr>
         <w:pStyle w:val="Bibliography"/>
@@ -9284,7 +9860,7 @@
       <w:r>
         <w:t xml:space="preserve"> </w:t>
       </w:r>
-      <w:hyperlink r:id="rId290">
+      <w:hyperlink r:id="rId300">
         <w:r>
           <w:rPr>
             <w:rStyle w:val="Hyperlink"/>
@@ -9296,8 +9872,8 @@
         <w:t xml:space="preserve">.</w:t>
       </w:r>
     </w:p>
-    <w:bookmarkEnd w:id="291"/>
-    <w:bookmarkStart w:id="293" w:name="ref-powell_shennan_thomas_2009"/>
+    <w:bookmarkEnd w:id="301"/>
+    <w:bookmarkStart w:id="303" w:name="ref-powell_shennan_thomas_2009"/>
     <w:p>
       <w:pPr>
         <w:pStyle w:val="Bibliography"/>
@@ -9336,7 +9912,7 @@
       <w:r>
         <w:t xml:space="preserve"> </w:t>
       </w:r>
-      <w:hyperlink r:id="rId292">
+      <w:hyperlink r:id="rId302">
         <w:r>
           <w:rPr>
             <w:rStyle w:val="Hyperlink"/>
@@ -9348,8 +9924,8 @@
         <w:t xml:space="preserve">.</w:t>
       </w:r>
     </w:p>
-    <w:bookmarkEnd w:id="293"/>
-    <w:bookmarkStart w:id="295" w:name="ref-premo_2014"/>
+    <w:bookmarkEnd w:id="303"/>
+    <w:bookmarkStart w:id="305" w:name="ref-premo_2014"/>
     <w:p>
       <w:pPr>
         <w:pStyle w:val="Bibliography"/>
@@ -9376,7 +9952,7 @@
       <w:r>
         <w:t xml:space="preserve"> </w:t>
       </w:r>
-      <w:hyperlink r:id="rId294">
+      <w:hyperlink r:id="rId304">
         <w:r>
           <w:rPr>
             <w:rStyle w:val="Hyperlink"/>
@@ -9388,8 +9964,8 @@
         <w:t xml:space="preserve">.</w:t>
       </w:r>
     </w:p>
-    <w:bookmarkEnd w:id="295"/>
-    <w:bookmarkStart w:id="297" w:name="ref-premo_2016"/>
+    <w:bookmarkEnd w:id="305"/>
+    <w:bookmarkStart w:id="307" w:name="ref-premo_2016"/>
     <w:p>
       <w:pPr>
         <w:pStyle w:val="Bibliography"/>
@@ -9416,7 +9992,7 @@
       <w:r>
         <w:t xml:space="preserve"> </w:t>
       </w:r>
-      <w:hyperlink r:id="rId296">
+      <w:hyperlink r:id="rId306">
         <w:r>
           <w:rPr>
             <w:rStyle w:val="Hyperlink"/>
@@ -9428,8 +10004,8 @@
         <w:t xml:space="preserve">.</w:t>
       </w:r>
     </w:p>
-    <w:bookmarkEnd w:id="297"/>
-    <w:bookmarkStart w:id="299" w:name="ref-premo_scholnick_2011"/>
+    <w:bookmarkEnd w:id="307"/>
+    <w:bookmarkStart w:id="309" w:name="ref-premo_scholnick_2011"/>
     <w:p>
       <w:pPr>
         <w:pStyle w:val="Bibliography"/>
@@ -9456,7 +10032,7 @@
       <w:r>
         <w:t xml:space="preserve"> </w:t>
       </w:r>
-      <w:hyperlink r:id="rId298">
+      <w:hyperlink r:id="rId308">
         <w:r>
           <w:rPr>
             <w:rStyle w:val="Hyperlink"/>
@@ -9468,8 +10044,8 @@
         <w:t xml:space="preserve">.</w:t>
       </w:r>
     </w:p>
-    <w:bookmarkEnd w:id="299"/>
-    <w:bookmarkStart w:id="300" w:name="ref-rees_political_culture"/>
+    <w:bookmarkEnd w:id="309"/>
+    <w:bookmarkStart w:id="310" w:name="ref-rees_political_culture"/>
     <w:p>
       <w:pPr>
         <w:pStyle w:val="Bibliography"/>
@@ -9493,8 +10069,8 @@
         <w:t xml:space="preserve">. Ph.D. dissertation, University of Oklahoma, Norman.</w:t>
       </w:r>
     </w:p>
-    <w:bookmarkEnd w:id="300"/>
-    <w:bookmarkStart w:id="302" w:name="ref-reimer_etal_2020"/>
+    <w:bookmarkEnd w:id="310"/>
+    <w:bookmarkStart w:id="312" w:name="ref-reimer_etal_2020"/>
     <w:p>
       <w:pPr>
         <w:pStyle w:val="Bibliography"/>
@@ -9548,7 +10124,7 @@
       <w:r>
         <w:t xml:space="preserve"> </w:t>
       </w:r>
-      <w:hyperlink r:id="rId301">
+      <w:hyperlink r:id="rId311">
         <w:r>
           <w:rPr>
             <w:rStyle w:val="Hyperlink"/>
@@ -9560,8 +10136,8 @@
         <w:t xml:space="preserve">.</w:t>
       </w:r>
     </w:p>
-    <w:bookmarkEnd w:id="302"/>
-    <w:bookmarkStart w:id="304" w:name="ref-richerson_etal_2016"/>
+    <w:bookmarkEnd w:id="312"/>
+    <w:bookmarkStart w:id="314" w:name="ref-richerson_etal_2016"/>
     <w:p>
       <w:pPr>
         <w:pStyle w:val="Bibliography"/>
@@ -9588,7 +10164,7 @@
       <w:r>
         <w:t xml:space="preserve"> </w:t>
       </w:r>
-      <w:hyperlink r:id="rId303">
+      <w:hyperlink r:id="rId313">
         <w:r>
           <w:rPr>
             <w:rStyle w:val="Hyperlink"/>
@@ -9600,8 +10176,8 @@
         <w:t xml:space="preserve">.</w:t>
       </w:r>
     </w:p>
-    <w:bookmarkEnd w:id="304"/>
-    <w:bookmarkStart w:id="306" w:name="ref-riede_hoggard_shennan_2019"/>
+    <w:bookmarkEnd w:id="314"/>
+    <w:bookmarkStart w:id="316" w:name="ref-riede_hoggard_shennan_2019"/>
     <w:p>
       <w:pPr>
         <w:pStyle w:val="Bibliography"/>
@@ -9628,7 +10204,7 @@
       <w:r>
         <w:t xml:space="preserve"> </w:t>
       </w:r>
-      <w:hyperlink r:id="rId305">
+      <w:hyperlink r:id="rId315">
         <w:r>
           <w:rPr>
             <w:rStyle w:val="Hyperlink"/>
@@ -9640,8 +10216,8 @@
         <w:t xml:space="preserve">.</w:t>
       </w:r>
     </w:p>
-    <w:bookmarkEnd w:id="306"/>
-    <w:bookmarkStart w:id="307" w:name="ref-robinson_1951"/>
+    <w:bookmarkEnd w:id="316"/>
+    <w:bookmarkStart w:id="317" w:name="ref-robinson_1951"/>
     <w:p>
       <w:pPr>
         <w:pStyle w:val="Bibliography"/>
@@ -9666,8 +10242,8 @@
         <w:t xml:space="preserve">16(4):293–301.</w:t>
       </w:r>
     </w:p>
-    <w:bookmarkEnd w:id="307"/>
-    <w:bookmarkStart w:id="308" w:name="ref-ross-stallings_2017"/>
+    <w:bookmarkEnd w:id="317"/>
+    <w:bookmarkStart w:id="318" w:name="ref-ross-stallings_2017"/>
     <w:p>
       <w:pPr>
         <w:pStyle w:val="Bibliography"/>
@@ -9701,8 +10277,8 @@
         <w:t xml:space="preserve">, edited by Haagen D. Klaus, Amanda R. Harvey, and Mark N. Cohen, pp. 329–362. University Press of Florida, Gainesville.</w:t>
       </w:r>
     </w:p>
-    <w:bookmarkEnd w:id="308"/>
-    <w:bookmarkStart w:id="309" w:name="ref-schiffer_1972"/>
+    <w:bookmarkEnd w:id="318"/>
+    <w:bookmarkStart w:id="319" w:name="ref-schiffer_1972"/>
     <w:p>
       <w:pPr>
         <w:pStyle w:val="Bibliography"/>
@@ -9727,8 +10303,8 @@
         <w:t xml:space="preserve">37(2):156–165.</w:t>
       </w:r>
     </w:p>
-    <w:bookmarkEnd w:id="309"/>
-    <w:bookmarkStart w:id="311" w:name="ref-schneider_martins_deaguiar_2016"/>
+    <w:bookmarkEnd w:id="319"/>
+    <w:bookmarkStart w:id="321" w:name="ref-schneider_martins_deaguiar_2016"/>
     <w:p>
       <w:pPr>
         <w:pStyle w:val="Bibliography"/>
@@ -9755,7 +10331,7 @@
       <w:r>
         <w:t xml:space="preserve"> </w:t>
       </w:r>
-      <w:hyperlink r:id="rId310">
+      <w:hyperlink r:id="rId320">
         <w:r>
           <w:rPr>
             <w:rStyle w:val="Hyperlink"/>
@@ -9767,8 +10343,8 @@
         <w:t xml:space="preserve">.</w:t>
       </w:r>
     </w:p>
-    <w:bookmarkEnd w:id="311"/>
-    <w:bookmarkStart w:id="313" w:name="ref-shennan_crema_kerig_2015"/>
+    <w:bookmarkEnd w:id="321"/>
+    <w:bookmarkStart w:id="323" w:name="ref-shennan_crema_kerig_2015"/>
     <w:p>
       <w:pPr>
         <w:pStyle w:val="Bibliography"/>
@@ -9834,7 +10410,7 @@
       <w:r>
         <w:t xml:space="preserve"> </w:t>
       </w:r>
-      <w:hyperlink r:id="rId312">
+      <w:hyperlink r:id="rId322">
         <w:r>
           <w:rPr>
             <w:rStyle w:val="Hyperlink"/>
@@ -9846,8 +10422,8 @@
         <w:t xml:space="preserve">.</w:t>
       </w:r>
     </w:p>
-    <w:bookmarkEnd w:id="313"/>
-    <w:bookmarkStart w:id="314" w:name="ref-shennan_wilkinson_2001"/>
+    <w:bookmarkEnd w:id="323"/>
+    <w:bookmarkStart w:id="324" w:name="ref-shennan_wilkinson_2001"/>
     <w:p>
       <w:pPr>
         <w:pStyle w:val="Bibliography"/>
@@ -9887,8 +10463,8 @@
         <w:t xml:space="preserve">66(4):577–593.</w:t>
       </w:r>
     </w:p>
-    <w:bookmarkEnd w:id="314"/>
-    <w:bookmarkStart w:id="315" w:name="ref-smith_1990"/>
+    <w:bookmarkEnd w:id="324"/>
+    <w:bookmarkStart w:id="325" w:name="ref-smith_1990"/>
     <w:p>
       <w:pPr>
         <w:pStyle w:val="Bibliography"/>
@@ -9936,8 +10512,8 @@
         <w:t xml:space="preserve">, edited by David H. Dye and Cheryl Anne Cox, pp. 135–169. University of Alabama Press, Tuscaloosa.</w:t>
       </w:r>
     </w:p>
-    <w:bookmarkEnd w:id="315"/>
-    <w:bookmarkStart w:id="316" w:name="ref-smith_neiman_2007"/>
+    <w:bookmarkEnd w:id="325"/>
+    <w:bookmarkStart w:id="326" w:name="ref-smith_neiman_2007"/>
     <w:p>
       <w:pPr>
         <w:pStyle w:val="Bibliography"/>
@@ -9962,8 +10538,8 @@
         <w:t xml:space="preserve">26(1):47–72.</w:t>
       </w:r>
     </w:p>
-    <w:bookmarkEnd w:id="316"/>
-    <w:bookmarkStart w:id="317" w:name="ref-starr_1984"/>
+    <w:bookmarkEnd w:id="326"/>
+    <w:bookmarkStart w:id="327" w:name="ref-starr_1984"/>
     <w:p>
       <w:pPr>
         <w:pStyle w:val="Bibliography"/>
@@ -10144,8 +10720,8 @@
         <w:t xml:space="preserve">, edited by John M. Connaway, pp. 163–222. Archaeological Report No. 14. Mississippi Department of Archives; History, Jackson, MS.</w:t>
       </w:r>
     </w:p>
-    <w:bookmarkEnd w:id="317"/>
-    <w:bookmarkStart w:id="319" w:name="ref-stern_1994"/>
+    <w:bookmarkEnd w:id="327"/>
+    <w:bookmarkStart w:id="329" w:name="ref-stern_1994"/>
     <w:p>
       <w:pPr>
         <w:pStyle w:val="Bibliography"/>
@@ -10172,7 +10748,7 @@
       <w:r>
         <w:t xml:space="preserve"> </w:t>
       </w:r>
-      <w:hyperlink r:id="rId318">
+      <w:hyperlink r:id="rId328">
         <w:r>
           <w:rPr>
             <w:rStyle w:val="Hyperlink"/>
@@ -10184,8 +10760,8 @@
         <w:t xml:space="preserve">.</w:t>
       </w:r>
     </w:p>
-    <w:bookmarkEnd w:id="319"/>
-    <w:bookmarkStart w:id="321" w:name="ref-sullivan_2024"/>
+    <w:bookmarkEnd w:id="329"/>
+    <w:bookmarkStart w:id="331" w:name="ref-sullivan_2024"/>
     <w:p>
       <w:pPr>
         <w:pStyle w:val="Bibliography"/>
@@ -10236,7 +10812,7 @@
       <w:r>
         <w:t xml:space="preserve"> </w:t>
       </w:r>
-      <w:hyperlink r:id="rId320">
+      <w:hyperlink r:id="rId330">
         <w:r>
           <w:rPr>
             <w:rStyle w:val="Hyperlink"/>
@@ -10248,8 +10824,8 @@
         <w:t xml:space="preserve">.</w:t>
       </w:r>
     </w:p>
-    <w:bookmarkEnd w:id="321"/>
-    <w:bookmarkStart w:id="322" w:name="ref-tomasovych_kidwell_2009"/>
+    <w:bookmarkEnd w:id="331"/>
+    <w:bookmarkStart w:id="332" w:name="ref-tomasovych_kidwell_2009"/>
     <w:p>
       <w:pPr>
         <w:pStyle w:val="Bibliography"/>
@@ -10274,8 +10850,8 @@
         <w:t xml:space="preserve">35(1):94–118.</w:t>
       </w:r>
     </w:p>
-    <w:bookmarkEnd w:id="322"/>
-    <w:bookmarkStart w:id="324" w:name="ref-tomasovych_kidwell_2010"/>
+    <w:bookmarkEnd w:id="332"/>
+    <w:bookmarkStart w:id="334" w:name="ref-tomasovych_kidwell_2010"/>
     <w:p>
       <w:pPr>
         <w:pStyle w:val="Bibliography"/>
@@ -10302,7 +10878,7 @@
       <w:r>
         <w:t xml:space="preserve"> </w:t>
       </w:r>
-      <w:hyperlink r:id="rId323">
+      <w:hyperlink r:id="rId333">
         <w:r>
           <w:rPr>
             <w:rStyle w:val="Hyperlink"/>
@@ -10314,8 +10890,8 @@
         <w:t xml:space="preserve">.</w:t>
       </w:r>
     </w:p>
-    <w:bookmarkEnd w:id="324"/>
-    <w:bookmarkStart w:id="325" w:name="ref-willey_phillips_1958"/>
+    <w:bookmarkEnd w:id="334"/>
+    <w:bookmarkStart w:id="335" w:name="ref-willey_phillips_1958"/>
     <w:p>
       <w:pPr>
         <w:pStyle w:val="Bibliography"/>
@@ -10337,8 +10913,8 @@
         <w:t xml:space="preserve">. University of Chicago Press, Chicago.</w:t>
       </w:r>
     </w:p>
-    <w:bookmarkEnd w:id="325"/>
-    <w:bookmarkStart w:id="326" w:name="ref-williams_1954"/>
+    <w:bookmarkEnd w:id="335"/>
+    <w:bookmarkStart w:id="336" w:name="ref-williams_1954"/>
     <w:p>
       <w:pPr>
         <w:pStyle w:val="Bibliography"/>
@@ -10347,8 +10923,8 @@
         <w:t xml:space="preserve">Williams, Stephen. 1954. An Archeological Study of the Mississippian Culture in Southeast Missouri. PhD thesis, Yale University, New Haven.</w:t>
       </w:r>
     </w:p>
-    <w:bookmarkEnd w:id="326"/>
-    <w:bookmarkStart w:id="328" w:name="ref-wright_1943"/>
+    <w:bookmarkEnd w:id="336"/>
+    <w:bookmarkStart w:id="338" w:name="ref-wright_1943"/>
     <w:p>
       <w:pPr>
         <w:pStyle w:val="Bibliography"/>
@@ -10375,7 +10951,7 @@
       <w:r>
         <w:t xml:space="preserve"> </w:t>
       </w:r>
-      <w:hyperlink r:id="rId327">
+      <w:hyperlink r:id="rId337">
         <w:r>
           <w:rPr>
             <w:rStyle w:val="Hyperlink"/>
@@ -10387,8 +10963,8 @@
         <w:t xml:space="preserve">.</w:t>
       </w:r>
     </w:p>
-    <w:bookmarkEnd w:id="328"/>
-    <w:bookmarkStart w:id="330" w:name="ref-wright_1951"/>
+    <w:bookmarkEnd w:id="338"/>
+    <w:bookmarkStart w:id="340" w:name="ref-wright_1951"/>
     <w:p>
       <w:pPr>
         <w:pStyle w:val="Bibliography"/>
@@ -10415,7 +10991,7 @@
       <w:r>
         <w:t xml:space="preserve"> </w:t>
       </w:r>
-      <w:hyperlink r:id="rId329">
+      <w:hyperlink r:id="rId339">
         <w:r>
           <w:rPr>
             <w:rStyle w:val="Hyperlink"/>
@@ -10427,8 +11003,8 @@
         <w:t xml:space="preserve">.</w:t>
       </w:r>
     </w:p>
-    <w:bookmarkEnd w:id="330"/>
-    <w:bookmarkStart w:id="332" w:name="ref-youngblood_miton_morin_2023"/>
+    <w:bookmarkEnd w:id="340"/>
+    <w:bookmarkStart w:id="342" w:name="ref-youngblood_miton_morin_2023"/>
     <w:p>
       <w:pPr>
         <w:pStyle w:val="Bibliography"/>
@@ -10455,7 +11031,7 @@
       <w:r>
         <w:t xml:space="preserve"> </w:t>
       </w:r>
-      <w:hyperlink r:id="rId331">
+      <w:hyperlink r:id="rId341">
         <w:r>
           <w:rPr>
             <w:rStyle w:val="Hyperlink"/>
@@ -10467,10 +11043,10 @@
         <w:t xml:space="preserve">.</w:t>
       </w:r>
     </w:p>
-    <w:bookmarkEnd w:id="332"/>
-    <w:bookmarkEnd w:id="333"/>
-    <w:bookmarkEnd w:id="334"/>
-    <w:bookmarkEnd w:id="335"/>
+    <w:bookmarkEnd w:id="342"/>
+    <w:bookmarkEnd w:id="343"/>
+    <w:bookmarkEnd w:id="344"/>
+    <w:bookmarkEnd w:id="345"/>
     <w:sectPr>
       <w:footerReference r:id="rId100" w:type="default"/>
       <w:footnotePr>

--- a/docs/manuscript/MAIN_TEXT.docx
+++ b/docs/manuscript/MAIN_TEXT.docx
@@ -3371,7 +3371,7 @@
         <w:t xml:space="preserve"> </w:t>
       </w:r>
       <w:r>
-        <w:t xml:space="preserve">itself. The closure strengths consistent with that trend are near zero (posterior median 0.07, interval 0.00 to 0.25; 0.10 and 0.00 to 0.31 once the record’s time-averaging is imposed), and no posterior mass sits above s = 0.5.</w:t>
+        <w:t xml:space="preserve">itself. The closure strengths consistent with that trend are small (posterior median 0.15, interval 0.00 to 0.36; 0.22 and 0.00 to 0.56 once the record’s time-averaging is imposed), and no posterior mass sits above s = 0.5 without time-averaging and 8 percent with it.</w:t>
       </w:r>
     </w:p>
     <w:p>
@@ -3836,7 +3836,7 @@
         <w:pStyle w:val="BodyText"/>
       </w:pPr>
       <w:r>
-        <w:t xml:space="preserve">A partition-free model gives the same verdict from a different direction (Supplemental Text). Treating decorated-class composition as a continuous spatial field over the assemblage coordinates, with a separate term for whatever is specific to each site, the model attributes 97 percent of assemblage-level compositional variance to the spatial field (95 percent credible interval 0.93 to 0.99). Almost nothing remains of the site-specific character that bounded interaction groups would produce. Without containing any groups, the field reproduces the observed between-cluster</w:t>
+        <w:t xml:space="preserve">A partition-free model gives the same verdict from a different direction (Supplemental Text). Treating decorated-class composition as a continuous spatial field over the assemblage coordinates, with a separate term for whatever is specific to each site, the model attributes 99.6 percent of assemblage-level compositional variance to the spatial field (95 percent credible interval 0.973 to 1.000). Almost nothing remains of the site-specific character that bounded interaction groups would produce. Without containing any groups, the field reproduces the observed between-cluster</w:t>
       </w:r>
       <w:r>
         <w:t xml:space="preserve"> </w:t>
@@ -4043,7 +4043,7 @@
         <w:t xml:space="preserve"> </w:t>
       </w:r>
       <w:r>
-        <w:t xml:space="preserve">by cluster at five groups and compared each cluster’s term with its counterpart in 200 calibrated drift realizations. The two thinnest clusters, five Kent-phase assemblages around Kent Place holding 765 sherds and five around Walls holding 918, exceed their drift medians 35-fold and 9-fold, and together they supply 63 percent of the observed statistic. The cluster containing Parkin and nine neighboring assemblages, the best sampled in the basin at 6,555 sherds, exceeds drift 5.7-fold. The two clusters of four along the Mississippi, from Beck to Hollywood and from Castile Landing to Nickel, sit at 1.7- and 2.3-fold. The simulated records are drawn at the observed sherd totals, so sampling error alone does not produce this pattern. But an excess that follows the thinnest samples rather than the putative center is not what closure around Parkin would leave.</w:t>
+        <w:t xml:space="preserve">by cluster at five groups and compared each cluster’s term with its counterpart in 200 calibrated drift realizations. The two thinnest clusters, five Kent-phase assemblages around Kent Place holding 765 sherds and five around Walls holding 918, exceed their drift medians 35-fold and 9-fold, and together they supply 63 percent of the observed statistic. The cluster containing Parkin and nine neighboring assemblages, the best sampled in the basin at 6,555 sherds, exceeds drift 5.7-fold. The two clusters of four along the Mississippi, from Beck to Hollywood and from Castile Landing to Nickel, sit at 1.7- and 2.3-fold. The simulated records are drawn at the observed sherd totals, so sampling error alone does not produce this pattern. Nor is it the tally the counts came from: where a cluster holds assemblages carrying the survey’s counts alone and assemblages carrying Lipo’s compilation, the two kinds of row differ no more than a random split of the cluster into groups of the same sizes (Supplemental Text). But an excess that follows the thinnest samples rather than the putative center is not what closure around Parkin would leave.</w:t>
       </w:r>
     </w:p>
     <w:p>

--- a/docs/manuscript/MAIN_TEXT.docx
+++ b/docs/manuscript/MAIN_TEXT.docx
@@ -37,7 +37,7 @@
         <w:pStyle w:val="FirstParagraph"/>
       </w:pPr>
       <w:r>
-        <w:t xml:space="preserve">Archaeologists group assemblages into phases and interpret them as bounded societies, assuming that assemblages more like their near than their distant neighbors record a social group. Neutral drift among neighbors can produce the same clustering with no boundary; a social group is marked by local interaction beyond what distance accounts for. We ask what produced the phase structure, using the St. Francis basin’s Late Mississippian phases as the case. Of four candidate signatures, only between-group variance can detect such closure at this resolution, and by it the basin shows none the record can resolve. A model imposing no groups attributes 99 percent of assemblage-level variation to geography. The published phases are recovered mostly from site locations, and their boundaries fall where composition changes slowly. Parkin, long read as the center of a polity, bridges several seriation orderings rather than anchoring one. At the grain the data select, calibrated drift reproduces the basin’s between-cluster differentiation; finer cuts exceed it by three- to fivefold, and drift’s pottery is sorted into the published phases as readily as the real pottery. What drift leaves sits in the smallest samples, not at Parkin, and a weak locality in where new styles originate reproduces it.</w:t>
+        <w:t xml:space="preserve">Archaeologists group assemblages into phases and interpret them as bounded societies, assuming that assemblages more like their near than their distant neighbors record a social group. Neutral drift among neighbors can produce the same clustering with no boundary; a social group is marked by local interaction beyond what distance accounts for. We ask what produced the phase structure, using the St. Francis basin’s Late Mississippian phases as the case. Of four candidate signatures, only between-group variance can detect such closure here, and by it the basin shows none the record can resolve. A model imposing no groups attributes 99 percent of assemblage-level variation to geography. The published phases are recovered mostly from site locations, and their boundaries fall where composition changes slowly. Parkin, long read as a polity’s center, bridges several seriation orderings rather than anchoring one. At the grain the data select, calibrated drift spans the between-cluster differentiation; finer cuts exceed it by three- to fivefold, and wherever site location enters the sorting, drift’s pottery is sorted into the published phases as readily as the real pottery. What drift leaves sits in the smallest samples, not at Parkin, and a weak locality in where new styles originate reproduces it.</w:t>
       </w:r>
     </w:p>
     <w:p>
@@ -203,7 +203,7 @@
       <w:r>
         <w:drawing>
           <wp:inline>
-            <wp:extent cx="4114800" cy="8028878"/>
+            <wp:extent cx="4114800" cy="8037789"/>
             <wp:effectExtent b="0" l="0" r="0" t="0"/>
             <wp:docPr descr="Figure 1. Decorated-ceramic assemblages of the lower Mississippi Valley and the culture-historical phase scheme this paper tests. The seven Late Mississippian phases (Parkin, Nodena, Jones Bayou, Tipton, Kent, Walls, and Parchman) are shown as discrete territories. Each territory is built by assigning every point on the map to its nearest assemblage, then merging the resulting areas according to the phase Mainfort (1996b) assigns to each assemblage, with a gap drawn between adjacent territories for legibility. Territories are drawn over the HydroRIVERS river network (Lehner and Grill 2013), with line width scaled by flow order. Each assemblage is plotted with a marker corresponding to its phase, and Parkin is marked with a star. The bounded territories illustrate the premise that the paper tests: that such areas host distinct, internally interacting societies. The transmission analysis finds no closure behind these territories beyond what distance alone produces. The assemblages form one continuous field structured by distance, although a drift model calibrated to their own diversity does not by itself reproduce how different the basin’s spatial clusters are. The mapped assemblages fall in Arkansas, Tennessee, and Mississippi. Missouri lies just north of the frame. Inset: location in North America." title="" id="112" name="Picture"/>
             <a:graphic>
@@ -224,7 +224,7 @@
                   <pic:spPr bwMode="auto">
                     <a:xfrm>
                       <a:off x="0" y="0"/>
-                      <a:ext cx="4114800" cy="8028878"/>
+                      <a:ext cx="4114800" cy="8037789"/>
                     </a:xfrm>
                     <a:prstGeom prst="rect">
                       <a:avLst/>
@@ -3650,7 +3650,7 @@
         <w:pStyle w:val="BodyText"/>
       </w:pPr>
       <w:r>
-        <w:t xml:space="preserve">The calibration is itself a result. A drift model that treats the ten decorated classes as interchangeable cannot reproduce the record’s diversity under any combination of population size, innovation rate, and mixing. The obstacle is the record’s shape. Two classes hold nine tenths of all sherds, yet rare classes appear in most assemblages, and drift strong enough to produce that skew also strips the rare ones out. Letting innovation fall in each class in proportion to its regional share, which is what the uneven lumping of variants into culture-history types amounts to, resolves the conflict. Sixty-one of the 297 parameter combinations then match the record’s diversity, where none did before (Supplemental Text, Figure S4).</w:t>
+        <w:t xml:space="preserve">The calibration is itself a result. A drift model that treats the ten decorated classes as interchangeable reproduces the record’s diversity at only one of 297 combinations of population size, innovation rate, and mixing, at the corner of the grid where mixing is highest, and at none elsewhere. The obstacle is the record’s shape. Two classes hold nine tenths of all sherds, yet rare classes appear in most assemblages, and drift strong enough to produce that skew also strips the rare ones out. Letting innovation fall in each class in proportion to its regional share, which is what the uneven lumping of variants into culture-history types amounts to, resolves the conflict. Fifty-six of the 297 parameter combinations then match the record’s diversity on a six-seed screen, and 49 of those still match when re-simulated at fifty seeds (Supplemental Text, Figure S4).</w:t>
       </w:r>
     </w:p>
     <w:p>
@@ -3658,7 +3658,7 @@
         <w:pStyle w:val="BodyText"/>
       </w:pPr>
       <w:r>
-        <w:t xml:space="preserve">The calibrated drift model, in its simplest form, stands in for the no-groups case. Measured against it, the basin’s between-cluster differentiation is higher than drift produces (Figure S2). In the diversity-matched parameter combination most favorable to drift, the observed between-cluster cultural</w:t>
+        <w:t xml:space="preserve">The calibrated drift model, in its simplest form, stands in for the no-groups case. Measured against it, the basin’s between-cluster differentiation is higher than drift produces (Figure S2). In the diversity-matched parameter combination most favorable to drift, chosen on fifty seeds, the observed between-cluster cultural</w:t>
       </w:r>
       <w:r>
         <w:t xml:space="preserve"> </w:t>
@@ -3684,7 +3684,7 @@
         <w:t xml:space="preserve"> </w:t>
       </w:r>
       <w:r>
-        <w:t xml:space="preserve">of 0.006 at the two clusters the silhouette selects lies inside the drift 95 percent interval of 0.0002 to 0.010 (median 0.002). Eight percent of simulated datasets reach the observed value under the seriation order, 7 percent under the reversed order, and 17 percent when the assemblages are treated as contemporaneous, and no diversity-matched parameter combination in the calibration series reaches it at the median; the highest median among the 51 that match is 0.005 (Figure S4). At the grain the data select, then, drift accounts for the differentiation, and the excess appears only when the basin is divided more finely, as reported below. Calibrated drift also returns a single ceramic community in 236 of 500 runs, whereas the data give two communities with a between-community</w:t>
+        <w:t xml:space="preserve">of 0.006 at the two clusters the silhouette selects lies inside the drift 95 percent interval of 0.0003 to 0.015 (median 0.003). Sixteen percent of simulated datasets reach the observed value under the seriation order, 16 percent under the reversed order, and 22 percent when the assemblages are treated as contemporaneous. No diversity-matched parameter combination in the calibration series reaches it at the median; the highest fifty-seed median among the 49 that match is 0.003, and 20 of the 49 cover the observation within their 95 percent intervals (Figure S4). At the grain the data select, then, the differentiation sits within what drift produces, and the excess appears only when the basin is divided more finely, as reported below. Calibrated drift also returns a single ceramic community in 325 of 500 runs, whereas the data give two communities with a between-community</w:t>
       </w:r>
       <w:r>
         <w:t xml:space="preserve"> </w:t>
@@ -3710,7 +3710,7 @@
         <w:t xml:space="preserve"> </w:t>
       </w:r>
       <w:r>
-        <w:t xml:space="preserve">of 0.039. In the 264 runs that do return two or more, the between-community</w:t>
+        <w:t xml:space="preserve">of 0.039. In the 175 runs that do return two or more, the between-community</w:t>
       </w:r>
       <w:r>
         <w:t xml:space="preserve"> </w:t>
@@ -3736,7 +3736,7 @@
         <w:t xml:space="preserve"> </w:t>
       </w:r>
       <w:r>
-        <w:t xml:space="preserve">runs from 0.005 to 0.051, and 2 percent of runs reach the observed value. That drift produces multiple communities in half its runs is worth stating plainly: the number of communities is a weak discriminator here, and only their differentiation separates the record from the null. It would be natural to interpret an excess over drift as the mark of a boundary. Whether it is depends on what a model with boundaries predicts, which is the next comparison.</w:t>
+        <w:t xml:space="preserve">runs from 0.008 to 0.043, and 1 percent of runs reach the observed value. That drift produces multiple communities in a third of its runs is worth stating plainly: the number of communities is a weak discriminator here, and only their differentiation separates the record from the null. It would be natural to interpret an excess over drift as the mark of a boundary. Whether it is depends on what a model with boundaries predicts, which is the next comparison.</w:t>
       </w:r>
     </w:p>
     <w:p>
@@ -3744,23 +3744,23 @@
         <w:pStyle w:val="BodyText"/>
       </w:pPr>
       <w:r>
-        <w:t xml:space="preserve">Drift does reproduce the distance decay of similarity, the tendency for assemblages farther apart to share less (observed r = -0.32 against a drift interval of -0.62 to -0.02). Similarity across the cluster boundaries, however, is</w:t>
-      </w:r>
-      <w:r>
-        <w:t xml:space="preserve"> </w:t>
-      </w:r>
-      <w:r>
-        <w:rPr>
-          <w:i/>
-          <w:iCs/>
-        </w:rPr>
-        <w:t xml:space="preserve">higher</w:t>
-      </w:r>
-      <w:r>
-        <w:t xml:space="preserve"> </w:t>
-      </w:r>
-      <w:r>
-        <w:t xml:space="preserve">in the data than distance alone predicts, not lower. The boundary excess is -11.9 and falls outside both the drift and the bounded-groups intervals.</w:t>
+        <w:t xml:space="preserve">Drift does reproduce the distance decay of similarity, the tendency for assemblages farther apart to share less (observed r = -0.21 against a drift interval of -0.29 to +0.08). Similarity across the cluster boundaries, however, is</w:t>
+      </w:r>
+      <w:r>
+        <w:t xml:space="preserve"> </w:t>
+      </w:r>
+      <w:r>
+        <w:rPr>
+          <w:i/>
+          <w:iCs/>
+        </w:rPr>
+        <w:t xml:space="preserve">lower</w:t>
+      </w:r>
+      <w:r>
+        <w:t xml:space="preserve"> </w:t>
+      </w:r>
+      <w:r>
+        <w:t xml:space="preserve">in the data than distance alone predicts: the distance-controlled boundary excess is +14.0, within-cluster pairs more alike than between-cluster pairs at matched distance, and it falls outside both the drift interval (-9.7 to +8.7) and the bounded-groups intervals.</w:t>
       </w:r>
     </w:p>
     <w:p>
@@ -3768,7 +3768,7 @@
         <w:pStyle w:val="BodyText"/>
       </w:pPr>
       <w:r>
-        <w:t xml:space="preserve">The bounded-groups process at the same calibration does little better. Reducing copying across the spatial clusters to a multiplier of 0.5, 0.1, or 0.03 raises the median</w:t>
+        <w:t xml:space="preserve">The bounded-groups process at the same calibration does little better. Reducing copying across the spatial clusters to a multiplier of 0.5, 0.1, or 0.03 leaves the median</w:t>
       </w:r>
       <w:r>
         <w:t xml:space="preserve"> </w:t>
@@ -3794,7 +3794,7 @@
         <w:t xml:space="preserve"> </w:t>
       </w:r>
       <w:r>
-        <w:t xml:space="preserve">only to between 0.003 and 0.006. The observation does fall inside the bounded-groups interval, but only through the wide upper tail of an interval estimated from 30 runs, between 7 and 23 percent of which reach the observed value. Part of the reason the boundary raises</w:t>
+        <w:t xml:space="preserve">between 0.002 and 0.004. The observation does fall inside the bounded-groups interval, but through the wide upper tail of an interval estimated from 30 runs, between 20 and 33 percent of which reach the observed value. Part of the reason the boundary raises</w:t>
       </w:r>
       <w:r>
         <w:t xml:space="preserve"> </w:t>
@@ -3828,7 +3828,7 @@
         <w:pStyle w:val="BodyText"/>
       </w:pPr>
       <w:r>
-        <w:t xml:space="preserve">So the excess over drift is not evidence for bounded groups, because the model built to represent bounded groups does not produce it either. A drift model fitted to the assemblages’ own diversity leaves their between-cluster differentiation unexplained by about a factor of three at the coarsest grain and five at finer ones, and restricted copying, as we model it, accounts for only a small part of that difference. Together, the two comparisons do not select between the processes. They identify something in the record that neither model reproduces. The positive control therefore certifies neither side. An earlier, uncalibrated version of this comparison reached the opposite conclusion because it ran at nearly twice the observed diversity, which made its drift distributions too wide. The sensitivity checks around the calibrated parameter combination are in the Supplemental Text.</w:t>
+        <w:t xml:space="preserve">So the excess over drift is not evidence for bounded groups, because the model built to represent bounded groups does not produce it either. A drift model fitted to the assemblages’ own diversity puts their between-cluster differentiation at two and a half times its median at the coarsest grain, inside its interval, and three- to fivefold above its median at finer grains, outside it, and restricted copying, as we model it, accounts for only a small part of that difference. Together, the two comparisons do not select between the processes. They identify something in the record that neither model reproduces. The positive control therefore certifies neither side. An earlier, uncalibrated version of this comparison reached the opposite conclusion because it ran at nearly twice the observed diversity, which made its drift distributions too wide. The sensitivity checks around the calibrated parameter combination are in the Supplemental Text.</w:t>
       </w:r>
     </w:p>
     <w:p>
@@ -3885,7 +3885,7 @@
         <w:t xml:space="preserve"> </w:t>
       </w:r>
       <w:r>
-        <w:t xml:space="preserve">itself depends on how finely the basin is divided, rising from 0.0075 at two clusters to 0.0415 at six, though not on which particular division is drawn at a given grain (Supplemental Text).</w:t>
+        <w:t xml:space="preserve">itself depends on how finely the basin is divided, rising from 0.0062 at two clusters to 0.0302 at five, though not on which particular division is drawn at a given grain (Supplemental Text).</w:t>
       </w:r>
     </w:p>
     <w:bookmarkStart w:id="162" w:name="X38a0c6a9c650c3c6e71b804c682fc2a3dc35e63"/>
@@ -3967,7 +3967,7 @@
         <w:t xml:space="preserve"> </w:t>
       </w:r>
       <w:r>
-        <w:t xml:space="preserve">divided by the model’s median. Calibrated drift, at 0.0015 against the observed 0.0062, falls short by about fourfold at the median. Table 2 collects every account this paper tests, the two interpretations of the phase, the bounded-groups model, and the four relaxed assumptions. The grids and their diagnostics are in the Supplemental Text.</w:t>
+        <w:t xml:space="preserve">divided by the model’s median. Calibrated drift, at 0.0025 against the observed 0.0062, falls short by about two and a half fold at the median, with the observation inside its interval. Table 2 collects every account this paper tests, the two interpretations of the phase, the bounded-groups model, and the four relaxed assumptions. The grids and their diagnostics are in the Supplemental Text.</w:t>
       </w:r>
     </w:p>
     <w:p>
@@ -3975,7 +3975,7 @@
         <w:pStyle w:val="BodyText"/>
       </w:pPr>
       <w:r>
-        <w:t xml:space="preserve">Three of the four fail, and they fail in the same way. Each raises differentiation only at the cost of the fit to the assemblages’ diversity. Unequal site populations were the obvious candidate, because small settlements drift faster toward idiosyncratic repertoires. Inequality does raise differentiation about threefold across the range swept. But it also lowers the average population that governs drift, so drift runs faster everywhere and within-assemblage diversity falls below what the record shows at any inequality at all; the match is gone by a coefficient of variation of 0.5. At the inequality the settlement record itself suggests, the model still falls short by a factor of two to two and a half, with the match already lost. Transport geography comes closer but still falls short. We varied the distance metric, the interaction length, and the shape of the decay itself, since an exponential fall-off is an assumption rather than a measurement. On this set neither metric, at any length from 6 to 96 kilometers, moves the median by more than a few ten-thousandths. The river metric is the null most favorable to drift, which is why we use it, not because the pottery follows it: between assemblages in different phases, ceramic distance tracks straight-line separation and not river distance (Supplemental Text). The best case that keeps the diversity fit, a power-law decay at 12 kilometers, narrows the shortfall only from fourfold to 3.1; a Gaussian decay at 6 kilometers reaches 3.2 and loses the fit. That is not a free parameter being tuned but a claim about how far potters copied, and one the settlement pattern makes hard to credit. No diversity-matched combination of metric, length, or decay shape reaches the observed differentiation, and accumulation spans that differ among deposits barely move the statistic.</w:t>
+        <w:t xml:space="preserve">Three of the four fail, and they fail in the same way. Each raises differentiation only at the cost of the fit to the assemblages’ diversity. Unequal site populations were the obvious candidate, because small settlements drift faster toward idiosyncratic repertoires. Inequality does raise differentiation about fivefold across the range swept. But it also lowers the average population that governs drift, so drift runs faster everywhere and within-assemblage diversity falls below what the record shows; the match is gone by a coefficient of variation of 1.0. At the inequality the settlement record itself suggests, the model comes within a factor of 1.5 to 1.1 of the observation, with the match already lost. Transport geography comes closer but still falls short. We varied the distance metric, the interaction length, and the shape of the decay itself, since an exponential fall-off is an assumption rather than a measurement. On this set neither metric, at any length from 6 to 96 kilometers, moves the median by more than a few thousandths. The river metric is the null most favorable to drift, which is why we use it, not because the pottery follows it: between assemblages in different phases, ceramic distance tracks straight-line separation and not river distance (Supplemental Text). The best case that keeps the diversity fit, a straight-line exponential decay at 6 kilometers, narrows the shortfall only from 2.5-fold to 2.1; a Gaussian decay along the rivers at 6 kilometers reaches 1.5 and loses the fit. That is not a free parameter being tuned but a claim about how far potters copied, and one the settlement pattern makes hard to credit. No diversity-matched combination of metric, length, or decay shape reaches the observed differentiation, and accumulation spans that differ among deposits barely move the statistic.</w:t>
       </w:r>
     </w:p>
     <w:p>
@@ -4009,7 +4009,7 @@
         <w:t xml:space="preserve"> </w:t>
       </w:r>
       <w:r>
-        <w:t xml:space="preserve">of 0.0054 against the observed 0.0062, and at 0.22 a median of 0.0071, with within-assemblage diversity, class richness and pooled diversity inside the calibration’s tolerance at both; the match holds through 0.35 and breaks at 0.4. It is the only one of the four that changes what innovation does rather than how fast drift runs, so it raises differentiation without disturbing diversity. We report the values at 1,200 realizations per cell. The individual realizations are very widely spread, from 0.0004 to 0.21 at those settings, so the agreement is between the model’s central tendency and the observation rather than between tight distributions. This model is still a drift model. Nothing in it restricts who copies whom, and no boundary interrupts copying anywhere. The single change is that new styles arise locally rather than at the same rates across the whole basin. It is also the assumption our own comparison was least equipped to question, since drawing innovation from the regional profile gives both the drift and the bounded-groups model a source of new variants that no boundary interrupts.</w:t>
+        <w:t xml:space="preserve">of 0.0059 against the observed 0.0062, and at 0.25 a median of 0.0125, with within-assemblage diversity, class richness and pooled diversity inside the calibration’s tolerance at both; the match holds through 0.3 and breaks at 0.4. It is the only one of the four that changes what innovation does rather than how fast drift runs, so it raises differentiation without disturbing diversity. We report the values at 1,200 realizations per cell. The individual realizations are very widely spread, from 0.0004 to 0.16 at those settings, so the agreement is between the model’s central tendency and the observation rather than between tight distributions. This model is still a drift model. Nothing in it restricts who copies whom, and no boundary interrupts copying anywhere. The single change is that new styles arise locally rather than at the same rates across the whole basin. It is also the assumption our own comparison was least equipped to question, since drawing innovation from the regional profile gives both the drift and the bounded-groups model a source of new variants that no boundary interrupts.</w:t>
       </w:r>
     </w:p>
     <w:p>
@@ -4043,7 +4043,7 @@
         <w:t xml:space="preserve"> </w:t>
       </w:r>
       <w:r>
-        <w:t xml:space="preserve">by cluster at five groups and compared each cluster’s term with its counterpart in 200 calibrated drift realizations. The two thinnest clusters, five Kent-phase assemblages around Kent Place holding 765 sherds and five around Walls holding 918, exceed their drift medians 35-fold and 9-fold, and together they supply 63 percent of the observed statistic. The cluster containing Parkin and nine neighboring assemblages, the best sampled in the basin at 6,555 sherds, exceeds drift 5.7-fold. The two clusters of four along the Mississippi, from Beck to Hollywood and from Castile Landing to Nickel, sit at 1.7- and 2.3-fold. The simulated records are drawn at the observed sherd totals, so sampling error alone does not produce this pattern. Nor is it the tally the counts came from: where a cluster holds assemblages carrying the survey’s counts alone and assemblages carrying Lipo’s compilation, the two kinds of row differ no more than a random split of the cluster into groups of the same sizes (Supplemental Text). But an excess that follows the thinnest samples rather than the putative center is not what closure around Parkin would leave.</w:t>
+        <w:t xml:space="preserve">by cluster at five groups and compared each cluster’s term with its counterpart in 300 calibrated drift realizations. The two thinnest clusters, five Kent-phase assemblages around Kent Place holding 765 sherds and five around Walls holding 918, exceed their drift medians 30-fold and 7-fold, and together they supply 63 percent of the observed statistic. The cluster containing Parkin and nine neighboring assemblages, the best sampled in the basin at 6,555 sherds, exceeds drift 4-fold. The two clusters of four along the Mississippi, from Beck to Hollywood and from Castile Landing to Nickel, sit at 2.3- and 2.2-fold. The simulated records are drawn at the observed sherd totals, so sampling error alone does not produce this pattern. Nor is it the tally the counts came from: where a cluster holds assemblages carrying the survey’s counts alone and assemblages carrying Lipo’s compilation, the two kinds of row differ no more than a random split of the cluster into groups of the same sizes (Supplemental Text). But an excess that follows the thinnest samples rather than the putative center is not what closure around Parkin would leave.</w:t>
       </w:r>
     </w:p>
     <w:p>
@@ -4327,33 +4327,7 @@
               <w:t xml:space="preserve"> </w:t>
             </w:r>
             <w:r>
-              <w:t xml:space="preserve">Reproduces diversity and distance decay; underpredicts between-cluster</w:t>
-            </w:r>
-            <w:r>
-              <w:t xml:space="preserve"> </w:t>
-            </w:r>
-            <m:oMath>
-              <m:sSub>
-                <m:e>
-                  <m:r>
-                    <m:t>F</m:t>
-                  </m:r>
-                </m:e>
-                <m:sub>
-                  <m:r>
-                    <m:t>S</m:t>
-                  </m:r>
-                  <m:r>
-                    <m:t>T</m:t>
-                  </m:r>
-                </m:sub>
-              </m:sSub>
-            </m:oMath>
-            <w:r>
-              <w:t xml:space="preserve"> </w:t>
-            </w:r>
-            <w:r>
-              <w:t xml:space="preserve">by about sixfold (0.004 against 0.021)</w:t>
+              <w:t xml:space="preserve">Reproduces diversity and distance decay; at two clusters the observed 0.0062 lies inside its interval at 2.5 times its median of 0.0025, and at five clusters it falls short 4.6-fold</w:t>
             </w:r>
           </w:p>
         </w:tc>
@@ -4435,7 +4409,7 @@
               <w:t xml:space="preserve"> </w:t>
             </w:r>
             <w:r>
-              <w:t xml:space="preserve">Medians run 0.0013 to 0.0024 at both interaction lengths whatever the restriction, against the observed 0.0062; the observation is reached in 0 to 23 percent of realizations, through the upper tail</w:t>
+              <w:t xml:space="preserve">Medians run 0.0020 to 0.0044 at both interaction lengths whatever the restriction, against the observed 0.0062; the observation is reached in 20 to 33 percent of realizations, through the upper tail</w:t>
             </w:r>
           </w:p>
         </w:tc>
@@ -4511,7 +4485,7 @@
               <w:t xml:space="preserve"> </w:t>
             </w:r>
             <w:r>
-              <w:t xml:space="preserve">rises from 0.0017 to 0.0052, but the average population that governs drift falls with it, and the diversity match is gone by a coefficient of variation of 0.5; shortfall 2.5-fold at 1.0 and 1.8-fold at 2.0</w:t>
+              <w:t xml:space="preserve">rises from 0.0026 to 0.0122, but the average population that governs drift falls with it, and the diversity match is gone by a coefficient of variation of 1.0; shortfall 1.5-fold at 1.0 and the observation passed by 2.0, with the match lost</w:t>
             </w:r>
           </w:p>
         </w:tc>
@@ -4567,7 +4541,7 @@
               <w:t xml:space="preserve"> </w:t>
             </w:r>
             <w:r>
-              <w:t xml:space="preserve">The best cell that keeps the diversity match, a power-law decay at 12 km, narrows the shortfall only to 3.1-fold; a Gaussian at 6 km reaches 3.2-fold and breaks the match</w:t>
+              <w:t xml:space="preserve">The best cell that keeps the diversity match, a straight-line exponential decay at 6 km, narrows the shortfall only to 2.1-fold; a Gaussian along the rivers at 6 km reaches 1.5-fold and breaks the match</w:t>
             </w:r>
           </w:p>
         </w:tc>
@@ -4623,7 +4597,7 @@
               <w:t xml:space="preserve"> </w:t>
             </w:r>
             <w:r>
-              <w:t xml:space="preserve">The median stays at 0.0015 to 0.0017 at every half-range and the shortfall at 3.7 to 4.0-fold; the statistic is unaffected</w:t>
+              <w:t xml:space="preserve">The median stays at 0.0023 to 0.0026 at every half-range and the shortfall at 2.4 to 2.7-fold; the statistic is unaffected</w:t>
             </w:r>
           </w:p>
         </w:tc>
@@ -4679,7 +4653,7 @@
               <w:t xml:space="preserve"> </w:t>
             </w:r>
             <w:r>
-              <w:t xml:space="preserve">At a permuted fraction of 0.2 the median is 0.0054 and at 0.22 it is 0.0071, against the observed 0.0062, with all three diversity summaries matched; the match holds through 0.35 and breaks at 0.4. Individual realizations are very widely spread, so this is agreement of a central tendency with the observation</w:t>
+              <w:t xml:space="preserve">At a permuted fraction of 0.2 the median is 0.0059 and at 0.25 it is 0.0125, against the observed 0.0062, with all three diversity summaries matched; the match holds through 0.3 and breaks at 0.4. Individual realizations are very widely spread, so this is agreement of a central tendency with the observation</w:t>
             </w:r>
           </w:p>
         </w:tc>
@@ -4942,7 +4916,7 @@
         <w:t xml:space="preserve"> </w:t>
       </w:r>
       <w:r>
-        <w:t xml:space="preserve">rising only from 0.002 at two groups to 0.007 at six. The observed values do not behave that way. At two groups, the grain the silhouette selects, the record falls inside what drift produces; from three groups upward it exceeds the 95 percent interval, by about 3.6-fold at three groups and about fivefold at five. Drift on the real geography accounts for the broad regional pattern and fails locally, and the finer the cut the worse it fails. No single</w:t>
+        <w:t xml:space="preserve">rising only from 0.002 at two groups to 0.007 at six. The observed values do not behave that way. At two groups, the grain the silhouette selects, the record falls inside what drift produces; from three groups upward it exceeds the 95 percent interval at five groups and finer, by 4.6-fold at five; at three and four groups the shortfall is 3.3-fold but the observation stays inside the interval. Drift on the real geography accounts for the broad regional pattern and fails locally, and the finer the cut the worse it fails. No single</w:t>
       </w:r>
       <w:r>
         <w:t xml:space="preserve"> </w:t>
@@ -5026,7 +5000,7 @@
         <w:pStyle w:val="BodyText"/>
       </w:pPr>
       <w:r>
-        <w:t xml:space="preserve">The phase boundaries therefore carry less information about where ceramic differences lie than an uninformed division of the same ground into groups of the same sizes, and far less than a division drawn to be spatially tight. A partition marking real interaction communities should behave otherwise: it should stand well above both, because its boundaries would be where the differences are. What the boundaries do track is spatial compactness, and closely. Their within-group dispersion, 189.9 km² per assemblage, is the tightest three-way division of these assemblages at these group sizes that our search found, and a local search minimizing dispersion, which never sees a potsherd, returned the phase partition exactly in 153 of 1,000 random restarts and nothing tighter in any of them. What the phase scheme appears to record is the gradient itself, real spatial structure read as edges.</w:t>
+        <w:t xml:space="preserve">The phase boundaries therefore carry less information about where ceramic differences lie than an uninformed division of the same ground into groups of the same sizes, and far less than a division drawn to be spatially tight. A partition marking real interaction communities should behave otherwise: it should stand well above both, because its boundaries would be where the differences are. What the boundaries do track is spatial compactness, and closely. Their within-group dispersion, 190.5 km² per assemblage, is the tightest three-way division of these assemblages at these group sizes that our search found, and a local search minimizing dispersion, which never sees a potsherd, returned the phase partition exactly in 154 of 1,000 random restarts and nothing tighter in any of them. What the phase scheme appears to record is the gradient itself, real spatial structure read as edges.</w:t>
       </w:r>
     </w:p>
     <w:p>
@@ -5046,7 +5020,7 @@
           <wp:inline>
             <wp:extent cx="5334000" cy="2584123"/>
             <wp:effectExtent b="0" l="0" r="0" t="0"/>
-            <wp:docPr descr="Figure 12. Scale and boundaries. (A) Observed between-cluster cultural F_{ST} against the calibrated spatial-drift null as the basin is partitioned into two through six groups. The drift band is nearly flat; the observed values leave it from three groups upward and the gap widens with grain. (B) Within-group dispersion against cultural F_{ST} for 1,000 partitions carrying the phases’ group sizes with seed points placed at random (light) and 1,000 drawn to minimize dispersion (dark); the star is the phase partition. Differentiation is unrelated to how tight the groups are in the random-boundary cloud (Spearman -0.01) and moderately related in the compact one (+0.46), and no draw in either ensemble is tighter than the phases. (C) The phase partition’s F_{ST} (solid line) against the dispersion-minimizing ensemble, in which it sits at the 5th percentile." title="" id="148" name="Picture"/>
+            <wp:docPr descr="Figure 12. Scale and boundaries. (A) Observed between-cluster cultural F_{ST} against the calibrated spatial-drift null as the basin is partitioned into two through six groups. The drift band is nearly flat; the observed values leave it from three groups upward and the gap widens with grain. (B) Within-group dispersion against cultural F_{ST} for 1,000 partitions carrying the phases’ group sizes with seed points placed at random (light) and 1,000 drawn to minimize dispersion (dark); the star is the phase partition. Differentiation is unrelated to how tight the groups are in the random-boundary cloud (Spearman -0.01) and moderately related in the compact one (+0.47), and no draw in either ensemble is tighter than the phases. (C) The phase partition’s F_{ST} (solid line) against the dispersion-minimizing ensemble, in which it sits at the 5th percentile." title="" id="148" name="Picture"/>
             <a:graphic>
               <a:graphicData uri="http://schemas.openxmlformats.org/drawingml/2006/picture">
                 <pic:pic>
@@ -5151,7 +5125,7 @@
         <w:t xml:space="preserve"> </w:t>
       </w:r>
       <w:r>
-        <w:t xml:space="preserve">for 1,000 partitions carrying the phases’ group sizes with seed points placed at random (light) and 1,000 drawn to minimize dispersion (dark); the star is the phase partition. Differentiation is unrelated to how tight the groups are in the random-boundary cloud (Spearman -0.01) and moderately related in the compact one (+0.46), and no draw in either ensemble is tighter than the phases. (C) The phase partition’s</w:t>
+        <w:t xml:space="preserve">for 1,000 partitions carrying the phases’ group sizes with seed points placed at random (light) and 1,000 drawn to minimize dispersion (dark); the star is the phase partition. Differentiation is unrelated to how tight the groups are in the random-boundary cloud (Spearman -0.01) and moderately related in the compact one (+0.47), and no draw in either ensemble is tighter than the phases. (C) The phase partition’s</w:t>
       </w:r>
       <w:r>
         <w:t xml:space="preserve"> </w:t>
@@ -5211,9 +5185,9 @@
       <w:r>
         <w:drawing>
           <wp:inline>
-            <wp:extent cx="5299850" cy="2911400"/>
+            <wp:extent cx="5296791" cy="2911400"/>
             <wp:effectExtent b="0" l="0" r="0" t="0"/>
-            <wp:docPr descr="Figure 13. Groupness as a continuous field. (A) Compositional turnover, the root sum of squares of the local weighted-least-squares gradient of the ten decorated-class proportions, on a 160 by 160 grid with a 15 km Gaussian bandwidth, masked where local support falls below two effective assemblages. Circles are assemblages. (B) The same field with the published phase boundaries drawn on it. Median turnover along those boundaries is lower than along the boundaries induced by any of 200 size-matched partitions with seeds placed at random. (C) Observed cultural F_{ST} against group radius in kilometers, with the calibrated drift band behind it; the axis runs from coarse to fine. The observed value rises from 0.0062 at an 18 km radius, inside the band, to 0.048 at 5 km, while the band’s upper edge rises from 0.010 to 0.028. Past a radius of about 10 km the partition begins isolating single assemblages, so finer grains are shown but should not be read as structure." title="" id="151" name="Picture"/>
+            <wp:docPr descr="Figure 13. Groupness as a continuous field. (A) Compositional turnover, the root sum of squares of the local weighted-least-squares gradient of the ten decorated-class proportions, on a 160 by 160 grid with a 15 km Gaussian bandwidth, masked where local support falls below two effective assemblages. Circles are assemblages. (B) The same field with the published phase boundaries drawn on it. Median turnover along those boundaries is lower than along the boundaries induced by any of 200 size-matched partitions with seeds placed at random. (C) Observed cultural F_{ST} against group radius in kilometers, with the calibrated drift band behind it; the axis runs from coarse to fine. The observed value rises from 0.0062 at an 18 km radius, inside the band, to 0.048 at 5 km, while the band’s upper edge rises from 0.016 to 0.028. Past a radius of about 10 km the partition begins isolating single assemblages, so finer grains are shown but should not be read as structure." title="" id="151" name="Picture"/>
             <a:graphic>
               <a:graphicData uri="http://schemas.openxmlformats.org/drawingml/2006/picture">
                 <pic:pic>
@@ -5232,7 +5206,7 @@
                   <pic:spPr bwMode="auto">
                     <a:xfrm>
                       <a:off x="0" y="0"/>
-                      <a:ext cx="5299850" cy="2911400"/>
+                      <a:ext cx="5296791" cy="2911400"/>
                     </a:xfrm>
                     <a:prstGeom prst="rect">
                       <a:avLst/>
@@ -5292,7 +5266,7 @@
         <w:t xml:space="preserve"> </w:t>
       </w:r>
       <w:r>
-        <w:t xml:space="preserve">against group radius in kilometers, with the calibrated drift band behind it; the axis runs from coarse to fine. The observed value rises from 0.0062 at an 18 km radius, inside the band, to 0.048 at 5 km, while the band’s upper edge rises from 0.010 to 0.028. Past a radius of about 10 km the partition begins isolating single assemblages, so finer grains are shown but should not be read as structure.</w:t>
+        <w:t xml:space="preserve">against group radius in kilometers, with the calibrated drift band behind it; the axis runs from coarse to fine. The observed value rises from 0.0062 at an 18 km radius, inside the band, to 0.048 at 5 km, while the band’s upper edge rises from 0.016 to 0.028. Past a radius of about 10 km the partition begins isolating single assemblages, so finer grains are shown but should not be read as structure.</w:t>
       </w:r>
     </w:p>
     <w:p>
@@ -5365,7 +5339,7 @@
         <w:pStyle w:val="BodyText"/>
       </w:pPr>
       <w:r>
-        <w:t xml:space="preserve">The account this suggests is that the phases were seen because settlement is clumped and similarity decays with distance, so that a smooth gradient sampled at clumped points looks like discrete groups to a procedure that sorts by resemblance and proximity. Two further tests bear on it. The first asks whether pottery generated by drift alone, with no groups in it, would have been sorted into the published phases. We ran the calibrated drift model on the real site geography, sampled its pottery at the observed sherd totals, and clustered each of 300 simulated records exactly as the real one is clustered above, scoring agreement with Mainfort’s assignments over the 25 assemblages he placed (Figure 15). Wherever the coordinates enter the representation, drift’s pottery is sorted into the phases as readily as the real pottery, and usually better: at a quarter weight on composition the real record’s agreement of 0.607 sits below 99 percent of drift’s, and at equal weight at the 79th percentile. With pottery alone, where geography cannot help, the real record agrees with the phases more than drift’s does, 0.237 against a median of -0.003, with no drift record at or above it. That is the same residual seen from another side: there is ceramic structure aligned with the phases that drift on this geography does not produce, and it is small.</w:t>
+        <w:t xml:space="preserve">The account this suggests is that the phases were seen because settlement is clumped and similarity decays with distance, so that a smooth gradient sampled at clumped points looks like discrete groups to a procedure that sorts by resemblance and proximity. Two further tests bear on it. The first asks whether pottery generated by drift alone, with no groups in it, would have been sorted into the published phases. We ran the calibrated drift model on the real site geography, sampled its pottery at the observed sherd totals, and clustered each of 300 simulated records exactly as the real one is clustered above, scoring agreement with Mainfort’s assignments over the 25 assemblages he placed (Figure 15). Wherever the coordinates enter the representation, drift’s pottery is sorted into the phases as readily as the real pottery, and usually better: at a quarter weight on composition the real record’s agreement of 0.607 sits at or below every one of drift’s 300 records (median 0.938), and at equal weight at the 53rd percentile (median 0.581). With pottery alone, where geography cannot help, the real record agrees with the phases more than drift’s does, 0.237 against a median of 0.031, with 3 percent of drift records at or above it. That is the same residual seen from another side: there is ceramic structure aligned with the phases that drift on this geography does not produce, and it is small.</w:t>
       </w:r>
     </w:p>
     <w:p>
@@ -5373,7 +5347,7 @@
         <w:pStyle w:val="BodyText"/>
       </w:pPr>
       <w:r>
-        <w:t xml:space="preserve">The second asks whether the phase boundaries run through the gaps in late-period settlement, measured on evidence the ceramic analysis never touches. The settlement compilation records 83 sites with a late pre-contact component in the mapped area; dropping the 27 within a kilometer of an analyzed assemblage leaves 56 whose positions are independent of the assemblages. The density of those sites along the internal phase boundaries is compared with the density along boundaries of the same construction induced by 300 partitions carrying the phases’ group sizes (Figure 16). At an 8 km bandwidth, 77 percent of random-seed partitions and 61 percent of spatially compact ones have boundaries running through denser settlement than the phase boundaries do; at 5 km the figures are 39 and 14 percent, and at 3 km 22 and 15. The two boundaries that remain, Parkin against Kent and Kent against Walls, therefore run through country no emptier than a boundary drawn elsewhere would, except at the coarsest bandwidth. Empty country is what separated the untested phases, Nodena and Parchman, from these three, and with those phases out of the analysis the gap test has less to find; the record in any case cannot resolve structure below the median spacing of its own assemblages, 4.6 km. Late-period sites lie a median 1.9 km from a major river against 3.6 km for random points in the same area, so the rivers set the band in which settlement happens, but points that hug the rivers exactly as closely as the sites do come out randomly spaced (Clark-Evans ratio 0.98 against the sites’ 0.64); the clumps are on particular reaches, for reasons river proximity alone does not supply.</w:t>
+        <w:t xml:space="preserve">The second asks whether the phase boundaries run through the gaps in late-period settlement, measured on evidence the ceramic analysis never touches. The settlement compilation records 83 sites with a late pre-contact component in the mapped area; dropping the 27 within a kilometer of an analyzed assemblage leaves 56 whose positions are independent of the assemblages. The density of those sites along the internal phase boundaries is compared with the density along boundaries of the same construction induced by 300 partitions carrying the phases’ group sizes (Figure 16). At an 8 km bandwidth, 64 percent of random-seed partitions and 61 percent of spatially compact ones have boundaries running through denser settlement than the phase boundaries do; at 5 km the figures are 40 and 14 percent, and at 3 km 18 and 15. The two boundaries that remain, Parkin against Kent and Kent against Walls, therefore run through country no emptier than a boundary drawn elsewhere would, except at the coarsest bandwidth. Empty country is what separated the untested phases, Nodena and Parchman, from these three, and with those phases out of the analysis the gap test has less to find; the record in any case cannot resolve structure below the median spacing of its own assemblages, 4.6 km. Late-period sites lie a median 1.8 km from a major river against 3.6 km for random points in the same area, so the rivers set the band in which settlement happens, but points that hug the rivers exactly as closely as the sites do come out randomly spaced (Clark-Evans ratio 0.99 against the sites’ 0.64); the clumps are on particular reaches, for reasons river proximity alone does not supply.</w:t>
       </w:r>
     </w:p>
     <w:p>
@@ -5448,7 +5422,7 @@
       <w:r>
         <w:drawing>
           <wp:inline>
-            <wp:extent cx="5241744" cy="3223336"/>
+            <wp:extent cx="5238686" cy="3223336"/>
             <wp:effectExtent b="0" l="0" r="0" t="0"/>
             <wp:docPr descr="Figure 16. Do the phase boundaries run through the gaps in settlement? (A) Kernel density of the 56 late-period sites that lie more than 1 km from any analyzed assemblage (5 km bandwidth), with the assemblages as open circles and the internal phase boundaries as points. (B) Median settlement density along the phase boundaries (vertical line) against the same quantity for boundaries induced by 300 partitions with the phases’ group sizes, seeds placed at random (light) and drawn to be spatially compact (dark)." title="" id="160" name="Picture"/>
             <a:graphic>
@@ -5469,7 +5443,7 @@
                   <pic:spPr bwMode="auto">
                     <a:xfrm>
                       <a:off x="0" y="0"/>
-                      <a:ext cx="5241744" cy="3223336"/>
+                      <a:ext cx="5238686" cy="3223336"/>
                     </a:xfrm>
                     <a:prstGeom prst="rect">
                       <a:avLst/>
@@ -5955,7 +5929,7 @@
           <w:i/>
           <w:iCs/>
         </w:rPr>
-        <w:t xml:space="preserve">The basin assemblages are more differentiated than either generative model produces.</w:t>
+        <w:t xml:space="preserve">At fine grain the basin assemblages are more differentiated than either generative model produces.</w:t>
       </w:r>
       <w:r>
         <w:t xml:space="preserve"> </w:t>
@@ -5987,7 +5961,7 @@
         <w:t xml:space="preserve"> </w:t>
       </w:r>
       <w:r>
-        <w:t xml:space="preserve">is 0.006, inside the 0.0002 to 0.010 that the simplest drift model calibrated to the assemblages’ own diversity produces; at three it is 0.016 against an upper edge of 0.013, and at five 0.031 against 0.019, and imposing bounded groups on the copying network does not make up the difference.</w:t>
+        <w:t xml:space="preserve">is 0.006, inside the 0.0003 to 0.015 that the simplest drift model calibrated to the assemblages’ own diversity produces; at three it is 0.016 against an upper edge of 0.019 and at four 0.019 against 0.021, still inside; at five it is 0.031 against 0.021, outside, and imposing bounded groups on the copying network does not make up the difference.</w:t>
       </w:r>
     </w:p>
     <w:p>

--- a/docs/manuscript/MAIN_TEXT.docx
+++ b/docs/manuscript/MAIN_TEXT.docx
@@ -5670,7 +5670,7 @@
         <w:pStyle w:val="BodyText"/>
       </w:pPr>
       <w:r>
-        <w:t xml:space="preserve">What the record does show, once the drift model is required to match the diversity within the assemblages themselves, is more differentiation between spatial clusters than the simplest form of spatially structured drift produces at any grain finer than the two clusters the data select, and restricted copying, as we have modeled it, does not explain the difference either. Of the four assumptions we were able to relax, one accounts for it, and it is not an assumption about who copied whom.</w:t>
+        <w:t xml:space="preserve">What the record does show, once the drift model is required to match the diversity within the assemblages themselves, is more differentiation between spatial clusters than the simplest form of spatially structured drift produces, but only at grains finer than the phases themselves, from five clusters on; at the two to four clusters that span the grain of the published phases the observation lies inside what drift produces. Restricted copying, as we have modeled it, does not explain the fine-grain difference either. Of the four assumptions we were able to relax, one accounts for it, and it is not an assumption about who copied whom.</w:t>
       </w:r>
     </w:p>
     <w:p>
@@ -5734,7 +5734,7 @@
         <w:t xml:space="preserve"> </w:t>
       </w:r>
       <w:r>
-        <w:t xml:space="preserve">while forming no groups. Proximity in ordination space is proximity on the ground, seen through the pottery. His own reconfigured phases make the point from the other side: drawn after the ordination, they sit where the pottery differs and are no longer the tightest division of the map, so the two schemes together show a gradient read two ways, once by proximity and once by the pottery, with no boundary in either. We therefore read a phase as a length scale on a continuous gradient, made visible by where settlement happens to cluster, rather than as a bounded unit. These data cannot say what that length is. The spatial model’s length scale is not identified, and sherd counts that differ 96-fold, unequal accumulation spans, and an ordinal chronology derived from the same frequencies together set the limit on what any spatial statistic can resolve here.</w:t>
+        <w:t xml:space="preserve">while forming no groups. Proximity in ordination space is proximity on the ground, seen through the pottery. His own reconfigured phases make the point from the other side: drawn after the ordination, they sit where the pottery differs and are no longer the tightest division of the map, so the two schemes together show a gradient read two ways, once by proximity and once by the pottery, with no boundary in either. We therefore read a phase as a length scale on a continuous gradient, made visible by where settlement happens to cluster, rather than as a bounded unit.</w:t>
       </w:r>
     </w:p>
     <w:p>
@@ -5742,6 +5742,14 @@
         <w:pStyle w:val="BodyText"/>
       </w:pPr>
       <w:r>
+        <w:t xml:space="preserve">Put plainly, the phases are not places where groups show up in the pottery. They are lines drawn across a smooth pattern, at a scale where copying between neighbors explains everything the lines capture. Whatever the pottery holds that copying alone does not explain sits at a finer scale than the phases, in the smallest and most thinly sampled clusters, and the workers who drew the phases were working too coarsely to have been tracking it. What they saw was real. It was where the sites are, and the fact that nearby potters copied one another more than distant ones did. Sort assemblages by how alike they are and how close they sit, and that pattern looks like discrete groups even when there are none. These data cannot say what the length scale of the gradient is. The spatial model’s length scale is not identified, and sherd counts that differ 96-fold, unequal accumulation spans, and an ordinal chronology derived from the same frequencies together set the limit on what any spatial statistic can resolve here.</w:t>
+      </w:r>
+    </w:p>
+    <w:p>
+      <w:pPr>
+        <w:pStyle w:val="BodyText"/>
+      </w:pPr>
+      <w:r>
         <w:t xml:space="preserve">A drift model alone reproduces the phase pattern at the grain the data select and falls short of it at finer grains, and the transmission record does not identify bounded groups as the cause of that shortfall. A partition-free field model finds almost none of the site-specific residual that bounded groups would leave, so the differentiation that calibrated drift underpredicts at fine grain is spatially continuous rather than clustered into groups. That does not support interpreting the Parkin phase as a polity.</w:t>
       </w:r>
     </w:p>
@@ -5822,7 +5830,7 @@
         <w:t xml:space="preserve">(Lipo et al. 2021)</w:t>
       </w:r>
       <w:r>
-        <w:t xml:space="preserve">, and the drift model reproduces the diversity within the assemblages and their differentiation at two spatial clusters, while underpredicting it at three or more. Local elaboration on a shared complex is most of what the record looks like, and at fine grain it is not all of it.</w:t>
+        <w:t xml:space="preserve">, and the drift model reproduces the diversity within the assemblages and their differentiation at two, three and four spatial clusters, the grains that span the published phases, while underpredicting it at five or more. Local elaboration on a shared complex is most of what the record looks like, and at fine grain it is not all of it.</w:t>
       </w:r>
     </w:p>
     <w:p>
@@ -5847,7 +5855,7 @@
         <w:pStyle w:val="BodyText"/>
       </w:pPr>
       <w:r>
-        <w:t xml:space="preserve">The remaining excess is measured on the basin’s spatial clusters at grains finer than two, not on the phase labels. Nothing in the comparison singles Parkin out. Its assemblages sit inside the same continuous field as the rest, and time-averaging is built into the null through the eight-slice accumulation window, so it cannot be invoked to discount the excess either.</w:t>
+        <w:t xml:space="preserve">The remaining excess is measured on the basin’s spatial clusters at five clusters and finer, below the grain of the phases, not on the phase labels. Nothing in the comparison singles Parkin out. Its assemblages sit inside the same continuous field as the rest, and time-averaging is built into the null through the eight-slice accumulation window, so it cannot be invoked to discount the excess either.</w:t>
       </w:r>
     </w:p>
     <w:p>
@@ -6209,7 +6217,7 @@
         <w:pStyle w:val="BodyText"/>
       </w:pPr>
       <w:r>
-        <w:t xml:space="preserve">One question remains open and warrants direct investigation. At any grain finer than two clusters the basin’s between-cluster differentiation exceeds what calibrated drift produces, and that excess is small but consistent. A center just beginning to differentiate from its neighbors would leave an excess of this kind, and contact and the protohistoric depopulation would have cut any such sequence short before it could consolidate. A boundary in copying placed somewhere we did not model would leave an excess of this kind too, though the version we could test reproduces only a small part of it. Relaxing those assumptions narrows the question without settling it. They rule out the geographies and accumulation histories we could construct, but they leave two accounts standing side by side, a locally patterned innovation process and a genuine social boundary, which these data cannot tell apart.</w:t>
+        <w:t xml:space="preserve">One question remains open and warrants direct investigation. At five clusters and finer, below the grain at which the phases were drawn, the basin’s between-cluster differentiation exceeds what calibrated drift produces, and that excess is small but consistent. A center just beginning to differentiate from its neighbors would leave an excess of this kind, and contact and the protohistoric depopulation would have cut any such sequence short before it could consolidate. A boundary in copying placed somewhere we did not model would leave an excess of this kind too, though the version we could test reproduces only a small part of it. Relaxing those assumptions narrows the question without settling it. They rule out the geographies and accumulation histories we could construct, but they leave two accounts standing side by side, a locally patterned innovation process and a genuine social boundary, which these data cannot tell apart.</w:t>
       </w:r>
     </w:p>
     <w:p>
@@ -6267,7 +6275,7 @@
         <w:pStyle w:val="BodyText"/>
       </w:pPr>
       <w:r>
-        <w:t xml:space="preserve">The simplest form of neutral drift does not, however, account for the whole of the phase pattern. Once that model is required to fit the assemblages’ own diversity, it reproduces the tendency of nearby assemblages to resemble one another, and it reproduces their differentiation at the coarsest grain the data support, but it underpredicts how different the basin’s spatial clusters are once the basin is cut into three or more. No parameterization that reproduces the assemblages’ diversity reproduces that finer differentiation at the median. Restricted copying across spatial groups, as modeled here, accounts for only part of the difference. That difference is not group structure. The partition-free field model finds almost none of the site-specific variation that bounded groups would leave, so the differentiation calibrated drift underpredicts is spread continuously across space rather than gathered into units. The record is more spatially structured than distance-decay copying produces, not more clustered.</w:t>
+        <w:t xml:space="preserve">The simplest form of neutral drift does not, however, account for the whole of the phase pattern. Once that model is required to fit the assemblages’ own diversity, it reproduces the tendency of nearby assemblages to resemble one another, and it reproduces their differentiation at the grain of the phases themselves, two to four clusters, but it underpredicts how different the basin’s spatial clusters are once the basin is cut into five or more. No parameterization that reproduces the assemblages’ diversity reproduces that finer differentiation at the median. Restricted copying across spatial groups, as modeled here, accounts for only part of the difference. That difference is not group structure. The partition-free field model finds almost none of the site-specific variation that bounded groups would leave, so the differentiation calibrated drift underpredicts is spread continuously across space rather than gathered into units. The record is more spatially structured than distance-decay copying produces, not more clustered. The phases sit above that structure, at a grain where drift accounts for everything they capture: they are lines drawn across a gradient, not the edges of groups.</w:t>
       </w:r>
     </w:p>
     <w:p>

--- a/docs/manuscript/MAIN_TEXT.docx
+++ b/docs/manuscript/MAIN_TEXT.docx
@@ -37,7 +37,7 @@
         <w:pStyle w:val="FirstParagraph"/>
       </w:pPr>
       <w:r>
-        <w:t xml:space="preserve">Archaeologists group assemblages into phases and interpret them as bounded societies, assuming that assemblages more like their near than their distant neighbors record a social group. Neutral drift among neighbors can produce the same clustering with no boundary; a social group is marked by local interaction beyond what distance accounts for. We ask what produced the phase structure, using the St. Francis basin’s Late Mississippian phases as the case. Of four candidate signatures, only between-group variance can detect such closure here, and by it the basin shows none the record can resolve. A model imposing no groups attributes 99 percent of assemblage-level variation to geography. The published phases are recovered mostly from site locations, and their boundaries fall where composition changes slowly. Parkin, long read as a polity’s center, bridges several seriation orderings rather than anchoring one. At the grain the data select, calibrated drift spans the between-cluster differentiation; finer cuts exceed it by three- to fivefold, and wherever site location enters the sorting, drift’s pottery is sorted into the published phases as readily as the real pottery. What drift leaves sits in the smallest samples, not at Parkin, and a weak locality in where new styles originate reproduces it.</w:t>
+        <w:t xml:space="preserve">Archaeologists group assemblages into phases and interpret them as bounded societies, assuming that assemblages more like their near than their distant neighbors record a social group. Neutral drift among neighbors, however, can produce the same clustering with no boundary. In this case, a social group would be marked by local interaction beyond what distance accounts for. We ask what process produced the phase structure, using the St. Francis basin’s Late Mississippian phases as the case. Of four candidate signatures, only between-group variance can detect such closure here, and by it the basin shows none the record can resolve. A model imposing no groups attributes 99 percent of assemblage-level variation to geography. The published phases are recovered mostly from site locations, and their boundaries fall where composition changes slowly. Parkin, long read as a polity’s center, bridges several seriation orderings rather than anchoring one. A drift model tuned to the assemblages’ own diversity produces as much difference between neighboring clusters of sites as the record shows at the scale of the phases; only at finer scales does the record exceed it, by three- to fivefold. Once site location is part of the sorting, pottery made by drift alone falls into the published phases as readily as the real pottery. The small excess that remains lies in the most thinly sampled clusters, not at Parkin, and drift in which new styles arise locally reproduces it.</w:t>
       </w:r>
     </w:p>
     <w:p>

--- a/docs/manuscript/MAIN_TEXT.docx
+++ b/docs/manuscript/MAIN_TEXT.docx
@@ -37,7 +37,7 @@
         <w:pStyle w:val="FirstParagraph"/>
       </w:pPr>
       <w:r>
-        <w:t xml:space="preserve">Archaeologists group assemblages into phases and interpret them as bounded societies, assuming that assemblages more like their near than their distant neighbors record a social group. Neutral drift among neighbors, however, can produce the same clustering with no boundary. In this case, a social group would be marked by local interaction beyond what distance accounts for. We ask what process produced the phase structure, using the St. Francis basin’s Late Mississippian phases as the case. Of four candidate signatures, only between-group variance can detect such closure here, and by it the basin shows none the record can resolve. A model imposing no groups attributes 99 percent of assemblage-level variation to geography. The published phases are recovered mostly from site locations, and their boundaries fall where composition changes slowly. Parkin, long read as a polity’s center, bridges several seriation orderings rather than anchoring one. A drift model tuned to the assemblages’ own diversity produces as much difference between neighboring clusters of sites as the record shows at the scale of the phases; only at finer scales does the record exceed it, by three- to fivefold. Once site location is part of the sorting, pottery made by drift alone falls into the published phases as readily as the real pottery. The small excess that remains lies in the most thinly sampled clusters, not at Parkin, and drift in which new styles arise locally reproduces it.</w:t>
+        <w:t xml:space="preserve">Archaeologists group assemblages into phases and read them as bounded societies, assuming that assemblages more like near than distant neighbors record a social group. Neutral drift among neighbors, however, can produce the same clustering with no boundary. A social group would then be marked by interaction beyond what distance accounts for. We ask what produced the phase structure of the St. Francis basin’s Late Mississippian phases. Of four candidate signatures, only between-group variance can detect such closure here, and it shows none the record can resolve. A model with no groups attributes 99 percent of assemblage-level variation to geography. The published phases are recovered mostly from site locations, and their boundaries fall where composition changes slowly. Parkin, long read as a polity’s center, bridges several seriation orderings rather than anchoring one. Drift tuned to the assemblages’ own diversity produces as much difference between neighboring clusters as the record shows at the scale of the phases; only finer cuts exceed it, three- to fivefold. Sorted with site location, pottery made by drift alone falls into the published phases as readily as real pottery. What remains lies in the thinnest samples, not at Parkin, and drift with locally arising styles reproduces it.</w:t>
       </w:r>
     </w:p>
     <w:p>

--- a/docs/manuscript/MAIN_TEXT.docx
+++ b/docs/manuscript/MAIN_TEXT.docx
@@ -205,7 +205,7 @@
           <wp:inline>
             <wp:extent cx="4114800" cy="8037789"/>
             <wp:effectExtent b="0" l="0" r="0" t="0"/>
-            <wp:docPr descr="Figure 1. Decorated-ceramic assemblages of the lower Mississippi Valley and the culture-historical phase scheme this paper tests. The seven Late Mississippian phases (Parkin, Nodena, Jones Bayou, Tipton, Kent, Walls, and Parchman) are shown as territories. Each territory is built by assigning every point on the map to its nearest assemblage and then merging those areas according to the phase Mainfort (1996b) assigns each assemblage, with a gap drawn between adjacent territories for legibility. Territories are drawn over the HydroRIVERS river network (Lehner and Grill 2013), with line width scaled by flow order. Markers show each assemblage’s phase, and Parkin is starred. The bounded territories illustrate the premise under test, that each hosted a distinct, internally interacting society. The mapped assemblages fall in Arkansas, Tennessee, and Mississippi; Missouri lies just north of the frame. Inset: location in North America." title="" id="112" name="Picture"/>
+            <wp:docPr descr="Figure 1. Decorated-ceramic assemblages of the lower Mississippi Valley and the culture-historical phase scheme this paper tests. Five of the seven Late Mississippian phases (Parkin, Nodena, Kent, Walls, and Parchman) are drawn as territories; Jones Bayou and Tipton, in western Tennessee, have no assemblage with decorated counts in this study’s matrix and appear only in the legend. Assemblages without a phase assignment are not drawn. Each territory is built by assigning every point on the map to its nearest assemblage and then merging those areas according to the phase Mainfort (1996b) assigns each assemblage, with a gap drawn between adjacent territories for legibility. Territories are drawn over the HydroRIVERS river network (Lehner and Grill 2013), with line width scaled by flow order. Markers show each assemblage’s phase, and Parkin is starred. The bounded territories illustrate the premise under test, that each hosted a distinct, internally interacting society. The mapped assemblages fall in Arkansas, Tennessee, and Mississippi; Missouri lies just north of the frame. Inset: location in North America." title="" id="112" name="Picture"/>
             <a:graphic>
               <a:graphicData uri="http://schemas.openxmlformats.org/drawingml/2006/picture">
                 <pic:pic>
@@ -258,7 +258,7 @@
         <w:t xml:space="preserve"> </w:t>
       </w:r>
       <w:r>
-        <w:t xml:space="preserve">Decorated-ceramic assemblages of the lower Mississippi Valley and the culture-historical phase scheme this paper tests. The seven Late Mississippian phases (Parkin, Nodena, Jones Bayou, Tipton, Kent, Walls, and Parchman) are shown as territories. Each territory is built by assigning every point on the map to its nearest assemblage and then merging those areas according to the phase Mainfort</w:t>
+        <w:t xml:space="preserve">Decorated-ceramic assemblages of the lower Mississippi Valley and the culture-historical phase scheme this paper tests. Five of the seven Late Mississippian phases (Parkin, Nodena, Kent, Walls, and Parchman) are drawn as territories; Jones Bayou and Tipton, in western Tennessee, have no assemblage with decorated counts in this study’s matrix and appear only in the legend. Assemblages without a phase assignment are not drawn. Each territory is built by assigning every point on the map to its nearest assemblage and then merging those areas according to the phase Mainfort</w:t>
       </w:r>
       <w:r>
         <w:t xml:space="preserve"> </w:t>
@@ -1474,9 +1474,9 @@
       <w:r>
         <w:drawing>
           <wp:inline>
-            <wp:extent cx="5334000" cy="4821752"/>
+            <wp:extent cx="5334000" cy="4683019"/>
             <wp:effectExtent b="0" l="0" r="0" t="0"/>
-            <wp:docPr descr="Figure 2. The four measures on idealized data. Trajectories of the four measures along the sequence under each of four simulated processes, using large, clean synthetic assemblages. Only a bounded interaction group drives all four together (starred). Across 500 random seeds the bounded-group case was identified in 493 (95 percent interval 0.97 to 0.99), and none of the three other processes was identified at all (95 percent upper bound 0.007). Inset: the mean absolute correlation among the four measures, about 0.88 under closure and about 0.2 under the other processes, so their joint movement is informative rather than redundant." title="" id="120" name="Picture"/>
+            <wp:docPr descr="Figure 2. The four measures on idealized data. Trajectories of the four measures along the sequence under each of four simulated processes, using large, clean synthetic assemblages. Only a bounded interaction group drives all four together (starred). Across 500 random seeds the bounded-group case was identified in 493 (95 percent interval 0.97 to 0.99), and none of the three other processes was identified at all (95 percent upper bound 0.007). Right panel: the mean absolute correlation among the four measures, about 0.88 under closure and 0.18 to 0.28 under the other processes, so their joint movement is informative rather than redundant." title="" id="120" name="Picture"/>
             <a:graphic>
               <a:graphicData uri="http://schemas.openxmlformats.org/drawingml/2006/picture">
                 <pic:pic>
@@ -1495,7 +1495,7 @@
                   <pic:spPr bwMode="auto">
                     <a:xfrm>
                       <a:off x="0" y="0"/>
-                      <a:ext cx="5334000" cy="4821752"/>
+                      <a:ext cx="5334000" cy="4683019"/>
                     </a:xfrm>
                     <a:prstGeom prst="rect">
                       <a:avLst/>
@@ -1529,7 +1529,7 @@
         <w:t xml:space="preserve"> </w:t>
       </w:r>
       <w:r>
-        <w:t xml:space="preserve">The four measures on idealized data. Trajectories of the four measures along the sequence under each of four simulated processes, using large, clean synthetic assemblages. Only a bounded interaction group drives all four together (starred). Across 500 random seeds the bounded-group case was identified in 493 (95 percent interval 0.97 to 0.99), and none of the three other processes was identified at all (95 percent upper bound 0.007). Inset: the mean absolute correlation among the four measures, about 0.88 under closure and about 0.2 under the other processes, so their joint movement is informative rather than redundant.</w:t>
+        <w:t xml:space="preserve">The four measures on idealized data. Trajectories of the four measures along the sequence under each of four simulated processes, using large, clean synthetic assemblages. Only a bounded interaction group drives all four together (starred). Across 500 random seeds the bounded-group case was identified in 493 (95 percent interval 0.97 to 0.99), and none of the three other processes was identified at all (95 percent upper bound 0.007). Right panel: the mean absolute correlation among the four measures, about 0.88 under closure and 0.18 to 0.28 under the other processes, so their joint movement is informative rather than redundant.</w:t>
       </w:r>
     </w:p>
     <w:p>
@@ -1558,7 +1558,7 @@
           <wp:inline>
             <wp:extent cx="5334000" cy="4404980"/>
             <wp:effectExtent b="0" l="0" r="0" t="0"/>
-            <wp:docPr descr="Figure 3. What the test distinguishes, shown with synthetic assemblages matched to the record. Top: the basin assemblages in a two-dimensional map of decorated dissimilarity, in which more similar assemblages sit closer together (points colored by the two spatial clusters that best fit the site layout), as they would appear if the Parkin phase were a bounded interaction group (left, sharp clusters), under copying that fades with distance (center, a continuous gradient), and as observed (right, a diffuse scatter that resembles the gradient). Bottom: the trend of cultural F_{ST} along the sequence recovered from synthetic assemblages as imposed closure rises from 0 (no groups) to 1 (strong groups). The dashed line is the observed trend, a rank correlation of -0.048, not an F_{ST} value; the band around it is the range of -0.80 to +0.40 that a single random subsample returns. The shaded vertical band is the 95 percent credible interval for the closure consistent with that observation (0.00 to 0.36, median 0.15)." title="" id="123" name="Picture"/>
+            <wp:docPr descr="Figure 3. What the test distinguishes, shown with synthetic assemblages matched to the record. Top: the basin assemblages in a two-dimensional map of decorated dissimilarity, in which more similar assemblages sit closer together (points colored by the two spatial clusters that best fit the site layout), as they would appear if the Parkin phase were a bounded interaction group (left, sharp clusters), under copying that fades with distance (center, a continuous gradient), and as observed (right, a diffuse scatter that resembles the gradient). Bottom: the trend of cultural F_{ST} along the sequence recovered from synthetic assemblages as imposed closure rises from 0 (no groups) to 1 (strong groups). The dashed line is the observed trend, a rank correlation of -0.048, not an F_{ST} value; the band around it is the range of -0.80 to +0.40 that a single random subsample returns. The shaded vertical band is the 95 percent credible interval for the closure consistent with that observation (0.00 to 0.37, median 0.15)." title="" id="123" name="Picture"/>
             <a:graphic>
               <a:graphicData uri="http://schemas.openxmlformats.org/drawingml/2006/picture">
                 <pic:pic>
@@ -1663,7 +1663,7 @@
         <w:t xml:space="preserve"> </w:t>
       </w:r>
       <w:r>
-        <w:t xml:space="preserve">value; the band around it is the range of -0.80 to +0.40 that a single random subsample returns. The shaded vertical band is the 95 percent credible interval for the closure consistent with that observation (0.00 to 0.36, median 0.15).</w:t>
+        <w:t xml:space="preserve">value; the band around it is the range of -0.80 to +0.40 that a single random subsample returns. The shaded vertical band is the 95 percent credible interval for the closure consistent with that observation (0.00 to 0.37, median 0.15).</w:t>
       </w:r>
     </w:p>
     <w:bookmarkEnd w:id="125"/>
@@ -1796,7 +1796,7 @@
         <w:t xml:space="preserve"> </w:t>
       </w:r>
       <w:r>
-        <w:t xml:space="preserve">assigns it to one of the basin’s phases, or when it falls inside the territory his assignments define. Two further rules apply. The Parchman phase is excluded on geography: its three assemblages lie across the Mississippi in Coahoma County, 30 to 46 km from the nearest other assemblage and 77 km from the centroid of the rest. An assemblage also needs at least 75 decorated sherds. We chose that number by measurement. Sampling alone creates apparent differences between two assemblages drawn from one and the same population of pots. Drawing pairs of samples from the basin’s pooled class profile, the spurious</w:t>
+        <w:t xml:space="preserve">assigns it to one of the basin’s phases, or when it falls inside the territory his assignments define. Two further rules apply. The Parchman phase is excluded on geography: its three assemblages lie across the Mississippi in Coahoma County, 30 to 46 km from the nearest other assemblage. An assemblage also needs at least 75 decorated sherds. We chose that number by measurement. Sampling alone creates apparent differences between two assemblages drawn from one and the same population of pots. Drawing pairs of samples from the basin’s pooled class profile, so that everything between them is sampling, the spurious</w:t>
       </w:r>
       <w:r>
         <w:t xml:space="preserve"> </w:t>
@@ -1822,7 +1822,7 @@
         <w:t xml:space="preserve"> </w:t>
       </w:r>
       <w:r>
-        <w:t xml:space="preserve">has a median of nearly half the observed between-cluster value at 25 sherds, a fifth at 50, a seventh at 75, and a ninth at 100, and its 95th percentile first falls below the observed value at 75 (Supplemental Text). Seventy-five is the smallest sample at which the sampling artifact stops dominating. Mainfort’s 800-sherd rule corresponds to about 100 decorated sherds, so ours is slightly more permissive.</w:t>
+        <w:t xml:space="preserve">has a median of about half the observed five-cluster value at 25 sherds, a quarter at 50, a seventh at 75, and a ninth at 100 (Supplemental Text). We measure against the five-cluster value because that is the scale at which the record departs from the copying model, and so the scale at which a sampling artifact could be mistaken for a real difference. At 75 sherds the artifact’s 95th percentile lies well below that value, whereas at 50 it roughly equals it; seventy-five is the smallest sample at which sampling alone could not produce the observed difference. Mainfort’s 800-sherd rule corresponds to about 100 decorated sherds, so ours is slightly more permissive.</w:t>
       </w:r>
     </w:p>
     <w:p>
@@ -1830,7 +1830,7 @@
         <w:pStyle w:val="BodyText"/>
       </w:pPr>
       <w:r>
-        <w:t xml:space="preserve">These rules leave 28 assemblages holding 14,101 decorated sherds (median 251 per assemblage, range 79 to 1,709) in three phases: Parkin with 11 assemblages, Kent with 8, and Walls with 9. Twenty-five carry Mainfort’s assignment and three the territory’s. Figure 1 shows seven phases, and the analysis tests three, for three reasons. Jones Bayou and Tipton, in western Tennessee, have decorated counts only in Mainfort’s table. Parchman is excluded on geography. Nodena’s three assemblages hold 47, 38, and 153 decorated sherds, so only one survives the minimum, and a phase of one assemblage has no internal variation to compare. The three phases tested are therefore the ones whose assemblages the survey and our own collections sampled well enough for a between-group measure to mean something. As drawn, they extend beyond the drainage that names them, and the farthest member lies 40.6 km from the St. Francis system.</w:t>
+        <w:t xml:space="preserve">These rules leave 28 assemblages holding 14,101 decorated sherds (median 251 per assemblage, range 79 to 1,709) in three phases: Parkin with 11 assemblages, Kent with 8, and Walls with 9. Twenty-five carry Mainfort’s assignment and three the territory’s. Figure 1 shows seven phases, and the analysis tests three, for three reasons. Jones Bayou and Tipton, in western Tennessee, have decorated counts only in Mainfort’s table. Parchman is excluded on geography. Nodena’s three assemblages hold 47, 38, and 153 decorated sherds, so only one survives the minimum, and a phase of one assemblage has no internal variation to compare. The three phases tested are therefore the ones whose assemblages the survey and our own collections sampled well enough for a between-group measure to mean something. As drawn, they extend beyond the drainage that names them, and the farthest member lies 40.5 km from the St. Francis system.</w:t>
       </w:r>
     </w:p>
     <w:p>
@@ -1939,7 +1939,7 @@
         <w:t xml:space="preserve">(Holland-Lulewicz and Ritchison 2021)</w:t>
       </w:r>
       <w:r>
-        <w:t xml:space="preserve">, so we order the assemblages by seriation instead. We use the first axis of a correspondence analysis of the decorated-class frequencies, which arranges assemblages by the similarity of their frequencies, as a relative chronological order, oriented so that higher positions are later (Figure 4)</w:t>
+        <w:t xml:space="preserve">, so we order the assemblages by seriation instead. We use the first axis of a correspondence analysis of the decorated-class frequencies, which arranges assemblages by the similarity of their frequencies, as a relative chronological order (Figure 4)</w:t>
       </w:r>
       <w:r>
         <w:t xml:space="preserve"> </w:t>
@@ -1948,7 +1948,7 @@
         <w:t xml:space="preserve">(Baxter 1994; Peeples and Schachner 2012; Smith and Neiman 2007)</w:t>
       </w:r>
       <w:r>
-        <w:t xml:space="preserve">. Across the five dated proveniences that match our assemblages, median calibrated age and seriation position correlate at Spearman +0.70 (27 dates pooled), and four of the five fall in calendar order. The axis is therefore an order, not a calendar, and no result below depends on its direction.</w:t>
+        <w:t xml:space="preserve">. Only four dated proveniences match our assemblages (26 dates pooled), and they cannot establish which end of the axis is later: using pooled calibrated medians, age and position correlate at Spearman 0.40 in magnitude, with Clay Hill out of order, and using one-sigma calibrated midpoints the correlation is zero. We therefore use the axis in its computed orientation, treat it as an order rather than a calendar, and report every result that depends on its direction both ways.</w:t>
       </w:r>
     </w:p>
     <w:p>
@@ -1960,7 +1960,7 @@
           <wp:inline>
             <wp:extent cx="5334000" cy="3639186"/>
             <wp:effectExtent b="0" l="0" r="0" t="0"/>
-            <wp:docPr descr="Figure 4. Correspondence-analysis seriation of the 28 decorated assemblages, plotted on the first two dimensions and colored by rank on the first, the relative chronological order (oriented by the five available radiocarbon dates so that higher rank is later). Parkin is starred. The assemblages form a continuum rather than discrete clusters, echoing Mainfort’s (2003) independent ordination." title="" id="128" name="Picture"/>
+            <wp:docPr descr="Figure 4. Correspondence-analysis seriation of the 28 decorated assemblages, plotted on the first two dimensions and colored by rank on the first, the relative chronological order (shown in its computed orientation, since the four radiocarbon-dated assemblages do not establish which end is later). Parkin is starred. The assemblages form a continuum rather than discrete clusters, echoing Mainfort’s (2003) independent ordination." title="" id="128" name="Picture"/>
             <a:graphic>
               <a:graphicData uri="http://schemas.openxmlformats.org/drawingml/2006/picture">
                 <pic:pic>
@@ -2013,7 +2013,7 @@
         <w:t xml:space="preserve"> </w:t>
       </w:r>
       <w:r>
-        <w:t xml:space="preserve">Correspondence-analysis seriation of the 28 decorated assemblages, plotted on the first two dimensions and colored by rank on the first, the relative chronological order (oriented by the five available radiocarbon dates so that higher rank is later). Parkin is starred. The assemblages form a continuum rather than discrete clusters, echoing Mainfort’s (2003) independent ordination.</w:t>
+        <w:t xml:space="preserve">Correspondence-analysis seriation of the 28 decorated assemblages, plotted on the first two dimensions and colored by rank on the first, the relative chronological order (shown in its computed orientation, since the four radiocarbon-dated assemblages do not establish which end is later). Parkin is starred. The assemblages form a continuum rather than discrete clusters, echoing Mainfort’s (2003) independent ordination.</w:t>
       </w:r>
     </w:p>
     <w:bookmarkEnd w:id="130"/>
@@ -2397,7 +2397,7 @@
         <w:pStyle w:val="FirstParagraph"/>
       </w:pPr>
       <w:r>
-        <w:t xml:space="preserve">Copying across space produces differences among assemblages whatever else is happening, so the first question is how much of the observed variation it accounts for. We answer it with the neutral copying model run on the real map and tuned to the real assemblages. Tuning the model is itself informative. A model that treats the ten classes as interchangeable matches the record’s diversity at only one of the 297 parameter combinations, at the corner of the grid where mixing is highest. The obstacle is the record’s shape: two classes hold nine tenths of all sherds, yet rare classes appear in most assemblages, and copying strong enough to produce that skew removes the rare classes. Letting new variants fall into each class in proportion to its regional share resolves the conflict. Fifty-six combinations then match on the six-run screen, and 49 still match when rerun fifty times (Supplemental Text, Figure S4).</w:t>
+        <w:t xml:space="preserve">Copying across space produces differences among assemblages whatever else is happening, so the first question is how much of the observed variation it accounts for. We answer it with the neutral copying model run on the real map and tuned to the real assemblages. Tuning the model is itself informative. A model that treats the ten classes as interchangeable matches the record’s diversity at only one of the 297 parameter combinations, at the corner of the grid where mixing is highest. The obstacle is the record’s shape: two classes hold 86 percent of all sherds, yet the average assemblage contains six of the ten classes, and copying strong enough to produce that skew removes the rare classes. Letting new variants fall into each class in proportion to its regional share resolves the conflict. Fifty-six combinations then match on the six-run screen, and 49 still match when rerun fifty times (Supplemental Text, Figure S4).</w:t>
       </w:r>
     </w:p>
     <w:p>
@@ -2431,7 +2431,7 @@
         <w:t xml:space="preserve"> </w:t>
       </w:r>
       <w:r>
-        <w:t xml:space="preserve">of 0.0062 lies inside the model’s 95 percent range of 0.0003 to 0.0153 (median 0.0026). Sixteen percent of simulated datasets reach the observed value when assemblages are sampled in seriation order, 16 percent in reverse order, and 22 percent when they are treated as contemporaneous. Across all 49 matched combinations, 20 include the observed value within their 95 percent range. The model also reproduces the fading of similarity with distance (observed correlation -0.21 against a simulated range of -0.29 to +0.08).</w:t>
+        <w:t xml:space="preserve">of 0.0062 lies inside the model’s 95 percent range of 0.0003 to 0.0153 (median 0.0026). Sixteen percent of simulated datasets reach the observed value when assemblages are sampled in seriation order, 16 percent in reverse order, and 22 percent when they are treated as contemporaneous. Across all 49 matched combinations, 19 include the observed value within their 95 percent range. The model also reproduces the fading of similarity with distance (observed correlation -0.21 against a simulated range of -0.29 to +0.08).</w:t>
       </w:r>
     </w:p>
     <w:p>
@@ -2439,7 +2439,7 @@
         <w:pStyle w:val="BodyText"/>
       </w:pPr>
       <w:r>
-        <w:t xml:space="preserve">A model with no groups also produces the clustered look of the record. When the simulated assemblages are sorted into communities by their similarity, the model returns a single community in 325 of 500 runs and two or more in the rest, so apparent communities arise a third of the time with no boundary anywhere. Where the model returns two or more, the difference between them ranges from 0.008 to 0.043, against an observed 0.039 that 1 percent of runs reach. The number of apparent communities therefore says little; how different they are is the stronger evidence.</w:t>
+        <w:t xml:space="preserve">A model with no groups also produces the clustered look of the record. When the simulated assemblages are sorted into communities by their similarity, the model returns a single community in 325 of 500 runs and two or more in the rest, so apparent communities arise a third of the time with no boundary anywhere. Where the model returns two or more, the difference between them ranges from 0.008 to 0.043, against an observed 0.039, which 1 of those 175 runs reaches. The number of apparent communities therefore says little; how different they are is the stronger evidence.</w:t>
       </w:r>
     </w:p>
     <w:p>
@@ -2473,7 +2473,7 @@
         <w:t xml:space="preserve"> </w:t>
       </w:r>
       <w:r>
-        <w:t xml:space="preserve">between 0.0020 and 0.0044, and 20 to 33 percent of the 30 runs at each setting reach the observed value, no more than the model without a boundary. A boundary in copying, the mechanism the phase-as-group hypothesis requires, adds almost nothing to what distance already produces. Part of the reason lies in the model: new variants arrive from a region-wide pool that no boundary interrupts, which mutes any boundary’s effect.</w:t>
+        <w:t xml:space="preserve">between 0.0020 and 0.0037, and 20 to 30 percent of the 30 runs at each setting reach the observed value, no more than the 23 to 33 percent reached with no boundary at all. A boundary in copying, the mechanism the phase-as-group hypothesis requires, adds almost nothing to what distance already produces. Part of the reason lies in the model: new variants arrive from a region-wide pool that no boundary interrupts, which mutes any boundary’s effect.</w:t>
       </w:r>
     </w:p>
     <w:p>
@@ -2481,7 +2481,7 @@
         <w:pStyle w:val="BodyText"/>
       </w:pPr>
       <w:r>
-        <w:t xml:space="preserve">The model with no clusters gives the same answer from a different direction. It assigns 99.6 percent of the variation in composition among assemblages to location (95 percent credible interval 0.973 to 1.000), leaving almost none of the site-specific character that bounded groups would produce. Without containing any groups, it also reproduces the observed between-cluster</w:t>
+        <w:t xml:space="preserve">The model with no clusters gives the same answer from a different direction. It assigns 99.6 percent of the variation in composition among assemblages to location (95 percent credible interval 0.972 to 1.000), leaving almost none of the site-specific character that bounded groups would produce. Without containing any groups, it also reproduces the observed between-cluster</w:t>
       </w:r>
       <w:r>
         <w:t xml:space="preserve"> </w:t>
@@ -2504,7 +2504,10 @@
         </m:sSub>
       </m:oMath>
       <w:r>
-        <w:t xml:space="preserve">, the fading of similarity with distance, and the spread of diversity among assemblages (Supplemental Text).</w:t>
+        <w:t xml:space="preserve"> </w:t>
+      </w:r>
+      <w:r>
+        <w:t xml:space="preserve">at three clusters, the fading of similarity with distance, and the spread of diversity among assemblages (Supplemental Text).</w:t>
       </w:r>
     </w:p>
     <w:bookmarkEnd w:id="137"/>
@@ -2594,7 +2597,7 @@
           <wp:inline>
             <wp:extent cx="5334000" cy="2692949"/>
             <wp:effectExtent b="0" l="0" r="0" t="0"/>
-            <wp:docPr descr="Figure 5. Which measures can detect a boundary on a record like this one. Left: each measure’s response (its rank-correlation trend along the sequence) to closure of known strength imposed on synthetic assemblages built to the real record’s 28 sample sizes, clusters, and sequence positions, subsampled to a common count. Only cultural F_{ST} tracks the imposed closure steadily. Right: the posterior over closure strength given the observed trend, with and without the record’s time-averaging. The median is 0.15 (interval 0.00 to 0.36) without time-averaging and 0.22 (0.00 to 0.56) with it, and the probability of closure of 0.5 or more is 0.000 and 0.083. The observed trend is a rank correlation of -0.048, averaged over 4,000 subsamples, against a draw-to-draw spread of -0.80 to +0.40." title="" id="139" name="Picture"/>
+            <wp:docPr descr="Figure 5. Which measures can detect a boundary on a record like this one. Left: each measure’s response (its rank-correlation trend along the sequence) to closure of known strength imposed on synthetic assemblages built to the real record’s 28 sample sizes, clusters, and sequence positions, subsampled to a common count. Only cultural F_{ST} tracks the imposed closure steadily. Right: the posterior over closure strength given the observed trend, with and without the record’s time-averaging. The median is 0.15 (interval 0.00 to 0.37) without time-averaging and 0.22 (0.00 to 0.57) with it, and the probability of closure of 0.5 or more is 0.001 and 0.088. The observed trend is a rank correlation of -0.048, averaged over 4,000 subsamples, against a draw-to-draw spread of -0.80 to +0.40." title="" id="139" name="Picture"/>
             <a:graphic>
               <a:graphicData uri="http://schemas.openxmlformats.org/drawingml/2006/picture">
                 <pic:pic>
@@ -2673,7 +2676,7 @@
         <w:t xml:space="preserve"> </w:t>
       </w:r>
       <w:r>
-        <w:t xml:space="preserve">tracks the imposed closure steadily. Right: the posterior over closure strength given the observed trend, with and without the record’s time-averaging. The median is 0.15 (interval 0.00 to 0.36) without time-averaging and 0.22 (0.00 to 0.56) with it, and the probability of closure of 0.5 or more is 0.000 and 0.083. The observed trend is a rank correlation of -0.048, averaged over 4,000 subsamples, against a draw-to-draw spread of -0.80 to +0.40.</w:t>
+        <w:t xml:space="preserve">tracks the imposed closure steadily. Right: the posterior over closure strength given the observed trend, with and without the record’s time-averaging. The median is 0.15 (interval 0.00 to 0.37) without time-averaging and 0.22 (0.00 to 0.57) with it, and the probability of closure of 0.5 or more is 0.001 and 0.088. The observed trend is a rank correlation of -0.048, averaged over 4,000 subsamples, against a draw-to-draw spread of -0.80 to +0.40.</w:t>
       </w:r>
     </w:p>
     <w:bookmarkEnd w:id="141"/>
@@ -2725,7 +2728,7 @@
         <w:pStyle w:val="BodyText"/>
       </w:pPr>
       <w:r>
-        <w:t xml:space="preserve">Read against the recovery experiment, a trend this small corresponds to closure with a posterior median of 0.15 and a 95 percent credible interval of 0.00 to 0.36, with no probability on closure of 0.5 or more. Once the record’s time-averaging is built into the simulations, the posterior widens to a median of 0.22 and an interval of 0.00 to 0.56, and 8 percent of it lies at 0.5 or above. The record is consistent with no closure and with weak closure. It shows no moderate or strong closure of the kind that would register as growing divergence.</w:t>
+        <w:t xml:space="preserve">Read against the recovery experiment, a trend this small corresponds to closure with a posterior median of 0.15 and a 95 percent credible interval of 0.00 to 0.37, with a probability of 0.001 on closure of 0.5 or more. Once the record’s time-averaging is built into the simulations, the posterior widens to a median of 0.22 and an interval of 0.00 to 0.57, and 9 percent of it lies at 0.5 or above. Reversing the order, in case its later end is the other one, barely changes this: the median becomes 0.17 (0.00 to 0.39), or 0.25 (0.00 to 0.60) with time-averaging. The record is consistent with no closure and with weak closure. It shows no moderate or strong closure of the kind that would register as growing divergence.</w:t>
       </w:r>
     </w:p>
     <w:p>
@@ -2737,7 +2740,7 @@
           <wp:inline>
             <wp:extent cx="5334000" cy="3952347"/>
             <wp:effectExtent b="0" l="0" r="0" t="0"/>
-            <wp:docPr descr="Figure 6. The four measures along the seriation sequence for the 28 basin assemblages in six periods, after subsampling every assemblage to a common count. Two periods hold assemblages from a single spatial cluster and so carry no between-cluster F_{ST}. Cultural F_{ST}, the one usable measure, shows no resolvable trend (rank correlation -0.048 averaged over 4,000 subsamples, against a draw-to-draw spread of -0.80 to +0.40; the raw -0.80 is a sample-size artifact). The other three measures cannot discriminate at this resolution (Figure 5) and are shown for completeness, averaged over 400 subsamples. Each panel is annotated with its rank correlation." title="" id="143" name="Picture"/>
+            <wp:docPr descr="Figure 6. The four measures along the seriation sequence for the 28 basin assemblages in six periods, after subsampling every assemblage to a common 50 sherds. Two periods hold assemblages from a single spatial cluster and so carry no between-cluster F_{ST}. Cultural F_{ST}, the one usable measure, shows no resolvable trend (rank correlation -0.048 averaged over 4,000 subsamples, against a draw-to-draw spread of -0.80 to +0.40; the raw -0.80 is a sample-size artifact). The other three measures cannot discriminate at this resolution (Figure 5) and are shown for completeness, averaged over 400 subsamples. Each panel is annotated with its rank correlation." title="" id="143" name="Picture"/>
             <a:graphic>
               <a:graphicData uri="http://schemas.openxmlformats.org/drawingml/2006/picture">
                 <pic:pic>
@@ -2790,7 +2793,7 @@
         <w:t xml:space="preserve"> </w:t>
       </w:r>
       <w:r>
-        <w:t xml:space="preserve">The four measures along the seriation sequence for the 28 basin assemblages in six periods, after subsampling every assemblage to a common count. Two periods hold assemblages from a single spatial cluster and so carry no between-cluster</w:t>
+        <w:t xml:space="preserve">The four measures along the seriation sequence for the 28 basin assemblages in six periods, after subsampling every assemblage to a common 50 sherds. Two periods hold assemblages from a single spatial cluster and so carry no between-cluster</w:t>
       </w:r>
       <w:r>
         <w:t xml:space="preserve"> </w:t>
@@ -2862,7 +2865,7 @@
         <w:t xml:space="preserve">(Kandler and Shennan 2013)</w:t>
       </w:r>
       <w:r>
-        <w:t xml:space="preserve">. Neiman’s distance between assemblages shows no trend toward divergence, and the most diverse assemblages are also the most central, as a single shared community produces (Figure S1)</w:t>
+        <w:t xml:space="preserve">. Neiman’s distance between assemblages shows no trend toward divergence, and within-assemblage diversity is weakly and negatively related to distance from the other assemblages (posterior median rank correlation -0.14, 95 percent credible interval -0.44 to +0.20), the direction a single shared community produces (Figure S1)</w:t>
       </w:r>
       <w:r>
         <w:t xml:space="preserve"> </w:t>
@@ -2871,33 +2874,7 @@
         <w:t xml:space="preserve">(Neiman 1995)</w:t>
       </w:r>
       <w:r>
-        <w:t xml:space="preserve">. We also varied the basin’s latitude cutoff, the number of periods, and the number of clusters over 27 combinations, using unsubsampled trends; in two combinations the three continuous measures all rise together, and in the other 25 they do not (Supplemental Text). Those raw trends carry the sample-size artifact described above, and the recovery experiment shows that only</w:t>
-      </w:r>
-      <w:r>
-        <w:t xml:space="preserve"> </w:t>
-      </w:r>
-      <m:oMath>
-        <m:sSub>
-          <m:e>
-            <m:r>
-              <m:t>F</m:t>
-            </m:r>
-          </m:e>
-          <m:sub>
-            <m:r>
-              <m:t>S</m:t>
-            </m:r>
-            <m:r>
-              <m:t>T</m:t>
-            </m:r>
-          </m:sub>
-        </m:sSub>
-      </m:oMath>
-      <w:r>
-        <w:t xml:space="preserve"> </w:t>
-      </w:r>
-      <w:r>
-        <w:t xml:space="preserve">among them can be read at all.</w:t>
+        <w:t xml:space="preserve">.</w:t>
       </w:r>
     </w:p>
     <w:bookmarkEnd w:id="145"/>
@@ -3385,7 +3362,7 @@
         <w:t xml:space="preserve"> </w:t>
       </w:r>
       <w:r>
-        <w:t xml:space="preserve">is 0.0059 against the observed 0.0062, and diversity stays matched as the reordered share rises to 0.3. This is still neutral copying. Nothing in it restricts who copies whom; it only lets new styles arise locally rather than at the same rates everywhere. Individual simulations under it are very widely spread, from 0.0004 to 0.16, so it is consistent with the record rather than demonstrated by it.</w:t>
+        <w:t xml:space="preserve">is 0.0059 against the observed 0.0062, and diversity stays matched as the reordered share rises to 0.3. This is still neutral copying. Nothing in it restricts who copies whom; it only lets new styles arise locally rather than at the same rates everywhere. Individual simulations under it are very widely spread, with a 95 percent range of 0.0004 to 0.16, so it is consistent with the record rather than demonstrated by it.</w:t>
       </w:r>
     </w:p>
     <w:p>
@@ -3643,7 +3620,7 @@
               <w:t xml:space="preserve"> </w:t>
             </w:r>
             <w:r>
-              <w:t xml:space="preserve">No resolvable trend (closure 0.15, 0.00 to 0.36); boundaries fall where pottery changes least; location alone recovers the phases</w:t>
+              <w:t xml:space="preserve">No resolvable trend (closure 0.15, 0.00 to 0.37); boundaries fall where pottery changes least; location alone recovers the phases</w:t>
             </w:r>
           </w:p>
         </w:tc>
@@ -3719,7 +3696,7 @@
               <w:t xml:space="preserve"> </w:t>
             </w:r>
             <w:r>
-              <w:t xml:space="preserve">Medians 0.0020 to 0.0044; the observed value is reached in 20 to 33 percent of runs, no more often than without a boundary</w:t>
+              <w:t xml:space="preserve">Medians 0.0020 to 0.0037; the observed value is reached in 20 to 30 percent of runs, no more often than without a boundary</w:t>
             </w:r>
           </w:p>
         </w:tc>
@@ -3984,7 +3961,7 @@
         <w:pStyle w:val="FirstParagraph"/>
       </w:pPr>
       <w:r>
-        <w:t xml:space="preserve">A phase read as a polity implies a center around which the pattern is organized. Parkin sits between seriation orderings rather than at the center of one. Deterministic seriation of the basin assemblages returns 34 maximal co-seriable groups at a continuity threshold of 0.1, none larger than four assemblages, and 18 of the 28 assemblages belong to more than one (Figure 7). Groups that had actually closed would give orderings that are incompatible and separate, whereas here most assemblages belong to several at once. That overlap is what a continuous field too varied to fit one ordering produces, not a set of bounded traditions. Parkin belongs to three groups and ranks tenth of 28 by membership, a bridge between orderings. Lipo, Madsen, and Dunnell</w:t>
+        <w:t xml:space="preserve">A phase read as a polity implies a center around which the pattern is organized. Parkin sits between seriation orderings rather than at the center of one. Deterministic seriation of the basin assemblages returns 34 maximal co-seriable groups at a continuity threshold of 0.1, none larger than four assemblages, and 18 of the 28 assemblages belong to more than one (Figure 7). Groups that had actually closed would give orderings that are incompatible and separate, whereas here most assemblages belong to several at once. That overlap is what a continuous field too varied to fit one ordering produces, not a set of bounded traditions. Parkin belongs to three groups, a bridge between orderings, though not the most connected one: Barton Ranch and Williamson each belong to six. Lipo, Madsen, and Dunnell</w:t>
       </w:r>
       <w:r>
         <w:t xml:space="preserve"> </w:t>
@@ -4006,9 +3983,9 @@
       <w:r>
         <w:drawing>
           <wp:inline>
-            <wp:extent cx="5334000" cy="3719607"/>
+            <wp:extent cx="5334000" cy="3603744"/>
             <wp:effectExtent b="0" l="0" r="0" t="0"/>
-            <wp:docPr descr="Figure 7. Deterministic seriation structure of the basin assemblages. Left: the distribution of co-seriable group sizes, a fragmented structure of 34 maximal groups with a maximum size of four. Right: the most connected assemblages ranked by the number of groups they belong to, with Parkin highlighted as a bridge (member of three groups, ranked tenth of 28) between orderings rather than at the center of one." title="" id="148" name="Picture"/>
+            <wp:docPr descr="Figure 7. Deterministic seriation structure of the basin assemblages. Left: the distribution of co-seriable group sizes, a fragmented structure of 34 maximal groups with a maximum size of four. Right: the most connected assemblages ranked by the number of groups they belong to, with Parkin highlighted as a bridge (member of three groups) between orderings rather than at the center of one." title="" id="148" name="Picture"/>
             <a:graphic>
               <a:graphicData uri="http://schemas.openxmlformats.org/drawingml/2006/picture">
                 <pic:pic>
@@ -4027,7 +4004,7 @@
                   <pic:spPr bwMode="auto">
                     <a:xfrm>
                       <a:off x="0" y="0"/>
-                      <a:ext cx="5334000" cy="3719607"/>
+                      <a:ext cx="5334000" cy="3603744"/>
                     </a:xfrm>
                     <a:prstGeom prst="rect">
                       <a:avLst/>
@@ -4061,7 +4038,7 @@
         <w:t xml:space="preserve"> </w:t>
       </w:r>
       <w:r>
-        <w:t xml:space="preserve">Deterministic seriation structure of the basin assemblages. Left: the distribution of co-seriable group sizes, a fragmented structure of 34 maximal groups with a maximum size of four. Right: the most connected assemblages ranked by the number of groups they belong to, with Parkin highlighted as a bridge (member of three groups, ranked tenth of 28) between orderings rather than at the center of one.</w:t>
+        <w:t xml:space="preserve">Deterministic seriation structure of the basin assemblages. Left: the distribution of co-seriable group sizes, a fragmented structure of 34 maximal groups with a maximum size of four. Right: the most connected assemblages ranked by the number of groups they belong to, with Parkin highlighted as a bridge (member of three groups) between orderings rather than at the center of one.</w:t>
       </w:r>
     </w:p>
     <w:p>
@@ -4374,9 +4351,9 @@
       <w:r>
         <w:drawing>
           <wp:inline>
-            <wp:extent cx="5296791" cy="2911400"/>
+            <wp:extent cx="5334000" cy="3028550"/>
             <wp:effectExtent b="0" l="0" r="0" t="0"/>
-            <wp:docPr descr="Figure 10. Composition as a continuous surface. (A) The local rate of change in the ten decorated-class proportions, computed on a 160 by 160 grid with a 15 km Gaussian bandwidth and masked where fewer than two assemblages support the estimate. Circles are assemblages. (B) The same surface with the published phase boundaries overlaid; the rate of change along them is lower than along the boundaries of any of 200 same-size divisions around randomly placed centers. (C) Observed cultural F_{ST} against cluster radius in kilometers, with the neutral copying model’s range behind it, from coarse to fine. The observed value rises from 0.0062 at an 18 km radius, inside the range, to 0.048 at 5 km, while the range’s upper edge rises from 0.016 to 0.028. Below a radius of about 10 km the clusters begin to isolate single assemblages, so the finest divisions should not be read as structure." title="" id="158" name="Picture"/>
+            <wp:docPr descr="Figure 10. Composition as a continuous surface. (A) The local rate of change in the ten decorated-class proportions, computed on a 220 by 220 grid with a 15 km Gaussian bandwidth and masked where fewer than two assemblages support the estimate. Circles are assemblages. (B) The same surface with the published phase boundaries overlaid; the rate of change along them is lower than along the boundaries of any of 200 same-size divisions around randomly placed centers. (C) Observed cultural F_{ST} against cluster radius in kilometers, with the neutral copying model’s range behind it, from coarse to fine. The observed value rises from 0.0062 at an 18 km radius, inside the range, to 0.048 at 5 km, while the range’s upper edge rises from 0.016 to 0.028. Below a radius of about 10 km the clusters begin to isolate single assemblages, so the finest divisions should not be read as structure." title="" id="158" name="Picture"/>
             <a:graphic>
               <a:graphicData uri="http://schemas.openxmlformats.org/drawingml/2006/picture">
                 <pic:pic>
@@ -4395,7 +4372,7 @@
                   <pic:spPr bwMode="auto">
                     <a:xfrm>
                       <a:off x="0" y="0"/>
-                      <a:ext cx="5296791" cy="2911400"/>
+                      <a:ext cx="5334000" cy="3028550"/>
                     </a:xfrm>
                     <a:prstGeom prst="rect">
                       <a:avLst/>
@@ -4429,7 +4406,7 @@
         <w:t xml:space="preserve"> </w:t>
       </w:r>
       <w:r>
-        <w:t xml:space="preserve">Composition as a continuous surface. (A) The local rate of change in the ten decorated-class proportions, computed on a 160 by 160 grid with a 15 km Gaussian bandwidth and masked where fewer than two assemblages support the estimate. Circles are assemblages. (B) The same surface with the published phase boundaries overlaid; the rate of change along them is lower than along the boundaries of any of 200 same-size divisions around randomly placed centers. (C) Observed cultural</w:t>
+        <w:t xml:space="preserve">Composition as a continuous surface. (A) The local rate of change in the ten decorated-class proportions, computed on a 220 by 220 grid with a 15 km Gaussian bandwidth and masked where fewer than two assemblages support the estimate. Circles are assemblages. (B) The same surface with the published phase boundaries overlaid; the rate of change along them is lower than along the boundaries of any of 200 same-size divisions around randomly placed centers. (C) Observed cultural</w:t>
       </w:r>
       <w:r>
         <w:t xml:space="preserve"> </w:t>
@@ -4463,7 +4440,7 @@
         <w:pStyle w:val="BodyText"/>
       </w:pPr>
       <w:r>
-        <w:t xml:space="preserve">The site map alone recovers the phases. Clustering the assemblages on their coordinates alone reproduces Mainfort’s assignments exactly, with an adjusted Rand index of 1.000 as the median over 40 starting configurations (Figure 11). Adding composition lowers the agreement at every weight: from a tenth of the coordinates’ weight up to equal weight the median is 0.607, and composition alone reaches 0.215. Divisions with the phases’ group sizes around random centers reach 0.566, which is what three groups of these sizes produce by chance. The three assemblages placed by territory rather than by Mainfort are left out of this score, since measuring a geographic rule against geography would build in the agreement. The pottery, when it enters, moves the answer away from the published phases rather than toward them. We report the chi-square transform of composition because it has no free parameter; 38 percent of the matrix cells are zero, and log-ratio transforms move the agreement at equal weight between 0.53 and 0.77 depending on how zeros are treated (Supplemental Text).</w:t>
+        <w:t xml:space="preserve">The site map alone recovers the phases. Clustering the assemblages on their coordinates alone reproduces Mainfort’s assignments exactly, with an adjusted Rand index of 1.000 as the median over 40 starting configurations (Figure 11). Adding composition lowers the agreement at every weight: from a tenth of the coordinates’ weight up to equal weight the median is 0.607, and composition alone reaches 0.215. Divisions with the phases’ group sizes around random centers reach 0.566, which is what three groups of these sizes produce by chance. The three assemblages placed by territory rather than by Mainfort are left out of this score, since measuring a geographic rule against geography would build in the agreement. The pottery, when it enters, moves the answer away from the published phases rather than toward them. We report the chi-square transform of composition because it has no free parameter; 38 percent of the matrix cells are zero, and log-ratio transforms move the agreement at half weight between 0.53 and 0.77 depending on how zeros are treated (Supplemental Text).</w:t>
       </w:r>
     </w:p>
     <w:p>
@@ -4473,7 +4450,7 @@
       <w:r>
         <w:drawing>
           <wp:inline>
-            <wp:extent cx="3269209" cy="2666745"/>
+            <wp:extent cx="3412944" cy="2730967"/>
             <wp:effectExtent b="0" l="0" r="0" t="0"/>
             <wp:docPr descr="Figure 11. What recovers the phases. Agreement with Mainfort’s phase assignments, measured by the adjusted Rand index over the 25 assemblages he assigned, as the median over 40 starting configurations, for clusterings on site coordinates and decorated-class composition as the weight on composition varies. Zero weight is the site map alone. Three transforms of composition are shown; the text quotes the chi-square transform, the only one with no free parameter. The dash-dotted line is the agreement reached by divisions with the phases’ group sizes around random centers. Agreement is complete with the site map alone and falls as composition enters." title="" id="161" name="Picture"/>
             <a:graphic>
@@ -4494,7 +4471,7 @@
                   <pic:spPr bwMode="auto">
                     <a:xfrm>
                       <a:off x="0" y="0"/>
-                      <a:ext cx="3269209" cy="2666745"/>
+                      <a:ext cx="3412944" cy="2730967"/>
                     </a:xfrm>
                     <a:prstGeom prst="rect">
                       <a:avLst/>
@@ -4536,7 +4513,7 @@
         <w:pStyle w:val="BodyText"/>
       </w:pPr>
       <w:r>
-        <w:t xml:space="preserve">Pottery made by copying with no groups sorts into the phases as readily as the real pottery. We ran the neutral copying model on the real site map 300 times, sampled its pottery at the real sherd counts, and clustered each simulated record exactly as we clustered the real one (Figure 12). Wherever site location enters the clustering, the simulated pottery matches the phases as well as the real pottery does, and usually better. With a quarter weight on composition, the real record’s agreement of 0.607 is at or below every one of the 300 simulated records (median 0.938); at equal weight it sits at the 53rd percentile (median 0.581). With pottery alone, where location cannot help, the real record agrees with the phases somewhat better than the simulations, 0.237 against a median of 0.031, a level that 3 percent of simulated records reach. That small margin is the same finer-scale difference described above, seen from another side.</w:t>
+        <w:t xml:space="preserve">Pottery made by copying with no groups sorts into the phases as readily as the real pottery. We ran the neutral copying model on the real site map 300 times, sampled its pottery at the real sherd counts, and clustered each simulated record the same way as the real one, taking the median over 10 starting configurations rather than 40 (Figure 12). Wherever site location enters the clustering, the simulated pottery matches the phases as well as the real pottery does, and usually better. With a quarter weight on composition, the real record’s agreement of 0.607 is at or below every one of the 300 simulated records (median 0.938); at equal weight it sits at the 53rd percentile (median 0.581). With pottery alone, where location cannot help, the real record agrees with the phases somewhat better than the simulations, 0.237 against a median of 0.031, a level that 3 percent of simulated records reach. That small margin is the same finer-scale difference described above, seen from another side.</w:t>
       </w:r>
     </w:p>
     <w:p>
@@ -4724,7 +4701,7 @@
         <w:t xml:space="preserve"> </w:t>
       </w:r>
       <w:r>
-        <w:t xml:space="preserve">Horseshoe Lake phase, which takes Beck, Belle Meade, Mound Place, and Young out of Walls, and he moved Hollywood and Commerce from Walls to Kent, Castile Landing from Kent to Parkin, and Carson Lake from Nodena to Walls. Nine of the 36 sites the two schemes share are assigned differently. A second scheme drawn through the same ground is a useful check. If phases were groups, both schemes should track the same boundaries. If they are what a spatial gradient looks like when sites are sorted, a scheme drawn by proximity and a scheme drawn from the pottery should behave differently.</w:t>
+        <w:t xml:space="preserve">Horseshoe Lake phase, which takes Beck, Belle Meade, Mound Place, and Young out of Walls, and he moved Hollywood and Commerce from Walls to Kent, Castile Landing from Kent to Parkin, and Carson Lake from Nodena to Walls. Nine sites are assigned differently in the two schemes. A second scheme drawn through the same ground is a useful check. If phases were groups, both schemes should track the same boundaries. If they are what a spatial gradient looks like when sites are sorted, a scheme drawn by proximity and a scheme drawn from the pottery should behave differently.</w:t>
       </w:r>
     </w:p>
     <w:p>
@@ -4766,7 +4743,7 @@
         <w:t xml:space="preserve"> </w:t>
       </w:r>
       <w:r>
-        <w:t xml:space="preserve">under his phases is 0.047, higher than all 1,000 same-size divisions around random centers and higher than 99 percent of compact divisions, and the compactness search never returns his division. Adding composition to the coordinates also raises the agreement with his scheme, to 0.60 at equal weight, whereas for the earlier scheme it only lowers it.</w:t>
+        <w:t xml:space="preserve">under his phases is 0.047, higher than all 1,000 same-size divisions around random centers and higher than 99 percent of compact divisions, and the compactness search never returns his division. Giving composition half the weight of the coordinates also raises the agreement with his scheme, to 0.60, above the map alone, whereas for the earlier scheme composition lowers the agreement at every weight.</w:t>
       </w:r>
     </w:p>
     <w:p>
@@ -4941,7 +4918,7 @@
         <w:t xml:space="preserve"> </w:t>
       </w:r>
       <w:r>
-        <w:t xml:space="preserve">while forming no groups. Nearness in an ordination is nearness on the ground, seen through the pottery. His own redrawn phases make the same point from the other side. Drawn after the ordination, they sit where the pottery differs and no longer form the tightest division of the map. Together the two schemes show one gradient read two ways, once by proximity and once by the pottery, with a boundary in neither. We therefore read a phase as a length scale on a continuous gradient, made visible by where settlement happened to cluster, rather than as a bounded unit. These data cannot say what that length is: sherd counts that differ 96-fold, unequal accumulation spans, and an order derived from the same frequencies together limit what any spatial measure can resolve here.</w:t>
+        <w:t xml:space="preserve">while forming no groups. Nearness in an ordination is nearness on the ground, seen through the pottery. His own redrawn phases make the same point from the other side. Drawn after the ordination, they sit where the pottery differs and no longer form the tightest division of the map. Together the two schemes show one gradient read two ways, once by proximity and once by the pottery, with a boundary in neither. We therefore read a phase as a length scale on a continuous gradient, made visible by where settlement happened to cluster, rather than as a bounded unit. These data cannot say what that length is: sherd counts that differ more than twentyfold, unequal accumulation spans, and an order derived from the same frequencies together limit what any spatial measure can resolve here.</w:t>
       </w:r>
     </w:p>
     <w:p>
@@ -5053,33 +5030,7 @@
         <w:t xml:space="preserve"> </w:t>
       </w:r>
       <w:r>
-        <w:t xml:space="preserve">can detect closure, and only closure expressed as growing divergence between spatial groups. Weaker closure, closure carried purely by conformity within groups, and closure along social divisions that do not follow geography would all escape detection (Supplemental Text). The second is chronology. Radiocarbon dates pool to five matched proveniences across a calibration plateau, so the sequence is an order rather than a calendar; because the</w:t>
-      </w:r>
-      <w:r>
-        <w:t xml:space="preserve"> </w:t>
-      </w:r>
-      <m:oMath>
-        <m:sSub>
-          <m:e>
-            <m:r>
-              <m:t>F</m:t>
-            </m:r>
-          </m:e>
-          <m:sub>
-            <m:r>
-              <m:t>S</m:t>
-            </m:r>
-            <m:r>
-              <m:t>T</m:t>
-            </m:r>
-          </m:sub>
-        </m:sSub>
-      </m:oMath>
-      <w:r>
-        <w:t xml:space="preserve"> </w:t>
-      </w:r>
-      <w:r>
-        <w:t xml:space="preserve">trend is unresolved, reversing the order changes nothing the record can show, and the settlement and exchange evidence does not depend on it. The third is time-averaging, which damps differences between assemblages</w:t>
+        <w:t xml:space="preserve">can detect closure, and only closure expressed as growing divergence between spatial groups. Weaker closure, closure carried purely by conformity within groups, and closure along social divisions that do not follow geography would all escape detection (Supplemental Text). The second is chronology. Radiocarbon dates pool to four matched proveniences across a calibration plateau, and cannot establish which end of the order is later; reversing the order changes the closure posterior only slightly, the copying-model comparison is reported both ways, and the settlement and exchange evidence does not depend on it. The third is time-averaging, which damps differences between assemblages</w:t>
       </w:r>
       <w:r>
         <w:t xml:space="preserve"> </w:t>
@@ -5106,7 +5057,7 @@
         <w:pStyle w:val="FirstParagraph"/>
       </w:pPr>
       <w:r>
-        <w:t xml:space="preserve">The method rests on two requirements that apply beyond this case. Before a similarity pattern is read as social, the record must be shown able to detect a social boundary, which the recovery experiment establishes and which here leaves one usable measure out of four. Before a model of copying with no groups is credited with reproducing a record, it must be shown to fit that record’s own diversity. The second requirement changed our own results. An earlier, uncalibrated version of the comparison ran at nearly twice the observed diversity, which widened its ranges and made it look as if copying across distance explained everything; the calibrated model is narrower and more informative. A model run at the wrong diversity is easily credited with structure it cannot produce, just as a localized neutral process is easily mistaken for biased copying when diversity is taken at face value</w:t>
+        <w:t xml:space="preserve">The method rests on two requirements that apply beyond this case. Before a similarity pattern is read as social, the record must be shown able to detect a social boundary, which the recovery experiment establishes and which here leaves one usable measure out of four. Before a model of copying with no groups is credited with reproducing a record, it must be shown to fit that record’s own diversity. The second requirement changed our own results. An earlier, uncalibrated version of the comparison ran at a within-assemblage diversity well above the record’s, which widened its ranges and made it look as if copying across distance explained everything; the calibrated model is narrower and more informative. A model run at the wrong diversity is easily credited with structure it cannot produce, just as a localized neutral process is easily mistaken for biased copying when diversity is taken at face value</w:t>
       </w:r>
       <w:r>
         <w:t xml:space="preserve"> </w:t>
@@ -5115,7 +5066,7 @@
         <w:t xml:space="preserve">(Barton 1996; Premo 2016; Premo and Scholnick 2011; Schneider et al. 2016)</w:t>
       </w:r>
       <w:r>
-        <w:t xml:space="preserve">. Two tests in the time domain, a frequency-dependent copying model fitted to the whole sequence with time-averaging built in (transmission bias interval -0.035 to +0.039, including zero) and a comparison of evolutionary modes that favors unbiased drift, find no transition the other analyses missed</w:t>
+        <w:t xml:space="preserve">. Two tests in the time domain, a frequency-dependent copying model fitted to the whole sequence with time-averaging built in (transmission bias interval -0.035 to +0.039, including zero) and a comparison of evolutionary modes that is consistent with an unbiased random walk and excludes neither directional change nor mean reversion, find no transition the other analyses missed</w:t>
       </w:r>
       <w:r>
         <w:t xml:space="preserve"> </w:t>

--- a/docs/manuscript/MAIN_TEXT.docx
+++ b/docs/manuscript/MAIN_TEXT.docx
@@ -2,7 +2,7 @@
 <file path=word/document.xml><?xml version="1.0" encoding="utf-8"?>
 <w:document xmlns:w="http://schemas.openxmlformats.org/wordprocessingml/2006/main" xmlns:m="http://schemas.openxmlformats.org/officeDocument/2006/math" xmlns:r="http://schemas.openxmlformats.org/officeDocument/2006/relationships" xmlns:o="urn:schemas-microsoft-com:office:office" xmlns:v="urn:schemas-microsoft-com:vml" xmlns:w10="urn:schemas-microsoft-com:office:word" xmlns:a="http://schemas.openxmlformats.org/drawingml/2006/main" xmlns:pic="http://schemas.openxmlformats.org/drawingml/2006/picture" xmlns:wp="http://schemas.openxmlformats.org/drawingml/2006/wordprocessingDrawing">
   <w:body>
-    <w:bookmarkStart w:id="340" w:name="X8bf6248c9f3f97f4894a761f3e01800d2c2c84f"/>
+    <w:bookmarkStart w:id="334" w:name="X8bf6248c9f3f97f4894a761f3e01800d2c2c84f"/>
     <w:p>
       <w:pPr>
         <w:pStyle w:val="Heading1"/>
@@ -175,22 +175,22 @@
         <w:t xml:space="preserve"> </w:t>
       </w:r>
       <w:r>
-        <w:t xml:space="preserve">phases. The Parkin phase stands out because it contains the Parkin site, the largest moated and palisaded town in the St. Francis basin of northeastern Arkansas. The chronicles of the Hernando de Soto expedition identify it as Casqui, the seat of a paramount chief that the expedition met in 1541</w:t>
-      </w:r>
-      <w:r>
-        <w:t xml:space="preserve"> </w:t>
-      </w:r>
-      <w:r>
-        <w:t xml:space="preserve">(Hudson et al. 1990; Mitchem 2001; Phyllis A. Morse 1990)</w:t>
-      </w:r>
-      <w:r>
-        <w:t xml:space="preserve">. Because of its size, fortification, platform mound, and ethnohistoric identification, Parkin is routinely read as the center of a Mississippian polity, following the long-standing assumption that a dominant mound center marks the apex of a ranked society</w:t>
-      </w:r>
-      <w:r>
-        <w:t xml:space="preserve"> </w:t>
-      </w:r>
-      <w:r>
-        <w:t xml:space="preserve">(Peebles and Kus 1977)</w:t>
+        <w:t xml:space="preserve">phases. The Parkin phase stands out because it contains the Parkin site, the largest moated and palisaded town in the St. Francis basin of northeastern Arkansas. Reconstructions of the route of the Hernando de Soto expedition identify it as Casqui, the seat of a paramount chief the expedition met in 1541</w:t>
+      </w:r>
+      <w:r>
+        <w:t xml:space="preserve"> </w:t>
+      </w:r>
+      <w:r>
+        <w:t xml:space="preserve">(Hudson et al. 1990; Mitchem et al. 2017; Phyllis A. Morse 1990:125–129)</w:t>
+      </w:r>
+      <w:r>
+        <w:t xml:space="preserve">. Because of its size, fortification, platform mound, and ethnohistoric identification, Parkin is routinely read as the center of a Mississippian polity, following the long-standing expectation that a ranked society leaves a hierarchy of settlement types and sizes with its center at the top</w:t>
+      </w:r>
+      <w:r>
+        <w:t xml:space="preserve"> </w:t>
+      </w:r>
+      <w:r>
+        <w:t xml:space="preserve">(Peebles and Kus 1977:431)</w:t>
       </w:r>
       <w:r>
         <w:t xml:space="preserve">. That reading makes a specific claim: the Parkin phase was a bounded, hierarchically organized society with Parkin at its head.</w:t>
@@ -205,7 +205,7 @@
           <wp:inline>
             <wp:extent cx="4114800" cy="8037789"/>
             <wp:effectExtent b="0" l="0" r="0" t="0"/>
-            <wp:docPr descr="Figure 1. Decorated-ceramic assemblages of the lower Mississippi Valley and the culture-historical phase scheme this paper tests. Five of the seven Late Mississippian phases (Parkin, Nodena, Kent, Walls, and Parchman) are drawn as territories; Jones Bayou and Tipton, in western Tennessee, have no assemblage with decorated counts in this study’s matrix and appear only in the legend. Assemblages without a phase assignment are not drawn. Each territory is built by assigning every point on the map to its nearest assemblage and then merging those areas according to the phase Mainfort (1996b) assigns each assemblage, with a gap drawn between adjacent territories for legibility. Territories are drawn over the HydroRIVERS river network (Lehner and Grill 2013), with line width scaled by flow order. Markers show each assemblage’s phase, and Parkin is starred. The bounded territories illustrate the premise under test, that each hosted a distinct, internally interacting society. The mapped assemblages fall in Arkansas, Tennessee, and Mississippi; Missouri lies just north of the frame. Inset: location in North America." title="" id="112" name="Picture"/>
+            <wp:docPr descr="Figure 1. Decorated-ceramic assemblages of the lower Mississippi Valley and the culture-historical phase scheme this paper tests. Five of the seven Late Mississippian phases (Parkin, Nodena, Kent, Walls, and Parchman) are drawn as territories; Jones Bayou and Tipton, in western Tennessee, have no assemblage with decorated counts in this study’s matrix and appear only in the legend. Assemblages without a phase assignment are not drawn. Each territory is built by assigning every point on the map to its nearest assemblage and then merging those areas according to the phase Mainfort (1996) assigns each assemblage, with a gap drawn between adjacent territories for legibility. Territories are drawn over the HydroRIVERS river network (Lehner and Grill 2013), with line width scaled by flow order. Markers show each assemblage’s phase, and Parkin is starred. The bounded territories illustrate the premise under test, that each hosted a distinct, internally interacting society. The mapped assemblages fall in Arkansas, Tennessee, and Mississippi; Missouri lies just north of the frame. Inset: location in North America." title="" id="112" name="Picture"/>
             <a:graphic>
               <a:graphicData uri="http://schemas.openxmlformats.org/drawingml/2006/picture">
                 <pic:pic>
@@ -264,7 +264,7 @@
         <w:t xml:space="preserve"> </w:t>
       </w:r>
       <w:r>
-        <w:t xml:space="preserve">(1996b)</w:t>
+        <w:t xml:space="preserve">(1996)</w:t>
       </w:r>
       <w:r>
         <w:t xml:space="preserve"> </w:t>
@@ -305,13 +305,13 @@
         <w:t xml:space="preserve">(Hudson et al. 1990; Phyllis A. Morse 1990)</w:t>
       </w:r>
       <w:r>
-        <w:t xml:space="preserve">. Within the basin, settlement size is graded rather than organized around a single redistributive center, and the chert hoes whose control would mark an economic apex were produced across the region and moved down the line rather than through central redistribution</w:t>
-      </w:r>
-      <w:r>
-        <w:t xml:space="preserve"> </w:t>
-      </w:r>
-      <w:r>
-        <w:t xml:space="preserve">(Cobb 2000)</w:t>
+        <w:t xml:space="preserve">. Within the basin, settlement size is graded rather than stepped, with no single center set above the rest, and the Mill Creek chert hoes whose control would mark an economic apex were made by autonomous workshops at the source and moved largely down the line, with elites at consuming centers gaining at most privileged access</w:t>
+      </w:r>
+      <w:r>
+        <w:t xml:space="preserve"> </w:t>
+      </w:r>
+      <w:r>
+        <w:t xml:space="preserve">(Cobb 2000:75, 154, 198)</w:t>
       </w:r>
       <w:r>
         <w:t xml:space="preserve">.</w:t>
@@ -322,22 +322,34 @@
         <w:pStyle w:val="BodyText"/>
       </w:pPr>
       <w:r>
-        <w:t xml:space="preserve">The more revealing question is why the phases were taken for societies in the first place. A phase is a culture-history construct: a set of assemblages grouped together because their decorated-class frequencies seriate, meaning they can be placed in one sequence of gradually changing frequencies, and because the sites lie near one another</w:t>
-      </w:r>
-      <w:r>
-        <w:t xml:space="preserve"> </w:t>
-      </w:r>
-      <w:r>
-        <w:t xml:space="preserve">(Phillips et al. 1951)</w:t>
-      </w:r>
-      <w:r>
-        <w:t xml:space="preserve">. In the Phillips-Ford-Griffin framework the phase is the basic space-time-cultural unit, and its definition contains no social criterion</w:t>
-      </w:r>
-      <w:r>
-        <w:t xml:space="preserve"> </w:t>
-      </w:r>
-      <w:r>
-        <w:t xml:space="preserve">(Phillips and Willey 1953; Willey and Phillips 1958)</w:t>
+        <w:t xml:space="preserve">The more revealing question is why the phases were taken for societies in the first place. A phase is a culture-history construct: a set of assemblages grouped together because their decorated-class frequencies seriate, meaning they can be placed in one sequence of gradually changing frequencies, and because the sites lie near one another. In the Willey-Phillips framework the phase is</w:t>
+      </w:r>
+      <w:r>
+        <w:t xml:space="preserve"> </w:t>
+      </w:r>
+      <w:r>
+        <w:t xml:space="preserve">“the practicable and intelligible unit”</w:t>
+      </w:r>
+      <w:r>
+        <w:t xml:space="preserve"> </w:t>
+      </w:r>
+      <w:r>
+        <w:t xml:space="preserve">of archaeological study, defined by traits in space and time with no social criterion</w:t>
+      </w:r>
+      <w:r>
+        <w:t xml:space="preserve"> </w:t>
+      </w:r>
+      <w:r>
+        <w:t xml:space="preserve">(Phillips and Willey 1953; Willey and Phillips 1958:22)</w:t>
+      </w:r>
+      <w:r>
+        <w:t xml:space="preserve">, and the lower-valley phases tested here were formulated in that framework by Phillips</w:t>
+      </w:r>
+      <w:r>
+        <w:t xml:space="preserve"> </w:t>
+      </w:r>
+      <w:r>
+        <w:t xml:space="preserve">(1970)</w:t>
       </w:r>
       <w:r>
         <w:t xml:space="preserve">. In practice, however, researchers have treated phases as societies. Willey and Phillips</w:t>
@@ -346,40 +358,67 @@
         <w:t xml:space="preserve"> </w:t>
       </w:r>
       <w:r>
-        <w:t xml:space="preserve">(1958:48–49)</w:t>
-      </w:r>
-      <w:r>
-        <w:t xml:space="preserve"> </w:t>
-      </w:r>
-      <w:r>
-        <w:t xml:space="preserve">set out the reasoning that makes a phase a society, rejected it, and then treated phases as societies anyway. Williams</w:t>
-      </w:r>
-      <w:r>
-        <w:t xml:space="preserve"> </w:t>
-      </w:r>
-      <w:r>
-        <w:t xml:space="preserve">(1954)</w:t>
-      </w:r>
-      <w:r>
-        <w:t xml:space="preserve">, defining the southeast-Missouri phases on which the regional scheme rests, wrote that a phase</w:t>
-      </w:r>
-      <w:r>
-        <w:t xml:space="preserve"> </w:t>
-      </w:r>
-      <w:r>
-        <w:t xml:space="preserve">“probably”</w:t>
-      </w:r>
-      <w:r>
-        <w:t xml:space="preserve"> </w:t>
-      </w:r>
-      <w:r>
-        <w:t xml:space="preserve">equals a society. The premise underneath is rarely stated. It holds that assemblages more similar to one another than to their neighbors record a bounded group of people who interacted mainly with each other. Once such a group is paired with a dominant center, the phase becomes a polity, and the social unit has been assumed before any evidence for it has been weighed</w:t>
-      </w:r>
-      <w:r>
-        <w:t xml:space="preserve"> </w:t>
-      </w:r>
-      <w:r>
-        <w:t xml:space="preserve">(Lyman 2021)</w:t>
+        <w:t xml:space="preserve">(1958:48–50)</w:t>
+      </w:r>
+      <w:r>
+        <w:t xml:space="preserve"> </w:t>
+      </w:r>
+      <w:r>
+        <w:t xml:space="preserve">set out the reasoning that equates phase with society, conceded that</w:t>
+      </w:r>
+      <w:r>
+        <w:t xml:space="preserve"> </w:t>
+      </w:r>
+      <w:r>
+        <w:t xml:space="preserve">“in practice it does not work,”</w:t>
+      </w:r>
+      <w:r>
+        <w:t xml:space="preserve"> </w:t>
+      </w:r>
+      <w:r>
+        <w:t xml:space="preserve">and then proposed that archaeologists</w:t>
+      </w:r>
+      <w:r>
+        <w:t xml:space="preserve"> </w:t>
+      </w:r>
+      <w:r>
+        <w:t xml:space="preserve">“may act as if”</w:t>
+      </w:r>
+      <w:r>
+        <w:t xml:space="preserve"> </w:t>
+      </w:r>
+      <w:r>
+        <w:t xml:space="preserve">phases had social reality. Williams, defining the southeast-Missouri phases, wrote that</w:t>
+      </w:r>
+      <w:r>
+        <w:t xml:space="preserve"> </w:t>
+      </w:r>
+      <w:r>
+        <w:t xml:space="preserve">“in most cases, phase probably equals</w:t>
+      </w:r>
+      <w:r>
+        <w:t xml:space="preserve"> </w:t>
+      </w:r>
+      <w:r>
+        <w:t xml:space="preserve">‘society’</w:t>
+      </w:r>
+      <w:r>
+        <w:t xml:space="preserve">”</w:t>
+      </w:r>
+      <w:r>
+        <w:t xml:space="preserve"> </w:t>
+      </w:r>
+      <w:r>
+        <w:t xml:space="preserve">(Williams 1954:25; quoted in Fox 1998:33)</w:t>
+      </w:r>
+      <w:r>
+        <w:t xml:space="preserve">. The premise underneath is rarely stated. It holds that assemblages more similar to one another than to their neighbors record a bounded group of people who interacted mainly with each other. Once such a group is paired with a dominant center, the phase becomes a polity, and the social unit has been assumed before any evidence for it has been weighed</w:t>
+      </w:r>
+      <w:r>
+        <w:t xml:space="preserve"> </w:t>
+      </w:r>
+      <w:r>
+        <w:t xml:space="preserve">(Fox 1998)</w:t>
       </w:r>
       <w:r>
         <w:t xml:space="preserve">.</w:t>
@@ -564,7 +603,16 @@
         <w:pStyle w:val="FirstParagraph"/>
       </w:pPr>
       <w:r>
-        <w:t xml:space="preserve">We approach the phase from the standpoint of population thinking, which Dunnell</w:t>
+        <w:t xml:space="preserve">We approach the phase from the standpoint of population thinking</w:t>
+      </w:r>
+      <w:r>
+        <w:t xml:space="preserve"> </w:t>
+      </w:r>
+      <w:r>
+        <w:t xml:space="preserve">(Mayr 1959)</w:t>
+      </w:r>
+      <w:r>
+        <w:t xml:space="preserve">, which Dunnell</w:t>
       </w:r>
       <w:r>
         <w:t xml:space="preserve"> </w:t>
@@ -576,16 +624,7 @@
         <w:t xml:space="preserve"> </w:t>
       </w:r>
       <w:r>
-        <w:t xml:space="preserve">brought to archaeology from Mayr</w:t>
-      </w:r>
-      <w:r>
-        <w:t xml:space="preserve"> </w:t>
-      </w:r>
-      <w:r>
-        <w:t xml:space="preserve">(1959)</w:t>
-      </w:r>
-      <w:r>
-        <w:t xml:space="preserve">. Archaeologists often treat the past as made of bounded units, the phase, the polity, the society, each with members and edges, and read a cluster of similar assemblages as one such unit. That is typological thinking, in which the type is the real object and variation around it is noise. Population thinking reverses the priority. Variation is the reality, and the type is an abstraction from it. We accordingly treat the transmission of decoration as a continuous field of copying among potters with no built-in boundaries, in which interaction falls off with distance and is more local in some places than in others.</w:t>
+        <w:t xml:space="preserve">set against typological conceptions of change in archaeology. Archaeologists often treat the past as made of bounded units, the phase, the polity, the society, each with members and edges, and read a cluster of similar assemblages as one such unit. That is typological thinking, in which the type is the real object and variation around it is noise. Population thinking reverses the priority. Variation is the reality, and the type is an abstraction from it. We accordingly treat the transmission of decoration as a continuous field of copying among potters with no built-in boundaries, in which interaction falls off with distance and is more local in some places than in others.</w:t>
       </w:r>
     </w:p>
     <w:p>
@@ -686,13 +725,22 @@
         <w:t xml:space="preserve">(Madsen 2012; Premo 2014)</w:t>
       </w:r>
       <w:r>
-        <w:t xml:space="preserve">. Several processes can therefore produce the same population-level pattern, and where a discriminating signal survives at all it tends to lie in the rarest types</w:t>
-      </w:r>
-      <w:r>
-        <w:t xml:space="preserve"> </w:t>
-      </w:r>
-      <w:r>
-        <w:t xml:space="preserve">(Carrignon et al. 2019; Kandler et al. 2017; Mesoudi 2021; O’Dwyer and Kandler 2017)</w:t>
+        <w:t xml:space="preserve">. Several processes can therefore produce the same population-level pattern</w:t>
+      </w:r>
+      <w:r>
+        <w:t xml:space="preserve"> </w:t>
+      </w:r>
+      <w:r>
+        <w:t xml:space="preserve">(Carrignon et al. 2019; Kandler et al. 2017; Mesoudi 2021)</w:t>
+      </w:r>
+      <w:r>
+        <w:t xml:space="preserve">, and where a discriminating signal survives at all it tends to lie in the rarest types</w:t>
+      </w:r>
+      <w:r>
+        <w:t xml:space="preserve"> </w:t>
+      </w:r>
+      <w:r>
+        <w:t xml:space="preserve">(O’Dwyer and Kandler 2017)</w:t>
       </w:r>
       <w:r>
         <w:t xml:space="preserve">. For this reason we do not rely on any one statistic. We compare processes by simulating them on the real geography and asking which one reproduces the record.</w:t>
@@ -713,31 +761,49 @@
         <w:pStyle w:val="FirstParagraph"/>
       </w:pPr>
       <w:r>
-        <w:t xml:space="preserve">The late pre-contact lower valley supports two readings of the same record. The first holds that the region was moving toward greater political complexity. The Parkin phase (ca. 1400 to 1600 CE) is a dense cluster of fortified, moated St. Francis-type towns along the St. Francis and Tyronza rivers, and Parkin dominates it: a palisaded center of about 17 acres with a platform mound more than 6 m high, placed by the De Soto chronicles as the seat of Casqui</w:t>
-      </w:r>
-      <w:r>
-        <w:t xml:space="preserve"> </w:t>
-      </w:r>
-      <w:r>
-        <w:t xml:space="preserve">(Dye and Cox 1990; Mitchem 2001; Phyllis A. Morse 1990)</w:t>
-      </w:r>
-      <w:r>
-        <w:t xml:space="preserve">. On this reading, Parkin’s position on agriculturally poor soil implies that it drew tribute from surrounding villages, a hallmark of an emerging chiefly hierarchy that contact then cut short</w:t>
-      </w:r>
-      <w:r>
-        <w:t xml:space="preserve"> </w:t>
-      </w:r>
-      <w:r>
-        <w:t xml:space="preserve">(Morse and Morse 1996:17–18; Phyllis A. Morse 1990)</w:t>
-      </w:r>
-      <w:r>
-        <w:t xml:space="preserve">. The second reading holds that the lower valley was a stable arrangement of competing peer polities that never consolidated into a regional hierarchy</w:t>
-      </w:r>
-      <w:r>
-        <w:t xml:space="preserve"> </w:t>
-      </w:r>
-      <w:r>
-        <w:t xml:space="preserve">(Anderson 1996; Beck 2003; Blitz 1999; King and Freer 1995; Lulewicz 2019; Milner 1998; Rees 2001)</w:t>
+        <w:t xml:space="preserve">The late pre-contact lower valley supports two readings of the same record. The first holds that the region was moving toward greater political complexity. The Parkin phase (ca. AD 1400 to 1650) is a dense cluster of fortified, moated St. Francis-type towns along the St. Francis and Tyronza rivers, and Parkin dominates it: a palisaded center of about 17 acres with a platform mound more than 6 m high, identified by reconstructions of the De Soto route as the seat of Casqui</w:t>
+      </w:r>
+      <w:r>
+        <w:t xml:space="preserve"> </w:t>
+      </w:r>
+      <w:r>
+        <w:t xml:space="preserve">(Dye and Cox 1990; Mitchem et al. 2017; Morse and Morse 1996:17; Phyllis A. Morse 1990:118–129)</w:t>
+      </w:r>
+      <w:r>
+        <w:t xml:space="preserve">. On this reading, Parkin’s position on agriculturally poor soil implies that it drew tribute from surrounding villages, a hallmark of an emerging chiefly hierarchy</w:t>
+      </w:r>
+      <w:r>
+        <w:t xml:space="preserve"> </w:t>
+      </w:r>
+      <w:r>
+        <w:t xml:space="preserve">(Phyllis A. Morse 1990:123–124)</w:t>
+      </w:r>
+      <w:r>
+        <w:t xml:space="preserve">, part of a political florescence that contact then cut short</w:t>
+      </w:r>
+      <w:r>
+        <w:t xml:space="preserve"> </w:t>
+      </w:r>
+      <w:r>
+        <w:t xml:space="preserve">(Morse and Morse 1996:18)</w:t>
+      </w:r>
+      <w:r>
+        <w:t xml:space="preserve">. The second reading holds that polities in this part of the valley never achieved that kind of regional integration</w:t>
+      </w:r>
+      <w:r>
+        <w:t xml:space="preserve"> </w:t>
+      </w:r>
+      <w:r>
+        <w:t xml:space="preserve">(Rees 2001)</w:t>
+      </w:r>
+      <w:r>
+        <w:t xml:space="preserve">, consistent with models in which Mississippian polities were weakly consolidated, cycling, and short-lived</w:t>
+      </w:r>
+      <w:r>
+        <w:t xml:space="preserve"> </w:t>
+      </w:r>
+      <w:r>
+        <w:t xml:space="preserve">(Anderson 1996; Beck 2003; Blitz 1999; King and Freer 1995)</w:t>
       </w:r>
       <w:r>
         <w:t xml:space="preserve">. In the chronicles, Casqui and its neighbor Pacaha appear in open conflict, as peers would, although the same sources have also been read as ranking Casqui below Pacaha</w:t>
@@ -935,7 +1001,7 @@
         <w:pStyle w:val="BodyText"/>
       </w:pPr>
       <w:r>
-        <w:t xml:space="preserve">The fourth asks whether assemblages on the same side of a boundary are more alike than assemblages the same distance apart on opposite sides. Similarity normally fades smoothly with distance. A real social boundary adds a step to that fade, which we measure as a boundary excess, the loss of similarity across a boundary beyond what distance predicts. Copying on a finite network can itself produce a positive excess</w:t>
+        <w:t xml:space="preserve">The fourth asks whether assemblages on the same side of a boundary are more alike than assemblages the same distance apart on opposite sides. Similarity normally fades smoothly with distance. A real social boundary adds a step to that fade, which we measure as a boundary excess, the loss of similarity across a boundary beyond what distance predicts. Copying on a finite network can itself produce differentiation that mimics a boundary</w:t>
       </w:r>
       <w:r>
         <w:t xml:space="preserve"> </w:t>
@@ -944,7 +1010,7 @@
         <w:t xml:space="preserve">(Lipo et al. 2021)</w:t>
       </w:r>
       <w:r>
-        <w:t xml:space="preserve">.</w:t>
+        <w:t xml:space="preserve">, so the excess, too, has to be judged against a model.</w:t>
       </w:r>
     </w:p>
     <w:p>
@@ -1717,7 +1783,7 @@
         <w:t xml:space="preserve">(Dunnell 1978; Neiman 1995)</w:t>
       </w:r>
       <w:r>
-        <w:t xml:space="preserve">. Plain wares are everything without decoration, and their abundance tracks vessel function, paste, and the activities carried out at a site, none of which a copying model represents. Mississippi Plain and Bell Plain, which differ only in paste, make up 87 percent of the sherds in the one published table for the region that reports them</w:t>
+        <w:t xml:space="preserve">. Plain wares are everything without decoration, and their abundance tracks vessel function, paste, and the activities carried out at a site, none of which a copying model represents. Mississippi Plain and Bell Plain, which differ only in paste, make up 87 percent of the typed sherds in the one published table for the region that reports them</w:t>
       </w:r>
       <w:r>
         <w:t xml:space="preserve"> </w:t>
@@ -1755,7 +1821,19 @@
         <w:t xml:space="preserve"> </w:t>
       </w:r>
       <w:r>
-        <w:t xml:space="preserve">compiled a separate table of 39 sites, each with at least 800 sherds, drawn largely from the same survey files. His counts match the survey at 11 of the 21 sites the two tables share and exceed it at the other ten, which we infer reflects later collections he reports analyzing at the C. H. Nash Museum</w:t>
+        <w:t xml:space="preserve">compiled a separate table of 39 sites, each with at least 800 sherds, drawn largely from the same survey files. His counts match the survey at 11 of the 21 sites the two tables share and exceed it at the other ten, which reflects the additional sources he lists: reanalyzed C. H. Nash Museum collections for Beck, Belle Meade, and Walls, House’s</w:t>
+      </w:r>
+      <w:r>
+        <w:t xml:space="preserve"> </w:t>
+      </w:r>
+      <w:r>
+        <w:t xml:space="preserve">(1991)</w:t>
+      </w:r>
+      <w:r>
+        <w:t xml:space="preserve"> </w:t>
+      </w:r>
+      <w:r>
+        <w:t xml:space="preserve">counts for the Kent area, and later excavated material for Parkin</w:t>
       </w:r>
       <w:r>
         <w:t xml:space="preserve"> </w:t>
@@ -1790,7 +1868,7 @@
         <w:t xml:space="preserve"> </w:t>
       </w:r>
       <w:r>
-        <w:t xml:space="preserve">(1996b)</w:t>
+        <w:t xml:space="preserve">(1996)</w:t>
       </w:r>
       <w:r>
         <w:t xml:space="preserve"> </w:t>
@@ -1903,13 +1981,13 @@
         <w:t xml:space="preserve"> </w:t>
       </w:r>
       <w:r>
-        <w:t xml:space="preserve">compilation provides 108 radiocarbon determinations for this part of the valley, 40 from seven St. Francis basin Parkin-phase sites and 19 from Parkin itself</w:t>
-      </w:r>
-      <w:r>
-        <w:t xml:space="preserve"> </w:t>
-      </w:r>
-      <w:r>
-        <w:t xml:space="preserve">(House 1993; Mainfort 1996a; Sullivan et al. 2024)</w:t>
+        <w:t xml:space="preserve">compilation provides 108 radiocarbon determinations for this part of the valley, 40 of them from seven sites in and near the St. Francis basin and 19 from Parkin itself</w:t>
+      </w:r>
+      <w:r>
+        <w:t xml:space="preserve"> </w:t>
+      </w:r>
+      <w:r>
+        <w:t xml:space="preserve">(House 1993; Mainfort 1996)</w:t>
       </w:r>
       <w:r>
         <w:t xml:space="preserve">. Calibrated against IntCal20</w:t>
@@ -2087,16 +2165,31 @@
         <w:t xml:space="preserve"> </w:t>
       </w:r>
       <w:r>
-        <w:t xml:space="preserve">is computed on Gini-Simpson diversity across spatial clusters, weighted by assemblage size</w:t>
-      </w:r>
-      <w:r>
-        <w:t xml:space="preserve"> </w:t>
-      </w:r>
-      <w:r>
-        <w:t xml:space="preserve">(Bell et al. 2009)</w:t>
-      </w:r>
-      <w:r>
-        <w:t xml:space="preserve">. Similarity between assemblages uses the Brainerd-Robinson coefficient</w:t>
+        <w:t xml:space="preserve">is computed as a partition of Gini-Simpson diversity across spatial clusters, weighted by assemblage size, which is Nei’s</w:t>
+      </w:r>
+      <w:r>
+        <w:t xml:space="preserve"> </w:t>
+      </w:r>
+      <w:r>
+        <w:t xml:space="preserve">(1973)</w:t>
+      </w:r>
+      <w:r>
+        <w:t xml:space="preserve"> </w:t>
+      </w:r>
+      <w:r>
+        <w:t xml:space="preserve">diversity form of the index that Bell, Richerson, and McElreath</w:t>
+      </w:r>
+      <w:r>
+        <w:t xml:space="preserve"> </w:t>
+      </w:r>
+      <w:r>
+        <w:t xml:space="preserve">(2009)</w:t>
+      </w:r>
+      <w:r>
+        <w:t xml:space="preserve"> </w:t>
+      </w:r>
+      <w:r>
+        <w:t xml:space="preserve">apply to cultural variation. Similarity between assemblages uses the Brainerd-Robinson coefficient</w:t>
       </w:r>
       <w:r>
         <w:t xml:space="preserve"> </w:t>
@@ -2330,7 +2423,7 @@
         <w:t xml:space="preserve"> </w:t>
       </w:r>
       <w:r>
-        <w:t xml:space="preserve">under the phase assignments with 1,000 alternative divisions of the same assemblages into groups of the same sizes (8, 11, and 9), drawn either around randomly placed centers or to be as spatially compact as possible. Second, we clustered the assemblages using site coordinates and decorated-class composition together, varying how much weight composition carries, and measured agreement with Mainfort’s assignments with the adjusted Rand index, which is zero on average for unrelated divisions and one for identical ones. Third, we mapped the local rate at which composition changes across the basin and asked whether the phase boundaries fall where it changes fastest. Fourth, we ran the neutral copying model on the real map and clustered its simulated pottery exactly as we clustered the real pottery. Fifth, we asked whether the phase boundaries run through gaps in late-period settlement, using sites independent of the analyzed assemblages.</w:t>
+        <w:t xml:space="preserve">under the phase assignments with alternative divisions of the same assemblages into groups of the same sizes (8, 11, and 9), drawn either around randomly placed centers or to be as spatially compact as possible. We state the comparison as the posterior probability that the phase lines separate the pottery better than an alternative, drawing each assemblage’s class proportions from their posterior 2,000 times so that the uncertainty in the counts is carried through. Second, we clustered the assemblages using site coordinates and decorated-class composition together, varying how much weight composition carries, and measured agreement with Mainfort’s assignments with the adjusted Rand index, which is zero on average for unrelated divisions and one for identical ones. Third, we mapped the local rate at which composition changes across the basin and asked whether the phase boundaries fall where it changes fastest. Fourth, we ran the neutral copying model on the real map and clustered its simulated pottery exactly as we clustered the real pottery. Fifth, we asked whether the phase boundaries run through gaps in late-period settlement, using sites independent of the analyzed assemblages.</w:t>
       </w:r>
     </w:p>
     <w:bookmarkEnd w:id="134"/>
@@ -2348,16 +2441,19 @@
         <w:pStyle w:val="FirstParagraph"/>
       </w:pPr>
       <w:r>
-        <w:t xml:space="preserve">A polity should also leave traces outside the pottery. We examined the distribution of maximum mound height within the basin, the one attribute recorded the same way at every site, to ask whether a single center stands above the rest as a redistributive apex</w:t>
-      </w:r>
-      <w:r>
-        <w:t xml:space="preserve"> </w:t>
-      </w:r>
-      <w:r>
-        <w:t xml:space="preserve">(Peebles and Kus 1977)</w:t>
-      </w:r>
-      <w:r>
-        <w:t xml:space="preserve">. For exchange we drew on Cobb’s</w:t>
+        <w:t xml:space="preserve">A polity should also leave traces outside the pottery. We examined the distribution of maximum mound height within the basin, the one attribute recorded the same way at every site, to ask whether site sizes form the hierarchy of settlement types and sizes that Peebles and Kus</w:t>
+      </w:r>
+      <w:r>
+        <w:t xml:space="preserve"> </w:t>
+      </w:r>
+      <w:r>
+        <w:t xml:space="preserve">(1977:431)</w:t>
+      </w:r>
+      <w:r>
+        <w:t xml:space="preserve"> </w:t>
+      </w:r>
+      <w:r>
+        <w:t xml:space="preserve">take as a correlate of ranked society, with a single center set above the rest. For exchange we drew on Cobb’s</w:t>
       </w:r>
       <w:r>
         <w:t xml:space="preserve"> </w:t>
@@ -2369,7 +2465,7 @@
         <w:t xml:space="preserve"> </w:t>
       </w:r>
       <w:r>
-        <w:t xml:space="preserve">regional analysis of the production and distribution of Mill Creek and Dover chert hoes, goods whose control would mark economic centralization.</w:t>
+        <w:t xml:space="preserve">analysis of the production and distribution of Mill Creek chert hoes, goods whose control would mark economic centralization.</w:t>
       </w:r>
     </w:p>
     <w:bookmarkEnd w:id="135"/>
@@ -2447,7 +2543,7 @@
         <w:pStyle w:val="BodyText"/>
       </w:pPr>
       <w:r>
-        <w:t xml:space="preserve">Two measures fall outside what the model produces. Assemblages on the same side of the cluster boundary are more alike than assemblages the same distance apart across it, a boundary excess of +14.0 against a simulated range of -9.7 to +8.7. Adding a boundary to the model does not reproduce this either. Weakening every cross-boundary link to between half and three percent of its strength leaves the median</w:t>
+        <w:t xml:space="preserve">Scored on the published phases themselves rather than on spatial clusters, the model gives the same answer. The between-phase</w:t>
       </w:r>
       <w:r>
         <w:t xml:space="preserve"> </w:t>
@@ -2473,7 +2569,75 @@
         <w:t xml:space="preserve"> </w:t>
       </w:r>
       <w:r>
-        <w:t xml:space="preserve">between 0.0020 and 0.0037, and 20 to 30 percent of the 30 runs at each setting reach the observed value, no more than the 23 to 33 percent reached with no boundary at all. A boundary in copying, the mechanism the phase-as-group hypothesis requires, adds almost nothing to what distance already produces. Part of the reason lies in the model: new variants arrive from a region-wide pool that no boundary interrupts, which mutes any boundary’s effect.</w:t>
+        <w:t xml:space="preserve">of 0.0110 lies inside the range the model produces when its runs are divided along the phase lines, 0.0012 to 0.0164 (median 0.0049, 300 runs), so copying with no groups produces as much difference between the phases as the record shows.</w:t>
+      </w:r>
+    </w:p>
+    <w:p>
+      <w:pPr>
+        <w:pStyle w:val="BodyText"/>
+      </w:pPr>
+      <w:r>
+        <w:t xml:space="preserve">One measure falls outside what the model produces. Assemblages on the same side of a line are more alike than assemblages the same distance apart across it: the boundary excess is +14.0 at the two spatial clusters, against a simulated range of -9.7 to +8.7, and +10.7 at the phase lines, against -9.2 to +8.0. This excess does not single out the phase lines. With the uncertainty in the counts carried through, the excess at the phase lines (posterior median +9.9, 95 percent credible interval +5.1 to +14.8) is no larger than at divisions of the same sizes drawn around random centers (median +7.4) or made compact (median +5.3), and the probability that it is larger is 0.59 in both cases. Any division of this map shows it. The record’s similarity falls off over short distances more steeply than the model’s does, but the phase lines do not mark a step in it.</w:t>
+      </w:r>
+    </w:p>
+    <w:p>
+      <w:pPr>
+        <w:pStyle w:val="BodyText"/>
+      </w:pPr>
+      <w:r>
+        <w:t xml:space="preserve">A model of bounded groups does not account for the excess either, even with every advantage. We gave the phases both properties a bounded group would have, copying across phase lines weakened to between half and three percent of its strength and new variants drawn in each phase from a partly reordered version of the regional profile, crossed in 16 combinations of 300 runs each (Supplemental Text). Weakening copying at the phase lines changes the statistics little, because at the calibrated mixing rate copying between sites is already rare, and the data cannot tell a copying boundary from none: the posterior probability of a boundary is 0.68, against a prior of 0.75, and in test runs with a boundary built in it rises only to 0.75 to 0.79. What moves the between-phase</w:t>
+      </w:r>
+      <w:r>
+        <w:t xml:space="preserve"> </w:t>
+      </w:r>
+      <m:oMath>
+        <m:sSub>
+          <m:e>
+            <m:r>
+              <m:t>F</m:t>
+            </m:r>
+          </m:e>
+          <m:sub>
+            <m:r>
+              <m:t>S</m:t>
+            </m:r>
+            <m:r>
+              <m:t>T</m:t>
+            </m:r>
+          </m:sub>
+        </m:sSub>
+      </m:oMath>
+      <w:r>
+        <w:t xml:space="preserve"> </w:t>
+      </w:r>
+      <w:r>
+        <w:t xml:space="preserve">and the boundary excess is local innovation, with or without a copying boundary. Weakening copying across the two spatial clusters tells the same story, leaving the median</w:t>
+      </w:r>
+      <w:r>
+        <w:t xml:space="preserve"> </w:t>
+      </w:r>
+      <m:oMath>
+        <m:sSub>
+          <m:e>
+            <m:r>
+              <m:t>F</m:t>
+            </m:r>
+          </m:e>
+          <m:sub>
+            <m:r>
+              <m:t>S</m:t>
+            </m:r>
+            <m:r>
+              <m:t>T</m:t>
+            </m:r>
+          </m:sub>
+        </m:sSub>
+      </m:oMath>
+      <w:r>
+        <w:t xml:space="preserve"> </w:t>
+      </w:r>
+      <w:r>
+        <w:t xml:space="preserve">between 0.0020 and 0.0037 and the observed value reached in 20 to 30 percent of runs, against 23 to 33 percent with no boundary. Groups in the sense the phase concept requires, people who copied mainly one another, are therefore neither required nor excluded by the copying model. The case against the phases as groups rests on the other tests: where the lines fall, what they separate, and what could have drawn them.</w:t>
       </w:r>
     </w:p>
     <w:p>
@@ -3328,7 +3492,7 @@
         <w:pStyle w:val="BodyText"/>
       </w:pPr>
       <w:r>
-        <w:t xml:space="preserve">That finer-scale difference is not spread evenly, and it is not centered on Parkin. Dividing the basin into five clusters and comparing each cluster’s contribution with 300 simulations, the two most thinly sampled clusters, five Kent-phase assemblages around Kent Place holding 765 sherds and five around Walls holding 918, exceed the model 30-fold and 7-fold and together supply 63 percent of the observed statistic. The cluster containing Parkin and nine neighbors, the best sampled in the basin at 6,555 sherds, exceeds it 4-fold, and the two clusters along the Mississippi exceed it 2.3- and 2.2-fold. The simulated assemblages are drawn at the real sherd counts, so sampling alone does not produce this pattern, and it does not follow which source the counts came from (Supplemental Text). At these scales, though, the clusters approach the spacing of the assemblages themselves, a median of 4.3 km to the nearest neighbor, which is as fine as the record can resolve.</w:t>
+        <w:t xml:space="preserve">That finer-scale difference is not spread evenly, and it is not centered on Parkin. Dividing the basin into five clusters and comparing each cluster’s contribution with 300 simulations, the two most thinly sampled clusters, five Kent-phase assemblages around Kent Place holding 765 sherds and five around Walls holding 918, exceed the model 30-fold and 7-fold and together supply 63 percent of the observed statistic. The cluster containing Parkin and nine neighbors, the best sampled in the basin at 6,555 sherds, exceeds it 4-fold, and the two clusters along the Mississippi exceed it 2.3- and 2.2-fold. The excess is not a product of small samples. Redrawing every assemblage from the basin’s pooled profile at its own sherd count gives each cluster a contribution near zero (at most 0.0003). Carrying the uncertainty in the observed counts through leaves the Kent Place cluster 24 to 35 times above the model and the Walls cluster 5 to 8 times, and dropping any one of its assemblages leaves the Kent Place cluster 23 to 30 times above it, so no single collection carries the difference. It does not follow which source the counts came from either (Supplemental Text). At these scales, though, the clusters approach the spacing of the assemblages themselves, a median of 4.3 km to the nearest neighbor, which is as fine as the record can resolve.</w:t>
       </w:r>
     </w:p>
     <w:p>
@@ -3620,7 +3784,7 @@
               <w:t xml:space="preserve"> </w:t>
             </w:r>
             <w:r>
-              <w:t xml:space="preserve">No resolvable trend (closure 0.15, 0.00 to 0.37); boundaries fall where pottery changes least; location alone recovers the phases</w:t>
+              <w:t xml:space="preserve">No resolvable trend (closure 0.15, 0.00 to 0.37); boundaries fall where pottery changes least; the step in similarity at the phase lines is no larger than at arbitrary divisions; location alone recovers the phases</w:t>
             </w:r>
           </w:p>
         </w:tc>
@@ -3644,7 +3808,7 @@
               <w:pStyle w:val="Compact"/>
             </w:pPr>
             <w:r>
-              <w:t xml:space="preserve">Higher between-cluster</w:t>
+              <w:t xml:space="preserve">Higher between-group</w:t>
             </w:r>
             <w:r>
               <w:t xml:space="preserve"> </w:t>
@@ -3666,6 +3830,12 @@
                 </m:sub>
               </m:sSub>
             </m:oMath>
+            <w:r>
+              <w:t xml:space="preserve"> </w:t>
+            </w:r>
+            <w:r>
+              <w:t xml:space="preserve">and a step in similarity at the lines</w:t>
+            </w:r>
           </w:p>
         </w:tc>
         <w:tc>
@@ -3675,7 +3845,7 @@
               <w:pStyle w:val="Compact"/>
             </w:pPr>
             <w:r>
-              <w:t xml:space="preserve">Cross-boundary copying weakened to 0.5, 0.1, and 0.03 of its strength</w:t>
+              <w:t xml:space="preserve">Copying across phase lines weakened to 0.5, 0.1, and 0.03 of its strength, crossed with local innovation (16 combinations, 300 runs each); the same weakening across the spatial clusters</w:t>
             </w:r>
           </w:p>
         </w:tc>
@@ -3690,13 +3860,13 @@
                 <w:b/>
                 <w:bCs/>
               </w:rPr>
-              <w:t xml:space="preserve">Fails.</w:t>
+              <w:t xml:space="preserve">Not identifiable.</w:t>
             </w:r>
             <w:r>
               <w:t xml:space="preserve"> </w:t>
             </w:r>
             <w:r>
-              <w:t xml:space="preserve">Medians 0.0020 to 0.0037; the observed value is reached in 20 to 30 percent of runs, no more often than without a boundary</w:t>
+              <w:t xml:space="preserve">At the calibrated mixing rate a copying boundary changes the statistics little; its posterior is 0.68 against a prior of 0.75, and 0.75 to 0.79 when one is built in</w:t>
             </w:r>
           </w:p>
         </w:tc>
@@ -4055,22 +4225,13 @@
         <w:t xml:space="preserve">(Morse 1981, 1990)</w:t>
       </w:r>
       <w:r>
-        <w:t xml:space="preserve">. Its mound is the second tallest of the 55 basin sites with a recorded height, behind one at 23 ft, and the tallest exceeds the second by a ratio of only 1.08 (Figure 8). Parkin’s height comes from excavation reports, whereas the others come from a regional compilation without per-site sources, which we cannot correct. Mound heights form a graded series with a prominent center, not a separate administrative tier</w:t>
-      </w:r>
-      <w:r>
-        <w:t xml:space="preserve"> </w:t>
-      </w:r>
-      <w:r>
-        <w:t xml:space="preserve">(Hally 1993, 1996)</w:t>
-      </w:r>
-      <w:r>
-        <w:t xml:space="preserve">. The chert-hoe economy points the same way: hoes were produced across the region and passed down the line rather than through a central redistributor</w:t>
-      </w:r>
-      <w:r>
-        <w:t xml:space="preserve"> </w:t>
-      </w:r>
-      <w:r>
-        <w:t xml:space="preserve">(Cobb 2000)</w:t>
+        <w:t xml:space="preserve">. Its mound is the second tallest of the 55 basin sites with a recorded height, behind one at 23 ft, and the tallest exceeds the second by a ratio of only 1.08 (Figure 8). Parkin’s height comes from excavation reports, whereas the others come from a regional compilation without per-site sources, which we cannot correct. Mound heights form a graded series with a prominent center, not a separate administrative tier. The chert-hoe economy points the same way: Mill Creek hoes were made by autonomous workshops at the source and moved largely down the line, with elites at most gaining privileged access</w:t>
+      </w:r>
+      <w:r>
+        <w:t xml:space="preserve"> </w:t>
+      </w:r>
+      <w:r>
+        <w:t xml:space="preserve">(Cobb 2000:75, 154, 198)</w:t>
       </w:r>
       <w:r>
         <w:t xml:space="preserve">, although that evidence is regional rather than specific to the basin.</w:t>
@@ -4156,7 +4317,7 @@
         <w:pStyle w:val="FirstParagraph"/>
       </w:pPr>
       <w:r>
-        <w:t xml:space="preserve">If spatially structured drift explains the frequencies, the phases themselves should be what that structure looks like when sites are sorted by resemblance and proximity. If the phases were groups instead, their boundaries should be where the pottery changes. They are not. The between-group</w:t>
+        <w:t xml:space="preserve">If spatially structured drift explains the frequencies, the phases themselves should be what that structure looks like when sites are sorted by resemblance and proximity. If the phases were groups instead, their boundaries should be where the pottery changes. They are not. With the uncertainty in every assemblage’s counts carried through, the between-phase</w:t>
       </w:r>
       <w:r>
         <w:t xml:space="preserve"> </w:t>
@@ -4182,7 +4343,7 @@
         <w:t xml:space="preserve"> </w:t>
       </w:r>
       <w:r>
-        <w:t xml:space="preserve">under the phase assignments is 0.0110. Shuffling the phase labels among assemblages at random, which destroys geography, gives a lower value in 1,832 of 2,000 draws, so neighboring assemblages do resemble one another, as copying across distance produces on its own. Against 1,000 divisions of the same assemblages into groups of the same sizes around randomly placed centers, however, the phases sit at the 18th percentile (median 0.0154), and against 1,000 divisions drawn to be as compact as possible, at the 5th percentile (median 0.0171) (Figure 9B, C). Arbitrary lines separate the pottery better than the phase lines do.</w:t>
+        <w:t xml:space="preserve">has a posterior median of 0.0109 (95 percent credible interval 0.0091 to 0.0128). Divisions of the same assemblages into groups of the same sizes around randomly placed centers give a median of 0.0146, and divisions drawn to be as compact as possible give 0.0162. The posterior probability that the phase lines separate the pottery better than a division around random centers is 0.20, and better than a compact division 0.05 (Figure 9B, C). Arbitrary lines separate the pottery better than the phase lines do.</w:t>
       </w:r>
     </w:p>
     <w:p>
@@ -4689,7 +4850,7 @@
         <w:t xml:space="preserve"> </w:t>
       </w:r>
       <w:r>
-        <w:t xml:space="preserve">drew a different set of phase lines through much the same sites after ordinating their pottery. He adopted Smith’s</w:t>
+        <w:t xml:space="preserve">drew his phase lines through much the same sites after ordinating their pottery. He adopted Smith’s</w:t>
       </w:r>
       <w:r>
         <w:t xml:space="preserve"> </w:t>
@@ -4701,7 +4862,25 @@
         <w:t xml:space="preserve"> </w:t>
       </w:r>
       <w:r>
-        <w:t xml:space="preserve">Horseshoe Lake phase, which takes Beck, Belle Meade, Mound Place, and Young out of Walls, and he moved Hollywood and Commerce from Walls to Kent, Castile Landing from Kent to Parkin, and Carson Lake from Nodena to Walls. Nine sites are assigned differently in the two schemes. A second scheme drawn through the same ground is a useful check. If phases were groups, both schemes should track the same boundaries. If they are what a spatial gradient looks like when sites are sorted, a scheme drawn by proximity and a scheme drawn from the pottery should behave differently.</w:t>
+        <w:t xml:space="preserve">Horseshoe Lake phase, which gathers Beck, Belle Meade, Mound Place, and Young</w:t>
+      </w:r>
+      <w:r>
+        <w:t xml:space="preserve"> </w:t>
+      </w:r>
+      <w:r>
+        <w:t xml:space="preserve">(Mainfort 2003:177)</w:t>
+      </w:r>
+      <w:r>
+        <w:t xml:space="preserve">. Compared with the scheme of Figure 1, his table also places Hollywood and Commerce in Kent rather than Walls, Castile Landing in Parkin rather than Kent, and Carson Lake in Walls rather than Nodena, although his text treats Carson Lake as a Nodena site</w:t>
+      </w:r>
+      <w:r>
+        <w:t xml:space="preserve"> </w:t>
+      </w:r>
+      <w:r>
+        <w:t xml:space="preserve">(Mainfort 2003:176–181)</w:t>
+      </w:r>
+      <w:r>
+        <w:t xml:space="preserve">. Nine sites are assigned differently in the two schemes. A second scheme drawn through the same ground is a useful check. If phases were groups, both schemes should track the same boundaries. If they are what a spatial gradient looks like when sites are sorted, a scheme drawn by proximity and a scheme drawn from the pottery should behave differently.</w:t>
       </w:r>
     </w:p>
     <w:p>
@@ -4743,7 +4922,7 @@
         <w:t xml:space="preserve"> </w:t>
       </w:r>
       <w:r>
-        <w:t xml:space="preserve">under his phases is 0.047, higher than all 1,000 same-size divisions around random centers and higher than 99 percent of compact divisions, and the compactness search never returns his division. Giving composition half the weight of the coordinates also raises the agreement with his scheme, to 0.60, above the map alone, whereas for the earlier scheme composition lowers the agreement at every weight.</w:t>
+        <w:t xml:space="preserve">under his phases has a posterior median of 0.046 (95 percent credible interval 0.041 to 0.051), against 0.027 for same-size divisions around random centers and 0.028 for compact ones, and the posterior probability that his lines separate the pottery better than such a division is 0.99 and 1.00. The compactness search never returns his division. Giving composition half the weight of the coordinates also raises the agreement with his scheme, to 0.60, above the map alone, whereas for the earlier scheme composition lowers the agreement at every weight.</w:t>
       </w:r>
     </w:p>
     <w:p>
@@ -4852,7 +5031,7 @@
         <w:pStyle w:val="FirstParagraph"/>
       </w:pPr>
       <w:r>
-        <w:t xml:space="preserve">Spatially structured drift explains nearly all of the variation in the basin’s decorated-type frequencies. Neutral copying on the real map, tuned to the assemblages’ diversity, reproduces the differences among assemblages at the scales at which the phases were drawn, the fade of similarity with distance, and the phases themselves, and a model with no groups assigns 99.6 percent of the variation to location. Nothing in the frequencies grows over the sequence as closure would require. The variability that drift does not produce is small and lies at finer scales, from five clusters on, where clusters shrink toward the spacing of the assemblages themselves.</w:t>
+        <w:t xml:space="preserve">Spatially structured drift explains nearly all of the variation in the basin’s decorated-type frequencies. Neutral copying on the real map, tuned to the assemblages’ diversity, reproduces the differences among assemblages at the scales at which the phases were drawn, the difference between the phases themselves, the fade of similarity with distance, and the phase assignments, and a model with no groups assigns 99.6 percent of the variation to location. Nothing in the frequencies grows over the sequence as closure would require. The variability that drift does not produce is small and lies at finer scales, from five clusters on, where clusters shrink toward the spacing of the assemblages themselves.</w:t>
       </w:r>
     </w:p>
     <w:p>
@@ -4860,7 +5039,7 @@
         <w:pStyle w:val="BodyText"/>
       </w:pPr>
       <w:r>
-        <w:t xml:space="preserve">The remaining difference lies mostly in the two most thinly sampled clusters, not around Parkin, and it appears only where clusters shrink toward the spacing of the assemblages themselves. Restricted copying across boundaries does not produce it. Of the four simplifications we relaxed, only one reproduces it while keeping diversity matched: new styles arising somewhat locally rather than at the same rates across the whole basin. That account is still neutral copying, and it is itself geographic, since the local innovation profiles follow the same spatial clusters as everything else. It does not require a social frontier.</w:t>
+        <w:t xml:space="preserve">The remaining difference lies mostly in the two most thinly sampled clusters, not around Parkin, and it appears only where clusters shrink toward the spacing of the assemblages themselves. Restricted copying across boundaries, which these data cannot detect at the calibrated mixing rate, does not produce it either. Of the four simplifications we relaxed, only one reproduces it while keeping diversity matched: new styles arising somewhat locally rather than at the same rates across the whole basin. That account is still neutral copying, and it is itself geographic, since the local innovation profiles follow the same spatial clusters as everything else. It does not require a social frontier.</w:t>
       </w:r>
     </w:p>
     <w:p>
@@ -4947,7 +5126,19 @@
         <w:t xml:space="preserve"> </w:t>
       </w:r>
       <w:r>
-        <w:t xml:space="preserve">characterized the late Mississippian phases as local elaborations, ceramic drift, on a single shared pottery complex. The comparison here tests that characterization directly and finds it describes most of the record.</w:t>
+        <w:t xml:space="preserve">wrote of the southern phases, Walls, Horseshoe Lake, Kent, and Parchman among them, that</w:t>
+      </w:r>
+      <w:r>
+        <w:t xml:space="preserve"> </w:t>
+      </w:r>
+      <w:r>
+        <w:t xml:space="preserve">“the distinctions that one tries so desperately to make between the phases involved are little more than comments on local elaborations—ceramic drift, if you will—of the basic pottery complexes possessed by peoples involved in this expansion.”</w:t>
+      </w:r>
+      <w:r>
+        <w:t xml:space="preserve"> </w:t>
+      </w:r>
+      <w:r>
+        <w:t xml:space="preserve">The comparison here tests that characterization for the Parkin, Kent, and Walls phases and finds it describes most of the record.</w:t>
       </w:r>
     </w:p>
     <w:bookmarkEnd w:id="176"/>
@@ -4965,19 +5156,31 @@
         <w:pStyle w:val="FirstParagraph"/>
       </w:pPr>
       <w:r>
-        <w:t xml:space="preserve">Parkin was the basin’s largest town and had one of its tallest mounds, and its prominence was real. The polity that prominence is taken to imply does not appear in the transmission of decoration. The pottery shows no closure that the record can resolve, Parkin links several seriation orderings rather than anchoring one, mound heights form a graded series with no separate top tier, and the regional hoe economy was not centrally redistributed. The argument that Parkin, on poor soil, must have drawn tribute from productive neighbors</w:t>
-      </w:r>
-      <w:r>
-        <w:t xml:space="preserve"> </w:t>
-      </w:r>
-      <w:r>
-        <w:t xml:space="preserve">(Phyllis A. Morse 1990)</w:t>
-      </w:r>
-      <w:r>
-        <w:t xml:space="preserve"> </w:t>
-      </w:r>
-      <w:r>
-        <w:t xml:space="preserve">assumes the tribute it concludes, and Parkin’s position at the confluence of the St. Francis and Tyronza is explained as well by control of movement as by extraction. Skeletal evidence that people at a mound center ate better than people at a nearby village comes from the Yazoo Delta rather than the St. Francis basin and rests on fourteen individuals at the village</w:t>
+        <w:t xml:space="preserve">Parkin was the basin’s largest town and had one of its tallest mounds, and its prominence was real. The polity that prominence is taken to imply does not appear in the transmission of decoration. The pottery shows no closure that the record can resolve, Parkin links several seriation orderings rather than anchoring one, mound heights form a graded series with no separate top tier, and hoes reached their consumers largely down the line. The argument that Parkin, on poor soil, must have drawn tribute from productive neighbors</w:t>
+      </w:r>
+      <w:r>
+        <w:t xml:space="preserve"> </w:t>
+      </w:r>
+      <w:r>
+        <w:t xml:space="preserve">(Phyllis A. Morse 1990:124)</w:t>
+      </w:r>
+      <w:r>
+        <w:t xml:space="preserve"> </w:t>
+      </w:r>
+      <w:r>
+        <w:t xml:space="preserve">assumes the tribute it concludes, and Morse</w:t>
+      </w:r>
+      <w:r>
+        <w:t xml:space="preserve"> </w:t>
+      </w:r>
+      <w:r>
+        <w:t xml:space="preserve">(1990:123)</w:t>
+      </w:r>
+      <w:r>
+        <w:t xml:space="preserve"> </w:t>
+      </w:r>
+      <w:r>
+        <w:t xml:space="preserve">also notes that Parkin’s position below the confluence of the St. Francis and Tyronza gave it control of river travel, which accounts for its prominence as well as extraction does. Skeletal evidence that people at a mound center ate better than people at a nearby village comes from Hollywood, one of the assemblages analyzed here, compared with a village of fourteen individuals</w:t>
       </w:r>
       <w:r>
         <w:t xml:space="preserve"> </w:t>
@@ -4986,7 +5189,7 @@
         <w:t xml:space="preserve">(Ross-Stallings 2017)</w:t>
       </w:r>
       <w:r>
-        <w:t xml:space="preserve">. Neither argument supplies the regional signal that the comparisons here look for and do not find. If the polity the De Soto expedition met was at Parkin, it is registered in ceremony, fortification, and settlement size rather than in a boundary written into the pottery.</w:t>
+        <w:t xml:space="preserve">, and a difference in health between two sites need not arise from an extractive hierarchy. Neither argument supplies the regional signal that the comparisons here look for and do not find. If the polity the De Soto expedition met was at Parkin, it is registered in ceremony, fortification, and settlement size rather than in a boundary written into the pottery.</w:t>
       </w:r>
     </w:p>
     <w:bookmarkEnd w:id="177"/>
@@ -5004,7 +5207,7 @@
         <w:pStyle w:val="FirstParagraph"/>
       </w:pPr>
       <w:r>
-        <w:t xml:space="preserve">Four limits bound these conclusions. The first is resolution. On a record of this size only cultural</w:t>
+        <w:t xml:space="preserve">Five limits bound these conclusions. The first is resolution. On a record of this size only cultural</w:t>
       </w:r>
       <w:r>
         <w:t xml:space="preserve"> </w:t>
@@ -5039,7 +5242,7 @@
         <w:t xml:space="preserve">(Coco and Iovita 2020; Kidwell and Tomašových 2013; Perreault 2018; Tomašových and Kidwell 2009, 2010; Youngblood et al. 2023)</w:t>
       </w:r>
       <w:r>
-        <w:t xml:space="preserve">. We built it into both the recovery experiment and the copying model, so its cost is already in the reported ranges rather than an argument for discounting them. The fourth is the copying model itself. A difference from a model is only as meaningful as the model, and a more complete model might absorb the finer-scale difference, as one of our four relaxations does.</w:t>
+        <w:t xml:space="preserve">. We built it into both the recovery experiment and the copying model, so its cost is already in the reported ranges rather than an argument for discounting them. The fourth is the copying model itself. A difference from a model is only as meaningful as the model, and a more complete model might absorb the finer-scale difference, as one of our four relaxations does. The fifth is what the copying model can see. At the calibrated mixing rate copying between sites is rare, so restricting it at a line changes little, and the model cannot distinguish a copying boundary from none. Our conclusion that the phases were not bounded groups therefore rests on where their lines fall, what the lines separate, and what could have drawn them, not on the copying model’s failure to find restricted copying.</w:t>
       </w:r>
     </w:p>
     <w:bookmarkEnd w:id="178"/>
@@ -5183,7 +5386,7 @@
       </w:r>
     </w:p>
     <w:bookmarkEnd w:id="182"/>
-    <w:bookmarkStart w:id="339" w:name="references"/>
+    <w:bookmarkStart w:id="333" w:name="references"/>
     <w:p>
       <w:pPr>
         <w:pStyle w:val="Heading2"/>
@@ -5192,7 +5395,7 @@
         <w:t xml:space="preserve">References</w:t>
       </w:r>
     </w:p>
-    <w:bookmarkStart w:id="338" w:name="refs"/>
+    <w:bookmarkStart w:id="332" w:name="refs"/>
     <w:bookmarkStart w:id="183" w:name="ref-anderson_1996"/>
     <w:p>
       <w:pPr>
@@ -6198,82 +6401,12 @@
       </w:r>
     </w:p>
     <w:bookmarkEnd w:id="226"/>
-    <w:bookmarkStart w:id="227" w:name="ref-hally_1993"/>
+    <w:bookmarkStart w:id="228" w:name="ref-henrich_2001"/>
     <w:p>
       <w:pPr>
         <w:pStyle w:val="Bibliography"/>
       </w:pPr>
       <w:r>
-        <w:t xml:space="preserve">Hally, David J. 1993. The Territorial Size of</w:t>
-      </w:r>
-      <w:r>
-        <w:t xml:space="preserve"> </w:t>
-      </w:r>
-      <w:r>
-        <w:t xml:space="preserve">Mississippian</w:t>
-      </w:r>
-      <w:r>
-        <w:t xml:space="preserve"> </w:t>
-      </w:r>
-      <w:r>
-        <w:t xml:space="preserve">Chiefdoms. In</w:t>
-      </w:r>
-      <w:r>
-        <w:t xml:space="preserve"> </w:t>
-      </w:r>
-      <w:r>
-        <w:rPr>
-          <w:i/>
-          <w:iCs/>
-        </w:rPr>
-        <w:t xml:space="preserve">Archaeology of Eastern North America: Papers in Honor of Stephen Williams</w:t>
-      </w:r>
-      <w:r>
-        <w:t xml:space="preserve">, edited by James B. Stoltman, pp. 143–167. Archaeological Report No. 25. Mississippi Department of Archives; History, Jackson.</w:t>
-      </w:r>
-    </w:p>
-    <w:bookmarkEnd w:id="227"/>
-    <w:bookmarkStart w:id="228" w:name="ref-hally_1996"/>
-    <w:p>
-      <w:pPr>
-        <w:pStyle w:val="Bibliography"/>
-      </w:pPr>
-      <w:r>
-        <w:t xml:space="preserve">Hally, David J. 1996. Platform Mound Construction and the Instability of</w:t>
-      </w:r>
-      <w:r>
-        <w:t xml:space="preserve"> </w:t>
-      </w:r>
-      <w:r>
-        <w:t xml:space="preserve">Mississippian</w:t>
-      </w:r>
-      <w:r>
-        <w:t xml:space="preserve"> </w:t>
-      </w:r>
-      <w:r>
-        <w:t xml:space="preserve">Chiefdoms. In</w:t>
-      </w:r>
-      <w:r>
-        <w:t xml:space="preserve"> </w:t>
-      </w:r>
-      <w:r>
-        <w:rPr>
-          <w:i/>
-          <w:iCs/>
-        </w:rPr>
-        <w:t xml:space="preserve">Political Structure and Change in the Prehistoric Southeastern United States</w:t>
-      </w:r>
-      <w:r>
-        <w:t xml:space="preserve">, edited by John F. Scarry, pp. 92–127. University Press of Florida, Gainesville.</w:t>
-      </w:r>
-    </w:p>
-    <w:bookmarkEnd w:id="228"/>
-    <w:bookmarkStart w:id="230" w:name="ref-henrich_2001"/>
-    <w:p>
-      <w:pPr>
-        <w:pStyle w:val="Bibliography"/>
-      </w:pPr>
-      <w:r>
         <w:t xml:space="preserve">Henrich, Joseph. 2001. Cultural Transmission and the Diffusion of Innovations: Adoption Dynamics Indicate That Biased Cultural Transmission Is the Predominate Force in Behavioral Change.</w:t>
       </w:r>
       <w:r>
@@ -6295,7 +6428,7 @@
       <w:r>
         <w:t xml:space="preserve"> </w:t>
       </w:r>
-      <w:hyperlink r:id="rId229">
+      <w:hyperlink r:id="rId227">
         <w:r>
           <w:rPr>
             <w:rStyle w:val="Hyperlink"/>
@@ -6307,8 +6440,8 @@
         <w:t xml:space="preserve">.</w:t>
       </w:r>
     </w:p>
-    <w:bookmarkEnd w:id="230"/>
-    <w:bookmarkStart w:id="232" w:name="ref-henrich_2004"/>
+    <w:bookmarkEnd w:id="228"/>
+    <w:bookmarkStart w:id="230" w:name="ref-henrich_2004"/>
     <w:p>
       <w:pPr>
         <w:pStyle w:val="Bibliography"/>
@@ -6347,7 +6480,7 @@
       <w:r>
         <w:t xml:space="preserve"> </w:t>
       </w:r>
-      <w:hyperlink r:id="rId231">
+      <w:hyperlink r:id="rId229">
         <w:r>
           <w:rPr>
             <w:rStyle w:val="Hyperlink"/>
@@ -6359,8 +6492,8 @@
         <w:t xml:space="preserve">.</w:t>
       </w:r>
     </w:p>
-    <w:bookmarkEnd w:id="232"/>
-    <w:bookmarkStart w:id="234" w:name="ref-henrich_boyd_1998"/>
+    <w:bookmarkEnd w:id="230"/>
+    <w:bookmarkStart w:id="232" w:name="ref-henrich_boyd_1998"/>
     <w:p>
       <w:pPr>
         <w:pStyle w:val="Bibliography"/>
@@ -6387,7 +6520,7 @@
       <w:r>
         <w:t xml:space="preserve"> </w:t>
       </w:r>
-      <w:hyperlink r:id="rId233">
+      <w:hyperlink r:id="rId231">
         <w:r>
           <w:rPr>
             <w:rStyle w:val="Hyperlink"/>
@@ -6399,8 +6532,8 @@
         <w:t xml:space="preserve">.</w:t>
       </w:r>
     </w:p>
-    <w:bookmarkEnd w:id="234"/>
-    <w:bookmarkStart w:id="235" w:name="ref-holdaway_wandsnider_2008"/>
+    <w:bookmarkEnd w:id="232"/>
+    <w:bookmarkStart w:id="233" w:name="ref-holdaway_wandsnider_2008"/>
     <w:p>
       <w:pPr>
         <w:pStyle w:val="Bibliography"/>
@@ -6422,8 +6555,8 @@
         <w:t xml:space="preserve">. University of Utah Press, Salt Lake City.</w:t>
       </w:r>
     </w:p>
-    <w:bookmarkEnd w:id="235"/>
-    <w:bookmarkStart w:id="237" w:name="ref-holland-lulewicz_ritchison_2021"/>
+    <w:bookmarkEnd w:id="233"/>
+    <w:bookmarkStart w:id="235" w:name="ref-holland-lulewicz_ritchison_2021"/>
     <w:p>
       <w:pPr>
         <w:pStyle w:val="Bibliography"/>
@@ -6450,7 +6583,7 @@
       <w:r>
         <w:t xml:space="preserve"> </w:t>
       </w:r>
-      <w:hyperlink r:id="rId236">
+      <w:hyperlink r:id="rId234">
         <w:r>
           <w:rPr>
             <w:rStyle w:val="Hyperlink"/>
@@ -6462,143 +6595,143 @@
         <w:t xml:space="preserve">.</w:t>
       </w:r>
     </w:p>
+    <w:bookmarkEnd w:id="235"/>
+    <w:bookmarkStart w:id="236" w:name="ref-house_1991"/>
+    <w:p>
+      <w:pPr>
+        <w:pStyle w:val="Bibliography"/>
+      </w:pPr>
+      <w:r>
+        <w:t xml:space="preserve">House, John H. 1991. Monitoring</w:t>
+      </w:r>
+      <w:r>
+        <w:t xml:space="preserve"> </w:t>
+      </w:r>
+      <w:r>
+        <w:t xml:space="preserve">Mississippian</w:t>
+      </w:r>
+      <w:r>
+        <w:t xml:space="preserve"> </w:t>
+      </w:r>
+      <w:r>
+        <w:t xml:space="preserve">Dynamics: Time, Settlement, and Ceramic Variation in the</w:t>
+      </w:r>
+      <w:r>
+        <w:t xml:space="preserve"> </w:t>
+      </w:r>
+      <w:r>
+        <w:t xml:space="preserve">Kent</w:t>
+      </w:r>
+      <w:r>
+        <w:t xml:space="preserve"> </w:t>
+      </w:r>
+      <w:r>
+        <w:t xml:space="preserve">Phase, Eastern</w:t>
+      </w:r>
+      <w:r>
+        <w:t xml:space="preserve"> </w:t>
+      </w:r>
+      <w:r>
+        <w:t xml:space="preserve">Arkansas</w:t>
+      </w:r>
+      <w:r>
+        <w:t xml:space="preserve">. PhD thesis, Southern Illinois University at Carbondale, Carbondale.</w:t>
+      </w:r>
+    </w:p>
+    <w:bookmarkEnd w:id="236"/>
+    <w:bookmarkStart w:id="237" w:name="ref-house_1993"/>
+    <w:p>
+      <w:pPr>
+        <w:pStyle w:val="Bibliography"/>
+      </w:pPr>
+      <w:r>
+        <w:t xml:space="preserve">House, John H. 1993. Dating the Kent Phase.</w:t>
+      </w:r>
+      <w:r>
+        <w:t xml:space="preserve"> </w:t>
+      </w:r>
+      <w:r>
+        <w:rPr>
+          <w:i/>
+          <w:iCs/>
+        </w:rPr>
+        <w:t xml:space="preserve">Southeastern Archaeology</w:t>
+      </w:r>
+      <w:r>
+        <w:t xml:space="preserve"> </w:t>
+      </w:r>
+      <w:r>
+        <w:t xml:space="preserve">12(1):21–32.</w:t>
+      </w:r>
+    </w:p>
     <w:bookmarkEnd w:id="237"/>
-    <w:bookmarkStart w:id="238" w:name="ref-house_1991"/>
+    <w:bookmarkStart w:id="238" w:name="ref-hudson_smith_depratter_1990"/>
     <w:p>
       <w:pPr>
         <w:pStyle w:val="Bibliography"/>
       </w:pPr>
       <w:r>
-        <w:t xml:space="preserve">House, John H. 1991. Monitoring</w:t>
-      </w:r>
-      <w:r>
-        <w:t xml:space="preserve"> </w:t>
-      </w:r>
-      <w:r>
-        <w:t xml:space="preserve">Mississippian</w:t>
-      </w:r>
-      <w:r>
-        <w:t xml:space="preserve"> </w:t>
-      </w:r>
-      <w:r>
-        <w:t xml:space="preserve">Dynamics: Time, Settlement, and Ceramic Variation in the</w:t>
-      </w:r>
-      <w:r>
-        <w:t xml:space="preserve"> </w:t>
-      </w:r>
-      <w:r>
-        <w:t xml:space="preserve">Kent</w:t>
-      </w:r>
-      <w:r>
-        <w:t xml:space="preserve"> </w:t>
-      </w:r>
-      <w:r>
-        <w:t xml:space="preserve">Phase, Eastern</w:t>
-      </w:r>
-      <w:r>
-        <w:t xml:space="preserve"> </w:t>
-      </w:r>
-      <w:r>
-        <w:t xml:space="preserve">Arkansas</w:t>
-      </w:r>
-      <w:r>
-        <w:t xml:space="preserve">. PhD thesis, Southern Illinois University at Carbondale.</w:t>
+        <w:t xml:space="preserve">Hudson, Charles, Marvin T. Smith, and Chester B. DePratter. 1990. The Hernando de Soto Expedition: From</w:t>
+      </w:r>
+      <w:r>
+        <w:t xml:space="preserve"> </w:t>
+      </w:r>
+      <w:r>
+        <w:t xml:space="preserve">Mabila</w:t>
+      </w:r>
+      <w:r>
+        <w:t xml:space="preserve"> </w:t>
+      </w:r>
+      <w:r>
+        <w:t xml:space="preserve">to the</w:t>
+      </w:r>
+      <w:r>
+        <w:t xml:space="preserve"> </w:t>
+      </w:r>
+      <w:r>
+        <w:t xml:space="preserve">Mississippi</w:t>
+      </w:r>
+      <w:r>
+        <w:t xml:space="preserve"> </w:t>
+      </w:r>
+      <w:r>
+        <w:t xml:space="preserve">River. In</w:t>
+      </w:r>
+      <w:r>
+        <w:t xml:space="preserve"> </w:t>
+      </w:r>
+      <w:r>
+        <w:rPr>
+          <w:i/>
+          <w:iCs/>
+        </w:rPr>
+        <w:t xml:space="preserve">Towns and Temples Along the</w:t>
+      </w:r>
+      <w:r>
+        <w:rPr>
+          <w:i/>
+          <w:iCs/>
+        </w:rPr>
+        <w:t xml:space="preserve"> </w:t>
+      </w:r>
+      <w:r>
+        <w:rPr>
+          <w:i/>
+          <w:iCs/>
+        </w:rPr>
+        <w:t xml:space="preserve">Mississippi</w:t>
+      </w:r>
+      <w:r>
+        <w:t xml:space="preserve">, edited by David H. Dye and Cheryl Anne Cox, pp. 181–207. University of Alabama Press, Tuscaloosa.</w:t>
       </w:r>
     </w:p>
     <w:bookmarkEnd w:id="238"/>
-    <w:bookmarkStart w:id="239" w:name="ref-house_1993"/>
+    <w:bookmarkStart w:id="240" w:name="ref-hunt_2006"/>
     <w:p>
       <w:pPr>
         <w:pStyle w:val="Bibliography"/>
       </w:pPr>
       <w:r>
-        <w:t xml:space="preserve">House, John H. 1993. Dating the Kent Phase.</w:t>
-      </w:r>
-      <w:r>
-        <w:t xml:space="preserve"> </w:t>
-      </w:r>
-      <w:r>
-        <w:rPr>
-          <w:i/>
-          <w:iCs/>
-        </w:rPr>
-        <w:t xml:space="preserve">Southeastern Archaeology</w:t>
-      </w:r>
-      <w:r>
-        <w:t xml:space="preserve"> </w:t>
-      </w:r>
-      <w:r>
-        <w:t xml:space="preserve">12(1):21–32.</w:t>
-      </w:r>
-    </w:p>
-    <w:bookmarkEnd w:id="239"/>
-    <w:bookmarkStart w:id="240" w:name="ref-hudson_smith_depratter_1990"/>
-    <w:p>
-      <w:pPr>
-        <w:pStyle w:val="Bibliography"/>
-      </w:pPr>
-      <w:r>
-        <w:t xml:space="preserve">Hudson, Charles, Marvin T. Smith, and Chester B. DePratter. 1990. The Hernando de Soto Expedition: From</w:t>
-      </w:r>
-      <w:r>
-        <w:t xml:space="preserve"> </w:t>
-      </w:r>
-      <w:r>
-        <w:t xml:space="preserve">Mabila</w:t>
-      </w:r>
-      <w:r>
-        <w:t xml:space="preserve"> </w:t>
-      </w:r>
-      <w:r>
-        <w:t xml:space="preserve">to the</w:t>
-      </w:r>
-      <w:r>
-        <w:t xml:space="preserve"> </w:t>
-      </w:r>
-      <w:r>
-        <w:t xml:space="preserve">Mississippi</w:t>
-      </w:r>
-      <w:r>
-        <w:t xml:space="preserve"> </w:t>
-      </w:r>
-      <w:r>
-        <w:t xml:space="preserve">River. In</w:t>
-      </w:r>
-      <w:r>
-        <w:t xml:space="preserve"> </w:t>
-      </w:r>
-      <w:r>
-        <w:rPr>
-          <w:i/>
-          <w:iCs/>
-        </w:rPr>
-        <w:t xml:space="preserve">Towns and Temples Along the</w:t>
-      </w:r>
-      <w:r>
-        <w:rPr>
-          <w:i/>
-          <w:iCs/>
-        </w:rPr>
-        <w:t xml:space="preserve"> </w:t>
-      </w:r>
-      <w:r>
-        <w:rPr>
-          <w:i/>
-          <w:iCs/>
-        </w:rPr>
-        <w:t xml:space="preserve">Mississippi</w:t>
-      </w:r>
-      <w:r>
-        <w:t xml:space="preserve">, edited by David H. Dye and Cheryl Anne Cox, pp. 181–207. University of Alabama Press, Tuscaloosa.</w:t>
-      </w:r>
-    </w:p>
-    <w:bookmarkEnd w:id="240"/>
-    <w:bookmarkStart w:id="242" w:name="ref-hunt_2006"/>
-    <w:p>
-      <w:pPr>
-        <w:pStyle w:val="Bibliography"/>
-      </w:pPr>
-      <w:r>
         <w:t xml:space="preserve">Hunt, Gene. 2006. Fitting and Comparing Models of Phyletic Evolution: Random Walks and Beyond.</w:t>
       </w:r>
       <w:r>
@@ -6620,7 +6753,7 @@
       <w:r>
         <w:t xml:space="preserve"> </w:t>
       </w:r>
-      <w:hyperlink r:id="rId241">
+      <w:hyperlink r:id="rId239">
         <w:r>
           <w:rPr>
             <w:rStyle w:val="Hyperlink"/>
@@ -6632,8 +6765,8 @@
         <w:t xml:space="preserve">.</w:t>
       </w:r>
     </w:p>
-    <w:bookmarkEnd w:id="242"/>
-    <w:bookmarkStart w:id="244" w:name="ref-hunt_bell_travis_2008"/>
+    <w:bookmarkEnd w:id="240"/>
+    <w:bookmarkStart w:id="242" w:name="ref-hunt_bell_travis_2008"/>
     <w:p>
       <w:pPr>
         <w:pStyle w:val="Bibliography"/>
@@ -6660,7 +6793,7 @@
       <w:r>
         <w:t xml:space="preserve"> </w:t>
       </w:r>
-      <w:hyperlink r:id="rId243">
+      <w:hyperlink r:id="rId241">
         <w:r>
           <w:rPr>
             <w:rStyle w:val="Hyperlink"/>
@@ -6672,8 +6805,8 @@
         <w:t xml:space="preserve">.</w:t>
       </w:r>
     </w:p>
-    <w:bookmarkEnd w:id="244"/>
-    <w:bookmarkStart w:id="245" w:name="ref-hurlbert_1971"/>
+    <w:bookmarkEnd w:id="242"/>
+    <w:bookmarkStart w:id="243" w:name="ref-hurlbert_1971"/>
     <w:p>
       <w:pPr>
         <w:pStyle w:val="Bibliography"/>
@@ -6698,8 +6831,8 @@
         <w:t xml:space="preserve">52(4):577–586.</w:t>
       </w:r>
     </w:p>
-    <w:bookmarkEnd w:id="245"/>
-    <w:bookmarkStart w:id="247" w:name="ref-kandler_shennan_2013"/>
+    <w:bookmarkEnd w:id="243"/>
+    <w:bookmarkStart w:id="245" w:name="ref-kandler_shennan_2013"/>
     <w:p>
       <w:pPr>
         <w:pStyle w:val="Bibliography"/>
@@ -6726,7 +6859,7 @@
       <w:r>
         <w:t xml:space="preserve"> </w:t>
       </w:r>
-      <w:hyperlink r:id="rId246">
+      <w:hyperlink r:id="rId244">
         <w:r>
           <w:rPr>
             <w:rStyle w:val="Hyperlink"/>
@@ -6738,8 +6871,8 @@
         <w:t xml:space="preserve">.</w:t>
       </w:r>
     </w:p>
-    <w:bookmarkEnd w:id="247"/>
-    <w:bookmarkStart w:id="249" w:name="ref-kandler_shennan_2015"/>
+    <w:bookmarkEnd w:id="245"/>
+    <w:bookmarkStart w:id="247" w:name="ref-kandler_shennan_2015"/>
     <w:p>
       <w:pPr>
         <w:pStyle w:val="Bibliography"/>
@@ -6778,7 +6911,7 @@
       <w:r>
         <w:t xml:space="preserve"> </w:t>
       </w:r>
-      <w:hyperlink r:id="rId248">
+      <w:hyperlink r:id="rId246">
         <w:r>
           <w:rPr>
             <w:rStyle w:val="Hyperlink"/>
@@ -6790,8 +6923,8 @@
         <w:t xml:space="preserve">.</w:t>
       </w:r>
     </w:p>
-    <w:bookmarkEnd w:id="249"/>
-    <w:bookmarkStart w:id="251" w:name="ref-kandler_wilder_fortunato_2017"/>
+    <w:bookmarkEnd w:id="247"/>
+    <w:bookmarkStart w:id="249" w:name="ref-kandler_wilder_fortunato_2017"/>
     <w:p>
       <w:pPr>
         <w:pStyle w:val="Bibliography"/>
@@ -6818,7 +6951,7 @@
       <w:r>
         <w:t xml:space="preserve"> </w:t>
       </w:r>
-      <w:hyperlink r:id="rId250">
+      <w:hyperlink r:id="rId248">
         <w:r>
           <w:rPr>
             <w:rStyle w:val="Hyperlink"/>
@@ -6830,8 +6963,8 @@
         <w:t xml:space="preserve">.</w:t>
       </w:r>
     </w:p>
-    <w:bookmarkEnd w:id="251"/>
-    <w:bookmarkStart w:id="253" w:name="ref-kidwell_tomasovych_2013"/>
+    <w:bookmarkEnd w:id="249"/>
+    <w:bookmarkStart w:id="251" w:name="ref-kidwell_tomasovych_2013"/>
     <w:p>
       <w:pPr>
         <w:pStyle w:val="Bibliography"/>
@@ -6858,7 +6991,7 @@
       <w:r>
         <w:t xml:space="preserve"> </w:t>
       </w:r>
-      <w:hyperlink r:id="rId252">
+      <w:hyperlink r:id="rId250">
         <w:r>
           <w:rPr>
             <w:rStyle w:val="Hyperlink"/>
@@ -6870,125 +7003,125 @@
         <w:t xml:space="preserve">.</w:t>
       </w:r>
     </w:p>
+    <w:bookmarkEnd w:id="251"/>
+    <w:bookmarkStart w:id="252" w:name="ref-king_freer_1995"/>
+    <w:p>
+      <w:pPr>
+        <w:pStyle w:val="Bibliography"/>
+      </w:pPr>
+      <w:r>
+        <w:t xml:space="preserve">King, Adam, and Jennifer A. Freer. 1995. The</w:t>
+      </w:r>
+      <w:r>
+        <w:t xml:space="preserve"> </w:t>
+      </w:r>
+      <w:r>
+        <w:t xml:space="preserve">Mississippian</w:t>
+      </w:r>
+      <w:r>
+        <w:t xml:space="preserve"> </w:t>
+      </w:r>
+      <w:r>
+        <w:t xml:space="preserve">Southeast: A World-Systems Perspective. In</w:t>
+      </w:r>
+      <w:r>
+        <w:t xml:space="preserve"> </w:t>
+      </w:r>
+      <w:r>
+        <w:rPr>
+          <w:i/>
+          <w:iCs/>
+        </w:rPr>
+        <w:t xml:space="preserve">Native American Interactions: Multiscalar Analyses and Interpretations in the Eastern Woodlands</w:t>
+      </w:r>
+      <w:r>
+        <w:t xml:space="preserve">, edited by Michael S. Nassaney and Kenneth E. Sassaman, pp. 266–288. University of Tennessee Press, Knoxville.</w:t>
+      </w:r>
+    </w:p>
+    <w:bookmarkEnd w:id="252"/>
+    <w:bookmarkStart w:id="253" w:name="ref-lehner_grill_2013"/>
+    <w:p>
+      <w:pPr>
+        <w:pStyle w:val="Bibliography"/>
+      </w:pPr>
+      <w:r>
+        <w:t xml:space="preserve">Lehner, Bernhard, and Günther Grill. 2013. Global River Hydrography and Network Routing: Baseline Data and New Approaches to Study the World’s Large River Systems.</w:t>
+      </w:r>
+      <w:r>
+        <w:t xml:space="preserve"> </w:t>
+      </w:r>
+      <w:r>
+        <w:rPr>
+          <w:i/>
+          <w:iCs/>
+        </w:rPr>
+        <w:t xml:space="preserve">Hydrological Processes</w:t>
+      </w:r>
+      <w:r>
+        <w:t xml:space="preserve"> </w:t>
+      </w:r>
+      <w:r>
+        <w:t xml:space="preserve">27(15):2171–2186.</w:t>
+      </w:r>
+    </w:p>
     <w:bookmarkEnd w:id="253"/>
-    <w:bookmarkStart w:id="254" w:name="ref-king_freer_1995"/>
+    <w:bookmarkStart w:id="254" w:name="ref-lipo_2001"/>
     <w:p>
       <w:pPr>
         <w:pStyle w:val="Bibliography"/>
       </w:pPr>
       <w:r>
-        <w:t xml:space="preserve">King, Adam, and Jennifer A. Freer. 1995. The</w:t>
-      </w:r>
-      <w:r>
-        <w:t xml:space="preserve"> </w:t>
-      </w:r>
-      <w:r>
-        <w:t xml:space="preserve">Mississippian</w:t>
-      </w:r>
-      <w:r>
-        <w:t xml:space="preserve"> </w:t>
-      </w:r>
-      <w:r>
-        <w:t xml:space="preserve">Southeast: A World-Systems Perspective. In</w:t>
-      </w:r>
-      <w:r>
-        <w:t xml:space="preserve"> </w:t>
-      </w:r>
-      <w:r>
-        <w:rPr>
-          <w:i/>
-          <w:iCs/>
-        </w:rPr>
-        <w:t xml:space="preserve">Native American Interactions: Multiscalar Analyses and Interpretations in the Eastern Woodlands</w:t>
-      </w:r>
-      <w:r>
-        <w:t xml:space="preserve">, edited by Michael S. Nassaney and Kenneth E. Sassaman, pp. 266–288. University of Tennessee Press, Knoxville.</w:t>
+        <w:t xml:space="preserve">Lipo, Carl P. 2001.</w:t>
+      </w:r>
+      <w:r>
+        <w:t xml:space="preserve"> </w:t>
+      </w:r>
+      <w:r>
+        <w:rPr>
+          <w:i/>
+          <w:iCs/>
+        </w:rPr>
+        <w:t xml:space="preserve">Science, Style and the Study of Community Structure: An Example from the Central</w:t>
+      </w:r>
+      <w:r>
+        <w:rPr>
+          <w:i/>
+          <w:iCs/>
+        </w:rPr>
+        <w:t xml:space="preserve"> </w:t>
+      </w:r>
+      <w:r>
+        <w:rPr>
+          <w:i/>
+          <w:iCs/>
+        </w:rPr>
+        <w:t xml:space="preserve">Mississippi</w:t>
+      </w:r>
+      <w:r>
+        <w:rPr>
+          <w:i/>
+          <w:iCs/>
+        </w:rPr>
+        <w:t xml:space="preserve"> </w:t>
+      </w:r>
+      <w:r>
+        <w:rPr>
+          <w:i/>
+          <w:iCs/>
+        </w:rPr>
+        <w:t xml:space="preserve">River Valley</w:t>
+      </w:r>
+      <w:r>
+        <w:t xml:space="preserve">. BAR International Series 918. Archaeopress, Oxford.</w:t>
       </w:r>
     </w:p>
     <w:bookmarkEnd w:id="254"/>
-    <w:bookmarkStart w:id="255" w:name="ref-lehner_grill_2013"/>
+    <w:bookmarkStart w:id="256" w:name="ref-lipo_dinapoli_madsen_hunt_2021"/>
     <w:p>
       <w:pPr>
         <w:pStyle w:val="Bibliography"/>
       </w:pPr>
       <w:r>
-        <w:t xml:space="preserve">Lehner, Bernhard, and Günther Grill. 2013. Global River Hydrography and Network Routing: Baseline Data and New Approaches to Study the World’s Large River Systems.</w:t>
-      </w:r>
-      <w:r>
-        <w:t xml:space="preserve"> </w:t>
-      </w:r>
-      <w:r>
-        <w:rPr>
-          <w:i/>
-          <w:iCs/>
-        </w:rPr>
-        <w:t xml:space="preserve">Hydrological Processes</w:t>
-      </w:r>
-      <w:r>
-        <w:t xml:space="preserve"> </w:t>
-      </w:r>
-      <w:r>
-        <w:t xml:space="preserve">27(15):2171–2186.</w:t>
-      </w:r>
-    </w:p>
-    <w:bookmarkEnd w:id="255"/>
-    <w:bookmarkStart w:id="256" w:name="ref-lipo_2001"/>
-    <w:p>
-      <w:pPr>
-        <w:pStyle w:val="Bibliography"/>
-      </w:pPr>
-      <w:r>
-        <w:t xml:space="preserve">Lipo, Carl P. 2001.</w:t>
-      </w:r>
-      <w:r>
-        <w:t xml:space="preserve"> </w:t>
-      </w:r>
-      <w:r>
-        <w:rPr>
-          <w:i/>
-          <w:iCs/>
-        </w:rPr>
-        <w:t xml:space="preserve">Science, Style and the Study of Community Structure: An Example from the Central</w:t>
-      </w:r>
-      <w:r>
-        <w:rPr>
-          <w:i/>
-          <w:iCs/>
-        </w:rPr>
-        <w:t xml:space="preserve"> </w:t>
-      </w:r>
-      <w:r>
-        <w:rPr>
-          <w:i/>
-          <w:iCs/>
-        </w:rPr>
-        <w:t xml:space="preserve">Mississippi</w:t>
-      </w:r>
-      <w:r>
-        <w:rPr>
-          <w:i/>
-          <w:iCs/>
-        </w:rPr>
-        <w:t xml:space="preserve"> </w:t>
-      </w:r>
-      <w:r>
-        <w:rPr>
-          <w:i/>
-          <w:iCs/>
-        </w:rPr>
-        <w:t xml:space="preserve">River Valley</w:t>
-      </w:r>
-      <w:r>
-        <w:t xml:space="preserve">. BAR International Series 918. Archaeopress, Oxford.</w:t>
-      </w:r>
-    </w:p>
-    <w:bookmarkEnd w:id="256"/>
-    <w:bookmarkStart w:id="258" w:name="ref-lipo_dinapoli_madsen_hunt_2021"/>
-    <w:p>
-      <w:pPr>
-        <w:pStyle w:val="Bibliography"/>
-      </w:pPr>
-      <w:r>
         <w:t xml:space="preserve">Lipo, Carl P., Robert J. DiNapoli, Mark E. Madsen, and Terry L. Hunt. 2021. Population Structure Drives Cultural Diversity in Finite Populations: A Hypothesis for Localized Community Patterns on Rapa Nui (Easter Island, Chile).</w:t>
       </w:r>
       <w:r>
@@ -7010,7 +7143,7 @@
       <w:r>
         <w:t xml:space="preserve"> </w:t>
       </w:r>
-      <w:hyperlink r:id="rId257">
+      <w:hyperlink r:id="rId255">
         <w:r>
           <w:rPr>
             <w:rStyle w:val="Hyperlink"/>
@@ -7022,111 +7155,111 @@
         <w:t xml:space="preserve">.</w:t>
       </w:r>
     </w:p>
+    <w:bookmarkEnd w:id="256"/>
+    <w:bookmarkStart w:id="257" w:name="ref-lipo_dunnell_2007"/>
+    <w:p>
+      <w:pPr>
+        <w:pStyle w:val="Bibliography"/>
+      </w:pPr>
+      <w:r>
+        <w:t xml:space="preserve">Lipo, Carl P., and Robert C. Dunnell. 2007. Prehistoric Settlement in the Lower</w:t>
+      </w:r>
+      <w:r>
+        <w:t xml:space="preserve"> </w:t>
+      </w:r>
+      <w:r>
+        <w:t xml:space="preserve">Mississippi</w:t>
+      </w:r>
+      <w:r>
+        <w:t xml:space="preserve"> </w:t>
+      </w:r>
+      <w:r>
+        <w:t xml:space="preserve">Valley: A Critical Review. In</w:t>
+      </w:r>
+      <w:r>
+        <w:t xml:space="preserve"> </w:t>
+      </w:r>
+      <w:r>
+        <w:rPr>
+          <w:i/>
+          <w:iCs/>
+        </w:rPr>
+        <w:t xml:space="preserve">Time’s River: Archaeological Syntheses from the Lower</w:t>
+      </w:r>
+      <w:r>
+        <w:rPr>
+          <w:i/>
+          <w:iCs/>
+        </w:rPr>
+        <w:t xml:space="preserve"> </w:t>
+      </w:r>
+      <w:r>
+        <w:rPr>
+          <w:i/>
+          <w:iCs/>
+        </w:rPr>
+        <w:t xml:space="preserve">Mississippi</w:t>
+      </w:r>
+      <w:r>
+        <w:rPr>
+          <w:i/>
+          <w:iCs/>
+        </w:rPr>
+        <w:t xml:space="preserve"> </w:t>
+      </w:r>
+      <w:r>
+        <w:rPr>
+          <w:i/>
+          <w:iCs/>
+        </w:rPr>
+        <w:t xml:space="preserve">Valley</w:t>
+      </w:r>
+      <w:r>
+        <w:t xml:space="preserve">, edited by Janet Rafferty and Evan Peacock, pp. 125–167. University of Alabama Press, Tuscaloosa.</w:t>
+      </w:r>
+    </w:p>
+    <w:bookmarkEnd w:id="257"/>
+    <w:bookmarkStart w:id="258" w:name="ref-lipo_madsen_2001"/>
+    <w:p>
+      <w:pPr>
+        <w:pStyle w:val="Bibliography"/>
+      </w:pPr>
+      <w:r>
+        <w:t xml:space="preserve">Lipo, Carl P., and Mark E. Madsen. 2001. Neutrality,</w:t>
+      </w:r>
+      <w:r>
+        <w:t xml:space="preserve"> </w:t>
+      </w:r>
+      <w:r>
+        <w:t xml:space="preserve">“Style,”</w:t>
+      </w:r>
+      <w:r>
+        <w:t xml:space="preserve"> </w:t>
+      </w:r>
+      <w:r>
+        <w:t xml:space="preserve">and Drift: Building Methods for Studying Cultural Transmission in the Archaeological Record. In</w:t>
+      </w:r>
+      <w:r>
+        <w:t xml:space="preserve"> </w:t>
+      </w:r>
+      <w:r>
+        <w:rPr>
+          <w:i/>
+          <w:iCs/>
+        </w:rPr>
+        <w:t xml:space="preserve">Style and Function: Conceptual Issues in Evolutionary Archaeology</w:t>
+      </w:r>
+      <w:r>
+        <w:t xml:space="preserve">, edited by Teresa D. Hurt and Gordon F. M. Rakita, pp. 91–118. Bergin &amp; Garvey, Westport, Connecticut.</w:t>
+      </w:r>
+    </w:p>
     <w:bookmarkEnd w:id="258"/>
-    <w:bookmarkStart w:id="259" w:name="ref-lipo_dunnell_2007"/>
+    <w:bookmarkStart w:id="260" w:name="ref-lipo_madsen_dunnell_2015"/>
     <w:p>
       <w:pPr>
         <w:pStyle w:val="Bibliography"/>
       </w:pPr>
       <w:r>
-        <w:t xml:space="preserve">Lipo, Carl P., and Robert C. Dunnell. 2007. Prehistoric Settlement in the Lower</w:t>
-      </w:r>
-      <w:r>
-        <w:t xml:space="preserve"> </w:t>
-      </w:r>
-      <w:r>
-        <w:t xml:space="preserve">Mississippi</w:t>
-      </w:r>
-      <w:r>
-        <w:t xml:space="preserve"> </w:t>
-      </w:r>
-      <w:r>
-        <w:t xml:space="preserve">Valley: A Critical Review. In</w:t>
-      </w:r>
-      <w:r>
-        <w:t xml:space="preserve"> </w:t>
-      </w:r>
-      <w:r>
-        <w:rPr>
-          <w:i/>
-          <w:iCs/>
-        </w:rPr>
-        <w:t xml:space="preserve">Time’s River: Archaeological Syntheses from the Lower</w:t>
-      </w:r>
-      <w:r>
-        <w:rPr>
-          <w:i/>
-          <w:iCs/>
-        </w:rPr>
-        <w:t xml:space="preserve"> </w:t>
-      </w:r>
-      <w:r>
-        <w:rPr>
-          <w:i/>
-          <w:iCs/>
-        </w:rPr>
-        <w:t xml:space="preserve">Mississippi</w:t>
-      </w:r>
-      <w:r>
-        <w:rPr>
-          <w:i/>
-          <w:iCs/>
-        </w:rPr>
-        <w:t xml:space="preserve"> </w:t>
-      </w:r>
-      <w:r>
-        <w:rPr>
-          <w:i/>
-          <w:iCs/>
-        </w:rPr>
-        <w:t xml:space="preserve">Valley</w:t>
-      </w:r>
-      <w:r>
-        <w:t xml:space="preserve">, edited by Janet Rafferty and Evan Peacock, pp. 125–167. University of Alabama Press, Tuscaloosa.</w:t>
-      </w:r>
-    </w:p>
-    <w:bookmarkEnd w:id="259"/>
-    <w:bookmarkStart w:id="260" w:name="ref-lipo_madsen_2001"/>
-    <w:p>
-      <w:pPr>
-        <w:pStyle w:val="Bibliography"/>
-      </w:pPr>
-      <w:r>
-        <w:t xml:space="preserve">Lipo, Carl P., and Mark E. Madsen. 2001. Neutrality,</w:t>
-      </w:r>
-      <w:r>
-        <w:t xml:space="preserve"> </w:t>
-      </w:r>
-      <w:r>
-        <w:t xml:space="preserve">“Style,”</w:t>
-      </w:r>
-      <w:r>
-        <w:t xml:space="preserve"> </w:t>
-      </w:r>
-      <w:r>
-        <w:t xml:space="preserve">and Drift: Building Methods for Studying Cultural Transmission in the Archaeological Record. In</w:t>
-      </w:r>
-      <w:r>
-        <w:t xml:space="preserve"> </w:t>
-      </w:r>
-      <w:r>
-        <w:rPr>
-          <w:i/>
-          <w:iCs/>
-        </w:rPr>
-        <w:t xml:space="preserve">Style and Function: Conceptual Issues in Evolutionary Archaeology</w:t>
-      </w:r>
-      <w:r>
-        <w:t xml:space="preserve">, edited by Teresa D. Hurt and Gordon F. M. Rakita, pp. 91–118. Bergin &amp; Garvey, Westport, Connecticut.</w:t>
-      </w:r>
-    </w:p>
-    <w:bookmarkEnd w:id="260"/>
-    <w:bookmarkStart w:id="262" w:name="ref-lipo_madsen_dunnell_2015"/>
-    <w:p>
-      <w:pPr>
-        <w:pStyle w:val="Bibliography"/>
-      </w:pPr>
-      <w:r>
         <w:t xml:space="preserve">Lipo, Carl P., Mark E. Madsen, and Robert C. Dunnell. 2015. A Theoretically-Sufficient and Computationally-Practical Technique for Deterministic Frequency Seriation.</w:t>
       </w:r>
       <w:r>
@@ -7148,7 +7281,7 @@
       <w:r>
         <w:t xml:space="preserve"> </w:t>
       </w:r>
-      <w:hyperlink r:id="rId261">
+      <w:hyperlink r:id="rId259">
         <w:r>
           <w:rPr>
             <w:rStyle w:val="Hyperlink"/>
@@ -7160,8 +7293,8 @@
         <w:t xml:space="preserve">.</w:t>
       </w:r>
     </w:p>
-    <w:bookmarkEnd w:id="262"/>
-    <w:bookmarkStart w:id="264" w:name="ref-lipo_madsen_dunnell_hunt_1997"/>
+    <w:bookmarkEnd w:id="260"/>
+    <w:bookmarkStart w:id="262" w:name="ref-lipo_madsen_dunnell_hunt_1997"/>
     <w:p>
       <w:pPr>
         <w:pStyle w:val="Bibliography"/>
@@ -7188,7 +7321,7 @@
       <w:r>
         <w:t xml:space="preserve"> </w:t>
       </w:r>
-      <w:hyperlink r:id="rId263">
+      <w:hyperlink r:id="rId261">
         <w:r>
           <w:rPr>
             <w:rStyle w:val="Hyperlink"/>
@@ -7200,379 +7333,258 @@
         <w:t xml:space="preserve">.</w:t>
       </w:r>
     </w:p>
+    <w:bookmarkEnd w:id="262"/>
+    <w:bookmarkStart w:id="263" w:name="ref-madsen_2012"/>
+    <w:p>
+      <w:pPr>
+        <w:pStyle w:val="Bibliography"/>
+      </w:pPr>
+      <w:r>
+        <w:t xml:space="preserve">Madsen, Mark E. 2012. Neutral Cultural Transmission in Time-Averaged Archaeological Assemblages. arXiv preprint arXiv:1204.2043 [physics.soc-ph].</w:t>
+      </w:r>
+    </w:p>
+    <w:bookmarkEnd w:id="263"/>
+    <w:bookmarkStart w:id="264" w:name="ref-mainfort_1996"/>
+    <w:p>
+      <w:pPr>
+        <w:pStyle w:val="Bibliography"/>
+      </w:pPr>
+      <w:r>
+        <w:t xml:space="preserve">Mainfort, Jr., Robert C. 1996. Late Period Chronology in the Central</w:t>
+      </w:r>
+      <w:r>
+        <w:t xml:space="preserve"> </w:t>
+      </w:r>
+      <w:r>
+        <w:t xml:space="preserve">Mississippi</w:t>
+      </w:r>
+      <w:r>
+        <w:t xml:space="preserve"> </w:t>
+      </w:r>
+      <w:r>
+        <w:t xml:space="preserve">Valley: A Western</w:t>
+      </w:r>
+      <w:r>
+        <w:t xml:space="preserve"> </w:t>
+      </w:r>
+      <w:r>
+        <w:t xml:space="preserve">Tennessee</w:t>
+      </w:r>
+      <w:r>
+        <w:t xml:space="preserve"> </w:t>
+      </w:r>
+      <w:r>
+        <w:t xml:space="preserve">Perspective.</w:t>
+      </w:r>
+      <w:r>
+        <w:t xml:space="preserve"> </w:t>
+      </w:r>
+      <w:r>
+        <w:rPr>
+          <w:i/>
+          <w:iCs/>
+        </w:rPr>
+        <w:t xml:space="preserve">Southeastern Archaeology</w:t>
+      </w:r>
+      <w:r>
+        <w:t xml:space="preserve"> </w:t>
+      </w:r>
+      <w:r>
+        <w:t xml:space="preserve">15(2):172–181.</w:t>
+      </w:r>
+    </w:p>
     <w:bookmarkEnd w:id="264"/>
-    <w:bookmarkStart w:id="266" w:name="ref-holland-lulewicz_2019"/>
+    <w:bookmarkStart w:id="265" w:name="ref-mainfort_2001"/>
     <w:p>
       <w:pPr>
         <w:pStyle w:val="Bibliography"/>
       </w:pPr>
       <w:r>
-        <w:t xml:space="preserve">Lulewicz, Jacob. 2019. The Social Networks and Structural Variation of</w:t>
-      </w:r>
-      <w:r>
-        <w:t xml:space="preserve"> </w:t>
-      </w:r>
-      <w:r>
-        <w:t xml:space="preserve">Mississippian</w:t>
-      </w:r>
-      <w:r>
-        <w:t xml:space="preserve"> </w:t>
-      </w:r>
-      <w:r>
-        <w:t xml:space="preserve">Sociopolitics in the Southeastern</w:t>
-      </w:r>
-      <w:r>
-        <w:t xml:space="preserve"> </w:t>
-      </w:r>
-      <w:r>
-        <w:t xml:space="preserve">United</w:t>
-      </w:r>
-      <w:r>
-        <w:t xml:space="preserve"> </w:t>
-      </w:r>
-      <w:r>
-        <w:t xml:space="preserve">States</w:t>
-      </w:r>
-      <w:r>
-        <w:t xml:space="preserve">.</w:t>
-      </w:r>
-      <w:r>
-        <w:t xml:space="preserve"> </w:t>
-      </w:r>
-      <w:r>
-        <w:rPr>
-          <w:i/>
-          <w:iCs/>
-        </w:rPr>
-        <w:t xml:space="preserve">Proceedings of the National Academy of Sciences</w:t>
-      </w:r>
-      <w:r>
-        <w:t xml:space="preserve"> </w:t>
-      </w:r>
-      <w:r>
-        <w:t xml:space="preserve">116(14):6707–6712.</w:t>
-      </w:r>
-      <w:r>
-        <w:t xml:space="preserve"> </w:t>
-      </w:r>
-      <w:hyperlink r:id="rId265">
-        <w:r>
-          <w:rPr>
-            <w:rStyle w:val="Hyperlink"/>
-          </w:rPr>
-          <w:t xml:space="preserve">https://doi.org/10.1073/pnas.1818346116</w:t>
-        </w:r>
-      </w:hyperlink>
-      <w:r>
-        <w:t xml:space="preserve">.</w:t>
+        <w:t xml:space="preserve">Mainfort, Jr., Robert C. 2001. The Late Prehistoric and Protohistoric Periods in the Central</w:t>
+      </w:r>
+      <w:r>
+        <w:t xml:space="preserve"> </w:t>
+      </w:r>
+      <w:r>
+        <w:t xml:space="preserve">Mississippi</w:t>
+      </w:r>
+      <w:r>
+        <w:t xml:space="preserve"> </w:t>
+      </w:r>
+      <w:r>
+        <w:t xml:space="preserve">Valley. In</w:t>
+      </w:r>
+      <w:r>
+        <w:t xml:space="preserve"> </w:t>
+      </w:r>
+      <w:r>
+        <w:rPr>
+          <w:i/>
+          <w:iCs/>
+        </w:rPr>
+        <w:t xml:space="preserve">Societies in Eclipse: Archaeology of the Eastern Woodlands Indians, a.d. 1400–1700</w:t>
+      </w:r>
+      <w:r>
+        <w:t xml:space="preserve">, edited by David S. Brose, C. Wesley Cowan, and Jr. Mainfort Robert C., pp. 173–190. Smithsonian Institution Press, Washington, DC.</w:t>
+      </w:r>
+    </w:p>
+    <w:bookmarkEnd w:id="265"/>
+    <w:bookmarkStart w:id="266" w:name="ref-mainfort_2003"/>
+    <w:p>
+      <w:pPr>
+        <w:pStyle w:val="Bibliography"/>
+      </w:pPr>
+      <w:r>
+        <w:t xml:space="preserve">Mainfort, Jr., Robert C. 2003. An Ordination Approach to Assessing Late Period Phases in the Central</w:t>
+      </w:r>
+      <w:r>
+        <w:t xml:space="preserve"> </w:t>
+      </w:r>
+      <w:r>
+        <w:t xml:space="preserve">Mississippi</w:t>
+      </w:r>
+      <w:r>
+        <w:t xml:space="preserve"> </w:t>
+      </w:r>
+      <w:r>
+        <w:t xml:space="preserve">Valley.</w:t>
+      </w:r>
+      <w:r>
+        <w:t xml:space="preserve"> </w:t>
+      </w:r>
+      <w:r>
+        <w:rPr>
+          <w:i/>
+          <w:iCs/>
+        </w:rPr>
+        <w:t xml:space="preserve">Southeastern Archaeology</w:t>
+      </w:r>
+      <w:r>
+        <w:t xml:space="preserve"> </w:t>
+      </w:r>
+      <w:r>
+        <w:t xml:space="preserve">22(2):176–184.</w:t>
       </w:r>
     </w:p>
     <w:bookmarkEnd w:id="266"/>
-    <w:bookmarkStart w:id="268" w:name="ref-lyman_2021"/>
+    <w:bookmarkStart w:id="267" w:name="ref-mayr_1959"/>
     <w:p>
       <w:pPr>
         <w:pStyle w:val="Bibliography"/>
       </w:pPr>
       <w:r>
-        <w:t xml:space="preserve">Lyman, R. Lee. 2021. On the Past and Future of Discussing, Teaching, and Learning the Hows and Whys of Archaeological Systematics.</w:t>
-      </w:r>
-      <w:r>
-        <w:t xml:space="preserve"> </w:t>
-      </w:r>
-      <w:r>
-        <w:rPr>
-          <w:i/>
-          <w:iCs/>
-        </w:rPr>
-        <w:t xml:space="preserve">Journal of Archaeological Science</w:t>
-      </w:r>
-      <w:r>
-        <w:t xml:space="preserve"> </w:t>
-      </w:r>
-      <w:r>
-        <w:t xml:space="preserve">131:105412.</w:t>
-      </w:r>
-      <w:r>
-        <w:t xml:space="preserve"> </w:t>
-      </w:r>
-      <w:hyperlink r:id="rId267">
-        <w:r>
-          <w:rPr>
-            <w:rStyle w:val="Hyperlink"/>
-          </w:rPr>
-          <w:t xml:space="preserve">https://doi.org/10.1016/j.jas.2021.105412</w:t>
-        </w:r>
-      </w:hyperlink>
-      <w:r>
-        <w:t xml:space="preserve">.</w:t>
+        <w:t xml:space="preserve">Mayr, Ernst. 1959. Typological Versus Population Thinking. In</w:t>
+      </w:r>
+      <w:r>
+        <w:t xml:space="preserve"> </w:t>
+      </w:r>
+      <w:r>
+        <w:rPr>
+          <w:i/>
+          <w:iCs/>
+        </w:rPr>
+        <w:t xml:space="preserve">Evolution and Anthropology: A Centennial Appraisal</w:t>
+      </w:r>
+      <w:r>
+        <w:t xml:space="preserve">, edited by Betty J. Meggers, pp. 409–412. The Anthropological Society of Washington, Washington, D.C.</w:t>
+      </w:r>
+    </w:p>
+    <w:bookmarkEnd w:id="267"/>
+    <w:bookmarkStart w:id="268" w:name="ref-mcnutt_1996"/>
+    <w:p>
+      <w:pPr>
+        <w:pStyle w:val="Bibliography"/>
+      </w:pPr>
+      <w:r>
+        <w:t xml:space="preserve">McNutt, Charles H. 1996. The Central</w:t>
+      </w:r>
+      <w:r>
+        <w:t xml:space="preserve"> </w:t>
+      </w:r>
+      <w:r>
+        <w:t xml:space="preserve">Mississippi</w:t>
+      </w:r>
+      <w:r>
+        <w:t xml:space="preserve"> </w:t>
+      </w:r>
+      <w:r>
+        <w:t xml:space="preserve">Valley: A Summary. In</w:t>
+      </w:r>
+      <w:r>
+        <w:t xml:space="preserve"> </w:t>
+      </w:r>
+      <w:r>
+        <w:rPr>
+          <w:i/>
+          <w:iCs/>
+        </w:rPr>
+        <w:t xml:space="preserve">Prehistory of the Central</w:t>
+      </w:r>
+      <w:r>
+        <w:rPr>
+          <w:i/>
+          <w:iCs/>
+        </w:rPr>
+        <w:t xml:space="preserve"> </w:t>
+      </w:r>
+      <w:r>
+        <w:rPr>
+          <w:i/>
+          <w:iCs/>
+        </w:rPr>
+        <w:t xml:space="preserve">Mississippi</w:t>
+      </w:r>
+      <w:r>
+        <w:rPr>
+          <w:i/>
+          <w:iCs/>
+        </w:rPr>
+        <w:t xml:space="preserve"> </w:t>
+      </w:r>
+      <w:r>
+        <w:rPr>
+          <w:i/>
+          <w:iCs/>
+        </w:rPr>
+        <w:t xml:space="preserve">Valley</w:t>
+      </w:r>
+      <w:r>
+        <w:t xml:space="preserve">, edited by Charles H. McNutt, pp. 187–. University of Alabama Press, Tuscaloosa.</w:t>
       </w:r>
     </w:p>
     <w:bookmarkEnd w:id="268"/>
-    <w:bookmarkStart w:id="269" w:name="ref-madsen_2012"/>
+    <w:bookmarkStart w:id="269" w:name="ref-mesoudi_2021"/>
     <w:p>
       <w:pPr>
         <w:pStyle w:val="Bibliography"/>
       </w:pPr>
       <w:r>
-        <w:t xml:space="preserve">Madsen, Mark E. 2012. Neutral Cultural Transmission in Time-Averaged Archaeological Assemblages. arXiv preprint arXiv:1204.2043 [physics.soc-ph].</w:t>
+        <w:t xml:space="preserve">Mesoudi, Alex. 2021. Cultural Selection and Biased Transformation: Two Dynamics of Cultural Evolution.</w:t>
+      </w:r>
+      <w:r>
+        <w:t xml:space="preserve"> </w:t>
+      </w:r>
+      <w:r>
+        <w:rPr>
+          <w:i/>
+          <w:iCs/>
+        </w:rPr>
+        <w:t xml:space="preserve">Philosophical Transactions of the Royal Society B: Biological Sciences</w:t>
+      </w:r>
+      <w:r>
+        <w:t xml:space="preserve"> </w:t>
+      </w:r>
+      <w:r>
+        <w:t xml:space="preserve">376:20200053.</w:t>
       </w:r>
     </w:p>
     <w:bookmarkEnd w:id="269"/>
-    <w:bookmarkStart w:id="270" w:name="ref-mainfort_1996"/>
+    <w:bookmarkStart w:id="271" w:name="ref-miller_atkins_premo_2018"/>
     <w:p>
       <w:pPr>
         <w:pStyle w:val="Bibliography"/>
       </w:pPr>
       <w:r>
-        <w:t xml:space="preserve">Mainfort, Jr., Robert C. 1996a. Late Period Chronology in the Central</w:t>
-      </w:r>
-      <w:r>
-        <w:t xml:space="preserve"> </w:t>
-      </w:r>
-      <w:r>
-        <w:t xml:space="preserve">Mississippi</w:t>
-      </w:r>
-      <w:r>
-        <w:t xml:space="preserve"> </w:t>
-      </w:r>
-      <w:r>
-        <w:t xml:space="preserve">Valley: A Western</w:t>
-      </w:r>
-      <w:r>
-        <w:t xml:space="preserve"> </w:t>
-      </w:r>
-      <w:r>
-        <w:t xml:space="preserve">Tennessee</w:t>
-      </w:r>
-      <w:r>
-        <w:t xml:space="preserve"> </w:t>
-      </w:r>
-      <w:r>
-        <w:t xml:space="preserve">Perspective.</w:t>
-      </w:r>
-      <w:r>
-        <w:t xml:space="preserve"> </w:t>
-      </w:r>
-      <w:r>
-        <w:rPr>
-          <w:i/>
-          <w:iCs/>
-        </w:rPr>
-        <w:t xml:space="preserve">Southeastern Archaeology</w:t>
-      </w:r>
-      <w:r>
-        <w:t xml:space="preserve"> </w:t>
-      </w:r>
-      <w:r>
-        <w:t xml:space="preserve">15(2):172–181.</w:t>
-      </w:r>
-    </w:p>
-    <w:bookmarkEnd w:id="270"/>
-    <w:bookmarkStart w:id="271" w:name="ref-mainfort_1996b"/>
-    <w:p>
-      <w:pPr>
-        <w:pStyle w:val="Bibliography"/>
-      </w:pPr>
-      <w:r>
-        <w:t xml:space="preserve">Mainfort, Jr., Robert C. 1996b. Late Period Chronology in the Central Mississippi Valley: A Western Tennessee Perspective.</w:t>
-      </w:r>
-      <w:r>
-        <w:t xml:space="preserve"> </w:t>
-      </w:r>
-      <w:r>
-        <w:rPr>
-          <w:i/>
-          <w:iCs/>
-        </w:rPr>
-        <w:t xml:space="preserve">Southeastern Archaeology</w:t>
-      </w:r>
-      <w:r>
-        <w:t xml:space="preserve"> </w:t>
-      </w:r>
-      <w:r>
-        <w:t xml:space="preserve">15(2):172–181.</w:t>
-      </w:r>
-    </w:p>
-    <w:bookmarkEnd w:id="271"/>
-    <w:bookmarkStart w:id="272" w:name="ref-mainfort_2001"/>
-    <w:p>
-      <w:pPr>
-        <w:pStyle w:val="Bibliography"/>
-      </w:pPr>
-      <w:r>
-        <w:t xml:space="preserve">Mainfort, Jr., Robert C. 2001. The Late Prehistoric and Protohistoric Periods in the Central</w:t>
-      </w:r>
-      <w:r>
-        <w:t xml:space="preserve"> </w:t>
-      </w:r>
-      <w:r>
-        <w:t xml:space="preserve">Mississippi</w:t>
-      </w:r>
-      <w:r>
-        <w:t xml:space="preserve"> </w:t>
-      </w:r>
-      <w:r>
-        <w:t xml:space="preserve">Valley. In</w:t>
-      </w:r>
-      <w:r>
-        <w:t xml:space="preserve"> </w:t>
-      </w:r>
-      <w:r>
-        <w:rPr>
-          <w:i/>
-          <w:iCs/>
-        </w:rPr>
-        <w:t xml:space="preserve">Societies in Eclipse: Archaeology of the Eastern Woodlands Indians, a.d. 1400–1700</w:t>
-      </w:r>
-      <w:r>
-        <w:t xml:space="preserve">, edited by David S. Brose, C. Wesley Cowan, and Jr. Mainfort Robert C., pp. 173–190. Smithsonian Institution Press, Washington, DC.</w:t>
-      </w:r>
-    </w:p>
-    <w:bookmarkEnd w:id="272"/>
-    <w:bookmarkStart w:id="273" w:name="ref-mainfort_2003"/>
-    <w:p>
-      <w:pPr>
-        <w:pStyle w:val="Bibliography"/>
-      </w:pPr>
-      <w:r>
-        <w:t xml:space="preserve">Mainfort, Jr., Robert C. 2003. An Ordination Approach to Assessing Late Period Phases in the Central</w:t>
-      </w:r>
-      <w:r>
-        <w:t xml:space="preserve"> </w:t>
-      </w:r>
-      <w:r>
-        <w:t xml:space="preserve">Mississippi</w:t>
-      </w:r>
-      <w:r>
-        <w:t xml:space="preserve"> </w:t>
-      </w:r>
-      <w:r>
-        <w:t xml:space="preserve">Valley.</w:t>
-      </w:r>
-      <w:r>
-        <w:t xml:space="preserve"> </w:t>
-      </w:r>
-      <w:r>
-        <w:rPr>
-          <w:i/>
-          <w:iCs/>
-        </w:rPr>
-        <w:t xml:space="preserve">Southeastern Archaeology</w:t>
-      </w:r>
-      <w:r>
-        <w:t xml:space="preserve"> </w:t>
-      </w:r>
-      <w:r>
-        <w:t xml:space="preserve">22(2):176–184.</w:t>
-      </w:r>
-    </w:p>
-    <w:bookmarkEnd w:id="273"/>
-    <w:bookmarkStart w:id="274" w:name="ref-mayr_1959"/>
-    <w:p>
-      <w:pPr>
-        <w:pStyle w:val="Bibliography"/>
-      </w:pPr>
-      <w:r>
-        <w:t xml:space="preserve">Mayr, Ernst. 1959. Typological Versus Population Thinking. In</w:t>
-      </w:r>
-      <w:r>
-        <w:t xml:space="preserve"> </w:t>
-      </w:r>
-      <w:r>
-        <w:rPr>
-          <w:i/>
-          <w:iCs/>
-        </w:rPr>
-        <w:t xml:space="preserve">Evolution and Anthropology: A Centennial Appraisal</w:t>
-      </w:r>
-      <w:r>
-        <w:t xml:space="preserve">, edited by Betty J. Meggers, pp. 409–412. The Anthropological Society of Washington, Washington, D.C.</w:t>
-      </w:r>
-    </w:p>
-    <w:bookmarkEnd w:id="274"/>
-    <w:bookmarkStart w:id="275" w:name="ref-mcnutt_ed_1996"/>
-    <w:p>
-      <w:pPr>
-        <w:pStyle w:val="Bibliography"/>
-      </w:pPr>
-      <w:r>
-        <w:t xml:space="preserve">McNutt, Charles H. (editor). 1996.</w:t>
-      </w:r>
-      <w:r>
-        <w:t xml:space="preserve"> </w:t>
-      </w:r>
-      <w:r>
-        <w:rPr>
-          <w:i/>
-          <w:iCs/>
-        </w:rPr>
-        <w:t xml:space="preserve">Prehistory of the Central</w:t>
-      </w:r>
-      <w:r>
-        <w:rPr>
-          <w:i/>
-          <w:iCs/>
-        </w:rPr>
-        <w:t xml:space="preserve"> </w:t>
-      </w:r>
-      <w:r>
-        <w:rPr>
-          <w:i/>
-          <w:iCs/>
-        </w:rPr>
-        <w:t xml:space="preserve">Mississippi</w:t>
-      </w:r>
-      <w:r>
-        <w:rPr>
-          <w:i/>
-          <w:iCs/>
-        </w:rPr>
-        <w:t xml:space="preserve"> </w:t>
-      </w:r>
-      <w:r>
-        <w:rPr>
-          <w:i/>
-          <w:iCs/>
-        </w:rPr>
-        <w:t xml:space="preserve">Valley</w:t>
-      </w:r>
-      <w:r>
-        <w:t xml:space="preserve">. University of Alabama Press, Tuscaloosa.</w:t>
-      </w:r>
-    </w:p>
-    <w:bookmarkEnd w:id="275"/>
-    <w:bookmarkStart w:id="276" w:name="ref-mesoudi_2021"/>
-    <w:p>
-      <w:pPr>
-        <w:pStyle w:val="Bibliography"/>
-      </w:pPr>
-      <w:r>
-        <w:t xml:space="preserve">Mesoudi, Alex. 2021. Cultural Selection and Biased Transformation: Two Dynamics of Cultural Evolution.</w:t>
-      </w:r>
-      <w:r>
-        <w:t xml:space="preserve"> </w:t>
-      </w:r>
-      <w:r>
-        <w:rPr>
-          <w:i/>
-          <w:iCs/>
-        </w:rPr>
-        <w:t xml:space="preserve">Philosophical Transactions of the Royal Society B: Biological Sciences</w:t>
-      </w:r>
-      <w:r>
-        <w:t xml:space="preserve"> </w:t>
-      </w:r>
-      <w:r>
-        <w:t xml:space="preserve">376:20200053.</w:t>
-      </w:r>
-    </w:p>
-    <w:bookmarkEnd w:id="276"/>
-    <w:bookmarkStart w:id="278" w:name="ref-miller_atkins_premo_2018"/>
-    <w:p>
-      <w:pPr>
-        <w:pStyle w:val="Bibliography"/>
-      </w:pPr>
-      <w:r>
         <w:t xml:space="preserve">Miller-Atkins, Galen, and L. S. Premo. 2018. Time-Averaging and the Spatial Scale of Regional Cultural Differentiation in Archaeological Assemblages.</w:t>
       </w:r>
       <w:r>
@@ -7594,7 +7606,7 @@
       <w:r>
         <w:t xml:space="preserve"> </w:t>
       </w:r>
-      <w:hyperlink r:id="rId277">
+      <w:hyperlink r:id="rId270">
         <w:r>
           <w:rPr>
             <w:rStyle w:val="Hyperlink"/>
@@ -7606,410 +7618,423 @@
         <w:t xml:space="preserve">.</w:t>
       </w:r>
     </w:p>
-    <w:bookmarkEnd w:id="278"/>
-    <w:bookmarkStart w:id="279" w:name="ref-milner_1998"/>
+    <w:bookmarkEnd w:id="271"/>
+    <w:bookmarkStart w:id="272" w:name="ref-mitchem_2001"/>
     <w:p>
       <w:pPr>
         <w:pStyle w:val="Bibliography"/>
       </w:pPr>
       <w:r>
-        <w:t xml:space="preserve">Milner, George R. 1998.</w:t>
-      </w:r>
-      <w:r>
-        <w:t xml:space="preserve"> </w:t>
-      </w:r>
-      <w:r>
-        <w:rPr>
-          <w:i/>
-          <w:iCs/>
-        </w:rPr>
-        <w:t xml:space="preserve">The</w:t>
-      </w:r>
-      <w:r>
-        <w:rPr>
-          <w:i/>
-          <w:iCs/>
-        </w:rPr>
-        <w:t xml:space="preserve"> </w:t>
-      </w:r>
-      <w:r>
-        <w:rPr>
-          <w:i/>
-          <w:iCs/>
-        </w:rPr>
-        <w:t xml:space="preserve">Cahokia</w:t>
-      </w:r>
-      <w:r>
-        <w:rPr>
-          <w:i/>
-          <w:iCs/>
-        </w:rPr>
-        <w:t xml:space="preserve"> </w:t>
-      </w:r>
-      <w:r>
-        <w:rPr>
-          <w:i/>
-          <w:iCs/>
-        </w:rPr>
-        <w:t xml:space="preserve">Chiefdom: The Archaeology of a</w:t>
-      </w:r>
-      <w:r>
-        <w:rPr>
-          <w:i/>
-          <w:iCs/>
-        </w:rPr>
-        <w:t xml:space="preserve"> </w:t>
-      </w:r>
-      <w:r>
-        <w:rPr>
-          <w:i/>
-          <w:iCs/>
-        </w:rPr>
-        <w:t xml:space="preserve">Mississippian</w:t>
-      </w:r>
-      <w:r>
-        <w:rPr>
-          <w:i/>
-          <w:iCs/>
-        </w:rPr>
-        <w:t xml:space="preserve"> </w:t>
-      </w:r>
-      <w:r>
-        <w:rPr>
-          <w:i/>
-          <w:iCs/>
-        </w:rPr>
-        <w:t xml:space="preserve">Society</w:t>
-      </w:r>
-      <w:r>
-        <w:t xml:space="preserve">. Smithsonian Institution Press, Washington, D.C.</w:t>
+        <w:t xml:space="preserve">Mitchem, Jeffrey M. 2001. A Decade of Hypothesis Testing at the</w:t>
+      </w:r>
+      <w:r>
+        <w:t xml:space="preserve"> </w:t>
+      </w:r>
+      <w:r>
+        <w:t xml:space="preserve">Parkin</w:t>
+      </w:r>
+      <w:r>
+        <w:t xml:space="preserve"> </w:t>
+      </w:r>
+      <w:r>
+        <w:t xml:space="preserve">Site,</w:t>
+      </w:r>
+      <w:r>
+        <w:t xml:space="preserve"> </w:t>
+      </w:r>
+      <w:r>
+        <w:t xml:space="preserve">Arkansas</w:t>
+      </w:r>
+      <w:r>
+        <w:t xml:space="preserve">.</w:t>
+      </w:r>
+    </w:p>
+    <w:bookmarkEnd w:id="272"/>
+    <w:bookmarkStart w:id="273" w:name="ref-mitchem_2017"/>
+    <w:p>
+      <w:pPr>
+        <w:pStyle w:val="Bibliography"/>
+      </w:pPr>
+      <w:r>
+        <w:t xml:space="preserve">Mitchem, Jeffrey M., David W. Stahle, Timothy S. Mulvihill, and Jami J. Lockhart. 2017. Making the Case for the</w:t>
+      </w:r>
+      <w:r>
+        <w:t xml:space="preserve"> </w:t>
+      </w:r>
+      <w:r>
+        <w:t xml:space="preserve">Parkin</w:t>
+      </w:r>
+      <w:r>
+        <w:t xml:space="preserve"> </w:t>
+      </w:r>
+      <w:r>
+        <w:t xml:space="preserve">Site as</w:t>
+      </w:r>
+      <w:r>
+        <w:t xml:space="preserve"> </w:t>
+      </w:r>
+      <w:r>
+        <w:t xml:space="preserve">Casqui</w:t>
+      </w:r>
+      <w:r>
+        <w:t xml:space="preserve">:</w:t>
+      </w:r>
+      <w:r>
+        <w:t xml:space="preserve"> </w:t>
+      </w:r>
+      <w:r>
+        <w:t xml:space="preserve">Hernando</w:t>
+      </w:r>
+      <w:r>
+        <w:t xml:space="preserve"> </w:t>
+      </w:r>
+      <w:r>
+        <w:t xml:space="preserve">de</w:t>
+      </w:r>
+      <w:r>
+        <w:t xml:space="preserve"> </w:t>
+      </w:r>
+      <w:r>
+        <w:t xml:space="preserve">Soto</w:t>
+      </w:r>
+      <w:r>
+        <w:t xml:space="preserve">’s 1541 Cross.</w:t>
+      </w:r>
+    </w:p>
+    <w:bookmarkEnd w:id="273"/>
+    <w:bookmarkStart w:id="274" w:name="ref-morse_d_1990"/>
+    <w:p>
+      <w:pPr>
+        <w:pStyle w:val="Bibliography"/>
+      </w:pPr>
+      <w:r>
+        <w:t xml:space="preserve">Morse, Dan F. 1990. The</w:t>
+      </w:r>
+      <w:r>
+        <w:t xml:space="preserve"> </w:t>
+      </w:r>
+      <w:r>
+        <w:t xml:space="preserve">Nodena</w:t>
+      </w:r>
+      <w:r>
+        <w:t xml:space="preserve"> </w:t>
+      </w:r>
+      <w:r>
+        <w:t xml:space="preserve">Phase. In</w:t>
+      </w:r>
+      <w:r>
+        <w:t xml:space="preserve"> </w:t>
+      </w:r>
+      <w:r>
+        <w:rPr>
+          <w:i/>
+          <w:iCs/>
+        </w:rPr>
+        <w:t xml:space="preserve">Towns and Temples Along the</w:t>
+      </w:r>
+      <w:r>
+        <w:rPr>
+          <w:i/>
+          <w:iCs/>
+        </w:rPr>
+        <w:t xml:space="preserve"> </w:t>
+      </w:r>
+      <w:r>
+        <w:rPr>
+          <w:i/>
+          <w:iCs/>
+        </w:rPr>
+        <w:t xml:space="preserve">Mississippi</w:t>
+      </w:r>
+      <w:r>
+        <w:t xml:space="preserve">, edited by David H. Dye and Cheryl Anne Cox, pp. 69–97. University of Alabama Press, Tuscaloosa.</w:t>
+      </w:r>
+    </w:p>
+    <w:bookmarkEnd w:id="274"/>
+    <w:bookmarkStart w:id="275" w:name="ref-morse_morse_1996"/>
+    <w:p>
+      <w:pPr>
+        <w:pStyle w:val="Bibliography"/>
+      </w:pPr>
+      <w:r>
+        <w:t xml:space="preserve">Morse, Dan F., and Phyllis A. Morse. 1996. Changes in Interpretation in the Archaeology of the Central</w:t>
+      </w:r>
+      <w:r>
+        <w:t xml:space="preserve"> </w:t>
+      </w:r>
+      <w:r>
+        <w:t xml:space="preserve">Mississippi</w:t>
+      </w:r>
+      <w:r>
+        <w:t xml:space="preserve"> </w:t>
+      </w:r>
+      <w:r>
+        <w:t xml:space="preserve">Valley Since 1983.</w:t>
+      </w:r>
+      <w:r>
+        <w:t xml:space="preserve"> </w:t>
+      </w:r>
+      <w:r>
+        <w:rPr>
+          <w:i/>
+          <w:iCs/>
+        </w:rPr>
+        <w:t xml:space="preserve">North American Archaeologist</w:t>
+      </w:r>
+      <w:r>
+        <w:t xml:space="preserve"> </w:t>
+      </w:r>
+      <w:r>
+        <w:t xml:space="preserve">17(1):1–35.</w:t>
+      </w:r>
+    </w:p>
+    <w:bookmarkEnd w:id="275"/>
+    <w:bookmarkStart w:id="276" w:name="ref-morse_p_1981"/>
+    <w:p>
+      <w:pPr>
+        <w:pStyle w:val="Bibliography"/>
+      </w:pPr>
+      <w:r>
+        <w:t xml:space="preserve">Morse, Phyllis A. 1981.</w:t>
+      </w:r>
+      <w:r>
+        <w:t xml:space="preserve"> </w:t>
+      </w:r>
+      <w:r>
+        <w:rPr>
+          <w:i/>
+          <w:iCs/>
+        </w:rPr>
+        <w:t xml:space="preserve">Parkin: The 1978–1979 Archeological Investigations of a</w:t>
+      </w:r>
+      <w:r>
+        <w:rPr>
+          <w:i/>
+          <w:iCs/>
+        </w:rPr>
+        <w:t xml:space="preserve"> </w:t>
+      </w:r>
+      <w:r>
+        <w:rPr>
+          <w:i/>
+          <w:iCs/>
+        </w:rPr>
+        <w:t xml:space="preserve">Cross County</w:t>
+      </w:r>
+      <w:r>
+        <w:rPr>
+          <w:i/>
+          <w:iCs/>
+        </w:rPr>
+        <w:t xml:space="preserve">,</w:t>
+      </w:r>
+      <w:r>
+        <w:rPr>
+          <w:i/>
+          <w:iCs/>
+        </w:rPr>
+        <w:t xml:space="preserve"> </w:t>
+      </w:r>
+      <w:r>
+        <w:rPr>
+          <w:i/>
+          <w:iCs/>
+        </w:rPr>
+        <w:t xml:space="preserve">Arkansas</w:t>
+      </w:r>
+      <w:r>
+        <w:rPr>
+          <w:i/>
+          <w:iCs/>
+        </w:rPr>
+        <w:t xml:space="preserve"> </w:t>
+      </w:r>
+      <w:r>
+        <w:rPr>
+          <w:i/>
+          <w:iCs/>
+        </w:rPr>
+        <w:t xml:space="preserve">Site</w:t>
+      </w:r>
+      <w:r>
+        <w:t xml:space="preserve">. Arkansas Archeological Survey Research Series 13. Arkansas Archeological Survey, Fayetteville.</w:t>
+      </w:r>
+    </w:p>
+    <w:bookmarkEnd w:id="276"/>
+    <w:bookmarkStart w:id="277" w:name="ref-morse_1990"/>
+    <w:p>
+      <w:pPr>
+        <w:pStyle w:val="Bibliography"/>
+      </w:pPr>
+      <w:r>
+        <w:t xml:space="preserve">Morse, Phyllis A. 1990. The</w:t>
+      </w:r>
+      <w:r>
+        <w:t xml:space="preserve"> </w:t>
+      </w:r>
+      <w:r>
+        <w:t xml:space="preserve">Parkin</w:t>
+      </w:r>
+      <w:r>
+        <w:t xml:space="preserve"> </w:t>
+      </w:r>
+      <w:r>
+        <w:t xml:space="preserve">Site and the</w:t>
+      </w:r>
+      <w:r>
+        <w:t xml:space="preserve"> </w:t>
+      </w:r>
+      <w:r>
+        <w:t xml:space="preserve">Parkin</w:t>
+      </w:r>
+      <w:r>
+        <w:t xml:space="preserve"> </w:t>
+      </w:r>
+      <w:r>
+        <w:t xml:space="preserve">Phase. In</w:t>
+      </w:r>
+      <w:r>
+        <w:t xml:space="preserve"> </w:t>
+      </w:r>
+      <w:r>
+        <w:rPr>
+          <w:i/>
+          <w:iCs/>
+        </w:rPr>
+        <w:t xml:space="preserve">Towns and Temples Along the</w:t>
+      </w:r>
+      <w:r>
+        <w:rPr>
+          <w:i/>
+          <w:iCs/>
+        </w:rPr>
+        <w:t xml:space="preserve"> </w:t>
+      </w:r>
+      <w:r>
+        <w:rPr>
+          <w:i/>
+          <w:iCs/>
+        </w:rPr>
+        <w:t xml:space="preserve">Mississippi</w:t>
+      </w:r>
+      <w:r>
+        <w:t xml:space="preserve">, edited by David H. Dye and Cheryl Anne Cox, pp. 118–134. University of Alabama Press, Tuscaloosa.</w:t>
+      </w:r>
+    </w:p>
+    <w:bookmarkEnd w:id="277"/>
+    <w:bookmarkStart w:id="279" w:name="ref-nei_1973"/>
+    <w:p>
+      <w:pPr>
+        <w:pStyle w:val="Bibliography"/>
+      </w:pPr>
+      <w:r>
+        <w:t xml:space="preserve">Nei, Masatoshi. 1973. Analysis of Gene Diversity in Subdivided Populations.</w:t>
+      </w:r>
+      <w:r>
+        <w:t xml:space="preserve"> </w:t>
+      </w:r>
+      <w:r>
+        <w:rPr>
+          <w:i/>
+          <w:iCs/>
+        </w:rPr>
+        <w:t xml:space="preserve">Proceedings of the National Academy of Sciences</w:t>
+      </w:r>
+      <w:r>
+        <w:t xml:space="preserve"> </w:t>
+      </w:r>
+      <w:r>
+        <w:t xml:space="preserve">70(12):3321–3323.</w:t>
+      </w:r>
+      <w:r>
+        <w:t xml:space="preserve"> </w:t>
+      </w:r>
+      <w:hyperlink r:id="rId278">
+        <w:r>
+          <w:rPr>
+            <w:rStyle w:val="Hyperlink"/>
+          </w:rPr>
+          <w:t xml:space="preserve">https://doi.org/10.1073/pnas.70.12.3321</w:t>
+        </w:r>
+      </w:hyperlink>
+      <w:r>
+        <w:t xml:space="preserve">.</w:t>
       </w:r>
     </w:p>
     <w:bookmarkEnd w:id="279"/>
-    <w:bookmarkStart w:id="280" w:name="ref-mitchem_2001"/>
+    <w:bookmarkStart w:id="280" w:name="ref-neiman_1995"/>
     <w:p>
       <w:pPr>
         <w:pStyle w:val="Bibliography"/>
       </w:pPr>
       <w:r>
-        <w:t xml:space="preserve">Mitchem, Jeffrey M. 2001. A Decade of Hypothesis Testing at the</w:t>
-      </w:r>
-      <w:r>
-        <w:t xml:space="preserve"> </w:t>
-      </w:r>
-      <w:r>
-        <w:t xml:space="preserve">Parkin</w:t>
-      </w:r>
-      <w:r>
-        <w:t xml:space="preserve"> </w:t>
-      </w:r>
-      <w:r>
-        <w:t xml:space="preserve">Site,</w:t>
-      </w:r>
-      <w:r>
-        <w:t xml:space="preserve"> </w:t>
-      </w:r>
-      <w:r>
-        <w:t xml:space="preserve">Arkansas</w:t>
-      </w:r>
-      <w:r>
-        <w:t xml:space="preserve">.</w:t>
+        <w:t xml:space="preserve">Neiman, Fraser D. 1995. Stylistic Variation in Evolutionary Perspective: Inferences from Decorative Diversity and Interassemblage Distance in</w:t>
+      </w:r>
+      <w:r>
+        <w:t xml:space="preserve"> </w:t>
+      </w:r>
+      <w:r>
+        <w:t xml:space="preserve">Illinois</w:t>
+      </w:r>
+      <w:r>
+        <w:t xml:space="preserve"> </w:t>
+      </w:r>
+      <w:r>
+        <w:t xml:space="preserve">Woodland</w:t>
+      </w:r>
+      <w:r>
+        <w:t xml:space="preserve"> </w:t>
+      </w:r>
+      <w:r>
+        <w:t xml:space="preserve">Ceramic Assemblages.</w:t>
+      </w:r>
+      <w:r>
+        <w:t xml:space="preserve"> </w:t>
+      </w:r>
+      <w:r>
+        <w:rPr>
+          <w:i/>
+          <w:iCs/>
+        </w:rPr>
+        <w:t xml:space="preserve">American Antiquity</w:t>
+      </w:r>
+      <w:r>
+        <w:t xml:space="preserve"> </w:t>
+      </w:r>
+      <w:r>
+        <w:t xml:space="preserve">60(1):7–36.</w:t>
       </w:r>
     </w:p>
     <w:bookmarkEnd w:id="280"/>
-    <w:bookmarkStart w:id="281" w:name="ref-morse_d_1990"/>
+    <w:bookmarkStart w:id="281" w:name="ref-obrien_leonard_2001"/>
     <w:p>
       <w:pPr>
         <w:pStyle w:val="Bibliography"/>
       </w:pPr>
       <w:r>
-        <w:t xml:space="preserve">Morse, Dan F. 1990. The</w:t>
-      </w:r>
-      <w:r>
-        <w:t xml:space="preserve"> </w:t>
-      </w:r>
-      <w:r>
-        <w:t xml:space="preserve">Nodena</w:t>
-      </w:r>
-      <w:r>
-        <w:t xml:space="preserve"> </w:t>
-      </w:r>
-      <w:r>
-        <w:t xml:space="preserve">Phase. In</w:t>
-      </w:r>
-      <w:r>
-        <w:t xml:space="preserve"> </w:t>
-      </w:r>
-      <w:r>
-        <w:rPr>
-          <w:i/>
-          <w:iCs/>
-        </w:rPr>
-        <w:t xml:space="preserve">Towns and Temples Along the</w:t>
-      </w:r>
-      <w:r>
-        <w:rPr>
-          <w:i/>
-          <w:iCs/>
-        </w:rPr>
-        <w:t xml:space="preserve"> </w:t>
-      </w:r>
-      <w:r>
-        <w:rPr>
-          <w:i/>
-          <w:iCs/>
-        </w:rPr>
-        <w:t xml:space="preserve">Mississippi</w:t>
-      </w:r>
-      <w:r>
-        <w:t xml:space="preserve">, edited by David H. Dye and Cheryl Anne Cox, pp. 69–97. University of Alabama Press, Tuscaloosa.</w:t>
+        <w:t xml:space="preserve">O’Brien, Michael J., and Robert D. Leonard. 2001. Style and Function: An Introduction. In</w:t>
+      </w:r>
+      <w:r>
+        <w:t xml:space="preserve"> </w:t>
+      </w:r>
+      <w:r>
+        <w:rPr>
+          <w:i/>
+          <w:iCs/>
+        </w:rPr>
+        <w:t xml:space="preserve">Style and Function: Conceptual Issues in Evolutionary Archaeology</w:t>
+      </w:r>
+      <w:r>
+        <w:t xml:space="preserve">, edited by Teresa D. Hurt and Gordon F. M. Rakita, pp. 1–23. Bergin &amp; Garvey, Westport, Connecticut.</w:t>
       </w:r>
     </w:p>
     <w:bookmarkEnd w:id="281"/>
-    <w:bookmarkStart w:id="282" w:name="ref-morse_morse_1996"/>
+    <w:bookmarkStart w:id="283" w:name="ref-odwyer_kandler_2017"/>
     <w:p>
       <w:pPr>
         <w:pStyle w:val="Bibliography"/>
       </w:pPr>
       <w:r>
-        <w:t xml:space="preserve">Morse, Dan F., and Phyllis A. Morse. 1996. Changes in Interpretation in the Archaeology of the Central</w:t>
-      </w:r>
-      <w:r>
-        <w:t xml:space="preserve"> </w:t>
-      </w:r>
-      <w:r>
-        <w:t xml:space="preserve">Mississippi</w:t>
-      </w:r>
-      <w:r>
-        <w:t xml:space="preserve"> </w:t>
-      </w:r>
-      <w:r>
-        <w:t xml:space="preserve">Valley Since 1983.</w:t>
-      </w:r>
-      <w:r>
-        <w:t xml:space="preserve"> </w:t>
-      </w:r>
-      <w:r>
-        <w:rPr>
-          <w:i/>
-          <w:iCs/>
-        </w:rPr>
-        <w:t xml:space="preserve">North American Archaeologist</w:t>
-      </w:r>
-      <w:r>
-        <w:t xml:space="preserve"> </w:t>
-      </w:r>
-      <w:r>
-        <w:t xml:space="preserve">17(1):1–35.</w:t>
-      </w:r>
-    </w:p>
-    <w:bookmarkEnd w:id="282"/>
-    <w:bookmarkStart w:id="283" w:name="ref-morse_p_1981"/>
-    <w:p>
-      <w:pPr>
-        <w:pStyle w:val="Bibliography"/>
-      </w:pPr>
-      <w:r>
-        <w:t xml:space="preserve">Morse, Phyllis A. 1981.</w:t>
-      </w:r>
-      <w:r>
-        <w:t xml:space="preserve"> </w:t>
-      </w:r>
-      <w:r>
-        <w:rPr>
-          <w:i/>
-          <w:iCs/>
-        </w:rPr>
-        <w:t xml:space="preserve">Parkin: The 1978–1979 Archeological Investigations of a</w:t>
-      </w:r>
-      <w:r>
-        <w:rPr>
-          <w:i/>
-          <w:iCs/>
-        </w:rPr>
-        <w:t xml:space="preserve"> </w:t>
-      </w:r>
-      <w:r>
-        <w:rPr>
-          <w:i/>
-          <w:iCs/>
-        </w:rPr>
-        <w:t xml:space="preserve">Cross County</w:t>
-      </w:r>
-      <w:r>
-        <w:rPr>
-          <w:i/>
-          <w:iCs/>
-        </w:rPr>
-        <w:t xml:space="preserve">,</w:t>
-      </w:r>
-      <w:r>
-        <w:rPr>
-          <w:i/>
-          <w:iCs/>
-        </w:rPr>
-        <w:t xml:space="preserve"> </w:t>
-      </w:r>
-      <w:r>
-        <w:rPr>
-          <w:i/>
-          <w:iCs/>
-        </w:rPr>
-        <w:t xml:space="preserve">Arkansas</w:t>
-      </w:r>
-      <w:r>
-        <w:rPr>
-          <w:i/>
-          <w:iCs/>
-        </w:rPr>
-        <w:t xml:space="preserve"> </w:t>
-      </w:r>
-      <w:r>
-        <w:rPr>
-          <w:i/>
-          <w:iCs/>
-        </w:rPr>
-        <w:t xml:space="preserve">Site</w:t>
-      </w:r>
-      <w:r>
-        <w:t xml:space="preserve">. Arkansas Archeological Survey Research Series 13. Arkansas Archeological Survey, Fayetteville.</w:t>
-      </w:r>
-    </w:p>
-    <w:bookmarkEnd w:id="283"/>
-    <w:bookmarkStart w:id="284" w:name="ref-morse_1990"/>
-    <w:p>
-      <w:pPr>
-        <w:pStyle w:val="Bibliography"/>
-      </w:pPr>
-      <w:r>
-        <w:t xml:space="preserve">Morse, Phyllis A. 1990. The</w:t>
-      </w:r>
-      <w:r>
-        <w:t xml:space="preserve"> </w:t>
-      </w:r>
-      <w:r>
-        <w:t xml:space="preserve">Parkin</w:t>
-      </w:r>
-      <w:r>
-        <w:t xml:space="preserve"> </w:t>
-      </w:r>
-      <w:r>
-        <w:t xml:space="preserve">Site and the</w:t>
-      </w:r>
-      <w:r>
-        <w:t xml:space="preserve"> </w:t>
-      </w:r>
-      <w:r>
-        <w:t xml:space="preserve">Parkin</w:t>
-      </w:r>
-      <w:r>
-        <w:t xml:space="preserve"> </w:t>
-      </w:r>
-      <w:r>
-        <w:t xml:space="preserve">Phase. In</w:t>
-      </w:r>
-      <w:r>
-        <w:t xml:space="preserve"> </w:t>
-      </w:r>
-      <w:r>
-        <w:rPr>
-          <w:i/>
-          <w:iCs/>
-        </w:rPr>
-        <w:t xml:space="preserve">Towns and Temples Along the</w:t>
-      </w:r>
-      <w:r>
-        <w:rPr>
-          <w:i/>
-          <w:iCs/>
-        </w:rPr>
-        <w:t xml:space="preserve"> </w:t>
-      </w:r>
-      <w:r>
-        <w:rPr>
-          <w:i/>
-          <w:iCs/>
-        </w:rPr>
-        <w:t xml:space="preserve">Mississippi</w:t>
-      </w:r>
-      <w:r>
-        <w:t xml:space="preserve">, edited by David H. Dye and Cheryl Anne Cox, pp. 118–134. University of Alabama Press, Tuscaloosa.</w:t>
-      </w:r>
-    </w:p>
-    <w:bookmarkEnd w:id="284"/>
-    <w:bookmarkStart w:id="285" w:name="ref-neiman_1995"/>
-    <w:p>
-      <w:pPr>
-        <w:pStyle w:val="Bibliography"/>
-      </w:pPr>
-      <w:r>
-        <w:t xml:space="preserve">Neiman, Fraser D. 1995. Stylistic Variation in Evolutionary Perspective: Inferences from Decorative Diversity and Interassemblage Distance in</w:t>
-      </w:r>
-      <w:r>
-        <w:t xml:space="preserve"> </w:t>
-      </w:r>
-      <w:r>
-        <w:t xml:space="preserve">Illinois</w:t>
-      </w:r>
-      <w:r>
-        <w:t xml:space="preserve"> </w:t>
-      </w:r>
-      <w:r>
-        <w:t xml:space="preserve">Woodland</w:t>
-      </w:r>
-      <w:r>
-        <w:t xml:space="preserve"> </w:t>
-      </w:r>
-      <w:r>
-        <w:t xml:space="preserve">Ceramic Assemblages.</w:t>
-      </w:r>
-      <w:r>
-        <w:t xml:space="preserve"> </w:t>
-      </w:r>
-      <w:r>
-        <w:rPr>
-          <w:i/>
-          <w:iCs/>
-        </w:rPr>
-        <w:t xml:space="preserve">American Antiquity</w:t>
-      </w:r>
-      <w:r>
-        <w:t xml:space="preserve"> </w:t>
-      </w:r>
-      <w:r>
-        <w:t xml:space="preserve">60(1):7–36.</w:t>
-      </w:r>
-    </w:p>
-    <w:bookmarkEnd w:id="285"/>
-    <w:bookmarkStart w:id="286" w:name="ref-obrien_leonard_2001"/>
-    <w:p>
-      <w:pPr>
-        <w:pStyle w:val="Bibliography"/>
-      </w:pPr>
-      <w:r>
-        <w:t xml:space="preserve">O’Brien, Michael J., and Robert D. Leonard. 2001. Style and Function: An Introduction. In</w:t>
-      </w:r>
-      <w:r>
-        <w:t xml:space="preserve"> </w:t>
-      </w:r>
-      <w:r>
-        <w:rPr>
-          <w:i/>
-          <w:iCs/>
-        </w:rPr>
-        <w:t xml:space="preserve">Style and Function: Conceptual Issues in Evolutionary Archaeology</w:t>
-      </w:r>
-      <w:r>
-        <w:t xml:space="preserve">, edited by Teresa D. Hurt and Gordon F. M. Rakita, pp. 1–23. Bergin &amp; Garvey, Westport, Connecticut.</w:t>
-      </w:r>
-    </w:p>
-    <w:bookmarkEnd w:id="286"/>
-    <w:bookmarkStart w:id="288" w:name="ref-odwyer_kandler_2017"/>
-    <w:p>
-      <w:pPr>
-        <w:pStyle w:val="Bibliography"/>
-      </w:pPr>
-      <w:r>
         <w:t xml:space="preserve">O’Dwyer, James P., and Anne Kandler. 2017. Inferring Processes of Cultural Transmission: The Critical Role of Rare Variants in Distinguishing Neutrality from Novelty Biases.</w:t>
       </w:r>
       <w:r>
@@ -8031,7 +8056,7 @@
       <w:r>
         <w:t xml:space="preserve"> </w:t>
       </w:r>
-      <w:hyperlink r:id="rId287">
+      <w:hyperlink r:id="rId282">
         <w:r>
           <w:rPr>
             <w:rStyle w:val="Hyperlink"/>
@@ -8043,8 +8068,8 @@
         <w:t xml:space="preserve">.</w:t>
       </w:r>
     </w:p>
-    <w:bookmarkEnd w:id="288"/>
-    <w:bookmarkStart w:id="290" w:name="ref-peebles_kus_1977"/>
+    <w:bookmarkEnd w:id="283"/>
+    <w:bookmarkStart w:id="285" w:name="ref-peebles_kus_1977"/>
     <w:p>
       <w:pPr>
         <w:pStyle w:val="Bibliography"/>
@@ -8071,7 +8096,7 @@
       <w:r>
         <w:t xml:space="preserve"> </w:t>
       </w:r>
-      <w:hyperlink r:id="rId289">
+      <w:hyperlink r:id="rId284">
         <w:r>
           <w:rPr>
             <w:rStyle w:val="Hyperlink"/>
@@ -8083,8 +8108,8 @@
         <w:t xml:space="preserve">.</w:t>
       </w:r>
     </w:p>
-    <w:bookmarkEnd w:id="290"/>
-    <w:bookmarkStart w:id="292" w:name="ref-peeples_schachner_2012"/>
+    <w:bookmarkEnd w:id="285"/>
+    <w:bookmarkStart w:id="287" w:name="ref-peeples_schachner_2012"/>
     <w:p>
       <w:pPr>
         <w:pStyle w:val="Bibliography"/>
@@ -8111,7 +8136,7 @@
       <w:r>
         <w:t xml:space="preserve"> </w:t>
       </w:r>
-      <w:hyperlink r:id="rId291">
+      <w:hyperlink r:id="rId286">
         <w:r>
           <w:rPr>
             <w:rStyle w:val="Hyperlink"/>
@@ -8123,8 +8148,8 @@
         <w:t xml:space="preserve">.</w:t>
       </w:r>
     </w:p>
-    <w:bookmarkEnd w:id="292"/>
-    <w:bookmarkStart w:id="294" w:name="ref-perreault_2018"/>
+    <w:bookmarkEnd w:id="287"/>
+    <w:bookmarkStart w:id="289" w:name="ref-perreault_2018"/>
     <w:p>
       <w:pPr>
         <w:pStyle w:val="Bibliography"/>
@@ -8151,7 +8176,7 @@
       <w:r>
         <w:t xml:space="preserve"> </w:t>
       </w:r>
-      <w:hyperlink r:id="rId293">
+      <w:hyperlink r:id="rId288">
         <w:r>
           <w:rPr>
             <w:rStyle w:val="Hyperlink"/>
@@ -8163,8 +8188,8 @@
         <w:t xml:space="preserve">.</w:t>
       </w:r>
     </w:p>
-    <w:bookmarkEnd w:id="294"/>
-    <w:bookmarkStart w:id="295" w:name="ref-perreault_2019"/>
+    <w:bookmarkEnd w:id="289"/>
+    <w:bookmarkStart w:id="290" w:name="ref-perreault_2019"/>
     <w:p>
       <w:pPr>
         <w:pStyle w:val="Bibliography"/>
@@ -8186,13 +8211,85 @@
         <w:t xml:space="preserve">. University of Chicago Press, Chicago.</w:t>
       </w:r>
     </w:p>
-    <w:bookmarkEnd w:id="295"/>
-    <w:bookmarkStart w:id="296" w:name="ref-phillips_ford_griffin_1951"/>
+    <w:bookmarkEnd w:id="290"/>
+    <w:bookmarkStart w:id="291" w:name="ref-phillips_1970"/>
     <w:p>
       <w:pPr>
         <w:pStyle w:val="Bibliography"/>
       </w:pPr>
       <w:r>
+        <w:t xml:space="preserve">Phillips, Philip. 1970.</w:t>
+      </w:r>
+      <w:r>
+        <w:t xml:space="preserve"> </w:t>
+      </w:r>
+      <w:r>
+        <w:rPr>
+          <w:i/>
+          <w:iCs/>
+        </w:rPr>
+        <w:t xml:space="preserve">Archaeological Survey in the Lower</w:t>
+      </w:r>
+      <w:r>
+        <w:rPr>
+          <w:i/>
+          <w:iCs/>
+        </w:rPr>
+        <w:t xml:space="preserve"> </w:t>
+      </w:r>
+      <w:r>
+        <w:rPr>
+          <w:i/>
+          <w:iCs/>
+        </w:rPr>
+        <w:t xml:space="preserve">Yazoo</w:t>
+      </w:r>
+      <w:r>
+        <w:rPr>
+          <w:i/>
+          <w:iCs/>
+        </w:rPr>
+        <w:t xml:space="preserve"> </w:t>
+      </w:r>
+      <w:r>
+        <w:rPr>
+          <w:i/>
+          <w:iCs/>
+        </w:rPr>
+        <w:t xml:space="preserve">Basin,</w:t>
+      </w:r>
+      <w:r>
+        <w:rPr>
+          <w:i/>
+          <w:iCs/>
+        </w:rPr>
+        <w:t xml:space="preserve"> </w:t>
+      </w:r>
+      <w:r>
+        <w:rPr>
+          <w:i/>
+          <w:iCs/>
+        </w:rPr>
+        <w:t xml:space="preserve">Mississippi</w:t>
+      </w:r>
+      <w:r>
+        <w:rPr>
+          <w:i/>
+          <w:iCs/>
+        </w:rPr>
+        <w:t xml:space="preserve">, 1949–1955</w:t>
+      </w:r>
+      <w:r>
+        <w:t xml:space="preserve">, Vol. 60. Papers of the Peabody Museum of Archaeology and Ethnology. Peabody Museum, Harvard University, Cambridge, MA.</w:t>
+      </w:r>
+    </w:p>
+    <w:bookmarkEnd w:id="291"/>
+    <w:bookmarkStart w:id="292" w:name="ref-phillips_ford_griffin_1951"/>
+    <w:p>
+      <w:pPr>
+        <w:pStyle w:val="Bibliography"/>
+      </w:pPr>
+      <w:r>
         <w:t xml:space="preserve">Phillips, Philip, James A. Ford, and James B. Griffin. 1951.</w:t>
       </w:r>
       <w:r>
@@ -8237,8 +8334,8 @@
         <w:t xml:space="preserve">, Vol. 25. Papers of the Peabody Museum of American Archaeology and Ethnology. Peabody Museum, Harvard University, Cambridge, MA.</w:t>
       </w:r>
     </w:p>
-    <w:bookmarkEnd w:id="296"/>
-    <w:bookmarkStart w:id="298" w:name="ref-phillips_willey_1953"/>
+    <w:bookmarkEnd w:id="292"/>
+    <w:bookmarkStart w:id="294" w:name="ref-phillips_willey_1953"/>
     <w:p>
       <w:pPr>
         <w:pStyle w:val="Bibliography"/>
@@ -8265,7 +8362,7 @@
       <w:r>
         <w:t xml:space="preserve"> </w:t>
       </w:r>
-      <w:hyperlink r:id="rId297">
+      <w:hyperlink r:id="rId293">
         <w:r>
           <w:rPr>
             <w:rStyle w:val="Hyperlink"/>
@@ -8277,8 +8374,8 @@
         <w:t xml:space="preserve">.</w:t>
       </w:r>
     </w:p>
-    <w:bookmarkEnd w:id="298"/>
-    <w:bookmarkStart w:id="300" w:name="ref-powell_shennan_thomas_2009"/>
+    <w:bookmarkEnd w:id="294"/>
+    <w:bookmarkStart w:id="296" w:name="ref-powell_shennan_thomas_2009"/>
     <w:p>
       <w:pPr>
         <w:pStyle w:val="Bibliography"/>
@@ -8317,7 +8414,7 @@
       <w:r>
         <w:t xml:space="preserve"> </w:t>
       </w:r>
-      <w:hyperlink r:id="rId299">
+      <w:hyperlink r:id="rId295">
         <w:r>
           <w:rPr>
             <w:rStyle w:val="Hyperlink"/>
@@ -8329,8 +8426,8 @@
         <w:t xml:space="preserve">.</w:t>
       </w:r>
     </w:p>
-    <w:bookmarkEnd w:id="300"/>
-    <w:bookmarkStart w:id="302" w:name="ref-premo_2014"/>
+    <w:bookmarkEnd w:id="296"/>
+    <w:bookmarkStart w:id="298" w:name="ref-premo_2014"/>
     <w:p>
       <w:pPr>
         <w:pStyle w:val="Bibliography"/>
@@ -8357,7 +8454,7 @@
       <w:r>
         <w:t xml:space="preserve"> </w:t>
       </w:r>
-      <w:hyperlink r:id="rId301">
+      <w:hyperlink r:id="rId297">
         <w:r>
           <w:rPr>
             <w:rStyle w:val="Hyperlink"/>
@@ -8369,8 +8466,8 @@
         <w:t xml:space="preserve">.</w:t>
       </w:r>
     </w:p>
-    <w:bookmarkEnd w:id="302"/>
-    <w:bookmarkStart w:id="304" w:name="ref-premo_2016"/>
+    <w:bookmarkEnd w:id="298"/>
+    <w:bookmarkStart w:id="300" w:name="ref-premo_2016"/>
     <w:p>
       <w:pPr>
         <w:pStyle w:val="Bibliography"/>
@@ -8397,7 +8494,7 @@
       <w:r>
         <w:t xml:space="preserve"> </w:t>
       </w:r>
-      <w:hyperlink r:id="rId303">
+      <w:hyperlink r:id="rId299">
         <w:r>
           <w:rPr>
             <w:rStyle w:val="Hyperlink"/>
@@ -8409,8 +8506,8 @@
         <w:t xml:space="preserve">.</w:t>
       </w:r>
     </w:p>
-    <w:bookmarkEnd w:id="304"/>
-    <w:bookmarkStart w:id="306" w:name="ref-premo_scholnick_2011"/>
+    <w:bookmarkEnd w:id="300"/>
+    <w:bookmarkStart w:id="302" w:name="ref-premo_scholnick_2011"/>
     <w:p>
       <w:pPr>
         <w:pStyle w:val="Bibliography"/>
@@ -8437,7 +8534,7 @@
       <w:r>
         <w:t xml:space="preserve"> </w:t>
       </w:r>
-      <w:hyperlink r:id="rId305">
+      <w:hyperlink r:id="rId301">
         <w:r>
           <w:rPr>
             <w:rStyle w:val="Hyperlink"/>
@@ -8449,8 +8546,8 @@
         <w:t xml:space="preserve">.</w:t>
       </w:r>
     </w:p>
-    <w:bookmarkEnd w:id="306"/>
-    <w:bookmarkStart w:id="307" w:name="ref-rees_political_culture"/>
+    <w:bookmarkEnd w:id="302"/>
+    <w:bookmarkStart w:id="303" w:name="ref-rees_political_culture"/>
     <w:p>
       <w:pPr>
         <w:pStyle w:val="Bibliography"/>
@@ -8474,8 +8571,8 @@
         <w:t xml:space="preserve">. Ph.D. dissertation, University of Oklahoma, Norman.</w:t>
       </w:r>
     </w:p>
-    <w:bookmarkEnd w:id="307"/>
-    <w:bookmarkStart w:id="309" w:name="ref-reimer_etal_2020"/>
+    <w:bookmarkEnd w:id="303"/>
+    <w:bookmarkStart w:id="305" w:name="ref-reimer_etal_2020"/>
     <w:p>
       <w:pPr>
         <w:pStyle w:val="Bibliography"/>
@@ -8529,7 +8626,7 @@
       <w:r>
         <w:t xml:space="preserve"> </w:t>
       </w:r>
-      <w:hyperlink r:id="rId308">
+      <w:hyperlink r:id="rId304">
         <w:r>
           <w:rPr>
             <w:rStyle w:val="Hyperlink"/>
@@ -8541,8 +8638,8 @@
         <w:t xml:space="preserve">.</w:t>
       </w:r>
     </w:p>
-    <w:bookmarkEnd w:id="309"/>
-    <w:bookmarkStart w:id="311" w:name="ref-richerson_etal_2016"/>
+    <w:bookmarkEnd w:id="305"/>
+    <w:bookmarkStart w:id="307" w:name="ref-richerson_etal_2016"/>
     <w:p>
       <w:pPr>
         <w:pStyle w:val="Bibliography"/>
@@ -8569,7 +8666,7 @@
       <w:r>
         <w:t xml:space="preserve"> </w:t>
       </w:r>
-      <w:hyperlink r:id="rId310">
+      <w:hyperlink r:id="rId306">
         <w:r>
           <w:rPr>
             <w:rStyle w:val="Hyperlink"/>
@@ -8581,8 +8678,8 @@
         <w:t xml:space="preserve">.</w:t>
       </w:r>
     </w:p>
-    <w:bookmarkEnd w:id="311"/>
-    <w:bookmarkStart w:id="313" w:name="ref-riede_hoggard_shennan_2019"/>
+    <w:bookmarkEnd w:id="307"/>
+    <w:bookmarkStart w:id="309" w:name="ref-riede_hoggard_shennan_2019"/>
     <w:p>
       <w:pPr>
         <w:pStyle w:val="Bibliography"/>
@@ -8609,7 +8706,7 @@
       <w:r>
         <w:t xml:space="preserve"> </w:t>
       </w:r>
-      <w:hyperlink r:id="rId312">
+      <w:hyperlink r:id="rId308">
         <w:r>
           <w:rPr>
             <w:rStyle w:val="Hyperlink"/>
@@ -8621,8 +8718,8 @@
         <w:t xml:space="preserve">.</w:t>
       </w:r>
     </w:p>
-    <w:bookmarkEnd w:id="313"/>
-    <w:bookmarkStart w:id="314" w:name="ref-robinson_1951"/>
+    <w:bookmarkEnd w:id="309"/>
+    <w:bookmarkStart w:id="310" w:name="ref-robinson_1951"/>
     <w:p>
       <w:pPr>
         <w:pStyle w:val="Bibliography"/>
@@ -8647,8 +8744,8 @@
         <w:t xml:space="preserve">16(4):293–301.</w:t>
       </w:r>
     </w:p>
-    <w:bookmarkEnd w:id="314"/>
-    <w:bookmarkStart w:id="315" w:name="ref-ross-stallings_2017"/>
+    <w:bookmarkEnd w:id="310"/>
+    <w:bookmarkStart w:id="311" w:name="ref-ross-stallings_2017"/>
     <w:p>
       <w:pPr>
         <w:pStyle w:val="Bibliography"/>
@@ -8682,8 +8779,8 @@
         <w:t xml:space="preserve">, edited by Haagen D. Klaus, Amanda R. Harvey, and Mark N. Cohen, pp. 329–362. University Press of Florida, Gainesville.</w:t>
       </w:r>
     </w:p>
-    <w:bookmarkEnd w:id="315"/>
-    <w:bookmarkStart w:id="316" w:name="ref-schiffer_1972"/>
+    <w:bookmarkEnd w:id="311"/>
+    <w:bookmarkStart w:id="312" w:name="ref-schiffer_1972"/>
     <w:p>
       <w:pPr>
         <w:pStyle w:val="Bibliography"/>
@@ -8708,8 +8805,8 @@
         <w:t xml:space="preserve">37(2):156–165.</w:t>
       </w:r>
     </w:p>
-    <w:bookmarkEnd w:id="316"/>
-    <w:bookmarkStart w:id="318" w:name="ref-schneider_martins_deaguiar_2016"/>
+    <w:bookmarkEnd w:id="312"/>
+    <w:bookmarkStart w:id="314" w:name="ref-schneider_martins_deaguiar_2016"/>
     <w:p>
       <w:pPr>
         <w:pStyle w:val="Bibliography"/>
@@ -8736,7 +8833,7 @@
       <w:r>
         <w:t xml:space="preserve"> </w:t>
       </w:r>
-      <w:hyperlink r:id="rId317">
+      <w:hyperlink r:id="rId313">
         <w:r>
           <w:rPr>
             <w:rStyle w:val="Hyperlink"/>
@@ -8748,8 +8845,8 @@
         <w:t xml:space="preserve">.</w:t>
       </w:r>
     </w:p>
-    <w:bookmarkEnd w:id="318"/>
-    <w:bookmarkStart w:id="320" w:name="ref-shennan_crema_kerig_2015"/>
+    <w:bookmarkEnd w:id="314"/>
+    <w:bookmarkStart w:id="316" w:name="ref-shennan_crema_kerig_2015"/>
     <w:p>
       <w:pPr>
         <w:pStyle w:val="Bibliography"/>
@@ -8815,7 +8912,7 @@
       <w:r>
         <w:t xml:space="preserve"> </w:t>
       </w:r>
-      <w:hyperlink r:id="rId319">
+      <w:hyperlink r:id="rId315">
         <w:r>
           <w:rPr>
             <w:rStyle w:val="Hyperlink"/>
@@ -8827,401 +8924,337 @@
         <w:t xml:space="preserve">.</w:t>
       </w:r>
     </w:p>
+    <w:bookmarkEnd w:id="316"/>
+    <w:bookmarkStart w:id="317" w:name="ref-shennan_wilkinson_2001"/>
+    <w:p>
+      <w:pPr>
+        <w:pStyle w:val="Bibliography"/>
+      </w:pPr>
+      <w:r>
+        <w:t xml:space="preserve">Shennan, Stephen J., and James R. Wilkinson. 2001. Ceramic Style Change and Neutral Evolution: A Case Study from</w:t>
+      </w:r>
+      <w:r>
+        <w:t xml:space="preserve"> </w:t>
+      </w:r>
+      <w:r>
+        <w:t xml:space="preserve">Neolithic</w:t>
+      </w:r>
+      <w:r>
+        <w:t xml:space="preserve"> </w:t>
+      </w:r>
+      <w:r>
+        <w:t xml:space="preserve">Europe</w:t>
+      </w:r>
+      <w:r>
+        <w:t xml:space="preserve">.</w:t>
+      </w:r>
+      <w:r>
+        <w:t xml:space="preserve"> </w:t>
+      </w:r>
+      <w:r>
+        <w:rPr>
+          <w:i/>
+          <w:iCs/>
+        </w:rPr>
+        <w:t xml:space="preserve">American Antiquity</w:t>
+      </w:r>
+      <w:r>
+        <w:t xml:space="preserve"> </w:t>
+      </w:r>
+      <w:r>
+        <w:t xml:space="preserve">66(4):577–593.</w:t>
+      </w:r>
+    </w:p>
+    <w:bookmarkEnd w:id="317"/>
+    <w:bookmarkStart w:id="318" w:name="ref-smith_1990"/>
+    <w:p>
+      <w:pPr>
+        <w:pStyle w:val="Bibliography"/>
+      </w:pPr>
+      <w:r>
+        <w:t xml:space="preserve">Smith, Gerald P. 1990. The</w:t>
+      </w:r>
+      <w:r>
+        <w:t xml:space="preserve"> </w:t>
+      </w:r>
+      <w:r>
+        <w:t xml:space="preserve">Walls</w:t>
+      </w:r>
+      <w:r>
+        <w:t xml:space="preserve"> </w:t>
+      </w:r>
+      <w:r>
+        <w:t xml:space="preserve">Phase and Its Neighbors. In</w:t>
+      </w:r>
+      <w:r>
+        <w:t xml:space="preserve"> </w:t>
+      </w:r>
+      <w:r>
+        <w:rPr>
+          <w:i/>
+          <w:iCs/>
+        </w:rPr>
+        <w:t xml:space="preserve">Towns and Temples Along the</w:t>
+      </w:r>
+      <w:r>
+        <w:rPr>
+          <w:i/>
+          <w:iCs/>
+        </w:rPr>
+        <w:t xml:space="preserve"> </w:t>
+      </w:r>
+      <w:r>
+        <w:rPr>
+          <w:i/>
+          <w:iCs/>
+        </w:rPr>
+        <w:t xml:space="preserve">Mississippi</w:t>
+      </w:r>
+      <w:r>
+        <w:t xml:space="preserve">, edited by David H. Dye and Cheryl Anne Cox, pp. 135–169. University of Alabama Press, Tuscaloosa.</w:t>
+      </w:r>
+    </w:p>
+    <w:bookmarkEnd w:id="318"/>
+    <w:bookmarkStart w:id="319" w:name="ref-smith_neiman_2007"/>
+    <w:p>
+      <w:pPr>
+        <w:pStyle w:val="Bibliography"/>
+      </w:pPr>
+      <w:r>
+        <w:t xml:space="preserve">Smith, Karen Y., and Fraser D. Neiman. 2007. Frequency Seriation, Correspondence Analysis, and Woodland-Period Ceramic Assemblage Variation in the Deep South.</w:t>
+      </w:r>
+      <w:r>
+        <w:t xml:space="preserve"> </w:t>
+      </w:r>
+      <w:r>
+        <w:rPr>
+          <w:i/>
+          <w:iCs/>
+        </w:rPr>
+        <w:t xml:space="preserve">Southeastern Archaeology</w:t>
+      </w:r>
+      <w:r>
+        <w:t xml:space="preserve"> </w:t>
+      </w:r>
+      <w:r>
+        <w:t xml:space="preserve">26(1):47–72.</w:t>
+      </w:r>
+    </w:p>
+    <w:bookmarkEnd w:id="319"/>
+    <w:bookmarkStart w:id="320" w:name="ref-starr_1984"/>
+    <w:p>
+      <w:pPr>
+        <w:pStyle w:val="Bibliography"/>
+      </w:pPr>
+      <w:r>
+        <w:t xml:space="preserve">Starr, Mary Evelyn. 1984. Parchman Phase in the Northwestern</w:t>
+      </w:r>
+      <w:r>
+        <w:t xml:space="preserve"> </w:t>
+      </w:r>
+      <w:r>
+        <w:t xml:space="preserve">Yazoo</w:t>
+      </w:r>
+      <w:r>
+        <w:t xml:space="preserve"> </w:t>
+      </w:r>
+      <w:r>
+        <w:t xml:space="preserve">Basin. In</w:t>
+      </w:r>
+      <w:r>
+        <w:t xml:space="preserve"> </w:t>
+      </w:r>
+      <w:r>
+        <w:rPr>
+          <w:i/>
+          <w:iCs/>
+        </w:rPr>
+        <w:t xml:space="preserve">The</w:t>
+      </w:r>
+      <w:r>
+        <w:rPr>
+          <w:i/>
+          <w:iCs/>
+        </w:rPr>
+        <w:t xml:space="preserve"> </w:t>
+      </w:r>
+      <w:r>
+        <w:rPr>
+          <w:i/>
+          <w:iCs/>
+        </w:rPr>
+        <w:t xml:space="preserve">Wilsford</w:t>
+      </w:r>
+      <w:r>
+        <w:rPr>
+          <w:i/>
+          <w:iCs/>
+        </w:rPr>
+        <w:t xml:space="preserve"> </w:t>
+      </w:r>
+      <w:r>
+        <w:rPr>
+          <w:i/>
+          <w:iCs/>
+        </w:rPr>
+        <w:t xml:space="preserve">Site (22-Co-516)</w:t>
+      </w:r>
+      <w:r>
+        <w:rPr>
+          <w:i/>
+          <w:iCs/>
+        </w:rPr>
+        <w:t xml:space="preserve"> </w:t>
+      </w:r>
+      <w:r>
+        <w:rPr>
+          <w:i/>
+          <w:iCs/>
+        </w:rPr>
+        <w:t xml:space="preserve">Coahoma</w:t>
+      </w:r>
+      <w:r>
+        <w:rPr>
+          <w:i/>
+          <w:iCs/>
+        </w:rPr>
+        <w:t xml:space="preserve"> </w:t>
+      </w:r>
+      <w:r>
+        <w:rPr>
+          <w:i/>
+          <w:iCs/>
+        </w:rPr>
+        <w:t xml:space="preserve">County,</w:t>
+      </w:r>
+      <w:r>
+        <w:rPr>
+          <w:i/>
+          <w:iCs/>
+        </w:rPr>
+        <w:t xml:space="preserve"> </w:t>
+      </w:r>
+      <w:r>
+        <w:rPr>
+          <w:i/>
+          <w:iCs/>
+        </w:rPr>
+        <w:t xml:space="preserve">Mississippi</w:t>
+      </w:r>
+      <w:r>
+        <w:rPr>
+          <w:i/>
+          <w:iCs/>
+        </w:rPr>
+        <w:t xml:space="preserve">: A Late</w:t>
+      </w:r>
+      <w:r>
+        <w:rPr>
+          <w:i/>
+          <w:iCs/>
+        </w:rPr>
+        <w:t xml:space="preserve"> </w:t>
+      </w:r>
+      <w:r>
+        <w:rPr>
+          <w:i/>
+          <w:iCs/>
+        </w:rPr>
+        <w:t xml:space="preserve">Mississippi</w:t>
+      </w:r>
+      <w:r>
+        <w:rPr>
+          <w:i/>
+          <w:iCs/>
+        </w:rPr>
+        <w:t xml:space="preserve"> </w:t>
+      </w:r>
+      <w:r>
+        <w:rPr>
+          <w:i/>
+          <w:iCs/>
+        </w:rPr>
+        <w:t xml:space="preserve">Period Settlement in the Northern</w:t>
+      </w:r>
+      <w:r>
+        <w:rPr>
+          <w:i/>
+          <w:iCs/>
+        </w:rPr>
+        <w:t xml:space="preserve"> </w:t>
+      </w:r>
+      <w:r>
+        <w:rPr>
+          <w:i/>
+          <w:iCs/>
+        </w:rPr>
+        <w:t xml:space="preserve">Yazoo</w:t>
+      </w:r>
+      <w:r>
+        <w:rPr>
+          <w:i/>
+          <w:iCs/>
+        </w:rPr>
+        <w:t xml:space="preserve"> </w:t>
+      </w:r>
+      <w:r>
+        <w:rPr>
+          <w:i/>
+          <w:iCs/>
+        </w:rPr>
+        <w:t xml:space="preserve">of</w:t>
+      </w:r>
+      <w:r>
+        <w:rPr>
+          <w:i/>
+          <w:iCs/>
+        </w:rPr>
+        <w:t xml:space="preserve"> </w:t>
+      </w:r>
+      <w:r>
+        <w:rPr>
+          <w:i/>
+          <w:iCs/>
+        </w:rPr>
+        <w:t xml:space="preserve">Mississippi</w:t>
+      </w:r>
+      <w:r>
+        <w:t xml:space="preserve">, edited by John M. Connaway, pp. 163–222. Archaeological Report No. 14. Mississippi Department of Archives; History, Jackson, MS.</w:t>
+      </w:r>
+    </w:p>
     <w:bookmarkEnd w:id="320"/>
-    <w:bookmarkStart w:id="321" w:name="ref-shennan_wilkinson_2001"/>
+    <w:bookmarkStart w:id="321" w:name="ref-tomasovych_kidwell_2009"/>
     <w:p>
       <w:pPr>
         <w:pStyle w:val="Bibliography"/>
       </w:pPr>
       <w:r>
-        <w:t xml:space="preserve">Shennan, Stephen J., and James R. Wilkinson. 2001. Ceramic Style Change and Neutral Evolution: A Case Study from</w:t>
-      </w:r>
-      <w:r>
-        <w:t xml:space="preserve"> </w:t>
-      </w:r>
-      <w:r>
-        <w:t xml:space="preserve">Neolithic</w:t>
-      </w:r>
-      <w:r>
-        <w:t xml:space="preserve"> </w:t>
-      </w:r>
-      <w:r>
-        <w:t xml:space="preserve">Europe</w:t>
-      </w:r>
-      <w:r>
-        <w:t xml:space="preserve">.</w:t>
-      </w:r>
-      <w:r>
-        <w:t xml:space="preserve"> </w:t>
-      </w:r>
-      <w:r>
-        <w:rPr>
-          <w:i/>
-          <w:iCs/>
-        </w:rPr>
-        <w:t xml:space="preserve">American Antiquity</w:t>
-      </w:r>
-      <w:r>
-        <w:t xml:space="preserve"> </w:t>
-      </w:r>
-      <w:r>
-        <w:t xml:space="preserve">66(4):577–593.</w:t>
+        <w:t xml:space="preserve">Tomašových, Adam, and Susan M. Kidwell. 2009. Fidelity of Variation in Species Composition and Diversity Partitioning by Death Assemblages: Time-Averaging Transfers Diversity from Beta to Alpha Levels.</w:t>
+      </w:r>
+      <w:r>
+        <w:t xml:space="preserve"> </w:t>
+      </w:r>
+      <w:r>
+        <w:rPr>
+          <w:i/>
+          <w:iCs/>
+        </w:rPr>
+        <w:t xml:space="preserve">Paleobiology</w:t>
+      </w:r>
+      <w:r>
+        <w:t xml:space="preserve"> </w:t>
+      </w:r>
+      <w:r>
+        <w:t xml:space="preserve">35(1):94–118.</w:t>
       </w:r>
     </w:p>
     <w:bookmarkEnd w:id="321"/>
-    <w:bookmarkStart w:id="322" w:name="ref-smith_1990"/>
+    <w:bookmarkStart w:id="323" w:name="ref-tomasovych_kidwell_2010"/>
     <w:p>
       <w:pPr>
         <w:pStyle w:val="Bibliography"/>
       </w:pPr>
       <w:r>
-        <w:t xml:space="preserve">Smith, Gerald P. 1990. The</w:t>
-      </w:r>
-      <w:r>
-        <w:t xml:space="preserve"> </w:t>
-      </w:r>
-      <w:r>
-        <w:t xml:space="preserve">Walls</w:t>
-      </w:r>
-      <w:r>
-        <w:t xml:space="preserve"> </w:t>
-      </w:r>
-      <w:r>
-        <w:t xml:space="preserve">Phase and Its Neighbors. In</w:t>
-      </w:r>
-      <w:r>
-        <w:t xml:space="preserve"> </w:t>
-      </w:r>
-      <w:r>
-        <w:rPr>
-          <w:i/>
-          <w:iCs/>
-        </w:rPr>
-        <w:t xml:space="preserve">Towns and Temples Along the</w:t>
-      </w:r>
-      <w:r>
-        <w:rPr>
-          <w:i/>
-          <w:iCs/>
-        </w:rPr>
-        <w:t xml:space="preserve"> </w:t>
-      </w:r>
-      <w:r>
-        <w:rPr>
-          <w:i/>
-          <w:iCs/>
-        </w:rPr>
-        <w:t xml:space="preserve">Mississippi</w:t>
-      </w:r>
-      <w:r>
-        <w:t xml:space="preserve">, edited by David H. Dye and Cheryl Anne Cox, pp. 135–169. University of Alabama Press, Tuscaloosa.</w:t>
-      </w:r>
-    </w:p>
-    <w:bookmarkEnd w:id="322"/>
-    <w:bookmarkStart w:id="323" w:name="ref-smith_neiman_2007"/>
-    <w:p>
-      <w:pPr>
-        <w:pStyle w:val="Bibliography"/>
-      </w:pPr>
-      <w:r>
-        <w:t xml:space="preserve">Smith, Karen Y., and Fraser D. Neiman. 2007. Frequency Seriation, Correspondence Analysis, and Woodland-Period Ceramic Assemblage Variation in the Deep South.</w:t>
-      </w:r>
-      <w:r>
-        <w:t xml:space="preserve"> </w:t>
-      </w:r>
-      <w:r>
-        <w:rPr>
-          <w:i/>
-          <w:iCs/>
-        </w:rPr>
-        <w:t xml:space="preserve">Southeastern Archaeology</w:t>
-      </w:r>
-      <w:r>
-        <w:t xml:space="preserve"> </w:t>
-      </w:r>
-      <w:r>
-        <w:t xml:space="preserve">26(1):47–72.</w:t>
-      </w:r>
-    </w:p>
-    <w:bookmarkEnd w:id="323"/>
-    <w:bookmarkStart w:id="324" w:name="ref-starr_1984"/>
-    <w:p>
-      <w:pPr>
-        <w:pStyle w:val="Bibliography"/>
-      </w:pPr>
-      <w:r>
-        <w:t xml:space="preserve">Starr, Mary Evelyn. 1984. Parchman Phase in the Northwestern</w:t>
-      </w:r>
-      <w:r>
-        <w:t xml:space="preserve"> </w:t>
-      </w:r>
-      <w:r>
-        <w:t xml:space="preserve">Yazoo</w:t>
-      </w:r>
-      <w:r>
-        <w:t xml:space="preserve"> </w:t>
-      </w:r>
-      <w:r>
-        <w:t xml:space="preserve">Basin. In</w:t>
-      </w:r>
-      <w:r>
-        <w:t xml:space="preserve"> </w:t>
-      </w:r>
-      <w:r>
-        <w:rPr>
-          <w:i/>
-          <w:iCs/>
-        </w:rPr>
-        <w:t xml:space="preserve">The</w:t>
-      </w:r>
-      <w:r>
-        <w:rPr>
-          <w:i/>
-          <w:iCs/>
-        </w:rPr>
-        <w:t xml:space="preserve"> </w:t>
-      </w:r>
-      <w:r>
-        <w:rPr>
-          <w:i/>
-          <w:iCs/>
-        </w:rPr>
-        <w:t xml:space="preserve">Wilsford</w:t>
-      </w:r>
-      <w:r>
-        <w:rPr>
-          <w:i/>
-          <w:iCs/>
-        </w:rPr>
-        <w:t xml:space="preserve"> </w:t>
-      </w:r>
-      <w:r>
-        <w:rPr>
-          <w:i/>
-          <w:iCs/>
-        </w:rPr>
-        <w:t xml:space="preserve">Site (22-Co-516)</w:t>
-      </w:r>
-      <w:r>
-        <w:rPr>
-          <w:i/>
-          <w:iCs/>
-        </w:rPr>
-        <w:t xml:space="preserve"> </w:t>
-      </w:r>
-      <w:r>
-        <w:rPr>
-          <w:i/>
-          <w:iCs/>
-        </w:rPr>
-        <w:t xml:space="preserve">Coahoma</w:t>
-      </w:r>
-      <w:r>
-        <w:rPr>
-          <w:i/>
-          <w:iCs/>
-        </w:rPr>
-        <w:t xml:space="preserve"> </w:t>
-      </w:r>
-      <w:r>
-        <w:rPr>
-          <w:i/>
-          <w:iCs/>
-        </w:rPr>
-        <w:t xml:space="preserve">County,</w:t>
-      </w:r>
-      <w:r>
-        <w:rPr>
-          <w:i/>
-          <w:iCs/>
-        </w:rPr>
-        <w:t xml:space="preserve"> </w:t>
-      </w:r>
-      <w:r>
-        <w:rPr>
-          <w:i/>
-          <w:iCs/>
-        </w:rPr>
-        <w:t xml:space="preserve">Mississippi</w:t>
-      </w:r>
-      <w:r>
-        <w:rPr>
-          <w:i/>
-          <w:iCs/>
-        </w:rPr>
-        <w:t xml:space="preserve">: A Late</w:t>
-      </w:r>
-      <w:r>
-        <w:rPr>
-          <w:i/>
-          <w:iCs/>
-        </w:rPr>
-        <w:t xml:space="preserve"> </w:t>
-      </w:r>
-      <w:r>
-        <w:rPr>
-          <w:i/>
-          <w:iCs/>
-        </w:rPr>
-        <w:t xml:space="preserve">Mississippi</w:t>
-      </w:r>
-      <w:r>
-        <w:rPr>
-          <w:i/>
-          <w:iCs/>
-        </w:rPr>
-        <w:t xml:space="preserve"> </w:t>
-      </w:r>
-      <w:r>
-        <w:rPr>
-          <w:i/>
-          <w:iCs/>
-        </w:rPr>
-        <w:t xml:space="preserve">Period Settlement in the Northern</w:t>
-      </w:r>
-      <w:r>
-        <w:rPr>
-          <w:i/>
-          <w:iCs/>
-        </w:rPr>
-        <w:t xml:space="preserve"> </w:t>
-      </w:r>
-      <w:r>
-        <w:rPr>
-          <w:i/>
-          <w:iCs/>
-        </w:rPr>
-        <w:t xml:space="preserve">Yazoo</w:t>
-      </w:r>
-      <w:r>
-        <w:rPr>
-          <w:i/>
-          <w:iCs/>
-        </w:rPr>
-        <w:t xml:space="preserve"> </w:t>
-      </w:r>
-      <w:r>
-        <w:rPr>
-          <w:i/>
-          <w:iCs/>
-        </w:rPr>
-        <w:t xml:space="preserve">of</w:t>
-      </w:r>
-      <w:r>
-        <w:rPr>
-          <w:i/>
-          <w:iCs/>
-        </w:rPr>
-        <w:t xml:space="preserve"> </w:t>
-      </w:r>
-      <w:r>
-        <w:rPr>
-          <w:i/>
-          <w:iCs/>
-        </w:rPr>
-        <w:t xml:space="preserve">Mississippi</w:t>
-      </w:r>
-      <w:r>
-        <w:t xml:space="preserve">, edited by John M. Connaway, pp. 163–222. Archaeological Report No. 14. Mississippi Department of Archives; History, Jackson, MS.</w:t>
-      </w:r>
-    </w:p>
-    <w:bookmarkEnd w:id="324"/>
-    <w:bookmarkStart w:id="326" w:name="ref-sullivan_2024"/>
-    <w:p>
-      <w:pPr>
-        <w:pStyle w:val="Bibliography"/>
-      </w:pPr>
-      <w:r>
-        <w:t xml:space="preserve">Sullivan, Lynne P., Kevin E. Smith, Scott C. Meeks, and Shawn M. Patch. 2024. Tracking</w:t>
-      </w:r>
-      <w:r>
-        <w:t xml:space="preserve"> </w:t>
-      </w:r>
-      <w:r>
-        <w:t xml:space="preserve">Mississippian</w:t>
-      </w:r>
-      <w:r>
-        <w:t xml:space="preserve"> </w:t>
-      </w:r>
-      <w:r>
-        <w:t xml:space="preserve">Migrations from the Central</w:t>
-      </w:r>
-      <w:r>
-        <w:t xml:space="preserve"> </w:t>
-      </w:r>
-      <w:r>
-        <w:t xml:space="preserve">Mississippi</w:t>
-      </w:r>
-      <w:r>
-        <w:t xml:space="preserve"> </w:t>
-      </w:r>
-      <w:r>
-        <w:t xml:space="preserve">Valley to the Ridge and Valley with a Unified Absolute Chronology.</w:t>
-      </w:r>
-      <w:r>
-        <w:t xml:space="preserve"> </w:t>
-      </w:r>
-      <w:r>
-        <w:rPr>
-          <w:i/>
-          <w:iCs/>
-        </w:rPr>
-        <w:t xml:space="preserve">American Antiquity</w:t>
-      </w:r>
-      <w:r>
-        <w:t xml:space="preserve"> </w:t>
-      </w:r>
-      <w:r>
-        <w:t xml:space="preserve">89(2):221–237.</w:t>
-      </w:r>
-      <w:r>
-        <w:t xml:space="preserve"> </w:t>
-      </w:r>
-      <w:hyperlink r:id="rId325">
-        <w:r>
-          <w:rPr>
-            <w:rStyle w:val="Hyperlink"/>
-          </w:rPr>
-          <w:t xml:space="preserve">https://doi.org/10.1017/aaq.2024.1</w:t>
-        </w:r>
-      </w:hyperlink>
-      <w:r>
-        <w:t xml:space="preserve">.</w:t>
-      </w:r>
-    </w:p>
-    <w:bookmarkEnd w:id="326"/>
-    <w:bookmarkStart w:id="327" w:name="ref-tomasovych_kidwell_2009"/>
-    <w:p>
-      <w:pPr>
-        <w:pStyle w:val="Bibliography"/>
-      </w:pPr>
-      <w:r>
-        <w:t xml:space="preserve">Tomašových, Adam, and Susan M. Kidwell. 2009. Fidelity of Variation in Species Composition and Diversity Partitioning by Death Assemblages: Time-Averaging Transfers Diversity from Beta to Alpha Levels.</w:t>
-      </w:r>
-      <w:r>
-        <w:t xml:space="preserve"> </w:t>
-      </w:r>
-      <w:r>
-        <w:rPr>
-          <w:i/>
-          <w:iCs/>
-        </w:rPr>
-        <w:t xml:space="preserve">Paleobiology</w:t>
-      </w:r>
-      <w:r>
-        <w:t xml:space="preserve"> </w:t>
-      </w:r>
-      <w:r>
-        <w:t xml:space="preserve">35(1):94–118.</w:t>
-      </w:r>
-    </w:p>
-    <w:bookmarkEnd w:id="327"/>
-    <w:bookmarkStart w:id="329" w:name="ref-tomasovych_kidwell_2010"/>
-    <w:p>
-      <w:pPr>
-        <w:pStyle w:val="Bibliography"/>
-      </w:pPr>
-      <w:r>
         <w:t xml:space="preserve">Tomašových, Adam, and Susan M. Kidwell. 2010. The Effects of Temporal Resolution on Species Turnover and on Testing Metacommunity Models.</w:t>
       </w:r>
       <w:r>
@@ -9243,7 +9276,7 @@
       <w:r>
         <w:t xml:space="preserve"> </w:t>
       </w:r>
-      <w:hyperlink r:id="rId328">
+      <w:hyperlink r:id="rId322">
         <w:r>
           <w:rPr>
             <w:rStyle w:val="Hyperlink"/>
@@ -9255,8 +9288,8 @@
         <w:t xml:space="preserve">.</w:t>
       </w:r>
     </w:p>
-    <w:bookmarkEnd w:id="329"/>
-    <w:bookmarkStart w:id="330" w:name="ref-willey_phillips_1958"/>
+    <w:bookmarkEnd w:id="323"/>
+    <w:bookmarkStart w:id="324" w:name="ref-willey_phillips_1958"/>
     <w:p>
       <w:pPr>
         <w:pStyle w:val="Bibliography"/>
@@ -9278,8 +9311,8 @@
         <w:t xml:space="preserve">. University of Chicago Press, Chicago.</w:t>
       </w:r>
     </w:p>
-    <w:bookmarkEnd w:id="330"/>
-    <w:bookmarkStart w:id="331" w:name="ref-williams_1954"/>
+    <w:bookmarkEnd w:id="324"/>
+    <w:bookmarkStart w:id="325" w:name="ref-williams_1954"/>
     <w:p>
       <w:pPr>
         <w:pStyle w:val="Bibliography"/>
@@ -9288,8 +9321,8 @@
         <w:t xml:space="preserve">Williams, Stephen. 1954. An Archeological Study of the Mississippian Culture in Southeast Missouri. PhD thesis, Yale University, New Haven.</w:t>
       </w:r>
     </w:p>
-    <w:bookmarkEnd w:id="331"/>
-    <w:bookmarkStart w:id="333" w:name="ref-wright_1943"/>
+    <w:bookmarkEnd w:id="325"/>
+    <w:bookmarkStart w:id="327" w:name="ref-wright_1943"/>
     <w:p>
       <w:pPr>
         <w:pStyle w:val="Bibliography"/>
@@ -9316,7 +9349,7 @@
       <w:r>
         <w:t xml:space="preserve"> </w:t>
       </w:r>
-      <w:hyperlink r:id="rId332">
+      <w:hyperlink r:id="rId326">
         <w:r>
           <w:rPr>
             <w:rStyle w:val="Hyperlink"/>
@@ -9328,8 +9361,8 @@
         <w:t xml:space="preserve">.</w:t>
       </w:r>
     </w:p>
-    <w:bookmarkEnd w:id="333"/>
-    <w:bookmarkStart w:id="335" w:name="ref-wright_1951"/>
+    <w:bookmarkEnd w:id="327"/>
+    <w:bookmarkStart w:id="329" w:name="ref-wright_1951"/>
     <w:p>
       <w:pPr>
         <w:pStyle w:val="Bibliography"/>
@@ -9356,7 +9389,7 @@
       <w:r>
         <w:t xml:space="preserve"> </w:t>
       </w:r>
-      <w:hyperlink r:id="rId334">
+      <w:hyperlink r:id="rId328">
         <w:r>
           <w:rPr>
             <w:rStyle w:val="Hyperlink"/>
@@ -9368,8 +9401,8 @@
         <w:t xml:space="preserve">.</w:t>
       </w:r>
     </w:p>
-    <w:bookmarkEnd w:id="335"/>
-    <w:bookmarkStart w:id="337" w:name="ref-youngblood_miton_morin_2023"/>
+    <w:bookmarkEnd w:id="329"/>
+    <w:bookmarkStart w:id="331" w:name="ref-youngblood_miton_morin_2023"/>
     <w:p>
       <w:pPr>
         <w:pStyle w:val="Bibliography"/>
@@ -9396,7 +9429,7 @@
       <w:r>
         <w:t xml:space="preserve"> </w:t>
       </w:r>
-      <w:hyperlink r:id="rId336">
+      <w:hyperlink r:id="rId330">
         <w:r>
           <w:rPr>
             <w:rStyle w:val="Hyperlink"/>
@@ -9408,10 +9441,10 @@
         <w:t xml:space="preserve">.</w:t>
       </w:r>
     </w:p>
-    <w:bookmarkEnd w:id="337"/>
-    <w:bookmarkEnd w:id="338"/>
-    <w:bookmarkEnd w:id="339"/>
-    <w:bookmarkEnd w:id="340"/>
+    <w:bookmarkEnd w:id="331"/>
+    <w:bookmarkEnd w:id="332"/>
+    <w:bookmarkEnd w:id="333"/>
+    <w:bookmarkEnd w:id="334"/>
     <w:sectPr>
       <w:footerReference r:id="rId100" w:type="default"/>
       <w:footnotePr>

--- a/docs/manuscript/MAIN_TEXT.docx
+++ b/docs/manuscript/MAIN_TEXT.docx
@@ -2,7 +2,7 @@
 <file path=word/document.xml><?xml version="1.0" encoding="utf-8"?>
 <w:document xmlns:w="http://schemas.openxmlformats.org/wordprocessingml/2006/main" xmlns:m="http://schemas.openxmlformats.org/officeDocument/2006/math" xmlns:r="http://schemas.openxmlformats.org/officeDocument/2006/relationships" xmlns:o="urn:schemas-microsoft-com:office:office" xmlns:v="urn:schemas-microsoft-com:vml" xmlns:w10="urn:schemas-microsoft-com:office:word" xmlns:a="http://schemas.openxmlformats.org/drawingml/2006/main" xmlns:pic="http://schemas.openxmlformats.org/drawingml/2006/picture" xmlns:wp="http://schemas.openxmlformats.org/drawingml/2006/wordprocessingDrawing">
   <w:body>
-    <w:bookmarkStart w:id="334" w:name="X8bf6248c9f3f97f4894a761f3e01800d2c2c84f"/>
+    <w:bookmarkStart w:id="337" w:name="X8bf6248c9f3f97f4894a761f3e01800d2c2c84f"/>
     <w:p>
       <w:pPr>
         <w:pStyle w:val="Heading1"/>
@@ -352,7 +352,22 @@
         <w:t xml:space="preserve">(1970)</w:t>
       </w:r>
       <w:r>
-        <w:t xml:space="preserve">. In practice, however, researchers have treated phases as societies. Willey and Phillips</w:t>
+        <w:t xml:space="preserve">. In practice, however, researchers have treated phases as societies, and the survey phases of the lower valley were built as units</w:t>
+      </w:r>
+      <w:r>
+        <w:t xml:space="preserve"> </w:t>
+      </w:r>
+      <w:r>
+        <w:t xml:space="preserve">“which were also spatial and intended to elucidate sociopolitical boundaries”</w:t>
+      </w:r>
+      <w:r>
+        <w:t xml:space="preserve"> </w:t>
+      </w:r>
+      <w:r>
+        <w:t xml:space="preserve">(Haley 2014)</w:t>
+      </w:r>
+      <w:r>
+        <w:t xml:space="preserve">. Willey and Phillips</w:t>
       </w:r>
       <w:r>
         <w:t xml:space="preserve"> </w:t>
@@ -2026,7 +2041,16 @@
         <w:t xml:space="preserve">(Baxter 1994; Peeples and Schachner 2012; Smith and Neiman 2007)</w:t>
       </w:r>
       <w:r>
-        <w:t xml:space="preserve">. Only four dated proveniences match our assemblages (26 dates pooled), and they cannot establish which end of the axis is later: using pooled calibrated medians, age and position correlate at Spearman 0.40 in magnitude, with Clay Hill out of order, and using one-sigma calibrated midpoints the correlation is zero. We therefore use the axis in its computed orientation, treat it as an order rather than a calendar, and report every result that depends on its direction both ways.</w:t>
+        <w:t xml:space="preserve">. Only four dated proveniences match our assemblages (26 dates pooled), and they cannot establish which end of the axis is later: using pooled calibrated medians, age and position correlate at Spearman 0.40 in magnitude, with Clay Hill out of order, and using one-sigma calibrated midpoints the correlation is zero. The axis also follows geography more closely than time. Its rank correlation with latitude is -0.77, and latitude and longitude together account for 62 percent of its variance; Kent Place and Hollywood, the two earliest dated sites (House 1993 reports an archaeomagnetic date of AD 1345 to 1380 for the Kent floor, and Haley reports calibrated one-sigma ranges of AD 1285 to 1435 for Hollywood), lie at the same end as Clay Hill, the latest</w:t>
+      </w:r>
+      <w:r>
+        <w:t xml:space="preserve"> </w:t>
+      </w:r>
+      <w:r>
+        <w:t xml:space="preserve">(Haley 2014; House 1993:23)</w:t>
+      </w:r>
+      <w:r>
+        <w:t xml:space="preserve">. The first axis is therefore largely a south-to-north gradient in composition, and an order along it is an order in space at least as much as in time. We use it in its computed orientation, report every result that depends on its direction both ways, and treat any trend along it as a trend across the basin rather than through time (Supplemental Text).</w:t>
       </w:r>
     </w:p>
     <w:p>
@@ -2858,7 +2882,7 @@
         <w:pStyle w:val="FirstParagraph"/>
       </w:pPr>
       <w:r>
-        <w:t xml:space="preserve">If phases were becoming bounded groups, differences between them should grow as interaction narrows. They do not (Figure 6). The raw trend in cultural</w:t>
+        <w:t xml:space="preserve">If phases were becoming bounded groups, differences between them should grow as interaction narrows. Along the seriation order they do not (Figure 6), although that order is largely south to north rather than early to late, so this test speaks to change across the basin more than to change through time. The raw trend in cultural</w:t>
       </w:r>
       <w:r>
         <w:t xml:space="preserve"> </w:t>
@@ -5039,7 +5063,19 @@
         <w:pStyle w:val="BodyText"/>
       </w:pPr>
       <w:r>
-        <w:t xml:space="preserve">The remaining difference lies mostly in the two most thinly sampled clusters, not around Parkin, and it appears only where clusters shrink toward the spacing of the assemblages themselves. Restricted copying across boundaries, which these data cannot detect at the calibrated mixing rate, does not produce it either. Of the four simplifications we relaxed, only one reproduces it while keeping diversity matched: new styles arising somewhat locally rather than at the same rates across the whole basin. That account is still neutral copying, and it is itself geographic, since the local innovation profiles follow the same spatial clusters as everything else. It does not require a social frontier.</w:t>
+        <w:t xml:space="preserve">The remaining difference lies mostly in the two most thinly sampled clusters, not around Parkin, and it appears only where clusters shrink toward the spacing of the assemblages themselves. The Walls-area cluster also spans what McNutt, Franklin, and Henry</w:t>
+      </w:r>
+      <w:r>
+        <w:t xml:space="preserve"> </w:t>
+      </w:r>
+      <w:r>
+        <w:t xml:space="preserve">(2012:247)</w:t>
+      </w:r>
+      <w:r>
+        <w:t xml:space="preserve"> </w:t>
+      </w:r>
+      <w:r>
+        <w:t xml:space="preserve">describe as a lineage of about two centuries, so part of its difference may be chronological, a matter of age that an ordinal sequence cannot fully separate from place. Restricted copying across boundaries, which these data cannot detect at the calibrated mixing rate, does not produce it either. Of the four simplifications we relaxed, only one reproduces it while keeping diversity matched: new styles arising somewhat locally rather than at the same rates across the whole basin. That account is still neutral copying, and it is itself geographic, since the local innovation profiles follow the same spatial clusters as everything else. It does not require a social frontier.</w:t>
       </w:r>
     </w:p>
     <w:p>
@@ -5097,7 +5133,31 @@
         <w:t xml:space="preserve"> </w:t>
       </w:r>
       <w:r>
-        <w:t xml:space="preserve">while forming no groups. Nearness in an ordination is nearness on the ground, seen through the pottery. His own redrawn phases make the same point from the other side. Drawn after the ordination, they sit where the pottery differs and no longer form the tightest division of the map. Together the two schemes show one gradient read two ways, once by proximity and once by the pottery, with a boundary in neither. We therefore read a phase as a length scale on a continuous gradient, made visible by where settlement happened to cluster, rather than as a bounded unit. These data cannot say what that length is: sherd counts that differ more than twentyfold, unequal accumulation spans, and an order derived from the same frequencies together limit what any spatial measure can resolve here.</w:t>
+        <w:t xml:space="preserve">while forming no groups. Nearness in an ordination is nearness on the ground, seen through the pottery. His own redrawn phases make the same point from the other side. Drawn after the ordination, they sit where the pottery differs and no longer form the tightest division of the map. Together the two schemes show one gradient read two ways, once by proximity and once by the pottery, with a boundary in neither. A phase also folds time into space. McNutt, Franklin, and Henry</w:t>
+      </w:r>
+      <w:r>
+        <w:t xml:space="preserve"> </w:t>
+      </w:r>
+      <w:r>
+        <w:t xml:space="preserve">(2012:247)</w:t>
+      </w:r>
+      <w:r>
+        <w:t xml:space="preserve"> </w:t>
+      </w:r>
+      <w:r>
+        <w:t xml:space="preserve">describe the Walls phase as</w:t>
+      </w:r>
+      <w:r>
+        <w:t xml:space="preserve"> </w:t>
+      </w:r>
+      <w:r>
+        <w:t xml:space="preserve">“a developmental lineage”</w:t>
+      </w:r>
+      <w:r>
+        <w:t xml:space="preserve"> </w:t>
+      </w:r>
+      <w:r>
+        <w:t xml:space="preserve">spanning roughly two centuries, from earlier sites such as Cheatham and Woodlyn to later occupations at Walls, Irby, and Norfolk, so the members of a phase need not even be contemporaneous. We therefore read a phase as a length scale on a continuous gradient, made visible by where settlement happened to cluster, rather than as a bounded unit. These data cannot say what that length is: sherd counts that differ more than twentyfold, unequal accumulation spans, and an order derived from the same frequencies together limit what any spatial measure can resolve here.</w:t>
       </w:r>
     </w:p>
     <w:p>
@@ -5233,7 +5293,7 @@
         <w:t xml:space="preserve"> </w:t>
       </w:r>
       <w:r>
-        <w:t xml:space="preserve">can detect closure, and only closure expressed as growing divergence between spatial groups. Weaker closure, closure carried purely by conformity within groups, and closure along social divisions that do not follow geography would all escape detection (Supplemental Text). The second is chronology. Radiocarbon dates pool to four matched proveniences across a calibration plateau, and cannot establish which end of the order is later; reversing the order changes the closure posterior only slightly, the copying-model comparison is reported both ways, and the settlement and exchange evidence does not depend on it. The third is time-averaging, which damps differences between assemblages</w:t>
+        <w:t xml:space="preserve">can detect closure, and only closure expressed as growing divergence between spatial groups. Weaker closure, closure carried purely by conformity within groups, and closure along social divisions that do not follow geography would all escape detection (Supplemental Text). The second is chronology. Radiocarbon dates match only a few assemblages, the seriation axis follows latitude more closely than age, and the order of assemblages is therefore not a time sequence. The absence of a growing trend is a weak statement about change through time; the arguments about where the phase lines fall, and what copying across distance produces, do not depend on it, and the copying-model comparison gives nearly the same answer when all assemblages are treated as contemporaneous. The third is time-averaging, which damps differences between assemblages</w:t>
       </w:r>
       <w:r>
         <w:t xml:space="preserve"> </w:t>
@@ -5386,7 +5446,7 @@
       </w:r>
     </w:p>
     <w:bookmarkEnd w:id="182"/>
-    <w:bookmarkStart w:id="333" w:name="references"/>
+    <w:bookmarkStart w:id="336" w:name="references"/>
     <w:p>
       <w:pPr>
         <w:pStyle w:val="Heading2"/>
@@ -5395,7 +5455,7 @@
         <w:t xml:space="preserve">References</w:t>
       </w:r>
     </w:p>
-    <w:bookmarkStart w:id="332" w:name="refs"/>
+    <w:bookmarkStart w:id="335" w:name="refs"/>
     <w:bookmarkStart w:id="183" w:name="ref-anderson_1996"/>
     <w:p>
       <w:pPr>
@@ -6401,12 +6461,70 @@
       </w:r>
     </w:p>
     <w:bookmarkEnd w:id="226"/>
-    <w:bookmarkStart w:id="228" w:name="ref-henrich_2001"/>
+    <w:bookmarkStart w:id="228" w:name="ref-haley_2014"/>
     <w:p>
       <w:pPr>
         <w:pStyle w:val="Bibliography"/>
       </w:pPr>
       <w:r>
+        <w:t xml:space="preserve">Haley, Bryan S. 2014. The Big Picture at</w:t>
+      </w:r>
+      <w:r>
+        <w:t xml:space="preserve"> </w:t>
+      </w:r>
+      <w:r>
+        <w:t xml:space="preserve">Hollywood</w:t>
+      </w:r>
+      <w:r>
+        <w:t xml:space="preserve">: Geophysical and Archaeological Investigations at a</w:t>
+      </w:r>
+      <w:r>
+        <w:t xml:space="preserve"> </w:t>
+      </w:r>
+      <w:r>
+        <w:t xml:space="preserve">Mississippian</w:t>
+      </w:r>
+      <w:r>
+        <w:t xml:space="preserve"> </w:t>
+      </w:r>
+      <w:r>
+        <w:t xml:space="preserve">Mound Centre.</w:t>
+      </w:r>
+      <w:r>
+        <w:t xml:space="preserve"> </w:t>
+      </w:r>
+      <w:r>
+        <w:rPr>
+          <w:i/>
+          <w:iCs/>
+        </w:rPr>
+        <w:t xml:space="preserve">Archaeological Prospection</w:t>
+      </w:r>
+      <w:r>
+        <w:t xml:space="preserve">.</w:t>
+      </w:r>
+      <w:r>
+        <w:t xml:space="preserve"> </w:t>
+      </w:r>
+      <w:hyperlink r:id="rId227">
+        <w:r>
+          <w:rPr>
+            <w:rStyle w:val="Hyperlink"/>
+          </w:rPr>
+          <w:t xml:space="preserve">https://doi.org/10.1002/arp.1477</w:t>
+        </w:r>
+      </w:hyperlink>
+      <w:r>
+        <w:t xml:space="preserve">.</w:t>
+      </w:r>
+    </w:p>
+    <w:bookmarkEnd w:id="228"/>
+    <w:bookmarkStart w:id="230" w:name="ref-henrich_2001"/>
+    <w:p>
+      <w:pPr>
+        <w:pStyle w:val="Bibliography"/>
+      </w:pPr>
+      <w:r>
         <w:t xml:space="preserve">Henrich, Joseph. 2001. Cultural Transmission and the Diffusion of Innovations: Adoption Dynamics Indicate That Biased Cultural Transmission Is the Predominate Force in Behavioral Change.</w:t>
       </w:r>
       <w:r>
@@ -6428,7 +6546,7 @@
       <w:r>
         <w:t xml:space="preserve"> </w:t>
       </w:r>
-      <w:hyperlink r:id="rId227">
+      <w:hyperlink r:id="rId229">
         <w:r>
           <w:rPr>
             <w:rStyle w:val="Hyperlink"/>
@@ -6440,8 +6558,8 @@
         <w:t xml:space="preserve">.</w:t>
       </w:r>
     </w:p>
-    <w:bookmarkEnd w:id="228"/>
-    <w:bookmarkStart w:id="230" w:name="ref-henrich_2004"/>
+    <w:bookmarkEnd w:id="230"/>
+    <w:bookmarkStart w:id="232" w:name="ref-henrich_2004"/>
     <w:p>
       <w:pPr>
         <w:pStyle w:val="Bibliography"/>
@@ -6480,7 +6598,7 @@
       <w:r>
         <w:t xml:space="preserve"> </w:t>
       </w:r>
-      <w:hyperlink r:id="rId229">
+      <w:hyperlink r:id="rId231">
         <w:r>
           <w:rPr>
             <w:rStyle w:val="Hyperlink"/>
@@ -6492,8 +6610,8 @@
         <w:t xml:space="preserve">.</w:t>
       </w:r>
     </w:p>
-    <w:bookmarkEnd w:id="230"/>
-    <w:bookmarkStart w:id="232" w:name="ref-henrich_boyd_1998"/>
+    <w:bookmarkEnd w:id="232"/>
+    <w:bookmarkStart w:id="234" w:name="ref-henrich_boyd_1998"/>
     <w:p>
       <w:pPr>
         <w:pStyle w:val="Bibliography"/>
@@ -6520,7 +6638,7 @@
       <w:r>
         <w:t xml:space="preserve"> </w:t>
       </w:r>
-      <w:hyperlink r:id="rId231">
+      <w:hyperlink r:id="rId233">
         <w:r>
           <w:rPr>
             <w:rStyle w:val="Hyperlink"/>
@@ -6532,8 +6650,8 @@
         <w:t xml:space="preserve">.</w:t>
       </w:r>
     </w:p>
-    <w:bookmarkEnd w:id="232"/>
-    <w:bookmarkStart w:id="233" w:name="ref-holdaway_wandsnider_2008"/>
+    <w:bookmarkEnd w:id="234"/>
+    <w:bookmarkStart w:id="235" w:name="ref-holdaway_wandsnider_2008"/>
     <w:p>
       <w:pPr>
         <w:pStyle w:val="Bibliography"/>
@@ -6555,8 +6673,8 @@
         <w:t xml:space="preserve">. University of Utah Press, Salt Lake City.</w:t>
       </w:r>
     </w:p>
-    <w:bookmarkEnd w:id="233"/>
-    <w:bookmarkStart w:id="235" w:name="ref-holland-lulewicz_ritchison_2021"/>
+    <w:bookmarkEnd w:id="235"/>
+    <w:bookmarkStart w:id="237" w:name="ref-holland-lulewicz_ritchison_2021"/>
     <w:p>
       <w:pPr>
         <w:pStyle w:val="Bibliography"/>
@@ -6583,7 +6701,7 @@
       <w:r>
         <w:t xml:space="preserve"> </w:t>
       </w:r>
-      <w:hyperlink r:id="rId234">
+      <w:hyperlink r:id="rId236">
         <w:r>
           <w:rPr>
             <w:rStyle w:val="Hyperlink"/>
@@ -6595,8 +6713,8 @@
         <w:t xml:space="preserve">.</w:t>
       </w:r>
     </w:p>
-    <w:bookmarkEnd w:id="235"/>
-    <w:bookmarkStart w:id="236" w:name="ref-house_1991"/>
+    <w:bookmarkEnd w:id="237"/>
+    <w:bookmarkStart w:id="238" w:name="ref-house_1991"/>
     <w:p>
       <w:pPr>
         <w:pStyle w:val="Bibliography"/>
@@ -6638,8 +6756,8 @@
         <w:t xml:space="preserve">. PhD thesis, Southern Illinois University at Carbondale, Carbondale.</w:t>
       </w:r>
     </w:p>
-    <w:bookmarkEnd w:id="236"/>
-    <w:bookmarkStart w:id="237" w:name="ref-house_1993"/>
+    <w:bookmarkEnd w:id="238"/>
+    <w:bookmarkStart w:id="239" w:name="ref-house_1993"/>
     <w:p>
       <w:pPr>
         <w:pStyle w:val="Bibliography"/>
@@ -6664,8 +6782,8 @@
         <w:t xml:space="preserve">12(1):21–32.</w:t>
       </w:r>
     </w:p>
-    <w:bookmarkEnd w:id="237"/>
-    <w:bookmarkStart w:id="238" w:name="ref-hudson_smith_depratter_1990"/>
+    <w:bookmarkEnd w:id="239"/>
+    <w:bookmarkStart w:id="240" w:name="ref-hudson_smith_depratter_1990"/>
     <w:p>
       <w:pPr>
         <w:pStyle w:val="Bibliography"/>
@@ -6725,8 +6843,8 @@
         <w:t xml:space="preserve">, edited by David H. Dye and Cheryl Anne Cox, pp. 181–207. University of Alabama Press, Tuscaloosa.</w:t>
       </w:r>
     </w:p>
-    <w:bookmarkEnd w:id="238"/>
-    <w:bookmarkStart w:id="240" w:name="ref-hunt_2006"/>
+    <w:bookmarkEnd w:id="240"/>
+    <w:bookmarkStart w:id="242" w:name="ref-hunt_2006"/>
     <w:p>
       <w:pPr>
         <w:pStyle w:val="Bibliography"/>
@@ -6753,7 +6871,7 @@
       <w:r>
         <w:t xml:space="preserve"> </w:t>
       </w:r>
-      <w:hyperlink r:id="rId239">
+      <w:hyperlink r:id="rId241">
         <w:r>
           <w:rPr>
             <w:rStyle w:val="Hyperlink"/>
@@ -6765,8 +6883,8 @@
         <w:t xml:space="preserve">.</w:t>
       </w:r>
     </w:p>
-    <w:bookmarkEnd w:id="240"/>
-    <w:bookmarkStart w:id="242" w:name="ref-hunt_bell_travis_2008"/>
+    <w:bookmarkEnd w:id="242"/>
+    <w:bookmarkStart w:id="244" w:name="ref-hunt_bell_travis_2008"/>
     <w:p>
       <w:pPr>
         <w:pStyle w:val="Bibliography"/>
@@ -6793,7 +6911,7 @@
       <w:r>
         <w:t xml:space="preserve"> </w:t>
       </w:r>
-      <w:hyperlink r:id="rId241">
+      <w:hyperlink r:id="rId243">
         <w:r>
           <w:rPr>
             <w:rStyle w:val="Hyperlink"/>
@@ -6805,8 +6923,8 @@
         <w:t xml:space="preserve">.</w:t>
       </w:r>
     </w:p>
-    <w:bookmarkEnd w:id="242"/>
-    <w:bookmarkStart w:id="243" w:name="ref-hurlbert_1971"/>
+    <w:bookmarkEnd w:id="244"/>
+    <w:bookmarkStart w:id="245" w:name="ref-hurlbert_1971"/>
     <w:p>
       <w:pPr>
         <w:pStyle w:val="Bibliography"/>
@@ -6831,8 +6949,8 @@
         <w:t xml:space="preserve">52(4):577–586.</w:t>
       </w:r>
     </w:p>
-    <w:bookmarkEnd w:id="243"/>
-    <w:bookmarkStart w:id="245" w:name="ref-kandler_shennan_2013"/>
+    <w:bookmarkEnd w:id="245"/>
+    <w:bookmarkStart w:id="247" w:name="ref-kandler_shennan_2013"/>
     <w:p>
       <w:pPr>
         <w:pStyle w:val="Bibliography"/>
@@ -6859,7 +6977,7 @@
       <w:r>
         <w:t xml:space="preserve"> </w:t>
       </w:r>
-      <w:hyperlink r:id="rId244">
+      <w:hyperlink r:id="rId246">
         <w:r>
           <w:rPr>
             <w:rStyle w:val="Hyperlink"/>
@@ -6871,8 +6989,8 @@
         <w:t xml:space="preserve">.</w:t>
       </w:r>
     </w:p>
-    <w:bookmarkEnd w:id="245"/>
-    <w:bookmarkStart w:id="247" w:name="ref-kandler_shennan_2015"/>
+    <w:bookmarkEnd w:id="247"/>
+    <w:bookmarkStart w:id="249" w:name="ref-kandler_shennan_2015"/>
     <w:p>
       <w:pPr>
         <w:pStyle w:val="Bibliography"/>
@@ -6911,7 +7029,7 @@
       <w:r>
         <w:t xml:space="preserve"> </w:t>
       </w:r>
-      <w:hyperlink r:id="rId246">
+      <w:hyperlink r:id="rId248">
         <w:r>
           <w:rPr>
             <w:rStyle w:val="Hyperlink"/>
@@ -6923,8 +7041,8 @@
         <w:t xml:space="preserve">.</w:t>
       </w:r>
     </w:p>
-    <w:bookmarkEnd w:id="247"/>
-    <w:bookmarkStart w:id="249" w:name="ref-kandler_wilder_fortunato_2017"/>
+    <w:bookmarkEnd w:id="249"/>
+    <w:bookmarkStart w:id="251" w:name="ref-kandler_wilder_fortunato_2017"/>
     <w:p>
       <w:pPr>
         <w:pStyle w:val="Bibliography"/>
@@ -6951,7 +7069,7 @@
       <w:r>
         <w:t xml:space="preserve"> </w:t>
       </w:r>
-      <w:hyperlink r:id="rId248">
+      <w:hyperlink r:id="rId250">
         <w:r>
           <w:rPr>
             <w:rStyle w:val="Hyperlink"/>
@@ -6963,8 +7081,8 @@
         <w:t xml:space="preserve">.</w:t>
       </w:r>
     </w:p>
-    <w:bookmarkEnd w:id="249"/>
-    <w:bookmarkStart w:id="251" w:name="ref-kidwell_tomasovych_2013"/>
+    <w:bookmarkEnd w:id="251"/>
+    <w:bookmarkStart w:id="253" w:name="ref-kidwell_tomasovych_2013"/>
     <w:p>
       <w:pPr>
         <w:pStyle w:val="Bibliography"/>
@@ -6991,7 +7109,7 @@
       <w:r>
         <w:t xml:space="preserve"> </w:t>
       </w:r>
-      <w:hyperlink r:id="rId250">
+      <w:hyperlink r:id="rId252">
         <w:r>
           <w:rPr>
             <w:rStyle w:val="Hyperlink"/>
@@ -7003,8 +7121,8 @@
         <w:t xml:space="preserve">.</w:t>
       </w:r>
     </w:p>
-    <w:bookmarkEnd w:id="251"/>
-    <w:bookmarkStart w:id="252" w:name="ref-king_freer_1995"/>
+    <w:bookmarkEnd w:id="253"/>
+    <w:bookmarkStart w:id="254" w:name="ref-king_freer_1995"/>
     <w:p>
       <w:pPr>
         <w:pStyle w:val="Bibliography"/>
@@ -7038,8 +7156,8 @@
         <w:t xml:space="preserve">, edited by Michael S. Nassaney and Kenneth E. Sassaman, pp. 266–288. University of Tennessee Press, Knoxville.</w:t>
       </w:r>
     </w:p>
-    <w:bookmarkEnd w:id="252"/>
-    <w:bookmarkStart w:id="253" w:name="ref-lehner_grill_2013"/>
+    <w:bookmarkEnd w:id="254"/>
+    <w:bookmarkStart w:id="255" w:name="ref-lehner_grill_2013"/>
     <w:p>
       <w:pPr>
         <w:pStyle w:val="Bibliography"/>
@@ -7064,8 +7182,8 @@
         <w:t xml:space="preserve">27(15):2171–2186.</w:t>
       </w:r>
     </w:p>
-    <w:bookmarkEnd w:id="253"/>
-    <w:bookmarkStart w:id="254" w:name="ref-lipo_2001"/>
+    <w:bookmarkEnd w:id="255"/>
+    <w:bookmarkStart w:id="256" w:name="ref-lipo_2001"/>
     <w:p>
       <w:pPr>
         <w:pStyle w:val="Bibliography"/>
@@ -7115,8 +7233,8 @@
         <w:t xml:space="preserve">. BAR International Series 918. Archaeopress, Oxford.</w:t>
       </w:r>
     </w:p>
-    <w:bookmarkEnd w:id="254"/>
-    <w:bookmarkStart w:id="256" w:name="ref-lipo_dinapoli_madsen_hunt_2021"/>
+    <w:bookmarkEnd w:id="256"/>
+    <w:bookmarkStart w:id="258" w:name="ref-lipo_dinapoli_madsen_hunt_2021"/>
     <w:p>
       <w:pPr>
         <w:pStyle w:val="Bibliography"/>
@@ -7143,7 +7261,7 @@
       <w:r>
         <w:t xml:space="preserve"> </w:t>
       </w:r>
-      <w:hyperlink r:id="rId255">
+      <w:hyperlink r:id="rId257">
         <w:r>
           <w:rPr>
             <w:rStyle w:val="Hyperlink"/>
@@ -7155,8 +7273,8 @@
         <w:t xml:space="preserve">.</w:t>
       </w:r>
     </w:p>
-    <w:bookmarkEnd w:id="256"/>
-    <w:bookmarkStart w:id="257" w:name="ref-lipo_dunnell_2007"/>
+    <w:bookmarkEnd w:id="258"/>
+    <w:bookmarkStart w:id="259" w:name="ref-lipo_dunnell_2007"/>
     <w:p>
       <w:pPr>
         <w:pStyle w:val="Bibliography"/>
@@ -7218,8 +7336,8 @@
         <w:t xml:space="preserve">, edited by Janet Rafferty and Evan Peacock, pp. 125–167. University of Alabama Press, Tuscaloosa.</w:t>
       </w:r>
     </w:p>
-    <w:bookmarkEnd w:id="257"/>
-    <w:bookmarkStart w:id="258" w:name="ref-lipo_madsen_2001"/>
+    <w:bookmarkEnd w:id="259"/>
+    <w:bookmarkStart w:id="260" w:name="ref-lipo_madsen_2001"/>
     <w:p>
       <w:pPr>
         <w:pStyle w:val="Bibliography"/>
@@ -7253,8 +7371,8 @@
         <w:t xml:space="preserve">, edited by Teresa D. Hurt and Gordon F. M. Rakita, pp. 91–118. Bergin &amp; Garvey, Westport, Connecticut.</w:t>
       </w:r>
     </w:p>
-    <w:bookmarkEnd w:id="258"/>
-    <w:bookmarkStart w:id="260" w:name="ref-lipo_madsen_dunnell_2015"/>
+    <w:bookmarkEnd w:id="260"/>
+    <w:bookmarkStart w:id="262" w:name="ref-lipo_madsen_dunnell_2015"/>
     <w:p>
       <w:pPr>
         <w:pStyle w:val="Bibliography"/>
@@ -7281,7 +7399,7 @@
       <w:r>
         <w:t xml:space="preserve"> </w:t>
       </w:r>
-      <w:hyperlink r:id="rId259">
+      <w:hyperlink r:id="rId261">
         <w:r>
           <w:rPr>
             <w:rStyle w:val="Hyperlink"/>
@@ -7293,8 +7411,8 @@
         <w:t xml:space="preserve">.</w:t>
       </w:r>
     </w:p>
-    <w:bookmarkEnd w:id="260"/>
-    <w:bookmarkStart w:id="262" w:name="ref-lipo_madsen_dunnell_hunt_1997"/>
+    <w:bookmarkEnd w:id="262"/>
+    <w:bookmarkStart w:id="264" w:name="ref-lipo_madsen_dunnell_hunt_1997"/>
     <w:p>
       <w:pPr>
         <w:pStyle w:val="Bibliography"/>
@@ -7321,7 +7439,7 @@
       <w:r>
         <w:t xml:space="preserve"> </w:t>
       </w:r>
-      <w:hyperlink r:id="rId261">
+      <w:hyperlink r:id="rId263">
         <w:r>
           <w:rPr>
             <w:rStyle w:val="Hyperlink"/>
@@ -7333,8 +7451,8 @@
         <w:t xml:space="preserve">.</w:t>
       </w:r>
     </w:p>
-    <w:bookmarkEnd w:id="262"/>
-    <w:bookmarkStart w:id="263" w:name="ref-madsen_2012"/>
+    <w:bookmarkEnd w:id="264"/>
+    <w:bookmarkStart w:id="265" w:name="ref-madsen_2012"/>
     <w:p>
       <w:pPr>
         <w:pStyle w:val="Bibliography"/>
@@ -7343,8 +7461,8 @@
         <w:t xml:space="preserve">Madsen, Mark E. 2012. Neutral Cultural Transmission in Time-Averaged Archaeological Assemblages. arXiv preprint arXiv:1204.2043 [physics.soc-ph].</w:t>
       </w:r>
     </w:p>
-    <w:bookmarkEnd w:id="263"/>
-    <w:bookmarkStart w:id="264" w:name="ref-mainfort_1996"/>
+    <w:bookmarkEnd w:id="265"/>
+    <w:bookmarkStart w:id="266" w:name="ref-mainfort_1996"/>
     <w:p>
       <w:pPr>
         <w:pStyle w:val="Bibliography"/>
@@ -7393,8 +7511,8 @@
         <w:t xml:space="preserve">15(2):172–181.</w:t>
       </w:r>
     </w:p>
-    <w:bookmarkEnd w:id="264"/>
-    <w:bookmarkStart w:id="265" w:name="ref-mainfort_2001"/>
+    <w:bookmarkEnd w:id="266"/>
+    <w:bookmarkStart w:id="267" w:name="ref-mainfort_2001"/>
     <w:p>
       <w:pPr>
         <w:pStyle w:val="Bibliography"/>
@@ -7428,8 +7546,8 @@
         <w:t xml:space="preserve">, edited by David S. Brose, C. Wesley Cowan, and Jr. Mainfort Robert C., pp. 173–190. Smithsonian Institution Press, Washington, DC.</w:t>
       </w:r>
     </w:p>
-    <w:bookmarkEnd w:id="265"/>
-    <w:bookmarkStart w:id="266" w:name="ref-mainfort_2003"/>
+    <w:bookmarkEnd w:id="267"/>
+    <w:bookmarkStart w:id="268" w:name="ref-mainfort_2003"/>
     <w:p>
       <w:pPr>
         <w:pStyle w:val="Bibliography"/>
@@ -7466,8 +7584,8 @@
         <w:t xml:space="preserve">22(2):176–184.</w:t>
       </w:r>
     </w:p>
-    <w:bookmarkEnd w:id="266"/>
-    <w:bookmarkStart w:id="267" w:name="ref-mayr_1959"/>
+    <w:bookmarkEnd w:id="268"/>
+    <w:bookmarkStart w:id="269" w:name="ref-mayr_1959"/>
     <w:p>
       <w:pPr>
         <w:pStyle w:val="Bibliography"/>
@@ -7489,8 +7607,8 @@
         <w:t xml:space="preserve">, edited by Betty J. Meggers, pp. 409–412. The Anthropological Society of Washington, Washington, D.C.</w:t>
       </w:r>
     </w:p>
-    <w:bookmarkEnd w:id="267"/>
-    <w:bookmarkStart w:id="268" w:name="ref-mcnutt_1996"/>
+    <w:bookmarkEnd w:id="269"/>
+    <w:bookmarkStart w:id="270" w:name="ref-mcnutt_1996"/>
     <w:p>
       <w:pPr>
         <w:pStyle w:val="Bibliography"/>
@@ -7552,13 +7670,108 @@
         <w:t xml:space="preserve">, edited by Charles H. McNutt, pp. 187–. University of Alabama Press, Tuscaloosa.</w:t>
       </w:r>
     </w:p>
-    <w:bookmarkEnd w:id="268"/>
-    <w:bookmarkStart w:id="269" w:name="ref-mesoudi_2021"/>
+    <w:bookmarkEnd w:id="270"/>
+    <w:bookmarkStart w:id="271" w:name="ref-mcnutt_franklin_henry_2012"/>
     <w:p>
       <w:pPr>
         <w:pStyle w:val="Bibliography"/>
       </w:pPr>
       <w:r>
+        <w:t xml:space="preserve">McNutt, Charles H., Jay D. Franklin, and Edward R. Henry. 2012. New Perspectives on</w:t>
+      </w:r>
+      <w:r>
+        <w:t xml:space="preserve"> </w:t>
+      </w:r>
+      <w:r>
+        <w:t xml:space="preserve">Mississippian</w:t>
+      </w:r>
+      <w:r>
+        <w:t xml:space="preserve"> </w:t>
+      </w:r>
+      <w:r>
+        <w:t xml:space="preserve">Occupations in Western</w:t>
+      </w:r>
+      <w:r>
+        <w:t xml:space="preserve"> </w:t>
+      </w:r>
+      <w:r>
+        <w:t xml:space="preserve">Tennessee</w:t>
+      </w:r>
+      <w:r>
+        <w:t xml:space="preserve"> </w:t>
+      </w:r>
+      <w:r>
+        <w:t xml:space="preserve">and Northwestern</w:t>
+      </w:r>
+      <w:r>
+        <w:t xml:space="preserve"> </w:t>
+      </w:r>
+      <w:r>
+        <w:t xml:space="preserve">Mississippi</w:t>
+      </w:r>
+      <w:r>
+        <w:t xml:space="preserve">: Recent Chronological and Geophysical Investigations at</w:t>
+      </w:r>
+      <w:r>
+        <w:t xml:space="preserve"> </w:t>
+      </w:r>
+      <w:r>
+        <w:t xml:space="preserve">Chucalissa</w:t>
+      </w:r>
+      <w:r>
+        <w:t xml:space="preserve"> </w:t>
+      </w:r>
+      <w:r>
+        <w:t xml:space="preserve">(40SY1),</w:t>
+      </w:r>
+      <w:r>
+        <w:t xml:space="preserve"> </w:t>
+      </w:r>
+      <w:r>
+        <w:t xml:space="preserve">Shelby</w:t>
+      </w:r>
+      <w:r>
+        <w:t xml:space="preserve"> </w:t>
+      </w:r>
+      <w:r>
+        <w:t xml:space="preserve">County</w:t>
+      </w:r>
+      <w:r>
+        <w:t xml:space="preserve">,</w:t>
+      </w:r>
+      <w:r>
+        <w:t xml:space="preserve"> </w:t>
+      </w:r>
+      <w:r>
+        <w:t xml:space="preserve">Tennessee</w:t>
+      </w:r>
+      <w:r>
+        <w:t xml:space="preserve">.</w:t>
+      </w:r>
+      <w:r>
+        <w:t xml:space="preserve"> </w:t>
+      </w:r>
+      <w:r>
+        <w:rPr>
+          <w:i/>
+          <w:iCs/>
+        </w:rPr>
+        <w:t xml:space="preserve">Southeastern Archaeology</w:t>
+      </w:r>
+      <w:r>
+        <w:t xml:space="preserve"> </w:t>
+      </w:r>
+      <w:r>
+        <w:t xml:space="preserve">31(2):231–250.</w:t>
+      </w:r>
+    </w:p>
+    <w:bookmarkEnd w:id="271"/>
+    <w:bookmarkStart w:id="272" w:name="ref-mesoudi_2021"/>
+    <w:p>
+      <w:pPr>
+        <w:pStyle w:val="Bibliography"/>
+      </w:pPr>
+      <w:r>
         <w:t xml:space="preserve">Mesoudi, Alex. 2021. Cultural Selection and Biased Transformation: Two Dynamics of Cultural Evolution.</w:t>
       </w:r>
       <w:r>
@@ -7578,8 +7791,8 @@
         <w:t xml:space="preserve">376:20200053.</w:t>
       </w:r>
     </w:p>
-    <w:bookmarkEnd w:id="269"/>
-    <w:bookmarkStart w:id="271" w:name="ref-miller_atkins_premo_2018"/>
+    <w:bookmarkEnd w:id="272"/>
+    <w:bookmarkStart w:id="274" w:name="ref-miller_atkins_premo_2018"/>
     <w:p>
       <w:pPr>
         <w:pStyle w:val="Bibliography"/>
@@ -7606,7 +7819,7 @@
       <w:r>
         <w:t xml:space="preserve"> </w:t>
       </w:r>
-      <w:hyperlink r:id="rId270">
+      <w:hyperlink r:id="rId273">
         <w:r>
           <w:rPr>
             <w:rStyle w:val="Hyperlink"/>
@@ -7618,8 +7831,8 @@
         <w:t xml:space="preserve">.</w:t>
       </w:r>
     </w:p>
-    <w:bookmarkEnd w:id="271"/>
-    <w:bookmarkStart w:id="272" w:name="ref-mitchem_2001"/>
+    <w:bookmarkEnd w:id="274"/>
+    <w:bookmarkStart w:id="275" w:name="ref-mitchem_2001"/>
     <w:p>
       <w:pPr>
         <w:pStyle w:val="Bibliography"/>
@@ -7649,8 +7862,8 @@
         <w:t xml:space="preserve">.</w:t>
       </w:r>
     </w:p>
-    <w:bookmarkEnd w:id="272"/>
-    <w:bookmarkStart w:id="273" w:name="ref-mitchem_2017"/>
+    <w:bookmarkEnd w:id="275"/>
+    <w:bookmarkStart w:id="276" w:name="ref-mitchem_2017"/>
     <w:p>
       <w:pPr>
         <w:pStyle w:val="Bibliography"/>
@@ -7701,8 +7914,8 @@
         <w:t xml:space="preserve">’s 1541 Cross.</w:t>
       </w:r>
     </w:p>
-    <w:bookmarkEnd w:id="273"/>
-    <w:bookmarkStart w:id="274" w:name="ref-morse_d_1990"/>
+    <w:bookmarkEnd w:id="276"/>
+    <w:bookmarkStart w:id="277" w:name="ref-morse_d_1990"/>
     <w:p>
       <w:pPr>
         <w:pStyle w:val="Bibliography"/>
@@ -7750,8 +7963,8 @@
         <w:t xml:space="preserve">, edited by David H. Dye and Cheryl Anne Cox, pp. 69–97. University of Alabama Press, Tuscaloosa.</w:t>
       </w:r>
     </w:p>
-    <w:bookmarkEnd w:id="274"/>
-    <w:bookmarkStart w:id="275" w:name="ref-morse_morse_1996"/>
+    <w:bookmarkEnd w:id="277"/>
+    <w:bookmarkStart w:id="278" w:name="ref-morse_morse_1996"/>
     <w:p>
       <w:pPr>
         <w:pStyle w:val="Bibliography"/>
@@ -7788,8 +8001,8 @@
         <w:t xml:space="preserve">17(1):1–35.</w:t>
       </w:r>
     </w:p>
-    <w:bookmarkEnd w:id="275"/>
-    <w:bookmarkStart w:id="276" w:name="ref-morse_p_1981"/>
+    <w:bookmarkEnd w:id="278"/>
+    <w:bookmarkStart w:id="279" w:name="ref-morse_p_1981"/>
     <w:p>
       <w:pPr>
         <w:pStyle w:val="Bibliography"/>
@@ -7860,8 +8073,8 @@
         <w:t xml:space="preserve">. Arkansas Archeological Survey Research Series 13. Arkansas Archeological Survey, Fayetteville.</w:t>
       </w:r>
     </w:p>
-    <w:bookmarkEnd w:id="276"/>
-    <w:bookmarkStart w:id="277" w:name="ref-morse_1990"/>
+    <w:bookmarkEnd w:id="279"/>
+    <w:bookmarkStart w:id="280" w:name="ref-morse_1990"/>
     <w:p>
       <w:pPr>
         <w:pStyle w:val="Bibliography"/>
@@ -7921,8 +8134,8 @@
         <w:t xml:space="preserve">, edited by David H. Dye and Cheryl Anne Cox, pp. 118–134. University of Alabama Press, Tuscaloosa.</w:t>
       </w:r>
     </w:p>
-    <w:bookmarkEnd w:id="277"/>
-    <w:bookmarkStart w:id="279" w:name="ref-nei_1973"/>
+    <w:bookmarkEnd w:id="280"/>
+    <w:bookmarkStart w:id="282" w:name="ref-nei_1973"/>
     <w:p>
       <w:pPr>
         <w:pStyle w:val="Bibliography"/>
@@ -7949,7 +8162,7 @@
       <w:r>
         <w:t xml:space="preserve"> </w:t>
       </w:r>
-      <w:hyperlink r:id="rId278">
+      <w:hyperlink r:id="rId281">
         <w:r>
           <w:rPr>
             <w:rStyle w:val="Hyperlink"/>
@@ -7961,8 +8174,8 @@
         <w:t xml:space="preserve">.</w:t>
       </w:r>
     </w:p>
-    <w:bookmarkEnd w:id="279"/>
-    <w:bookmarkStart w:id="280" w:name="ref-neiman_1995"/>
+    <w:bookmarkEnd w:id="282"/>
+    <w:bookmarkStart w:id="283" w:name="ref-neiman_1995"/>
     <w:p>
       <w:pPr>
         <w:pStyle w:val="Bibliography"/>
@@ -8005,8 +8218,8 @@
         <w:t xml:space="preserve">60(1):7–36.</w:t>
       </w:r>
     </w:p>
-    <w:bookmarkEnd w:id="280"/>
-    <w:bookmarkStart w:id="281" w:name="ref-obrien_leonard_2001"/>
+    <w:bookmarkEnd w:id="283"/>
+    <w:bookmarkStart w:id="284" w:name="ref-obrien_leonard_2001"/>
     <w:p>
       <w:pPr>
         <w:pStyle w:val="Bibliography"/>
@@ -8028,8 +8241,8 @@
         <w:t xml:space="preserve">, edited by Teresa D. Hurt and Gordon F. M. Rakita, pp. 1–23. Bergin &amp; Garvey, Westport, Connecticut.</w:t>
       </w:r>
     </w:p>
-    <w:bookmarkEnd w:id="281"/>
-    <w:bookmarkStart w:id="283" w:name="ref-odwyer_kandler_2017"/>
+    <w:bookmarkEnd w:id="284"/>
+    <w:bookmarkStart w:id="286" w:name="ref-odwyer_kandler_2017"/>
     <w:p>
       <w:pPr>
         <w:pStyle w:val="Bibliography"/>
@@ -8056,7 +8269,7 @@
       <w:r>
         <w:t xml:space="preserve"> </w:t>
       </w:r>
-      <w:hyperlink r:id="rId282">
+      <w:hyperlink r:id="rId285">
         <w:r>
           <w:rPr>
             <w:rStyle w:val="Hyperlink"/>
@@ -8068,8 +8281,8 @@
         <w:t xml:space="preserve">.</w:t>
       </w:r>
     </w:p>
-    <w:bookmarkEnd w:id="283"/>
-    <w:bookmarkStart w:id="285" w:name="ref-peebles_kus_1977"/>
+    <w:bookmarkEnd w:id="286"/>
+    <w:bookmarkStart w:id="288" w:name="ref-peebles_kus_1977"/>
     <w:p>
       <w:pPr>
         <w:pStyle w:val="Bibliography"/>
@@ -8096,7 +8309,7 @@
       <w:r>
         <w:t xml:space="preserve"> </w:t>
       </w:r>
-      <w:hyperlink r:id="rId284">
+      <w:hyperlink r:id="rId287">
         <w:r>
           <w:rPr>
             <w:rStyle w:val="Hyperlink"/>
@@ -8108,8 +8321,8 @@
         <w:t xml:space="preserve">.</w:t>
       </w:r>
     </w:p>
-    <w:bookmarkEnd w:id="285"/>
-    <w:bookmarkStart w:id="287" w:name="ref-peeples_schachner_2012"/>
+    <w:bookmarkEnd w:id="288"/>
+    <w:bookmarkStart w:id="290" w:name="ref-peeples_schachner_2012"/>
     <w:p>
       <w:pPr>
         <w:pStyle w:val="Bibliography"/>
@@ -8136,7 +8349,7 @@
       <w:r>
         <w:t xml:space="preserve"> </w:t>
       </w:r>
-      <w:hyperlink r:id="rId286">
+      <w:hyperlink r:id="rId289">
         <w:r>
           <w:rPr>
             <w:rStyle w:val="Hyperlink"/>
@@ -8148,8 +8361,8 @@
         <w:t xml:space="preserve">.</w:t>
       </w:r>
     </w:p>
-    <w:bookmarkEnd w:id="287"/>
-    <w:bookmarkStart w:id="289" w:name="ref-perreault_2018"/>
+    <w:bookmarkEnd w:id="290"/>
+    <w:bookmarkStart w:id="292" w:name="ref-perreault_2018"/>
     <w:p>
       <w:pPr>
         <w:pStyle w:val="Bibliography"/>
@@ -8176,7 +8389,7 @@
       <w:r>
         <w:t xml:space="preserve"> </w:t>
       </w:r>
-      <w:hyperlink r:id="rId288">
+      <w:hyperlink r:id="rId291">
         <w:r>
           <w:rPr>
             <w:rStyle w:val="Hyperlink"/>
@@ -8188,8 +8401,8 @@
         <w:t xml:space="preserve">.</w:t>
       </w:r>
     </w:p>
-    <w:bookmarkEnd w:id="289"/>
-    <w:bookmarkStart w:id="290" w:name="ref-perreault_2019"/>
+    <w:bookmarkEnd w:id="292"/>
+    <w:bookmarkStart w:id="293" w:name="ref-perreault_2019"/>
     <w:p>
       <w:pPr>
         <w:pStyle w:val="Bibliography"/>
@@ -8211,8 +8424,8 @@
         <w:t xml:space="preserve">. University of Chicago Press, Chicago.</w:t>
       </w:r>
     </w:p>
-    <w:bookmarkEnd w:id="290"/>
-    <w:bookmarkStart w:id="291" w:name="ref-phillips_1970"/>
+    <w:bookmarkEnd w:id="293"/>
+    <w:bookmarkStart w:id="294" w:name="ref-phillips_1970"/>
     <w:p>
       <w:pPr>
         <w:pStyle w:val="Bibliography"/>
@@ -8283,8 +8496,8 @@
         <w:t xml:space="preserve">, Vol. 60. Papers of the Peabody Museum of Archaeology and Ethnology. Peabody Museum, Harvard University, Cambridge, MA.</w:t>
       </w:r>
     </w:p>
-    <w:bookmarkEnd w:id="291"/>
-    <w:bookmarkStart w:id="292" w:name="ref-phillips_ford_griffin_1951"/>
+    <w:bookmarkEnd w:id="294"/>
+    <w:bookmarkStart w:id="295" w:name="ref-phillips_ford_griffin_1951"/>
     <w:p>
       <w:pPr>
         <w:pStyle w:val="Bibliography"/>
@@ -8334,8 +8547,8 @@
         <w:t xml:space="preserve">, Vol. 25. Papers of the Peabody Museum of American Archaeology and Ethnology. Peabody Museum, Harvard University, Cambridge, MA.</w:t>
       </w:r>
     </w:p>
-    <w:bookmarkEnd w:id="292"/>
-    <w:bookmarkStart w:id="294" w:name="ref-phillips_willey_1953"/>
+    <w:bookmarkEnd w:id="295"/>
+    <w:bookmarkStart w:id="297" w:name="ref-phillips_willey_1953"/>
     <w:p>
       <w:pPr>
         <w:pStyle w:val="Bibliography"/>
@@ -8362,7 +8575,7 @@
       <w:r>
         <w:t xml:space="preserve"> </w:t>
       </w:r>
-      <w:hyperlink r:id="rId293">
+      <w:hyperlink r:id="rId296">
         <w:r>
           <w:rPr>
             <w:rStyle w:val="Hyperlink"/>
@@ -8374,8 +8587,8 @@
         <w:t xml:space="preserve">.</w:t>
       </w:r>
     </w:p>
-    <w:bookmarkEnd w:id="294"/>
-    <w:bookmarkStart w:id="296" w:name="ref-powell_shennan_thomas_2009"/>
+    <w:bookmarkEnd w:id="297"/>
+    <w:bookmarkStart w:id="299" w:name="ref-powell_shennan_thomas_2009"/>
     <w:p>
       <w:pPr>
         <w:pStyle w:val="Bibliography"/>
@@ -8414,7 +8627,7 @@
       <w:r>
         <w:t xml:space="preserve"> </w:t>
       </w:r>
-      <w:hyperlink r:id="rId295">
+      <w:hyperlink r:id="rId298">
         <w:r>
           <w:rPr>
             <w:rStyle w:val="Hyperlink"/>
@@ -8426,8 +8639,8 @@
         <w:t xml:space="preserve">.</w:t>
       </w:r>
     </w:p>
-    <w:bookmarkEnd w:id="296"/>
-    <w:bookmarkStart w:id="298" w:name="ref-premo_2014"/>
+    <w:bookmarkEnd w:id="299"/>
+    <w:bookmarkStart w:id="301" w:name="ref-premo_2014"/>
     <w:p>
       <w:pPr>
         <w:pStyle w:val="Bibliography"/>
@@ -8454,7 +8667,7 @@
       <w:r>
         <w:t xml:space="preserve"> </w:t>
       </w:r>
-      <w:hyperlink r:id="rId297">
+      <w:hyperlink r:id="rId300">
         <w:r>
           <w:rPr>
             <w:rStyle w:val="Hyperlink"/>
@@ -8466,8 +8679,8 @@
         <w:t xml:space="preserve">.</w:t>
       </w:r>
     </w:p>
-    <w:bookmarkEnd w:id="298"/>
-    <w:bookmarkStart w:id="300" w:name="ref-premo_2016"/>
+    <w:bookmarkEnd w:id="301"/>
+    <w:bookmarkStart w:id="303" w:name="ref-premo_2016"/>
     <w:p>
       <w:pPr>
         <w:pStyle w:val="Bibliography"/>
@@ -8494,7 +8707,7 @@
       <w:r>
         <w:t xml:space="preserve"> </w:t>
       </w:r>
-      <w:hyperlink r:id="rId299">
+      <w:hyperlink r:id="rId302">
         <w:r>
           <w:rPr>
             <w:rStyle w:val="Hyperlink"/>
@@ -8506,8 +8719,8 @@
         <w:t xml:space="preserve">.</w:t>
       </w:r>
     </w:p>
-    <w:bookmarkEnd w:id="300"/>
-    <w:bookmarkStart w:id="302" w:name="ref-premo_scholnick_2011"/>
+    <w:bookmarkEnd w:id="303"/>
+    <w:bookmarkStart w:id="305" w:name="ref-premo_scholnick_2011"/>
     <w:p>
       <w:pPr>
         <w:pStyle w:val="Bibliography"/>
@@ -8534,7 +8747,7 @@
       <w:r>
         <w:t xml:space="preserve"> </w:t>
       </w:r>
-      <w:hyperlink r:id="rId301">
+      <w:hyperlink r:id="rId304">
         <w:r>
           <w:rPr>
             <w:rStyle w:val="Hyperlink"/>
@@ -8546,8 +8759,8 @@
         <w:t xml:space="preserve">.</w:t>
       </w:r>
     </w:p>
-    <w:bookmarkEnd w:id="302"/>
-    <w:bookmarkStart w:id="303" w:name="ref-rees_political_culture"/>
+    <w:bookmarkEnd w:id="305"/>
+    <w:bookmarkStart w:id="306" w:name="ref-rees_political_culture"/>
     <w:p>
       <w:pPr>
         <w:pStyle w:val="Bibliography"/>
@@ -8571,8 +8784,8 @@
         <w:t xml:space="preserve">. Ph.D. dissertation, University of Oklahoma, Norman.</w:t>
       </w:r>
     </w:p>
-    <w:bookmarkEnd w:id="303"/>
-    <w:bookmarkStart w:id="305" w:name="ref-reimer_etal_2020"/>
+    <w:bookmarkEnd w:id="306"/>
+    <w:bookmarkStart w:id="308" w:name="ref-reimer_etal_2020"/>
     <w:p>
       <w:pPr>
         <w:pStyle w:val="Bibliography"/>
@@ -8626,7 +8839,7 @@
       <w:r>
         <w:t xml:space="preserve"> </w:t>
       </w:r>
-      <w:hyperlink r:id="rId304">
+      <w:hyperlink r:id="rId307">
         <w:r>
           <w:rPr>
             <w:rStyle w:val="Hyperlink"/>
@@ -8638,8 +8851,8 @@
         <w:t xml:space="preserve">.</w:t>
       </w:r>
     </w:p>
-    <w:bookmarkEnd w:id="305"/>
-    <w:bookmarkStart w:id="307" w:name="ref-richerson_etal_2016"/>
+    <w:bookmarkEnd w:id="308"/>
+    <w:bookmarkStart w:id="310" w:name="ref-richerson_etal_2016"/>
     <w:p>
       <w:pPr>
         <w:pStyle w:val="Bibliography"/>
@@ -8666,7 +8879,7 @@
       <w:r>
         <w:t xml:space="preserve"> </w:t>
       </w:r>
-      <w:hyperlink r:id="rId306">
+      <w:hyperlink r:id="rId309">
         <w:r>
           <w:rPr>
             <w:rStyle w:val="Hyperlink"/>
@@ -8678,8 +8891,8 @@
         <w:t xml:space="preserve">.</w:t>
       </w:r>
     </w:p>
-    <w:bookmarkEnd w:id="307"/>
-    <w:bookmarkStart w:id="309" w:name="ref-riede_hoggard_shennan_2019"/>
+    <w:bookmarkEnd w:id="310"/>
+    <w:bookmarkStart w:id="312" w:name="ref-riede_hoggard_shennan_2019"/>
     <w:p>
       <w:pPr>
         <w:pStyle w:val="Bibliography"/>
@@ -8706,7 +8919,7 @@
       <w:r>
         <w:t xml:space="preserve"> </w:t>
       </w:r>
-      <w:hyperlink r:id="rId308">
+      <w:hyperlink r:id="rId311">
         <w:r>
           <w:rPr>
             <w:rStyle w:val="Hyperlink"/>
@@ -8718,8 +8931,8 @@
         <w:t xml:space="preserve">.</w:t>
       </w:r>
     </w:p>
-    <w:bookmarkEnd w:id="309"/>
-    <w:bookmarkStart w:id="310" w:name="ref-robinson_1951"/>
+    <w:bookmarkEnd w:id="312"/>
+    <w:bookmarkStart w:id="313" w:name="ref-robinson_1951"/>
     <w:p>
       <w:pPr>
         <w:pStyle w:val="Bibliography"/>
@@ -8744,8 +8957,8 @@
         <w:t xml:space="preserve">16(4):293–301.</w:t>
       </w:r>
     </w:p>
-    <w:bookmarkEnd w:id="310"/>
-    <w:bookmarkStart w:id="311" w:name="ref-ross-stallings_2017"/>
+    <w:bookmarkEnd w:id="313"/>
+    <w:bookmarkStart w:id="314" w:name="ref-ross-stallings_2017"/>
     <w:p>
       <w:pPr>
         <w:pStyle w:val="Bibliography"/>
@@ -8779,8 +8992,8 @@
         <w:t xml:space="preserve">, edited by Haagen D. Klaus, Amanda R. Harvey, and Mark N. Cohen, pp. 329–362. University Press of Florida, Gainesville.</w:t>
       </w:r>
     </w:p>
-    <w:bookmarkEnd w:id="311"/>
-    <w:bookmarkStart w:id="312" w:name="ref-schiffer_1972"/>
+    <w:bookmarkEnd w:id="314"/>
+    <w:bookmarkStart w:id="315" w:name="ref-schiffer_1972"/>
     <w:p>
       <w:pPr>
         <w:pStyle w:val="Bibliography"/>
@@ -8805,8 +9018,8 @@
         <w:t xml:space="preserve">37(2):156–165.</w:t>
       </w:r>
     </w:p>
-    <w:bookmarkEnd w:id="312"/>
-    <w:bookmarkStart w:id="314" w:name="ref-schneider_martins_deaguiar_2016"/>
+    <w:bookmarkEnd w:id="315"/>
+    <w:bookmarkStart w:id="317" w:name="ref-schneider_martins_deaguiar_2016"/>
     <w:p>
       <w:pPr>
         <w:pStyle w:val="Bibliography"/>
@@ -8833,7 +9046,7 @@
       <w:r>
         <w:t xml:space="preserve"> </w:t>
       </w:r>
-      <w:hyperlink r:id="rId313">
+      <w:hyperlink r:id="rId316">
         <w:r>
           <w:rPr>
             <w:rStyle w:val="Hyperlink"/>
@@ -8845,8 +9058,8 @@
         <w:t xml:space="preserve">.</w:t>
       </w:r>
     </w:p>
-    <w:bookmarkEnd w:id="314"/>
-    <w:bookmarkStart w:id="316" w:name="ref-shennan_crema_kerig_2015"/>
+    <w:bookmarkEnd w:id="317"/>
+    <w:bookmarkStart w:id="319" w:name="ref-shennan_crema_kerig_2015"/>
     <w:p>
       <w:pPr>
         <w:pStyle w:val="Bibliography"/>
@@ -8912,7 +9125,7 @@
       <w:r>
         <w:t xml:space="preserve"> </w:t>
       </w:r>
-      <w:hyperlink r:id="rId315">
+      <w:hyperlink r:id="rId318">
         <w:r>
           <w:rPr>
             <w:rStyle w:val="Hyperlink"/>
@@ -8924,8 +9137,8 @@
         <w:t xml:space="preserve">.</w:t>
       </w:r>
     </w:p>
-    <w:bookmarkEnd w:id="316"/>
-    <w:bookmarkStart w:id="317" w:name="ref-shennan_wilkinson_2001"/>
+    <w:bookmarkEnd w:id="319"/>
+    <w:bookmarkStart w:id="320" w:name="ref-shennan_wilkinson_2001"/>
     <w:p>
       <w:pPr>
         <w:pStyle w:val="Bibliography"/>
@@ -8965,8 +9178,8 @@
         <w:t xml:space="preserve">66(4):577–593.</w:t>
       </w:r>
     </w:p>
-    <w:bookmarkEnd w:id="317"/>
-    <w:bookmarkStart w:id="318" w:name="ref-smith_1990"/>
+    <w:bookmarkEnd w:id="320"/>
+    <w:bookmarkStart w:id="321" w:name="ref-smith_1990"/>
     <w:p>
       <w:pPr>
         <w:pStyle w:val="Bibliography"/>
@@ -9014,8 +9227,8 @@
         <w:t xml:space="preserve">, edited by David H. Dye and Cheryl Anne Cox, pp. 135–169. University of Alabama Press, Tuscaloosa.</w:t>
       </w:r>
     </w:p>
-    <w:bookmarkEnd w:id="318"/>
-    <w:bookmarkStart w:id="319" w:name="ref-smith_neiman_2007"/>
+    <w:bookmarkEnd w:id="321"/>
+    <w:bookmarkStart w:id="322" w:name="ref-smith_neiman_2007"/>
     <w:p>
       <w:pPr>
         <w:pStyle w:val="Bibliography"/>
@@ -9040,8 +9253,8 @@
         <w:t xml:space="preserve">26(1):47–72.</w:t>
       </w:r>
     </w:p>
-    <w:bookmarkEnd w:id="319"/>
-    <w:bookmarkStart w:id="320" w:name="ref-starr_1984"/>
+    <w:bookmarkEnd w:id="322"/>
+    <w:bookmarkStart w:id="323" w:name="ref-starr_1984"/>
     <w:p>
       <w:pPr>
         <w:pStyle w:val="Bibliography"/>
@@ -9222,8 +9435,8 @@
         <w:t xml:space="preserve">, edited by John M. Connaway, pp. 163–222. Archaeological Report No. 14. Mississippi Department of Archives; History, Jackson, MS.</w:t>
       </w:r>
     </w:p>
-    <w:bookmarkEnd w:id="320"/>
-    <w:bookmarkStart w:id="321" w:name="ref-tomasovych_kidwell_2009"/>
+    <w:bookmarkEnd w:id="323"/>
+    <w:bookmarkStart w:id="324" w:name="ref-tomasovych_kidwell_2009"/>
     <w:p>
       <w:pPr>
         <w:pStyle w:val="Bibliography"/>
@@ -9248,8 +9461,8 @@
         <w:t xml:space="preserve">35(1):94–118.</w:t>
       </w:r>
     </w:p>
-    <w:bookmarkEnd w:id="321"/>
-    <w:bookmarkStart w:id="323" w:name="ref-tomasovych_kidwell_2010"/>
+    <w:bookmarkEnd w:id="324"/>
+    <w:bookmarkStart w:id="326" w:name="ref-tomasovych_kidwell_2010"/>
     <w:p>
       <w:pPr>
         <w:pStyle w:val="Bibliography"/>
@@ -9276,7 +9489,7 @@
       <w:r>
         <w:t xml:space="preserve"> </w:t>
       </w:r>
-      <w:hyperlink r:id="rId322">
+      <w:hyperlink r:id="rId325">
         <w:r>
           <w:rPr>
             <w:rStyle w:val="Hyperlink"/>
@@ -9288,8 +9501,8 @@
         <w:t xml:space="preserve">.</w:t>
       </w:r>
     </w:p>
-    <w:bookmarkEnd w:id="323"/>
-    <w:bookmarkStart w:id="324" w:name="ref-willey_phillips_1958"/>
+    <w:bookmarkEnd w:id="326"/>
+    <w:bookmarkStart w:id="327" w:name="ref-willey_phillips_1958"/>
     <w:p>
       <w:pPr>
         <w:pStyle w:val="Bibliography"/>
@@ -9311,8 +9524,8 @@
         <w:t xml:space="preserve">. University of Chicago Press, Chicago.</w:t>
       </w:r>
     </w:p>
-    <w:bookmarkEnd w:id="324"/>
-    <w:bookmarkStart w:id="325" w:name="ref-williams_1954"/>
+    <w:bookmarkEnd w:id="327"/>
+    <w:bookmarkStart w:id="328" w:name="ref-williams_1954"/>
     <w:p>
       <w:pPr>
         <w:pStyle w:val="Bibliography"/>
@@ -9321,8 +9534,8 @@
         <w:t xml:space="preserve">Williams, Stephen. 1954. An Archeological Study of the Mississippian Culture in Southeast Missouri. PhD thesis, Yale University, New Haven.</w:t>
       </w:r>
     </w:p>
-    <w:bookmarkEnd w:id="325"/>
-    <w:bookmarkStart w:id="327" w:name="ref-wright_1943"/>
+    <w:bookmarkEnd w:id="328"/>
+    <w:bookmarkStart w:id="330" w:name="ref-wright_1943"/>
     <w:p>
       <w:pPr>
         <w:pStyle w:val="Bibliography"/>
@@ -9349,7 +9562,7 @@
       <w:r>
         <w:t xml:space="preserve"> </w:t>
       </w:r>
-      <w:hyperlink r:id="rId326">
+      <w:hyperlink r:id="rId329">
         <w:r>
           <w:rPr>
             <w:rStyle w:val="Hyperlink"/>
@@ -9361,8 +9574,8 @@
         <w:t xml:space="preserve">.</w:t>
       </w:r>
     </w:p>
-    <w:bookmarkEnd w:id="327"/>
-    <w:bookmarkStart w:id="329" w:name="ref-wright_1951"/>
+    <w:bookmarkEnd w:id="330"/>
+    <w:bookmarkStart w:id="332" w:name="ref-wright_1951"/>
     <w:p>
       <w:pPr>
         <w:pStyle w:val="Bibliography"/>
@@ -9389,7 +9602,7 @@
       <w:r>
         <w:t xml:space="preserve"> </w:t>
       </w:r>
-      <w:hyperlink r:id="rId328">
+      <w:hyperlink r:id="rId331">
         <w:r>
           <w:rPr>
             <w:rStyle w:val="Hyperlink"/>
@@ -9401,8 +9614,8 @@
         <w:t xml:space="preserve">.</w:t>
       </w:r>
     </w:p>
-    <w:bookmarkEnd w:id="329"/>
-    <w:bookmarkStart w:id="331" w:name="ref-youngblood_miton_morin_2023"/>
+    <w:bookmarkEnd w:id="332"/>
+    <w:bookmarkStart w:id="334" w:name="ref-youngblood_miton_morin_2023"/>
     <w:p>
       <w:pPr>
         <w:pStyle w:val="Bibliography"/>
@@ -9429,7 +9642,7 @@
       <w:r>
         <w:t xml:space="preserve"> </w:t>
       </w:r>
-      <w:hyperlink r:id="rId330">
+      <w:hyperlink r:id="rId333">
         <w:r>
           <w:rPr>
             <w:rStyle w:val="Hyperlink"/>
@@ -9441,10 +9654,10 @@
         <w:t xml:space="preserve">.</w:t>
       </w:r>
     </w:p>
-    <w:bookmarkEnd w:id="331"/>
-    <w:bookmarkEnd w:id="332"/>
-    <w:bookmarkEnd w:id="333"/>
     <w:bookmarkEnd w:id="334"/>
+    <w:bookmarkEnd w:id="335"/>
+    <w:bookmarkEnd w:id="336"/>
+    <w:bookmarkEnd w:id="337"/>
     <w:sectPr>
       <w:footerReference r:id="rId100" w:type="default"/>
       <w:footnotePr>

--- a/docs/manuscript/MAIN_TEXT.docx
+++ b/docs/manuscript/MAIN_TEXT.docx
@@ -2,7 +2,7 @@
 <file path=word/document.xml><?xml version="1.0" encoding="utf-8"?>
 <w:document xmlns:w="http://schemas.openxmlformats.org/wordprocessingml/2006/main" xmlns:m="http://schemas.openxmlformats.org/officeDocument/2006/math" xmlns:r="http://schemas.openxmlformats.org/officeDocument/2006/relationships" xmlns:o="urn:schemas-microsoft-com:office:office" xmlns:v="urn:schemas-microsoft-com:vml" xmlns:w10="urn:schemas-microsoft-com:office:word" xmlns:a="http://schemas.openxmlformats.org/drawingml/2006/main" xmlns:pic="http://schemas.openxmlformats.org/drawingml/2006/picture" xmlns:wp="http://schemas.openxmlformats.org/drawingml/2006/wordprocessingDrawing">
   <w:body>
-    <w:bookmarkStart w:id="337" w:name="X8bf6248c9f3f97f4894a761f3e01800d2c2c84f"/>
+    <w:bookmarkStart w:id="270" w:name="X8bf6248c9f3f97f4894a761f3e01800d2c2c84f"/>
     <w:p>
       <w:pPr>
         <w:pStyle w:val="Heading1"/>
@@ -37,7 +37,7 @@
         <w:pStyle w:val="FirstParagraph"/>
       </w:pPr>
       <w:r>
-        <w:t xml:space="preserve">Archaeologists group assemblages into phases and then treat those phases as groups, giving them the qualities of communities or polities. Copying among neighbors produces spatial structure in stylistic frequencies whatever else is happening, so a phase can have the qualities of a group only if its frequencies show properties that spatially structured drift cannot produce. We ask what explains the decorated-type frequencies of the Late Mississippian St. Francis basin in northeastern Arkansas, including the Parkin phase, long read as a polity, and whether any of their variation requires processes beyond drift. Neutral copying on the real site map, tuned to the assemblages’ own diversity, reproduces the differences among assemblages at the scale of the phases, and a spatial model with no groups assigns 99 percent of the variation to location. No boundary develops through the sequence. A small excess appears only at finer scales, in the most thinly sampled clusters rather than around Parkin, and new styles arising locally reproduce it. The phases look like groups because settlement is clustered and similarity fades with distance: the site map alone recovers them, their boundaries fall where the pottery changes least, and simulated pottery sorts into them as readily as real pottery.</w:t>
+        <w:t xml:space="preserve">Archaeologists group assemblages into phases and then treat the phases as groups, giving them the qualities of communities or polities. Earlier studies, including our own, showed that the phases of the Lower Mississippi River Valley do not separate cleanly, but not what the phases are. We explain them with cultural transmission theory. Potters copy near neighbors more than distant ones, so neutral drift makes nearby assemblages alike whether or not groups exist. Settlement is clumped, and a smooth gradient sampled at clumps and sorted by resemblance and proximity looks like a set of groups. A phase is a group only if its frequencies show what distance-limited copying cannot produce: learning concentrated inside and divergence across its edge. We test this on the decorated-type frequencies of the Late Mississippian St. Francis basin in northeastern Arkansas, including the Parkin phase, long read as a polity. The site map alone recovers the phases, arbitrary lines separate the pottery better than the phase lines do, and pottery simulated with no groups sorts into the phases as readily as the real pottery. The Parkin phase differs from the rest of the basin no more than copying without groups produces and no more than arbitrary divisions of the map. The pottery does vary over shorter distances than our copying model predicts, but that variation does not follow the phase lines.</w:t>
       </w:r>
     </w:p>
     <w:p>
@@ -73,7 +73,7 @@
         <w:pStyle w:val="FirstParagraph"/>
       </w:pPr>
       <w:r>
-        <w:t xml:space="preserve">Los arqueólogos agrupan los conjuntos cerámicos en fases y luego tratan esas fases como grupos, atribuyéndoles las cualidades de comunidades o entidades políticas. La copia entre vecinos produce estructura espacial en las frecuencias estilísticas ocurra lo que ocurra, de modo que una fase solo puede tener las cualidades de un grupo si sus frecuencias muestran propiedades que la deriva estructurada espacialmente no puede producir. Preguntamos qué explica las frecuencias de los tipos decorados del Misisipiano tardío en la cuenca del río St. Francis, en el noreste de Arkansas, incluida la fase Parkin, interpretada durante mucho tiempo como una entidad política, y si alguna parte de su variación requiere procesos además de la deriva. La copia neutral sobre el mapa real de sitios, ajustada a la diversidad propia de los conjuntos, reproduce las diferencias entre conjuntos a la escala de las fases, y un modelo espacial sin grupos atribuye el 99 % de la variación a la ubicación. Ninguna frontera se desarrolla a lo largo de la secuencia. Un pequeño exceso aparece solo a escalas más finas, en los agrupamientos con muestras más escasas y no alrededor de Parkin, y la aparición local de nuevos estilos lo reproduce. Las fases parecen grupos porque los asentamientos están agrupados y la semejanza disminuye con la distancia: el mapa de sitios por sí solo las recupera, sus límites caen donde la cerámica cambia menos, y la cerámica simulada se clasifica en ellas con la misma facilidad que la cerámica real.</w:t>
+        <w:t xml:space="preserve">Los arqueólogos agrupan los conjuntos cerámicos en fases y luego tratan esas fases como grupos, atribuyéndoles las cualidades de comunidades o entidades políticas. Estudios anteriores, incluidos los nuestros, mostraron que las fases del valle bajo del río Misisipi no se separan con nitidez, pero no qué son las fases. Las explicamos con la teoría de la transmisión cultural. Los alfareros copian a sus vecinos cercanos más que a los lejanos, de modo que la deriva neutral hace que los conjuntos cercanos se parezcan, existan o no grupos. Los asentamientos están agrupados, y un gradiente continuo muestreado en esos agrupamientos y ordenado por semejanza y proximidad parece un conjunto de grupos. Una fase es un grupo solo si sus frecuencias muestran lo que la copia limitada por la distancia no puede producir: aprendizaje concentrado en su interior y divergencia a través de su límite. Ponemos esto a prueba con las frecuencias de los tipos decorados del Misisipiano tardío en la cuenca del río St. Francis, en el noreste de Arkansas, incluida la fase Parkin, interpretada durante mucho tiempo como una entidad política. El mapa de sitios por sí solo recupera las fases, líneas arbitrarias separan la cerámica mejor que las líneas de las fases, y la cerámica simulada sin grupos se clasifica en las fases con la misma facilidad que la cerámica real. La fase Parkin no difiere del resto de la cuenca más de lo que produce la copia sin grupos, ni más que divisiones arbitrarias del mapa. La cerámica sí varía a distancias más cortas de lo que predice nuestro modelo de copia, pero esa variación no sigue las líneas de las fases.</w:t>
       </w:r>
     </w:p>
     <w:p>
@@ -287,7 +287,429 @@
         <w:pStyle w:val="BodyText"/>
       </w:pPr>
       <w:r>
-        <w:t xml:space="preserve">That claim makes the Parkin phase a good place to ask what a phase is. Of all the late Mississippian phases, it has the strongest independent reason to be a real social unit, since a documented paramountcy is said to sit at its center. If phases record bounded societies anywhere, the pattern should be visible here. Settlement form alone cannot settle the matter, because a large center with a palisade and a platform mound is as compatible with competing peer communities as with a consolidated hierarchy</w:t>
+        <w:t xml:space="preserve">A phase is a culture-history construct: a set of assemblages grouped together because their decorated-class frequencies seriate, meaning they can be placed in one sequence of gradually changing frequencies, and because the sites lie near one another. In the Willey-Phillips framework the phase is</w:t>
+      </w:r>
+      <w:r>
+        <w:t xml:space="preserve"> </w:t>
+      </w:r>
+      <w:r>
+        <w:t xml:space="preserve">“the practicable and intelligible unit”</w:t>
+      </w:r>
+      <w:r>
+        <w:t xml:space="preserve"> </w:t>
+      </w:r>
+      <w:r>
+        <w:t xml:space="preserve">of archaeological study, defined by traits in space and time with no social criterion</w:t>
+      </w:r>
+      <w:r>
+        <w:t xml:space="preserve"> </w:t>
+      </w:r>
+      <w:r>
+        <w:t xml:space="preserve">(Phillips and Willey 1953; Willey and Phillips 1958:22)</w:t>
+      </w:r>
+      <w:r>
+        <w:t xml:space="preserve">, and the lower-valley phases tested here were formulated in that framework by Phillips</w:t>
+      </w:r>
+      <w:r>
+        <w:t xml:space="preserve"> </w:t>
+      </w:r>
+      <w:r>
+        <w:t xml:space="preserve">(1970)</w:t>
+      </w:r>
+      <w:r>
+        <w:t xml:space="preserve">. In practice, however, researchers have treated phases as societies, and the survey phases of the lower valley were built as units</w:t>
+      </w:r>
+      <w:r>
+        <w:t xml:space="preserve"> </w:t>
+      </w:r>
+      <w:r>
+        <w:t xml:space="preserve">“which were also spatial and intended to elucidate sociopolitical boundaries”</w:t>
+      </w:r>
+      <w:r>
+        <w:t xml:space="preserve"> </w:t>
+      </w:r>
+      <w:r>
+        <w:t xml:space="preserve">(Haley 2014)</w:t>
+      </w:r>
+      <w:r>
+        <w:t xml:space="preserve">. Willey and Phillips</w:t>
+      </w:r>
+      <w:r>
+        <w:t xml:space="preserve"> </w:t>
+      </w:r>
+      <w:r>
+        <w:t xml:space="preserve">(1958:48–50)</w:t>
+      </w:r>
+      <w:r>
+        <w:t xml:space="preserve"> </w:t>
+      </w:r>
+      <w:r>
+        <w:t xml:space="preserve">set out the reasoning that equates phase with society, conceded that</w:t>
+      </w:r>
+      <w:r>
+        <w:t xml:space="preserve"> </w:t>
+      </w:r>
+      <w:r>
+        <w:t xml:space="preserve">“in practice it does not work,”</w:t>
+      </w:r>
+      <w:r>
+        <w:t xml:space="preserve"> </w:t>
+      </w:r>
+      <w:r>
+        <w:t xml:space="preserve">and then proposed that archaeologists</w:t>
+      </w:r>
+      <w:r>
+        <w:t xml:space="preserve"> </w:t>
+      </w:r>
+      <w:r>
+        <w:t xml:space="preserve">“may act as if”</w:t>
+      </w:r>
+      <w:r>
+        <w:t xml:space="preserve"> </w:t>
+      </w:r>
+      <w:r>
+        <w:t xml:space="preserve">phases had social reality. Williams, defining the southeast-Missouri phases, wrote that</w:t>
+      </w:r>
+      <w:r>
+        <w:t xml:space="preserve"> </w:t>
+      </w:r>
+      <w:r>
+        <w:t xml:space="preserve">“in most cases, phase probably equals</w:t>
+      </w:r>
+      <w:r>
+        <w:t xml:space="preserve"> </w:t>
+      </w:r>
+      <w:r>
+        <w:t xml:space="preserve">‘society’</w:t>
+      </w:r>
+      <w:r>
+        <w:t xml:space="preserve">”</w:t>
+      </w:r>
+      <w:r>
+        <w:t xml:space="preserve"> </w:t>
+      </w:r>
+      <w:r>
+        <w:t xml:space="preserve">(Williams 1954:25; quoted in Fox 1998:33)</w:t>
+      </w:r>
+      <w:r>
+        <w:t xml:space="preserve">. The premise underneath is rarely stated. It holds that assemblages more similar to one another than to their neighbors record a bounded group of people who interacted mainly with each other. Once such a group is paired with a dominant center, the phase becomes a polity, and the social unit has been assumed before any evidence for it has been weighed</w:t>
+      </w:r>
+      <w:r>
+        <w:t xml:space="preserve"> </w:t>
+      </w:r>
+      <w:r>
+        <w:t xml:space="preserve">(Fox 1998)</w:t>
+      </w:r>
+      <w:r>
+        <w:t xml:space="preserve">.</w:t>
+      </w:r>
+    </w:p>
+    <w:p>
+      <w:pPr>
+        <w:pStyle w:val="BodyText"/>
+      </w:pPr>
+      <w:r>
+        <w:t xml:space="preserve">The phases have been questioned on this ground before. Fox</w:t>
+      </w:r>
+      <w:r>
+        <w:t xml:space="preserve"> </w:t>
+      </w:r>
+      <w:r>
+        <w:t xml:space="preserve">(1998)</w:t>
+      </w:r>
+      <w:r>
+        <w:t xml:space="preserve"> </w:t>
+      </w:r>
+      <w:r>
+        <w:t xml:space="preserve">used cluster analysis and ordination to show that the southeast-Missouri phases fail as both groups and classes, with member assemblages falling into statistical clusters at random rather than by phase. Mainfort</w:t>
+      </w:r>
+      <w:r>
+        <w:t xml:space="preserve"> </w:t>
+      </w:r>
+      <w:r>
+        <w:t xml:space="preserve">(2003)</w:t>
+      </w:r>
+      <w:r>
+        <w:t xml:space="preserve"> </w:t>
+      </w:r>
+      <w:r>
+        <w:t xml:space="preserve">put the same question to very nearly the record we use, ordinating ten decorated types from 39 sites and finding</w:t>
+      </w:r>
+      <w:r>
+        <w:t xml:space="preserve"> </w:t>
+      </w:r>
+      <w:r>
+        <w:t xml:space="preserve">“little evidence for the integrity of the traditional late period phases,”</w:t>
+      </w:r>
+      <w:r>
+        <w:t xml:space="preserve"> </w:t>
+      </w:r>
+      <w:r>
+        <w:t xml:space="preserve">with no clear grouping even though</w:t>
+      </w:r>
+      <w:r>
+        <w:t xml:space="preserve"> </w:t>
+      </w:r>
+      <w:r>
+        <w:t xml:space="preserve">“most sites assigned to most phases are located in the general vicinity of each other in ordination space”</w:t>
+      </w:r>
+      <w:r>
+        <w:t xml:space="preserve"> </w:t>
+      </w:r>
+      <w:r>
+        <w:t xml:space="preserve">(Mainfort 2003:180)</w:t>
+      </w:r>
+      <w:r>
+        <w:t xml:space="preserve">. Lipo</w:t>
+      </w:r>
+      <w:r>
+        <w:t xml:space="preserve"> </w:t>
+      </w:r>
+      <w:r>
+        <w:t xml:space="preserve">(2001)</w:t>
+      </w:r>
+      <w:r>
+        <w:t xml:space="preserve"> </w:t>
+      </w:r>
+      <w:r>
+        <w:t xml:space="preserve">reached a similar view through frequency seriation, suggesting that</w:t>
+      </w:r>
+      <w:r>
+        <w:t xml:space="preserve"> </w:t>
+      </w:r>
+      <w:r>
+        <w:t xml:space="preserve">“the phases themselves might be simply arbitrary spatial and temporal slices of a single interacting population that is much larger in size”</w:t>
+      </w:r>
+      <w:r>
+        <w:t xml:space="preserve"> </w:t>
+      </w:r>
+      <w:r>
+        <w:t xml:space="preserve">(Lipo 2001:60)</w:t>
+      </w:r>
+      <w:r>
+        <w:t xml:space="preserve">. These studies show that the phases do not separate cleanly. None of them explains what the phases are, or why they looked real to the people who drew them, and an ordination alone cannot, because loosely clustered assemblages are what both bounded groups and unbounded copying across distance would produce.</w:t>
+      </w:r>
+    </w:p>
+    <w:p>
+      <w:pPr>
+        <w:pStyle w:val="BodyText"/>
+      </w:pPr>
+      <w:r>
+        <w:t xml:space="preserve">That explanation is what this paper provides. We ask two questions. First, what explains the phases? We argue that they follow from how people learn: potters copy near neighbors more than distant ones, settlement is clumped, and a smooth gradient in style sampled at those clumps looks like a set of groups. Second, does the Parkin phase, the one most often treated as a polity, show anything in its decorated-type frequencies that sets it apart as one? Both questions turn on the same test. Copying across space produces spatial structure in stylistic frequencies whatever else is happening, so a phase has the qualities of a group only if its frequencies show properties that spatially structured drift cannot produce. In brief, the phases are what copying across distance looks like when it is sampled at clumped settlements, and the Parkin phase shows nothing in its pottery that sets it apart as a polity.</w:t>
+      </w:r>
+    </w:p>
+    <w:p>
+      <w:pPr>
+        <w:pStyle w:val="BodyText"/>
+      </w:pPr>
+      <w:r>
+        <w:t xml:space="preserve">The late pre-contact St. Francis basin suits the test. Its decorated assemblages are well documented, the decorated classes are the long-established Phillips-Ford-Griffin types, and European contact and the demographic collapse that followed ended the sequence before any later reorganization could overwrite it</w:t>
+      </w:r>
+      <w:r>
+        <w:t xml:space="preserve"> </w:t>
+      </w:r>
+      <w:r>
+        <w:t xml:space="preserve">(Lipo 2001; Morse and Morse 1996)</w:t>
+      </w:r>
+      <w:r>
+        <w:t xml:space="preserve">. Its assemblages are time-averaged surface collections, built up over many years of use and discard. We treat them as the accumulated product of copying across a population, to be measured and explained as they are, rather than as degraded snapshots of a single moment</w:t>
+      </w:r>
+      <w:r>
+        <w:t xml:space="preserve"> </w:t>
+      </w:r>
+      <w:r>
+        <w:t xml:space="preserve">(Dunnell 1995; Holdaway and Wandsnider 2008; Lipo et al. 2015; Neiman 1995; Perreault 2019; Schiffer 1972)</w:t>
+      </w:r>
+      <w:r>
+        <w:t xml:space="preserve">. Their coarse resolution limits which questions they can answer but does not disqualify them.</w:t>
+      </w:r>
+    </w:p>
+    <w:bookmarkEnd w:id="114"/>
+    <w:bookmarkStart w:id="115" w:name="why-phases-look-like-groups"/>
+    <w:p>
+      <w:pPr>
+        <w:pStyle w:val="Heading2"/>
+      </w:pPr>
+      <w:r>
+        <w:t xml:space="preserve">Why phases look like groups</w:t>
+      </w:r>
+    </w:p>
+    <w:p>
+      <w:pPr>
+        <w:pStyle w:val="FirstParagraph"/>
+      </w:pPr>
+      <w:r>
+        <w:t xml:space="preserve">The explanation rests on the theory of cultural transmission, and it is simple. Potters learned how to decorate pots from other people, and the decorations they made reflect whom they learned from. Under the neutral model of cultural transmission, decorative variants that make no difference to how a pot performs change in frequency through innovation and chance copying in a finite population of learners, much as selectively neutral alleles do</w:t>
+      </w:r>
+      <w:r>
+        <w:t xml:space="preserve"> </w:t>
+      </w:r>
+      <w:r>
+        <w:t xml:space="preserve">(Bentley et al. 2004; Dunnell 1978; Eerkens and Lipo 2005, 2007; Fogarty et al. 2024; Neiman 1995)</w:t>
+      </w:r>
+      <w:r>
+        <w:t xml:space="preserve">. Four expectations follow, three about what copying does on its own and one about what a group would add.</w:t>
+      </w:r>
+    </w:p>
+    <w:p>
+      <w:pPr>
+        <w:pStyle w:val="BodyText"/>
+      </w:pPr>
+      <w:r>
+        <w:rPr>
+          <w:i/>
+          <w:iCs/>
+        </w:rPr>
+        <w:t xml:space="preserve">Copying falls off with distance.</w:t>
+      </w:r>
+      <w:r>
+        <w:t xml:space="preserve"> </w:t>
+      </w:r>
+      <w:r>
+        <w:t xml:space="preserve">People learn from those they live near and see often, so a potter is more likely to copy a neighbor than someone a day’s travel away. Under neutral drift, that alone makes nearby assemblages more alike than distant ones, and similarity fades smoothly with distance. Population geneticists call this isolation by distance</w:t>
+      </w:r>
+      <w:r>
+        <w:t xml:space="preserve"> </w:t>
+      </w:r>
+      <w:r>
+        <w:t xml:space="preserve">(Wright 1943)</w:t>
+      </w:r>
+      <w:r>
+        <w:t xml:space="preserve">, and it has long been expected of stylistic frequencies</w:t>
+      </w:r>
+      <w:r>
+        <w:t xml:space="preserve"> </w:t>
+      </w:r>
+      <w:r>
+        <w:t xml:space="preserve">(Neiman 1995; Shennan et al. 2015)</w:t>
+      </w:r>
+      <w:r>
+        <w:t xml:space="preserve">. It requires no groups. It is what copying produces across any landscape where interaction is local, and it produces between-place differences on its own, because small or poorly connected places drift toward depleted, idiosyncratic repertoires</w:t>
+      </w:r>
+      <w:r>
+        <w:t xml:space="preserve"> </w:t>
+      </w:r>
+      <w:r>
+        <w:t xml:space="preserve">(Lipo et al. 2021)</w:t>
+      </w:r>
+      <w:r>
+        <w:t xml:space="preserve">.</w:t>
+      </w:r>
+    </w:p>
+    <w:p>
+      <w:pPr>
+        <w:pStyle w:val="BodyText"/>
+      </w:pPr>
+      <w:r>
+        <w:rPr>
+          <w:i/>
+          <w:iCs/>
+        </w:rPr>
+        <w:t xml:space="preserve">Settlement is clumped.</w:t>
+      </w:r>
+      <w:r>
+        <w:t xml:space="preserve"> </w:t>
+      </w:r>
+      <w:r>
+        <w:t xml:space="preserve">People did not live evenly across the basin. Sites concentrate on particular reaches of river, with stretches of less occupied country between them. The smooth gradient in style is therefore sampled unevenly, densely in some places and sparsely or not at all in others.</w:t>
+      </w:r>
+    </w:p>
+    <w:p>
+      <w:pPr>
+        <w:pStyle w:val="BodyText"/>
+      </w:pPr>
+      <w:r>
+        <w:rPr>
+          <w:i/>
+          <w:iCs/>
+        </w:rPr>
+        <w:t xml:space="preserve">A gradient sampled at clumps looks like groups.</w:t>
+      </w:r>
+      <w:r>
+        <w:t xml:space="preserve"> </w:t>
+      </w:r>
+      <w:r>
+        <w:t xml:space="preserve">Seriation and ordination sort assemblages by resemblance, and the culture historians who drew the phases also sorted them by proximity. On a smooth gradient sampled at clumps, both criteria gather the assemblages of each clump together and draw the lines between clumps. The result looks like a set of distinct groups with boundaries, although nothing in the process that made the pottery has a boundary anywhere</w:t>
+      </w:r>
+      <w:r>
+        <w:t xml:space="preserve"> </w:t>
+      </w:r>
+      <w:r>
+        <w:t xml:space="preserve">(Lipo et al. 1997, 2021)</w:t>
+      </w:r>
+      <w:r>
+        <w:t xml:space="preserve">. This is the difference between typological and population thinking</w:t>
+      </w:r>
+      <w:r>
+        <w:t xml:space="preserve"> </w:t>
+      </w:r>
+      <w:r>
+        <w:t xml:space="preserve">(Dunnell 1980; Mayr 1959)</w:t>
+      </w:r>
+      <w:r>
+        <w:t xml:space="preserve">. Read typologically, a cluster of similar assemblages is a unit with members and an edge. Read as a population, it is a place where a continuous field of copying happened to be sampled.</w:t>
+      </w:r>
+    </w:p>
+    <w:p>
+      <w:pPr>
+        <w:pStyle w:val="BodyText"/>
+      </w:pPr>
+      <w:r>
+        <w:rPr>
+          <w:i/>
+          <w:iCs/>
+        </w:rPr>
+        <w:t xml:space="preserve">A group requires more.</w:t>
+      </w:r>
+      <w:r>
+        <w:t xml:space="preserve"> </w:t>
+      </w:r>
+      <w:r>
+        <w:t xml:space="preserve">A bounded group, whether a community or a polity, concentrates learning inside itself and restricts it across its edge. That leaves properties in stylistic frequencies that spatially structured drift does not produce: differences between groups larger than copying across the same map generates, a step in similarity at the group’s edge, beyond what distance predicts; and boundaries where the pottery changes fastest, so that the pottery rather than the map recovers them</w:t>
+      </w:r>
+      <w:r>
+        <w:t xml:space="preserve"> </w:t>
+      </w:r>
+      <w:r>
+        <w:t xml:space="preserve">(Crema et al. 2016; Henrich 2001; Henrich and Boyd 1998)</w:t>
+      </w:r>
+      <w:r>
+        <w:t xml:space="preserve">. Divergence that grows as interaction narrows would be a further sign, but this record’s chronology cannot test it well (Supplemental Text). Each of these has to be judged against copying with no groups on the real geography, not against zero, and against other lines drawn across the same map, because any line cut through a gradient separates some difference.</w:t>
+      </w:r>
+    </w:p>
+    <w:p>
+      <w:pPr>
+        <w:pStyle w:val="BodyText"/>
+      </w:pPr>
+      <w:r>
+        <w:t xml:space="preserve">These expectations give the Parkin phase a clear test. If the phase was a polity whose members learned from, married into, and exchanged with one another more than with outsiders, its pottery should stand apart from the rest of the basin by more than copying across distance produces and by more than an arbitrary line drawn across the same sites would separate, with a step in similarity at its edge that other lines do not show. The alternative readings of the late pre-contact valley do not require any of that. On those readings, polities in this part of the valley never achieved regional integration</w:t>
+      </w:r>
+      <w:r>
+        <w:t xml:space="preserve"> </w:t>
+      </w:r>
+      <w:r>
+        <w:t xml:space="preserve">(Rees 2001)</w:t>
+      </w:r>
+      <w:r>
+        <w:t xml:space="preserve">, consistent with models in which Mississippian polities were weakly consolidated, cycling, and short-lived</w:t>
+      </w:r>
+      <w:r>
+        <w:t xml:space="preserve"> </w:t>
+      </w:r>
+      <w:r>
+        <w:t xml:space="preserve">(Anderson 1996; Beck 2003; Blitz 1999; King and Freer 1995)</w:t>
+      </w:r>
+      <w:r>
+        <w:t xml:space="preserve">. In the chronicles, Casqui and its neighbor Pacaha appear in open conflict, as peers would, although the same sources have also been read as ranking Casqui below Pacaha</w:t>
+      </w:r>
+      <w:r>
+        <w:t xml:space="preserve"> </w:t>
+      </w:r>
+      <w:r>
+        <w:t xml:space="preserve">(Hudson et al. 1990; Mitchem 2001; Phyllis A. Morse 1990)</w:t>
+      </w:r>
+      <w:r>
+        <w:t xml:space="preserve">. Settlement form cannot decide between these readings, because a large center with a palisade and a platform mound is as compatible with competing peer communities as with a consolidated hierarchy</w:t>
       </w:r>
       <w:r>
         <w:t xml:space="preserve"> </w:t>
@@ -296,144 +718,142 @@
         <w:t xml:space="preserve">(King and Freer 1995; Rees 2001)</w:t>
       </w:r>
       <w:r>
-        <w:t xml:space="preserve">. The chronicles are equivocal as well, having been read both as describing rivalry among peers and as describing a ranked order</w:t>
-      </w:r>
-      <w:r>
-        <w:t xml:space="preserve"> </w:t>
-      </w:r>
-      <w:r>
-        <w:t xml:space="preserve">(Hudson et al. 1990; Phyllis A. Morse 1990)</w:t>
-      </w:r>
-      <w:r>
-        <w:t xml:space="preserve">. Within the basin, settlement size is graded rather than stepped, with no single center set above the rest, and the Mill Creek chert hoes whose control would mark an economic apex were made by autonomous workshops at the source and moved largely down the line, with elites at consuming centers gaining at most privileged access</w:t>
-      </w:r>
-      <w:r>
-        <w:t xml:space="preserve"> </w:t>
-      </w:r>
-      <w:r>
-        <w:t xml:space="preserve">(Cobb 2000:75, 154, 198)</w:t>
-      </w:r>
-      <w:r>
         <w:t xml:space="preserve">.</w:t>
       </w:r>
     </w:p>
+    <w:bookmarkEnd w:id="115"/>
+    <w:bookmarkStart w:id="124" w:name="materials-and-methods"/>
+    <w:p>
+      <w:pPr>
+        <w:pStyle w:val="Heading2"/>
+      </w:pPr>
+      <w:r>
+        <w:t xml:space="preserve">Materials and methods</w:t>
+      </w:r>
+    </w:p>
+    <w:bookmarkStart w:id="116" w:name="data"/>
+    <w:p>
+      <w:pPr>
+        <w:pStyle w:val="Heading3"/>
+      </w:pPr>
+      <w:r>
+        <w:t xml:space="preserve">Data</w:t>
+      </w:r>
+    </w:p>
+    <w:p>
+      <w:pPr>
+        <w:pStyle w:val="FirstParagraph"/>
+      </w:pPr>
+      <w:r>
+        <w:t xml:space="preserve">The ceramic data are decorated-class counts from the Lower Mississippi Valley Survey collections of Phillips, Ford, and Griffin</w:t>
+      </w:r>
+      <w:r>
+        <w:t xml:space="preserve"> </w:t>
+      </w:r>
+      <w:r>
+        <w:t xml:space="preserve">(1951)</w:t>
+      </w:r>
+      <w:r>
+        <w:t xml:space="preserve">, as compiled by Lipo</w:t>
+      </w:r>
+      <w:r>
+        <w:t xml:space="preserve"> </w:t>
+      </w:r>
+      <w:r>
+        <w:t xml:space="preserve">(2001)</w:t>
+      </w:r>
+      <w:r>
+        <w:t xml:space="preserve">. We use decorated classes only, because the neutral model applies to stylistic variation, variants whose frequencies change through copying and chance rather than through how a pot performs</w:t>
+      </w:r>
+      <w:r>
+        <w:t xml:space="preserve"> </w:t>
+      </w:r>
+      <w:r>
+        <w:t xml:space="preserve">(Dunnell 1978; Neiman 1995)</w:t>
+      </w:r>
+      <w:r>
+        <w:t xml:space="preserve">. Plain wares track vessel function, paste, and the activities carried out at a site, none of which a copying model represents; Mississippi Plain and Bell Plain make up 87 percent of the typed sherds in the one published table for the region that reports them</w:t>
+      </w:r>
+      <w:r>
+        <w:t xml:space="preserve"> </w:t>
+      </w:r>
+      <w:r>
+        <w:t xml:space="preserve">(Mainfort 2003)</w:t>
+      </w:r>
+      <w:r>
+        <w:t xml:space="preserve">. Ten decorated classes remain, one pooling Barton Incised, Kent Incised, and Mound Place Incised and one pooling the painted types Old Town Red, Nodena Red and White, and Avenue Polychrome. Each class is a culture-history type, a unit of measurement built by analysts, not a category assumed to have existed in the past.</w:t>
+      </w:r>
+    </w:p>
     <w:p>
       <w:pPr>
         <w:pStyle w:val="BodyText"/>
       </w:pPr>
       <w:r>
-        <w:t xml:space="preserve">The more revealing question is why the phases were taken for societies in the first place. A phase is a culture-history construct: a set of assemblages grouped together because their decorated-class frequencies seriate, meaning they can be placed in one sequence of gradually changing frequencies, and because the sites lie near one another. In the Willey-Phillips framework the phase is</w:t>
-      </w:r>
-      <w:r>
-        <w:t xml:space="preserve"> </w:t>
-      </w:r>
-      <w:r>
-        <w:t xml:space="preserve">“the practicable and intelligible unit”</w:t>
-      </w:r>
-      <w:r>
-        <w:t xml:space="preserve"> </w:t>
-      </w:r>
-      <w:r>
-        <w:t xml:space="preserve">of archaeological study, defined by traits in space and time with no social criterion</w:t>
-      </w:r>
-      <w:r>
-        <w:t xml:space="preserve"> </w:t>
-      </w:r>
-      <w:r>
-        <w:t xml:space="preserve">(Phillips and Willey 1953; Willey and Phillips 1958:22)</w:t>
-      </w:r>
-      <w:r>
-        <w:t xml:space="preserve">, and the lower-valley phases tested here were formulated in that framework by Phillips</w:t>
-      </w:r>
-      <w:r>
-        <w:t xml:space="preserve"> </w:t>
-      </w:r>
-      <w:r>
-        <w:t xml:space="preserve">(1970)</w:t>
-      </w:r>
-      <w:r>
-        <w:t xml:space="preserve">. In practice, however, researchers have treated phases as societies, and the survey phases of the lower valley were built as units</w:t>
-      </w:r>
-      <w:r>
-        <w:t xml:space="preserve"> </w:t>
-      </w:r>
-      <w:r>
-        <w:t xml:space="preserve">“which were also spatial and intended to elucidate sociopolitical boundaries”</w:t>
-      </w:r>
-      <w:r>
-        <w:t xml:space="preserve"> </w:t>
-      </w:r>
-      <w:r>
-        <w:t xml:space="preserve">(Haley 2014)</w:t>
-      </w:r>
-      <w:r>
-        <w:t xml:space="preserve">. Willey and Phillips</w:t>
-      </w:r>
-      <w:r>
-        <w:t xml:space="preserve"> </w:t>
-      </w:r>
-      <w:r>
-        <w:t xml:space="preserve">(1958:48–50)</w:t>
-      </w:r>
-      <w:r>
-        <w:t xml:space="preserve"> </w:t>
-      </w:r>
-      <w:r>
-        <w:t xml:space="preserve">set out the reasoning that equates phase with society, conceded that</w:t>
-      </w:r>
-      <w:r>
-        <w:t xml:space="preserve"> </w:t>
-      </w:r>
-      <w:r>
-        <w:t xml:space="preserve">“in practice it does not work,”</w:t>
-      </w:r>
-      <w:r>
-        <w:t xml:space="preserve"> </w:t>
-      </w:r>
-      <w:r>
-        <w:t xml:space="preserve">and then proposed that archaeologists</w:t>
-      </w:r>
-      <w:r>
-        <w:t xml:space="preserve"> </w:t>
-      </w:r>
-      <w:r>
-        <w:t xml:space="preserve">“may act as if”</w:t>
-      </w:r>
-      <w:r>
-        <w:t xml:space="preserve"> </w:t>
-      </w:r>
-      <w:r>
-        <w:t xml:space="preserve">phases had social reality. Williams, defining the southeast-Missouri phases, wrote that</w:t>
-      </w:r>
-      <w:r>
-        <w:t xml:space="preserve"> </w:t>
-      </w:r>
-      <w:r>
-        <w:t xml:space="preserve">“in most cases, phase probably equals</w:t>
-      </w:r>
-      <w:r>
-        <w:t xml:space="preserve"> </w:t>
-      </w:r>
-      <w:r>
-        <w:t xml:space="preserve">‘society’</w:t>
-      </w:r>
-      <w:r>
-        <w:t xml:space="preserve">”</w:t>
-      </w:r>
-      <w:r>
-        <w:t xml:space="preserve"> </w:t>
-      </w:r>
-      <w:r>
-        <w:t xml:space="preserve">(Williams 1954:25; quoted in Fox 1998:33)</w:t>
-      </w:r>
-      <w:r>
-        <w:t xml:space="preserve">. The premise underneath is rarely stated. It holds that assemblages more similar to one another than to their neighbors record a bounded group of people who interacted mainly with each other. Once such a group is paired with a dominant center, the phase becomes a polity, and the social unit has been assumed before any evidence for it has been weighed</w:t>
-      </w:r>
-      <w:r>
-        <w:t xml:space="preserve"> </w:t>
-      </w:r>
-      <w:r>
-        <w:t xml:space="preserve">(Fox 1998)</w:t>
+        <w:t xml:space="preserve">Each assemblage takes its counts from a single source, and no counts are summed across sources. Of the 38 assemblages in the matrix, 20 come from Lipo’s compilation, which adds controlled surface collections and limited excavation in 1996 and 1997 at seven sites</w:t>
+      </w:r>
+      <w:r>
+        <w:t xml:space="preserve"> </w:t>
+      </w:r>
+      <w:r>
+        <w:t xml:space="preserve">(Lipo 2001)</w:t>
+      </w:r>
+      <w:r>
+        <w:t xml:space="preserve">, and 18 carry the original survey counts alone. Mainfort</w:t>
+      </w:r>
+      <w:r>
+        <w:t xml:space="preserve"> </w:t>
+      </w:r>
+      <w:r>
+        <w:t xml:space="preserve">(2003)</w:t>
+      </w:r>
+      <w:r>
+        <w:t xml:space="preserve"> </w:t>
+      </w:r>
+      <w:r>
+        <w:t xml:space="preserve">compiled a separate table of 39 sites, each with at least 800 sherds, drawn largely from the same survey files with additional sources</w:t>
+      </w:r>
+      <w:r>
+        <w:t xml:space="preserve"> </w:t>
+      </w:r>
+      <w:r>
+        <w:t xml:space="preserve">(Mainfort 2003:182)</w:t>
+      </w:r>
+      <w:r>
+        <w:t xml:space="preserve">. Because his counts are not independent of ours, we never combine them; we use his table only for a second, separate test under his own phase assignments.</w:t>
+      </w:r>
+    </w:p>
+    <w:p>
+      <w:pPr>
+        <w:pStyle w:val="BodyText"/>
+      </w:pPr>
+      <w:r>
+        <w:t xml:space="preserve">An assemblage enters the analysis when Mainfort</w:t>
+      </w:r>
+      <w:r>
+        <w:t xml:space="preserve"> </w:t>
+      </w:r>
+      <w:r>
+        <w:t xml:space="preserve">(1996)</w:t>
+      </w:r>
+      <w:r>
+        <w:t xml:space="preserve"> </w:t>
+      </w:r>
+      <w:r>
+        <w:t xml:space="preserve">assigns it to one of the basin’s phases, or when it falls inside the territory his assignments define. The Parchman phase is excluded on geography, because its three assemblages lie across the Mississippi in Coahoma County, 30 to 46 km from the nearest other assemblage. An assemblage also needs at least 75 decorated sherds, the smallest count at which sampling alone rarely produces a difference between two assemblages as large as those the comparisons below turn on (Supplemental Text). These rules leave 28 assemblages holding 14,101 decorated sherds (median 251 per assemblage, range 79 to 1,709) in three phases: Parkin with 11 assemblages, Kent with 8, and Walls with 9. Twenty-five carry Mainfort’s assignment and three the territory’s. Nodena keeps only one assemblage above the minimum, and Jones Bayou and Tipton have decorated counts only in Mainfort’s table, so the three phases tested are the ones the survey sampled well enough for a between-group measure to mean something.</w:t>
+      </w:r>
+    </w:p>
+    <w:p>
+      <w:pPr>
+        <w:pStyle w:val="BodyText"/>
+      </w:pPr>
+      <w:r>
+        <w:t xml:space="preserve">We georeferenced each assemblage from the Lower Mississippi Survey site files. Where a location derives from a survey coordinate, we read it in the survey’s original 1927 datum (Supplemental Text). Settlement attributes come from a regional database</w:t>
+      </w:r>
+      <w:r>
+        <w:t xml:space="preserve"> </w:t>
+      </w:r>
+      <w:r>
+        <w:t xml:space="preserve">(Lipo and Dunnell 2007)</w:t>
       </w:r>
       <w:r>
         <w:t xml:space="preserve">.</w:t>
@@ -444,58 +864,43 @@
         <w:pStyle w:val="BodyText"/>
       </w:pPr>
       <w:r>
-        <w:t xml:space="preserve">The phase concept has been questioned on this ground before. Fox</w:t>
-      </w:r>
-      <w:r>
-        <w:t xml:space="preserve"> </w:t>
-      </w:r>
-      <w:r>
-        <w:t xml:space="preserve">(1998)</w:t>
-      </w:r>
-      <w:r>
-        <w:t xml:space="preserve"> </w:t>
-      </w:r>
-      <w:r>
-        <w:t xml:space="preserve">used cluster analysis and ordination to show that the southeast-Missouri phases fail as both groups and classes, with member assemblages falling into statistical clusters at random rather than by phase. Mainfort</w:t>
-      </w:r>
-      <w:r>
-        <w:t xml:space="preserve"> </w:t>
-      </w:r>
-      <w:r>
-        <w:t xml:space="preserve">(2003)</w:t>
-      </w:r>
-      <w:r>
-        <w:t xml:space="preserve"> </w:t>
-      </w:r>
-      <w:r>
-        <w:t xml:space="preserve">put the same question to very nearly the record we use, ordinating ten decorated types from 39 sites and finding</w:t>
-      </w:r>
-      <w:r>
-        <w:t xml:space="preserve"> </w:t>
-      </w:r>
-      <w:r>
-        <w:t xml:space="preserve">“little evidence for the integrity of the traditional late period phases,”</w:t>
-      </w:r>
-      <w:r>
-        <w:t xml:space="preserve"> </w:t>
-      </w:r>
-      <w:r>
-        <w:t xml:space="preserve">with no clear grouping even though</w:t>
-      </w:r>
-      <w:r>
-        <w:t xml:space="preserve"> </w:t>
-      </w:r>
-      <w:r>
-        <w:t xml:space="preserve">“most sites assigned to most phases are located in the general vicinity of each other in ordination space”</w:t>
-      </w:r>
-      <w:r>
-        <w:t xml:space="preserve"> </w:t>
-      </w:r>
-      <w:r>
-        <w:t xml:space="preserve">(Mainfort 2003:180)</w:t>
-      </w:r>
-      <w:r>
-        <w:t xml:space="preserve">. Lipo</w:t>
+        <w:t xml:space="preserve">Two properties of the data limit what any transmission analysis can claim. The assemblages are time-averaged, so sherds made at different times are counted together, which distorts diversity and neutrality measures in proportion to how long variants remain in use</w:t>
+      </w:r>
+      <w:r>
+        <w:t xml:space="preserve"> </w:t>
+      </w:r>
+      <w:r>
+        <w:t xml:space="preserve">(Madsen 2012; Miller-Atkins and Premo 2018)</w:t>
+      </w:r>
+      <w:r>
+        <w:t xml:space="preserve">. The neutral model also describes people copying one another, whereas an assemblage counts durable objects, so its expectations apply to this record only approximately</w:t>
+      </w:r>
+      <w:r>
+        <w:t xml:space="preserve"> </w:t>
+      </w:r>
+      <w:r>
+        <w:t xml:space="preserve">(Crema et al. 2024)</w:t>
+      </w:r>
+      <w:r>
+        <w:t xml:space="preserve">.</w:t>
+      </w:r>
+    </w:p>
+    <w:bookmarkEnd w:id="116"/>
+    <w:bookmarkStart w:id="120" w:name="chronology"/>
+    <w:p>
+      <w:pPr>
+        <w:pStyle w:val="Heading3"/>
+      </w:pPr>
+      <w:r>
+        <w:t xml:space="preserve">Chronology</w:t>
+      </w:r>
+    </w:p>
+    <w:p>
+      <w:pPr>
+        <w:pStyle w:val="FirstParagraph"/>
+      </w:pPr>
+      <w:r>
+        <w:t xml:space="preserve">Radiocarbon determinations compiled by Mainfort</w:t>
       </w:r>
       <w:r>
         <w:t xml:space="preserve"> </w:t>
@@ -504,1050 +909,57 @@
         <w:t xml:space="preserve">(2001)</w:t>
       </w:r>
       <w:r>
-        <w:t xml:space="preserve"> </w:t>
-      </w:r>
-      <w:r>
-        <w:t xml:space="preserve">reached a similar view through frequency seriation, suggesting that</w:t>
-      </w:r>
-      <w:r>
-        <w:t xml:space="preserve"> </w:t>
-      </w:r>
-      <w:r>
-        <w:t xml:space="preserve">“the phases themselves might be simply arbitrary spatial and temporal slices of a single interacting population that is much larger in size”</w:t>
-      </w:r>
-      <w:r>
-        <w:t xml:space="preserve"> </w:t>
-      </w:r>
-      <w:r>
-        <w:t xml:space="preserve">(Lipo 2001:60)</w:t>
-      </w:r>
-      <w:r>
-        <w:t xml:space="preserve">. These studies show that the phases do not separate cleanly. None of them explains why the phases looked real to the people who drew them, and an ordination alone cannot, because loosely clustered assemblages are what both bounded groups and unbounded copying across distance would produce.</w:t>
-      </w:r>
-    </w:p>
-    <w:p>
-      <w:pPr>
-        <w:pStyle w:val="BodyText"/>
-      </w:pPr>
-      <w:r>
-        <w:t xml:space="preserve">That explanation is what this paper sets out to provide. Under the neutral model of cultural transmission, decorative style behaves as a selectively neutral trait whose frequencies change by chance copying in a finite population of learners</w:t>
-      </w:r>
-      <w:r>
-        <w:t xml:space="preserve"> </w:t>
-      </w:r>
-      <w:r>
-        <w:t xml:space="preserve">(Bentley et al. 2004; Dunnell 1978; Eerkens and Lipo 2007; Fogarty et al. 2024; Neiman 1995)</w:t>
-      </w:r>
-      <w:r>
-        <w:t xml:space="preserve">. When potters copy near neighbors more often than distant ones, similarity is highest over short distances and fades with distance. Cut into discrete units, that smooth gradient can look like a set of distinct groups even though no boundary exists anywhere</w:t>
-      </w:r>
-      <w:r>
-        <w:t xml:space="preserve"> </w:t>
-      </w:r>
-      <w:r>
-        <w:t xml:space="preserve">(Lipo et al. 1997, 2021)</w:t>
-      </w:r>
-      <w:r>
-        <w:t xml:space="preserve">. The culture historians were responding to structure that is really in the assemblages. Our question is whether that structure requires bounded social groups or whether distance-limited copying across the settlement pattern produces it on its own</w:t>
-      </w:r>
-      <w:r>
-        <w:t xml:space="preserve"> </w:t>
-      </w:r>
-      <w:r>
-        <w:t xml:space="preserve">(Riede et al. 2019)</w:t>
-      </w:r>
-      <w:r>
-        <w:t xml:space="preserve">.</w:t>
-      </w:r>
-    </w:p>
-    <w:p>
-      <w:pPr>
-        <w:pStyle w:val="BodyText"/>
-      </w:pPr>
-      <w:r>
-        <w:t xml:space="preserve">The logic of the test follows from that. Copying across space produces spatial structure in stylistic frequencies no matter what else is happening, so spatial structure alone cannot show that a phase was a community or a polity. A phase has the qualities of a group only if its stylistic frequencies carry properties that spatially structured drift cannot produce: differences between phases larger than distance predicts, boundaries where the pottery changes fastest, divergence that grows as interaction narrows, or a center around which the pattern is organized. Our question is therefore twofold. What explains the decorated-type frequencies we observe, and is there any variability that requires a process in addition to drift? Answering the first also explains why the phases looked like groups to the people who drew them. Two requirements shape the answer. A record must first be shown able to detect a boundary before its failure to show one means anything, and a model of copying with no groups must be shown to reproduce the diversity of the real assemblages before it is credited with explaining their differences.</w:t>
-      </w:r>
-    </w:p>
-    <w:p>
-      <w:pPr>
-        <w:pStyle w:val="BodyText"/>
-      </w:pPr>
-      <w:r>
-        <w:t xml:space="preserve">The late pre-contact St. Francis basin suits the test. Its decorated assemblages are well documented, the decorated classes are the long-established Phillips-Ford-Griffin types, and European contact and the demographic collapse that followed ended the sequence before any later reorganization could overwrite it</w:t>
-      </w:r>
-      <w:r>
-        <w:t xml:space="preserve"> </w:t>
-      </w:r>
-      <w:r>
-        <w:t xml:space="preserve">(Lipo 2001; Morse and Morse 1996)</w:t>
-      </w:r>
-      <w:r>
-        <w:t xml:space="preserve">. Its assemblages are time-averaged surface collections, built up over many years of use and discard. We treat them as the accumulated product of copying across a population, to be measured and explained as they are, rather than as degraded snapshots of a single moment that must be reconstructed</w:t>
-      </w:r>
-      <w:r>
-        <w:t xml:space="preserve"> </w:t>
-      </w:r>
-      <w:r>
-        <w:t xml:space="preserve">(Dunnell 1995a; Holdaway and Wandsnider 2008; Lipo et al. 2015; Neiman 1995; Perreault 2019; Schiffer 1972)</w:t>
-      </w:r>
-      <w:r>
-        <w:t xml:space="preserve">. Their coarse resolution sets what questions they can answer rather than disqualifying them.</w:t>
-      </w:r>
-    </w:p>
-    <w:bookmarkEnd w:id="114"/>
-    <w:bookmarkStart w:id="118" w:name="background"/>
-    <w:p>
-      <w:pPr>
-        <w:pStyle w:val="Heading2"/>
-      </w:pPr>
-      <w:r>
-        <w:t xml:space="preserve">Background</w:t>
-      </w:r>
-    </w:p>
-    <w:bookmarkStart w:id="115" w:name="phases-groups-and-gradients"/>
-    <w:p>
-      <w:pPr>
-        <w:pStyle w:val="Heading3"/>
-      </w:pPr>
-      <w:r>
-        <w:t xml:space="preserve">Phases, groups, and gradients</w:t>
-      </w:r>
-    </w:p>
-    <w:p>
-      <w:pPr>
-        <w:pStyle w:val="FirstParagraph"/>
-      </w:pPr>
-      <w:r>
-        <w:t xml:space="preserve">We approach the phase from the standpoint of population thinking</w:t>
-      </w:r>
-      <w:r>
-        <w:t xml:space="preserve"> </w:t>
-      </w:r>
-      <w:r>
-        <w:t xml:space="preserve">(Mayr 1959)</w:t>
-      </w:r>
-      <w:r>
-        <w:t xml:space="preserve">, which Dunnell</w:t>
-      </w:r>
-      <w:r>
-        <w:t xml:space="preserve"> </w:t>
-      </w:r>
-      <w:r>
-        <w:t xml:space="preserve">(1980)</w:t>
-      </w:r>
-      <w:r>
-        <w:t xml:space="preserve"> </w:t>
-      </w:r>
-      <w:r>
-        <w:t xml:space="preserve">set against typological conceptions of change in archaeology. Archaeologists often treat the past as made of bounded units, the phase, the polity, the society, each with members and edges, and read a cluster of similar assemblages as one such unit. That is typological thinking, in which the type is the real object and variation around it is noise. Population thinking reverses the priority. Variation is the reality, and the type is an abstraction from it. We accordingly treat the transmission of decoration as a continuous field of copying among potters with no built-in boundaries, in which interaction falls off with distance and is more local in some places than in others.</w:t>
-      </w:r>
-    </w:p>
-    <w:p>
-      <w:pPr>
-        <w:pStyle w:val="BodyText"/>
-      </w:pPr>
-      <w:r>
-        <w:t xml:space="preserve">On this view a social group is not a thing with an edge but a place where copying is more concentrated than distance alone would make it. Potters everywhere interact more with near neighbors than with distant ones, and that tendency alone produces clustering, a pattern known as isolation by distance</w:t>
-      </w:r>
-      <w:r>
-        <w:t xml:space="preserve"> </w:t>
-      </w:r>
-      <w:r>
-        <w:t xml:space="preserve">(Neiman 1995; Shennan et al. 2015; Wright 1943)</w:t>
-      </w:r>
-      <w:r>
-        <w:t xml:space="preserve">. What marks a social group is the excess over that expectation: interaction that narrows further than distance predicts. We call that narrowing</w:t>
-      </w:r>
-      <w:r>
-        <w:t xml:space="preserve"> </w:t>
-      </w:r>
-      <w:r>
-        <w:rPr>
-          <w:i/>
-          <w:iCs/>
-        </w:rPr>
-        <w:t xml:space="preserve">closure</w:t>
-      </w:r>
-      <w:r>
-        <w:t xml:space="preserve">. It is a quantity rather than a condition, running from none, where distance fully accounts for who copied whom, up to complete, where groups are sealed off from one another. Neither extreme is expected in a real settlement system. The question for a phase is how much closure the record carries. Every comparison below therefore measures the observed structure against a model run on the real geography of the assemblages, so that whatever is left over is by construction the part geography does not explain.</w:t>
-      </w:r>
-    </w:p>
-    <w:bookmarkEnd w:id="115"/>
-    <w:bookmarkStart w:id="116" w:name="why-decorated-ceramics"/>
-    <w:p>
-      <w:pPr>
-        <w:pStyle w:val="Heading3"/>
-      </w:pPr>
-      <w:r>
-        <w:t xml:space="preserve">Why decorated ceramics</w:t>
-      </w:r>
-    </w:p>
-    <w:p>
-      <w:pPr>
-        <w:pStyle w:val="FirstParagraph"/>
-      </w:pPr>
-      <w:r>
-        <w:t xml:space="preserve">Under the neutral model, stylistic variants behave like selectively neutral alleles whose frequencies are governed by innovation and chance copying</w:t>
-      </w:r>
-      <w:r>
-        <w:t xml:space="preserve"> </w:t>
-      </w:r>
-      <w:r>
-        <w:t xml:space="preserve">(Bentley et al. 2004; Bentley 2008; Dunnell 1978; Eerkens and Lipo 2005; Neiman 1995)</w:t>
-      </w:r>
-      <w:r>
-        <w:t xml:space="preserve">. Assemblages drawn from a single interacting community share one drifting pool of variants, and their decorated-class frequencies form one battleship-curve seriation, an ordering in which each type rises to a single peak and then declines</w:t>
-      </w:r>
-      <w:r>
-        <w:t xml:space="preserve"> </w:t>
-      </w:r>
-      <w:r>
-        <w:t xml:space="preserve">(Dunnell 1995b; Lipo 2001; Lipo et al. 2015; Lipo and Madsen 2001; O’Brien and Leonard 2001)</w:t>
-      </w:r>
-      <w:r>
-        <w:t xml:space="preserve">. If copying becomes restricted within groups, and especially if potters within a group favor whatever is already common among them, each group’s range of variants narrows, the groups diverge, and the single pool breaks apart</w:t>
-      </w:r>
-      <w:r>
-        <w:t xml:space="preserve"> </w:t>
-      </w:r>
-      <w:r>
-        <w:t xml:space="preserve">(Crema et al. 2016; Henrich 2001; Henrich and Boyd 1998)</w:t>
-      </w:r>
-      <w:r>
-        <w:t xml:space="preserve">. Decoration would then act as a marker of group membership rather than as neutral style.</w:t>
-      </w:r>
-    </w:p>
-    <w:p>
-      <w:pPr>
-        <w:pStyle w:val="BodyText"/>
-      </w:pPr>
-      <w:r>
-        <w:t xml:space="preserve">No single frequency pattern identifies the process that produced it. A departure from neutral copying can reflect conformity, a preference for novelty, a bias toward particular content, or the fact that durable objects rather than people accumulate in a deposit</w:t>
-      </w:r>
-      <w:r>
-        <w:t xml:space="preserve"> </w:t>
-      </w:r>
-      <w:r>
-        <w:t xml:space="preserve">(Crema et al. 2016, 2024; Henrich 2001)</w:t>
-      </w:r>
-      <w:r>
-        <w:t xml:space="preserve">. Time-averaging makes the problem harder, because deposits that accumulate over a use-life inflate richness, flatten evenness, and bias neutrality statistics</w:t>
-      </w:r>
-      <w:r>
-        <w:t xml:space="preserve"> </w:t>
-      </w:r>
-      <w:r>
-        <w:t xml:space="preserve">(Madsen 2012; Premo 2014)</w:t>
-      </w:r>
-      <w:r>
-        <w:t xml:space="preserve">. Several processes can therefore produce the same population-level pattern</w:t>
-      </w:r>
-      <w:r>
-        <w:t xml:space="preserve"> </w:t>
-      </w:r>
-      <w:r>
-        <w:t xml:space="preserve">(Carrignon et al. 2019; Kandler et al. 2017; Mesoudi 2021)</w:t>
-      </w:r>
-      <w:r>
-        <w:t xml:space="preserve">, and where a discriminating signal survives at all it tends to lie in the rarest types</w:t>
-      </w:r>
-      <w:r>
-        <w:t xml:space="preserve"> </w:t>
-      </w:r>
-      <w:r>
-        <w:t xml:space="preserve">(O’Dwyer and Kandler 2017)</w:t>
-      </w:r>
-      <w:r>
-        <w:t xml:space="preserve">. For this reason we do not rely on any one statistic. We compare processes by simulating them on the real geography and asking which one reproduces the record.</w:t>
-      </w:r>
-    </w:p>
-    <w:bookmarkEnd w:id="116"/>
-    <w:bookmarkStart w:id="117" w:name="two-readings-of-the-parkin-phase"/>
-    <w:p>
-      <w:pPr>
-        <w:pStyle w:val="Heading3"/>
-      </w:pPr>
-      <w:r>
-        <w:t xml:space="preserve">Two readings of the Parkin phase</w:t>
-      </w:r>
-    </w:p>
-    <w:p>
-      <w:pPr>
-        <w:pStyle w:val="FirstParagraph"/>
-      </w:pPr>
-      <w:r>
-        <w:t xml:space="preserve">The late pre-contact lower valley supports two readings of the same record. The first holds that the region was moving toward greater political complexity. The Parkin phase (ca. AD 1400 to 1650) is a dense cluster of fortified, moated St. Francis-type towns along the St. Francis and Tyronza rivers, and Parkin dominates it: a palisaded center of about 17 acres with a platform mound more than 6 m high, identified by reconstructions of the De Soto route as the seat of Casqui</w:t>
-      </w:r>
-      <w:r>
-        <w:t xml:space="preserve"> </w:t>
-      </w:r>
-      <w:r>
-        <w:t xml:space="preserve">(Dye and Cox 1990; Mitchem et al. 2017; Morse and Morse 1996:17; Phyllis A. Morse 1990:118–129)</w:t>
-      </w:r>
-      <w:r>
-        <w:t xml:space="preserve">. On this reading, Parkin’s position on agriculturally poor soil implies that it drew tribute from surrounding villages, a hallmark of an emerging chiefly hierarchy</w:t>
-      </w:r>
-      <w:r>
-        <w:t xml:space="preserve"> </w:t>
-      </w:r>
-      <w:r>
-        <w:t xml:space="preserve">(Phyllis A. Morse 1990:123–124)</w:t>
-      </w:r>
-      <w:r>
-        <w:t xml:space="preserve">, part of a political florescence that contact then cut short</w:t>
-      </w:r>
-      <w:r>
-        <w:t xml:space="preserve"> </w:t>
-      </w:r>
-      <w:r>
-        <w:t xml:space="preserve">(Morse and Morse 1996:18)</w:t>
-      </w:r>
-      <w:r>
-        <w:t xml:space="preserve">. The second reading holds that polities in this part of the valley never achieved that kind of regional integration</w:t>
-      </w:r>
-      <w:r>
-        <w:t xml:space="preserve"> </w:t>
-      </w:r>
-      <w:r>
-        <w:t xml:space="preserve">(Rees 2001)</w:t>
-      </w:r>
-      <w:r>
-        <w:t xml:space="preserve">, consistent with models in which Mississippian polities were weakly consolidated, cycling, and short-lived</w:t>
-      </w:r>
-      <w:r>
-        <w:t xml:space="preserve"> </w:t>
-      </w:r>
-      <w:r>
-        <w:t xml:space="preserve">(Anderson 1996; Beck 2003; Blitz 1999; King and Freer 1995)</w:t>
-      </w:r>
-      <w:r>
-        <w:t xml:space="preserve">. In the chronicles, Casqui and its neighbor Pacaha appear in open conflict, as peers would, although the same sources have also been read as ranking Casqui below Pacaha</w:t>
-      </w:r>
-      <w:r>
-        <w:t xml:space="preserve"> </w:t>
-      </w:r>
-      <w:r>
-        <w:t xml:space="preserve">(Hudson et al. 1990; Mitchem 2001; Phyllis A. Morse 1990)</w:t>
-      </w:r>
-      <w:r>
-        <w:t xml:space="preserve">. The first reading predicts that the Parkin phase should show closure; the second does not require it.</w:t>
-      </w:r>
-    </w:p>
-    <w:bookmarkEnd w:id="117"/>
-    <w:bookmarkEnd w:id="118"/>
-    <w:bookmarkStart w:id="125" w:name="X63a04b856a0e0f0ea4c1ac23e9bd6846a39082a"/>
-    <w:p>
-      <w:pPr>
-        <w:pStyle w:val="Heading2"/>
-      </w:pPr>
-      <w:r>
-        <w:t xml:space="preserve">How a social boundary would show in pottery</w:t>
-      </w:r>
-    </w:p>
-    <w:p>
-      <w:pPr>
-        <w:pStyle w:val="FirstParagraph"/>
-      </w:pPr>
-      <w:r>
-        <w:t xml:space="preserve">A process that genuinely divides a population into groups should leave its mark on every aspect of how decoration was copied, whereas a process that only resembles it leaves a mark on some aspects and not others. We use four measures, each a different consequence of closure, and state each in plain terms before naming it.</w:t>
-      </w:r>
-    </w:p>
-    <w:p>
-      <w:pPr>
-        <w:pStyle w:val="BodyText"/>
-      </w:pPr>
-      <w:r>
-        <w:t xml:space="preserve">The first asks whether potters copied at random or with a bias. Under random copying, two independent measures of an assemblage’s diversity agree: one based on the chance that two sherds drawn at random share a class, the other on the number of classes present. Conformity, in which potters favor what is already common, concentrates sherds on a few classes without removing the rare ones, and the two measures come apart</w:t>
-      </w:r>
-      <w:r>
-        <w:t xml:space="preserve"> </w:t>
-      </w:r>
-      <w:r>
-        <w:t xml:space="preserve">(Neiman 1995; Shennan and Wilkinson 2001)</w:t>
-      </w:r>
-      <w:r>
-        <w:t xml:space="preserve">. A group enforcing a shared decorative marker would copy conformist fashion.</w:t>
-      </w:r>
-    </w:p>
-    <w:p>
-      <w:pPr>
-        <w:pStyle w:val="BodyText"/>
-      </w:pPr>
-      <w:r>
-        <w:t xml:space="preserve">The second asks whether the assemblages belong to one interacting community or to several. It rests on frequency seriation. A set of assemblages is co-seriable when a single ordering makes every decorated class rise to one peak and then decline, which is what one continuously interacting population produces</w:t>
-      </w:r>
-      <w:r>
-        <w:t xml:space="preserve"> </w:t>
-      </w:r>
-      <w:r>
-        <w:t xml:space="preserve">(Dunnell 1970)</w:t>
-      </w:r>
-      <w:r>
-        <w:t xml:space="preserve">. When learning splits into separate groups, no single ordering satisfies them all, and the assemblages break into several incompatible orderings whose number measures how divided past interaction was</w:t>
-      </w:r>
-      <w:r>
-        <w:t xml:space="preserve"> </w:t>
-      </w:r>
-      <w:r>
-        <w:t xml:space="preserve">(Lipo et al. 1997, 2015)</w:t>
-      </w:r>
-      <w:r>
-        <w:t xml:space="preserve">. An assemblage that falls into several orderings links sequences rather than forming the core of a bounded community.</w:t>
-      </w:r>
-    </w:p>
-    <w:p>
-      <w:pPr>
-        <w:pStyle w:val="BodyText"/>
-      </w:pPr>
-      <w:r>
-        <w:t xml:space="preserve">The third asks how much of the variation in decoration lies between groups rather than within them. Its measure is a cultural version of Wright’s</w:t>
-      </w:r>
-      <w:r>
-        <w:t xml:space="preserve"> </w:t>
-      </w:r>
-      <m:oMath>
-        <m:sSub>
-          <m:e>
-            <m:r>
-              <m:t>F</m:t>
-            </m:r>
-          </m:e>
-          <m:sub>
-            <m:r>
-              <m:t>S</m:t>
-            </m:r>
-            <m:r>
-              <m:t>T</m:t>
-            </m:r>
-          </m:sub>
-        </m:sSub>
-      </m:oMath>
-      <w:r>
-        <w:t xml:space="preserve"> </w:t>
-      </w:r>
-      <w:r>
-        <w:t xml:space="preserve">(Wright 1951)</w:t>
-      </w:r>
-      <w:r>
-        <w:t xml:space="preserve">, an index of how differentiated groups are from one another</w:t>
-      </w:r>
-      <w:r>
-        <w:t xml:space="preserve"> </w:t>
-      </w:r>
-      <w:r>
-        <w:t xml:space="preserve">(Bell et al. 2009)</w:t>
-      </w:r>
-      <w:r>
-        <w:t xml:space="preserve">. We measure decorated diversity with the Gini-Simpson index, the probability that two sherds drawn at random belong to different classes. Cultural</w:t>
-      </w:r>
-      <w:r>
-        <w:t xml:space="preserve"> </w:t>
-      </w:r>
-      <m:oMath>
-        <m:sSub>
-          <m:e>
-            <m:r>
-              <m:t>F</m:t>
-            </m:r>
-          </m:e>
-          <m:sub>
-            <m:r>
-              <m:t>S</m:t>
-            </m:r>
-            <m:r>
-              <m:t>T</m:t>
-            </m:r>
-          </m:sub>
-        </m:sSub>
-      </m:oMath>
-      <w:r>
-        <w:t xml:space="preserve"> </w:t>
-      </w:r>
-      <w:r>
-        <w:t xml:space="preserve">is how much more diverse the pooled assemblages are than the average group, as a fraction of the pooled diversity. When all groups draw on one shared pool it sits near zero, and as groups come to favor distinct repertoires it climbs</w:t>
-      </w:r>
-      <w:r>
-        <w:t xml:space="preserve"> </w:t>
-      </w:r>
-      <w:r>
-        <w:t xml:space="preserve">(Neiman 1995)</w:t>
-      </w:r>
-      <w:r>
-        <w:t xml:space="preserve">. One caveat matters throughout. Copying across space produces between-group variation on its own, because small or poorly connected places drift toward depleted, idiosyncratic repertoires</w:t>
-      </w:r>
-      <w:r>
-        <w:t xml:space="preserve"> </w:t>
-      </w:r>
-      <w:r>
-        <w:t xml:space="preserve">(Lipo et al. 2021)</w:t>
-      </w:r>
-      <w:r>
-        <w:t xml:space="preserve">.</w:t>
-      </w:r>
-      <w:r>
-        <w:t xml:space="preserve"> </w:t>
-      </w:r>
-      <m:oMath>
-        <m:sSub>
-          <m:e>
-            <m:r>
-              <m:t>F</m:t>
-            </m:r>
-          </m:e>
-          <m:sub>
-            <m:r>
-              <m:t>S</m:t>
-            </m:r>
-            <m:r>
-              <m:t>T</m:t>
-            </m:r>
-          </m:sub>
-        </m:sSub>
-      </m:oMath>
-      <w:r>
-        <w:t xml:space="preserve"> </w:t>
-      </w:r>
-      <w:r>
-        <w:t xml:space="preserve">must therefore be judged against what copying with no groups produces on the same geography, not against zero.</w:t>
-      </w:r>
-    </w:p>
-    <w:p>
-      <w:pPr>
-        <w:pStyle w:val="BodyText"/>
-      </w:pPr>
-      <w:r>
-        <w:t xml:space="preserve">The fourth asks whether assemblages on the same side of a boundary are more alike than assemblages the same distance apart on opposite sides. Similarity normally fades smoothly with distance. A real social boundary adds a step to that fade, which we measure as a boundary excess, the loss of similarity across a boundary beyond what distance predicts. Copying on a finite network can itself produce differentiation that mimics a boundary</w:t>
-      </w:r>
-      <w:r>
-        <w:t xml:space="preserve"> </w:t>
-      </w:r>
-      <w:r>
-        <w:t xml:space="preserve">(Lipo et al. 2021)</w:t>
-      </w:r>
-      <w:r>
-        <w:t xml:space="preserve">, so the excess, too, has to be judged against a model.</w:t>
-      </w:r>
-    </w:p>
-    <w:p>
-      <w:pPr>
-        <w:pStyle w:val="BodyText"/>
-      </w:pPr>
-      <w:r>
-        <w:t xml:space="preserve">Only a bounded interaction group drives all four measures together (Table 1). Environmental patchiness, in which similar people occupy distinct ecological zones, produces spatial structure without departing from neutral copying or breaking the seriation. Conformity within a single community departs from neutral copying without creating any boundaries. Smooth distance-limited copying produces only a fading of similarity with distance. Copying on a finite network, however, is less tidy than that smooth ideal, because chance divergence among places raises</w:t>
-      </w:r>
-      <w:r>
-        <w:t xml:space="preserve"> </w:t>
-      </w:r>
-      <m:oMath>
-        <m:sSub>
-          <m:e>
-            <m:r>
-              <m:t>F</m:t>
-            </m:r>
-          </m:e>
-          <m:sub>
-            <m:r>
-              <m:t>S</m:t>
-            </m:r>
-            <m:r>
-              <m:t>T</m:t>
-            </m:r>
-          </m:sub>
-        </m:sSub>
-      </m:oMath>
-      <w:r>
-        <w:t xml:space="preserve"> </w:t>
-      </w:r>
-      <w:r>
-        <w:t xml:space="preserve">and the boundary excess with no social boundary present. That is the difficulty the rest of the paper works around.</w:t>
-      </w:r>
-    </w:p>
-    <w:p>
-      <w:pPr>
-        <w:pStyle w:val="BodyText"/>
-      </w:pPr>
-      <w:r>
-        <w:rPr>
-          <w:b/>
-          <w:bCs/>
-        </w:rPr>
-        <w:t xml:space="preserve">Table 1.</w:t>
-      </w:r>
-      <w:r>
-        <w:t xml:space="preserve"> </w:t>
-      </w:r>
-      <w:r>
-        <w:t xml:space="preserve">What each process does to the four measures, and which measure this record can use. A filled circle (●) marks a measure the process drives and an open circle (○) one it does not. The last column reports the recovery experiment described below, which tests each measure against this record.</w:t>
-      </w:r>
-    </w:p>
-    <w:tbl>
-      <w:tblPr>
-        <w:tblStyle w:val="Table"/>
-        <w:tblW w:type="pct" w:w="5000"/>
-        <w:tblLayout w:type="fixed"/>
-        <w:tblLook w:firstRow="1" w:lastRow="0" w:firstColumn="0" w:lastColumn="0" w:noHBand="0" w:noVBand="0" w:val="0020"/>
-      </w:tblPr>
-      <w:tblGrid>
-        <w:gridCol w:w="720"/>
-        <w:gridCol w:w="1200"/>
-        <w:gridCol w:w="1200"/>
-        <w:gridCol w:w="1200"/>
-        <w:gridCol w:w="1200"/>
-        <w:gridCol w:w="1200"/>
-        <w:gridCol w:w="1200"/>
-      </w:tblGrid>
-      <w:tr>
-        <w:trPr>
-          <w:tblHeader w:val="on"/>
-        </w:trPr>
-        <w:tc>
-          <w:tcPr/>
-          <w:p>
-            <w:pPr>
-              <w:pStyle w:val="Compact"/>
-            </w:pPr>
-            <w:r>
-              <w:t xml:space="preserve">Measure</w:t>
-            </w:r>
-          </w:p>
-        </w:tc>
-        <w:tc>
-          <w:tcPr/>
-          <w:p>
-            <w:pPr>
-              <w:pStyle w:val="Compact"/>
-              <w:jc w:val="center"/>
-            </w:pPr>
-            <w:r>
-              <w:t xml:space="preserve">Bounded group</w:t>
-            </w:r>
-          </w:p>
-        </w:tc>
-        <w:tc>
-          <w:tcPr/>
-          <w:p>
-            <w:pPr>
-              <w:pStyle w:val="Compact"/>
-              <w:jc w:val="center"/>
-            </w:pPr>
-            <w:r>
-              <w:t xml:space="preserve">Environmental patchiness</w:t>
-            </w:r>
-          </w:p>
-        </w:tc>
-        <w:tc>
-          <w:tcPr/>
-          <w:p>
-            <w:pPr>
-              <w:pStyle w:val="Compact"/>
-              <w:jc w:val="center"/>
-            </w:pPr>
-            <w:r>
-              <w:t xml:space="preserve">Conformity in one community</w:t>
-            </w:r>
-          </w:p>
-        </w:tc>
-        <w:tc>
-          <w:tcPr/>
-          <w:p>
-            <w:pPr>
-              <w:pStyle w:val="Compact"/>
-              <w:jc w:val="center"/>
-            </w:pPr>
-            <w:r>
-              <w:t xml:space="preserve">Smooth distance-limited copying</w:t>
-            </w:r>
-          </w:p>
-        </w:tc>
-        <w:tc>
-          <w:tcPr/>
-          <w:p>
-            <w:pPr>
-              <w:pStyle w:val="Compact"/>
-              <w:jc w:val="center"/>
-            </w:pPr>
-            <w:r>
-              <w:t xml:space="preserve">Copying on a finite network</w:t>
-            </w:r>
-          </w:p>
-        </w:tc>
-        <w:tc>
-          <w:tcPr/>
-          <w:p>
-            <w:pPr>
-              <w:pStyle w:val="Compact"/>
-              <w:jc w:val="center"/>
-            </w:pPr>
-            <w:r>
-              <w:t xml:space="preserve">Usable on this record?</w:t>
-            </w:r>
-          </w:p>
-        </w:tc>
-      </w:tr>
-      <w:tr>
-        <w:tc>
-          <w:tcPr/>
-          <w:p>
-            <w:pPr>
-              <w:pStyle w:val="Compact"/>
-            </w:pPr>
-            <w:r>
-              <w:t xml:space="preserve">Departure from neutral copying</w:t>
-            </w:r>
-          </w:p>
-        </w:tc>
-        <w:tc>
-          <w:tcPr/>
-          <w:p>
-            <w:pPr>
-              <w:pStyle w:val="Compact"/>
-              <w:jc w:val="center"/>
-            </w:pPr>
-            <w:r>
-              <w:t xml:space="preserve">●</w:t>
-            </w:r>
-          </w:p>
-        </w:tc>
-        <w:tc>
-          <w:tcPr/>
-          <w:p>
-            <w:pPr>
-              <w:pStyle w:val="Compact"/>
-              <w:jc w:val="center"/>
-            </w:pPr>
-            <w:r>
-              <w:t xml:space="preserve">○</w:t>
-            </w:r>
-          </w:p>
-        </w:tc>
-        <w:tc>
-          <w:tcPr/>
-          <w:p>
-            <w:pPr>
-              <w:pStyle w:val="Compact"/>
-              <w:jc w:val="center"/>
-            </w:pPr>
-            <w:r>
-              <w:t xml:space="preserve">●</w:t>
-            </w:r>
-          </w:p>
-        </w:tc>
-        <w:tc>
-          <w:tcPr/>
-          <w:p>
-            <w:pPr>
-              <w:pStyle w:val="Compact"/>
-              <w:jc w:val="center"/>
-            </w:pPr>
-            <w:r>
-              <w:t xml:space="preserve">○</w:t>
-            </w:r>
-          </w:p>
-        </w:tc>
-        <w:tc>
-          <w:tcPr/>
-          <w:p>
-            <w:pPr>
-              <w:pStyle w:val="Compact"/>
-              <w:jc w:val="center"/>
-            </w:pPr>
-            <w:r>
-              <w:t xml:space="preserve">○</w:t>
-            </w:r>
-          </w:p>
-        </w:tc>
-        <w:tc>
-          <w:tcPr/>
-          <w:p>
-            <w:pPr>
-              <w:pStyle w:val="Compact"/>
-              <w:jc w:val="center"/>
-            </w:pPr>
-            <w:r>
-              <w:t xml:space="preserve">No</w:t>
-            </w:r>
-          </w:p>
-        </w:tc>
-      </w:tr>
-      <w:tr>
-        <w:tc>
-          <w:tcPr/>
-          <w:p>
-            <w:pPr>
-              <w:pStyle w:val="Compact"/>
-            </w:pPr>
-            <w:r>
-              <w:t xml:space="preserve">Breakdown of a single seriation</w:t>
-            </w:r>
-          </w:p>
-        </w:tc>
-        <w:tc>
-          <w:tcPr/>
-          <w:p>
-            <w:pPr>
-              <w:pStyle w:val="Compact"/>
-              <w:jc w:val="center"/>
-            </w:pPr>
-            <w:r>
-              <w:t xml:space="preserve">●</w:t>
-            </w:r>
-          </w:p>
-        </w:tc>
-        <w:tc>
-          <w:tcPr/>
-          <w:p>
-            <w:pPr>
-              <w:pStyle w:val="Compact"/>
-              <w:jc w:val="center"/>
-            </w:pPr>
-            <w:r>
-              <w:t xml:space="preserve">○</w:t>
-            </w:r>
-          </w:p>
-        </w:tc>
-        <w:tc>
-          <w:tcPr/>
-          <w:p>
-            <w:pPr>
-              <w:pStyle w:val="Compact"/>
-              <w:jc w:val="center"/>
-            </w:pPr>
-            <w:r>
-              <w:t xml:space="preserve">○</w:t>
-            </w:r>
-          </w:p>
-        </w:tc>
-        <w:tc>
-          <w:tcPr/>
-          <w:p>
-            <w:pPr>
-              <w:pStyle w:val="Compact"/>
-              <w:jc w:val="center"/>
-            </w:pPr>
-            <w:r>
-              <w:t xml:space="preserve">○</w:t>
-            </w:r>
-          </w:p>
-        </w:tc>
-        <w:tc>
-          <w:tcPr/>
-          <w:p>
-            <w:pPr>
-              <w:pStyle w:val="Compact"/>
-              <w:jc w:val="center"/>
-            </w:pPr>
-            <w:r>
-              <w:t xml:space="preserve">○</w:t>
-            </w:r>
-          </w:p>
-        </w:tc>
-        <w:tc>
-          <w:tcPr/>
-          <w:p>
-            <w:pPr>
-              <w:pStyle w:val="Compact"/>
-              <w:jc w:val="center"/>
-            </w:pPr>
-            <w:r>
-              <w:t xml:space="preserve">No</w:t>
-            </w:r>
-          </w:p>
-        </w:tc>
-      </w:tr>
-      <w:tr>
-        <w:tc>
-          <w:tcPr/>
-          <w:p>
-            <w:pPr>
-              <w:pStyle w:val="Compact"/>
-            </w:pPr>
-            <w:r>
-              <w:t xml:space="preserve">Between- vs within-group variance (cultural</w:t>
-            </w:r>
-            <w:r>
-              <w:t xml:space="preserve"> </w:t>
-            </w:r>
-            <m:oMath>
-              <m:sSub>
-                <m:e>
-                  <m:r>
-                    <m:t>F</m:t>
-                  </m:r>
-                </m:e>
-                <m:sub>
-                  <m:r>
-                    <m:t>S</m:t>
-                  </m:r>
-                  <m:r>
-                    <m:t>T</m:t>
-                  </m:r>
-                </m:sub>
-              </m:sSub>
-            </m:oMath>
-            <w:r>
-              <w:t xml:space="preserve">)</w:t>
-            </w:r>
-          </w:p>
-        </w:tc>
-        <w:tc>
-          <w:tcPr/>
-          <w:p>
-            <w:pPr>
-              <w:pStyle w:val="Compact"/>
-              <w:jc w:val="center"/>
-            </w:pPr>
-            <w:r>
-              <w:t xml:space="preserve">●</w:t>
-            </w:r>
-          </w:p>
-        </w:tc>
-        <w:tc>
-          <w:tcPr/>
-          <w:p>
-            <w:pPr>
-              <w:pStyle w:val="Compact"/>
-              <w:jc w:val="center"/>
-            </w:pPr>
-            <w:r>
-              <w:t xml:space="preserve">●</w:t>
-            </w:r>
-          </w:p>
-        </w:tc>
-        <w:tc>
-          <w:tcPr/>
-          <w:p>
-            <w:pPr>
-              <w:pStyle w:val="Compact"/>
-              <w:jc w:val="center"/>
-            </w:pPr>
-            <w:r>
-              <w:t xml:space="preserve">○</w:t>
-            </w:r>
-          </w:p>
-        </w:tc>
-        <w:tc>
-          <w:tcPr/>
-          <w:p>
-            <w:pPr>
-              <w:pStyle w:val="Compact"/>
-              <w:jc w:val="center"/>
-            </w:pPr>
-            <w:r>
-              <w:t xml:space="preserve">○</w:t>
-            </w:r>
-          </w:p>
-        </w:tc>
-        <w:tc>
-          <w:tcPr/>
-          <w:p>
-            <w:pPr>
-              <w:pStyle w:val="Compact"/>
-              <w:jc w:val="center"/>
-            </w:pPr>
-            <w:r>
-              <w:t xml:space="preserve">●</w:t>
-            </w:r>
-          </w:p>
-        </w:tc>
-        <w:tc>
-          <w:tcPr/>
-          <w:p>
-            <w:pPr>
-              <w:pStyle w:val="Compact"/>
-              <w:jc w:val="center"/>
-            </w:pPr>
-            <w:r>
-              <w:t xml:space="preserve">Yes</w:t>
-            </w:r>
-          </w:p>
-        </w:tc>
-      </w:tr>
-      <w:tr>
-        <w:tc>
-          <w:tcPr/>
-          <w:p>
-            <w:pPr>
-              <w:pStyle w:val="Compact"/>
-            </w:pPr>
-            <w:r>
-              <w:t xml:space="preserve">Boundary excess</w:t>
-            </w:r>
-          </w:p>
-        </w:tc>
-        <w:tc>
-          <w:tcPr/>
-          <w:p>
-            <w:pPr>
-              <w:pStyle w:val="Compact"/>
-              <w:jc w:val="center"/>
-            </w:pPr>
-            <w:r>
-              <w:t xml:space="preserve">●</w:t>
-            </w:r>
-          </w:p>
-        </w:tc>
-        <w:tc>
-          <w:tcPr/>
-          <w:p>
-            <w:pPr>
-              <w:pStyle w:val="Compact"/>
-              <w:jc w:val="center"/>
-            </w:pPr>
-            <w:r>
-              <w:t xml:space="preserve">●</w:t>
-            </w:r>
-          </w:p>
-        </w:tc>
-        <w:tc>
-          <w:tcPr/>
-          <w:p>
-            <w:pPr>
-              <w:pStyle w:val="Compact"/>
-              <w:jc w:val="center"/>
-            </w:pPr>
-            <w:r>
-              <w:t xml:space="preserve">○</w:t>
-            </w:r>
-          </w:p>
-        </w:tc>
-        <w:tc>
-          <w:tcPr/>
-          <w:p>
-            <w:pPr>
-              <w:pStyle w:val="Compact"/>
-              <w:jc w:val="center"/>
-            </w:pPr>
-            <w:r>
-              <w:t xml:space="preserve">○</w:t>
-            </w:r>
-          </w:p>
-        </w:tc>
-        <w:tc>
-          <w:tcPr/>
-          <w:p>
-            <w:pPr>
-              <w:pStyle w:val="Compact"/>
-              <w:jc w:val="center"/>
-            </w:pPr>
-            <w:r>
-              <w:t xml:space="preserve">●</w:t>
-            </w:r>
-          </w:p>
-        </w:tc>
-        <w:tc>
-          <w:tcPr/>
-          <w:p>
-            <w:pPr>
-              <w:pStyle w:val="Compact"/>
-              <w:jc w:val="center"/>
-            </w:pPr>
-            <w:r>
-              <w:t xml:space="preserve">No</w:t>
-            </w:r>
-          </w:p>
-        </w:tc>
-      </w:tr>
-    </w:tbl>
+        <w:t xml:space="preserve">, calibrated against IntCal20</w:t>
+      </w:r>
+      <w:r>
+        <w:t xml:space="preserve"> </w:t>
+      </w:r>
+      <w:r>
+        <w:t xml:space="preserve">(</w:t>
+      </w:r>
+      <w:r>
+        <w:t xml:space="preserve">Reimer et al.</w:t>
+      </w:r>
+      <w:r>
+        <w:t xml:space="preserve"> </w:t>
+      </w:r>
+      <w:r>
+        <w:t xml:space="preserve">2020)</w:t>
+      </w:r>
+      <w:r>
+        <w:t xml:space="preserve">, place the basin occupation in the fourteenth to sixteenth centuries (summed-probability median AD 1428; Parkin, AD 1483), with a decline across the contact interval (Supplemental Text). A calibration plateau across that interval prevents year-scale resolution</w:t>
+      </w:r>
+      <w:r>
+        <w:t xml:space="preserve"> </w:t>
+      </w:r>
+      <w:r>
+        <w:t xml:space="preserve">(Holland-Lulewicz and Ritchison 2021)</w:t>
+      </w:r>
+      <w:r>
+        <w:t xml:space="preserve">, and only four dated proveniences match our assemblages. We therefore order the assemblages by the first axis of a correspondence analysis of their decorated-class frequencies (Figure 2)</w:t>
+      </w:r>
+      <w:r>
+        <w:t xml:space="preserve"> </w:t>
+      </w:r>
+      <w:r>
+        <w:t xml:space="preserve">(Baxter 1994; Peeples and Schachner 2012; Smith and Neiman 2007)</w:t>
+      </w:r>
+      <w:r>
+        <w:t xml:space="preserve">. That axis follows geography more closely than time. Its rank correlation with latitude is +0.77, and latitude and longitude together account for 62 percent of its variance. Kent Place and Hollywood, the two earliest dated sites, lie at the same end as Clay Hill, the latest</w:t>
+      </w:r>
+      <w:r>
+        <w:t xml:space="preserve"> </w:t>
+      </w:r>
+      <w:r>
+        <w:t xml:space="preserve">(Haley 2014; House 1993:23)</w:t>
+      </w:r>
+      <w:r>
+        <w:t xml:space="preserve"> </w:t>
+      </w:r>
+      <w:r>
+        <w:t xml:space="preserve">(Supplemental Text). An order along the axis is an order in space at least as much as in time, and none of the tests of the phase lines depends on it.</w:t>
+      </w:r>
+    </w:p>
     <w:p>
       <w:pPr>
         <w:pStyle w:val="CaptionedFigure"/>
@@ -1555,525 +967,20 @@
       <w:r>
         <w:drawing>
           <wp:inline>
-            <wp:extent cx="5334000" cy="4683019"/>
+            <wp:extent cx="5334000" cy="3639186"/>
             <wp:effectExtent b="0" l="0" r="0" t="0"/>
-            <wp:docPr descr="Figure 2. The four measures on idealized data. Trajectories of the four measures along the sequence under each of four simulated processes, using large, clean synthetic assemblages. Only a bounded interaction group drives all four together (starred). Across 500 random seeds the bounded-group case was identified in 493 (95 percent interval 0.97 to 0.99), and none of the three other processes was identified at all (95 percent upper bound 0.007). Right panel: the mean absolute correlation among the four measures, about 0.88 under closure and 0.18 to 0.28 under the other processes, so their joint movement is informative rather than redundant." title="" id="120" name="Picture"/>
+            <wp:docPr descr="Figure 2. Correspondence-analysis seriation of the 28 decorated assemblages, plotted on the first two dimensions and colored by rank on the first (oriented, as in every analysis, in the direction the pooled calibrated medians of the four radiocarbon-dated assemblages weakly favor; they do not establish it). Parkin is starred. The assemblages form a continuum rather than discrete clusters, echoing Mainfort’s (2003) independent ordination." title="" id="118" name="Picture"/>
             <a:graphic>
               <a:graphicData uri="http://schemas.openxmlformats.org/drawingml/2006/picture">
                 <pic:pic>
                   <pic:nvPicPr>
-                    <pic:cNvPr descr="../../figures/fig2_validation.png" id="121" name="Picture"/>
+                    <pic:cNvPr descr="../../figures/fig4_ca_ordination.png" id="119" name="Picture"/>
                     <pic:cNvPicPr>
                       <a:picLocks noChangeArrowheads="1" noChangeAspect="1"/>
                     </pic:cNvPicPr>
                   </pic:nvPicPr>
                   <pic:blipFill>
-                    <a:blip r:embed="rId119"/>
-                    <a:stretch>
-                      <a:fillRect/>
-                    </a:stretch>
-                  </pic:blipFill>
-                  <pic:spPr bwMode="auto">
-                    <a:xfrm>
-                      <a:off x="0" y="0"/>
-                      <a:ext cx="5334000" cy="4683019"/>
-                    </a:xfrm>
-                    <a:prstGeom prst="rect">
-                      <a:avLst/>
-                    </a:prstGeom>
-                    <a:noFill/>
-                    <a:ln w="9525">
-                      <a:noFill/>
-                      <a:headEnd/>
-                      <a:tailEnd/>
-                    </a:ln>
-                  </pic:spPr>
-                </pic:pic>
-              </a:graphicData>
-            </a:graphic>
-          </wp:inline>
-        </w:drawing>
-      </w:r>
-    </w:p>
-    <w:p>
-      <w:pPr>
-        <w:pStyle w:val="ImageCaption"/>
-      </w:pPr>
-      <w:r>
-        <w:rPr>
-          <w:b/>
-          <w:bCs/>
-        </w:rPr>
-        <w:t xml:space="preserve">Figure 2.</w:t>
-      </w:r>
-      <w:r>
-        <w:t xml:space="preserve"> </w:t>
-      </w:r>
-      <w:r>
-        <w:t xml:space="preserve">The four measures on idealized data. Trajectories of the four measures along the sequence under each of four simulated processes, using large, clean synthetic assemblages. Only a bounded interaction group drives all four together (starred). Across 500 random seeds the bounded-group case was identified in 493 (95 percent interval 0.97 to 0.99), and none of the three other processes was identified at all (95 percent upper bound 0.007). Right panel: the mean absolute correlation among the four measures, about 0.88 under closure and 0.18 to 0.28 under the other processes, so their joint movement is informative rather than redundant.</w:t>
-      </w:r>
-    </w:p>
-    <w:p>
-      <w:pPr>
-        <w:pStyle w:val="BodyText"/>
-      </w:pPr>
-      <w:r>
-        <w:t xml:space="preserve">Figure 2 shows these expectations on idealized data, where the four measures separate the processes cleanly. A real record is smaller, noisier, and time-averaged, so a measure that works in principle may fail in practice. We therefore test each measure against synthetic assemblages built to match the Parkin record before using it, and we treat a measure as usable only if it recovers closure that we deliberately put into those synthetic assemblages</w:t>
-      </w:r>
-      <w:r>
-        <w:t xml:space="preserve"> </w:t>
-      </w:r>
-      <w:r>
-        <w:t xml:space="preserve">(Holdaway and Wandsnider 2008; Perreault 2019)</w:t>
-      </w:r>
-      <w:r>
-        <w:t xml:space="preserve">. Figure 3 previews what the test can and cannot distinguish.</w:t>
-      </w:r>
-    </w:p>
-    <w:p>
-      <w:pPr>
-        <w:pStyle w:val="CaptionedFigure"/>
-      </w:pPr>
-      <w:r>
-        <w:drawing>
-          <wp:inline>
-            <wp:extent cx="5334000" cy="4404980"/>
-            <wp:effectExtent b="0" l="0" r="0" t="0"/>
-            <wp:docPr descr="Figure 3. What the test distinguishes, shown with synthetic assemblages matched to the record. Top: the basin assemblages in a two-dimensional map of decorated dissimilarity, in which more similar assemblages sit closer together (points colored by the two spatial clusters that best fit the site layout), as they would appear if the Parkin phase were a bounded interaction group (left, sharp clusters), under copying that fades with distance (center, a continuous gradient), and as observed (right, a diffuse scatter that resembles the gradient). Bottom: the trend of cultural F_{ST} along the sequence recovered from synthetic assemblages as imposed closure rises from 0 (no groups) to 1 (strong groups). The dashed line is the observed trend, a rank correlation of -0.048, not an F_{ST} value; the band around it is the range of -0.80 to +0.40 that a single random subsample returns. The shaded vertical band is the 95 percent credible interval for the closure consistent with that observation (0.00 to 0.37, median 0.15)." title="" id="123" name="Picture"/>
-            <a:graphic>
-              <a:graphicData uri="http://schemas.openxmlformats.org/drawingml/2006/picture">
-                <pic:pic>
-                  <pic:nvPicPr>
-                    <pic:cNvPr descr="../../figures/fig3_concept.png" id="124" name="Picture"/>
-                    <pic:cNvPicPr>
-                      <a:picLocks noChangeArrowheads="1" noChangeAspect="1"/>
-                    </pic:cNvPicPr>
-                  </pic:nvPicPr>
-                  <pic:blipFill>
-                    <a:blip r:embed="rId122"/>
-                    <a:stretch>
-                      <a:fillRect/>
-                    </a:stretch>
-                  </pic:blipFill>
-                  <pic:spPr bwMode="auto">
-                    <a:xfrm>
-                      <a:off x="0" y="0"/>
-                      <a:ext cx="5334000" cy="4404980"/>
-                    </a:xfrm>
-                    <a:prstGeom prst="rect">
-                      <a:avLst/>
-                    </a:prstGeom>
-                    <a:noFill/>
-                    <a:ln w="9525">
-                      <a:noFill/>
-                      <a:headEnd/>
-                      <a:tailEnd/>
-                    </a:ln>
-                  </pic:spPr>
-                </pic:pic>
-              </a:graphicData>
-            </a:graphic>
-          </wp:inline>
-        </w:drawing>
-      </w:r>
-    </w:p>
-    <w:p>
-      <w:pPr>
-        <w:pStyle w:val="ImageCaption"/>
-      </w:pPr>
-      <w:r>
-        <w:rPr>
-          <w:b/>
-          <w:bCs/>
-        </w:rPr>
-        <w:t xml:space="preserve">Figure 3.</w:t>
-      </w:r>
-      <w:r>
-        <w:t xml:space="preserve"> </w:t>
-      </w:r>
-      <w:r>
-        <w:t xml:space="preserve">What the test distinguishes, shown with synthetic assemblages matched to the record. Top: the basin assemblages in a two-dimensional map of decorated dissimilarity, in which more similar assemblages sit closer together (points colored by the two spatial clusters that best fit the site layout), as they would appear if the Parkin phase were a bounded interaction group (left, sharp clusters), under copying that fades with distance (center, a continuous gradient), and as observed (right, a diffuse scatter that resembles the gradient). Bottom: the trend of cultural</w:t>
-      </w:r>
-      <w:r>
-        <w:t xml:space="preserve"> </w:t>
-      </w:r>
-      <m:oMath>
-        <m:sSub>
-          <m:e>
-            <m:r>
-              <m:t>F</m:t>
-            </m:r>
-          </m:e>
-          <m:sub>
-            <m:r>
-              <m:t>S</m:t>
-            </m:r>
-            <m:r>
-              <m:t>T</m:t>
-            </m:r>
-          </m:sub>
-        </m:sSub>
-      </m:oMath>
-      <w:r>
-        <w:t xml:space="preserve"> </w:t>
-      </w:r>
-      <w:r>
-        <w:t xml:space="preserve">along the sequence recovered from synthetic assemblages as imposed closure rises from 0 (no groups) to 1 (strong groups). The dashed line is the observed trend, a rank correlation of -0.048, not an</w:t>
-      </w:r>
-      <w:r>
-        <w:t xml:space="preserve"> </w:t>
-      </w:r>
-      <m:oMath>
-        <m:sSub>
-          <m:e>
-            <m:r>
-              <m:t>F</m:t>
-            </m:r>
-          </m:e>
-          <m:sub>
-            <m:r>
-              <m:t>S</m:t>
-            </m:r>
-            <m:r>
-              <m:t>T</m:t>
-            </m:r>
-          </m:sub>
-        </m:sSub>
-      </m:oMath>
-      <w:r>
-        <w:t xml:space="preserve"> </w:t>
-      </w:r>
-      <w:r>
-        <w:t xml:space="preserve">value; the band around it is the range of -0.80 to +0.40 that a single random subsample returns. The shaded vertical band is the 95 percent credible interval for the closure consistent with that observation (0.00 to 0.37, median 0.15).</w:t>
-      </w:r>
-    </w:p>
-    <w:bookmarkEnd w:id="125"/>
-    <w:bookmarkStart w:id="136" w:name="materials-and-methods"/>
-    <w:p>
-      <w:pPr>
-        <w:pStyle w:val="Heading2"/>
-      </w:pPr>
-      <w:r>
-        <w:t xml:space="preserve">Materials and methods</w:t>
-      </w:r>
-    </w:p>
-    <w:bookmarkStart w:id="126" w:name="data"/>
-    <w:p>
-      <w:pPr>
-        <w:pStyle w:val="Heading3"/>
-      </w:pPr>
-      <w:r>
-        <w:t xml:space="preserve">Data</w:t>
-      </w:r>
-    </w:p>
-    <w:p>
-      <w:pPr>
-        <w:pStyle w:val="FirstParagraph"/>
-      </w:pPr>
-      <w:r>
-        <w:t xml:space="preserve">The ceramic data are decorated-class counts from the Lower Mississippi Valley Survey collections of Phillips, Ford, and Griffin</w:t>
-      </w:r>
-      <w:r>
-        <w:t xml:space="preserve"> </w:t>
-      </w:r>
-      <w:r>
-        <w:t xml:space="preserve">(1951)</w:t>
-      </w:r>
-      <w:r>
-        <w:t xml:space="preserve">, as compiled by Lipo</w:t>
-      </w:r>
-      <w:r>
-        <w:t xml:space="preserve"> </w:t>
-      </w:r>
-      <w:r>
-        <w:t xml:space="preserve">(2001)</w:t>
-      </w:r>
-      <w:r>
-        <w:t xml:space="preserve">. We use decorated classes only, on theoretical grounds. The neutral model applies to stylistic variation, variants that make no difference to how a pot performs and whose frequencies therefore change through copying and chance</w:t>
-      </w:r>
-      <w:r>
-        <w:t xml:space="preserve"> </w:t>
-      </w:r>
-      <w:r>
-        <w:t xml:space="preserve">(Dunnell 1978; Neiman 1995)</w:t>
-      </w:r>
-      <w:r>
-        <w:t xml:space="preserve">. Plain wares are everything without decoration, and their abundance tracks vessel function, paste, and the activities carried out at a site, none of which a copying model represents. Mississippi Plain and Bell Plain, which differ only in paste, make up 87 percent of the typed sherds in the one published table for the region that reports them</w:t>
-      </w:r>
-      <w:r>
-        <w:t xml:space="preserve"> </w:t>
-      </w:r>
-      <w:r>
-        <w:t xml:space="preserve">(Mainfort 2003)</w:t>
-      </w:r>
-      <w:r>
-        <w:t xml:space="preserve">. Ten decorated classes remain, one pooling Barton Incised, Kent Incised, and Mound Place Incised and one pooling the painted types Old Town Red, Nodena Red and White, and Avenue Polychrome. Each class is a culture-history type, a unit of measurement built by analysts, not a category assumed to have existed in the past.</w:t>
-      </w:r>
-    </w:p>
-    <w:p>
-      <w:pPr>
-        <w:pStyle w:val="BodyText"/>
-      </w:pPr>
-      <w:r>
-        <w:t xml:space="preserve">Each assemblage takes its counts from a single source, and no counts are summed across sources. Of the 38 assemblages in the matrix, 20 come from Lipo’s compilation, which adds controlled surface collections and limited excavation in 1996 and 1997 at seven sites, six of them recollections of sites the original survey sampled and one, Holden Lake, a new collection</w:t>
-      </w:r>
-      <w:r>
-        <w:t xml:space="preserve"> </w:t>
-      </w:r>
-      <w:r>
-        <w:t xml:space="preserve">(Lipo 2001)</w:t>
-      </w:r>
-      <w:r>
-        <w:t xml:space="preserve">. The other 18 carry the original survey counts alone. Mainfort</w:t>
-      </w:r>
-      <w:r>
-        <w:t xml:space="preserve"> </w:t>
-      </w:r>
-      <w:r>
-        <w:t xml:space="preserve">(2003)</w:t>
-      </w:r>
-      <w:r>
-        <w:t xml:space="preserve"> </w:t>
-      </w:r>
-      <w:r>
-        <w:t xml:space="preserve">compiled a separate table of 39 sites, each with at least 800 sherds, drawn largely from the same survey files. His counts match the survey at 11 of the 21 sites the two tables share and exceed it at the other ten, which reflects the additional sources he lists: reanalyzed C. H. Nash Museum collections for Beck, Belle Meade, and Walls, House’s</w:t>
-      </w:r>
-      <w:r>
-        <w:t xml:space="preserve"> </w:t>
-      </w:r>
-      <w:r>
-        <w:t xml:space="preserve">(1991)</w:t>
-      </w:r>
-      <w:r>
-        <w:t xml:space="preserve"> </w:t>
-      </w:r>
-      <w:r>
-        <w:t xml:space="preserve">counts for the Kent area, and later excavated material for Parkin</w:t>
-      </w:r>
-      <w:r>
-        <w:t xml:space="preserve"> </w:t>
-      </w:r>
-      <w:r>
-        <w:t xml:space="preserve">(Mainfort 2003:182)</w:t>
-      </w:r>
-      <w:r>
-        <w:t xml:space="preserve">. Because his counts are not independent of ours, we never combine them. We use his table only for a second, separate test under his own phase assignments. The wider 266-assemblage compilation of the survey counts</w:t>
-      </w:r>
-      <w:r>
-        <w:t xml:space="preserve"> </w:t>
-      </w:r>
-      <w:r>
-        <w:t xml:space="preserve">(Lipo 2001)</w:t>
-      </w:r>
-      <w:r>
-        <w:t xml:space="preserve"> </w:t>
-      </w:r>
-      <w:r>
-        <w:t xml:space="preserve">enters only regional comparisons and settlement checks.</w:t>
-      </w:r>
-    </w:p>
-    <w:p>
-      <w:pPr>
-        <w:pStyle w:val="BodyText"/>
-      </w:pPr>
-      <w:r>
-        <w:t xml:space="preserve">The phases are the unit under test, so an assemblage enters the analysis when Mainfort</w:t>
-      </w:r>
-      <w:r>
-        <w:t xml:space="preserve"> </w:t>
-      </w:r>
-      <w:r>
-        <w:t xml:space="preserve">(1996)</w:t>
-      </w:r>
-      <w:r>
-        <w:t xml:space="preserve"> </w:t>
-      </w:r>
-      <w:r>
-        <w:t xml:space="preserve">assigns it to one of the basin’s phases, or when it falls inside the territory his assignments define. Two further rules apply. The Parchman phase is excluded on geography: its three assemblages lie across the Mississippi in Coahoma County, 30 to 46 km from the nearest other assemblage. An assemblage also needs at least 75 decorated sherds. We chose that number by measurement. Sampling alone creates apparent differences between two assemblages drawn from one and the same population of pots. Drawing pairs of samples from the basin’s pooled class profile, so that everything between them is sampling, the spurious</w:t>
-      </w:r>
-      <w:r>
-        <w:t xml:space="preserve"> </w:t>
-      </w:r>
-      <m:oMath>
-        <m:sSub>
-          <m:e>
-            <m:r>
-              <m:t>F</m:t>
-            </m:r>
-          </m:e>
-          <m:sub>
-            <m:r>
-              <m:t>S</m:t>
-            </m:r>
-            <m:r>
-              <m:t>T</m:t>
-            </m:r>
-          </m:sub>
-        </m:sSub>
-      </m:oMath>
-      <w:r>
-        <w:t xml:space="preserve"> </w:t>
-      </w:r>
-      <w:r>
-        <w:t xml:space="preserve">has a median of about half the observed five-cluster value at 25 sherds, a quarter at 50, a seventh at 75, and a ninth at 100 (Supplemental Text). We measure against the five-cluster value because that is the scale at which the record departs from the copying model, and so the scale at which a sampling artifact could be mistaken for a real difference. At 75 sherds the artifact’s 95th percentile lies well below that value, whereas at 50 it roughly equals it; seventy-five is the smallest sample at which sampling alone could not produce the observed difference. Mainfort’s 800-sherd rule corresponds to about 100 decorated sherds, so ours is slightly more permissive.</w:t>
-      </w:r>
-    </w:p>
-    <w:p>
-      <w:pPr>
-        <w:pStyle w:val="BodyText"/>
-      </w:pPr>
-      <w:r>
-        <w:t xml:space="preserve">These rules leave 28 assemblages holding 14,101 decorated sherds (median 251 per assemblage, range 79 to 1,709) in three phases: Parkin with 11 assemblages, Kent with 8, and Walls with 9. Twenty-five carry Mainfort’s assignment and three the territory’s. Figure 1 shows seven phases, and the analysis tests three, for three reasons. Jones Bayou and Tipton, in western Tennessee, have decorated counts only in Mainfort’s table. Parchman is excluded on geography. Nodena’s three assemblages hold 47, 38, and 153 decorated sherds, so only one survives the minimum, and a phase of one assemblage has no internal variation to compare. The three phases tested are therefore the ones whose assemblages the survey and our own collections sampled well enough for a between-group measure to mean something. As drawn, they extend beyond the drainage that names them, and the farthest member lies 40.5 km from the St. Francis system.</w:t>
-      </w:r>
-    </w:p>
-    <w:p>
-      <w:pPr>
-        <w:pStyle w:val="BodyText"/>
-      </w:pPr>
-      <w:r>
-        <w:t xml:space="preserve">We georeferenced each assemblage from the Lower Mississippi Survey site files. Where a location derives from a survey coordinate, we read it in the survey’s original 1927 datum; the correction moves 13 of the 28 assemblages by 209 m and changes no result (Supplemental Text). Settlement attributes, namely site size, mound count and height, and the presence of ditches and St. Francis-type fortification, come from a regional database</w:t>
-      </w:r>
-      <w:r>
-        <w:t xml:space="preserve"> </w:t>
-      </w:r>
-      <w:r>
-        <w:t xml:space="preserve">(Lipo and Dunnell 2007)</w:t>
-      </w:r>
-      <w:r>
-        <w:t xml:space="preserve">.</w:t>
-      </w:r>
-    </w:p>
-    <w:p>
-      <w:pPr>
-        <w:pStyle w:val="BodyText"/>
-      </w:pPr>
-      <w:r>
-        <w:t xml:space="preserve">Two properties of the data limit what any transmission analysis can claim. The assemblages are time-averaged, so sherds made at different times are counted together, which distorts diversity and neutrality measures in proportion to how long variants remain in use</w:t>
-      </w:r>
-      <w:r>
-        <w:t xml:space="preserve"> </w:t>
-      </w:r>
-      <w:r>
-        <w:t xml:space="preserve">(Madsen 2012; Miller-Atkins and Premo 2018)</w:t>
-      </w:r>
-      <w:r>
-        <w:t xml:space="preserve">. The neutral model also describes people copying one another, whereas an assemblage counts durable objects, so its expectations apply to this record only approximately</w:t>
-      </w:r>
-      <w:r>
-        <w:t xml:space="preserve"> </w:t>
-      </w:r>
-      <w:r>
-        <w:t xml:space="preserve">(Crema et al. 2024)</w:t>
-      </w:r>
-      <w:r>
-        <w:t xml:space="preserve">.</w:t>
-      </w:r>
-    </w:p>
-    <w:bookmarkEnd w:id="126"/>
-    <w:bookmarkStart w:id="130" w:name="chronology"/>
-    <w:p>
-      <w:pPr>
-        <w:pStyle w:val="Heading3"/>
-      </w:pPr>
-      <w:r>
-        <w:t xml:space="preserve">Chronology</w:t>
-      </w:r>
-    </w:p>
-    <w:p>
-      <w:pPr>
-        <w:pStyle w:val="FirstParagraph"/>
-      </w:pPr>
-      <w:r>
-        <w:t xml:space="preserve">Mainfort’s</w:t>
-      </w:r>
-      <w:r>
-        <w:t xml:space="preserve"> </w:t>
-      </w:r>
-      <w:r>
-        <w:t xml:space="preserve">(2001)</w:t>
-      </w:r>
-      <w:r>
-        <w:t xml:space="preserve"> </w:t>
-      </w:r>
-      <w:r>
-        <w:t xml:space="preserve">compilation provides 108 radiocarbon determinations for this part of the valley, 40 of them from seven sites in and near the St. Francis basin and 19 from Parkin itself</w:t>
-      </w:r>
-      <w:r>
-        <w:t xml:space="preserve"> </w:t>
-      </w:r>
-      <w:r>
-        <w:t xml:space="preserve">(House 1993; Mainfort 1996)</w:t>
-      </w:r>
-      <w:r>
-        <w:t xml:space="preserve">. Calibrated against IntCal20</w:t>
-      </w:r>
-      <w:r>
-        <w:t xml:space="preserve"> </w:t>
-      </w:r>
-      <w:r>
-        <w:t xml:space="preserve">(</w:t>
-      </w:r>
-      <w:r>
-        <w:t xml:space="preserve">Reimer et al.</w:t>
-      </w:r>
-      <w:r>
-        <w:t xml:space="preserve"> </w:t>
-      </w:r>
-      <w:r>
-        <w:t xml:space="preserve">2020)</w:t>
-      </w:r>
-      <w:r>
-        <w:t xml:space="preserve">, they place the basin occupation in the fourteenth to sixteenth centuries (summed-probability median AD 1428; Parkin, AD 1483), with a decline across the contact interval (Supplemental Text). A calibration plateau across that interval prevents year-scale resolution</w:t>
-      </w:r>
-      <w:r>
-        <w:t xml:space="preserve"> </w:t>
-      </w:r>
-      <w:r>
-        <w:t xml:space="preserve">(Holland-Lulewicz and Ritchison 2021)</w:t>
-      </w:r>
-      <w:r>
-        <w:t xml:space="preserve">, so we order the assemblages by seriation instead. We use the first axis of a correspondence analysis of the decorated-class frequencies, which arranges assemblages by the similarity of their frequencies, as a relative chronological order (Figure 4)</w:t>
-      </w:r>
-      <w:r>
-        <w:t xml:space="preserve"> </w:t>
-      </w:r>
-      <w:r>
-        <w:t xml:space="preserve">(Baxter 1994; Peeples and Schachner 2012; Smith and Neiman 2007)</w:t>
-      </w:r>
-      <w:r>
-        <w:t xml:space="preserve">. Only four dated proveniences match our assemblages (26 dates pooled), and they cannot establish which end of the axis is later: using pooled calibrated medians, age and position correlate at Spearman 0.40 in magnitude, with Clay Hill out of order, and using one-sigma calibrated midpoints the correlation is zero. The axis also follows geography more closely than time. Its rank correlation with latitude is -0.77, and latitude and longitude together account for 62 percent of its variance; Kent Place and Hollywood, the two earliest dated sites (House 1993 reports an archaeomagnetic date of AD 1345 to 1380 for the Kent floor, and Haley reports calibrated one-sigma ranges of AD 1285 to 1435 for Hollywood), lie at the same end as Clay Hill, the latest</w:t>
-      </w:r>
-      <w:r>
-        <w:t xml:space="preserve"> </w:t>
-      </w:r>
-      <w:r>
-        <w:t xml:space="preserve">(Haley 2014; House 1993:23)</w:t>
-      </w:r>
-      <w:r>
-        <w:t xml:space="preserve">. The first axis is therefore largely a south-to-north gradient in composition, and an order along it is an order in space at least as much as in time. We use it in its computed orientation, report every result that depends on its direction both ways, and treat any trend along it as a trend across the basin rather than through time (Supplemental Text).</w:t>
-      </w:r>
-    </w:p>
-    <w:p>
-      <w:pPr>
-        <w:pStyle w:val="CaptionedFigure"/>
-      </w:pPr>
-      <w:r>
-        <w:drawing>
-          <wp:inline>
-            <wp:extent cx="5334000" cy="3639186"/>
-            <wp:effectExtent b="0" l="0" r="0" t="0"/>
-            <wp:docPr descr="Figure 4. Correspondence-analysis seriation of the 28 decorated assemblages, plotted on the first two dimensions and colored by rank on the first, the relative chronological order (shown in its computed orientation, since the four radiocarbon-dated assemblages do not establish which end is later). Parkin is starred. The assemblages form a continuum rather than discrete clusters, echoing Mainfort’s (2003) independent ordination." title="" id="128" name="Picture"/>
-            <a:graphic>
-              <a:graphicData uri="http://schemas.openxmlformats.org/drawingml/2006/picture">
-                <pic:pic>
-                  <pic:nvPicPr>
-                    <pic:cNvPr descr="../../figures/fig4_ca_ordination.png" id="129" name="Picture"/>
-                    <pic:cNvPicPr>
-                      <a:picLocks noChangeArrowheads="1" noChangeAspect="1"/>
-                    </pic:cNvPicPr>
-                  </pic:nvPicPr>
-                  <pic:blipFill>
-                    <a:blip r:embed="rId127"/>
+                    <a:blip r:embed="rId117"/>
                     <a:stretch>
                       <a:fillRect/>
                     </a:stretch>
@@ -2109,23 +1016,23 @@
           <w:b/>
           <w:bCs/>
         </w:rPr>
-        <w:t xml:space="preserve">Figure 4.</w:t>
-      </w:r>
-      <w:r>
-        <w:t xml:space="preserve"> </w:t>
-      </w:r>
-      <w:r>
-        <w:t xml:space="preserve">Correspondence-analysis seriation of the 28 decorated assemblages, plotted on the first two dimensions and colored by rank on the first, the relative chronological order (shown in its computed orientation, since the four radiocarbon-dated assemblages do not establish which end is later). Parkin is starred. The assemblages form a continuum rather than discrete clusters, echoing Mainfort’s (2003) independent ordination.</w:t>
-      </w:r>
-    </w:p>
-    <w:bookmarkEnd w:id="130"/>
-    <w:bookmarkStart w:id="131" w:name="measuring-the-four-signals"/>
+        <w:t xml:space="preserve">Figure 2.</w:t>
+      </w:r>
+      <w:r>
+        <w:t xml:space="preserve"> </w:t>
+      </w:r>
+      <w:r>
+        <w:t xml:space="preserve">Correspondence-analysis seriation of the 28 decorated assemblages, plotted on the first two dimensions and colored by rank on the first (oriented, as in every analysis, in the direction the pooled calibrated medians of the four radiocarbon-dated assemblages weakly favor; they do not establish it). Parkin is starred. The assemblages form a continuum rather than discrete clusters, echoing Mainfort’s (2003) independent ordination.</w:t>
+      </w:r>
+    </w:p>
+    <w:bookmarkEnd w:id="120"/>
+    <w:bookmarkStart w:id="121" w:name="measures"/>
     <w:p>
       <w:pPr>
         <w:pStyle w:val="Heading3"/>
       </w:pPr>
       <w:r>
-        <w:t xml:space="preserve">Measuring the four signals</w:t>
+        <w:t xml:space="preserve">Measures</w:t>
       </w:r>
     </w:p>
     <w:p>
@@ -2133,37 +1040,7 @@
         <w:pStyle w:val="FirstParagraph"/>
       </w:pPr>
       <w:r>
-        <w:t xml:space="preserve">The departure from neutral copying is the ratio of two estimates of Neiman’s</w:t>
-      </w:r>
-      <w:r>
-        <w:t xml:space="preserve"> </w:t>
-      </w:r>
-      <w:r>
-        <w:t xml:space="preserve">(1995)</w:t>
-      </w:r>
-      <w:r>
-        <w:t xml:space="preserve"> </w:t>
-      </w:r>
-      <w:r>
-        <w:t xml:space="preserve">transmission parameter, one from an assemblage’s homozygosity and one from its number of classes through the Ewens sampling formula</w:t>
-      </w:r>
-      <w:r>
-        <w:t xml:space="preserve"> </w:t>
-      </w:r>
-      <w:r>
-        <w:t xml:space="preserve">(Ewens 1972; Shennan and Wilkinson 2001)</w:t>
-      </w:r>
-      <w:r>
-        <w:t xml:space="preserve">. Seriation structure is the number of maximal co-seriable groups returned by the iterative deterministic method of Lipo, Madsen, and Dunnell</w:t>
-      </w:r>
-      <w:r>
-        <w:t xml:space="preserve"> </w:t>
-      </w:r>
-      <w:r>
-        <w:t xml:space="preserve">(2015)</w:t>
-      </w:r>
-      <w:r>
-        <w:t xml:space="preserve">, together with the number of groups each assemblage joins. Cultural</w:t>
+        <w:t xml:space="preserve">Two measures carry the tests. The first is a cultural version of Wright’s</w:t>
       </w:r>
       <w:r>
         <w:t xml:space="preserve"> </w:t>
@@ -2189,61 +1066,10 @@
         <w:t xml:space="preserve"> </w:t>
       </w:r>
       <w:r>
-        <w:t xml:space="preserve">is computed as a partition of Gini-Simpson diversity across spatial clusters, weighted by assemblage size, which is Nei’s</w:t>
-      </w:r>
-      <w:r>
-        <w:t xml:space="preserve"> </w:t>
-      </w:r>
-      <w:r>
-        <w:t xml:space="preserve">(1973)</w:t>
-      </w:r>
-      <w:r>
-        <w:t xml:space="preserve"> </w:t>
-      </w:r>
-      <w:r>
-        <w:t xml:space="preserve">diversity form of the index that Bell, Richerson, and McElreath</w:t>
-      </w:r>
-      <w:r>
-        <w:t xml:space="preserve"> </w:t>
-      </w:r>
-      <w:r>
-        <w:t xml:space="preserve">(2009)</w:t>
-      </w:r>
-      <w:r>
-        <w:t xml:space="preserve"> </w:t>
-      </w:r>
-      <w:r>
-        <w:t xml:space="preserve">apply to cultural variation. Similarity between assemblages uses the Brainerd-Robinson coefficient</w:t>
-      </w:r>
-      <w:r>
-        <w:t xml:space="preserve"> </w:t>
-      </w:r>
-      <w:r>
-        <w:t xml:space="preserve">(Brainerd 1951; Robinson 1951)</w:t>
-      </w:r>
-      <w:r>
-        <w:t xml:space="preserve">, which runs from 0 for no overlap to 200 for identical proportions, and the boundary excess is the loss of that similarity across a boundary beyond what distance predicts. Full definitions are in the Supplemental Text.</w:t>
-      </w:r>
-    </w:p>
-    <w:p>
-      <w:pPr>
-        <w:pStyle w:val="BodyText"/>
-      </w:pPr>
-      <w:r>
-        <w:t xml:space="preserve">Spatial clusters are formed by</w:t>
-      </w:r>
-      <w:r>
-        <w:t xml:space="preserve"> </w:t>
-      </w:r>
-      <w:r>
-        <w:rPr>
-          <w:i/>
-          <w:iCs/>
-        </w:rPr>
-        <w:t xml:space="preserve">k</w:t>
-      </w:r>
-      <w:r>
-        <w:t xml:space="preserve">-means on the assemblage coordinates. The site layout is best described by two clusters, judged by the silhouette score, which rewards clusters that are compact and well separated. Because cultural</w:t>
+        <w:t xml:space="preserve">(Bell et al. 2009; Wright 1951)</w:t>
+      </w:r>
+      <w:r>
+        <w:t xml:space="preserve">, which says how much of the variation in decoration lies between groups rather than within them. We measure decorated diversity with the Gini-Simpson index, the probability that two sherds drawn at random belong to different classes, and cultural</w:t>
       </w:r>
       <w:r>
         <w:t xml:space="preserve"> </w:t>
@@ -2269,7 +1095,28 @@
         <w:t xml:space="preserve"> </w:t>
       </w:r>
       <w:r>
-        <w:t xml:space="preserve">depends on how many clusters the basin is cut into, we also fit a model that uses no clusters at all. It treats decorated-class composition as a continuous surface over the map, with a separate term for whatever is specific to each site, and asks how much of the variation among assemblages follows location and how much belongs to individual sites. Bounded groups would leave site-specific character that location does not explain.</w:t>
+        <w:t xml:space="preserve">is how much more diverse the pooled assemblages are than the average group, as a fraction of the pooled diversity, weighted by assemblage size. This is Nei’s</w:t>
+      </w:r>
+      <w:r>
+        <w:t xml:space="preserve"> </w:t>
+      </w:r>
+      <w:r>
+        <w:t xml:space="preserve">(1973)</w:t>
+      </w:r>
+      <w:r>
+        <w:t xml:space="preserve"> </w:t>
+      </w:r>
+      <w:r>
+        <w:t xml:space="preserve">diversity form of the index. When all groups draw on one shared pool it sits near zero, and as groups come to favor distinct repertoires it climbs. The second measure is the boundary excess: similarity between assemblages, measured with the Brainerd-Robinson coefficient</w:t>
+      </w:r>
+      <w:r>
+        <w:t xml:space="preserve"> </w:t>
+      </w:r>
+      <w:r>
+        <w:t xml:space="preserve">(Brainerd 1951; Robinson 1951)</w:t>
+      </w:r>
+      <w:r>
+        <w:t xml:space="preserve">, normally fades smoothly with distance, and the step in similarity at a line, which we measure as a boundary excess, is how much more similarity is lost across the line than distance predicts.</w:t>
       </w:r>
     </w:p>
     <w:p>
@@ -2277,151 +1124,7 @@
         <w:pStyle w:val="BodyText"/>
       </w:pPr>
       <w:r>
-        <w:t xml:space="preserve">Assemblage size rises along the seriation (Spearman +0.61), and several measures are sensitive to sample size, so a measure could move along the sequence through sampling alone. Before scoring any trend we therefore subsample every assemblage, without replacement, to a common 50 sherds, a procedure known as rarefaction</w:t>
-      </w:r>
-      <w:r>
-        <w:t xml:space="preserve"> </w:t>
-      </w:r>
-      <w:r>
-        <w:t xml:space="preserve">(Hurlbert 1971)</w:t>
-      </w:r>
-      <w:r>
-        <w:t xml:space="preserve">.</w:t>
-      </w:r>
-    </w:p>
-    <w:bookmarkEnd w:id="131"/>
-    <w:bookmarkStart w:id="132" w:name="neutral-copying-on-the-real-map"/>
-    <w:p>
-      <w:pPr>
-        <w:pStyle w:val="Heading3"/>
-      </w:pPr>
-      <w:r>
-        <w:t xml:space="preserve">Neutral copying on the real map</w:t>
-      </w:r>
-    </w:p>
-    <w:p>
-      <w:pPr>
-        <w:pStyle w:val="FirstParagraph"/>
-      </w:pPr>
-      <w:r>
-        <w:t xml:space="preserve">The central comparison runs a model of copying with no groups on the real geography of the assemblages and asks whether it reproduces the record. The model follows the finite-population network model of Lipo, DiNapoli, Madsen, and Hunt</w:t>
-      </w:r>
-      <w:r>
-        <w:t xml:space="preserve"> </w:t>
-      </w:r>
-      <w:r>
-        <w:t xml:space="preserve">(2021)</w:t>
-      </w:r>
-      <w:r>
-        <w:t xml:space="preserve">. Each assemblage is a node holding a finite population of learners, who copy decorated classes mostly within their node and occasionally from other nodes, with a probability that falls off with distance along the rivers. New variants enter at a constant rate, and deposition is pooled over a trailing window of eight time steps to reproduce time-averaging. The simulated assemblages are sampled at each real assemblage’s position in the sequence and subsampled to its real sherd count. A second version adds a boundary: every copying link that crosses a cluster boundary is weakened by a factor between 0.5 and 0.03.</w:t>
-      </w:r>
-    </w:p>
-    <w:p>
-      <w:pPr>
-        <w:pStyle w:val="BodyText"/>
-      </w:pPr>
-      <w:r>
-        <w:t xml:space="preserve">Two design choices matter. The first concerns what a class is. The standard assumption lets new variants fall into any class with equal probability, which treats the ten types as interchangeable. We also run a version in which new variants fall into each class in proportion to its share of the region’s pooled counts, which reflects that the types lump unequal numbers of decorative variants. The second choice is calibration. A copying model’s predictions about differences between groups depend on population size, innovation rate, and mixing rate together, so we first tune those three to reproduce the diversity within the real assemblages: mean within-assemblage diversity, mean number of classes present, and the diversity of all assemblages pooled. None of these involves the groups being tested. We simulate a grid of 297 parameter combinations and call a combination matched when all three summaries fall within 10 percent of the observed values. Each combination is screened at six simulations, and every matched combination is then rerun at fifty to confirm the match. Among the confirmed combinations we use the one that produces the most between-group difference, so the comparison is as favorable to the no-groups model as the grid allows. That combination is run 500 times, and we report where the observed value falls among those runs.</w:t>
-      </w:r>
-    </w:p>
-    <w:bookmarkEnd w:id="132"/>
-    <w:bookmarkStart w:id="133" w:name="can-the-record-detect-a-boundary"/>
-    <w:p>
-      <w:pPr>
-        <w:pStyle w:val="Heading3"/>
-      </w:pPr>
-      <w:r>
-        <w:t xml:space="preserve">Can the record detect a boundary?</w:t>
-      </w:r>
-    </w:p>
-    <w:p>
-      <w:pPr>
-        <w:pStyle w:val="FirstParagraph"/>
-      </w:pPr>
-      <w:r>
-        <w:t xml:space="preserve">We ran two simulation experiments before looking at the real trend. The first used large, clean synthetic assemblages to check that the four measures can separate a bounded group from the three processes that resemble it (Figure 2). Its generator copies decorated variants in proportion to their frequency</w:t>
-      </w:r>
-      <w:r>
-        <w:t xml:space="preserve"> </w:t>
-      </w:r>
-      <w:r>
-        <w:t xml:space="preserve">(Bentley et al. 2004; Neiman 1995)</w:t>
-      </w:r>
-      <w:r>
-        <w:t xml:space="preserve"> </w:t>
-      </w:r>
-      <w:r>
-        <w:t xml:space="preserve">and has three controls: how far group profiles diverge, how strongly potters conform within groups, and how profiles are placed on the landscape</w:t>
-      </w:r>
-      <w:r>
-        <w:t xml:space="preserve"> </w:t>
-      </w:r>
-      <w:r>
-        <w:t xml:space="preserve">(Mesoudi 2021)</w:t>
-      </w:r>
-      <w:r>
-        <w:t xml:space="preserve">.</w:t>
-      </w:r>
-    </w:p>
-    <w:p>
-      <w:pPr>
-        <w:pStyle w:val="BodyText"/>
-      </w:pPr>
-      <w:r>
-        <w:t xml:space="preserve">The second experiment matched the real record. We built one synthetic assemblage for each real one, at its real sample size, spatial cluster, and position in the sequence, and imposed closure of a known strength</w:t>
-      </w:r>
-      <w:r>
-        <w:t xml:space="preserve"> </w:t>
-      </w:r>
-      <w:r>
-        <w:rPr>
-          <w:i/>
-          <w:iCs/>
-        </w:rPr>
-        <w:t xml:space="preserve">s</w:t>
-      </w:r>
-      <w:r>
-        <w:t xml:space="preserve">, from 0 (no groups) to 1 (sharply separated groups), rising along the sequence. We time-averaged the synthetic assemblages by blending neighboring periods, subsampled them exactly as we did the real ones, and asked which measures recovered the imposed closure</w:t>
-      </w:r>
-      <w:r>
-        <w:t xml:space="preserve"> </w:t>
-      </w:r>
-      <w:r>
-        <w:t xml:space="preserve">(Crema et al. 2014; Kandler and Shennan 2015)</w:t>
-      </w:r>
-      <w:r>
-        <w:t xml:space="preserve">. Treating the simulation series as a likelihood then turns the observed trend into a posterior distribution for how much closure the basin could contain, under a uniform prior over</w:t>
-      </w:r>
-      <w:r>
-        <w:t xml:space="preserve"> </w:t>
-      </w:r>
-      <w:r>
-        <w:rPr>
-          <w:i/>
-          <w:iCs/>
-        </w:rPr>
-        <w:t xml:space="preserve">s</w:t>
-      </w:r>
-      <w:r>
-        <w:t xml:space="preserve">. This posterior refers to closure that grows along the sequence; a boundary present from the start would not produce a trend, and the comparison in the next section addresses that case.</w:t>
-      </w:r>
-    </w:p>
-    <w:bookmarkEnd w:id="133"/>
-    <w:bookmarkStart w:id="134" w:name="where-the-phase-lines-fall"/>
-    <w:p>
-      <w:pPr>
-        <w:pStyle w:val="Heading3"/>
-      </w:pPr>
-      <w:r>
-        <w:t xml:space="preserve">Where the phase lines fall</w:t>
-      </w:r>
-    </w:p>
-    <w:p>
-      <w:pPr>
-        <w:pStyle w:val="FirstParagraph"/>
-      </w:pPr>
-      <w:r>
-        <w:t xml:space="preserve">Five further tests ask whether the published phase boundaries behave as the edges of groups would. First, we compared the between-group</w:t>
+        <w:t xml:space="preserve">We established before looking at the phases that cultural</w:t>
       </w:r>
       <w:r>
         <w:t xml:space="preserve"> </w:t>
@@ -2447,85 +1150,7 @@
         <w:t xml:space="preserve"> </w:t>
       </w:r>
       <w:r>
-        <w:t xml:space="preserve">under the phase assignments with alternative divisions of the same assemblages into groups of the same sizes (8, 11, and 9), drawn either around randomly placed centers or to be as spatially compact as possible. We state the comparison as the posterior probability that the phase lines separate the pottery better than an alternative, drawing each assemblage’s class proportions from their posterior 2,000 times so that the uncertainty in the counts is carried through. Second, we clustered the assemblages using site coordinates and decorated-class composition together, varying how much weight composition carries, and measured agreement with Mainfort’s assignments with the adjusted Rand index, which is zero on average for unrelated divisions and one for identical ones. Third, we mapped the local rate at which composition changes across the basin and asked whether the phase boundaries fall where it changes fastest. Fourth, we ran the neutral copying model on the real map and clustered its simulated pottery exactly as we clustered the real pottery. Fifth, we asked whether the phase boundaries run through gaps in late-period settlement, using sites independent of the analyzed assemblages.</w:t>
-      </w:r>
-    </w:p>
-    <w:bookmarkEnd w:id="134"/>
-    <w:bookmarkStart w:id="135" w:name="settlement-and-exchange"/>
-    <w:p>
-      <w:pPr>
-        <w:pStyle w:val="Heading3"/>
-      </w:pPr>
-      <w:r>
-        <w:t xml:space="preserve">Settlement and exchange</w:t>
-      </w:r>
-    </w:p>
-    <w:p>
-      <w:pPr>
-        <w:pStyle w:val="FirstParagraph"/>
-      </w:pPr>
-      <w:r>
-        <w:t xml:space="preserve">A polity should also leave traces outside the pottery. We examined the distribution of maximum mound height within the basin, the one attribute recorded the same way at every site, to ask whether site sizes form the hierarchy of settlement types and sizes that Peebles and Kus</w:t>
-      </w:r>
-      <w:r>
-        <w:t xml:space="preserve"> </w:t>
-      </w:r>
-      <w:r>
-        <w:t xml:space="preserve">(1977:431)</w:t>
-      </w:r>
-      <w:r>
-        <w:t xml:space="preserve"> </w:t>
-      </w:r>
-      <w:r>
-        <w:t xml:space="preserve">take as a correlate of ranked society, with a single center set above the rest. For exchange we drew on Cobb’s</w:t>
-      </w:r>
-      <w:r>
-        <w:t xml:space="preserve"> </w:t>
-      </w:r>
-      <w:r>
-        <w:t xml:space="preserve">(2000)</w:t>
-      </w:r>
-      <w:r>
-        <w:t xml:space="preserve"> </w:t>
-      </w:r>
-      <w:r>
-        <w:t xml:space="preserve">analysis of the production and distribution of Mill Creek chert hoes, goods whose control would mark economic centralization.</w:t>
-      </w:r>
-    </w:p>
-    <w:bookmarkEnd w:id="135"/>
-    <w:bookmarkEnd w:id="136"/>
-    <w:bookmarkStart w:id="174" w:name="results"/>
-    <w:p>
-      <w:pPr>
-        <w:pStyle w:val="Heading2"/>
-      </w:pPr>
-      <w:r>
-        <w:t xml:space="preserve">Results</w:t>
-      </w:r>
-    </w:p>
-    <w:bookmarkStart w:id="137" w:name="what-spatially-structured-drift-explains"/>
-    <w:p>
-      <w:pPr>
-        <w:pStyle w:val="Heading3"/>
-      </w:pPr>
-      <w:r>
-        <w:t xml:space="preserve">What spatially structured drift explains</w:t>
-      </w:r>
-    </w:p>
-    <w:p>
-      <w:pPr>
-        <w:pStyle w:val="FirstParagraph"/>
-      </w:pPr>
-      <w:r>
-        <w:t xml:space="preserve">Copying across space produces differences among assemblages whatever else is happening, so the first question is how much of the observed variation it accounts for. We answer it with the neutral copying model run on the real map and tuned to the real assemblages. Tuning the model is itself informative. A model that treats the ten classes as interchangeable matches the record’s diversity at only one of the 297 parameter combinations, at the corner of the grid where mixing is highest. The obstacle is the record’s shape: two classes hold 86 percent of all sherds, yet the average assemblage contains six of the ten classes, and copying strong enough to produce that skew removes the rare classes. Letting new variants fall into each class in proportion to its regional share resolves the conflict. Fifty-six combinations then match on the six-run screen, and 49 still match when rerun fifty times (Supplemental Text, Figure S4).</w:t>
-      </w:r>
-    </w:p>
-    <w:p>
-      <w:pPr>
-        <w:pStyle w:val="BodyText"/>
-      </w:pPr>
-      <w:r>
-        <w:t xml:space="preserve">At the matched combination most favorable to it, copying with no groups produces the observed differences between the basin’s two spatial clusters (Figure S2). The observed between-cluster cultural</w:t>
+        <w:t xml:space="preserve">can detect a boundary on a record like this one. On synthetic assemblages built to match the real record, at its real sample sizes, positions, and time-averaging, with groups of known strength imposed, cultural</w:t>
       </w:r>
       <w:r>
         <w:t xml:space="preserve"> </w:t>
@@ -2551,23 +1176,25 @@
         <w:t xml:space="preserve"> </w:t>
       </w:r>
       <w:r>
-        <w:t xml:space="preserve">of 0.0062 lies inside the model’s 95 percent range of 0.0003 to 0.0153 (median 0.0026). Sixteen percent of simulated datasets reach the observed value when assemblages are sampled in seriation order, 16 percent in reverse order, and 22 percent when they are treated as contemporaneous. Across all 49 matched combinations, 19 include the observed value within their 95 percent range. The model also reproduces the fading of similarity with distance (observed correlation -0.21 against a simulated range of -0.29 to +0.08).</w:t>
-      </w:r>
-    </w:p>
-    <w:p>
-      <w:pPr>
-        <w:pStyle w:val="BodyText"/>
-      </w:pPr>
-      <w:r>
-        <w:t xml:space="preserve">A model with no groups also produces the clustered look of the record. When the simulated assemblages are sorted into communities by their similarity, the model returns a single community in 325 of 500 runs and two or more in the rest, so apparent communities arise a third of the time with no boundary anywhere. Where the model returns two or more, the difference between them ranges from 0.008 to 0.043, against an observed 0.039, which 1 of those 175 runs reaches. The number of apparent communities therefore says little; how different they are is the stronger evidence.</w:t>
-      </w:r>
-    </w:p>
-    <w:p>
-      <w:pPr>
-        <w:pStyle w:val="BodyText"/>
-      </w:pPr>
-      <w:r>
-        <w:t xml:space="preserve">Scored on the published phases themselves rather than on spatial clusters, the model gives the same answer. The between-phase</w:t>
+        <w:t xml:space="preserve">tracked the imposed groups steadily. Three other measures often used for the purpose, the departure from unbiased copying</w:t>
+      </w:r>
+      <w:r>
+        <w:t xml:space="preserve"> </w:t>
+      </w:r>
+      <w:r>
+        <w:t xml:space="preserve">(Neiman 1995; Shennan and Wilkinson 2001)</w:t>
+      </w:r>
+      <w:r>
+        <w:t xml:space="preserve">, the breakdown of a single seriation into several</w:t>
+      </w:r>
+      <w:r>
+        <w:t xml:space="preserve"> </w:t>
+      </w:r>
+      <w:r>
+        <w:t xml:space="preserve">(Lipo et al. 2015)</w:t>
+      </w:r>
+      <w:r>
+        <w:t xml:space="preserve">, and the boundary excess, did not (Supplemental Text, Figures S1 to S3). We therefore draw inferences about groups from cultural</w:t>
       </w:r>
       <w:r>
         <w:t xml:space="preserve"> </w:t>
@@ -2590,10 +1217,7 @@
         </m:sSub>
       </m:oMath>
       <w:r>
-        <w:t xml:space="preserve"> </w:t>
-      </w:r>
-      <w:r>
-        <w:t xml:space="preserve">of 0.0110 lies inside the range the model produces when its runs are divided along the phase lines, 0.0012 to 0.0164 (median 0.0049, 300 runs), so copying with no groups produces as much difference between the phases as the record shows.</w:t>
+        <w:t xml:space="preserve">, and use the step in similarity to describe what the copying model misses and to ask whether the phase lines show more of it than other lines do.</w:t>
       </w:r>
     </w:p>
     <w:p>
@@ -2601,15 +1225,20 @@
         <w:pStyle w:val="BodyText"/>
       </w:pPr>
       <w:r>
-        <w:t xml:space="preserve">One measure falls outside what the model produces. Assemblages on the same side of a line are more alike than assemblages the same distance apart across it: the boundary excess is +14.0 at the two spatial clusters, against a simulated range of -9.7 to +8.7, and +10.7 at the phase lines, against -9.2 to +8.0. This excess does not single out the phase lines. With the uncertainty in the counts carried through, the excess at the phase lines (posterior median +9.9, 95 percent credible interval +5.1 to +14.8) is no larger than at divisions of the same sizes drawn around random centers (median +7.4) or made compact (median +5.3), and the probability that it is larger is 0.59 in both cases. Any division of this map shows it. The record’s similarity falls off over short distances more steeply than the model’s does, but the phase lines do not mark a step in it.</w:t>
-      </w:r>
-    </w:p>
-    <w:p>
-      <w:pPr>
-        <w:pStyle w:val="BodyText"/>
-      </w:pPr>
-      <w:r>
-        <w:t xml:space="preserve">A model of bounded groups does not account for the excess either, even with every advantage. We gave the phases both properties a bounded group would have, copying across phase lines weakened to between half and three percent of its strength and new variants drawn in each phase from a partly reordered version of the regional profile, crossed in 16 combinations of 300 runs each (Supplemental Text). Weakening copying at the phase lines changes the statistics little, because at the calibrated mixing rate copying between sites is already rare, and the data cannot tell a copying boundary from none: the posterior probability of a boundary is 0.68, against a prior of 0.75, and in test runs with a boundary built in it rises only to 0.75 to 0.79. What moves the between-phase</w:t>
+        <w:t xml:space="preserve">Spatial divisions of the basin other than the phases are formed by</w:t>
+      </w:r>
+      <w:r>
+        <w:t xml:space="preserve"> </w:t>
+      </w:r>
+      <w:r>
+        <w:rPr>
+          <w:i/>
+          <w:iCs/>
+        </w:rPr>
+        <w:t xml:space="preserve">k</w:t>
+      </w:r>
+      <w:r>
+        <w:t xml:space="preserve">-means on the assemblage coordinates. The site layout is best described by two clusters, judged by the silhouette score, which rewards clusters that are compact and well separated. Because cultural</w:t>
       </w:r>
       <w:r>
         <w:t xml:space="preserve"> </w:t>
@@ -2635,7 +1264,68 @@
         <w:t xml:space="preserve"> </w:t>
       </w:r>
       <w:r>
-        <w:t xml:space="preserve">and the boundary excess is local innovation, with or without a copying boundary. Weakening copying across the two spatial clusters tells the same story, leaving the median</w:t>
+        <w:t xml:space="preserve">depends on how many pieces the basin is cut into, we also fit a model that uses no divisions at all. It treats decorated-class composition as a continuous surface over the map, with a separate term for whatever is specific to each site, and asks how much of the variation among assemblages follows location and how much belongs to individual sites. Bounded groups would leave site-specific character that location does not explain.</w:t>
+      </w:r>
+    </w:p>
+    <w:bookmarkEnd w:id="121"/>
+    <w:bookmarkStart w:id="122" w:name="neutral-copying-on-the-real-map"/>
+    <w:p>
+      <w:pPr>
+        <w:pStyle w:val="Heading3"/>
+      </w:pPr>
+      <w:r>
+        <w:t xml:space="preserve">Neutral copying on the real map</w:t>
+      </w:r>
+    </w:p>
+    <w:p>
+      <w:pPr>
+        <w:pStyle w:val="FirstParagraph"/>
+      </w:pPr>
+      <w:r>
+        <w:t xml:space="preserve">The central comparison runs a model of copying with no groups on the real geography of the assemblages and asks whether it reproduces the record. The model follows the finite-population network model of Lipo, DiNapoli, Madsen, and Hunt</w:t>
+      </w:r>
+      <w:r>
+        <w:t xml:space="preserve"> </w:t>
+      </w:r>
+      <w:r>
+        <w:t xml:space="preserve">(2021)</w:t>
+      </w:r>
+      <w:r>
+        <w:t xml:space="preserve">. Each assemblage is a node holding a finite population of learners, who copy decorated classes mostly within their node and occasionally from other nodes, with a probability that falls off with distance along the rivers. New variants enter at a constant rate, in proportion to each class’s share of the region’s pooled counts, which reflects that the types lump unequal numbers of decorative variants. We call this the copying model; it contains no groups. Deposition is pooled over a trailing window of eight time steps to reproduce time-averaging, and the simulated assemblages are subsampled to each real assemblage’s sherd count.</w:t>
+      </w:r>
+    </w:p>
+    <w:p>
+      <w:pPr>
+        <w:pStyle w:val="BodyText"/>
+      </w:pPr>
+      <w:r>
+        <w:t xml:space="preserve">A copying model’s predictions about differences between groups depend on population size, innovation rate, and mixing rate together, so we first tune those three to reproduce the diversity within the real assemblages: mean within-assemblage diversity, mean number of classes present, and the diversity of all assemblages pooled. None of these involves the groups being tested. We search a grid of 297 combinations and keep those whose simulations match all three summaries within 10 percent, confirmed by rerunning each fifty times (Supplemental Text). Among the confirmed combinations we use the one that produces the most between-group difference, so the comparison is as favorable to the no-groups model as the grid allows, and we repeat the key comparisons at the next five. For each comparison we report the share of simulated datasets that reach the observed value, a predictive check of the model against the record.</w:t>
+      </w:r>
+    </w:p>
+    <w:p>
+      <w:pPr>
+        <w:pStyle w:val="BodyText"/>
+      </w:pPr>
+      <w:r>
+        <w:t xml:space="preserve">To give the phases a fair chance to be groups, we also ran the model with both properties a bounded group would have: copying across the phase lines weakened to between half and three percent of its strength, and new variants in each phase drawn from a partly reordered version of the regional profile, so that new styles arise locally. The 16 combinations of those settings were each run 300 times, and an approximate Bayesian posterior over them says which the record favors (Supplemental Text).</w:t>
+      </w:r>
+    </w:p>
+    <w:bookmarkEnd w:id="122"/>
+    <w:bookmarkStart w:id="123" w:name="X3bf400f88ac4cd19518a893400b8bcdfe3bddf5"/>
+    <w:p>
+      <w:pPr>
+        <w:pStyle w:val="Heading3"/>
+      </w:pPr>
+      <w:r>
+        <w:t xml:space="preserve">Tests of the phase lines and of the Parkin phase</w:t>
+      </w:r>
+    </w:p>
+    <w:p>
+      <w:pPr>
+        <w:pStyle w:val="FirstParagraph"/>
+      </w:pPr>
+      <w:r>
+        <w:t xml:space="preserve">Five tests ask whether the phase lines behave as the edges of groups would. First, we compare the between-group</w:t>
       </w:r>
       <w:r>
         <w:t xml:space="preserve"> </w:t>
@@ -2661,15 +1351,7 @@
         <w:t xml:space="preserve"> </w:t>
       </w:r>
       <w:r>
-        <w:t xml:space="preserve">between 0.0020 and 0.0037 and the observed value reached in 20 to 30 percent of runs, against 23 to 33 percent with no boundary. Groups in the sense the phase concept requires, people who copied mainly one another, are therefore neither required nor excluded by the copying model. The case against the phases as groups rests on the other tests: where the lines fall, what they separate, and what could have drawn them.</w:t>
-      </w:r>
-    </w:p>
-    <w:p>
-      <w:pPr>
-        <w:pStyle w:val="BodyText"/>
-      </w:pPr>
-      <w:r>
-        <w:t xml:space="preserve">The model with no clusters gives the same answer from a different direction. It assigns 99.6 percent of the variation in composition among assemblages to location (95 percent credible interval 0.972 to 1.000), leaving almost none of the site-specific character that bounded groups would produce. Without containing any groups, it also reproduces the observed between-cluster</w:t>
+        <w:t xml:space="preserve">and boundary excess under the phase assignments with alternative divisions of the same assemblages into groups of the same sizes, drawn either around randomly placed centers or to be as spatially compact as possible. We state each comparison as the posterior probability that the phase lines separate the pottery better than an alternative, drawing each assemblage’s class proportions from their posterior (2,000 times for</w:t>
       </w:r>
       <w:r>
         <w:t xml:space="preserve"> </w:t>
@@ -2692,20 +1374,59 @@
         </m:sSub>
       </m:oMath>
       <w:r>
-        <w:t xml:space="preserve"> </w:t>
-      </w:r>
-      <w:r>
-        <w:t xml:space="preserve">at three clusters, the fading of similarity with distance, and the spread of diversity among assemblages (Supplemental Text).</w:t>
-      </w:r>
-    </w:p>
-    <w:bookmarkEnd w:id="137"/>
-    <w:bookmarkStart w:id="141" w:name="Xb5854cf276628e16f42312eac8ef8b0866a2b4a"/>
+        <w:t xml:space="preserve">, 500 for the step in similarity) so that the uncertainty in the counts is carried through. Simulations with copying restricted at the phase lines show whether this comparison could detect such a restriction. Second, we cluster the assemblages using site coordinates and decorated-class composition together, varying how much weight composition carries, and measure agreement with Mainfort’s assignments with the adjusted Rand index, which is zero on average for unrelated divisions and one for identical ones. Third, we map the local rate at which composition changes and ask whether the phase lines fall where it changes fastest. Fourth, we run the copying model on the real map and cluster its simulated pottery exactly as we cluster the real pottery. Fifth, we ask whether the phase lines run through gaps in late-period settlement, using sites independent of the analyzed assemblages.</w:t>
+      </w:r>
+    </w:p>
+    <w:p>
+      <w:pPr>
+        <w:pStyle w:val="BodyText"/>
+      </w:pPr>
+      <w:r>
+        <w:t xml:space="preserve">The Parkin phase is tested the same way, as a division of the basin into the Parkin phase and the rest, against the copying model and against arbitrary divisions of the same sizes. A polity should also leave traces outside the pottery. We examine the distribution of maximum mound height within the basin, the one attribute recorded the same way at every site, to ask whether sites form the hierarchy of settlement types and sizes that Peebles and Kus</w:t>
+      </w:r>
+      <w:r>
+        <w:t xml:space="preserve"> </w:t>
+      </w:r>
+      <w:r>
+        <w:t xml:space="preserve">(1977:431)</w:t>
+      </w:r>
+      <w:r>
+        <w:t xml:space="preserve"> </w:t>
+      </w:r>
+      <w:r>
+        <w:t xml:space="preserve">take as a correlate of ranked society, and we draw on Cobb’s</w:t>
+      </w:r>
+      <w:r>
+        <w:t xml:space="preserve"> </w:t>
+      </w:r>
+      <w:r>
+        <w:t xml:space="preserve">(2000)</w:t>
+      </w:r>
+      <w:r>
+        <w:t xml:space="preserve"> </w:t>
+      </w:r>
+      <w:r>
+        <w:t xml:space="preserve">analysis of the production and distribution of Mill Creek chert hoes, goods whose control would mark economic centralization.</w:t>
+      </w:r>
+    </w:p>
+    <w:bookmarkEnd w:id="123"/>
+    <w:bookmarkEnd w:id="124"/>
+    <w:bookmarkStart w:id="153" w:name="results"/>
+    <w:p>
+      <w:pPr>
+        <w:pStyle w:val="Heading2"/>
+      </w:pPr>
+      <w:r>
+        <w:t xml:space="preserve">Results</w:t>
+      </w:r>
+    </w:p>
+    <w:bookmarkStart w:id="125" w:name="what-spatially-structured-drift-explains"/>
     <w:p>
       <w:pPr>
         <w:pStyle w:val="Heading3"/>
       </w:pPr>
       <w:r>
-        <w:t xml:space="preserve">Could the record show a boundary if there were one?</w:t>
+        <w:t xml:space="preserve">What spatially structured drift explains</w:t>
       </w:r>
     </w:p>
     <w:p>
@@ -2713,7 +1434,7 @@
         <w:pStyle w:val="FirstParagraph"/>
       </w:pPr>
       <w:r>
-        <w:t xml:space="preserve">Before asking whether any variation requires more than drift, we need to know whether this record could reveal it. On idealized data the four measures behave as designed. When interaction narrows toward closed groups all four rise together, whereas the three other processes each move only some of them. Under closure the four are tightly correlated (mean absolute correlation 0.88), and under the other processes they are nearly independent (0.18 to 0.28), so their joint movement carries information (Figure 2).</w:t>
+        <w:t xml:space="preserve">Neutral copying on the real map accounts for most of what the basin’s decorated-type frequencies show. Tuning the model to the record’s diversity matched 50 of the 297 combinations on the six-run screen, and 45 still matched when rerun fifty times (Supplemental Text, Figure S7). At the matched combination most favorable to it (2,000 learners per node, an innovation rate of 0.001, and a mixing rate of 0.02), copying with no groups reproduces the fading of similarity with distance (observed rank correlation -0.20, against a simulated 95 percent range of -0.53 to +0.04) and the difference between the two spatial clusters the site layout supports (Table 1).</w:t>
       </w:r>
     </w:p>
     <w:p>
@@ -2721,7 +1442,7 @@
         <w:pStyle w:val="BodyText"/>
       </w:pPr>
       <w:r>
-        <w:t xml:space="preserve">On synthetic assemblages matched to the real record, only one measure survives (Figure 5). Cultural</w:t>
+        <w:t xml:space="preserve">A model with no divisions at all gives the same picture. It assigns 99.6 percent of the variation in composition among assemblages to location (95 percent credible interval 97.2 to 100 percent), leaving almost none of the site-specific character that bounded groups would produce, and it reproduces the observed between-cluster</w:t>
       </w:r>
       <w:r>
         <w:t xml:space="preserve"> </w:t>
@@ -2747,7 +1468,25 @@
         <w:t xml:space="preserve"> </w:t>
       </w:r>
       <w:r>
-        <w:t xml:space="preserve">rises steadily as imposed closure increases. The departure from neutral copying does not move in one direction as conformity increases, the boundary excess does not respond at all to the two spatial clusters the site layout supports, and the number of seriation groups does not rise as closure predicts. At this record’s size and time-averaging, cultural</w:t>
+        <w:t xml:space="preserve">at three clusters, the fading of similarity with distance, and the spread of diversity among assemblages (Supplemental Text). Composition changes across the basin as a broad, continuous gradient. This model describes the pattern rather than a mechanism, and its surface can bend over short distances, so it also carries variation that the copying model, taken next, does not produce.</w:t>
+      </w:r>
+    </w:p>
+    <w:p>
+      <w:pPr>
+        <w:pStyle w:val="BodyText"/>
+      </w:pPr>
+      <w:r>
+        <w:rPr>
+          <w:b/>
+          <w:bCs/>
+        </w:rPr>
+        <w:t xml:space="preserve">Table 1.</w:t>
+      </w:r>
+      <w:r>
+        <w:t xml:space="preserve"> </w:t>
+      </w:r>
+      <w:r>
+        <w:t xml:space="preserve">Observed between-group cultural</w:t>
       </w:r>
       <w:r>
         <w:t xml:space="preserve"> </w:t>
@@ -2773,358 +1512,7 @@
         <w:t xml:space="preserve"> </w:t>
       </w:r>
       <w:r>
-        <w:t xml:space="preserve">is the only measure that can tell a bounded group from copying across distance. We report the other three for completeness and draw no inference from them.</w:t>
-      </w:r>
-    </w:p>
-    <w:p>
-      <w:pPr>
-        <w:pStyle w:val="CaptionedFigure"/>
-      </w:pPr>
-      <w:r>
-        <w:drawing>
-          <wp:inline>
-            <wp:extent cx="5334000" cy="2692949"/>
-            <wp:effectExtent b="0" l="0" r="0" t="0"/>
-            <wp:docPr descr="Figure 5. Which measures can detect a boundary on a record like this one. Left: each measure’s response (its rank-correlation trend along the sequence) to closure of known strength imposed on synthetic assemblages built to the real record’s 28 sample sizes, clusters, and sequence positions, subsampled to a common count. Only cultural F_{ST} tracks the imposed closure steadily. Right: the posterior over closure strength given the observed trend, with and without the record’s time-averaging. The median is 0.15 (interval 0.00 to 0.37) without time-averaging and 0.22 (0.00 to 0.57) with it, and the probability of closure of 0.5 or more is 0.001 and 0.088. The observed trend is a rank correlation of -0.048, averaged over 4,000 subsamples, against a draw-to-draw spread of -0.80 to +0.40." title="" id="139" name="Picture"/>
-            <a:graphic>
-              <a:graphicData uri="http://schemas.openxmlformats.org/drawingml/2006/picture">
-                <pic:pic>
-                  <pic:nvPicPr>
-                    <pic:cNvPr descr="../../figures/fig5_recovery.png" id="140" name="Picture"/>
-                    <pic:cNvPicPr>
-                      <a:picLocks noChangeArrowheads="1" noChangeAspect="1"/>
-                    </pic:cNvPicPr>
-                  </pic:nvPicPr>
-                  <pic:blipFill>
-                    <a:blip r:embed="rId138"/>
-                    <a:stretch>
-                      <a:fillRect/>
-                    </a:stretch>
-                  </pic:blipFill>
-                  <pic:spPr bwMode="auto">
-                    <a:xfrm>
-                      <a:off x="0" y="0"/>
-                      <a:ext cx="5334000" cy="2692949"/>
-                    </a:xfrm>
-                    <a:prstGeom prst="rect">
-                      <a:avLst/>
-                    </a:prstGeom>
-                    <a:noFill/>
-                    <a:ln w="9525">
-                      <a:noFill/>
-                      <a:headEnd/>
-                      <a:tailEnd/>
-                    </a:ln>
-                  </pic:spPr>
-                </pic:pic>
-              </a:graphicData>
-            </a:graphic>
-          </wp:inline>
-        </w:drawing>
-      </w:r>
-    </w:p>
-    <w:p>
-      <w:pPr>
-        <w:pStyle w:val="ImageCaption"/>
-      </w:pPr>
-      <w:r>
-        <w:rPr>
-          <w:b/>
-          <w:bCs/>
-        </w:rPr>
-        <w:t xml:space="preserve">Figure 5.</w:t>
-      </w:r>
-      <w:r>
-        <w:t xml:space="preserve"> </w:t>
-      </w:r>
-      <w:r>
-        <w:t xml:space="preserve">Which measures can detect a boundary on a record like this one. Left: each measure’s response (its rank-correlation trend along the sequence) to closure of known strength imposed on synthetic assemblages built to the real record’s 28 sample sizes, clusters, and sequence positions, subsampled to a common count. Only cultural</w:t>
-      </w:r>
-      <w:r>
-        <w:t xml:space="preserve"> </w:t>
-      </w:r>
-      <m:oMath>
-        <m:sSub>
-          <m:e>
-            <m:r>
-              <m:t>F</m:t>
-            </m:r>
-          </m:e>
-          <m:sub>
-            <m:r>
-              <m:t>S</m:t>
-            </m:r>
-            <m:r>
-              <m:t>T</m:t>
-            </m:r>
-          </m:sub>
-        </m:sSub>
-      </m:oMath>
-      <w:r>
-        <w:t xml:space="preserve"> </w:t>
-      </w:r>
-      <w:r>
-        <w:t xml:space="preserve">tracks the imposed closure steadily. Right: the posterior over closure strength given the observed trend, with and without the record’s time-averaging. The median is 0.15 (interval 0.00 to 0.37) without time-averaging and 0.22 (0.00 to 0.57) with it, and the probability of closure of 0.5 or more is 0.001 and 0.088. The observed trend is a rank correlation of -0.048, averaged over 4,000 subsamples, against a draw-to-draw spread of -0.80 to +0.40.</w:t>
-      </w:r>
-    </w:p>
-    <w:bookmarkEnd w:id="141"/>
-    <w:bookmarkStart w:id="145" w:name="did-interaction-narrow-over-time"/>
-    <w:p>
-      <w:pPr>
-        <w:pStyle w:val="Heading3"/>
-      </w:pPr>
-      <w:r>
-        <w:t xml:space="preserve">Did interaction narrow over time?</w:t>
-      </w:r>
-    </w:p>
-    <w:p>
-      <w:pPr>
-        <w:pStyle w:val="FirstParagraph"/>
-      </w:pPr>
-      <w:r>
-        <w:t xml:space="preserve">If phases were becoming bounded groups, differences between them should grow as interaction narrows. Along the seriation order they do not (Figure 6), although that order is largely south to north rather than early to late, so this test speaks to change across the basin more than to change through time. The raw trend in cultural</w:t>
-      </w:r>
-      <w:r>
-        <w:t xml:space="preserve"> </w:t>
-      </w:r>
-      <m:oMath>
-        <m:sSub>
-          <m:e>
-            <m:r>
-              <m:t>F</m:t>
-            </m:r>
-          </m:e>
-          <m:sub>
-            <m:r>
-              <m:t>S</m:t>
-            </m:r>
-            <m:r>
-              <m:t>T</m:t>
-            </m:r>
-          </m:sub>
-        </m:sSub>
-      </m:oMath>
-      <w:r>
-        <w:t xml:space="preserve"> </w:t>
-      </w:r>
-      <w:r>
-        <w:t xml:space="preserve">along the sequence is strongly negative, a rank correlation of -0.80, but that trend is a sampling artifact: assemblage size also rises along the sequence. Once every assemblage is subsampled to a common count, the trend averages -0.048 over 4,000 subsamples, and a single subsample returns anything from -0.80 to +0.40. The record resolves no trend at all. Two of the six periods hold assemblages from a single spatial cluster and carry no between-cluster variance, so the trend rests on four.</w:t>
-      </w:r>
-    </w:p>
-    <w:p>
-      <w:pPr>
-        <w:pStyle w:val="BodyText"/>
-      </w:pPr>
-      <w:r>
-        <w:t xml:space="preserve">Read against the recovery experiment, a trend this small corresponds to closure with a posterior median of 0.15 and a 95 percent credible interval of 0.00 to 0.37, with a probability of 0.001 on closure of 0.5 or more. Once the record’s time-averaging is built into the simulations, the posterior widens to a median of 0.22 and an interval of 0.00 to 0.57, and 9 percent of it lies at 0.5 or above. Reversing the order, in case its later end is the other one, barely changes this: the median becomes 0.17 (0.00 to 0.39), or 0.25 (0.00 to 0.60) with time-averaging. The record is consistent with no closure and with weak closure. It shows no moderate or strong closure of the kind that would register as growing divergence.</w:t>
-      </w:r>
-    </w:p>
-    <w:p>
-      <w:pPr>
-        <w:pStyle w:val="CaptionedFigure"/>
-      </w:pPr>
-      <w:r>
-        <w:drawing>
-          <wp:inline>
-            <wp:extent cx="5334000" cy="3952347"/>
-            <wp:effectExtent b="0" l="0" r="0" t="0"/>
-            <wp:docPr descr="Figure 6. The four measures along the seriation sequence for the 28 basin assemblages in six periods, after subsampling every assemblage to a common 50 sherds. Two periods hold assemblages from a single spatial cluster and so carry no between-cluster F_{ST}. Cultural F_{ST}, the one usable measure, shows no resolvable trend (rank correlation -0.048 averaged over 4,000 subsamples, against a draw-to-draw spread of -0.80 to +0.40; the raw -0.80 is a sample-size artifact). The other three measures cannot discriminate at this resolution (Figure 5) and are shown for completeness, averaged over 400 subsamples. Each panel is annotated with its rank correlation." title="" id="143" name="Picture"/>
-            <a:graphic>
-              <a:graphicData uri="http://schemas.openxmlformats.org/drawingml/2006/picture">
-                <pic:pic>
-                  <pic:nvPicPr>
-                    <pic:cNvPr descr="../../figures/fig6_empirical_trajectory.png" id="144" name="Picture"/>
-                    <pic:cNvPicPr>
-                      <a:picLocks noChangeArrowheads="1" noChangeAspect="1"/>
-                    </pic:cNvPicPr>
-                  </pic:nvPicPr>
-                  <pic:blipFill>
-                    <a:blip r:embed="rId142"/>
-                    <a:stretch>
-                      <a:fillRect/>
-                    </a:stretch>
-                  </pic:blipFill>
-                  <pic:spPr bwMode="auto">
-                    <a:xfrm>
-                      <a:off x="0" y="0"/>
-                      <a:ext cx="5334000" cy="3952347"/>
-                    </a:xfrm>
-                    <a:prstGeom prst="rect">
-                      <a:avLst/>
-                    </a:prstGeom>
-                    <a:noFill/>
-                    <a:ln w="9525">
-                      <a:noFill/>
-                      <a:headEnd/>
-                      <a:tailEnd/>
-                    </a:ln>
-                  </pic:spPr>
-                </pic:pic>
-              </a:graphicData>
-            </a:graphic>
-          </wp:inline>
-        </w:drawing>
-      </w:r>
-    </w:p>
-    <w:p>
-      <w:pPr>
-        <w:pStyle w:val="ImageCaption"/>
-      </w:pPr>
-      <w:r>
-        <w:rPr>
-          <w:b/>
-          <w:bCs/>
-        </w:rPr>
-        <w:t xml:space="preserve">Figure 6.</w:t>
-      </w:r>
-      <w:r>
-        <w:t xml:space="preserve"> </w:t>
-      </w:r>
-      <w:r>
-        <w:t xml:space="preserve">The four measures along the seriation sequence for the 28 basin assemblages in six periods, after subsampling every assemblage to a common 50 sherds. Two periods hold assemblages from a single spatial cluster and so carry no between-cluster</w:t>
-      </w:r>
-      <w:r>
-        <w:t xml:space="preserve"> </w:t>
-      </w:r>
-      <m:oMath>
-        <m:sSub>
-          <m:e>
-            <m:r>
-              <m:t>F</m:t>
-            </m:r>
-          </m:e>
-          <m:sub>
-            <m:r>
-              <m:t>S</m:t>
-            </m:r>
-            <m:r>
-              <m:t>T</m:t>
-            </m:r>
-          </m:sub>
-        </m:sSub>
-      </m:oMath>
-      <w:r>
-        <w:t xml:space="preserve">. Cultural</w:t>
-      </w:r>
-      <w:r>
-        <w:t xml:space="preserve"> </w:t>
-      </w:r>
-      <m:oMath>
-        <m:sSub>
-          <m:e>
-            <m:r>
-              <m:t>F</m:t>
-            </m:r>
-          </m:e>
-          <m:sub>
-            <m:r>
-              <m:t>S</m:t>
-            </m:r>
-            <m:r>
-              <m:t>T</m:t>
-            </m:r>
-          </m:sub>
-        </m:sSub>
-      </m:oMath>
-      <w:r>
-        <w:t xml:space="preserve">, the one usable measure, shows no resolvable trend (rank correlation -0.048 averaged over 4,000 subsamples, against a draw-to-draw spread of -0.80 to +0.40; the raw -0.80 is a sample-size artifact). The other three measures cannot discriminate at this resolution (Figure 5) and are shown for completeness, averaged over 400 subsamples. Each panel is annotated with its rank correlation.</w:t>
-      </w:r>
-    </w:p>
-    <w:p>
-      <w:pPr>
-        <w:pStyle w:val="BodyText"/>
-      </w:pPr>
-      <w:r>
-        <w:t xml:space="preserve">Three checks in the time domain agree (Supplemental Text). A hierarchical model of the frequency changes of all ten classes finds no population-level departure from unbiased copying (posterior median +0.008, 95 percent credible interval -0.040 to +0.081, where unbiased copying implies zero)</w:t>
-      </w:r>
-      <w:r>
-        <w:t xml:space="preserve"> </w:t>
-      </w:r>
-      <w:r>
-        <w:t xml:space="preserve">(Feder et al. 2014)</w:t>
-      </w:r>
-      <w:r>
-        <w:t xml:space="preserve">. A neutral model whose parameters are drawn from the fitted posterior reproduces the observed diversity in all six periods (Bayesian predictive p 0.885)</w:t>
-      </w:r>
-      <w:r>
-        <w:t xml:space="preserve"> </w:t>
-      </w:r>
-      <w:r>
-        <w:t xml:space="preserve">(Kandler and Shennan 2013)</w:t>
-      </w:r>
-      <w:r>
-        <w:t xml:space="preserve">. Neiman’s distance between assemblages shows no trend toward divergence, and within-assemblage diversity is weakly and negatively related to distance from the other assemblages (posterior median rank correlation -0.14, 95 percent credible interval -0.44 to +0.20), the direction a single shared community produces (Figure S1)</w:t>
-      </w:r>
-      <w:r>
-        <w:t xml:space="preserve"> </w:t>
-      </w:r>
-      <w:r>
-        <w:t xml:space="preserve">(Neiman 1995)</w:t>
-      </w:r>
-      <w:r>
-        <w:t xml:space="preserve">.</w:t>
-      </w:r>
-    </w:p>
-    <w:bookmarkEnd w:id="145"/>
-    <w:bookmarkStart w:id="146" w:name="variation-beyond-what-drift-produces"/>
-    <w:p>
-      <w:pPr>
-        <w:pStyle w:val="Heading3"/>
-      </w:pPr>
-      <w:r>
-        <w:t xml:space="preserve">Variation beyond what drift produces</w:t>
-      </w:r>
-    </w:p>
-    <w:p>
-      <w:pPr>
-        <w:pStyle w:val="FirstParagraph"/>
-      </w:pPr>
-      <w:r>
-        <w:t xml:space="preserve">The comparison above uses the two clusters the site layout supports. Cutting the basin into more pieces isolates smaller neighborhoods, and the observed differences then grow faster than the model’s (Table 2). This is the one place where the frequencies show variation that spatially structured drift, as first modeled, does not produce. The model covers the observed value with two, three, and four clusters, the scales that span the three published phases, and falls short from five clusters on, where each group spans about 10 km or less.</w:t>
-      </w:r>
-    </w:p>
-    <w:p>
-      <w:pPr>
-        <w:pStyle w:val="BodyText"/>
-      </w:pPr>
-      <w:r>
-        <w:rPr>
-          <w:b/>
-          <w:bCs/>
-        </w:rPr>
-        <w:t xml:space="preserve">Table 2.</w:t>
-      </w:r>
-      <w:r>
-        <w:t xml:space="preserve"> </w:t>
-      </w:r>
-      <w:r>
-        <w:t xml:space="preserve">Observed between-cluster cultural</w:t>
-      </w:r>
-      <w:r>
-        <w:t xml:space="preserve"> </w:t>
-      </w:r>
-      <m:oMath>
-        <m:sSub>
-          <m:e>
-            <m:r>
-              <m:t>F</m:t>
-            </m:r>
-          </m:e>
-          <m:sub>
-            <m:r>
-              <m:t>S</m:t>
-            </m:r>
-            <m:r>
-              <m:t>T</m:t>
-            </m:r>
-          </m:sub>
-        </m:sSub>
-      </m:oMath>
-      <w:r>
-        <w:t xml:space="preserve"> </w:t>
-      </w:r>
-      <w:r>
-        <w:t xml:space="preserve">and the neutral copying model as the basin is divided into more clusters, over 300 simulations at the calibrated combination. Radius is the median distance from an assemblage to its cluster center.</w:t>
+        <w:t xml:space="preserve">against the neutral copying model, which contains no groups. Model values are the median and 95 percent range over 300 runs at the matched combination most favorable to the model; the last column gives the share of runs reaching the observed value there and, in parentheses, the range of that share across the six most favorable combinations that passed the confirmation. Radius is the root-mean-square distance from an assemblage to its group’s center. At five or more clusters at least one cluster holds a single assemblage, so finer divisions are reported only in the Supplemental Text.</w:t>
       </w:r>
     </w:p>
     <w:tbl>
@@ -3135,12 +1523,12 @@
         <w:tblLook w:firstRow="1" w:lastRow="0" w:firstColumn="0" w:lastColumn="0" w:noHBand="0" w:noVBand="0" w:val="0020"/>
       </w:tblPr>
       <w:tblGrid>
-        <w:gridCol w:w="1320"/>
-        <w:gridCol w:w="1320"/>
-        <w:gridCol w:w="1320"/>
-        <w:gridCol w:w="1320"/>
-        <w:gridCol w:w="990"/>
-        <w:gridCol w:w="1650"/>
+        <w:gridCol w:w="1131"/>
+        <w:gridCol w:w="1508"/>
+        <w:gridCol w:w="1508"/>
+        <w:gridCol w:w="1508"/>
+        <w:gridCol w:w="1131"/>
+        <w:gridCol w:w="1131"/>
       </w:tblGrid>
       <w:tr>
         <w:trPr>
@@ -3151,10 +1539,21 @@
           <w:p>
             <w:pPr>
               <w:pStyle w:val="Compact"/>
+            </w:pPr>
+            <w:r>
+              <w:t xml:space="preserve">Division</w:t>
+            </w:r>
+          </w:p>
+        </w:tc>
+        <w:tc>
+          <w:tcPr/>
+          <w:p>
+            <w:pPr>
+              <w:pStyle w:val="Compact"/>
               <w:jc w:val="right"/>
             </w:pPr>
             <w:r>
-              <w:t xml:space="preserve">Clusters</w:t>
+              <w:t xml:space="preserve">Groups</w:t>
             </w:r>
           </w:p>
         </w:tc>
@@ -3187,10 +1586,9 @@
           <w:p>
             <w:pPr>
               <w:pStyle w:val="Compact"/>
-              <w:jc w:val="right"/>
             </w:pPr>
             <w:r>
-              <w:t xml:space="preserve">Model median</w:t>
+              <w:t xml:space="preserve">Model median (95 percent range)</w:t>
             </w:r>
           </w:p>
         </w:tc>
@@ -3201,24 +1599,23 @@
               <w:pStyle w:val="Compact"/>
             </w:pPr>
             <w:r>
-              <w:t xml:space="preserve">Model 95 percent range</w:t>
+              <w:t xml:space="preserve">Runs reaching observed</w:t>
             </w:r>
           </w:p>
         </w:tc>
+      </w:tr>
+      <w:tr>
         <w:tc>
           <w:tcPr/>
           <w:p>
             <w:pPr>
               <w:pStyle w:val="Compact"/>
-              <w:jc w:val="center"/>
             </w:pPr>
             <w:r>
-              <w:t xml:space="preserve">Observed inside?</w:t>
+              <w:t xml:space="preserve">Two spatial clusters (the Parkin phase against the rest)</w:t>
             </w:r>
           </w:p>
         </w:tc>
-      </w:tr>
-      <w:tr>
         <w:tc>
           <w:tcPr/>
           <w:p>
@@ -3239,7 +1636,7 @@
               <w:jc w:val="right"/>
             </w:pPr>
             <w:r>
-              <w:t xml:space="preserve">17.5</w:t>
+              <w:t xml:space="preserve">17.6</w:t>
             </w:r>
           </w:p>
         </w:tc>
@@ -3260,10 +1657,9 @@
           <w:p>
             <w:pPr>
               <w:pStyle w:val="Compact"/>
-              <w:jc w:val="right"/>
             </w:pPr>
             <w:r>
-              <w:t xml:space="preserve">0.0025</w:t>
+              <w:t xml:space="preserve">0.0019 (0.0002 to 0.0124)</w:t>
             </w:r>
           </w:p>
         </w:tc>
@@ -3274,24 +1670,23 @@
               <w:pStyle w:val="Compact"/>
             </w:pPr>
             <w:r>
-              <w:t xml:space="preserve">0.0002 to 0.0157</w:t>
+              <w:t xml:space="preserve">13% (4 to 16%)</w:t>
             </w:r>
           </w:p>
         </w:tc>
+      </w:tr>
+      <w:tr>
         <w:tc>
           <w:tcPr/>
           <w:p>
             <w:pPr>
               <w:pStyle w:val="Compact"/>
-              <w:jc w:val="center"/>
             </w:pPr>
             <w:r>
-              <w:t xml:space="preserve">yes</w:t>
+              <w:t xml:space="preserve">The published phases</w:t>
             </w:r>
           </w:p>
         </w:tc>
-      </w:tr>
-      <w:tr>
         <w:tc>
           <w:tcPr/>
           <w:p>
@@ -3312,7 +1707,78 @@
               <w:jc w:val="right"/>
             </w:pPr>
             <w:r>
-              <w:t xml:space="preserve">13.7</w:t>
+              <w:t xml:space="preserve">13.8</w:t>
+            </w:r>
+          </w:p>
+        </w:tc>
+        <w:tc>
+          <w:tcPr/>
+          <w:p>
+            <w:pPr>
+              <w:pStyle w:val="Compact"/>
+              <w:jc w:val="right"/>
+            </w:pPr>
+            <w:r>
+              <w:t xml:space="preserve">0.0110</w:t>
+            </w:r>
+          </w:p>
+        </w:tc>
+        <w:tc>
+          <w:tcPr/>
+          <w:p>
+            <w:pPr>
+              <w:pStyle w:val="Compact"/>
+            </w:pPr>
+            <w:r>
+              <w:t xml:space="preserve">0.0034 (0.0008 to 0.0138)</w:t>
+            </w:r>
+          </w:p>
+        </w:tc>
+        <w:tc>
+          <w:tcPr/>
+          <w:p>
+            <w:pPr>
+              <w:pStyle w:val="Compact"/>
+            </w:pPr>
+            <w:r>
+              <w:t xml:space="preserve">5% (1 to 12%)</w:t>
+            </w:r>
+          </w:p>
+        </w:tc>
+      </w:tr>
+      <w:tr>
+        <w:tc>
+          <w:tcPr/>
+          <w:p>
+            <w:pPr>
+              <w:pStyle w:val="Compact"/>
+            </w:pPr>
+            <w:r>
+              <w:t xml:space="preserve">Three spatial clusters</w:t>
+            </w:r>
+          </w:p>
+        </w:tc>
+        <w:tc>
+          <w:tcPr/>
+          <w:p>
+            <w:pPr>
+              <w:pStyle w:val="Compact"/>
+              <w:jc w:val="right"/>
+            </w:pPr>
+            <w:r>
+              <w:t xml:space="preserve">3</w:t>
+            </w:r>
+          </w:p>
+        </w:tc>
+        <w:tc>
+          <w:tcPr/>
+          <w:p>
+            <w:pPr>
+              <w:pStyle w:val="Compact"/>
+              <w:jc w:val="right"/>
+            </w:pPr>
+            <w:r>
+              <w:t xml:space="preserve">13.6</w:t>
             </w:r>
           </w:p>
         </w:tc>
@@ -3333,10 +1799,9 @@
           <w:p>
             <w:pPr>
               <w:pStyle w:val="Compact"/>
-              <w:jc w:val="right"/>
             </w:pPr>
             <w:r>
-              <w:t xml:space="preserve">0.0047</w:t>
+              <w:t xml:space="preserve">0.0035 (0.0007 to 0.0135)</w:t>
             </w:r>
           </w:p>
         </w:tc>
@@ -3347,24 +1812,23 @@
               <w:pStyle w:val="Compact"/>
             </w:pPr>
             <w:r>
-              <w:t xml:space="preserve">0.0011 to 0.0186</w:t>
+              <w:t xml:space="preserve">1% (1 to 6%)</w:t>
             </w:r>
           </w:p>
         </w:tc>
+      </w:tr>
+      <w:tr>
         <w:tc>
           <w:tcPr/>
           <w:p>
             <w:pPr>
               <w:pStyle w:val="Compact"/>
-              <w:jc w:val="center"/>
             </w:pPr>
             <w:r>
-              <w:t xml:space="preserve">yes</w:t>
+              <w:t xml:space="preserve">Four spatial clusters</w:t>
             </w:r>
           </w:p>
         </w:tc>
-      </w:tr>
-      <w:tr>
         <w:tc>
           <w:tcPr/>
           <w:p>
@@ -3406,10 +1870,9 @@
           <w:p>
             <w:pPr>
               <w:pStyle w:val="Compact"/>
-              <w:jc w:val="right"/>
             </w:pPr>
             <w:r>
-              <w:t xml:space="preserve">0.0057</w:t>
+              <w:t xml:space="preserve">0.0041 (0.0010 to 0.0146)</w:t>
             </w:r>
           </w:p>
         </w:tc>
@@ -3420,92 +1883,7 @@
               <w:pStyle w:val="Compact"/>
             </w:pPr>
             <w:r>
-              <w:t xml:space="preserve">0.0016 to 0.0210</w:t>
-            </w:r>
-          </w:p>
-        </w:tc>
-        <w:tc>
-          <w:tcPr/>
-          <w:p>
-            <w:pPr>
-              <w:pStyle w:val="Compact"/>
-              <w:jc w:val="center"/>
-            </w:pPr>
-            <w:r>
-              <w:t xml:space="preserve">yes</w:t>
-            </w:r>
-          </w:p>
-        </w:tc>
-      </w:tr>
-      <w:tr>
-        <w:tc>
-          <w:tcPr/>
-          <w:p>
-            <w:pPr>
-              <w:pStyle w:val="Compact"/>
-              <w:jc w:val="right"/>
-            </w:pPr>
-            <w:r>
-              <w:t xml:space="preserve">5</w:t>
-            </w:r>
-          </w:p>
-        </w:tc>
-        <w:tc>
-          <w:tcPr/>
-          <w:p>
-            <w:pPr>
-              <w:pStyle w:val="Compact"/>
-              <w:jc w:val="right"/>
-            </w:pPr>
-            <w:r>
-              <w:t xml:space="preserve">10.6</w:t>
-            </w:r>
-          </w:p>
-        </w:tc>
-        <w:tc>
-          <w:tcPr/>
-          <w:p>
-            <w:pPr>
-              <w:pStyle w:val="Compact"/>
-              <w:jc w:val="right"/>
-            </w:pPr>
-            <w:r>
-              <w:t xml:space="preserve">0.0307</w:t>
-            </w:r>
-          </w:p>
-        </w:tc>
-        <w:tc>
-          <w:tcPr/>
-          <w:p>
-            <w:pPr>
-              <w:pStyle w:val="Compact"/>
-              <w:jc w:val="right"/>
-            </w:pPr>
-            <w:r>
-              <w:t xml:space="preserve">0.0067</w:t>
-            </w:r>
-          </w:p>
-        </w:tc>
-        <w:tc>
-          <w:tcPr/>
-          <w:p>
-            <w:pPr>
-              <w:pStyle w:val="Compact"/>
-            </w:pPr>
-            <w:r>
-              <w:t xml:space="preserve">0.0022 to 0.0214</w:t>
-            </w:r>
-          </w:p>
-        </w:tc>
-        <w:tc>
-          <w:tcPr/>
-          <w:p>
-            <w:pPr>
-              <w:pStyle w:val="Compact"/>
-              <w:jc w:val="center"/>
-            </w:pPr>
-            <w:r>
-              <w:t xml:space="preserve">no</w:t>
+              <w:t xml:space="preserve">1% (0 to 4%)</w:t>
             </w:r>
           </w:p>
         </w:tc>
@@ -3516,7 +1894,7 @@
         <w:pStyle w:val="BodyText"/>
       </w:pPr>
       <w:r>
-        <w:t xml:space="preserve">That finer-scale difference is not spread evenly, and it is not centered on Parkin. Dividing the basin into five clusters and comparing each cluster’s contribution with 300 simulations, the two most thinly sampled clusters, five Kent-phase assemblages around Kent Place holding 765 sherds and five around Walls holding 918, exceed the model 30-fold and 7-fold and together supply 63 percent of the observed statistic. The cluster containing Parkin and nine neighbors, the best sampled in the basin at 6,555 sherds, exceeds it 4-fold, and the two clusters along the Mississippi exceed it 2.3- and 2.2-fold. The excess is not a product of small samples. Redrawing every assemblage from the basin’s pooled profile at its own sherd count gives each cluster a contribution near zero (at most 0.0003). Carrying the uncertainty in the observed counts through leaves the Kent Place cluster 24 to 35 times above the model and the Walls cluster 5 to 8 times, and dropping any one of its assemblages leaves the Kent Place cluster 23 to 30 times above it, so no single collection carries the difference. It does not follow which source the counts came from either (Supplemental Text). At these scales, though, the clusters approach the spacing of the assemblages themselves, a median of 4.3 km to the nearest neighbor, which is as fine as the record can resolve.</w:t>
+        <w:t xml:space="preserve">The model does not account for everything. Between the phases, it reaches the observed difference in 5 percent of runs at the most favorable combination, and at three and four spatial clusters it reaches the observed value in 0 to 6 percent of runs at every one of the six (Table 1). The pottery varies over shorter distances than calibrated copying makes it vary. The step in similarity across the phase lines exceeds the model as well: the boundary excess is +10.0, against a simulated median of +1.5 (95 percent range -6.0 to +7.8), and 1 of 300 runs reaches it. This additional variation is not a sampling effect. Redrawing every assemblage from the basin’s pooled profile at its own sherd count gives between-cluster differences near zero (Supplemental Text).</w:t>
       </w:r>
     </w:p>
     <w:p>
@@ -3524,7 +1902,7 @@
         <w:pStyle w:val="BodyText"/>
       </w:pPr>
       <w:r>
-        <w:t xml:space="preserve">We tested four ways the model could be too simple (Table 3). Unequal site populations raise differentiation about fivefold across the range we tried, but they also lower the average population, which speeds drift everywhere and pulls within-assemblage diversity below what the record shows. Changing how copying falls off with distance, whether along rivers or in a straight line, with exponential, Gaussian, or power-law decay, over lengths from 6 to 96 km, moves the median by no more than a few thousandths while diversity stays matched. Letting deposits accumulate over unequal spans barely moves the statistic. Only one change reproduces the finer-scale difference while keeping diversity matched. When each cluster draws its new variants from a slightly different version of the regional profile, with a fifth of the classes reordered, the median</w:t>
+        <w:t xml:space="preserve">The next section asks whether that additional variation follows the phase lines. What produces it is a separate question, and the model can narrow it without settling it (Table 2). Of the ways we tried to make the model less simple, only one reproduces the observed differences while keeping the record’s diversity matched: letting new styles arise somewhat locally, each area drawing its new variants from a slightly different version of the regional profile. With the areas defined as the two spatial clusters and a quarter of the classes reordered, the median between-cluster</w:t>
       </w:r>
       <w:r>
         <w:t xml:space="preserve"> </w:t>
@@ -3550,25 +1928,7 @@
         <w:t xml:space="preserve"> </w:t>
       </w:r>
       <w:r>
-        <w:t xml:space="preserve">is 0.0059 against the observed 0.0062, and diversity stays matched as the reordered share rises to 0.3. This is still neutral copying. Nothing in it restricts who copies whom; it only lets new styles arise locally rather than at the same rates everywhere. Individual simulations under it are very widely spread, with a 95 percent range of 0.0004 to 0.16, so it is consistent with the record rather than demonstrated by it.</w:t>
-      </w:r>
-    </w:p>
-    <w:p>
-      <w:pPr>
-        <w:pStyle w:val="BodyText"/>
-      </w:pPr>
-      <w:r>
-        <w:rPr>
-          <w:b/>
-          <w:bCs/>
-        </w:rPr>
-        <w:t xml:space="preserve">Table 3.</w:t>
-      </w:r>
-      <w:r>
-        <w:t xml:space="preserve"> </w:t>
-      </w:r>
-      <w:r>
-        <w:t xml:space="preserve">Every account of the basin’s decorated-type frequencies tested here, what it predicts, and how it fared. The first row is the baseline that operates whatever else happens. The second is the process that would give phases the qualities of groups. The rest are candidate additional processes for the finer-scale difference the baseline leaves. An account meets the standard only if it reaches the observed between-cluster</w:t>
+        <w:t xml:space="preserve">is 0.0073 against the observed 0.0062 (1,200 runs); with the areas defined as the phases and a fifth reordered, the between-phase median is 0.0077 and 39 percent of runs reach the observed value. This is still neutral copying, and nothing in it restricts who copies whom. The test cannot tell whether such local innovation followed the phases or any other division of the basin. Restricting copying across the phase lines, the property that would make the phases groups, also raises both statistics: with copying across the lines cut to 3 percent of its strength, 40 percent of runs reach the observed between-phase</w:t>
       </w:r>
       <w:r>
         <w:t xml:space="preserve"> </w:t>
@@ -3594,8 +1954,46 @@
         <w:t xml:space="preserve"> </w:t>
       </w:r>
       <w:r>
-        <w:t xml:space="preserve">of 0.0062</w:t>
-      </w:r>
+        <w:t xml:space="preserve">and 34 percent the observed step at the lines. The copying model does not tell the two apart. The posterior probability of a copying boundary at the phase lines is 0.79, against a prior of 0.75, just below the median of 0.81 to 0.95 the design returns on test data with a boundary built in (40 test runs per setting) and above the median of 0.66 it returns without one: the record leans slightly toward a boundary without resolving it. That lean is not specific to the phases: run on three arbitrary divisions with the phases’ group sizes, the same analysis gives 0.78 to 0.92. Where the lines fall decides the question, taken up next.</w:t>
+      </w:r>
+    </w:p>
+    <w:p>
+      <w:pPr>
+        <w:pStyle w:val="BodyText"/>
+      </w:pPr>
+      <w:r>
+        <w:rPr>
+          <w:b/>
+          <w:bCs/>
+        </w:rPr>
+        <w:t xml:space="preserve">Table 2.</w:t>
+      </w:r>
+      <w:r>
+        <w:t xml:space="preserve"> </w:t>
+      </w:r>
+      <w:r>
+        <w:t xml:space="preserve">The accounts of the basin’s decorated-type frequencies tested here, what each predicts, and how it fared. An account meets the standard only if it reaches the observed between-group</w:t>
+      </w:r>
+      <w:r>
+        <w:t xml:space="preserve"> </w:t>
+      </w:r>
+      <m:oMath>
+        <m:sSub>
+          <m:e>
+            <m:r>
+              <m:t>F</m:t>
+            </m:r>
+          </m:e>
+          <m:sub>
+            <m:r>
+              <m:t>S</m:t>
+            </m:r>
+            <m:r>
+              <m:t>T</m:t>
+            </m:r>
+          </m:sub>
+        </m:sSub>
+      </m:oMath>
       <w:r>
         <w:t xml:space="preserve"> </w:t>
       </w:r>
@@ -3621,10 +2019,9 @@
         <w:tblLook w:firstRow="1" w:lastRow="0" w:firstColumn="0" w:lastColumn="0" w:noHBand="0" w:noVBand="0" w:val="0020"/>
       </w:tblPr>
       <w:tblGrid>
-        <w:gridCol w:w="1980"/>
-        <w:gridCol w:w="1980"/>
-        <w:gridCol w:w="1980"/>
-        <w:gridCol w:w="1980"/>
+        <w:gridCol w:w="2640"/>
+        <w:gridCol w:w="2640"/>
+        <w:gridCol w:w="2640"/>
       </w:tblGrid>
       <w:tr>
         <w:trPr>
@@ -3659,17 +2056,6 @@
               <w:pStyle w:val="Compact"/>
             </w:pPr>
             <w:r>
-              <w:t xml:space="preserve">How tested</w:t>
-            </w:r>
-          </w:p>
-        </w:tc>
-        <w:tc>
-          <w:tcPr/>
-          <w:p>
-            <w:pPr>
-              <w:pStyle w:val="Compact"/>
-            </w:pPr>
-            <w:r>
               <w:t xml:space="preserve">Outcome</w:t>
             </w:r>
           </w:p>
@@ -3694,18 +2080,7 @@
               <w:pStyle w:val="Compact"/>
             </w:pPr>
             <w:r>
-              <w:t xml:space="preserve">Differences among assemblages, the fade of similarity with distance, and the phases themselves, with no group anywhere</w:t>
-            </w:r>
-          </w:p>
-        </w:tc>
-        <w:tc>
-          <w:tcPr/>
-          <w:p>
-            <w:pPr>
-              <w:pStyle w:val="Compact"/>
-            </w:pPr>
-            <w:r>
-              <w:t xml:space="preserve">Neutral copying on the real map, tuned to the assemblages’ diversity (Figure S2)</w:t>
+              <w:t xml:space="preserve">Differences among assemblages and the fade of similarity with distance, with no group anywhere</w:t>
             </w:r>
           </w:p>
         </w:tc>
@@ -3726,33 +2101,7 @@
               <w:t xml:space="preserve"> </w:t>
             </w:r>
             <w:r>
-              <w:t xml:space="preserve">Observed</w:t>
-            </w:r>
-            <w:r>
-              <w:t xml:space="preserve"> </w:t>
-            </w:r>
-            <m:oMath>
-              <m:sSub>
-                <m:e>
-                  <m:r>
-                    <m:t>F</m:t>
-                  </m:r>
-                </m:e>
-                <m:sub>
-                  <m:r>
-                    <m:t>S</m:t>
-                  </m:r>
-                  <m:r>
-                    <m:t>T</m:t>
-                  </m:r>
-                </m:sub>
-              </m:sSub>
-            </m:oMath>
-            <w:r>
-              <w:t xml:space="preserve"> </w:t>
-            </w:r>
-            <w:r>
-              <w:t xml:space="preserve">inside the model’s range with two to four clusters; simulated pottery sorts into the phases as readily as real pottery; falls short from five clusters on</w:t>
+              <w:t xml:space="preserve">Reproduces the fade with distance and the two-cluster difference; the phases and finer divisions differ more than it produces</w:t>
             </w:r>
           </w:p>
         </w:tc>
@@ -3765,7 +2114,7 @@
               <w:pStyle w:val="Compact"/>
             </w:pPr>
             <w:r>
-              <w:t xml:space="preserve">Bounded groups, giving phases the qualities of communities or polities</w:t>
+              <w:t xml:space="preserve">Bounded groups, judged by where the lines fall</w:t>
             </w:r>
           </w:p>
         </w:tc>
@@ -3776,18 +2125,7 @@
               <w:pStyle w:val="Compact"/>
             </w:pPr>
             <w:r>
-              <w:t xml:space="preserve">Divergence that grows as interaction narrows; boundaries where the pottery changes; pottery rather than location recovers the phases</w:t>
-            </w:r>
-          </w:p>
-        </w:tc>
-        <w:tc>
-          <w:tcPr/>
-          <w:p>
-            <w:pPr>
-              <w:pStyle w:val="Compact"/>
-            </w:pPr>
-            <w:r>
-              <w:t xml:space="preserve">Recovery experiment and the observed trend (Figures 5, 6); the phase-line tests reported below</w:t>
+              <w:t xml:space="preserve">Lines where the pottery changes; lines the pottery recovers better than the map; lines that separate the pottery better than other lines</w:t>
             </w:r>
           </w:p>
         </w:tc>
@@ -3808,7 +2146,7 @@
               <w:t xml:space="preserve"> </w:t>
             </w:r>
             <w:r>
-              <w:t xml:space="preserve">No resolvable trend (closure 0.15, 0.00 to 0.37); boundaries fall where pottery changes least; the step in similarity at the phase lines is no larger than at arbitrary divisions; location alone recovers the phases</w:t>
+              <w:t xml:space="preserve">The map recovers the lines; arbitrary lines separate the pottery better, which restricted copying at the lines would reverse</w:t>
             </w:r>
           </w:p>
         </w:tc>
@@ -3821,7 +2159,7 @@
               <w:pStyle w:val="Compact"/>
             </w:pPr>
             <w:r>
-              <w:t xml:space="preserve">Restricted copying across boundaries</w:t>
+              <w:t xml:space="preserve">Bounded groups, judged by the copying model</w:t>
             </w:r>
           </w:p>
         </w:tc>
@@ -3869,7 +2207,41 @@
               <w:pStyle w:val="Compact"/>
             </w:pPr>
             <w:r>
-              <w:t xml:space="preserve">Copying across phase lines weakened to 0.5, 0.1, and 0.03 of its strength, crossed with local innovation (16 combinations, 300 runs each); the same weakening across the spatial clusters</w:t>
+              <w:rPr>
+                <w:b/>
+                <w:bCs/>
+              </w:rPr>
+              <w:t xml:space="preserve">Not distinguished</w:t>
+            </w:r>
+            <w:r>
+              <w:t xml:space="preserve"> </w:t>
+            </w:r>
+            <w:r>
+              <w:t xml:space="preserve">from local innovation; posterior 0.79 against a prior of 0.75</w:t>
+            </w:r>
+          </w:p>
+        </w:tc>
+      </w:tr>
+      <w:tr>
+        <w:tc>
+          <w:tcPr/>
+          <w:p>
+            <w:pPr>
+              <w:pStyle w:val="Compact"/>
+            </w:pPr>
+            <w:r>
+              <w:t xml:space="preserve">Unequal site populations, a different transport geography, or unequal accumulation spans</w:t>
+            </w:r>
+          </w:p>
+        </w:tc>
+        <w:tc>
+          <w:tcPr/>
+          <w:p>
+            <w:pPr>
+              <w:pStyle w:val="Compact"/>
+            </w:pPr>
+            <w:r>
+              <w:t xml:space="preserve">Faster drift at small or isolated sites, or more distinct narrow deposits</w:t>
             </w:r>
           </w:p>
         </w:tc>
@@ -3884,201 +2256,13 @@
                 <w:b/>
                 <w:bCs/>
               </w:rPr>
-              <w:t xml:space="preserve">Not identifiable.</w:t>
+              <w:t xml:space="preserve">Fail.</w:t>
             </w:r>
             <w:r>
               <w:t xml:space="preserve"> </w:t>
             </w:r>
             <w:r>
-              <w:t xml:space="preserve">At the calibrated mixing rate a copying boundary changes the statistics little; its posterior is 0.68 against a prior of 0.75, and 0.75 to 0.79 when one is built in</w:t>
-            </w:r>
-          </w:p>
-        </w:tc>
-      </w:tr>
-      <w:tr>
-        <w:tc>
-          <w:tcPr/>
-          <w:p>
-            <w:pPr>
-              <w:pStyle w:val="Compact"/>
-            </w:pPr>
-            <w:r>
-              <w:t xml:space="preserve">Unequal site populations</w:t>
-            </w:r>
-          </w:p>
-        </w:tc>
-        <w:tc>
-          <w:tcPr/>
-          <w:p>
-            <w:pPr>
-              <w:pStyle w:val="Compact"/>
-            </w:pPr>
-            <w:r>
-              <w:t xml:space="preserve">Small settlements drift faster, raising differentiation</w:t>
-            </w:r>
-          </w:p>
-        </w:tc>
-        <w:tc>
-          <w:tcPr/>
-          <w:p>
-            <w:pPr>
-              <w:pStyle w:val="Compact"/>
-            </w:pPr>
-            <w:r>
-              <w:t xml:space="preserve">Populations varied with a coefficient of variation of 0 to 3, against the 0.9 to 1.8 implied by mound height</w:t>
-            </w:r>
-          </w:p>
-        </w:tc>
-        <w:tc>
-          <w:tcPr/>
-          <w:p>
-            <w:pPr>
-              <w:pStyle w:val="Compact"/>
-            </w:pPr>
-            <w:r>
-              <w:rPr>
-                <w:b/>
-                <w:bCs/>
-              </w:rPr>
-              <w:t xml:space="preserve">Fails.</w:t>
-            </w:r>
-            <w:r>
-              <w:t xml:space="preserve"> </w:t>
-            </w:r>
-            <m:oMath>
-              <m:sSub>
-                <m:e>
-                  <m:r>
-                    <m:t>F</m:t>
-                  </m:r>
-                </m:e>
-                <m:sub>
-                  <m:r>
-                    <m:t>S</m:t>
-                  </m:r>
-                  <m:r>
-                    <m:t>T</m:t>
-                  </m:r>
-                </m:sub>
-              </m:sSub>
-            </m:oMath>
-            <w:r>
-              <w:t xml:space="preserve"> </w:t>
-            </w:r>
-            <w:r>
-              <w:t xml:space="preserve">rises from 0.0026 to 0.0122, but diversity no longer matches from a coefficient of variation of 1.0</w:t>
-            </w:r>
-          </w:p>
-        </w:tc>
-      </w:tr>
-      <w:tr>
-        <w:tc>
-          <w:tcPr/>
-          <w:p>
-            <w:pPr>
-              <w:pStyle w:val="Compact"/>
-            </w:pPr>
-            <w:r>
-              <w:t xml:space="preserve">A different transport geography</w:t>
-            </w:r>
-          </w:p>
-        </w:tc>
-        <w:tc>
-          <w:tcPr/>
-          <w:p>
-            <w:pPr>
-              <w:pStyle w:val="Compact"/>
-            </w:pPr>
-            <w:r>
-              <w:t xml:space="preserve">Copying that isolates distant sites raises differentiation</w:t>
-            </w:r>
-          </w:p>
-        </w:tc>
-        <w:tc>
-          <w:tcPr/>
-          <w:p>
-            <w:pPr>
-              <w:pStyle w:val="Compact"/>
-            </w:pPr>
-            <w:r>
-              <w:t xml:space="preserve">River and straight-line distance, lengths of 6 to 96 km, three decay shapes</w:t>
-            </w:r>
-          </w:p>
-        </w:tc>
-        <w:tc>
-          <w:tcPr/>
-          <w:p>
-            <w:pPr>
-              <w:pStyle w:val="Compact"/>
-            </w:pPr>
-            <w:r>
-              <w:rPr>
-                <w:b/>
-                <w:bCs/>
-              </w:rPr>
-              <w:t xml:space="preserve">Fails.</w:t>
-            </w:r>
-            <w:r>
-              <w:t xml:space="preserve"> </w:t>
-            </w:r>
-            <w:r>
-              <w:t xml:space="preserve">The best matched setting, straight-line exponential decay at 6 km, leaves a 2.1-fold shortfall; a Gaussian at 6 km reaches 1.5-fold but breaks the match</w:t>
-            </w:r>
-          </w:p>
-        </w:tc>
-      </w:tr>
-      <w:tr>
-        <w:tc>
-          <w:tcPr/>
-          <w:p>
-            <w:pPr>
-              <w:pStyle w:val="Compact"/>
-            </w:pPr>
-            <w:r>
-              <w:t xml:space="preserve">Unequal accumulation spans</w:t>
-            </w:r>
-          </w:p>
-        </w:tc>
-        <w:tc>
-          <w:tcPr/>
-          <w:p>
-            <w:pPr>
-              <w:pStyle w:val="Compact"/>
-            </w:pPr>
-            <w:r>
-              <w:t xml:space="preserve">Deposits from narrow time slices look more distinct</w:t>
-            </w:r>
-          </w:p>
-        </w:tc>
-        <w:tc>
-          <w:tcPr/>
-          <w:p>
-            <w:pPr>
-              <w:pStyle w:val="Compact"/>
-            </w:pPr>
-            <w:r>
-              <w:t xml:space="preserve">Accumulation windows varied around eight steps by up to six</w:t>
-            </w:r>
-          </w:p>
-        </w:tc>
-        <w:tc>
-          <w:tcPr/>
-          <w:p>
-            <w:pPr>
-              <w:pStyle w:val="Compact"/>
-            </w:pPr>
-            <w:r>
-              <w:rPr>
-                <w:b/>
-                <w:bCs/>
-              </w:rPr>
-              <w:t xml:space="preserve">Fails.</w:t>
-            </w:r>
-            <w:r>
-              <w:t xml:space="preserve"> </w:t>
-            </w:r>
-            <w:r>
-              <w:t xml:space="preserve">The median stays at 0.0023 to 0.0026</w:t>
+              <w:t xml:space="preserve">Reach the observed value only by breaking the diversity match, or not at all</w:t>
             </w:r>
           </w:p>
         </w:tc>
@@ -4113,41 +2297,27 @@
               <w:pStyle w:val="Compact"/>
             </w:pPr>
             <w:r>
-              <w:t xml:space="preserve">Each cluster innovates from a partly reordered regional profile, share reordered 0 to 1, 1,200 simulations per setting</w:t>
-            </w:r>
-          </w:p>
-        </w:tc>
-        <w:tc>
-          <w:tcPr/>
-          <w:p>
-            <w:pPr>
-              <w:pStyle w:val="Compact"/>
-            </w:pPr>
-            <w:r>
               <w:rPr>
                 <w:b/>
                 <w:bCs/>
               </w:rPr>
-              <w:t xml:space="preserve">Meets the standard.</w:t>
+              <w:t xml:space="preserve">Meets the standard</w:t>
             </w:r>
             <w:r>
-              <w:t xml:space="preserve"> </w:t>
-            </w:r>
-            <w:r>
-              <w:t xml:space="preserve">At a reordered share of 0.2 the median is 0.0059; diversity stays matched through 0.3; simulations are widely spread</w:t>
+              <w:t xml:space="preserve">, with widely spread simulations</w:t>
             </w:r>
           </w:p>
         </w:tc>
       </w:tr>
     </w:tbl>
-    <w:bookmarkEnd w:id="146"/>
-    <w:bookmarkStart w:id="153" w:name="X3dc28483acd424ad0147c5be504e1fec0e13650"/>
+    <w:bookmarkEnd w:id="125"/>
+    <w:bookmarkStart w:id="141" w:name="where-the-phase-lines-fall"/>
     <w:p>
       <w:pPr>
         <w:pStyle w:val="Heading3"/>
       </w:pPr>
       <w:r>
-        <w:t xml:space="preserve">Does Parkin have the properties of a polity center?</w:t>
+        <w:t xml:space="preserve">Where the phase lines fall</w:t>
       </w:r>
     </w:p>
     <w:p>
@@ -4155,19 +2325,57 @@
         <w:pStyle w:val="FirstParagraph"/>
       </w:pPr>
       <w:r>
-        <w:t xml:space="preserve">A phase read as a polity implies a center around which the pattern is organized. Parkin sits between seriation orderings rather than at the center of one. Deterministic seriation of the basin assemblages returns 34 maximal co-seriable groups at a continuity threshold of 0.1, none larger than four assemblages, and 18 of the 28 assemblages belong to more than one (Figure 7). Groups that had actually closed would give orderings that are incompatible and separate, whereas here most assemblages belong to several at once. That overlap is what a continuous field too varied to fit one ordering produces, not a set of bounded traditions. Parkin belongs to three groups, a bridge between orderings, though not the most connected one: Barton Ranch and Williamson each belong to six. Lipo, Madsen, and Dunnell</w:t>
-      </w:r>
-      <w:r>
-        <w:t xml:space="preserve"> </w:t>
-      </w:r>
-      <w:r>
-        <w:t xml:space="preserve">(2015)</w:t>
-      </w:r>
-      <w:r>
-        <w:t xml:space="preserve"> </w:t>
-      </w:r>
-      <w:r>
-        <w:t xml:space="preserve">found the same position and read it as a possible sign of emerging hierarchy; we read it as a place where interaction concentrated.</w:t>
+        <w:t xml:space="preserve">If the phases were groups, their lines should be where the pottery changes. They are not.</w:t>
+      </w:r>
+    </w:p>
+    <w:p>
+      <w:pPr>
+        <w:pStyle w:val="BodyText"/>
+      </w:pPr>
+      <w:r>
+        <w:t xml:space="preserve">Arbitrary lines separate the pottery better than the phase lines do. With the uncertainty in every assemblage’s counts carried through, the between-phase</w:t>
+      </w:r>
+      <w:r>
+        <w:t xml:space="preserve"> </w:t>
+      </w:r>
+      <m:oMath>
+        <m:sSub>
+          <m:e>
+            <m:r>
+              <m:t>F</m:t>
+            </m:r>
+          </m:e>
+          <m:sub>
+            <m:r>
+              <m:t>S</m:t>
+            </m:r>
+            <m:r>
+              <m:t>T</m:t>
+            </m:r>
+          </m:sub>
+        </m:sSub>
+      </m:oMath>
+      <w:r>
+        <w:t xml:space="preserve"> </w:t>
+      </w:r>
+      <w:r>
+        <w:t xml:space="preserve">has a posterior median of 0.0109 (95 percent credible interval 0.0091 to 0.0128). Divisions of the same assemblages into groups of the same sizes around randomly placed centers give a median of 0.0145, and divisions drawn to be as compact as possible give 0.0165. The probability that the phase lines separate the pottery better than a division around random centers is 0.20, and better than a compact division 0.05 (Figure 3B, C). The step in similarity at the lines tells the same story. The boundary excess at the phase lines (posterior median +9.4, 95 percent credible interval +4.6 to +13.9) exceeds what copying alone produces, but arbitrary divisions of the map show the same step, with a median of +6.9 around random centers and +4.6 for compact divisions, and the probability that the phase lines show more is 0.59 and 0.61. The shorter-range variation the copying model misses is a property of the basin’s pottery wherever it is divided, not of the phase lines.</w:t>
+      </w:r>
+    </w:p>
+    <w:p>
+      <w:pPr>
+        <w:pStyle w:val="BodyText"/>
+      </w:pPr>
+      <w:r>
+        <w:t xml:space="preserve">This comparison can detect lines that mark restricted copying. In simulations with copying across the phase lines cut to 3 percent of its strength, the phase lines separate the simulated pottery better than a median 90 percent of same-size divisions around random centers and 74 percent of compact ones, against 62 and 41 percent with no restriction. The real phase lines, scored the same way, beat 30 and 4 percent (the posterior probabilities above, which carry the uncertainty in the counts, are 0.20 and 0.05). On the step in similarity the picture is less clear: the real lines beat 72 and 68 percent of the alternatives (posterior probabilities 0.59 and 0.61), above the simulations without restriction (56 and 27 percent) and within the range of those with copying restricted (76 to 90 and 58 to 78 percent). On the measure the record can use, the phase lines behave as lines with no restriction behind them.</w:t>
+      </w:r>
+    </w:p>
+    <w:p>
+      <w:pPr>
+        <w:pStyle w:val="BodyText"/>
+      </w:pPr>
+      <w:r>
+        <w:t xml:space="preserve">What the phase lines do follow is the map. Their within-group spread, 189.9 km² per assemblage, is the tightest three-way division of these assemblages at these group sizes that our search found. A search that minimizes spatial spread and never sees a potsherd returned the phase division exactly in 156 of 1,000 random starts and found nothing tighter in any of them. The phases are the most compact way to divide the sites into groups of those sizes.</w:t>
       </w:r>
     </w:p>
     <w:p>
@@ -4177,20 +2385,602 @@
       <w:r>
         <w:drawing>
           <wp:inline>
-            <wp:extent cx="5334000" cy="3603744"/>
+            <wp:extent cx="5334000" cy="2584123"/>
             <wp:effectExtent b="0" l="0" r="0" t="0"/>
-            <wp:docPr descr="Figure 7. Deterministic seriation structure of the basin assemblages. Left: the distribution of co-seriable group sizes, a fragmented structure of 34 maximal groups with a maximum size of four. Right: the most connected assemblages ranked by the number of groups they belong to, with Parkin highlighted as a bridge (member of three groups) between orderings rather than at the center of one." title="" id="148" name="Picture"/>
+            <wp:docPr descr="Figure 3. Scale and boundaries. (A) Observed between-cluster cultural F_{ST} against the neutral copying model as the basin is divided into two through six clusters. The observed value lies inside the model’s range at two clusters and above it from three. (B) Within-group spatial spread against cultural F_{ST} for divisions with the phases’ group sizes around randomly placed centers (light) and drawn to minimize spread (dark); the star is the phase division. Differentiation is unrelated to compactness among the random divisions (Spearman -0.02) and moderately related among the compact ones (+0.45), and no division in either set is tighter than the phases. (C) The phase division’s F_{ST} (solid line) against the compact divisions, near the bottom of their range." title="" id="127" name="Picture"/>
             <a:graphic>
               <a:graphicData uri="http://schemas.openxmlformats.org/drawingml/2006/picture">
                 <pic:pic>
                   <pic:nvPicPr>
-                    <pic:cNvPr descr="../../figures/fig7_idss_structure.png" id="149" name="Picture"/>
+                    <pic:cNvPr descr="../../figures/fig12_phase_partition.png" id="128" name="Picture"/>
                     <pic:cNvPicPr>
                       <a:picLocks noChangeArrowheads="1" noChangeAspect="1"/>
                     </pic:cNvPicPr>
                   </pic:nvPicPr>
                   <pic:blipFill>
-                    <a:blip r:embed="rId147"/>
+                    <a:blip r:embed="rId126"/>
+                    <a:stretch>
+                      <a:fillRect/>
+                    </a:stretch>
+                  </pic:blipFill>
+                  <pic:spPr bwMode="auto">
+                    <a:xfrm>
+                      <a:off x="0" y="0"/>
+                      <a:ext cx="5334000" cy="2584123"/>
+                    </a:xfrm>
+                    <a:prstGeom prst="rect">
+                      <a:avLst/>
+                    </a:prstGeom>
+                    <a:noFill/>
+                    <a:ln w="9525">
+                      <a:noFill/>
+                      <a:headEnd/>
+                      <a:tailEnd/>
+                    </a:ln>
+                  </pic:spPr>
+                </pic:pic>
+              </a:graphicData>
+            </a:graphic>
+          </wp:inline>
+        </w:drawing>
+      </w:r>
+    </w:p>
+    <w:p>
+      <w:pPr>
+        <w:pStyle w:val="ImageCaption"/>
+      </w:pPr>
+      <w:r>
+        <w:rPr>
+          <w:b/>
+          <w:bCs/>
+        </w:rPr>
+        <w:t xml:space="preserve">Figure 3.</w:t>
+      </w:r>
+      <w:r>
+        <w:t xml:space="preserve"> </w:t>
+      </w:r>
+      <w:r>
+        <w:t xml:space="preserve">Scale and boundaries. (A) Observed between-cluster cultural</w:t>
+      </w:r>
+      <w:r>
+        <w:t xml:space="preserve"> </w:t>
+      </w:r>
+      <m:oMath>
+        <m:sSub>
+          <m:e>
+            <m:r>
+              <m:t>F</m:t>
+            </m:r>
+          </m:e>
+          <m:sub>
+            <m:r>
+              <m:t>S</m:t>
+            </m:r>
+            <m:r>
+              <m:t>T</m:t>
+            </m:r>
+          </m:sub>
+        </m:sSub>
+      </m:oMath>
+      <w:r>
+        <w:t xml:space="preserve"> </w:t>
+      </w:r>
+      <w:r>
+        <w:t xml:space="preserve">against the neutral copying model as the basin is divided into two through six clusters. The observed value lies inside the model’s range at two clusters and above it from three. (B) Within-group spatial spread against cultural</w:t>
+      </w:r>
+      <w:r>
+        <w:t xml:space="preserve"> </w:t>
+      </w:r>
+      <m:oMath>
+        <m:sSub>
+          <m:e>
+            <m:r>
+              <m:t>F</m:t>
+            </m:r>
+          </m:e>
+          <m:sub>
+            <m:r>
+              <m:t>S</m:t>
+            </m:r>
+            <m:r>
+              <m:t>T</m:t>
+            </m:r>
+          </m:sub>
+        </m:sSub>
+      </m:oMath>
+      <w:r>
+        <w:t xml:space="preserve"> </w:t>
+      </w:r>
+      <w:r>
+        <w:t xml:space="preserve">for divisions with the phases’ group sizes around randomly placed centers (light) and drawn to minimize spread (dark); the star is the phase division. Differentiation is unrelated to compactness among the random divisions (Spearman -0.02) and moderately related among the compact ones (+0.45), and no division in either set is tighter than the phases. (C) The phase division’s</w:t>
+      </w:r>
+      <w:r>
+        <w:t xml:space="preserve"> </w:t>
+      </w:r>
+      <m:oMath>
+        <m:sSub>
+          <m:e>
+            <m:r>
+              <m:t>F</m:t>
+            </m:r>
+          </m:e>
+          <m:sub>
+            <m:r>
+              <m:t>S</m:t>
+            </m:r>
+            <m:r>
+              <m:t>T</m:t>
+            </m:r>
+          </m:sub>
+        </m:sSub>
+      </m:oMath>
+      <w:r>
+        <w:t xml:space="preserve"> </w:t>
+      </w:r>
+      <w:r>
+        <w:t xml:space="preserve">(solid line) against the compact divisions, near the bottom of their range.</w:t>
+      </w:r>
+    </w:p>
+    <w:p>
+      <w:pPr>
+        <w:pStyle w:val="BodyText"/>
+      </w:pPr>
+      <w:r>
+        <w:t xml:space="preserve">The lines also fall where composition changes slowly. Mapping the local rate at which composition changes across the basin (Figure 4A), an edge between communities should appear as a ridge of fast change. The phase lines do not follow ridges. Median change along them is 0.0105 per kilometer, against 0.0124 along lines built the same way from 200 same-size divisions around randomly placed centers, and none of those 200 runs through slower-changing country than the phase lines do (Figure 4B).</w:t>
+      </w:r>
+    </w:p>
+    <w:p>
+      <w:pPr>
+        <w:pStyle w:val="CaptionedFigure"/>
+      </w:pPr>
+      <w:r>
+        <w:drawing>
+          <wp:inline>
+            <wp:extent cx="5334000" cy="3028550"/>
+            <wp:effectExtent b="0" l="0" r="0" t="0"/>
+            <wp:docPr descr="Figure 4. Composition as a continuous surface. (A) The local rate of change in the ten decorated-class proportions, computed on a 220 by 220 grid with a 15 km Gaussian bandwidth and masked where fewer than two assemblages support the estimate. Circles are assemblages. (B) The same surface with the published phase boundaries overlaid; the rate of change along them is lower than along the boundaries of any of 200 same-size divisions around randomly placed centers. (C) Observed cultural F_{ST} against cluster radius in kilometers, with the neutral copying model’s range behind it, from coarse to fine. The observed value lies inside the range at an 18 km radius and above it from 14 km. Below a radius of about 10 km the clusters begin to isolate single assemblages, so the finest divisions should not be read as structure." title="" id="130" name="Picture"/>
+            <a:graphic>
+              <a:graphicData uri="http://schemas.openxmlformats.org/drawingml/2006/picture">
+                <pic:pic>
+                  <pic:nvPicPr>
+                    <pic:cNvPr descr="../../figures/fig13_groupness_surface.png" id="131" name="Picture"/>
+                    <pic:cNvPicPr>
+                      <a:picLocks noChangeArrowheads="1" noChangeAspect="1"/>
+                    </pic:cNvPicPr>
+                  </pic:nvPicPr>
+                  <pic:blipFill>
+                    <a:blip r:embed="rId129"/>
+                    <a:stretch>
+                      <a:fillRect/>
+                    </a:stretch>
+                  </pic:blipFill>
+                  <pic:spPr bwMode="auto">
+                    <a:xfrm>
+                      <a:off x="0" y="0"/>
+                      <a:ext cx="5334000" cy="3028550"/>
+                    </a:xfrm>
+                    <a:prstGeom prst="rect">
+                      <a:avLst/>
+                    </a:prstGeom>
+                    <a:noFill/>
+                    <a:ln w="9525">
+                      <a:noFill/>
+                      <a:headEnd/>
+                      <a:tailEnd/>
+                    </a:ln>
+                  </pic:spPr>
+                </pic:pic>
+              </a:graphicData>
+            </a:graphic>
+          </wp:inline>
+        </w:drawing>
+      </w:r>
+    </w:p>
+    <w:p>
+      <w:pPr>
+        <w:pStyle w:val="ImageCaption"/>
+      </w:pPr>
+      <w:r>
+        <w:rPr>
+          <w:b/>
+          <w:bCs/>
+        </w:rPr>
+        <w:t xml:space="preserve">Figure 4.</w:t>
+      </w:r>
+      <w:r>
+        <w:t xml:space="preserve"> </w:t>
+      </w:r>
+      <w:r>
+        <w:t xml:space="preserve">Composition as a continuous surface. (A) The local rate of change in the ten decorated-class proportions, computed on a 220 by 220 grid with a 15 km Gaussian bandwidth and masked where fewer than two assemblages support the estimate. Circles are assemblages. (B) The same surface with the published phase boundaries overlaid; the rate of change along them is lower than along the boundaries of any of 200 same-size divisions around randomly placed centers. (C) Observed cultural</w:t>
+      </w:r>
+      <w:r>
+        <w:t xml:space="preserve"> </w:t>
+      </w:r>
+      <m:oMath>
+        <m:sSub>
+          <m:e>
+            <m:r>
+              <m:t>F</m:t>
+            </m:r>
+          </m:e>
+          <m:sub>
+            <m:r>
+              <m:t>S</m:t>
+            </m:r>
+            <m:r>
+              <m:t>T</m:t>
+            </m:r>
+          </m:sub>
+        </m:sSub>
+      </m:oMath>
+      <w:r>
+        <w:t xml:space="preserve"> </w:t>
+      </w:r>
+      <w:r>
+        <w:t xml:space="preserve">against cluster radius in kilometers, with the neutral copying model’s range behind it, from coarse to fine. The observed value lies inside the range at an 18 km radius and above it from 14 km. Below a radius of about 10 km the clusters begin to isolate single assemblages, so the finest divisions should not be read as structure.</w:t>
+      </w:r>
+    </w:p>
+    <w:p>
+      <w:pPr>
+        <w:pStyle w:val="BodyText"/>
+      </w:pPr>
+      <w:r>
+        <w:t xml:space="preserve">The site map alone recovers the phases. Clustering the assemblages on their coordinates alone reproduces Mainfort’s assignments exactly, with an adjusted Rand index of 1.000 (Figure 5). Adding composition lowers the agreement at every weight: from a tenth of the coordinates’ weight up to equal weight it is 0.607, and composition alone reaches 0.204. Divisions with the phases’ group sizes around random centers reach 0.570, which is what three groups of these sizes produce by chance. The three assemblages placed by territory rather than by Mainfort are left out of this score, since measuring a geographic rule against geography would build in the agreement. The pottery, when it enters, moves the answer away from the published phases rather than toward them.</w:t>
+      </w:r>
+    </w:p>
+    <w:p>
+      <w:pPr>
+        <w:pStyle w:val="CaptionedFigure"/>
+      </w:pPr>
+      <w:r>
+        <w:drawing>
+          <wp:inline>
+            <wp:extent cx="3412944" cy="2730967"/>
+            <wp:effectExtent b="0" l="0" r="0" t="0"/>
+            <wp:docPr descr="Figure 5. What recovers the phases. Agreement with Mainfort’s phase assignments, measured by the adjusted Rand index over the 25 assemblages he assigned, as the median over 40 starting configurations, for clusterings on site coordinates and decorated-class composition as the weight on composition varies. Zero weight is the site map alone. Three transforms of composition are shown; the text quotes the chi-square transform, the only one with no free parameter. The dash-dotted line is the agreement reached by divisions with the phases’ group sizes around random centers. Agreement is complete with the site map alone and falls as composition enters." title="" id="133" name="Picture"/>
+            <a:graphic>
+              <a:graphicData uri="http://schemas.openxmlformats.org/drawingml/2006/picture">
+                <pic:pic>
+                  <pic:nvPicPr>
+                    <pic:cNvPr descr="../../figures/fig14_phase_recovery.png" id="134" name="Picture"/>
+                    <pic:cNvPicPr>
+                      <a:picLocks noChangeArrowheads="1" noChangeAspect="1"/>
+                    </pic:cNvPicPr>
+                  </pic:nvPicPr>
+                  <pic:blipFill>
+                    <a:blip r:embed="rId132"/>
+                    <a:stretch>
+                      <a:fillRect/>
+                    </a:stretch>
+                  </pic:blipFill>
+                  <pic:spPr bwMode="auto">
+                    <a:xfrm>
+                      <a:off x="0" y="0"/>
+                      <a:ext cx="3412944" cy="2730967"/>
+                    </a:xfrm>
+                    <a:prstGeom prst="rect">
+                      <a:avLst/>
+                    </a:prstGeom>
+                    <a:noFill/>
+                    <a:ln w="9525">
+                      <a:noFill/>
+                      <a:headEnd/>
+                      <a:tailEnd/>
+                    </a:ln>
+                  </pic:spPr>
+                </pic:pic>
+              </a:graphicData>
+            </a:graphic>
+          </wp:inline>
+        </w:drawing>
+      </w:r>
+    </w:p>
+    <w:p>
+      <w:pPr>
+        <w:pStyle w:val="ImageCaption"/>
+      </w:pPr>
+      <w:r>
+        <w:rPr>
+          <w:b/>
+          <w:bCs/>
+        </w:rPr>
+        <w:t xml:space="preserve">Figure 5.</w:t>
+      </w:r>
+      <w:r>
+        <w:t xml:space="preserve"> </w:t>
+      </w:r>
+      <w:r>
+        <w:t xml:space="preserve">What recovers the phases. Agreement with Mainfort’s phase assignments, measured by the adjusted Rand index over the 25 assemblages he assigned, as the median over 40 starting configurations, for clusterings on site coordinates and decorated-class composition as the weight on composition varies. Zero weight is the site map alone. Three transforms of composition are shown; the text quotes the chi-square transform, the only one with no free parameter. The dash-dotted line is the agreement reached by divisions with the phases’ group sizes around random centers. Agreement is complete with the site map alone and falls as composition enters.</w:t>
+      </w:r>
+    </w:p>
+    <w:p>
+      <w:pPr>
+        <w:pStyle w:val="BodyText"/>
+      </w:pPr>
+      <w:r>
+        <w:t xml:space="preserve">Pottery made by copying with no groups sorts into the phases as readily as the real pottery. We ran the copying model on the real site map 300 times, sampled its pottery at the real sherd counts, and clustered each simulated record the same way as the real one (Figure 6). Wherever site location enters the clustering, the simulated pottery matches the phases at least as well as the real pottery does, and usually better: with a quarter weight on composition every simulated record agrees with the phases at least as well as the real one (simulated median 1.000, real 0.607), and at equal weight 74 percent do (median 0.765). With pottery alone, where location cannot help, the real record’s agreement of 0.204 sits at the simulated median of 0.176, and 46 percent of simulated records reach it. A culture historian sorting such pottery by resemblance and proximity would have found the same phases.</w:t>
+      </w:r>
+    </w:p>
+    <w:p>
+      <w:pPr>
+        <w:pStyle w:val="CaptionedFigure"/>
+      </w:pPr>
+      <w:r>
+        <w:drawing>
+          <wp:inline>
+            <wp:extent cx="3272267" cy="2715676"/>
+            <wp:effectExtent b="0" l="0" r="0" t="0"/>
+            <wp:docPr descr="Figure 6. Would a culture historian have found these phases in pottery made by copying with no groups? Agreement with Mainfort’s phase assignments, by adjusted Rand index over the 25 assemblages he assigned, as the weight on decorated-class composition relative to site coordinates varies from the map alone to pottery alone. The line with markers is the real record; the band is the 95 percent range over 300 runs of the neutral copying model, which contains no groups, sampled at the real sherd counts and clustered the same way. The zero-weight point is identical by construction." title="" id="136" name="Picture"/>
+            <a:graphic>
+              <a:graphicData uri="http://schemas.openxmlformats.org/drawingml/2006/picture">
+                <pic:pic>
+                  <pic:nvPicPr>
+                    <pic:cNvPr descr="../../figures/fig15_phases_under_drift.png" id="137" name="Picture"/>
+                    <pic:cNvPicPr>
+                      <a:picLocks noChangeArrowheads="1" noChangeAspect="1"/>
+                    </pic:cNvPicPr>
+                  </pic:nvPicPr>
+                  <pic:blipFill>
+                    <a:blip r:embed="rId135"/>
+                    <a:stretch>
+                      <a:fillRect/>
+                    </a:stretch>
+                  </pic:blipFill>
+                  <pic:spPr bwMode="auto">
+                    <a:xfrm>
+                      <a:off x="0" y="0"/>
+                      <a:ext cx="3272267" cy="2715676"/>
+                    </a:xfrm>
+                    <a:prstGeom prst="rect">
+                      <a:avLst/>
+                    </a:prstGeom>
+                    <a:noFill/>
+                    <a:ln w="9525">
+                      <a:noFill/>
+                      <a:headEnd/>
+                      <a:tailEnd/>
+                    </a:ln>
+                  </pic:spPr>
+                </pic:pic>
+              </a:graphicData>
+            </a:graphic>
+          </wp:inline>
+        </w:drawing>
+      </w:r>
+    </w:p>
+    <w:p>
+      <w:pPr>
+        <w:pStyle w:val="ImageCaption"/>
+      </w:pPr>
+      <w:r>
+        <w:rPr>
+          <w:b/>
+          <w:bCs/>
+        </w:rPr>
+        <w:t xml:space="preserve">Figure 6.</w:t>
+      </w:r>
+      <w:r>
+        <w:t xml:space="preserve"> </w:t>
+      </w:r>
+      <w:r>
+        <w:t xml:space="preserve">Would a culture historian have found these phases in pottery made by copying with no groups? Agreement with Mainfort’s phase assignments, by adjusted Rand index over the 25 assemblages he assigned, as the weight on decorated-class composition relative to site coordinates varies from the map alone to pottery alone. The line with markers is the real record; the band is the 95 percent range over 300 runs of the neutral copying model, which contains no groups, sampled at the real sherd counts and clustered the same way. The zero-weight point is identical by construction.</w:t>
+      </w:r>
+    </w:p>
+    <w:p>
+      <w:pPr>
+        <w:pStyle w:val="BodyText"/>
+      </w:pPr>
+      <w:r>
+        <w:t xml:space="preserve">The lines fall between clumps of analyzed assemblages, but not through empty country. The settlement compilation records 83 sites with a late pre-contact component in the mapped area, and dropping the 28 within a kilometer of an analyzed assemblage leaves 55 whose positions are independent of the pottery. Measured at a 5 km scale, only 37 percent of same-size divisions around random centers and 14 percent of compact ones run through denser late-period settlement than the phase lines do (Figure 7); of the three scales tested (3, 5, and 8 km), only at 8 km do the phase lines run through emptier country than most. The clumps the phases gather are clumps of sampled sites, not settlements separated by vacant land. What makes settlement clumped is partly the rivers. Late-period sites lie a median 1.8 km from a major river, against 3.6 km for random points in the same area, but points placed as close to the rivers as the sites are come out randomly spaced (Clark-Evans ratio 0.99 against the sites’ 0.63), so the clumps form on particular reaches of river for reasons proximity alone does not supply.</w:t>
+      </w:r>
+    </w:p>
+    <w:p>
+      <w:pPr>
+        <w:pStyle w:val="CaptionedFigure"/>
+      </w:pPr>
+      <w:r>
+        <w:drawing>
+          <wp:inline>
+            <wp:extent cx="5238686" cy="3223336"/>
+            <wp:effectExtent b="0" l="0" r="0" t="0"/>
+            <wp:docPr descr="Figure 7. Do the phase boundaries follow gaps in settlement? (A) Density of the 55 late-period sites more than 1 km from any analyzed assemblage (5 km bandwidth), with the assemblages as open circles and the phase boundaries as points. (B) Median settlement density along the phase boundaries (vertical line) against the same quantity for the boundaries of 300 divisions with the phases’ group sizes, around random centers (light) and drawn to be compact (dark)." title="" id="139" name="Picture"/>
+            <a:graphic>
+              <a:graphicData uri="http://schemas.openxmlformats.org/drawingml/2006/picture">
+                <pic:pic>
+                  <pic:nvPicPr>
+                    <pic:cNvPr descr="../../figures/fig16_settlement_gaps.png" id="140" name="Picture"/>
+                    <pic:cNvPicPr>
+                      <a:picLocks noChangeArrowheads="1" noChangeAspect="1"/>
+                    </pic:cNvPicPr>
+                  </pic:nvPicPr>
+                  <pic:blipFill>
+                    <a:blip r:embed="rId138"/>
+                    <a:stretch>
+                      <a:fillRect/>
+                    </a:stretch>
+                  </pic:blipFill>
+                  <pic:spPr bwMode="auto">
+                    <a:xfrm>
+                      <a:off x="0" y="0"/>
+                      <a:ext cx="5238686" cy="3223336"/>
+                    </a:xfrm>
+                    <a:prstGeom prst="rect">
+                      <a:avLst/>
+                    </a:prstGeom>
+                    <a:noFill/>
+                    <a:ln w="9525">
+                      <a:noFill/>
+                      <a:headEnd/>
+                      <a:tailEnd/>
+                    </a:ln>
+                  </pic:spPr>
+                </pic:pic>
+              </a:graphicData>
+            </a:graphic>
+          </wp:inline>
+        </w:drawing>
+      </w:r>
+    </w:p>
+    <w:p>
+      <w:pPr>
+        <w:pStyle w:val="ImageCaption"/>
+      </w:pPr>
+      <w:r>
+        <w:rPr>
+          <w:b/>
+          <w:bCs/>
+        </w:rPr>
+        <w:t xml:space="preserve">Figure 7.</w:t>
+      </w:r>
+      <w:r>
+        <w:t xml:space="preserve"> </w:t>
+      </w:r>
+      <w:r>
+        <w:t xml:space="preserve">Do the phase boundaries follow gaps in settlement? (A) Density of the 55 late-period sites more than 1 km from any analyzed assemblage (5 km bandwidth), with the assemblages as open circles and the phase boundaries as points. (B) Median settlement density along the phase boundaries (vertical line) against the same quantity for the boundaries of 300 divisions with the phases’ group sizes, around random centers (light) and drawn to be compact (dark).</w:t>
+      </w:r>
+    </w:p>
+    <w:bookmarkEnd w:id="141"/>
+    <w:bookmarkStart w:id="148" w:name="does-the-parkin-phase-stand-apart"/>
+    <w:p>
+      <w:pPr>
+        <w:pStyle w:val="Heading3"/>
+      </w:pPr>
+      <w:r>
+        <w:t xml:space="preserve">Does the Parkin phase stand apart?</w:t>
+      </w:r>
+    </w:p>
+    <w:p>
+      <w:pPr>
+        <w:pStyle w:val="FirstParagraph"/>
+      </w:pPr>
+      <w:r>
+        <w:t xml:space="preserve">The Parkin phase is, to the site, the northern of the two spatial clusters the site layout supports: the division of the basin into the Parkin phase and the rest is identical to the two-cluster division (adjusted Rand index 1.000). Its difference from the rest of the basin is therefore the two-cluster difference of Table 1, cultural</w:t>
+      </w:r>
+      <w:r>
+        <w:t xml:space="preserve"> </w:t>
+      </w:r>
+      <m:oMath>
+        <m:sSub>
+          <m:e>
+            <m:r>
+              <m:t>F</m:t>
+            </m:r>
+          </m:e>
+          <m:sub>
+            <m:r>
+              <m:t>S</m:t>
+            </m:r>
+            <m:r>
+              <m:t>T</m:t>
+            </m:r>
+          </m:sub>
+        </m:sSub>
+      </m:oMath>
+      <w:r>
+        <w:t xml:space="preserve"> </w:t>
+      </w:r>
+      <w:r>
+        <w:t xml:space="preserve">0.0062, which the copying model reaches in 13 percent of runs at the most favorable combination and 4 to 16 percent across the six. Of all the divisions tested, the one that sets the Parkin phase apart is the one the copying model reproduces most easily, partly because a division into two large groups yields a smaller</w:t>
+      </w:r>
+      <w:r>
+        <w:t xml:space="preserve"> </w:t>
+      </w:r>
+      <m:oMath>
+        <m:sSub>
+          <m:e>
+            <m:r>
+              <m:t>F</m:t>
+            </m:r>
+          </m:e>
+          <m:sub>
+            <m:r>
+              <m:t>S</m:t>
+            </m:r>
+            <m:r>
+              <m:t>T</m:t>
+            </m:r>
+          </m:sub>
+        </m:sSub>
+      </m:oMath>
+      <w:r>
+        <w:t xml:space="preserve">.</w:t>
+      </w:r>
+    </w:p>
+    <w:p>
+      <w:pPr>
+        <w:pStyle w:val="BodyText"/>
+      </w:pPr>
+      <w:r>
+        <w:t xml:space="preserve">Arbitrary lines separate the pottery as well. With the uncertainty in the counts carried through, the Parkin-versus-rest</w:t>
+      </w:r>
+      <w:r>
+        <w:t xml:space="preserve"> </w:t>
+      </w:r>
+      <m:oMath>
+        <m:sSub>
+          <m:e>
+            <m:r>
+              <m:t>F</m:t>
+            </m:r>
+          </m:e>
+          <m:sub>
+            <m:r>
+              <m:t>S</m:t>
+            </m:r>
+            <m:r>
+              <m:t>T</m:t>
+            </m:r>
+          </m:sub>
+        </m:sSub>
+      </m:oMath>
+      <w:r>
+        <w:t xml:space="preserve"> </w:t>
+      </w:r>
+      <w:r>
+        <w:t xml:space="preserve">has a posterior median of 0.0061 (95 percent credible interval 0.0051 to 0.0074), against 0.0064 for same-size divisions around random centers and 0.0076 for compact ones. The probability that the Parkin line separates the pottery better is 0.27 and 0.00. The step in similarity across the Parkin line, a boundary excess of +13.7, exceeds what copying alone produces (simulated median +0.5, 95 percent range -6.5 to +7.5; no run reaches it), but it is the same shorter-range variation seen at arbitrary lines drawn across this map. Around random centers the median is +10.7 and the probability that the Parkin line shows more is 0.53; for compact divisions the median is +15.1 and the probability 0.05. The pottery sets the Parkin phase apart from its neighbors no more than it sets apart any comparably sized piece of the basin. This comparison has little power for a single line, however. In simulations with copying across the Parkin phase’s edge cut to 3 percent, the Parkin line beats a median 72 percent of random-center divisions, against 64 percent with no restriction. The record therefore cannot exclude restricted copying at the edge of the Parkin phase; it shows nothing that requires it.</w:t>
+      </w:r>
+    </w:p>
+    <w:p>
+      <w:pPr>
+        <w:pStyle w:val="BodyText"/>
+      </w:pPr>
+      <w:r>
+        <w:t xml:space="preserve">Nor is Parkin the center of the pattern. Deterministic seriation of the basin assemblages returns 34 maximal co-seriable groups at a continuity threshold of 0.1, none larger than four assemblages, and 18 of the 28 assemblages belong to more than one (Figure 8). Groups that had actually closed would give orderings that are incompatible and separate, whereas here most assemblages belong to several at once, which is what a continuous field too varied to fit one ordering produces. Parkin belongs to three groups, a bridge between orderings but not the most connected one: Barton Ranch, Rose Mound, and Williamson each belong to six. Lipo, Madsen, and Dunnell</w:t>
+      </w:r>
+      <w:r>
+        <w:t xml:space="preserve"> </w:t>
+      </w:r>
+      <w:r>
+        <w:t xml:space="preserve">(2015)</w:t>
+      </w:r>
+      <w:r>
+        <w:t xml:space="preserve"> </w:t>
+      </w:r>
+      <w:r>
+        <w:t xml:space="preserve">found the same position and read it as a possible sign of emerging hierarchy, but a bridge between orderings is not the center of one.</w:t>
+      </w:r>
+    </w:p>
+    <w:p>
+      <w:pPr>
+        <w:pStyle w:val="CaptionedFigure"/>
+      </w:pPr>
+      <w:r>
+        <w:drawing>
+          <wp:inline>
+            <wp:extent cx="5334000" cy="3603744"/>
+            <wp:effectExtent b="0" l="0" r="0" t="0"/>
+            <wp:docPr descr="Figure 8. Deterministic seriation structure of the basin assemblages. Left: the distribution of co-seriable group sizes, a fragmented structure of 34 maximal groups with a maximum size of four. Right: the most connected assemblages ranked by the number of groups they belong to, with Parkin highlighted as a bridge (member of three groups) between orderings rather than at the center of one." title="" id="143" name="Picture"/>
+            <a:graphic>
+              <a:graphicData uri="http://schemas.openxmlformats.org/drawingml/2006/picture">
+                <pic:pic>
+                  <pic:nvPicPr>
+                    <pic:cNvPr descr="../../figures/fig7_idss_structure.png" id="144" name="Picture"/>
+                    <pic:cNvPicPr>
+                      <a:picLocks noChangeArrowheads="1" noChangeAspect="1"/>
+                    </pic:cNvPicPr>
+                  </pic:nvPicPr>
+                  <pic:blipFill>
+                    <a:blip r:embed="rId142"/>
                     <a:stretch>
                       <a:fillRect/>
                     </a:stretch>
@@ -4226,7 +3016,7 @@
           <w:b/>
           <w:bCs/>
         </w:rPr>
-        <w:t xml:space="preserve">Figure 7.</w:t>
+        <w:t xml:space="preserve">Figure 8.</w:t>
       </w:r>
       <w:r>
         <w:t xml:space="preserve"> </w:t>
@@ -4240,7 +3030,7 @@
         <w:pStyle w:val="BodyText"/>
       </w:pPr>
       <w:r>
-        <w:t xml:space="preserve">The settlement record tells the same story. Parkin’s principal mound is a flat-topped platform 6.5 m (21.3 ft) high on the western edge of the site, overlooking the St. Francis River, with six smaller mounds near it; the site covers 17 acres (6.9 ha), is ditched on three sides, and its deposits rise 3 m above the floodplain</w:t>
+        <w:t xml:space="preserve">The settlement record points the same way. Parkin’s principal mound is a flat-topped platform 6.5 m (21.3 ft) high on the western edge of the site, overlooking the St. Francis River, with six smaller mounds near it; the site covers 17 acres (6.9 ha), is ditched on three sides, and its deposits rise 3 m above the floodplain</w:t>
       </w:r>
       <w:r>
         <w:t xml:space="preserve"> </w:t>
@@ -4249,7 +3039,7 @@
         <w:t xml:space="preserve">(Morse 1981, 1990)</w:t>
       </w:r>
       <w:r>
-        <w:t xml:space="preserve">. Its mound is the second tallest of the 55 basin sites with a recorded height, behind one at 23 ft, and the tallest exceeds the second by a ratio of only 1.08 (Figure 8). Parkin’s height comes from excavation reports, whereas the others come from a regional compilation without per-site sources, which we cannot correct. Mound heights form a graded series with a prominent center, not a separate administrative tier. The chert-hoe economy points the same way: Mill Creek hoes were made by autonomous workshops at the source and moved largely down the line, with elites at most gaining privileged access</w:t>
+        <w:t xml:space="preserve">. Its mound is the second tallest of the 55 basin sites with a recorded height, behind one at 23 ft, and the tallest exceeds the second by a ratio of only 1.08 (Figure 9). Parkin’s height comes from excavation reports, whereas the others come from a regional compilation without per-site sources. Mound heights form a graded series with a prominent center, not a separate administrative tier. The chert-hoe economy agrees: Mill Creek hoes were made by autonomous workshops at the source and moved largely down the line, with elites at consuming centers gaining at most privileged access</w:t>
       </w:r>
       <w:r>
         <w:t xml:space="preserve"> </w:t>
@@ -4270,18 +3060,18 @@
           <wp:inline>
             <wp:extent cx="5334000" cy="3332419"/>
             <wp:effectExtent b="0" l="0" r="0" t="0"/>
-            <wp:docPr descr="Figure 8. Settlement cross-check. Main panel: maximum mound height ranked across the basin, the one attribute recorded the same way for every site (mound area is recorded as zero for Parkin and is not used). Parkin’s principal mound is 21.3 ft (6.5 m) after Morse (1981, 1990), second among the 55 basin sites with a recorded height; the compilation otherwise used gives Parkin 23 ft, and that substitution is recorded in data/raw/mound_height_corrections.csv. The distribution is graded, with no gap at the top (tallest-to-second ratio 1.08). Inset: the proportion of sites with a mound, a defensive ditch, and St. Francis-type fortification across the basin set (n = 92)." title="" id="151" name="Picture"/>
+            <wp:docPr descr="Figure 9. Settlement cross-check. Main panel: maximum mound height ranked across the basin, the one attribute recorded the same way for every site (mound area is recorded as zero for Parkin and is not used). Parkin’s principal mound is 21.3 ft (6.5 m) after Morse (1981, 1990), second among the 55 basin sites with a recorded height; the compilation otherwise used gives Parkin 23 ft, and we substitute the excavated value. The distribution is graded, with no gap at the top (tallest-to-second ratio 1.08). Inset: the proportion of sites with a mound, a defensive ditch, and St. Francis-type fortification across the basin set (n = 92)." title="" id="146" name="Picture"/>
             <a:graphic>
               <a:graphicData uri="http://schemas.openxmlformats.org/drawingml/2006/picture">
                 <pic:pic>
                   <pic:nvPicPr>
-                    <pic:cNvPr descr="../../figures/fig8_ranksize.png" id="152" name="Picture"/>
+                    <pic:cNvPr descr="../../figures/fig8_ranksize.png" id="147" name="Picture"/>
                     <pic:cNvPicPr>
                       <a:picLocks noChangeArrowheads="1" noChangeAspect="1"/>
                     </pic:cNvPicPr>
                   </pic:nvPicPr>
                   <pic:blipFill>
-                    <a:blip r:embed="rId150"/>
+                    <a:blip r:embed="rId145"/>
                     <a:stretch>
                       <a:fillRect/>
                     </a:stretch>
@@ -4317,23 +3107,23 @@
           <w:b/>
           <w:bCs/>
         </w:rPr>
-        <w:t xml:space="preserve">Figure 8.</w:t>
-      </w:r>
-      <w:r>
-        <w:t xml:space="preserve"> </w:t>
-      </w:r>
-      <w:r>
-        <w:t xml:space="preserve">Settlement cross-check. Main panel: maximum mound height ranked across the basin, the one attribute recorded the same way for every site (mound area is recorded as zero for Parkin and is not used). Parkin’s principal mound is 21.3 ft (6.5 m) after Morse (1981, 1990), second among the 55 basin sites with a recorded height; the compilation otherwise used gives Parkin 23 ft, and that substitution is recorded in data/raw/mound_height_corrections.csv. The distribution is graded, with no gap at the top (tallest-to-second ratio 1.08). Inset: the proportion of sites with a mound, a defensive ditch, and St. Francis-type fortification across the basin set (n = 92).</w:t>
-      </w:r>
-    </w:p>
-    <w:bookmarkEnd w:id="153"/>
-    <w:bookmarkStart w:id="169" w:name="why-the-phases-look-like-groups"/>
+        <w:t xml:space="preserve">Figure 9.</w:t>
+      </w:r>
+      <w:r>
+        <w:t xml:space="preserve"> </w:t>
+      </w:r>
+      <w:r>
+        <w:t xml:space="preserve">Settlement cross-check. Main panel: maximum mound height ranked across the basin, the one attribute recorded the same way for every site (mound area is recorded as zero for Parkin and is not used). Parkin’s principal mound is 21.3 ft (6.5 m) after Morse (1981, 1990), second among the 55 basin sites with a recorded height; the compilation otherwise used gives Parkin 23 ft, and we substitute the excavated value. The distribution is graded, with no gap at the top (tallest-to-second ratio 1.08). Inset: the proportion of sites with a mound, a defensive ditch, and St. Francis-type fortification across the basin set (n = 92).</w:t>
+      </w:r>
+    </w:p>
+    <w:bookmarkEnd w:id="148"/>
+    <w:bookmarkStart w:id="152" w:name="Xb4a0a395e221470d8befd6776e147cfdc236abc"/>
     <w:p>
       <w:pPr>
         <w:pStyle w:val="Heading3"/>
       </w:pPr>
       <w:r>
-        <w:t xml:space="preserve">Why the phases look like groups</w:t>
+        <w:t xml:space="preserve">A second phase scheme drawn from the pottery</w:t>
       </w:r>
     </w:p>
     <w:p>
@@ -4341,7 +3131,65 @@
         <w:pStyle w:val="FirstParagraph"/>
       </w:pPr>
       <w:r>
-        <w:t xml:space="preserve">If spatially structured drift explains the frequencies, the phases themselves should be what that structure looks like when sites are sorted by resemblance and proximity. If the phases were groups instead, their boundaries should be where the pottery changes. They are not. With the uncertainty in every assemblage’s counts carried through, the between-phase</w:t>
+        <w:t xml:space="preserve">Mainfort</w:t>
+      </w:r>
+      <w:r>
+        <w:t xml:space="preserve"> </w:t>
+      </w:r>
+      <w:r>
+        <w:t xml:space="preserve">(2003)</w:t>
+      </w:r>
+      <w:r>
+        <w:t xml:space="preserve"> </w:t>
+      </w:r>
+      <w:r>
+        <w:t xml:space="preserve">redrew the phase lines through much the same sites after ordinating their pottery. He adopted Smith’s</w:t>
+      </w:r>
+      <w:r>
+        <w:t xml:space="preserve"> </w:t>
+      </w:r>
+      <w:r>
+        <w:t xml:space="preserve">(1990)</w:t>
+      </w:r>
+      <w:r>
+        <w:t xml:space="preserve"> </w:t>
+      </w:r>
+      <w:r>
+        <w:t xml:space="preserve">Horseshoe Lake phase, which gathers Beck, Belle Meade, Mound Place, and Young</w:t>
+      </w:r>
+      <w:r>
+        <w:t xml:space="preserve"> </w:t>
+      </w:r>
+      <w:r>
+        <w:t xml:space="preserve">(Mainfort 2003:177)</w:t>
+      </w:r>
+      <w:r>
+        <w:t xml:space="preserve">, and his table also places Hollywood and Commerce in Kent rather than Walls, Castile Landing in Parkin rather than Kent, and Carson Lake in Walls rather than Nodena, although his text treats Carson Lake as a Nodena site</w:t>
+      </w:r>
+      <w:r>
+        <w:t xml:space="preserve"> </w:t>
+      </w:r>
+      <w:r>
+        <w:t xml:space="preserve">(Mainfort 2003:176–181)</w:t>
+      </w:r>
+      <w:r>
+        <w:t xml:space="preserve">. A scheme drawn from the pottery is a useful check. If phases were groups, both schemes should track the same boundaries. If they are what a gradient looks like when sites are sorted, a scheme drawn by proximity and one drawn from the pottery should behave differently.</w:t>
+      </w:r>
+    </w:p>
+    <w:p>
+      <w:pPr>
+        <w:pStyle w:val="BodyText"/>
+      </w:pPr>
+      <w:r>
+        <w:t xml:space="preserve">We ran the phase-line tests on Mainfort’s own counts, using decorated types only and his assignments, with a minimum of 100 decorated sherds. That leaves 29 sites and 13,296 decorated sherds in five phases: Kent with 9 sites, Parkin with 7, Walls with 6, Horseshoe Lake with 4, and Jones Bayou with 3 (Figure 10). His table shares collections with ours at 21 sites, so this is a second tally of largely the same material rather than an independent record, and we do not repeat the copying model, which is tuned to our own matrix.</w:t>
+      </w:r>
+    </w:p>
+    <w:p>
+      <w:pPr>
+        <w:pStyle w:val="BodyText"/>
+      </w:pPr>
+      <w:r>
+        <w:t xml:space="preserve">Location again carries much of the scheme. The site map alone recovers Mainfort’s assignments with an adjusted Rand index of 0.54, the pottery alone 0.25, and same-size divisions around random centers 0.31. His lines, however, separate the pottery better than the earlier scheme’s do. The between-group</w:t>
       </w:r>
       <w:r>
         <w:t xml:space="preserve"> </w:t>
@@ -4367,7 +3215,7 @@
         <w:t xml:space="preserve"> </w:t>
       </w:r>
       <w:r>
-        <w:t xml:space="preserve">has a posterior median of 0.0109 (95 percent credible interval 0.0091 to 0.0128). Divisions of the same assemblages into groups of the same sizes around randomly placed centers give a median of 0.0146, and divisions drawn to be as compact as possible give 0.0162. The posterior probability that the phase lines separate the pottery better than a division around random centers is 0.20, and better than a compact division 0.05 (Figure 9B, C). Arbitrary lines separate the pottery better than the phase lines do.</w:t>
+        <w:t xml:space="preserve">under his phases has a posterior median of 0.046 (95 percent credible interval 0.041 to 0.051), against 0.030 for same-size divisions around random centers and 0.032 for compact ones, and the posterior probability that his lines separate the pottery better than such a division is 0.96 and 0.94. The compactness search never returns his division, and giving composition half the weight of the coordinates raises the agreement with his scheme to 0.66, above the map alone. At six of the seven sites the two schemes assign differently, the pottery sides with Mainfort’s assignment, usually by a wide margin; Young is the exception (Supplemental Text). His scheme also shows that the comparison with arbitrary lines picks out lines that follow the pottery when there are any.</w:t>
       </w:r>
     </w:p>
     <w:p>
@@ -4375,7 +3223,7 @@
         <w:pStyle w:val="BodyText"/>
       </w:pPr>
       <w:r>
-        <w:t xml:space="preserve">What the phase lines do follow is the map. Their within-group spread, 190.5 km² per assemblage, is the tightest three-way division of these assemblages at these group sizes that our search found. A search that minimizes spatial spread and never sees a potsherd returned the phase division exactly in 154 of 1,000 random starts and found nothing tighter in any of them. The phases are the most compact way to divide the sites into groups of those sizes. The same comparison across scales, plotted in Figure 9A, shows the observed differences staying inside the model’s range through four clusters.</w:t>
+        <w:t xml:space="preserve">That is what the two schemes’ origins predict. Phillips drew phases by inspection and proximity, and his lines divide the map. Mainfort redrew them after ordering the pottery, and a scheme drawn from the pottery will sit where the pottery differs. The comparison does not show that Mainfort’s phases are bounded groups: location still recovers much of them, and we have not tested his scheme against the copying model. It shows that phase lines can be made to follow the pottery if the pottery draws them, and that the inherited scheme was not drawn that way.</w:t>
       </w:r>
     </w:p>
     <w:p>
@@ -4385,607 +3233,20 @@
       <w:r>
         <w:drawing>
           <wp:inline>
-            <wp:extent cx="5334000" cy="2584123"/>
+            <wp:extent cx="5334000" cy="2684917"/>
             <wp:effectExtent b="0" l="0" r="0" t="0"/>
-            <wp:docPr descr="Figure 9. Scale and boundaries. (A) Observed between-cluster cultural F_{ST} against the neutral copying model as the basin is divided into two through six clusters. The model’s range rises slowly; the observed values stay inside it through four clusters and leave it from five. (B) Within-group spatial spread against cultural F_{ST} for 1,000 divisions with the phases’ group sizes around randomly placed centers (light) and 1,000 drawn to minimize spread (dark); the star is the phase division. Differentiation is unrelated to compactness among the random divisions (Spearman -0.01) and moderately related among the compact ones (+0.47), and no division in either set is tighter than the phases. (C) The phase division’s F_{ST} (solid line) against the compact divisions, among which it sits at the 5th percentile." title="" id="155" name="Picture"/>
+            <wp:docPr descr="Figure 10. The phase tests on Mainfort’s (2003) table, under his own phases. (A) Agreement with his assignments, by adjusted Rand index over the 29 sites with at least 100 decorated sherds, for clusterings on site coordinates and decorated-class composition as the weight on composition varies from the map alone to pottery alone; the band is the range over 40 starting configurations, and the dash-dotted line is the agreement reached by same-size divisions around random centers. (B) For the sites the two schemes assign differently, the chi-square distance from the site’s profile to the pooled profile of the phase Mainfort assigned (dark) and of the phase in Figure 1 (light), with the site itself left out of both." title="" id="150" name="Picture"/>
             <a:graphic>
               <a:graphicData uri="http://schemas.openxmlformats.org/drawingml/2006/picture">
                 <pic:pic>
                   <pic:nvPicPr>
-                    <pic:cNvPr descr="../../figures/fig12_phase_partition.png" id="156" name="Picture"/>
+                    <pic:cNvPr descr="../../figures/fig17_mainfort_replication.png" id="151" name="Picture"/>
                     <pic:cNvPicPr>
                       <a:picLocks noChangeArrowheads="1" noChangeAspect="1"/>
                     </pic:cNvPicPr>
                   </pic:nvPicPr>
                   <pic:blipFill>
-                    <a:blip r:embed="rId154"/>
-                    <a:stretch>
-                      <a:fillRect/>
-                    </a:stretch>
-                  </pic:blipFill>
-                  <pic:spPr bwMode="auto">
-                    <a:xfrm>
-                      <a:off x="0" y="0"/>
-                      <a:ext cx="5334000" cy="2584123"/>
-                    </a:xfrm>
-                    <a:prstGeom prst="rect">
-                      <a:avLst/>
-                    </a:prstGeom>
-                    <a:noFill/>
-                    <a:ln w="9525">
-                      <a:noFill/>
-                      <a:headEnd/>
-                      <a:tailEnd/>
-                    </a:ln>
-                  </pic:spPr>
-                </pic:pic>
-              </a:graphicData>
-            </a:graphic>
-          </wp:inline>
-        </w:drawing>
-      </w:r>
-    </w:p>
-    <w:p>
-      <w:pPr>
-        <w:pStyle w:val="ImageCaption"/>
-      </w:pPr>
-      <w:r>
-        <w:rPr>
-          <w:b/>
-          <w:bCs/>
-        </w:rPr>
-        <w:t xml:space="preserve">Figure 9.</w:t>
-      </w:r>
-      <w:r>
-        <w:t xml:space="preserve"> </w:t>
-      </w:r>
-      <w:r>
-        <w:t xml:space="preserve">Scale and boundaries. (A) Observed between-cluster cultural</w:t>
-      </w:r>
-      <w:r>
-        <w:t xml:space="preserve"> </w:t>
-      </w:r>
-      <m:oMath>
-        <m:sSub>
-          <m:e>
-            <m:r>
-              <m:t>F</m:t>
-            </m:r>
-          </m:e>
-          <m:sub>
-            <m:r>
-              <m:t>S</m:t>
-            </m:r>
-            <m:r>
-              <m:t>T</m:t>
-            </m:r>
-          </m:sub>
-        </m:sSub>
-      </m:oMath>
-      <w:r>
-        <w:t xml:space="preserve"> </w:t>
-      </w:r>
-      <w:r>
-        <w:t xml:space="preserve">against the neutral copying model as the basin is divided into two through six clusters. The model’s range rises slowly; the observed values stay inside it through four clusters and leave it from five. (B) Within-group spatial spread against cultural</w:t>
-      </w:r>
-      <w:r>
-        <w:t xml:space="preserve"> </w:t>
-      </w:r>
-      <m:oMath>
-        <m:sSub>
-          <m:e>
-            <m:r>
-              <m:t>F</m:t>
-            </m:r>
-          </m:e>
-          <m:sub>
-            <m:r>
-              <m:t>S</m:t>
-            </m:r>
-            <m:r>
-              <m:t>T</m:t>
-            </m:r>
-          </m:sub>
-        </m:sSub>
-      </m:oMath>
-      <w:r>
-        <w:t xml:space="preserve"> </w:t>
-      </w:r>
-      <w:r>
-        <w:t xml:space="preserve">for 1,000 divisions with the phases’ group sizes around randomly placed centers (light) and 1,000 drawn to minimize spread (dark); the star is the phase division. Differentiation is unrelated to compactness among the random divisions (Spearman -0.01) and moderately related among the compact ones (+0.47), and no division in either set is tighter than the phases. (C) The phase division’s</w:t>
-      </w:r>
-      <w:r>
-        <w:t xml:space="preserve"> </w:t>
-      </w:r>
-      <m:oMath>
-        <m:sSub>
-          <m:e>
-            <m:r>
-              <m:t>F</m:t>
-            </m:r>
-          </m:e>
-          <m:sub>
-            <m:r>
-              <m:t>S</m:t>
-            </m:r>
-            <m:r>
-              <m:t>T</m:t>
-            </m:r>
-          </m:sub>
-        </m:sSub>
-      </m:oMath>
-      <w:r>
-        <w:t xml:space="preserve"> </w:t>
-      </w:r>
-      <w:r>
-        <w:t xml:space="preserve">(solid line) against the compact divisions, among which it sits at the 5th percentile.</w:t>
-      </w:r>
-    </w:p>
-    <w:p>
-      <w:pPr>
-        <w:pStyle w:val="BodyText"/>
-      </w:pPr>
-      <w:r>
-        <w:t xml:space="preserve">The boundaries also fall where composition changes slowly. Mapping the local rate at which composition changes across the basin (Figure 10A), an edge between communities should appear as a ridge of fast change. The phase boundaries do not follow ridges. Median change along them is 0.0104 per kilometer, against 0.0124 along boundaries built the same way from 200 same-size divisions around randomly placed centers, and none of those 200 runs through slower-changing country than the phase boundaries do (Figure 10B). We report that matched comparison rather than one against the whole mapped area, which would place the phase boundaries at the 24th percentile but is misleading, because boundaries of this kind necessarily fall in the interior of the site distribution, where the surface is best supported and changes least.</w:t>
-      </w:r>
-    </w:p>
-    <w:p>
-      <w:pPr>
-        <w:pStyle w:val="CaptionedFigure"/>
-      </w:pPr>
-      <w:r>
-        <w:drawing>
-          <wp:inline>
-            <wp:extent cx="5334000" cy="3028550"/>
-            <wp:effectExtent b="0" l="0" r="0" t="0"/>
-            <wp:docPr descr="Figure 10. Composition as a continuous surface. (A) The local rate of change in the ten decorated-class proportions, computed on a 220 by 220 grid with a 15 km Gaussian bandwidth and masked where fewer than two assemblages support the estimate. Circles are assemblages. (B) The same surface with the published phase boundaries overlaid; the rate of change along them is lower than along the boundaries of any of 200 same-size divisions around randomly placed centers. (C) Observed cultural F_{ST} against cluster radius in kilometers, with the neutral copying model’s range behind it, from coarse to fine. The observed value rises from 0.0062 at an 18 km radius, inside the range, to 0.048 at 5 km, while the range’s upper edge rises from 0.016 to 0.028. Below a radius of about 10 km the clusters begin to isolate single assemblages, so the finest divisions should not be read as structure." title="" id="158" name="Picture"/>
-            <a:graphic>
-              <a:graphicData uri="http://schemas.openxmlformats.org/drawingml/2006/picture">
-                <pic:pic>
-                  <pic:nvPicPr>
-                    <pic:cNvPr descr="../../figures/fig13_groupness_surface.png" id="159" name="Picture"/>
-                    <pic:cNvPicPr>
-                      <a:picLocks noChangeArrowheads="1" noChangeAspect="1"/>
-                    </pic:cNvPicPr>
-                  </pic:nvPicPr>
-                  <pic:blipFill>
-                    <a:blip r:embed="rId157"/>
-                    <a:stretch>
-                      <a:fillRect/>
-                    </a:stretch>
-                  </pic:blipFill>
-                  <pic:spPr bwMode="auto">
-                    <a:xfrm>
-                      <a:off x="0" y="0"/>
-                      <a:ext cx="5334000" cy="3028550"/>
-                    </a:xfrm>
-                    <a:prstGeom prst="rect">
-                      <a:avLst/>
-                    </a:prstGeom>
-                    <a:noFill/>
-                    <a:ln w="9525">
-                      <a:noFill/>
-                      <a:headEnd/>
-                      <a:tailEnd/>
-                    </a:ln>
-                  </pic:spPr>
-                </pic:pic>
-              </a:graphicData>
-            </a:graphic>
-          </wp:inline>
-        </w:drawing>
-      </w:r>
-    </w:p>
-    <w:p>
-      <w:pPr>
-        <w:pStyle w:val="ImageCaption"/>
-      </w:pPr>
-      <w:r>
-        <w:rPr>
-          <w:b/>
-          <w:bCs/>
-        </w:rPr>
-        <w:t xml:space="preserve">Figure 10.</w:t>
-      </w:r>
-      <w:r>
-        <w:t xml:space="preserve"> </w:t>
-      </w:r>
-      <w:r>
-        <w:t xml:space="preserve">Composition as a continuous surface. (A) The local rate of change in the ten decorated-class proportions, computed on a 220 by 220 grid with a 15 km Gaussian bandwidth and masked where fewer than two assemblages support the estimate. Circles are assemblages. (B) The same surface with the published phase boundaries overlaid; the rate of change along them is lower than along the boundaries of any of 200 same-size divisions around randomly placed centers. (C) Observed cultural</w:t>
-      </w:r>
-      <w:r>
-        <w:t xml:space="preserve"> </w:t>
-      </w:r>
-      <m:oMath>
-        <m:sSub>
-          <m:e>
-            <m:r>
-              <m:t>F</m:t>
-            </m:r>
-          </m:e>
-          <m:sub>
-            <m:r>
-              <m:t>S</m:t>
-            </m:r>
-            <m:r>
-              <m:t>T</m:t>
-            </m:r>
-          </m:sub>
-        </m:sSub>
-      </m:oMath>
-      <w:r>
-        <w:t xml:space="preserve"> </w:t>
-      </w:r>
-      <w:r>
-        <w:t xml:space="preserve">against cluster radius in kilometers, with the neutral copying model’s range behind it, from coarse to fine. The observed value rises from 0.0062 at an 18 km radius, inside the range, to 0.048 at 5 km, while the range’s upper edge rises from 0.016 to 0.028. Below a radius of about 10 km the clusters begin to isolate single assemblages, so the finest divisions should not be read as structure.</w:t>
-      </w:r>
-    </w:p>
-    <w:p>
-      <w:pPr>
-        <w:pStyle w:val="BodyText"/>
-      </w:pPr>
-      <w:r>
-        <w:t xml:space="preserve">The site map alone recovers the phases. Clustering the assemblages on their coordinates alone reproduces Mainfort’s assignments exactly, with an adjusted Rand index of 1.000 as the median over 40 starting configurations (Figure 11). Adding composition lowers the agreement at every weight: from a tenth of the coordinates’ weight up to equal weight the median is 0.607, and composition alone reaches 0.215. Divisions with the phases’ group sizes around random centers reach 0.566, which is what three groups of these sizes produce by chance. The three assemblages placed by territory rather than by Mainfort are left out of this score, since measuring a geographic rule against geography would build in the agreement. The pottery, when it enters, moves the answer away from the published phases rather than toward them. We report the chi-square transform of composition because it has no free parameter; 38 percent of the matrix cells are zero, and log-ratio transforms move the agreement at half weight between 0.53 and 0.77 depending on how zeros are treated (Supplemental Text).</w:t>
-      </w:r>
-    </w:p>
-    <w:p>
-      <w:pPr>
-        <w:pStyle w:val="CaptionedFigure"/>
-      </w:pPr>
-      <w:r>
-        <w:drawing>
-          <wp:inline>
-            <wp:extent cx="3412944" cy="2730967"/>
-            <wp:effectExtent b="0" l="0" r="0" t="0"/>
-            <wp:docPr descr="Figure 11. What recovers the phases. Agreement with Mainfort’s phase assignments, measured by the adjusted Rand index over the 25 assemblages he assigned, as the median over 40 starting configurations, for clusterings on site coordinates and decorated-class composition as the weight on composition varies. Zero weight is the site map alone. Three transforms of composition are shown; the text quotes the chi-square transform, the only one with no free parameter. The dash-dotted line is the agreement reached by divisions with the phases’ group sizes around random centers. Agreement is complete with the site map alone and falls as composition enters." title="" id="161" name="Picture"/>
-            <a:graphic>
-              <a:graphicData uri="http://schemas.openxmlformats.org/drawingml/2006/picture">
-                <pic:pic>
-                  <pic:nvPicPr>
-                    <pic:cNvPr descr="../../figures/fig14_phase_recovery.png" id="162" name="Picture"/>
-                    <pic:cNvPicPr>
-                      <a:picLocks noChangeArrowheads="1" noChangeAspect="1"/>
-                    </pic:cNvPicPr>
-                  </pic:nvPicPr>
-                  <pic:blipFill>
-                    <a:blip r:embed="rId160"/>
-                    <a:stretch>
-                      <a:fillRect/>
-                    </a:stretch>
-                  </pic:blipFill>
-                  <pic:spPr bwMode="auto">
-                    <a:xfrm>
-                      <a:off x="0" y="0"/>
-                      <a:ext cx="3412944" cy="2730967"/>
-                    </a:xfrm>
-                    <a:prstGeom prst="rect">
-                      <a:avLst/>
-                    </a:prstGeom>
-                    <a:noFill/>
-                    <a:ln w="9525">
-                      <a:noFill/>
-                      <a:headEnd/>
-                      <a:tailEnd/>
-                    </a:ln>
-                  </pic:spPr>
-                </pic:pic>
-              </a:graphicData>
-            </a:graphic>
-          </wp:inline>
-        </w:drawing>
-      </w:r>
-    </w:p>
-    <w:p>
-      <w:pPr>
-        <w:pStyle w:val="ImageCaption"/>
-      </w:pPr>
-      <w:r>
-        <w:rPr>
-          <w:b/>
-          <w:bCs/>
-        </w:rPr>
-        <w:t xml:space="preserve">Figure 11.</w:t>
-      </w:r>
-      <w:r>
-        <w:t xml:space="preserve"> </w:t>
-      </w:r>
-      <w:r>
-        <w:t xml:space="preserve">What recovers the phases. Agreement with Mainfort’s phase assignments, measured by the adjusted Rand index over the 25 assemblages he assigned, as the median over 40 starting configurations, for clusterings on site coordinates and decorated-class composition as the weight on composition varies. Zero weight is the site map alone. Three transforms of composition are shown; the text quotes the chi-square transform, the only one with no free parameter. The dash-dotted line is the agreement reached by divisions with the phases’ group sizes around random centers. Agreement is complete with the site map alone and falls as composition enters.</w:t>
-      </w:r>
-    </w:p>
-    <w:p>
-      <w:pPr>
-        <w:pStyle w:val="BodyText"/>
-      </w:pPr>
-      <w:r>
-        <w:t xml:space="preserve">Pottery made by copying with no groups sorts into the phases as readily as the real pottery. We ran the neutral copying model on the real site map 300 times, sampled its pottery at the real sherd counts, and clustered each simulated record the same way as the real one, taking the median over 10 starting configurations rather than 40 (Figure 12). Wherever site location enters the clustering, the simulated pottery matches the phases as well as the real pottery does, and usually better. With a quarter weight on composition, the real record’s agreement of 0.607 is at or below every one of the 300 simulated records (median 0.938); at equal weight it sits at the 53rd percentile (median 0.581). With pottery alone, where location cannot help, the real record agrees with the phases somewhat better than the simulations, 0.237 against a median of 0.031, a level that 3 percent of simulated records reach. That small margin is the same finer-scale difference described above, seen from another side.</w:t>
-      </w:r>
-    </w:p>
-    <w:p>
-      <w:pPr>
-        <w:pStyle w:val="CaptionedFigure"/>
-      </w:pPr>
-      <w:r>
-        <w:drawing>
-          <wp:inline>
-            <wp:extent cx="3272267" cy="2715676"/>
-            <wp:effectExtent b="0" l="0" r="0" t="0"/>
-            <wp:docPr descr="Figure 12. Would a culture historian have found these phases in pottery made by copying with no groups? Agreement with Mainfort’s phase assignments, by adjusted Rand index over the 25 assemblages he assigned, as the weight on decorated-class composition relative to site coordinates varies from the map alone to pottery alone. The line with markers is the real record; the band is the 95 percent range over 300 runs of the neutral copying model, which contains no groups, sampled at the real sherd counts and clustered the same way. The zero-weight point is identical by construction." title="" id="164" name="Picture"/>
-            <a:graphic>
-              <a:graphicData uri="http://schemas.openxmlformats.org/drawingml/2006/picture">
-                <pic:pic>
-                  <pic:nvPicPr>
-                    <pic:cNvPr descr="../../figures/fig15_phases_under_drift.png" id="165" name="Picture"/>
-                    <pic:cNvPicPr>
-                      <a:picLocks noChangeArrowheads="1" noChangeAspect="1"/>
-                    </pic:cNvPicPr>
-                  </pic:nvPicPr>
-                  <pic:blipFill>
-                    <a:blip r:embed="rId163"/>
-                    <a:stretch>
-                      <a:fillRect/>
-                    </a:stretch>
-                  </pic:blipFill>
-                  <pic:spPr bwMode="auto">
-                    <a:xfrm>
-                      <a:off x="0" y="0"/>
-                      <a:ext cx="3272267" cy="2715676"/>
-                    </a:xfrm>
-                    <a:prstGeom prst="rect">
-                      <a:avLst/>
-                    </a:prstGeom>
-                    <a:noFill/>
-                    <a:ln w="9525">
-                      <a:noFill/>
-                      <a:headEnd/>
-                      <a:tailEnd/>
-                    </a:ln>
-                  </pic:spPr>
-                </pic:pic>
-              </a:graphicData>
-            </a:graphic>
-          </wp:inline>
-        </w:drawing>
-      </w:r>
-    </w:p>
-    <w:p>
-      <w:pPr>
-        <w:pStyle w:val="ImageCaption"/>
-      </w:pPr>
-      <w:r>
-        <w:rPr>
-          <w:b/>
-          <w:bCs/>
-        </w:rPr>
-        <w:t xml:space="preserve">Figure 12.</w:t>
-      </w:r>
-      <w:r>
-        <w:t xml:space="preserve"> </w:t>
-      </w:r>
-      <w:r>
-        <w:t xml:space="preserve">Would a culture historian have found these phases in pottery made by copying with no groups? Agreement with Mainfort’s phase assignments, by adjusted Rand index over the 25 assemblages he assigned, as the weight on decorated-class composition relative to site coordinates varies from the map alone to pottery alone. The line with markers is the real record; the band is the 95 percent range over 300 runs of the neutral copying model, which contains no groups, sampled at the real sherd counts and clustered the same way. The zero-weight point is identical by construction.</w:t>
-      </w:r>
-    </w:p>
-    <w:p>
-      <w:pPr>
-        <w:pStyle w:val="BodyText"/>
-      </w:pPr>
-      <w:r>
-        <w:t xml:space="preserve">The phase boundaries do not follow gaps in settlement either. The settlement compilation records 83 sites with a late pre-contact component in the mapped area, and dropping the 27 within a kilometer of an analyzed assemblage leaves 56 whose positions are independent of the pottery. Measuring the density of those sites along the phase boundaries and along the boundaries of 300 same-size divisions (Figure 13), 64 percent of divisions around random centers and 61 percent of compact divisions run through denser settlement than the phase boundaries at an 8 km bandwidth; at 5 km the figures are 40 and 14 percent, and at 3 km 18 and 15 percent. Apart from the coarsest bandwidth, then, the two boundaries between the tested phases, Parkin against Kent and Kent against Walls, run through country no emptier than a boundary drawn elsewhere. Empty country is what separates the untested Nodena and Parchman phases from these three.</w:t>
-      </w:r>
-    </w:p>
-    <w:p>
-      <w:pPr>
-        <w:pStyle w:val="BodyText"/>
-      </w:pPr>
-      <w:r>
-        <w:t xml:space="preserve">What makes the settlement clumped is partly the rivers. Late-period sites lie a median 1.8 km from a major river, against 3.6 km for random points in the same area, so the rivers set the band in which people lived. Points placed as close to the rivers as the sites are, however, come out randomly spaced (Clark-Evans ratio 0.99 against the sites’ 0.64), so the clusters form on particular reaches of river for reasons proximity alone does not supply. Ceramic similarity between phases follows straight-line distance rather than distance along the rivers, and we therefore report both measures of distance; the river measure is the one more favorable to the no-groups model (Supplemental Text).</w:t>
-      </w:r>
-    </w:p>
-    <w:p>
-      <w:pPr>
-        <w:pStyle w:val="CaptionedFigure"/>
-      </w:pPr>
-      <w:r>
-        <w:drawing>
-          <wp:inline>
-            <wp:extent cx="5238686" cy="3223336"/>
-            <wp:effectExtent b="0" l="0" r="0" t="0"/>
-            <wp:docPr descr="Figure 13. Do the phase boundaries follow gaps in settlement? (A) Density of the 56 late-period sites more than 1 km from any analyzed assemblage (5 km bandwidth), with the assemblages as open circles and the phase boundaries as points. (B) Median settlement density along the phase boundaries (vertical line) against the same quantity for the boundaries of 300 divisions with the phases’ group sizes, around random centers (light) and drawn to be compact (dark)." title="" id="167" name="Picture"/>
-            <a:graphic>
-              <a:graphicData uri="http://schemas.openxmlformats.org/drawingml/2006/picture">
-                <pic:pic>
-                  <pic:nvPicPr>
-                    <pic:cNvPr descr="../../figures/fig16_settlement_gaps.png" id="168" name="Picture"/>
-                    <pic:cNvPicPr>
-                      <a:picLocks noChangeArrowheads="1" noChangeAspect="1"/>
-                    </pic:cNvPicPr>
-                  </pic:nvPicPr>
-                  <pic:blipFill>
-                    <a:blip r:embed="rId166"/>
-                    <a:stretch>
-                      <a:fillRect/>
-                    </a:stretch>
-                  </pic:blipFill>
-                  <pic:spPr bwMode="auto">
-                    <a:xfrm>
-                      <a:off x="0" y="0"/>
-                      <a:ext cx="5238686" cy="3223336"/>
-                    </a:xfrm>
-                    <a:prstGeom prst="rect">
-                      <a:avLst/>
-                    </a:prstGeom>
-                    <a:noFill/>
-                    <a:ln w="9525">
-                      <a:noFill/>
-                      <a:headEnd/>
-                      <a:tailEnd/>
-                    </a:ln>
-                  </pic:spPr>
-                </pic:pic>
-              </a:graphicData>
-            </a:graphic>
-          </wp:inline>
-        </w:drawing>
-      </w:r>
-    </w:p>
-    <w:p>
-      <w:pPr>
-        <w:pStyle w:val="ImageCaption"/>
-      </w:pPr>
-      <w:r>
-        <w:rPr>
-          <w:b/>
-          <w:bCs/>
-        </w:rPr>
-        <w:t xml:space="preserve">Figure 13.</w:t>
-      </w:r>
-      <w:r>
-        <w:t xml:space="preserve"> </w:t>
-      </w:r>
-      <w:r>
-        <w:t xml:space="preserve">Do the phase boundaries follow gaps in settlement? (A) Density of the 56 late-period sites more than 1 km from any analyzed assemblage (5 km bandwidth), with the assemblages as open circles and the phase boundaries as points. (B) Median settlement density along the phase boundaries (vertical line) against the same quantity for the boundaries of 300 divisions with the phases’ group sizes, around random centers (light) and drawn to be compact (dark).</w:t>
-      </w:r>
-    </w:p>
-    <w:bookmarkEnd w:id="169"/>
-    <w:bookmarkStart w:id="173" w:name="Xb4a0a395e221470d8befd6776e147cfdc236abc"/>
-    <w:p>
-      <w:pPr>
-        <w:pStyle w:val="Heading3"/>
-      </w:pPr>
-      <w:r>
-        <w:t xml:space="preserve">A second phase scheme drawn from the pottery</w:t>
-      </w:r>
-    </w:p>
-    <w:p>
-      <w:pPr>
-        <w:pStyle w:val="FirstParagraph"/>
-      </w:pPr>
-      <w:r>
-        <w:t xml:space="preserve">Mainfort</w:t>
-      </w:r>
-      <w:r>
-        <w:t xml:space="preserve"> </w:t>
-      </w:r>
-      <w:r>
-        <w:t xml:space="preserve">(2003)</w:t>
-      </w:r>
-      <w:r>
-        <w:t xml:space="preserve"> </w:t>
-      </w:r>
-      <w:r>
-        <w:t xml:space="preserve">drew his phase lines through much the same sites after ordinating their pottery. He adopted Smith’s</w:t>
-      </w:r>
-      <w:r>
-        <w:t xml:space="preserve"> </w:t>
-      </w:r>
-      <w:r>
-        <w:t xml:space="preserve">(1990)</w:t>
-      </w:r>
-      <w:r>
-        <w:t xml:space="preserve"> </w:t>
-      </w:r>
-      <w:r>
-        <w:t xml:space="preserve">Horseshoe Lake phase, which gathers Beck, Belle Meade, Mound Place, and Young</w:t>
-      </w:r>
-      <w:r>
-        <w:t xml:space="preserve"> </w:t>
-      </w:r>
-      <w:r>
-        <w:t xml:space="preserve">(Mainfort 2003:177)</w:t>
-      </w:r>
-      <w:r>
-        <w:t xml:space="preserve">. Compared with the scheme of Figure 1, his table also places Hollywood and Commerce in Kent rather than Walls, Castile Landing in Parkin rather than Kent, and Carson Lake in Walls rather than Nodena, although his text treats Carson Lake as a Nodena site</w:t>
-      </w:r>
-      <w:r>
-        <w:t xml:space="preserve"> </w:t>
-      </w:r>
-      <w:r>
-        <w:t xml:space="preserve">(Mainfort 2003:176–181)</w:t>
-      </w:r>
-      <w:r>
-        <w:t xml:space="preserve">. Nine sites are assigned differently in the two schemes. A second scheme drawn through the same ground is a useful check. If phases were groups, both schemes should track the same boundaries. If they are what a spatial gradient looks like when sites are sorted, a scheme drawn by proximity and a scheme drawn from the pottery should behave differently.</w:t>
-      </w:r>
-    </w:p>
-    <w:p>
-      <w:pPr>
-        <w:pStyle w:val="BodyText"/>
-      </w:pPr>
-      <w:r>
-        <w:t xml:space="preserve">We ran the phase-line tests on Mainfort’s own counts, using decorated types only and his assignments, with a minimum of 100 decorated sherds. That leaves 29 sites and 13,296 decorated sherds in five phases: Kent with 9 sites, Parkin with 7, Walls with 6, Horseshoe Lake with 4, and Jones Bayou with 3 (Figure 14). Tipton keeps only one site and is not carried. His table shares collections with ours at 21 sites, so this is a second tally of largely the same material rather than an independent record, and we do not repeat the copying model, which is tuned to our own matrix.</w:t>
-      </w:r>
-    </w:p>
-    <w:p>
-      <w:pPr>
-        <w:pStyle w:val="BodyText"/>
-      </w:pPr>
-      <w:r>
-        <w:t xml:space="preserve">Location again carries most of the scheme. The site map alone recovers Mainfort’s assignments with an adjusted Rand index of 0.51, the pottery alone 0.25, and same-size divisions around random centers 0.29. His boundaries, however, separate the pottery far better than the earlier scheme’s do. The between-group</w:t>
-      </w:r>
-      <w:r>
-        <w:t xml:space="preserve"> </w:t>
-      </w:r>
-      <m:oMath>
-        <m:sSub>
-          <m:e>
-            <m:r>
-              <m:t>F</m:t>
-            </m:r>
-          </m:e>
-          <m:sub>
-            <m:r>
-              <m:t>S</m:t>
-            </m:r>
-            <m:r>
-              <m:t>T</m:t>
-            </m:r>
-          </m:sub>
-        </m:sSub>
-      </m:oMath>
-      <w:r>
-        <w:t xml:space="preserve"> </w:t>
-      </w:r>
-      <w:r>
-        <w:t xml:space="preserve">under his phases has a posterior median of 0.046 (95 percent credible interval 0.041 to 0.051), against 0.027 for same-size divisions around random centers and 0.028 for compact ones, and the posterior probability that his lines separate the pottery better than such a division is 0.99 and 1.00. The compactness search never returns his division. Giving composition half the weight of the coordinates also raises the agreement with his scheme, to 0.60, above the map alone, whereas for the earlier scheme composition lowers the agreement at every weight.</w:t>
-      </w:r>
-    </w:p>
-    <w:p>
-      <w:pPr>
-        <w:pStyle w:val="BodyText"/>
-      </w:pPr>
-      <w:r>
-        <w:t xml:space="preserve">The sites the two schemes assign differently show why. For each, we measured how far its decorated profile lies from each candidate phase’s pooled profile, leaving the site itself out. Beck lies at 0.33 from Horseshoe Lake and 0.71 from Walls, Belle Meade at 0.26 and 0.68, Hollywood at 0.33 from Kent and 0.91 from Walls, and Commerce at 0.61 and 1.10. Young and Castile Landing sit about equally close to their two candidates, and Mound Place leans toward Horseshoe Lake like its neighbors. Where the two schemes disagree, the pottery sides with Mainfort’s assignment, usually by a wide margin.</w:t>
-      </w:r>
-    </w:p>
-    <w:p>
-      <w:pPr>
-        <w:pStyle w:val="BodyText"/>
-      </w:pPr>
-      <w:r>
-        <w:t xml:space="preserve">That is what the two schemes’ origins predict. Phillips drew phases by inspection and proximity, and his lines divide the map. Mainfort redrew them after ordering the pottery, and a scheme drawn from the pottery will sit where the pottery differs. The comparison does not show that Mainfort’s phases are bounded groups: they sit on the same continuous gradient, and location still recovers most of them. It shows that phase lines can be made to follow the pottery if the pottery draws them, and that the inherited scheme was not drawn that way.</w:t>
-      </w:r>
-    </w:p>
-    <w:p>
-      <w:pPr>
-        <w:pStyle w:val="CaptionedFigure"/>
-      </w:pPr>
-      <w:r>
-        <w:drawing>
-          <wp:inline>
-            <wp:extent cx="5334000" cy="2684917"/>
-            <wp:effectExtent b="0" l="0" r="0" t="0"/>
-            <wp:docPr descr="Figure 14. The phase tests on Mainfort’s (2003) table, under his own phases. (A) Agreement with his assignments, by adjusted Rand index over the 29 sites with at least 100 decorated sherds, for clusterings on site coordinates and decorated-class composition as the weight on composition varies from the map alone to pottery alone; the band is the range over 40 starting configurations, and the dash-dotted line is the agreement reached by same-size divisions around random centers. (B) For the sites the two schemes assign differently, the chi-square distance from the site’s profile to the pooled profile of the phase Mainfort assigned (dark) and of the phase in Figure 1 (light), with the site itself left out of both." title="" id="171" name="Picture"/>
-            <a:graphic>
-              <a:graphicData uri="http://schemas.openxmlformats.org/drawingml/2006/picture">
-                <pic:pic>
-                  <pic:nvPicPr>
-                    <pic:cNvPr descr="../../figures/fig17_mainfort_replication.png" id="172" name="Picture"/>
-                    <pic:cNvPicPr>
-                      <a:picLocks noChangeArrowheads="1" noChangeAspect="1"/>
-                    </pic:cNvPicPr>
-                  </pic:nvPicPr>
-                  <pic:blipFill>
-                    <a:blip r:embed="rId170"/>
+                    <a:blip r:embed="rId149"/>
                     <a:stretch>
                       <a:fillRect/>
                     </a:stretch>
@@ -5021,7 +3282,7 @@
           <w:b/>
           <w:bCs/>
         </w:rPr>
-        <w:t xml:space="preserve">Figure 14.</w:t>
+        <w:t xml:space="preserve">Figure 10.</w:t>
       </w:r>
       <w:r>
         <w:t xml:space="preserve"> </w:t>
@@ -5030,9 +3291,9 @@
         <w:t xml:space="preserve">The phase tests on Mainfort’s (2003) table, under his own phases. (A) Agreement with his assignments, by adjusted Rand index over the 29 sites with at least 100 decorated sherds, for clusterings on site coordinates and decorated-class composition as the weight on composition varies from the map alone to pottery alone; the band is the range over 40 starting configurations, and the dash-dotted line is the agreement reached by same-size divisions around random centers. (B) For the sites the two schemes assign differently, the chi-square distance from the site’s profile to the pooled profile of the phase Mainfort assigned (dark) and of the phase in Figure 1 (light), with the site itself left out of both.</w:t>
       </w:r>
     </w:p>
-    <w:bookmarkEnd w:id="173"/>
-    <w:bookmarkEnd w:id="174"/>
-    <w:bookmarkStart w:id="180" w:name="discussion"/>
+    <w:bookmarkEnd w:id="152"/>
+    <w:bookmarkEnd w:id="153"/>
+    <w:bookmarkStart w:id="158" w:name="discussion"/>
     <w:p>
       <w:pPr>
         <w:pStyle w:val="Heading2"/>
@@ -5041,13 +3302,13 @@
         <w:t xml:space="preserve">Discussion</w:t>
       </w:r>
     </w:p>
-    <w:bookmarkStart w:id="175" w:name="X3991c311b3367494d15d093182f3c17f43585c1"/>
+    <w:bookmarkStart w:id="154" w:name="what-explains-the-phases"/>
     <w:p>
       <w:pPr>
         <w:pStyle w:val="Heading3"/>
       </w:pPr>
       <w:r>
-        <w:t xml:space="preserve">What explains the decorated-type frequencies</w:t>
+        <w:t xml:space="preserve">What explains the phases</w:t>
       </w:r>
     </w:p>
     <w:p>
@@ -5055,7 +3316,7 @@
         <w:pStyle w:val="FirstParagraph"/>
       </w:pPr>
       <w:r>
-        <w:t xml:space="preserve">Spatially structured drift explains nearly all of the variation in the basin’s decorated-type frequencies. Neutral copying on the real map, tuned to the assemblages’ diversity, reproduces the differences among assemblages at the scales at which the phases were drawn, the difference between the phases themselves, the fade of similarity with distance, and the phase assignments, and a model with no groups assigns 99.6 percent of the variation to location. Nothing in the frequencies grows over the sequence as closure would require. The variability that drift does not produce is small and lies at finer scales, from five clusters on, where clusters shrink toward the spacing of the assemblages themselves.</w:t>
+        <w:t xml:space="preserve">The phases are what copying across distance looks like when it is sampled at clumped settlements and sorted by resemblance and proximity. Nearby potters copied one another more than distant ones, so decorated-class composition changes gradually across the basin, and a model with no groups assigns nearly all of the variation among assemblages to location. Settlement was clumped on particular reaches of the rivers. Sorting the assemblages in good faith by resemblance and proximity gathers each clump together and draws the lines between them. The tests bear this out from four directions. The site map alone reproduces the phase assignments. The phase lines fall where the pottery changes least. Arbitrary lines separate the pottery better than the phase lines do. And pottery made by copying with no groups sorts into the same phases. The culture historians who drew the phases were responding to something real, a gradient in style and a clumped settlement pattern, but not to a set of bounded societies.</w:t>
       </w:r>
     </w:p>
     <w:p>
@@ -5063,7 +3324,31 @@
         <w:pStyle w:val="BodyText"/>
       </w:pPr>
       <w:r>
-        <w:t xml:space="preserve">The remaining difference lies mostly in the two most thinly sampled clusters, not around Parkin, and it appears only where clusters shrink toward the spacing of the assemblages themselves. The Walls-area cluster also spans what McNutt, Franklin, and Henry</w:t>
+        <w:t xml:space="preserve">This explains the pattern Mainfort</w:t>
+      </w:r>
+      <w:r>
+        <w:t xml:space="preserve"> </w:t>
+      </w:r>
+      <w:r>
+        <w:t xml:space="preserve">(2003:180)</w:t>
+      </w:r>
+      <w:r>
+        <w:t xml:space="preserve"> </w:t>
+      </w:r>
+      <w:r>
+        <w:t xml:space="preserve">reported without being able to account for it, phase members lying</w:t>
+      </w:r>
+      <w:r>
+        <w:t xml:space="preserve"> </w:t>
+      </w:r>
+      <w:r>
+        <w:t xml:space="preserve">“in the general vicinity of each other in ordination space”</w:t>
+      </w:r>
+      <w:r>
+        <w:t xml:space="preserve"> </w:t>
+      </w:r>
+      <w:r>
+        <w:t xml:space="preserve">while forming no groups. Nearness in an ordination is nearness on the ground, seen through the pottery. His own redrawn phases make the same point from the other side: drawn after the ordination, they sit where the pottery differs and no longer form the tightest division of the map. The two schemes are one gradient read two ways, once by proximity and once by the pottery. A phase also folds time into space. McNutt, Franklin, and Henry</w:t>
       </w:r>
       <w:r>
         <w:t xml:space="preserve"> </w:t>
@@ -5075,7 +3360,43 @@
         <w:t xml:space="preserve"> </w:t>
       </w:r>
       <w:r>
-        <w:t xml:space="preserve">describe as a lineage of about two centuries, so part of its difference may be chronological, a matter of age that an ordinal sequence cannot fully separate from place. Restricted copying across boundaries, which these data cannot detect at the calibrated mixing rate, does not produce it either. Of the four simplifications we relaxed, only one reproduces it while keeping diversity matched: new styles arising somewhat locally rather than at the same rates across the whole basin. That account is still neutral copying, and it is itself geographic, since the local innovation profiles follow the same spatial clusters as everything else. It does not require a social frontier.</w:t>
+        <w:t xml:space="preserve">describe the Walls phase as</w:t>
+      </w:r>
+      <w:r>
+        <w:t xml:space="preserve"> </w:t>
+      </w:r>
+      <w:r>
+        <w:t xml:space="preserve">“a developmental lineage”</w:t>
+      </w:r>
+      <w:r>
+        <w:t xml:space="preserve"> </w:t>
+      </w:r>
+      <w:r>
+        <w:t xml:space="preserve">spanning roughly two centuries, so the members of a phase need not even be contemporaneous. The reading is not new to the regional literature. McNutt</w:t>
+      </w:r>
+      <w:r>
+        <w:t xml:space="preserve"> </w:t>
+      </w:r>
+      <w:r>
+        <w:t xml:space="preserve">(1996:250)</w:t>
+      </w:r>
+      <w:r>
+        <w:t xml:space="preserve"> </w:t>
+      </w:r>
+      <w:r>
+        <w:t xml:space="preserve">wrote of the southern phases, Walls, Horseshoe Lake, Kent, and Parchman among them, that</w:t>
+      </w:r>
+      <w:r>
+        <w:t xml:space="preserve"> </w:t>
+      </w:r>
+      <w:r>
+        <w:t xml:space="preserve">“the distinctions that one tries so desperately to make between the phases involved are little more than comments on local elaborations—ceramic drift, if you will—of the basic pottery complexes possessed by peoples involved in this expansion.”</w:t>
+      </w:r>
+      <w:r>
+        <w:t xml:space="preserve"> </w:t>
+      </w:r>
+      <w:r>
+        <w:t xml:space="preserve">What the comparison adds is the mechanism, and a test that shows it describes the Parkin, Kent, and Walls phases.</w:t>
       </w:r>
     </w:p>
     <w:p>
@@ -5083,17 +3404,17 @@
         <w:pStyle w:val="BodyText"/>
       </w:pPr>
       <w:r>
-        <w:t xml:space="preserve">We treat this as a mechanism the record is consistent with rather than one it demonstrates. The local profiles in the test are random reorderings of the regional profile, not the profiles the groups actually have, since using the actual profiles would guarantee the result. Individual simulations are also widely spread. A center just beginning to separate from its neighbors could leave a small excess of this kind too, and contact and depopulation would have cut any such process short. These data cannot tell locally patterned innovation from an incipient social boundary, and the difference in question lies below the scale at which the phases were drawn in any case.</w:t>
-      </w:r>
-    </w:p>
-    <w:bookmarkEnd w:id="175"/>
-    <w:bookmarkStart w:id="176" w:name="why-the-phases-looked-like-groups"/>
+        <w:t xml:space="preserve">The pottery does carry one property the copying model does not produce. It varies over shorter distances than calibrated copying makes it vary, so that divisions into three or more groups differ more than the model predicts and every line drawn across the map shows a step in similarity. That variation is real, not a sampling effect, but it is not organized by the phase lines, and it is not centered on Parkin. The one change to the model that reproduces it while keeping the record’s diversity matched is new styles arising somewhat locally rather than at the same rates everywhere. That is still neutral copying, and it is itself geographic. We treat it as a mechanism the record is consistent with rather than one it demonstrates: the local innovation profiles in the test are random reorderings of the regional one, individual simulations are widely spread, and the test cannot say whether local innovation followed the phases or any other division. Part of the variation may also be chronological, a matter of age that an order derived from the same frequencies cannot separate from place. A restriction on copying at the phase lines would also raise these differences, but it would have made the phase lines separate the pottery better than most arbitrary lines, and they separate it worse.</w:t>
+      </w:r>
+    </w:p>
+    <w:bookmarkEnd w:id="154"/>
+    <w:bookmarkStart w:id="155" w:name="parkin-and-the-polity"/>
     <w:p>
       <w:pPr>
         <w:pStyle w:val="Heading3"/>
       </w:pPr>
       <w:r>
-        <w:t xml:space="preserve">Why the phases looked like groups</w:t>
+        <w:t xml:space="preserve">Parkin and the polity</w:t>
       </w:r>
     </w:p>
     <w:p>
@@ -5101,7 +3422,7 @@
         <w:pStyle w:val="FirstParagraph"/>
       </w:pPr>
       <w:r>
-        <w:t xml:space="preserve">The phases are not places where groups show up in the pottery. They are lines drawn across a smooth pattern, and at the scale at which they were drawn, copying between neighbors accounts for everything they capture. The culture historians who drew them were responding to something real. Decorated-class composition does change with distance across the basin, and nearby potters did copy one another more than distant ones. Settlement is clumped, on particular reaches of the rivers. On a gradient with no edges, how alike two assemblages look depends mostly on how near they are, so sorting assemblages in good faith by resemblance and proximity recovers clusters of sites. The tests bear this out from four directions: the site map alone reproduces the phase assignments, the boundaries fall where the pottery changes least, arbitrary lines separate the pottery better than the phase lines do, and pottery made by copying with no groups sorts into the same phases.</w:t>
+        <w:t xml:space="preserve">Parkin was the basin’s largest town and had one of its tallest mounds, and its prominence was real. The polity that prominence is taken to imply does not appear in the decorated-type frequencies. The Parkin phase is exactly the northern of the two clusters the site map supports. Its difference from the rest of the basin is the one the copying model reproduces most easily, arbitrary lines separate the pottery as well as its boundary does, and the step in similarity at its edge is no larger than at comparable lines drawn across the same map. A single line gives these comparisons little power, so restricted copying at the phase’s edge cannot be excluded, but nothing in the frequencies requires it. Parkin links several seriation orderings rather than anchoring one, mound heights form a graded series with no separate top tier, and hoes reached their consumers largely down the line.</w:t>
       </w:r>
     </w:p>
     <w:p>
@@ -5109,63 +3430,40 @@
         <w:pStyle w:val="BodyText"/>
       </w:pPr>
       <w:r>
-        <w:t xml:space="preserve">This also explains the pattern Mainfort</w:t>
-      </w:r>
-      <w:r>
-        <w:t xml:space="preserve"> </w:t>
-      </w:r>
-      <w:r>
-        <w:t xml:space="preserve">(2003:180)</w:t>
-      </w:r>
-      <w:r>
-        <w:t xml:space="preserve"> </w:t>
-      </w:r>
-      <w:r>
-        <w:t xml:space="preserve">reported without being able to account for it, phase members lying</w:t>
-      </w:r>
-      <w:r>
-        <w:t xml:space="preserve"> </w:t>
-      </w:r>
-      <w:r>
-        <w:t xml:space="preserve">“in the general vicinity of each other in ordination space”</w:t>
-      </w:r>
-      <w:r>
-        <w:t xml:space="preserve"> </w:t>
-      </w:r>
-      <w:r>
-        <w:t xml:space="preserve">while forming no groups. Nearness in an ordination is nearness on the ground, seen through the pottery. His own redrawn phases make the same point from the other side. Drawn after the ordination, they sit where the pottery differs and no longer form the tightest division of the map. Together the two schemes show one gradient read two ways, once by proximity and once by the pottery, with a boundary in neither. A phase also folds time into space. McNutt, Franklin, and Henry</w:t>
-      </w:r>
-      <w:r>
-        <w:t xml:space="preserve"> </w:t>
-      </w:r>
-      <w:r>
-        <w:t xml:space="preserve">(2012:247)</w:t>
-      </w:r>
-      <w:r>
-        <w:t xml:space="preserve"> </w:t>
-      </w:r>
-      <w:r>
-        <w:t xml:space="preserve">describe the Walls phase as</w:t>
-      </w:r>
-      <w:r>
-        <w:t xml:space="preserve"> </w:t>
-      </w:r>
-      <w:r>
-        <w:t xml:space="preserve">“a developmental lineage”</w:t>
-      </w:r>
-      <w:r>
-        <w:t xml:space="preserve"> </w:t>
-      </w:r>
-      <w:r>
-        <w:t xml:space="preserve">spanning roughly two centuries, from earlier sites such as Cheatham and Woodlyn to later occupations at Walls, Irby, and Norfolk, so the members of a phase need not even be contemporaneous. We therefore read a phase as a length scale on a continuous gradient, made visible by where settlement happened to cluster, rather than as a bounded unit. These data cannot say what that length is: sherd counts that differ more than twentyfold, unequal accumulation spans, and an order derived from the same frequencies together limit what any spatial measure can resolve here.</w:t>
-      </w:r>
-    </w:p>
-    <w:p>
-      <w:pPr>
-        <w:pStyle w:val="BodyText"/>
-      </w:pPr>
-      <w:r>
-        <w:t xml:space="preserve">The region’s own history offers a precedent for separating polity from ceramic phase. Coosa, the best-documented Mississippian paramountcy, spanned two ceramic traditions and site clusters that were separable at the phase level, and political affiliation rather than shared decoration bound them together</w:t>
+        <w:t xml:space="preserve">The arguments usually offered for a Parkin polity do not supply the missing signal. The argument that Parkin, on poor soil, must have drawn tribute from productive neighbors</w:t>
+      </w:r>
+      <w:r>
+        <w:t xml:space="preserve"> </w:t>
+      </w:r>
+      <w:r>
+        <w:t xml:space="preserve">(Phyllis A. Morse 1990:124)</w:t>
+      </w:r>
+      <w:r>
+        <w:t xml:space="preserve"> </w:t>
+      </w:r>
+      <w:r>
+        <w:t xml:space="preserve">assumes the tribute it concludes, and Morse</w:t>
+      </w:r>
+      <w:r>
+        <w:t xml:space="preserve"> </w:t>
+      </w:r>
+      <w:r>
+        <w:t xml:space="preserve">(1990:123)</w:t>
+      </w:r>
+      <w:r>
+        <w:t xml:space="preserve"> </w:t>
+      </w:r>
+      <w:r>
+        <w:t xml:space="preserve">also notes that Parkin’s position below the confluence of the St. Francis and Tyronza gave it control of river travel, which accounts for its prominence as well as extraction does. Skeletal evidence that people at a mound center ate better than people at a nearby village comes from Hollywood, one of the assemblages analyzed here, compared with a village of fourteen individuals</w:t>
+      </w:r>
+      <w:r>
+        <w:t xml:space="preserve"> </w:t>
+      </w:r>
+      <w:r>
+        <w:t xml:space="preserve">(Ross-Stallings 2017)</w:t>
+      </w:r>
+      <w:r>
+        <w:t xml:space="preserve">, and a difference in health between two sites need not arise from an extractive hierarchy. The region’s own history also offers a precedent for separating polity from ceramic phase. Coosa, the best-documented Mississippian paramountcy, spanned two ceramic traditions and site clusters that were separable at the phase level, and political affiliation rather than shared decoration bound them together</w:t>
       </w:r>
       <w:r>
         <w:t xml:space="preserve"> </w:t>
@@ -5174,41 +3472,17 @@
         <w:t xml:space="preserve">(Anderson 1996:250–251)</w:t>
       </w:r>
       <w:r>
-        <w:t xml:space="preserve">. A polity need not coincide with a phase, and the reverse inference, from one phase to one polity, has no warrant on its own. The reading is not new to the regional literature either. McNutt</w:t>
-      </w:r>
-      <w:r>
-        <w:t xml:space="preserve"> </w:t>
-      </w:r>
-      <w:r>
-        <w:t xml:space="preserve">(1996:250)</w:t>
-      </w:r>
-      <w:r>
-        <w:t xml:space="preserve"> </w:t>
-      </w:r>
-      <w:r>
-        <w:t xml:space="preserve">wrote of the southern phases, Walls, Horseshoe Lake, Kent, and Parchman among them, that</w:t>
-      </w:r>
-      <w:r>
-        <w:t xml:space="preserve"> </w:t>
-      </w:r>
-      <w:r>
-        <w:t xml:space="preserve">“the distinctions that one tries so desperately to make between the phases involved are little more than comments on local elaborations—ceramic drift, if you will—of the basic pottery complexes possessed by peoples involved in this expansion.”</w:t>
-      </w:r>
-      <w:r>
-        <w:t xml:space="preserve"> </w:t>
-      </w:r>
-      <w:r>
-        <w:t xml:space="preserve">The comparison here tests that characterization for the Parkin, Kent, and Walls phases and finds it describes most of the record.</w:t>
-      </w:r>
-    </w:p>
-    <w:bookmarkEnd w:id="176"/>
-    <w:bookmarkStart w:id="177" w:name="parkin-and-the-polity"/>
+        <w:t xml:space="preserve">. A polity need not coincide with a phase, and the reverse inference, from one phase to one polity, has no warrant on its own. If the polity the De Soto expedition met was at Parkin, it is registered in ceremony, fortification, and settlement size, not in a boundary written into the pottery.</w:t>
+      </w:r>
+    </w:p>
+    <w:bookmarkEnd w:id="155"/>
+    <w:bookmarkStart w:id="156" w:name="limits"/>
     <w:p>
       <w:pPr>
         <w:pStyle w:val="Heading3"/>
       </w:pPr>
       <w:r>
-        <w:t xml:space="preserve">Parkin and the polity</w:t>
+        <w:t xml:space="preserve">Limits</w:t>
       </w:r>
     </w:p>
     <w:p>
@@ -5216,58 +3490,7 @@
         <w:pStyle w:val="FirstParagraph"/>
       </w:pPr>
       <w:r>
-        <w:t xml:space="preserve">Parkin was the basin’s largest town and had one of its tallest mounds, and its prominence was real. The polity that prominence is taken to imply does not appear in the transmission of decoration. The pottery shows no closure that the record can resolve, Parkin links several seriation orderings rather than anchoring one, mound heights form a graded series with no separate top tier, and hoes reached their consumers largely down the line. The argument that Parkin, on poor soil, must have drawn tribute from productive neighbors</w:t>
-      </w:r>
-      <w:r>
-        <w:t xml:space="preserve"> </w:t>
-      </w:r>
-      <w:r>
-        <w:t xml:space="preserve">(Phyllis A. Morse 1990:124)</w:t>
-      </w:r>
-      <w:r>
-        <w:t xml:space="preserve"> </w:t>
-      </w:r>
-      <w:r>
-        <w:t xml:space="preserve">assumes the tribute it concludes, and Morse</w:t>
-      </w:r>
-      <w:r>
-        <w:t xml:space="preserve"> </w:t>
-      </w:r>
-      <w:r>
-        <w:t xml:space="preserve">(1990:123)</w:t>
-      </w:r>
-      <w:r>
-        <w:t xml:space="preserve"> </w:t>
-      </w:r>
-      <w:r>
-        <w:t xml:space="preserve">also notes that Parkin’s position below the confluence of the St. Francis and Tyronza gave it control of river travel, which accounts for its prominence as well as extraction does. Skeletal evidence that people at a mound center ate better than people at a nearby village comes from Hollywood, one of the assemblages analyzed here, compared with a village of fourteen individuals</w:t>
-      </w:r>
-      <w:r>
-        <w:t xml:space="preserve"> </w:t>
-      </w:r>
-      <w:r>
-        <w:t xml:space="preserve">(Ross-Stallings 2017)</w:t>
-      </w:r>
-      <w:r>
-        <w:t xml:space="preserve">, and a difference in health between two sites need not arise from an extractive hierarchy. Neither argument supplies the regional signal that the comparisons here look for and do not find. If the polity the De Soto expedition met was at Parkin, it is registered in ceremony, fortification, and settlement size rather than in a boundary written into the pottery.</w:t>
-      </w:r>
-    </w:p>
-    <w:bookmarkEnd w:id="177"/>
-    <w:bookmarkStart w:id="178" w:name="limits"/>
-    <w:p>
-      <w:pPr>
-        <w:pStyle w:val="Heading3"/>
-      </w:pPr>
-      <w:r>
-        <w:t xml:space="preserve">Limits</w:t>
-      </w:r>
-    </w:p>
-    <w:p>
-      <w:pPr>
-        <w:pStyle w:val="FirstParagraph"/>
-      </w:pPr>
-      <w:r>
-        <w:t xml:space="preserve">Five limits bound these conclusions. The first is resolution. On a record of this size only cultural</w:t>
+        <w:t xml:space="preserve">Four limits bound these conclusions. The first is resolution. On a record of this size only cultural</w:t>
       </w:r>
       <w:r>
         <w:t xml:space="preserve"> </w:t>
@@ -5293,20 +3516,20 @@
         <w:t xml:space="preserve"> </w:t>
       </w:r>
       <w:r>
-        <w:t xml:space="preserve">can detect closure, and only closure expressed as growing divergence between spatial groups. Weaker closure, closure carried purely by conformity within groups, and closure along social divisions that do not follow geography would all escape detection (Supplemental Text). The second is chronology. Radiocarbon dates match only a few assemblages, the seriation axis follows latitude more closely than age, and the order of assemblages is therefore not a time sequence. The absence of a growing trend is a weak statement about change through time; the arguments about where the phase lines fall, and what copying across distance produces, do not depend on it, and the copying-model comparison gives nearly the same answer when all assemblages are treated as contemporaneous. The third is time-averaging, which damps differences between assemblages</w:t>
-      </w:r>
-      <w:r>
-        <w:t xml:space="preserve"> </w:t>
-      </w:r>
-      <w:r>
-        <w:t xml:space="preserve">(Coco and Iovita 2020; Kidwell and Tomašových 2013; Perreault 2018; Tomašových and Kidwell 2009, 2010; Youngblood et al. 2023)</w:t>
-      </w:r>
-      <w:r>
-        <w:t xml:space="preserve">. We built it into both the recovery experiment and the copying model, so its cost is already in the reported ranges rather than an argument for discounting them. The fourth is the copying model itself. A difference from a model is only as meaningful as the model, and a more complete model might absorb the finer-scale difference, as one of our four relaxations does. The fifth is what the copying model can see. At the calibrated mixing rate copying between sites is rare, so restricting it at a line changes little, and the model cannot distinguish a copying boundary from none. Our conclusion that the phases were not bounded groups therefore rests on where their lines fall, what the lines separate, and what could have drawn them, not on the copying model’s failure to find restricted copying.</w:t>
-      </w:r>
-    </w:p>
-    <w:bookmarkEnd w:id="178"/>
-    <w:bookmarkStart w:id="179" w:name="what-this-approach-contributes"/>
+        <w:t xml:space="preserve">can detect groups, and only groups that follow geography closely enough to be captured by spatial divisions; social divisions that cut across the map, or closure carried purely by conformity within groups, would escape detection (Supplemental Text). The second is chronology. Radiocarbon dates match only four assemblages, and the seriation axis follows latitude more closely than age. The tests of the phase lines do not depend on it, and the copying-model comparison gives nearly the same answer when all assemblages are treated as contemporaneous, but the record cannot say whether any difference grew through time; within its limits it shows none (Supplemental Text). The third is time-averaging, which damps differences between assemblages</w:t>
+      </w:r>
+      <w:r>
+        <w:t xml:space="preserve"> </w:t>
+      </w:r>
+      <w:r>
+        <w:t xml:space="preserve">(Kidwell and Tomašových 2013; Perreault 2018; Tomašových and Kidwell 2009; Youngblood et al. 2023)</w:t>
+      </w:r>
+      <w:r>
+        <w:t xml:space="preserve">. We built it into the copying model, so its cost is already in the reported ranges. The fourth is the copying model itself. Which combination is most favorable to it depends on the random seeds used to rank them, so we report the key comparisons across six (Table 1). And the model distinguishes a copying boundary at the phase lines from new styles arising locally only weakly, which is why the conclusion about the phases rests on where their lines fall and what could have drawn them rather than on the model’s failure to find restricted copying.</w:t>
+      </w:r>
+    </w:p>
+    <w:bookmarkEnd w:id="156"/>
+    <w:bookmarkStart w:id="157" w:name="what-this-approach-contributes"/>
     <w:p>
       <w:pPr>
         <w:pStyle w:val="Heading3"/>
@@ -5320,31 +3543,22 @@
         <w:pStyle w:val="FirstParagraph"/>
       </w:pPr>
       <w:r>
-        <w:t xml:space="preserve">The method rests on two requirements that apply beyond this case. Before a similarity pattern is read as social, the record must be shown able to detect a social boundary, which the recovery experiment establishes and which here leaves one usable measure out of four. Before a model of copying with no groups is credited with reproducing a record, it must be shown to fit that record’s own diversity. The second requirement changed our own results. An earlier, uncalibrated version of the comparison ran at a within-assemblage diversity well above the record’s, which widened its ranges and made it look as if copying across distance explained everything; the calibrated model is narrower and more informative. A model run at the wrong diversity is easily credited with structure it cannot produce, just as a localized neutral process is easily mistaken for biased copying when diversity is taken at face value</w:t>
-      </w:r>
-      <w:r>
-        <w:t xml:space="preserve"> </w:t>
-      </w:r>
-      <w:r>
-        <w:t xml:space="preserve">(Barton 1996; Premo 2016; Premo and Scholnick 2011; Schneider et al. 2016)</w:t>
-      </w:r>
-      <w:r>
-        <w:t xml:space="preserve">. Two tests in the time domain, a frequency-dependent copying model fitted to the whole sequence with time-averaging built in (transmission bias interval -0.035 to +0.039, including zero) and a comparison of evolutionary modes that is consistent with an unbiased random walk and excludes neither directional change nor mean reversion, find no transition the other analyses missed</w:t>
-      </w:r>
-      <w:r>
-        <w:t xml:space="preserve"> </w:t>
-      </w:r>
-      <w:r>
-        <w:t xml:space="preserve">(Crema et al. 2016; Hunt 2006; Hunt et al. 2008)</w:t>
-      </w:r>
-      <w:r>
-        <w:t xml:space="preserve">. These requirements are a standard of measurement for an evolutionary archaeology that has long been clearer about what evolves than about how to measure it</w:t>
-      </w:r>
-      <w:r>
-        <w:t xml:space="preserve"> </w:t>
-      </w:r>
-      <w:r>
-        <w:t xml:space="preserve">(Dunnell 1995a; Lipo et al. 2015; Neiman 1995)</w:t>
+        <w:t xml:space="preserve">The approach rests on two requirements that apply beyond this case. Before a similarity pattern is read as social, the record must be shown able to detect a social boundary; here that leaves one usable measure of four. Before a model of copying with no groups is credited with reproducing a record, it must be shown to fit that record’s own diversity. The second requirement changed our own results: calibrated, the model is narrower than an uncalibrated one and shows the shorter-range variation it misses. A model run at the wrong diversity is easily credited with structure it cannot produce, just as a localized neutral process is easily mistaken for biased copying when diversity is taken at face value</w:t>
+      </w:r>
+      <w:r>
+        <w:t xml:space="preserve"> </w:t>
+      </w:r>
+      <w:r>
+        <w:t xml:space="preserve">(Premo 2016; Premo and Scholnick 2011; Schneider et al. 2016)</w:t>
+      </w:r>
+      <w:r>
+        <w:t xml:space="preserve">. The approach also asks a question of the phase scheme that ordination alone cannot: not whether the phases separate, but whether their lines separate the pottery better than other lines drawn across the same map. These are standards of measurement for an evolutionary archaeology that has long been clearer about what evolves than about how to measure it</w:t>
+      </w:r>
+      <w:r>
+        <w:t xml:space="preserve"> </w:t>
+      </w:r>
+      <w:r>
+        <w:t xml:space="preserve">(Dunnell 1995; Lipo et al. 2015; Neiman 1995)</w:t>
       </w:r>
       <w:r>
         <w:t xml:space="preserve">.</w:t>
@@ -5355,25 +3569,7 @@
         <w:pStyle w:val="BodyText"/>
       </w:pPr>
       <w:r>
-        <w:t xml:space="preserve">The analysis is narrow in one further respect. It asks whether interaction closed into bounded groups. It does not address group-level fitness or new units of selection</w:t>
-      </w:r>
-      <w:r>
-        <w:t xml:space="preserve"> </w:t>
-      </w:r>
-      <w:r>
-        <w:t xml:space="preserve">(Richerson et al. 2016)</w:t>
-      </w:r>
-      <w:r>
-        <w:t xml:space="preserve">, and it does not isolate demographic effects on diversity that are independent of closure</w:t>
-      </w:r>
-      <w:r>
-        <w:t xml:space="preserve"> </w:t>
-      </w:r>
-      <w:r>
-        <w:t xml:space="preserve">(Henrich 2004; Powell et al. 2009)</w:t>
-      </w:r>
-      <w:r>
-        <w:t xml:space="preserve">. The finer-scale difference and Parkin’s role would be better tested on stratified, excavated assemblages with independent radiocarbon dates, on compositional and petrographic evidence for where pottery was made, and on exchange, mortuary, and dietary records</w:t>
+        <w:t xml:space="preserve">The shorter-range variation and Parkin’s role would be better tested on stratified, excavated assemblages with independent radiocarbon dates, on compositional and petrographic evidence for where pottery was made, and on exchange, mortuary, and dietary records</w:t>
       </w:r>
       <w:r>
         <w:t xml:space="preserve"> </w:t>
@@ -5385,9 +3581,9 @@
         <w:t xml:space="preserve">.</w:t>
       </w:r>
     </w:p>
-    <w:bookmarkEnd w:id="179"/>
-    <w:bookmarkEnd w:id="180"/>
-    <w:bookmarkStart w:id="181" w:name="conclusion"/>
+    <w:bookmarkEnd w:id="157"/>
+    <w:bookmarkEnd w:id="158"/>
+    <w:bookmarkStart w:id="159" w:name="conclusion"/>
     <w:p>
       <w:pPr>
         <w:pStyle w:val="Heading2"/>
@@ -5401,7 +3597,7 @@
         <w:pStyle w:val="FirstParagraph"/>
       </w:pPr>
       <w:r>
-        <w:t xml:space="preserve">The phase is the unit on which lower Mississippi Valley culture history is built, and it carries an unstated claim: that assemblages grouped by seriation and proximity record a community, and at Parkin a polity. A phase can have those qualities only if its stylistic frequencies show properties that copying across space cannot produce, since that copying structures the record no matter what else happens. For the phases of the St. Francis basin, including the Parkin phase, spatially structured drift explains nearly all of the variation in decorated-type frequencies. No boundary develops through the sequence, the small excess at finer scales lies in thin samples rather than around Parkin, and new styles arising locally reproduce it without any restriction on who copied whom.</w:t>
+        <w:t xml:space="preserve">The phase is the unit on which lower Mississippi Valley culture history is built, and it carries an unstated claim: that assemblages grouped by seriation and proximity record a community, and at Parkin a polity. Earlier work showed that the phases do not separate cleanly. This paper explains what they are. Potters copied near neighbors more than distant ones, so style changed gradually across the basin; settlement was clumped; and sorting assemblages by resemblance and proximity turns that gradient into what looks like a set of groups. The site map alone recovers the phases, arbitrary lines separate the pottery better than the phase lines do, and pottery made by copying with no groups sorts into the same phases.</w:t>
       </w:r>
     </w:p>
     <w:p>
@@ -5409,11 +3605,11 @@
         <w:pStyle w:val="BodyText"/>
       </w:pPr>
       <w:r>
-        <w:t xml:space="preserve">What culture historians saw was real, but it was not a social boundary. It was where settlements clustered and the fact that potters copied near neighbors more than distant ones. Sorting assemblages by resemblance and proximity turns that gradient into what looks like a set of groups even when there are none. A similarity cluster is not, by itself, a society, and before a phase is read as one the record must be shown able to tell a boundary from distance, and the model of distance must be shown to fit the record it is compared with.</w:t>
-      </w:r>
-    </w:p>
-    <w:bookmarkEnd w:id="181"/>
-    <w:bookmarkStart w:id="182" w:name="data-and-code-availability"/>
+        <w:t xml:space="preserve">The pottery does vary over shorter distances than calibrated copying produces, but arbitrary lines capture that variation as well as the phase lines do, and restricted copying at the phase lines would have made them capture it better. The Parkin phase has no evidence in its decorated-type frequencies that sets it apart as a polity. It is the northern half of the site map, its pottery differs from the rest of the basin no more than copying without groups produces and no more than arbitrary divisions separate, and comparable steps in similarity appear at arbitrary lines across the basin. A similarity cluster is not, by itself, a society. Before a phase is read as one, its frequencies must show what copying across distance cannot produce, and its lines must separate the pottery better than lines drawn anywhere else.</w:t>
+      </w:r>
+    </w:p>
+    <w:bookmarkEnd w:id="159"/>
+    <w:bookmarkStart w:id="160" w:name="data-and-code-availability"/>
     <w:p>
       <w:pPr>
         <w:pStyle w:val="Heading2"/>
@@ -5445,8 +3641,8 @@
         <w:t xml:space="preserve">and analyses 47 and 50, which write every simulation, the calibration series, and a configuration fingerprint. The code is released under the MIT License, and the data under a Creative Commons Attribution 4.0 International license.</w:t>
       </w:r>
     </w:p>
-    <w:bookmarkEnd w:id="182"/>
-    <w:bookmarkStart w:id="336" w:name="references"/>
+    <w:bookmarkEnd w:id="160"/>
+    <w:bookmarkStart w:id="269" w:name="references"/>
     <w:p>
       <w:pPr>
         <w:pStyle w:val="Heading2"/>
@@ -5455,8 +3651,8 @@
         <w:t xml:space="preserve">References</w:t>
       </w:r>
     </w:p>
-    <w:bookmarkStart w:id="335" w:name="refs"/>
-    <w:bookmarkStart w:id="183" w:name="ref-anderson_1996"/>
+    <w:bookmarkStart w:id="268" w:name="refs"/>
+    <w:bookmarkStart w:id="161" w:name="ref-anderson_1996"/>
     <w:p>
       <w:pPr>
         <w:pStyle w:val="Bibliography"/>
@@ -5478,76 +3674,36 @@
         <w:t xml:space="preserve">, edited by John F. Scarry, pp. 231–252. University Press of Florida, Gainesville.</w:t>
       </w:r>
     </w:p>
-    <w:bookmarkEnd w:id="183"/>
-    <w:bookmarkStart w:id="185" w:name="ref-barton_1996"/>
+    <w:bookmarkEnd w:id="161"/>
+    <w:bookmarkStart w:id="162" w:name="ref-baxter_1994"/>
     <w:p>
       <w:pPr>
         <w:pStyle w:val="Bibliography"/>
       </w:pPr>
       <w:r>
-        <w:t xml:space="preserve">Barton, N. H. 1996. Natural Selection and Random Genetic Drift as Causes of Evolution on Islands.</w:t>
-      </w:r>
-      <w:r>
-        <w:t xml:space="preserve"> </w:t>
-      </w:r>
-      <w:r>
-        <w:rPr>
-          <w:i/>
-          <w:iCs/>
-        </w:rPr>
-        <w:t xml:space="preserve">Philosophical Transactions of the Royal Society B</w:t>
-      </w:r>
-      <w:r>
-        <w:t xml:space="preserve"> </w:t>
-      </w:r>
-      <w:r>
-        <w:t xml:space="preserve">351(1341):785–795.</w:t>
-      </w:r>
-      <w:r>
-        <w:t xml:space="preserve"> </w:t>
-      </w:r>
-      <w:hyperlink r:id="rId184">
-        <w:r>
-          <w:rPr>
-            <w:rStyle w:val="Hyperlink"/>
-          </w:rPr>
-          <w:t xml:space="preserve">https://doi.org/10.1098/rstb.1996.0073</w:t>
-        </w:r>
-      </w:hyperlink>
-      <w:r>
-        <w:t xml:space="preserve">.</w:t>
-      </w:r>
-    </w:p>
-    <w:bookmarkEnd w:id="185"/>
-    <w:bookmarkStart w:id="186" w:name="ref-baxter_1994"/>
+        <w:t xml:space="preserve">Baxter, M. J. 1994.</w:t>
+      </w:r>
+      <w:r>
+        <w:t xml:space="preserve"> </w:t>
+      </w:r>
+      <w:r>
+        <w:rPr>
+          <w:i/>
+          <w:iCs/>
+        </w:rPr>
+        <w:t xml:space="preserve">Exploratory Multivariate Analysis in Archaeology</w:t>
+      </w:r>
+      <w:r>
+        <w:t xml:space="preserve">. Edinburgh University Press, Edinburgh.</w:t>
+      </w:r>
+    </w:p>
+    <w:bookmarkEnd w:id="162"/>
+    <w:bookmarkStart w:id="164" w:name="ref-beck_2003"/>
     <w:p>
       <w:pPr>
         <w:pStyle w:val="Bibliography"/>
       </w:pPr>
       <w:r>
-        <w:t xml:space="preserve">Baxter, M. J. 1994.</w:t>
-      </w:r>
-      <w:r>
-        <w:t xml:space="preserve"> </w:t>
-      </w:r>
-      <w:r>
-        <w:rPr>
-          <w:i/>
-          <w:iCs/>
-        </w:rPr>
-        <w:t xml:space="preserve">Exploratory Multivariate Analysis in Archaeology</w:t>
-      </w:r>
-      <w:r>
-        <w:t xml:space="preserve">. Edinburgh University Press, Edinburgh.</w:t>
-      </w:r>
-    </w:p>
-    <w:bookmarkEnd w:id="186"/>
-    <w:bookmarkStart w:id="188" w:name="ref-beck_2003"/>
-    <w:p>
-      <w:pPr>
-        <w:pStyle w:val="Bibliography"/>
-      </w:pPr>
-      <w:r>
         <w:t xml:space="preserve">Beck, Jr., Robin A. 2003. Consolidation and Hierarchy: Chiefdom Variability in the</w:t>
       </w:r>
       <w:r>
@@ -5581,7 +3737,7 @@
       <w:r>
         <w:t xml:space="preserve"> </w:t>
       </w:r>
-      <w:hyperlink r:id="rId187">
+      <w:hyperlink r:id="rId163">
         <w:r>
           <w:rPr>
             <w:rStyle w:val="Hyperlink"/>
@@ -5593,8 +3749,8 @@
         <w:t xml:space="preserve">.</w:t>
       </w:r>
     </w:p>
-    <w:bookmarkEnd w:id="188"/>
-    <w:bookmarkStart w:id="190" w:name="ref-bell_richerson_mcelreath_2009"/>
+    <w:bookmarkEnd w:id="164"/>
+    <w:bookmarkStart w:id="166" w:name="ref-bell_richerson_mcelreath_2009"/>
     <w:p>
       <w:pPr>
         <w:pStyle w:val="Bibliography"/>
@@ -5621,7 +3777,7 @@
       <w:r>
         <w:t xml:space="preserve"> </w:t>
       </w:r>
-      <w:hyperlink r:id="rId189">
+      <w:hyperlink r:id="rId165">
         <w:r>
           <w:rPr>
             <w:rStyle w:val="Hyperlink"/>
@@ -5633,53 +3789,13 @@
         <w:t xml:space="preserve">.</w:t>
       </w:r>
     </w:p>
-    <w:bookmarkEnd w:id="190"/>
-    <w:bookmarkStart w:id="192" w:name="ref-bentley_2008"/>
+    <w:bookmarkEnd w:id="166"/>
+    <w:bookmarkStart w:id="168" w:name="ref-bentley_hahn_shennan_2004"/>
     <w:p>
       <w:pPr>
         <w:pStyle w:val="Bibliography"/>
       </w:pPr>
       <w:r>
-        <w:t xml:space="preserve">Bentley, R. Alexander. 2008. Random Drift Versus Selection in Academic Vocabulary: An Evolutionary Analysis of Published Keywords.</w:t>
-      </w:r>
-      <w:r>
-        <w:t xml:space="preserve"> </w:t>
-      </w:r>
-      <w:r>
-        <w:rPr>
-          <w:i/>
-          <w:iCs/>
-        </w:rPr>
-        <w:t xml:space="preserve">PLoS ONE</w:t>
-      </w:r>
-      <w:r>
-        <w:t xml:space="preserve"> </w:t>
-      </w:r>
-      <w:r>
-        <w:t xml:space="preserve">3(8):e3057.</w:t>
-      </w:r>
-      <w:r>
-        <w:t xml:space="preserve"> </w:t>
-      </w:r>
-      <w:hyperlink r:id="rId191">
-        <w:r>
-          <w:rPr>
-            <w:rStyle w:val="Hyperlink"/>
-          </w:rPr>
-          <w:t xml:space="preserve">https://doi.org/10.1371/journal.pone.0003057</w:t>
-        </w:r>
-      </w:hyperlink>
-      <w:r>
-        <w:t xml:space="preserve">.</w:t>
-      </w:r>
-    </w:p>
-    <w:bookmarkEnd w:id="192"/>
-    <w:bookmarkStart w:id="194" w:name="ref-bentley_hahn_shennan_2004"/>
-    <w:p>
-      <w:pPr>
-        <w:pStyle w:val="Bibliography"/>
-      </w:pPr>
-      <w:r>
         <w:t xml:space="preserve">Bentley, R. Alexander, Matthew W. Hahn, and Stephen J. Shennan. 2004. Random Drift and Culture Change.</w:t>
       </w:r>
       <w:r>
@@ -5701,7 +3817,7 @@
       <w:r>
         <w:t xml:space="preserve"> </w:t>
       </w:r>
-      <w:hyperlink r:id="rId193">
+      <w:hyperlink r:id="rId167">
         <w:r>
           <w:rPr>
             <w:rStyle w:val="Hyperlink"/>
@@ -5713,8 +3829,8 @@
         <w:t xml:space="preserve">.</w:t>
       </w:r>
     </w:p>
-    <w:bookmarkEnd w:id="194"/>
-    <w:bookmarkStart w:id="196" w:name="ref-blitz_1999"/>
+    <w:bookmarkEnd w:id="168"/>
+    <w:bookmarkStart w:id="170" w:name="ref-blitz_1999"/>
     <w:p>
       <w:pPr>
         <w:pStyle w:val="Bibliography"/>
@@ -5753,7 +3869,7 @@
       <w:r>
         <w:t xml:space="preserve"> </w:t>
       </w:r>
-      <w:hyperlink r:id="rId195">
+      <w:hyperlink r:id="rId169">
         <w:r>
           <w:rPr>
             <w:rStyle w:val="Hyperlink"/>
@@ -5765,8 +3881,8 @@
         <w:t xml:space="preserve">.</w:t>
       </w:r>
     </w:p>
-    <w:bookmarkEnd w:id="196"/>
-    <w:bookmarkStart w:id="197" w:name="ref-brainerd_1951"/>
+    <w:bookmarkEnd w:id="170"/>
+    <w:bookmarkStart w:id="171" w:name="ref-brainerd_1951"/>
     <w:p>
       <w:pPr>
         <w:pStyle w:val="Bibliography"/>
@@ -5791,168 +3907,64 @@
         <w:t xml:space="preserve">16(4):301–313.</w:t>
       </w:r>
     </w:p>
-    <w:bookmarkEnd w:id="197"/>
-    <w:bookmarkStart w:id="199" w:name="ref-carrignon_bentley_ruck_2019"/>
+    <w:bookmarkEnd w:id="171"/>
+    <w:bookmarkStart w:id="172" w:name="ref-cobb_2000"/>
     <w:p>
       <w:pPr>
         <w:pStyle w:val="Bibliography"/>
       </w:pPr>
       <w:r>
-        <w:t xml:space="preserve">Carrignon, Simon, R. Alexander Bentley, and Damian Ruck. 2019. Modelling Rapid Online Cultural Transmission: Evaluating Neutral Models on</w:t>
-      </w:r>
-      <w:r>
-        <w:t xml:space="preserve"> </w:t>
-      </w:r>
-      <w:r>
-        <w:t xml:space="preserve">Twitter</w:t>
-      </w:r>
-      <w:r>
-        <w:t xml:space="preserve"> </w:t>
-      </w:r>
-      <w:r>
-        <w:t xml:space="preserve">Data with Approximate</w:t>
-      </w:r>
-      <w:r>
-        <w:t xml:space="preserve"> </w:t>
-      </w:r>
-      <w:r>
-        <w:t xml:space="preserve">Bayesian</w:t>
-      </w:r>
-      <w:r>
-        <w:t xml:space="preserve"> </w:t>
-      </w:r>
-      <w:r>
-        <w:t xml:space="preserve">Computation.</w:t>
-      </w:r>
-      <w:r>
-        <w:t xml:space="preserve"> </w:t>
-      </w:r>
-      <w:r>
-        <w:rPr>
-          <w:i/>
-          <w:iCs/>
-        </w:rPr>
-        <w:t xml:space="preserve">Palgrave Communications</w:t>
-      </w:r>
-      <w:r>
-        <w:t xml:space="preserve"> </w:t>
-      </w:r>
-      <w:r>
-        <w:t xml:space="preserve">5:83.</w:t>
-      </w:r>
-      <w:r>
-        <w:t xml:space="preserve"> </w:t>
-      </w:r>
-      <w:hyperlink r:id="rId198">
-        <w:r>
-          <w:rPr>
-            <w:rStyle w:val="Hyperlink"/>
-          </w:rPr>
-          <w:t xml:space="preserve">https://doi.org/10.1057/s41599-019-0295-9</w:t>
-        </w:r>
-      </w:hyperlink>
-      <w:r>
-        <w:t xml:space="preserve">.</w:t>
-      </w:r>
-    </w:p>
-    <w:bookmarkEnd w:id="199"/>
-    <w:bookmarkStart w:id="200" w:name="ref-cobb_2000"/>
+        <w:t xml:space="preserve">Cobb, Charles R. 2000.</w:t>
+      </w:r>
+      <w:r>
+        <w:t xml:space="preserve"> </w:t>
+      </w:r>
+      <w:r>
+        <w:rPr>
+          <w:i/>
+          <w:iCs/>
+        </w:rPr>
+        <w:t xml:space="preserve">From Quarry to Cornfield: The Political Economy of</w:t>
+      </w:r>
+      <w:r>
+        <w:rPr>
+          <w:i/>
+          <w:iCs/>
+        </w:rPr>
+        <w:t xml:space="preserve"> </w:t>
+      </w:r>
+      <w:r>
+        <w:rPr>
+          <w:i/>
+          <w:iCs/>
+        </w:rPr>
+        <w:t xml:space="preserve">Mississippian</w:t>
+      </w:r>
+      <w:r>
+        <w:rPr>
+          <w:i/>
+          <w:iCs/>
+        </w:rPr>
+        <w:t xml:space="preserve"> </w:t>
+      </w:r>
+      <w:r>
+        <w:rPr>
+          <w:i/>
+          <w:iCs/>
+        </w:rPr>
+        <w:t xml:space="preserve">Hoe Production</w:t>
+      </w:r>
+      <w:r>
+        <w:t xml:space="preserve">. University of Alabama Press, Tuscaloosa.</w:t>
+      </w:r>
+    </w:p>
+    <w:bookmarkEnd w:id="172"/>
+    <w:bookmarkStart w:id="174" w:name="ref-crema_bortolini_lake_2023"/>
     <w:p>
       <w:pPr>
         <w:pStyle w:val="Bibliography"/>
       </w:pPr>
       <w:r>
-        <w:t xml:space="preserve">Cobb, Charles R. 2000.</w:t>
-      </w:r>
-      <w:r>
-        <w:t xml:space="preserve"> </w:t>
-      </w:r>
-      <w:r>
-        <w:rPr>
-          <w:i/>
-          <w:iCs/>
-        </w:rPr>
-        <w:t xml:space="preserve">From Quarry to Cornfield: The Political Economy of</w:t>
-      </w:r>
-      <w:r>
-        <w:rPr>
-          <w:i/>
-          <w:iCs/>
-        </w:rPr>
-        <w:t xml:space="preserve"> </w:t>
-      </w:r>
-      <w:r>
-        <w:rPr>
-          <w:i/>
-          <w:iCs/>
-        </w:rPr>
-        <w:t xml:space="preserve">Mississippian</w:t>
-      </w:r>
-      <w:r>
-        <w:rPr>
-          <w:i/>
-          <w:iCs/>
-        </w:rPr>
-        <w:t xml:space="preserve"> </w:t>
-      </w:r>
-      <w:r>
-        <w:rPr>
-          <w:i/>
-          <w:iCs/>
-        </w:rPr>
-        <w:t xml:space="preserve">Hoe Production</w:t>
-      </w:r>
-      <w:r>
-        <w:t xml:space="preserve">. University of Alabama Press, Tuscaloosa.</w:t>
-      </w:r>
-    </w:p>
-    <w:bookmarkEnd w:id="200"/>
-    <w:bookmarkStart w:id="202" w:name="ref-coco_iovita_2020"/>
-    <w:p>
-      <w:pPr>
-        <w:pStyle w:val="Bibliography"/>
-      </w:pPr>
-      <w:r>
-        <w:t xml:space="preserve">Coco, Emily, and Radu Iovita. 2020. Time-Dependent Taphonomic Site Loss Leads to Spatial Averaging: Implications for Archaeological Cultures.</w:t>
-      </w:r>
-      <w:r>
-        <w:t xml:space="preserve"> </w:t>
-      </w:r>
-      <w:r>
-        <w:rPr>
-          <w:i/>
-          <w:iCs/>
-        </w:rPr>
-        <w:t xml:space="preserve">Humanities and Social Sciences Communications</w:t>
-      </w:r>
-      <w:r>
-        <w:t xml:space="preserve"> </w:t>
-      </w:r>
-      <w:r>
-        <w:t xml:space="preserve">7:136.</w:t>
-      </w:r>
-      <w:r>
-        <w:t xml:space="preserve"> </w:t>
-      </w:r>
-      <w:hyperlink r:id="rId201">
-        <w:r>
-          <w:rPr>
-            <w:rStyle w:val="Hyperlink"/>
-          </w:rPr>
-          <w:t xml:space="preserve">https://doi.org/10.1057/s41599-020-00635-3</w:t>
-        </w:r>
-      </w:hyperlink>
-      <w:r>
-        <w:t xml:space="preserve">.</w:t>
-      </w:r>
-    </w:p>
-    <w:bookmarkEnd w:id="202"/>
-    <w:bookmarkStart w:id="204" w:name="ref-crema_bortolini_lake_2023"/>
-    <w:p>
-      <w:pPr>
-        <w:pStyle w:val="Bibliography"/>
-      </w:pPr>
-      <w:r>
         <w:t xml:space="preserve">Crema, Enrico R., Eugenio Bortolini, and Mark Lake. 2024. How Cultural Transmission Through Objects Impacts Inferences about Cultural Evolution.</w:t>
       </w:r>
       <w:r>
@@ -5974,7 +3986,7 @@
       <w:r>
         <w:t xml:space="preserve"> </w:t>
       </w:r>
-      <w:hyperlink r:id="rId203">
+      <w:hyperlink r:id="rId173">
         <w:r>
           <w:rPr>
             <w:rStyle w:val="Hyperlink"/>
@@ -5986,65 +3998,13 @@
         <w:t xml:space="preserve">.</w:t>
       </w:r>
     </w:p>
-    <w:bookmarkEnd w:id="204"/>
-    <w:bookmarkStart w:id="206" w:name="ref-crema_edinborough_kerig_shennan_2014"/>
+    <w:bookmarkEnd w:id="174"/>
+    <w:bookmarkStart w:id="176" w:name="ref-crema_kandler_shennan_2016"/>
     <w:p>
       <w:pPr>
         <w:pStyle w:val="Bibliography"/>
       </w:pPr>
       <w:r>
-        <w:t xml:space="preserve">Crema, Enrico R., Kevan Edinborough, Tim Kerig, and Stephen J. Shennan. 2014. An Approximate</w:t>
-      </w:r>
-      <w:r>
-        <w:t xml:space="preserve"> </w:t>
-      </w:r>
-      <w:r>
-        <w:t xml:space="preserve">Bayesian</w:t>
-      </w:r>
-      <w:r>
-        <w:t xml:space="preserve"> </w:t>
-      </w:r>
-      <w:r>
-        <w:t xml:space="preserve">Computation Approach for Inferring Patterns of Cultural Evolutionary Change.</w:t>
-      </w:r>
-      <w:r>
-        <w:t xml:space="preserve"> </w:t>
-      </w:r>
-      <w:r>
-        <w:rPr>
-          <w:i/>
-          <w:iCs/>
-        </w:rPr>
-        <w:t xml:space="preserve">Journal of Archaeological Science</w:t>
-      </w:r>
-      <w:r>
-        <w:t xml:space="preserve"> </w:t>
-      </w:r>
-      <w:r>
-        <w:t xml:space="preserve">50:160–170.</w:t>
-      </w:r>
-      <w:r>
-        <w:t xml:space="preserve"> </w:t>
-      </w:r>
-      <w:hyperlink r:id="rId205">
-        <w:r>
-          <w:rPr>
-            <w:rStyle w:val="Hyperlink"/>
-          </w:rPr>
-          <w:t xml:space="preserve">https://doi.org/10.1016/j.jas.2014.07.014</w:t>
-        </w:r>
-      </w:hyperlink>
-      <w:r>
-        <w:t xml:space="preserve">.</w:t>
-      </w:r>
-    </w:p>
-    <w:bookmarkEnd w:id="206"/>
-    <w:bookmarkStart w:id="208" w:name="ref-crema_kandler_shennan_2016"/>
-    <w:p>
-      <w:pPr>
-        <w:pStyle w:val="Bibliography"/>
-      </w:pPr>
-      <w:r>
         <w:t xml:space="preserve">Crema, Enrico R., Anne Kandler, and Stephen Shennan. 2016. Revealing Patterns of Cultural Transmission from Frequency Data: Equilibrium and Non-Equilibrium Assumptions.</w:t>
       </w:r>
       <w:r>
@@ -6066,7 +4026,7 @@
       <w:r>
         <w:t xml:space="preserve"> </w:t>
       </w:r>
-      <w:hyperlink r:id="rId207">
+      <w:hyperlink r:id="rId175">
         <w:r>
           <w:rPr>
             <w:rStyle w:val="Hyperlink"/>
@@ -6078,14 +4038,14 @@
         <w:t xml:space="preserve">.</w:t>
       </w:r>
     </w:p>
-    <w:bookmarkEnd w:id="208"/>
-    <w:bookmarkStart w:id="210" w:name="ref-dunnell_1970"/>
+    <w:bookmarkEnd w:id="176"/>
+    <w:bookmarkStart w:id="178" w:name="ref-dunnell_1978"/>
     <w:p>
       <w:pPr>
         <w:pStyle w:val="Bibliography"/>
       </w:pPr>
       <w:r>
-        <w:t xml:space="preserve">Dunnell, Robert C. 1970. Seriation Method and Its Evaluation.</w:t>
+        <w:t xml:space="preserve">Dunnell, Robert C. 1978. Style and Function: A Fundamental Dichotomy.</w:t>
       </w:r>
       <w:r>
         <w:t xml:space="preserve"> </w:t>
@@ -6101,52 +4061,12 @@
         <w:t xml:space="preserve"> </w:t>
       </w:r>
       <w:r>
-        <w:t xml:space="preserve">35(3):305–319.</w:t>
-      </w:r>
-      <w:r>
-        <w:t xml:space="preserve"> </w:t>
-      </w:r>
-      <w:hyperlink r:id="rId209">
-        <w:r>
-          <w:rPr>
-            <w:rStyle w:val="Hyperlink"/>
-          </w:rPr>
-          <w:t xml:space="preserve">https://doi.org/10.2307/278341</w:t>
-        </w:r>
-      </w:hyperlink>
-      <w:r>
-        <w:t xml:space="preserve">.</w:t>
-      </w:r>
-    </w:p>
-    <w:bookmarkEnd w:id="210"/>
-    <w:bookmarkStart w:id="212" w:name="ref-dunnell_1978"/>
-    <w:p>
-      <w:pPr>
-        <w:pStyle w:val="Bibliography"/>
-      </w:pPr>
-      <w:r>
-        <w:t xml:space="preserve">Dunnell, Robert C. 1978. Style and Function: A Fundamental Dichotomy.</w:t>
-      </w:r>
-      <w:r>
-        <w:t xml:space="preserve"> </w:t>
-      </w:r>
-      <w:r>
-        <w:rPr>
-          <w:i/>
-          <w:iCs/>
-        </w:rPr>
-        <w:t xml:space="preserve">American Antiquity</w:t>
-      </w:r>
-      <w:r>
-        <w:t xml:space="preserve"> </w:t>
-      </w:r>
-      <w:r>
         <w:t xml:space="preserve">43(2):192–202.</w:t>
       </w:r>
       <w:r>
         <w:t xml:space="preserve"> </w:t>
       </w:r>
-      <w:hyperlink r:id="rId211">
+      <w:hyperlink r:id="rId177">
         <w:r>
           <w:rPr>
             <w:rStyle w:val="Hyperlink"/>
@@ -6158,8 +4078,8 @@
         <w:t xml:space="preserve">.</w:t>
       </w:r>
     </w:p>
-    <w:bookmarkEnd w:id="212"/>
-    <w:bookmarkStart w:id="213" w:name="ref-dunnell_1980"/>
+    <w:bookmarkEnd w:id="178"/>
+    <w:bookmarkStart w:id="179" w:name="ref-dunnell_1980"/>
     <w:p>
       <w:pPr>
         <w:pStyle w:val="Bibliography"/>
@@ -6181,14 +4101,14 @@
         <w:t xml:space="preserve">, edited by Michael B. Schiffer, pp. 35–99. Academic Press, New York.</w:t>
       </w:r>
     </w:p>
-    <w:bookmarkEnd w:id="213"/>
-    <w:bookmarkStart w:id="214" w:name="ref-dunnell_1995"/>
+    <w:bookmarkEnd w:id="179"/>
+    <w:bookmarkStart w:id="180" w:name="ref-dunnell_1995"/>
     <w:p>
       <w:pPr>
         <w:pStyle w:val="Bibliography"/>
       </w:pPr>
       <w:r>
-        <w:t xml:space="preserve">Dunnell, Robert C. 1995a. What Is It That Actually Evolves? In</w:t>
+        <w:t xml:space="preserve">Dunnell, Robert C. 1995. What Is It That Actually Evolves? In</w:t>
       </w:r>
       <w:r>
         <w:t xml:space="preserve"> </w:t>
@@ -6204,60 +4124,13 @@
         <w:t xml:space="preserve">, edited by Patrice A. Teltser, pp. 33–50. University of Arizona Press, Tucson.</w:t>
       </w:r>
     </w:p>
-    <w:bookmarkEnd w:id="214"/>
-    <w:bookmarkStart w:id="215" w:name="ref-dunnell_1995b"/>
+    <w:bookmarkEnd w:id="180"/>
+    <w:bookmarkStart w:id="182" w:name="ref-eerkens_lipo_2005"/>
     <w:p>
       <w:pPr>
         <w:pStyle w:val="Bibliography"/>
       </w:pPr>
       <w:r>
-        <w:t xml:space="preserve">Dunnell, Robert C. 1995b. Style: Concepts and Practice.</w:t>
-      </w:r>
-    </w:p>
-    <w:bookmarkEnd w:id="215"/>
-    <w:bookmarkStart w:id="216" w:name="ref-dye_cox_1990"/>
-    <w:p>
-      <w:pPr>
-        <w:pStyle w:val="Bibliography"/>
-      </w:pPr>
-      <w:r>
-        <w:t xml:space="preserve">Dye, David H., and Cheryl Anne Cox (editors). 1990.</w:t>
-      </w:r>
-      <w:r>
-        <w:t xml:space="preserve"> </w:t>
-      </w:r>
-      <w:r>
-        <w:rPr>
-          <w:i/>
-          <w:iCs/>
-        </w:rPr>
-        <w:t xml:space="preserve">Towns and Temples Along the</w:t>
-      </w:r>
-      <w:r>
-        <w:rPr>
-          <w:i/>
-          <w:iCs/>
-        </w:rPr>
-        <w:t xml:space="preserve"> </w:t>
-      </w:r>
-      <w:r>
-        <w:rPr>
-          <w:i/>
-          <w:iCs/>
-        </w:rPr>
-        <w:t xml:space="preserve">Mississippi</w:t>
-      </w:r>
-      <w:r>
-        <w:t xml:space="preserve">. University of Alabama Press, Tuscaloosa.</w:t>
-      </w:r>
-    </w:p>
-    <w:bookmarkEnd w:id="216"/>
-    <w:bookmarkStart w:id="218" w:name="ref-eerkens_lipo_2005"/>
-    <w:p>
-      <w:pPr>
-        <w:pStyle w:val="Bibliography"/>
-      </w:pPr>
-      <w:r>
         <w:t xml:space="preserve">Eerkens, Jelmer W., and Carl P. Lipo. 2005. Cultural Transmission, Copying Errors, and the Generation of Variation in Material Culture and the Archaeological Record.</w:t>
       </w:r>
       <w:r>
@@ -6279,7 +4152,7 @@
       <w:r>
         <w:t xml:space="preserve"> </w:t>
       </w:r>
-      <w:hyperlink r:id="rId217">
+      <w:hyperlink r:id="rId181">
         <w:r>
           <w:rPr>
             <w:rStyle w:val="Hyperlink"/>
@@ -6291,8 +4164,8 @@
         <w:t xml:space="preserve">.</w:t>
       </w:r>
     </w:p>
-    <w:bookmarkEnd w:id="218"/>
-    <w:bookmarkStart w:id="220" w:name="ref-eerkens_lipo_2007"/>
+    <w:bookmarkEnd w:id="182"/>
+    <w:bookmarkStart w:id="184" w:name="ref-eerkens_lipo_2007"/>
     <w:p>
       <w:pPr>
         <w:pStyle w:val="Bibliography"/>
@@ -6319,7 +4192,7 @@
       <w:r>
         <w:t xml:space="preserve"> </w:t>
       </w:r>
-      <w:hyperlink r:id="rId219">
+      <w:hyperlink r:id="rId183">
         <w:r>
           <w:rPr>
             <w:rStyle w:val="Hyperlink"/>
@@ -6331,79 +4204,13 @@
         <w:t xml:space="preserve">.</w:t>
       </w:r>
     </w:p>
-    <w:bookmarkEnd w:id="220"/>
-    <w:bookmarkStart w:id="221" w:name="ref-ewens_1972"/>
+    <w:bookmarkEnd w:id="184"/>
+    <w:bookmarkStart w:id="186" w:name="ref-fogarty_kandler_creanza_2024"/>
     <w:p>
       <w:pPr>
         <w:pStyle w:val="Bibliography"/>
       </w:pPr>
       <w:r>
-        <w:t xml:space="preserve">Ewens, Warren J. 1972. The Sampling Theory of Selectively Neutral Alleles.</w:t>
-      </w:r>
-      <w:r>
-        <w:t xml:space="preserve"> </w:t>
-      </w:r>
-      <w:r>
-        <w:rPr>
-          <w:i/>
-          <w:iCs/>
-        </w:rPr>
-        <w:t xml:space="preserve">Theoretical Population Biology</w:t>
-      </w:r>
-      <w:r>
-        <w:t xml:space="preserve"> </w:t>
-      </w:r>
-      <w:r>
-        <w:t xml:space="preserve">3(1):87–112.</w:t>
-      </w:r>
-    </w:p>
-    <w:bookmarkEnd w:id="221"/>
-    <w:bookmarkStart w:id="223" w:name="ref-feder_kryazhimskiy_plotkin_2014"/>
-    <w:p>
-      <w:pPr>
-        <w:pStyle w:val="Bibliography"/>
-      </w:pPr>
-      <w:r>
-        <w:t xml:space="preserve">Feder, Alison F., Sergey Kryazhimskiy, and Joshua B. Plotkin. 2014. Identifying Signatures of Selection in Genetic Time Series.</w:t>
-      </w:r>
-      <w:r>
-        <w:t xml:space="preserve"> </w:t>
-      </w:r>
-      <w:r>
-        <w:rPr>
-          <w:i/>
-          <w:iCs/>
-        </w:rPr>
-        <w:t xml:space="preserve">Genetics</w:t>
-      </w:r>
-      <w:r>
-        <w:t xml:space="preserve"> </w:t>
-      </w:r>
-      <w:r>
-        <w:t xml:space="preserve">196(2):509–522.</w:t>
-      </w:r>
-      <w:r>
-        <w:t xml:space="preserve"> </w:t>
-      </w:r>
-      <w:hyperlink r:id="rId222">
-        <w:r>
-          <w:rPr>
-            <w:rStyle w:val="Hyperlink"/>
-          </w:rPr>
-          <w:t xml:space="preserve">https://doi.org/10.1534/genetics.113.158220</w:t>
-        </w:r>
-      </w:hyperlink>
-      <w:r>
-        <w:t xml:space="preserve">.</w:t>
-      </w:r>
-    </w:p>
-    <w:bookmarkEnd w:id="223"/>
-    <w:bookmarkStart w:id="225" w:name="ref-fogarty_kandler_creanza_2024"/>
-    <w:p>
-      <w:pPr>
-        <w:pStyle w:val="Bibliography"/>
-      </w:pPr>
-      <w:r>
         <w:t xml:space="preserve">Fogarty, Laurel, Anne Kandler, Nicole Creanza, and Marcus W. Feldman. 2024. Half a Century of Quantitative Cultural Evolution.</w:t>
       </w:r>
       <w:r>
@@ -6425,7 +4232,7 @@
       <w:r>
         <w:t xml:space="preserve"> </w:t>
       </w:r>
-      <w:hyperlink r:id="rId224">
+      <w:hyperlink r:id="rId185">
         <w:r>
           <w:rPr>
             <w:rStyle w:val="Hyperlink"/>
@@ -6437,8 +4244,8 @@
         <w:t xml:space="preserve">.</w:t>
       </w:r>
     </w:p>
-    <w:bookmarkEnd w:id="225"/>
-    <w:bookmarkStart w:id="226" w:name="ref-fox_1998"/>
+    <w:bookmarkEnd w:id="186"/>
+    <w:bookmarkStart w:id="187" w:name="ref-fox_1998"/>
     <w:p>
       <w:pPr>
         <w:pStyle w:val="Bibliography"/>
@@ -6460,8 +4267,8 @@
         <w:t xml:space="preserve">, edited by Michael J. O’Brien and Robert C. Dunnell, pp. 31–58. University of Alabama Press, Tuscaloosa.</w:t>
       </w:r>
     </w:p>
-    <w:bookmarkEnd w:id="226"/>
-    <w:bookmarkStart w:id="228" w:name="ref-haley_2014"/>
+    <w:bookmarkEnd w:id="187"/>
+    <w:bookmarkStart w:id="189" w:name="ref-haley_2014"/>
     <w:p>
       <w:pPr>
         <w:pStyle w:val="Bibliography"/>
@@ -6501,12 +4308,15 @@
         <w:t xml:space="preserve">Archaeological Prospection</w:t>
       </w:r>
       <w:r>
-        <w:t xml:space="preserve">.</w:t>
-      </w:r>
-      <w:r>
-        <w:t xml:space="preserve"> </w:t>
-      </w:r>
-      <w:hyperlink r:id="rId227">
+        <w:t xml:space="preserve"> </w:t>
+      </w:r>
+      <w:r>
+        <w:t xml:space="preserve">21(1):39–47.</w:t>
+      </w:r>
+      <w:r>
+        <w:t xml:space="preserve"> </w:t>
+      </w:r>
+      <w:hyperlink r:id="rId188">
         <w:r>
           <w:rPr>
             <w:rStyle w:val="Hyperlink"/>
@@ -6518,8 +4328,8 @@
         <w:t xml:space="preserve">.</w:t>
       </w:r>
     </w:p>
-    <w:bookmarkEnd w:id="228"/>
-    <w:bookmarkStart w:id="230" w:name="ref-henrich_2001"/>
+    <w:bookmarkEnd w:id="189"/>
+    <w:bookmarkStart w:id="191" w:name="ref-henrich_2001"/>
     <w:p>
       <w:pPr>
         <w:pStyle w:val="Bibliography"/>
@@ -6546,7 +4356,7 @@
       <w:r>
         <w:t xml:space="preserve"> </w:t>
       </w:r>
-      <w:hyperlink r:id="rId229">
+      <w:hyperlink r:id="rId190">
         <w:r>
           <w:rPr>
             <w:rStyle w:val="Hyperlink"/>
@@ -6558,65 +4368,13 @@
         <w:t xml:space="preserve">.</w:t>
       </w:r>
     </w:p>
-    <w:bookmarkEnd w:id="230"/>
-    <w:bookmarkStart w:id="232" w:name="ref-henrich_2004"/>
+    <w:bookmarkEnd w:id="191"/>
+    <w:bookmarkStart w:id="193" w:name="ref-henrich_boyd_1998"/>
     <w:p>
       <w:pPr>
         <w:pStyle w:val="Bibliography"/>
       </w:pPr>
       <w:r>
-        <w:t xml:space="preserve">Henrich, Joseph. 2004. Demography and Cultural Evolution: How Adaptive Cultural Processes Can Produce Maladaptive Losses—the</w:t>
-      </w:r>
-      <w:r>
-        <w:t xml:space="preserve"> </w:t>
-      </w:r>
-      <w:r>
-        <w:t xml:space="preserve">Tasmanian</w:t>
-      </w:r>
-      <w:r>
-        <w:t xml:space="preserve"> </w:t>
-      </w:r>
-      <w:r>
-        <w:t xml:space="preserve">Case.</w:t>
-      </w:r>
-      <w:r>
-        <w:t xml:space="preserve"> </w:t>
-      </w:r>
-      <w:r>
-        <w:rPr>
-          <w:i/>
-          <w:iCs/>
-        </w:rPr>
-        <w:t xml:space="preserve">American Antiquity</w:t>
-      </w:r>
-      <w:r>
-        <w:t xml:space="preserve"> </w:t>
-      </w:r>
-      <w:r>
-        <w:t xml:space="preserve">69(2):197–214.</w:t>
-      </w:r>
-      <w:r>
-        <w:t xml:space="preserve"> </w:t>
-      </w:r>
-      <w:hyperlink r:id="rId231">
-        <w:r>
-          <w:rPr>
-            <w:rStyle w:val="Hyperlink"/>
-          </w:rPr>
-          <w:t xml:space="preserve">https://doi.org/10.2307/4128416</w:t>
-        </w:r>
-      </w:hyperlink>
-      <w:r>
-        <w:t xml:space="preserve">.</w:t>
-      </w:r>
-    </w:p>
-    <w:bookmarkEnd w:id="232"/>
-    <w:bookmarkStart w:id="234" w:name="ref-henrich_boyd_1998"/>
-    <w:p>
-      <w:pPr>
-        <w:pStyle w:val="Bibliography"/>
-      </w:pPr>
-      <w:r>
         <w:t xml:space="preserve">Henrich, Joseph, and Robert Boyd. 1998. The Evolution of Conformist Transmission and the Emergence of Between-Group Differences.</w:t>
       </w:r>
       <w:r>
@@ -6638,7 +4396,7 @@
       <w:r>
         <w:t xml:space="preserve"> </w:t>
       </w:r>
-      <w:hyperlink r:id="rId233">
+      <w:hyperlink r:id="rId192">
         <w:r>
           <w:rPr>
             <w:rStyle w:val="Hyperlink"/>
@@ -6650,8 +4408,8 @@
         <w:t xml:space="preserve">.</w:t>
       </w:r>
     </w:p>
-    <w:bookmarkEnd w:id="234"/>
-    <w:bookmarkStart w:id="235" w:name="ref-holdaway_wandsnider_2008"/>
+    <w:bookmarkEnd w:id="193"/>
+    <w:bookmarkStart w:id="194" w:name="ref-holdaway_wandsnider_2008"/>
     <w:p>
       <w:pPr>
         <w:pStyle w:val="Bibliography"/>
@@ -6673,8 +4431,8 @@
         <w:t xml:space="preserve">. University of Utah Press, Salt Lake City.</w:t>
       </w:r>
     </w:p>
-    <w:bookmarkEnd w:id="235"/>
-    <w:bookmarkStart w:id="237" w:name="ref-holland-lulewicz_ritchison_2021"/>
+    <w:bookmarkEnd w:id="194"/>
+    <w:bookmarkStart w:id="196" w:name="ref-holland-lulewicz_ritchison_2021"/>
     <w:p>
       <w:pPr>
         <w:pStyle w:val="Bibliography"/>
@@ -6701,7 +4459,7 @@
       <w:r>
         <w:t xml:space="preserve"> </w:t>
       </w:r>
-      <w:hyperlink r:id="rId236">
+      <w:hyperlink r:id="rId195">
         <w:r>
           <w:rPr>
             <w:rStyle w:val="Hyperlink"/>
@@ -6713,8 +4471,8 @@
         <w:t xml:space="preserve">.</w:t>
       </w:r>
     </w:p>
-    <w:bookmarkEnd w:id="237"/>
-    <w:bookmarkStart w:id="238" w:name="ref-house_1991"/>
+    <w:bookmarkEnd w:id="196"/>
+    <w:bookmarkStart w:id="197" w:name="ref-house_1991"/>
     <w:p>
       <w:pPr>
         <w:pStyle w:val="Bibliography"/>
@@ -6756,8 +4514,8 @@
         <w:t xml:space="preserve">. PhD thesis, Southern Illinois University at Carbondale, Carbondale.</w:t>
       </w:r>
     </w:p>
-    <w:bookmarkEnd w:id="238"/>
-    <w:bookmarkStart w:id="239" w:name="ref-house_1993"/>
+    <w:bookmarkEnd w:id="197"/>
+    <w:bookmarkStart w:id="198" w:name="ref-house_1993"/>
     <w:p>
       <w:pPr>
         <w:pStyle w:val="Bibliography"/>
@@ -6782,8 +4540,8 @@
         <w:t xml:space="preserve">12(1):21–32.</w:t>
       </w:r>
     </w:p>
-    <w:bookmarkEnd w:id="239"/>
-    <w:bookmarkStart w:id="240" w:name="ref-hudson_smith_depratter_1990"/>
+    <w:bookmarkEnd w:id="198"/>
+    <w:bookmarkStart w:id="199" w:name="ref-hudson_smith_depratter_1990"/>
     <w:p>
       <w:pPr>
         <w:pStyle w:val="Bibliography"/>
@@ -6843,251 +4601,13 @@
         <w:t xml:space="preserve">, edited by David H. Dye and Cheryl Anne Cox, pp. 181–207. University of Alabama Press, Tuscaloosa.</w:t>
       </w:r>
     </w:p>
-    <w:bookmarkEnd w:id="240"/>
-    <w:bookmarkStart w:id="242" w:name="ref-hunt_2006"/>
+    <w:bookmarkEnd w:id="199"/>
+    <w:bookmarkStart w:id="201" w:name="ref-kidwell_tomasovych_2013"/>
     <w:p>
       <w:pPr>
         <w:pStyle w:val="Bibliography"/>
       </w:pPr>
       <w:r>
-        <w:t xml:space="preserve">Hunt, Gene. 2006. Fitting and Comparing Models of Phyletic Evolution: Random Walks and Beyond.</w:t>
-      </w:r>
-      <w:r>
-        <w:t xml:space="preserve"> </w:t>
-      </w:r>
-      <w:r>
-        <w:rPr>
-          <w:i/>
-          <w:iCs/>
-        </w:rPr>
-        <w:t xml:space="preserve">Paleobiology</w:t>
-      </w:r>
-      <w:r>
-        <w:t xml:space="preserve"> </w:t>
-      </w:r>
-      <w:r>
-        <w:t xml:space="preserve">32(4):578–601.</w:t>
-      </w:r>
-      <w:r>
-        <w:t xml:space="preserve"> </w:t>
-      </w:r>
-      <w:hyperlink r:id="rId241">
-        <w:r>
-          <w:rPr>
-            <w:rStyle w:val="Hyperlink"/>
-          </w:rPr>
-          <w:t xml:space="preserve">https://doi.org/10.1666/05070.1</w:t>
-        </w:r>
-      </w:hyperlink>
-      <w:r>
-        <w:t xml:space="preserve">.</w:t>
-      </w:r>
-    </w:p>
-    <w:bookmarkEnd w:id="242"/>
-    <w:bookmarkStart w:id="244" w:name="ref-hunt_bell_travis_2008"/>
-    <w:p>
-      <w:pPr>
-        <w:pStyle w:val="Bibliography"/>
-      </w:pPr>
-      <w:r>
-        <w:t xml:space="preserve">Hunt, Gene, Michael A. Bell, and Matthew P. Travis. 2008. Evolution Toward a New Adaptive Optimum: Phenotypic Evolution in a Fossil Stickleback Lineage.</w:t>
-      </w:r>
-      <w:r>
-        <w:t xml:space="preserve"> </w:t>
-      </w:r>
-      <w:r>
-        <w:rPr>
-          <w:i/>
-          <w:iCs/>
-        </w:rPr>
-        <w:t xml:space="preserve">Evolution</w:t>
-      </w:r>
-      <w:r>
-        <w:t xml:space="preserve"> </w:t>
-      </w:r>
-      <w:r>
-        <w:t xml:space="preserve">62(3):700–710.</w:t>
-      </w:r>
-      <w:r>
-        <w:t xml:space="preserve"> </w:t>
-      </w:r>
-      <w:hyperlink r:id="rId243">
-        <w:r>
-          <w:rPr>
-            <w:rStyle w:val="Hyperlink"/>
-          </w:rPr>
-          <w:t xml:space="preserve">https://doi.org/10.1111/j.1558-5646.2007.00310.x</w:t>
-        </w:r>
-      </w:hyperlink>
-      <w:r>
-        <w:t xml:space="preserve">.</w:t>
-      </w:r>
-    </w:p>
-    <w:bookmarkEnd w:id="244"/>
-    <w:bookmarkStart w:id="245" w:name="ref-hurlbert_1971"/>
-    <w:p>
-      <w:pPr>
-        <w:pStyle w:val="Bibliography"/>
-      </w:pPr>
-      <w:r>
-        <w:t xml:space="preserve">Hurlbert, Stuart H. 1971. The Nonconcept of Species Diversity: A Critique and Alternative Parameters.</w:t>
-      </w:r>
-      <w:r>
-        <w:t xml:space="preserve"> </w:t>
-      </w:r>
-      <w:r>
-        <w:rPr>
-          <w:i/>
-          <w:iCs/>
-        </w:rPr>
-        <w:t xml:space="preserve">Ecology</w:t>
-      </w:r>
-      <w:r>
-        <w:t xml:space="preserve"> </w:t>
-      </w:r>
-      <w:r>
-        <w:t xml:space="preserve">52(4):577–586.</w:t>
-      </w:r>
-    </w:p>
-    <w:bookmarkEnd w:id="245"/>
-    <w:bookmarkStart w:id="247" w:name="ref-kandler_shennan_2013"/>
-    <w:p>
-      <w:pPr>
-        <w:pStyle w:val="Bibliography"/>
-      </w:pPr>
-      <w:r>
-        <w:t xml:space="preserve">Kandler, Anne, and Stephen Shennan. 2013. A Non-Equilibrium Neutral Model for Analysing Cultural Change.</w:t>
-      </w:r>
-      <w:r>
-        <w:t xml:space="preserve"> </w:t>
-      </w:r>
-      <w:r>
-        <w:rPr>
-          <w:i/>
-          <w:iCs/>
-        </w:rPr>
-        <w:t xml:space="preserve">Journal of Theoretical Biology</w:t>
-      </w:r>
-      <w:r>
-        <w:t xml:space="preserve"> </w:t>
-      </w:r>
-      <w:r>
-        <w:t xml:space="preserve">330:18–25.</w:t>
-      </w:r>
-      <w:r>
-        <w:t xml:space="preserve"> </w:t>
-      </w:r>
-      <w:hyperlink r:id="rId246">
-        <w:r>
-          <w:rPr>
-            <w:rStyle w:val="Hyperlink"/>
-          </w:rPr>
-          <w:t xml:space="preserve">https://doi.org/10.1016/j.jtbi.2013.03.006</w:t>
-        </w:r>
-      </w:hyperlink>
-      <w:r>
-        <w:t xml:space="preserve">.</w:t>
-      </w:r>
-    </w:p>
-    <w:bookmarkEnd w:id="247"/>
-    <w:bookmarkStart w:id="249" w:name="ref-kandler_shennan_2015"/>
-    <w:p>
-      <w:pPr>
-        <w:pStyle w:val="Bibliography"/>
-      </w:pPr>
-      <w:r>
-        <w:t xml:space="preserve">Kandler, Anne, and Stephen Shennan. 2015. A Generative Inference Framework for Analysing Patterns of Cultural Change in Sparse Population Data with Evidence for Fashion Trends in</w:t>
-      </w:r>
-      <w:r>
-        <w:t xml:space="preserve"> </w:t>
-      </w:r>
-      <w:r>
-        <w:t xml:space="preserve">LBK</w:t>
-      </w:r>
-      <w:r>
-        <w:t xml:space="preserve"> </w:t>
-      </w:r>
-      <w:r>
-        <w:t xml:space="preserve">Culture.</w:t>
-      </w:r>
-      <w:r>
-        <w:t xml:space="preserve"> </w:t>
-      </w:r>
-      <w:r>
-        <w:rPr>
-          <w:i/>
-          <w:iCs/>
-        </w:rPr>
-        <w:t xml:space="preserve">Journal of the Royal Society Interface</w:t>
-      </w:r>
-      <w:r>
-        <w:t xml:space="preserve"> </w:t>
-      </w:r>
-      <w:r>
-        <w:t xml:space="preserve">12(113):20150905.</w:t>
-      </w:r>
-      <w:r>
-        <w:t xml:space="preserve"> </w:t>
-      </w:r>
-      <w:hyperlink r:id="rId248">
-        <w:r>
-          <w:rPr>
-            <w:rStyle w:val="Hyperlink"/>
-          </w:rPr>
-          <w:t xml:space="preserve">https://doi.org/10.1098/rsif.2015.0905</w:t>
-        </w:r>
-      </w:hyperlink>
-      <w:r>
-        <w:t xml:space="preserve">.</w:t>
-      </w:r>
-    </w:p>
-    <w:bookmarkEnd w:id="249"/>
-    <w:bookmarkStart w:id="251" w:name="ref-kandler_wilder_fortunato_2017"/>
-    <w:p>
-      <w:pPr>
-        <w:pStyle w:val="Bibliography"/>
-      </w:pPr>
-      <w:r>
-        <w:t xml:space="preserve">Kandler, Anne, Bryan Wilder, and Laura Fortunato. 2017. Inferring Individual-Level Processes from Population-Level Patterns in Cultural Evolution.</w:t>
-      </w:r>
-      <w:r>
-        <w:t xml:space="preserve"> </w:t>
-      </w:r>
-      <w:r>
-        <w:rPr>
-          <w:i/>
-          <w:iCs/>
-        </w:rPr>
-        <w:t xml:space="preserve">Royal Society Open Science</w:t>
-      </w:r>
-      <w:r>
-        <w:t xml:space="preserve"> </w:t>
-      </w:r>
-      <w:r>
-        <w:t xml:space="preserve">4:170949.</w:t>
-      </w:r>
-      <w:r>
-        <w:t xml:space="preserve"> </w:t>
-      </w:r>
-      <w:hyperlink r:id="rId250">
-        <w:r>
-          <w:rPr>
-            <w:rStyle w:val="Hyperlink"/>
-          </w:rPr>
-          <w:t xml:space="preserve">https://doi.org/10.1098/rsos.170949</w:t>
-        </w:r>
-      </w:hyperlink>
-      <w:r>
-        <w:t xml:space="preserve">.</w:t>
-      </w:r>
-    </w:p>
-    <w:bookmarkEnd w:id="251"/>
-    <w:bookmarkStart w:id="253" w:name="ref-kidwell_tomasovych_2013"/>
-    <w:p>
-      <w:pPr>
-        <w:pStyle w:val="Bibliography"/>
-      </w:pPr>
-      <w:r>
         <w:t xml:space="preserve">Kidwell, Susan M., and Adam Tomašových. 2013. Implications of Time-Averaged Death Assemblages for Ecology and Conservation Biology.</w:t>
       </w:r>
       <w:r>
@@ -7109,7 +4629,7 @@
       <w:r>
         <w:t xml:space="preserve"> </w:t>
       </w:r>
-      <w:hyperlink r:id="rId252">
+      <w:hyperlink r:id="rId200">
         <w:r>
           <w:rPr>
             <w:rStyle w:val="Hyperlink"/>
@@ -7121,8 +4641,8 @@
         <w:t xml:space="preserve">.</w:t>
       </w:r>
     </w:p>
-    <w:bookmarkEnd w:id="253"/>
-    <w:bookmarkStart w:id="254" w:name="ref-king_freer_1995"/>
+    <w:bookmarkEnd w:id="201"/>
+    <w:bookmarkStart w:id="202" w:name="ref-king_freer_1995"/>
     <w:p>
       <w:pPr>
         <w:pStyle w:val="Bibliography"/>
@@ -7156,8 +4676,8 @@
         <w:t xml:space="preserve">, edited by Michael S. Nassaney and Kenneth E. Sassaman, pp. 266–288. University of Tennessee Press, Knoxville.</w:t>
       </w:r>
     </w:p>
-    <w:bookmarkEnd w:id="254"/>
-    <w:bookmarkStart w:id="255" w:name="ref-lehner_grill_2013"/>
+    <w:bookmarkEnd w:id="202"/>
+    <w:bookmarkStart w:id="203" w:name="ref-lehner_grill_2013"/>
     <w:p>
       <w:pPr>
         <w:pStyle w:val="Bibliography"/>
@@ -7182,8 +4702,8 @@
         <w:t xml:space="preserve">27(15):2171–2186.</w:t>
       </w:r>
     </w:p>
-    <w:bookmarkEnd w:id="255"/>
-    <w:bookmarkStart w:id="256" w:name="ref-lipo_2001"/>
+    <w:bookmarkEnd w:id="203"/>
+    <w:bookmarkStart w:id="204" w:name="ref-lipo_2001"/>
     <w:p>
       <w:pPr>
         <w:pStyle w:val="Bibliography"/>
@@ -7233,8 +4753,8 @@
         <w:t xml:space="preserve">. BAR International Series 918. Archaeopress, Oxford.</w:t>
       </w:r>
     </w:p>
-    <w:bookmarkEnd w:id="256"/>
-    <w:bookmarkStart w:id="258" w:name="ref-lipo_dinapoli_madsen_hunt_2021"/>
+    <w:bookmarkEnd w:id="204"/>
+    <w:bookmarkStart w:id="206" w:name="ref-lipo_dinapoli_madsen_hunt_2021"/>
     <w:p>
       <w:pPr>
         <w:pStyle w:val="Bibliography"/>
@@ -7261,7 +4781,7 @@
       <w:r>
         <w:t xml:space="preserve"> </w:t>
       </w:r>
-      <w:hyperlink r:id="rId257">
+      <w:hyperlink r:id="rId205">
         <w:r>
           <w:rPr>
             <w:rStyle w:val="Hyperlink"/>
@@ -7273,8 +4793,8 @@
         <w:t xml:space="preserve">.</w:t>
       </w:r>
     </w:p>
-    <w:bookmarkEnd w:id="258"/>
-    <w:bookmarkStart w:id="259" w:name="ref-lipo_dunnell_2007"/>
+    <w:bookmarkEnd w:id="206"/>
+    <w:bookmarkStart w:id="207" w:name="ref-lipo_dunnell_2007"/>
     <w:p>
       <w:pPr>
         <w:pStyle w:val="Bibliography"/>
@@ -7336,48 +4856,13 @@
         <w:t xml:space="preserve">, edited by Janet Rafferty and Evan Peacock, pp. 125–167. University of Alabama Press, Tuscaloosa.</w:t>
       </w:r>
     </w:p>
-    <w:bookmarkEnd w:id="259"/>
-    <w:bookmarkStart w:id="260" w:name="ref-lipo_madsen_2001"/>
+    <w:bookmarkEnd w:id="207"/>
+    <w:bookmarkStart w:id="209" w:name="ref-lipo_madsen_dunnell_2015"/>
     <w:p>
       <w:pPr>
         <w:pStyle w:val="Bibliography"/>
       </w:pPr>
       <w:r>
-        <w:t xml:space="preserve">Lipo, Carl P., and Mark E. Madsen. 2001. Neutrality,</w:t>
-      </w:r>
-      <w:r>
-        <w:t xml:space="preserve"> </w:t>
-      </w:r>
-      <w:r>
-        <w:t xml:space="preserve">“Style,”</w:t>
-      </w:r>
-      <w:r>
-        <w:t xml:space="preserve"> </w:t>
-      </w:r>
-      <w:r>
-        <w:t xml:space="preserve">and Drift: Building Methods for Studying Cultural Transmission in the Archaeological Record. In</w:t>
-      </w:r>
-      <w:r>
-        <w:t xml:space="preserve"> </w:t>
-      </w:r>
-      <w:r>
-        <w:rPr>
-          <w:i/>
-          <w:iCs/>
-        </w:rPr>
-        <w:t xml:space="preserve">Style and Function: Conceptual Issues in Evolutionary Archaeology</w:t>
-      </w:r>
-      <w:r>
-        <w:t xml:space="preserve">, edited by Teresa D. Hurt and Gordon F. M. Rakita, pp. 91–118. Bergin &amp; Garvey, Westport, Connecticut.</w:t>
-      </w:r>
-    </w:p>
-    <w:bookmarkEnd w:id="260"/>
-    <w:bookmarkStart w:id="262" w:name="ref-lipo_madsen_dunnell_2015"/>
-    <w:p>
-      <w:pPr>
-        <w:pStyle w:val="Bibliography"/>
-      </w:pPr>
-      <w:r>
         <w:t xml:space="preserve">Lipo, Carl P., Mark E. Madsen, and Robert C. Dunnell. 2015. A Theoretically-Sufficient and Computationally-Practical Technique for Deterministic Frequency Seriation.</w:t>
       </w:r>
       <w:r>
@@ -7399,7 +4884,7 @@
       <w:r>
         <w:t xml:space="preserve"> </w:t>
       </w:r>
-      <w:hyperlink r:id="rId261">
+      <w:hyperlink r:id="rId208">
         <w:r>
           <w:rPr>
             <w:rStyle w:val="Hyperlink"/>
@@ -7411,8 +4896,8 @@
         <w:t xml:space="preserve">.</w:t>
       </w:r>
     </w:p>
-    <w:bookmarkEnd w:id="262"/>
-    <w:bookmarkStart w:id="264" w:name="ref-lipo_madsen_dunnell_hunt_1997"/>
+    <w:bookmarkEnd w:id="209"/>
+    <w:bookmarkStart w:id="211" w:name="ref-lipo_madsen_dunnell_hunt_1997"/>
     <w:p>
       <w:pPr>
         <w:pStyle w:val="Bibliography"/>
@@ -7439,7 +4924,7 @@
       <w:r>
         <w:t xml:space="preserve"> </w:t>
       </w:r>
-      <w:hyperlink r:id="rId263">
+      <w:hyperlink r:id="rId210">
         <w:r>
           <w:rPr>
             <w:rStyle w:val="Hyperlink"/>
@@ -7451,8 +4936,8 @@
         <w:t xml:space="preserve">.</w:t>
       </w:r>
     </w:p>
-    <w:bookmarkEnd w:id="264"/>
-    <w:bookmarkStart w:id="265" w:name="ref-madsen_2012"/>
+    <w:bookmarkEnd w:id="211"/>
+    <w:bookmarkStart w:id="212" w:name="ref-madsen_2012"/>
     <w:p>
       <w:pPr>
         <w:pStyle w:val="Bibliography"/>
@@ -7461,8 +4946,8 @@
         <w:t xml:space="preserve">Madsen, Mark E. 2012. Neutral Cultural Transmission in Time-Averaged Archaeological Assemblages. arXiv preprint arXiv:1204.2043 [physics.soc-ph].</w:t>
       </w:r>
     </w:p>
-    <w:bookmarkEnd w:id="265"/>
-    <w:bookmarkStart w:id="266" w:name="ref-mainfort_1996"/>
+    <w:bookmarkEnd w:id="212"/>
+    <w:bookmarkStart w:id="213" w:name="ref-mainfort_1996"/>
     <w:p>
       <w:pPr>
         <w:pStyle w:val="Bibliography"/>
@@ -7511,8 +4996,8 @@
         <w:t xml:space="preserve">15(2):172–181.</w:t>
       </w:r>
     </w:p>
-    <w:bookmarkEnd w:id="266"/>
-    <w:bookmarkStart w:id="267" w:name="ref-mainfort_2001"/>
+    <w:bookmarkEnd w:id="213"/>
+    <w:bookmarkStart w:id="214" w:name="ref-mainfort_2001"/>
     <w:p>
       <w:pPr>
         <w:pStyle w:val="Bibliography"/>
@@ -7546,8 +5031,8 @@
         <w:t xml:space="preserve">, edited by David S. Brose, C. Wesley Cowan, and Jr. Mainfort Robert C., pp. 173–190. Smithsonian Institution Press, Washington, DC.</w:t>
       </w:r>
     </w:p>
-    <w:bookmarkEnd w:id="267"/>
-    <w:bookmarkStart w:id="268" w:name="ref-mainfort_2003"/>
+    <w:bookmarkEnd w:id="214"/>
+    <w:bookmarkStart w:id="215" w:name="ref-mainfort_2003"/>
     <w:p>
       <w:pPr>
         <w:pStyle w:val="Bibliography"/>
@@ -7584,8 +5069,8 @@
         <w:t xml:space="preserve">22(2):176–184.</w:t>
       </w:r>
     </w:p>
-    <w:bookmarkEnd w:id="268"/>
-    <w:bookmarkStart w:id="269" w:name="ref-mayr_1959"/>
+    <w:bookmarkEnd w:id="215"/>
+    <w:bookmarkStart w:id="216" w:name="ref-mayr_1959"/>
     <w:p>
       <w:pPr>
         <w:pStyle w:val="Bibliography"/>
@@ -7607,8 +5092,8 @@
         <w:t xml:space="preserve">, edited by Betty J. Meggers, pp. 409–412. The Anthropological Society of Washington, Washington, D.C.</w:t>
       </w:r>
     </w:p>
-    <w:bookmarkEnd w:id="269"/>
-    <w:bookmarkStart w:id="270" w:name="ref-mcnutt_1996"/>
+    <w:bookmarkEnd w:id="216"/>
+    <w:bookmarkStart w:id="217" w:name="ref-mcnutt_1996"/>
     <w:p>
       <w:pPr>
         <w:pStyle w:val="Bibliography"/>
@@ -7670,8 +5155,8 @@
         <w:t xml:space="preserve">, edited by Charles H. McNutt, pp. 187–. University of Alabama Press, Tuscaloosa.</w:t>
       </w:r>
     </w:p>
-    <w:bookmarkEnd w:id="270"/>
-    <w:bookmarkStart w:id="271" w:name="ref-mcnutt_franklin_henry_2012"/>
+    <w:bookmarkEnd w:id="217"/>
+    <w:bookmarkStart w:id="218" w:name="ref-mcnutt_franklin_henry_2012"/>
     <w:p>
       <w:pPr>
         <w:pStyle w:val="Bibliography"/>
@@ -7765,39 +5250,13 @@
         <w:t xml:space="preserve">31(2):231–250.</w:t>
       </w:r>
     </w:p>
-    <w:bookmarkEnd w:id="271"/>
-    <w:bookmarkStart w:id="272" w:name="ref-mesoudi_2021"/>
+    <w:bookmarkEnd w:id="218"/>
+    <w:bookmarkStart w:id="220" w:name="ref-miller_atkins_premo_2018"/>
     <w:p>
       <w:pPr>
         <w:pStyle w:val="Bibliography"/>
       </w:pPr>
       <w:r>
-        <w:t xml:space="preserve">Mesoudi, Alex. 2021. Cultural Selection and Biased Transformation: Two Dynamics of Cultural Evolution.</w:t>
-      </w:r>
-      <w:r>
-        <w:t xml:space="preserve"> </w:t>
-      </w:r>
-      <w:r>
-        <w:rPr>
-          <w:i/>
-          <w:iCs/>
-        </w:rPr>
-        <w:t xml:space="preserve">Philosophical Transactions of the Royal Society B: Biological Sciences</w:t>
-      </w:r>
-      <w:r>
-        <w:t xml:space="preserve"> </w:t>
-      </w:r>
-      <w:r>
-        <w:t xml:space="preserve">376:20200053.</w:t>
-      </w:r>
-    </w:p>
-    <w:bookmarkEnd w:id="272"/>
-    <w:bookmarkStart w:id="274" w:name="ref-miller_atkins_premo_2018"/>
-    <w:p>
-      <w:pPr>
-        <w:pStyle w:val="Bibliography"/>
-      </w:pPr>
-      <w:r>
         <w:t xml:space="preserve">Miller-Atkins, Galen, and L. S. Premo. 2018. Time-Averaging and the Spatial Scale of Regional Cultural Differentiation in Archaeological Assemblages.</w:t>
       </w:r>
       <w:r>
@@ -7819,7 +5278,7 @@
       <w:r>
         <w:t xml:space="preserve"> </w:t>
       </w:r>
-      <w:hyperlink r:id="rId273">
+      <w:hyperlink r:id="rId219">
         <w:r>
           <w:rPr>
             <w:rStyle w:val="Hyperlink"/>
@@ -7831,8 +5290,8 @@
         <w:t xml:space="preserve">.</w:t>
       </w:r>
     </w:p>
-    <w:bookmarkEnd w:id="274"/>
-    <w:bookmarkStart w:id="275" w:name="ref-mitchem_2001"/>
+    <w:bookmarkEnd w:id="220"/>
+    <w:bookmarkStart w:id="221" w:name="ref-mitchem_2001"/>
     <w:p>
       <w:pPr>
         <w:pStyle w:val="Bibliography"/>
@@ -7862,8 +5321,8 @@
         <w:t xml:space="preserve">.</w:t>
       </w:r>
     </w:p>
-    <w:bookmarkEnd w:id="275"/>
-    <w:bookmarkStart w:id="276" w:name="ref-mitchem_2017"/>
+    <w:bookmarkEnd w:id="221"/>
+    <w:bookmarkStart w:id="222" w:name="ref-mitchem_2017"/>
     <w:p>
       <w:pPr>
         <w:pStyle w:val="Bibliography"/>
@@ -7914,8 +5373,8 @@
         <w:t xml:space="preserve">’s 1541 Cross.</w:t>
       </w:r>
     </w:p>
-    <w:bookmarkEnd w:id="276"/>
-    <w:bookmarkStart w:id="277" w:name="ref-morse_d_1990"/>
+    <w:bookmarkEnd w:id="222"/>
+    <w:bookmarkStart w:id="223" w:name="ref-morse_d_1990"/>
     <w:p>
       <w:pPr>
         <w:pStyle w:val="Bibliography"/>
@@ -7963,8 +5422,8 @@
         <w:t xml:space="preserve">, edited by David H. Dye and Cheryl Anne Cox, pp. 69–97. University of Alabama Press, Tuscaloosa.</w:t>
       </w:r>
     </w:p>
-    <w:bookmarkEnd w:id="277"/>
-    <w:bookmarkStart w:id="278" w:name="ref-morse_morse_1996"/>
+    <w:bookmarkEnd w:id="223"/>
+    <w:bookmarkStart w:id="224" w:name="ref-morse_morse_1996"/>
     <w:p>
       <w:pPr>
         <w:pStyle w:val="Bibliography"/>
@@ -8001,8 +5460,8 @@
         <w:t xml:space="preserve">17(1):1–35.</w:t>
       </w:r>
     </w:p>
-    <w:bookmarkEnd w:id="278"/>
-    <w:bookmarkStart w:id="279" w:name="ref-morse_p_1981"/>
+    <w:bookmarkEnd w:id="224"/>
+    <w:bookmarkStart w:id="225" w:name="ref-morse_p_1981"/>
     <w:p>
       <w:pPr>
         <w:pStyle w:val="Bibliography"/>
@@ -8073,8 +5532,8 @@
         <w:t xml:space="preserve">. Arkansas Archeological Survey Research Series 13. Arkansas Archeological Survey, Fayetteville.</w:t>
       </w:r>
     </w:p>
-    <w:bookmarkEnd w:id="279"/>
-    <w:bookmarkStart w:id="280" w:name="ref-morse_1990"/>
+    <w:bookmarkEnd w:id="225"/>
+    <w:bookmarkStart w:id="226" w:name="ref-morse_1990"/>
     <w:p>
       <w:pPr>
         <w:pStyle w:val="Bibliography"/>
@@ -8134,8 +5593,8 @@
         <w:t xml:space="preserve">, edited by David H. Dye and Cheryl Anne Cox, pp. 118–134. University of Alabama Press, Tuscaloosa.</w:t>
       </w:r>
     </w:p>
-    <w:bookmarkEnd w:id="280"/>
-    <w:bookmarkStart w:id="282" w:name="ref-nei_1973"/>
+    <w:bookmarkEnd w:id="226"/>
+    <w:bookmarkStart w:id="228" w:name="ref-nei_1973"/>
     <w:p>
       <w:pPr>
         <w:pStyle w:val="Bibliography"/>
@@ -8162,7 +5621,7 @@
       <w:r>
         <w:t xml:space="preserve"> </w:t>
       </w:r>
-      <w:hyperlink r:id="rId281">
+      <w:hyperlink r:id="rId227">
         <w:r>
           <w:rPr>
             <w:rStyle w:val="Hyperlink"/>
@@ -8174,8 +5633,8 @@
         <w:t xml:space="preserve">.</w:t>
       </w:r>
     </w:p>
-    <w:bookmarkEnd w:id="282"/>
-    <w:bookmarkStart w:id="283" w:name="ref-neiman_1995"/>
+    <w:bookmarkEnd w:id="228"/>
+    <w:bookmarkStart w:id="229" w:name="ref-neiman_1995"/>
     <w:p>
       <w:pPr>
         <w:pStyle w:val="Bibliography"/>
@@ -8218,76 +5677,13 @@
         <w:t xml:space="preserve">60(1):7–36.</w:t>
       </w:r>
     </w:p>
-    <w:bookmarkEnd w:id="283"/>
-    <w:bookmarkStart w:id="284" w:name="ref-obrien_leonard_2001"/>
+    <w:bookmarkEnd w:id="229"/>
+    <w:bookmarkStart w:id="231" w:name="ref-peebles_kus_1977"/>
     <w:p>
       <w:pPr>
         <w:pStyle w:val="Bibliography"/>
       </w:pPr>
       <w:r>
-        <w:t xml:space="preserve">O’Brien, Michael J., and Robert D. Leonard. 2001. Style and Function: An Introduction. In</w:t>
-      </w:r>
-      <w:r>
-        <w:t xml:space="preserve"> </w:t>
-      </w:r>
-      <w:r>
-        <w:rPr>
-          <w:i/>
-          <w:iCs/>
-        </w:rPr>
-        <w:t xml:space="preserve">Style and Function: Conceptual Issues in Evolutionary Archaeology</w:t>
-      </w:r>
-      <w:r>
-        <w:t xml:space="preserve">, edited by Teresa D. Hurt and Gordon F. M. Rakita, pp. 1–23. Bergin &amp; Garvey, Westport, Connecticut.</w:t>
-      </w:r>
-    </w:p>
-    <w:bookmarkEnd w:id="284"/>
-    <w:bookmarkStart w:id="286" w:name="ref-odwyer_kandler_2017"/>
-    <w:p>
-      <w:pPr>
-        <w:pStyle w:val="Bibliography"/>
-      </w:pPr>
-      <w:r>
-        <w:t xml:space="preserve">O’Dwyer, James P., and Anne Kandler. 2017. Inferring Processes of Cultural Transmission: The Critical Role of Rare Variants in Distinguishing Neutrality from Novelty Biases.</w:t>
-      </w:r>
-      <w:r>
-        <w:t xml:space="preserve"> </w:t>
-      </w:r>
-      <w:r>
-        <w:rPr>
-          <w:i/>
-          <w:iCs/>
-        </w:rPr>
-        <w:t xml:space="preserve">Philosophical Transactions of the Royal Society B: Biological Sciences</w:t>
-      </w:r>
-      <w:r>
-        <w:t xml:space="preserve"> </w:t>
-      </w:r>
-      <w:r>
-        <w:t xml:space="preserve">372(1735):20160426.</w:t>
-      </w:r>
-      <w:r>
-        <w:t xml:space="preserve"> </w:t>
-      </w:r>
-      <w:hyperlink r:id="rId285">
-        <w:r>
-          <w:rPr>
-            <w:rStyle w:val="Hyperlink"/>
-          </w:rPr>
-          <w:t xml:space="preserve">https://doi.org/10.1098/rstb.2016.0426</w:t>
-        </w:r>
-      </w:hyperlink>
-      <w:r>
-        <w:t xml:space="preserve">.</w:t>
-      </w:r>
-    </w:p>
-    <w:bookmarkEnd w:id="286"/>
-    <w:bookmarkStart w:id="288" w:name="ref-peebles_kus_1977"/>
-    <w:p>
-      <w:pPr>
-        <w:pStyle w:val="Bibliography"/>
-      </w:pPr>
-      <w:r>
         <w:t xml:space="preserve">Peebles, Christopher S., and Susan M. Kus. 1977. Some Archaeological Correlates of Ranked Societies.</w:t>
       </w:r>
       <w:r>
@@ -8309,7 +5705,7 @@
       <w:r>
         <w:t xml:space="preserve"> </w:t>
       </w:r>
-      <w:hyperlink r:id="rId287">
+      <w:hyperlink r:id="rId230">
         <w:r>
           <w:rPr>
             <w:rStyle w:val="Hyperlink"/>
@@ -8321,8 +5717,8 @@
         <w:t xml:space="preserve">.</w:t>
       </w:r>
     </w:p>
-    <w:bookmarkEnd w:id="288"/>
-    <w:bookmarkStart w:id="290" w:name="ref-peeples_schachner_2012"/>
+    <w:bookmarkEnd w:id="231"/>
+    <w:bookmarkStart w:id="233" w:name="ref-peeples_schachner_2012"/>
     <w:p>
       <w:pPr>
         <w:pStyle w:val="Bibliography"/>
@@ -8349,7 +5745,7 @@
       <w:r>
         <w:t xml:space="preserve"> </w:t>
       </w:r>
-      <w:hyperlink r:id="rId289">
+      <w:hyperlink r:id="rId232">
         <w:r>
           <w:rPr>
             <w:rStyle w:val="Hyperlink"/>
@@ -8361,8 +5757,8 @@
         <w:t xml:space="preserve">.</w:t>
       </w:r>
     </w:p>
-    <w:bookmarkEnd w:id="290"/>
-    <w:bookmarkStart w:id="292" w:name="ref-perreault_2018"/>
+    <w:bookmarkEnd w:id="233"/>
+    <w:bookmarkStart w:id="235" w:name="ref-perreault_2018"/>
     <w:p>
       <w:pPr>
         <w:pStyle w:val="Bibliography"/>
@@ -8389,7 +5785,7 @@
       <w:r>
         <w:t xml:space="preserve"> </w:t>
       </w:r>
-      <w:hyperlink r:id="rId291">
+      <w:hyperlink r:id="rId234">
         <w:r>
           <w:rPr>
             <w:rStyle w:val="Hyperlink"/>
@@ -8401,8 +5797,8 @@
         <w:t xml:space="preserve">.</w:t>
       </w:r>
     </w:p>
-    <w:bookmarkEnd w:id="292"/>
-    <w:bookmarkStart w:id="293" w:name="ref-perreault_2019"/>
+    <w:bookmarkEnd w:id="235"/>
+    <w:bookmarkStart w:id="236" w:name="ref-perreault_2019"/>
     <w:p>
       <w:pPr>
         <w:pStyle w:val="Bibliography"/>
@@ -8424,8 +5820,8 @@
         <w:t xml:space="preserve">. University of Chicago Press, Chicago.</w:t>
       </w:r>
     </w:p>
-    <w:bookmarkEnd w:id="293"/>
-    <w:bookmarkStart w:id="294" w:name="ref-phillips_1970"/>
+    <w:bookmarkEnd w:id="236"/>
+    <w:bookmarkStart w:id="237" w:name="ref-phillips_1970"/>
     <w:p>
       <w:pPr>
         <w:pStyle w:val="Bibliography"/>
@@ -8496,8 +5892,8 @@
         <w:t xml:space="preserve">, Vol. 60. Papers of the Peabody Museum of Archaeology and Ethnology. Peabody Museum, Harvard University, Cambridge, MA.</w:t>
       </w:r>
     </w:p>
-    <w:bookmarkEnd w:id="294"/>
-    <w:bookmarkStart w:id="295" w:name="ref-phillips_ford_griffin_1951"/>
+    <w:bookmarkEnd w:id="237"/>
+    <w:bookmarkStart w:id="238" w:name="ref-phillips_ford_griffin_1951"/>
     <w:p>
       <w:pPr>
         <w:pStyle w:val="Bibliography"/>
@@ -8547,8 +5943,8 @@
         <w:t xml:space="preserve">, Vol. 25. Papers of the Peabody Museum of American Archaeology and Ethnology. Peabody Museum, Harvard University, Cambridge, MA.</w:t>
       </w:r>
     </w:p>
-    <w:bookmarkEnd w:id="295"/>
-    <w:bookmarkStart w:id="297" w:name="ref-phillips_willey_1953"/>
+    <w:bookmarkEnd w:id="238"/>
+    <w:bookmarkStart w:id="240" w:name="ref-phillips_willey_1953"/>
     <w:p>
       <w:pPr>
         <w:pStyle w:val="Bibliography"/>
@@ -8575,7 +5971,7 @@
       <w:r>
         <w:t xml:space="preserve"> </w:t>
       </w:r>
-      <w:hyperlink r:id="rId296">
+      <w:hyperlink r:id="rId239">
         <w:r>
           <w:rPr>
             <w:rStyle w:val="Hyperlink"/>
@@ -8587,105 +5983,13 @@
         <w:t xml:space="preserve">.</w:t>
       </w:r>
     </w:p>
-    <w:bookmarkEnd w:id="297"/>
-    <w:bookmarkStart w:id="299" w:name="ref-powell_shennan_thomas_2009"/>
+    <w:bookmarkEnd w:id="240"/>
+    <w:bookmarkStart w:id="242" w:name="ref-premo_2016"/>
     <w:p>
       <w:pPr>
         <w:pStyle w:val="Bibliography"/>
       </w:pPr>
       <w:r>
-        <w:t xml:space="preserve">Powell, Adam, Stephen Shennan, and Mark G. Thomas. 2009. Late</w:t>
-      </w:r>
-      <w:r>
-        <w:t xml:space="preserve"> </w:t>
-      </w:r>
-      <w:r>
-        <w:t xml:space="preserve">Pleistocene</w:t>
-      </w:r>
-      <w:r>
-        <w:t xml:space="preserve"> </w:t>
-      </w:r>
-      <w:r>
-        <w:t xml:space="preserve">Demography and the Appearance of Modern Human Behavior.</w:t>
-      </w:r>
-      <w:r>
-        <w:t xml:space="preserve"> </w:t>
-      </w:r>
-      <w:r>
-        <w:rPr>
-          <w:i/>
-          <w:iCs/>
-        </w:rPr>
-        <w:t xml:space="preserve">Science</w:t>
-      </w:r>
-      <w:r>
-        <w:t xml:space="preserve"> </w:t>
-      </w:r>
-      <w:r>
-        <w:t xml:space="preserve">324(5932):1298–1301.</w:t>
-      </w:r>
-      <w:r>
-        <w:t xml:space="preserve"> </w:t>
-      </w:r>
-      <w:hyperlink r:id="rId298">
-        <w:r>
-          <w:rPr>
-            <w:rStyle w:val="Hyperlink"/>
-          </w:rPr>
-          <w:t xml:space="preserve">https://doi.org/10.1126/science.1170165</w:t>
-        </w:r>
-      </w:hyperlink>
-      <w:r>
-        <w:t xml:space="preserve">.</w:t>
-      </w:r>
-    </w:p>
-    <w:bookmarkEnd w:id="299"/>
-    <w:bookmarkStart w:id="301" w:name="ref-premo_2014"/>
-    <w:p>
-      <w:pPr>
-        <w:pStyle w:val="Bibliography"/>
-      </w:pPr>
-      <w:r>
-        <w:t xml:space="preserve">Premo, L. S. 2014. Cultural Transmission and Diversity in Time-Averaged Assemblages.</w:t>
-      </w:r>
-      <w:r>
-        <w:t xml:space="preserve"> </w:t>
-      </w:r>
-      <w:r>
-        <w:rPr>
-          <w:i/>
-          <w:iCs/>
-        </w:rPr>
-        <w:t xml:space="preserve">Current Anthropology</w:t>
-      </w:r>
-      <w:r>
-        <w:t xml:space="preserve"> </w:t>
-      </w:r>
-      <w:r>
-        <w:t xml:space="preserve">55(1):105–114.</w:t>
-      </w:r>
-      <w:r>
-        <w:t xml:space="preserve"> </w:t>
-      </w:r>
-      <w:hyperlink r:id="rId300">
-        <w:r>
-          <w:rPr>
-            <w:rStyle w:val="Hyperlink"/>
-          </w:rPr>
-          <w:t xml:space="preserve">https://doi.org/10.1086/674873</w:t>
-        </w:r>
-      </w:hyperlink>
-      <w:r>
-        <w:t xml:space="preserve">.</w:t>
-      </w:r>
-    </w:p>
-    <w:bookmarkEnd w:id="301"/>
-    <w:bookmarkStart w:id="303" w:name="ref-premo_2016"/>
-    <w:p>
-      <w:pPr>
-        <w:pStyle w:val="Bibliography"/>
-      </w:pPr>
-      <w:r>
         <w:t xml:space="preserve">Premo, Luke S. 2016. Effective Population Size and the Effects of Demography on Cultural Diversity and Technological Complexity.</w:t>
       </w:r>
       <w:r>
@@ -8707,7 +6011,7 @@
       <w:r>
         <w:t xml:space="preserve"> </w:t>
       </w:r>
-      <w:hyperlink r:id="rId302">
+      <w:hyperlink r:id="rId241">
         <w:r>
           <w:rPr>
             <w:rStyle w:val="Hyperlink"/>
@@ -8719,8 +6023,8 @@
         <w:t xml:space="preserve">.</w:t>
       </w:r>
     </w:p>
-    <w:bookmarkEnd w:id="303"/>
-    <w:bookmarkStart w:id="305" w:name="ref-premo_scholnick_2011"/>
+    <w:bookmarkEnd w:id="242"/>
+    <w:bookmarkStart w:id="244" w:name="ref-premo_scholnick_2011"/>
     <w:p>
       <w:pPr>
         <w:pStyle w:val="Bibliography"/>
@@ -8747,7 +6051,7 @@
       <w:r>
         <w:t xml:space="preserve"> </w:t>
       </w:r>
-      <w:hyperlink r:id="rId304">
+      <w:hyperlink r:id="rId243">
         <w:r>
           <w:rPr>
             <w:rStyle w:val="Hyperlink"/>
@@ -8759,8 +6063,8 @@
         <w:t xml:space="preserve">.</w:t>
       </w:r>
     </w:p>
-    <w:bookmarkEnd w:id="305"/>
-    <w:bookmarkStart w:id="306" w:name="ref-rees_political_culture"/>
+    <w:bookmarkEnd w:id="244"/>
+    <w:bookmarkStart w:id="245" w:name="ref-rees_political_culture"/>
     <w:p>
       <w:pPr>
         <w:pStyle w:val="Bibliography"/>
@@ -8784,8 +6088,8 @@
         <w:t xml:space="preserve">. Ph.D. dissertation, University of Oklahoma, Norman.</w:t>
       </w:r>
     </w:p>
-    <w:bookmarkEnd w:id="306"/>
-    <w:bookmarkStart w:id="308" w:name="ref-reimer_etal_2020"/>
+    <w:bookmarkEnd w:id="245"/>
+    <w:bookmarkStart w:id="247" w:name="ref-reimer_etal_2020"/>
     <w:p>
       <w:pPr>
         <w:pStyle w:val="Bibliography"/>
@@ -8839,7 +6143,7 @@
       <w:r>
         <w:t xml:space="preserve"> </w:t>
       </w:r>
-      <w:hyperlink r:id="rId307">
+      <w:hyperlink r:id="rId246">
         <w:r>
           <w:rPr>
             <w:rStyle w:val="Hyperlink"/>
@@ -8851,94 +6155,75 @@
         <w:t xml:space="preserve">.</w:t>
       </w:r>
     </w:p>
-    <w:bookmarkEnd w:id="308"/>
-    <w:bookmarkStart w:id="310" w:name="ref-richerson_etal_2016"/>
+    <w:bookmarkEnd w:id="247"/>
+    <w:bookmarkStart w:id="248" w:name="ref-robinson_1951"/>
     <w:p>
       <w:pPr>
         <w:pStyle w:val="Bibliography"/>
       </w:pPr>
       <w:r>
-        <w:t xml:space="preserve">Richerson, Peter, Ryan Baldini, Adrian V. Bell, Kathryn Demps, Karl Frost, Vicken Hillis, Sarah Mathew, et al. 2016. Cultural Group Selection Plays an Essential Role in Explaining Human Cooperation: A Sketch of the Evidence.</w:t>
-      </w:r>
-      <w:r>
-        <w:t xml:space="preserve"> </w:t>
-      </w:r>
-      <w:r>
-        <w:rPr>
-          <w:i/>
-          <w:iCs/>
-        </w:rPr>
-        <w:t xml:space="preserve">Behavioral and Brain Sciences</w:t>
-      </w:r>
-      <w:r>
-        <w:t xml:space="preserve"> </w:t>
-      </w:r>
-      <w:r>
-        <w:t xml:space="preserve">39:e30.</w:t>
-      </w:r>
-      <w:r>
-        <w:t xml:space="preserve"> </w:t>
-      </w:r>
-      <w:hyperlink r:id="rId309">
-        <w:r>
-          <w:rPr>
-            <w:rStyle w:val="Hyperlink"/>
-          </w:rPr>
-          <w:t xml:space="preserve">https://doi.org/10.1017/S0140525X1400106X</w:t>
-        </w:r>
-      </w:hyperlink>
-      <w:r>
-        <w:t xml:space="preserve">.</w:t>
-      </w:r>
-    </w:p>
-    <w:bookmarkEnd w:id="310"/>
-    <w:bookmarkStart w:id="312" w:name="ref-riede_hoggard_shennan_2019"/>
+        <w:t xml:space="preserve">Robinson, W. S. 1951. A Method for Chronologically Ordering Archaeological Deposits.</w:t>
+      </w:r>
+      <w:r>
+        <w:t xml:space="preserve"> </w:t>
+      </w:r>
+      <w:r>
+        <w:rPr>
+          <w:i/>
+          <w:iCs/>
+        </w:rPr>
+        <w:t xml:space="preserve">American Antiquity</w:t>
+      </w:r>
+      <w:r>
+        <w:t xml:space="preserve"> </w:t>
+      </w:r>
+      <w:r>
+        <w:t xml:space="preserve">16(4):293–301.</w:t>
+      </w:r>
+    </w:p>
+    <w:bookmarkEnd w:id="248"/>
+    <w:bookmarkStart w:id="249" w:name="ref-ross-stallings_2017"/>
     <w:p>
       <w:pPr>
         <w:pStyle w:val="Bibliography"/>
       </w:pPr>
       <w:r>
-        <w:t xml:space="preserve">Riede, Felix, Christian Hoggard, and Stephen Shennan. 2019. Reconciling Material Cultures in Archaeology with Genetic Data Requires Robust Cultural Evolutionary Taxonomies.</w:t>
-      </w:r>
-      <w:r>
-        <w:t xml:space="preserve"> </w:t>
-      </w:r>
-      <w:r>
-        <w:rPr>
-          <w:i/>
-          <w:iCs/>
-        </w:rPr>
-        <w:t xml:space="preserve">Palgrave Communications</w:t>
-      </w:r>
-      <w:r>
-        <w:t xml:space="preserve"> </w:t>
-      </w:r>
-      <w:r>
-        <w:t xml:space="preserve">5:55.</w:t>
-      </w:r>
-      <w:r>
-        <w:t xml:space="preserve"> </w:t>
-      </w:r>
-      <w:hyperlink r:id="rId311">
-        <w:r>
-          <w:rPr>
-            <w:rStyle w:val="Hyperlink"/>
-          </w:rPr>
-          <w:t xml:space="preserve">https://doi.org/10.1057/s41599-019-0260-7</w:t>
-        </w:r>
-      </w:hyperlink>
-      <w:r>
-        <w:t xml:space="preserve">.</w:t>
-      </w:r>
-    </w:p>
-    <w:bookmarkEnd w:id="312"/>
-    <w:bookmarkStart w:id="313" w:name="ref-robinson_1951"/>
+        <w:t xml:space="preserve">Ross-Stallings, Nancy A. 2017. Center and Satellite: Settlement Hierarchy and Diet on the Late Prehistoric</w:t>
+      </w:r>
+      <w:r>
+        <w:t xml:space="preserve"> </w:t>
+      </w:r>
+      <w:r>
+        <w:t xml:space="preserve">Mississippi</w:t>
+      </w:r>
+      <w:r>
+        <w:t xml:space="preserve"> </w:t>
+      </w:r>
+      <w:r>
+        <w:t xml:space="preserve">Delta. In</w:t>
+      </w:r>
+      <w:r>
+        <w:t xml:space="preserve"> </w:t>
+      </w:r>
+      <w:r>
+        <w:rPr>
+          <w:i/>
+          <w:iCs/>
+        </w:rPr>
+        <w:t xml:space="preserve">Bones of Complexity: Bioarchaeological Case Studies of Social Organization and Skeletal Biology</w:t>
+      </w:r>
+      <w:r>
+        <w:t xml:space="preserve">, edited by Haagen D. Klaus, Amanda R. Harvey, and Mark N. Cohen, pp. 329–362. University Press of Florida, Gainesville.</w:t>
+      </w:r>
+    </w:p>
+    <w:bookmarkEnd w:id="249"/>
+    <w:bookmarkStart w:id="250" w:name="ref-schiffer_1972"/>
     <w:p>
       <w:pPr>
         <w:pStyle w:val="Bibliography"/>
       </w:pPr>
       <w:r>
-        <w:t xml:space="preserve">Robinson, W. S. 1951. A Method for Chronologically Ordering Archaeological Deposits.</w:t>
+        <w:t xml:space="preserve">Schiffer, Michael B. 1972. Archaeological Context and Systemic Context.</w:t>
       </w:r>
       <w:r>
         <w:t xml:space="preserve"> </w:t>
@@ -8954,77 +6239,16 @@
         <w:t xml:space="preserve"> </w:t>
       </w:r>
       <w:r>
-        <w:t xml:space="preserve">16(4):293–301.</w:t>
-      </w:r>
-    </w:p>
-    <w:bookmarkEnd w:id="313"/>
-    <w:bookmarkStart w:id="314" w:name="ref-ross-stallings_2017"/>
+        <w:t xml:space="preserve">37(2):156–165.</w:t>
+      </w:r>
+    </w:p>
+    <w:bookmarkEnd w:id="250"/>
+    <w:bookmarkStart w:id="252" w:name="ref-schneider_martins_deaguiar_2016"/>
     <w:p>
       <w:pPr>
         <w:pStyle w:val="Bibliography"/>
       </w:pPr>
       <w:r>
-        <w:t xml:space="preserve">Ross-Stallings, Nancy A. 2017. Center and Satellite: Settlement Hierarchy and Diet on the Late Prehistoric</w:t>
-      </w:r>
-      <w:r>
-        <w:t xml:space="preserve"> </w:t>
-      </w:r>
-      <w:r>
-        <w:t xml:space="preserve">Mississippi</w:t>
-      </w:r>
-      <w:r>
-        <w:t xml:space="preserve"> </w:t>
-      </w:r>
-      <w:r>
-        <w:t xml:space="preserve">Delta. In</w:t>
-      </w:r>
-      <w:r>
-        <w:t xml:space="preserve"> </w:t>
-      </w:r>
-      <w:r>
-        <w:rPr>
-          <w:i/>
-          <w:iCs/>
-        </w:rPr>
-        <w:t xml:space="preserve">Bones of Complexity: Bioarchaeological Case Studies of Social Organization and Skeletal Biology</w:t>
-      </w:r>
-      <w:r>
-        <w:t xml:space="preserve">, edited by Haagen D. Klaus, Amanda R. Harvey, and Mark N. Cohen, pp. 329–362. University Press of Florida, Gainesville.</w:t>
-      </w:r>
-    </w:p>
-    <w:bookmarkEnd w:id="314"/>
-    <w:bookmarkStart w:id="315" w:name="ref-schiffer_1972"/>
-    <w:p>
-      <w:pPr>
-        <w:pStyle w:val="Bibliography"/>
-      </w:pPr>
-      <w:r>
-        <w:t xml:space="preserve">Schiffer, Michael B. 1972. Archaeological Context and Systemic Context.</w:t>
-      </w:r>
-      <w:r>
-        <w:t xml:space="preserve"> </w:t>
-      </w:r>
-      <w:r>
-        <w:rPr>
-          <w:i/>
-          <w:iCs/>
-        </w:rPr>
-        <w:t xml:space="preserve">American Antiquity</w:t>
-      </w:r>
-      <w:r>
-        <w:t xml:space="preserve"> </w:t>
-      </w:r>
-      <w:r>
-        <w:t xml:space="preserve">37(2):156–165.</w:t>
-      </w:r>
-    </w:p>
-    <w:bookmarkEnd w:id="315"/>
-    <w:bookmarkStart w:id="317" w:name="ref-schneider_martins_deaguiar_2016"/>
-    <w:p>
-      <w:pPr>
-        <w:pStyle w:val="Bibliography"/>
-      </w:pPr>
-      <w:r>
         <w:t xml:space="preserve">Schneider, David M., Ayana B. Martins, and Marcus A. M. de Aguiar. 2016. The Mutation-Drift Balance in Spatially Structured Populations.</w:t>
       </w:r>
       <w:r>
@@ -9046,7 +6270,7 @@
       <w:r>
         <w:t xml:space="preserve"> </w:t>
       </w:r>
-      <w:hyperlink r:id="rId316">
+      <w:hyperlink r:id="rId251">
         <w:r>
           <w:rPr>
             <w:rStyle w:val="Hyperlink"/>
@@ -9058,8 +6282,8 @@
         <w:t xml:space="preserve">.</w:t>
       </w:r>
     </w:p>
-    <w:bookmarkEnd w:id="317"/>
-    <w:bookmarkStart w:id="319" w:name="ref-shennan_crema_kerig_2015"/>
+    <w:bookmarkEnd w:id="252"/>
+    <w:bookmarkStart w:id="254" w:name="ref-shennan_crema_kerig_2015"/>
     <w:p>
       <w:pPr>
         <w:pStyle w:val="Bibliography"/>
@@ -9125,7 +6349,7 @@
       <w:r>
         <w:t xml:space="preserve"> </w:t>
       </w:r>
-      <w:hyperlink r:id="rId318">
+      <w:hyperlink r:id="rId253">
         <w:r>
           <w:rPr>
             <w:rStyle w:val="Hyperlink"/>
@@ -9137,8 +6361,8 @@
         <w:t xml:space="preserve">.</w:t>
       </w:r>
     </w:p>
-    <w:bookmarkEnd w:id="319"/>
-    <w:bookmarkStart w:id="320" w:name="ref-shennan_wilkinson_2001"/>
+    <w:bookmarkEnd w:id="254"/>
+    <w:bookmarkStart w:id="255" w:name="ref-shennan_wilkinson_2001"/>
     <w:p>
       <w:pPr>
         <w:pStyle w:val="Bibliography"/>
@@ -9178,8 +6402,8 @@
         <w:t xml:space="preserve">66(4):577–593.</w:t>
       </w:r>
     </w:p>
-    <w:bookmarkEnd w:id="320"/>
-    <w:bookmarkStart w:id="321" w:name="ref-smith_1990"/>
+    <w:bookmarkEnd w:id="255"/>
+    <w:bookmarkStart w:id="256" w:name="ref-smith_1990"/>
     <w:p>
       <w:pPr>
         <w:pStyle w:val="Bibliography"/>
@@ -9227,8 +6451,8 @@
         <w:t xml:space="preserve">, edited by David H. Dye and Cheryl Anne Cox, pp. 135–169. University of Alabama Press, Tuscaloosa.</w:t>
       </w:r>
     </w:p>
-    <w:bookmarkEnd w:id="321"/>
-    <w:bookmarkStart w:id="322" w:name="ref-smith_neiman_2007"/>
+    <w:bookmarkEnd w:id="256"/>
+    <w:bookmarkStart w:id="257" w:name="ref-smith_neiman_2007"/>
     <w:p>
       <w:pPr>
         <w:pStyle w:val="Bibliography"/>
@@ -9253,8 +6477,8 @@
         <w:t xml:space="preserve">26(1):47–72.</w:t>
       </w:r>
     </w:p>
-    <w:bookmarkEnd w:id="322"/>
-    <w:bookmarkStart w:id="323" w:name="ref-starr_1984"/>
+    <w:bookmarkEnd w:id="257"/>
+    <w:bookmarkStart w:id="258" w:name="ref-starr_1984"/>
     <w:p>
       <w:pPr>
         <w:pStyle w:val="Bibliography"/>
@@ -9435,8 +6659,8 @@
         <w:t xml:space="preserve">, edited by John M. Connaway, pp. 163–222. Archaeological Report No. 14. Mississippi Department of Archives; History, Jackson, MS.</w:t>
       </w:r>
     </w:p>
-    <w:bookmarkEnd w:id="323"/>
-    <w:bookmarkStart w:id="324" w:name="ref-tomasovych_kidwell_2009"/>
+    <w:bookmarkEnd w:id="258"/>
+    <w:bookmarkStart w:id="259" w:name="ref-tomasovych_kidwell_2009"/>
     <w:p>
       <w:pPr>
         <w:pStyle w:val="Bibliography"/>
@@ -9461,86 +6685,46 @@
         <w:t xml:space="preserve">35(1):94–118.</w:t>
       </w:r>
     </w:p>
-    <w:bookmarkEnd w:id="324"/>
-    <w:bookmarkStart w:id="326" w:name="ref-tomasovych_kidwell_2010"/>
+    <w:bookmarkEnd w:id="259"/>
+    <w:bookmarkStart w:id="260" w:name="ref-willey_phillips_1958"/>
     <w:p>
       <w:pPr>
         <w:pStyle w:val="Bibliography"/>
       </w:pPr>
       <w:r>
-        <w:t xml:space="preserve">Tomašových, Adam, and Susan M. Kidwell. 2010. The Effects of Temporal Resolution on Species Turnover and on Testing Metacommunity Models.</w:t>
-      </w:r>
-      <w:r>
-        <w:t xml:space="preserve"> </w:t>
-      </w:r>
-      <w:r>
-        <w:rPr>
-          <w:i/>
-          <w:iCs/>
-        </w:rPr>
-        <w:t xml:space="preserve">The American Naturalist</w:t>
-      </w:r>
-      <w:r>
-        <w:t xml:space="preserve"> </w:t>
-      </w:r>
-      <w:r>
-        <w:t xml:space="preserve">175(5):587–606.</w:t>
-      </w:r>
-      <w:r>
-        <w:t xml:space="preserve"> </w:t>
-      </w:r>
-      <w:hyperlink r:id="rId325">
-        <w:r>
-          <w:rPr>
-            <w:rStyle w:val="Hyperlink"/>
-          </w:rPr>
-          <w:t xml:space="preserve">https://doi.org/10.1086/651661</w:t>
-        </w:r>
-      </w:hyperlink>
-      <w:r>
-        <w:t xml:space="preserve">.</w:t>
-      </w:r>
-    </w:p>
-    <w:bookmarkEnd w:id="326"/>
-    <w:bookmarkStart w:id="327" w:name="ref-willey_phillips_1958"/>
+        <w:t xml:space="preserve">Willey, Gordon R., and Philip Phillips. 1958.</w:t>
+      </w:r>
+      <w:r>
+        <w:t xml:space="preserve"> </w:t>
+      </w:r>
+      <w:r>
+        <w:rPr>
+          <w:i/>
+          <w:iCs/>
+        </w:rPr>
+        <w:t xml:space="preserve">Method and Theory in American Archaeology</w:t>
+      </w:r>
+      <w:r>
+        <w:t xml:space="preserve">. University of Chicago Press, Chicago.</w:t>
+      </w:r>
+    </w:p>
+    <w:bookmarkEnd w:id="260"/>
+    <w:bookmarkStart w:id="261" w:name="ref-williams_1954"/>
     <w:p>
       <w:pPr>
         <w:pStyle w:val="Bibliography"/>
       </w:pPr>
       <w:r>
-        <w:t xml:space="preserve">Willey, Gordon R., and Philip Phillips. 1958.</w:t>
-      </w:r>
-      <w:r>
-        <w:t xml:space="preserve"> </w:t>
-      </w:r>
-      <w:r>
-        <w:rPr>
-          <w:i/>
-          <w:iCs/>
-        </w:rPr>
-        <w:t xml:space="preserve">Method and Theory in American Archaeology</w:t>
-      </w:r>
-      <w:r>
-        <w:t xml:space="preserve">. University of Chicago Press, Chicago.</w:t>
-      </w:r>
-    </w:p>
-    <w:bookmarkEnd w:id="327"/>
-    <w:bookmarkStart w:id="328" w:name="ref-williams_1954"/>
+        <w:t xml:space="preserve">Williams, Stephen. 1954. An Archeological Study of the Mississippian Culture in Southeast Missouri. PhD thesis, Yale University, New Haven.</w:t>
+      </w:r>
+    </w:p>
+    <w:bookmarkEnd w:id="261"/>
+    <w:bookmarkStart w:id="263" w:name="ref-wright_1943"/>
     <w:p>
       <w:pPr>
         <w:pStyle w:val="Bibliography"/>
       </w:pPr>
       <w:r>
-        <w:t xml:space="preserve">Williams, Stephen. 1954. An Archeological Study of the Mississippian Culture in Southeast Missouri. PhD thesis, Yale University, New Haven.</w:t>
-      </w:r>
-    </w:p>
-    <w:bookmarkEnd w:id="328"/>
-    <w:bookmarkStart w:id="330" w:name="ref-wright_1943"/>
-    <w:p>
-      <w:pPr>
-        <w:pStyle w:val="Bibliography"/>
-      </w:pPr>
-      <w:r>
         <w:t xml:space="preserve">Wright, Sewall. 1943. Isolation by Distance.</w:t>
       </w:r>
       <w:r>
@@ -9562,7 +6746,7 @@
       <w:r>
         <w:t xml:space="preserve"> </w:t>
       </w:r>
-      <w:hyperlink r:id="rId329">
+      <w:hyperlink r:id="rId262">
         <w:r>
           <w:rPr>
             <w:rStyle w:val="Hyperlink"/>
@@ -9574,8 +6758,8 @@
         <w:t xml:space="preserve">.</w:t>
       </w:r>
     </w:p>
-    <w:bookmarkEnd w:id="330"/>
-    <w:bookmarkStart w:id="332" w:name="ref-wright_1951"/>
+    <w:bookmarkEnd w:id="263"/>
+    <w:bookmarkStart w:id="265" w:name="ref-wright_1951"/>
     <w:p>
       <w:pPr>
         <w:pStyle w:val="Bibliography"/>
@@ -9602,7 +6786,7 @@
       <w:r>
         <w:t xml:space="preserve"> </w:t>
       </w:r>
-      <w:hyperlink r:id="rId331">
+      <w:hyperlink r:id="rId264">
         <w:r>
           <w:rPr>
             <w:rStyle w:val="Hyperlink"/>
@@ -9614,8 +6798,8 @@
         <w:t xml:space="preserve">.</w:t>
       </w:r>
     </w:p>
-    <w:bookmarkEnd w:id="332"/>
-    <w:bookmarkStart w:id="334" w:name="ref-youngblood_miton_morin_2023"/>
+    <w:bookmarkEnd w:id="265"/>
+    <w:bookmarkStart w:id="267" w:name="ref-youngblood_miton_morin_2023"/>
     <w:p>
       <w:pPr>
         <w:pStyle w:val="Bibliography"/>
@@ -9642,7 +6826,7 @@
       <w:r>
         <w:t xml:space="preserve"> </w:t>
       </w:r>
-      <w:hyperlink r:id="rId333">
+      <w:hyperlink r:id="rId266">
         <w:r>
           <w:rPr>
             <w:rStyle w:val="Hyperlink"/>
@@ -9654,10 +6838,10 @@
         <w:t xml:space="preserve">.</w:t>
       </w:r>
     </w:p>
-    <w:bookmarkEnd w:id="334"/>
-    <w:bookmarkEnd w:id="335"/>
-    <w:bookmarkEnd w:id="336"/>
-    <w:bookmarkEnd w:id="337"/>
+    <w:bookmarkEnd w:id="267"/>
+    <w:bookmarkEnd w:id="268"/>
+    <w:bookmarkEnd w:id="269"/>
+    <w:bookmarkEnd w:id="270"/>
     <w:sectPr>
       <w:footerReference r:id="rId100" w:type="default"/>
       <w:footnotePr>

--- a/docs/manuscript/MAIN_TEXT.docx
+++ b/docs/manuscript/MAIN_TEXT.docx
@@ -2,7 +2,7 @@
 <file path=word/document.xml><?xml version="1.0" encoding="utf-8"?>
 <w:document xmlns:w="http://schemas.openxmlformats.org/wordprocessingml/2006/main" xmlns:m="http://schemas.openxmlformats.org/officeDocument/2006/math" xmlns:r="http://schemas.openxmlformats.org/officeDocument/2006/relationships" xmlns:o="urn:schemas-microsoft-com:office:office" xmlns:v="urn:schemas-microsoft-com:vml" xmlns:w10="urn:schemas-microsoft-com:office:word" xmlns:a="http://schemas.openxmlformats.org/drawingml/2006/main" xmlns:pic="http://schemas.openxmlformats.org/drawingml/2006/picture" xmlns:wp="http://schemas.openxmlformats.org/drawingml/2006/wordprocessingDrawing">
   <w:body>
-    <w:bookmarkStart w:id="270" w:name="X8bf6248c9f3f97f4894a761f3e01800d2c2c84f"/>
+    <w:bookmarkStart w:id="275" w:name="X8bf6248c9f3f97f4894a761f3e01800d2c2c84f"/>
     <w:p>
       <w:pPr>
         <w:pStyle w:val="Heading1"/>
@@ -37,7 +37,7 @@
         <w:pStyle w:val="FirstParagraph"/>
       </w:pPr>
       <w:r>
-        <w:t xml:space="preserve">Archaeologists group assemblages into phases and then treat the phases as groups, giving them the qualities of communities or polities. Earlier studies, including our own, showed that the phases of the Lower Mississippi River Valley do not separate cleanly, but not what the phases are. We explain them with cultural transmission theory. Potters copy near neighbors more than distant ones, so neutral drift makes nearby assemblages alike whether or not groups exist. Settlement is clumped, and a smooth gradient sampled at clumps and sorted by resemblance and proximity looks like a set of groups. A phase is a group only if its frequencies show what distance-limited copying cannot produce: learning concentrated inside and divergence across its edge. We test this on the decorated-type frequencies of the Late Mississippian St. Francis basin in northeastern Arkansas, including the Parkin phase, long read as a polity. The site map alone recovers the phases, arbitrary lines separate the pottery better than the phase lines do, and pottery simulated with no groups sorts into the phases as readily as the real pottery. The Parkin phase differs from the rest of the basin no more than copying without groups produces and no more than arbitrary divisions of the map. The pottery does vary over shorter distances than our copying model predicts, but that variation does not follow the phase lines.</w:t>
+        <w:t xml:space="preserve">Traditionally, archaeologists group assemblages into phases and assign them community or polity status. Earlier studies have shown that the phases of the Lower Mississippi River Valley do not separate cleanly, but they have not explained what produces their apparent organization. We explain phases using cultural transmission theory in which potters copy near neighbors more than distant ones. Neutral drift makes nearby assemblages alike whether or not groups exist. Settlement is clumped, and a smooth gradient sampled at clumps and sorted by resemblance and proximity looks like a set of groups. We present a method for determining whether a phase marks a restriction on the copying of decorated pottery. In such cases, the frequencies of artifact classes show what distance-limited copying does not produce: learning concentrated inside and divergence across its edge. We test this on the decorated-type frequencies of the Late Mississippian St. Francis basin in northeastern Arkansas, including the Parkin phase, long read as a polity. The site map alone recovers the phases; alternative spatial divisions of the same sites capture as much or more of the ceramic differentiation, and sherd frequencies simulated with no groups sort into the phases as readily as the real assemblages. The Parkin phase differs from the rest of the basin no more than arbitrary divisions of the map. The frequencies of assemblage types vary over shorter distances than a copying model predicts, but that variation does not follow phase borders. Phases therefore do not uniquely capture the basin’s ceramic differentiation, and spatially structured copying plausibly accounts for their apparent organization. The results do not exclude a Parkin polity, since political boundaries need not coincide with ceramic traditions.</w:t>
       </w:r>
     </w:p>
     <w:p>
@@ -73,7 +73,7 @@
         <w:pStyle w:val="FirstParagraph"/>
       </w:pPr>
       <w:r>
-        <w:t xml:space="preserve">Los arqueólogos agrupan los conjuntos cerámicos en fases y luego tratan esas fases como grupos, atribuyéndoles las cualidades de comunidades o entidades políticas. Estudios anteriores, incluidos los nuestros, mostraron que las fases del valle bajo del río Misisipi no se separan con nitidez, pero no qué son las fases. Las explicamos con la teoría de la transmisión cultural. Los alfareros copian a sus vecinos cercanos más que a los lejanos, de modo que la deriva neutral hace que los conjuntos cercanos se parezcan, existan o no grupos. Los asentamientos están agrupados, y un gradiente continuo muestreado en esos agrupamientos y ordenado por semejanza y proximidad parece un conjunto de grupos. Una fase es un grupo solo si sus frecuencias muestran lo que la copia limitada por la distancia no puede producir: aprendizaje concentrado en su interior y divergencia a través de su límite. Ponemos esto a prueba con las frecuencias de los tipos decorados del Misisipiano tardío en la cuenca del río St. Francis, en el noreste de Arkansas, incluida la fase Parkin, interpretada durante mucho tiempo como una entidad política. El mapa de sitios por sí solo recupera las fases, líneas arbitrarias separan la cerámica mejor que las líneas de las fases, y la cerámica simulada sin grupos se clasifica en las fases con la misma facilidad que la cerámica real. La fase Parkin no difiere del resto de la cuenca más de lo que produce la copia sin grupos, ni más que divisiones arbitrarias del mapa. La cerámica sí varía a distancias más cortas de lo que predice nuestro modelo de copia, pero esa variación no sigue las líneas de las fases.</w:t>
+        <w:t xml:space="preserve">Tradicionalmente, los arqueólogos agrupan los conjuntos cerámicos en fases y les atribuyen las cualidades de comunidades o entidades políticas. Estudios anteriores han mostrado que las fases del valle bajo del río Misisipi no se separan con nitidez, pero no han explicado qué produce su aparente organización. Explicamos las fases con la teoría de la transmisión cultural, según la cual los alfareros copian a sus vecinos cercanos más que a los lejanos. La deriva neutral hace que los conjuntos cercanos se parezcan, ya existan o no grupos. Los asentamientos están agrupados, y un gradiente continuo, muestreado en esos agrupamientos y ordenado por semejanza y proximidad, parece un conjunto de grupos. Presentamos un método para determinar si una fase constituye una restricción para la copia de la cerámica decorada. En tal caso, las frecuencias de las clases de artefactos muestran lo que la copia limitada por la distancia no produce: aprendizaje concentrado en su interior y divergencia a través de su límite. Lo ponemos a prueba con las frecuencias de los tipos decorados del Misisipiano tardío en la cuenca del río St. Francis, en el noreste de Arkansas, incluida la fase Parkin, interpretada durante mucho tiempo como una entidad política. El mapa de sitios, por sí solo, recupera las fases; otras divisiones espaciales de los mismos sitios captan tanta o más diferenciación cerámica, y las frecuencias simuladas sin grupos se clasifican en las fases con la misma facilidad que los conjuntos reales. La fase Parkin no difiere del resto de la cuenca más que por divisiones arbitrarias del mapa. Las frecuencias de los tipos varían a distancias más cortas de las predichas por un modelo de copia, pero esa variación no sigue los límites de las fases. Por lo tanto, las fases heredadas no captan de manera exclusiva la diferenciación cerámica de la cuenca, y la copia estructurada en el espacio constituye una explicación plausible de su aparente organización. Los resultados no excluyen la existencia de una entidad política en Parkin, ya que los límites políticos no tienen por qué coincidir con las tradiciones cerámicas.</w:t>
       </w:r>
     </w:p>
     <w:p>
@@ -109,7 +109,7 @@
         <w:pStyle w:val="FirstParagraph"/>
       </w:pPr>
       <w:r>
-        <w:t xml:space="preserve">Archaeologists divide the late pre-contact record of the Lower Mississippi River Valley into spatially and temporally bounded units known as phases (Figure 1). These include the Kent</w:t>
+        <w:t xml:space="preserve">Archaeologists have divided the late pre-contact record of the Lower Mississippi River Valley into spatially and temporally bounded units known as phases (Figure 1). These include the Kent</w:t>
       </w:r>
       <w:r>
         <w:t xml:space="preserve"> </w:t>
@@ -175,7 +175,7 @@
         <w:t xml:space="preserve"> </w:t>
       </w:r>
       <w:r>
-        <w:t xml:space="preserve">phases. The Parkin phase stands out because it contains the Parkin site, the largest moated and palisaded town in the St. Francis basin of northeastern Arkansas. Reconstructions of the route of the Hernando de Soto expedition identify it as Casqui, the seat of a paramount chief the expedition met in 1541</w:t>
+        <w:t xml:space="preserve">phases. The Parkin phase stands out because it contains the Parkin site, the largest moated and palisaded town in the St. Francis basin of northeastern Arkansas. Reconstructions of the Hernando de Soto expedition’s route identify it as Casqui, the seat of a paramount chief the expedition met in 1541</w:t>
       </w:r>
       <w:r>
         <w:t xml:space="preserve"> </w:t>
@@ -205,7 +205,7 @@
           <wp:inline>
             <wp:extent cx="4114800" cy="8037789"/>
             <wp:effectExtent b="0" l="0" r="0" t="0"/>
-            <wp:docPr descr="Figure 1. Decorated-ceramic assemblages of the lower Mississippi Valley and the culture-historical phase scheme this paper tests. Five of the seven Late Mississippian phases (Parkin, Nodena, Kent, Walls, and Parchman) are drawn as territories; Jones Bayou and Tipton, in western Tennessee, have no assemblage with decorated counts in this study’s matrix and appear only in the legend. Assemblages without a phase assignment are not drawn. Each territory is built by assigning every point on the map to its nearest assemblage and then merging those areas according to the phase Mainfort (1996) assigns each assemblage, with a gap drawn between adjacent territories for legibility. Territories are drawn over the HydroRIVERS river network (Lehner and Grill 2013), with line width scaled by flow order. Markers show each assemblage’s phase, and Parkin is starred. The bounded territories illustrate the premise under test, that each hosted a distinct, internally interacting society. The mapped assemblages fall in Arkansas, Tennessee, and Mississippi; Missouri lies just north of the frame. Inset: location in North America." title="" id="112" name="Picture"/>
+            <wp:docPr descr="Figure 1. Decorated-ceramic assemblages of the lower Mississippi Valley and the culture-historical phase scheme this paper tests. Each territory is built by assigning every point on the map to its nearest assemblage and then merging those areas according to the phase Mainfort (1996) assigns to each assemblage; assemblages without a phase assignment are not drawn. Territories are drawn over the HydroRIVERS river network (Lehner and Grill 2013), with line width scaled by flow order. Markers show each assemblage that comprises its phase, and Parkin is starred. The bounded territories illustrate the premise under test, that each hosted a distinct, internally interacting society. The mapped assemblages fall in Arkansas, Tennessee, and Mississippi; Missouri lies just north of the frame. Inset: location in North America." title="" id="112" name="Picture"/>
             <a:graphic>
               <a:graphicData uri="http://schemas.openxmlformats.org/drawingml/2006/picture">
                 <pic:pic>
@@ -258,7 +258,7 @@
         <w:t xml:space="preserve"> </w:t>
       </w:r>
       <w:r>
-        <w:t xml:space="preserve">Decorated-ceramic assemblages of the lower Mississippi Valley and the culture-historical phase scheme this paper tests. Five of the seven Late Mississippian phases (Parkin, Nodena, Kent, Walls, and Parchman) are drawn as territories; Jones Bayou and Tipton, in western Tennessee, have no assemblage with decorated counts in this study’s matrix and appear only in the legend. Assemblages without a phase assignment are not drawn. Each territory is built by assigning every point on the map to its nearest assemblage and then merging those areas according to the phase Mainfort</w:t>
+        <w:t xml:space="preserve">Decorated-ceramic assemblages of the lower Mississippi Valley and the culture-historical phase scheme this paper tests. Each territory is built by assigning every point on the map to its nearest assemblage and then merging those areas according to the phase Mainfort</w:t>
       </w:r>
       <w:r>
         <w:t xml:space="preserve"> </w:t>
@@ -270,7 +270,7 @@
         <w:t xml:space="preserve"> </w:t>
       </w:r>
       <w:r>
-        <w:t xml:space="preserve">assigns each assemblage, with a gap drawn between adjacent territories for legibility. Territories are drawn over the HydroRIVERS river network</w:t>
+        <w:t xml:space="preserve">assigns to each assemblage; assemblages without a phase assignment are not drawn. Territories are drawn over the HydroRIVERS river network</w:t>
       </w:r>
       <w:r>
         <w:t xml:space="preserve"> </w:t>
@@ -279,7 +279,7 @@
         <w:t xml:space="preserve">(Lehner and Grill 2013)</w:t>
       </w:r>
       <w:r>
-        <w:t xml:space="preserve">, with line width scaled by flow order. Markers show each assemblage’s phase, and Parkin is starred. The bounded territories illustrate the premise under test, that each hosted a distinct, internally interacting society. The mapped assemblages fall in Arkansas, Tennessee, and Mississippi; Missouri lies just north of the frame. Inset: location in North America.</w:t>
+        <w:t xml:space="preserve">, with line width scaled by flow order. Markers show each assemblage that comprises its phase, and Parkin is starred. The bounded territories illustrate the premise under test, that each hosted a distinct, internally interacting society. The mapped assemblages fall in Arkansas, Tennessee, and Mississippi; Missouri lies just north of the frame. Inset: location in North America.</w:t>
       </w:r>
     </w:p>
     <w:p>
@@ -287,7 +287,7 @@
         <w:pStyle w:val="BodyText"/>
       </w:pPr>
       <w:r>
-        <w:t xml:space="preserve">A phase is a culture-history construct: a set of assemblages grouped together because their decorated-class frequencies seriate, meaning they can be placed in one sequence of gradually changing frequencies, and because the sites lie near one another. In the Willey-Phillips framework the phase is</w:t>
+        <w:t xml:space="preserve">A phase is a culture-history construct in which a set of assemblages are grouped together because their decorated-class frequencies seriate, meaning they can be placed in one sequence of gradually changing frequencies, and because the sites lie near one another. In the Willey-Phillips framework, the phase is</w:t>
       </w:r>
       <w:r>
         <w:t xml:space="preserve"> </w:t>
@@ -308,7 +308,7 @@
         <w:t xml:space="preserve">(Phillips and Willey 1953; Willey and Phillips 1958:22)</w:t>
       </w:r>
       <w:r>
-        <w:t xml:space="preserve">, and the lower-valley phases tested here were formulated in that framework by Phillips</w:t>
+        <w:t xml:space="preserve">. Phillips formulated the lower-valley phases tested here within that framework</w:t>
       </w:r>
       <w:r>
         <w:t xml:space="preserve"> </w:t>
@@ -409,7 +409,7 @@
         <w:pStyle w:val="BodyText"/>
       </w:pPr>
       <w:r>
-        <w:t xml:space="preserve">The phases have been questioned on this ground before. Fox</w:t>
+        <w:t xml:space="preserve">This point has been raised before. Fox</w:t>
       </w:r>
       <w:r>
         <w:t xml:space="preserve"> </w:t>
@@ -433,7 +433,7 @@
         <w:t xml:space="preserve"> </w:t>
       </w:r>
       <w:r>
-        <w:t xml:space="preserve">put the same question to very nearly the record we use, ordinating ten decorated types from 39 sites and finding</w:t>
+        <w:t xml:space="preserve">put the same question to the assemblages of the Lower Mississippi Valley, ordinating ten decorated types from 39 sites and finding</w:t>
       </w:r>
       <w:r>
         <w:t xml:space="preserve"> </w:t>
@@ -487,7 +487,7 @@
         <w:t xml:space="preserve">(Lipo 2001:60)</w:t>
       </w:r>
       <w:r>
-        <w:t xml:space="preserve">. These studies show that the phases do not separate cleanly. None of them explains what the phases are, or why they looked real to the people who drew them, and an ordination alone cannot, because loosely clustered assemblages are what both bounded groups and unbounded copying across distance would produce.</w:t>
+        <w:t xml:space="preserve">. These studies show that the phases do not separate cleanly. None of them explains what the phases are, or why they looked real to the people who drew them. Ordination methods alone cannot explain these units because loosely clustered assemblages could arise from both bounded groups and unbounded copying across distance.</w:t>
       </w:r>
     </w:p>
     <w:p>
@@ -495,7 +495,7 @@
         <w:pStyle w:val="BodyText"/>
       </w:pPr>
       <w:r>
-        <w:t xml:space="preserve">That explanation is what this paper provides. We ask two questions. First, what explains the phases? We argue that they follow from how people learn: potters copy near neighbors more than distant ones, settlement is clumped, and a smooth gradient in style sampled at those clumps looks like a set of groups. Second, does the Parkin phase, the one most often treated as a polity, show anything in its decorated-type frequencies that sets it apart as one? Both questions turn on the same test. Copying across space produces spatial structure in stylistic frequencies whatever else is happening, so a phase has the qualities of a group only if its frequencies show properties that spatially structured drift cannot produce. In brief, the phases are what copying across distance looks like when it is sampled at clumped settlements, and the Parkin phase shows nothing in its pottery that sets it apart as a polity.</w:t>
+        <w:t xml:space="preserve">This paper offers and tests that explanation. We ask two questions. First, what explains the phases? We argue that they can follow from how people learn. Potters copy near neighbors more than distant ones, settlements clump, and a smooth gradient in style sampled at those clumps looks like groups. Second, does the Parkin phase, the one most often treated as a polity, show anything in its decorated-type frequencies that sets it apart? Both questions turn on the same test. Copying across space produces spatial structure in stylistic frequencies whatever else is happening, so a phase marks a restriction on the copying of decorated pottery only if its class frequencies show properties that spatially structured drift does not produce. This test is narrower than the question of whether a society or polity existed. Political affiliation need not coincide with a ceramic tradition, so what the pottery can show is whether learning was bounded where the phase lines fall, not whether people were politically organized.</w:t>
       </w:r>
     </w:p>
     <w:p>
@@ -503,7 +503,60 @@
         <w:pStyle w:val="BodyText"/>
       </w:pPr>
       <w:r>
-        <w:t xml:space="preserve">The late pre-contact St. Francis basin suits the test. Its decorated assemblages are well documented, the decorated classes are the long-established Phillips-Ford-Griffin types, and European contact and the demographic collapse that followed ended the sequence before any later reorganization could overwrite it</w:t>
+        <w:t xml:space="preserve">We proceed in two steps, and the order matters. Our primary test concerns the inherited scheme, the phases as Phillips</w:t>
+      </w:r>
+      <w:r>
+        <w:t xml:space="preserve"> </w:t>
+      </w:r>
+      <w:r>
+        <w:t xml:space="preserve">(1970)</w:t>
+      </w:r>
+      <w:r>
+        <w:t xml:space="preserve"> </w:t>
+      </w:r>
+      <w:r>
+        <w:t xml:space="preserve">formulated them and Mainfort</w:t>
+      </w:r>
+      <w:r>
+        <w:t xml:space="preserve"> </w:t>
+      </w:r>
+      <w:r>
+        <w:t xml:space="preserve">(1996)</w:t>
+      </w:r>
+      <w:r>
+        <w:t xml:space="preserve"> </w:t>
+      </w:r>
+      <w:r>
+        <w:t xml:space="preserve">mapped them, because that scheme is the one that has been read as a set of societies and because it was drawn by inspection and proximity. We then turn to the phases that Mainfort</w:t>
+      </w:r>
+      <w:r>
+        <w:t xml:space="preserve"> </w:t>
+      </w:r>
+      <w:r>
+        <w:t xml:space="preserve">(2003)</w:t>
+      </w:r>
+      <w:r>
+        <w:t xml:space="preserve"> </w:t>
+      </w:r>
+      <w:r>
+        <w:t xml:space="preserve">redrew after ordinating the decorated types of largely the same collections. That scheme cannot carry the primary test, since lines drawn from the pottery will separate the pottery whether or not they mark bounded groups. It serves instead as a contrast: it shows what the same tests return when phase lines follow the assemblages rather than the map.</w:t>
+      </w:r>
+    </w:p>
+    <w:p>
+      <w:pPr>
+        <w:pStyle w:val="BodyText"/>
+      </w:pPr>
+      <w:r>
+        <w:t xml:space="preserve">The late pre-contact St. Francis basin provides the data for our test. Its decorated assemblages are built from the well-documented decorated classes of the long-established Phillips-Ford-Griffin types</w:t>
+      </w:r>
+      <w:r>
+        <w:t xml:space="preserve"> </w:t>
+      </w:r>
+      <w:r>
+        <w:t xml:space="preserve">(Phillips et al. 1951)</w:t>
+      </w:r>
+      <w:r>
+        <w:t xml:space="preserve">. European contact and the demographic collapse that followed ended the sequence before any later reorganization could overwrite it</w:t>
       </w:r>
       <w:r>
         <w:t xml:space="preserve"> </w:t>
@@ -512,7 +565,7 @@
         <w:t xml:space="preserve">(Lipo 2001; Morse and Morse 1996)</w:t>
       </w:r>
       <w:r>
-        <w:t xml:space="preserve">. Its assemblages are time-averaged surface collections, built up over many years of use and discard. We treat them as the accumulated product of copying across a population, to be measured and explained as they are, rather than as degraded snapshots of a single moment</w:t>
+        <w:t xml:space="preserve">. Like much of the archaeological record, these assemblages are time-averaged surface collections, built up over many years of use and discard. We treat them as the accumulated product of copying across a population, to be measured and explained as they are, rather than as degraded snapshots of a single moment</w:t>
       </w:r>
       <w:r>
         <w:t xml:space="preserve"> </w:t>
@@ -521,7 +574,7 @@
         <w:t xml:space="preserve">(Dunnell 1995; Holdaway and Wandsnider 2008; Lipo et al. 2015; Neiman 1995; Perreault 2019; Schiffer 1972)</w:t>
       </w:r>
       <w:r>
-        <w:t xml:space="preserve">. Their coarse resolution limits which questions they can answer but does not disqualify them.</w:t>
+        <w:t xml:space="preserve">. Their coarse resolution limits the questions they can answer, but it does not disqualify them.</w:t>
       </w:r>
     </w:p>
     <w:bookmarkEnd w:id="114"/>
@@ -539,7 +592,7 @@
         <w:pStyle w:val="FirstParagraph"/>
       </w:pPr>
       <w:r>
-        <w:t xml:space="preserve">The explanation rests on the theory of cultural transmission, and it is simple. Potters learned how to decorate pots from other people, and the decorations they made reflect whom they learned from. Under the neutral model of cultural transmission, decorative variants that make no difference to how a pot performs change in frequency through innovation and chance copying in a finite population of learners, much as selectively neutral alleles do</w:t>
+        <w:t xml:space="preserve">The explanation rests on the theory of cultural transmission, and it is simple. Potters learned how to decorate pots from others, and the decorations they made reflect who they learned from. Under the neutral model of cultural transmission, decorative variants that make no difference to how a pot performs change in frequency through innovation and chance copying in a finite population of learners, much as selectively neutral alleles do</w:t>
       </w:r>
       <w:r>
         <w:t xml:space="preserve"> </w:t>
@@ -566,7 +619,7 @@
         <w:t xml:space="preserve"> </w:t>
       </w:r>
       <w:r>
-        <w:t xml:space="preserve">People learn from those they live near and see often, so a potter is more likely to copy a neighbor than someone a day’s travel away. Under neutral drift, that alone makes nearby assemblages more alike than distant ones, and similarity fades smoothly with distance. Population geneticists call this isolation by distance</w:t>
+        <w:t xml:space="preserve">People learn from those they live near and see often, so a potter is more likely to copy a neighbor than someone further away. Under neutral drift, that alone makes nearby assemblages more alike than distant ones, and similarity fades smoothly with distance. Population geneticists call this isolation by distance</w:t>
       </w:r>
       <w:r>
         <w:t xml:space="preserve"> </w:t>
@@ -584,7 +637,7 @@
         <w:t xml:space="preserve">(Neiman 1995; Shennan et al. 2015)</w:t>
       </w:r>
       <w:r>
-        <w:t xml:space="preserve">. It requires no groups. It is what copying produces across any landscape where interaction is local, and it produces between-place differences on its own, because small or poorly connected places drift toward depleted, idiosyncratic repertoires</w:t>
+        <w:t xml:space="preserve">. It requires no groups. This effect is what copying produces across any landscape with local interaction. It produces between-place differences on its own, because small or poorly connected places drift toward distinctive and idiosyncratic repertoires</w:t>
       </w:r>
       <w:r>
         <w:t xml:space="preserve"> </w:t>
@@ -611,7 +664,7 @@
         <w:t xml:space="preserve"> </w:t>
       </w:r>
       <w:r>
-        <w:t xml:space="preserve">People did not live evenly across the basin. Sites concentrate on particular reaches of river, with stretches of less occupied country between them. The smooth gradient in style is therefore sampled unevenly, densely in some places and sparsely or not at all in others.</w:t>
+        <w:t xml:space="preserve">People did not live evenly across the basin. Sites concentrate on particular reaches of the basin’s rivers, with less-occupied stretches between them. The smooth gradient in style is therefore sampled unevenly, densely in some places and sparsely or not at all in others.</w:t>
       </w:r>
     </w:p>
     <w:p>
@@ -629,7 +682,7 @@
         <w:t xml:space="preserve"> </w:t>
       </w:r>
       <w:r>
-        <w:t xml:space="preserve">Seriation and ordination sort assemblages by resemblance, and the culture historians who drew the phases also sorted them by proximity. On a smooth gradient sampled at clumps, both criteria gather the assemblages of each clump together and draw the lines between clumps. The result looks like a set of distinct groups with boundaries, although nothing in the process that made the pottery has a boundary anywhere</w:t>
+        <w:t xml:space="preserve">Seriation and ordination sort assemblages by resemblance, and the culture historians who drew the phases also sorted them by proximity. On a smooth gradient sampled at clumps, both criteria gather the assemblages of each clump together and draw the lines between clumps. The result looks like a set of distinct groups with boundaries, although nothing in the process that made the type frequencies has a boundary</w:t>
       </w:r>
       <w:r>
         <w:t xml:space="preserve"> </w:t>
@@ -659,13 +712,13 @@
           <w:i/>
           <w:iCs/>
         </w:rPr>
-        <w:t xml:space="preserve">A group requires more.</w:t>
-      </w:r>
-      <w:r>
-        <w:t xml:space="preserve"> </w:t>
-      </w:r>
-      <w:r>
-        <w:t xml:space="preserve">A bounded group, whether a community or a polity, concentrates learning inside itself and restricts it across its edge. That leaves properties in stylistic frequencies that spatially structured drift does not produce: differences between groups larger than copying across the same map generates, a step in similarity at the group’s edge, beyond what distance predicts; and boundaries where the pottery changes fastest, so that the pottery rather than the map recovers them</w:t>
+        <w:t xml:space="preserve">A bounded interaction group requires more.</w:t>
+      </w:r>
+      <w:r>
+        <w:t xml:space="preserve"> </w:t>
+      </w:r>
+      <w:r>
+        <w:t xml:space="preserve">A group that concentrates learning inside itself and restricts it across its edge leaves properties in stylistic frequencies that spatially structured drift does not produce. These are conceptually detectable as differences between groups larger than what copying across the same map generates. This difference will appear as a step in similarity at the group’s edge, beyond what distance predicts. Boundaries also appear where assemblage styles change fastest, so type frequencies rather than the map reveal them</w:t>
       </w:r>
       <w:r>
         <w:t xml:space="preserve"> </w:t>
@@ -674,7 +727,7 @@
         <w:t xml:space="preserve">(Crema et al. 2016; Henrich 2001; Henrich and Boyd 1998)</w:t>
       </w:r>
       <w:r>
-        <w:t xml:space="preserve">. Divergence that grows as interaction narrows would be a further sign, but this record’s chronology cannot test it well (Supplemental Text). Each of these has to be judged against copying with no groups on the real geography, not against zero, and against other lines drawn across the same map, because any line cut through a gradient separates some difference.</w:t>
+        <w:t xml:space="preserve">. Divergence that grows as interaction narrows would be a further sign, but this record’s chronology is not suited for testing this possibility (Supplemental Text). Each of these possibilities has to be judged against copying with no groups on the real geography, not against zero, and against other lines drawn across the same map, because any line cut through a gradient separates some difference.</w:t>
       </w:r>
     </w:p>
     <w:p>
@@ -682,7 +735,7 @@
         <w:pStyle w:val="BodyText"/>
       </w:pPr>
       <w:r>
-        <w:t xml:space="preserve">These expectations give the Parkin phase a clear test. If the phase was a polity whose members learned from, married into, and exchanged with one another more than with outsiders, its pottery should stand apart from the rest of the basin by more than copying across distance produces and by more than an arbitrary line drawn across the same sites would separate, with a step in similarity at its edge that other lines do not show. The alternative readings of the late pre-contact valley do not require any of that. On those readings, polities in this part of the valley never achieved regional integration</w:t>
+        <w:t xml:space="preserve">These expectations give the Parkin phase a clear test. If the Parkin phase was a polity whose members learned from, married into, and exchanged with one another more than with outsiders, its assemblage composition should stand apart from the rest of the basin by more than copying across distance produces. Assemblages should be more distinctive than what an arbitrary line drawn across the same sites separates. Empirically, there should be a step in similarity at its edge that other lines do not show. Alternative models of late pre-contact valley populations do not require these attributes. The alternative finding is that the polities in this part of the valley never achieved regional integration</w:t>
       </w:r>
       <w:r>
         <w:t xml:space="preserve"> </w:t>
@@ -722,7 +775,7 @@
       </w:r>
     </w:p>
     <w:bookmarkEnd w:id="115"/>
-    <w:bookmarkStart w:id="124" w:name="materials-and-methods"/>
+    <w:bookmarkStart w:id="125" w:name="materials-and-methods"/>
     <w:p>
       <w:pPr>
         <w:pStyle w:val="Heading2"/>
@@ -745,7 +798,28 @@
         <w:pStyle w:val="FirstParagraph"/>
       </w:pPr>
       <w:r>
-        <w:t xml:space="preserve">The ceramic data are decorated-class counts from the Lower Mississippi Valley Survey collections of Phillips, Ford, and Griffin</w:t>
+        <w:t xml:space="preserve">In this study, we test the phase assignments Mainfort</w:t>
+      </w:r>
+      <w:r>
+        <w:t xml:space="preserve"> </w:t>
+      </w:r>
+      <w:r>
+        <w:t xml:space="preserve">(1996)</w:t>
+      </w:r>
+      <w:r>
+        <w:t xml:space="preserve"> </w:t>
+      </w:r>
+      <w:r>
+        <w:t xml:space="preserve">presents, which largely follow Phillips</w:t>
+      </w:r>
+      <w:r>
+        <w:t xml:space="preserve"> </w:t>
+      </w:r>
+      <w:r>
+        <w:t xml:space="preserve">(1970)</w:t>
+      </w:r>
+      <w:r>
+        <w:t xml:space="preserve">. The ceramic data are decorated-class counts from the Lower Mississippi Valley Survey collections of Phillips, Ford, and Griffin</w:t>
       </w:r>
       <w:r>
         <w:t xml:space="preserve"> </w:t>
@@ -763,7 +837,7 @@
         <w:t xml:space="preserve">(2001)</w:t>
       </w:r>
       <w:r>
-        <w:t xml:space="preserve">. We use decorated classes only, because the neutral model applies to stylistic variation, variants whose frequencies change through copying and chance rather than through how a pot performs</w:t>
+        <w:t xml:space="preserve">. We use decorated classes only because the neutral model applies to stylistic variation, variants whose frequencies change through copying and chance rather than through how a pot performs</w:t>
       </w:r>
       <w:r>
         <w:t xml:space="preserve"> </w:t>
@@ -772,7 +846,7 @@
         <w:t xml:space="preserve">(Dunnell 1978; Neiman 1995)</w:t>
       </w:r>
       <w:r>
-        <w:t xml:space="preserve">. Plain wares track vessel function, paste, and the activities carried out at a site, none of which a copying model represents; Mississippi Plain and Bell Plain make up 87 percent of the typed sherds in the one published table for the region that reports them</w:t>
+        <w:t xml:space="preserve">. Plain wares track vessel function, paste, and site activities, none of which a copying model represents. Combining the frequency of plain and decorated classes also mixes factors driving relative investment in decorated ceramics, which social learning and copying do not simply drive. Mississippi Plain and Bell Plain make up 87 percent of the typed sherds in the one published table for the region that reports them</w:t>
       </w:r>
       <w:r>
         <w:t xml:space="preserve"> </w:t>
@@ -781,7 +855,7 @@
         <w:t xml:space="preserve">(Mainfort 2003)</w:t>
       </w:r>
       <w:r>
-        <w:t xml:space="preserve">. Ten decorated classes remain, one pooling Barton Incised, Kent Incised, and Mound Place Incised and one pooling the painted types Old Town Red, Nodena Red and White, and Avenue Polychrome. Each class is a culture-history type, a unit of measurement built by analysts, not a category assumed to have existed in the past.</w:t>
+        <w:t xml:space="preserve">. Ten decorated classes remain, one pooling Barton Incised, Kent Incised, and Mound Place Incised, and one pooling the painted types Old Town Red, Nodena Red and White, and Avenue Polychrome. Each class is a culture-history type, a unit of measurement built by analysts, not a category assumed to have existed in the past.</w:t>
       </w:r>
     </w:p>
     <w:p>
@@ -789,7 +863,7 @@
         <w:pStyle w:val="BodyText"/>
       </w:pPr>
       <w:r>
-        <w:t xml:space="preserve">Each assemblage takes its counts from a single source, and no counts are summed across sources. Of the 38 assemblages in the matrix, 20 come from Lipo’s compilation, which adds controlled surface collections and limited excavation in 1996 and 1997 at seven sites</w:t>
+        <w:t xml:space="preserve">Of the 38 assemblages used in this study, 20 come from Lipo’s compilation, which adds controlled surface collections and limited excavation in 1996 and 1997 at seven sites</w:t>
       </w:r>
       <w:r>
         <w:t xml:space="preserve"> </w:t>
@@ -798,7 +872,16 @@
         <w:t xml:space="preserve">(Lipo 2001)</w:t>
       </w:r>
       <w:r>
-        <w:t xml:space="preserve">, and 18 carry the original survey counts alone. Mainfort</w:t>
+        <w:t xml:space="preserve">, and 18 consist of the original survey counts from Phillips, Ford, and Griffin</w:t>
+      </w:r>
+      <w:r>
+        <w:t xml:space="preserve"> </w:t>
+      </w:r>
+      <w:r>
+        <w:t xml:space="preserve">(1951)</w:t>
+      </w:r>
+      <w:r>
+        <w:t xml:space="preserve">. Mainfort</w:t>
       </w:r>
       <w:r>
         <w:t xml:space="preserve"> </w:t>
@@ -819,7 +902,7 @@
         <w:t xml:space="preserve">(Mainfort 2003:182)</w:t>
       </w:r>
       <w:r>
-        <w:t xml:space="preserve">. Because his counts are not independent of ours, we never combine them; we use his table only for a second, separate test under his own phase assignments.</w:t>
+        <w:t xml:space="preserve">. Because his counts are not entirely independent of ours, we do not combine them. Nor do we make his table the primary dataset. His phases were drawn from an ordination of these types, as noted above, and his table is not a larger sample once it is restricted to decorated classes: at a minimum of 100 decorated sherds, it holds 29 sites and 13,296 sherds in five phases, two of which have only four and three sites, against the 28 assemblages and 14,101 sherds analyzed here. We therefore analyze his table and his phases separately, as a contrast case.</w:t>
       </w:r>
     </w:p>
     <w:p>
@@ -827,19 +910,54 @@
         <w:pStyle w:val="BodyText"/>
       </w:pPr>
       <w:r>
-        <w:t xml:space="preserve">An assemblage enters the analysis when Mainfort</w:t>
-      </w:r>
-      <w:r>
-        <w:t xml:space="preserve"> </w:t>
-      </w:r>
-      <w:r>
-        <w:t xml:space="preserve">(1996)</w:t>
-      </w:r>
-      <w:r>
-        <w:t xml:space="preserve"> </w:t>
-      </w:r>
-      <w:r>
-        <w:t xml:space="preserve">assigns it to one of the basin’s phases, or when it falls inside the territory his assignments define. The Parchman phase is excluded on geography, because its three assemblages lie across the Mississippi in Coahoma County, 30 to 46 km from the nearest other assemblage. An assemblage also needs at least 75 decorated sherds, the smallest count at which sampling alone rarely produces a difference between two assemblages as large as those the comparisons below turn on (Supplemental Text). These rules leave 28 assemblages holding 14,101 decorated sherds (median 251 per assemblage, range 79 to 1,709) in three phases: Parkin with 11 assemblages, Kent with 8, and Walls with 9. Twenty-five carry Mainfort’s assignment and three the territory’s. Nodena keeps only one assemblage above the minimum, and Jones Bayou and Tipton have decorated counts only in Mainfort’s table, so the three phases tested are the ones the survey sampled well enough for a between-group measure to mean something.</w:t>
+        <w:t xml:space="preserve">An assemblage enters our analysis based on the phase Mainfort</w:t>
+      </w:r>
+      <w:r>
+        <w:t xml:space="preserve"> </w:t>
+      </w:r>
+      <w:r>
+        <w:t xml:space="preserve">(1996:Figure 1)</w:t>
+      </w:r>
+      <w:r>
+        <w:t xml:space="preserve"> </w:t>
+      </w:r>
+      <w:r>
+        <w:t xml:space="preserve">assigns it to, or when it falls within the territory his assignments define. We exclude the Parchman phase on geography because its three assemblages lie across the Mississippi in Coahoma County, 30 to 46 km from the nearest other assemblage. We include only assemblages with at least 75 decorated sherds, the smallest count tested at which the</w:t>
+      </w:r>
+      <w:r>
+        <w:t xml:space="preserve"> </w:t>
+      </w:r>
+      <m:oMath>
+        <m:sSub>
+          <m:e>
+            <m:r>
+              <m:t>F</m:t>
+            </m:r>
+          </m:e>
+          <m:sub>
+            <m:r>
+              <m:t>S</m:t>
+            </m:r>
+            <m:r>
+              <m:t>T</m:t>
+            </m:r>
+          </m:sub>
+        </m:sSub>
+      </m:oMath>
+      <w:r>
+        <w:t xml:space="preserve"> </w:t>
+      </w:r>
+      <w:r>
+        <w:t xml:space="preserve">that sampling alone produces between two assemblages drawn from one profile falls, at its 95th percentile, below the observed five-cluster value (Supplemental Text). These rules leave 28 assemblages holding 14,101 decorated sherds (median 251 per assemblage, range 79 to 1,709) in three phases: Parkin with 11 assemblages, Kent with 8, and Walls with 9. Twenty-five carry Mainfort’s assignment and three the territory’s. We georeferenced each assemblage from the Lower Mississippi Survey site files. We obtained settlement attributes from a regional database</w:t>
+      </w:r>
+      <w:r>
+        <w:t xml:space="preserve"> </w:t>
+      </w:r>
+      <w:r>
+        <w:t xml:space="preserve">(Lipo and Dunnell 2007)</w:t>
+      </w:r>
+      <w:r>
+        <w:t xml:space="preserve">.</w:t>
       </w:r>
     </w:p>
     <w:p>
@@ -847,24 +965,7 @@
         <w:pStyle w:val="BodyText"/>
       </w:pPr>
       <w:r>
-        <w:t xml:space="preserve">We georeferenced each assemblage from the Lower Mississippi Survey site files. Where a location derives from a survey coordinate, we read it in the survey’s original 1927 datum (Supplemental Text). Settlement attributes come from a regional database</w:t>
-      </w:r>
-      <w:r>
-        <w:t xml:space="preserve"> </w:t>
-      </w:r>
-      <w:r>
-        <w:t xml:space="preserve">(Lipo and Dunnell 2007)</w:t>
-      </w:r>
-      <w:r>
-        <w:t xml:space="preserve">.</w:t>
-      </w:r>
-    </w:p>
-    <w:p>
-      <w:pPr>
-        <w:pStyle w:val="BodyText"/>
-      </w:pPr>
-      <w:r>
-        <w:t xml:space="preserve">Two properties of the data limit what any transmission analysis can claim. The assemblages are time-averaged, so sherds made at different times are counted together, which distorts diversity and neutrality measures in proportion to how long variants remain in use</w:t>
+        <w:t xml:space="preserve">Two properties of our data limit what any transmission analysis can claim. The assemblages are time-averaged, so sherds made at different times are counted together, which distorts diversity and neutrality measures in proportion to how long variants remain in use</w:t>
       </w:r>
       <w:r>
         <w:t xml:space="preserve"> </w:t>
@@ -873,7 +974,7 @@
         <w:t xml:space="preserve">(Madsen 2012; Miller-Atkins and Premo 2018)</w:t>
       </w:r>
       <w:r>
-        <w:t xml:space="preserve">. The neutral model also describes people copying one another, whereas an assemblage counts durable objects, so its expectations apply to this record only approximately</w:t>
+        <w:t xml:space="preserve">. The neutral model also describes people copying one another, whereas an assemblage counts durable objects, so the model’s expectations apply only approximately to this record</w:t>
       </w:r>
       <w:r>
         <w:t xml:space="preserve"> </w:t>
@@ -945,7 +1046,7 @@
         <w:t xml:space="preserve">(Baxter 1994; Peeples and Schachner 2012; Smith and Neiman 2007)</w:t>
       </w:r>
       <w:r>
-        <w:t xml:space="preserve">. That axis follows geography more closely than time. Its rank correlation with latitude is +0.77, and latitude and longitude together account for 62 percent of its variance. Kent Place and Hollywood, the two earliest dated sites, lie at the same end as Clay Hill, the latest</w:t>
+        <w:t xml:space="preserve">. That axis follows geography more closely than time. Its rank correlation with latitude is +0.77, and latitude and longitude together account for 62 percent of its variance. Kent Place and Hollywood, the two earliest dated deposits, lie at the same end as Clay Hill, the latest</w:t>
       </w:r>
       <w:r>
         <w:t xml:space="preserve"> </w:t>
@@ -957,7 +1058,7 @@
         <w:t xml:space="preserve"> </w:t>
       </w:r>
       <w:r>
-        <w:t xml:space="preserve">(Supplemental Text). An order along the axis is an order in space at least as much as in time, and none of the tests of the phase lines depends on it.</w:t>
+        <w:t xml:space="preserve">(Supplemental Text). Fortunately for our analysis, an order along the axis is an order in space at least as much as in time, and none of our phase-line tests depends on it.</w:t>
       </w:r>
     </w:p>
     <w:p>
@@ -969,7 +1070,7 @@
           <wp:inline>
             <wp:extent cx="5334000" cy="3639186"/>
             <wp:effectExtent b="0" l="0" r="0" t="0"/>
-            <wp:docPr descr="Figure 2. Correspondence-analysis seriation of the 28 decorated assemblages, plotted on the first two dimensions and colored by rank on the first (oriented, as in every analysis, in the direction the pooled calibrated medians of the four radiocarbon-dated assemblages weakly favor; they do not establish it). Parkin is starred. The assemblages form a continuum rather than discrete clusters, echoing Mainfort’s (2003) independent ordination." title="" id="118" name="Picture"/>
+            <wp:docPr descr="Figure 2. Correspondence-analysis seriation of the 28 decorated assemblages, plotted on the first two dimensions and colored by rank on the first (oriented, as in every analysis, in the direction the pooled calibrated medians of the four radiocarbon-dated assemblages weakly favor; they do not establish it). Parkin is the starred marker. The assemblages form a continuum rather than discrete clusters, echoing Mainfort’s (2003) independent ordination." title="" id="118" name="Picture"/>
             <a:graphic>
               <a:graphicData uri="http://schemas.openxmlformats.org/drawingml/2006/picture">
                 <pic:pic>
@@ -1022,7 +1123,7 @@
         <w:t xml:space="preserve"> </w:t>
       </w:r>
       <w:r>
-        <w:t xml:space="preserve">Correspondence-analysis seriation of the 28 decorated assemblages, plotted on the first two dimensions and colored by rank on the first (oriented, as in every analysis, in the direction the pooled calibrated medians of the four radiocarbon-dated assemblages weakly favor; they do not establish it). Parkin is starred. The assemblages form a continuum rather than discrete clusters, echoing Mainfort’s (2003) independent ordination.</w:t>
+        <w:t xml:space="preserve">Correspondence-analysis seriation of the 28 decorated assemblages, plotted on the first two dimensions and colored by rank on the first (oriented, as in every analysis, in the direction the pooled calibrated medians of the four radiocarbon-dated assemblages weakly favor; they do not establish it). Parkin is the starred marker. The assemblages form a continuum rather than discrete clusters, echoing Mainfort’s (2003) independent ordination.</w:t>
       </w:r>
     </w:p>
     <w:bookmarkEnd w:id="120"/>
@@ -1040,7 +1141,7 @@
         <w:pStyle w:val="FirstParagraph"/>
       </w:pPr>
       <w:r>
-        <w:t xml:space="preserve">Two measures carry the tests. The first is a cultural version of Wright’s</w:t>
+        <w:t xml:space="preserve">Two measures underpin our tests. The first is a cultural version of Wright’s</w:t>
       </w:r>
       <w:r>
         <w:t xml:space="preserve"> </w:t>
@@ -1069,7 +1170,7 @@
         <w:t xml:space="preserve">(Bell et al. 2009; Wright 1951)</w:t>
       </w:r>
       <w:r>
-        <w:t xml:space="preserve">, which says how much of the variation in decoration lies between groups rather than within them. We measure decorated diversity with the Gini-Simpson index, the probability that two sherds drawn at random belong to different classes, and cultural</w:t>
+        <w:t xml:space="preserve">, which indicates how much variation in decoration lies between groups rather than within them. We measure decorated diversity with the Gini-Simpson index, the probability that two sherds drawn at random belong to different classes, and cultural</w:t>
       </w:r>
       <w:r>
         <w:t xml:space="preserve"> </w:t>
@@ -1107,7 +1208,7 @@
         <w:t xml:space="preserve"> </w:t>
       </w:r>
       <w:r>
-        <w:t xml:space="preserve">diversity form of the index. When all groups draw on one shared pool it sits near zero, and as groups come to favor distinct repertoires it climbs. The second measure is the boundary excess: similarity between assemblages, measured with the Brainerd-Robinson coefficient</w:t>
+        <w:t xml:space="preserve">diversity form of the index. When all groups draw on one shared pool, it sits near zero. As groups favor distinct repertoires, it climbs. The second measure is the boundary excess. Similarity between assemblages, measured with the Brainerd-Robinson coefficient</w:t>
       </w:r>
       <w:r>
         <w:t xml:space="preserve"> </w:t>
@@ -1116,7 +1217,7 @@
         <w:t xml:space="preserve">(Brainerd 1951; Robinson 1951)</w:t>
       </w:r>
       <w:r>
-        <w:t xml:space="preserve">, normally fades smoothly with distance, and the step in similarity at a line, which we measure as a boundary excess, is how much more similarity is lost across the line than distance predicts.</w:t>
+        <w:t xml:space="preserve">, normally fades smoothly with distance. The boundary excess is how much more similarity is lost across a line than distance predicts, a step in similarity at the line.</w:t>
       </w:r>
     </w:p>
     <w:p>
@@ -1124,7 +1225,7 @@
         <w:pStyle w:val="BodyText"/>
       </w:pPr>
       <w:r>
-        <w:t xml:space="preserve">We established before looking at the phases that cultural</w:t>
+        <w:t xml:space="preserve">Before looking at the phases, we established that cultural</w:t>
       </w:r>
       <w:r>
         <w:t xml:space="preserve"> </w:t>
@@ -1176,7 +1277,7 @@
         <w:t xml:space="preserve"> </w:t>
       </w:r>
       <w:r>
-        <w:t xml:space="preserve">tracked the imposed groups steadily. Three other measures often used for the purpose, the departure from unbiased copying</w:t>
+        <w:t xml:space="preserve">tracked the imposed groups steadily. We found that three other measures often used for the purpose, the departure from unbiased copying</w:t>
       </w:r>
       <w:r>
         <w:t xml:space="preserve"> </w:t>
@@ -1194,7 +1295,7 @@
         <w:t xml:space="preserve">(Lipo et al. 2015)</w:t>
       </w:r>
       <w:r>
-        <w:t xml:space="preserve">, and the boundary excess, did not (Supplemental Text, Figures S1 to S3). We therefore draw inferences about groups from cultural</w:t>
+        <w:t xml:space="preserve">, and the boundary excess, do not sufficiently detect boundaries under real-world conditions (Supplemental Text, Figures S1 to S3). We therefore draw inferences about groups from cultural</w:t>
       </w:r>
       <w:r>
         <w:t xml:space="preserve"> </w:t>
@@ -1238,7 +1339,7 @@
         <w:t xml:space="preserve">k</w:t>
       </w:r>
       <w:r>
-        <w:t xml:space="preserve">-means on the assemblage coordinates. The site layout is best described by two clusters, judged by the silhouette score, which rewards clusters that are compact and well separated. Because cultural</w:t>
+        <w:t xml:space="preserve">-means on the assemblage coordinates. The site layout is best described by two clusters, as indicated by the silhouette score, which rewards compact, well-separated clusters. Because cultural</w:t>
       </w:r>
       <w:r>
         <w:t xml:space="preserve"> </w:t>
@@ -1264,7 +1365,7 @@
         <w:t xml:space="preserve"> </w:t>
       </w:r>
       <w:r>
-        <w:t xml:space="preserve">depends on how many pieces the basin is cut into, we also fit a model that uses no divisions at all. It treats decorated-class composition as a continuous surface over the map, with a separate term for whatever is specific to each site, and asks how much of the variation among assemblages follows location and how much belongs to individual sites. Bounded groups would leave site-specific character that location does not explain.</w:t>
+        <w:t xml:space="preserve">depends on how many pieces the basin is cut into, we also fit a model with no divisions. It treats decorated-class composition as a continuous surface over the map, with a separate term for site-specific deviations, and asks how well that surface describes the record. It is a description, not a test for groups: a group whose members lie near one another shares a composition that a smooth surface can absorb at the sampled sites, so the model cannot tell continuous copying from groups aligned with geography.</w:t>
       </w:r>
     </w:p>
     <w:bookmarkEnd w:id="121"/>
@@ -1282,7 +1383,7 @@
         <w:pStyle w:val="FirstParagraph"/>
       </w:pPr>
       <w:r>
-        <w:t xml:space="preserve">The central comparison runs a model of copying with no groups on the real geography of the assemblages and asks whether it reproduces the record. The model follows the finite-population network model of Lipo, DiNapoli, Madsen, and Hunt</w:t>
+        <w:t xml:space="preserve">The central comparison runs a copying model with no groups on the real geography of the St. Francis River basin using assemblage data and asks whether it reproduces the record. The model follows the finite-population network model of Lipo, DiNapoli, Madsen, and Hunt</w:t>
       </w:r>
       <w:r>
         <w:t xml:space="preserve"> </w:t>
@@ -1291,7 +1392,7 @@
         <w:t xml:space="preserve">(2021)</w:t>
       </w:r>
       <w:r>
-        <w:t xml:space="preserve">. Each assemblage is a node holding a finite population of learners, who copy decorated classes mostly within their node and occasionally from other nodes, with a probability that falls off with distance along the rivers. New variants enter at a constant rate, in proportion to each class’s share of the region’s pooled counts, which reflects that the types lump unequal numbers of decorative variants. We call this the copying model; it contains no groups. Deposition is pooled over a trailing window of eight time steps to reproduce time-averaging, and the simulated assemblages are subsampled to each real assemblage’s sherd count.</w:t>
+        <w:t xml:space="preserve">. Each assemblage is a node holding a finite population of learners, who copy decorated classes mostly within their node and occasionally from other nodes, with a probability that falls off with distance measured along the rivers. New variants enter at a constant rate, proportional to each class’s share of the region’s pooled counts, reflecting that types lump unequal numbers of decorative variants. We call this the copying model. It contains no groups. We pool deposition over a trailing window of eight time steps to reproduce time-averaging, and we subsample the simulated assemblages to match each real assemblage’s sherd count.</w:t>
       </w:r>
     </w:p>
     <w:p>
@@ -1299,7 +1400,7 @@
         <w:pStyle w:val="BodyText"/>
       </w:pPr>
       <w:r>
-        <w:t xml:space="preserve">A copying model’s predictions about differences between groups depend on population size, innovation rate, and mixing rate together, so we first tune those three to reproduce the diversity within the real assemblages: mean within-assemblage diversity, mean number of classes present, and the diversity of all assemblages pooled. None of these involves the groups being tested. We search a grid of 297 combinations and keep those whose simulations match all three summaries within 10 percent, confirmed by rerunning each fifty times (Supplemental Text). Among the confirmed combinations we use the one that produces the most between-group difference, so the comparison is as favorable to the no-groups model as the grid allows, and we repeat the key comparisons at the next five. For each comparison we report the share of simulated datasets that reach the observed value, a predictive check of the model against the record.</w:t>
+        <w:t xml:space="preserve">A copying model’s predictions about differences between groups depend on population size, innovation rate, and mixing rate together, so we first tune those three to reproduce the diversity within the real assemblages, including mean within-assemblage diversity, mean number of classes present, and the diversity of all assemblages pooled. None of these involves the groups being tested. We search a grid of 297 combinations and keep those whose simulations match all three summaries within 10 percent, confirmed by rerunning each matched combination fifty times (Supplemental Text). Among the confirmed combinations, we use the one that produces the most between-group difference, so the comparison is as favorable to the no-groups model as the grid allows.</w:t>
       </w:r>
     </w:p>
     <w:p>
@@ -1307,7 +1408,7 @@
         <w:pStyle w:val="BodyText"/>
       </w:pPr>
       <w:r>
-        <w:t xml:space="preserve">To give the phases a fair chance to be groups, we also ran the model with both properties a bounded group would have: copying across the phase lines weakened to between half and three percent of its strength, and new variants in each phase drawn from a partly reordered version of the regional profile, so that new styles arise locally. The 16 combinations of those settings were each run 300 times, and an approximate Bayesian posterior over them says which the record favors (Supplemental Text).</w:t>
+        <w:t xml:space="preserve">To give the phases a fair chance to be groups, we also ran the model with two properties a bounded group would have. First, we simulate copying across the phase lines weakened to between half and three percent of its strength. Second, we add new variants in each phase drawn from a partly reordered version of the regional profile, so that new styles arise locally. We ran each of the 16 combinations of those settings 300 times. An approximate Bayesian posterior over them indicates which the record favors (Supplemental Text).</w:t>
       </w:r>
     </w:p>
     <w:bookmarkEnd w:id="122"/>
@@ -1325,7 +1426,7 @@
         <w:pStyle w:val="FirstParagraph"/>
       </w:pPr>
       <w:r>
-        <w:t xml:space="preserve">Five tests ask whether the phase lines behave as the edges of groups would. First, we compare the between-group</w:t>
+        <w:t xml:space="preserve">We conduct five tests to ask whether the phase lines behave as group edges would. First, we compare the between-group</w:t>
       </w:r>
       <w:r>
         <w:t xml:space="preserve"> </w:t>
@@ -1351,7 +1452,94 @@
         <w:t xml:space="preserve"> </w:t>
       </w:r>
       <w:r>
-        <w:t xml:space="preserve">and boundary excess under the phase assignments with alternative divisions of the same assemblages into groups of the same sizes, drawn either around randomly placed centers or to be as spatially compact as possible. We state each comparison as the posterior probability that the phase lines separate the pottery better than an alternative, drawing each assemblage’s class proportions from their posterior (2,000 times for</w:t>
+        <w:t xml:space="preserve">and boundary excess under the phase assignments with alternative divisions of the same assemblages into groups of the same sizes, drawn around randomly placed centers or made as spatially compact as possible. We state each comparison as the posterior probability that the phase lines separate type frequencies better than an alternative (see Statistical approach). Simulations with copying restricted at the phase lines show whether this comparison could detect such a restriction. Second, we cluster the assemblages using site coordinates and decorated-class composition together, vary how much weight composition carries, and measure agreement with Mainfort’s assignments with the adjusted Rand index</w:t>
+      </w:r>
+      <w:r>
+        <w:t xml:space="preserve"> </w:t>
+      </w:r>
+      <w:r>
+        <w:t xml:space="preserve">(Hubert and Arabie 1985)</w:t>
+      </w:r>
+      <w:r>
+        <w:t xml:space="preserve">, which averages zero for unrelated divisions and one for identical ones. Third, we map the local rate of composition change and ask whether the phase lines fall where it changes fastest. Fourth, we run the copying model on the real map of the valley and cluster its simulated assemblages the same way we cluster the real assemblages. Fifth, we ask whether the phase lines run through gaps in late-period settlement, using sites independent of the analyzed assemblages.</w:t>
+      </w:r>
+    </w:p>
+    <w:p>
+      <w:pPr>
+        <w:pStyle w:val="BodyText"/>
+      </w:pPr>
+      <w:r>
+        <w:t xml:space="preserve">We test the Parkin phase the same way, dividing the basin into the Parkin phase and the rest, against the copying model and against arbitrary divisions of the same sizes. A polity should also leave traces outside the ceramic assemblages. We describe the distribution of maximum mound height within the basin, the only size attribute the regional compilation records for most sites, as context for whether sites form the hierarchy of settlement types and sizes that Peebles and Kus</w:t>
+      </w:r>
+      <w:r>
+        <w:t xml:space="preserve"> </w:t>
+      </w:r>
+      <w:r>
+        <w:t xml:space="preserve">(1977:431)</w:t>
+      </w:r>
+      <w:r>
+        <w:t xml:space="preserve"> </w:t>
+      </w:r>
+      <w:r>
+        <w:t xml:space="preserve">take as a correlate of ranked society. As a comparison, we also draw on evidence from Cobb’s</w:t>
+      </w:r>
+      <w:r>
+        <w:t xml:space="preserve"> </w:t>
+      </w:r>
+      <w:r>
+        <w:t xml:space="preserve">(2000)</w:t>
+      </w:r>
+      <w:r>
+        <w:t xml:space="preserve"> </w:t>
+      </w:r>
+      <w:r>
+        <w:t xml:space="preserve">analysis of the production and distribution of Mill Creek chert hoes, goods whose control would mark economic centralization.</w:t>
+      </w:r>
+    </w:p>
+    <w:p>
+      <w:pPr>
+        <w:pStyle w:val="BodyText"/>
+      </w:pPr>
+      <w:r>
+        <w:t xml:space="preserve">The contrast case applies the first two tests, together with a search for the most spatially compact division, to Mainfort’s</w:t>
+      </w:r>
+      <w:r>
+        <w:t xml:space="preserve"> </w:t>
+      </w:r>
+      <w:r>
+        <w:t xml:space="preserve">(2003)</w:t>
+      </w:r>
+      <w:r>
+        <w:t xml:space="preserve"> </w:t>
+      </w:r>
+      <w:r>
+        <w:t xml:space="preserve">counts under his own phases. Because the two schemes were drawn differently, this explanation predicts that they behave differently. If the inherited phases are a gradient sorted by proximity, the map should recover them, and other lines should separate the assemblages as well or better. A scheme drawn from an ordination should instead be recovered better once composition enters, and its lines should separate the assemblages better than other lines do. If phases of either kind marked bounded groups, however, both schemes should locate the same boundaries. We do not run the copying model on his table, since the model is calibrated to our matrix, so the contrast case cannot show whether his phases differ by more than copying alone produces.</w:t>
+      </w:r>
+    </w:p>
+    <w:bookmarkEnd w:id="123"/>
+    <w:bookmarkStart w:id="124" w:name="statistical-approach"/>
+    <w:p>
+      <w:pPr>
+        <w:pStyle w:val="Heading3"/>
+      </w:pPr>
+      <w:r>
+        <w:t xml:space="preserve">Statistical approach</w:t>
+      </w:r>
+    </w:p>
+    <w:p>
+      <w:pPr>
+        <w:pStyle w:val="FirstParagraph"/>
+      </w:pPr>
+      <w:r>
+        <w:t xml:space="preserve">Every inference in this paper is Bayesian, and the numbers we report fall into three kinds: posterior quantities, which state what the record implies about a quantity once we carry through the uncertainty in its counts; predictive checks, which compare the record with what a simulation model produces; and descriptive statistics. No inference about the record rests on a significance test or a p-value. Because the three kinds answer different questions, we identify each result below by the kind of number it is.</w:t>
+      </w:r>
+    </w:p>
+    <w:p>
+      <w:pPr>
+        <w:pStyle w:val="BodyText"/>
+      </w:pPr>
+      <w:r>
+        <w:t xml:space="preserve">Sampling is the first source of uncertainty. Each assemblage is a finite sample of sherds, so its class proportions are uncertain, and more so for a small assemblage than for a large one. We represent that uncertainty with a posterior distribution over each assemblage’s proportions: with a multinomial likelihood for the counts and a Dirichlet(1/2) prior on the proportions (the Jeffreys prior for this likelihood), the posterior is a Dirichlet distribution with parameters equal to the counts plus one half. Drawing proportions from it repeatedly, 2,000 times for</w:t>
       </w:r>
       <w:r>
         <w:t xml:space="preserve"> </w:t>
@@ -1374,7 +1562,10 @@
         </m:sSub>
       </m:oMath>
       <w:r>
-        <w:t xml:space="preserve">, 500 for the step in similarity) so that the uncertainty in the counts is carried through. Simulations with copying restricted at the phase lines show whether this comparison could detect such a restriction. Second, we cluster the assemblages using site coordinates and decorated-class composition together, varying how much weight composition carries, and measure agreement with Mainfort’s assignments with the adjusted Rand index, which is zero on average for unrelated divisions and one for identical ones. Third, we map the local rate at which composition changes and ask whether the phase lines fall where it changes fastest. Fourth, we run the copying model on the real map and cluster its simulated pottery exactly as we cluster the real pottery. Fifth, we ask whether the phase lines run through gaps in late-period settlement, using sites independent of the analyzed assemblages.</w:t>
+        <w:t xml:space="preserve"> </w:t>
+      </w:r>
+      <w:r>
+        <w:t xml:space="preserve">and 500 times for the slower boundary excess, and recomputing a statistic on each draw gives that statistic’s posterior distribution. We report its median and a 95 percent credible interval (the 2.5th to 97.5th percentiles of the draws); given the counts and the prior, the quantity lies in that interval with probability 0.95. When the phase lines are compared with alternative divisions, each draw is scored against 20 alternatives of each kind (10 for the boundary excess) chosen at random from 300, and the posterior probability that the phase lines separate the pottery better is the share of all these comparisons they win. A probability of 0.20 therefore means that, allowing for sampling error in every assemblage, the phase lines beat a randomly chosen alternative in one comparison in five. Where a probability or a share rounds to zero, we give the number of comparisons or runs behind it, since the true value is then known only to be smaller than that resolution.</w:t>
       </w:r>
     </w:p>
     <w:p>
@@ -1382,36 +1573,55 @@
         <w:pStyle w:val="BodyText"/>
       </w:pPr>
       <w:r>
-        <w:t xml:space="preserve">The Parkin phase is tested the same way, as a division of the basin into the Parkin phase and the rest, against the copying model and against arbitrary divisions of the same sizes. A polity should also leave traces outside the pottery. We examine the distribution of maximum mound height within the basin, the one attribute recorded the same way at every site, to ask whether sites form the hierarchy of settlement types and sizes that Peebles and Kus</w:t>
-      </w:r>
-      <w:r>
-        <w:t xml:space="preserve"> </w:t>
-      </w:r>
-      <w:r>
-        <w:t xml:space="preserve">(1977:431)</w:t>
-      </w:r>
-      <w:r>
-        <w:t xml:space="preserve"> </w:t>
-      </w:r>
-      <w:r>
-        <w:t xml:space="preserve">take as a correlate of ranked society, and we draw on Cobb’s</w:t>
-      </w:r>
-      <w:r>
-        <w:t xml:space="preserve"> </w:t>
-      </w:r>
-      <w:r>
-        <w:t xml:space="preserve">(2000)</w:t>
-      </w:r>
-      <w:r>
-        <w:t xml:space="preserve"> </w:t>
-      </w:r>
-      <w:r>
-        <w:t xml:space="preserve">analysis of the production and distribution of Mill Creek chert hoes, goods whose control would mark economic centralization.</w:t>
-      </w:r>
-    </w:p>
-    <w:bookmarkEnd w:id="123"/>
+        <w:t xml:space="preserve">Our spatial model with no divisions is a Bayesian hierarchical model written in Stan and fitted by Hamiltonian Monte Carlo</w:t>
+      </w:r>
+      <w:r>
+        <w:t xml:space="preserve"> </w:t>
+      </w:r>
+      <w:r>
+        <w:t xml:space="preserve">(Carpenter et al. 2017)</w:t>
+      </w:r>
+      <w:r>
+        <w:t xml:space="preserve">. We report its spatial share as a posterior median with a credible interval, and we report its priors, convergence diagnostics, and checks against quantities it was not fitted to in the Supplemental Text.</w:t>
+      </w:r>
+    </w:p>
+    <w:p>
+      <w:pPr>
+        <w:pStyle w:val="BodyText"/>
+      </w:pPr>
+      <w:r>
+        <w:t xml:space="preserve">In contrast, the copying model is a simulator with no likelihood we can write down, and we use it in two ways. As a predictive check, we run it repeatedly at a fixed, calibrated combination of population size, innovation rate, and mixing rate, compute on each simulated dataset the same statistic computed on the record, and report the median and 95 percent range (the 2.5th to 97.5th percentiles) of the simulated values together with the share of runs reaching the observed value</w:t>
+      </w:r>
+      <w:r>
+        <w:t xml:space="preserve"> </w:t>
+      </w:r>
+      <w:r>
+        <w:t xml:space="preserve">(Gelman et al. 1996)</w:t>
+      </w:r>
+      <w:r>
+        <w:t xml:space="preserve">. A small share says that the model rarely produces what the record shows. It measures fit and is not compared with a threshold. Because the parameters are fixed at calibrated values rather than drawn from a posterior, the check carries no uncertainty about them. We address this by repeating the key comparisons at the six most favorable calibrated combinations. A 95 percent range and a 95 percent credible interval should not be confused: the first describes how much a statistic varies under a model, whereas the second describes a quantity of the record. The second use of the simulator is approximate Bayesian computation over the 16 settings of the bounded-groups model</w:t>
+      </w:r>
+      <w:r>
+        <w:t xml:space="preserve"> </w:t>
+      </w:r>
+      <w:r>
+        <w:t xml:space="preserve">(Beaumont et al. 2002)</w:t>
+      </w:r>
+      <w:r>
+        <w:t xml:space="preserve">. Each setting receives the same prior probability, and a setting’s posterior probability is its share of the 5 percent of all runs whose summary statistics lie closest to the record’s. Since 12 of the 16 settings include a copying boundary, the prior probability of a boundary is 0.75, and the evidence lies in how far the posterior moves from that value. To judge that movement, we pass simulated records with and without a built-in boundary through the same procedure and report where the record’s value falls relative to them.</w:t>
+      </w:r>
+    </w:p>
+    <w:p>
+      <w:pPr>
+        <w:pStyle w:val="BodyText"/>
+      </w:pPr>
+      <w:r>
+        <w:t xml:space="preserve">Rank correlations, the adjusted Rand index, silhouette scores, and the percentile of a division among alternatives are descriptive. Each summarizes the record or a set of divisions, and none carries an inferential claim by itself.</w:t>
+      </w:r>
+    </w:p>
     <w:bookmarkEnd w:id="124"/>
-    <w:bookmarkStart w:id="153" w:name="results"/>
+    <w:bookmarkEnd w:id="125"/>
+    <w:bookmarkStart w:id="154" w:name="results"/>
     <w:p>
       <w:pPr>
         <w:pStyle w:val="Heading2"/>
@@ -1420,7 +1630,7 @@
         <w:t xml:space="preserve">Results</w:t>
       </w:r>
     </w:p>
-    <w:bookmarkStart w:id="125" w:name="what-spatially-structured-drift-explains"/>
+    <w:bookmarkStart w:id="126" w:name="what-spatially-structured-drift-explains"/>
     <w:p>
       <w:pPr>
         <w:pStyle w:val="Heading3"/>
@@ -1434,7 +1644,7 @@
         <w:pStyle w:val="FirstParagraph"/>
       </w:pPr>
       <w:r>
-        <w:t xml:space="preserve">Neutral copying on the real map accounts for most of what the basin’s decorated-type frequencies show. Tuning the model to the record’s diversity matched 50 of the 297 combinations on the six-run screen, and 45 still matched when rerun fifty times (Supplemental Text, Figure S7). At the matched combination most favorable to it (2,000 learners per node, an innovation rate of 0.001, and a mixing rate of 0.02), copying with no groups reproduces the fading of similarity with distance (observed rank correlation -0.20, against a simulated 95 percent range of -0.53 to +0.04) and the difference between the two spatial clusters the site layout supports (Table 1).</w:t>
+        <w:t xml:space="preserve">Neutral copying on the real map accounts for most of what the basin’s decorated-type frequencies show. Tuning the model to the record’s diversity matched 50 of the 297 combinations on the six-run screen, and 45 still matched when rerun fifty times (Supplemental Text, Figure S7). At the matched combination most favorable to it (2,000 learners per node, an innovation rate of 0.001, and a mixing rate of 0.02), copying with no groups reproduces the fading of similarity with distance (observed correlation of similarity with distance along the rivers -0.20, against a simulated 95 percent range of -0.53 to +0.04) and the difference between the two spatial clusters the site layout supports (Table 1).</w:t>
       </w:r>
     </w:p>
     <w:p>
@@ -1442,7 +1652,7 @@
         <w:pStyle w:val="BodyText"/>
       </w:pPr>
       <w:r>
-        <w:t xml:space="preserve">A model with no divisions at all gives the same picture. It assigns 99.6 percent of the variation in composition among assemblages to location (95 percent credible interval 97.2 to 100 percent), leaving almost none of the site-specific character that bounded groups would produce, and it reproduces the observed between-cluster</w:t>
+        <w:t xml:space="preserve">A model with no divisions at all describes the record adequately. On the logit scale of its latent class probabilities, it assigns 99.6 percent of the variance among assemblages to the spatial surface (posterior median; 95 percent credible interval 97.2 to 100 percent) and little to independent site deviations, and it reproduces the observed between-cluster</w:t>
       </w:r>
       <w:r>
         <w:t xml:space="preserve"> </w:t>
@@ -1468,7 +1678,7 @@
         <w:t xml:space="preserve"> </w:t>
       </w:r>
       <w:r>
-        <w:t xml:space="preserve">at three clusters, the fading of similarity with distance, and the spread of diversity among assemblages (Supplemental Text). Composition changes across the basin as a broad, continuous gradient. This model describes the pattern rather than a mechanism, and its surface can bend over short distances, so it also carries variation that the copying model, taken next, does not produce.</w:t>
+        <w:t xml:space="preserve">at three clusters, the fading of similarity with distance, and the spread of diversity among assemblages (Supplemental Text). As a description, the high spatial share does not distinguish a continuous copying process from groups aligned with geography. The surface can also bend over short distances, so it carries variation that the copying model, taken next, does not produce.</w:t>
       </w:r>
     </w:p>
     <w:p>
@@ -1512,7 +1722,7 @@
         <w:t xml:space="preserve"> </w:t>
       </w:r>
       <w:r>
-        <w:t xml:space="preserve">against the neutral copying model, which contains no groups. Model values are the median and 95 percent range over 300 runs at the matched combination most favorable to the model; the last column gives the share of runs reaching the observed value there and, in parentheses, the range of that share across the six most favorable combinations that passed the confirmation. Radius is the root-mean-square distance from an assemblage to its group’s center. At five or more clusters at least one cluster holds a single assemblage, so finer divisions are reported only in the Supplemental Text.</w:t>
+        <w:t xml:space="preserve">against the neutral copying model, which contains no groups. Model values are the median and 95 percent range over 300 runs at the matched combination most favorable to the model. The last column gives the share of runs reaching the observed value there and, in parentheses, the range of that share across the six most favorable combinations that passed the confirmation. Radius is the root-mean-square distance from an assemblage to its group’s center. A share of 0 percent means none of 300 runs, a frequency below about 0.3 percent, not an impossibility. At five or more clusters, at least one cluster holds a single assemblage, so finer divisions are reported only in the Supplemental Text.</w:t>
       </w:r>
     </w:p>
     <w:tbl>
@@ -1683,7 +1893,7 @@
               <w:pStyle w:val="Compact"/>
             </w:pPr>
             <w:r>
-              <w:t xml:space="preserve">The published phases</w:t>
+              <w:t xml:space="preserve">The inherited phases</w:t>
             </w:r>
           </w:p>
         </w:tc>
@@ -1894,7 +2104,7 @@
         <w:pStyle w:val="BodyText"/>
       </w:pPr>
       <w:r>
-        <w:t xml:space="preserve">The model does not account for everything. Between the phases, it reaches the observed difference in 5 percent of runs at the most favorable combination, and at three and four spatial clusters it reaches the observed value in 0 to 6 percent of runs at every one of the six (Table 1). The pottery varies over shorter distances than calibrated copying makes it vary. The step in similarity across the phase lines exceeds the model as well: the boundary excess is +10.0, against a simulated median of +1.5 (95 percent range -6.0 to +7.8), and 1 of 300 runs reaches it. This additional variation is not a sampling effect. Redrawing every assemblage from the basin’s pooled profile at its own sherd count gives between-cluster differences near zero (Supplemental Text).</w:t>
+        <w:t xml:space="preserve">The model does not account for everything. Between phases, it matches the observed difference in 5 percent of runs at the most favorable combination, and at three and four spatial clusters it matches the observed value in 0 to 6 percent of runs at each of the six (Table 1). The assemblages vary over shorter distances than calibrated copying does. The step in similarity across the phase lines also exceeds the model. The boundary excess is +10.0, against a simulated median of +1.5 (95 percent range -6.0 to +7.8), and 1 of 300 runs reaches it. This additional variation is not due to sampling. Redrawing every assemblage from the basin’s pooled profile at its own sherd count gives between-cluster differences near zero (Supplemental Text).</w:t>
       </w:r>
     </w:p>
     <w:p>
@@ -1902,7 +2112,15 @@
         <w:pStyle w:val="BodyText"/>
       </w:pPr>
       <w:r>
-        <w:t xml:space="preserve">The next section asks whether that additional variation follows the phase lines. What produces it is a separate question, and the model can narrow it without settling it (Table 2). Of the ways we tried to make the model less simple, only one reproduces the observed differences while keeping the record’s diversity matched: letting new styles arise somewhat locally, each area drawing its new variants from a slightly different version of the regional profile. With the areas defined as the two spatial clusters and a quarter of the classes reordered, the median between-cluster</w:t>
+        <w:t xml:space="preserve">The next section asks whether that additional variation follows the phase lines. What produces it is a separate question, and the model can narrow it without settling it (Table 2). We relaxed four simplifications of the model one at a time at the calibrated combination, and read every variant, the baseline included, by the same three criteria: whether its median reaches the observation, how often its runs reach it, and whether the record’s diversity stays matched (Supplemental Text). No variant that keeps diversity matched brings its median up to the observed three- and four-cluster values. Two raise the share of runs reaching those values while keeping diversity matched. Letting new styles arise somewhat locally, each of the two spatial clusters drawing its new variants from a slightly different version of the regional profile, raises it from 3 and 1 percent in baseline runs with the same seeds to 42 and 40 percent when a quarter of the classes are reordered (300 runs each); with the phases as the areas and a fifth of the classes reordered, 39 percent of runs reach the observed between-phase value. Copying that falls off over a short straight-line distance, 6 km, raises it to 11 and 7 percent. Unequal site populations and shorter fall-off along the rivers raise it further but break the diversity match; not recalibrated, they are unsupported rather than excluded. None of these variants restricts who copies whom, and the test cannot tell whether local innovation followed the phases or any other division of the basin.</w:t>
+      </w:r>
+    </w:p>
+    <w:p>
+      <w:pPr>
+        <w:pStyle w:val="BodyText"/>
+      </w:pPr>
+      <w:r>
+        <w:t xml:space="preserve">Restricting copying across the phase lines, the property that would make the phases groups, also increases both statistics. With copying across the lines cut to 3 percent of its strength, 40 percent of runs reach the observed between-phase</w:t>
       </w:r>
       <w:r>
         <w:t xml:space="preserve"> </w:t>
@@ -1928,7 +2146,25 @@
         <w:t xml:space="preserve"> </w:t>
       </w:r>
       <w:r>
-        <w:t xml:space="preserve">is 0.0073 against the observed 0.0062 (1,200 runs); with the areas defined as the phases and a fifth reordered, the between-phase median is 0.0077 and 39 percent of runs reach the observed value. This is still neutral copying, and nothing in it restricts who copies whom. The test cannot tell whether such local innovation followed the phases or any other division of the basin. Restricting copying across the phase lines, the property that would make the phases groups, also raises both statistics: with copying across the lines cut to 3 percent of its strength, 40 percent of runs reach the observed between-phase</w:t>
+        <w:t xml:space="preserve">and 34 percent reach the observed step at the lines. The copying model, however, cannot distinguish the two. The posterior probability of a copying boundary at the phase lines is 0.79, against a prior of 0.75. On simulated records with a boundary built in, the same procedure returns a median of 0.81 to 0.95 (40 test records per setting), and on records without one, a median of 0.66. The record’s value falls between the two, so it leans slightly toward a boundary without resolving one. That lean is not specific to the phases: run on three arbitrary divisions with the phases’ group sizes, the same analysis gives 0.78 to 0.92. The comparisons of where the lines fall, taken up next, bear on the question more directly, although they too discriminate only moderately.</w:t>
+      </w:r>
+    </w:p>
+    <w:p>
+      <w:pPr>
+        <w:pStyle w:val="BodyText"/>
+      </w:pPr>
+      <w:r>
+        <w:rPr>
+          <w:b/>
+          <w:bCs/>
+        </w:rPr>
+        <w:t xml:space="preserve">Table 2.</w:t>
+      </w:r>
+      <w:r>
+        <w:t xml:space="preserve"> </w:t>
+      </w:r>
+      <w:r>
+        <w:t xml:space="preserve">The accounts of the basin’s decorated-type frequencies tested here, what each predicts, and how it fared. Every copying-model account is read on the same three criteria: whether its median between-group</w:t>
       </w:r>
       <w:r>
         <w:t xml:space="preserve"> </w:t>
@@ -1954,61 +2190,7 @@
         <w:t xml:space="preserve"> </w:t>
       </w:r>
       <w:r>
-        <w:t xml:space="preserve">and 34 percent the observed step at the lines. The copying model does not tell the two apart. The posterior probability of a copying boundary at the phase lines is 0.79, against a prior of 0.75, just below the median of 0.81 to 0.95 the design returns on test data with a boundary built in (40 test runs per setting) and above the median of 0.66 it returns without one: the record leans slightly toward a boundary without resolving it. That lean is not specific to the phases: run on three arbitrary divisions with the phases’ group sizes, the same analysis gives 0.78 to 0.92. Where the lines fall decides the question, taken up next.</w:t>
-      </w:r>
-    </w:p>
-    <w:p>
-      <w:pPr>
-        <w:pStyle w:val="BodyText"/>
-      </w:pPr>
-      <w:r>
-        <w:rPr>
-          <w:b/>
-          <w:bCs/>
-        </w:rPr>
-        <w:t xml:space="preserve">Table 2.</w:t>
-      </w:r>
-      <w:r>
-        <w:t xml:space="preserve"> </w:t>
-      </w:r>
-      <w:r>
-        <w:t xml:space="preserve">The accounts of the basin’s decorated-type frequencies tested here, what each predicts, and how it fared. An account meets the standard only if it reaches the observed between-group</w:t>
-      </w:r>
-      <w:r>
-        <w:t xml:space="preserve"> </w:t>
-      </w:r>
-      <m:oMath>
-        <m:sSub>
-          <m:e>
-            <m:r>
-              <m:t>F</m:t>
-            </m:r>
-          </m:e>
-          <m:sub>
-            <m:r>
-              <m:t>S</m:t>
-            </m:r>
-            <m:r>
-              <m:t>T</m:t>
-            </m:r>
-          </m:sub>
-        </m:sSub>
-      </m:oMath>
-      <w:r>
-        <w:t xml:space="preserve"> </w:t>
-      </w:r>
-      <w:r>
-        <w:rPr>
-          <w:i/>
-          <w:iCs/>
-        </w:rPr>
-        <w:t xml:space="preserve">and</w:t>
-      </w:r>
-      <w:r>
-        <w:t xml:space="preserve"> </w:t>
-      </w:r>
-      <w:r>
-        <w:t xml:space="preserve">keeps all three within-assemblage diversity summaries within 10 percent of the observed values. Full grids and diagnostics are in the Supplemental Text.</w:t>
+        <w:t xml:space="preserve">reaches the observed value, the share of its runs reaching the observed value (predictive coverage), and whether it keeps all three within-assemblage diversity summaries within 10 percent of the observed values. Shares for the relaxations are from 300 runs at the calibrated combination, scored at three and four spatial clusters, where the baseline falls short. Relaxations are one at a time and not recalibrated. Full grids and diagnostics are in the Supplemental Text.</w:t>
       </w:r>
     </w:p>
     <w:tbl>
@@ -2080,7 +2262,7 @@
               <w:pStyle w:val="Compact"/>
             </w:pPr>
             <w:r>
-              <w:t xml:space="preserve">Differences among assemblages and the fade of similarity with distance, with no group anywhere</w:t>
+              <w:t xml:space="preserve">Differences among assemblages and the decrease in similarity with distance, with no group anywhere</w:t>
             </w:r>
           </w:p>
         </w:tc>
@@ -2095,13 +2277,13 @@
                 <w:b/>
                 <w:bCs/>
               </w:rPr>
-              <w:t xml:space="preserve">Explains most of the record.</w:t>
+              <w:t xml:space="preserve">Adequate at coarse scale only.</w:t>
             </w:r>
             <w:r>
               <w:t xml:space="preserve"> </w:t>
             </w:r>
             <w:r>
-              <w:t xml:space="preserve">Reproduces the fade with distance and the two-cluster difference; the phases and finer divisions differ more than it produces</w:t>
+              <w:t xml:space="preserve">Diversity matched; covers the decrease with distance and the two-cluster difference (13 percent of runs), but runs reach the three- and four-cluster values in 0 to 6 percent and the between-phase value in 5 percent</w:t>
             </w:r>
           </w:p>
         </w:tc>
@@ -2125,7 +2307,7 @@
               <w:pStyle w:val="Compact"/>
             </w:pPr>
             <w:r>
-              <w:t xml:space="preserve">Lines where the pottery changes; lines the pottery recovers better than the map; lines that separate the pottery better than other lines</w:t>
+              <w:t xml:space="preserve">Lines where the assemblage composition changes; lines the assemblages recover better than the map; lines that separate the assemblages better than other lines</w:t>
             </w:r>
           </w:p>
         </w:tc>
@@ -2146,7 +2328,7 @@
               <w:t xml:space="preserve"> </w:t>
             </w:r>
             <w:r>
-              <w:t xml:space="preserve">The map recovers the lines; arbitrary lines separate the pottery better, which restricted copying at the lines would reverse</w:t>
+              <w:t xml:space="preserve">The map recovers the lines, and alternative divisions separate the assemblages as well or better; in simulation at the calibrated combination a strong restriction usually reverses that ordering, but the real score is uncommon under every simulated setting, so a weak restriction cannot be excluded</w:t>
             </w:r>
           </w:p>
         </w:tc>
@@ -2217,7 +2399,7 @@
               <w:t xml:space="preserve"> </w:t>
             </w:r>
             <w:r>
-              <w:t xml:space="preserve">from local innovation; posterior 0.79 against a prior of 0.75</w:t>
+              <w:t xml:space="preserve">from local innovation; posterior 0.79 against a prior of 0.75, and 0.78 to 0.92 for arbitrary divisions</w:t>
             </w:r>
           </w:p>
         </w:tc>
@@ -2230,7 +2412,7 @@
               <w:pStyle w:val="Compact"/>
             </w:pPr>
             <w:r>
-              <w:t xml:space="preserve">Unequal site populations, a different transport geography, or unequal accumulation spans</w:t>
+              <w:t xml:space="preserve">Unequal site populations; shorter or differently shaped fall-off along the rivers</w:t>
             </w:r>
           </w:p>
         </w:tc>
@@ -2241,7 +2423,7 @@
               <w:pStyle w:val="Compact"/>
             </w:pPr>
             <w:r>
-              <w:t xml:space="preserve">Faster drift at small or isolated sites, or more distinct narrow deposits</w:t>
+              <w:t xml:space="preserve">Faster drift at small or isolated sites</w:t>
             </w:r>
           </w:p>
         </w:tc>
@@ -2256,13 +2438,103 @@
                 <w:b/>
                 <w:bCs/>
               </w:rPr>
-              <w:t xml:space="preserve">Fail.</w:t>
+              <w:t xml:space="preserve">Not supported at the calibrated combination.</w:t>
             </w:r>
             <w:r>
               <w:t xml:space="preserve"> </w:t>
             </w:r>
             <w:r>
-              <w:t xml:space="preserve">Reach the observed value only by breaking the diversity match, or not at all</w:t>
+              <w:t xml:space="preserve">Raise the share of runs reaching the finer-scale values appreciably only where they break the diversity match</w:t>
+            </w:r>
+          </w:p>
+        </w:tc>
+      </w:tr>
+      <w:tr>
+        <w:tc>
+          <w:tcPr/>
+          <w:p>
+            <w:pPr>
+              <w:pStyle w:val="Compact"/>
+            </w:pPr>
+            <w:r>
+              <w:t xml:space="preserve">Unequal accumulation spans</w:t>
+            </w:r>
+          </w:p>
+        </w:tc>
+        <w:tc>
+          <w:tcPr/>
+          <w:p>
+            <w:pPr>
+              <w:pStyle w:val="Compact"/>
+            </w:pPr>
+            <w:r>
+              <w:t xml:space="preserve">More distinct narrow deposits</w:t>
+            </w:r>
+          </w:p>
+        </w:tc>
+        <w:tc>
+          <w:tcPr/>
+          <w:p>
+            <w:pPr>
+              <w:pStyle w:val="Compact"/>
+            </w:pPr>
+            <w:r>
+              <w:rPr>
+                <w:b/>
+                <w:bCs/>
+              </w:rPr>
+              <w:t xml:space="preserve">No effect</w:t>
+            </w:r>
+            <w:r>
+              <w:t xml:space="preserve"> </w:t>
+            </w:r>
+            <w:r>
+              <w:t xml:space="preserve">on the two-cluster differentiation; not rescored at finer scales</w:t>
+            </w:r>
+          </w:p>
+        </w:tc>
+      </w:tr>
+      <w:tr>
+        <w:tc>
+          <w:tcPr/>
+          <w:p>
+            <w:pPr>
+              <w:pStyle w:val="Compact"/>
+            </w:pPr>
+            <w:r>
+              <w:t xml:space="preserve">Copying falling off over 6 km of straight-line distance</w:t>
+            </w:r>
+          </w:p>
+        </w:tc>
+        <w:tc>
+          <w:tcPr/>
+          <w:p>
+            <w:pPr>
+              <w:pStyle w:val="Compact"/>
+            </w:pPr>
+            <w:r>
+              <w:t xml:space="preserve">Differentiation over shorter distances</w:t>
+            </w:r>
+          </w:p>
+        </w:tc>
+        <w:tc>
+          <w:tcPr/>
+          <w:p>
+            <w:pPr>
+              <w:pStyle w:val="Compact"/>
+            </w:pPr>
+            <w:r>
+              <w:rPr>
+                <w:b/>
+                <w:bCs/>
+              </w:rPr>
+              <w:t xml:space="preserve">Adequate by coverage.</w:t>
+            </w:r>
+            <w:r>
+              <w:t xml:space="preserve"> </w:t>
+            </w:r>
+            <w:r>
+              <w:t xml:space="preserve">Diversity matched; 11 and 7 percent of runs reach the three- and four-cluster values; medians fall short</w:t>
             </w:r>
           </w:p>
         </w:tc>
@@ -2301,17 +2573,20 @@
                 <w:b/>
                 <w:bCs/>
               </w:rPr>
-              <w:t xml:space="preserve">Meets the standard</w:t>
+              <w:t xml:space="preserve">Adequate by coverage.</w:t>
             </w:r>
             <w:r>
-              <w:t xml:space="preserve">, with widely spread simulations</w:t>
+              <w:t xml:space="preserve"> </w:t>
+            </w:r>
+            <w:r>
+              <w:t xml:space="preserve">Diversity matched; 28 to 44 percent of runs reach the three- and four-cluster values at reordered shares of 0.2 to 0.3; medians fall short at those scales, and simulations are widely spread</w:t>
             </w:r>
           </w:p>
         </w:tc>
       </w:tr>
     </w:tbl>
-    <w:bookmarkEnd w:id="125"/>
-    <w:bookmarkStart w:id="141" w:name="where-the-phase-lines-fall"/>
+    <w:bookmarkEnd w:id="126"/>
+    <w:bookmarkStart w:id="142" w:name="where-the-phase-lines-fall"/>
     <w:p>
       <w:pPr>
         <w:pStyle w:val="Heading3"/>
@@ -2325,7 +2600,7 @@
         <w:pStyle w:val="FirstParagraph"/>
       </w:pPr>
       <w:r>
-        <w:t xml:space="preserve">If the phases were groups, their lines should be where the pottery changes. They are not.</w:t>
+        <w:t xml:space="preserve">If the phases marked restrictions on copying, their lines should separate the assemblages better than other lines and fall where composition changes fastest. They do neither.</w:t>
       </w:r>
     </w:p>
     <w:p>
@@ -2333,7 +2608,7 @@
         <w:pStyle w:val="BodyText"/>
       </w:pPr>
       <w:r>
-        <w:t xml:space="preserve">Arbitrary lines separate the pottery better than the phase lines do. With the uncertainty in every assemblage’s counts carried through, the between-phase</w:t>
+        <w:t xml:space="preserve">Most alternative divisions of the same sites separate the assemblages better than the phase lines do. With the uncertainty in every assemblage’s counts carried through, the between-phase</w:t>
       </w:r>
       <w:r>
         <w:t xml:space="preserve"> </w:t>
@@ -2359,7 +2634,7 @@
         <w:t xml:space="preserve"> </w:t>
       </w:r>
       <w:r>
-        <w:t xml:space="preserve">has a posterior median of 0.0109 (95 percent credible interval 0.0091 to 0.0128). Divisions of the same assemblages into groups of the same sizes around randomly placed centers give a median of 0.0145, and divisions drawn to be as compact as possible give 0.0165. The probability that the phase lines separate the pottery better than a division around random centers is 0.20, and better than a compact division 0.05 (Figure 3B, C). The step in similarity at the lines tells the same story. The boundary excess at the phase lines (posterior median +9.4, 95 percent credible interval +4.6 to +13.9) exceeds what copying alone produces, but arbitrary divisions of the map show the same step, with a median of +6.9 around random centers and +4.6 for compact divisions, and the probability that the phase lines show more is 0.59 and 0.61. The shorter-range variation the copying model misses is a property of the basin’s pottery wherever it is divided, not of the phase lines.</w:t>
+        <w:t xml:space="preserve">has a posterior median of 0.0109 (95 percent credible interval 0.0091 to 0.0128). Divisions of the same assemblages into groups of the same sizes around randomly placed centers give a median of 0.0145, and divisions drawn to be as compact as possible give 0.0165. The posterior probability that the phase lines separate the assemblages better than a division around random centers is 0.20, and better than a compact division 0.05 (Figure 3B, C). The step in similarity at the lines is less decisive. The boundary excess at the phase lines (posterior median +9.4, 95 percent credible interval +4.6 to +13.9) exceeds what copying alone produces, but arbitrary divisions of the map show a similar step, with a median of +6.9 around random centers and +4.6 for compact divisions, and the posterior probability that the phase lines show more is 0.59 and 0.61, close to even. The shorter-range variation the copying model misses is a property of the basin’s assemblages, however they are divided, not of the phase lines.</w:t>
       </w:r>
     </w:p>
     <w:p>
@@ -2367,7 +2642,7 @@
         <w:pStyle w:val="BodyText"/>
       </w:pPr>
       <w:r>
-        <w:t xml:space="preserve">This comparison can detect lines that mark restricted copying. In simulations with copying across the phase lines cut to 3 percent of its strength, the phase lines separate the simulated pottery better than a median 90 percent of same-size divisions around random centers and 74 percent of compact ones, against 62 and 41 percent with no restriction. The real phase lines, scored the same way, beat 30 and 4 percent (the posterior probabilities above, which carry the uncertainty in the counts, are 0.20 and 0.05). On the step in similarity the picture is less clear: the real lines beat 72 and 68 percent of the alternatives (posterior probabilities 0.59 and 0.61), above the simulations without restriction (56 and 27 percent) and within the range of those with copying restricted (76 to 90 and 58 to 78 percent). On the measure the record can use, the phase lines behave as lines with no restriction behind them.</w:t>
+        <w:t xml:space="preserve">This comparison responds to restricted copying at the lines, but it does not discriminate sharply. In records simulated at the calibrated combination with copying across the phase lines cut to 3 percent of its strength, the phase lines separate the simulated assemblages better than a median of 90 percent of same-size divisions around random centers and 74 percent of compact ones, versus 62 and 41 percent with no restriction. The real phase lines, scored the same way, beat 30 and 4 percent. The simulated distributions overlap widely (Supplemental Text, Figure S8). A score as low as the real one against random-center divisions occurs in 5 percent of records simulated without a restriction and 1 percent with the strongest (100 records per setting), and against compact divisions in 13 and 4 percent. The separation is smaller at two other diversity-matched combinations (Supplemental Text). The real score lies in the lower tail of every setting, the unrestricted one included, so it weighs moderately against a strong restriction at the calibrated combination and less at the others, cannot exclude a weak one, and leaves open that the copying model misdescribes how the assemblages vary. On the step in similarity the comparison is less informative still: the real lines beat 72 and 68 percent of the alternatives, above the median without restriction (56 and 27 percent) and within the range of those with copying restricted (76 to 90 and 58 to 78 percent).</w:t>
       </w:r>
     </w:p>
     <w:p>
@@ -2375,7 +2650,7 @@
         <w:pStyle w:val="BodyText"/>
       </w:pPr>
       <w:r>
-        <w:t xml:space="preserve">What the phase lines do follow is the map. Their within-group spread, 189.9 km² per assemblage, is the tightest three-way division of these assemblages at these group sizes that our search found. A search that minimizes spatial spread and never sees a potsherd returned the phase division exactly in 156 of 1,000 random starts and found nothing tighter in any of them. The phases are the most compact way to divide the sites into groups of those sizes.</w:t>
+        <w:t xml:space="preserve">The phase lines reflect the map’s spatial structure. Their within-group spread, 189.9 km² per assemblage, is the tightest three-way division of these assemblages at these group sizes that our search found. A search that minimizes spatial spread and is not based on type frequencies returned the phase division in exactly 156 of 1,000 random starts and found nothing tighter in any of them. The phases are the most compact way to divide the sites into spatially delineated groups of those sizes.</w:t>
       </w:r>
     </w:p>
     <w:p>
@@ -2387,18 +2662,18 @@
           <wp:inline>
             <wp:extent cx="5334000" cy="2584123"/>
             <wp:effectExtent b="0" l="0" r="0" t="0"/>
-            <wp:docPr descr="Figure 3. Scale and boundaries. (A) Observed between-cluster cultural F_{ST} against the neutral copying model as the basin is divided into two through six clusters. The observed value lies inside the model’s range at two clusters and above it from three. (B) Within-group spatial spread against cultural F_{ST} for divisions with the phases’ group sizes around randomly placed centers (light) and drawn to minimize spread (dark); the star is the phase division. Differentiation is unrelated to compactness among the random divisions (Spearman -0.02) and moderately related among the compact ones (+0.45), and no division in either set is tighter than the phases. (C) The phase division’s F_{ST} (solid line) against the compact divisions, near the bottom of their range." title="" id="127" name="Picture"/>
+            <wp:docPr descr="Figure 3. Scale and boundaries. (A) Observed between-cluster cultural F_{ST} against the neutral copying model as the basin is divided into two through six clusters. The observed value lies inside the model’s range at two clusters and above it from three. (B) Within-group spatial spread against cultural F_{ST} for divisions with the phases’ group sizes around randomly placed centers (light) and drawn to minimize spread (dark); the star is the phase division. Differentiation is unrelated to compactness among the random divisions (Spearman -0.02) and moderately related among the compact ones (+0.45), and no division in either set is tighter than the phases. (C) The phase division’s F_{ST} (solid line) against the compact divisions is near the bottom of their range." title="" id="128" name="Picture"/>
             <a:graphic>
               <a:graphicData uri="http://schemas.openxmlformats.org/drawingml/2006/picture">
                 <pic:pic>
                   <pic:nvPicPr>
-                    <pic:cNvPr descr="../../figures/fig12_phase_partition.png" id="128" name="Picture"/>
+                    <pic:cNvPr descr="../../figures/fig12_phase_partition.png" id="129" name="Picture"/>
                     <pic:cNvPicPr>
                       <a:picLocks noChangeArrowheads="1" noChangeAspect="1"/>
                     </pic:cNvPicPr>
                   </pic:nvPicPr>
                   <pic:blipFill>
-                    <a:blip r:embed="rId126"/>
+                    <a:blip r:embed="rId127"/>
                     <a:stretch>
                       <a:fillRect/>
                     </a:stretch>
@@ -2518,7 +2793,7 @@
         <w:t xml:space="preserve"> </w:t>
       </w:r>
       <w:r>
-        <w:t xml:space="preserve">(solid line) against the compact divisions, near the bottom of their range.</w:t>
+        <w:t xml:space="preserve">(solid line) against the compact divisions is near the bottom of their range.</w:t>
       </w:r>
     </w:p>
     <w:p>
@@ -2526,7 +2801,7 @@
         <w:pStyle w:val="BodyText"/>
       </w:pPr>
       <w:r>
-        <w:t xml:space="preserve">The lines also fall where composition changes slowly. Mapping the local rate at which composition changes across the basin (Figure 4A), an edge between communities should appear as a ridge of fast change. The phase lines do not follow ridges. Median change along them is 0.0105 per kilometer, against 0.0124 along lines built the same way from 200 same-size divisions around randomly placed centers, and none of those 200 runs through slower-changing country than the phase lines do (Figure 4B).</w:t>
+        <w:t xml:space="preserve">At smoothing scales near the site spacing, the reconstructed phase boundaries also run through areas where composition changes slowly. These boundaries are our reconstruction, the edges of the territories built from Mainfort’s assignments as in Figure 1, not lines drawn by the original authors. Mapping the local rate at which composition changes across the basin with a 15 km bandwidth (Figure 4A), an edge between communities should appear as a ridge of fast change. The reconstructed boundaries, however, do not follow ridges. Median change along them is 0.0105 per kilometer, against 0.0124 along boundaries built the same way from 200 same-size divisions around randomly placed centers, and none of those 200 runs through slower-changing areas (Figure 4B). The ranking holds at 10 to 15 km but not at 20 to 30 km, where the reconstructed boundaries sit at the 24th to 43rd percentiles, and on this sampling geometry it discriminates weakly: a score as low as the real one occurs in 5 percent of records simulated without a restriction and 2 percent with copying across the lines cut to 3 percent (Supplemental Text). The turnover map therefore describes where composition changes and adds little independent weight against a boundary.</w:t>
       </w:r>
     </w:p>
     <w:p>
@@ -2538,18 +2813,18 @@
           <wp:inline>
             <wp:extent cx="5334000" cy="3028550"/>
             <wp:effectExtent b="0" l="0" r="0" t="0"/>
-            <wp:docPr descr="Figure 4. Composition as a continuous surface. (A) The local rate of change in the ten decorated-class proportions, computed on a 220 by 220 grid with a 15 km Gaussian bandwidth and masked where fewer than two assemblages support the estimate. Circles are assemblages. (B) The same surface with the published phase boundaries overlaid; the rate of change along them is lower than along the boundaries of any of 200 same-size divisions around randomly placed centers. (C) Observed cultural F_{ST} against cluster radius in kilometers, with the neutral copying model’s range behind it, from coarse to fine. The observed value lies inside the range at an 18 km radius and above it from 14 km. Below a radius of about 10 km the clusters begin to isolate single assemblages, so the finest divisions should not be read as structure." title="" id="130" name="Picture"/>
+            <wp:docPr descr="Figure 4. Composition as a continuous surface. (A) The local rate of change in the ten decorated-class proportions, computed on a 220 by 220 grid with a 15 km Gaussian bandwidth and masked where fewer than two assemblages support the estimate. Circles are assemblages. (B) The same surface with the reconstructed phase boundaries overlaid, the edges of territories built from Mainfort’s assignments as in Figure 1. At this bandwidth the rate of change along them is lower than along the boundaries of any of 200 same-size divisions around randomly placed centers; the ranking holds at 10 to 15 km but not at 20 to 30 km (Supplemental Text). (C) Observed cultural F_{ST} against cluster radius in kilometers, with the neutral copying model’s range behind it, from coarse to fine. The observed value lies inside the range at an 18 km radius and above it from 14 km. Below a radius of about 10 km, the clusters begin to isolate single assemblages, so the finest divisions should not be read as structure." title="" id="131" name="Picture"/>
             <a:graphic>
               <a:graphicData uri="http://schemas.openxmlformats.org/drawingml/2006/picture">
                 <pic:pic>
                   <pic:nvPicPr>
-                    <pic:cNvPr descr="../../figures/fig13_groupness_surface.png" id="131" name="Picture"/>
+                    <pic:cNvPr descr="../../figures/fig13_groupness_surface.png" id="132" name="Picture"/>
                     <pic:cNvPicPr>
                       <a:picLocks noChangeArrowheads="1" noChangeAspect="1"/>
                     </pic:cNvPicPr>
                   </pic:nvPicPr>
                   <pic:blipFill>
-                    <a:blip r:embed="rId129"/>
+                    <a:blip r:embed="rId130"/>
                     <a:stretch>
                       <a:fillRect/>
                     </a:stretch>
@@ -2591,7 +2866,7 @@
         <w:t xml:space="preserve"> </w:t>
       </w:r>
       <w:r>
-        <w:t xml:space="preserve">Composition as a continuous surface. (A) The local rate of change in the ten decorated-class proportions, computed on a 220 by 220 grid with a 15 km Gaussian bandwidth and masked where fewer than two assemblages support the estimate. Circles are assemblages. (B) The same surface with the published phase boundaries overlaid; the rate of change along them is lower than along the boundaries of any of 200 same-size divisions around randomly placed centers. (C) Observed cultural</w:t>
+        <w:t xml:space="preserve">Composition as a continuous surface. (A) The local rate of change in the ten decorated-class proportions, computed on a 220 by 220 grid with a 15 km Gaussian bandwidth and masked where fewer than two assemblages support the estimate. Circles are assemblages. (B) The same surface with the reconstructed phase boundaries overlaid, the edges of territories built from Mainfort’s assignments as in Figure 1. At this bandwidth the rate of change along them is lower than along the boundaries of any of 200 same-size divisions around randomly placed centers; the ranking holds at 10 to 15 km but not at 20 to 30 km (Supplemental Text). (C) Observed cultural</w:t>
       </w:r>
       <w:r>
         <w:t xml:space="preserve"> </w:t>
@@ -2617,7 +2892,7 @@
         <w:t xml:space="preserve"> </w:t>
       </w:r>
       <w:r>
-        <w:t xml:space="preserve">against cluster radius in kilometers, with the neutral copying model’s range behind it, from coarse to fine. The observed value lies inside the range at an 18 km radius and above it from 14 km. Below a radius of about 10 km the clusters begin to isolate single assemblages, so the finest divisions should not be read as structure.</w:t>
+        <w:t xml:space="preserve">against cluster radius in kilometers, with the neutral copying model’s range behind it, from coarse to fine. The observed value lies inside the range at an 18 km radius and above it from 14 km. Below a radius of about 10 km, the clusters begin to isolate single assemblages, so the finest divisions should not be read as structure.</w:t>
       </w:r>
     </w:p>
     <w:p>
@@ -2625,7 +2900,7 @@
         <w:pStyle w:val="BodyText"/>
       </w:pPr>
       <w:r>
-        <w:t xml:space="preserve">The site map alone recovers the phases. Clustering the assemblages on their coordinates alone reproduces Mainfort’s assignments exactly, with an adjusted Rand index of 1.000 (Figure 5). Adding composition lowers the agreement at every weight: from a tenth of the coordinates’ weight up to equal weight it is 0.607, and composition alone reaches 0.204. Divisions with the phases’ group sizes around random centers reach 0.570, which is what three groups of these sizes produce by chance. The three assemblages placed by territory rather than by Mainfort are left out of this score, since measuring a geographic rule against geography would build in the agreement. The pottery, when it enters, moves the answer away from the published phases rather than toward them.</w:t>
+        <w:t xml:space="preserve">The site map alone can reconstruct the phases. Clustering the assemblages on their coordinates alone reproduces phase assignments exactly, with an adjusted Rand index of 1.000 (Figure 5). Adding assemblage composition as a factor actually lowers agreement at every weight, from a tenth of the coordinates’ weight up to equal weight. Divisions with the phases’ group sizes around random centers reach 0.570, which is what three groups of these sizes produce by chance alone. The three assemblages placed by territory rather than by Mainfort’s phase assignments are excluded from this score, since measuring a geographic rule against geography would be circular.</w:t>
       </w:r>
     </w:p>
     <w:p>
@@ -2637,18 +2912,18 @@
           <wp:inline>
             <wp:extent cx="3412944" cy="2730967"/>
             <wp:effectExtent b="0" l="0" r="0" t="0"/>
-            <wp:docPr descr="Figure 5. What recovers the phases. Agreement with Mainfort’s phase assignments, measured by the adjusted Rand index over the 25 assemblages he assigned, as the median over 40 starting configurations, for clusterings on site coordinates and decorated-class composition as the weight on composition varies. Zero weight is the site map alone. Three transforms of composition are shown; the text quotes the chi-square transform, the only one with no free parameter. The dash-dotted line is the agreement reached by divisions with the phases’ group sizes around random centers. Agreement is complete with the site map alone and falls as composition enters." title="" id="133" name="Picture"/>
+            <wp:docPr descr="Figure 5. What recovers the phases. Agreement with Mainfort’s phase assignments, measured by the adjusted Rand index over the 25 assemblages he assigned, as the median over 40 starting configurations, for clusterings on site coordinates and decorated-class composition as the weight on composition varies. Zero weight is the site map alone. Three composition transforms are shown; the text quotes the chi-square transform, the only one with no free parameter. The dash-dotted line is the agreement reached by divisions with the phases’ group sizes around random centers. Agreement is complete with the site map alone and falls as composition enters." title="" id="134" name="Picture"/>
             <a:graphic>
               <a:graphicData uri="http://schemas.openxmlformats.org/drawingml/2006/picture">
                 <pic:pic>
                   <pic:nvPicPr>
-                    <pic:cNvPr descr="../../figures/fig14_phase_recovery.png" id="134" name="Picture"/>
+                    <pic:cNvPr descr="../../figures/fig14_phase_recovery.png" id="135" name="Picture"/>
                     <pic:cNvPicPr>
                       <a:picLocks noChangeArrowheads="1" noChangeAspect="1"/>
                     </pic:cNvPicPr>
                   </pic:nvPicPr>
                   <pic:blipFill>
-                    <a:blip r:embed="rId132"/>
+                    <a:blip r:embed="rId133"/>
                     <a:stretch>
                       <a:fillRect/>
                     </a:stretch>
@@ -2690,7 +2965,7 @@
         <w:t xml:space="preserve"> </w:t>
       </w:r>
       <w:r>
-        <w:t xml:space="preserve">What recovers the phases. Agreement with Mainfort’s phase assignments, measured by the adjusted Rand index over the 25 assemblages he assigned, as the median over 40 starting configurations, for clusterings on site coordinates and decorated-class composition as the weight on composition varies. Zero weight is the site map alone. Three transforms of composition are shown; the text quotes the chi-square transform, the only one with no free parameter. The dash-dotted line is the agreement reached by divisions with the phases’ group sizes around random centers. Agreement is complete with the site map alone and falls as composition enters.</w:t>
+        <w:t xml:space="preserve">What recovers the phases. Agreement with Mainfort’s phase assignments, measured by the adjusted Rand index over the 25 assemblages he assigned, as the median over 40 starting configurations, for clusterings on site coordinates and decorated-class composition as the weight on composition varies. Zero weight is the site map alone. Three composition transforms are shown; the text quotes the chi-square transform, the only one with no free parameter. The dash-dotted line is the agreement reached by divisions with the phases’ group sizes around random centers. Agreement is complete with the site map alone and falls as composition enters.</w:t>
       </w:r>
     </w:p>
     <w:p>
@@ -2698,7 +2973,7 @@
         <w:pStyle w:val="BodyText"/>
       </w:pPr>
       <w:r>
-        <w:t xml:space="preserve">Pottery made by copying with no groups sorts into the phases as readily as the real pottery. We ran the copying model on the real site map 300 times, sampled its pottery at the real sherd counts, and clustered each simulated record the same way as the real one (Figure 6). Wherever site location enters the clustering, the simulated pottery matches the phases at least as well as the real pottery does, and usually better: with a quarter weight on composition every simulated record agrees with the phases at least as well as the real one (simulated median 1.000, real 0.607), and at equal weight 74 percent do (median 0.765). With pottery alone, where location cannot help, the real record’s agreement of 0.204 sits at the simulated median of 0.176, and 46 percent of simulated records reach it. A culture historian sorting such pottery by resemblance and proximity would have found the same phases.</w:t>
+        <w:t xml:space="preserve">Simulated assemblages made by copying with no groups sort into the phases as readily as the real assemblages. We ran the copying model on the real site map 300 times, sampled its type frequencies using the assemblage sherd counts, and clustered each simulated record the same way as the real one (Figure 6). The spatial patterns produced by simulated assemblages match the phases at least as well as the real assemblages do, and usually better. With a quarter weight on assemblage composition, our simulated record agrees with the phases at least as well as the real one (simulated median 1.000, real 0.607), and at equal weight, 74 percent do (median 0.765). Based on type frequencies alone, without considering assemblage location, the real record’s agreement of 0.204 sits at the simulated median of 0.176, and 46 percent of simulated records produce the spatial patterns. A culture historian sorting such ceramic assemblages by resemblance and proximity would almost certainly have found the same phases.</w:t>
       </w:r>
     </w:p>
     <w:p>
@@ -2710,18 +2985,18 @@
           <wp:inline>
             <wp:extent cx="3272267" cy="2715676"/>
             <wp:effectExtent b="0" l="0" r="0" t="0"/>
-            <wp:docPr descr="Figure 6. Would a culture historian have found these phases in pottery made by copying with no groups? Agreement with Mainfort’s phase assignments, by adjusted Rand index over the 25 assemblages he assigned, as the weight on decorated-class composition relative to site coordinates varies from the map alone to pottery alone. The line with markers is the real record; the band is the 95 percent range over 300 runs of the neutral copying model, which contains no groups, sampled at the real sherd counts and clustered the same way. The zero-weight point is identical by construction." title="" id="136" name="Picture"/>
+            <wp:docPr descr="Figure 6. Would a culture historian have found these phases in ceramic assemblages made by copying with no groups? Agreement with Mainfort’s phase assignments, by adjusted Rand index over the 25 assemblages he assigned, as the weight on decorated-class composition relative to site coordinates varies from the map alone to assemblage type frequencies alone. The line with markers is the real record; the band is the 95 percent range over 300 runs of the neutral copying model, which contains no groups, sampled at the real sherd counts and clustered the same way. The zero-weight point is identical by construction." title="" id="137" name="Picture"/>
             <a:graphic>
               <a:graphicData uri="http://schemas.openxmlformats.org/drawingml/2006/picture">
                 <pic:pic>
                   <pic:nvPicPr>
-                    <pic:cNvPr descr="../../figures/fig15_phases_under_drift.png" id="137" name="Picture"/>
+                    <pic:cNvPr descr="../../figures/fig15_phases_under_drift.png" id="138" name="Picture"/>
                     <pic:cNvPicPr>
                       <a:picLocks noChangeArrowheads="1" noChangeAspect="1"/>
                     </pic:cNvPicPr>
                   </pic:nvPicPr>
                   <pic:blipFill>
-                    <a:blip r:embed="rId135"/>
+                    <a:blip r:embed="rId136"/>
                     <a:stretch>
                       <a:fillRect/>
                     </a:stretch>
@@ -2763,7 +3038,7 @@
         <w:t xml:space="preserve"> </w:t>
       </w:r>
       <w:r>
-        <w:t xml:space="preserve">Would a culture historian have found these phases in pottery made by copying with no groups? Agreement with Mainfort’s phase assignments, by adjusted Rand index over the 25 assemblages he assigned, as the weight on decorated-class composition relative to site coordinates varies from the map alone to pottery alone. The line with markers is the real record; the band is the 95 percent range over 300 runs of the neutral copying model, which contains no groups, sampled at the real sherd counts and clustered the same way. The zero-weight point is identical by construction.</w:t>
+        <w:t xml:space="preserve">Would a culture historian have found these phases in ceramic assemblages made by copying with no groups? Agreement with Mainfort’s phase assignments, by adjusted Rand index over the 25 assemblages he assigned, as the weight on decorated-class composition relative to site coordinates varies from the map alone to assemblage type frequencies alone. The line with markers is the real record; the band is the 95 percent range over 300 runs of the neutral copying model, which contains no groups, sampled at the real sherd counts and clustered the same way. The zero-weight point is identical by construction.</w:t>
       </w:r>
     </w:p>
     <w:p>
@@ -2771,7 +3046,7 @@
         <w:pStyle w:val="BodyText"/>
       </w:pPr>
       <w:r>
-        <w:t xml:space="preserve">The lines fall between clumps of analyzed assemblages, but not through empty country. The settlement compilation records 83 sites with a late pre-contact component in the mapped area, and dropping the 28 within a kilometer of an analyzed assemblage leaves 55 whose positions are independent of the pottery. Measured at a 5 km scale, only 37 percent of same-size divisions around random centers and 14 percent of compact ones run through denser late-period settlement than the phase lines do (Figure 7); of the three scales tested (3, 5, and 8 km), only at 8 km do the phase lines run through emptier country than most. The clumps the phases gather are clumps of sampled sites, not settlements separated by vacant land. What makes settlement clumped is partly the rivers. Late-period sites lie a median 1.8 km from a major river, against 3.6 km for random points in the same area, but points placed as close to the rivers as the sites are come out randomly spaced (Clark-Evans ratio 0.99 against the sites’ 0.63), so the clumps form on particular reaches of river for reasons proximity alone does not supply.</w:t>
+        <w:t xml:space="preserve">The lines between clumps of analyzed assemblages are not separated by areas of empty land. The settlement compilation records 83 sites with a late pre-contact component in the mapped area, and dropping the 28 within a kilometer of an analyzed assemblage leaves 55 whose positions are independent of the original locations. Measured at a 5 km scale, only 37 percent of same-size divisions around random centers and 14 percent of compact ones run through denser late-period settlement than the phase lines do (Figure 7). Of the three scales tested (3, 5, and 8 km), only at 8 km do the phase lines run through emptier country than most. The clumps the phases gather are clumps of sampled sites, not settlements separated by vacant land. Rivers partly explain settlement clumping. Late-period sites lie a median 1.8 km from a major river, against 3.6 km for random points in the same area, but points placed as close to the rivers as the sites are come out randomly spaced (Clark-Evans ratio 0.99 against the sites’ 0.63). Assemblage clumps form on particular reaches of riverways for reasons proximity alone does not explain.</w:t>
       </w:r>
     </w:p>
     <w:p>
@@ -2783,18 +3058,18 @@
           <wp:inline>
             <wp:extent cx="5238686" cy="3223336"/>
             <wp:effectExtent b="0" l="0" r="0" t="0"/>
-            <wp:docPr descr="Figure 7. Do the phase boundaries follow gaps in settlement? (A) Density of the 55 late-period sites more than 1 km from any analyzed assemblage (5 km bandwidth), with the assemblages as open circles and the phase boundaries as points. (B) Median settlement density along the phase boundaries (vertical line) against the same quantity for the boundaries of 300 divisions with the phases’ group sizes, around random centers (light) and drawn to be compact (dark)." title="" id="139" name="Picture"/>
+            <wp:docPr descr="Figure 7. Do the reconstructed phase boundaries follow gaps in settlement? (A) Density of the 55 late-period sites more than 1 km from any analyzed assemblage (5 km bandwidth), with the assemblages as open circles and the reconstructed phase boundaries (territory edges built as in Figure 1) as points. (B) Median settlement density along the reconstructed phase boundaries (vertical line) against the same quantity for the boundaries of 300 divisions with the phases’ group sizes, around random centers (light) and drawn to be compact (dark)." title="" id="140" name="Picture"/>
             <a:graphic>
               <a:graphicData uri="http://schemas.openxmlformats.org/drawingml/2006/picture">
                 <pic:pic>
                   <pic:nvPicPr>
-                    <pic:cNvPr descr="../../figures/fig16_settlement_gaps.png" id="140" name="Picture"/>
+                    <pic:cNvPr descr="../../figures/fig16_settlement_gaps.png" id="141" name="Picture"/>
                     <pic:cNvPicPr>
                       <a:picLocks noChangeArrowheads="1" noChangeAspect="1"/>
                     </pic:cNvPicPr>
                   </pic:nvPicPr>
                   <pic:blipFill>
-                    <a:blip r:embed="rId138"/>
+                    <a:blip r:embed="rId139"/>
                     <a:stretch>
                       <a:fillRect/>
                     </a:stretch>
@@ -2836,11 +3111,11 @@
         <w:t xml:space="preserve"> </w:t>
       </w:r>
       <w:r>
-        <w:t xml:space="preserve">Do the phase boundaries follow gaps in settlement? (A) Density of the 55 late-period sites more than 1 km from any analyzed assemblage (5 km bandwidth), with the assemblages as open circles and the phase boundaries as points. (B) Median settlement density along the phase boundaries (vertical line) against the same quantity for the boundaries of 300 divisions with the phases’ group sizes, around random centers (light) and drawn to be compact (dark).</w:t>
-      </w:r>
-    </w:p>
-    <w:bookmarkEnd w:id="141"/>
-    <w:bookmarkStart w:id="148" w:name="does-the-parkin-phase-stand-apart"/>
+        <w:t xml:space="preserve">Do the reconstructed phase boundaries follow gaps in settlement? (A) Density of the 55 late-period sites more than 1 km from any analyzed assemblage (5 km bandwidth), with the assemblages as open circles and the reconstructed phase boundaries (territory edges built as in Figure 1) as points. (B) Median settlement density along the reconstructed phase boundaries (vertical line) against the same quantity for the boundaries of 300 divisions with the phases’ group sizes, around random centers (light) and drawn to be compact (dark).</w:t>
+      </w:r>
+    </w:p>
+    <w:bookmarkEnd w:id="142"/>
+    <w:bookmarkStart w:id="149" w:name="does-the-parkin-phase-stand-apart"/>
     <w:p>
       <w:pPr>
         <w:pStyle w:val="Heading3"/>
@@ -2911,7 +3186,7 @@
         <w:pStyle w:val="BodyText"/>
       </w:pPr>
       <w:r>
-        <w:t xml:space="preserve">Arbitrary lines separate the pottery as well. With the uncertainty in the counts carried through, the Parkin-versus-rest</w:t>
+        <w:t xml:space="preserve">Alternative divisions separate the assemblages as well. With the uncertainty in the counts carried through, the Parkin-versus-rest</w:t>
       </w:r>
       <w:r>
         <w:t xml:space="preserve"> </w:t>
@@ -2937,7 +3212,7 @@
         <w:t xml:space="preserve"> </w:t>
       </w:r>
       <w:r>
-        <w:t xml:space="preserve">has a posterior median of 0.0061 (95 percent credible interval 0.0051 to 0.0074), against 0.0064 for same-size divisions around random centers and 0.0076 for compact ones. The probability that the Parkin line separates the pottery better is 0.27 and 0.00. The step in similarity across the Parkin line, a boundary excess of +13.7, exceeds what copying alone produces (simulated median +0.5, 95 percent range -6.5 to +7.5; no run reaches it), but it is the same shorter-range variation seen at arbitrary lines drawn across this map. Around random centers the median is +10.7 and the probability that the Parkin line shows more is 0.53; for compact divisions the median is +15.1 and the probability 0.05. The pottery sets the Parkin phase apart from its neighbors no more than it sets apart any comparably sized piece of the basin. This comparison has little power for a single line, however. In simulations with copying across the Parkin phase’s edge cut to 3 percent, the Parkin line beats a median 72 percent of random-center divisions, against 64 percent with no restriction. The record therefore cannot exclude restricted copying at the edge of the Parkin phase; it shows nothing that requires it.</w:t>
+        <w:t xml:space="preserve">has a posterior median of 0.0061 (95 percent credible interval 0.0051 to 0.0074), against 0.0064 for same-size divisions around random centers and 0.0076 for compact ones. The posterior probability that the Parkin line separates the assemblages better is 0.27 against divisions around random centers and 0.00025 against compact ones, the second from 10 favorable comparisons among 40,000. The step in similarity across the Parkin line, a boundary excess of +13.7, exceeds what copying alone produces (simulated median +0.5, 95 percent range -6.5 to +7.5; none of 300 runs reaches it), but it is the same shorter-range variation seen at arbitrary lines drawn across this map. Around random centers, the median is +10.7 and the posterior probability that the Parkin line shows more is 0.53; for compact divisions, the median is +15.1, and the probability is 0.05. The assemblage composition sets the Parkin phase apart from its neighbors no more than it sets apart any comparably sized piece of the basin. This comparison has little power for a single line, however. In simulations with copying across the Parkin phase’s edge cut to 3 percent, the Parkin line beats a median 72 percent of random-center divisions, against 64 percent with no restriction, and a score as low as the real one (28 percent) occurs in 10 and 16 percent of simulated records. The record therefore cannot exclude restricted copying at the edge of the Parkin phase. However, the assemblage composition shows nothing that requires it.</w:t>
       </w:r>
     </w:p>
     <w:p>
@@ -2945,7 +3220,7 @@
         <w:pStyle w:val="BodyText"/>
       </w:pPr>
       <w:r>
-        <w:t xml:space="preserve">Nor is Parkin the center of the pattern. Deterministic seriation of the basin assemblages returns 34 maximal co-seriable groups at a continuity threshold of 0.1, none larger than four assemblages, and 18 of the 28 assemblages belong to more than one (Figure 8). Groups that had actually closed would give orderings that are incompatible and separate, whereas here most assemblages belong to several at once, which is what a continuous field too varied to fit one ordering produces. Parkin belongs to three groups, a bridge between orderings but not the most connected one: Barton Ranch, Rose Mound, and Williamson each belong to six. Lipo, Madsen, and Dunnell</w:t>
+        <w:t xml:space="preserve">Two further descriptions of the basin place Parkin in context, although neither is a test. Deterministic seriation of the basin assemblages returns 34 maximal co-seriable groups at a continuity threshold of 0.1, none larger than four assemblages, and 18 of the 28 assemblages belong to more than one (Figure 8). Overlapping orderings of this kind are what a continuous field too varied to fit one ordering would produce, but the recovery experiment showed that seriation structure cannot detect imposed groups at this resolution, and we have not validated the overlap statistic separately, so the overlap is consistent with the absence of closure rather than evidence against it. Parkin belongs to three groups, a bridge between orderings but not the most connected one: Barton Ranch, Rose Mound, and Williamson each belong to six. Lipo, Madsen, and Dunnell</w:t>
       </w:r>
       <w:r>
         <w:t xml:space="preserve"> </w:t>
@@ -2957,7 +3232,7 @@
         <w:t xml:space="preserve"> </w:t>
       </w:r>
       <w:r>
-        <w:t xml:space="preserve">found the same position and read it as a possible sign of emerging hierarchy, but a bridge between orderings is not the center of one.</w:t>
+        <w:t xml:space="preserve">found the same position and read it as a possible sign of emerging hierarchy.</w:t>
       </w:r>
     </w:p>
     <w:p>
@@ -2969,18 +3244,18 @@
           <wp:inline>
             <wp:extent cx="5334000" cy="3603744"/>
             <wp:effectExtent b="0" l="0" r="0" t="0"/>
-            <wp:docPr descr="Figure 8. Deterministic seriation structure of the basin assemblages. Left: the distribution of co-seriable group sizes, a fragmented structure of 34 maximal groups with a maximum size of four. Right: the most connected assemblages ranked by the number of groups they belong to, with Parkin highlighted as a bridge (member of three groups) between orderings rather than at the center of one." title="" id="143" name="Picture"/>
+            <wp:docPr descr="Figure 8. Deterministic seriation structure of the basin assemblages. Left: the distribution of co-seriable group sizes, a fragmented structure of 34 maximal groups with a maximum size of four. Right: the most connected assemblages ranked by the number of groups they belong to, with Parkin highlighted as a bridge (member of three groups) between orderings rather than at the center of one. The overlap statistic is descriptive; it has not been validated as a detector of closure (Supplemental Text)." title="" id="144" name="Picture"/>
             <a:graphic>
               <a:graphicData uri="http://schemas.openxmlformats.org/drawingml/2006/picture">
                 <pic:pic>
                   <pic:nvPicPr>
-                    <pic:cNvPr descr="../../figures/fig7_idss_structure.png" id="144" name="Picture"/>
+                    <pic:cNvPr descr="../../figures/fig7_idss_structure.png" id="145" name="Picture"/>
                     <pic:cNvPicPr>
                       <a:picLocks noChangeArrowheads="1" noChangeAspect="1"/>
                     </pic:cNvPicPr>
                   </pic:nvPicPr>
                   <pic:blipFill>
-                    <a:blip r:embed="rId142"/>
+                    <a:blip r:embed="rId143"/>
                     <a:stretch>
                       <a:fillRect/>
                     </a:stretch>
@@ -3022,7 +3297,7 @@
         <w:t xml:space="preserve"> </w:t>
       </w:r>
       <w:r>
-        <w:t xml:space="preserve">Deterministic seriation structure of the basin assemblages. Left: the distribution of co-seriable group sizes, a fragmented structure of 34 maximal groups with a maximum size of four. Right: the most connected assemblages ranked by the number of groups they belong to, with Parkin highlighted as a bridge (member of three groups) between orderings rather than at the center of one.</w:t>
+        <w:t xml:space="preserve">Deterministic seriation structure of the basin assemblages. Left: the distribution of co-seriable group sizes, a fragmented structure of 34 maximal groups with a maximum size of four. Right: the most connected assemblages ranked by the number of groups they belong to, with Parkin highlighted as a bridge (member of three groups) between orderings rather than at the center of one. The overlap statistic is descriptive; it has not been validated as a detector of closure (Supplemental Text).</w:t>
       </w:r>
     </w:p>
     <w:p>
@@ -3030,7 +3305,7 @@
         <w:pStyle w:val="BodyText"/>
       </w:pPr>
       <w:r>
-        <w:t xml:space="preserve">The settlement record points the same way. Parkin’s principal mound is a flat-topped platform 6.5 m (21.3 ft) high on the western edge of the site, overlooking the St. Francis River, with six smaller mounds near it; the site covers 17 acres (6.9 ha), is ditched on three sides, and its deposits rise 3 m above the floodplain</w:t>
+        <w:t xml:space="preserve">The settlement record is the second description. Parkin’s principal mound is a flat-topped platform 6.5 m (21.3 ft) high on the western edge of the site, overlooking the St. Francis River, with six smaller mounds near it; the site covers 17 acres (6.9 ha), is ditched on three sides, and its deposits rise 3 m above the floodplain</w:t>
       </w:r>
       <w:r>
         <w:t xml:space="preserve"> </w:t>
@@ -3039,7 +3314,7 @@
         <w:t xml:space="preserve">(Morse 1981, 1990)</w:t>
       </w:r>
       <w:r>
-        <w:t xml:space="preserve">. Its mound is the second tallest of the 55 basin sites with a recorded height, behind one at 23 ft, and the tallest exceeds the second by a ratio of only 1.08 (Figure 9). Parkin’s height comes from excavation reports, whereas the others come from a regional compilation without per-site sources. Mound heights form a graded series with a prominent center, not a separate administrative tier. The chert-hoe economy agrees: Mill Creek hoes were made by autonomous workshops at the source and moved largely down the line, with elites at consuming centers gaining at most privileged access</w:t>
+        <w:t xml:space="preserve">. Its mound is the second tallest of the 55 basin sites with a recorded height, behind one at 23 ft, and the tallest exceeds the second by a ratio of only 1.08 (Figure 9). Parkin’s height comes from excavation reports, whereas the others come from a regional compilation without per-site sources, so the series mixes measurement sources. Mound heights form a graded series with no gap at the top. Maximum mound height is a limited proxy for political rank: it records the final size of one construction, not the organization that built it, and a graded series is compatible with more than one form of ranking, so it describes the settlement record without testing for an administrative tier. Regional evidence on the chert-hoe economy is similar in kind: autonomous workshops made Mill Creek hoes at the source and moved them largely down the line, with elites at consuming centers gaining at most privileged access</w:t>
       </w:r>
       <w:r>
         <w:t xml:space="preserve"> </w:t>
@@ -3048,7 +3323,7 @@
         <w:t xml:space="preserve">(Cobb 2000:75, 154, 198)</w:t>
       </w:r>
       <w:r>
-        <w:t xml:space="preserve">, although that evidence is regional rather than specific to the basin.</w:t>
+        <w:t xml:space="preserve">. That evidence is not specific to the basin and cannot test Parkin’s position locally.</w:t>
       </w:r>
     </w:p>
     <w:p>
@@ -3060,18 +3335,18 @@
           <wp:inline>
             <wp:extent cx="5334000" cy="3332419"/>
             <wp:effectExtent b="0" l="0" r="0" t="0"/>
-            <wp:docPr descr="Figure 9. Settlement cross-check. Main panel: maximum mound height ranked across the basin, the one attribute recorded the same way for every site (mound area is recorded as zero for Parkin and is not used). Parkin’s principal mound is 21.3 ft (6.5 m) after Morse (1981, 1990), second among the 55 basin sites with a recorded height; the compilation otherwise used gives Parkin 23 ft, and we substitute the excavated value. The distribution is graded, with no gap at the top (tallest-to-second ratio 1.08). Inset: the proportion of sites with a mound, a defensive ditch, and St. Francis-type fortification across the basin set (n = 92)." title="" id="146" name="Picture"/>
+            <wp:docPr descr="Figure 9. Settlement cross-check. Main panel: maximum mound height ranked across the basin, the one size attribute the regional compilation records for most sites, from sources that are not uniform (mound area is recorded as zero for Parkin and is not used). Parkin’s principal mound is 21.3 ft (6.5 m) after Morse (1981, 1990), second among the 55 basin sites with a recorded height; the compilation otherwise used gives Parkin 23 ft, and we substitute the excavated value. The distribution is graded, with no gap at the top (tallest-to-second ratio 1.08). Inset: the proportion of sites with a mound, a defensive ditch, and St. Francis-type fortification across the basin set (n = 92)." title="" id="147" name="Picture"/>
             <a:graphic>
               <a:graphicData uri="http://schemas.openxmlformats.org/drawingml/2006/picture">
                 <pic:pic>
                   <pic:nvPicPr>
-                    <pic:cNvPr descr="../../figures/fig8_ranksize.png" id="147" name="Picture"/>
+                    <pic:cNvPr descr="../../figures/fig8_ranksize.png" id="148" name="Picture"/>
                     <pic:cNvPicPr>
                       <a:picLocks noChangeArrowheads="1" noChangeAspect="1"/>
                     </pic:cNvPicPr>
                   </pic:nvPicPr>
                   <pic:blipFill>
-                    <a:blip r:embed="rId145"/>
+                    <a:blip r:embed="rId146"/>
                     <a:stretch>
                       <a:fillRect/>
                     </a:stretch>
@@ -3113,17 +3388,17 @@
         <w:t xml:space="preserve"> </w:t>
       </w:r>
       <w:r>
-        <w:t xml:space="preserve">Settlement cross-check. Main panel: maximum mound height ranked across the basin, the one attribute recorded the same way for every site (mound area is recorded as zero for Parkin and is not used). Parkin’s principal mound is 21.3 ft (6.5 m) after Morse (1981, 1990), second among the 55 basin sites with a recorded height; the compilation otherwise used gives Parkin 23 ft, and we substitute the excavated value. The distribution is graded, with no gap at the top (tallest-to-second ratio 1.08). Inset: the proportion of sites with a mound, a defensive ditch, and St. Francis-type fortification across the basin set (n = 92).</w:t>
-      </w:r>
-    </w:p>
-    <w:bookmarkEnd w:id="148"/>
-    <w:bookmarkStart w:id="152" w:name="Xb4a0a395e221470d8befd6776e147cfdc236abc"/>
+        <w:t xml:space="preserve">Settlement cross-check. Main panel: maximum mound height ranked across the basin, the one size attribute the regional compilation records for most sites, from sources that are not uniform (mound area is recorded as zero for Parkin and is not used). Parkin’s principal mound is 21.3 ft (6.5 m) after Morse (1981, 1990), second among the 55 basin sites with a recorded height; the compilation otherwise used gives Parkin 23 ft, and we substitute the excavated value. The distribution is graded, with no gap at the top (tallest-to-second ratio 1.08). Inset: the proportion of sites with a mound, a defensive ditch, and St. Francis-type fortification across the basin set (n = 92).</w:t>
+      </w:r>
+    </w:p>
+    <w:bookmarkEnd w:id="149"/>
+    <w:bookmarkStart w:id="153" w:name="Xce48efa02f9f01a7c86a1a47c6ec564e4606c3d"/>
     <w:p>
       <w:pPr>
         <w:pStyle w:val="Heading3"/>
       </w:pPr>
       <w:r>
-        <w:t xml:space="preserve">A second phase scheme drawn from the pottery</w:t>
+        <w:t xml:space="preserve">The contrast case: phases redrawn from the assemblages</w:t>
       </w:r>
     </w:p>
     <w:p>
@@ -3143,7 +3418,7 @@
         <w:t xml:space="preserve"> </w:t>
       </w:r>
       <w:r>
-        <w:t xml:space="preserve">redrew the phase lines through much the same sites after ordinating their pottery. He adopted Smith’s</w:t>
+        <w:t xml:space="preserve">redrew the phase lines through much the same sites using an ordination approach. He adopted Smith’s</w:t>
       </w:r>
       <w:r>
         <w:t xml:space="preserve"> </w:t>
@@ -3173,7 +3448,7 @@
         <w:t xml:space="preserve">(Mainfort 2003:176–181)</w:t>
       </w:r>
       <w:r>
-        <w:t xml:space="preserve">. A scheme drawn from the pottery is a useful check. If phases were groups, both schemes should track the same boundaries. If they are what a gradient looks like when sites are sorted, a scheme drawn by proximity and one drawn from the pottery should behave differently.</w:t>
+        <w:t xml:space="preserve">. His scheme is our contrast case.</w:t>
       </w:r>
     </w:p>
     <w:p>
@@ -3181,7 +3456,7 @@
         <w:pStyle w:val="BodyText"/>
       </w:pPr>
       <w:r>
-        <w:t xml:space="preserve">We ran the phase-line tests on Mainfort’s own counts, using decorated types only and his assignments, with a minimum of 100 decorated sherds. That leaves 29 sites and 13,296 decorated sherds in five phases: Kent with 9 sites, Parkin with 7, Walls with 6, Horseshoe Lake with 4, and Jones Bayou with 3 (Figure 10). His table shares collections with ours at 21 sites, so this is a second tally of largely the same material rather than an independent record, and we do not repeat the copying model, which is tuned to our own matrix.</w:t>
+        <w:t xml:space="preserve">We ran the phase-line tests on Mainfort’s own counts, using decorated types only and his assignments, with a minimum of 100 decorated sherds. The resulting 29 sites fall in five phases: Kent with 9 sites, Parkin with 7, Walls with 6, Horseshoe Lake with 4, and Jones Bayou with 3 (Figure 10). His table shares collections with ours at 21 sites, so this is a second tally of largely the same material rather than an independent record.</w:t>
       </w:r>
     </w:p>
     <w:p>
@@ -3189,7 +3464,7 @@
         <w:pStyle w:val="BodyText"/>
       </w:pPr>
       <w:r>
-        <w:t xml:space="preserve">Location again carries much of the scheme. The site map alone recovers Mainfort’s assignments with an adjusted Rand index of 0.54, the pottery alone 0.25, and same-size divisions around random centers 0.31. His lines, however, separate the pottery better than the earlier scheme’s do. The between-group</w:t>
+        <w:t xml:space="preserve">Location again carries much of the scheme. The site map alone produces the phases as indicated by Mainfort’s assignments, with an adjusted Rand index of 0.54; assemblage-type frequencies alone, 0.25; and same-size divisions around random centers, 0.31. Mainfort’s phase delineation, however, separates the assemblages better than the earlier scheme. The between-group</w:t>
       </w:r>
       <w:r>
         <w:t xml:space="preserve"> </w:t>
@@ -3215,7 +3490,7 @@
         <w:t xml:space="preserve"> </w:t>
       </w:r>
       <w:r>
-        <w:t xml:space="preserve">under his phases has a posterior median of 0.046 (95 percent credible interval 0.041 to 0.051), against 0.030 for same-size divisions around random centers and 0.032 for compact ones, and the posterior probability that his lines separate the pottery better than such a division is 0.96 and 0.94. The compactness search never returns his division, and giving composition half the weight of the coordinates raises the agreement with his scheme to 0.66, above the map alone. At six of the seven sites the two schemes assign differently, the pottery sides with Mainfort’s assignment, usually by a wide margin; Young is the exception (Supplemental Text). His scheme also shows that the comparison with arbitrary lines picks out lines that follow the pottery when there are any.</w:t>
+        <w:t xml:space="preserve">under his phases has a posterior median of 0.046 (95 percent credible interval 0.041 to 0.051), against 0.030 for same-size divisions around random centers and 0.032 for compact ones, and the posterior probability that his delineations separate the assemblages better than such a division is 0.96 and 0.94. The compactness search never produces his groups, and giving composition half the weight of the coordinates raises the agreement with his scheme to 0.66, above the map alone. At six of the seven sites the two schemes assign differently, the assemblage data align better with Mainfort’s assignment, usually by a wide margin. The Young site, however, is the exception (Supplemental Text).</w:t>
       </w:r>
     </w:p>
     <w:p>
@@ -3223,7 +3498,7 @@
         <w:pStyle w:val="BodyText"/>
       </w:pPr>
       <w:r>
-        <w:t xml:space="preserve">That is what the two schemes’ origins predict. Phillips drew phases by inspection and proximity, and his lines divide the map. Mainfort redrew them after ordering the pottery, and a scheme drawn from the pottery will sit where the pottery differs. The comparison does not show that Mainfort’s phases are bounded groups: location still recovers much of them, and we have not tested his scheme against the copying model. It shows that phase lines can be made to follow the pottery if the pottery draws them, and that the inherited scheme was not drawn that way.</w:t>
+        <w:t xml:space="preserve">The two schemes behave as their origins predict. The inherited lines divide the map, whereas Mainfort’s lines fall where the assemblages differ. The two schemes also disagree about where the boundaries are, which is not what bounded groups would produce. The contrast neither shows that Mainfort’s phases are bounded groups nor independently validates the comparison, since location still recovers much of his scheme and his lines separate the assemblages in part because the assemblages drew them. What the contrast shows is that phase lines follow the pottery when the pottery draws them, and that the inherited scheme was not drawn that way.</w:t>
       </w:r>
     </w:p>
     <w:p>
@@ -3235,18 +3510,18 @@
           <wp:inline>
             <wp:extent cx="5334000" cy="2684917"/>
             <wp:effectExtent b="0" l="0" r="0" t="0"/>
-            <wp:docPr descr="Figure 10. The phase tests on Mainfort’s (2003) table, under his own phases. (A) Agreement with his assignments, by adjusted Rand index over the 29 sites with at least 100 decorated sherds, for clusterings on site coordinates and decorated-class composition as the weight on composition varies from the map alone to pottery alone; the band is the range over 40 starting configurations, and the dash-dotted line is the agreement reached by same-size divisions around random centers. (B) For the sites the two schemes assign differently, the chi-square distance from the site’s profile to the pooled profile of the phase Mainfort assigned (dark) and of the phase in Figure 1 (light), with the site itself left out of both." title="" id="150" name="Picture"/>
+            <wp:docPr descr="Figure 10. The contrast case: the phase tests on Mainfort’s (2003) table, under his phases. (A) Agreement with his assignments, by adjusted Rand index over the 29 sites with at least 100 decorated sherds, for clusterings on site coordinates and decorated-class composition as the weight on composition varies from the map alone to assemblage composition alone; the band is the range over 40 starting configurations, and the dash-dotted line is the agreement reached by same-size divisions around random centers. (B) For the sites the two schemes assign differently, the chi-square distance from the site’s profile to the pooled profile of the phase Mainfort assigned (dark) and of the phase in Figure 1 (light), with the site itself left out of both." title="" id="151" name="Picture"/>
             <a:graphic>
               <a:graphicData uri="http://schemas.openxmlformats.org/drawingml/2006/picture">
                 <pic:pic>
                   <pic:nvPicPr>
-                    <pic:cNvPr descr="../../figures/fig17_mainfort_replication.png" id="151" name="Picture"/>
+                    <pic:cNvPr descr="../../figures/fig17_mainfort_replication.png" id="152" name="Picture"/>
                     <pic:cNvPicPr>
                       <a:picLocks noChangeArrowheads="1" noChangeAspect="1"/>
                     </pic:cNvPicPr>
                   </pic:nvPicPr>
                   <pic:blipFill>
-                    <a:blip r:embed="rId149"/>
+                    <a:blip r:embed="rId150"/>
                     <a:stretch>
                       <a:fillRect/>
                     </a:stretch>
@@ -3288,12 +3563,12 @@
         <w:t xml:space="preserve"> </w:t>
       </w:r>
       <w:r>
-        <w:t xml:space="preserve">The phase tests on Mainfort’s (2003) table, under his own phases. (A) Agreement with his assignments, by adjusted Rand index over the 29 sites with at least 100 decorated sherds, for clusterings on site coordinates and decorated-class composition as the weight on composition varies from the map alone to pottery alone; the band is the range over 40 starting configurations, and the dash-dotted line is the agreement reached by same-size divisions around random centers. (B) For the sites the two schemes assign differently, the chi-square distance from the site’s profile to the pooled profile of the phase Mainfort assigned (dark) and of the phase in Figure 1 (light), with the site itself left out of both.</w:t>
-      </w:r>
-    </w:p>
-    <w:bookmarkEnd w:id="152"/>
+        <w:t xml:space="preserve">The contrast case: the phase tests on Mainfort’s (2003) table, under his phases. (A) Agreement with his assignments, by adjusted Rand index over the 29 sites with at least 100 decorated sherds, for clusterings on site coordinates and decorated-class composition as the weight on composition varies from the map alone to assemblage composition alone; the band is the range over 40 starting configurations, and the dash-dotted line is the agreement reached by same-size divisions around random centers. (B) For the sites the two schemes assign differently, the chi-square distance from the site’s profile to the pooled profile of the phase Mainfort assigned (dark) and of the phase in Figure 1 (light), with the site itself left out of both.</w:t>
+      </w:r>
+    </w:p>
     <w:bookmarkEnd w:id="153"/>
-    <w:bookmarkStart w:id="158" w:name="discussion"/>
+    <w:bookmarkEnd w:id="154"/>
+    <w:bookmarkStart w:id="159" w:name="discussion"/>
     <w:p>
       <w:pPr>
         <w:pStyle w:val="Heading2"/>
@@ -3302,7 +3577,7 @@
         <w:t xml:space="preserve">Discussion</w:t>
       </w:r>
     </w:p>
-    <w:bookmarkStart w:id="154" w:name="what-explains-the-phases"/>
+    <w:bookmarkStart w:id="155" w:name="what-explains-the-phases"/>
     <w:p>
       <w:pPr>
         <w:pStyle w:val="Heading3"/>
@@ -3316,7 +3591,7 @@
         <w:pStyle w:val="FirstParagraph"/>
       </w:pPr>
       <w:r>
-        <w:t xml:space="preserve">The phases are what copying across distance looks like when it is sampled at clumped settlements and sorted by resemblance and proximity. Nearby potters copied one another more than distant ones, so decorated-class composition changes gradually across the basin, and a model with no groups assigns nearly all of the variation among assemblages to location. Settlement was clumped on particular reaches of the rivers. Sorting the assemblages in good faith by resemblance and proximity gathers each clump together and draws the lines between them. The tests bear this out from four directions. The site map alone reproduces the phase assignments. The phase lines fall where the pottery changes least. Arbitrary lines separate the pottery better than the phase lines do. And pottery made by copying with no groups sorts into the same phases. The culture historians who drew the phases were responding to something real, a gradient in style and a clumped settlement pattern, but not to a set of bounded societies.</w:t>
+        <w:t xml:space="preserve">The results bear on three different kinds of claim, and they support each to a different degree. The first is descriptive adequacy: a smooth surface over the map describes the variation among assemblages well, and calibrated copying with no groups reproduces the fade of similarity with distance and the two-cluster difference. The second is mechanism. Spatially structured copying is sufficient to produce the inherited scheme: the site map alone reproduces the phase assignments, and assemblages made by copying with no groups sort into the same phases. Sufficiency does not identify the historical mechanism, and the finer-scale variation discussed below is explained only in part. The third is boundary evidence, whether the phase lines mark restrictions on copying. Here the result is negative but bounded. Alternative spatial divisions of the same sites capture as much or more of the ceramic differentiation than the phase lines do. In simulation at the calibrated combination, a restriction that cuts copying at the lines to a small fraction of its strength usually reverses that ordering, but the real score is also uncommon without any restriction, and the separation is smaller at other combinations, so the comparison weighs moderately against a strong restriction and cannot exclude a weak one.</w:t>
       </w:r>
     </w:p>
     <w:p>
@@ -3324,7 +3599,15 @@
         <w:pStyle w:val="BodyText"/>
       </w:pPr>
       <w:r>
-        <w:t xml:space="preserve">This explains the pattern Mainfort</w:t>
+        <w:t xml:space="preserve">The culture historians who drew the phases were responding to something real, a gradient in style sampled at clumped settlements. The assemblages give no evidence that the lines they drew were also edges of bounded learning.</w:t>
+      </w:r>
+    </w:p>
+    <w:p>
+      <w:pPr>
+        <w:pStyle w:val="BodyText"/>
+      </w:pPr>
+      <w:r>
+        <w:t xml:space="preserve">This accounts for the pattern Mainfort</w:t>
       </w:r>
       <w:r>
         <w:t xml:space="preserve"> </w:t>
@@ -3336,7 +3619,7 @@
         <w:t xml:space="preserve"> </w:t>
       </w:r>
       <w:r>
-        <w:t xml:space="preserve">reported without being able to account for it, phase members lying</w:t>
+        <w:t xml:space="preserve">reported without being able to explain it: phase members lying</w:t>
       </w:r>
       <w:r>
         <w:t xml:space="preserve"> </w:t>
@@ -3348,7 +3631,7 @@
         <w:t xml:space="preserve"> </w:t>
       </w:r>
       <w:r>
-        <w:t xml:space="preserve">while forming no groups. Nearness in an ordination is nearness on the ground, seen through the pottery. His own redrawn phases make the same point from the other side: drawn after the ordination, they sit where the pottery differs and no longer form the tightest division of the map. The two schemes are one gradient read two ways, once by proximity and once by the pottery. A phase also folds time into space. McNutt, Franklin, and Henry</w:t>
+        <w:t xml:space="preserve">while forming no groups. Nearness in an ordination is nearness on the ground, seen through the assemblages. His own redrawn phases make the same point from the other side: drawn after the ordination, they sit where the assemblages differ and no longer form the map’s tightest division. The two schemes are one gradient viewed in two ways, once by proximity and once by the assemblages. The redrawn scheme also shows that the same tests can favor a set of phase lines, so the inherited scheme’s failure is not built into them. A phase also folds time into space. McNutt, Franklin, and Henry</w:t>
       </w:r>
       <w:r>
         <w:t xml:space="preserve"> </w:t>
@@ -3396,7 +3679,7 @@
         <w:t xml:space="preserve"> </w:t>
       </w:r>
       <w:r>
-        <w:t xml:space="preserve">What the comparison adds is the mechanism, and a test that shows it describes the Parkin, Kent, and Walls phases.</w:t>
+        <w:t xml:space="preserve">The comparison adds a mechanism shown to be sufficient, and tests of whether the Parkin, Kent, and Walls phase lines behave as edges of bounded learning.</w:t>
       </w:r>
     </w:p>
     <w:p>
@@ -3404,11 +3687,11 @@
         <w:pStyle w:val="BodyText"/>
       </w:pPr>
       <w:r>
-        <w:t xml:space="preserve">The pottery does carry one property the copying model does not produce. It varies over shorter distances than calibrated copying makes it vary, so that divisions into three or more groups differ more than the model predicts and every line drawn across the map shows a step in similarity. That variation is real, not a sampling effect, but it is not organized by the phase lines, and it is not centered on Parkin. The one change to the model that reproduces it while keeping the record’s diversity matched is new styles arising somewhat locally rather than at the same rates everywhere. That is still neutral copying, and it is itself geographic. We treat it as a mechanism the record is consistent with rather than one it demonstrates: the local innovation profiles in the test are random reorderings of the regional one, individual simulations are widely spread, and the test cannot say whether local innovation followed the phases or any other division. Part of the variation may also be chronological, a matter of age that an order derived from the same frequencies cannot separate from place. A restriction on copying at the phase lines would also raise these differences, but it would have made the phase lines separate the pottery better than most arbitrary lines, and they separate it worse.</w:t>
-      </w:r>
-    </w:p>
-    <w:bookmarkEnd w:id="154"/>
-    <w:bookmarkStart w:id="155" w:name="parkin-and-the-polity"/>
+        <w:t xml:space="preserve">The assemblages carry one property the calibrated copying model does not produce. They vary over shorter distances than calibrated copying would, so divisions into three or more groups differ more than the model predicts, and every line drawn across the map shows a step in similarity. That variation is not organized by the phase lines or centered on Parkin, and it remains incompletely explained. New styles arising somewhat locally and copying that falls off over a few kilometers both make the observed differences more common in simulation while keeping the record’s diversity matched (Table 2). Both are still neutral copying and both are themselves geographic, but we treat them as mechanisms the record is consistent with rather than ones it demonstrates. Part of the variation may also be chronological, a matter of age that an order derived from the same frequencies cannot separate from place.</w:t>
+      </w:r>
+    </w:p>
+    <w:bookmarkEnd w:id="155"/>
+    <w:bookmarkStart w:id="156" w:name="parkin-and-the-polity"/>
     <w:p>
       <w:pPr>
         <w:pStyle w:val="Heading3"/>
@@ -3422,7 +3705,7 @@
         <w:pStyle w:val="FirstParagraph"/>
       </w:pPr>
       <w:r>
-        <w:t xml:space="preserve">Parkin was the basin’s largest town and had one of its tallest mounds, and its prominence was real. The polity that prominence is taken to imply does not appear in the decorated-type frequencies. The Parkin phase is exactly the northern of the two clusters the site map supports. Its difference from the rest of the basin is the one the copying model reproduces most easily, arbitrary lines separate the pottery as well as its boundary does, and the step in similarity at its edge is no larger than at comparable lines drawn across the same map. A single line gives these comparisons little power, so restricted copying at the phase’s edge cannot be excluded, but nothing in the frequencies requires it. Parkin links several seriation orderings rather than anchoring one, mound heights form a graded series with no separate top tier, and hoes reached their consumers largely down the line.</w:t>
+        <w:t xml:space="preserve">Parkin was the basin’s largest town and had one of its tallest mounds, and its prominence was real. The decorated-type frequencies, however, do not show a boundary in ceramic learning at the edge of the Parkin phase. The phase is the northern of the two clusters the regional map supports, its difference from the rest of the basin is the one the copying model reproduces most easily, and alternative divisions separate the assemblages as well as its boundary does. Because a single line gives these comparisons little power, restricted copying at the phase’s edge cannot be excluded, but nothing in the frequencies requires it.</w:t>
       </w:r>
     </w:p>
     <w:p>
@@ -3454,7 +3737,7 @@
         <w:t xml:space="preserve"> </w:t>
       </w:r>
       <w:r>
-        <w:t xml:space="preserve">also notes that Parkin’s position below the confluence of the St. Francis and Tyronza gave it control of river travel, which accounts for its prominence as well as extraction does. Skeletal evidence that people at a mound center ate better than people at a nearby village comes from Hollywood, one of the assemblages analyzed here, compared with a village of fourteen individuals</w:t>
+        <w:t xml:space="preserve">also notes that Parkin’s position below the confluence of the St. Francis and Tyronza gave it control of river travel, which accounts for its prominence as well as extraction does. Skeletal evidence that people at a mound center ate better than people at a nearby village comes from Hollywood, one of the assemblages analyzed here. Compared with a village of fourteen individuals</w:t>
       </w:r>
       <w:r>
         <w:t xml:space="preserve"> </w:t>
@@ -3463,7 +3746,7 @@
         <w:t xml:space="preserve">(Ross-Stallings 2017)</w:t>
       </w:r>
       <w:r>
-        <w:t xml:space="preserve">, and a difference in health between two sites need not arise from an extractive hierarchy. The region’s own history also offers a precedent for separating polity from ceramic phase. Coosa, the best-documented Mississippian paramountcy, spanned two ceramic traditions and site clusters that were separable at the phase level, and political affiliation rather than shared decoration bound them together</w:t>
+        <w:t xml:space="preserve">, a health difference between two sites need not arise from an extractive hierarchy. The region’s own history also offers a precedent for separating polity from a ceramically defined phase. Coosa, the best-documented Mississippian paramountcy, spanned two ceramic traditions and site clusters that were separable at the phase level, and political affiliation rather than shared decoration bound them together</w:t>
       </w:r>
       <w:r>
         <w:t xml:space="preserve"> </w:t>
@@ -3472,11 +3755,11 @@
         <w:t xml:space="preserve">(Anderson 1996:250–251)</w:t>
       </w:r>
       <w:r>
-        <w:t xml:space="preserve">. A polity need not coincide with a phase, and the reverse inference, from one phase to one polity, has no warrant on its own. If the polity the De Soto expedition met was at Parkin, it is registered in ceremony, fortification, and settlement size, not in a boundary written into the pottery.</w:t>
-      </w:r>
-    </w:p>
-    <w:bookmarkEnd w:id="155"/>
-    <w:bookmarkStart w:id="156" w:name="limits"/>
+        <w:t xml:space="preserve">. A polity need not coincide with a phase, and the reverse inference, from one phase to one polity, has no warrant on its own. If the polity the De Soto expedition met was at Parkin, the evidence for it lies in ceremony, fortification, and settlement size. The decorated pottery is silent on it rather than evidence against it.</w:t>
+      </w:r>
+    </w:p>
+    <w:bookmarkEnd w:id="156"/>
+    <w:bookmarkStart w:id="157" w:name="limits"/>
     <w:p>
       <w:pPr>
         <w:pStyle w:val="Heading3"/>
@@ -3490,7 +3773,7 @@
         <w:pStyle w:val="FirstParagraph"/>
       </w:pPr>
       <w:r>
-        <w:t xml:space="preserve">Four limits bound these conclusions. The first is resolution. On a record of this size only cultural</w:t>
+        <w:t xml:space="preserve">Four limits bound these conclusions. The first is resolution. On a record of this size, only cultural</w:t>
       </w:r>
       <w:r>
         <w:t xml:space="preserve"> </w:t>
@@ -3516,7 +3799,33 @@
         <w:t xml:space="preserve"> </w:t>
       </w:r>
       <w:r>
-        <w:t xml:space="preserve">can detect groups, and only groups that follow geography closely enough to be captured by spatial divisions; social divisions that cut across the map, or closure carried purely by conformity within groups, would escape detection (Supplemental Text). The second is chronology. Radiocarbon dates match only four assemblages, and the seriation axis follows latitude more closely than age. The tests of the phase lines do not depend on it, and the copying-model comparison gives nearly the same answer when all assemblages are treated as contemporaneous, but the record cannot say whether any difference grew through time; within its limits it shows none (Supplemental Text). The third is time-averaging, which damps differences between assemblages</w:t>
+        <w:t xml:space="preserve">can detect groups, and only groups that follow geography closely enough to be captured by spatial divisions; social divisions that cut across the map could raise</w:t>
+      </w:r>
+      <w:r>
+        <w:t xml:space="preserve"> </w:t>
+      </w:r>
+      <m:oMath>
+        <m:sSub>
+          <m:e>
+            <m:r>
+              <m:t>F</m:t>
+            </m:r>
+          </m:e>
+          <m:sub>
+            <m:r>
+              <m:t>S</m:t>
+            </m:r>
+            <m:r>
+              <m:t>T</m:t>
+            </m:r>
+          </m:sub>
+        </m:sSub>
+      </m:oMath>
+      <w:r>
+        <w:t xml:space="preserve"> </w:t>
+      </w:r>
+      <w:r>
+        <w:t xml:space="preserve">at spatial divisions without being identified as groups, and closure carried purely by conformity within one pool would escape detection (Supplemental Text). The second is chronology. Radiocarbon dates match only four assemblages, and the seriation axis follows latitude more closely than age. The phase-line tests do not depend on it, and the copying-model comparison gives nearly the same answer when all assemblages are treated as contemporaneous, but the record cannot say whether any difference grew through time; within its limits, it shows none (Supplemental Text). The third is time-averaging, which damps differences between assemblages</w:t>
       </w:r>
       <w:r>
         <w:t xml:space="preserve"> </w:t>
@@ -3525,17 +3834,17 @@
         <w:t xml:space="preserve">(Kidwell and Tomašových 2013; Perreault 2018; Tomašových and Kidwell 2009; Youngblood et al. 2023)</w:t>
       </w:r>
       <w:r>
-        <w:t xml:space="preserve">. We built it into the copying model, so its cost is already in the reported ranges. The fourth is the copying model itself. Which combination is most favorable to it depends on the random seeds used to rank them, so we report the key comparisons across six (Table 1). And the model distinguishes a copying boundary at the phase lines from new styles arising locally only weakly, which is why the conclusion about the phases rests on where their lines fall and what could have drawn them rather than on the model’s failure to find restricted copying.</w:t>
-      </w:r>
-    </w:p>
-    <w:bookmarkEnd w:id="156"/>
-    <w:bookmarkStart w:id="157" w:name="what-this-approach-contributes"/>
+        <w:t xml:space="preserve">. We built it into the copying model, so its cost is already in the reported ranges. The fourth is the copying model itself. Which combination is most favorable to it depends on the random seeds used to rank them, so we report the key comparisons across six (Table 1). The model distinguishes a copying boundary at the phase lines from new styles arising locally only weakly, so the conclusion about the phases rests on how their lines compare with other divisions of the map and what could have drawn them, rather than on the model’s failure to find restricted copying.</w:t>
+      </w:r>
+    </w:p>
+    <w:bookmarkEnd w:id="157"/>
+    <w:bookmarkStart w:id="158" w:name="X58aa97846e4267ccd885b870dbd88e44a706276"/>
     <w:p>
       <w:pPr>
         <w:pStyle w:val="Heading3"/>
       </w:pPr>
       <w:r>
-        <w:t xml:space="preserve">What this approach contributes</w:t>
+        <w:t xml:space="preserve">What this approach contributes to the study of social units</w:t>
       </w:r>
     </w:p>
     <w:p>
@@ -3543,7 +3852,33 @@
         <w:pStyle w:val="FirstParagraph"/>
       </w:pPr>
       <w:r>
-        <w:t xml:space="preserve">The approach rests on two requirements that apply beyond this case. Before a similarity pattern is read as social, the record must be shown able to detect a social boundary; here that leaves one usable measure of four. Before a model of copying with no groups is credited with reproducing a record, it must be shown to fit that record’s own diversity. The second requirement changed our own results: calibrated, the model is narrower than an uncalibrated one and shows the shorter-range variation it misses. A model run at the wrong diversity is easily credited with structure it cannot produce, just as a localized neutral process is easily mistaken for biased copying when diversity is taken at face value</w:t>
+        <w:t xml:space="preserve">Our approach rests on two requirements that apply beyond this case. Before treating a similarity pattern as the result of differential social interaction, the record must be shown able to detect a social boundary. Here, we show that</w:t>
+      </w:r>
+      <w:r>
+        <w:t xml:space="preserve"> </w:t>
+      </w:r>
+      <m:oMath>
+        <m:sSub>
+          <m:e>
+            <m:r>
+              <m:t>F</m:t>
+            </m:r>
+          </m:e>
+          <m:sub>
+            <m:r>
+              <m:t>S</m:t>
+            </m:r>
+            <m:r>
+              <m:t>T</m:t>
+            </m:r>
+          </m:sub>
+        </m:sSub>
+      </m:oMath>
+      <w:r>
+        <w:t xml:space="preserve"> </w:t>
+      </w:r>
+      <w:r>
+        <w:t xml:space="preserve">is the one measure of four that can do this with assemblage-scale data that includes time aggregation. Before a model of copying with no groups is credited with reproducing a record, it must be shown to fit that record’s own diversity. The second requirement changed our own results: calibrated, the model is narrower than an uncalibrated one and shows the shorter-range variation it misses. A model that is run at the wrong diversity is easily credited with structure it cannot produce, just as a localized neutral process is easily mistaken for biased copying when diversity is taken at face value</w:t>
       </w:r>
       <w:r>
         <w:t xml:space="preserve"> </w:t>
@@ -3552,7 +3887,7 @@
         <w:t xml:space="preserve">(Premo 2016; Premo and Scholnick 2011; Schneider et al. 2016)</w:t>
       </w:r>
       <w:r>
-        <w:t xml:space="preserve">. The approach also asks a question of the phase scheme that ordination alone cannot: not whether the phases separate, but whether their lines separate the pottery better than other lines drawn across the same map. These are standards of measurement for an evolutionary archaeology that has long been clearer about what evolves than about how to measure it</w:t>
+        <w:t xml:space="preserve">. Our approach also asks a question ordination alone cannot. We ask not whether the phases separate, but whether their delineations separate the assemblages better than other lines drawn across the same map. These are standards of measurement for an evolutionary archaeology that has long been clearer about what evolves than about how to measure it</w:t>
       </w:r>
       <w:r>
         <w:t xml:space="preserve"> </w:t>
@@ -3569,7 +3904,7 @@
         <w:pStyle w:val="BodyText"/>
       </w:pPr>
       <w:r>
-        <w:t xml:space="preserve">The shorter-range variation and Parkin’s role would be better tested on stratified, excavated assemblages with independent radiocarbon dates, on compositional and petrographic evidence for where pottery was made, and on exchange, mortuary, and dietary records</w:t>
+        <w:t xml:space="preserve">For the St. Francis Basin assemblages, the shorter-range variation and Parkin’s role would be better tested on stratified, excavated assemblages with independent radiocarbon dates, on compositional and petrographic evidence for where assemblages were made, and on exchange, mortuary, and dietary records</w:t>
       </w:r>
       <w:r>
         <w:t xml:space="preserve"> </w:t>
@@ -3581,9 +3916,9 @@
         <w:t xml:space="preserve">.</w:t>
       </w:r>
     </w:p>
-    <w:bookmarkEnd w:id="157"/>
     <w:bookmarkEnd w:id="158"/>
-    <w:bookmarkStart w:id="159" w:name="conclusion"/>
+    <w:bookmarkEnd w:id="159"/>
+    <w:bookmarkStart w:id="160" w:name="conclusion"/>
     <w:p>
       <w:pPr>
         <w:pStyle w:val="Heading2"/>
@@ -3597,7 +3932,7 @@
         <w:pStyle w:val="FirstParagraph"/>
       </w:pPr>
       <w:r>
-        <w:t xml:space="preserve">The phase is the unit on which lower Mississippi Valley culture history is built, and it carries an unstated claim: that assemblages grouped by seriation and proximity record a community, and at Parkin a polity. Earlier work showed that the phases do not separate cleanly. This paper explains what they are. Potters copied near neighbors more than distant ones, so style changed gradually across the basin; settlement was clumped; and sorting assemblages by resemblance and proximity turns that gradient into what looks like a set of groups. The site map alone recovers the phases, arbitrary lines separate the pottery better than the phase lines do, and pottery made by copying with no groups sorts into the same phases.</w:t>
+        <w:t xml:space="preserve">The phase is the unit on which Lower Mississippi Valley culture history is built, and it often carries an unstated claim: that assemblages grouped by seriation and proximity record a community, and at Parkin, a polity. Earlier work showed that the phases do not separate cleanly. This paper tests whether the inherited phases of the St. Francis basin coincide with restrictions on the copying of decorated pottery, and offers an explanation for their apparent organization. The inherited phases do not uniquely capture the decorated-ceramic differentiation of the basin. A regional map of deposit locations alone recovers them, alternative spatial divisions of the same sites capture as much or more of the differentiation, and pottery made by copying with no groups sorts into the same phases. Phases redrawn from an ordination of the assemblages behave differently, following the pottery rather than the map, which is the contrast this explanation predicts. Spatially structured copying, sampled at clumped settlements and sorted by resemblance and proximity, is therefore a sufficient and plausible account of how the phases came to look like groups.</w:t>
       </w:r>
     </w:p>
     <w:p>
@@ -3605,11 +3940,11 @@
         <w:pStyle w:val="BodyText"/>
       </w:pPr>
       <w:r>
-        <w:t xml:space="preserve">The pottery does vary over shorter distances than calibrated copying produces, but arbitrary lines capture that variation as well as the phase lines do, and restricted copying at the phase lines would have made them capture it better. The Parkin phase has no evidence in its decorated-type frequencies that sets it apart as a polity. It is the northern half of the site map, its pottery differs from the rest of the basin no more than copying without groups produces and no more than arbitrary divisions separate, and comparable steps in similarity appear at arbitrary lines across the basin. A similarity cluster is not, by itself, a society. Before a phase is read as one, its frequencies must show what copying across distance cannot produce, and its lines must separate the pottery better than lines drawn anywhere else.</w:t>
-      </w:r>
-    </w:p>
-    <w:bookmarkEnd w:id="159"/>
-    <w:bookmarkStart w:id="160" w:name="data-and-code-availability"/>
+        <w:t xml:space="preserve">These results weaken the use of phase membership alone as evidence of bounded ceramic interaction communities. They do not exclude a Parkin polity, whose political boundaries need not have followed ceramic traditions, nor weak restrictions on copying at the phase lines, and the additional variation at finer scales remains incompletely explained. Before a phase is interpreted as a bounded community, its frequencies should show what copying across distance does not produce, and its lines should separate the assemblages better than other lines drawn across the same map.</w:t>
+      </w:r>
+    </w:p>
+    <w:bookmarkEnd w:id="160"/>
+    <w:bookmarkStart w:id="161" w:name="data-and-code-availability"/>
     <w:p>
       <w:pPr>
         <w:pStyle w:val="Heading2"/>
@@ -3623,7 +3958,7 @@
         <w:pStyle w:val="FirstParagraph"/>
       </w:pPr>
       <w:r>
-        <w:t xml:space="preserve">All data and code needed to reproduce the analyses and figures reported here are openly available at https://github.com/clipo/phases. Upon publication, we will release a versioned snapshot of the repository at https://doi.org/10.5281/zenodo.20796240. The repository includes the decorated-ceramic class counts, the georeferencing and radiocarbon data, the complete analysis procedure, and instructions for reproducing all results and figures. The neutral copying model is implemented in</w:t>
+        <w:t xml:space="preserve">All data and code needed to reproduce the analyses and figures reported here are openly available at https://github.com/clipo/phases. Upon publication, we will release a versioned snapshot of the repository at https://doi.org/10.5281/zenodo.20796240. The repository includes decorated-ceramic class counts, georeferencing and radiocarbon data, the full analysis procedure, and instructions for reproducing all results and figures. The neutral copying model is implemented in</w:t>
       </w:r>
       <w:r>
         <w:t xml:space="preserve"> </w:t>
@@ -3641,8 +3976,8 @@
         <w:t xml:space="preserve">and analyses 47 and 50, which write every simulation, the calibration series, and a configuration fingerprint. The code is released under the MIT License, and the data under a Creative Commons Attribution 4.0 International license.</w:t>
       </w:r>
     </w:p>
-    <w:bookmarkEnd w:id="160"/>
-    <w:bookmarkStart w:id="269" w:name="references"/>
+    <w:bookmarkEnd w:id="161"/>
+    <w:bookmarkStart w:id="274" w:name="references"/>
     <w:p>
       <w:pPr>
         <w:pStyle w:val="Heading2"/>
@@ -3651,8 +3986,8 @@
         <w:t xml:space="preserve">References</w:t>
       </w:r>
     </w:p>
-    <w:bookmarkStart w:id="268" w:name="refs"/>
-    <w:bookmarkStart w:id="161" w:name="ref-anderson_1996"/>
+    <w:bookmarkStart w:id="273" w:name="refs"/>
+    <w:bookmarkStart w:id="162" w:name="ref-anderson_1996"/>
     <w:p>
       <w:pPr>
         <w:pStyle w:val="Bibliography"/>
@@ -3674,8 +4009,8 @@
         <w:t xml:space="preserve">, edited by John F. Scarry, pp. 231–252. University Press of Florida, Gainesville.</w:t>
       </w:r>
     </w:p>
-    <w:bookmarkEnd w:id="161"/>
-    <w:bookmarkStart w:id="162" w:name="ref-baxter_1994"/>
+    <w:bookmarkEnd w:id="162"/>
+    <w:bookmarkStart w:id="163" w:name="ref-baxter_1994"/>
     <w:p>
       <w:pPr>
         <w:pStyle w:val="Bibliography"/>
@@ -3697,13 +4032,51 @@
         <w:t xml:space="preserve">. Edinburgh University Press, Edinburgh.</w:t>
       </w:r>
     </w:p>
-    <w:bookmarkEnd w:id="162"/>
-    <w:bookmarkStart w:id="164" w:name="ref-beck_2003"/>
+    <w:bookmarkEnd w:id="163"/>
+    <w:bookmarkStart w:id="164" w:name="ref-beaumont_zhang_balding_2002"/>
     <w:p>
       <w:pPr>
         <w:pStyle w:val="Bibliography"/>
       </w:pPr>
       <w:r>
+        <w:t xml:space="preserve">Beaumont, Mark A., Wenyang Zhang, and David J. Balding. 2002. Approximate</w:t>
+      </w:r>
+      <w:r>
+        <w:t xml:space="preserve"> </w:t>
+      </w:r>
+      <w:r>
+        <w:t xml:space="preserve">Bayesian</w:t>
+      </w:r>
+      <w:r>
+        <w:t xml:space="preserve"> </w:t>
+      </w:r>
+      <w:r>
+        <w:t xml:space="preserve">Computation in Population Genetics.</w:t>
+      </w:r>
+      <w:r>
+        <w:t xml:space="preserve"> </w:t>
+      </w:r>
+      <w:r>
+        <w:rPr>
+          <w:i/>
+          <w:iCs/>
+        </w:rPr>
+        <w:t xml:space="preserve">Genetics</w:t>
+      </w:r>
+      <w:r>
+        <w:t xml:space="preserve"> </w:t>
+      </w:r>
+      <w:r>
+        <w:t xml:space="preserve">162(4):2025–2035.</w:t>
+      </w:r>
+    </w:p>
+    <w:bookmarkEnd w:id="164"/>
+    <w:bookmarkStart w:id="166" w:name="ref-beck_2003"/>
+    <w:p>
+      <w:pPr>
+        <w:pStyle w:val="Bibliography"/>
+      </w:pPr>
+      <w:r>
         <w:t xml:space="preserve">Beck, Jr., Robin A. 2003. Consolidation and Hierarchy: Chiefdom Variability in the</w:t>
       </w:r>
       <w:r>
@@ -3737,7 +4110,7 @@
       <w:r>
         <w:t xml:space="preserve"> </w:t>
       </w:r>
-      <w:hyperlink r:id="rId163">
+      <w:hyperlink r:id="rId165">
         <w:r>
           <w:rPr>
             <w:rStyle w:val="Hyperlink"/>
@@ -3749,8 +4122,8 @@
         <w:t xml:space="preserve">.</w:t>
       </w:r>
     </w:p>
-    <w:bookmarkEnd w:id="164"/>
-    <w:bookmarkStart w:id="166" w:name="ref-bell_richerson_mcelreath_2009"/>
+    <w:bookmarkEnd w:id="166"/>
+    <w:bookmarkStart w:id="168" w:name="ref-bell_richerson_mcelreath_2009"/>
     <w:p>
       <w:pPr>
         <w:pStyle w:val="Bibliography"/>
@@ -3777,7 +4150,7 @@
       <w:r>
         <w:t xml:space="preserve"> </w:t>
       </w:r>
-      <w:hyperlink r:id="rId165">
+      <w:hyperlink r:id="rId167">
         <w:r>
           <w:rPr>
             <w:rStyle w:val="Hyperlink"/>
@@ -3789,8 +4162,8 @@
         <w:t xml:space="preserve">.</w:t>
       </w:r>
     </w:p>
-    <w:bookmarkEnd w:id="166"/>
-    <w:bookmarkStart w:id="168" w:name="ref-bentley_hahn_shennan_2004"/>
+    <w:bookmarkEnd w:id="168"/>
+    <w:bookmarkStart w:id="170" w:name="ref-bentley_hahn_shennan_2004"/>
     <w:p>
       <w:pPr>
         <w:pStyle w:val="Bibliography"/>
@@ -3817,7 +4190,7 @@
       <w:r>
         <w:t xml:space="preserve"> </w:t>
       </w:r>
-      <w:hyperlink r:id="rId167">
+      <w:hyperlink r:id="rId169">
         <w:r>
           <w:rPr>
             <w:rStyle w:val="Hyperlink"/>
@@ -3829,8 +4202,8 @@
         <w:t xml:space="preserve">.</w:t>
       </w:r>
     </w:p>
-    <w:bookmarkEnd w:id="168"/>
-    <w:bookmarkStart w:id="170" w:name="ref-blitz_1999"/>
+    <w:bookmarkEnd w:id="170"/>
+    <w:bookmarkStart w:id="172" w:name="ref-blitz_1999"/>
     <w:p>
       <w:pPr>
         <w:pStyle w:val="Bibliography"/>
@@ -3869,7 +4242,7 @@
       <w:r>
         <w:t xml:space="preserve"> </w:t>
       </w:r>
-      <w:hyperlink r:id="rId169">
+      <w:hyperlink r:id="rId171">
         <w:r>
           <w:rPr>
             <w:rStyle w:val="Hyperlink"/>
@@ -3881,8 +4254,8 @@
         <w:t xml:space="preserve">.</w:t>
       </w:r>
     </w:p>
-    <w:bookmarkEnd w:id="170"/>
-    <w:bookmarkStart w:id="171" w:name="ref-brainerd_1951"/>
+    <w:bookmarkEnd w:id="172"/>
+    <w:bookmarkStart w:id="173" w:name="ref-brainerd_1951"/>
     <w:p>
       <w:pPr>
         <w:pStyle w:val="Bibliography"/>
@@ -3907,13 +4280,39 @@
         <w:t xml:space="preserve">16(4):301–313.</w:t>
       </w:r>
     </w:p>
-    <w:bookmarkEnd w:id="171"/>
-    <w:bookmarkStart w:id="172" w:name="ref-cobb_2000"/>
+    <w:bookmarkEnd w:id="173"/>
+    <w:bookmarkStart w:id="174" w:name="ref-carpenter_etal_2017"/>
     <w:p>
       <w:pPr>
         <w:pStyle w:val="Bibliography"/>
       </w:pPr>
       <w:r>
+        <w:t xml:space="preserve">Carpenter, Bob, Andrew Gelman, Matthew D. Hoffman, Daniel Lee, Ben Goodrich, Michael Betancourt, Marcus Brubaker, Jiqiang Guo, Peter Li, and Allen Riddell. 2017. Stan: A Probabilistic Programming Language.</w:t>
+      </w:r>
+      <w:r>
+        <w:t xml:space="preserve"> </w:t>
+      </w:r>
+      <w:r>
+        <w:rPr>
+          <w:i/>
+          <w:iCs/>
+        </w:rPr>
+        <w:t xml:space="preserve">Journal of Statistical Software</w:t>
+      </w:r>
+      <w:r>
+        <w:t xml:space="preserve"> </w:t>
+      </w:r>
+      <w:r>
+        <w:t xml:space="preserve">76(1):1–32.</w:t>
+      </w:r>
+    </w:p>
+    <w:bookmarkEnd w:id="174"/>
+    <w:bookmarkStart w:id="175" w:name="ref-cobb_2000"/>
+    <w:p>
+      <w:pPr>
+        <w:pStyle w:val="Bibliography"/>
+      </w:pPr>
+      <w:r>
         <w:t xml:space="preserve">Cobb, Charles R. 2000.</w:t>
       </w:r>
       <w:r>
@@ -3958,8 +4357,8 @@
         <w:t xml:space="preserve">. University of Alabama Press, Tuscaloosa.</w:t>
       </w:r>
     </w:p>
-    <w:bookmarkEnd w:id="172"/>
-    <w:bookmarkStart w:id="174" w:name="ref-crema_bortolini_lake_2023"/>
+    <w:bookmarkEnd w:id="175"/>
+    <w:bookmarkStart w:id="177" w:name="ref-crema_bortolini_lake_2023"/>
     <w:p>
       <w:pPr>
         <w:pStyle w:val="Bibliography"/>
@@ -3986,7 +4385,7 @@
       <w:r>
         <w:t xml:space="preserve"> </w:t>
       </w:r>
-      <w:hyperlink r:id="rId173">
+      <w:hyperlink r:id="rId176">
         <w:r>
           <w:rPr>
             <w:rStyle w:val="Hyperlink"/>
@@ -3998,8 +4397,8 @@
         <w:t xml:space="preserve">.</w:t>
       </w:r>
     </w:p>
-    <w:bookmarkEnd w:id="174"/>
-    <w:bookmarkStart w:id="176" w:name="ref-crema_kandler_shennan_2016"/>
+    <w:bookmarkEnd w:id="177"/>
+    <w:bookmarkStart w:id="179" w:name="ref-crema_kandler_shennan_2016"/>
     <w:p>
       <w:pPr>
         <w:pStyle w:val="Bibliography"/>
@@ -4026,7 +4425,7 @@
       <w:r>
         <w:t xml:space="preserve"> </w:t>
       </w:r>
-      <w:hyperlink r:id="rId175">
+      <w:hyperlink r:id="rId178">
         <w:r>
           <w:rPr>
             <w:rStyle w:val="Hyperlink"/>
@@ -4038,8 +4437,8 @@
         <w:t xml:space="preserve">.</w:t>
       </w:r>
     </w:p>
-    <w:bookmarkEnd w:id="176"/>
-    <w:bookmarkStart w:id="178" w:name="ref-dunnell_1978"/>
+    <w:bookmarkEnd w:id="179"/>
+    <w:bookmarkStart w:id="181" w:name="ref-dunnell_1978"/>
     <w:p>
       <w:pPr>
         <w:pStyle w:val="Bibliography"/>
@@ -4066,7 +4465,7 @@
       <w:r>
         <w:t xml:space="preserve"> </w:t>
       </w:r>
-      <w:hyperlink r:id="rId177">
+      <w:hyperlink r:id="rId180">
         <w:r>
           <w:rPr>
             <w:rStyle w:val="Hyperlink"/>
@@ -4078,8 +4477,8 @@
         <w:t xml:space="preserve">.</w:t>
       </w:r>
     </w:p>
-    <w:bookmarkEnd w:id="178"/>
-    <w:bookmarkStart w:id="179" w:name="ref-dunnell_1980"/>
+    <w:bookmarkEnd w:id="181"/>
+    <w:bookmarkStart w:id="182" w:name="ref-dunnell_1980"/>
     <w:p>
       <w:pPr>
         <w:pStyle w:val="Bibliography"/>
@@ -4101,8 +4500,8 @@
         <w:t xml:space="preserve">, edited by Michael B. Schiffer, pp. 35–99. Academic Press, New York.</w:t>
       </w:r>
     </w:p>
-    <w:bookmarkEnd w:id="179"/>
-    <w:bookmarkStart w:id="180" w:name="ref-dunnell_1995"/>
+    <w:bookmarkEnd w:id="182"/>
+    <w:bookmarkStart w:id="183" w:name="ref-dunnell_1995"/>
     <w:p>
       <w:pPr>
         <w:pStyle w:val="Bibliography"/>
@@ -4124,8 +4523,8 @@
         <w:t xml:space="preserve">, edited by Patrice A. Teltser, pp. 33–50. University of Arizona Press, Tucson.</w:t>
       </w:r>
     </w:p>
-    <w:bookmarkEnd w:id="180"/>
-    <w:bookmarkStart w:id="182" w:name="ref-eerkens_lipo_2005"/>
+    <w:bookmarkEnd w:id="183"/>
+    <w:bookmarkStart w:id="185" w:name="ref-eerkens_lipo_2005"/>
     <w:p>
       <w:pPr>
         <w:pStyle w:val="Bibliography"/>
@@ -4152,7 +4551,7 @@
       <w:r>
         <w:t xml:space="preserve"> </w:t>
       </w:r>
-      <w:hyperlink r:id="rId181">
+      <w:hyperlink r:id="rId184">
         <w:r>
           <w:rPr>
             <w:rStyle w:val="Hyperlink"/>
@@ -4164,8 +4563,8 @@
         <w:t xml:space="preserve">.</w:t>
       </w:r>
     </w:p>
-    <w:bookmarkEnd w:id="182"/>
-    <w:bookmarkStart w:id="184" w:name="ref-eerkens_lipo_2007"/>
+    <w:bookmarkEnd w:id="185"/>
+    <w:bookmarkStart w:id="187" w:name="ref-eerkens_lipo_2007"/>
     <w:p>
       <w:pPr>
         <w:pStyle w:val="Bibliography"/>
@@ -4192,7 +4591,7 @@
       <w:r>
         <w:t xml:space="preserve"> </w:t>
       </w:r>
-      <w:hyperlink r:id="rId183">
+      <w:hyperlink r:id="rId186">
         <w:r>
           <w:rPr>
             <w:rStyle w:val="Hyperlink"/>
@@ -4204,8 +4603,8 @@
         <w:t xml:space="preserve">.</w:t>
       </w:r>
     </w:p>
-    <w:bookmarkEnd w:id="184"/>
-    <w:bookmarkStart w:id="186" w:name="ref-fogarty_kandler_creanza_2024"/>
+    <w:bookmarkEnd w:id="187"/>
+    <w:bookmarkStart w:id="189" w:name="ref-fogarty_kandler_creanza_2024"/>
     <w:p>
       <w:pPr>
         <w:pStyle w:val="Bibliography"/>
@@ -4232,7 +4631,7 @@
       <w:r>
         <w:t xml:space="preserve"> </w:t>
       </w:r>
-      <w:hyperlink r:id="rId185">
+      <w:hyperlink r:id="rId188">
         <w:r>
           <w:rPr>
             <w:rStyle w:val="Hyperlink"/>
@@ -4244,8 +4643,8 @@
         <w:t xml:space="preserve">.</w:t>
       </w:r>
     </w:p>
-    <w:bookmarkEnd w:id="186"/>
-    <w:bookmarkStart w:id="187" w:name="ref-fox_1998"/>
+    <w:bookmarkEnd w:id="189"/>
+    <w:bookmarkStart w:id="190" w:name="ref-fox_1998"/>
     <w:p>
       <w:pPr>
         <w:pStyle w:val="Bibliography"/>
@@ -4267,13 +4666,39 @@
         <w:t xml:space="preserve">, edited by Michael J. O’Brien and Robert C. Dunnell, pp. 31–58. University of Alabama Press, Tuscaloosa.</w:t>
       </w:r>
     </w:p>
-    <w:bookmarkEnd w:id="187"/>
-    <w:bookmarkStart w:id="189" w:name="ref-haley_2014"/>
+    <w:bookmarkEnd w:id="190"/>
+    <w:bookmarkStart w:id="191" w:name="ref-gelman_meng_stern_1996"/>
     <w:p>
       <w:pPr>
         <w:pStyle w:val="Bibliography"/>
       </w:pPr>
       <w:r>
+        <w:t xml:space="preserve">Gelman, Andrew, Xiao-Li Meng, and Hal Stern. 1996. Posterior Predictive Assessment of Model Fitness via Realized Discrepancies.</w:t>
+      </w:r>
+      <w:r>
+        <w:t xml:space="preserve"> </w:t>
+      </w:r>
+      <w:r>
+        <w:rPr>
+          <w:i/>
+          <w:iCs/>
+        </w:rPr>
+        <w:t xml:space="preserve">Statistica Sinica</w:t>
+      </w:r>
+      <w:r>
+        <w:t xml:space="preserve"> </w:t>
+      </w:r>
+      <w:r>
+        <w:t xml:space="preserve">6(4):733–807.</w:t>
+      </w:r>
+    </w:p>
+    <w:bookmarkEnd w:id="191"/>
+    <w:bookmarkStart w:id="193" w:name="ref-haley_2014"/>
+    <w:p>
+      <w:pPr>
+        <w:pStyle w:val="Bibliography"/>
+      </w:pPr>
+      <w:r>
         <w:t xml:space="preserve">Haley, Bryan S. 2014. The Big Picture at</w:t>
       </w:r>
       <w:r>
@@ -4316,7 +4741,7 @@
       <w:r>
         <w:t xml:space="preserve"> </w:t>
       </w:r>
-      <w:hyperlink r:id="rId188">
+      <w:hyperlink r:id="rId192">
         <w:r>
           <w:rPr>
             <w:rStyle w:val="Hyperlink"/>
@@ -4328,8 +4753,8 @@
         <w:t xml:space="preserve">.</w:t>
       </w:r>
     </w:p>
-    <w:bookmarkEnd w:id="189"/>
-    <w:bookmarkStart w:id="191" w:name="ref-henrich_2001"/>
+    <w:bookmarkEnd w:id="193"/>
+    <w:bookmarkStart w:id="195" w:name="ref-henrich_2001"/>
     <w:p>
       <w:pPr>
         <w:pStyle w:val="Bibliography"/>
@@ -4356,7 +4781,7 @@
       <w:r>
         <w:t xml:space="preserve"> </w:t>
       </w:r>
-      <w:hyperlink r:id="rId190">
+      <w:hyperlink r:id="rId194">
         <w:r>
           <w:rPr>
             <w:rStyle w:val="Hyperlink"/>
@@ -4368,8 +4793,8 @@
         <w:t xml:space="preserve">.</w:t>
       </w:r>
     </w:p>
-    <w:bookmarkEnd w:id="191"/>
-    <w:bookmarkStart w:id="193" w:name="ref-henrich_boyd_1998"/>
+    <w:bookmarkEnd w:id="195"/>
+    <w:bookmarkStart w:id="197" w:name="ref-henrich_boyd_1998"/>
     <w:p>
       <w:pPr>
         <w:pStyle w:val="Bibliography"/>
@@ -4396,7 +4821,7 @@
       <w:r>
         <w:t xml:space="preserve"> </w:t>
       </w:r>
-      <w:hyperlink r:id="rId192">
+      <w:hyperlink r:id="rId196">
         <w:r>
           <w:rPr>
             <w:rStyle w:val="Hyperlink"/>
@@ -4408,8 +4833,8 @@
         <w:t xml:space="preserve">.</w:t>
       </w:r>
     </w:p>
-    <w:bookmarkEnd w:id="193"/>
-    <w:bookmarkStart w:id="194" w:name="ref-holdaway_wandsnider_2008"/>
+    <w:bookmarkEnd w:id="197"/>
+    <w:bookmarkStart w:id="198" w:name="ref-holdaway_wandsnider_2008"/>
     <w:p>
       <w:pPr>
         <w:pStyle w:val="Bibliography"/>
@@ -4431,8 +4856,8 @@
         <w:t xml:space="preserve">. University of Utah Press, Salt Lake City.</w:t>
       </w:r>
     </w:p>
-    <w:bookmarkEnd w:id="194"/>
-    <w:bookmarkStart w:id="196" w:name="ref-holland-lulewicz_ritchison_2021"/>
+    <w:bookmarkEnd w:id="198"/>
+    <w:bookmarkStart w:id="200" w:name="ref-holland-lulewicz_ritchison_2021"/>
     <w:p>
       <w:pPr>
         <w:pStyle w:val="Bibliography"/>
@@ -4459,7 +4884,7 @@
       <w:r>
         <w:t xml:space="preserve"> </w:t>
       </w:r>
-      <w:hyperlink r:id="rId195">
+      <w:hyperlink r:id="rId199">
         <w:r>
           <w:rPr>
             <w:rStyle w:val="Hyperlink"/>
@@ -4471,8 +4896,8 @@
         <w:t xml:space="preserve">.</w:t>
       </w:r>
     </w:p>
-    <w:bookmarkEnd w:id="196"/>
-    <w:bookmarkStart w:id="197" w:name="ref-house_1991"/>
+    <w:bookmarkEnd w:id="200"/>
+    <w:bookmarkStart w:id="201" w:name="ref-house_1991"/>
     <w:p>
       <w:pPr>
         <w:pStyle w:val="Bibliography"/>
@@ -4514,8 +4939,8 @@
         <w:t xml:space="preserve">. PhD thesis, Southern Illinois University at Carbondale, Carbondale.</w:t>
       </w:r>
     </w:p>
-    <w:bookmarkEnd w:id="197"/>
-    <w:bookmarkStart w:id="198" w:name="ref-house_1993"/>
+    <w:bookmarkEnd w:id="201"/>
+    <w:bookmarkStart w:id="202" w:name="ref-house_1993"/>
     <w:p>
       <w:pPr>
         <w:pStyle w:val="Bibliography"/>
@@ -4540,13 +4965,39 @@
         <w:t xml:space="preserve">12(1):21–32.</w:t>
       </w:r>
     </w:p>
-    <w:bookmarkEnd w:id="198"/>
-    <w:bookmarkStart w:id="199" w:name="ref-hudson_smith_depratter_1990"/>
+    <w:bookmarkEnd w:id="202"/>
+    <w:bookmarkStart w:id="203" w:name="ref-hubert_arabie_1985"/>
     <w:p>
       <w:pPr>
         <w:pStyle w:val="Bibliography"/>
       </w:pPr>
       <w:r>
+        <w:t xml:space="preserve">Hubert, Lawrence, and Phipps Arabie. 1985. Comparing Partitions.</w:t>
+      </w:r>
+      <w:r>
+        <w:t xml:space="preserve"> </w:t>
+      </w:r>
+      <w:r>
+        <w:rPr>
+          <w:i/>
+          <w:iCs/>
+        </w:rPr>
+        <w:t xml:space="preserve">Journal of Classification</w:t>
+      </w:r>
+      <w:r>
+        <w:t xml:space="preserve"> </w:t>
+      </w:r>
+      <w:r>
+        <w:t xml:space="preserve">2:193–218.</w:t>
+      </w:r>
+    </w:p>
+    <w:bookmarkEnd w:id="203"/>
+    <w:bookmarkStart w:id="204" w:name="ref-hudson_smith_depratter_1990"/>
+    <w:p>
+      <w:pPr>
+        <w:pStyle w:val="Bibliography"/>
+      </w:pPr>
+      <w:r>
         <w:t xml:space="preserve">Hudson, Charles, Marvin T. Smith, and Chester B. DePratter. 1990. The Hernando de Soto Expedition: From</w:t>
       </w:r>
       <w:r>
@@ -4601,8 +5052,8 @@
         <w:t xml:space="preserve">, edited by David H. Dye and Cheryl Anne Cox, pp. 181–207. University of Alabama Press, Tuscaloosa.</w:t>
       </w:r>
     </w:p>
-    <w:bookmarkEnd w:id="199"/>
-    <w:bookmarkStart w:id="201" w:name="ref-kidwell_tomasovych_2013"/>
+    <w:bookmarkEnd w:id="204"/>
+    <w:bookmarkStart w:id="206" w:name="ref-kidwell_tomasovych_2013"/>
     <w:p>
       <w:pPr>
         <w:pStyle w:val="Bibliography"/>
@@ -4629,7 +5080,7 @@
       <w:r>
         <w:t xml:space="preserve"> </w:t>
       </w:r>
-      <w:hyperlink r:id="rId200">
+      <w:hyperlink r:id="rId205">
         <w:r>
           <w:rPr>
             <w:rStyle w:val="Hyperlink"/>
@@ -4641,8 +5092,8 @@
         <w:t xml:space="preserve">.</w:t>
       </w:r>
     </w:p>
-    <w:bookmarkEnd w:id="201"/>
-    <w:bookmarkStart w:id="202" w:name="ref-king_freer_1995"/>
+    <w:bookmarkEnd w:id="206"/>
+    <w:bookmarkStart w:id="207" w:name="ref-king_freer_1995"/>
     <w:p>
       <w:pPr>
         <w:pStyle w:val="Bibliography"/>
@@ -4676,8 +5127,8 @@
         <w:t xml:space="preserve">, edited by Michael S. Nassaney and Kenneth E. Sassaman, pp. 266–288. University of Tennessee Press, Knoxville.</w:t>
       </w:r>
     </w:p>
-    <w:bookmarkEnd w:id="202"/>
-    <w:bookmarkStart w:id="203" w:name="ref-lehner_grill_2013"/>
+    <w:bookmarkEnd w:id="207"/>
+    <w:bookmarkStart w:id="208" w:name="ref-lehner_grill_2013"/>
     <w:p>
       <w:pPr>
         <w:pStyle w:val="Bibliography"/>
@@ -4702,8 +5153,8 @@
         <w:t xml:space="preserve">27(15):2171–2186.</w:t>
       </w:r>
     </w:p>
-    <w:bookmarkEnd w:id="203"/>
-    <w:bookmarkStart w:id="204" w:name="ref-lipo_2001"/>
+    <w:bookmarkEnd w:id="208"/>
+    <w:bookmarkStart w:id="209" w:name="ref-lipo_2001"/>
     <w:p>
       <w:pPr>
         <w:pStyle w:val="Bibliography"/>
@@ -4753,8 +5204,8 @@
         <w:t xml:space="preserve">. BAR International Series 918. Archaeopress, Oxford.</w:t>
       </w:r>
     </w:p>
-    <w:bookmarkEnd w:id="204"/>
-    <w:bookmarkStart w:id="206" w:name="ref-lipo_dinapoli_madsen_hunt_2021"/>
+    <w:bookmarkEnd w:id="209"/>
+    <w:bookmarkStart w:id="211" w:name="ref-lipo_dinapoli_madsen_hunt_2021"/>
     <w:p>
       <w:pPr>
         <w:pStyle w:val="Bibliography"/>
@@ -4781,7 +5232,7 @@
       <w:r>
         <w:t xml:space="preserve"> </w:t>
       </w:r>
-      <w:hyperlink r:id="rId205">
+      <w:hyperlink r:id="rId210">
         <w:r>
           <w:rPr>
             <w:rStyle w:val="Hyperlink"/>
@@ -4793,8 +5244,8 @@
         <w:t xml:space="preserve">.</w:t>
       </w:r>
     </w:p>
-    <w:bookmarkEnd w:id="206"/>
-    <w:bookmarkStart w:id="207" w:name="ref-lipo_dunnell_2007"/>
+    <w:bookmarkEnd w:id="211"/>
+    <w:bookmarkStart w:id="212" w:name="ref-lipo_dunnell_2007"/>
     <w:p>
       <w:pPr>
         <w:pStyle w:val="Bibliography"/>
@@ -4856,8 +5307,8 @@
         <w:t xml:space="preserve">, edited by Janet Rafferty and Evan Peacock, pp. 125–167. University of Alabama Press, Tuscaloosa.</w:t>
       </w:r>
     </w:p>
-    <w:bookmarkEnd w:id="207"/>
-    <w:bookmarkStart w:id="209" w:name="ref-lipo_madsen_dunnell_2015"/>
+    <w:bookmarkEnd w:id="212"/>
+    <w:bookmarkStart w:id="214" w:name="ref-lipo_madsen_dunnell_2015"/>
     <w:p>
       <w:pPr>
         <w:pStyle w:val="Bibliography"/>
@@ -4884,7 +5335,7 @@
       <w:r>
         <w:t xml:space="preserve"> </w:t>
       </w:r>
-      <w:hyperlink r:id="rId208">
+      <w:hyperlink r:id="rId213">
         <w:r>
           <w:rPr>
             <w:rStyle w:val="Hyperlink"/>
@@ -4896,8 +5347,8 @@
         <w:t xml:space="preserve">.</w:t>
       </w:r>
     </w:p>
-    <w:bookmarkEnd w:id="209"/>
-    <w:bookmarkStart w:id="211" w:name="ref-lipo_madsen_dunnell_hunt_1997"/>
+    <w:bookmarkEnd w:id="214"/>
+    <w:bookmarkStart w:id="216" w:name="ref-lipo_madsen_dunnell_hunt_1997"/>
     <w:p>
       <w:pPr>
         <w:pStyle w:val="Bibliography"/>
@@ -4924,7 +5375,7 @@
       <w:r>
         <w:t xml:space="preserve"> </w:t>
       </w:r>
-      <w:hyperlink r:id="rId210">
+      <w:hyperlink r:id="rId215">
         <w:r>
           <w:rPr>
             <w:rStyle w:val="Hyperlink"/>
@@ -4936,8 +5387,8 @@
         <w:t xml:space="preserve">.</w:t>
       </w:r>
     </w:p>
-    <w:bookmarkEnd w:id="211"/>
-    <w:bookmarkStart w:id="212" w:name="ref-madsen_2012"/>
+    <w:bookmarkEnd w:id="216"/>
+    <w:bookmarkStart w:id="217" w:name="ref-madsen_2012"/>
     <w:p>
       <w:pPr>
         <w:pStyle w:val="Bibliography"/>
@@ -4946,8 +5397,8 @@
         <w:t xml:space="preserve">Madsen, Mark E. 2012. Neutral Cultural Transmission in Time-Averaged Archaeological Assemblages. arXiv preprint arXiv:1204.2043 [physics.soc-ph].</w:t>
       </w:r>
     </w:p>
-    <w:bookmarkEnd w:id="212"/>
-    <w:bookmarkStart w:id="213" w:name="ref-mainfort_1996"/>
+    <w:bookmarkEnd w:id="217"/>
+    <w:bookmarkStart w:id="218" w:name="ref-mainfort_1996"/>
     <w:p>
       <w:pPr>
         <w:pStyle w:val="Bibliography"/>
@@ -4996,8 +5447,8 @@
         <w:t xml:space="preserve">15(2):172–181.</w:t>
       </w:r>
     </w:p>
-    <w:bookmarkEnd w:id="213"/>
-    <w:bookmarkStart w:id="214" w:name="ref-mainfort_2001"/>
+    <w:bookmarkEnd w:id="218"/>
+    <w:bookmarkStart w:id="219" w:name="ref-mainfort_2001"/>
     <w:p>
       <w:pPr>
         <w:pStyle w:val="Bibliography"/>
@@ -5031,8 +5482,8 @@
         <w:t xml:space="preserve">, edited by David S. Brose, C. Wesley Cowan, and Jr. Mainfort Robert C., pp. 173–190. Smithsonian Institution Press, Washington, DC.</w:t>
       </w:r>
     </w:p>
-    <w:bookmarkEnd w:id="214"/>
-    <w:bookmarkStart w:id="215" w:name="ref-mainfort_2003"/>
+    <w:bookmarkEnd w:id="219"/>
+    <w:bookmarkStart w:id="220" w:name="ref-mainfort_2003"/>
     <w:p>
       <w:pPr>
         <w:pStyle w:val="Bibliography"/>
@@ -5069,8 +5520,8 @@
         <w:t xml:space="preserve">22(2):176–184.</w:t>
       </w:r>
     </w:p>
-    <w:bookmarkEnd w:id="215"/>
-    <w:bookmarkStart w:id="216" w:name="ref-mayr_1959"/>
+    <w:bookmarkEnd w:id="220"/>
+    <w:bookmarkStart w:id="221" w:name="ref-mayr_1959"/>
     <w:p>
       <w:pPr>
         <w:pStyle w:val="Bibliography"/>
@@ -5092,8 +5543,8 @@
         <w:t xml:space="preserve">, edited by Betty J. Meggers, pp. 409–412. The Anthropological Society of Washington, Washington, D.C.</w:t>
       </w:r>
     </w:p>
-    <w:bookmarkEnd w:id="216"/>
-    <w:bookmarkStart w:id="217" w:name="ref-mcnutt_1996"/>
+    <w:bookmarkEnd w:id="221"/>
+    <w:bookmarkStart w:id="222" w:name="ref-mcnutt_1996"/>
     <w:p>
       <w:pPr>
         <w:pStyle w:val="Bibliography"/>
@@ -5155,8 +5606,8 @@
         <w:t xml:space="preserve">, edited by Charles H. McNutt, pp. 187–. University of Alabama Press, Tuscaloosa.</w:t>
       </w:r>
     </w:p>
-    <w:bookmarkEnd w:id="217"/>
-    <w:bookmarkStart w:id="218" w:name="ref-mcnutt_franklin_henry_2012"/>
+    <w:bookmarkEnd w:id="222"/>
+    <w:bookmarkStart w:id="223" w:name="ref-mcnutt_franklin_henry_2012"/>
     <w:p>
       <w:pPr>
         <w:pStyle w:val="Bibliography"/>
@@ -5250,8 +5701,8 @@
         <w:t xml:space="preserve">31(2):231–250.</w:t>
       </w:r>
     </w:p>
-    <w:bookmarkEnd w:id="218"/>
-    <w:bookmarkStart w:id="220" w:name="ref-miller_atkins_premo_2018"/>
+    <w:bookmarkEnd w:id="223"/>
+    <w:bookmarkStart w:id="225" w:name="ref-miller_atkins_premo_2018"/>
     <w:p>
       <w:pPr>
         <w:pStyle w:val="Bibliography"/>
@@ -5278,7 +5729,7 @@
       <w:r>
         <w:t xml:space="preserve"> </w:t>
       </w:r>
-      <w:hyperlink r:id="rId219">
+      <w:hyperlink r:id="rId224">
         <w:r>
           <w:rPr>
             <w:rStyle w:val="Hyperlink"/>
@@ -5290,8 +5741,8 @@
         <w:t xml:space="preserve">.</w:t>
       </w:r>
     </w:p>
-    <w:bookmarkEnd w:id="220"/>
-    <w:bookmarkStart w:id="221" w:name="ref-mitchem_2001"/>
+    <w:bookmarkEnd w:id="225"/>
+    <w:bookmarkStart w:id="226" w:name="ref-mitchem_2001"/>
     <w:p>
       <w:pPr>
         <w:pStyle w:val="Bibliography"/>
@@ -5321,8 +5772,8 @@
         <w:t xml:space="preserve">.</w:t>
       </w:r>
     </w:p>
-    <w:bookmarkEnd w:id="221"/>
-    <w:bookmarkStart w:id="222" w:name="ref-mitchem_2017"/>
+    <w:bookmarkEnd w:id="226"/>
+    <w:bookmarkStart w:id="227" w:name="ref-mitchem_2017"/>
     <w:p>
       <w:pPr>
         <w:pStyle w:val="Bibliography"/>
@@ -5373,8 +5824,8 @@
         <w:t xml:space="preserve">’s 1541 Cross.</w:t>
       </w:r>
     </w:p>
-    <w:bookmarkEnd w:id="222"/>
-    <w:bookmarkStart w:id="223" w:name="ref-morse_d_1990"/>
+    <w:bookmarkEnd w:id="227"/>
+    <w:bookmarkStart w:id="228" w:name="ref-morse_d_1990"/>
     <w:p>
       <w:pPr>
         <w:pStyle w:val="Bibliography"/>
@@ -5422,8 +5873,8 @@
         <w:t xml:space="preserve">, edited by David H. Dye and Cheryl Anne Cox, pp. 69–97. University of Alabama Press, Tuscaloosa.</w:t>
       </w:r>
     </w:p>
-    <w:bookmarkEnd w:id="223"/>
-    <w:bookmarkStart w:id="224" w:name="ref-morse_morse_1996"/>
+    <w:bookmarkEnd w:id="228"/>
+    <w:bookmarkStart w:id="229" w:name="ref-morse_morse_1996"/>
     <w:p>
       <w:pPr>
         <w:pStyle w:val="Bibliography"/>
@@ -5460,8 +5911,8 @@
         <w:t xml:space="preserve">17(1):1–35.</w:t>
       </w:r>
     </w:p>
-    <w:bookmarkEnd w:id="224"/>
-    <w:bookmarkStart w:id="225" w:name="ref-morse_p_1981"/>
+    <w:bookmarkEnd w:id="229"/>
+    <w:bookmarkStart w:id="230" w:name="ref-morse_p_1981"/>
     <w:p>
       <w:pPr>
         <w:pStyle w:val="Bibliography"/>
@@ -5532,8 +5983,8 @@
         <w:t xml:space="preserve">. Arkansas Archeological Survey Research Series 13. Arkansas Archeological Survey, Fayetteville.</w:t>
       </w:r>
     </w:p>
-    <w:bookmarkEnd w:id="225"/>
-    <w:bookmarkStart w:id="226" w:name="ref-morse_1990"/>
+    <w:bookmarkEnd w:id="230"/>
+    <w:bookmarkStart w:id="231" w:name="ref-morse_1990"/>
     <w:p>
       <w:pPr>
         <w:pStyle w:val="Bibliography"/>
@@ -5593,8 +6044,8 @@
         <w:t xml:space="preserve">, edited by David H. Dye and Cheryl Anne Cox, pp. 118–134. University of Alabama Press, Tuscaloosa.</w:t>
       </w:r>
     </w:p>
-    <w:bookmarkEnd w:id="226"/>
-    <w:bookmarkStart w:id="228" w:name="ref-nei_1973"/>
+    <w:bookmarkEnd w:id="231"/>
+    <w:bookmarkStart w:id="233" w:name="ref-nei_1973"/>
     <w:p>
       <w:pPr>
         <w:pStyle w:val="Bibliography"/>
@@ -5621,7 +6072,7 @@
       <w:r>
         <w:t xml:space="preserve"> </w:t>
       </w:r>
-      <w:hyperlink r:id="rId227">
+      <w:hyperlink r:id="rId232">
         <w:r>
           <w:rPr>
             <w:rStyle w:val="Hyperlink"/>
@@ -5633,8 +6084,8 @@
         <w:t xml:space="preserve">.</w:t>
       </w:r>
     </w:p>
-    <w:bookmarkEnd w:id="228"/>
-    <w:bookmarkStart w:id="229" w:name="ref-neiman_1995"/>
+    <w:bookmarkEnd w:id="233"/>
+    <w:bookmarkStart w:id="234" w:name="ref-neiman_1995"/>
     <w:p>
       <w:pPr>
         <w:pStyle w:val="Bibliography"/>
@@ -5677,8 +6128,8 @@
         <w:t xml:space="preserve">60(1):7–36.</w:t>
       </w:r>
     </w:p>
-    <w:bookmarkEnd w:id="229"/>
-    <w:bookmarkStart w:id="231" w:name="ref-peebles_kus_1977"/>
+    <w:bookmarkEnd w:id="234"/>
+    <w:bookmarkStart w:id="236" w:name="ref-peebles_kus_1977"/>
     <w:p>
       <w:pPr>
         <w:pStyle w:val="Bibliography"/>
@@ -5705,7 +6156,7 @@
       <w:r>
         <w:t xml:space="preserve"> </w:t>
       </w:r>
-      <w:hyperlink r:id="rId230">
+      <w:hyperlink r:id="rId235">
         <w:r>
           <w:rPr>
             <w:rStyle w:val="Hyperlink"/>
@@ -5717,8 +6168,8 @@
         <w:t xml:space="preserve">.</w:t>
       </w:r>
     </w:p>
-    <w:bookmarkEnd w:id="231"/>
-    <w:bookmarkStart w:id="233" w:name="ref-peeples_schachner_2012"/>
+    <w:bookmarkEnd w:id="236"/>
+    <w:bookmarkStart w:id="238" w:name="ref-peeples_schachner_2012"/>
     <w:p>
       <w:pPr>
         <w:pStyle w:val="Bibliography"/>
@@ -5745,7 +6196,7 @@
       <w:r>
         <w:t xml:space="preserve"> </w:t>
       </w:r>
-      <w:hyperlink r:id="rId232">
+      <w:hyperlink r:id="rId237">
         <w:r>
           <w:rPr>
             <w:rStyle w:val="Hyperlink"/>
@@ -5757,8 +6208,8 @@
         <w:t xml:space="preserve">.</w:t>
       </w:r>
     </w:p>
-    <w:bookmarkEnd w:id="233"/>
-    <w:bookmarkStart w:id="235" w:name="ref-perreault_2018"/>
+    <w:bookmarkEnd w:id="238"/>
+    <w:bookmarkStart w:id="240" w:name="ref-perreault_2018"/>
     <w:p>
       <w:pPr>
         <w:pStyle w:val="Bibliography"/>
@@ -5785,7 +6236,7 @@
       <w:r>
         <w:t xml:space="preserve"> </w:t>
       </w:r>
-      <w:hyperlink r:id="rId234">
+      <w:hyperlink r:id="rId239">
         <w:r>
           <w:rPr>
             <w:rStyle w:val="Hyperlink"/>
@@ -5797,8 +6248,8 @@
         <w:t xml:space="preserve">.</w:t>
       </w:r>
     </w:p>
-    <w:bookmarkEnd w:id="235"/>
-    <w:bookmarkStart w:id="236" w:name="ref-perreault_2019"/>
+    <w:bookmarkEnd w:id="240"/>
+    <w:bookmarkStart w:id="241" w:name="ref-perreault_2019"/>
     <w:p>
       <w:pPr>
         <w:pStyle w:val="Bibliography"/>
@@ -5820,8 +6271,8 @@
         <w:t xml:space="preserve">. University of Chicago Press, Chicago.</w:t>
       </w:r>
     </w:p>
-    <w:bookmarkEnd w:id="236"/>
-    <w:bookmarkStart w:id="237" w:name="ref-phillips_1970"/>
+    <w:bookmarkEnd w:id="241"/>
+    <w:bookmarkStart w:id="242" w:name="ref-phillips_1970"/>
     <w:p>
       <w:pPr>
         <w:pStyle w:val="Bibliography"/>
@@ -5892,8 +6343,8 @@
         <w:t xml:space="preserve">, Vol. 60. Papers of the Peabody Museum of Archaeology and Ethnology. Peabody Museum, Harvard University, Cambridge, MA.</w:t>
       </w:r>
     </w:p>
-    <w:bookmarkEnd w:id="237"/>
-    <w:bookmarkStart w:id="238" w:name="ref-phillips_ford_griffin_1951"/>
+    <w:bookmarkEnd w:id="242"/>
+    <w:bookmarkStart w:id="243" w:name="ref-phillips_ford_griffin_1951"/>
     <w:p>
       <w:pPr>
         <w:pStyle w:val="Bibliography"/>
@@ -5943,8 +6394,8 @@
         <w:t xml:space="preserve">, Vol. 25. Papers of the Peabody Museum of American Archaeology and Ethnology. Peabody Museum, Harvard University, Cambridge, MA.</w:t>
       </w:r>
     </w:p>
-    <w:bookmarkEnd w:id="238"/>
-    <w:bookmarkStart w:id="240" w:name="ref-phillips_willey_1953"/>
+    <w:bookmarkEnd w:id="243"/>
+    <w:bookmarkStart w:id="245" w:name="ref-phillips_willey_1953"/>
     <w:p>
       <w:pPr>
         <w:pStyle w:val="Bibliography"/>
@@ -5971,7 +6422,7 @@
       <w:r>
         <w:t xml:space="preserve"> </w:t>
       </w:r>
-      <w:hyperlink r:id="rId239">
+      <w:hyperlink r:id="rId244">
         <w:r>
           <w:rPr>
             <w:rStyle w:val="Hyperlink"/>
@@ -5983,8 +6434,8 @@
         <w:t xml:space="preserve">.</w:t>
       </w:r>
     </w:p>
-    <w:bookmarkEnd w:id="240"/>
-    <w:bookmarkStart w:id="242" w:name="ref-premo_2016"/>
+    <w:bookmarkEnd w:id="245"/>
+    <w:bookmarkStart w:id="247" w:name="ref-premo_2016"/>
     <w:p>
       <w:pPr>
         <w:pStyle w:val="Bibliography"/>
@@ -6011,7 +6462,7 @@
       <w:r>
         <w:t xml:space="preserve"> </w:t>
       </w:r>
-      <w:hyperlink r:id="rId241">
+      <w:hyperlink r:id="rId246">
         <w:r>
           <w:rPr>
             <w:rStyle w:val="Hyperlink"/>
@@ -6023,8 +6474,8 @@
         <w:t xml:space="preserve">.</w:t>
       </w:r>
     </w:p>
-    <w:bookmarkEnd w:id="242"/>
-    <w:bookmarkStart w:id="244" w:name="ref-premo_scholnick_2011"/>
+    <w:bookmarkEnd w:id="247"/>
+    <w:bookmarkStart w:id="249" w:name="ref-premo_scholnick_2011"/>
     <w:p>
       <w:pPr>
         <w:pStyle w:val="Bibliography"/>
@@ -6051,7 +6502,7 @@
       <w:r>
         <w:t xml:space="preserve"> </w:t>
       </w:r>
-      <w:hyperlink r:id="rId243">
+      <w:hyperlink r:id="rId248">
         <w:r>
           <w:rPr>
             <w:rStyle w:val="Hyperlink"/>
@@ -6063,8 +6514,8 @@
         <w:t xml:space="preserve">.</w:t>
       </w:r>
     </w:p>
-    <w:bookmarkEnd w:id="244"/>
-    <w:bookmarkStart w:id="245" w:name="ref-rees_political_culture"/>
+    <w:bookmarkEnd w:id="249"/>
+    <w:bookmarkStart w:id="250" w:name="ref-rees_political_culture"/>
     <w:p>
       <w:pPr>
         <w:pStyle w:val="Bibliography"/>
@@ -6088,8 +6539,8 @@
         <w:t xml:space="preserve">. Ph.D. dissertation, University of Oklahoma, Norman.</w:t>
       </w:r>
     </w:p>
-    <w:bookmarkEnd w:id="245"/>
-    <w:bookmarkStart w:id="247" w:name="ref-reimer_etal_2020"/>
+    <w:bookmarkEnd w:id="250"/>
+    <w:bookmarkStart w:id="252" w:name="ref-reimer_etal_2020"/>
     <w:p>
       <w:pPr>
         <w:pStyle w:val="Bibliography"/>
@@ -6143,7 +6594,7 @@
       <w:r>
         <w:t xml:space="preserve"> </w:t>
       </w:r>
-      <w:hyperlink r:id="rId246">
+      <w:hyperlink r:id="rId251">
         <w:r>
           <w:rPr>
             <w:rStyle w:val="Hyperlink"/>
@@ -6155,8 +6606,8 @@
         <w:t xml:space="preserve">.</w:t>
       </w:r>
     </w:p>
-    <w:bookmarkEnd w:id="247"/>
-    <w:bookmarkStart w:id="248" w:name="ref-robinson_1951"/>
+    <w:bookmarkEnd w:id="252"/>
+    <w:bookmarkStart w:id="253" w:name="ref-robinson_1951"/>
     <w:p>
       <w:pPr>
         <w:pStyle w:val="Bibliography"/>
@@ -6181,8 +6632,8 @@
         <w:t xml:space="preserve">16(4):293–301.</w:t>
       </w:r>
     </w:p>
-    <w:bookmarkEnd w:id="248"/>
-    <w:bookmarkStart w:id="249" w:name="ref-ross-stallings_2017"/>
+    <w:bookmarkEnd w:id="253"/>
+    <w:bookmarkStart w:id="254" w:name="ref-ross-stallings_2017"/>
     <w:p>
       <w:pPr>
         <w:pStyle w:val="Bibliography"/>
@@ -6216,8 +6667,8 @@
         <w:t xml:space="preserve">, edited by Haagen D. Klaus, Amanda R. Harvey, and Mark N. Cohen, pp. 329–362. University Press of Florida, Gainesville.</w:t>
       </w:r>
     </w:p>
-    <w:bookmarkEnd w:id="249"/>
-    <w:bookmarkStart w:id="250" w:name="ref-schiffer_1972"/>
+    <w:bookmarkEnd w:id="254"/>
+    <w:bookmarkStart w:id="255" w:name="ref-schiffer_1972"/>
     <w:p>
       <w:pPr>
         <w:pStyle w:val="Bibliography"/>
@@ -6242,8 +6693,8 @@
         <w:t xml:space="preserve">37(2):156–165.</w:t>
       </w:r>
     </w:p>
-    <w:bookmarkEnd w:id="250"/>
-    <w:bookmarkStart w:id="252" w:name="ref-schneider_martins_deaguiar_2016"/>
+    <w:bookmarkEnd w:id="255"/>
+    <w:bookmarkStart w:id="257" w:name="ref-schneider_martins_deaguiar_2016"/>
     <w:p>
       <w:pPr>
         <w:pStyle w:val="Bibliography"/>
@@ -6270,7 +6721,7 @@
       <w:r>
         <w:t xml:space="preserve"> </w:t>
       </w:r>
-      <w:hyperlink r:id="rId251">
+      <w:hyperlink r:id="rId256">
         <w:r>
           <w:rPr>
             <w:rStyle w:val="Hyperlink"/>
@@ -6282,8 +6733,8 @@
         <w:t xml:space="preserve">.</w:t>
       </w:r>
     </w:p>
-    <w:bookmarkEnd w:id="252"/>
-    <w:bookmarkStart w:id="254" w:name="ref-shennan_crema_kerig_2015"/>
+    <w:bookmarkEnd w:id="257"/>
+    <w:bookmarkStart w:id="259" w:name="ref-shennan_crema_kerig_2015"/>
     <w:p>
       <w:pPr>
         <w:pStyle w:val="Bibliography"/>
@@ -6349,7 +6800,7 @@
       <w:r>
         <w:t xml:space="preserve"> </w:t>
       </w:r>
-      <w:hyperlink r:id="rId253">
+      <w:hyperlink r:id="rId258">
         <w:r>
           <w:rPr>
             <w:rStyle w:val="Hyperlink"/>
@@ -6361,8 +6812,8 @@
         <w:t xml:space="preserve">.</w:t>
       </w:r>
     </w:p>
-    <w:bookmarkEnd w:id="254"/>
-    <w:bookmarkStart w:id="255" w:name="ref-shennan_wilkinson_2001"/>
+    <w:bookmarkEnd w:id="259"/>
+    <w:bookmarkStart w:id="260" w:name="ref-shennan_wilkinson_2001"/>
     <w:p>
       <w:pPr>
         <w:pStyle w:val="Bibliography"/>
@@ -6402,8 +6853,8 @@
         <w:t xml:space="preserve">66(4):577–593.</w:t>
       </w:r>
     </w:p>
-    <w:bookmarkEnd w:id="255"/>
-    <w:bookmarkStart w:id="256" w:name="ref-smith_1990"/>
+    <w:bookmarkEnd w:id="260"/>
+    <w:bookmarkStart w:id="261" w:name="ref-smith_1990"/>
     <w:p>
       <w:pPr>
         <w:pStyle w:val="Bibliography"/>
@@ -6451,8 +6902,8 @@
         <w:t xml:space="preserve">, edited by David H. Dye and Cheryl Anne Cox, pp. 135–169. University of Alabama Press, Tuscaloosa.</w:t>
       </w:r>
     </w:p>
-    <w:bookmarkEnd w:id="256"/>
-    <w:bookmarkStart w:id="257" w:name="ref-smith_neiman_2007"/>
+    <w:bookmarkEnd w:id="261"/>
+    <w:bookmarkStart w:id="262" w:name="ref-smith_neiman_2007"/>
     <w:p>
       <w:pPr>
         <w:pStyle w:val="Bibliography"/>
@@ -6477,8 +6928,8 @@
         <w:t xml:space="preserve">26(1):47–72.</w:t>
       </w:r>
     </w:p>
-    <w:bookmarkEnd w:id="257"/>
-    <w:bookmarkStart w:id="258" w:name="ref-starr_1984"/>
+    <w:bookmarkEnd w:id="262"/>
+    <w:bookmarkStart w:id="263" w:name="ref-starr_1984"/>
     <w:p>
       <w:pPr>
         <w:pStyle w:val="Bibliography"/>
@@ -6659,8 +7110,8 @@
         <w:t xml:space="preserve">, edited by John M. Connaway, pp. 163–222. Archaeological Report No. 14. Mississippi Department of Archives; History, Jackson, MS.</w:t>
       </w:r>
     </w:p>
-    <w:bookmarkEnd w:id="258"/>
-    <w:bookmarkStart w:id="259" w:name="ref-tomasovych_kidwell_2009"/>
+    <w:bookmarkEnd w:id="263"/>
+    <w:bookmarkStart w:id="264" w:name="ref-tomasovych_kidwell_2009"/>
     <w:p>
       <w:pPr>
         <w:pStyle w:val="Bibliography"/>
@@ -6685,8 +7136,8 @@
         <w:t xml:space="preserve">35(1):94–118.</w:t>
       </w:r>
     </w:p>
-    <w:bookmarkEnd w:id="259"/>
-    <w:bookmarkStart w:id="260" w:name="ref-willey_phillips_1958"/>
+    <w:bookmarkEnd w:id="264"/>
+    <w:bookmarkStart w:id="265" w:name="ref-willey_phillips_1958"/>
     <w:p>
       <w:pPr>
         <w:pStyle w:val="Bibliography"/>
@@ -6708,8 +7159,8 @@
         <w:t xml:space="preserve">. University of Chicago Press, Chicago.</w:t>
       </w:r>
     </w:p>
-    <w:bookmarkEnd w:id="260"/>
-    <w:bookmarkStart w:id="261" w:name="ref-williams_1954"/>
+    <w:bookmarkEnd w:id="265"/>
+    <w:bookmarkStart w:id="266" w:name="ref-williams_1954"/>
     <w:p>
       <w:pPr>
         <w:pStyle w:val="Bibliography"/>
@@ -6718,8 +7169,8 @@
         <w:t xml:space="preserve">Williams, Stephen. 1954. An Archeological Study of the Mississippian Culture in Southeast Missouri. PhD thesis, Yale University, New Haven.</w:t>
       </w:r>
     </w:p>
-    <w:bookmarkEnd w:id="261"/>
-    <w:bookmarkStart w:id="263" w:name="ref-wright_1943"/>
+    <w:bookmarkEnd w:id="266"/>
+    <w:bookmarkStart w:id="268" w:name="ref-wright_1943"/>
     <w:p>
       <w:pPr>
         <w:pStyle w:val="Bibliography"/>
@@ -6746,7 +7197,7 @@
       <w:r>
         <w:t xml:space="preserve"> </w:t>
       </w:r>
-      <w:hyperlink r:id="rId262">
+      <w:hyperlink r:id="rId267">
         <w:r>
           <w:rPr>
             <w:rStyle w:val="Hyperlink"/>
@@ -6758,8 +7209,8 @@
         <w:t xml:space="preserve">.</w:t>
       </w:r>
     </w:p>
-    <w:bookmarkEnd w:id="263"/>
-    <w:bookmarkStart w:id="265" w:name="ref-wright_1951"/>
+    <w:bookmarkEnd w:id="268"/>
+    <w:bookmarkStart w:id="270" w:name="ref-wright_1951"/>
     <w:p>
       <w:pPr>
         <w:pStyle w:val="Bibliography"/>
@@ -6786,7 +7237,7 @@
       <w:r>
         <w:t xml:space="preserve"> </w:t>
       </w:r>
-      <w:hyperlink r:id="rId264">
+      <w:hyperlink r:id="rId269">
         <w:r>
           <w:rPr>
             <w:rStyle w:val="Hyperlink"/>
@@ -6798,8 +7249,8 @@
         <w:t xml:space="preserve">.</w:t>
       </w:r>
     </w:p>
-    <w:bookmarkEnd w:id="265"/>
-    <w:bookmarkStart w:id="267" w:name="ref-youngblood_miton_morin_2023"/>
+    <w:bookmarkEnd w:id="270"/>
+    <w:bookmarkStart w:id="272" w:name="ref-youngblood_miton_morin_2023"/>
     <w:p>
       <w:pPr>
         <w:pStyle w:val="Bibliography"/>
@@ -6826,7 +7277,7 @@
       <w:r>
         <w:t xml:space="preserve"> </w:t>
       </w:r>
-      <w:hyperlink r:id="rId266">
+      <w:hyperlink r:id="rId271">
         <w:r>
           <w:rPr>
             <w:rStyle w:val="Hyperlink"/>
@@ -6838,10 +7289,10 @@
         <w:t xml:space="preserve">.</w:t>
       </w:r>
     </w:p>
-    <w:bookmarkEnd w:id="267"/>
-    <w:bookmarkEnd w:id="268"/>
-    <w:bookmarkEnd w:id="269"/>
-    <w:bookmarkEnd w:id="270"/>
+    <w:bookmarkEnd w:id="272"/>
+    <w:bookmarkEnd w:id="273"/>
+    <w:bookmarkEnd w:id="274"/>
+    <w:bookmarkEnd w:id="275"/>
     <w:sectPr>
       <w:footerReference r:id="rId100" w:type="default"/>
       <w:footnotePr>

--- a/docs/manuscript/MAIN_TEXT.docx
+++ b/docs/manuscript/MAIN_TEXT.docx
@@ -37,7 +37,7 @@
         <w:pStyle w:val="FirstParagraph"/>
       </w:pPr>
       <w:r>
-        <w:t xml:space="preserve">Traditionally, archaeologists group assemblages into phases and assign them community or polity status. Earlier studies have shown that the phases of the Lower Mississippi River Valley do not separate cleanly, but they have not explained what produces their apparent organization. We explain phases using cultural transmission theory in which potters copy near neighbors more than distant ones. Neutral drift makes nearby assemblages alike whether or not groups exist. Settlement is clumped, and a smooth gradient sampled at clumps and sorted by resemblance and proximity looks like a set of groups. We present a method for determining whether a phase marks a restriction on the copying of decorated pottery. In such cases, the frequencies of artifact classes show what distance-limited copying does not produce: learning concentrated inside and divergence across its edge. We test this on the decorated-type frequencies of the Late Mississippian St. Francis basin in northeastern Arkansas, including the Parkin phase, long read as a polity. The site map alone recovers the phases; alternative spatial divisions of the same sites capture as much or more of the ceramic differentiation, and sherd frequencies simulated with no groups sort into the phases as readily as the real assemblages. The Parkin phase differs from the rest of the basin no more than arbitrary divisions of the map. The frequencies of assemblage types vary over shorter distances than a copying model predicts, but that variation does not follow phase borders. Phases therefore do not uniquely capture the basin’s ceramic differentiation, and spatially structured copying plausibly accounts for their apparent organization. The results do not exclude a Parkin polity, since political boundaries need not coincide with ceramic traditions.</w:t>
+        <w:t xml:space="preserve">Traditionally, archaeologists group assemblages into phases and assign them community or polity status. Earlier studies have shown that the phases of the Lower Mississippi River Valley do not separate cleanly, but they have not explained what produces their apparent organization. We explain phases using cultural transmission theory in which potters copy near neighbors more than distant ones. Neutral drift makes nearby assemblages alike whether or not groups exist. Settlement is clumped, and a smooth gradient sampled at clumps and sorted by resemblance and proximity looks like a set of groups. We present a method for determining whether a phase restricts copying of variability in decorated pottery. In such cases, the frequencies of artifact classes show what distance-limited copying does not produce: learning concentrated inside and divergence across its edge. We test our method on the decorated-type frequencies of the Late Mississippian St. Francis basin in northeastern Arkansas, including the Parkin phase, long read as a polity. The site map alone can reproduce the phases. Alternative spatial divisions of the same sites capture as much or more ceramic type differentiation, and sherd frequencies simulated with no groups sort into the phases as readily as the real assemblages. The Parkin phase differs from the rest of the basin no more than arbitrary divisions of the map. The frequencies of assemblage types vary over shorter distances than a copying model predicts, but that variation does not follow phase borders. Phases therefore do not uniquely capture the basin’s ceramic differentiation, and spatially structured copying plausibly accounts for their apparent organization. The results do not exclude a Parkin polity, however, since political boundaries need not coincide with ceramic traditions.</w:t>
       </w:r>
     </w:p>
     <w:p>
@@ -109,7 +109,7 @@
         <w:pStyle w:val="FirstParagraph"/>
       </w:pPr>
       <w:r>
-        <w:t xml:space="preserve">Archaeologists have divided the late pre-contact record of the Lower Mississippi River Valley into spatially and temporally bounded units known as phases (Figure 1). These include the Kent</w:t>
+        <w:t xml:space="preserve">Archaeologists have traditionally divided the late pre-contact record of the Lower Mississippi River Valley into spatially and temporally bounded units known as phases (Figure 1). These include the Kent</w:t>
       </w:r>
       <w:r>
         <w:t xml:space="preserve"> </w:t>
@@ -184,7 +184,7 @@
         <w:t xml:space="preserve">(Hudson et al. 1990; Mitchem et al. 2017; Phyllis A. Morse 1990:125–129)</w:t>
       </w:r>
       <w:r>
-        <w:t xml:space="preserve">. Because of its size, fortification, platform mound, and ethnohistoric identification, Parkin is routinely read as the center of a Mississippian polity, following the long-standing expectation that a ranked society leaves a hierarchy of settlement types and sizes with its center at the top</w:t>
+        <w:t xml:space="preserve">. Because of its size, fortification, platform mound, and ethnohistoric identification, Parkin is routinely interpreted as the center of a Mississippian polity, following the long-standing expectation that a ranked society leaves a hierarchy of settlement types and sizes with its center at the top</w:t>
       </w:r>
       <w:r>
         <w:t xml:space="preserve"> </w:t>
@@ -193,7 +193,7 @@
         <w:t xml:space="preserve">(Peebles and Kus 1977:431)</w:t>
       </w:r>
       <w:r>
-        <w:t xml:space="preserve">. That reading makes a specific claim: the Parkin phase was a bounded, hierarchically organized society with Parkin at its head.</w:t>
+        <w:t xml:space="preserve">. This interpretation claims that the Parkin phase was a bounded, hierarchically organized society with the Parkin site at its head.</w:t>
       </w:r>
     </w:p>
     <w:p>
@@ -287,7 +287,7 @@
         <w:pStyle w:val="BodyText"/>
       </w:pPr>
       <w:r>
-        <w:t xml:space="preserve">A phase is a culture-history construct in which a set of assemblages are grouped together because their decorated-class frequencies seriate, meaning they can be placed in one sequence of gradually changing frequencies, and because the sites lie near one another. In the Willey-Phillips framework, the phase is</w:t>
+        <w:t xml:space="preserve">A phase is a culture-history construct in which a set of assemblages are grouped together because their decorated-class frequencies seriate. This property means they can be placed in one sequence of gradually changing frequencies, and because the sites lie near one another. In the Willey-Phillips framework, the phase is</w:t>
       </w:r>
       <w:r>
         <w:t xml:space="preserve"> </w:t>
@@ -418,10 +418,7 @@
         <w:t xml:space="preserve">(1998)</w:t>
       </w:r>
       <w:r>
-        <w:t xml:space="preserve"> </w:t>
-      </w:r>
-      <w:r>
-        <w:t xml:space="preserve">used cluster analysis and ordination to show that the southeast-Missouri phases fail as both groups and classes, with member assemblages falling into statistical clusters at random rather than by phase. Mainfort</w:t>
+        <w:t xml:space="preserve">, for example, used cluster analysis and ordination to show that the southeast-Missouri phases fail as both groups and classes, with member assemblages falling into statistical clusters at random rather than by phase. Mainfort</w:t>
       </w:r>
       <w:r>
         <w:t xml:space="preserve"> </w:t>
@@ -433,7 +430,7 @@
         <w:t xml:space="preserve"> </w:t>
       </w:r>
       <w:r>
-        <w:t xml:space="preserve">put the same question to the assemblages of the Lower Mississippi Valley, ordinating ten decorated types from 39 sites and finding</w:t>
+        <w:t xml:space="preserve">addressed the same issue for the assemblages of the Lower Mississippi Valley. He used an ordination approach to sort ten decorated types from 39 sites and found</w:t>
       </w:r>
       <w:r>
         <w:t xml:space="preserve"> </w:t>
@@ -487,7 +484,7 @@
         <w:t xml:space="preserve">(Lipo 2001:60)</w:t>
       </w:r>
       <w:r>
-        <w:t xml:space="preserve">. These studies show that the phases do not separate cleanly. None of them explains what the phases are, or why they looked real to the people who drew them. Ordination methods alone cannot explain these units because loosely clustered assemblages could arise from both bounded groups and unbounded copying across distance.</w:t>
+        <w:t xml:space="preserve">. These studies show that the phases do not separate cleanly. None of these investigations, however, explains what the phases are, or why they looked real to the people who drew them. Ordination methods alone cannot explain these units because loosely clustered assemblages can arise from both bounded groups and unbounded copying across distance.</w:t>
       </w:r>
     </w:p>
     <w:p>
@@ -495,7 +492,7 @@
         <w:pStyle w:val="BodyText"/>
       </w:pPr>
       <w:r>
-        <w:t xml:space="preserve">This paper offers and tests that explanation. We ask two questions. First, what explains the phases? We argue that they can follow from how people learn. Potters copy near neighbors more than distant ones, settlements clump, and a smooth gradient in style sampled at those clumps looks like groups. Second, does the Parkin phase, the one most often treated as a polity, show anything in its decorated-type frequencies that sets it apart? Both questions turn on the same test. Copying across space produces spatial structure in stylistic frequencies whatever else is happening, so a phase marks a restriction on the copying of decorated pottery only if its class frequencies show properties that spatially structured drift does not produce. This test is narrower than the question of whether a society or polity existed. Political affiliation need not coincide with a ceramic tradition, so what the pottery can show is whether learning was bounded where the phase lines fall, not whether people were politically organized.</w:t>
+        <w:t xml:space="preserve">This paper offers and tests an explanation. We ask two questions. First, what explains the phases? We argue that they can follow from how people learn. Potters copy near neighbors more than distant ones, settlements clump, and a smooth gradient in style sampled at those clumps looks like groups. Second, does the Parkin phase, the one unit most often treated as a polity, show anything in its decorated-type frequencies that sets it apart? Both questions can be investigated using the same test. Copying across space produces spatial structure in stylistic frequencies regardless of whatever else is happening. A phase, then, should be identifiable as a restriction on the copying of decorated pottery if its class frequencies show properties that spatially structured drift does not produce. This test is more restrictive than asking whether a society or polity existed. Political affiliation, of course, need not coincide with a ceramic tradition, but ceramics offer empirical evidence in the archaeological record about how social learning was structured. However, pottery can show only whether learning was bounded where the phase lines fall, not whether people were politically organized.</w:t>
       </w:r>
     </w:p>
     <w:p>
@@ -503,7 +500,7 @@
         <w:pStyle w:val="BodyText"/>
       </w:pPr>
       <w:r>
-        <w:t xml:space="preserve">We proceed in two steps, and the order matters. Our primary test concerns the inherited scheme, the phases as Phillips</w:t>
+        <w:t xml:space="preserve">We proceed in two steps. Our primary test concerns the phases as Phillips</w:t>
       </w:r>
       <w:r>
         <w:t xml:space="preserve"> </w:t>
@@ -515,19 +512,7 @@
         <w:t xml:space="preserve"> </w:t>
       </w:r>
       <w:r>
-        <w:t xml:space="preserve">formulated them and Mainfort</w:t>
-      </w:r>
-      <w:r>
-        <w:t xml:space="preserve"> </w:t>
-      </w:r>
-      <w:r>
-        <w:t xml:space="preserve">(1996)</w:t>
-      </w:r>
-      <w:r>
-        <w:t xml:space="preserve"> </w:t>
-      </w:r>
-      <w:r>
-        <w:t xml:space="preserve">mapped them, because that scheme is the one that has been read as a set of societies and because it was drawn by inspection and proximity. We then turn to the phases that Mainfort</w:t>
+        <w:t xml:space="preserve">formulated in the Lower Mississippi River Valley using assemblage similarity and spatial positions. We then turn to the phases that Mainfort</w:t>
       </w:r>
       <w:r>
         <w:t xml:space="preserve"> </w:t>
@@ -539,7 +524,7 @@
         <w:t xml:space="preserve"> </w:t>
       </w:r>
       <w:r>
-        <w:t xml:space="preserve">redrew after ordinating the decorated types of largely the same collections. That scheme cannot carry the primary test, since lines drawn from the pottery will separate the pottery whether or not they mark bounded groups. It serves instead as a contrast: it shows what the same tests return when phase lines follow the assemblages rather than the map.</w:t>
+        <w:t xml:space="preserve">redrew after ordinating the decorated types of largely the same collections. We use this second analysis to show what the same tests return when phase lines are formulated following the assemblage composition rather than the map.</w:t>
       </w:r>
     </w:p>
     <w:p>
@@ -592,7 +577,7 @@
         <w:pStyle w:val="FirstParagraph"/>
       </w:pPr>
       <w:r>
-        <w:t xml:space="preserve">The explanation rests on the theory of cultural transmission, and it is simple. Potters learned how to decorate pots from others, and the decorations they made reflect who they learned from. Under the neutral model of cultural transmission, decorative variants that make no difference to how a pot performs change in frequency through innovation and chance copying in a finite population of learners, much as selectively neutral alleles do</w:t>
+        <w:t xml:space="preserve">Our method is built on cultural transmission theory, and it is simple. Potters learned how to decorate pots from others, and the decorations they made reflect who they learned from. Under the neutral model of cultural transmission, decorative variants that make no difference to how a pot performs change in frequency through innovation and chance copying in a finite population of learners, much as selectively neutral alleles do</w:t>
       </w:r>
       <w:r>
         <w:t xml:space="preserve"> </w:t>
@@ -628,7 +613,7 @@
         <w:t xml:space="preserve">(Wright 1943)</w:t>
       </w:r>
       <w:r>
-        <w:t xml:space="preserve">, and it has long been expected of stylistic frequencies</w:t>
+        <w:t xml:space="preserve">, and it has long been noted to drive stylistic frequencies</w:t>
       </w:r>
       <w:r>
         <w:t xml:space="preserve"> </w:t>
@@ -664,7 +649,7 @@
         <w:t xml:space="preserve"> </w:t>
       </w:r>
       <w:r>
-        <w:t xml:space="preserve">People did not live evenly across the basin. Sites concentrate on particular reaches of the basin’s rivers, with less-occupied stretches between them. The smooth gradient in style is therefore sampled unevenly, densely in some places and sparsely or not at all in others.</w:t>
+        <w:t xml:space="preserve">People did not live evenly across the basin. Sites concentrate on particular reaches of the basin’s rivers, with less-occupied stretches of land between them. The smooth gradient in style is therefore sampled unevenly, densely in some places and sparsely or not at all in others.</w:t>
       </w:r>
     </w:p>
     <w:p>
@@ -700,7 +685,7 @@
         <w:t xml:space="preserve">(Dunnell 1980; Mayr 1959)</w:t>
       </w:r>
       <w:r>
-        <w:t xml:space="preserve">. Read typologically, a cluster of similar assemblages is a unit with members and an edge. Read as a population, it is a place where a continuous field of copying happened to be sampled.</w:t>
+        <w:t xml:space="preserve">. Interpreted typologically, a cluster of similar assemblages is a unit with members and an edge. Interpreted as a population, it is a place where a continuous field of copying happened to be sampled.</w:t>
       </w:r>
     </w:p>
     <w:p>
@@ -727,7 +712,7 @@
         <w:t xml:space="preserve">(Crema et al. 2016; Henrich 2001; Henrich and Boyd 1998)</w:t>
       </w:r>
       <w:r>
-        <w:t xml:space="preserve">. Divergence that grows as interaction narrows would be a further sign, but this record’s chronology is not suited for testing this possibility (Supplemental Text). Each of these possibilities has to be judged against copying with no groups on the real geography, not against zero, and against other lines drawn across the same map, because any line cut through a gradient separates some difference.</w:t>
+        <w:t xml:space="preserve">. Divergence that grows as interaction narrows would be a further sign, but the lack of a detailed chronological record for these deposits makes the record not well-suited for testing this possibility (Supplemental Text). Each of these possibilities has to be evaluated against a model of copying with no groups on the real geography, not against zero, and against other lines drawn across the same map, because any line cut through a gradient separates some difference.</w:t>
       </w:r>
     </w:p>
     <w:p>
@@ -735,7 +720,7 @@
         <w:pStyle w:val="BodyText"/>
       </w:pPr>
       <w:r>
-        <w:t xml:space="preserve">These expectations give the Parkin phase a clear test. If the Parkin phase was a polity whose members learned from, married into, and exchanged with one another more than with outsiders, its assemblage composition should stand apart from the rest of the basin by more than copying across distance produces. Assemblages should be more distinctive than what an arbitrary line drawn across the same sites separates. Empirically, there should be a step in similarity at its edge that other lines do not show. Alternative models of late pre-contact valley populations do not require these attributes. The alternative finding is that the polities in this part of the valley never achieved regional integration</w:t>
+        <w:t xml:space="preserve">These expectations provide functional means to evaluate the Parkin phase. If the Parkin phase was a polity whose members learned from, married into, and exchanged with one another more than with outsiders, its assemblage composition should stand apart from the rest of the basin by more than copying across distance produces. Assemblages should be more distinctive than what an arbitrary line drawn across the same sites separates. Empirically, there should be a step in similarity at its edge that other delineations do not show. Alternative models of late pre-contact valley populations do not require these attributes. The alternative finding is that the polities in this part of the valley never achieved regional integration</w:t>
       </w:r>
       <w:r>
         <w:t xml:space="preserve"> </w:t>
@@ -762,7 +747,7 @@
         <w:t xml:space="preserve">(Hudson et al. 1990; Mitchem 2001; Phyllis A. Morse 1990)</w:t>
       </w:r>
       <w:r>
-        <w:t xml:space="preserve">. Settlement form cannot decide between these readings, because a large center with a palisade and a platform mound is as compatible with competing peer communities as with a consolidated hierarchy</w:t>
+        <w:t xml:space="preserve">. Settlement form cannot decide between these interpretations, because a large center with a palisade and a platform mound is as compatible with competing peer communities as with a consolidated hierarchy</w:t>
       </w:r>
       <w:r>
         <w:t xml:space="preserve"> </w:t>
@@ -798,19 +783,7 @@
         <w:pStyle w:val="FirstParagraph"/>
       </w:pPr>
       <w:r>
-        <w:t xml:space="preserve">In this study, we test the phase assignments Mainfort</w:t>
-      </w:r>
-      <w:r>
-        <w:t xml:space="preserve"> </w:t>
-      </w:r>
-      <w:r>
-        <w:t xml:space="preserve">(1996)</w:t>
-      </w:r>
-      <w:r>
-        <w:t xml:space="preserve"> </w:t>
-      </w:r>
-      <w:r>
-        <w:t xml:space="preserve">presents, which largely follow Phillips</w:t>
+        <w:t xml:space="preserve">In this study, we test the phase assignments defined by Phillips</w:t>
       </w:r>
       <w:r>
         <w:t xml:space="preserve"> </w:t>
@@ -846,16 +819,16 @@
         <w:t xml:space="preserve">(Dunnell 1978; Neiman 1995)</w:t>
       </w:r>
       <w:r>
-        <w:t xml:space="preserve">. Plain wares track vessel function, paste, and site activities, none of which a copying model represents. Combining the frequency of plain and decorated classes also mixes factors driving relative investment in decorated ceramics, which social learning and copying do not simply drive. Mississippi Plain and Bell Plain make up 87 percent of the typed sherds in the one published table for the region that reports them</w:t>
-      </w:r>
-      <w:r>
-        <w:t xml:space="preserve"> </w:t>
-      </w:r>
-      <w:r>
-        <w:t xml:space="preserve">(Mainfort 2003)</w:t>
-      </w:r>
-      <w:r>
-        <w:t xml:space="preserve">. Ten decorated classes remain, one pooling Barton Incised, Kent Incised, and Mound Place Incised, and one pooling the painted types Old Town Red, Nodena Red and White, and Avenue Polychrome. Each class is a culture-history type, a unit of measurement built by analysts, not a category assumed to have existed in the past.</w:t>
+        <w:t xml:space="preserve">. Plain wares track vessel function, paste, and site activities, none of which a copying model represents. Combining the frequency of plain and decorated classes also mixes factors driving relative investment in decorating ceramics, a process driven by factors beyond social learning and copying. Mississippi Plain and Bell Plain make up ca. 87 percent of the typed sherds. Ten decorated classes remain. Following Lipo</w:t>
+      </w:r>
+      <w:r>
+        <w:t xml:space="preserve"> </w:t>
+      </w:r>
+      <w:r>
+        <w:t xml:space="preserve">(2001)</w:t>
+      </w:r>
+      <w:r>
+        <w:t xml:space="preserve">, to increase sample sizes and to ensure consistent identification, we pool sherds from Barton Incised, Kent Incised, and Mound Place Incised. We also pool the painted types Old Town Red, Nodena Red and White, and Avenue Polychrome. Each class is a culture-history type, a unit of measurement built by analysts, not a category assumed to have existed in the past.</w:t>
       </w:r>
     </w:p>
     <w:p>
@@ -1339,7 +1312,7 @@
         <w:t xml:space="preserve">k</w:t>
       </w:r>
       <w:r>
-        <w:t xml:space="preserve">-means on the assemblage coordinates. The site layout is best described by two clusters, as indicated by the silhouette score, which rewards compact, well-separated clusters. Because cultural</w:t>
+        <w:t xml:space="preserve">-means on the assemblage coordinates. The site layout is best described by two clusters, as the silhouette score indicates, which rewards compact, well-separated clusters. Because cultural</w:t>
       </w:r>
       <w:r>
         <w:t xml:space="preserve"> </w:t>
@@ -1565,7 +1538,7 @@
         <w:t xml:space="preserve"> </w:t>
       </w:r>
       <w:r>
-        <w:t xml:space="preserve">and 500 times for the slower boundary excess, and recomputing a statistic on each draw gives that statistic’s posterior distribution. We report its median and a 95 percent credible interval (the 2.5th to 97.5th percentiles of the draws); given the counts and the prior, the quantity lies in that interval with probability 0.95. When the phase lines are compared with alternative divisions, each draw is scored against 20 alternatives of each kind (10 for the boundary excess) chosen at random from 300, and the posterior probability that the phase lines separate the pottery better is the share of all these comparisons they win. A probability of 0.20 therefore means that, allowing for sampling error in every assemblage, the phase lines beat a randomly chosen alternative in one comparison in five. Where a probability or a share rounds to zero, we give the number of comparisons or runs behind it, since the true value is then known only to be smaller than that resolution.</w:t>
+        <w:t xml:space="preserve">and 500 times for the slower boundary excess, and recomputing a statistic on each draw gives that statistic’s posterior distribution. We report its median and a 95 percent credible interval (the 2.5th to 97.5th percentiles of the draws); given the counts and the prior, the quantity lies in that interval with probability 0.95. When the phase lines are compared with alternative divisions, each draw is scored against 20 alternatives of each kind (10 for the boundary excess) chosen at random from 300, and the posterior probability that the phase lines separate the assemblages better is the share of all these comparisons they win. A probability of 0.20 therefore means that, allowing for sampling error in every assemblage, the phase lines beat a randomly chosen alternative in one comparison in five. Where a probability or a share rounds to zero, we give the number of comparisons or runs behind it, since the true value is then known only to be smaller than that resolution.</w:t>
       </w:r>
     </w:p>
     <w:p>
@@ -1678,7 +1651,7 @@
         <w:t xml:space="preserve"> </w:t>
       </w:r>
       <w:r>
-        <w:t xml:space="preserve">at three clusters, the fading of similarity with distance, and the spread of diversity among assemblages (Supplemental Text). As a description, the high spatial share does not distinguish a continuous copying process from groups aligned with geography. The surface can also bend over short distances, so it carries variation that the copying model, taken next, does not produce.</w:t>
+        <w:t xml:space="preserve">at three clusters, the fading of similarity with distance, and the spread of diversity among assemblages (Supplemental Text). In other words, the high spatial share does not distinguish a continuous copying process from groups aligned with geography. The surface can also bend over short distances, so it carries variation that the copying model, taken next, does not produce.</w:t>
       </w:r>
     </w:p>
     <w:p>
@@ -1722,7 +1695,7 @@
         <w:t xml:space="preserve"> </w:t>
       </w:r>
       <w:r>
-        <w:t xml:space="preserve">against the neutral copying model, which contains no groups. Model values are the median and 95 percent range over 300 runs at the matched combination most favorable to the model. The last column gives the share of runs reaching the observed value there and, in parentheses, the range of that share across the six most favorable combinations that passed the confirmation. Radius is the root-mean-square distance from an assemblage to its group’s center. A share of 0 percent means none of 300 runs, a frequency below about 0.3 percent, not an impossibility. At five or more clusters, at least one cluster holds a single assemblage, so finer divisions are reported only in the Supplemental Text.</w:t>
+        <w:t xml:space="preserve">against the neutral copying model, which contains no groups. Model values are the median and 95 percent range over 300 runs at the matched combination most favorable to the model. The last column gives the share of runs reaching the observed value there and, in parentheses, the range of that share across the six most favorable combinations that passed the confirmation. Radius is the root-mean-square distance from an assemblage to its group’s center. A share of 0 percent means none of the 300 runs; a frequency below about 0.3 percent is not an impossibility. At five or more clusters, at least one cluster holds a single assemblage, so finer divisions are reported only in the Supplemental Text.</w:t>
       </w:r>
     </w:p>
     <w:tbl>
@@ -2112,7 +2085,7 @@
         <w:pStyle w:val="BodyText"/>
       </w:pPr>
       <w:r>
-        <w:t xml:space="preserve">The next section asks whether that additional variation follows the phase lines. What produces it is a separate question, and the model can narrow it without settling it (Table 2). We relaxed four simplifications of the model one at a time at the calibrated combination, and read every variant, the baseline included, by the same three criteria: whether its median reaches the observation, how often its runs reach it, and whether the record’s diversity stays matched (Supplemental Text). No variant that keeps diversity matched brings its median up to the observed three- and four-cluster values. Two raise the share of runs reaching those values while keeping diversity matched. Letting new styles arise somewhat locally, each of the two spatial clusters drawing its new variants from a slightly different version of the regional profile, raises it from 3 and 1 percent in baseline runs with the same seeds to 42 and 40 percent when a quarter of the classes are reordered (300 runs each); with the phases as the areas and a fifth of the classes reordered, 39 percent of runs reach the observed between-phase value. Copying that falls off over a short straight-line distance, 6 km, raises it to 11 and 7 percent. Unequal site populations and shorter fall-off along the rivers raise it further but break the diversity match; not recalibrated, they are unsupported rather than excluded. None of these variants restricts who copies whom, and the test cannot tell whether local innovation followed the phases or any other division of the basin.</w:t>
+        <w:t xml:space="preserve">The next section asks whether that additional variation follows the phase lines. What produces it is a separate question, and the model can narrow it without settling it (Table 2). We relaxed four model simplifications one at a time at the calibrated combination, and evaluated every variant, including the baseline, by the same three criteria: whether its median reaches the observation, how often its runs reach it, and whether the record’s diversity stays matched (Supplemental Text). No variant that keeps diversity matched brings its median up to the observed three- and four-cluster values. Two raise the share of runs reaching those values while keeping diversity matched. Letting new styles arise somewhat locally, each of the two spatial clusters drawing its new variants from a slightly different version of the regional profile, raises it from 3 and 1 percent in baseline runs with the same seeds to 42 and 40 percent when a quarter of the classes are reordered (300 runs each); with the phases as the areas and a fifth of the classes reordered, 39 percent of runs reach the observed between-phase value. Copying that falls off over a short straight-line distance (6 km) raises it to 11 and 7 percent. Unequal site populations and shorter fall-off along the rivers raise it further but break the diversity match; not recalibrated, they are unsupported rather than excluded. None of these variants restricts who copies whom, and the test cannot tell whether local innovation followed the phases or any other division of the basin.</w:t>
       </w:r>
     </w:p>
     <w:p>
@@ -2120,7 +2093,7 @@
         <w:pStyle w:val="BodyText"/>
       </w:pPr>
       <w:r>
-        <w:t xml:space="preserve">Restricting copying across the phase lines, the property that would make the phases groups, also increases both statistics. With copying across the lines cut to 3 percent of its strength, 40 percent of runs reach the observed between-phase</w:t>
+        <w:t xml:space="preserve">Restricting copying across the phase lines, the property that would make the phase groups, also increases both statistics. With copying across the lines cut to 3 percent of its strength, 40 percent of runs reach the observed between-phase</w:t>
       </w:r>
       <w:r>
         <w:t xml:space="preserve"> </w:t>
@@ -2146,7 +2119,7 @@
         <w:t xml:space="preserve"> </w:t>
       </w:r>
       <w:r>
-        <w:t xml:space="preserve">and 34 percent reach the observed step at the lines. The copying model, however, cannot distinguish the two. The posterior probability of a copying boundary at the phase lines is 0.79, against a prior of 0.75. On simulated records with a boundary built in, the same procedure returns a median of 0.81 to 0.95 (40 test records per setting), and on records without one, a median of 0.66. The record’s value falls between the two, so it leans slightly toward a boundary without resolving one. That lean is not specific to the phases: run on three arbitrary divisions with the phases’ group sizes, the same analysis gives 0.78 to 0.92. The comparisons of where the lines fall, taken up next, bear on the question more directly, although they too discriminate only moderately.</w:t>
+        <w:t xml:space="preserve">and 34 percent reach the observed step at the lines. The copying model, however, cannot distinguish the two. The posterior probability of a copying boundary at the phase lines is 0.79, against a prior of 0.75. On simulated records with a built-in boundary, the same procedure returns a median of 0.81 to 0.95 (40 test records per setting), and on records without one, a median of 0.66. The record’s value falls between the two, so it leans slightly toward a boundary without resolving one. That lean is not specific to the phases: run on three arbitrary divisions with the phases’ group sizes, the same analysis gives 0.78 to 0.92. The comparisons of where the lines fall, taken up next, bear more directly on the question, although they too discriminate only moderately.</w:t>
       </w:r>
     </w:p>
     <w:p>
@@ -2634,7 +2607,7 @@
         <w:t xml:space="preserve"> </w:t>
       </w:r>
       <w:r>
-        <w:t xml:space="preserve">has a posterior median of 0.0109 (95 percent credible interval 0.0091 to 0.0128). Divisions of the same assemblages into groups of the same sizes around randomly placed centers give a median of 0.0145, and divisions drawn to be as compact as possible give 0.0165. The posterior probability that the phase lines separate the assemblages better than a division around random centers is 0.20, and better than a compact division 0.05 (Figure 3B, C). The step in similarity at the lines is less decisive. The boundary excess at the phase lines (posterior median +9.4, 95 percent credible interval +4.6 to +13.9) exceeds what copying alone produces, but arbitrary divisions of the map show a similar step, with a median of +6.9 around random centers and +4.6 for compact divisions, and the posterior probability that the phase lines show more is 0.59 and 0.61, close to even. The shorter-range variation the copying model misses is a property of the basin’s assemblages, however they are divided, not of the phase lines.</w:t>
+        <w:t xml:space="preserve">has a posterior median of 0.0109 (95 percent credible interval 0.0091 to 0.0128). Divisions of the same assemblages into groups of the same sizes around randomly placed centers give a median of 0.0145, and divisions drawn to be as compact as possible give 0.0165. The posterior probability that the phase lines separate the assemblages better than a division around random centers is 0.20, and better than a compact division is 0.05 (Figure 3B, C). The similarity step at the lines is less decisive. The boundary excess at the phase lines (posterior median +9.4, 95 percent credible interval +4.6 to +13.9) exceeds what copying alone produces, but arbitrary divisions of the map show a similar step, with a median of +6.9 around random centers and +4.6 for compact divisions, and the posterior probability that the phase lines show more is 0.59 and 0.61, close to even. The shorter-range variation the copying model misses is a property of the basin’s assemblages, however they are divided, not of the phase lines.</w:t>
       </w:r>
     </w:p>
     <w:p>
@@ -2642,7 +2615,7 @@
         <w:pStyle w:val="BodyText"/>
       </w:pPr>
       <w:r>
-        <w:t xml:space="preserve">This comparison responds to restricted copying at the lines, but it does not discriminate sharply. In records simulated at the calibrated combination with copying across the phase lines cut to 3 percent of its strength, the phase lines separate the simulated assemblages better than a median of 90 percent of same-size divisions around random centers and 74 percent of compact ones, versus 62 and 41 percent with no restriction. The real phase lines, scored the same way, beat 30 and 4 percent. The simulated distributions overlap widely (Supplemental Text, Figure S8). A score as low as the real one against random-center divisions occurs in 5 percent of records simulated without a restriction and 1 percent with the strongest (100 records per setting), and against compact divisions in 13 and 4 percent. The separation is smaller at two other diversity-matched combinations (Supplemental Text). The real score lies in the lower tail of every setting, the unrestricted one included, so it weighs moderately against a strong restriction at the calibrated combination and less at the others, cannot exclude a weak one, and leaves open that the copying model misdescribes how the assemblages vary. On the step in similarity the comparison is less informative still: the real lines beat 72 and 68 percent of the alternatives, above the median without restriction (56 and 27 percent) and within the range of those with copying restricted (76 to 90 and 58 to 78 percent).</w:t>
+        <w:t xml:space="preserve">This comparison responds to restricted copying at the lines, but it does not discriminate sharply. In records simulated at the calibrated combination, with copying across the phase lines cut to 3 percent of its strength, the phase lines separate the simulated assemblages better than a median of 90 percent for same-size divisions around random centers and 74 percent for compact ones, versus 62 and 41 percent with no restriction. The real phase lines, scored the same way, beat 30 and 4 percent. The simulated distributions overlap widely (Supplemental Text, Figure S8). A score as low as the real one against random-center divisions occurs in 5 percent of records simulated without a restriction and 1 percent with the strongest (100 records per setting), and against compact divisions in 13 and 4 percent. The separation is smaller at two other diversity-matched combinations (Supplemental Text). The real score lies in the lower tail of every setting, including the unrestricted one, so it weighs moderately against a strong restriction at the calibrated combination and less at the others; it cannot exclude a weak one, and it leaves open that the copying model misdescribes how the assemblages vary. On the step in similarity, the comparison is even less informative: the real lines beat 72 and 68 percent of the alternatives, above the median without restriction (56 and 27 percent) and within the range of those with copying restricted (76 to 90 and 58 to 78 percent).</w:t>
       </w:r>
     </w:p>
     <w:p>
@@ -2813,7 +2786,7 @@
           <wp:inline>
             <wp:extent cx="5334000" cy="3028550"/>
             <wp:effectExtent b="0" l="0" r="0" t="0"/>
-            <wp:docPr descr="Figure 4. Composition as a continuous surface. (A) The local rate of change in the ten decorated-class proportions, computed on a 220 by 220 grid with a 15 km Gaussian bandwidth and masked where fewer than two assemblages support the estimate. Circles are assemblages. (B) The same surface with the reconstructed phase boundaries overlaid, the edges of territories built from Mainfort’s assignments as in Figure 1. At this bandwidth the rate of change along them is lower than along the boundaries of any of 200 same-size divisions around randomly placed centers; the ranking holds at 10 to 15 km but not at 20 to 30 km (Supplemental Text). (C) Observed cultural F_{ST} against cluster radius in kilometers, with the neutral copying model’s range behind it, from coarse to fine. The observed value lies inside the range at an 18 km radius and above it from 14 km. Below a radius of about 10 km, the clusters begin to isolate single assemblages, so the finest divisions should not be read as structure." title="" id="131" name="Picture"/>
+            <wp:docPr descr="Figure 4. Composition as a continuous surface. (A) The local rate of change in the ten decorated-class proportions, computed on a 220 by 220 grid with a 15 km Gaussian bandwidth and masked where fewer than two assemblages support the estimate. Circles are assemblages. (B) The same surface with reconstructed phase boundaries overlaid, with territory edges built from Mainfort’s assignments as in Figure 1. At this bandwidth, the rate of change along them is lower than along the boundaries of any of 200 same-size divisions around randomly placed centers; the ranking holds at 10 to 15 km but not at 20 to 30 km (Supplemental Text). (C) Observed cultural F_{ST} against cluster radius in kilometers, with the neutral copying model’s range behind it, from coarse to fine. The observed value lies inside the range at an 18 km radius and above it from 14 km. Below a radius of about 10 km, the clusters begin to isolate single assemblages, so the finest divisions should not be read as structure." title="" id="131" name="Picture"/>
             <a:graphic>
               <a:graphicData uri="http://schemas.openxmlformats.org/drawingml/2006/picture">
                 <pic:pic>
@@ -2866,7 +2839,7 @@
         <w:t xml:space="preserve"> </w:t>
       </w:r>
       <w:r>
-        <w:t xml:space="preserve">Composition as a continuous surface. (A) The local rate of change in the ten decorated-class proportions, computed on a 220 by 220 grid with a 15 km Gaussian bandwidth and masked where fewer than two assemblages support the estimate. Circles are assemblages. (B) The same surface with the reconstructed phase boundaries overlaid, the edges of territories built from Mainfort’s assignments as in Figure 1. At this bandwidth the rate of change along them is lower than along the boundaries of any of 200 same-size divisions around randomly placed centers; the ranking holds at 10 to 15 km but not at 20 to 30 km (Supplemental Text). (C) Observed cultural</w:t>
+        <w:t xml:space="preserve">Composition as a continuous surface. (A) The local rate of change in the ten decorated-class proportions, computed on a 220 by 220 grid with a 15 km Gaussian bandwidth and masked where fewer than two assemblages support the estimate. Circles are assemblages. (B) The same surface with reconstructed phase boundaries overlaid, with territory edges built from Mainfort’s assignments as in Figure 1. At this bandwidth, the rate of change along them is lower than along the boundaries of any of 200 same-size divisions around randomly placed centers; the ranking holds at 10 to 15 km but not at 20 to 30 km (Supplemental Text). (C) Observed cultural</w:t>
       </w:r>
       <w:r>
         <w:t xml:space="preserve"> </w:t>
@@ -3186,7 +3159,7 @@
         <w:pStyle w:val="BodyText"/>
       </w:pPr>
       <w:r>
-        <w:t xml:space="preserve">Alternative divisions separate the assemblages as well. With the uncertainty in the counts carried through, the Parkin-versus-rest</w:t>
+        <w:t xml:space="preserve">Alternative divisions also separate the assemblages. With uncertainty in the counts carried through, the Parkin-versus-rest</w:t>
       </w:r>
       <w:r>
         <w:t xml:space="preserve"> </w:t>
@@ -3212,7 +3185,7 @@
         <w:t xml:space="preserve"> </w:t>
       </w:r>
       <w:r>
-        <w:t xml:space="preserve">has a posterior median of 0.0061 (95 percent credible interval 0.0051 to 0.0074), against 0.0064 for same-size divisions around random centers and 0.0076 for compact ones. The posterior probability that the Parkin line separates the assemblages better is 0.27 against divisions around random centers and 0.00025 against compact ones, the second from 10 favorable comparisons among 40,000. The step in similarity across the Parkin line, a boundary excess of +13.7, exceeds what copying alone produces (simulated median +0.5, 95 percent range -6.5 to +7.5; none of 300 runs reaches it), but it is the same shorter-range variation seen at arbitrary lines drawn across this map. Around random centers, the median is +10.7 and the posterior probability that the Parkin line shows more is 0.53; for compact divisions, the median is +15.1, and the probability is 0.05. The assemblage composition sets the Parkin phase apart from its neighbors no more than it sets apart any comparably sized piece of the basin. This comparison has little power for a single line, however. In simulations with copying across the Parkin phase’s edge cut to 3 percent, the Parkin line beats a median 72 percent of random-center divisions, against 64 percent with no restriction, and a score as low as the real one (28 percent) occurs in 10 and 16 percent of simulated records. The record therefore cannot exclude restricted copying at the edge of the Parkin phase. However, the assemblage composition shows nothing that requires it.</w:t>
+        <w:t xml:space="preserve">has a posterior median of 0.0061 (95 percent credible interval 0.0051 to 0.0074), compared with 0.0064 for same-size divisions around random centers and 0.0076 for compact ones. The posterior probability that the Parkin line separates the assemblages better is 0.27 against divisions around random centers and 0.00025 against compact ones, the second from 10 favorable comparisons among 40,000. The step in similarity across the Parkin line, a boundary excess of +13.7, exceeds what copying alone produces (simulated median +0.5, 95 percent range -6.5 to +7.5; none of 300 runs reaches it), but it is the same shorter-range variation seen at arbitrary lines drawn across this map. Around random centers, the median is +10.7 and the posterior probability that the Parkin line shows more is 0.53; for compact divisions, the median is +15.1, and the probability is 0.05. The assemblage composition sets the Parkin phase apart from its neighbors no more than it sets apart any comparably sized piece of the basin. This comparison has little power for a single line, however. In simulations with copying across the Parkin phase’s edge cut to 3 percent, the Parkin line beats a median 72 percent of random-center divisions, against 64 percent with no restriction, and a score as low as the real one (28 percent) occurs in 10 and 16 percent of simulated records. The record therefore cannot exclude restricted copying at the edge of the Parkin phase. However, the assemblage composition shows nothing that requires it.</w:t>
       </w:r>
     </w:p>
     <w:p>
@@ -3220,7 +3193,7 @@
         <w:pStyle w:val="BodyText"/>
       </w:pPr>
       <w:r>
-        <w:t xml:space="preserve">Two further descriptions of the basin place Parkin in context, although neither is a test. Deterministic seriation of the basin assemblages returns 34 maximal co-seriable groups at a continuity threshold of 0.1, none larger than four assemblages, and 18 of the 28 assemblages belong to more than one (Figure 8). Overlapping orderings of this kind are what a continuous field too varied to fit one ordering would produce, but the recovery experiment showed that seriation structure cannot detect imposed groups at this resolution, and we have not validated the overlap statistic separately, so the overlap is consistent with the absence of closure rather than evidence against it. Parkin belongs to three groups, a bridge between orderings but not the most connected one: Barton Ranch, Rose Mound, and Williamson each belong to six. Lipo, Madsen, and Dunnell</w:t>
+        <w:t xml:space="preserve">Two further descriptions of the basin place Parkin in context, although neither tests it. Deterministic seriation of the basin assemblages returns 34 maximal co-seriable groups at a continuity threshold of 0.1, none larger than four assemblages, and 18 of the 28 assemblages belong to more than one (Figure 8). Overlapping orderings of this kind are what a continuous field too varied to fit one ordering would produce, but the recovery experiment showed that seriation structure cannot detect imposed groups at this resolution, and we have not validated the overlap statistic separately, so the overlap is consistent with the absence of closure rather than evidence against it. Parkin belongs to three groups, a bridge between orderings but not the most connected one: Barton Ranch, Rose Mound, and Williamson each belong to six. Lipo, Madsen, and Dunnell</w:t>
       </w:r>
       <w:r>
         <w:t xml:space="preserve"> </w:t>
@@ -3314,7 +3287,7 @@
         <w:t xml:space="preserve">(Morse 1981, 1990)</w:t>
       </w:r>
       <w:r>
-        <w:t xml:space="preserve">. Its mound is the second tallest of the 55 basin sites with a recorded height, behind one at 23 ft, and the tallest exceeds the second by a ratio of only 1.08 (Figure 9). Parkin’s height comes from excavation reports, whereas the others come from a regional compilation without per-site sources, so the series mixes measurement sources. Mound heights form a graded series with no gap at the top. Maximum mound height is a limited proxy for political rank: it records the final size of one construction, not the organization that built it, and a graded series is compatible with more than one form of ranking, so it describes the settlement record without testing for an administrative tier. Regional evidence on the chert-hoe economy is similar in kind: autonomous workshops made Mill Creek hoes at the source and moved them largely down the line, with elites at consuming centers gaining at most privileged access</w:t>
+        <w:t xml:space="preserve">. Its mound is the second tallest of the 55 basin sites with a recorded height, behind one at 23 ft, and the tallest exceeds the second by a ratio of only 1.08 (Figure 9). Parkin’s height comes from excavation reports, whereas the others come from a regional compilation without per-site sources, so the series mixes measurement sources. Mound heights form a graded series with no gap at the top. Maximum mound height is a limited proxy for political rank: it records the final size of one construction, not the organization that built it, and a graded series fits more than one form of ranking, so it describes the settlement record without testing for an administrative tier. Regional evidence on the chert-hoe economy is similar: autonomous workshops made Mill Creek hoes at the source and moved them largely down the line, with elites at consuming centers gaining at most privileged access</w:t>
       </w:r>
       <w:r>
         <w:t xml:space="preserve"> </w:t>
@@ -3323,7 +3296,7 @@
         <w:t xml:space="preserve">(Cobb 2000:75, 154, 198)</w:t>
       </w:r>
       <w:r>
-        <w:t xml:space="preserve">. That evidence is not specific to the basin and cannot test Parkin’s position locally.</w:t>
+        <w:t xml:space="preserve">. That evidence is not basin-specific and cannot test Parkin’s position locally.</w:t>
       </w:r>
     </w:p>
     <w:p>
@@ -3456,7 +3429,7 @@
         <w:pStyle w:val="BodyText"/>
       </w:pPr>
       <w:r>
-        <w:t xml:space="preserve">We ran the phase-line tests on Mainfort’s own counts, using decorated types only and his assignments, with a minimum of 100 decorated sherds. The resulting 29 sites fall in five phases: Kent with 9 sites, Parkin with 7, Walls with 6, Horseshoe Lake with 4, and Jones Bayou with 3 (Figure 10). His table shares collections with ours at 21 sites, so this is a second tally of largely the same material rather than an independent record.</w:t>
+        <w:t xml:space="preserve">We ran the phase-line tests on Mainfort’s own counts, using decorated types only and his assignments, with a minimum of 100 decorated sherds. The resulting 29 sites fall in five phases: Kent with 9 sites, Parkin with 7, Walls with 6, Horseshoe Lake with 4, and Jones Bayou with 3 (Figure 10). His table overlaps ours at 21 sites, so this is a second tally of largely the same material rather than an independent record.</w:t>
       </w:r>
     </w:p>
     <w:p>
@@ -3490,7 +3463,7 @@
         <w:t xml:space="preserve"> </w:t>
       </w:r>
       <w:r>
-        <w:t xml:space="preserve">under his phases has a posterior median of 0.046 (95 percent credible interval 0.041 to 0.051), against 0.030 for same-size divisions around random centers and 0.032 for compact ones, and the posterior probability that his delineations separate the assemblages better than such a division is 0.96 and 0.94. The compactness search never produces his groups, and giving composition half the weight of the coordinates raises the agreement with his scheme to 0.66, above the map alone. At six of the seven sites the two schemes assign differently, the assemblage data align better with Mainfort’s assignment, usually by a wide margin. The Young site, however, is the exception (Supplemental Text).</w:t>
+        <w:t xml:space="preserve">under his phases has a posterior median of 0.046 (95 percent credible interval 0.041 to 0.051), against 0.030 for same-size divisions around random centers and 0.032 for compact ones, and the posterior probability that his delineations separate the assemblages better than such a division is 0.96 and 0.94. The compactness search never produces his groups, and giving composition half the weight of the coordinates raises the agreement with his scheme to 0.66, above the map alone. At six of the seven sites where the two schemes differ, the assemblage data align better with Mainfort’s assignment, usually by a wide margin. The Young site, however, is the exception (Supplemental Text).</w:t>
       </w:r>
     </w:p>
     <w:p>
@@ -3498,7 +3471,7 @@
         <w:pStyle w:val="BodyText"/>
       </w:pPr>
       <w:r>
-        <w:t xml:space="preserve">The two schemes behave as their origins predict. The inherited lines divide the map, whereas Mainfort’s lines fall where the assemblages differ. The two schemes also disagree about where the boundaries are, which is not what bounded groups would produce. The contrast neither shows that Mainfort’s phases are bounded groups nor independently validates the comparison, since location still recovers much of his scheme and his lines separate the assemblages in part because the assemblages drew them. What the contrast shows is that phase lines follow the pottery when the pottery draws them, and that the inherited scheme was not drawn that way.</w:t>
+        <w:t xml:space="preserve">The two schemes behave as their origins predict. The inherited lines divide the map, whereas Mainfort’s lines fall where the assemblages differ. The two schemes also disagree about where the boundaries are, which bounded groups would not produce. The contrast neither shows that Mainfort’s phases are bounded groups nor independently validates the comparison, since location still recovers much of his scheme and his lines separate the assemblages in part because the assemblages drew them. What the contrast shows is that phase lines follow the assemblages when the assemblage type frequencies draw them, and that the inherited scheme was not drawn that way.</w:t>
       </w:r>
     </w:p>
     <w:p>
@@ -3591,7 +3564,7 @@
         <w:pStyle w:val="FirstParagraph"/>
       </w:pPr>
       <w:r>
-        <w:t xml:space="preserve">The results bear on three different kinds of claim, and they support each to a different degree. The first is descriptive adequacy: a smooth surface over the map describes the variation among assemblages well, and calibrated copying with no groups reproduces the fade of similarity with distance and the two-cluster difference. The second is mechanism. Spatially structured copying is sufficient to produce the inherited scheme: the site map alone reproduces the phase assignments, and assemblages made by copying with no groups sort into the same phases. Sufficiency does not identify the historical mechanism, and the finer-scale variation discussed below is explained only in part. The third is boundary evidence, whether the phase lines mark restrictions on copying. Here the result is negative but bounded. Alternative spatial divisions of the same sites capture as much or more of the ceramic differentiation than the phase lines do. In simulation at the calibrated combination, a restriction that cuts copying at the lines to a small fraction of its strength usually reverses that ordering, but the real score is also uncommon without any restriction, and the separation is smaller at other combinations, so the comparison weighs moderately against a strong restriction and cannot exclude a weak one.</w:t>
+        <w:t xml:space="preserve">The results bear on three different kinds of claim, and they support each to varying degrees. The first is descriptive adequacy: a smooth surface over the map describes the variation among assemblages well, and calibrated copying with no groups reproduces the fade of similarity with distance and the two-cluster difference. The second is mechanism. Spatially structured copying is sufficient to produce the inherited scheme: the site map alone reproduces the phase assignments, and assemblages copied without groups sort into the same phases. Sufficiency does not identify the historical mechanism, and the finer-scale variation discussed below is explained only in part. The third is boundary evidence, whether the phase lines mark restrictions on copying. Here the result is negative but bounded. Alternative spatial divisions of the same sites capture as much or more of the ceramic differentiation than the phase lines do. In simulation at the calibrated combination, a restriction that cuts copying at the lines to a small fraction of its strength usually reverses that ordering, but the real score is also uncommon without any restriction, and the separation is smaller at other combinations, so the comparison weighs moderately against a strong restriction and cannot exclude a weak one.</w:t>
       </w:r>
     </w:p>
     <w:p>
@@ -3599,7 +3572,7 @@
         <w:pStyle w:val="BodyText"/>
       </w:pPr>
       <w:r>
-        <w:t xml:space="preserve">The culture historians who drew the phases were responding to something real, a gradient in style sampled at clumped settlements. The assemblages give no evidence that the lines they drew were also edges of bounded learning.</w:t>
+        <w:t xml:space="preserve">The culture historians who drew the phases were responding to something real, a gradient in style sampled at clumped settlements. The assemblages give no evidence that the lines they drew also marked the edges of bounded learning.</w:t>
       </w:r>
     </w:p>
     <w:p>
@@ -3619,7 +3592,7 @@
         <w:t xml:space="preserve"> </w:t>
       </w:r>
       <w:r>
-        <w:t xml:space="preserve">reported without being able to explain it: phase members lying</w:t>
+        <w:t xml:space="preserve">reported but could not explain: phase members lying</w:t>
       </w:r>
       <w:r>
         <w:t xml:space="preserve"> </w:t>
@@ -3655,7 +3628,7 @@
         <w:t xml:space="preserve"> </w:t>
       </w:r>
       <w:r>
-        <w:t xml:space="preserve">spanning roughly two centuries, so the members of a phase need not even be contemporaneous. The reading is not new to the regional literature. McNutt</w:t>
+        <w:t xml:space="preserve">spanning roughly two centuries, so the members of a phase need not even be contemporaneous. The interpretation is not new to the regional literature. McNutt</w:t>
       </w:r>
       <w:r>
         <w:t xml:space="preserve"> </w:t>
@@ -3679,7 +3652,7 @@
         <w:t xml:space="preserve"> </w:t>
       </w:r>
       <w:r>
-        <w:t xml:space="preserve">The comparison adds a mechanism shown to be sufficient, and tests of whether the Parkin, Kent, and Walls phase lines behave as edges of bounded learning.</w:t>
+        <w:t xml:space="preserve">The comparison adds a mechanism shown to be sufficient, and tests whether the Parkin, Kent, and Walls phase lines behave as edges of bounded learning.</w:t>
       </w:r>
     </w:p>
     <w:p>
@@ -3687,7 +3660,7 @@
         <w:pStyle w:val="BodyText"/>
       </w:pPr>
       <w:r>
-        <w:t xml:space="preserve">The assemblages carry one property the calibrated copying model does not produce. They vary over shorter distances than calibrated copying would, so divisions into three or more groups differ more than the model predicts, and every line drawn across the map shows a step in similarity. That variation is not organized by the phase lines or centered on Parkin, and it remains incompletely explained. New styles arising somewhat locally and copying that falls off over a few kilometers both make the observed differences more common in simulation while keeping the record’s diversity matched (Table 2). Both are still neutral copying and both are themselves geographic, but we treat them as mechanisms the record is consistent with rather than ones it demonstrates. Part of the variation may also be chronological, a matter of age that an order derived from the same frequencies cannot separate from place.</w:t>
+        <w:t xml:space="preserve">The assemblages carry one property the calibrated copying model does not produce. They vary over shorter distances than calibrated copying would, so divisions into three or more groups differ more than the model predicts, and every line drawn across the map shows a step in similarity. That variation is not organized by the phase lines or centered on Parkin, and it remains incompletely explained. New styles arising som